--- a/index.docx
+++ b/index.docx
@@ -959,7 +959,7 @@
               <a:graphicData uri="http://schemas.openxmlformats.org/drawingml/2006/picture">
                 <pic:pic>
                   <pic:nvPicPr>
-                    <pic:cNvPr descr="figures/fig1.png" id="26" name="Picture"/>
+                    <pic:cNvPr descr="figures/nbon_bands.png" id="26" name="Picture"/>
                     <pic:cNvPicPr>
                       <a:picLocks noChangeArrowheads="1" noChangeAspect="1"/>
                     </pic:cNvPicPr>
@@ -1112,7 +1112,7 @@
               <a:graphicData uri="http://schemas.openxmlformats.org/drawingml/2006/picture">
                 <pic:pic>
                   <pic:nvPicPr>
-                    <pic:cNvPr descr="figures/fig2.png" id="29" name="Picture"/>
+                    <pic:cNvPr descr="figures/focal_samplers.png" id="29" name="Picture"/>
                     <pic:cNvPicPr>
                       <a:picLocks noChangeArrowheads="1" noChangeAspect="1"/>
                     </pic:cNvPicPr>
@@ -1253,7 +1253,7 @@
               <a:graphicData uri="http://schemas.openxmlformats.org/drawingml/2006/picture">
                 <pic:pic>
                   <pic:nvPicPr>
-                    <pic:cNvPr descr="figures/fig3.png" id="32" name="Picture"/>
+                    <pic:cNvPr descr="figures/focal_optimized.png" id="32" name="Picture"/>
                     <pic:cNvPicPr>
                       <a:picLocks noChangeArrowheads="1" noChangeAspect="1"/>
                     </pic:cNvPicPr>

--- a/index.docx
+++ b/index.docx
@@ -210,7 +210,7 @@
       </w:r>
     </w:p>
     <w:bookmarkEnd w:id="20"/>
-    <w:bookmarkStart w:id="23" w:name="methods"/>
+    <w:bookmarkStart w:id="27" w:name="methods"/>
     <w:p>
       <w:pPr>
         <w:pStyle w:val="Heading1"/>
@@ -857,12 +857,996 @@
         <w:t xml:space="preserve"> </w:t>
       </w:r>
       <w:r>
-        <w:t xml:space="preserve">for the focal species).</w:t>
+        <w:t xml:space="preserve">for the focal species)</w:t>
       </w:r>
     </w:p>
     <w:bookmarkEnd w:id="22"/>
-    <w:bookmarkEnd w:id="23"/>
-    <w:bookmarkStart w:id="33" w:name="results"/>
+    <w:bookmarkStart w:id="26" w:name="efficiency"/>
+    <w:p>
+      <w:pPr>
+        <w:pStyle w:val="Heading2"/>
+      </w:pPr>
+      <w:r>
+        <w:t xml:space="preserve">Efficiency</w:t>
+      </w:r>
+    </w:p>
+    <w:p>
+      <w:pPr>
+        <w:pStyle w:val="FirstParagraph"/>
+      </w:pPr>
+      <w:r>
+        <w:t xml:space="preserve">Next, we aimed to verify whether our results were constant when replicating</w:t>
+      </w:r>
+      <w:r>
+        <w:t xml:space="preserve"> </w:t>
+      </w:r>
+      <w:r>
+        <w:t xml:space="preserve">simulations with different simulated metawebs and species ranges. We ran 100</w:t>
+      </w:r>
+      <w:r>
+        <w:t xml:space="preserve"> </w:t>
+      </w:r>
+      <w:r>
+        <w:t xml:space="preserve">independent simulations, each with 50 replicates for every number of sites (once</w:t>
+      </w:r>
+      <w:r>
+        <w:t xml:space="preserve"> </w:t>
+      </w:r>
+      <w:r>
+        <w:t xml:space="preserve">again from 1 to 500 sites at interval increments of 5 sites). However, doing so</w:t>
+      </w:r>
+      <w:r>
+        <w:t xml:space="preserve"> </w:t>
+      </w:r>
+      <w:r>
+        <w:t xml:space="preserve">raised the issue of how to describe and compare the efficiency of the simulated</w:t>
+      </w:r>
+      <w:r>
+        <w:t xml:space="preserve"> </w:t>
+      </w:r>
+      <w:r>
+        <w:t xml:space="preserve">monitoring across samplers, optimization layers or focal species degree, given</w:t>
+      </w:r>
+      <w:r>
+        <w:t xml:space="preserve"> </w:t>
+      </w:r>
+      <w:r>
+        <w:t xml:space="preserve">how the generated metawebs and landscapes might vary between independent</w:t>
+      </w:r>
+      <w:r>
+        <w:t xml:space="preserve"> </w:t>
+      </w:r>
+      <w:r>
+        <w:t xml:space="preserve">simulations, and especially how to describe the relationship between the number</w:t>
+      </w:r>
+      <w:r>
+        <w:t xml:space="preserve"> </w:t>
+      </w:r>
+      <w:r>
+        <w:t xml:space="preserve">of monitoring sites and the proportion of monitored interactions.</w:t>
+      </w:r>
+    </w:p>
+    <w:p>
+      <w:pPr>
+        <w:pStyle w:val="BodyText"/>
+      </w:pPr>
+      <w:r>
+        <w:t xml:space="preserve">Since the exact proportion of monitored interactions is known in our</w:t>
+      </w:r>
+      <w:r>
+        <w:t xml:space="preserve"> </w:t>
+      </w:r>
+      <w:r>
+        <w:t xml:space="preserve">simulations, we used the following single-parameter equation which generates</w:t>
+      </w:r>
+      <w:r>
+        <w:t xml:space="preserve"> </w:t>
+      </w:r>
+      <w:r>
+        <w:t xml:space="preserve">similar efficiency curves:</w:t>
+      </w:r>
+    </w:p>
+    <w:p>
+      <w:pPr>
+        <w:pStyle w:val="BodyText"/>
+      </w:pPr>
+      <w:bookmarkStart w:id="23" w:name="eq-eff"/>
+      <m:oMathPara>
+        <m:oMathParaPr>
+          <m:jc m:val="center"/>
+        </m:oMathParaPr>
+        <m:oMath>
+          <m:r>
+            <m:t>p</m:t>
+          </m:r>
+          <m:r>
+            <m:rPr>
+              <m:sty m:val="p"/>
+            </m:rPr>
+            <m:t>=</m:t>
+          </m:r>
+          <m:f>
+            <m:fPr>
+              <m:type m:val="bar"/>
+            </m:fPr>
+            <m:num>
+              <m:r>
+                <m:t>x</m:t>
+              </m:r>
+            </m:num>
+            <m:den>
+              <m:r>
+                <m:t>a</m:t>
+              </m:r>
+              <m:r>
+                <m:rPr>
+                  <m:sty m:val="p"/>
+                </m:rPr>
+                <m:t>+</m:t>
+              </m:r>
+              <m:r>
+                <m:t>x</m:t>
+              </m:r>
+            </m:den>
+          </m:f>
+          <m:r>
+            <m:t>  </m:t>
+          </m:r>
+          <m:d>
+            <m:dPr>
+              <m:begChr m:val="("/>
+              <m:sepChr m:val=""/>
+              <m:endChr m:val=")"/>
+              <m:grow/>
+            </m:dPr>
+            <m:e>
+              <m:r>
+                <m:t>1</m:t>
+              </m:r>
+            </m:e>
+          </m:d>
+        </m:oMath>
+      </m:oMathPara>
+      <w:bookmarkEnd w:id="23"/>
+    </w:p>
+    <w:p>
+      <w:pPr>
+        <w:pStyle w:val="FirstParagraph"/>
+      </w:pPr>
+      <w:r>
+        <w:t xml:space="preserve">where</w:t>
+      </w:r>
+      <w:r>
+        <w:t xml:space="preserve"> </w:t>
+      </w:r>
+      <m:oMath>
+        <m:r>
+          <m:t>p</m:t>
+        </m:r>
+      </m:oMath>
+      <w:r>
+        <w:t xml:space="preserve"> </w:t>
+      </w:r>
+      <w:r>
+        <w:t xml:space="preserve">is the proportion of monitored interactions,</w:t>
+      </w:r>
+      <w:r>
+        <w:t xml:space="preserve"> </w:t>
+      </w:r>
+      <m:oMath>
+        <m:r>
+          <m:t>x</m:t>
+        </m:r>
+      </m:oMath>
+      <w:r>
+        <w:t xml:space="preserve"> </w:t>
+      </w:r>
+      <w:r>
+        <w:t xml:space="preserve">is the number of</w:t>
+      </w:r>
+      <w:r>
+        <w:t xml:space="preserve"> </w:t>
+      </w:r>
+      <w:r>
+        <w:t xml:space="preserve">sites in the BON and</w:t>
+      </w:r>
+      <w:r>
+        <w:t xml:space="preserve"> </w:t>
+      </w:r>
+      <m:oMath>
+        <m:r>
+          <m:t>a</m:t>
+        </m:r>
+      </m:oMath>
+      <w:r>
+        <w:t xml:space="preserve"> </w:t>
+      </w:r>
+      <w:r>
+        <w:t xml:space="preserve">is the efficiency parameter we use for comparison.</w:t>
+      </w:r>
+      <w:r>
+        <w:t xml:space="preserve"> </w:t>
+      </w:r>
+      <w:r>
+        <w:t xml:space="preserve">Here,</w:t>
+      </w:r>
+      <w:r>
+        <w:t xml:space="preserve"> </w:t>
+      </w:r>
+      <m:oMath>
+        <m:r>
+          <m:t>a</m:t>
+        </m:r>
+      </m:oMath>
+      <w:r>
+        <w:t xml:space="preserve"> </w:t>
+      </w:r>
+      <w:r>
+        <w:t xml:space="preserve">is the single parameter describing the shape of the curve, and can be</w:t>
+      </w:r>
+      <w:r>
+        <w:t xml:space="preserve"> </w:t>
+      </w:r>
+      <w:r>
+        <w:t xml:space="preserve">compared across samplers, optimization layers or focal species degree. The lower</w:t>
+      </w:r>
+      <w:r>
+        <w:t xml:space="preserve"> </w:t>
+      </w:r>
+      <w:r>
+        <w:t xml:space="preserve">this parameter, the faster we reach a high proportion of monitored interactions.</w:t>
+      </w:r>
+    </w:p>
+    <w:p>
+      <w:pPr>
+        <w:pStyle w:val="BodyText"/>
+      </w:pPr>
+      <w:r>
+        <w:t xml:space="preserve">For each independent simulation, sampler and optimization layer option, we</w:t>
+      </w:r>
+      <w:r>
+        <w:t xml:space="preserve"> </w:t>
+      </w:r>
+      <w:r>
+        <w:t xml:space="preserve">performed a grid search across possible values of</w:t>
+      </w:r>
+      <w:r>
+        <w:t xml:space="preserve"> </w:t>
+      </w:r>
+      <m:oMath>
+        <m:r>
+          <m:t>a</m:t>
+        </m:r>
+      </m:oMath>
+      <w:r>
+        <w:t xml:space="preserve"> </w:t>
+      </w:r>
+      <w:r>
+        <w:t xml:space="preserve">to identify the curve</w:t>
+      </w:r>
+      <w:r>
+        <w:t xml:space="preserve"> </w:t>
+      </w:r>
+      <w:r>
+        <w:t xml:space="preserve">yielding the best fit with the simulation’s result. Upon exploratory analysis,</w:t>
+      </w:r>
+      <w:r>
+        <w:t xml:space="preserve"> </w:t>
+      </w:r>
+      <w:r>
+        <w:t xml:space="preserve">we observed that searching for values of</w:t>
+      </w:r>
+      <w:r>
+        <w:t xml:space="preserve"> </w:t>
+      </w:r>
+      <m:oMath>
+        <m:r>
+          <m:t>a</m:t>
+        </m:r>
+      </m:oMath>
+      <w:r>
+        <w:t xml:space="preserve"> </w:t>
+      </w:r>
+      <w:r>
+        <w:t xml:space="preserve">on an exponential scale allowed for</w:t>
+      </w:r>
+      <w:r>
+        <w:t xml:space="preserve"> </w:t>
+      </w:r>
+      <w:r>
+        <w:t xml:space="preserve">more gradual control over the curve shape, and therefore we searched we searched</w:t>
+      </w:r>
+      <w:r>
+        <w:t xml:space="preserve"> </w:t>
+      </w:r>
+      <w:r>
+        <w:t xml:space="preserve">directly for values of</w:t>
+      </w:r>
+      <w:r>
+        <w:t xml:space="preserve"> </w:t>
+      </w:r>
+      <m:oMath>
+        <m:sSup>
+          <m:e>
+            <m:r>
+              <m:t>e</m:t>
+            </m:r>
+          </m:e>
+          <m:sup>
+            <m:r>
+              <m:t>a</m:t>
+            </m:r>
+          </m:sup>
+        </m:sSup>
+      </m:oMath>
+      <w:r>
+        <w:t xml:space="preserve"> </w:t>
+      </w:r>
+      <w:r>
+        <w:t xml:space="preserve">(effectively replacing</w:t>
+      </w:r>
+      <w:r>
+        <w:t xml:space="preserve"> </w:t>
+      </w:r>
+      <m:oMath>
+        <m:r>
+          <m:t>a</m:t>
+        </m:r>
+      </m:oMath>
+      <w:r>
+        <w:t xml:space="preserve"> </w:t>
+      </w:r>
+      <w:r>
+        <w:t xml:space="preserve">by</w:t>
+      </w:r>
+      <w:r>
+        <w:t xml:space="preserve"> </w:t>
+      </w:r>
+      <m:oMath>
+        <m:sSup>
+          <m:e>
+            <m:r>
+              <m:t>e</m:t>
+            </m:r>
+          </m:e>
+          <m:sup>
+            <m:r>
+              <m:t>a</m:t>
+            </m:r>
+          </m:sup>
+        </m:sSup>
+      </m:oMath>
+      <w:r>
+        <w:t xml:space="preserve"> </w:t>
+      </w:r>
+      <w:r>
+        <w:t xml:space="preserve">in</w:t>
+      </w:r>
+      <w:r>
+        <w:t xml:space="preserve"> </w:t>
+      </w:r>
+      <w:hyperlink w:anchor="eq-eff">
+        <w:r>
+          <w:rPr>
+            <w:rStyle w:val="Hyperlink"/>
+          </w:rPr>
+          <w:t xml:space="preserve">Equation 1</w:t>
+        </w:r>
+      </w:hyperlink>
+      <w:r>
+        <w:t xml:space="preserve">). We</w:t>
+      </w:r>
+      <w:r>
+        <w:t xml:space="preserve"> </w:t>
+      </w:r>
+      <w:r>
+        <w:t xml:space="preserve">performed a grid search of 10,000 evenly spaced values between -5 and 15 (limits</w:t>
+      </w:r>
+      <w:r>
+        <w:t xml:space="preserve"> </w:t>
+      </w:r>
+      <w:r>
+        <w:t xml:space="preserve">chosen to go beyond the fitted values), and selected the value of</w:t>
+      </w:r>
+      <w:r>
+        <w:t xml:space="preserve"> </w:t>
+      </w:r>
+      <m:oMath>
+        <m:r>
+          <m:t>a</m:t>
+        </m:r>
+      </m:oMath>
+      <w:r>
+        <w:t xml:space="preserve"> </w:t>
+      </w:r>
+      <w:r>
+        <w:t xml:space="preserve">yielding</w:t>
+      </w:r>
+      <w:r>
+        <w:t xml:space="preserve"> </w:t>
+      </w:r>
+      <w:r>
+        <w:t xml:space="preserve">the curve minimizing the sum of squared errors to the values from the</w:t>
+      </w:r>
+      <w:r>
+        <w:t xml:space="preserve"> </w:t>
+      </w:r>
+      <w:r>
+        <w:t xml:space="preserve">simulation.</w:t>
+      </w:r>
+    </w:p>
+    <w:p>
+      <w:pPr>
+        <w:pStyle w:val="BodyText"/>
+      </w:pPr>
+      <w:r>
+        <w:t xml:space="preserve">To compare the efficiency curves within a given simulation (i.e., between</w:t>
+      </w:r>
+      <w:r>
+        <w:t xml:space="preserve"> </w:t>
+      </w:r>
+      <w:r>
+        <w:t xml:space="preserve">samplers and optimization layers for a given metaweb and set of species ranges),</w:t>
+      </w:r>
+      <w:r>
+        <w:t xml:space="preserve"> </w:t>
+      </w:r>
+      <w:r>
+        <w:t xml:space="preserve">we used the definite integral of</w:t>
+      </w:r>
+      <w:r>
+        <w:t xml:space="preserve"> </w:t>
+      </w:r>
+      <w:hyperlink w:anchor="eq-eff">
+        <w:r>
+          <w:rPr>
+            <w:rStyle w:val="Hyperlink"/>
+          </w:rPr>
+          <w:t xml:space="preserve">Equation 1</w:t>
+        </w:r>
+      </w:hyperlink>
+      <w:r>
+        <w:t xml:space="preserve"> </w:t>
+      </w:r>
+      <w:r>
+        <w:t xml:space="preserve">between 0 and</w:t>
+      </w:r>
+      <w:r>
+        <w:t xml:space="preserve"> </w:t>
+      </w:r>
+      <m:oMath>
+        <m:r>
+          <m:t>k</m:t>
+        </m:r>
+      </m:oMath>
+      <w:r>
+        <w:t xml:space="preserve">, the maximum number</w:t>
+      </w:r>
+      <w:r>
+        <w:t xml:space="preserve"> </w:t>
+      </w:r>
+      <w:r>
+        <w:t xml:space="preserve">of sampling sites in the landscape (10,000), which takes the form:</w:t>
+      </w:r>
+    </w:p>
+    <w:p>
+      <w:pPr>
+        <w:pStyle w:val="BodyText"/>
+      </w:pPr>
+      <w:bookmarkStart w:id="24" w:name="eq-eff-int"/>
+      <m:oMathPara>
+        <m:oMathParaPr>
+          <m:jc m:val="center"/>
+        </m:oMathParaPr>
+        <m:oMath>
+          <m:nary>
+            <m:naryPr>
+              <m:chr m:val="∫"/>
+              <m:limLoc m:val="undOvr"/>
+              <m:subHide m:val="off"/>
+              <m:supHide m:val="off"/>
+            </m:naryPr>
+            <m:sub>
+              <m:r>
+                <m:t>0</m:t>
+              </m:r>
+            </m:sub>
+            <m:sup>
+              <m:r>
+                <m:t>k</m:t>
+              </m:r>
+            </m:sup>
+            <m:e>
+              <m:f>
+                <m:fPr>
+                  <m:type m:val="bar"/>
+                </m:fPr>
+                <m:num>
+                  <m:r>
+                    <m:t>x</m:t>
+                  </m:r>
+                </m:num>
+                <m:den>
+                  <m:r>
+                    <m:t>a</m:t>
+                  </m:r>
+                  <m:r>
+                    <m:rPr>
+                      <m:sty m:val="p"/>
+                    </m:rPr>
+                    <m:t>+</m:t>
+                  </m:r>
+                  <m:r>
+                    <m:t>x</m:t>
+                  </m:r>
+                </m:den>
+              </m:f>
+            </m:e>
+          </m:nary>
+          <m:r>
+            <m:t> </m:t>
+          </m:r>
+          <m:r>
+            <m:rPr>
+              <m:sty m:val="p"/>
+            </m:rPr>
+            <m:t>d</m:t>
+          </m:r>
+          <m:r>
+            <m:t>x</m:t>
+          </m:r>
+          <m:r>
+            <m:rPr>
+              <m:sty m:val="p"/>
+            </m:rPr>
+            <m:t>=</m:t>
+          </m:r>
+          <m:r>
+            <m:t>a</m:t>
+          </m:r>
+          <m:r>
+            <m:rPr>
+              <m:sty m:val="p"/>
+            </m:rPr>
+            <m:t>ln</m:t>
+          </m:r>
+          <m:d>
+            <m:dPr>
+              <m:begChr m:val="("/>
+              <m:sepChr m:val=""/>
+              <m:endChr m:val=")"/>
+              <m:grow/>
+            </m:dPr>
+            <m:e>
+              <m:r>
+                <m:t>a</m:t>
+              </m:r>
+            </m:e>
+          </m:d>
+          <m:r>
+            <m:rPr>
+              <m:sty m:val="p"/>
+            </m:rPr>
+            <m:t>−</m:t>
+          </m:r>
+          <m:r>
+            <m:t>a</m:t>
+          </m:r>
+          <m:r>
+            <m:rPr>
+              <m:sty m:val="p"/>
+            </m:rPr>
+            <m:t>ln</m:t>
+          </m:r>
+          <m:d>
+            <m:dPr>
+              <m:begChr m:val="("/>
+              <m:sepChr m:val=""/>
+              <m:endChr m:val=")"/>
+              <m:grow/>
+            </m:dPr>
+            <m:e>
+              <m:r>
+                <m:t>k</m:t>
+              </m:r>
+              <m:r>
+                <m:rPr>
+                  <m:sty m:val="p"/>
+                </m:rPr>
+                <m:t>+</m:t>
+              </m:r>
+              <m:r>
+                <m:t>a</m:t>
+              </m:r>
+            </m:e>
+          </m:d>
+          <m:r>
+            <m:rPr>
+              <m:sty m:val="p"/>
+            </m:rPr>
+            <m:t>+</m:t>
+          </m:r>
+          <m:r>
+            <m:t>k</m:t>
+          </m:r>
+          <m:r>
+            <m:t>  </m:t>
+          </m:r>
+          <m:d>
+            <m:dPr>
+              <m:begChr m:val="("/>
+              <m:sepChr m:val=""/>
+              <m:endChr m:val=")"/>
+              <m:grow/>
+            </m:dPr>
+            <m:e>
+              <m:r>
+                <m:t>2</m:t>
+              </m:r>
+            </m:e>
+          </m:d>
+        </m:oMath>
+      </m:oMathPara>
+      <w:bookmarkEnd w:id="24"/>
+    </w:p>
+    <w:p>
+      <w:pPr>
+        <w:pStyle w:val="FirstParagraph"/>
+      </w:pPr>
+      <w:r>
+        <w:t xml:space="preserve">Using @eff_int, we can compute the difference in efficiency between two curves</w:t>
+      </w:r>
+      <w:r>
+        <w:t xml:space="preserve"> </w:t>
+      </w:r>
+      <w:r>
+        <w:t xml:space="preserve">as the difference of integrals:</w:t>
+      </w:r>
+    </w:p>
+    <w:p>
+      <w:pPr>
+        <w:pStyle w:val="BodyText"/>
+      </w:pPr>
+      <w:bookmarkStart w:id="25" w:name="eq-eff-diff"/>
+      <m:oMathPara>
+        <m:oMathParaPr>
+          <m:jc m:val="center"/>
+        </m:oMathParaPr>
+        <m:oMath>
+          <m:sSub>
+            <m:e>
+              <m:r>
+                <m:t>d</m:t>
+              </m:r>
+            </m:e>
+            <m:sub>
+              <m:r>
+                <m:t>1</m:t>
+              </m:r>
+              <m:r>
+                <m:rPr>
+                  <m:sty m:val="p"/>
+                </m:rPr>
+                <m:t>,</m:t>
+              </m:r>
+              <m:r>
+                <m:t>2</m:t>
+              </m:r>
+            </m:sub>
+          </m:sSub>
+          <m:r>
+            <m:rPr>
+              <m:sty m:val="p"/>
+            </m:rPr>
+            <m:t>=</m:t>
+          </m:r>
+          <m:d>
+            <m:dPr>
+              <m:begChr m:val="("/>
+              <m:sepChr m:val=""/>
+              <m:endChr m:val=")"/>
+              <m:grow/>
+            </m:dPr>
+            <m:e>
+              <m:sSub>
+                <m:e>
+                  <m:r>
+                    <m:t>a</m:t>
+                  </m:r>
+                </m:e>
+                <m:sub>
+                  <m:r>
+                    <m:t>1</m:t>
+                  </m:r>
+                </m:sub>
+              </m:sSub>
+              <m:r>
+                <m:rPr>
+                  <m:sty m:val="p"/>
+                </m:rPr>
+                <m:t>ln</m:t>
+              </m:r>
+              <m:d>
+                <m:dPr>
+                  <m:begChr m:val="("/>
+                  <m:sepChr m:val=""/>
+                  <m:endChr m:val=")"/>
+                  <m:grow/>
+                </m:dPr>
+                <m:e>
+                  <m:sSub>
+                    <m:e>
+                      <m:r>
+                        <m:t>a</m:t>
+                      </m:r>
+                    </m:e>
+                    <m:sub>
+                      <m:r>
+                        <m:t>1</m:t>
+                      </m:r>
+                    </m:sub>
+                  </m:sSub>
+                </m:e>
+              </m:d>
+              <m:r>
+                <m:rPr>
+                  <m:sty m:val="p"/>
+                </m:rPr>
+                <m:t>−</m:t>
+              </m:r>
+              <m:sSub>
+                <m:e>
+                  <m:r>
+                    <m:t>a</m:t>
+                  </m:r>
+                </m:e>
+                <m:sub>
+                  <m:r>
+                    <m:t>1</m:t>
+                  </m:r>
+                </m:sub>
+              </m:sSub>
+              <m:r>
+                <m:rPr>
+                  <m:sty m:val="p"/>
+                </m:rPr>
+                <m:t>ln</m:t>
+              </m:r>
+              <m:d>
+                <m:dPr>
+                  <m:begChr m:val="("/>
+                  <m:sepChr m:val=""/>
+                  <m:endChr m:val=")"/>
+                  <m:grow/>
+                </m:dPr>
+                <m:e>
+                  <m:r>
+                    <m:t>k</m:t>
+                  </m:r>
+                  <m:r>
+                    <m:rPr>
+                      <m:sty m:val="p"/>
+                    </m:rPr>
+                    <m:t>+</m:t>
+                  </m:r>
+                  <m:sSub>
+                    <m:e>
+                      <m:r>
+                        <m:t>a</m:t>
+                      </m:r>
+                    </m:e>
+                    <m:sub>
+                      <m:r>
+                        <m:t>1</m:t>
+                      </m:r>
+                    </m:sub>
+                  </m:sSub>
+                </m:e>
+              </m:d>
+              <m:r>
+                <m:rPr>
+                  <m:sty m:val="p"/>
+                </m:rPr>
+                <m:t>+</m:t>
+              </m:r>
+              <m:r>
+                <m:t>k</m:t>
+              </m:r>
+            </m:e>
+          </m:d>
+          <m:r>
+            <m:rPr>
+              <m:sty m:val="p"/>
+            </m:rPr>
+            <m:t>−</m:t>
+          </m:r>
+          <m:d>
+            <m:dPr>
+              <m:begChr m:val="("/>
+              <m:sepChr m:val=""/>
+              <m:endChr m:val=")"/>
+              <m:grow/>
+            </m:dPr>
+            <m:e>
+              <m:sSub>
+                <m:e>
+                  <m:r>
+                    <m:t>a</m:t>
+                  </m:r>
+                </m:e>
+                <m:sub>
+                  <m:r>
+                    <m:t>2</m:t>
+                  </m:r>
+                </m:sub>
+              </m:sSub>
+              <m:r>
+                <m:rPr>
+                  <m:sty m:val="p"/>
+                </m:rPr>
+                <m:t>ln</m:t>
+              </m:r>
+              <m:d>
+                <m:dPr>
+                  <m:begChr m:val="("/>
+                  <m:sepChr m:val=""/>
+                  <m:endChr m:val=")"/>
+                  <m:grow/>
+                </m:dPr>
+                <m:e>
+                  <m:sSub>
+                    <m:e>
+                      <m:r>
+                        <m:t>a</m:t>
+                      </m:r>
+                    </m:e>
+                    <m:sub>
+                      <m:r>
+                        <m:t>2</m:t>
+                      </m:r>
+                    </m:sub>
+                  </m:sSub>
+                </m:e>
+              </m:d>
+              <m:r>
+                <m:rPr>
+                  <m:sty m:val="p"/>
+                </m:rPr>
+                <m:t>−</m:t>
+              </m:r>
+              <m:sSub>
+                <m:e>
+                  <m:r>
+                    <m:t>a</m:t>
+                  </m:r>
+                </m:e>
+                <m:sub>
+                  <m:r>
+                    <m:t>2</m:t>
+                  </m:r>
+                </m:sub>
+              </m:sSub>
+              <m:r>
+                <m:rPr>
+                  <m:sty m:val="p"/>
+                </m:rPr>
+                <m:t>ln</m:t>
+              </m:r>
+              <m:d>
+                <m:dPr>
+                  <m:begChr m:val="("/>
+                  <m:sepChr m:val=""/>
+                  <m:endChr m:val=")"/>
+                  <m:grow/>
+                </m:dPr>
+                <m:e>
+                  <m:r>
+                    <m:t>k</m:t>
+                  </m:r>
+                  <m:r>
+                    <m:rPr>
+                      <m:sty m:val="p"/>
+                    </m:rPr>
+                    <m:t>+</m:t>
+                  </m:r>
+                  <m:sSub>
+                    <m:e>
+                      <m:r>
+                        <m:t>a</m:t>
+                      </m:r>
+                    </m:e>
+                    <m:sub>
+                      <m:r>
+                        <m:t>2</m:t>
+                      </m:r>
+                    </m:sub>
+                  </m:sSub>
+                </m:e>
+              </m:d>
+              <m:r>
+                <m:rPr>
+                  <m:sty m:val="p"/>
+                </m:rPr>
+                <m:t>+</m:t>
+              </m:r>
+              <m:r>
+                <m:t>k</m:t>
+              </m:r>
+            </m:e>
+          </m:d>
+          <m:r>
+            <m:t>  </m:t>
+          </m:r>
+          <m:d>
+            <m:dPr>
+              <m:begChr m:val="("/>
+              <m:sepChr m:val=""/>
+              <m:endChr m:val=")"/>
+              <m:grow/>
+            </m:dPr>
+            <m:e>
+              <m:r>
+                <m:t>3</m:t>
+              </m:r>
+            </m:e>
+          </m:d>
+        </m:oMath>
+      </m:oMathPara>
+      <w:bookmarkEnd w:id="25"/>
+    </w:p>
+    <w:p>
+      <w:pPr>
+        <w:pStyle w:val="FirstParagraph"/>
+      </w:pPr>
+      <w:r>
+        <w:t xml:space="preserve">This difference measure allows to identify which samplers or optimization layer</w:t>
+      </w:r>
+      <w:r>
+        <w:t xml:space="preserve"> </w:t>
+      </w:r>
+      <w:r>
+        <w:t xml:space="preserve">is more efficient, quickly reaching a high proportion of monitored interactions</w:t>
+      </w:r>
+      <w:r>
+        <w:t xml:space="preserve"> </w:t>
+      </w:r>
+      <w:r>
+        <w:t xml:space="preserve">(positive values indicate that the first curve is more efficient than the</w:t>
+      </w:r>
+      <w:r>
+        <w:t xml:space="preserve"> </w:t>
+      </w:r>
+      <w:r>
+        <w:t xml:space="preserve">second), while also quantifying the magnitude of this difference in a comparable</w:t>
+      </w:r>
+      <w:r>
+        <w:t xml:space="preserve"> </w:t>
+      </w:r>
+      <w:r>
+        <w:t xml:space="preserve">way between possible comparison pairs. We compared all samplers and optimization</w:t>
+      </w:r>
+      <w:r>
+        <w:t xml:space="preserve"> </w:t>
+      </w:r>
+      <w:r>
+        <w:t xml:space="preserve">layers individually within each independent simulation, given that the</w:t>
+      </w:r>
+      <w:r>
+        <w:t xml:space="preserve"> </w:t>
+      </w:r>
+      <w:r>
+        <w:t xml:space="preserve">monitoring context is different in each one (different metawebs and species</w:t>
+      </w:r>
+      <w:r>
+        <w:t xml:space="preserve"> </w:t>
+      </w:r>
+      <w:r>
+        <w:t xml:space="preserve">ranges).</w:t>
+      </w:r>
+    </w:p>
+    <w:bookmarkEnd w:id="26"/>
+    <w:bookmarkEnd w:id="27"/>
+    <w:bookmarkStart w:id="46" w:name="results"/>
     <w:p>
       <w:pPr>
         <w:pStyle w:val="Heading1"/>
@@ -954,18 +1938,18 @@
           <wp:inline>
             <wp:extent cx="5334000" cy="3429000"/>
             <wp:effectExtent b="0" l="0" r="0" t="0"/>
-            <wp:docPr descr="Proportion of sampled species and interactions for a given number of sampling sites in a Biodiversity Observation Network (BON) across the simulated landscape. The central line indicates indicates the median proportion for a given number of sites while the shaded bands delimit the 5th and 95th percentile across replicates. The global reference (left) uses total species richness and the total number of interactions in the metaweb as the maximum reference to calculate the proportion while the per-element reference (right) uses the maximum number of an interaction actually present in the simulated landscape." title="" id="25" name="Picture"/>
+            <wp:docPr descr="Proportion of sampled species and interactions for a given number of sampling sites in a Biodiversity Observation Network (BON) across the simulated landscape. The central line indicates indicates the median proportion for a given number of sites while the shaded bands delimit the 5th and 95th percentile across replicates. The global reference (left) uses total species richness and the total number of interactions in the metaweb as the maximum reference to calculate the proportion while the per-element reference (right) uses the maximum number of an interaction actually present in the simulated landscape." title="" id="29" name="Picture"/>
             <a:graphic>
               <a:graphicData uri="http://schemas.openxmlformats.org/drawingml/2006/picture">
                 <pic:pic>
                   <pic:nvPicPr>
-                    <pic:cNvPr descr="figures/nbon_bands.png" id="26" name="Picture"/>
+                    <pic:cNvPr descr="figures/nbon_bands.png" id="30" name="Picture"/>
                     <pic:cNvPicPr>
                       <a:picLocks noChangeArrowheads="1" noChangeAspect="1"/>
                     </pic:cNvPicPr>
                   </pic:nvPicPr>
                   <pic:blipFill>
-                    <a:blip r:embed="rId24"/>
+                    <a:blip r:embed="rId28"/>
                     <a:stretch>
                       <a:fillRect/>
                     </a:stretch>
@@ -1107,18 +2091,18 @@
           <wp:inline>
             <wp:extent cx="5334000" cy="4000500"/>
             <wp:effectExtent b="0" l="0" r="0" t="0"/>
-            <wp:docPr descr="Efficiency of three sampler algorithms at sampling realized interactions for a given focal species within Biodiversity Observation Networks (BONs). The central line indicates indicates the median proportion for a given number of sites while the shaded bands delimit the 5th and 95th percentile across replicates. The right panels illustrate examples of BONs of 50 sites (coloured points) generated by each sampler over the focal species range (present at pixels in yellow)." title="" id="28" name="Picture"/>
+            <wp:docPr descr="Efficiency of three sampler algorithms at sampling realized interactions for a given focal species within Biodiversity Observation Networks (BONs). The central line indicates indicates the median proportion for a given number of sites while the shaded bands delimit the 5th and 95th percentile across replicates. The right panels illustrate examples of BONs of 50 sites (coloured points) generated by each sampler over the focal species range (present at pixels in yellow)." title="" id="32" name="Picture"/>
             <a:graphic>
               <a:graphicData uri="http://schemas.openxmlformats.org/drawingml/2006/picture">
                 <pic:pic>
                   <pic:nvPicPr>
-                    <pic:cNvPr descr="figures/focal_samplers.png" id="29" name="Picture"/>
+                    <pic:cNvPr descr="figures/focal_samplers.png" id="33" name="Picture"/>
                     <pic:cNvPicPr>
                       <a:picLocks noChangeArrowheads="1" noChangeAspect="1"/>
                     </pic:cNvPicPr>
                   </pic:nvPicPr>
                   <pic:blipFill>
-                    <a:blip r:embed="rId27"/>
+                    <a:blip r:embed="rId31"/>
                     <a:stretch>
                       <a:fillRect/>
                     </a:stretch>
@@ -1248,18 +2232,18 @@
           <wp:inline>
             <wp:extent cx="5334000" cy="4000500"/>
             <wp:effectExtent b="0" l="0" r="0" t="0"/>
-            <wp:docPr descr="Efficiency of three optimization layers at sampling realized interactions for a given focal species within Biodiversity Observation Networks (BONs). The central line indicates indicates the median proportion for a given number of sites while the shaded bands delimit the 5th and 95th percentile across replicates. The right panels illustrate examples of BONs of 50 sites (coloured points) generated by each sampler over the focal species range (present at pixels in yellow)." title="" id="31" name="Picture"/>
+            <wp:docPr descr="Efficiency of three optimization layers at sampling realized interactions for a given focal species within Biodiversity Observation Networks (BONs). The central line indicates indicates the median proportion for a given number of sites while the shaded bands delimit the 5th and 95th percentile across replicates. The right panels illustrate examples of BONs of 50 sites (coloured points) generated by each sampler over the focal species range (present at pixels in yellow)." title="" id="35" name="Picture"/>
             <a:graphic>
               <a:graphicData uri="http://schemas.openxmlformats.org/drawingml/2006/picture">
                 <pic:pic>
                   <pic:nvPicPr>
-                    <pic:cNvPr descr="figures/focal_optimized.png" id="32" name="Picture"/>
+                    <pic:cNvPr descr="figures/focal_optimized.png" id="36" name="Picture"/>
                     <pic:cNvPicPr>
                       <a:picLocks noChangeArrowheads="1" noChangeAspect="1"/>
                     </pic:cNvPicPr>
                   </pic:nvPicPr>
                   <pic:blipFill>
-                    <a:blip r:embed="rId30"/>
+                    <a:blip r:embed="rId34"/>
                     <a:stretch>
                       <a:fillRect/>
                     </a:stretch>
@@ -1446,8 +2430,149 @@
         <w:t xml:space="preserve">same as species range, since they’re essentially the same</w:t>
       </w:r>
     </w:p>
-    <w:bookmarkEnd w:id="33"/>
-    <w:bookmarkStart w:id="34" w:name="discussion"/>
+    <w:p>
+      <w:pPr>
+        <w:pStyle w:val="FirstParagraph"/>
+      </w:pPr>
+      <w:r>
+        <w:drawing>
+          <wp:inline>
+            <wp:extent cx="5334000" cy="5334000"/>
+            <wp:effectExtent b="0" l="0" r="0" t="0"/>
+            <wp:docPr descr="" title="" id="38" name="Picture"/>
+            <a:graphic>
+              <a:graphicData uri="http://schemas.openxmlformats.org/drawingml/2006/picture">
+                <pic:pic>
+                  <pic:nvPicPr>
+                    <pic:cNvPr descr="figures/efficiency_distribution.png" id="39" name="Picture"/>
+                    <pic:cNvPicPr>
+                      <a:picLocks noChangeArrowheads="1" noChangeAspect="1"/>
+                    </pic:cNvPicPr>
+                  </pic:nvPicPr>
+                  <pic:blipFill>
+                    <a:blip r:embed="rId37"/>
+                    <a:stretch>
+                      <a:fillRect/>
+                    </a:stretch>
+                  </pic:blipFill>
+                  <pic:spPr bwMode="auto">
+                    <a:xfrm>
+                      <a:off x="0" y="0"/>
+                      <a:ext cx="5334000" cy="5334000"/>
+                    </a:xfrm>
+                    <a:prstGeom prst="rect">
+                      <a:avLst/>
+                    </a:prstGeom>
+                    <a:noFill/>
+                    <a:ln w="9525">
+                      <a:noFill/>
+                      <a:headEnd/>
+                      <a:tailEnd/>
+                    </a:ln>
+                  </pic:spPr>
+                </pic:pic>
+              </a:graphicData>
+            </a:graphic>
+          </wp:inline>
+        </w:drawing>
+      </w:r>
+    </w:p>
+    <w:p>
+      <w:pPr>
+        <w:pStyle w:val="BodyText"/>
+      </w:pPr>
+      <w:r>
+        <w:drawing>
+          <wp:inline>
+            <wp:extent cx="5334000" cy="3333750"/>
+            <wp:effectExtent b="0" l="0" r="0" t="0"/>
+            <wp:docPr descr="" title="" id="41" name="Picture"/>
+            <a:graphic>
+              <a:graphicData uri="http://schemas.openxmlformats.org/drawingml/2006/picture">
+                <pic:pic>
+                  <pic:nvPicPr>
+                    <pic:cNvPr descr="figures/efficiency_occupancy.png" id="42" name="Picture"/>
+                    <pic:cNvPicPr>
+                      <a:picLocks noChangeArrowheads="1" noChangeAspect="1"/>
+                    </pic:cNvPicPr>
+                  </pic:nvPicPr>
+                  <pic:blipFill>
+                    <a:blip r:embed="rId40"/>
+                    <a:stretch>
+                      <a:fillRect/>
+                    </a:stretch>
+                  </pic:blipFill>
+                  <pic:spPr bwMode="auto">
+                    <a:xfrm>
+                      <a:off x="0" y="0"/>
+                      <a:ext cx="5334000" cy="3333750"/>
+                    </a:xfrm>
+                    <a:prstGeom prst="rect">
+                      <a:avLst/>
+                    </a:prstGeom>
+                    <a:noFill/>
+                    <a:ln w="9525">
+                      <a:noFill/>
+                      <a:headEnd/>
+                      <a:tailEnd/>
+                    </a:ln>
+                  </pic:spPr>
+                </pic:pic>
+              </a:graphicData>
+            </a:graphic>
+          </wp:inline>
+        </w:drawing>
+      </w:r>
+    </w:p>
+    <w:p>
+      <w:pPr>
+        <w:pStyle w:val="BodyText"/>
+      </w:pPr>
+      <w:r>
+        <w:drawing>
+          <wp:inline>
+            <wp:extent cx="5334000" cy="4000500"/>
+            <wp:effectExtent b="0" l="0" r="0" t="0"/>
+            <wp:docPr descr="" title="" id="44" name="Picture"/>
+            <a:graphic>
+              <a:graphicData uri="http://schemas.openxmlformats.org/drawingml/2006/picture">
+                <pic:pic>
+                  <pic:nvPicPr>
+                    <pic:cNvPr descr="figures/efficiency_comparison.png" id="45" name="Picture"/>
+                    <pic:cNvPicPr>
+                      <a:picLocks noChangeArrowheads="1" noChangeAspect="1"/>
+                    </pic:cNvPicPr>
+                  </pic:nvPicPr>
+                  <pic:blipFill>
+                    <a:blip r:embed="rId43"/>
+                    <a:stretch>
+                      <a:fillRect/>
+                    </a:stretch>
+                  </pic:blipFill>
+                  <pic:spPr bwMode="auto">
+                    <a:xfrm>
+                      <a:off x="0" y="0"/>
+                      <a:ext cx="5334000" cy="4000500"/>
+                    </a:xfrm>
+                    <a:prstGeom prst="rect">
+                      <a:avLst/>
+                    </a:prstGeom>
+                    <a:noFill/>
+                    <a:ln w="9525">
+                      <a:noFill/>
+                      <a:headEnd/>
+                      <a:tailEnd/>
+                    </a:ln>
+                  </pic:spPr>
+                </pic:pic>
+              </a:graphicData>
+            </a:graphic>
+          </wp:inline>
+        </w:drawing>
+      </w:r>
+    </w:p>
+    <w:bookmarkEnd w:id="46"/>
+    <w:bookmarkStart w:id="47" w:name="discussion"/>
     <w:p>
       <w:pPr>
         <w:pStyle w:val="Heading1"/>
@@ -1606,8 +2731,8 @@
         <w:t xml:space="preserve">monitor species interactions with a reasonable number of sites.</w:t>
       </w:r>
     </w:p>
-    <w:bookmarkEnd w:id="34"/>
-    <w:bookmarkStart w:id="42" w:name="references"/>
+    <w:bookmarkEnd w:id="47"/>
+    <w:bookmarkStart w:id="55" w:name="references"/>
     <w:p>
       <w:pPr>
         <w:pStyle w:val="Heading1"/>
@@ -1616,8 +2741,8 @@
         <w:t xml:space="preserve">References</w:t>
       </w:r>
     </w:p>
-    <w:bookmarkStart w:id="41" w:name="refs"/>
-    <w:bookmarkStart w:id="36" w:name="ref-Canard2012EmeStr"/>
+    <w:bookmarkStart w:id="54" w:name="refs"/>
+    <w:bookmarkStart w:id="49" w:name="ref-Canard2012EmeStr"/>
     <w:p>
       <w:pPr>
         <w:pStyle w:val="Bibliography"/>
@@ -1671,7 +2796,7 @@
       <w:r>
         <w:t xml:space="preserve"> </w:t>
       </w:r>
-      <w:hyperlink r:id="rId35">
+      <w:hyperlink r:id="rId48">
         <w:r>
           <w:rPr>
             <w:rStyle w:val="Hyperlink"/>
@@ -1683,8 +2808,8 @@
         <w:t xml:space="preserve">.</w:t>
       </w:r>
     </w:p>
-    <w:bookmarkEnd w:id="36"/>
-    <w:bookmarkStart w:id="38" w:name="ref-Catchen2023MisLin"/>
+    <w:bookmarkEnd w:id="49"/>
+    <w:bookmarkStart w:id="51" w:name="ref-Catchen2023MisLin"/>
     <w:p>
       <w:pPr>
         <w:pStyle w:val="Bibliography"/>
@@ -1707,7 +2832,7 @@
       <w:r>
         <w:t xml:space="preserve"> </w:t>
       </w:r>
-      <w:hyperlink r:id="rId37">
+      <w:hyperlink r:id="rId50">
         <w:r>
           <w:rPr>
             <w:rStyle w:val="Hyperlink"/>
@@ -1719,8 +2844,8 @@
         <w:t xml:space="preserve">.</w:t>
       </w:r>
     </w:p>
-    <w:bookmarkEnd w:id="38"/>
-    <w:bookmarkStart w:id="40" w:name="ref-Norman2025AlgSel"/>
+    <w:bookmarkEnd w:id="51"/>
+    <w:bookmarkStart w:id="53" w:name="ref-Norman2025AlgSel"/>
     <w:p>
       <w:pPr>
         <w:pStyle w:val="Bibliography"/>
@@ -1743,7 +2868,7 @@
       <w:r>
         <w:t xml:space="preserve"> </w:t>
       </w:r>
-      <w:hyperlink r:id="rId39">
+      <w:hyperlink r:id="rId52">
         <w:r>
           <w:rPr>
             <w:rStyle w:val="Hyperlink"/>
@@ -1755,9 +2880,9 @@
         <w:t xml:space="preserve">.</w:t>
       </w:r>
     </w:p>
-    <w:bookmarkEnd w:id="40"/>
-    <w:bookmarkEnd w:id="41"/>
-    <w:bookmarkEnd w:id="42"/>
+    <w:bookmarkEnd w:id="53"/>
+    <w:bookmarkEnd w:id="54"/>
+    <w:bookmarkEnd w:id="55"/>
     <w:sectPr>
       <w:footnotePr>
         <w:numRestart w:val="eachSect"/>

--- a/index.docx
+++ b/index.docx
@@ -1494,13 +1494,13 @@
         <w:pStyle w:val="FirstParagraph"/>
       </w:pPr>
       <w:r>
-        <w:t xml:space="preserve">Using @eff_int, we can compute the difference in efficiency between two curves</w:t>
-      </w:r>
-      <w:r>
-        <w:t xml:space="preserve"> </w:t>
-      </w:r>
-      <w:r>
-        <w:t xml:space="preserve">as the difference of integrals:</w:t>
+        <w:t xml:space="preserve">Using @eq-eff-int, we can compute the difference in efficiency between two</w:t>
+      </w:r>
+      <w:r>
+        <w:t xml:space="preserve"> </w:t>
+      </w:r>
+      <w:r>
+        <w:t xml:space="preserve">curves as the difference of integrals:</w:t>
       </w:r>
     </w:p>
     <w:p>
@@ -1846,7 +1846,7 @@
     </w:p>
     <w:bookmarkEnd w:id="26"/>
     <w:bookmarkEnd w:id="27"/>
-    <w:bookmarkStart w:id="46" w:name="results"/>
+    <w:bookmarkStart w:id="55" w:name="results"/>
     <w:p>
       <w:pPr>
         <w:pStyle w:val="Heading1"/>
@@ -1855,6 +1855,15 @@
         <w:t xml:space="preserve">Results</w:t>
       </w:r>
     </w:p>
+    <w:bookmarkStart w:id="32" w:name="Xc4fd32d1ca8025e921502406324645eb2fb3a23"/>
+    <w:p>
+      <w:pPr>
+        <w:pStyle w:val="Heading3"/>
+      </w:pPr>
+      <w:r>
+        <w:t xml:space="preserve">Lower sampling expectations for species interactions than species richness</w:t>
+      </w:r>
+    </w:p>
     <w:p>
       <w:pPr>
         <w:pStyle w:val="FirstParagraph"/>
@@ -1866,7 +1875,18 @@
         <w:t xml:space="preserve"> </w:t>
       </w:r>
       <w:r>
-        <w:t xml:space="preserve">proportions of sampled species and interactions (Figure 1). Sampled species</w:t>
+        <w:t xml:space="preserve">proportions of sampled species and interactions (</w:t>
+      </w:r>
+      <w:hyperlink w:anchor="fig-nbons">
+        <w:r>
+          <w:rPr>
+            <w:rStyle w:val="Hyperlink"/>
+          </w:rPr>
+          <w:t xml:space="preserve">Figure 1</w:t>
+        </w:r>
+      </w:hyperlink>
+      <w:r>
+        <w:t xml:space="preserve">). Sampled species</w:t>
       </w:r>
       <w:r>
         <w:t xml:space="preserve"> </w:t>
@@ -1929,403 +1949,1266 @@
         <w:t xml:space="preserve">interactions, highlighting the need for a much higher expected sampling effort.</w:t>
       </w:r>
     </w:p>
-    <w:p>
-      <w:pPr>
-        <w:pStyle w:val="CaptionedFigure"/>
-      </w:pPr>
-      <w:r>
-        <w:drawing>
-          <wp:inline>
-            <wp:extent cx="5334000" cy="3429000"/>
-            <wp:effectExtent b="0" l="0" r="0" t="0"/>
-            <wp:docPr descr="Proportion of sampled species and interactions for a given number of sampling sites in a Biodiversity Observation Network (BON) across the simulated landscape. The central line indicates indicates the median proportion for a given number of sites while the shaded bands delimit the 5th and 95th percentile across replicates. The global reference (left) uses total species richness and the total number of interactions in the metaweb as the maximum reference to calculate the proportion while the per-element reference (right) uses the maximum number of an interaction actually present in the simulated landscape." title="" id="29" name="Picture"/>
-            <a:graphic>
-              <a:graphicData uri="http://schemas.openxmlformats.org/drawingml/2006/picture">
-                <pic:pic>
-                  <pic:nvPicPr>
-                    <pic:cNvPr descr="figures/nbon_bands.png" id="30" name="Picture"/>
-                    <pic:cNvPicPr>
-                      <a:picLocks noChangeArrowheads="1" noChangeAspect="1"/>
-                    </pic:cNvPicPr>
-                  </pic:nvPicPr>
-                  <pic:blipFill>
-                    <a:blip r:embed="rId28"/>
-                    <a:stretch>
-                      <a:fillRect/>
-                    </a:stretch>
-                  </pic:blipFill>
-                  <pic:spPr bwMode="auto">
-                    <a:xfrm>
-                      <a:off x="0" y="0"/>
-                      <a:ext cx="5334000" cy="3429000"/>
-                    </a:xfrm>
-                    <a:prstGeom prst="rect">
-                      <a:avLst/>
-                    </a:prstGeom>
-                    <a:noFill/>
-                    <a:ln w="9525">
-                      <a:noFill/>
-                      <a:headEnd/>
-                      <a:tailEnd/>
-                    </a:ln>
-                  </pic:spPr>
-                </pic:pic>
-              </a:graphicData>
-            </a:graphic>
-          </wp:inline>
-        </w:drawing>
-      </w:r>
-    </w:p>
-    <w:p>
-      <w:pPr>
-        <w:pStyle w:val="ImageCaption"/>
-      </w:pPr>
-      <w:r>
-        <w:t xml:space="preserve">Proportion of sampled species and interactions for a given number of sampling</w:t>
-      </w:r>
-      <w:r>
-        <w:t xml:space="preserve"> </w:t>
-      </w:r>
-      <w:r>
-        <w:t xml:space="preserve">sites in a Biodiversity Observation Network (BON) across the simulated</w:t>
-      </w:r>
-      <w:r>
-        <w:t xml:space="preserve"> </w:t>
-      </w:r>
-      <w:r>
-        <w:t xml:space="preserve">landscape. The central line indicates indicates the median proportion for a</w:t>
-      </w:r>
-      <w:r>
-        <w:t xml:space="preserve"> </w:t>
-      </w:r>
-      <w:r>
-        <w:t xml:space="preserve">given number of sites while the shaded bands delimit the 5th and 95th percentile</w:t>
-      </w:r>
-      <w:r>
-        <w:t xml:space="preserve"> </w:t>
-      </w:r>
-      <w:r>
-        <w:t xml:space="preserve">across replicates. The global reference (left) uses total species richness and</w:t>
-      </w:r>
-      <w:r>
-        <w:t xml:space="preserve"> </w:t>
-      </w:r>
-      <w:r>
-        <w:t xml:space="preserve">the total number of interactions in the metaweb as the maximum reference to</w:t>
-      </w:r>
-      <w:r>
-        <w:t xml:space="preserve"> </w:t>
-      </w:r>
-      <w:r>
-        <w:t xml:space="preserve">calculate the proportion while the per-element reference (right) uses the</w:t>
-      </w:r>
-      <w:r>
-        <w:t xml:space="preserve"> </w:t>
-      </w:r>
-      <w:r>
-        <w:t xml:space="preserve">maximum number of an interaction actually present in the simulated</w:t>
-      </w:r>
-      <w:r>
-        <w:t xml:space="preserve"> </w:t>
-      </w:r>
-      <w:r>
-        <w:t xml:space="preserve">landscape.</w:t>
-      </w:r>
-    </w:p>
+    <w:tbl>
+      <w:tblPr>
+        <w:tblStyle w:val="Table"/>
+        <w:tblW w:type="pct" w:w="5000"/>
+        <w:tblLayout w:type="fixed"/>
+        <w:tblLook w:firstRow="0" w:lastRow="0" w:firstColumn="0" w:lastColumn="0" w:noHBand="0" w:noVBand="0" w:val="0000"/>
+      </w:tblPr>
+      <w:tblGrid>
+        <w:gridCol w:w="7920"/>
+      </w:tblGrid>
+      <w:tr>
+        <w:tc>
+          <w:tcPr/>
+          <w:bookmarkStart w:id="31" w:name="fig-nbons"/>
+          <w:p>
+            <w:pPr>
+              <w:pStyle w:val="Compact"/>
+              <w:jc w:val="center"/>
+            </w:pPr>
+            <w:r>
+              <w:drawing>
+                <wp:inline>
+                  <wp:extent cx="5334000" cy="3429000"/>
+                  <wp:effectExtent b="0" l="0" r="0" t="0"/>
+                  <wp:docPr descr="" title="" id="29" name="Picture"/>
+                  <a:graphic>
+                    <a:graphicData uri="http://schemas.openxmlformats.org/drawingml/2006/picture">
+                      <pic:pic>
+                        <pic:nvPicPr>
+                          <pic:cNvPr descr="figures/nbon_bands.png" id="30" name="Picture"/>
+                          <pic:cNvPicPr>
+                            <a:picLocks noChangeArrowheads="1" noChangeAspect="1"/>
+                          </pic:cNvPicPr>
+                        </pic:nvPicPr>
+                        <pic:blipFill>
+                          <a:blip r:embed="rId28"/>
+                          <a:stretch>
+                            <a:fillRect/>
+                          </a:stretch>
+                        </pic:blipFill>
+                        <pic:spPr bwMode="auto">
+                          <a:xfrm>
+                            <a:off x="0" y="0"/>
+                            <a:ext cx="5334000" cy="3429000"/>
+                          </a:xfrm>
+                          <a:prstGeom prst="rect">
+                            <a:avLst/>
+                          </a:prstGeom>
+                          <a:noFill/>
+                          <a:ln w="9525">
+                            <a:noFill/>
+                            <a:headEnd/>
+                            <a:tailEnd/>
+                          </a:ln>
+                        </pic:spPr>
+                      </pic:pic>
+                    </a:graphicData>
+                  </a:graphic>
+                </wp:inline>
+              </w:drawing>
+            </w:r>
+          </w:p>
+          <w:p>
+            <w:pPr>
+              <w:jc w:val="center"/>
+            </w:pPr>
+            <w:pPr>
+              <w:jc w:val="left"/>
+              <w:spacing w:before="200"/>
+              <w:pStyle w:val="ImageCaption"/>
+            </w:pPr>
+            <w:r>
+              <w:t xml:space="preserve">Figure 1: Proportion of sampled species and interactions for a given number of sampling</w:t>
+            </w:r>
+            <w:r>
+              <w:t xml:space="preserve"> </w:t>
+            </w:r>
+            <w:r>
+              <w:t xml:space="preserve">sites in a Biodiversity Observation Network (BON) across the simulated</w:t>
+            </w:r>
+            <w:r>
+              <w:t xml:space="preserve"> </w:t>
+            </w:r>
+            <w:r>
+              <w:t xml:space="preserve">landscape. The central line indicates indicates the median proportion for a</w:t>
+            </w:r>
+            <w:r>
+              <w:t xml:space="preserve"> </w:t>
+            </w:r>
+            <w:r>
+              <w:t xml:space="preserve">given number of sites while the shaded bands delimit the 5th and 95th percentile</w:t>
+            </w:r>
+            <w:r>
+              <w:t xml:space="preserve"> </w:t>
+            </w:r>
+            <w:r>
+              <w:t xml:space="preserve">across replicates. The global reference (left) uses total species richness and</w:t>
+            </w:r>
+            <w:r>
+              <w:t xml:space="preserve"> </w:t>
+            </w:r>
+            <w:r>
+              <w:t xml:space="preserve">the total number of interactions in the metaweb as the maximum reference to</w:t>
+            </w:r>
+            <w:r>
+              <w:t xml:space="preserve"> </w:t>
+            </w:r>
+            <w:r>
+              <w:t xml:space="preserve">calculate the proportion while the per-element reference (right) uses the</w:t>
+            </w:r>
+            <w:r>
+              <w:t xml:space="preserve"> </w:t>
+            </w:r>
+            <w:r>
+              <w:t xml:space="preserve">maximum number of an interaction actually present in the simulated</w:t>
+            </w:r>
+            <w:r>
+              <w:t xml:space="preserve"> </w:t>
+            </w:r>
+            <w:r>
+              <w:t xml:space="preserve">landscape.</w:t>
+            </w:r>
+          </w:p>
+          <w:bookmarkEnd w:id="31"/>
+        </w:tc>
+      </w:tr>
+    </w:tbl>
+    <w:bookmarkEnd w:id="32"/>
+    <w:bookmarkStart w:id="41" w:name="X935160382210f6ad5da5b1dacc31f4e1409c972"/>
+    <w:p>
+      <w:pPr>
+        <w:pStyle w:val="Heading3"/>
+      </w:pPr>
+      <w:r>
+        <w:t xml:space="preserve">Differences between samplers and optimization layers</w:t>
+      </w:r>
+    </w:p>
+    <w:p>
+      <w:pPr>
+        <w:pStyle w:val="FirstParagraph"/>
+      </w:pPr>
+      <w:r>
+        <w:t xml:space="preserve">Our focal sampling experiment showed the Uncertainty Sampling algorithm to be</w:t>
+      </w:r>
+      <w:r>
+        <w:t xml:space="preserve"> </w:t>
+      </w:r>
+      <w:r>
+        <w:t xml:space="preserve">most efficient at optimizing BON-design based on a known species range and while</w:t>
+      </w:r>
+      <w:r>
+        <w:t xml:space="preserve"> </w:t>
+      </w:r>
+      <w:r>
+        <w:t xml:space="preserve">aiming to maximize the sampling of interactions of a single focal species</w:t>
+      </w:r>
+      <w:r>
+        <w:t xml:space="preserve"> </w:t>
+      </w:r>
+      <w:r>
+        <w:t xml:space="preserve">(</w:t>
+      </w:r>
+      <w:hyperlink w:anchor="fig-samplers">
+        <w:r>
+          <w:rPr>
+            <w:rStyle w:val="Hyperlink"/>
+          </w:rPr>
+          <w:t xml:space="preserve">Figure 2</w:t>
+        </w:r>
+      </w:hyperlink>
+      <w:r>
+        <w:t xml:space="preserve">). Simple Random sampling, as a proxy for uninformed sampling,</w:t>
+      </w:r>
+      <w:r>
+        <w:t xml:space="preserve"> </w:t>
+      </w:r>
+      <w:r>
+        <w:t xml:space="preserve">performed the worst among the algorithms tested. Weighted Balanced Acceptance</w:t>
+      </w:r>
+      <w:r>
+        <w:t xml:space="preserve"> </w:t>
+      </w:r>
+      <w:r>
+        <w:t xml:space="preserve">performed notably less than Uncertainty Sampling at maximizing the efficiency</w:t>
+      </w:r>
+      <w:r>
+        <w:t xml:space="preserve"> </w:t>
+      </w:r>
+      <w:r>
+        <w:t xml:space="preserve">for the focal species, although it maintained a better spatial balance across</w:t>
+      </w:r>
+      <w:r>
+        <w:t xml:space="preserve"> </w:t>
+      </w:r>
+      <w:r>
+        <w:t xml:space="preserve">the landscape.</w:t>
+      </w:r>
+    </w:p>
+    <w:tbl>
+      <w:tblPr>
+        <w:tblStyle w:val="Table"/>
+        <w:tblW w:type="pct" w:w="5000"/>
+        <w:tblLayout w:type="fixed"/>
+        <w:tblLook w:firstRow="0" w:lastRow="0" w:firstColumn="0" w:lastColumn="0" w:noHBand="0" w:noVBand="0" w:val="0000"/>
+      </w:tblPr>
+      <w:tblGrid>
+        <w:gridCol w:w="7920"/>
+      </w:tblGrid>
+      <w:tr>
+        <w:tc>
+          <w:tcPr/>
+          <w:bookmarkStart w:id="36" w:name="fig-samplers"/>
+          <w:p>
+            <w:pPr>
+              <w:pStyle w:val="Compact"/>
+              <w:jc w:val="center"/>
+            </w:pPr>
+            <w:r>
+              <w:drawing>
+                <wp:inline>
+                  <wp:extent cx="5334000" cy="4000500"/>
+                  <wp:effectExtent b="0" l="0" r="0" t="0"/>
+                  <wp:docPr descr="" title="" id="34" name="Picture"/>
+                  <a:graphic>
+                    <a:graphicData uri="http://schemas.openxmlformats.org/drawingml/2006/picture">
+                      <pic:pic>
+                        <pic:nvPicPr>
+                          <pic:cNvPr descr="figures/focal_samplers.png" id="35" name="Picture"/>
+                          <pic:cNvPicPr>
+                            <a:picLocks noChangeArrowheads="1" noChangeAspect="1"/>
+                          </pic:cNvPicPr>
+                        </pic:nvPicPr>
+                        <pic:blipFill>
+                          <a:blip r:embed="rId33"/>
+                          <a:stretch>
+                            <a:fillRect/>
+                          </a:stretch>
+                        </pic:blipFill>
+                        <pic:spPr bwMode="auto">
+                          <a:xfrm>
+                            <a:off x="0" y="0"/>
+                            <a:ext cx="5334000" cy="4000500"/>
+                          </a:xfrm>
+                          <a:prstGeom prst="rect">
+                            <a:avLst/>
+                          </a:prstGeom>
+                          <a:noFill/>
+                          <a:ln w="9525">
+                            <a:noFill/>
+                            <a:headEnd/>
+                            <a:tailEnd/>
+                          </a:ln>
+                        </pic:spPr>
+                      </pic:pic>
+                    </a:graphicData>
+                  </a:graphic>
+                </wp:inline>
+              </w:drawing>
+            </w:r>
+          </w:p>
+          <w:p>
+            <w:pPr>
+              <w:jc w:val="center"/>
+            </w:pPr>
+            <w:pPr>
+              <w:jc w:val="left"/>
+              <w:spacing w:before="200"/>
+              <w:pStyle w:val="ImageCaption"/>
+            </w:pPr>
+            <w:r>
+              <w:t xml:space="preserve">Figure 2: Efficiency of three sampler algorithms at sampling realized interactions for a</w:t>
+            </w:r>
+            <w:r>
+              <w:t xml:space="preserve"> </w:t>
+            </w:r>
+            <w:r>
+              <w:t xml:space="preserve">given focal species within Biodiversity Observation Networks (BONs). The central</w:t>
+            </w:r>
+            <w:r>
+              <w:t xml:space="preserve"> </w:t>
+            </w:r>
+            <w:r>
+              <w:t xml:space="preserve">line indicates indicates the median proportion for a given number of sites while</w:t>
+            </w:r>
+            <w:r>
+              <w:t xml:space="preserve"> </w:t>
+            </w:r>
+            <w:r>
+              <w:t xml:space="preserve">the shaded bands delimit the 5th and 95th percentile across replicates. The</w:t>
+            </w:r>
+            <w:r>
+              <w:t xml:space="preserve"> </w:t>
+            </w:r>
+            <w:r>
+              <w:t xml:space="preserve">right panels illustrate examples of BONs of 50 sites (coloured points) generated</w:t>
+            </w:r>
+            <w:r>
+              <w:t xml:space="preserve"> </w:t>
+            </w:r>
+            <w:r>
+              <w:t xml:space="preserve">by each sampler over the focal species range (present at pixels in</w:t>
+            </w:r>
+            <w:r>
+              <w:t xml:space="preserve"> </w:t>
+            </w:r>
+            <w:r>
+              <w:t xml:space="preserve">yellow).</w:t>
+            </w:r>
+          </w:p>
+          <w:bookmarkEnd w:id="36"/>
+        </w:tc>
+      </w:tr>
+    </w:tbl>
     <w:p>
       <w:pPr>
         <w:pStyle w:val="BodyText"/>
       </w:pPr>
       <w:r>
-        <w:t xml:space="preserve">Our focal sampling experiment showed the Uncertainty Sampling algorithm to be</w:t>
-      </w:r>
-      <w:r>
-        <w:t xml:space="preserve"> </w:t>
-      </w:r>
-      <w:r>
-        <w:t xml:space="preserve">most efficient at optimizing BON-design based on a known species range and while</w:t>
-      </w:r>
-      <w:r>
-        <w:t xml:space="preserve"> </w:t>
-      </w:r>
-      <w:r>
-        <w:t xml:space="preserve">aiming to maximize the sampling of interactions of a single focal species</w:t>
-      </w:r>
-      <w:r>
-        <w:t xml:space="preserve"> </w:t>
-      </w:r>
-      <w:r>
-        <w:t xml:space="preserve">(Figure 2). Simple Random sampling, as a proxy for uninformed sampling,</w:t>
-      </w:r>
-      <w:r>
-        <w:t xml:space="preserve"> </w:t>
-      </w:r>
-      <w:r>
-        <w:t xml:space="preserve">performed the worst among the algorithms tested. Weighted Balanced Acceptance</w:t>
-      </w:r>
-      <w:r>
-        <w:t xml:space="preserve"> </w:t>
-      </w:r>
-      <w:r>
-        <w:t xml:space="preserve">performed notably less than Uncertainty Sampling at maximizing the efficiency</w:t>
-      </w:r>
-      <w:r>
-        <w:t xml:space="preserve"> </w:t>
-      </w:r>
-      <w:r>
-        <w:t xml:space="preserve">for the focal species, although it maintained a better spatial balance across</w:t>
-      </w:r>
-      <w:r>
-        <w:t xml:space="preserve"> </w:t>
-      </w:r>
-      <w:r>
-        <w:t xml:space="preserve">the landscape.</w:t>
-      </w:r>
-    </w:p>
-    <w:p>
-      <w:pPr>
-        <w:pStyle w:val="CaptionedFigure"/>
-      </w:pPr>
-      <w:r>
-        <w:drawing>
-          <wp:inline>
-            <wp:extent cx="5334000" cy="4000500"/>
-            <wp:effectExtent b="0" l="0" r="0" t="0"/>
-            <wp:docPr descr="Efficiency of three sampler algorithms at sampling realized interactions for a given focal species within Biodiversity Observation Networks (BONs). The central line indicates indicates the median proportion for a given number of sites while the shaded bands delimit the 5th and 95th percentile across replicates. The right panels illustrate examples of BONs of 50 sites (coloured points) generated by each sampler over the focal species range (present at pixels in yellow)." title="" id="32" name="Picture"/>
-            <a:graphic>
-              <a:graphicData uri="http://schemas.openxmlformats.org/drawingml/2006/picture">
-                <pic:pic>
-                  <pic:nvPicPr>
-                    <pic:cNvPr descr="figures/focal_samplers.png" id="33" name="Picture"/>
-                    <pic:cNvPicPr>
-                      <a:picLocks noChangeArrowheads="1" noChangeAspect="1"/>
-                    </pic:cNvPicPr>
-                  </pic:nvPicPr>
-                  <pic:blipFill>
-                    <a:blip r:embed="rId31"/>
-                    <a:stretch>
-                      <a:fillRect/>
-                    </a:stretch>
-                  </pic:blipFill>
-                  <pic:spPr bwMode="auto">
-                    <a:xfrm>
-                      <a:off x="0" y="0"/>
-                      <a:ext cx="5334000" cy="4000500"/>
-                    </a:xfrm>
-                    <a:prstGeom prst="rect">
-                      <a:avLst/>
-                    </a:prstGeom>
-                    <a:noFill/>
-                    <a:ln w="9525">
-                      <a:noFill/>
-                      <a:headEnd/>
-                      <a:tailEnd/>
-                    </a:ln>
-                  </pic:spPr>
-                </pic:pic>
-              </a:graphicData>
-            </a:graphic>
-          </wp:inline>
-        </w:drawing>
-      </w:r>
-    </w:p>
-    <w:p>
-      <w:pPr>
-        <w:pStyle w:val="ImageCaption"/>
-      </w:pPr>
-      <w:r>
-        <w:t xml:space="preserve">Efficiency of three sampler algorithms at sampling realized interactions for a</w:t>
-      </w:r>
-      <w:r>
-        <w:t xml:space="preserve"> </w:t>
-      </w:r>
-      <w:r>
-        <w:t xml:space="preserve">given focal species within Biodiversity Observation Networks (BONs). The central</w:t>
-      </w:r>
-      <w:r>
-        <w:t xml:space="preserve"> </w:t>
-      </w:r>
-      <w:r>
-        <w:t xml:space="preserve">line indicates indicates the median proportion for a given number of sites while</w:t>
-      </w:r>
-      <w:r>
-        <w:t xml:space="preserve"> </w:t>
-      </w:r>
-      <w:r>
-        <w:t xml:space="preserve">the shaded bands delimit the 5th and 95th percentile across replicates. The</w:t>
-      </w:r>
-      <w:r>
-        <w:t xml:space="preserve"> </w:t>
-      </w:r>
-      <w:r>
-        <w:t xml:space="preserve">right panels illustrate examples of BONs of 50 sites (coloured points) generated</w:t>
-      </w:r>
-      <w:r>
-        <w:t xml:space="preserve"> </w:t>
-      </w:r>
-      <w:r>
-        <w:t xml:space="preserve">by each sampler over the focal species range (present at pixels in</w:t>
-      </w:r>
-      <w:r>
-        <w:t xml:space="preserve"> </w:t>
-      </w:r>
-      <w:r>
-        <w:t xml:space="preserve">yellow).</w:t>
-      </w:r>
-    </w:p>
+        <w:t xml:space="preserve">Optimizing on the known species range, our proxy for an attainable level of</w:t>
+      </w:r>
+      <w:r>
+        <w:t xml:space="preserve"> </w:t>
+      </w:r>
+      <w:r>
+        <w:t xml:space="preserve">information an interested user might have, was a more efficient strategy to</w:t>
+      </w:r>
+      <w:r>
+        <w:t xml:space="preserve"> </w:t>
+      </w:r>
+      <w:r>
+        <w:t xml:space="preserve">retrieve the focal species’ interactions than optimization based on species</w:t>
+      </w:r>
+      <w:r>
+        <w:t xml:space="preserve"> </w:t>
+      </w:r>
+      <w:r>
+        <w:t xml:space="preserve">richness (or interaction richness), effectively sampling more than half of the</w:t>
+      </w:r>
+      <w:r>
+        <w:t xml:space="preserve"> </w:t>
+      </w:r>
+      <w:r>
+        <w:t xml:space="preserve">species’ interactions (</w:t>
+      </w:r>
+      <w:hyperlink w:anchor="fig-layers">
+        <w:r>
+          <w:rPr>
+            <w:rStyle w:val="Hyperlink"/>
+          </w:rPr>
+          <w:t xml:space="preserve">Figure 3</w:t>
+        </w:r>
+      </w:hyperlink>
+      <w:r>
+        <w:t xml:space="preserve">). In contrast, optimization based on the</w:t>
+      </w:r>
+      <w:r>
+        <w:t xml:space="preserve"> </w:t>
+      </w:r>
+      <w:r>
+        <w:t xml:space="preserve">location of realized interactions, our best-case scenario requiring a higher</w:t>
+      </w:r>
+      <w:r>
+        <w:t xml:space="preserve"> </w:t>
+      </w:r>
+      <w:r>
+        <w:t xml:space="preserve">level information, expectedly performed better, retrieving most of the species’</w:t>
+      </w:r>
+      <w:r>
+        <w:t xml:space="preserve"> </w:t>
+      </w:r>
+      <w:r>
+        <w:t xml:space="preserve">interactions.</w:t>
+      </w:r>
+    </w:p>
+    <w:tbl>
+      <w:tblPr>
+        <w:tblStyle w:val="Table"/>
+        <w:tblW w:type="pct" w:w="5000"/>
+        <w:tblLayout w:type="fixed"/>
+        <w:tblLook w:firstRow="0" w:lastRow="0" w:firstColumn="0" w:lastColumn="0" w:noHBand="0" w:noVBand="0" w:val="0000"/>
+      </w:tblPr>
+      <w:tblGrid>
+        <w:gridCol w:w="7920"/>
+      </w:tblGrid>
+      <w:tr>
+        <w:tc>
+          <w:tcPr/>
+          <w:bookmarkStart w:id="40" w:name="fig-layers"/>
+          <w:p>
+            <w:pPr>
+              <w:pStyle w:val="Compact"/>
+              <w:jc w:val="center"/>
+            </w:pPr>
+            <w:r>
+              <w:drawing>
+                <wp:inline>
+                  <wp:extent cx="5334000" cy="4000500"/>
+                  <wp:effectExtent b="0" l="0" r="0" t="0"/>
+                  <wp:docPr descr="" title="" id="38" name="Picture"/>
+                  <a:graphic>
+                    <a:graphicData uri="http://schemas.openxmlformats.org/drawingml/2006/picture">
+                      <pic:pic>
+                        <pic:nvPicPr>
+                          <pic:cNvPr descr="figures/focal_optimized.png" id="39" name="Picture"/>
+                          <pic:cNvPicPr>
+                            <a:picLocks noChangeArrowheads="1" noChangeAspect="1"/>
+                          </pic:cNvPicPr>
+                        </pic:nvPicPr>
+                        <pic:blipFill>
+                          <a:blip r:embed="rId37"/>
+                          <a:stretch>
+                            <a:fillRect/>
+                          </a:stretch>
+                        </pic:blipFill>
+                        <pic:spPr bwMode="auto">
+                          <a:xfrm>
+                            <a:off x="0" y="0"/>
+                            <a:ext cx="5334000" cy="4000500"/>
+                          </a:xfrm>
+                          <a:prstGeom prst="rect">
+                            <a:avLst/>
+                          </a:prstGeom>
+                          <a:noFill/>
+                          <a:ln w="9525">
+                            <a:noFill/>
+                            <a:headEnd/>
+                            <a:tailEnd/>
+                          </a:ln>
+                        </pic:spPr>
+                      </pic:pic>
+                    </a:graphicData>
+                  </a:graphic>
+                </wp:inline>
+              </w:drawing>
+            </w:r>
+          </w:p>
+          <w:p>
+            <w:pPr>
+              <w:jc w:val="center"/>
+            </w:pPr>
+            <w:pPr>
+              <w:jc w:val="left"/>
+              <w:spacing w:before="200"/>
+              <w:pStyle w:val="ImageCaption"/>
+            </w:pPr>
+            <w:r>
+              <w:t xml:space="preserve">Figure 3: Efficiency of three optimization layers at sampling realized interactions for</w:t>
+            </w:r>
+            <w:r>
+              <w:t xml:space="preserve"> </w:t>
+            </w:r>
+            <w:r>
+              <w:t xml:space="preserve">a given focal species within Biodiversity Observation Networks (BONs). The</w:t>
+            </w:r>
+            <w:r>
+              <w:t xml:space="preserve"> </w:t>
+            </w:r>
+            <w:r>
+              <w:t xml:space="preserve">central line indicates indicates the median proportion for a given number of</w:t>
+            </w:r>
+            <w:r>
+              <w:t xml:space="preserve"> </w:t>
+            </w:r>
+            <w:r>
+              <w:t xml:space="preserve">sites while the shaded bands delimit the 5th and 95th percentile across</w:t>
+            </w:r>
+            <w:r>
+              <w:t xml:space="preserve"> </w:t>
+            </w:r>
+            <w:r>
+              <w:t xml:space="preserve">replicates. The right panels illustrate examples of BONs of 50 sites (coloured</w:t>
+            </w:r>
+            <w:r>
+              <w:t xml:space="preserve"> </w:t>
+            </w:r>
+            <w:r>
+              <w:t xml:space="preserve">points) generated by each sampler over the focal species range (present at</w:t>
+            </w:r>
+            <w:r>
+              <w:t xml:space="preserve"> </w:t>
+            </w:r>
+            <w:r>
+              <w:t xml:space="preserve">pixels in yellow).</w:t>
+            </w:r>
+          </w:p>
+          <w:bookmarkEnd w:id="40"/>
+        </w:tc>
+      </w:tr>
+    </w:tbl>
+    <w:bookmarkEnd w:id="41"/>
+    <w:bookmarkStart w:id="54" w:name="Xb441debb6dd27ffae69fc9bf237d56a135abaac"/>
+    <w:p>
+      <w:pPr>
+        <w:pStyle w:val="Heading3"/>
+      </w:pPr>
+      <w:r>
+        <w:t xml:space="preserve">Comparison of efficiency parameters across simulations</w:t>
+      </w:r>
+    </w:p>
+    <w:p>
+      <w:pPr>
+        <w:pStyle w:val="FirstParagraph"/>
+      </w:pPr>
+      <w:r>
+        <w:t xml:space="preserve">The distribution of efficiency parameters across independent simulations</w:t>
+      </w:r>
+      <w:r>
+        <w:t xml:space="preserve"> </w:t>
+      </w:r>
+      <w:r>
+        <w:t xml:space="preserve">confirmed the interpretations based on</w:t>
+      </w:r>
+      <w:r>
+        <w:t xml:space="preserve"> </w:t>
+      </w:r>
+      <w:hyperlink w:anchor="fig-samplers">
+        <w:r>
+          <w:rPr>
+            <w:rStyle w:val="Hyperlink"/>
+          </w:rPr>
+          <w:t xml:space="preserve">Figure 2</w:t>
+        </w:r>
+      </w:hyperlink>
+      <w:r>
+        <w:t xml:space="preserve">, </w:t>
+      </w:r>
+      <w:hyperlink w:anchor="fig-layers">
+        <w:r>
+          <w:rPr>
+            <w:rStyle w:val="Hyperlink"/>
+          </w:rPr>
+          <w:t xml:space="preserve">Figure 3</w:t>
+        </w:r>
+      </w:hyperlink>
+      <w:r>
+        <w:t xml:space="preserve">, but also</w:t>
+      </w:r>
+      <w:r>
+        <w:t xml:space="preserve"> </w:t>
+      </w:r>
+      <w:r>
+        <w:t xml:space="preserve">highlighted a wide range of outcomes in efficiency between simulations. Among</w:t>
+      </w:r>
+      <w:r>
+        <w:t xml:space="preserve"> </w:t>
+      </w:r>
+      <w:r>
+        <w:t xml:space="preserve">samplers, the median efficiency parameter indicated a better performance (lower</w:t>
+      </w:r>
+      <w:r>
+        <w:t xml:space="preserve"> </w:t>
+      </w:r>
+      <w:r>
+        <w:t xml:space="preserve">parameter value) for Uncertainty Sampling, followed by Weighted Balanced</w:t>
+      </w:r>
+      <w:r>
+        <w:t xml:space="preserve"> </w:t>
+      </w:r>
+      <w:r>
+        <w:t xml:space="preserve">Acceptance and Simple Random (</w:t>
+      </w:r>
+      <w:hyperlink w:anchor="fig-eff-distrib">
+        <w:r>
+          <w:rPr>
+            <w:rStyle w:val="Hyperlink"/>
+          </w:rPr>
+          <w:t xml:space="preserve">Figure 4</w:t>
+        </w:r>
+      </w:hyperlink>
+      <w:r>
+        <w:t xml:space="preserve">A). The actual efficiency values</w:t>
+      </w:r>
+      <w:r>
+        <w:t xml:space="preserve"> </w:t>
+      </w:r>
+      <w:r>
+        <w:t xml:space="preserve">spanned a similar range across the possible sampler options with all simulations</w:t>
+      </w:r>
+      <w:r>
+        <w:t xml:space="preserve"> </w:t>
+      </w:r>
+      <w:r>
+        <w:t xml:space="preserve">combined. Among optimization layers, optimizing on the focal species range</w:t>
+      </w:r>
+      <w:r>
+        <w:t xml:space="preserve"> </w:t>
+      </w:r>
+      <w:r>
+        <w:t xml:space="preserve">performed better than on the probabilistic range, followed by species richness,</w:t>
+      </w:r>
+      <w:r>
+        <w:t xml:space="preserve"> </w:t>
+      </w:r>
+      <w:r>
+        <w:t xml:space="preserve">although all three options spanned similar ranges with all simulations combined</w:t>
+      </w:r>
+      <w:r>
+        <w:t xml:space="preserve"> </w:t>
+      </w:r>
+      <w:r>
+        <w:t xml:space="preserve">(</w:t>
+      </w:r>
+      <w:hyperlink w:anchor="fig-eff-distrib">
+        <w:r>
+          <w:rPr>
+            <w:rStyle w:val="Hyperlink"/>
+          </w:rPr>
+          <w:t xml:space="preserve">Figure 4</w:t>
+        </w:r>
+      </w:hyperlink>
+      <w:r>
+        <w:t xml:space="preserve">B). In contrast, optimizing based on the realized</w:t>
+      </w:r>
+      <w:r>
+        <w:t xml:space="preserve"> </w:t>
+      </w:r>
+      <w:r>
+        <w:t xml:space="preserve">interactions distinctly and consistently performed better across all</w:t>
+      </w:r>
+      <w:r>
+        <w:t xml:space="preserve"> </w:t>
+      </w:r>
+      <w:r>
+        <w:t xml:space="preserve">simulations.</w:t>
+      </w:r>
+    </w:p>
+    <w:tbl>
+      <w:tblPr>
+        <w:tblStyle w:val="Table"/>
+        <w:tblW w:type="pct" w:w="5000"/>
+        <w:tblLayout w:type="fixed"/>
+        <w:tblLook w:firstRow="0" w:lastRow="0" w:firstColumn="0" w:lastColumn="0" w:noHBand="0" w:noVBand="0" w:val="0000"/>
+      </w:tblPr>
+      <w:tblGrid>
+        <w:gridCol w:w="7920"/>
+      </w:tblGrid>
+      <w:tr>
+        <w:tc>
+          <w:tcPr/>
+          <w:bookmarkStart w:id="45" w:name="fig-eff-distrib"/>
+          <w:p>
+            <w:pPr>
+              <w:pStyle w:val="Compact"/>
+              <w:jc w:val="center"/>
+            </w:pPr>
+            <w:r>
+              <w:drawing>
+                <wp:inline>
+                  <wp:extent cx="5334000" cy="5334000"/>
+                  <wp:effectExtent b="0" l="0" r="0" t="0"/>
+                  <wp:docPr descr="" title="" id="43" name="Picture"/>
+                  <a:graphic>
+                    <a:graphicData uri="http://schemas.openxmlformats.org/drawingml/2006/picture">
+                      <pic:pic>
+                        <pic:nvPicPr>
+                          <pic:cNvPr descr="figures/efficiency_distribution.png" id="44" name="Picture"/>
+                          <pic:cNvPicPr>
+                            <a:picLocks noChangeArrowheads="1" noChangeAspect="1"/>
+                          </pic:cNvPicPr>
+                        </pic:nvPicPr>
+                        <pic:blipFill>
+                          <a:blip r:embed="rId42"/>
+                          <a:stretch>
+                            <a:fillRect/>
+                          </a:stretch>
+                        </pic:blipFill>
+                        <pic:spPr bwMode="auto">
+                          <a:xfrm>
+                            <a:off x="0" y="0"/>
+                            <a:ext cx="5334000" cy="5334000"/>
+                          </a:xfrm>
+                          <a:prstGeom prst="rect">
+                            <a:avLst/>
+                          </a:prstGeom>
+                          <a:noFill/>
+                          <a:ln w="9525">
+                            <a:noFill/>
+                            <a:headEnd/>
+                            <a:tailEnd/>
+                          </a:ln>
+                        </pic:spPr>
+                      </pic:pic>
+                    </a:graphicData>
+                  </a:graphic>
+                </wp:inline>
+              </w:drawing>
+            </w:r>
+          </w:p>
+          <w:p>
+            <w:pPr>
+              <w:jc w:val="center"/>
+            </w:pPr>
+            <w:pPr>
+              <w:jc w:val="left"/>
+              <w:spacing w:before="200"/>
+              <w:pStyle w:val="ImageCaption"/>
+            </w:pPr>
+            <w:r>
+              <w:t xml:space="preserve">Figure 4: Distribution and density of efficiency parameters across 100 independent</w:t>
+            </w:r>
+            <w:r>
+              <w:t xml:space="preserve"> </w:t>
+            </w:r>
+            <w:r>
+              <w:t xml:space="preserve">simulations for the three sampler options tested on the focal species range (A)</w:t>
+            </w:r>
+            <w:r>
+              <w:t xml:space="preserve"> </w:t>
+            </w:r>
+            <w:r>
+              <w:t xml:space="preserve">and for the four optimization layer options using Uncertainty Sampling as the</w:t>
+            </w:r>
+            <w:r>
+              <w:t xml:space="preserve"> </w:t>
+            </w:r>
+            <w:r>
+              <w:t xml:space="preserve">sampler (B). Uncertainty Sampling on panel A and Focal species range on panel B</w:t>
+            </w:r>
+            <w:r>
+              <w:t xml:space="preserve"> </w:t>
+            </w:r>
+            <w:r>
+              <w:t xml:space="preserve">therefore represent the same</w:t>
+            </w:r>
+            <w:r>
+              <w:t xml:space="preserve"> </w:t>
+            </w:r>
+            <w:r>
+              <w:t xml:space="preserve">data.</w:t>
+            </w:r>
+          </w:p>
+          <w:bookmarkEnd w:id="45"/>
+        </w:tc>
+      </w:tr>
+    </w:tbl>
     <w:p>
       <w:pPr>
         <w:pStyle w:val="BodyText"/>
       </w:pPr>
       <w:r>
-        <w:t xml:space="preserve">Optimizing on the known species range, our proxy for an attainable level of</w:t>
-      </w:r>
-      <w:r>
-        <w:t xml:space="preserve"> </w:t>
-      </w:r>
-      <w:r>
-        <w:t xml:space="preserve">information an interested user might have, was a more efficient strategy to</w:t>
-      </w:r>
-      <w:r>
-        <w:t xml:space="preserve"> </w:t>
-      </w:r>
-      <w:r>
-        <w:t xml:space="preserve">retrieve the focal species’ interactions than optimization based on species</w:t>
-      </w:r>
-      <w:r>
-        <w:t xml:space="preserve"> </w:t>
-      </w:r>
-      <w:r>
-        <w:t xml:space="preserve">richness (or interaction richness), effectively sampling more than half of the</w:t>
-      </w:r>
-      <w:r>
-        <w:t xml:space="preserve"> </w:t>
-      </w:r>
-      <w:r>
-        <w:t xml:space="preserve">species’ interactions. In contrast, optimization based on the location of</w:t>
-      </w:r>
-      <w:r>
-        <w:t xml:space="preserve"> </w:t>
-      </w:r>
-      <w:r>
-        <w:t xml:space="preserve">realized interactions, our best-case scenario requiring a higher level</w:t>
-      </w:r>
-      <w:r>
-        <w:t xml:space="preserve"> </w:t>
-      </w:r>
-      <w:r>
-        <w:t xml:space="preserve">information, expectedly performed better, retrieving most of the species’</w:t>
-      </w:r>
-      <w:r>
-        <w:t xml:space="preserve"> </w:t>
-      </w:r>
-      <w:r>
-        <w:t xml:space="preserve">interactions.</w:t>
-      </w:r>
-    </w:p>
-    <w:p>
-      <w:pPr>
-        <w:pStyle w:val="CaptionedFigure"/>
-      </w:pPr>
-      <w:r>
-        <w:drawing>
-          <wp:inline>
-            <wp:extent cx="5334000" cy="4000500"/>
-            <wp:effectExtent b="0" l="0" r="0" t="0"/>
-            <wp:docPr descr="Efficiency of three optimization layers at sampling realized interactions for a given focal species within Biodiversity Observation Networks (BONs). The central line indicates indicates the median proportion for a given number of sites while the shaded bands delimit the 5th and 95th percentile across replicates. The right panels illustrate examples of BONs of 50 sites (coloured points) generated by each sampler over the focal species range (present at pixels in yellow)." title="" id="35" name="Picture"/>
-            <a:graphic>
-              <a:graphicData uri="http://schemas.openxmlformats.org/drawingml/2006/picture">
-                <pic:pic>
-                  <pic:nvPicPr>
-                    <pic:cNvPr descr="figures/focal_optimized.png" id="36" name="Picture"/>
-                    <pic:cNvPicPr>
-                      <a:picLocks noChangeArrowheads="1" noChangeAspect="1"/>
-                    </pic:cNvPicPr>
-                  </pic:nvPicPr>
-                  <pic:blipFill>
-                    <a:blip r:embed="rId34"/>
-                    <a:stretch>
-                      <a:fillRect/>
-                    </a:stretch>
-                  </pic:blipFill>
-                  <pic:spPr bwMode="auto">
-                    <a:xfrm>
-                      <a:off x="0" y="0"/>
-                      <a:ext cx="5334000" cy="4000500"/>
-                    </a:xfrm>
-                    <a:prstGeom prst="rect">
-                      <a:avLst/>
-                    </a:prstGeom>
-                    <a:noFill/>
-                    <a:ln w="9525">
-                      <a:noFill/>
-                      <a:headEnd/>
-                      <a:tailEnd/>
-                    </a:ln>
-                  </pic:spPr>
-                </pic:pic>
-              </a:graphicData>
-            </a:graphic>
-          </wp:inline>
-        </w:drawing>
-      </w:r>
-    </w:p>
-    <w:p>
-      <w:pPr>
-        <w:pStyle w:val="ImageCaption"/>
-      </w:pPr>
-      <w:r>
-        <w:t xml:space="preserve">Efficiency of three optimization layers at sampling realized interactions for</w:t>
-      </w:r>
-      <w:r>
-        <w:t xml:space="preserve"> </w:t>
-      </w:r>
-      <w:r>
-        <w:t xml:space="preserve">a given focal species within Biodiversity Observation Networks (BONs). The</w:t>
-      </w:r>
-      <w:r>
-        <w:t xml:space="preserve"> </w:t>
-      </w:r>
-      <w:r>
-        <w:t xml:space="preserve">central line indicates indicates the median proportion for a given number of</w:t>
-      </w:r>
-      <w:r>
-        <w:t xml:space="preserve"> </w:t>
-      </w:r>
-      <w:r>
-        <w:t xml:space="preserve">sites while the shaded bands delimit the 5th and 95th percentile across</w:t>
-      </w:r>
-      <w:r>
-        <w:t xml:space="preserve"> </w:t>
-      </w:r>
-      <w:r>
-        <w:t xml:space="preserve">replicates. The right panels illustrate examples of BONs of 50 sites (coloured</w:t>
-      </w:r>
-      <w:r>
-        <w:t xml:space="preserve"> </w:t>
-      </w:r>
-      <w:r>
-        <w:t xml:space="preserve">points) generated by each sampler over the focal species range (present at</w:t>
-      </w:r>
-      <w:r>
-        <w:t xml:space="preserve"> </w:t>
-      </w:r>
-      <w:r>
-        <w:t xml:space="preserve">pixels in yellow).</w:t>
-      </w:r>
-    </w:p>
+        <w:t xml:space="preserve">The fact that multiple options span similar ranges of efficiency values across</w:t>
+      </w:r>
+      <w:r>
+        <w:t xml:space="preserve"> </w:t>
+      </w:r>
+      <w:r>
+        <w:t xml:space="preserve">independent simulations highlights the need to compare the efficiency within a</w:t>
+      </w:r>
+      <w:r>
+        <w:t xml:space="preserve"> </w:t>
+      </w:r>
+      <w:r>
+        <w:t xml:space="preserve">given simulation. Comparing options one-by-one clearly highlighted a most</w:t>
+      </w:r>
+      <w:r>
+        <w:t xml:space="preserve"> </w:t>
+      </w:r>
+      <w:r>
+        <w:t xml:space="preserve">efficient one in all case (</w:t>
+      </w:r>
+      <w:hyperlink w:anchor="fig-eff-comp">
+        <w:r>
+          <w:rPr>
+            <w:rStyle w:val="Hyperlink"/>
+          </w:rPr>
+          <w:t xml:space="preserve">Figure 5</w:t>
+        </w:r>
+      </w:hyperlink>
+      <w:r>
+        <w:t xml:space="preserve">, Supp. Mat.), consistent with the</w:t>
+      </w:r>
+      <w:r>
+        <w:t xml:space="preserve"> </w:t>
+      </w:r>
+      <w:r>
+        <w:t xml:space="preserve">showcased single-simulation example (</w:t>
+      </w:r>
+      <w:hyperlink w:anchor="fig-samplers">
+        <w:r>
+          <w:rPr>
+            <w:rStyle w:val="Hyperlink"/>
+          </w:rPr>
+          <w:t xml:space="preserve">Figure 2</w:t>
+        </w:r>
+      </w:hyperlink>
+      <w:r>
+        <w:t xml:space="preserve">, </w:t>
+      </w:r>
+      <w:hyperlink w:anchor="fig-layers">
+        <w:r>
+          <w:rPr>
+            <w:rStyle w:val="Hyperlink"/>
+          </w:rPr>
+          <w:t xml:space="preserve">Figure 3</w:t>
+        </w:r>
+      </w:hyperlink>
+      <w:r>
+        <w:t xml:space="preserve">). Uncertainty</w:t>
+      </w:r>
+      <w:r>
+        <w:t xml:space="preserve"> </w:t>
+      </w:r>
+      <w:r>
+        <w:t xml:space="preserve">Sampling was more efficient than Weighted Balanced Acceptance in 98 of 100</w:t>
+      </w:r>
+      <w:r>
+        <w:t xml:space="preserve"> </w:t>
+      </w:r>
+      <w:r>
+        <w:t xml:space="preserve">simulations, and both were more efficient than Simple Random in all simulations</w:t>
+      </w:r>
+      <w:r>
+        <w:t xml:space="preserve"> </w:t>
+      </w:r>
+      <w:r>
+        <w:t xml:space="preserve">(</w:t>
+      </w:r>
+      <w:hyperlink w:anchor="fig-eff-comp">
+        <w:r>
+          <w:rPr>
+            <w:rStyle w:val="Hyperlink"/>
+          </w:rPr>
+          <w:t xml:space="preserve">Figure 5</w:t>
+        </w:r>
+      </w:hyperlink>
+      <w:r>
+        <w:t xml:space="preserve">). Optimizing on the focal species range was always more</w:t>
+      </w:r>
+      <w:r>
+        <w:t xml:space="preserve"> </w:t>
+      </w:r>
+      <w:r>
+        <w:t xml:space="preserve">efficient than on the probabilistic range or species richness (with</w:t>
+      </w:r>
+      <w:r>
+        <w:t xml:space="preserve"> </w:t>
+      </w:r>
+      <w:r>
+        <w:t xml:space="preserve">probabilistic range more efficient than species richness in all but one</w:t>
+      </w:r>
+      <w:r>
+        <w:t xml:space="preserve"> </w:t>
+      </w:r>
+      <w:r>
+        <w:t xml:space="preserve">simulation), but always less efficient optimizing on realized interactions.</w:t>
+      </w:r>
+    </w:p>
+    <w:tbl>
+      <w:tblPr>
+        <w:tblStyle w:val="Table"/>
+        <w:tblW w:type="pct" w:w="5000"/>
+        <w:tblLayout w:type="fixed"/>
+        <w:tblLook w:firstRow="0" w:lastRow="0" w:firstColumn="0" w:lastColumn="0" w:noHBand="0" w:noVBand="0" w:val="0000"/>
+      </w:tblPr>
+      <w:tblGrid>
+        <w:gridCol w:w="7920"/>
+      </w:tblGrid>
+      <w:tr>
+        <w:tc>
+          <w:tcPr/>
+          <w:bookmarkStart w:id="49" w:name="fig-eff-comp"/>
+          <w:p>
+            <w:pPr>
+              <w:pStyle w:val="Compact"/>
+              <w:jc w:val="center"/>
+            </w:pPr>
+            <w:r>
+              <w:drawing>
+                <wp:inline>
+                  <wp:extent cx="5334000" cy="4000500"/>
+                  <wp:effectExtent b="0" l="0" r="0" t="0"/>
+                  <wp:docPr descr="" title="" id="47" name="Picture"/>
+                  <a:graphic>
+                    <a:graphicData uri="http://schemas.openxmlformats.org/drawingml/2006/picture">
+                      <pic:pic>
+                        <pic:nvPicPr>
+                          <pic:cNvPr descr="figures/efficiency_comparison_reduced.png" id="48" name="Picture"/>
+                          <pic:cNvPicPr>
+                            <a:picLocks noChangeArrowheads="1" noChangeAspect="1"/>
+                          </pic:cNvPicPr>
+                        </pic:nvPicPr>
+                        <pic:blipFill>
+                          <a:blip r:embed="rId46"/>
+                          <a:stretch>
+                            <a:fillRect/>
+                          </a:stretch>
+                        </pic:blipFill>
+                        <pic:spPr bwMode="auto">
+                          <a:xfrm>
+                            <a:off x="0" y="0"/>
+                            <a:ext cx="5334000" cy="4000500"/>
+                          </a:xfrm>
+                          <a:prstGeom prst="rect">
+                            <a:avLst/>
+                          </a:prstGeom>
+                          <a:noFill/>
+                          <a:ln w="9525">
+                            <a:noFill/>
+                            <a:headEnd/>
+                            <a:tailEnd/>
+                          </a:ln>
+                        </pic:spPr>
+                      </pic:pic>
+                    </a:graphicData>
+                  </a:graphic>
+                </wp:inline>
+              </w:drawing>
+            </w:r>
+          </w:p>
+          <w:p>
+            <w:pPr>
+              <w:jc w:val="center"/>
+            </w:pPr>
+            <w:pPr>
+              <w:jc w:val="left"/>
+              <w:spacing w:before="200"/>
+              <w:pStyle w:val="ImageCaption"/>
+            </w:pPr>
+            <w:r>
+              <w:t xml:space="preserve">Figure 5: Within-simulation comparison of efficiency between samplers and optimization</w:t>
+            </w:r>
+            <w:r>
+              <w:t xml:space="preserve"> </w:t>
+            </w:r>
+            <w:r>
+              <w:t xml:space="preserve">layers. The comparison values is based on the difference of the definite</w:t>
+            </w:r>
+            <w:r>
+              <w:t xml:space="preserve"> </w:t>
+            </w:r>
+            <w:r>
+              <w:t xml:space="preserve">integrals of the efficiency samplers curves described in</w:t>
+            </w:r>
+            <w:r>
+              <w:t xml:space="preserve"> </w:t>
+            </w:r>
+            <w:hyperlink w:anchor="eq-eff-diff">
+              <w:r>
+                <w:rPr>
+                  <w:rStyle w:val="Hyperlink"/>
+                </w:rPr>
+                <w:t xml:space="preserve">Equation 3</w:t>
+              </w:r>
+            </w:hyperlink>
+            <w:r>
+              <w:t xml:space="preserve">. Negative</w:t>
+            </w:r>
+            <w:r>
+              <w:t xml:space="preserve"> </w:t>
+            </w:r>
+            <w:r>
+              <w:t xml:space="preserve">values (in blue) indicate that the compared option lead to a less efficient</w:t>
+            </w:r>
+            <w:r>
+              <w:t xml:space="preserve"> </w:t>
+            </w:r>
+            <w:r>
+              <w:t xml:space="preserve">sampling than its reference, while positive values (in orange) indicate it was</w:t>
+            </w:r>
+            <w:r>
+              <w:t xml:space="preserve"> </w:t>
+            </w:r>
+            <w:r>
+              <w:t xml:space="preserve">more efficient. References were chosen for narrative purposes and to simplify</w:t>
+            </w:r>
+            <w:r>
+              <w:t xml:space="preserve"> </w:t>
+            </w:r>
+            <w:r>
+              <w:t xml:space="preserve">the number of comparisons displayed. All one-by-one comparisons are available in</w:t>
+            </w:r>
+            <w:r>
+              <w:t xml:space="preserve"> </w:t>
+            </w:r>
+            <w:r>
+              <w:t xml:space="preserve">Supp. Mat.</w:t>
+            </w:r>
+          </w:p>
+          <w:bookmarkEnd w:id="49"/>
+        </w:tc>
+      </w:tr>
+    </w:tbl>
     <w:p>
       <w:pPr>
         <w:pStyle w:val="BodyText"/>
       </w:pPr>
       <w:r>
-        <w:t xml:space="preserve">Also explored but not tested with all sampler/optimization layer possibilities</w:t>
-      </w:r>
-      <w:r>
-        <w:t xml:space="preserve"> </w:t>
-      </w:r>
-      <w:r>
-        <w:t xml:space="preserve">(potential supp. mat?):</w:t>
+        <w:t xml:space="preserve">While the simulations clearly highlight which sampler or optimization layer is</w:t>
+      </w:r>
+      <w:r>
+        <w:t xml:space="preserve"> </w:t>
+      </w:r>
+      <w:r>
+        <w:t xml:space="preserve">most efficient across all simulations, efficiency parameters and differences</w:t>
+      </w:r>
+      <w:r>
+        <w:t xml:space="preserve"> </w:t>
+      </w:r>
+      <w:r>
+        <w:t xml:space="preserve">vary over a wide range of values. We verified if this could be tied to the</w:t>
+      </w:r>
+      <w:r>
+        <w:t xml:space="preserve"> </w:t>
+      </w:r>
+      <w:r>
+        <w:t xml:space="preserve">occupancy of the focal species in simulated landscape, measured as the number of</w:t>
+      </w:r>
+      <w:r>
+        <w:t xml:space="preserve"> </w:t>
+      </w:r>
+      <w:r>
+        <w:t xml:space="preserve">cells where the species is present. We examined the relationship between</w:t>
+      </w:r>
+      <w:r>
+        <w:t xml:space="preserve"> </w:t>
+      </w:r>
+      <w:r>
+        <w:t xml:space="preserve">occupancy and efficiency. Optimizing using Uncertainty Sampling on the focal</w:t>
+      </w:r>
+      <w:r>
+        <w:t xml:space="preserve"> </w:t>
+      </w:r>
+      <w:r>
+        <w:t xml:space="preserve">species range and on realized interactions is especially efficient at low</w:t>
+      </w:r>
+      <w:r>
+        <w:t xml:space="preserve"> </w:t>
+      </w:r>
+      <w:r>
+        <w:t xml:space="preserve">occupancy, as it targets the fewer cells where the focal species is present. As</w:t>
+      </w:r>
+      <w:r>
+        <w:t xml:space="preserve"> </w:t>
+      </w:r>
+      <w:r>
+        <w:t xml:space="preserve">species occupancy increases, the difference between options decreases. When the</w:t>
+      </w:r>
+      <w:r>
+        <w:t xml:space="preserve"> </w:t>
+      </w:r>
+      <w:r>
+        <w:t xml:space="preserve">focal species has high occupancy and is present almost everywhere across the</w:t>
+      </w:r>
+      <w:r>
+        <w:t xml:space="preserve"> </w:t>
+      </w:r>
+      <w:r>
+        <w:t xml:space="preserve">landscape, Weighted Balanced Acceptance and Simple Random perform similarly to</w:t>
+      </w:r>
+      <w:r>
+        <w:t xml:space="preserve"> </w:t>
+      </w:r>
+      <w:r>
+        <w:t xml:space="preserve">Uncertainty Sampling, as balancing sites across space or choosing at random</w:t>
+      </w:r>
+      <w:r>
+        <w:t xml:space="preserve"> </w:t>
+      </w:r>
+      <w:r>
+        <w:t xml:space="preserve">becomes equivalent to targeting the species range. Optimizing based on species</w:t>
+      </w:r>
+      <w:r>
+        <w:t xml:space="preserve"> </w:t>
+      </w:r>
+      <w:r>
+        <w:t xml:space="preserve">richness became more efficient as occupancy increased. A possible explanation is</w:t>
+      </w:r>
+      <w:r>
+        <w:t xml:space="preserve"> </w:t>
+      </w:r>
+      <w:r>
+        <w:t xml:space="preserve">that at high occupancy, species range is not a restricting element and thus</w:t>
+      </w:r>
+      <w:r>
+        <w:t xml:space="preserve"> </w:t>
+      </w:r>
+      <w:r>
+        <w:t xml:space="preserve">targeting sites with high richness directly leads to targeting sites with more</w:t>
+      </w:r>
+      <w:r>
+        <w:t xml:space="preserve"> </w:t>
+      </w:r>
+      <w:r>
+        <w:t xml:space="preserve">interaction partners. On the contrary, at low occupancy, species range is an</w:t>
+      </w:r>
+      <w:r>
+        <w:t xml:space="preserve"> </w:t>
+      </w:r>
+      <w:r>
+        <w:t xml:space="preserve">important restriction, and optimizing on richness of all species might target</w:t>
+      </w:r>
+      <w:r>
+        <w:t xml:space="preserve"> </w:t>
+      </w:r>
+      <w:r>
+        <w:t xml:space="preserve">sites where the focal species is absent. Optimizing on the probabilistic species</w:t>
+      </w:r>
+      <w:r>
+        <w:t xml:space="preserve"> </w:t>
+      </w:r>
+      <w:r>
+        <w:t xml:space="preserve">range behave similarly to species richness; at high occupancy, it is very likely</w:t>
+      </w:r>
+      <w:r>
+        <w:t xml:space="preserve"> </w:t>
+      </w:r>
+      <w:r>
+        <w:t xml:space="preserve">the species will be present at the sites with high probabilities and therefore</w:t>
+      </w:r>
+      <w:r>
+        <w:t xml:space="preserve"> </w:t>
+      </w:r>
+      <w:r>
+        <w:t xml:space="preserve">the sampler can more effectively filter out sites where the species is absent.</w:t>
+      </w:r>
+      <w:r>
+        <w:t xml:space="preserve"> </w:t>
+      </w:r>
+      <w:r>
+        <w:t xml:space="preserve">At low occupancy, the focal species will be present in fewer locations with high</w:t>
+      </w:r>
+      <w:r>
+        <w:t xml:space="preserve"> </w:t>
+      </w:r>
+      <w:r>
+        <w:t xml:space="preserve">probabilities, but might be absent from locations with intermediate</w:t>
+      </w:r>
+      <w:r>
+        <w:t xml:space="preserve"> </w:t>
+      </w:r>
+      <w:r>
+        <w:t xml:space="preserve">probabilities, making it more challenging for the sampler to pick apart.</w:t>
+      </w:r>
+    </w:p>
+    <w:tbl>
+      <w:tblPr>
+        <w:tblStyle w:val="Table"/>
+        <w:tblW w:type="pct" w:w="5000"/>
+        <w:tblLayout w:type="fixed"/>
+        <w:tblLook w:firstRow="0" w:lastRow="0" w:firstColumn="0" w:lastColumn="0" w:noHBand="0" w:noVBand="0" w:val="0000"/>
+      </w:tblPr>
+      <w:tblGrid>
+        <w:gridCol w:w="7920"/>
+      </w:tblGrid>
+      <w:tr>
+        <w:tc>
+          <w:tcPr/>
+          <w:bookmarkStart w:id="53" w:name="fig-eff-occup"/>
+          <w:p>
+            <w:pPr>
+              <w:pStyle w:val="Compact"/>
+              <w:jc w:val="center"/>
+            </w:pPr>
+            <w:r>
+              <w:drawing>
+                <wp:inline>
+                  <wp:extent cx="5334000" cy="3333750"/>
+                  <wp:effectExtent b="0" l="0" r="0" t="0"/>
+                  <wp:docPr descr="" title="" id="51" name="Picture"/>
+                  <a:graphic>
+                    <a:graphicData uri="http://schemas.openxmlformats.org/drawingml/2006/picture">
+                      <pic:pic>
+                        <pic:nvPicPr>
+                          <pic:cNvPr descr="figures/efficiency_occupancy.png" id="52" name="Picture"/>
+                          <pic:cNvPicPr>
+                            <a:picLocks noChangeArrowheads="1" noChangeAspect="1"/>
+                          </pic:cNvPicPr>
+                        </pic:nvPicPr>
+                        <pic:blipFill>
+                          <a:blip r:embed="rId50"/>
+                          <a:stretch>
+                            <a:fillRect/>
+                          </a:stretch>
+                        </pic:blipFill>
+                        <pic:spPr bwMode="auto">
+                          <a:xfrm>
+                            <a:off x="0" y="0"/>
+                            <a:ext cx="5334000" cy="3333750"/>
+                          </a:xfrm>
+                          <a:prstGeom prst="rect">
+                            <a:avLst/>
+                          </a:prstGeom>
+                          <a:noFill/>
+                          <a:ln w="9525">
+                            <a:noFill/>
+                            <a:headEnd/>
+                            <a:tailEnd/>
+                          </a:ln>
+                        </pic:spPr>
+                      </pic:pic>
+                    </a:graphicData>
+                  </a:graphic>
+                </wp:inline>
+              </w:drawing>
+            </w:r>
+          </w:p>
+          <w:p>
+            <w:pPr>
+              <w:jc w:val="center"/>
+            </w:pPr>
+            <w:pPr>
+              <w:jc w:val="left"/>
+              <w:spacing w:before="200"/>
+              <w:pStyle w:val="ImageCaption"/>
+            </w:pPr>
+            <w:r>
+              <w:t xml:space="preserve">Figure 6: Relationship between the occupancy of the focal species and sampling</w:t>
+            </w:r>
+            <w:r>
+              <w:t xml:space="preserve"> </w:t>
+            </w:r>
+            <w:r>
+              <w:t xml:space="preserve">efficiency for all optimization options. These results come from 100 independent</w:t>
+            </w:r>
+            <w:r>
+              <w:t xml:space="preserve"> </w:t>
+            </w:r>
+            <w:r>
+              <w:t xml:space="preserve">simulations, and therefore 100 different sets of metawebs, species ranges, and</w:t>
+            </w:r>
+            <w:r>
+              <w:t xml:space="preserve"> </w:t>
+            </w:r>
+            <w:r>
+              <w:t xml:space="preserve">occupancy of the focal</w:t>
+            </w:r>
+            <w:r>
+              <w:t xml:space="preserve"> </w:t>
+            </w:r>
+            <w:r>
+              <w:t xml:space="preserve">species.</w:t>
+            </w:r>
+          </w:p>
+          <w:bookmarkEnd w:id="53"/>
+        </w:tc>
+      </w:tr>
+    </w:tbl>
+    <w:bookmarkEnd w:id="54"/>
+    <w:bookmarkEnd w:id="55"/>
+    <w:bookmarkStart w:id="56" w:name="discussion"/>
+    <w:p>
+      <w:pPr>
+        <w:pStyle w:val="Heading1"/>
+      </w:pPr>
+      <w:r>
+        <w:t xml:space="preserve">Discussion</w:t>
+      </w:r>
+    </w:p>
+    <w:p>
+      <w:pPr>
+        <w:pStyle w:val="FirstParagraph"/>
+      </w:pPr>
+      <w:r>
+        <w:t xml:space="preserve">What should be realistic expectations for sampling and monitoring of species</w:t>
+      </w:r>
+      <w:r>
+        <w:t xml:space="preserve"> </w:t>
+      </w:r>
+      <w:r>
+        <w:t xml:space="preserve">interactions?</w:t>
       </w:r>
     </w:p>
     <w:p>
@@ -2337,31 +3220,13 @@
         </w:numPr>
       </w:pPr>
       <w:r>
-        <w:t xml:space="preserve">4 species with different degree: proportion of interactions monitored was</w:t>
-      </w:r>
-      <w:r>
-        <w:t xml:space="preserve"> </w:t>
-      </w:r>
-      <w:r>
-        <w:t xml:space="preserve">sometimes higher for a species with intermediate degree than for the species</w:t>
-      </w:r>
-      <w:r>
-        <w:t xml:space="preserve"> </w:t>
-      </w:r>
-      <w:r>
-        <w:t xml:space="preserve">with highest degree (which makes sense given rare interactions). Otherwise,</w:t>
-      </w:r>
-      <w:r>
-        <w:t xml:space="preserve"> </w:t>
-      </w:r>
-      <w:r>
-        <w:t xml:space="preserve">both the proportion and absolute number tended to be low for species with</w:t>
-      </w:r>
-      <w:r>
-        <w:t xml:space="preserve"> </w:t>
-      </w:r>
-      <w:r>
-        <w:t xml:space="preserve">low or very low degree.</w:t>
+        <w:t xml:space="preserve">Not as high as species richness and not as simple as co-occurrence of</w:t>
+      </w:r>
+      <w:r>
+        <w:t xml:space="preserve"> </w:t>
+      </w:r>
+      <w:r>
+        <w:t xml:space="preserve">interacting species</w:t>
       </w:r>
     </w:p>
     <w:p>
@@ -2373,25 +3238,13 @@
         </w:numPr>
       </w:pPr>
       <w:r>
-        <w:t xml:space="preserve">Optimization for possible &amp; detected interactions: not an interesting</w:t>
-      </w:r>
-      <w:r>
-        <w:t xml:space="preserve"> </w:t>
-      </w:r>
-      <w:r>
-        <w:t xml:space="preserve">result. Possible interactions saturate way too fast, while detected</w:t>
-      </w:r>
-      <w:r>
-        <w:t xml:space="preserve"> </w:t>
-      </w:r>
-      <w:r>
-        <w:t xml:space="preserve">interactions are always lower than realized interactions and don’t make</w:t>
-      </w:r>
-      <w:r>
-        <w:t xml:space="preserve"> </w:t>
-      </w:r>
-      <w:r>
-        <w:t xml:space="preserve">sense as a pre-detection optimization target</w:t>
+        <w:t xml:space="preserve">Expectations should be much lower given abundances, and our simulations</w:t>
+      </w:r>
+      <w:r>
+        <w:t xml:space="preserve"> </w:t>
+      </w:r>
+      <w:r>
+        <w:t xml:space="preserve">highlight a way this could happen</w:t>
       </w:r>
     </w:p>
     <w:p>
@@ -2403,31 +3256,7 @@
         </w:numPr>
       </w:pPr>
       <w:r>
-        <w:t xml:space="preserve">Optimisation with interaction richness: same as species richness, less</w:t>
-      </w:r>
-      <w:r>
-        <w:t xml:space="preserve"> </w:t>
-      </w:r>
-      <w:r>
-        <w:t xml:space="preserve">efficient than species range</w:t>
-      </w:r>
-    </w:p>
-    <w:p>
-      <w:pPr>
-        <w:pStyle w:val="Compact"/>
-        <w:numPr>
-          <w:ilvl w:val="0"/>
-          <w:numId w:val="1004"/>
-        </w:numPr>
-      </w:pPr>
-      <w:r>
-        <w:t xml:space="preserve">Optimisation with richness of possible interactions for the focal species:</w:t>
-      </w:r>
-      <w:r>
-        <w:t xml:space="preserve"> </w:t>
-      </w:r>
-      <w:r>
-        <w:t xml:space="preserve">same as species range, since they’re essentially the same</w:t>
+        <w:t xml:space="preserve">This means we can apply motoring to species interactions, with limits.</w:t>
       </w:r>
     </w:p>
     <w:p>
@@ -2435,164 +3264,13 @@
         <w:pStyle w:val="FirstParagraph"/>
       </w:pPr>
       <w:r>
-        <w:drawing>
-          <wp:inline>
-            <wp:extent cx="5334000" cy="5334000"/>
-            <wp:effectExtent b="0" l="0" r="0" t="0"/>
-            <wp:docPr descr="" title="" id="38" name="Picture"/>
-            <a:graphic>
-              <a:graphicData uri="http://schemas.openxmlformats.org/drawingml/2006/picture">
-                <pic:pic>
-                  <pic:nvPicPr>
-                    <pic:cNvPr descr="figures/efficiency_distribution.png" id="39" name="Picture"/>
-                    <pic:cNvPicPr>
-                      <a:picLocks noChangeArrowheads="1" noChangeAspect="1"/>
-                    </pic:cNvPicPr>
-                  </pic:nvPicPr>
-                  <pic:blipFill>
-                    <a:blip r:embed="rId37"/>
-                    <a:stretch>
-                      <a:fillRect/>
-                    </a:stretch>
-                  </pic:blipFill>
-                  <pic:spPr bwMode="auto">
-                    <a:xfrm>
-                      <a:off x="0" y="0"/>
-                      <a:ext cx="5334000" cy="5334000"/>
-                    </a:xfrm>
-                    <a:prstGeom prst="rect">
-                      <a:avLst/>
-                    </a:prstGeom>
-                    <a:noFill/>
-                    <a:ln w="9525">
-                      <a:noFill/>
-                      <a:headEnd/>
-                      <a:tailEnd/>
-                    </a:ln>
-                  </pic:spPr>
-                </pic:pic>
-              </a:graphicData>
-            </a:graphic>
-          </wp:inline>
-        </w:drawing>
-      </w:r>
-    </w:p>
-    <w:p>
-      <w:pPr>
-        <w:pStyle w:val="BodyText"/>
-      </w:pPr>
-      <w:r>
-        <w:drawing>
-          <wp:inline>
-            <wp:extent cx="5334000" cy="3333750"/>
-            <wp:effectExtent b="0" l="0" r="0" t="0"/>
-            <wp:docPr descr="" title="" id="41" name="Picture"/>
-            <a:graphic>
-              <a:graphicData uri="http://schemas.openxmlformats.org/drawingml/2006/picture">
-                <pic:pic>
-                  <pic:nvPicPr>
-                    <pic:cNvPr descr="figures/efficiency_occupancy.png" id="42" name="Picture"/>
-                    <pic:cNvPicPr>
-                      <a:picLocks noChangeArrowheads="1" noChangeAspect="1"/>
-                    </pic:cNvPicPr>
-                  </pic:nvPicPr>
-                  <pic:blipFill>
-                    <a:blip r:embed="rId40"/>
-                    <a:stretch>
-                      <a:fillRect/>
-                    </a:stretch>
-                  </pic:blipFill>
-                  <pic:spPr bwMode="auto">
-                    <a:xfrm>
-                      <a:off x="0" y="0"/>
-                      <a:ext cx="5334000" cy="3333750"/>
-                    </a:xfrm>
-                    <a:prstGeom prst="rect">
-                      <a:avLst/>
-                    </a:prstGeom>
-                    <a:noFill/>
-                    <a:ln w="9525">
-                      <a:noFill/>
-                      <a:headEnd/>
-                      <a:tailEnd/>
-                    </a:ln>
-                  </pic:spPr>
-                </pic:pic>
-              </a:graphicData>
-            </a:graphic>
-          </wp:inline>
-        </w:drawing>
-      </w:r>
-    </w:p>
-    <w:p>
-      <w:pPr>
-        <w:pStyle w:val="BodyText"/>
-      </w:pPr>
-      <w:r>
-        <w:drawing>
-          <wp:inline>
-            <wp:extent cx="5334000" cy="4000500"/>
-            <wp:effectExtent b="0" l="0" r="0" t="0"/>
-            <wp:docPr descr="" title="" id="44" name="Picture"/>
-            <a:graphic>
-              <a:graphicData uri="http://schemas.openxmlformats.org/drawingml/2006/picture">
-                <pic:pic>
-                  <pic:nvPicPr>
-                    <pic:cNvPr descr="figures/efficiency_comparison.png" id="45" name="Picture"/>
-                    <pic:cNvPicPr>
-                      <a:picLocks noChangeArrowheads="1" noChangeAspect="1"/>
-                    </pic:cNvPicPr>
-                  </pic:nvPicPr>
-                  <pic:blipFill>
-                    <a:blip r:embed="rId43"/>
-                    <a:stretch>
-                      <a:fillRect/>
-                    </a:stretch>
-                  </pic:blipFill>
-                  <pic:spPr bwMode="auto">
-                    <a:xfrm>
-                      <a:off x="0" y="0"/>
-                      <a:ext cx="5334000" cy="4000500"/>
-                    </a:xfrm>
-                    <a:prstGeom prst="rect">
-                      <a:avLst/>
-                    </a:prstGeom>
-                    <a:noFill/>
-                    <a:ln w="9525">
-                      <a:noFill/>
-                      <a:headEnd/>
-                      <a:tailEnd/>
-                    </a:ln>
-                  </pic:spPr>
-                </pic:pic>
-              </a:graphicData>
-            </a:graphic>
-          </wp:inline>
-        </w:drawing>
-      </w:r>
-    </w:p>
-    <w:bookmarkEnd w:id="46"/>
-    <w:bookmarkStart w:id="47" w:name="discussion"/>
-    <w:p>
-      <w:pPr>
-        <w:pStyle w:val="Heading1"/>
-      </w:pPr>
-      <w:r>
-        <w:t xml:space="preserve">Discussion</w:t>
-      </w:r>
-    </w:p>
-    <w:p>
-      <w:pPr>
-        <w:pStyle w:val="FirstParagraph"/>
-      </w:pPr>
-      <w:r>
-        <w:t xml:space="preserve">What should be realistic expectations for sampling and monitoring of species</w:t>
-      </w:r>
-      <w:r>
-        <w:t xml:space="preserve"> </w:t>
-      </w:r>
-      <w:r>
-        <w:t xml:space="preserve">interactions?</w:t>
+        <w:t xml:space="preserve">We can improve coverage with the right optimization method. But to do so, we</w:t>
+      </w:r>
+      <w:r>
+        <w:t xml:space="preserve"> </w:t>
+      </w:r>
+      <w:r>
+        <w:t xml:space="preserve">need a clear and attainable sampling or monitoring objective.</w:t>
       </w:r>
     </w:p>
     <w:p>
@@ -2604,13 +3282,13 @@
         </w:numPr>
       </w:pPr>
       <w:r>
-        <w:t xml:space="preserve">Not as high as species richness and not as simple as co-occurrence of</w:t>
-      </w:r>
-      <w:r>
-        <w:t xml:space="preserve"> </w:t>
-      </w:r>
-      <w:r>
-        <w:t xml:space="preserve">interacting species</w:t>
+        <w:t xml:space="preserve">Again, we come back to a single species perspective as most attainable and</w:t>
+      </w:r>
+      <w:r>
+        <w:t xml:space="preserve"> </w:t>
+      </w:r>
+      <w:r>
+        <w:t xml:space="preserve">understandable level of information while yielding relevant results.</w:t>
       </w:r>
     </w:p>
     <w:p>
@@ -2622,25 +3300,25 @@
         </w:numPr>
       </w:pPr>
       <w:r>
-        <w:t xml:space="preserve">Expectations should be much lower given abundances, and our simulations</w:t>
-      </w:r>
-      <w:r>
-        <w:t xml:space="preserve"> </w:t>
-      </w:r>
-      <w:r>
-        <w:t xml:space="preserve">highlight a way this could happen</w:t>
-      </w:r>
-    </w:p>
-    <w:p>
-      <w:pPr>
-        <w:pStyle w:val="Compact"/>
-        <w:numPr>
-          <w:ilvl w:val="0"/>
-          <w:numId w:val="1005"/>
-        </w:numPr>
-      </w:pPr>
-      <w:r>
-        <w:t xml:space="preserve">This means we can apply motoring to species interactions, with limits.</w:t>
+        <w:t xml:space="preserve">Optimizing on species range is an efficient strategy to retrieve its</w:t>
+      </w:r>
+      <w:r>
+        <w:t xml:space="preserve"> </w:t>
+      </w:r>
+      <w:r>
+        <w:t xml:space="preserve">interactions (most attainable information), better than optimization based</w:t>
+      </w:r>
+      <w:r>
+        <w:t xml:space="preserve"> </w:t>
+      </w:r>
+      <w:r>
+        <w:t xml:space="preserve">on species or interaction richness and surpassed only by knowledge of it’s</w:t>
+      </w:r>
+      <w:r>
+        <w:t xml:space="preserve"> </w:t>
+      </w:r>
+      <w:r>
+        <w:t xml:space="preserve">realized interactions</w:t>
       </w:r>
     </w:p>
     <w:p>
@@ -2648,68 +3326,6 @@
         <w:pStyle w:val="FirstParagraph"/>
       </w:pPr>
       <w:r>
-        <w:t xml:space="preserve">We can improve coverage with the right optimization method. But to do so, we</w:t>
-      </w:r>
-      <w:r>
-        <w:t xml:space="preserve"> </w:t>
-      </w:r>
-      <w:r>
-        <w:t xml:space="preserve">need a clear and attainable sampling or monitoring objective.</w:t>
-      </w:r>
-    </w:p>
-    <w:p>
-      <w:pPr>
-        <w:pStyle w:val="Compact"/>
-        <w:numPr>
-          <w:ilvl w:val="0"/>
-          <w:numId w:val="1006"/>
-        </w:numPr>
-      </w:pPr>
-      <w:r>
-        <w:t xml:space="preserve">Again, we come back to a single species perspective as most attainable and</w:t>
-      </w:r>
-      <w:r>
-        <w:t xml:space="preserve"> </w:t>
-      </w:r>
-      <w:r>
-        <w:t xml:space="preserve">understandable level of information while yielding relevant results.</w:t>
-      </w:r>
-    </w:p>
-    <w:p>
-      <w:pPr>
-        <w:pStyle w:val="Compact"/>
-        <w:numPr>
-          <w:ilvl w:val="0"/>
-          <w:numId w:val="1006"/>
-        </w:numPr>
-      </w:pPr>
-      <w:r>
-        <w:t xml:space="preserve">Optimizing on species range is an efficient strategy to retrieve its</w:t>
-      </w:r>
-      <w:r>
-        <w:t xml:space="preserve"> </w:t>
-      </w:r>
-      <w:r>
-        <w:t xml:space="preserve">interactions (most attainable information), better than optimization based</w:t>
-      </w:r>
-      <w:r>
-        <w:t xml:space="preserve"> </w:t>
-      </w:r>
-      <w:r>
-        <w:t xml:space="preserve">on species or interaction richness and surpassed only by knowledge of it’s</w:t>
-      </w:r>
-      <w:r>
-        <w:t xml:space="preserve"> </w:t>
-      </w:r>
-      <w:r>
-        <w:t xml:space="preserve">realized interactions</w:t>
-      </w:r>
-    </w:p>
-    <w:p>
-      <w:pPr>
-        <w:pStyle w:val="FirstParagraph"/>
-      </w:pPr>
-      <w:r>
         <w:t xml:space="preserve">Our results offer insights into defining realistic expectations for interaction</w:t>
       </w:r>
       <w:r>
@@ -2731,8 +3347,8 @@
         <w:t xml:space="preserve">monitor species interactions with a reasonable number of sites.</w:t>
       </w:r>
     </w:p>
-    <w:bookmarkEnd w:id="47"/>
-    <w:bookmarkStart w:id="55" w:name="references"/>
+    <w:bookmarkEnd w:id="56"/>
+    <w:bookmarkStart w:id="64" w:name="references"/>
     <w:p>
       <w:pPr>
         <w:pStyle w:val="Heading1"/>
@@ -2741,8 +3357,8 @@
         <w:t xml:space="preserve">References</w:t>
       </w:r>
     </w:p>
-    <w:bookmarkStart w:id="54" w:name="refs"/>
-    <w:bookmarkStart w:id="49" w:name="ref-Canard2012EmeStr"/>
+    <w:bookmarkStart w:id="63" w:name="refs"/>
+    <w:bookmarkStart w:id="58" w:name="ref-Canard2012EmeStr"/>
     <w:p>
       <w:pPr>
         <w:pStyle w:val="Bibliography"/>
@@ -2796,7 +3412,7 @@
       <w:r>
         <w:t xml:space="preserve"> </w:t>
       </w:r>
-      <w:hyperlink r:id="rId48">
+      <w:hyperlink r:id="rId57">
         <w:r>
           <w:rPr>
             <w:rStyle w:val="Hyperlink"/>
@@ -2808,8 +3424,8 @@
         <w:t xml:space="preserve">.</w:t>
       </w:r>
     </w:p>
-    <w:bookmarkEnd w:id="49"/>
-    <w:bookmarkStart w:id="51" w:name="ref-Catchen2023MisLin"/>
+    <w:bookmarkEnd w:id="58"/>
+    <w:bookmarkStart w:id="60" w:name="ref-Catchen2023MisLin"/>
     <w:p>
       <w:pPr>
         <w:pStyle w:val="Bibliography"/>
@@ -2832,7 +3448,7 @@
       <w:r>
         <w:t xml:space="preserve"> </w:t>
       </w:r>
-      <w:hyperlink r:id="rId50">
+      <w:hyperlink r:id="rId59">
         <w:r>
           <w:rPr>
             <w:rStyle w:val="Hyperlink"/>
@@ -2844,8 +3460,8 @@
         <w:t xml:space="preserve">.</w:t>
       </w:r>
     </w:p>
-    <w:bookmarkEnd w:id="51"/>
-    <w:bookmarkStart w:id="53" w:name="ref-Norman2025AlgSel"/>
+    <w:bookmarkEnd w:id="60"/>
+    <w:bookmarkStart w:id="62" w:name="ref-Norman2025AlgSel"/>
     <w:p>
       <w:pPr>
         <w:pStyle w:val="Bibliography"/>
@@ -2868,7 +3484,7 @@
       <w:r>
         <w:t xml:space="preserve"> </w:t>
       </w:r>
-      <w:hyperlink r:id="rId52">
+      <w:hyperlink r:id="rId61">
         <w:r>
           <w:rPr>
             <w:rStyle w:val="Hyperlink"/>
@@ -2880,9 +3496,9 @@
         <w:t xml:space="preserve">.</w:t>
       </w:r>
     </w:p>
-    <w:bookmarkEnd w:id="53"/>
-    <w:bookmarkEnd w:id="54"/>
-    <w:bookmarkEnd w:id="55"/>
+    <w:bookmarkEnd w:id="62"/>
+    <w:bookmarkEnd w:id="63"/>
+    <w:bookmarkEnd w:id="64"/>
     <w:sectPr>
       <w:footnotePr>
         <w:numRestart w:val="eachSect"/>
@@ -3112,9 +3728,6 @@
     <w:abstractNumId w:val="991"/>
   </w:num>
   <w:num w:numId="1005">
-    <w:abstractNumId w:val="991"/>
-  </w:num>
-  <w:num w:numId="1006">
     <w:abstractNumId w:val="991"/>
   </w:num>
 </w:numbering>

--- a/index.docx
+++ b/index.docx
@@ -385,7 +385,7 @@
         <w:t xml:space="preserve"> </w:t>
       </w:r>
       <w:r>
-        <w:t xml:space="preserve">(Catchen et al. 2023; Canard et al. 2012)</w:t>
+        <w:t xml:space="preserve">(Canard et al. 2012; Catchen et al. 2023)</w:t>
       </w:r>
       <w:r>
         <w:t xml:space="preserve">. We set an abundance profile for our set of species following</w:t>
@@ -771,7 +771,7 @@
         <w:t xml:space="preserve"> </w:t>
       </w:r>
       <w:r>
-        <w:t xml:space="preserve">provided). Next, we tested three information layers for optimization: one with</w:t>
+        <w:t xml:space="preserve">provided). Next, we tested four information layers for optimization: one with</w:t>
       </w:r>
       <w:r>
         <w:t xml:space="preserve"> </w:t>
@@ -783,19 +783,31 @@
         <w:t xml:space="preserve"> </w:t>
       </w:r>
       <w:r>
-        <w:t xml:space="preserve">one with the location of realized interactions for the focal species (to</w:t>
-      </w:r>
-      <w:r>
-        <w:t xml:space="preserve"> </w:t>
-      </w:r>
-      <w:r>
-        <w:t xml:space="preserve">represent a best-case scenario) and one with species richness across the</w:t>
-      </w:r>
-      <w:r>
-        <w:t xml:space="preserve"> </w:t>
-      </w:r>
-      <w:r>
-        <w:t xml:space="preserve">landscape (to represent a holistic level of information for the system).</w:t>
+        <w:t xml:space="preserve">one with the probabilistic range (for a less informed case, similar to the</w:t>
+      </w:r>
+      <w:r>
+        <w:t xml:space="preserve"> </w:t>
+      </w:r>
+      <w:r>
+        <w:t xml:space="preserve">output of a species distribution model), one with the location of realized</w:t>
+      </w:r>
+      <w:r>
+        <w:t xml:space="preserve"> </w:t>
+      </w:r>
+      <w:r>
+        <w:t xml:space="preserve">interactions for the focal species (to represent a best-case scenario) and one</w:t>
+      </w:r>
+      <w:r>
+        <w:t xml:space="preserve"> </w:t>
+      </w:r>
+      <w:r>
+        <w:t xml:space="preserve">with species richness across the landscape (to represent a holistic level of</w:t>
+      </w:r>
+      <w:r>
+        <w:t xml:space="preserve"> </w:t>
+      </w:r>
+      <w:r>
+        <w:t xml:space="preserve">information for the system).</w:t>
       </w:r>
     </w:p>
     <w:p>
@@ -3364,13 +3376,7 @@
         <w:pStyle w:val="Bibliography"/>
       </w:pPr>
       <w:r>
-        <w:t xml:space="preserve">Canard, Elsa, Nicolas Mouquet, Lucile Marescot, Kevin J. Gaston, Dominique Gravel, and David Mouillot. 2012.</w:t>
-      </w:r>
-      <w:r>
-        <w:t xml:space="preserve"> </w:t>
-      </w:r>
-      <w:r>
-        <w:t xml:space="preserve">“Emergence of</w:t>
+        <w:t xml:space="preserve">Canard E, Mouquet N, Marescot L, et al (2012) Emergence of</w:t>
       </w:r>
       <w:r>
         <w:t xml:space="preserve"> </w:t>
@@ -3391,23 +3397,7 @@
         <w:t xml:space="preserve">Neutral Trophic Networks</w:t>
       </w:r>
       <w:r>
-        <w:t xml:space="preserve">.”</w:t>
-      </w:r>
-      <w:r>
-        <w:t xml:space="preserve"> </w:t>
-      </w:r>
-      <w:r>
-        <w:rPr>
-          <w:i/>
-          <w:iCs/>
-        </w:rPr>
-        <w:t xml:space="preserve">PLOS ONE</w:t>
-      </w:r>
-      <w:r>
-        <w:t xml:space="preserve"> </w:t>
-      </w:r>
-      <w:r>
-        <w:t xml:space="preserve">7 (8): e38295.</w:t>
+        <w:t xml:space="preserve">. PLOS ONE 7:e38295.</w:t>
       </w:r>
       <w:r>
         <w:t xml:space="preserve"> </w:t>
@@ -3420,9 +3410,6 @@
           <w:t xml:space="preserve">https://doi.org/10.1371/journal.pone.0038295</w:t>
         </w:r>
       </w:hyperlink>
-      <w:r>
-        <w:t xml:space="preserve">.</w:t>
-      </w:r>
     </w:p>
     <w:bookmarkEnd w:id="58"/>
     <w:bookmarkStart w:id="60" w:name="ref-Catchen2023MisLin"/>
@@ -3431,19 +3418,7 @@
         <w:pStyle w:val="Bibliography"/>
       </w:pPr>
       <w:r>
-        <w:t xml:space="preserve">Catchen, Michael D., Timothée Poisot, Laura J. Pollock, and Andrew Gonzalez. 2023.</w:t>
-      </w:r>
-      <w:r>
-        <w:t xml:space="preserve"> </w:t>
-      </w:r>
-      <w:r>
-        <w:t xml:space="preserve">“The Missing Link: Discerning True from False Negatives When Sampling Species Interaction Networks.”</w:t>
-      </w:r>
-      <w:r>
-        <w:t xml:space="preserve"> </w:t>
-      </w:r>
-      <w:r>
-        <w:t xml:space="preserve">January 19, 2023.</w:t>
+        <w:t xml:space="preserve">Catchen MD, Poisot T, Pollock LJ, Gonzalez A (2023) The missing link: Discerning true from false negatives when sampling species interaction networks.</w:t>
       </w:r>
       <w:r>
         <w:t xml:space="preserve"> </w:t>
@@ -3457,7 +3432,7 @@
         </w:r>
       </w:hyperlink>
       <w:r>
-        <w:t xml:space="preserve">.</w:t>
+        <w:t xml:space="preserve">. Accessed 19 Jan 2023</w:t>
       </w:r>
     </w:p>
     <w:bookmarkEnd w:id="60"/>
@@ -3467,19 +3442,7 @@
         <w:pStyle w:val="Bibliography"/>
       </w:pPr>
       <w:r>
-        <w:t xml:space="preserve">Norman, Kari E., and Timothée Poisot. 2025.</w:t>
-      </w:r>
-      <w:r>
-        <w:t xml:space="preserve"> </w:t>
-      </w:r>
-      <w:r>
-        <w:t xml:space="preserve">“Algorithm Selection for Optimal Ecological Monitoring Design,”</w:t>
-      </w:r>
-      <w:r>
-        <w:t xml:space="preserve"> </w:t>
-      </w:r>
-      <w:r>
-        <w:t xml:space="preserve">February.</w:t>
+        <w:t xml:space="preserve">Norman KE, Poisot T (2025)</w:t>
       </w:r>
       <w:r>
         <w:t xml:space="preserve"> </w:t>
@@ -3489,12 +3452,9 @@
           <w:rPr>
             <w:rStyle w:val="Hyperlink"/>
           </w:rPr>
-          <w:t xml:space="preserve">https://ecoevorxiv.org/repository/view/8545/</w:t>
+          <w:t xml:space="preserve">Algorithm selection for optimal ecological monitoring design</w:t>
         </w:r>
       </w:hyperlink>
-      <w:r>
-        <w:t xml:space="preserve">.</w:t>
-      </w:r>
     </w:p>
     <w:bookmarkEnd w:id="62"/>
     <w:bookmarkEnd w:id="63"/>

--- a/index.docx
+++ b/index.docx
@@ -230,7 +230,31 @@
         <w:t xml:space="preserve"> </w:t>
       </w:r>
       <w:r>
-        <w:t xml:space="preserve">ranges, and biodiversity observations networks (BONs). We used</w:t>
+        <w:t xml:space="preserve">ranges, and biodiversity observations networks (BONs). We followed the approach</w:t>
+      </w:r>
+      <w:r>
+        <w:t xml:space="preserve"> </w:t>
+      </w:r>
+      <w:r>
+        <w:t xml:space="preserve">introduced by</w:t>
+      </w:r>
+      <w:r>
+        <w:t xml:space="preserve"> </w:t>
+      </w:r>
+      <w:r>
+        <w:t xml:space="preserve">Catchen et al. (2023)</w:t>
+      </w:r>
+      <w:r>
+        <w:t xml:space="preserve"> </w:t>
+      </w:r>
+      <w:r>
+        <w:t xml:space="preserve">to simulate interaction realization and</w:t>
+      </w:r>
+      <w:r>
+        <w:t xml:space="preserve"> </w:t>
+      </w:r>
+      <w:r>
+        <w:t xml:space="preserve">detection, implemented in</w:t>
       </w:r>
       <w:r>
         <w:t xml:space="preserve"> </w:t>
@@ -242,92 +266,39 @@
         <w:t xml:space="preserve">SpeciesInteractionSamplers.jl</w:t>
       </w:r>
       <w:r>
-        <w:t xml:space="preserve"> </w:t>
-      </w:r>
-      <w:r>
-        <w:t xml:space="preserve">to generate networks, species ranges, and</w:t>
-      </w:r>
-      <w:r>
-        <w:t xml:space="preserve"> </w:t>
-      </w:r>
-      <w:r>
-        <w:t xml:space="preserve">interaction realization and detection, following the approach introduced by</w:t>
-      </w:r>
-      <w:r>
-        <w:t xml:space="preserve"> </w:t>
-      </w:r>
-      <w:r>
-        <w:t xml:space="preserve">Catchen et al. (2023)</w:t>
-      </w:r>
-      <w:r>
         <w:t xml:space="preserve">.</w:t>
       </w:r>
     </w:p>
-    <w:bookmarkStart w:id="21" w:name="evaluating-metaweb-sampling"/>
-    <w:p>
-      <w:pPr>
-        <w:pStyle w:val="Heading2"/>
-      </w:pPr>
-      <w:r>
-        <w:t xml:space="preserve">Evaluating metaweb sampling</w:t>
-      </w:r>
-    </w:p>
-    <w:p>
-      <w:pPr>
-        <w:pStyle w:val="FirstParagraph"/>
-      </w:pPr>
-      <w:r>
-        <w:t xml:space="preserve">Our first idea was to investigate the efficiency of sampling networks across</w:t>
-      </w:r>
-      <w:r>
-        <w:t xml:space="preserve"> </w:t>
-      </w:r>
-      <w:r>
-        <w:t xml:space="preserve">space to document a metaweb of interactions. Additionally, we aimed to compare</w:t>
-      </w:r>
-      <w:r>
-        <w:t xml:space="preserve"> </w:t>
-      </w:r>
-      <w:r>
-        <w:t xml:space="preserve">this efficiency with the efficiency at which we can document species richness.</w:t>
-      </w:r>
-    </w:p>
     <w:p>
       <w:pPr>
         <w:pStyle w:val="BodyText"/>
       </w:pPr>
       <w:r>
-        <w:t xml:space="preserve">Our first step was to simulate networks with variation across space. To do so,</w:t>
-      </w:r>
-      <w:r>
-        <w:t xml:space="preserve"> </w:t>
-      </w:r>
-      <w:r>
-        <w:t xml:space="preserve">we generated autocorrelated ranges (100 x 100 pixels) representing the</w:t>
-      </w:r>
-      <w:r>
-        <w:t xml:space="preserve"> </w:t>
-      </w:r>
-      <w:r>
-        <w:t xml:space="preserve">distribution of 75 species (an arbitrary number) and generated a metaweb using</w:t>
-      </w:r>
-      <w:r>
-        <w:t xml:space="preserve"> </w:t>
-      </w:r>
-      <w:r>
-        <w:t xml:space="preserve">the niche model with a connectance of 0.2 to define the feasible interactions</w:t>
-      </w:r>
-      <w:r>
-        <w:t xml:space="preserve"> </w:t>
-      </w:r>
-      <w:r>
-        <w:t xml:space="preserve">between the species. Combining the species ranges and the metaweb information,</w:t>
-      </w:r>
-      <w:r>
-        <w:t xml:space="preserve"> </w:t>
-      </w:r>
-      <w:r>
-        <w:t xml:space="preserve">we obtained the list of</w:t>
+        <w:t xml:space="preserve">First, we simulate networks with variation across space. To do so, we generate</w:t>
+      </w:r>
+      <w:r>
+        <w:t xml:space="preserve"> </w:t>
+      </w:r>
+      <w:r>
+        <w:t xml:space="preserve">autocorrelated ranges representing the distribution of species across a</w:t>
+      </w:r>
+      <w:r>
+        <w:t xml:space="preserve"> </w:t>
+      </w:r>
+      <w:r>
+        <w:t xml:space="preserve">simulated landscape and generate a metaweb using the niche model to define the</w:t>
+      </w:r>
+      <w:r>
+        <w:t xml:space="preserve"> </w:t>
+      </w:r>
+      <w:r>
+        <w:t xml:space="preserve">feasible interactions between the species. Combining the species ranges and the</w:t>
+      </w:r>
+      <w:r>
+        <w:t xml:space="preserve"> </w:t>
+      </w:r>
+      <w:r>
+        <w:t xml:space="preserve">metaweb information, we obtain the list of</w:t>
       </w:r>
       <w:r>
         <w:t xml:space="preserve"> </w:t>
@@ -343,43 +314,43 @@
         <w:t xml:space="preserve"> </w:t>
       </w:r>
       <w:r>
-        <w:t xml:space="preserve">in our landscape and for every</w:t>
-      </w:r>
-      <w:r>
-        <w:t xml:space="preserve"> </w:t>
-      </w:r>
-      <w:r>
-        <w:t xml:space="preserve">pixel in the landscape, based only on the co-occurrence of species with feasible</w:t>
-      </w:r>
-      <w:r>
-        <w:t xml:space="preserve"> </w:t>
-      </w:r>
-      <w:r>
-        <w:t xml:space="preserve">interactions. Next, we incorporated a consideration for species abundances,</w:t>
-      </w:r>
-      <w:r>
-        <w:t xml:space="preserve"> </w:t>
-      </w:r>
-      <w:r>
-        <w:t xml:space="preserve">which influence both interaction realization and detection. For example, rare</w:t>
-      </w:r>
-      <w:r>
-        <w:t xml:space="preserve"> </w:t>
-      </w:r>
-      <w:r>
-        <w:t xml:space="preserve">and low-abundance species are less likely to interact in a location because they</w:t>
-      </w:r>
-      <w:r>
-        <w:t xml:space="preserve"> </w:t>
-      </w:r>
-      <w:r>
-        <w:t xml:space="preserve">are less likely to encounter one another, especially compared to abundant</w:t>
-      </w:r>
-      <w:r>
-        <w:t xml:space="preserve"> </w:t>
-      </w:r>
-      <w:r>
-        <w:t xml:space="preserve">species, potentially leading to neutrally forbidden links</w:t>
+        <w:t xml:space="preserve">in our</w:t>
+      </w:r>
+      <w:r>
+        <w:t xml:space="preserve"> </w:t>
+      </w:r>
+      <w:r>
+        <w:t xml:space="preserve">landscape and inside every pixel based on the co-occurrence of species with</w:t>
+      </w:r>
+      <w:r>
+        <w:t xml:space="preserve"> </w:t>
+      </w:r>
+      <w:r>
+        <w:t xml:space="preserve">feasible interactions. Next, we incorporate a consideration for species</w:t>
+      </w:r>
+      <w:r>
+        <w:t xml:space="preserve"> </w:t>
+      </w:r>
+      <w:r>
+        <w:t xml:space="preserve">abundances, which influence both interaction realization and detection. For</w:t>
+      </w:r>
+      <w:r>
+        <w:t xml:space="preserve"> </w:t>
+      </w:r>
+      <w:r>
+        <w:t xml:space="preserve">example, rare and low-abundance species are less likely to interact in a</w:t>
+      </w:r>
+      <w:r>
+        <w:t xml:space="preserve"> </w:t>
+      </w:r>
+      <w:r>
+        <w:t xml:space="preserve">location because they are less likely to encounter one another, especially</w:t>
+      </w:r>
+      <w:r>
+        <w:t xml:space="preserve"> </w:t>
+      </w:r>
+      <w:r>
+        <w:t xml:space="preserve">compared to abundant species, leading to neutrally forbidden links</w:t>
       </w:r>
       <w:r>
         <w:t xml:space="preserve"> </w:t>
@@ -388,13 +359,13 @@
         <w:t xml:space="preserve">(Canard et al. 2012; Catchen et al. 2023)</w:t>
       </w:r>
       <w:r>
-        <w:t xml:space="preserve">. We set an abundance profile for our set of species following</w:t>
-      </w:r>
-      <w:r>
-        <w:t xml:space="preserve"> </w:t>
-      </w:r>
-      <w:r>
-        <w:t xml:space="preserve">a Normalized Log Normal distribution, then drew</w:t>
+        <w:t xml:space="preserve">. We generate an abundance profile for</w:t>
+      </w:r>
+      <w:r>
+        <w:t xml:space="preserve"> </w:t>
+      </w:r>
+      <w:r>
+        <w:t xml:space="preserve">our set of species (based on a Normalized Log Normal distribution), then draw</w:t>
       </w:r>
       <w:r>
         <w:t xml:space="preserve"> </w:t>
@@ -410,13 +381,13 @@
         <w:t xml:space="preserve"> </w:t>
       </w:r>
       <w:r>
-        <w:t xml:space="preserve">at</w:t>
-      </w:r>
-      <w:r>
-        <w:t xml:space="preserve"> </w:t>
-      </w:r>
-      <w:r>
-        <w:t xml:space="preserve">each location given the abundance of species. Finally, we defined the set of</w:t>
+        <w:t xml:space="preserve">at each location given the abundance of species.</w:t>
+      </w:r>
+      <w:r>
+        <w:t xml:space="preserve"> </w:t>
+      </w:r>
+      <w:r>
+        <w:t xml:space="preserve">Finally, we define the set of</w:t>
       </w:r>
       <w:r>
         <w:t xml:space="preserve"> </w:t>
@@ -432,25 +403,25 @@
         <w:t xml:space="preserve"> </w:t>
       </w:r>
       <w:r>
-        <w:t xml:space="preserve">by conditioning the detection of realized interactions</w:t>
-      </w:r>
-      <w:r>
-        <w:t xml:space="preserve"> </w:t>
-      </w:r>
-      <w:r>
-        <w:t xml:space="preserve">on the abundance distribution (even if an interaction is realized in a location,</w:t>
-      </w:r>
-      <w:r>
-        <w:t xml:space="preserve"> </w:t>
-      </w:r>
-      <w:r>
-        <w:t xml:space="preserve">we need to be there at that moment to detect, which is again less likely for low</w:t>
-      </w:r>
-      <w:r>
-        <w:t xml:space="preserve"> </w:t>
-      </w:r>
-      <w:r>
-        <w:t xml:space="preserve">probability events;</w:t>
+        <w:t xml:space="preserve">by conditioning the</w:t>
+      </w:r>
+      <w:r>
+        <w:t xml:space="preserve"> </w:t>
+      </w:r>
+      <w:r>
+        <w:t xml:space="preserve">detection of realized interactions on the abundance distribution (even if an</w:t>
+      </w:r>
+      <w:r>
+        <w:t xml:space="preserve"> </w:t>
+      </w:r>
+      <w:r>
+        <w:t xml:space="preserve">interaction is realized in a location, we need to be there at that moment to</w:t>
+      </w:r>
+      <w:r>
+        <w:t xml:space="preserve"> </w:t>
+      </w:r>
+      <w:r>
+        <w:t xml:space="preserve">detect, which is again less likely for low probability events;</w:t>
       </w:r>
       <w:r>
         <w:t xml:space="preserve"> </w:t>
@@ -467,19 +438,92 @@
         <w:pStyle w:val="BodyText"/>
       </w:pPr>
       <w:r>
-        <w:t xml:space="preserve">Next, we generated spatially balanced Biodiversity Observation Networks (BONs)</w:t>
-      </w:r>
-      <w:r>
-        <w:t xml:space="preserve"> </w:t>
-      </w:r>
-      <w:r>
-        <w:t xml:space="preserve">across our landscape, defining sites where to sample species and interactions.</w:t>
-      </w:r>
-      <w:r>
-        <w:t xml:space="preserve"> </w:t>
-      </w:r>
-      <w:r>
-        <w:t xml:space="preserve">We tested all number of sites between 1 and 100 and used the</w:t>
+        <w:t xml:space="preserve">Second, we design Biodiversity Observation Networks (BONs) across the simulated</w:t>
+      </w:r>
+      <w:r>
+        <w:t xml:space="preserve"> </w:t>
+      </w:r>
+      <w:r>
+        <w:t xml:space="preserve">landscape and measure their efficiency at monitoring the generated networks when</w:t>
+      </w:r>
+      <w:r>
+        <w:t xml:space="preserve"> </w:t>
+      </w:r>
+      <w:r>
+        <w:t xml:space="preserve">increasing the number of sites in the BON. We test different algorithms to</w:t>
+      </w:r>
+      <w:r>
+        <w:t xml:space="preserve"> </w:t>
+      </w:r>
+      <w:r>
+        <w:t xml:space="preserve">spread monitoring sites across the landscape and optimize given different</w:t>
+      </w:r>
+      <w:r>
+        <w:t xml:space="preserve"> </w:t>
+      </w:r>
+      <w:r>
+        <w:t xml:space="preserve">information such as species ranges, species richness or presence of realized</w:t>
+      </w:r>
+      <w:r>
+        <w:t xml:space="preserve"> </w:t>
+      </w:r>
+      <w:r>
+        <w:t xml:space="preserve">interactions.</w:t>
+      </w:r>
+    </w:p>
+    <w:p>
+      <w:pPr>
+        <w:pStyle w:val="BodyText"/>
+      </w:pPr>
+      <w:r>
+        <w:t xml:space="preserve">Across our simulations, we used landscapes of 100 x 100 pixels, 75 species, and</w:t>
+      </w:r>
+      <w:r>
+        <w:t xml:space="preserve"> </w:t>
+      </w:r>
+      <w:r>
+        <w:t xml:space="preserve">a connectance of 0.2 to generate metawebs using the niche model.</w:t>
+      </w:r>
+    </w:p>
+    <w:bookmarkStart w:id="21" w:name="evaluating-metaweb-sampling"/>
+    <w:p>
+      <w:pPr>
+        <w:pStyle w:val="Heading2"/>
+      </w:pPr>
+      <w:r>
+        <w:t xml:space="preserve">Evaluating metaweb sampling</w:t>
+      </w:r>
+    </w:p>
+    <w:p>
+      <w:pPr>
+        <w:pStyle w:val="FirstParagraph"/>
+      </w:pPr>
+      <w:r>
+        <w:t xml:space="preserve">First, we investigated the efficiency of sampling networks across space to</w:t>
+      </w:r>
+      <w:r>
+        <w:t xml:space="preserve"> </w:t>
+      </w:r>
+      <w:r>
+        <w:t xml:space="preserve">document a metaweb of interactions, comparing it with the efficiency to document</w:t>
+      </w:r>
+      <w:r>
+        <w:t xml:space="preserve"> </w:t>
+      </w:r>
+      <w:r>
+        <w:t xml:space="preserve">species richness. We generated spatially balanced Biodiversity Observation</w:t>
+      </w:r>
+      <w:r>
+        <w:t xml:space="preserve"> </w:t>
+      </w:r>
+      <w:r>
+        <w:t xml:space="preserve">Networks (BONs) across our landscape, defining sites where to sample species and</w:t>
+      </w:r>
+      <w:r>
+        <w:t xml:space="preserve"> </w:t>
+      </w:r>
+      <w:r>
+        <w:t xml:space="preserve">interactions. We tested all number of sites between 1 and 100 and used the</w:t>
       </w:r>
       <w:r>
         <w:t xml:space="preserve"> </w:t>
@@ -494,91 +538,67 @@
         <w:t xml:space="preserve"> </w:t>
       </w:r>
       <w:r>
-        <w:t xml:space="preserve">method to ensure spatial balance, aiming to distribute</w:t>
-      </w:r>
-      <w:r>
-        <w:t xml:space="preserve"> </w:t>
-      </w:r>
-      <w:r>
-        <w:t xml:space="preserve">sampling evenly across space (for a given number of sampling sites). We then</w:t>
-      </w:r>
-      <w:r>
-        <w:t xml:space="preserve"> </w:t>
-      </w:r>
-      <w:r>
-        <w:t xml:space="preserve">evaluated the sampling efficiency of each BON in terms of overall species</w:t>
-      </w:r>
-      <w:r>
-        <w:t xml:space="preserve"> </w:t>
-      </w:r>
-      <w:r>
-        <w:t xml:space="preserve">richness and compared to the generated metaweb for a each interaction type. For</w:t>
-      </w:r>
-      <w:r>
-        <w:t xml:space="preserve"> </w:t>
-      </w:r>
-      <w:r>
-        <w:t xml:space="preserve">species richness, we assumed we sampled all species present in a sampled</w:t>
-      </w:r>
-      <w:r>
-        <w:t xml:space="preserve"> </w:t>
-      </w:r>
-      <w:r>
-        <w:t xml:space="preserve">location, combined this information across all sampled sites to determine the</w:t>
-      </w:r>
-      <w:r>
-        <w:t xml:space="preserve"> </w:t>
-      </w:r>
-      <w:r>
-        <w:t xml:space="preserve">number of species encountered through sampling, and compared the result with the</w:t>
-      </w:r>
-      <w:r>
-        <w:t xml:space="preserve"> </w:t>
-      </w:r>
-      <w:r>
-        <w:t xml:space="preserve">total species richness in the landscape (75 species). For interactions, we</w:t>
-      </w:r>
-      <w:r>
-        <w:t xml:space="preserve"> </w:t>
-      </w:r>
-      <w:r>
-        <w:t xml:space="preserve">aggregated each interaction type separately (possible, realized and detected)</w:t>
-      </w:r>
-      <w:r>
-        <w:t xml:space="preserve"> </w:t>
-      </w:r>
-      <w:r>
-        <w:t xml:space="preserve">for a given BON and evaluated the proportion of the metaweb recovered through</w:t>
-      </w:r>
-      <w:r>
-        <w:t xml:space="preserve"> </w:t>
-      </w:r>
-      <w:r>
-        <w:t xml:space="preserve">sampling (and therefore for a given number of site). Since some interactions</w:t>
-      </w:r>
-      <w:r>
-        <w:t xml:space="preserve"> </w:t>
-      </w:r>
-      <w:r>
-        <w:t xml:space="preserve">might never be observed in the simulated landscapes (e.g. interacting species</w:t>
-      </w:r>
-      <w:r>
-        <w:t xml:space="preserve"> </w:t>
-      </w:r>
-      <w:r>
-        <w:t xml:space="preserve">who never co-occur), we also measured the proportion of sampled interactions</w:t>
-      </w:r>
-      <w:r>
-        <w:t xml:space="preserve"> </w:t>
-      </w:r>
-      <w:r>
-        <w:t xml:space="preserve">compared to the number of interactions actually present in the landscape</w:t>
-      </w:r>
-      <w:r>
-        <w:t xml:space="preserve"> </w:t>
-      </w:r>
-      <w:r>
-        <w:t xml:space="preserve">(instead of the metaweb) for each interaction type.</w:t>
+        <w:t xml:space="preserve">method, which aims to distribute sampling evenly across</w:t>
+      </w:r>
+      <w:r>
+        <w:t xml:space="preserve"> </w:t>
+      </w:r>
+      <w:r>
+        <w:t xml:space="preserve">space (for a given number of sampling sites). We then evaluated the sampling</w:t>
+      </w:r>
+      <w:r>
+        <w:t xml:space="preserve"> </w:t>
+      </w:r>
+      <w:r>
+        <w:t xml:space="preserve">efficiency of each BON in terms of overall species richness and compared to the</w:t>
+      </w:r>
+      <w:r>
+        <w:t xml:space="preserve"> </w:t>
+      </w:r>
+      <w:r>
+        <w:t xml:space="preserve">generated metaweb for each interaction type. For species richness, we assumed we</w:t>
+      </w:r>
+      <w:r>
+        <w:t xml:space="preserve"> </w:t>
+      </w:r>
+      <w:r>
+        <w:t xml:space="preserve">sampled all species present in a sampled location, combined this information</w:t>
+      </w:r>
+      <w:r>
+        <w:t xml:space="preserve"> </w:t>
+      </w:r>
+      <w:r>
+        <w:t xml:space="preserve">across all sampled sites to determine the number of species encountered through</w:t>
+      </w:r>
+      <w:r>
+        <w:t xml:space="preserve"> </w:t>
+      </w:r>
+      <w:r>
+        <w:t xml:space="preserve">sampling, and compared the result with the total species richness in the</w:t>
+      </w:r>
+      <w:r>
+        <w:t xml:space="preserve"> </w:t>
+      </w:r>
+      <w:r>
+        <w:t xml:space="preserve">landscape (75 species). For interactions, we aggregated each interaction type</w:t>
+      </w:r>
+      <w:r>
+        <w:t xml:space="preserve"> </w:t>
+      </w:r>
+      <w:r>
+        <w:t xml:space="preserve">separately (possible, realized and detected) for a given BON and evaluated the</w:t>
+      </w:r>
+      <w:r>
+        <w:t xml:space="preserve"> </w:t>
+      </w:r>
+      <w:r>
+        <w:t xml:space="preserve">proportion of the metaweb recovered through sampling (and therefore for a given</w:t>
+      </w:r>
+      <w:r>
+        <w:t xml:space="preserve"> </w:t>
+      </w:r>
+      <w:r>
+        <w:t xml:space="preserve">number of site).</w:t>
       </w:r>
     </w:p>
     <w:p>
@@ -598,7 +618,7 @@
         <w:t xml:space="preserve"> </w:t>
       </w:r>
       <w:r>
-        <w:t xml:space="preserve">of site in a BON and for the two interaction references, yielding 20,000</w:t>
+        <w:t xml:space="preserve">of site in a BON and for the two interaction references, yielding 10,000</w:t>
       </w:r>
       <w:r>
         <w:t xml:space="preserve"> </w:t>
@@ -1506,7 +1526,21 @@
         <w:pStyle w:val="FirstParagraph"/>
       </w:pPr>
       <w:r>
-        <w:t xml:space="preserve">Using @eq-eff-int, we can compute the difference in efficiency between two</w:t>
+        <w:t xml:space="preserve">Using</w:t>
+      </w:r>
+      <w:r>
+        <w:t xml:space="preserve"> </w:t>
+      </w:r>
+      <w:hyperlink w:anchor="eq-eff-int">
+        <w:r>
+          <w:rPr>
+            <w:rStyle w:val="Hyperlink"/>
+          </w:rPr>
+          <w:t xml:space="preserve">Equation 2</w:t>
+        </w:r>
+      </w:hyperlink>
+      <w:r>
+        <w:t xml:space="preserve">, we can compute the difference in efficiency between two</w:t>
       </w:r>
       <w:r>
         <w:t xml:space="preserve"> </w:t>

--- a/index.docx
+++ b/index.docx
@@ -468,21 +468,13 @@
         <w:t xml:space="preserve"> </w:t>
       </w:r>
       <w:r>
-        <w:t xml:space="preserve">interactions.</w:t>
-      </w:r>
-    </w:p>
-    <w:p>
-      <w:pPr>
-        <w:pStyle w:val="BodyText"/>
-      </w:pPr>
-      <w:r>
-        <w:t xml:space="preserve">Across our simulations, we used landscapes of 100 x 100 pixels, 75 species, and</w:t>
-      </w:r>
-      <w:r>
-        <w:t xml:space="preserve"> </w:t>
-      </w:r>
-      <w:r>
-        <w:t xml:space="preserve">a connectance of 0.2 to generate metawebs using the niche model.</w:t>
+        <w:t xml:space="preserve">interactions. Across our simulations, we used landscapes of 100 x 100 pixels, 75</w:t>
+      </w:r>
+      <w:r>
+        <w:t xml:space="preserve"> </w:t>
+      </w:r>
+      <w:r>
+        <w:t xml:space="preserve">species, and a connectance of 0.2 to generate metawebs using the niche model.</w:t>
       </w:r>
     </w:p>
     <w:bookmarkStart w:id="21" w:name="evaluating-metaweb-sampling"/>
@@ -841,55 +833,61 @@
         <w:t xml:space="preserve"> </w:t>
       </w:r>
       <w:r>
-        <w:t xml:space="preserve">set of metaweb, species ranges, and locations for realized interactions</w:t>
-      </w:r>
-      <w:r>
-        <w:t xml:space="preserve"> </w:t>
-      </w:r>
-      <w:r>
-        <w:t xml:space="preserve">(*counter-verified with 10 separate sets, which yielded conceptually similar</w:t>
-      </w:r>
-      <w:r>
-        <w:t xml:space="preserve"> </w:t>
-      </w:r>
-      <w:r>
-        <w:t xml:space="preserve">results). We selected the species with the highest degree (number of</w:t>
-      </w:r>
-      <w:r>
-        <w:t xml:space="preserve"> </w:t>
-      </w:r>
-      <w:r>
-        <w:t xml:space="preserve">interactions) in the metaweb as the focal species for the simulation. We then</w:t>
-      </w:r>
-      <w:r>
-        <w:t xml:space="preserve"> </w:t>
-      </w:r>
-      <w:r>
-        <w:t xml:space="preserve">generated BONs of 1 to 500 sites (at interval increments of 5 sites) using the</w:t>
-      </w:r>
-      <w:r>
-        <w:t xml:space="preserve"> </w:t>
-      </w:r>
-      <w:r>
-        <w:t xml:space="preserve">three possible algorithms and optimization layers, with 100 replicates for every</w:t>
-      </w:r>
-      <w:r>
-        <w:t xml:space="preserve"> </w:t>
-      </w:r>
-      <w:r>
-        <w:t xml:space="preserve">number of sites. For each BON generated, we extracted the number of unique</w:t>
-      </w:r>
-      <w:r>
-        <w:t xml:space="preserve"> </w:t>
-      </w:r>
-      <w:r>
-        <w:t xml:space="preserve">realized interactions sampled across all sites (essentially the monitored degree</w:t>
-      </w:r>
-      <w:r>
-        <w:t xml:space="preserve"> </w:t>
-      </w:r>
-      <w:r>
-        <w:t xml:space="preserve">for the focal species)</w:t>
+        <w:t xml:space="preserve">set of metaweb, species ranges, and locations for realized interactions (*to</w:t>
+      </w:r>
+      <w:r>
+        <w:t xml:space="preserve"> </w:t>
+      </w:r>
+      <w:r>
+        <w:t xml:space="preserve">showcase a specific example, and counter-verified with separate sets which</w:t>
+      </w:r>
+      <w:r>
+        <w:t xml:space="preserve"> </w:t>
+      </w:r>
+      <w:r>
+        <w:t xml:space="preserve">yielded conceptually similar results, as described in the next section). We</w:t>
+      </w:r>
+      <w:r>
+        <w:t xml:space="preserve"> </w:t>
+      </w:r>
+      <w:r>
+        <w:t xml:space="preserve">selected the species with the highest degree (number of interactions) in the</w:t>
+      </w:r>
+      <w:r>
+        <w:t xml:space="preserve"> </w:t>
+      </w:r>
+      <w:r>
+        <w:t xml:space="preserve">metaweb as the focal species for the simulation. We then generated BONs of 1 to</w:t>
+      </w:r>
+      <w:r>
+        <w:t xml:space="preserve"> </w:t>
+      </w:r>
+      <w:r>
+        <w:t xml:space="preserve">500 sites (at interval increments of 5 sites) using the three possible</w:t>
+      </w:r>
+      <w:r>
+        <w:t xml:space="preserve"> </w:t>
+      </w:r>
+      <w:r>
+        <w:t xml:space="preserve">algorithms and optimization layers, with 100 replicates for every number of</w:t>
+      </w:r>
+      <w:r>
+        <w:t xml:space="preserve"> </w:t>
+      </w:r>
+      <w:r>
+        <w:t xml:space="preserve">sites. For each BON generated, we extracted the number of unique realized</w:t>
+      </w:r>
+      <w:r>
+        <w:t xml:space="preserve"> </w:t>
+      </w:r>
+      <w:r>
+        <w:t xml:space="preserve">interactions sampled across all sites (essentially the monitored degree for the</w:t>
+      </w:r>
+      <w:r>
+        <w:t xml:space="preserve"> </w:t>
+      </w:r>
+      <w:r>
+        <w:t xml:space="preserve">focal species)</w:t>
       </w:r>
     </w:p>
     <w:bookmarkEnd w:id="22"/>
@@ -1892,7 +1890,7 @@
     </w:p>
     <w:bookmarkEnd w:id="26"/>
     <w:bookmarkEnd w:id="27"/>
-    <w:bookmarkStart w:id="55" w:name="results"/>
+    <w:bookmarkStart w:id="51" w:name="results"/>
     <w:p>
       <w:pPr>
         <w:pStyle w:val="Heading1"/>
@@ -2017,7 +2015,7 @@
             <w:r>
               <w:drawing>
                 <wp:inline>
-                  <wp:extent cx="5334000" cy="3429000"/>
+                  <wp:extent cx="5334000" cy="4000500"/>
                   <wp:effectExtent b="0" l="0" r="0" t="0"/>
                   <wp:docPr descr="" title="" id="29" name="Picture"/>
                   <a:graphic>
@@ -2031,204 +2029,6 @@
                         </pic:nvPicPr>
                         <pic:blipFill>
                           <a:blip r:embed="rId28"/>
-                          <a:stretch>
-                            <a:fillRect/>
-                          </a:stretch>
-                        </pic:blipFill>
-                        <pic:spPr bwMode="auto">
-                          <a:xfrm>
-                            <a:off x="0" y="0"/>
-                            <a:ext cx="5334000" cy="3429000"/>
-                          </a:xfrm>
-                          <a:prstGeom prst="rect">
-                            <a:avLst/>
-                          </a:prstGeom>
-                          <a:noFill/>
-                          <a:ln w="9525">
-                            <a:noFill/>
-                            <a:headEnd/>
-                            <a:tailEnd/>
-                          </a:ln>
-                        </pic:spPr>
-                      </pic:pic>
-                    </a:graphicData>
-                  </a:graphic>
-                </wp:inline>
-              </w:drawing>
-            </w:r>
-          </w:p>
-          <w:p>
-            <w:pPr>
-              <w:jc w:val="center"/>
-            </w:pPr>
-            <w:pPr>
-              <w:jc w:val="left"/>
-              <w:spacing w:before="200"/>
-              <w:pStyle w:val="ImageCaption"/>
-            </w:pPr>
-            <w:r>
-              <w:t xml:space="preserve">Figure 1: Proportion of sampled species and interactions for a given number of sampling</w:t>
-            </w:r>
-            <w:r>
-              <w:t xml:space="preserve"> </w:t>
-            </w:r>
-            <w:r>
-              <w:t xml:space="preserve">sites in a Biodiversity Observation Network (BON) across the simulated</w:t>
-            </w:r>
-            <w:r>
-              <w:t xml:space="preserve"> </w:t>
-            </w:r>
-            <w:r>
-              <w:t xml:space="preserve">landscape. The central line indicates indicates the median proportion for a</w:t>
-            </w:r>
-            <w:r>
-              <w:t xml:space="preserve"> </w:t>
-            </w:r>
-            <w:r>
-              <w:t xml:space="preserve">given number of sites while the shaded bands delimit the 5th and 95th percentile</w:t>
-            </w:r>
-            <w:r>
-              <w:t xml:space="preserve"> </w:t>
-            </w:r>
-            <w:r>
-              <w:t xml:space="preserve">across replicates. The global reference (left) uses total species richness and</w:t>
-            </w:r>
-            <w:r>
-              <w:t xml:space="preserve"> </w:t>
-            </w:r>
-            <w:r>
-              <w:t xml:space="preserve">the total number of interactions in the metaweb as the maximum reference to</w:t>
-            </w:r>
-            <w:r>
-              <w:t xml:space="preserve"> </w:t>
-            </w:r>
-            <w:r>
-              <w:t xml:space="preserve">calculate the proportion while the per-element reference (right) uses the</w:t>
-            </w:r>
-            <w:r>
-              <w:t xml:space="preserve"> </w:t>
-            </w:r>
-            <w:r>
-              <w:t xml:space="preserve">maximum number of an interaction actually present in the simulated</w:t>
-            </w:r>
-            <w:r>
-              <w:t xml:space="preserve"> </w:t>
-            </w:r>
-            <w:r>
-              <w:t xml:space="preserve">landscape.</w:t>
-            </w:r>
-          </w:p>
-          <w:bookmarkEnd w:id="31"/>
-        </w:tc>
-      </w:tr>
-    </w:tbl>
-    <w:bookmarkEnd w:id="32"/>
-    <w:bookmarkStart w:id="41" w:name="X935160382210f6ad5da5b1dacc31f4e1409c972"/>
-    <w:p>
-      <w:pPr>
-        <w:pStyle w:val="Heading3"/>
-      </w:pPr>
-      <w:r>
-        <w:t xml:space="preserve">Differences between samplers and optimization layers</w:t>
-      </w:r>
-    </w:p>
-    <w:p>
-      <w:pPr>
-        <w:pStyle w:val="FirstParagraph"/>
-      </w:pPr>
-      <w:r>
-        <w:t xml:space="preserve">Our focal sampling experiment showed the Uncertainty Sampling algorithm to be</w:t>
-      </w:r>
-      <w:r>
-        <w:t xml:space="preserve"> </w:t>
-      </w:r>
-      <w:r>
-        <w:t xml:space="preserve">most efficient at optimizing BON-design based on a known species range and while</w:t>
-      </w:r>
-      <w:r>
-        <w:t xml:space="preserve"> </w:t>
-      </w:r>
-      <w:r>
-        <w:t xml:space="preserve">aiming to maximize the sampling of interactions of a single focal species</w:t>
-      </w:r>
-      <w:r>
-        <w:t xml:space="preserve"> </w:t>
-      </w:r>
-      <w:r>
-        <w:t xml:space="preserve">(</w:t>
-      </w:r>
-      <w:hyperlink w:anchor="fig-samplers">
-        <w:r>
-          <w:rPr>
-            <w:rStyle w:val="Hyperlink"/>
-          </w:rPr>
-          <w:t xml:space="preserve">Figure 2</w:t>
-        </w:r>
-      </w:hyperlink>
-      <w:r>
-        <w:t xml:space="preserve">). Simple Random sampling, as a proxy for uninformed sampling,</w:t>
-      </w:r>
-      <w:r>
-        <w:t xml:space="preserve"> </w:t>
-      </w:r>
-      <w:r>
-        <w:t xml:space="preserve">performed the worst among the algorithms tested. Weighted Balanced Acceptance</w:t>
-      </w:r>
-      <w:r>
-        <w:t xml:space="preserve"> </w:t>
-      </w:r>
-      <w:r>
-        <w:t xml:space="preserve">performed notably less than Uncertainty Sampling at maximizing the efficiency</w:t>
-      </w:r>
-      <w:r>
-        <w:t xml:space="preserve"> </w:t>
-      </w:r>
-      <w:r>
-        <w:t xml:space="preserve">for the focal species, although it maintained a better spatial balance across</w:t>
-      </w:r>
-      <w:r>
-        <w:t xml:space="preserve"> </w:t>
-      </w:r>
-      <w:r>
-        <w:t xml:space="preserve">the landscape.</w:t>
-      </w:r>
-    </w:p>
-    <w:tbl>
-      <w:tblPr>
-        <w:tblStyle w:val="Table"/>
-        <w:tblW w:type="pct" w:w="5000"/>
-        <w:tblLayout w:type="fixed"/>
-        <w:tblLook w:firstRow="0" w:lastRow="0" w:firstColumn="0" w:lastColumn="0" w:noHBand="0" w:noVBand="0" w:val="0000"/>
-      </w:tblPr>
-      <w:tblGrid>
-        <w:gridCol w:w="7920"/>
-      </w:tblGrid>
-      <w:tr>
-        <w:tc>
-          <w:tcPr/>
-          <w:bookmarkStart w:id="36" w:name="fig-samplers"/>
-          <w:p>
-            <w:pPr>
-              <w:pStyle w:val="Compact"/>
-              <w:jc w:val="center"/>
-            </w:pPr>
-            <w:r>
-              <w:drawing>
-                <wp:inline>
-                  <wp:extent cx="5334000" cy="4000500"/>
-                  <wp:effectExtent b="0" l="0" r="0" t="0"/>
-                  <wp:docPr descr="" title="" id="34" name="Picture"/>
-                  <a:graphic>
-                    <a:graphicData uri="http://schemas.openxmlformats.org/drawingml/2006/picture">
-                      <pic:pic>
-                        <pic:nvPicPr>
-                          <pic:cNvPr descr="figures/focal_samplers.png" id="35" name="Picture"/>
-                          <pic:cNvPicPr>
-                            <a:picLocks noChangeArrowheads="1" noChangeAspect="1"/>
-                          </pic:cNvPicPr>
-                        </pic:nvPicPr>
-                        <pic:blipFill>
-                          <a:blip r:embed="rId33"/>
                           <a:stretch>
                             <a:fillRect/>
                           </a:stretch>
@@ -2265,90 +2065,161 @@
               <w:pStyle w:val="ImageCaption"/>
             </w:pPr>
             <w:r>
-              <w:t xml:space="preserve">Figure 2: Efficiency of three sampler algorithms at sampling realized interactions for a</w:t>
+              <w:t xml:space="preserve">Figure 1: Proportion of sampled species and interactions for a given number of sampling</w:t>
             </w:r>
             <w:r>
               <w:t xml:space="preserve"> </w:t>
             </w:r>
             <w:r>
-              <w:t xml:space="preserve">given focal species within Biodiversity Observation Networks (BONs). The central</w:t>
+              <w:t xml:space="preserve">sites in a Biodiversity Observation Network (BON) across the simulated</w:t>
             </w:r>
             <w:r>
               <w:t xml:space="preserve"> </w:t>
             </w:r>
             <w:r>
-              <w:t xml:space="preserve">line indicates indicates the median proportion for a given number of sites while</w:t>
+              <w:t xml:space="preserve">landscape. The proportion refers to the total species richness and the total</w:t>
             </w:r>
             <w:r>
               <w:t xml:space="preserve"> </w:t>
             </w:r>
             <w:r>
-              <w:t xml:space="preserve">the shaded bands delimit the 5th and 95th percentile across replicates. The</w:t>
+              <w:t xml:space="preserve">number of interactions in the metaweb as the maximum reference. The central line</w:t>
             </w:r>
             <w:r>
               <w:t xml:space="preserve"> </w:t>
             </w:r>
             <w:r>
-              <w:t xml:space="preserve">right panels illustrate examples of BONs of 50 sites (coloured points) generated</w:t>
+              <w:t xml:space="preserve">indicates indicates the median proportion for a given number of sites while the</w:t>
             </w:r>
             <w:r>
               <w:t xml:space="preserve"> </w:t>
             </w:r>
             <w:r>
-              <w:t xml:space="preserve">by each sampler over the focal species range (present at pixels in</w:t>
+              <w:t xml:space="preserve">shaded bands delimit the 5th and 95th percentile across replicates (100 per</w:t>
             </w:r>
             <w:r>
               <w:t xml:space="preserve"> </w:t>
             </w:r>
             <w:r>
-              <w:t xml:space="preserve">yellow).</w:t>
+              <w:t xml:space="preserve">site, 10,000 in total).</w:t>
             </w:r>
           </w:p>
-          <w:bookmarkEnd w:id="36"/>
+          <w:bookmarkEnd w:id="31"/>
         </w:tc>
       </w:tr>
     </w:tbl>
-    <w:p>
-      <w:pPr>
-        <w:pStyle w:val="BodyText"/>
-      </w:pPr>
-      <w:r>
-        <w:t xml:space="preserve">Optimizing on the known species range, our proxy for an attainable level of</w:t>
-      </w:r>
-      <w:r>
-        <w:t xml:space="preserve"> </w:t>
-      </w:r>
-      <w:r>
-        <w:t xml:space="preserve">information an interested user might have, was a more efficient strategy to</w:t>
-      </w:r>
-      <w:r>
-        <w:t xml:space="preserve"> </w:t>
-      </w:r>
-      <w:r>
-        <w:t xml:space="preserve">retrieve the focal species’ interactions than optimization based on species</w:t>
-      </w:r>
-      <w:r>
-        <w:t xml:space="preserve"> </w:t>
-      </w:r>
-      <w:r>
-        <w:t xml:space="preserve">richness (or interaction richness), effectively sampling more than half of the</w:t>
-      </w:r>
-      <w:r>
-        <w:t xml:space="preserve"> </w:t>
-      </w:r>
-      <w:r>
-        <w:t xml:space="preserve">species’ interactions (</w:t>
-      </w:r>
-      <w:hyperlink w:anchor="fig-layers">
+    <w:bookmarkEnd w:id="32"/>
+    <w:bookmarkStart w:id="37" w:name="X935160382210f6ad5da5b1dacc31f4e1409c972"/>
+    <w:p>
+      <w:pPr>
+        <w:pStyle w:val="Heading3"/>
+      </w:pPr>
+      <w:r>
+        <w:t xml:space="preserve">Differences between samplers and optimization layers</w:t>
+      </w:r>
+    </w:p>
+    <w:p>
+      <w:pPr>
+        <w:pStyle w:val="FirstParagraph"/>
+      </w:pPr>
+      <w:r>
+        <w:t xml:space="preserve">Our focal sampling experiment showed the Uncertainty Sampling algorithm to be</w:t>
+      </w:r>
+      <w:r>
+        <w:t xml:space="preserve"> </w:t>
+      </w:r>
+      <w:r>
+        <w:t xml:space="preserve">most efficient at optimizing BON-design based on a known species range and while</w:t>
+      </w:r>
+      <w:r>
+        <w:t xml:space="preserve"> </w:t>
+      </w:r>
+      <w:r>
+        <w:t xml:space="preserve">aiming to maximize the sampling of interactions of a single focal species</w:t>
+      </w:r>
+      <w:r>
+        <w:t xml:space="preserve"> </w:t>
+      </w:r>
+      <w:r>
+        <w:t xml:space="preserve">(</w:t>
+      </w:r>
+      <w:hyperlink w:anchor="fig-joined">
         <w:r>
           <w:rPr>
             <w:rStyle w:val="Hyperlink"/>
           </w:rPr>
-          <w:t xml:space="preserve">Figure 3</w:t>
+          <w:t xml:space="preserve">Figure 2</w:t>
         </w:r>
       </w:hyperlink>
       <w:r>
-        <w:t xml:space="preserve">). In contrast, optimization based on the</w:t>
+        <w:t xml:space="preserve">A). Simple Random sampling, as a proxy for uninformed sampling,</w:t>
+      </w:r>
+      <w:r>
+        <w:t xml:space="preserve"> </w:t>
+      </w:r>
+      <w:r>
+        <w:t xml:space="preserve">performed the worst among the algorithms tested. Weighted Balanced Acceptance</w:t>
+      </w:r>
+      <w:r>
+        <w:t xml:space="preserve"> </w:t>
+      </w:r>
+      <w:r>
+        <w:t xml:space="preserve">performed notably less than Uncertainty Sampling at maximizing the efficiency</w:t>
+      </w:r>
+      <w:r>
+        <w:t xml:space="preserve"> </w:t>
+      </w:r>
+      <w:r>
+        <w:t xml:space="preserve">for the focal species, although it maintained a better spatial balance across</w:t>
+      </w:r>
+      <w:r>
+        <w:t xml:space="preserve"> </w:t>
+      </w:r>
+      <w:r>
+        <w:t xml:space="preserve">the landscape.</w:t>
+      </w:r>
+    </w:p>
+    <w:p>
+      <w:pPr>
+        <w:pStyle w:val="BodyText"/>
+      </w:pPr>
+      <w:r>
+        <w:t xml:space="preserve">Optimizing on the known species range, our proxy for an attainable level of</w:t>
+      </w:r>
+      <w:r>
+        <w:t xml:space="preserve"> </w:t>
+      </w:r>
+      <w:r>
+        <w:t xml:space="preserve">information an interested user might have, was a more efficient strategy to</w:t>
+      </w:r>
+      <w:r>
+        <w:t xml:space="preserve"> </w:t>
+      </w:r>
+      <w:r>
+        <w:t xml:space="preserve">retrieve the focal species’ interactions than optimization based on species</w:t>
+      </w:r>
+      <w:r>
+        <w:t xml:space="preserve"> </w:t>
+      </w:r>
+      <w:r>
+        <w:t xml:space="preserve">richness (or interaction richness), effectively sampling more than half of the</w:t>
+      </w:r>
+      <w:r>
+        <w:t xml:space="preserve"> </w:t>
+      </w:r>
+      <w:r>
+        <w:t xml:space="preserve">species’ interactions (</w:t>
+      </w:r>
+      <w:hyperlink w:anchor="fig-joined">
+        <w:r>
+          <w:rPr>
+            <w:rStyle w:val="Hyperlink"/>
+          </w:rPr>
+          <w:t xml:space="preserve">Figure 2</w:t>
+        </w:r>
+      </w:hyperlink>
+      <w:r>
+        <w:t xml:space="preserve">B). In contrast, optimization based on the</w:t>
       </w:r>
       <w:r>
         <w:t xml:space="preserve"> </w:t>
@@ -2382,7 +2253,7 @@
       <w:tr>
         <w:tc>
           <w:tcPr/>
-          <w:bookmarkStart w:id="40" w:name="fig-layers"/>
+          <w:bookmarkStart w:id="36" w:name="fig-joined"/>
           <w:p>
             <w:pPr>
               <w:pStyle w:val="Compact"/>
@@ -2391,20 +2262,489 @@
             <w:r>
               <w:drawing>
                 <wp:inline>
-                  <wp:extent cx="5334000" cy="4000500"/>
+                  <wp:extent cx="4267200" cy="7221415"/>
                   <wp:effectExtent b="0" l="0" r="0" t="0"/>
-                  <wp:docPr descr="" title="" id="38" name="Picture"/>
+                  <wp:docPr descr="" title="" id="34" name="Picture"/>
                   <a:graphic>
                     <a:graphicData uri="http://schemas.openxmlformats.org/drawingml/2006/picture">
                       <pic:pic>
                         <pic:nvPicPr>
-                          <pic:cNvPr descr="figures/focal_optimized.png" id="39" name="Picture"/>
+                          <pic:cNvPr descr="figures/focal_joined.png" id="35" name="Picture"/>
                           <pic:cNvPicPr>
                             <a:picLocks noChangeArrowheads="1" noChangeAspect="1"/>
                           </pic:cNvPicPr>
                         </pic:nvPicPr>
                         <pic:blipFill>
-                          <a:blip r:embed="rId37"/>
+                          <a:blip r:embed="rId33"/>
+                          <a:stretch>
+                            <a:fillRect/>
+                          </a:stretch>
+                        </pic:blipFill>
+                        <pic:spPr bwMode="auto">
+                          <a:xfrm>
+                            <a:off x="0" y="0"/>
+                            <a:ext cx="4267200" cy="7221415"/>
+                          </a:xfrm>
+                          <a:prstGeom prst="rect">
+                            <a:avLst/>
+                          </a:prstGeom>
+                          <a:noFill/>
+                          <a:ln w="9525">
+                            <a:noFill/>
+                            <a:headEnd/>
+                            <a:tailEnd/>
+                          </a:ln>
+                        </pic:spPr>
+                      </pic:pic>
+                    </a:graphicData>
+                  </a:graphic>
+                </wp:inline>
+              </w:drawing>
+            </w:r>
+          </w:p>
+          <w:p>
+            <w:pPr>
+              <w:jc w:val="center"/>
+            </w:pPr>
+            <w:pPr>
+              <w:jc w:val="left"/>
+              <w:spacing w:before="200"/>
+              <w:pStyle w:val="ImageCaption"/>
+            </w:pPr>
+            <w:r>
+              <w:t xml:space="preserve">Figure 2: Efficiency of sampler algorithms (A) and optimization layers (B) at sampling</w:t>
+            </w:r>
+            <w:r>
+              <w:t xml:space="preserve"> </w:t>
+            </w:r>
+            <w:r>
+              <w:t xml:space="preserve">realized interactions for a given focal species within Biodiversity Observation</w:t>
+            </w:r>
+            <w:r>
+              <w:t xml:space="preserve"> </w:t>
+            </w:r>
+            <w:r>
+              <w:t xml:space="preserve">Networks (BONs). Panel A compares three samplers used with the species range as</w:t>
+            </w:r>
+            <w:r>
+              <w:t xml:space="preserve"> </w:t>
+            </w:r>
+            <w:r>
+              <w:t xml:space="preserve">the optimization layer while Panel B compares four optimization layers with</w:t>
+            </w:r>
+            <w:r>
+              <w:t xml:space="preserve"> </w:t>
+            </w:r>
+            <w:r>
+              <w:t xml:space="preserve">Uncertainty sampling as the sampler. The central line indicates indicates the</w:t>
+            </w:r>
+            <w:r>
+              <w:t xml:space="preserve"> </w:t>
+            </w:r>
+            <w:r>
+              <w:t xml:space="preserve">median proportion for a given number of sites while the shaded bands delimit the</w:t>
+            </w:r>
+            <w:r>
+              <w:t xml:space="preserve"> </w:t>
+            </w:r>
+            <w:r>
+              <w:t xml:space="preserve">5th and 95th percentile across replicates. The right panels illustrate examples</w:t>
+            </w:r>
+            <w:r>
+              <w:t xml:space="preserve"> </w:t>
+            </w:r>
+            <w:r>
+              <w:t xml:space="preserve">of BONs of 50 sites (coloured points) generated by each sampler over the</w:t>
+            </w:r>
+            <w:r>
+              <w:t xml:space="preserve"> </w:t>
+            </w:r>
+            <w:r>
+              <w:t xml:space="preserve">landscape (species present at pixels in</w:t>
+            </w:r>
+            <w:r>
+              <w:t xml:space="preserve"> </w:t>
+            </w:r>
+            <w:r>
+              <w:t xml:space="preserve">yellow).</w:t>
+            </w:r>
+          </w:p>
+          <w:bookmarkEnd w:id="36"/>
+        </w:tc>
+      </w:tr>
+    </w:tbl>
+    <w:bookmarkEnd w:id="37"/>
+    <w:bookmarkStart w:id="50" w:name="Xb441debb6dd27ffae69fc9bf237d56a135abaac"/>
+    <w:p>
+      <w:pPr>
+        <w:pStyle w:val="Heading3"/>
+      </w:pPr>
+      <w:r>
+        <w:t xml:space="preserve">Comparison of efficiency parameters across simulations</w:t>
+      </w:r>
+    </w:p>
+    <w:p>
+      <w:pPr>
+        <w:pStyle w:val="FirstParagraph"/>
+      </w:pPr>
+      <w:r>
+        <w:t xml:space="preserve">The distribution of efficiency parameters across independent simulations</w:t>
+      </w:r>
+      <w:r>
+        <w:t xml:space="preserve"> </w:t>
+      </w:r>
+      <w:r>
+        <w:t xml:space="preserve">confirmed the interpretations based on</w:t>
+      </w:r>
+      <w:r>
+        <w:t xml:space="preserve"> </w:t>
+      </w:r>
+      <w:hyperlink w:anchor="fig-joined">
+        <w:r>
+          <w:rPr>
+            <w:rStyle w:val="Hyperlink"/>
+          </w:rPr>
+          <w:t xml:space="preserve">Figure 2</w:t>
+        </w:r>
+      </w:hyperlink>
+      <w:r>
+        <w:t xml:space="preserve">, but also highlighted a</w:t>
+      </w:r>
+      <w:r>
+        <w:t xml:space="preserve"> </w:t>
+      </w:r>
+      <w:r>
+        <w:t xml:space="preserve">wide range of outcomes in efficiency between simulations. Among samplers, the</w:t>
+      </w:r>
+      <w:r>
+        <w:t xml:space="preserve"> </w:t>
+      </w:r>
+      <w:r>
+        <w:t xml:space="preserve">median efficiency parameter indicated a better performance (lower parameter</w:t>
+      </w:r>
+      <w:r>
+        <w:t xml:space="preserve"> </w:t>
+      </w:r>
+      <w:r>
+        <w:t xml:space="preserve">value) for Uncertainty Sampling, followed by Weighted Balanced Acceptance and</w:t>
+      </w:r>
+      <w:r>
+        <w:t xml:space="preserve"> </w:t>
+      </w:r>
+      <w:r>
+        <w:t xml:space="preserve">Simple Random (</w:t>
+      </w:r>
+      <w:hyperlink w:anchor="fig-eff-distrib">
+        <w:r>
+          <w:rPr>
+            <w:rStyle w:val="Hyperlink"/>
+          </w:rPr>
+          <w:t xml:space="preserve">Figure 3</w:t>
+        </w:r>
+      </w:hyperlink>
+      <w:r>
+        <w:t xml:space="preserve">A). The actual efficiency values spanned a</w:t>
+      </w:r>
+      <w:r>
+        <w:t xml:space="preserve"> </w:t>
+      </w:r>
+      <w:r>
+        <w:t xml:space="preserve">similar range across the possible sampler options with all simulations combined.</w:t>
+      </w:r>
+      <w:r>
+        <w:t xml:space="preserve"> </w:t>
+      </w:r>
+      <w:r>
+        <w:t xml:space="preserve">Among optimization layers, optimizing on the focal species range performed</w:t>
+      </w:r>
+      <w:r>
+        <w:t xml:space="preserve"> </w:t>
+      </w:r>
+      <w:r>
+        <w:t xml:space="preserve">better than on the probabilistic range, followed by species richness, although</w:t>
+      </w:r>
+      <w:r>
+        <w:t xml:space="preserve"> </w:t>
+      </w:r>
+      <w:r>
+        <w:t xml:space="preserve">all three options spanned similar ranges with all simulations combined</w:t>
+      </w:r>
+      <w:r>
+        <w:t xml:space="preserve"> </w:t>
+      </w:r>
+      <w:r>
+        <w:t xml:space="preserve">(</w:t>
+      </w:r>
+      <w:hyperlink w:anchor="fig-eff-distrib">
+        <w:r>
+          <w:rPr>
+            <w:rStyle w:val="Hyperlink"/>
+          </w:rPr>
+          <w:t xml:space="preserve">Figure 3</w:t>
+        </w:r>
+      </w:hyperlink>
+      <w:r>
+        <w:t xml:space="preserve">B). In contrast, optimizing based on the realized</w:t>
+      </w:r>
+      <w:r>
+        <w:t xml:space="preserve"> </w:t>
+      </w:r>
+      <w:r>
+        <w:t xml:space="preserve">interactions distinctly and consistently performed better across all</w:t>
+      </w:r>
+      <w:r>
+        <w:t xml:space="preserve"> </w:t>
+      </w:r>
+      <w:r>
+        <w:t xml:space="preserve">simulations.</w:t>
+      </w:r>
+    </w:p>
+    <w:tbl>
+      <w:tblPr>
+        <w:tblStyle w:val="Table"/>
+        <w:tblW w:type="pct" w:w="5000"/>
+        <w:tblLayout w:type="fixed"/>
+        <w:tblLook w:firstRow="0" w:lastRow="0" w:firstColumn="0" w:lastColumn="0" w:noHBand="0" w:noVBand="0" w:val="0000"/>
+      </w:tblPr>
+      <w:tblGrid>
+        <w:gridCol w:w="7920"/>
+      </w:tblGrid>
+      <w:tr>
+        <w:tc>
+          <w:tcPr/>
+          <w:bookmarkStart w:id="41" w:name="fig-eff-distrib"/>
+          <w:p>
+            <w:pPr>
+              <w:pStyle w:val="Compact"/>
+              <w:jc w:val="center"/>
+            </w:pPr>
+            <w:r>
+              <w:drawing>
+                <wp:inline>
+                  <wp:extent cx="5334000" cy="5334000"/>
+                  <wp:effectExtent b="0" l="0" r="0" t="0"/>
+                  <wp:docPr descr="" title="" id="39" name="Picture"/>
+                  <a:graphic>
+                    <a:graphicData uri="http://schemas.openxmlformats.org/drawingml/2006/picture">
+                      <pic:pic>
+                        <pic:nvPicPr>
+                          <pic:cNvPr descr="figures/efficiency_distribution.png" id="40" name="Picture"/>
+                          <pic:cNvPicPr>
+                            <a:picLocks noChangeArrowheads="1" noChangeAspect="1"/>
+                          </pic:cNvPicPr>
+                        </pic:nvPicPr>
+                        <pic:blipFill>
+                          <a:blip r:embed="rId38"/>
+                          <a:stretch>
+                            <a:fillRect/>
+                          </a:stretch>
+                        </pic:blipFill>
+                        <pic:spPr bwMode="auto">
+                          <a:xfrm>
+                            <a:off x="0" y="0"/>
+                            <a:ext cx="5334000" cy="5334000"/>
+                          </a:xfrm>
+                          <a:prstGeom prst="rect">
+                            <a:avLst/>
+                          </a:prstGeom>
+                          <a:noFill/>
+                          <a:ln w="9525">
+                            <a:noFill/>
+                            <a:headEnd/>
+                            <a:tailEnd/>
+                          </a:ln>
+                        </pic:spPr>
+                      </pic:pic>
+                    </a:graphicData>
+                  </a:graphic>
+                </wp:inline>
+              </w:drawing>
+            </w:r>
+          </w:p>
+          <w:p>
+            <w:pPr>
+              <w:jc w:val="center"/>
+            </w:pPr>
+            <w:pPr>
+              <w:jc w:val="left"/>
+              <w:spacing w:before="200"/>
+              <w:pStyle w:val="ImageCaption"/>
+            </w:pPr>
+            <w:r>
+              <w:t xml:space="preserve">Figure 3: Distribution and density of efficiency parameters across 100 independent</w:t>
+            </w:r>
+            <w:r>
+              <w:t xml:space="preserve"> </w:t>
+            </w:r>
+            <w:r>
+              <w:t xml:space="preserve">simulations for the three sampler options tested on the focal species range (A)</w:t>
+            </w:r>
+            <w:r>
+              <w:t xml:space="preserve"> </w:t>
+            </w:r>
+            <w:r>
+              <w:t xml:space="preserve">and for the four optimization layer options using Uncertainty Sampling as the</w:t>
+            </w:r>
+            <w:r>
+              <w:t xml:space="preserve"> </w:t>
+            </w:r>
+            <w:r>
+              <w:t xml:space="preserve">sampler (B). Uncertainty Sampling on panel A and Focal species range on panel B</w:t>
+            </w:r>
+            <w:r>
+              <w:t xml:space="preserve"> </w:t>
+            </w:r>
+            <w:r>
+              <w:t xml:space="preserve">therefore represent the same</w:t>
+            </w:r>
+            <w:r>
+              <w:t xml:space="preserve"> </w:t>
+            </w:r>
+            <w:r>
+              <w:t xml:space="preserve">data.</w:t>
+            </w:r>
+          </w:p>
+          <w:bookmarkEnd w:id="41"/>
+        </w:tc>
+      </w:tr>
+    </w:tbl>
+    <w:p>
+      <w:pPr>
+        <w:pStyle w:val="BodyText"/>
+      </w:pPr>
+      <w:r>
+        <w:t xml:space="preserve">The fact that multiple options span similar ranges of efficiency values across</w:t>
+      </w:r>
+      <w:r>
+        <w:t xml:space="preserve"> </w:t>
+      </w:r>
+      <w:r>
+        <w:t xml:space="preserve">independent simulations highlights the need to compare the efficiency within a</w:t>
+      </w:r>
+      <w:r>
+        <w:t xml:space="preserve"> </w:t>
+      </w:r>
+      <w:r>
+        <w:t xml:space="preserve">given simulation. Comparing options one-by-one clearly highlighted a most</w:t>
+      </w:r>
+      <w:r>
+        <w:t xml:space="preserve"> </w:t>
+      </w:r>
+      <w:r>
+        <w:t xml:space="preserve">efficient one in all case (</w:t>
+      </w:r>
+      <w:hyperlink w:anchor="fig-eff-comp">
+        <w:r>
+          <w:rPr>
+            <w:rStyle w:val="Hyperlink"/>
+          </w:rPr>
+          <w:t xml:space="preserve">Figure 4</w:t>
+        </w:r>
+      </w:hyperlink>
+      <w:r>
+        <w:t xml:space="preserve">, Supp. Mat.), consistent with the</w:t>
+      </w:r>
+      <w:r>
+        <w:t xml:space="preserve"> </w:t>
+      </w:r>
+      <w:r>
+        <w:t xml:space="preserve">showcased single-simulation example (</w:t>
+      </w:r>
+      <w:hyperlink w:anchor="fig-joined">
+        <w:r>
+          <w:rPr>
+            <w:rStyle w:val="Hyperlink"/>
+          </w:rPr>
+          <w:t xml:space="preserve">Figure 2</w:t>
+        </w:r>
+      </w:hyperlink>
+      <w:r>
+        <w:t xml:space="preserve">). Uncertainty Sampling was</w:t>
+      </w:r>
+      <w:r>
+        <w:t xml:space="preserve"> </w:t>
+      </w:r>
+      <w:r>
+        <w:t xml:space="preserve">more efficient than Weighted Balanced Acceptance in 98 of 100 simulations, and</w:t>
+      </w:r>
+      <w:r>
+        <w:t xml:space="preserve"> </w:t>
+      </w:r>
+      <w:r>
+        <w:t xml:space="preserve">both were more efficient than Simple Random in all simulations</w:t>
+      </w:r>
+      <w:r>
+        <w:t xml:space="preserve"> </w:t>
+      </w:r>
+      <w:r>
+        <w:t xml:space="preserve">(</w:t>
+      </w:r>
+      <w:hyperlink w:anchor="fig-eff-comp">
+        <w:r>
+          <w:rPr>
+            <w:rStyle w:val="Hyperlink"/>
+          </w:rPr>
+          <w:t xml:space="preserve">Figure 4</w:t>
+        </w:r>
+      </w:hyperlink>
+      <w:r>
+        <w:t xml:space="preserve">). Optimizing on the focal species range was always more</w:t>
+      </w:r>
+      <w:r>
+        <w:t xml:space="preserve"> </w:t>
+      </w:r>
+      <w:r>
+        <w:t xml:space="preserve">efficient than on the probabilistic range or species richness (with</w:t>
+      </w:r>
+      <w:r>
+        <w:t xml:space="preserve"> </w:t>
+      </w:r>
+      <w:r>
+        <w:t xml:space="preserve">probabilistic range more efficient than species richness in all but one</w:t>
+      </w:r>
+      <w:r>
+        <w:t xml:space="preserve"> </w:t>
+      </w:r>
+      <w:r>
+        <w:t xml:space="preserve">simulation), but always less efficient optimizing on realized interactions.</w:t>
+      </w:r>
+    </w:p>
+    <w:tbl>
+      <w:tblPr>
+        <w:tblStyle w:val="Table"/>
+        <w:tblW w:type="pct" w:w="5000"/>
+        <w:tblLayout w:type="fixed"/>
+        <w:tblLook w:firstRow="0" w:lastRow="0" w:firstColumn="0" w:lastColumn="0" w:noHBand="0" w:noVBand="0" w:val="0000"/>
+      </w:tblPr>
+      <w:tblGrid>
+        <w:gridCol w:w="7920"/>
+      </w:tblGrid>
+      <w:tr>
+        <w:tc>
+          <w:tcPr/>
+          <w:bookmarkStart w:id="45" w:name="fig-eff-comp"/>
+          <w:p>
+            <w:pPr>
+              <w:pStyle w:val="Compact"/>
+              <w:jc w:val="center"/>
+            </w:pPr>
+            <w:r>
+              <w:drawing>
+                <wp:inline>
+                  <wp:extent cx="5334000" cy="4000500"/>
+                  <wp:effectExtent b="0" l="0" r="0" t="0"/>
+                  <wp:docPr descr="" title="" id="43" name="Picture"/>
+                  <a:graphic>
+                    <a:graphicData uri="http://schemas.openxmlformats.org/drawingml/2006/picture">
+                      <pic:pic>
+                        <pic:nvPicPr>
+                          <pic:cNvPr descr="figures/efficiency_comparison_reduced.png" id="44" name="Picture"/>
+                          <pic:cNvPicPr>
+                            <a:picLocks noChangeArrowheads="1" noChangeAspect="1"/>
+                          </pic:cNvPicPr>
+                        </pic:nvPicPr>
+                        <pic:blipFill>
+                          <a:blip r:embed="rId42"/>
                           <a:stretch>
                             <a:fillRect/>
                           </a:stretch>
@@ -2441,184 +2781,219 @@
               <w:pStyle w:val="ImageCaption"/>
             </w:pPr>
             <w:r>
-              <w:t xml:space="preserve">Figure 3: Efficiency of three optimization layers at sampling realized interactions for</w:t>
+              <w:t xml:space="preserve">Figure 4: Within-simulation comparison of efficiency between samplers and optimization</w:t>
             </w:r>
             <w:r>
               <w:t xml:space="preserve"> </w:t>
             </w:r>
             <w:r>
-              <w:t xml:space="preserve">a given focal species within Biodiversity Observation Networks (BONs). The</w:t>
+              <w:t xml:space="preserve">layers. The comparison values is based on the difference of the definite</w:t>
             </w:r>
             <w:r>
               <w:t xml:space="preserve"> </w:t>
             </w:r>
             <w:r>
-              <w:t xml:space="preserve">central line indicates indicates the median proportion for a given number of</w:t>
+              <w:t xml:space="preserve">integrals of the efficiency samplers curves described in</w:t>
             </w:r>
             <w:r>
               <w:t xml:space="preserve"> </w:t>
             </w:r>
-            <w:r>
-              <w:t xml:space="preserve">sites while the shaded bands delimit the 5th and 95th percentile across</w:t>
+            <w:hyperlink w:anchor="eq-eff-diff">
+              <w:r>
+                <w:rPr>
+                  <w:rStyle w:val="Hyperlink"/>
+                </w:rPr>
+                <w:t xml:space="preserve">Equation 3</w:t>
+              </w:r>
+            </w:hyperlink>
+            <w:r>
+              <w:t xml:space="preserve">. Negative</w:t>
             </w:r>
             <w:r>
               <w:t xml:space="preserve"> </w:t>
             </w:r>
             <w:r>
-              <w:t xml:space="preserve">replicates. The right panels illustrate examples of BONs of 50 sites (coloured</w:t>
+              <w:t xml:space="preserve">values (in blue) indicate that the compared option lead to a less efficient</w:t>
             </w:r>
             <w:r>
               <w:t xml:space="preserve"> </w:t>
             </w:r>
             <w:r>
-              <w:t xml:space="preserve">points) generated by each sampler over the focal species range (present at</w:t>
+              <w:t xml:space="preserve">sampling than its reference, while positive values (in orange) indicate it was</w:t>
             </w:r>
             <w:r>
               <w:t xml:space="preserve"> </w:t>
             </w:r>
             <w:r>
-              <w:t xml:space="preserve">pixels in yellow).</w:t>
+              <w:t xml:space="preserve">more efficient. References were chosen for narrative purposes and to simplify</w:t>
+            </w:r>
+            <w:r>
+              <w:t xml:space="preserve"> </w:t>
+            </w:r>
+            <w:r>
+              <w:t xml:space="preserve">the number of comparisons displayed. All one-by-one comparisons are available in</w:t>
+            </w:r>
+            <w:r>
+              <w:t xml:space="preserve"> </w:t>
+            </w:r>
+            <w:r>
+              <w:t xml:space="preserve">Supp. Mat.</w:t>
             </w:r>
           </w:p>
-          <w:bookmarkEnd w:id="40"/>
+          <w:bookmarkEnd w:id="45"/>
         </w:tc>
       </w:tr>
     </w:tbl>
-    <w:bookmarkEnd w:id="41"/>
-    <w:bookmarkStart w:id="54" w:name="Xb441debb6dd27ffae69fc9bf237d56a135abaac"/>
-    <w:p>
-      <w:pPr>
-        <w:pStyle w:val="Heading3"/>
-      </w:pPr>
-      <w:r>
-        <w:t xml:space="preserve">Comparison of efficiency parameters across simulations</w:t>
-      </w:r>
-    </w:p>
-    <w:p>
-      <w:pPr>
-        <w:pStyle w:val="FirstParagraph"/>
-      </w:pPr>
-      <w:r>
-        <w:t xml:space="preserve">The distribution of efficiency parameters across independent simulations</w:t>
-      </w:r>
-      <w:r>
-        <w:t xml:space="preserve"> </w:t>
-      </w:r>
-      <w:r>
-        <w:t xml:space="preserve">confirmed the interpretations based on</w:t>
-      </w:r>
-      <w:r>
-        <w:t xml:space="preserve"> </w:t>
-      </w:r>
-      <w:hyperlink w:anchor="fig-samplers">
-        <w:r>
-          <w:rPr>
-            <w:rStyle w:val="Hyperlink"/>
-          </w:rPr>
-          <w:t xml:space="preserve">Figure 2</w:t>
-        </w:r>
-      </w:hyperlink>
-      <w:r>
-        <w:t xml:space="preserve">, </w:t>
-      </w:r>
-      <w:hyperlink w:anchor="fig-layers">
-        <w:r>
-          <w:rPr>
-            <w:rStyle w:val="Hyperlink"/>
-          </w:rPr>
-          <w:t xml:space="preserve">Figure 3</w:t>
-        </w:r>
-      </w:hyperlink>
-      <w:r>
-        <w:t xml:space="preserve">, but also</w:t>
-      </w:r>
-      <w:r>
-        <w:t xml:space="preserve"> </w:t>
-      </w:r>
-      <w:r>
-        <w:t xml:space="preserve">highlighted a wide range of outcomes in efficiency between simulations. Among</w:t>
-      </w:r>
-      <w:r>
-        <w:t xml:space="preserve"> </w:t>
-      </w:r>
-      <w:r>
-        <w:t xml:space="preserve">samplers, the median efficiency parameter indicated a better performance (lower</w:t>
-      </w:r>
-      <w:r>
-        <w:t xml:space="preserve"> </w:t>
-      </w:r>
-      <w:r>
-        <w:t xml:space="preserve">parameter value) for Uncertainty Sampling, followed by Weighted Balanced</w:t>
-      </w:r>
-      <w:r>
-        <w:t xml:space="preserve"> </w:t>
-      </w:r>
-      <w:r>
-        <w:t xml:space="preserve">Acceptance and Simple Random (</w:t>
-      </w:r>
-      <w:hyperlink w:anchor="fig-eff-distrib">
-        <w:r>
-          <w:rPr>
-            <w:rStyle w:val="Hyperlink"/>
-          </w:rPr>
-          <w:t xml:space="preserve">Figure 4</w:t>
-        </w:r>
-      </w:hyperlink>
-      <w:r>
-        <w:t xml:space="preserve">A). The actual efficiency values</w:t>
-      </w:r>
-      <w:r>
-        <w:t xml:space="preserve"> </w:t>
-      </w:r>
-      <w:r>
-        <w:t xml:space="preserve">spanned a similar range across the possible sampler options with all simulations</w:t>
-      </w:r>
-      <w:r>
-        <w:t xml:space="preserve"> </w:t>
-      </w:r>
-      <w:r>
-        <w:t xml:space="preserve">combined. Among optimization layers, optimizing on the focal species range</w:t>
-      </w:r>
-      <w:r>
-        <w:t xml:space="preserve"> </w:t>
-      </w:r>
-      <w:r>
-        <w:t xml:space="preserve">performed better than on the probabilistic range, followed by species richness,</w:t>
-      </w:r>
-      <w:r>
-        <w:t xml:space="preserve"> </w:t>
-      </w:r>
-      <w:r>
-        <w:t xml:space="preserve">although all three options spanned similar ranges with all simulations combined</w:t>
-      </w:r>
-      <w:r>
-        <w:t xml:space="preserve"> </w:t>
-      </w:r>
-      <w:r>
-        <w:t xml:space="preserve">(</w:t>
-      </w:r>
-      <w:hyperlink w:anchor="fig-eff-distrib">
-        <w:r>
-          <w:rPr>
-            <w:rStyle w:val="Hyperlink"/>
-          </w:rPr>
-          <w:t xml:space="preserve">Figure 4</w:t>
-        </w:r>
-      </w:hyperlink>
-      <w:r>
-        <w:t xml:space="preserve">B). In contrast, optimizing based on the realized</w:t>
-      </w:r>
-      <w:r>
-        <w:t xml:space="preserve"> </w:t>
-      </w:r>
-      <w:r>
-        <w:t xml:space="preserve">interactions distinctly and consistently performed better across all</w:t>
-      </w:r>
-      <w:r>
-        <w:t xml:space="preserve"> </w:t>
-      </w:r>
-      <w:r>
-        <w:t xml:space="preserve">simulations.</w:t>
+    <w:p>
+      <w:pPr>
+        <w:pStyle w:val="BodyText"/>
+      </w:pPr>
+      <w:r>
+        <w:t xml:space="preserve">While the simulations clearly highlight which sampler or optimization layer is</w:t>
+      </w:r>
+      <w:r>
+        <w:t xml:space="preserve"> </w:t>
+      </w:r>
+      <w:r>
+        <w:t xml:space="preserve">most efficient across all simulations, efficiency parameters and differences</w:t>
+      </w:r>
+      <w:r>
+        <w:t xml:space="preserve"> </w:t>
+      </w:r>
+      <w:r>
+        <w:t xml:space="preserve">vary over a wide range of values. We verified if this could be tied to the</w:t>
+      </w:r>
+      <w:r>
+        <w:t xml:space="preserve"> </w:t>
+      </w:r>
+      <w:r>
+        <w:t xml:space="preserve">occupancy of the focal species in simulated landscape, measured as the number of</w:t>
+      </w:r>
+      <w:r>
+        <w:t xml:space="preserve"> </w:t>
+      </w:r>
+      <w:r>
+        <w:t xml:space="preserve">cells where the species is present. We examined the relationship between</w:t>
+      </w:r>
+      <w:r>
+        <w:t xml:space="preserve"> </w:t>
+      </w:r>
+      <w:r>
+        <w:t xml:space="preserve">occupancy and efficiency. Optimizing using Uncertainty Sampling on the focal</w:t>
+      </w:r>
+      <w:r>
+        <w:t xml:space="preserve"> </w:t>
+      </w:r>
+      <w:r>
+        <w:t xml:space="preserve">species range and on realized interactions is especially efficient at low</w:t>
+      </w:r>
+      <w:r>
+        <w:t xml:space="preserve"> </w:t>
+      </w:r>
+      <w:r>
+        <w:t xml:space="preserve">occupancy, as it targets the fewer cells where the focal species is present. As</w:t>
+      </w:r>
+      <w:r>
+        <w:t xml:space="preserve"> </w:t>
+      </w:r>
+      <w:r>
+        <w:t xml:space="preserve">species occupancy increases, the difference between options decreases. When the</w:t>
+      </w:r>
+      <w:r>
+        <w:t xml:space="preserve"> </w:t>
+      </w:r>
+      <w:r>
+        <w:t xml:space="preserve">focal species has high occupancy and is present almost everywhere across the</w:t>
+      </w:r>
+      <w:r>
+        <w:t xml:space="preserve"> </w:t>
+      </w:r>
+      <w:r>
+        <w:t xml:space="preserve">landscape, Weighted Balanced Acceptance and Simple Random perform similarly to</w:t>
+      </w:r>
+      <w:r>
+        <w:t xml:space="preserve"> </w:t>
+      </w:r>
+      <w:r>
+        <w:t xml:space="preserve">Uncertainty Sampling, as balancing sites across space or choosing at random</w:t>
+      </w:r>
+      <w:r>
+        <w:t xml:space="preserve"> </w:t>
+      </w:r>
+      <w:r>
+        <w:t xml:space="preserve">becomes equivalent to targeting the species range. Optimizing based on species</w:t>
+      </w:r>
+      <w:r>
+        <w:t xml:space="preserve"> </w:t>
+      </w:r>
+      <w:r>
+        <w:t xml:space="preserve">richness became more efficient as occupancy increased. A possible explanation is</w:t>
+      </w:r>
+      <w:r>
+        <w:t xml:space="preserve"> </w:t>
+      </w:r>
+      <w:r>
+        <w:t xml:space="preserve">that at high occupancy, species range is not a restricting element and thus</w:t>
+      </w:r>
+      <w:r>
+        <w:t xml:space="preserve"> </w:t>
+      </w:r>
+      <w:r>
+        <w:t xml:space="preserve">targeting sites with high richness directly leads to targeting sites with more</w:t>
+      </w:r>
+      <w:r>
+        <w:t xml:space="preserve"> </w:t>
+      </w:r>
+      <w:r>
+        <w:t xml:space="preserve">interaction partners. On the contrary, at low occupancy, species range is an</w:t>
+      </w:r>
+      <w:r>
+        <w:t xml:space="preserve"> </w:t>
+      </w:r>
+      <w:r>
+        <w:t xml:space="preserve">important restriction, and optimizing on richness of all species might target</w:t>
+      </w:r>
+      <w:r>
+        <w:t xml:space="preserve"> </w:t>
+      </w:r>
+      <w:r>
+        <w:t xml:space="preserve">sites where the focal species is absent. Optimizing on the probabilistic species</w:t>
+      </w:r>
+      <w:r>
+        <w:t xml:space="preserve"> </w:t>
+      </w:r>
+      <w:r>
+        <w:t xml:space="preserve">range behave similarly to species richness; at high occupancy, it is very likely</w:t>
+      </w:r>
+      <w:r>
+        <w:t xml:space="preserve"> </w:t>
+      </w:r>
+      <w:r>
+        <w:t xml:space="preserve">the species will be present at the sites with high probabilities and therefore</w:t>
+      </w:r>
+      <w:r>
+        <w:t xml:space="preserve"> </w:t>
+      </w:r>
+      <w:r>
+        <w:t xml:space="preserve">the sampler can more effectively filter out sites where the species is absent.</w:t>
+      </w:r>
+      <w:r>
+        <w:t xml:space="preserve"> </w:t>
+      </w:r>
+      <w:r>
+        <w:t xml:space="preserve">At low occupancy, the focal species will be present in fewer locations with high</w:t>
+      </w:r>
+      <w:r>
+        <w:t xml:space="preserve"> </w:t>
+      </w:r>
+      <w:r>
+        <w:t xml:space="preserve">probabilities, but might be absent from locations with intermediate</w:t>
+      </w:r>
+      <w:r>
+        <w:t xml:space="preserve"> </w:t>
+      </w:r>
+      <w:r>
+        <w:t xml:space="preserve">probabilities, making it more challenging for the sampler to pick apart.</w:t>
       </w:r>
     </w:p>
     <w:tbl>
@@ -2634,7 +3009,7 @@
       <w:tr>
         <w:tc>
           <w:tcPr/>
-          <w:bookmarkStart w:id="45" w:name="fig-eff-distrib"/>
+          <w:bookmarkStart w:id="49" w:name="fig-eff-occup"/>
           <w:p>
             <w:pPr>
               <w:pStyle w:val="Compact"/>
@@ -2643,528 +3018,20 @@
             <w:r>
               <w:drawing>
                 <wp:inline>
-                  <wp:extent cx="5334000" cy="5334000"/>
-                  <wp:effectExtent b="0" l="0" r="0" t="0"/>
-                  <wp:docPr descr="" title="" id="43" name="Picture"/>
-                  <a:graphic>
-                    <a:graphicData uri="http://schemas.openxmlformats.org/drawingml/2006/picture">
-                      <pic:pic>
-                        <pic:nvPicPr>
-                          <pic:cNvPr descr="figures/efficiency_distribution.png" id="44" name="Picture"/>
-                          <pic:cNvPicPr>
-                            <a:picLocks noChangeArrowheads="1" noChangeAspect="1"/>
-                          </pic:cNvPicPr>
-                        </pic:nvPicPr>
-                        <pic:blipFill>
-                          <a:blip r:embed="rId42"/>
-                          <a:stretch>
-                            <a:fillRect/>
-                          </a:stretch>
-                        </pic:blipFill>
-                        <pic:spPr bwMode="auto">
-                          <a:xfrm>
-                            <a:off x="0" y="0"/>
-                            <a:ext cx="5334000" cy="5334000"/>
-                          </a:xfrm>
-                          <a:prstGeom prst="rect">
-                            <a:avLst/>
-                          </a:prstGeom>
-                          <a:noFill/>
-                          <a:ln w="9525">
-                            <a:noFill/>
-                            <a:headEnd/>
-                            <a:tailEnd/>
-                          </a:ln>
-                        </pic:spPr>
-                      </pic:pic>
-                    </a:graphicData>
-                  </a:graphic>
-                </wp:inline>
-              </w:drawing>
-            </w:r>
-          </w:p>
-          <w:p>
-            <w:pPr>
-              <w:jc w:val="center"/>
-            </w:pPr>
-            <w:pPr>
-              <w:jc w:val="left"/>
-              <w:spacing w:before="200"/>
-              <w:pStyle w:val="ImageCaption"/>
-            </w:pPr>
-            <w:r>
-              <w:t xml:space="preserve">Figure 4: Distribution and density of efficiency parameters across 100 independent</w:t>
-            </w:r>
-            <w:r>
-              <w:t xml:space="preserve"> </w:t>
-            </w:r>
-            <w:r>
-              <w:t xml:space="preserve">simulations for the three sampler options tested on the focal species range (A)</w:t>
-            </w:r>
-            <w:r>
-              <w:t xml:space="preserve"> </w:t>
-            </w:r>
-            <w:r>
-              <w:t xml:space="preserve">and for the four optimization layer options using Uncertainty Sampling as the</w:t>
-            </w:r>
-            <w:r>
-              <w:t xml:space="preserve"> </w:t>
-            </w:r>
-            <w:r>
-              <w:t xml:space="preserve">sampler (B). Uncertainty Sampling on panel A and Focal species range on panel B</w:t>
-            </w:r>
-            <w:r>
-              <w:t xml:space="preserve"> </w:t>
-            </w:r>
-            <w:r>
-              <w:t xml:space="preserve">therefore represent the same</w:t>
-            </w:r>
-            <w:r>
-              <w:t xml:space="preserve"> </w:t>
-            </w:r>
-            <w:r>
-              <w:t xml:space="preserve">data.</w:t>
-            </w:r>
-          </w:p>
-          <w:bookmarkEnd w:id="45"/>
-        </w:tc>
-      </w:tr>
-    </w:tbl>
-    <w:p>
-      <w:pPr>
-        <w:pStyle w:val="BodyText"/>
-      </w:pPr>
-      <w:r>
-        <w:t xml:space="preserve">The fact that multiple options span similar ranges of efficiency values across</w:t>
-      </w:r>
-      <w:r>
-        <w:t xml:space="preserve"> </w:t>
-      </w:r>
-      <w:r>
-        <w:t xml:space="preserve">independent simulations highlights the need to compare the efficiency within a</w:t>
-      </w:r>
-      <w:r>
-        <w:t xml:space="preserve"> </w:t>
-      </w:r>
-      <w:r>
-        <w:t xml:space="preserve">given simulation. Comparing options one-by-one clearly highlighted a most</w:t>
-      </w:r>
-      <w:r>
-        <w:t xml:space="preserve"> </w:t>
-      </w:r>
-      <w:r>
-        <w:t xml:space="preserve">efficient one in all case (</w:t>
-      </w:r>
-      <w:hyperlink w:anchor="fig-eff-comp">
-        <w:r>
-          <w:rPr>
-            <w:rStyle w:val="Hyperlink"/>
-          </w:rPr>
-          <w:t xml:space="preserve">Figure 5</w:t>
-        </w:r>
-      </w:hyperlink>
-      <w:r>
-        <w:t xml:space="preserve">, Supp. Mat.), consistent with the</w:t>
-      </w:r>
-      <w:r>
-        <w:t xml:space="preserve"> </w:t>
-      </w:r>
-      <w:r>
-        <w:t xml:space="preserve">showcased single-simulation example (</w:t>
-      </w:r>
-      <w:hyperlink w:anchor="fig-samplers">
-        <w:r>
-          <w:rPr>
-            <w:rStyle w:val="Hyperlink"/>
-          </w:rPr>
-          <w:t xml:space="preserve">Figure 2</w:t>
-        </w:r>
-      </w:hyperlink>
-      <w:r>
-        <w:t xml:space="preserve">, </w:t>
-      </w:r>
-      <w:hyperlink w:anchor="fig-layers">
-        <w:r>
-          <w:rPr>
-            <w:rStyle w:val="Hyperlink"/>
-          </w:rPr>
-          <w:t xml:space="preserve">Figure 3</w:t>
-        </w:r>
-      </w:hyperlink>
-      <w:r>
-        <w:t xml:space="preserve">). Uncertainty</w:t>
-      </w:r>
-      <w:r>
-        <w:t xml:space="preserve"> </w:t>
-      </w:r>
-      <w:r>
-        <w:t xml:space="preserve">Sampling was more efficient than Weighted Balanced Acceptance in 98 of 100</w:t>
-      </w:r>
-      <w:r>
-        <w:t xml:space="preserve"> </w:t>
-      </w:r>
-      <w:r>
-        <w:t xml:space="preserve">simulations, and both were more efficient than Simple Random in all simulations</w:t>
-      </w:r>
-      <w:r>
-        <w:t xml:space="preserve"> </w:t>
-      </w:r>
-      <w:r>
-        <w:t xml:space="preserve">(</w:t>
-      </w:r>
-      <w:hyperlink w:anchor="fig-eff-comp">
-        <w:r>
-          <w:rPr>
-            <w:rStyle w:val="Hyperlink"/>
-          </w:rPr>
-          <w:t xml:space="preserve">Figure 5</w:t>
-        </w:r>
-      </w:hyperlink>
-      <w:r>
-        <w:t xml:space="preserve">). Optimizing on the focal species range was always more</w:t>
-      </w:r>
-      <w:r>
-        <w:t xml:space="preserve"> </w:t>
-      </w:r>
-      <w:r>
-        <w:t xml:space="preserve">efficient than on the probabilistic range or species richness (with</w:t>
-      </w:r>
-      <w:r>
-        <w:t xml:space="preserve"> </w:t>
-      </w:r>
-      <w:r>
-        <w:t xml:space="preserve">probabilistic range more efficient than species richness in all but one</w:t>
-      </w:r>
-      <w:r>
-        <w:t xml:space="preserve"> </w:t>
-      </w:r>
-      <w:r>
-        <w:t xml:space="preserve">simulation), but always less efficient optimizing on realized interactions.</w:t>
-      </w:r>
-    </w:p>
-    <w:tbl>
-      <w:tblPr>
-        <w:tblStyle w:val="Table"/>
-        <w:tblW w:type="pct" w:w="5000"/>
-        <w:tblLayout w:type="fixed"/>
-        <w:tblLook w:firstRow="0" w:lastRow="0" w:firstColumn="0" w:lastColumn="0" w:noHBand="0" w:noVBand="0" w:val="0000"/>
-      </w:tblPr>
-      <w:tblGrid>
-        <w:gridCol w:w="7920"/>
-      </w:tblGrid>
-      <w:tr>
-        <w:tc>
-          <w:tcPr/>
-          <w:bookmarkStart w:id="49" w:name="fig-eff-comp"/>
-          <w:p>
-            <w:pPr>
-              <w:pStyle w:val="Compact"/>
-              <w:jc w:val="center"/>
-            </w:pPr>
-            <w:r>
-              <w:drawing>
-                <wp:inline>
-                  <wp:extent cx="5334000" cy="4000500"/>
+                  <wp:extent cx="5334000" cy="3333750"/>
                   <wp:effectExtent b="0" l="0" r="0" t="0"/>
                   <wp:docPr descr="" title="" id="47" name="Picture"/>
                   <a:graphic>
                     <a:graphicData uri="http://schemas.openxmlformats.org/drawingml/2006/picture">
                       <pic:pic>
                         <pic:nvPicPr>
-                          <pic:cNvPr descr="figures/efficiency_comparison_reduced.png" id="48" name="Picture"/>
+                          <pic:cNvPr descr="figures/efficiency_occupancy.png" id="48" name="Picture"/>
                           <pic:cNvPicPr>
                             <a:picLocks noChangeArrowheads="1" noChangeAspect="1"/>
                           </pic:cNvPicPr>
                         </pic:nvPicPr>
                         <pic:blipFill>
                           <a:blip r:embed="rId46"/>
-                          <a:stretch>
-                            <a:fillRect/>
-                          </a:stretch>
-                        </pic:blipFill>
-                        <pic:spPr bwMode="auto">
-                          <a:xfrm>
-                            <a:off x="0" y="0"/>
-                            <a:ext cx="5334000" cy="4000500"/>
-                          </a:xfrm>
-                          <a:prstGeom prst="rect">
-                            <a:avLst/>
-                          </a:prstGeom>
-                          <a:noFill/>
-                          <a:ln w="9525">
-                            <a:noFill/>
-                            <a:headEnd/>
-                            <a:tailEnd/>
-                          </a:ln>
-                        </pic:spPr>
-                      </pic:pic>
-                    </a:graphicData>
-                  </a:graphic>
-                </wp:inline>
-              </w:drawing>
-            </w:r>
-          </w:p>
-          <w:p>
-            <w:pPr>
-              <w:jc w:val="center"/>
-            </w:pPr>
-            <w:pPr>
-              <w:jc w:val="left"/>
-              <w:spacing w:before="200"/>
-              <w:pStyle w:val="ImageCaption"/>
-            </w:pPr>
-            <w:r>
-              <w:t xml:space="preserve">Figure 5: Within-simulation comparison of efficiency between samplers and optimization</w:t>
-            </w:r>
-            <w:r>
-              <w:t xml:space="preserve"> </w:t>
-            </w:r>
-            <w:r>
-              <w:t xml:space="preserve">layers. The comparison values is based on the difference of the definite</w:t>
-            </w:r>
-            <w:r>
-              <w:t xml:space="preserve"> </w:t>
-            </w:r>
-            <w:r>
-              <w:t xml:space="preserve">integrals of the efficiency samplers curves described in</w:t>
-            </w:r>
-            <w:r>
-              <w:t xml:space="preserve"> </w:t>
-            </w:r>
-            <w:hyperlink w:anchor="eq-eff-diff">
-              <w:r>
-                <w:rPr>
-                  <w:rStyle w:val="Hyperlink"/>
-                </w:rPr>
-                <w:t xml:space="preserve">Equation 3</w:t>
-              </w:r>
-            </w:hyperlink>
-            <w:r>
-              <w:t xml:space="preserve">. Negative</w:t>
-            </w:r>
-            <w:r>
-              <w:t xml:space="preserve"> </w:t>
-            </w:r>
-            <w:r>
-              <w:t xml:space="preserve">values (in blue) indicate that the compared option lead to a less efficient</w:t>
-            </w:r>
-            <w:r>
-              <w:t xml:space="preserve"> </w:t>
-            </w:r>
-            <w:r>
-              <w:t xml:space="preserve">sampling than its reference, while positive values (in orange) indicate it was</w:t>
-            </w:r>
-            <w:r>
-              <w:t xml:space="preserve"> </w:t>
-            </w:r>
-            <w:r>
-              <w:t xml:space="preserve">more efficient. References were chosen for narrative purposes and to simplify</w:t>
-            </w:r>
-            <w:r>
-              <w:t xml:space="preserve"> </w:t>
-            </w:r>
-            <w:r>
-              <w:t xml:space="preserve">the number of comparisons displayed. All one-by-one comparisons are available in</w:t>
-            </w:r>
-            <w:r>
-              <w:t xml:space="preserve"> </w:t>
-            </w:r>
-            <w:r>
-              <w:t xml:space="preserve">Supp. Mat.</w:t>
-            </w:r>
-          </w:p>
-          <w:bookmarkEnd w:id="49"/>
-        </w:tc>
-      </w:tr>
-    </w:tbl>
-    <w:p>
-      <w:pPr>
-        <w:pStyle w:val="BodyText"/>
-      </w:pPr>
-      <w:r>
-        <w:t xml:space="preserve">While the simulations clearly highlight which sampler or optimization layer is</w:t>
-      </w:r>
-      <w:r>
-        <w:t xml:space="preserve"> </w:t>
-      </w:r>
-      <w:r>
-        <w:t xml:space="preserve">most efficient across all simulations, efficiency parameters and differences</w:t>
-      </w:r>
-      <w:r>
-        <w:t xml:space="preserve"> </w:t>
-      </w:r>
-      <w:r>
-        <w:t xml:space="preserve">vary over a wide range of values. We verified if this could be tied to the</w:t>
-      </w:r>
-      <w:r>
-        <w:t xml:space="preserve"> </w:t>
-      </w:r>
-      <w:r>
-        <w:t xml:space="preserve">occupancy of the focal species in simulated landscape, measured as the number of</w:t>
-      </w:r>
-      <w:r>
-        <w:t xml:space="preserve"> </w:t>
-      </w:r>
-      <w:r>
-        <w:t xml:space="preserve">cells where the species is present. We examined the relationship between</w:t>
-      </w:r>
-      <w:r>
-        <w:t xml:space="preserve"> </w:t>
-      </w:r>
-      <w:r>
-        <w:t xml:space="preserve">occupancy and efficiency. Optimizing using Uncertainty Sampling on the focal</w:t>
-      </w:r>
-      <w:r>
-        <w:t xml:space="preserve"> </w:t>
-      </w:r>
-      <w:r>
-        <w:t xml:space="preserve">species range and on realized interactions is especially efficient at low</w:t>
-      </w:r>
-      <w:r>
-        <w:t xml:space="preserve"> </w:t>
-      </w:r>
-      <w:r>
-        <w:t xml:space="preserve">occupancy, as it targets the fewer cells where the focal species is present. As</w:t>
-      </w:r>
-      <w:r>
-        <w:t xml:space="preserve"> </w:t>
-      </w:r>
-      <w:r>
-        <w:t xml:space="preserve">species occupancy increases, the difference between options decreases. When the</w:t>
-      </w:r>
-      <w:r>
-        <w:t xml:space="preserve"> </w:t>
-      </w:r>
-      <w:r>
-        <w:t xml:space="preserve">focal species has high occupancy and is present almost everywhere across the</w:t>
-      </w:r>
-      <w:r>
-        <w:t xml:space="preserve"> </w:t>
-      </w:r>
-      <w:r>
-        <w:t xml:space="preserve">landscape, Weighted Balanced Acceptance and Simple Random perform similarly to</w:t>
-      </w:r>
-      <w:r>
-        <w:t xml:space="preserve"> </w:t>
-      </w:r>
-      <w:r>
-        <w:t xml:space="preserve">Uncertainty Sampling, as balancing sites across space or choosing at random</w:t>
-      </w:r>
-      <w:r>
-        <w:t xml:space="preserve"> </w:t>
-      </w:r>
-      <w:r>
-        <w:t xml:space="preserve">becomes equivalent to targeting the species range. Optimizing based on species</w:t>
-      </w:r>
-      <w:r>
-        <w:t xml:space="preserve"> </w:t>
-      </w:r>
-      <w:r>
-        <w:t xml:space="preserve">richness became more efficient as occupancy increased. A possible explanation is</w:t>
-      </w:r>
-      <w:r>
-        <w:t xml:space="preserve"> </w:t>
-      </w:r>
-      <w:r>
-        <w:t xml:space="preserve">that at high occupancy, species range is not a restricting element and thus</w:t>
-      </w:r>
-      <w:r>
-        <w:t xml:space="preserve"> </w:t>
-      </w:r>
-      <w:r>
-        <w:t xml:space="preserve">targeting sites with high richness directly leads to targeting sites with more</w:t>
-      </w:r>
-      <w:r>
-        <w:t xml:space="preserve"> </w:t>
-      </w:r>
-      <w:r>
-        <w:t xml:space="preserve">interaction partners. On the contrary, at low occupancy, species range is an</w:t>
-      </w:r>
-      <w:r>
-        <w:t xml:space="preserve"> </w:t>
-      </w:r>
-      <w:r>
-        <w:t xml:space="preserve">important restriction, and optimizing on richness of all species might target</w:t>
-      </w:r>
-      <w:r>
-        <w:t xml:space="preserve"> </w:t>
-      </w:r>
-      <w:r>
-        <w:t xml:space="preserve">sites where the focal species is absent. Optimizing on the probabilistic species</w:t>
-      </w:r>
-      <w:r>
-        <w:t xml:space="preserve"> </w:t>
-      </w:r>
-      <w:r>
-        <w:t xml:space="preserve">range behave similarly to species richness; at high occupancy, it is very likely</w:t>
-      </w:r>
-      <w:r>
-        <w:t xml:space="preserve"> </w:t>
-      </w:r>
-      <w:r>
-        <w:t xml:space="preserve">the species will be present at the sites with high probabilities and therefore</w:t>
-      </w:r>
-      <w:r>
-        <w:t xml:space="preserve"> </w:t>
-      </w:r>
-      <w:r>
-        <w:t xml:space="preserve">the sampler can more effectively filter out sites where the species is absent.</w:t>
-      </w:r>
-      <w:r>
-        <w:t xml:space="preserve"> </w:t>
-      </w:r>
-      <w:r>
-        <w:t xml:space="preserve">At low occupancy, the focal species will be present in fewer locations with high</w:t>
-      </w:r>
-      <w:r>
-        <w:t xml:space="preserve"> </w:t>
-      </w:r>
-      <w:r>
-        <w:t xml:space="preserve">probabilities, but might be absent from locations with intermediate</w:t>
-      </w:r>
-      <w:r>
-        <w:t xml:space="preserve"> </w:t>
-      </w:r>
-      <w:r>
-        <w:t xml:space="preserve">probabilities, making it more challenging for the sampler to pick apart.</w:t>
-      </w:r>
-    </w:p>
-    <w:tbl>
-      <w:tblPr>
-        <w:tblStyle w:val="Table"/>
-        <w:tblW w:type="pct" w:w="5000"/>
-        <w:tblLayout w:type="fixed"/>
-        <w:tblLook w:firstRow="0" w:lastRow="0" w:firstColumn="0" w:lastColumn="0" w:noHBand="0" w:noVBand="0" w:val="0000"/>
-      </w:tblPr>
-      <w:tblGrid>
-        <w:gridCol w:w="7920"/>
-      </w:tblGrid>
-      <w:tr>
-        <w:tc>
-          <w:tcPr/>
-          <w:bookmarkStart w:id="53" w:name="fig-eff-occup"/>
-          <w:p>
-            <w:pPr>
-              <w:pStyle w:val="Compact"/>
-              <w:jc w:val="center"/>
-            </w:pPr>
-            <w:r>
-              <w:drawing>
-                <wp:inline>
-                  <wp:extent cx="5334000" cy="3333750"/>
-                  <wp:effectExtent b="0" l="0" r="0" t="0"/>
-                  <wp:docPr descr="" title="" id="51" name="Picture"/>
-                  <a:graphic>
-                    <a:graphicData uri="http://schemas.openxmlformats.org/drawingml/2006/picture">
-                      <pic:pic>
-                        <pic:nvPicPr>
-                          <pic:cNvPr descr="figures/efficiency_occupancy.png" id="52" name="Picture"/>
-                          <pic:cNvPicPr>
-                            <a:picLocks noChangeArrowheads="1" noChangeAspect="1"/>
-                          </pic:cNvPicPr>
-                        </pic:nvPicPr>
-                        <pic:blipFill>
-                          <a:blip r:embed="rId50"/>
                           <a:stretch>
                             <a:fillRect/>
                           </a:stretch>
@@ -3201,7 +3068,7 @@
               <w:pStyle w:val="ImageCaption"/>
             </w:pPr>
             <w:r>
-              <w:t xml:space="preserve">Figure 6: Relationship between the occupancy of the focal species and sampling</w:t>
+              <w:t xml:space="preserve">Figure 5: Relationship between the occupancy of the focal species and sampling</w:t>
             </w:r>
             <w:r>
               <w:t xml:space="preserve"> </w:t>
@@ -3228,13 +3095,13 @@
               <w:t xml:space="preserve">species.</w:t>
             </w:r>
           </w:p>
-          <w:bookmarkEnd w:id="53"/>
+          <w:bookmarkEnd w:id="49"/>
         </w:tc>
       </w:tr>
     </w:tbl>
-    <w:bookmarkEnd w:id="54"/>
-    <w:bookmarkEnd w:id="55"/>
-    <w:bookmarkStart w:id="56" w:name="discussion"/>
+    <w:bookmarkEnd w:id="50"/>
+    <w:bookmarkEnd w:id="51"/>
+    <w:bookmarkStart w:id="52" w:name="discussion"/>
     <w:p>
       <w:pPr>
         <w:pStyle w:val="Heading1"/>
@@ -3254,147 +3121,243 @@
         <w:t xml:space="preserve"> </w:t>
       </w:r>
       <w:r>
-        <w:t xml:space="preserve">interactions?</w:t>
-      </w:r>
-    </w:p>
-    <w:p>
-      <w:pPr>
-        <w:pStyle w:val="Compact"/>
-        <w:numPr>
-          <w:ilvl w:val="0"/>
-          <w:numId w:val="1004"/>
-        </w:numPr>
-      </w:pPr>
-      <w:r>
-        <w:t xml:space="preserve">Not as high as species richness and not as simple as co-occurrence of</w:t>
-      </w:r>
-      <w:r>
-        <w:t xml:space="preserve"> </w:t>
-      </w:r>
-      <w:r>
-        <w:t xml:space="preserve">interacting species</w:t>
-      </w:r>
-    </w:p>
-    <w:p>
-      <w:pPr>
-        <w:pStyle w:val="Compact"/>
-        <w:numPr>
-          <w:ilvl w:val="0"/>
-          <w:numId w:val="1004"/>
-        </w:numPr>
-      </w:pPr>
-      <w:r>
-        <w:t xml:space="preserve">Expectations should be much lower given abundances, and our simulations</w:t>
-      </w:r>
-      <w:r>
-        <w:t xml:space="preserve"> </w:t>
-      </w:r>
-      <w:r>
-        <w:t xml:space="preserve">highlight a way this could happen</w:t>
-      </w:r>
-    </w:p>
-    <w:p>
-      <w:pPr>
-        <w:pStyle w:val="Compact"/>
-        <w:numPr>
-          <w:ilvl w:val="0"/>
-          <w:numId w:val="1004"/>
-        </w:numPr>
-      </w:pPr>
-      <w:r>
-        <w:t xml:space="preserve">This means we can apply motoring to species interactions, with limits.</w:t>
-      </w:r>
-    </w:p>
-    <w:p>
-      <w:pPr>
-        <w:pStyle w:val="FirstParagraph"/>
-      </w:pPr>
-      <w:r>
-        <w:t xml:space="preserve">We can improve coverage with the right optimization method. But to do so, we</w:t>
-      </w:r>
-      <w:r>
-        <w:t xml:space="preserve"> </w:t>
-      </w:r>
-      <w:r>
-        <w:t xml:space="preserve">need a clear and attainable sampling or monitoring objective.</w:t>
-      </w:r>
-    </w:p>
-    <w:p>
-      <w:pPr>
-        <w:pStyle w:val="Compact"/>
-        <w:numPr>
-          <w:ilvl w:val="0"/>
-          <w:numId w:val="1005"/>
-        </w:numPr>
-      </w:pPr>
-      <w:r>
-        <w:t xml:space="preserve">Again, we come back to a single species perspective as most attainable and</w:t>
-      </w:r>
-      <w:r>
-        <w:t xml:space="preserve"> </w:t>
-      </w:r>
-      <w:r>
-        <w:t xml:space="preserve">understandable level of information while yielding relevant results.</w:t>
-      </w:r>
-    </w:p>
-    <w:p>
-      <w:pPr>
-        <w:pStyle w:val="Compact"/>
-        <w:numPr>
-          <w:ilvl w:val="0"/>
-          <w:numId w:val="1005"/>
-        </w:numPr>
-      </w:pPr>
-      <w:r>
-        <w:t xml:space="preserve">Optimizing on species range is an efficient strategy to retrieve its</w:t>
-      </w:r>
-      <w:r>
-        <w:t xml:space="preserve"> </w:t>
-      </w:r>
-      <w:r>
-        <w:t xml:space="preserve">interactions (most attainable information), better than optimization based</w:t>
-      </w:r>
-      <w:r>
-        <w:t xml:space="preserve"> </w:t>
-      </w:r>
-      <w:r>
-        <w:t xml:space="preserve">on species or interaction richness and surpassed only by knowledge of it’s</w:t>
-      </w:r>
-      <w:r>
-        <w:t xml:space="preserve"> </w:t>
-      </w:r>
-      <w:r>
-        <w:t xml:space="preserve">realized interactions</w:t>
-      </w:r>
-    </w:p>
-    <w:p>
-      <w:pPr>
-        <w:pStyle w:val="FirstParagraph"/>
-      </w:pPr>
-      <w:r>
-        <w:t xml:space="preserve">Our results offer insights into defining realistic expectations for interaction</w:t>
-      </w:r>
-      <w:r>
-        <w:t xml:space="preserve"> </w:t>
-      </w:r>
-      <w:r>
-        <w:t xml:space="preserve">monitoring. With the right target and optimization strategy, available</w:t>
-      </w:r>
-      <w:r>
-        <w:t xml:space="preserve"> </w:t>
-      </w:r>
-      <w:r>
-        <w:t xml:space="preserve">information, such as species ranges, can guide observation network designs to</w:t>
-      </w:r>
-      <w:r>
-        <w:t xml:space="preserve"> </w:t>
-      </w:r>
-      <w:r>
-        <w:t xml:space="preserve">monitor species interactions with a reasonable number of sites.</w:t>
-      </w:r>
-    </w:p>
-    <w:bookmarkEnd w:id="56"/>
-    <w:bookmarkStart w:id="64" w:name="references"/>
+        <w:t xml:space="preserve">interactions? Our simulations highlight they should be much lower than for</w:t>
+      </w:r>
+      <w:r>
+        <w:t xml:space="preserve"> </w:t>
+      </w:r>
+      <w:r>
+        <w:t xml:space="preserve">species richness once considering that interaction realization and detection</w:t>
+      </w:r>
+      <w:r>
+        <w:t xml:space="preserve"> </w:t>
+      </w:r>
+      <w:r>
+        <w:t xml:space="preserve">depend on species abundance. This means we can expect the monitoring of species</w:t>
+      </w:r>
+      <w:r>
+        <w:t xml:space="preserve"> </w:t>
+      </w:r>
+      <w:r>
+        <w:t xml:space="preserve">interaction within a BON to require a higher monitoring effort than the one</w:t>
+      </w:r>
+      <w:r>
+        <w:t xml:space="preserve"> </w:t>
+      </w:r>
+      <w:r>
+        <w:t xml:space="preserve">required for monitoring species and community composition.</w:t>
+      </w:r>
+    </w:p>
+    <w:p>
+      <w:pPr>
+        <w:pStyle w:val="BodyText"/>
+      </w:pPr>
+      <w:r>
+        <w:t xml:space="preserve">We can improve coverage with the right optimization method, but efficiently</w:t>
+      </w:r>
+      <w:r>
+        <w:t xml:space="preserve"> </w:t>
+      </w:r>
+      <w:r>
+        <w:t xml:space="preserve">doing so requires a clear and attainable sampling or monitoring objective. For</w:t>
+      </w:r>
+      <w:r>
+        <w:t xml:space="preserve"> </w:t>
+      </w:r>
+      <w:r>
+        <w:t xml:space="preserve">instance, adopting a single-species perspective can yield relevant results while</w:t>
+      </w:r>
+      <w:r>
+        <w:t xml:space="preserve"> </w:t>
+      </w:r>
+      <w:r>
+        <w:t xml:space="preserve">relying on attainable levels of information. Optimizing on a known species range</w:t>
+      </w:r>
+      <w:r>
+        <w:t xml:space="preserve"> </w:t>
+      </w:r>
+      <w:r>
+        <w:t xml:space="preserve">proved an efficient strategy to retrieve its interactions, better than</w:t>
+      </w:r>
+      <w:r>
+        <w:t xml:space="preserve"> </w:t>
+      </w:r>
+      <w:r>
+        <w:t xml:space="preserve">optimization based on more holistic-information such as species or interaction</w:t>
+      </w:r>
+      <w:r>
+        <w:t xml:space="preserve"> </w:t>
+      </w:r>
+      <w:r>
+        <w:t xml:space="preserve">richness. Optimizing based on the location of the realized interactions was even</w:t>
+      </w:r>
+      <w:r>
+        <w:t xml:space="preserve"> </w:t>
+      </w:r>
+      <w:r>
+        <w:t xml:space="preserve">more efficient, but our simulations represent a best case scenario likely beyond</w:t>
+      </w:r>
+      <w:r>
+        <w:t xml:space="preserve"> </w:t>
+      </w:r>
+      <w:r>
+        <w:t xml:space="preserve">reach in an applied context. Nonetheless, it highlights that the most important</w:t>
+      </w:r>
+      <w:r>
+        <w:t xml:space="preserve"> </w:t>
+      </w:r>
+      <w:r>
+        <w:t xml:space="preserve">efficiency gains will come from better knowledge of where interactions are</w:t>
+      </w:r>
+      <w:r>
+        <w:t xml:space="preserve"> </w:t>
+      </w:r>
+      <w:r>
+        <w:t xml:space="preserve">realized. Better incorporating considerations for species abundance, the factor</w:t>
+      </w:r>
+      <w:r>
+        <w:t xml:space="preserve"> </w:t>
+      </w:r>
+      <w:r>
+        <w:t xml:space="preserve">influencing interaction realization in our simulations, will be crucial and</w:t>
+      </w:r>
+      <w:r>
+        <w:t xml:space="preserve"> </w:t>
+      </w:r>
+      <w:r>
+        <w:t xml:space="preserve">potentially more impactful than improving knowledge or reducing uncertainty over</w:t>
+      </w:r>
+      <w:r>
+        <w:t xml:space="preserve"> </w:t>
+      </w:r>
+      <w:r>
+        <w:t xml:space="preserve">species ranges.</w:t>
+      </w:r>
+    </w:p>
+    <w:p>
+      <w:pPr>
+        <w:pStyle w:val="BodyText"/>
+      </w:pPr>
+      <w:r>
+        <w:t xml:space="preserve">When does the choice of sampler or optimization layer matter the most? Here we</w:t>
+      </w:r>
+      <w:r>
+        <w:t xml:space="preserve"> </w:t>
+      </w:r>
+      <w:r>
+        <w:t xml:space="preserve">concur with</w:t>
+      </w:r>
+      <w:r>
+        <w:t xml:space="preserve"> </w:t>
+      </w:r>
+      <w:r>
+        <w:t xml:space="preserve">Norman and Poisot (2025)</w:t>
+      </w:r>
+      <w:r>
+        <w:t xml:space="preserve"> </w:t>
+      </w:r>
+      <w:r>
+        <w:t xml:space="preserve">that ecologically-relevant metrics are required to</w:t>
+      </w:r>
+      <w:r>
+        <w:t xml:space="preserve"> </w:t>
+      </w:r>
+      <w:r>
+        <w:t xml:space="preserve">evaluate the performance of monitoring designs, beyond spatial balance. However,</w:t>
+      </w:r>
+      <w:r>
+        <w:t xml:space="preserve"> </w:t>
+      </w:r>
+      <w:r>
+        <w:t xml:space="preserve">while they found that many sampling algorithms performed similarly for</w:t>
+      </w:r>
+      <w:r>
+        <w:t xml:space="preserve"> </w:t>
+      </w:r>
+      <w:r>
+        <w:t xml:space="preserve">biodiversity monitoring, our results highlighted better options when the</w:t>
+      </w:r>
+      <w:r>
+        <w:t xml:space="preserve"> </w:t>
+      </w:r>
+      <w:r>
+        <w:t xml:space="preserve">monitoring target is highly localized. We observed the most important</w:t>
+      </w:r>
+      <w:r>
+        <w:t xml:space="preserve"> </w:t>
+      </w:r>
+      <w:r>
+        <w:t xml:space="preserve">differences for species with low occupancy, where Uncertainty Sampling is</w:t>
+      </w:r>
+      <w:r>
+        <w:t xml:space="preserve"> </w:t>
+      </w:r>
+      <w:r>
+        <w:t xml:space="preserve">relevant to target only the focal species range. Differences were less important</w:t>
+      </w:r>
+      <w:r>
+        <w:t xml:space="preserve"> </w:t>
+      </w:r>
+      <w:r>
+        <w:t xml:space="preserve">at higher occupancy and for species present across the whole landscape, although</w:t>
+      </w:r>
+      <w:r>
+        <w:t xml:space="preserve"> </w:t>
+      </w:r>
+      <w:r>
+        <w:t xml:space="preserve">Uncertainty Sampling still performed better. This result should be expected, as</w:t>
+      </w:r>
+      <w:r>
+        <w:t xml:space="preserve"> </w:t>
+      </w:r>
+      <w:r>
+        <w:t xml:space="preserve">a specialized sampler should be more efficient when a species range is highly</w:t>
+      </w:r>
+      <w:r>
+        <w:t xml:space="preserve"> </w:t>
+      </w:r>
+      <w:r>
+        <w:t xml:space="preserve">localized compared to one balancing sites across the the whole landscape.</w:t>
+      </w:r>
+      <w:r>
+        <w:t xml:space="preserve"> </w:t>
+      </w:r>
+      <w:r>
+        <w:t xml:space="preserve">However, it also applies in broader context, highlighting how some monitoring</w:t>
+      </w:r>
+      <w:r>
+        <w:t xml:space="preserve"> </w:t>
+      </w:r>
+      <w:r>
+        <w:t xml:space="preserve">targets (e.g., species interaction) expected to be highly localized or more</w:t>
+      </w:r>
+      <w:r>
+        <w:t xml:space="preserve"> </w:t>
+      </w:r>
+      <w:r>
+        <w:t xml:space="preserve">likely in specific locations might benefit from targeted monitoring designs. In</w:t>
+      </w:r>
+      <w:r>
+        <w:t xml:space="preserve"> </w:t>
+      </w:r>
+      <w:r>
+        <w:t xml:space="preserve">such case, efficiency gains will depend on improvements in our capacity to</w:t>
+      </w:r>
+      <w:r>
+        <w:t xml:space="preserve"> </w:t>
+      </w:r>
+      <w:r>
+        <w:t xml:space="preserve">predict the location of those phenomena and on our ability to continuously</w:t>
+      </w:r>
+      <w:r>
+        <w:t xml:space="preserve"> </w:t>
+      </w:r>
+      <w:r>
+        <w:t xml:space="preserve">evaluate and update predictions based on the information acquired.</w:t>
+      </w:r>
+    </w:p>
+    <w:bookmarkEnd w:id="52"/>
+    <w:bookmarkStart w:id="60" w:name="references"/>
     <w:p>
       <w:pPr>
         <w:pStyle w:val="Heading1"/>
@@ -3403,8 +3366,8 @@
         <w:t xml:space="preserve">References</w:t>
       </w:r>
     </w:p>
-    <w:bookmarkStart w:id="63" w:name="refs"/>
-    <w:bookmarkStart w:id="58" w:name="ref-Canard2012EmeStr"/>
+    <w:bookmarkStart w:id="59" w:name="refs"/>
+    <w:bookmarkStart w:id="54" w:name="ref-Canard2012EmeStr"/>
     <w:p>
       <w:pPr>
         <w:pStyle w:val="Bibliography"/>
@@ -3436,7 +3399,7 @@
       <w:r>
         <w:t xml:space="preserve"> </w:t>
       </w:r>
-      <w:hyperlink r:id="rId57">
+      <w:hyperlink r:id="rId53">
         <w:r>
           <w:rPr>
             <w:rStyle w:val="Hyperlink"/>
@@ -3445,8 +3408,8 @@
         </w:r>
       </w:hyperlink>
     </w:p>
-    <w:bookmarkEnd w:id="58"/>
-    <w:bookmarkStart w:id="60" w:name="ref-Catchen2023MisLin"/>
+    <w:bookmarkEnd w:id="54"/>
+    <w:bookmarkStart w:id="56" w:name="ref-Catchen2023MisLin"/>
     <w:p>
       <w:pPr>
         <w:pStyle w:val="Bibliography"/>
@@ -3457,7 +3420,7 @@
       <w:r>
         <w:t xml:space="preserve"> </w:t>
       </w:r>
-      <w:hyperlink r:id="rId59">
+      <w:hyperlink r:id="rId55">
         <w:r>
           <w:rPr>
             <w:rStyle w:val="Hyperlink"/>
@@ -3469,8 +3432,8 @@
         <w:t xml:space="preserve">. Accessed 19 Jan 2023</w:t>
       </w:r>
     </w:p>
-    <w:bookmarkEnd w:id="60"/>
-    <w:bookmarkStart w:id="62" w:name="ref-Norman2025AlgSel"/>
+    <w:bookmarkEnd w:id="56"/>
+    <w:bookmarkStart w:id="58" w:name="ref-Norman2025AlgSel"/>
     <w:p>
       <w:pPr>
         <w:pStyle w:val="Bibliography"/>
@@ -3481,7 +3444,7 @@
       <w:r>
         <w:t xml:space="preserve"> </w:t>
       </w:r>
-      <w:hyperlink r:id="rId61">
+      <w:hyperlink r:id="rId57">
         <w:r>
           <w:rPr>
             <w:rStyle w:val="Hyperlink"/>
@@ -3490,9 +3453,9 @@
         </w:r>
       </w:hyperlink>
     </w:p>
-    <w:bookmarkEnd w:id="62"/>
-    <w:bookmarkEnd w:id="63"/>
-    <w:bookmarkEnd w:id="64"/>
+    <w:bookmarkEnd w:id="58"/>
+    <w:bookmarkEnd w:id="59"/>
+    <w:bookmarkEnd w:id="60"/>
     <w:sectPr>
       <w:footnotePr>
         <w:numRestart w:val="eachSect"/>
@@ -3716,12 +3679,6 @@
     <w:abstractNumId w:val="991"/>
   </w:num>
   <w:num w:numId="1003">
-    <w:abstractNumId w:val="991"/>
-  </w:num>
-  <w:num w:numId="1004">
-    <w:abstractNumId w:val="991"/>
-  </w:num>
-  <w:num w:numId="1005">
     <w:abstractNumId w:val="991"/>
   </w:num>
 </w:numbering>

--- a/index.docx
+++ b/index.docx
@@ -7,7 +7,7 @@
         <w:pStyle w:val="Title"/>
       </w:pPr>
       <w:r>
-        <w:t xml:space="preserve">Network monitoring</w:t>
+        <w:t xml:space="preserve">Optimizing sampling and monitoring of species interactions within Biodiversity Observation Networks</w:t>
       </w:r>
     </w:p>
     <w:p>
@@ -142,7 +142,7 @@
         </w:numPr>
       </w:pPr>
       <w:r>
-        <w:t xml:space="preserve">Key questions</w:t>
+        <w:t xml:space="preserve">Previous work</w:t>
       </w:r>
     </w:p>
     <w:p>
@@ -154,6 +154,72 @@
         </w:numPr>
       </w:pPr>
       <w:r>
+        <w:t xml:space="preserve">Lot of research on sampling of networks and interactions</w:t>
+      </w:r>
+    </w:p>
+    <w:p>
+      <w:pPr>
+        <w:pStyle w:val="Compact"/>
+        <w:numPr>
+          <w:ilvl w:val="1"/>
+          <w:numId w:val="1003"/>
+        </w:numPr>
+      </w:pPr>
+      <w:r>
+        <w:t xml:space="preserve">Less so in a spatial context</w:t>
+      </w:r>
+    </w:p>
+    <w:p>
+      <w:pPr>
+        <w:pStyle w:val="Compact"/>
+        <w:numPr>
+          <w:ilvl w:val="1"/>
+          <w:numId w:val="1003"/>
+        </w:numPr>
+      </w:pPr>
+      <w:r>
+        <w:t xml:space="preserve">None on using network info to optimize biodiversity monitoring in the</w:t>
+      </w:r>
+      <w:r>
+        <w:t xml:space="preserve"> </w:t>
+      </w:r>
+      <w:r>
+        <w:t xml:space="preserve">context of the GBF</w:t>
+      </w:r>
+    </w:p>
+    <w:p>
+      <w:pPr>
+        <w:pStyle w:val="Compact"/>
+        <w:numPr>
+          <w:ilvl w:val="1"/>
+          <w:numId w:val="1003"/>
+        </w:numPr>
+      </w:pPr>
+      <w:r>
+        <w:t xml:space="preserve">Bring back to context of documenting metaweb</w:t>
+      </w:r>
+    </w:p>
+    <w:p>
+      <w:pPr>
+        <w:pStyle w:val="Compact"/>
+        <w:numPr>
+          <w:ilvl w:val="0"/>
+          <w:numId w:val="1001"/>
+        </w:numPr>
+      </w:pPr>
+      <w:r>
+        <w:t xml:space="preserve">Key questions</w:t>
+      </w:r>
+    </w:p>
+    <w:p>
+      <w:pPr>
+        <w:pStyle w:val="Compact"/>
+        <w:numPr>
+          <w:ilvl w:val="1"/>
+          <w:numId w:val="1004"/>
+        </w:numPr>
+      </w:pPr>
+      <w:r>
         <w:t xml:space="preserve">How should we implement monitoring programs</w:t>
       </w:r>
       <w:r>
@@ -190,7 +256,7 @@
         <w:pStyle w:val="Compact"/>
         <w:numPr>
           <w:ilvl w:val="1"/>
-          <w:numId w:val="1003"/>
+          <w:numId w:val="1004"/>
         </w:numPr>
       </w:pPr>
       <w:r>
@@ -3433,13 +3499,13 @@
       </w:r>
     </w:p>
     <w:bookmarkEnd w:id="56"/>
-    <w:bookmarkStart w:id="58" w:name="ref-Norman2025AlgSel"/>
+    <w:bookmarkStart w:id="58" w:name="ref-Norman2025SitSel"/>
     <w:p>
       <w:pPr>
         <w:pStyle w:val="Bibliography"/>
       </w:pPr>
       <w:r>
-        <w:t xml:space="preserve">Norman KE, Poisot T (2025)</w:t>
+        <w:t xml:space="preserve">Norman KE, Poisot T (2025) Site selection algorithms for optimal ecological monitoring design. Ecological Indicators 178:114104.</w:t>
       </w:r>
       <w:r>
         <w:t xml:space="preserve"> </w:t>
@@ -3449,7 +3515,7 @@
           <w:rPr>
             <w:rStyle w:val="Hyperlink"/>
           </w:rPr>
-          <w:t xml:space="preserve">Algorithm selection for optimal ecological monitoring design</w:t>
+          <w:t xml:space="preserve">https://doi.org/10.1016/j.ecolind.2025.114104</w:t>
         </w:r>
       </w:hyperlink>
     </w:p>
@@ -3679,6 +3745,9 @@
     <w:abstractNumId w:val="991"/>
   </w:num>
   <w:num w:numId="1003">
+    <w:abstractNumId w:val="991"/>
+  </w:num>
+  <w:num w:numId="1004">
     <w:abstractNumId w:val="991"/>
   </w:num>
 </w:numbering>

--- a/index.docx
+++ b/index.docx
@@ -276,7 +276,7 @@
       </w:r>
     </w:p>
     <w:bookmarkEnd w:id="20"/>
-    <w:bookmarkStart w:id="27" w:name="methods"/>
+    <w:bookmarkStart w:id="36" w:name="methods"/>
     <w:p>
       <w:pPr>
         <w:pStyle w:val="Heading1"/>
@@ -290,37 +290,204 @@
         <w:pStyle w:val="FirstParagraph"/>
       </w:pPr>
       <w:r>
-        <w:t xml:space="preserve">We explored network sampling using simulations to generate networks, species</w:t>
-      </w:r>
-      <w:r>
-        <w:t xml:space="preserve"> </w:t>
-      </w:r>
-      <w:r>
-        <w:t xml:space="preserve">ranges, and biodiversity observations networks (BONs). We followed the approach</w:t>
-      </w:r>
-      <w:r>
-        <w:t xml:space="preserve"> </w:t>
-      </w:r>
-      <w:r>
-        <w:t xml:space="preserve">introduced by</w:t>
-      </w:r>
-      <w:r>
-        <w:t xml:space="preserve"> </w:t>
-      </w:r>
-      <w:r>
-        <w:t xml:space="preserve">Catchen et al. (2023)</w:t>
-      </w:r>
-      <w:r>
-        <w:t xml:space="preserve"> </w:t>
-      </w:r>
-      <w:r>
-        <w:t xml:space="preserve">to simulate interaction realization and</w:t>
-      </w:r>
-      <w:r>
-        <w:t xml:space="preserve"> </w:t>
-      </w:r>
-      <w:r>
-        <w:t xml:space="preserve">detection, implemented in</w:t>
+        <w:t xml:space="preserve">We used simulations to generate species interaction networks, species ranges,</w:t>
+      </w:r>
+      <w:r>
+        <w:t xml:space="preserve"> </w:t>
+      </w:r>
+      <w:r>
+        <w:t xml:space="preserve">and biodiversity observations networks (BONs) with the goal of evaluating</w:t>
+      </w:r>
+      <w:r>
+        <w:t xml:space="preserve"> </w:t>
+      </w:r>
+      <w:r>
+        <w:t xml:space="preserve">monitoring potential for interaction networks within BONs. We first detail the</w:t>
+      </w:r>
+      <w:r>
+        <w:t xml:space="preserve"> </w:t>
+      </w:r>
+      <w:r>
+        <w:t xml:space="preserve">steps for the general model we used (</w:t>
+      </w:r>
+      <w:hyperlink w:anchor="fig-concept">
+        <w:r>
+          <w:rPr>
+            <w:rStyle w:val="Hyperlink"/>
+          </w:rPr>
+          <w:t xml:space="preserve">Figure 1</w:t>
+        </w:r>
+      </w:hyperlink>
+      <w:r>
+        <w:t xml:space="preserve">). We then go over three</w:t>
+      </w:r>
+      <w:r>
+        <w:t xml:space="preserve"> </w:t>
+      </w:r>
+      <w:r>
+        <w:t xml:space="preserve">simulation studies we performed to investigate specific elements related to the</w:t>
+      </w:r>
+      <w:r>
+        <w:t xml:space="preserve"> </w:t>
+      </w:r>
+      <w:r>
+        <w:t xml:space="preserve">monitoring of species interactions.</w:t>
+      </w:r>
+    </w:p>
+    <w:tbl>
+      <w:tblPr>
+        <w:tblStyle w:val="Table"/>
+        <w:tblW w:type="pct" w:w="5000"/>
+        <w:tblLayout w:type="fixed"/>
+        <w:tblLook w:firstRow="0" w:lastRow="0" w:firstColumn="0" w:lastColumn="0" w:noHBand="0" w:noVBand="0" w:val="0000"/>
+      </w:tblPr>
+      <w:tblGrid>
+        <w:gridCol w:w="7920"/>
+      </w:tblGrid>
+      <w:tr>
+        <w:tc>
+          <w:tcPr/>
+          <w:bookmarkStart w:id="24" w:name="fig-concept"/>
+          <w:p>
+            <w:pPr>
+              <w:pStyle w:val="Compact"/>
+              <w:jc w:val="center"/>
+            </w:pPr>
+            <w:r>
+              <w:drawing>
+                <wp:inline>
+                  <wp:extent cx="5334000" cy="6189321"/>
+                  <wp:effectExtent b="0" l="0" r="0" t="0"/>
+                  <wp:docPr descr="" title="" id="22" name="Picture"/>
+                  <a:graphic>
+                    <a:graphicData uri="http://schemas.openxmlformats.org/drawingml/2006/picture">
+                      <pic:pic>
+                        <pic:nvPicPr>
+                          <pic:cNvPr descr="figures/conceptual_figure.png" id="23" name="Picture"/>
+                          <pic:cNvPicPr>
+                            <a:picLocks noChangeArrowheads="1" noChangeAspect="1"/>
+                          </pic:cNvPicPr>
+                        </pic:nvPicPr>
+                        <pic:blipFill>
+                          <a:blip r:embed="rId21"/>
+                          <a:stretch>
+                            <a:fillRect/>
+                          </a:stretch>
+                        </pic:blipFill>
+                        <pic:spPr bwMode="auto">
+                          <a:xfrm>
+                            <a:off x="0" y="0"/>
+                            <a:ext cx="5334000" cy="6189321"/>
+                          </a:xfrm>
+                          <a:prstGeom prst="rect">
+                            <a:avLst/>
+                          </a:prstGeom>
+                          <a:noFill/>
+                          <a:ln w="9525">
+                            <a:noFill/>
+                            <a:headEnd/>
+                            <a:tailEnd/>
+                          </a:ln>
+                        </pic:spPr>
+                      </pic:pic>
+                    </a:graphicData>
+                  </a:graphic>
+                </wp:inline>
+              </w:drawing>
+            </w:r>
+          </w:p>
+          <w:p>
+            <w:pPr>
+              <w:jc w:val="center"/>
+            </w:pPr>
+            <w:pPr>
+              <w:jc w:val="left"/>
+              <w:spacing w:before="200"/>
+              <w:pStyle w:val="ImageCaption"/>
+            </w:pPr>
+            <w:r>
+              <w:t xml:space="preserve">Figure 1: Conceptual diagram of the workflow and simulations. The general model (A) was</w:t>
+            </w:r>
+            <w:r>
+              <w:t xml:space="preserve"> </w:t>
+            </w:r>
+            <w:r>
+              <w:t xml:space="preserve">used for the simulations, starting from generating landscapes with spatial</w:t>
+            </w:r>
+            <w:r>
+              <w:t xml:space="preserve"> </w:t>
+            </w:r>
+            <w:r>
+              <w:t xml:space="preserve">variation in species and interaction composition, designing biodiversity</w:t>
+            </w:r>
+            <w:r>
+              <w:t xml:space="preserve"> </w:t>
+            </w:r>
+            <w:r>
+              <w:t xml:space="preserve">observation networks (BONs) and measuring sampling efficiency within and across</w:t>
+            </w:r>
+            <w:r>
+              <w:t xml:space="preserve"> </w:t>
+            </w:r>
+            <w:r>
+              <w:t xml:space="preserve">simulations. The simulation studies (B) use the general model to investigate</w:t>
+            </w:r>
+            <w:r>
+              <w:t xml:space="preserve"> </w:t>
+            </w:r>
+            <w:r>
+              <w:t xml:space="preserve">specific elements related to sampling interactions with</w:t>
+            </w:r>
+            <w:r>
+              <w:t xml:space="preserve"> </w:t>
+            </w:r>
+            <w:r>
+              <w:t xml:space="preserve">BONs.</w:t>
+            </w:r>
+          </w:p>
+          <w:bookmarkEnd w:id="24"/>
+        </w:tc>
+      </w:tr>
+    </w:tbl>
+    <w:bookmarkStart w:id="31" w:name="general-model"/>
+    <w:p>
+      <w:pPr>
+        <w:pStyle w:val="Heading2"/>
+      </w:pPr>
+      <w:r>
+        <w:t xml:space="preserve">General model</w:t>
+      </w:r>
+    </w:p>
+    <w:p>
+      <w:pPr>
+        <w:pStyle w:val="FirstParagraph"/>
+      </w:pPr>
+      <w:r>
+        <w:t xml:space="preserve">We followed the approach and process-based, spatio-temporal model introduced by</w:t>
+      </w:r>
+      <w:r>
+        <w:t xml:space="preserve"> </w:t>
+      </w:r>
+      <w:r>
+        <w:t xml:space="preserve">(Catchen et al. 2023; building on Cirtwill et al. 2019)</w:t>
+      </w:r>
+      <w:r>
+        <w:t xml:space="preserve"> </w:t>
+      </w:r>
+      <w:r>
+        <w:t xml:space="preserve">to simulate interaction</w:t>
+      </w:r>
+      <w:r>
+        <w:t xml:space="preserve"> </w:t>
+      </w:r>
+      <w:r>
+        <w:t xml:space="preserve">realization and detection while accounting for spatial variation in species</w:t>
+      </w:r>
+      <w:r>
+        <w:t xml:space="preserve"> </w:t>
+      </w:r>
+      <w:r>
+        <w:t xml:space="preserve">occurrences, implemented in</w:t>
       </w:r>
       <w:r>
         <w:t xml:space="preserve"> </w:t>
@@ -335,36 +502,202 @@
         <w:t xml:space="preserve">.</w:t>
       </w:r>
     </w:p>
+    <w:bookmarkStart w:id="25" w:name="Xba8b2691266c1b9eda1c60e1e0f17d655ef7e7e"/>
+    <w:p>
+      <w:pPr>
+        <w:pStyle w:val="Heading3"/>
+      </w:pPr>
+      <w:r>
+        <w:t xml:space="preserve">Step 1: Generating interaction networks with spatial variation</w:t>
+      </w:r>
+    </w:p>
+    <w:p>
+      <w:pPr>
+        <w:pStyle w:val="FirstParagraph"/>
+      </w:pPr>
+      <w:r>
+        <w:t xml:space="preserve">First, we simulate networks with variation in species and interaction</w:t>
+      </w:r>
+      <w:r>
+        <w:t xml:space="preserve"> </w:t>
+      </w:r>
+      <w:r>
+        <w:t xml:space="preserve">composition across a simulated landscape (</w:t>
+      </w:r>
+      <w:hyperlink w:anchor="fig-concept">
+        <w:r>
+          <w:rPr>
+            <w:rStyle w:val="Hyperlink"/>
+          </w:rPr>
+          <w:t xml:space="preserve">Figure 1</w:t>
+        </w:r>
+      </w:hyperlink>
+      <w:r>
+        <w:t xml:space="preserve">). To do so, we generate</w:t>
+      </w:r>
+      <w:r>
+        <w:t xml:space="preserve"> </w:t>
+      </w:r>
+      <w:r>
+        <w:t xml:space="preserve">autocorrelated ranges representing the distribution of species across the</w:t>
+      </w:r>
+      <w:r>
+        <w:t xml:space="preserve"> </w:t>
+      </w:r>
+      <w:r>
+        <w:t xml:space="preserve">landscape using neutral landscape models [NLMs;</w:t>
+      </w:r>
+      <w:r>
+        <w:t xml:space="preserve"> </w:t>
+      </w:r>
+      <w:r>
+        <w:t xml:space="preserve">Gardner et al. (1987)</w:t>
+      </w:r>
+      <w:r>
+        <w:t xml:space="preserve">;</w:t>
+      </w:r>
+      <w:r>
+        <w:t xml:space="preserve"> </w:t>
+      </w:r>
+      <w:r>
+        <w:t xml:space="preserve">Etherington et al. (2015)</w:t>
+      </w:r>
+      <w:r>
+        <w:t xml:space="preserve">]. NLMs are used to generate landscapes replicating</w:t>
+      </w:r>
+      <w:r>
+        <w:t xml:space="preserve"> </w:t>
+      </w:r>
+      <w:r>
+        <w:t xml:space="preserve">realistic autocorrelated distributions without underlying biotic or abiotic</w:t>
+      </w:r>
+      <w:r>
+        <w:t xml:space="preserve"> </w:t>
+      </w:r>
+      <w:r>
+        <w:t xml:space="preserve">factors, and therefore represent useful baselines to explore ecological</w:t>
+      </w:r>
+      <w:r>
+        <w:t xml:space="preserve"> </w:t>
+      </w:r>
+      <w:r>
+        <w:t xml:space="preserve">processes in a spatial context</w:t>
+      </w:r>
+      <w:r>
+        <w:t xml:space="preserve"> </w:t>
+      </w:r>
+      <w:r>
+        <w:t xml:space="preserve">(Hesselbarth et al. 2024)</w:t>
+      </w:r>
+      <w:r>
+        <w:t xml:space="preserve">. NLMs have been used to</w:t>
+      </w:r>
+      <w:r>
+        <w:t xml:space="preserve"> </w:t>
+      </w:r>
+      <w:r>
+        <w:t xml:space="preserve">generate realistic landscapes in contexts relating to biodiversity distribution</w:t>
+      </w:r>
+      <w:r>
+        <w:t xml:space="preserve"> </w:t>
+      </w:r>
+      <w:r>
+        <w:t xml:space="preserve">and preservation, for instance to compare avian diversity between conservation</w:t>
+      </w:r>
+      <w:r>
+        <w:t xml:space="preserve"> </w:t>
+      </w:r>
+      <w:r>
+        <w:t xml:space="preserve">approaches in coffee-growing landscapes</w:t>
+      </w:r>
+      <w:r>
+        <w:t xml:space="preserve"> </w:t>
+      </w:r>
+      <w:r>
+        <w:t xml:space="preserve">(Valente et al. 2022)</w:t>
+      </w:r>
+      <w:r>
+        <w:t xml:space="preserve"> </w:t>
+      </w:r>
+      <w:r>
+        <w:t xml:space="preserve">or to assess the</w:t>
+      </w:r>
+      <w:r>
+        <w:t xml:space="preserve"> </w:t>
+      </w:r>
+      <w:r>
+        <w:t xml:space="preserve">potential of a suggested umbrella species in an ecotone</w:t>
+      </w:r>
+      <w:r>
+        <w:t xml:space="preserve"> </w:t>
+      </w:r>
+      <w:r>
+        <w:t xml:space="preserve">(Duchardt et al. 2023)</w:t>
+      </w:r>
+      <w:r>
+        <w:t xml:space="preserve">.</w:t>
+      </w:r>
+      <w:r>
+        <w:t xml:space="preserve"> </w:t>
+      </w:r>
+      <w:r>
+        <w:t xml:space="preserve">NLMs have also been used with species interactions, for example to evaluate the</w:t>
+      </w:r>
+      <w:r>
+        <w:t xml:space="preserve"> </w:t>
+      </w:r>
+      <w:r>
+        <w:t xml:space="preserve">effect of landscape structure in cross-species disease transmission between</w:t>
+      </w:r>
+      <w:r>
+        <w:t xml:space="preserve"> </w:t>
+      </w:r>
+      <w:r>
+        <w:t xml:space="preserve">interacting species</w:t>
+      </w:r>
+      <w:r>
+        <w:t xml:space="preserve"> </w:t>
+      </w:r>
+      <w:r>
+        <w:t xml:space="preserve">(Forero-Muñoz et al. 2025)</w:t>
+      </w:r>
+      <w:r>
+        <w:t xml:space="preserve">. Here, we use NLMs to create</w:t>
+      </w:r>
+      <w:r>
+        <w:t xml:space="preserve"> </w:t>
+      </w:r>
+      <w:r>
+        <w:t xml:space="preserve">communities of known composition and species richness at every location in our</w:t>
+      </w:r>
+      <w:r>
+        <w:t xml:space="preserve"> </w:t>
+      </w:r>
+      <w:r>
+        <w:t xml:space="preserve">simulated landscape.</w:t>
+      </w:r>
+    </w:p>
     <w:p>
       <w:pPr>
         <w:pStyle w:val="BodyText"/>
       </w:pPr>
       <w:r>
-        <w:t xml:space="preserve">First, we simulate networks with variation across space. To do so, we generate</w:t>
-      </w:r>
-      <w:r>
-        <w:t xml:space="preserve"> </w:t>
-      </w:r>
-      <w:r>
-        <w:t xml:space="preserve">autocorrelated ranges representing the distribution of species across a</w:t>
-      </w:r>
-      <w:r>
-        <w:t xml:space="preserve"> </w:t>
-      </w:r>
-      <w:r>
-        <w:t xml:space="preserve">simulated landscape and generate a metaweb using the niche model to define the</w:t>
-      </w:r>
-      <w:r>
-        <w:t xml:space="preserve"> </w:t>
-      </w:r>
-      <w:r>
-        <w:t xml:space="preserve">feasible interactions between the species. Combining the species ranges and the</w:t>
-      </w:r>
-      <w:r>
-        <w:t xml:space="preserve"> </w:t>
-      </w:r>
-      <w:r>
-        <w:t xml:space="preserve">metaweb information, we obtain the list of</w:t>
+        <w:t xml:space="preserve">Next, using the spatio-temporal model presented by</w:t>
+      </w:r>
+      <w:r>
+        <w:t xml:space="preserve"> </w:t>
+      </w:r>
+      <w:r>
+        <w:t xml:space="preserve">Catchen et al. (2023)</w:t>
+      </w:r>
+      <w:r>
+        <w:t xml:space="preserve">, we define</w:t>
+      </w:r>
+      <w:r>
+        <w:t xml:space="preserve"> </w:t>
+      </w:r>
+      <w:r>
+        <w:t xml:space="preserve">the</w:t>
       </w:r>
       <w:r>
         <w:t xml:space="preserve"> </w:t>
@@ -374,64 +707,126 @@
           <w:b/>
           <w:bCs/>
         </w:rPr>
-        <w:t xml:space="preserve">possible interactions</w:t>
-      </w:r>
-      <w:r>
-        <w:t xml:space="preserve"> </w:t>
-      </w:r>
-      <w:r>
-        <w:t xml:space="preserve">in our</w:t>
-      </w:r>
-      <w:r>
-        <w:t xml:space="preserve"> </w:t>
-      </w:r>
-      <w:r>
-        <w:t xml:space="preserve">landscape and inside every pixel based on the co-occurrence of species with</w:t>
-      </w:r>
-      <w:r>
-        <w:t xml:space="preserve"> </w:t>
-      </w:r>
-      <w:r>
-        <w:t xml:space="preserve">feasible interactions. Next, we incorporate a consideration for species</w:t>
-      </w:r>
-      <w:r>
-        <w:t xml:space="preserve"> </w:t>
-      </w:r>
-      <w:r>
-        <w:t xml:space="preserve">abundances, which influence both interaction realization and detection. For</w:t>
-      </w:r>
-      <w:r>
-        <w:t xml:space="preserve"> </w:t>
-      </w:r>
-      <w:r>
-        <w:t xml:space="preserve">example, rare and low-abundance species are less likely to interact in a</w:t>
-      </w:r>
-      <w:r>
-        <w:t xml:space="preserve"> </w:t>
-      </w:r>
-      <w:r>
-        <w:t xml:space="preserve">location because they are less likely to encounter one another, especially</w:t>
-      </w:r>
-      <w:r>
-        <w:t xml:space="preserve"> </w:t>
-      </w:r>
-      <w:r>
-        <w:t xml:space="preserve">compared to abundant species, leading to neutrally forbidden links</w:t>
-      </w:r>
-      <w:r>
-        <w:t xml:space="preserve"> </w:t>
-      </w:r>
-      <w:r>
-        <w:t xml:space="preserve">(Canard et al. 2012; Catchen et al. 2023)</w:t>
-      </w:r>
-      <w:r>
-        <w:t xml:space="preserve">. We generate an abundance profile for</w:t>
-      </w:r>
-      <w:r>
-        <w:t xml:space="preserve"> </w:t>
-      </w:r>
-      <w:r>
-        <w:t xml:space="preserve">our set of species (based on a Normalized Log Normal distribution), then draw</w:t>
+        <w:t xml:space="preserve">feasible interactions</w:t>
+      </w:r>
+      <w:r>
+        <w:t xml:space="preserve"> </w:t>
+      </w:r>
+      <w:r>
+        <w:t xml:space="preserve">between the species by generating a metaweb using</w:t>
+      </w:r>
+      <w:r>
+        <w:t xml:space="preserve"> </w:t>
+      </w:r>
+      <w:r>
+        <w:t xml:space="preserve">the niche model</w:t>
+      </w:r>
+      <w:r>
+        <w:t xml:space="preserve"> </w:t>
+      </w:r>
+      <w:r>
+        <w:t xml:space="preserve">(Williams and Martinez 2000)</w:t>
+      </w:r>
+      <w:r>
+        <w:t xml:space="preserve">. The model defines interactions by</w:t>
+      </w:r>
+      <w:r>
+        <w:t xml:space="preserve"> </w:t>
+      </w:r>
+      <w:r>
+        <w:t xml:space="preserve">assigning species a niche position and feeding range, similarly to body-size</w:t>
+      </w:r>
+      <w:r>
+        <w:t xml:space="preserve"> </w:t>
+      </w:r>
+      <w:r>
+        <w:t xml:space="preserve">relationships between predator and preys, and generates networks with structural</w:t>
+      </w:r>
+      <w:r>
+        <w:t xml:space="preserve"> </w:t>
+      </w:r>
+      <w:r>
+        <w:t xml:space="preserve">properties similar to empirical food webs</w:t>
+      </w:r>
+      <w:r>
+        <w:t xml:space="preserve"> </w:t>
+      </w:r>
+      <w:r>
+        <w:t xml:space="preserve">(Williams and Martinez 2000; Gravel et al. 2013; Delmas et al. 2019)</w:t>
+      </w:r>
+      <w:r>
+        <w:t xml:space="preserve">. It is widely used as a generative model,</w:t>
+      </w:r>
+      <w:r>
+        <w:t xml:space="preserve"> </w:t>
+      </w:r>
+      <w:r>
+        <w:t xml:space="preserve">including in the context of investigating interaction sampling</w:t>
+      </w:r>
+      <w:r>
+        <w:t xml:space="preserve"> </w:t>
+      </w:r>
+      <w:r>
+        <w:t xml:space="preserve">(Poisot et al. 2012; Wood et al. 2015)</w:t>
+      </w:r>
+      <w:r>
+        <w:t xml:space="preserve">.</w:t>
+      </w:r>
+    </w:p>
+    <w:p>
+      <w:pPr>
+        <w:pStyle w:val="BodyText"/>
+      </w:pPr>
+      <w:r>
+        <w:t xml:space="preserve">Combining the species ranges and the metaweb, we verify where species with</w:t>
+      </w:r>
+      <w:r>
+        <w:t xml:space="preserve"> </w:t>
+      </w:r>
+      <w:r>
+        <w:t xml:space="preserve">feasible interactions co-occur, which returns the list of</w:t>
+      </w:r>
+      <w:r>
+        <w:t xml:space="preserve"> </w:t>
+      </w:r>
+      <w:r>
+        <w:rPr>
+          <w:b/>
+          <w:bCs/>
+        </w:rPr>
+        <w:t xml:space="preserve">possible</w:t>
+      </w:r>
+      <w:r>
+        <w:rPr>
+          <w:b/>
+          <w:bCs/>
+        </w:rPr>
+        <w:t xml:space="preserve"> </w:t>
+      </w:r>
+      <w:r>
+        <w:rPr>
+          <w:b/>
+          <w:bCs/>
+        </w:rPr>
+        <w:t xml:space="preserve">interactions</w:t>
+      </w:r>
+      <w:r>
+        <w:t xml:space="preserve"> </w:t>
+      </w:r>
+      <w:r>
+        <w:t xml:space="preserve">(Catchen et al. 2023)</w:t>
+      </w:r>
+      <w:r>
+        <w:t xml:space="preserve"> </w:t>
+      </w:r>
+      <w:r>
+        <w:t xml:space="preserve">at every location in our landscape. Next, to</w:t>
+      </w:r>
+      <w:r>
+        <w:t xml:space="preserve"> </w:t>
+      </w:r>
+      <w:r>
+        <w:t xml:space="preserve">define</w:t>
       </w:r>
       <w:r>
         <w:t xml:space="preserve"> </w:t>
@@ -444,14 +839,97 @@
         <w:t xml:space="preserve">realized interactions</w:t>
       </w:r>
       <w:r>
-        <w:t xml:space="preserve"> </w:t>
-      </w:r>
-      <w:r>
-        <w:t xml:space="preserve">at each location given the abundance of species.</w:t>
-      </w:r>
-      <w:r>
-        <w:t xml:space="preserve"> </w:t>
-      </w:r>
+        <w:t xml:space="preserve">, we incorporate a consideration for species</w:t>
+      </w:r>
+      <w:r>
+        <w:t xml:space="preserve"> </w:t>
+      </w:r>
+      <w:r>
+        <w:t xml:space="preserve">abundances, which influence both interaction realization and detection. For</w:t>
+      </w:r>
+      <w:r>
+        <w:t xml:space="preserve"> </w:t>
+      </w:r>
+      <w:r>
+        <w:t xml:space="preserve">example, rare and low-abundance species are less likely to interact in a</w:t>
+      </w:r>
+      <w:r>
+        <w:t xml:space="preserve"> </w:t>
+      </w:r>
+      <w:r>
+        <w:t xml:space="preserve">location because they are less likely to encounter one another, especially</w:t>
+      </w:r>
+      <w:r>
+        <w:t xml:space="preserve"> </w:t>
+      </w:r>
+      <w:r>
+        <w:t xml:space="preserve">compared to abundant species, leading to neutrally forbidden links</w:t>
+      </w:r>
+      <w:r>
+        <w:t xml:space="preserve"> </w:t>
+      </w:r>
+      <w:r>
+        <w:t xml:space="preserve">(Canard et al. 2012; Catchen et al. 2023)</w:t>
+      </w:r>
+      <w:r>
+        <w:t xml:space="preserve">. The neutral model introduced by</w:t>
+      </w:r>
+      <w:r>
+        <w:t xml:space="preserve"> </w:t>
+      </w:r>
+      <w:r>
+        <w:t xml:space="preserve">Catchen et al. (2023)</w:t>
+      </w:r>
+      <w:r>
+        <w:t xml:space="preserve"> </w:t>
+      </w:r>
+      <w:r>
+        <w:t xml:space="preserve">first generates a distribution of species relative abundances</w:t>
+      </w:r>
+      <w:r>
+        <w:t xml:space="preserve"> </w:t>
+      </w:r>
+      <w:r>
+        <w:t xml:space="preserve">from a log-normal distribution, then models interaction realization as a</w:t>
+      </w:r>
+      <w:r>
+        <w:t xml:space="preserve"> </w:t>
+      </w:r>
+      <w:r>
+        <w:t xml:space="preserve">stochastic Poisson Process, drawing realized interactions from a Poisson</w:t>
+      </w:r>
+      <w:r>
+        <w:t xml:space="preserve"> </w:t>
+      </w:r>
+      <w:r>
+        <w:t xml:space="preserve">distribution parameterized on the relatives abundances of interacting species</w:t>
+      </w:r>
+      <w:r>
+        <w:t xml:space="preserve"> </w:t>
+      </w:r>
+      <w:r>
+        <w:t xml:space="preserve">and a fixed realization energy parameter</w:t>
+      </w:r>
+      <w:r>
+        <w:t xml:space="preserve"> </w:t>
+      </w:r>
+      <w:r>
+        <w:t xml:space="preserve">(see Catchen et al. 2023 for full</w:t>
+      </w:r>
+      <w:r>
+        <w:t xml:space="preserve"> </w:t>
+      </w:r>
+      <w:r>
+        <w:t xml:space="preserve">details)</w:t>
+      </w:r>
+      <w:r>
+        <w:t xml:space="preserve">.</w:t>
+      </w:r>
+    </w:p>
+    <w:p>
+      <w:pPr>
+        <w:pStyle w:val="BodyText"/>
+      </w:pPr>
       <w:r>
         <w:t xml:space="preserve">Finally, we define the set of</w:t>
       </w:r>
@@ -469,13 +947,13 @@
         <w:t xml:space="preserve"> </w:t>
       </w:r>
       <w:r>
-        <w:t xml:space="preserve">by conditioning the</w:t>
-      </w:r>
-      <w:r>
-        <w:t xml:space="preserve"> </w:t>
-      </w:r>
-      <w:r>
-        <w:t xml:space="preserve">detection of realized interactions on the abundance distribution (even if an</w:t>
+        <w:t xml:space="preserve">by also conditioning the</w:t>
+      </w:r>
+      <w:r>
+        <w:t xml:space="preserve"> </w:t>
+      </w:r>
+      <w:r>
+        <w:t xml:space="preserve">detection of realized interactions on the species abundances (even if an</w:t>
       </w:r>
       <w:r>
         <w:t xml:space="preserve"> </w:t>
@@ -487,7 +965,7 @@
         <w:t xml:space="preserve"> </w:t>
       </w:r>
       <w:r>
-        <w:t xml:space="preserve">detect, which is again less likely for low probability events;</w:t>
+        <w:t xml:space="preserve">detect, which is again less likely for low probability events; see</w:t>
       </w:r>
       <w:r>
         <w:t xml:space="preserve"> </w:t>
@@ -496,7 +974,154 @@
         <w:t xml:space="preserve">Catchen et al. (2023)</w:t>
       </w:r>
       <w:r>
-        <w:t xml:space="preserve">).</w:t>
+        <w:t xml:space="preserve"> </w:t>
+      </w:r>
+      <w:r>
+        <w:t xml:space="preserve">for implementation). The result of this model is a landscape</w:t>
+      </w:r>
+      <w:r>
+        <w:t xml:space="preserve"> </w:t>
+      </w:r>
+      <w:r>
+        <w:t xml:space="preserve">with spatial variation in species and interaction composition and detection,</w:t>
+      </w:r>
+      <w:r>
+        <w:t xml:space="preserve"> </w:t>
+      </w:r>
+      <w:r>
+        <w:t xml:space="preserve">where species composition, realized interactions, and detected interactions are</w:t>
+      </w:r>
+      <w:r>
+        <w:t xml:space="preserve"> </w:t>
+      </w:r>
+      <w:r>
+        <w:t xml:space="preserve">based on the process model and known at all locations, allowing to compare the</w:t>
+      </w:r>
+      <w:r>
+        <w:t xml:space="preserve"> </w:t>
+      </w:r>
+      <w:r>
+        <w:t xml:space="preserve">efficiency of sampling strategies.</w:t>
+      </w:r>
+    </w:p>
+    <w:bookmarkEnd w:id="25"/>
+    <w:bookmarkStart w:id="26" w:name="Xd942a969c4906bcd19b16c3e81833202bda6a40"/>
+    <w:p>
+      <w:pPr>
+        <w:pStyle w:val="Heading3"/>
+      </w:pPr>
+      <w:r>
+        <w:t xml:space="preserve">Step 2: Designing Biodiversity Observation Networks</w:t>
+      </w:r>
+    </w:p>
+    <w:p>
+      <w:pPr>
+        <w:pStyle w:val="FirstParagraph"/>
+      </w:pPr>
+      <w:r>
+        <w:t xml:space="preserve">We design Biodiversity Observation Networks (BONs) across the simulated</w:t>
+      </w:r>
+      <w:r>
+        <w:t xml:space="preserve"> </w:t>
+      </w:r>
+      <w:r>
+        <w:t xml:space="preserve">landscape and measure their efficiency at monitoring the generated interaction</w:t>
+      </w:r>
+      <w:r>
+        <w:t xml:space="preserve"> </w:t>
+      </w:r>
+      <w:r>
+        <w:t xml:space="preserve">networks.</w:t>
+      </w:r>
+      <w:r>
+        <w:t xml:space="preserve"> </w:t>
+      </w:r>
+      <w:r>
+        <w:t xml:space="preserve">Norman and Poisot (2025)</w:t>
+      </w:r>
+      <w:r>
+        <w:t xml:space="preserve"> </w:t>
+      </w:r>
+      <w:r>
+        <w:t xml:space="preserve">presented an overview of the design and site</w:t>
+      </w:r>
+      <w:r>
+        <w:t xml:space="preserve"> </w:t>
+      </w:r>
+      <w:r>
+        <w:t xml:space="preserve">selection process accounting for ecological monitoring goals. The design process</w:t>
+      </w:r>
+      <w:r>
+        <w:t xml:space="preserve"> </w:t>
+      </w:r>
+      <w:r>
+        <w:t xml:space="preserve">uses a site selection algorithm to designate candidate sites for the monitoring</w:t>
+      </w:r>
+      <w:r>
+        <w:t xml:space="preserve"> </w:t>
+      </w:r>
+      <w:r>
+        <w:t xml:space="preserve">network. Key features of the site selection algorithms highlighted by</w:t>
+      </w:r>
+      <w:r>
+        <w:t xml:space="preserve"> </w:t>
+      </w:r>
+      <w:r>
+        <w:t xml:space="preserve">(Norman and Poisot 2025)</w:t>
+      </w:r>
+      <w:r>
+        <w:t xml:space="preserve"> </w:t>
+      </w:r>
+      <w:r>
+        <w:t xml:space="preserve">include the ability to balance sites across space for equal</w:t>
+      </w:r>
+      <w:r>
+        <w:t xml:space="preserve"> </w:t>
+      </w:r>
+      <w:r>
+        <w:t xml:space="preserve">representation</w:t>
+      </w:r>
+      <w:r>
+        <w:t xml:space="preserve"> </w:t>
+      </w:r>
+      <w:r>
+        <w:t xml:space="preserve">(see Benedetti et al. 2017; Kermorvant et al. 2019 for reviews)</w:t>
+      </w:r>
+      <w:r>
+        <w:t xml:space="preserve">, to</w:t>
+      </w:r>
+      <w:r>
+        <w:t xml:space="preserve"> </w:t>
+      </w:r>
+      <w:r>
+        <w:t xml:space="preserve">stratify across regions or populations, to include auxiliary site information</w:t>
+      </w:r>
+      <w:r>
+        <w:t xml:space="preserve"> </w:t>
+      </w:r>
+      <w:r>
+        <w:t xml:space="preserve">(environmental or biological) to weight inclusion probability, and to produce</w:t>
+      </w:r>
+      <w:r>
+        <w:t xml:space="preserve"> </w:t>
+      </w:r>
+      <w:r>
+        <w:t xml:space="preserve">master samples including current monitoring site or from which to select a</w:t>
+      </w:r>
+      <w:r>
+        <w:t xml:space="preserve"> </w:t>
+      </w:r>
+      <w:r>
+        <w:t xml:space="preserve">subset of sites for a specific monitoring project</w:t>
+      </w:r>
+      <w:r>
+        <w:t xml:space="preserve"> </w:t>
+      </w:r>
+      <w:r>
+        <w:t xml:space="preserve">(van Dam-Bates et al. 2018; Robertson et al. 2024)</w:t>
+      </w:r>
+      <w:r>
+        <w:t xml:space="preserve">.</w:t>
       </w:r>
     </w:p>
     <w:p>
@@ -504,52 +1129,176 @@
         <w:pStyle w:val="BodyText"/>
       </w:pPr>
       <w:r>
-        <w:t xml:space="preserve">Second, we design Biodiversity Observation Networks (BONs) across the simulated</w:t>
-      </w:r>
-      <w:r>
-        <w:t xml:space="preserve"> </w:t>
-      </w:r>
-      <w:r>
-        <w:t xml:space="preserve">landscape and measure their efficiency at monitoring the generated networks when</w:t>
-      </w:r>
-      <w:r>
-        <w:t xml:space="preserve"> </w:t>
-      </w:r>
-      <w:r>
-        <w:t xml:space="preserve">increasing the number of sites in the BON. We test different algorithms to</w:t>
-      </w:r>
-      <w:r>
-        <w:t xml:space="preserve"> </w:t>
-      </w:r>
-      <w:r>
-        <w:t xml:space="preserve">spread monitoring sites across the landscape and optimize given different</w:t>
-      </w:r>
-      <w:r>
-        <w:t xml:space="preserve"> </w:t>
-      </w:r>
-      <w:r>
-        <w:t xml:space="preserve">information such as species ranges, species richness or presence of realized</w:t>
-      </w:r>
-      <w:r>
-        <w:t xml:space="preserve"> </w:t>
-      </w:r>
-      <w:r>
-        <w:t xml:space="preserve">interactions. Across our simulations, we used landscapes of 100 x 100 pixels, 75</w:t>
-      </w:r>
-      <w:r>
-        <w:t xml:space="preserve"> </w:t>
-      </w:r>
-      <w:r>
-        <w:t xml:space="preserve">species, and a connectance of 0.2 to generate metawebs using the niche model.</w:t>
-      </w:r>
-    </w:p>
-    <w:bookmarkStart w:id="21" w:name="evaluating-metaweb-sampling"/>
-    <w:p>
-      <w:pPr>
-        <w:pStyle w:val="Heading2"/>
-      </w:pPr>
-      <w:r>
-        <w:t xml:space="preserve">Evaluating metaweb sampling</w:t>
+        <w:t xml:space="preserve">Using our model simulations, we can test different algorithms to spread</w:t>
+      </w:r>
+      <w:r>
+        <w:t xml:space="preserve"> </w:t>
+      </w:r>
+      <w:r>
+        <w:t xml:space="preserve">monitoring sites across the landscape and optimize given different information</w:t>
+      </w:r>
+      <w:r>
+        <w:t xml:space="preserve"> </w:t>
+      </w:r>
+      <w:r>
+        <w:t xml:space="preserve">such as species ranges, species richness or presence of realized interactions.</w:t>
+      </w:r>
+      <w:r>
+        <w:t xml:space="preserve"> </w:t>
+      </w:r>
+      <w:r>
+        <w:t xml:space="preserve">For example, we can use the Balanced Acceptance Sampling algorithm</w:t>
+      </w:r>
+      <w:r>
+        <w:t xml:space="preserve"> </w:t>
+      </w:r>
+      <w:r>
+        <w:t xml:space="preserve">(Robertson et al. 2013)</w:t>
+      </w:r>
+      <w:r>
+        <w:t xml:space="preserve"> </w:t>
+      </w:r>
+      <w:r>
+        <w:t xml:space="preserve">to design BONs when aiming to balance sites across our</w:t>
+      </w:r>
+      <w:r>
+        <w:t xml:space="preserve"> </w:t>
+      </w:r>
+      <w:r>
+        <w:t xml:space="preserve">simulated landscapes, mostly for its efficiency and its ability to weight site</w:t>
+      </w:r>
+      <w:r>
+        <w:t xml:space="preserve"> </w:t>
+      </w:r>
+      <w:r>
+        <w:t xml:space="preserve">inclusion probabilities based on a provided layer. On the other hand, to</w:t>
+      </w:r>
+      <w:r>
+        <w:t xml:space="preserve"> </w:t>
+      </w:r>
+      <w:r>
+        <w:t xml:space="preserve">optimize given available information, we can use an algorithm such as</w:t>
+      </w:r>
+      <w:r>
+        <w:t xml:space="preserve"> </w:t>
+      </w:r>
+      <w:r>
+        <w:t xml:space="preserve">Uncertainty Sampling</w:t>
+      </w:r>
+      <w:r>
+        <w:t xml:space="preserve"> </w:t>
+      </w:r>
+      <w:r>
+        <w:t xml:space="preserve">(Lewis and Gale 1994)</w:t>
+      </w:r>
+      <w:r>
+        <w:t xml:space="preserve">, an active learning method from the</w:t>
+      </w:r>
+      <w:r>
+        <w:t xml:space="preserve"> </w:t>
+      </w:r>
+      <w:r>
+        <w:t xml:space="preserve">machine learning field aiming to improve a model by targeting its least certain</w:t>
+      </w:r>
+      <w:r>
+        <w:t xml:space="preserve"> </w:t>
+      </w:r>
+      <w:r>
+        <w:t xml:space="preserve">elements</w:t>
+      </w:r>
+      <w:r>
+        <w:t xml:space="preserve"> </w:t>
+      </w:r>
+      <w:r>
+        <w:t xml:space="preserve">(Settles 2009)</w:t>
+      </w:r>
+      <w:r>
+        <w:t xml:space="preserve">. Instead of focusing on uncertainty, we can use</w:t>
+      </w:r>
+      <w:r>
+        <w:t xml:space="preserve"> </w:t>
+      </w:r>
+      <w:r>
+        <w:t xml:space="preserve">this concept to target the sites with the highest values in a layer provided for</w:t>
+      </w:r>
+      <w:r>
+        <w:t xml:space="preserve"> </w:t>
+      </w:r>
+      <w:r>
+        <w:t xml:space="preserve">optimization, with the idea that it could lead to the highest information gain</w:t>
+      </w:r>
+      <w:r>
+        <w:t xml:space="preserve"> </w:t>
+      </w:r>
+      <w:r>
+        <w:t xml:space="preserve">for the BON. Examples of active learning relating to biodiversity monitoring and</w:t>
+      </w:r>
+      <w:r>
+        <w:t xml:space="preserve"> </w:t>
+      </w:r>
+      <w:r>
+        <w:t xml:space="preserve">sampling site selection include improving species range estimation from a</w:t>
+      </w:r>
+      <w:r>
+        <w:t xml:space="preserve"> </w:t>
+      </w:r>
+      <w:r>
+        <w:t xml:space="preserve">smaller number of actively selected sites</w:t>
+      </w:r>
+      <w:r>
+        <w:t xml:space="preserve"> </w:t>
+      </w:r>
+      <w:r>
+        <w:t xml:space="preserve">(Lange et al. 2023)</w:t>
+      </w:r>
+      <w:r>
+        <w:t xml:space="preserve">, minimizing field</w:t>
+      </w:r>
+      <w:r>
+        <w:t xml:space="preserve"> </w:t>
+      </w:r>
+      <w:r>
+        <w:t xml:space="preserve">data collection costs based on distances between samples</w:t>
+      </w:r>
+      <w:r>
+        <w:t xml:space="preserve"> </w:t>
+      </w:r>
+      <w:r>
+        <w:t xml:space="preserve">(Malek et al. 2019)</w:t>
+      </w:r>
+      <w:r>
+        <w:t xml:space="preserve">, and</w:t>
+      </w:r>
+      <w:r>
+        <w:t xml:space="preserve"> </w:t>
+      </w:r>
+      <w:r>
+        <w:t xml:space="preserve">identifying uncertain labels for classification to improve bioacoustic</w:t>
+      </w:r>
+      <w:r>
+        <w:t xml:space="preserve"> </w:t>
+      </w:r>
+      <w:r>
+        <w:t xml:space="preserve">monitoring performance across stratified samples</w:t>
+      </w:r>
+      <w:r>
+        <w:t xml:space="preserve"> </w:t>
+      </w:r>
+      <w:r>
+        <w:t xml:space="preserve">(McEwen et al. 2025)</w:t>
+      </w:r>
+      <w:r>
+        <w:t xml:space="preserve">.</w:t>
+      </w:r>
+    </w:p>
+    <w:bookmarkEnd w:id="26"/>
+    <w:bookmarkStart w:id="30" w:name="Xd4d93d15fdb2047722ae55dd67fc9ebc4c02f97"/>
+    <w:p>
+      <w:pPr>
+        <w:pStyle w:val="Heading3"/>
+      </w:pPr>
+      <w:r>
+        <w:t xml:space="preserve">Step 3: Evaluating sampling efficiency with comparable measures</w:t>
       </w:r>
     </w:p>
     <w:p>
@@ -557,106 +1306,128 @@
         <w:pStyle w:val="FirstParagraph"/>
       </w:pPr>
       <w:r>
-        <w:t xml:space="preserve">First, we investigated the efficiency of sampling networks across space to</w:t>
-      </w:r>
-      <w:r>
-        <w:t xml:space="preserve"> </w:t>
-      </w:r>
-      <w:r>
-        <w:t xml:space="preserve">document a metaweb of interactions, comparing it with the efficiency to document</w:t>
-      </w:r>
-      <w:r>
-        <w:t xml:space="preserve"> </w:t>
-      </w:r>
-      <w:r>
-        <w:t xml:space="preserve">species richness. We generated spatially balanced Biodiversity Observation</w:t>
-      </w:r>
-      <w:r>
-        <w:t xml:space="preserve"> </w:t>
-      </w:r>
-      <w:r>
-        <w:t xml:space="preserve">Networks (BONs) across our landscape, defining sites where to sample species and</w:t>
-      </w:r>
-      <w:r>
-        <w:t xml:space="preserve"> </w:t>
-      </w:r>
-      <w:r>
-        <w:t xml:space="preserve">interactions. We tested all number of sites between 1 and 100 and used the</w:t>
+        <w:t xml:space="preserve">Our simulations require evaluating sampling efficiency at three levels</w:t>
+      </w:r>
+      <w:r>
+        <w:t xml:space="preserve"> </w:t>
+      </w:r>
+      <w:r>
+        <w:t xml:space="preserve">(highlighted in</w:t>
+      </w:r>
+      <w:r>
+        <w:t xml:space="preserve"> </w:t>
+      </w:r>
+      <w:hyperlink w:anchor="fig-concept">
+        <w:r>
+          <w:rPr>
+            <w:rStyle w:val="Hyperlink"/>
+          </w:rPr>
+          <w:t xml:space="preserve">Figure 1</w:t>
+        </w:r>
+      </w:hyperlink>
+      <w:r>
+        <w:t xml:space="preserve">) : at a landscape scale for a given BON and</w:t>
+      </w:r>
+      <w:r>
+        <w:t xml:space="preserve"> </w:t>
+      </w:r>
+      <w:r>
+        <w:t xml:space="preserve">number of sites (a snapshot description measure), as an efficiency curve</w:t>
+      </w:r>
+      <w:r>
+        <w:t xml:space="preserve"> </w:t>
+      </w:r>
+      <w:r>
+        <w:t xml:space="preserve">describing the efficiency with an increasing number of sites (a snapshot</w:t>
+      </w:r>
+      <w:r>
+        <w:t xml:space="preserve"> </w:t>
+      </w:r>
+      <w:r>
+        <w:t xml:space="preserve">ensemble summary measure), and as a difference score to compare optimization</w:t>
+      </w:r>
+      <w:r>
+        <w:t xml:space="preserve"> </w:t>
+      </w:r>
+      <w:r>
+        <w:t xml:space="preserve">options (an ensemble comparison measure).</w:t>
+      </w:r>
+    </w:p>
+    <w:p>
+      <w:pPr>
+        <w:pStyle w:val="BodyText"/>
+      </w:pPr>
+      <w:r>
+        <w:t xml:space="preserve">On the first level, we use the</w:t>
       </w:r>
       <w:r>
         <w:t xml:space="preserve"> </w:t>
       </w:r>
       <w:r>
         <w:rPr>
-          <w:rStyle w:val="VerbatimChar"/>
+          <w:b/>
+          <w:bCs/>
         </w:rPr>
-        <w:t xml:space="preserve">BalancedAcceptance</w:t>
-      </w:r>
-      <w:r>
-        <w:t xml:space="preserve"> </w:t>
-      </w:r>
-      <w:r>
-        <w:t xml:space="preserve">method, which aims to distribute sampling evenly across</w:t>
-      </w:r>
-      <w:r>
-        <w:t xml:space="preserve"> </w:t>
-      </w:r>
-      <w:r>
-        <w:t xml:space="preserve">space (for a given number of sampling sites). We then evaluated the sampling</w:t>
-      </w:r>
-      <w:r>
-        <w:t xml:space="preserve"> </w:t>
-      </w:r>
-      <w:r>
-        <w:t xml:space="preserve">efficiency of each BON in terms of overall species richness and compared to the</w:t>
-      </w:r>
-      <w:r>
-        <w:t xml:space="preserve"> </w:t>
-      </w:r>
-      <w:r>
-        <w:t xml:space="preserve">generated metaweb for each interaction type. For species richness, we assumed we</w:t>
-      </w:r>
-      <w:r>
-        <w:t xml:space="preserve"> </w:t>
-      </w:r>
-      <w:r>
-        <w:t xml:space="preserve">sampled all species present in a sampled location, combined this information</w:t>
-      </w:r>
-      <w:r>
-        <w:t xml:space="preserve"> </w:t>
-      </w:r>
-      <w:r>
-        <w:t xml:space="preserve">across all sampled sites to determine the number of species encountered through</w:t>
-      </w:r>
-      <w:r>
-        <w:t xml:space="preserve"> </w:t>
-      </w:r>
-      <w:r>
-        <w:t xml:space="preserve">sampling, and compared the result with the total species richness in the</w:t>
-      </w:r>
-      <w:r>
-        <w:t xml:space="preserve"> </w:t>
-      </w:r>
-      <w:r>
-        <w:t xml:space="preserve">landscape (75 species). For interactions, we aggregated each interaction type</w:t>
-      </w:r>
-      <w:r>
-        <w:t xml:space="preserve"> </w:t>
-      </w:r>
-      <w:r>
-        <w:t xml:space="preserve">separately (possible, realized and detected) for a given BON and evaluated the</w:t>
-      </w:r>
-      <w:r>
-        <w:t xml:space="preserve"> </w:t>
-      </w:r>
-      <w:r>
-        <w:t xml:space="preserve">proportion of the metaweb recovered through sampling (and therefore for a given</w:t>
-      </w:r>
-      <w:r>
-        <w:t xml:space="preserve"> </w:t>
-      </w:r>
-      <w:r>
-        <w:t xml:space="preserve">number of site).</w:t>
+        <w:t xml:space="preserve">proportion of sampled elements</w:t>
+      </w:r>
+      <w:r>
+        <w:t xml:space="preserve"> </w:t>
+      </w:r>
+      <w:r>
+        <w:t xml:space="preserve">(species or</w:t>
+      </w:r>
+      <w:r>
+        <w:t xml:space="preserve"> </w:t>
+      </w:r>
+      <w:r>
+        <w:t xml:space="preserve">interactions, noted</w:t>
+      </w:r>
+      <w:r>
+        <w:t xml:space="preserve"> </w:t>
+      </w:r>
+      <m:oMath>
+        <m:r>
+          <m:t>p</m:t>
+        </m:r>
+      </m:oMath>
+      <w:r>
+        <w:t xml:space="preserve">) to evaluate how efficient a given BON is on a landscape</w:t>
+      </w:r>
+      <w:r>
+        <w:t xml:space="preserve"> </w:t>
+      </w:r>
+      <w:r>
+        <w:t xml:space="preserve">scale. In simulated landscapes, species and interaction composition is known</w:t>
+      </w:r>
+      <w:r>
+        <w:t xml:space="preserve"> </w:t>
+      </w:r>
+      <w:r>
+        <w:t xml:space="preserve">everywhere in our simulated landscapes; thus we can determine what can be</w:t>
+      </w:r>
+      <w:r>
+        <w:t xml:space="preserve"> </w:t>
+      </w:r>
+      <w:r>
+        <w:t xml:space="preserve">sampled for each generated BON (e.g. one made of 50 spatially-balanced sites).</w:t>
+      </w:r>
+      <w:r>
+        <w:t xml:space="preserve"> </w:t>
+      </w:r>
+      <w:r>
+        <w:t xml:space="preserve">We can then evaluate their efficiencies as the proportion of sampled elements</w:t>
+      </w:r>
+      <w:r>
+        <w:t xml:space="preserve"> </w:t>
+      </w:r>
+      <w:r>
+        <w:t xml:space="preserve">compared to the true richness (of species or interactions), again known in the</w:t>
+      </w:r>
+      <w:r>
+        <w:t xml:space="preserve"> </w:t>
+      </w:r>
+      <w:r>
+        <w:t xml:space="preserve">simulations. This can be seen as a snapshot view of a single BON efficiency.</w:t>
       </w:r>
     </w:p>
     <w:p>
@@ -664,389 +1435,86 @@
         <w:pStyle w:val="BodyText"/>
       </w:pPr>
       <w:r>
-        <w:t xml:space="preserve">We ran simulations with 100 fully-independent replicates (different metaweb,</w:t>
-      </w:r>
-      <w:r>
-        <w:t xml:space="preserve"> </w:t>
-      </w:r>
-      <w:r>
-        <w:t xml:space="preserve">species ranges, abundance distribution, realized interactions) for each number</w:t>
-      </w:r>
-      <w:r>
-        <w:t xml:space="preserve"> </w:t>
-      </w:r>
-      <w:r>
-        <w:t xml:space="preserve">of site in a BON and for the two interaction references, yielding 10,000</w:t>
-      </w:r>
-      <w:r>
-        <w:t xml:space="preserve"> </w:t>
-      </w:r>
-      <w:r>
-        <w:t xml:space="preserve">simulations in total. Prior exploratory simulations showed the number of sites</w:t>
-      </w:r>
-      <w:r>
-        <w:t xml:space="preserve"> </w:t>
-      </w:r>
-      <w:r>
-        <w:t xml:space="preserve">in the BON to be the main element affecting the proportion of sampled species or</w:t>
-      </w:r>
-      <w:r>
-        <w:t xml:space="preserve"> </w:t>
-      </w:r>
-      <w:r>
-        <w:t xml:space="preserve">interactions compared to other model parameters such as metaweb connectance and</w:t>
-      </w:r>
-      <w:r>
-        <w:t xml:space="preserve"> </w:t>
-      </w:r>
-      <w:r>
-        <w:t xml:space="preserve">landscape autocorrelation.</w:t>
-      </w:r>
-    </w:p>
-    <w:bookmarkEnd w:id="21"/>
-    <w:bookmarkStart w:id="22" w:name="X284ae417685f8d50c3f8379f3193f04cf7b3c7c"/>
-    <w:p>
-      <w:pPr>
-        <w:pStyle w:val="Heading2"/>
-      </w:pPr>
-      <w:r>
-        <w:t xml:space="preserve">Focal sampling on single-species &amp; optimization</w:t>
-      </w:r>
-    </w:p>
-    <w:p>
-      <w:pPr>
-        <w:pStyle w:val="FirstParagraph"/>
-      </w:pPr>
-      <w:r>
-        <w:t xml:space="preserve">In complement to the metaweb sampling approach, we also investigated the</w:t>
-      </w:r>
-      <w:r>
-        <w:t xml:space="preserve"> </w:t>
-      </w:r>
-      <w:r>
-        <w:t xml:space="preserve">sampling efficiency on a single-species basis. We simulated a focal sampling</w:t>
-      </w:r>
-      <w:r>
-        <w:t xml:space="preserve"> </w:t>
-      </w:r>
-      <w:r>
-        <w:t xml:space="preserve">where an observer would target one species and aim to retrieve all of its</w:t>
-      </w:r>
-      <w:r>
-        <w:t xml:space="preserve"> </w:t>
-      </w:r>
-      <w:r>
-        <w:t xml:space="preserve">interactions (here known from the metaweb), but might have different information</w:t>
-      </w:r>
-      <w:r>
-        <w:t xml:space="preserve"> </w:t>
-      </w:r>
-      <w:r>
-        <w:t xml:space="preserve">to optimize its sampling. Observation network design and efficiency needs to be</w:t>
-      </w:r>
-      <w:r>
-        <w:t xml:space="preserve"> </w:t>
-      </w:r>
-      <w:r>
-        <w:t xml:space="preserve">evaluated beyond spatial balance, and also regarding their efficiency at meeting</w:t>
-      </w:r>
-      <w:r>
-        <w:t xml:space="preserve"> </w:t>
-      </w:r>
-      <w:r>
-        <w:t xml:space="preserve">biodiversity monitoring objectives</w:t>
-      </w:r>
-      <w:r>
-        <w:t xml:space="preserve"> </w:t>
-      </w:r>
-      <w:r>
-        <w:t xml:space="preserve">(Norman and Poisot 2025)</w:t>
-      </w:r>
-      <w:r>
-        <w:t xml:space="preserve">. Thus, the idea of our</w:t>
-      </w:r>
-      <w:r>
-        <w:t xml:space="preserve"> </w:t>
-      </w:r>
-      <w:r>
-        <w:t xml:space="preserve">focal sampling exploration is to represent a simplified case with a clear</w:t>
-      </w:r>
-      <w:r>
-        <w:t xml:space="preserve"> </w:t>
-      </w:r>
-      <w:r>
-        <w:t xml:space="preserve">objective (retrieving a species’ interactions) and where we do have prior</w:t>
-      </w:r>
-      <w:r>
-        <w:t xml:space="preserve"> </w:t>
-      </w:r>
-      <w:r>
-        <w:t xml:space="preserve">knowledge about the system, either through empirical data or model predictions,</w:t>
-      </w:r>
-      <w:r>
-        <w:t xml:space="preserve"> </w:t>
-      </w:r>
-      <w:r>
-        <w:t xml:space="preserve">which can be used to optimize sampling.</w:t>
+        <w:t xml:space="preserve">On the second level, we define an</w:t>
+      </w:r>
+      <w:r>
+        <w:t xml:space="preserve"> </w:t>
+      </w:r>
+      <w:r>
+        <w:rPr>
+          <w:b/>
+          <w:bCs/>
+        </w:rPr>
+        <w:t xml:space="preserve">efficiency parameter</w:t>
+      </w:r>
+      <w:r>
+        <w:t xml:space="preserve"> </w:t>
+      </w:r>
+      <w:r>
+        <w:t xml:space="preserve">(</w:t>
+      </w:r>
+      <m:oMath>
+        <m:r>
+          <m:t>a</m:t>
+        </m:r>
+      </m:oMath>
+      <w:r>
+        <w:t xml:space="preserve">) describing how</w:t>
+      </w:r>
+      <w:r>
+        <w:t xml:space="preserve"> </w:t>
+      </w:r>
+      <w:r>
+        <w:t xml:space="preserve">the sampling efficiency changes as we increase the number of sites in a BON.</w:t>
+      </w:r>
+      <w:r>
+        <w:t xml:space="preserve"> </w:t>
+      </w:r>
+      <w:r>
+        <w:t xml:space="preserve">Ideally, we need one summary measure to represent this ensemble of snapshots and</w:t>
+      </w:r>
+      <w:r>
+        <w:t xml:space="preserve"> </w:t>
+      </w:r>
+      <w:r>
+        <w:t xml:space="preserve">summarize the potential BON-efficiency for a given landscape and optimization</w:t>
+      </w:r>
+      <w:r>
+        <w:t xml:space="preserve"> </w:t>
+      </w:r>
+      <w:r>
+        <w:t xml:space="preserve">strategies. Moreover, this measure needs to be comparable across samplers,</w:t>
+      </w:r>
+      <w:r>
+        <w:t xml:space="preserve"> </w:t>
+      </w:r>
+      <w:r>
+        <w:t xml:space="preserve">optimization layers and species degrees, given how the generated metawebs and</w:t>
+      </w:r>
+      <w:r>
+        <w:t xml:space="preserve"> </w:t>
+      </w:r>
+      <w:r>
+        <w:t xml:space="preserve">landscapes might vary between independent simulations. Since the exact</w:t>
+      </w:r>
+      <w:r>
+        <w:t xml:space="preserve"> </w:t>
+      </w:r>
+      <w:r>
+        <w:t xml:space="preserve">proportion of monitored interactions is known in our simulations, we used the</w:t>
+      </w:r>
+      <w:r>
+        <w:t xml:space="preserve"> </w:t>
+      </w:r>
+      <w:r>
+        <w:t xml:space="preserve">following single-parameter equation which generates similar efficiency curves:</w:t>
       </w:r>
     </w:p>
     <w:p>
       <w:pPr>
         <w:pStyle w:val="BodyText"/>
       </w:pPr>
-      <w:r>
-        <w:t xml:space="preserve">Optimizing focal sampling relies on two elements: the sampler algorithm used and</w:t>
-      </w:r>
-      <w:r>
-        <w:t xml:space="preserve"> </w:t>
-      </w:r>
-      <w:r>
-        <w:t xml:space="preserve">the information provided for optimization. Species range represents an</w:t>
-      </w:r>
-      <w:r>
-        <w:t xml:space="preserve"> </w:t>
-      </w:r>
-      <w:r>
-        <w:t xml:space="preserve">attainable level of information an interested observer could have, for instance</w:t>
-      </w:r>
-      <w:r>
-        <w:t xml:space="preserve"> </w:t>
-      </w:r>
-      <w:r>
-        <w:t xml:space="preserve">based on expert knowledge or species distribution models. Therefore, we assumed</w:t>
-      </w:r>
-      <w:r>
-        <w:t xml:space="preserve"> </w:t>
-      </w:r>
-      <w:r>
-        <w:t xml:space="preserve">the observer knew the species range across the landscape (presence or absence).</w:t>
-      </w:r>
-      <w:r>
-        <w:t xml:space="preserve"> </w:t>
-      </w:r>
-      <w:r>
-        <w:t xml:space="preserve">We tested three sampling algorithms for comparison: simple random sampling (to</w:t>
-      </w:r>
-      <w:r>
-        <w:t xml:space="preserve"> </w:t>
-      </w:r>
-      <w:r>
-        <w:t xml:space="preserve">represent uninformed sampling), weighted balanced acceptance sampling (aiming to</w:t>
-      </w:r>
-      <w:r>
-        <w:t xml:space="preserve"> </w:t>
-      </w:r>
-      <w:r>
-        <w:t xml:space="preserve">balance sites across space while weighting favorably for species ranges) and</w:t>
-      </w:r>
-      <w:r>
-        <w:t xml:space="preserve"> </w:t>
-      </w:r>
-      <w:r>
-        <w:t xml:space="preserve">uncertainty sampling (which targets locations with a higher value in the layer</w:t>
-      </w:r>
-      <w:r>
-        <w:t xml:space="preserve"> </w:t>
-      </w:r>
-      <w:r>
-        <w:t xml:space="preserve">provided). Next, we tested four information layers for optimization: one with</w:t>
-      </w:r>
-      <w:r>
-        <w:t xml:space="preserve"> </w:t>
-      </w:r>
-      <w:r>
-        <w:t xml:space="preserve">the focal species range (our attainable information knowledge for the observer),</w:t>
-      </w:r>
-      <w:r>
-        <w:t xml:space="preserve"> </w:t>
-      </w:r>
-      <w:r>
-        <w:t xml:space="preserve">one with the probabilistic range (for a less informed case, similar to the</w:t>
-      </w:r>
-      <w:r>
-        <w:t xml:space="preserve"> </w:t>
-      </w:r>
-      <w:r>
-        <w:t xml:space="preserve">output of a species distribution model), one with the location of realized</w:t>
-      </w:r>
-      <w:r>
-        <w:t xml:space="preserve"> </w:t>
-      </w:r>
-      <w:r>
-        <w:t xml:space="preserve">interactions for the focal species (to represent a best-case scenario) and one</w:t>
-      </w:r>
-      <w:r>
-        <w:t xml:space="preserve"> </w:t>
-      </w:r>
-      <w:r>
-        <w:t xml:space="preserve">with species richness across the landscape (to represent a holistic level of</w:t>
-      </w:r>
-      <w:r>
-        <w:t xml:space="preserve"> </w:t>
-      </w:r>
-      <w:r>
-        <w:t xml:space="preserve">information for the system).</w:t>
-      </w:r>
-    </w:p>
-    <w:p>
-      <w:pPr>
-        <w:pStyle w:val="BodyText"/>
-      </w:pPr>
-      <w:r>
-        <w:t xml:space="preserve">Using the approach described in the previous section, we generated a single*</w:t>
-      </w:r>
-      <w:r>
-        <w:t xml:space="preserve"> </w:t>
-      </w:r>
-      <w:r>
-        <w:t xml:space="preserve">set of metaweb, species ranges, and locations for realized interactions (*to</w:t>
-      </w:r>
-      <w:r>
-        <w:t xml:space="preserve"> </w:t>
-      </w:r>
-      <w:r>
-        <w:t xml:space="preserve">showcase a specific example, and counter-verified with separate sets which</w:t>
-      </w:r>
-      <w:r>
-        <w:t xml:space="preserve"> </w:t>
-      </w:r>
-      <w:r>
-        <w:t xml:space="preserve">yielded conceptually similar results, as described in the next section). We</w:t>
-      </w:r>
-      <w:r>
-        <w:t xml:space="preserve"> </w:t>
-      </w:r>
-      <w:r>
-        <w:t xml:space="preserve">selected the species with the highest degree (number of interactions) in the</w:t>
-      </w:r>
-      <w:r>
-        <w:t xml:space="preserve"> </w:t>
-      </w:r>
-      <w:r>
-        <w:t xml:space="preserve">metaweb as the focal species for the simulation. We then generated BONs of 1 to</w:t>
-      </w:r>
-      <w:r>
-        <w:t xml:space="preserve"> </w:t>
-      </w:r>
-      <w:r>
-        <w:t xml:space="preserve">500 sites (at interval increments of 5 sites) using the three possible</w:t>
-      </w:r>
-      <w:r>
-        <w:t xml:space="preserve"> </w:t>
-      </w:r>
-      <w:r>
-        <w:t xml:space="preserve">algorithms and optimization layers, with 100 replicates for every number of</w:t>
-      </w:r>
-      <w:r>
-        <w:t xml:space="preserve"> </w:t>
-      </w:r>
-      <w:r>
-        <w:t xml:space="preserve">sites. For each BON generated, we extracted the number of unique realized</w:t>
-      </w:r>
-      <w:r>
-        <w:t xml:space="preserve"> </w:t>
-      </w:r>
-      <w:r>
-        <w:t xml:space="preserve">interactions sampled across all sites (essentially the monitored degree for the</w:t>
-      </w:r>
-      <w:r>
-        <w:t xml:space="preserve"> </w:t>
-      </w:r>
-      <w:r>
-        <w:t xml:space="preserve">focal species)</w:t>
-      </w:r>
-    </w:p>
-    <w:bookmarkEnd w:id="22"/>
-    <w:bookmarkStart w:id="26" w:name="efficiency"/>
-    <w:p>
-      <w:pPr>
-        <w:pStyle w:val="Heading2"/>
-      </w:pPr>
-      <w:r>
-        <w:t xml:space="preserve">Efficiency</w:t>
-      </w:r>
-    </w:p>
-    <w:p>
-      <w:pPr>
-        <w:pStyle w:val="FirstParagraph"/>
-      </w:pPr>
-      <w:r>
-        <w:t xml:space="preserve">Next, we aimed to verify whether our results were constant when replicating</w:t>
-      </w:r>
-      <w:r>
-        <w:t xml:space="preserve"> </w:t>
-      </w:r>
-      <w:r>
-        <w:t xml:space="preserve">simulations with different simulated metawebs and species ranges. We ran 100</w:t>
-      </w:r>
-      <w:r>
-        <w:t xml:space="preserve"> </w:t>
-      </w:r>
-      <w:r>
-        <w:t xml:space="preserve">independent simulations, each with 50 replicates for every number of sites (once</w:t>
-      </w:r>
-      <w:r>
-        <w:t xml:space="preserve"> </w:t>
-      </w:r>
-      <w:r>
-        <w:t xml:space="preserve">again from 1 to 500 sites at interval increments of 5 sites). However, doing so</w:t>
-      </w:r>
-      <w:r>
-        <w:t xml:space="preserve"> </w:t>
-      </w:r>
-      <w:r>
-        <w:t xml:space="preserve">raised the issue of how to describe and compare the efficiency of the simulated</w:t>
-      </w:r>
-      <w:r>
-        <w:t xml:space="preserve"> </w:t>
-      </w:r>
-      <w:r>
-        <w:t xml:space="preserve">monitoring across samplers, optimization layers or focal species degree, given</w:t>
-      </w:r>
-      <w:r>
-        <w:t xml:space="preserve"> </w:t>
-      </w:r>
-      <w:r>
-        <w:t xml:space="preserve">how the generated metawebs and landscapes might vary between independent</w:t>
-      </w:r>
-      <w:r>
-        <w:t xml:space="preserve"> </w:t>
-      </w:r>
-      <w:r>
-        <w:t xml:space="preserve">simulations, and especially how to describe the relationship between the number</w:t>
-      </w:r>
-      <w:r>
-        <w:t xml:space="preserve"> </w:t>
-      </w:r>
-      <w:r>
-        <w:t xml:space="preserve">of monitoring sites and the proportion of monitored interactions.</w:t>
-      </w:r>
-    </w:p>
-    <w:p>
-      <w:pPr>
-        <w:pStyle w:val="BodyText"/>
-      </w:pPr>
-      <w:r>
-        <w:t xml:space="preserve">Since the exact proportion of monitored interactions is known in our</w:t>
-      </w:r>
-      <w:r>
-        <w:t xml:space="preserve"> </w:t>
-      </w:r>
-      <w:r>
-        <w:t xml:space="preserve">simulations, we used the following single-parameter equation which generates</w:t>
-      </w:r>
-      <w:r>
-        <w:t xml:space="preserve"> </w:t>
-      </w:r>
-      <w:r>
-        <w:t xml:space="preserve">similar efficiency curves:</w:t>
-      </w:r>
-    </w:p>
-    <w:p>
-      <w:pPr>
-        <w:pStyle w:val="BodyText"/>
-      </w:pPr>
-      <w:bookmarkStart w:id="23" w:name="eq-eff"/>
+      <w:bookmarkStart w:id="27" w:name="eq-eff"/>
       <m:oMathPara>
         <m:oMathParaPr>
           <m:jc m:val="center"/>
@@ -1103,7 +1571,7 @@
           </m:d>
         </m:oMath>
       </m:oMathPara>
-      <w:bookmarkEnd w:id="23"/>
+      <w:bookmarkEnd w:id="27"/>
     </w:p>
     <w:p>
       <w:pPr>
@@ -1192,19 +1660,11 @@
       <w:r>
         <w:t xml:space="preserve">this parameter, the faster we reach a high proportion of monitored interactions.</w:t>
       </w:r>
-    </w:p>
-    <w:p>
-      <w:pPr>
-        <w:pStyle w:val="BodyText"/>
-      </w:pPr>
-      <w:r>
-        <w:t xml:space="preserve">For each independent simulation, sampler and optimization layer option, we</w:t>
-      </w:r>
-      <w:r>
-        <w:t xml:space="preserve"> </w:t>
-      </w:r>
-      <w:r>
-        <w:t xml:space="preserve">performed a grid search across possible values of</w:t>
+      <w:r>
+        <w:t xml:space="preserve"> </w:t>
+      </w:r>
+      <w:r>
+        <w:t xml:space="preserve">We can identify the value of</w:t>
       </w:r>
       <w:r>
         <w:t xml:space="preserve"> </w:t>
@@ -1218,19 +1678,57 @@
         <w:t xml:space="preserve"> </w:t>
       </w:r>
       <w:r>
-        <w:t xml:space="preserve">to identify the curve</w:t>
-      </w:r>
-      <w:r>
-        <w:t xml:space="preserve"> </w:t>
-      </w:r>
-      <w:r>
-        <w:t xml:space="preserve">yielding the best fit with the simulation’s result. Upon exploratory analysis,</w:t>
-      </w:r>
-      <w:r>
-        <w:t xml:space="preserve"> </w:t>
-      </w:r>
-      <w:r>
-        <w:t xml:space="preserve">we observed that searching for values of</w:t>
+        <w:t xml:space="preserve">yielding the curve with the best fit to the</w:t>
+      </w:r>
+      <w:r>
+        <w:t xml:space="preserve"> </w:t>
+      </w:r>
+      <w:r>
+        <w:t xml:space="preserve">observed data, as described in our Simulation study III.</w:t>
+      </w:r>
+    </w:p>
+    <w:p>
+      <w:pPr>
+        <w:pStyle w:val="BodyText"/>
+      </w:pPr>
+      <w:r>
+        <w:t xml:space="preserve">On the third level, we define a</w:t>
+      </w:r>
+      <w:r>
+        <w:t xml:space="preserve"> </w:t>
+      </w:r>
+      <w:r>
+        <w:rPr>
+          <w:b/>
+          <w:bCs/>
+        </w:rPr>
+        <w:t xml:space="preserve">difference measure</w:t>
+      </w:r>
+      <w:r>
+        <w:t xml:space="preserve"> </w:t>
+      </w:r>
+      <w:r>
+        <w:t xml:space="preserve">(</w:t>
+      </w:r>
+      <m:oMath>
+        <m:r>
+          <m:t>d</m:t>
+        </m:r>
+      </m:oMath>
+      <w:r>
+        <w:t xml:space="preserve">) to compare</w:t>
+      </w:r>
+      <w:r>
+        <w:t xml:space="preserve"> </w:t>
+      </w:r>
+      <w:r>
+        <w:t xml:space="preserve">optimization algorithms and layers for the same simulated landscape. We have</w:t>
+      </w:r>
+      <w:r>
+        <w:t xml:space="preserve"> </w:t>
+      </w:r>
+      <w:r>
+        <w:t xml:space="preserve">efficiency curve parameters</w:t>
       </w:r>
       <w:r>
         <w:t xml:space="preserve"> </w:t>
@@ -1241,82 +1739,37 @@
         </m:r>
       </m:oMath>
       <w:r>
-        <w:t xml:space="preserve"> </w:t>
-      </w:r>
-      <w:r>
-        <w:t xml:space="preserve">on an exponential scale allowed for</w:t>
-      </w:r>
-      <w:r>
-        <w:t xml:space="preserve"> </w:t>
-      </w:r>
-      <w:r>
-        <w:t xml:space="preserve">more gradual control over the curve shape, and therefore we searched we searched</w:t>
-      </w:r>
-      <w:r>
-        <w:t xml:space="preserve"> </w:t>
-      </w:r>
-      <w:r>
-        <w:t xml:space="preserve">directly for values of</w:t>
-      </w:r>
-      <w:r>
-        <w:t xml:space="preserve"> </w:t>
-      </w:r>
-      <m:oMath>
-        <m:sSup>
-          <m:e>
-            <m:r>
-              <m:t>e</m:t>
-            </m:r>
-          </m:e>
-          <m:sup>
-            <m:r>
-              <m:t>a</m:t>
-            </m:r>
-          </m:sup>
-        </m:sSup>
-      </m:oMath>
-      <w:r>
-        <w:t xml:space="preserve"> </w:t>
-      </w:r>
-      <w:r>
-        <w:t xml:space="preserve">(effectively replacing</w:t>
-      </w:r>
-      <w:r>
-        <w:t xml:space="preserve"> </w:t>
-      </w:r>
-      <m:oMath>
-        <m:r>
-          <m:t>a</m:t>
-        </m:r>
-      </m:oMath>
-      <w:r>
-        <w:t xml:space="preserve"> </w:t>
-      </w:r>
-      <w:r>
-        <w:t xml:space="preserve">by</w:t>
-      </w:r>
-      <w:r>
-        <w:t xml:space="preserve"> </w:t>
-      </w:r>
-      <m:oMath>
-        <m:sSup>
-          <m:e>
-            <m:r>
-              <m:t>e</m:t>
-            </m:r>
-          </m:e>
-          <m:sup>
-            <m:r>
-              <m:t>a</m:t>
-            </m:r>
-          </m:sup>
-        </m:sSup>
-      </m:oMath>
-      <w:r>
-        <w:t xml:space="preserve"> </w:t>
-      </w:r>
-      <w:r>
-        <w:t xml:space="preserve">in</w:t>
+        <w:t xml:space="preserve">, which we can compare between options on a</w:t>
+      </w:r>
+      <w:r>
+        <w:t xml:space="preserve"> </w:t>
+      </w:r>
+      <w:r>
+        <w:t xml:space="preserve">greater or lower basis, but the order of magnitude of the difference is not</w:t>
+      </w:r>
+      <w:r>
+        <w:t xml:space="preserve"> </w:t>
+      </w:r>
+      <w:r>
+        <w:t xml:space="preserve">necessarily comparable across sets of simulations, hence the need for a more</w:t>
+      </w:r>
+      <w:r>
+        <w:t xml:space="preserve"> </w:t>
+      </w:r>
+      <w:r>
+        <w:t xml:space="preserve">formal measure. To compare the efficiency curves within a given simulation</w:t>
+      </w:r>
+      <w:r>
+        <w:t xml:space="preserve"> </w:t>
+      </w:r>
+      <w:r>
+        <w:t xml:space="preserve">(i.e., between samplers and optimization layers for a given metaweb and set of</w:t>
+      </w:r>
+      <w:r>
+        <w:t xml:space="preserve"> </w:t>
+      </w:r>
+      <w:r>
+        <w:t xml:space="preserve">species ranges), we used the definite integral of</w:t>
       </w:r>
       <w:r>
         <w:t xml:space="preserve"> </w:t>
@@ -1330,78 +1783,6 @@
         </w:r>
       </w:hyperlink>
       <w:r>
-        <w:t xml:space="preserve">). We</w:t>
-      </w:r>
-      <w:r>
-        <w:t xml:space="preserve"> </w:t>
-      </w:r>
-      <w:r>
-        <w:t xml:space="preserve">performed a grid search of 10,000 evenly spaced values between -5 and 15 (limits</w:t>
-      </w:r>
-      <w:r>
-        <w:t xml:space="preserve"> </w:t>
-      </w:r>
-      <w:r>
-        <w:t xml:space="preserve">chosen to go beyond the fitted values), and selected the value of</w:t>
-      </w:r>
-      <w:r>
-        <w:t xml:space="preserve"> </w:t>
-      </w:r>
-      <m:oMath>
-        <m:r>
-          <m:t>a</m:t>
-        </m:r>
-      </m:oMath>
-      <w:r>
-        <w:t xml:space="preserve"> </w:t>
-      </w:r>
-      <w:r>
-        <w:t xml:space="preserve">yielding</w:t>
-      </w:r>
-      <w:r>
-        <w:t xml:space="preserve"> </w:t>
-      </w:r>
-      <w:r>
-        <w:t xml:space="preserve">the curve minimizing the sum of squared errors to the values from the</w:t>
-      </w:r>
-      <w:r>
-        <w:t xml:space="preserve"> </w:t>
-      </w:r>
-      <w:r>
-        <w:t xml:space="preserve">simulation.</w:t>
-      </w:r>
-    </w:p>
-    <w:p>
-      <w:pPr>
-        <w:pStyle w:val="BodyText"/>
-      </w:pPr>
-      <w:r>
-        <w:t xml:space="preserve">To compare the efficiency curves within a given simulation (i.e., between</w:t>
-      </w:r>
-      <w:r>
-        <w:t xml:space="preserve"> </w:t>
-      </w:r>
-      <w:r>
-        <w:t xml:space="preserve">samplers and optimization layers for a given metaweb and set of species ranges),</w:t>
-      </w:r>
-      <w:r>
-        <w:t xml:space="preserve"> </w:t>
-      </w:r>
-      <w:r>
-        <w:t xml:space="preserve">we used the definite integral of</w:t>
-      </w:r>
-      <w:r>
-        <w:t xml:space="preserve"> </w:t>
-      </w:r>
-      <w:hyperlink w:anchor="eq-eff">
-        <w:r>
-          <w:rPr>
-            <w:rStyle w:val="Hyperlink"/>
-          </w:rPr>
-          <w:t xml:space="preserve">Equation 1</w:t>
-        </w:r>
-      </w:hyperlink>
-      <w:r>
         <w:t xml:space="preserve"> </w:t>
       </w:r>
       <w:r>
@@ -1416,20 +1797,26 @@
         </m:r>
       </m:oMath>
       <w:r>
-        <w:t xml:space="preserve">, the maximum number</w:t>
-      </w:r>
-      <w:r>
-        <w:t xml:space="preserve"> </w:t>
-      </w:r>
-      <w:r>
-        <w:t xml:space="preserve">of sampling sites in the landscape (10,000), which takes the form:</w:t>
+        <w:t xml:space="preserve">, the</w:t>
+      </w:r>
+      <w:r>
+        <w:t xml:space="preserve"> </w:t>
+      </w:r>
+      <w:r>
+        <w:t xml:space="preserve">maximum number of sampling sites in the landscape (10,000), which takes the</w:t>
+      </w:r>
+      <w:r>
+        <w:t xml:space="preserve"> </w:t>
+      </w:r>
+      <w:r>
+        <w:t xml:space="preserve">form:</w:t>
       </w:r>
     </w:p>
     <w:p>
       <w:pPr>
         <w:pStyle w:val="BodyText"/>
       </w:pPr>
-      <w:bookmarkStart w:id="24" w:name="eq-eff-int"/>
+      <w:bookmarkStart w:id="28" w:name="eq-int"/>
       <m:oMathPara>
         <m:oMathParaPr>
           <m:jc m:val="center"/>
@@ -1583,7 +1970,7 @@
           </m:d>
         </m:oMath>
       </m:oMathPara>
-      <w:bookmarkEnd w:id="24"/>
+      <w:bookmarkEnd w:id="28"/>
     </w:p>
     <w:p>
       <w:pPr>
@@ -1595,7 +1982,7 @@
       <w:r>
         <w:t xml:space="preserve"> </w:t>
       </w:r>
-      <w:hyperlink w:anchor="eq-eff-int">
+      <w:hyperlink w:anchor="eq-int">
         <w:r>
           <w:rPr>
             <w:rStyle w:val="Hyperlink"/>
@@ -1604,20 +1991,20 @@
         </w:r>
       </w:hyperlink>
       <w:r>
-        <w:t xml:space="preserve">, we can compute the difference in efficiency between two</w:t>
-      </w:r>
-      <w:r>
-        <w:t xml:space="preserve"> </w:t>
-      </w:r>
-      <w:r>
-        <w:t xml:space="preserve">curves as the difference of integrals:</w:t>
+        <w:t xml:space="preserve">, we can compute the difference in efficiency between two curves as</w:t>
+      </w:r>
+      <w:r>
+        <w:t xml:space="preserve"> </w:t>
+      </w:r>
+      <w:r>
+        <w:t xml:space="preserve">the difference of integrals:</w:t>
       </w:r>
     </w:p>
     <w:p>
       <w:pPr>
         <w:pStyle w:val="BodyText"/>
       </w:pPr>
-      <w:bookmarkStart w:id="25" w:name="eq-eff-diff"/>
+      <w:bookmarkStart w:id="29" w:name="eq-diff"/>
       <m:oMathPara>
         <m:oMathParaPr>
           <m:jc m:val="center"/>
@@ -1650,6 +2037,24 @@
             </m:rPr>
             <m:t>=</m:t>
           </m:r>
+          <m:sSub>
+            <m:e>
+              <m:r>
+                <m:t>a</m:t>
+              </m:r>
+            </m:e>
+            <m:sub>
+              <m:r>
+                <m:t>1</m:t>
+              </m:r>
+            </m:sub>
+          </m:sSub>
+          <m:r>
+            <m:rPr>
+              <m:sty m:val="p"/>
+            </m:rPr>
+            <m:t>ln</m:t>
+          </m:r>
           <m:d>
             <m:dPr>
               <m:begChr m:val="("/>
@@ -1670,39 +2075,48 @@
                   </m:r>
                 </m:sub>
               </m:sSub>
+            </m:e>
+          </m:d>
+          <m:r>
+            <m:rPr>
+              <m:sty m:val="p"/>
+            </m:rPr>
+            <m:t>−</m:t>
+          </m:r>
+          <m:sSub>
+            <m:e>
+              <m:r>
+                <m:t>a</m:t>
+              </m:r>
+            </m:e>
+            <m:sub>
+              <m:r>
+                <m:t>1</m:t>
+              </m:r>
+            </m:sub>
+          </m:sSub>
+          <m:r>
+            <m:rPr>
+              <m:sty m:val="p"/>
+            </m:rPr>
+            <m:t>ln</m:t>
+          </m:r>
+          <m:d>
+            <m:dPr>
+              <m:begChr m:val="("/>
+              <m:sepChr m:val=""/>
+              <m:endChr m:val=")"/>
+              <m:grow/>
+            </m:dPr>
+            <m:e>
+              <m:r>
+                <m:t>k</m:t>
+              </m:r>
               <m:r>
                 <m:rPr>
                   <m:sty m:val="p"/>
                 </m:rPr>
-                <m:t>ln</m:t>
-              </m:r>
-              <m:d>
-                <m:dPr>
-                  <m:begChr m:val="("/>
-                  <m:sepChr m:val=""/>
-                  <m:endChr m:val=")"/>
-                  <m:grow/>
-                </m:dPr>
-                <m:e>
-                  <m:sSub>
-                    <m:e>
-                      <m:r>
-                        <m:t>a</m:t>
-                      </m:r>
-                    </m:e>
-                    <m:sub>
-                      <m:r>
-                        <m:t>1</m:t>
-                      </m:r>
-                    </m:sub>
-                  </m:sSub>
-                </m:e>
-              </m:d>
-              <m:r>
-                <m:rPr>
-                  <m:sty m:val="p"/>
-                </m:rPr>
-                <m:t>−</m:t>
+                <m:t>+</m:t>
               </m:r>
               <m:sSub>
                 <m:e>
@@ -1716,52 +2130,6 @@
                   </m:r>
                 </m:sub>
               </m:sSub>
-              <m:r>
-                <m:rPr>
-                  <m:sty m:val="p"/>
-                </m:rPr>
-                <m:t>ln</m:t>
-              </m:r>
-              <m:d>
-                <m:dPr>
-                  <m:begChr m:val="("/>
-                  <m:sepChr m:val=""/>
-                  <m:endChr m:val=")"/>
-                  <m:grow/>
-                </m:dPr>
-                <m:e>
-                  <m:r>
-                    <m:t>k</m:t>
-                  </m:r>
-                  <m:r>
-                    <m:rPr>
-                      <m:sty m:val="p"/>
-                    </m:rPr>
-                    <m:t>+</m:t>
-                  </m:r>
-                  <m:sSub>
-                    <m:e>
-                      <m:r>
-                        <m:t>a</m:t>
-                      </m:r>
-                    </m:e>
-                    <m:sub>
-                      <m:r>
-                        <m:t>1</m:t>
-                      </m:r>
-                    </m:sub>
-                  </m:sSub>
-                </m:e>
-              </m:d>
-              <m:r>
-                <m:rPr>
-                  <m:sty m:val="p"/>
-                </m:rPr>
-                <m:t>+</m:t>
-              </m:r>
-              <m:r>
-                <m:t>k</m:t>
-              </m:r>
             </m:e>
           </m:d>
           <m:r>
@@ -1769,6 +2137,24 @@
               <m:sty m:val="p"/>
             </m:rPr>
             <m:t>−</m:t>
+          </m:r>
+          <m:sSub>
+            <m:e>
+              <m:r>
+                <m:t>a</m:t>
+              </m:r>
+            </m:e>
+            <m:sub>
+              <m:r>
+                <m:t>2</m:t>
+              </m:r>
+            </m:sub>
+          </m:sSub>
+          <m:r>
+            <m:rPr>
+              <m:sty m:val="p"/>
+            </m:rPr>
+            <m:t>ln</m:t>
           </m:r>
           <m:d>
             <m:dPr>
@@ -1790,39 +2176,48 @@
                   </m:r>
                 </m:sub>
               </m:sSub>
+            </m:e>
+          </m:d>
+          <m:r>
+            <m:rPr>
+              <m:sty m:val="p"/>
+            </m:rPr>
+            <m:t>+</m:t>
+          </m:r>
+          <m:sSub>
+            <m:e>
+              <m:r>
+                <m:t>a</m:t>
+              </m:r>
+            </m:e>
+            <m:sub>
+              <m:r>
+                <m:t>2</m:t>
+              </m:r>
+            </m:sub>
+          </m:sSub>
+          <m:r>
+            <m:rPr>
+              <m:sty m:val="p"/>
+            </m:rPr>
+            <m:t>ln</m:t>
+          </m:r>
+          <m:d>
+            <m:dPr>
+              <m:begChr m:val="("/>
+              <m:sepChr m:val=""/>
+              <m:endChr m:val=")"/>
+              <m:grow/>
+            </m:dPr>
+            <m:e>
+              <m:r>
+                <m:t>k</m:t>
+              </m:r>
               <m:r>
                 <m:rPr>
                   <m:sty m:val="p"/>
                 </m:rPr>
-                <m:t>ln</m:t>
-              </m:r>
-              <m:d>
-                <m:dPr>
-                  <m:begChr m:val="("/>
-                  <m:sepChr m:val=""/>
-                  <m:endChr m:val=")"/>
-                  <m:grow/>
-                </m:dPr>
-                <m:e>
-                  <m:sSub>
-                    <m:e>
-                      <m:r>
-                        <m:t>a</m:t>
-                      </m:r>
-                    </m:e>
-                    <m:sub>
-                      <m:r>
-                        <m:t>2</m:t>
-                      </m:r>
-                    </m:sub>
-                  </m:sSub>
-                </m:e>
-              </m:d>
-              <m:r>
-                <m:rPr>
-                  <m:sty m:val="p"/>
-                </m:rPr>
-                <m:t>−</m:t>
+                <m:t>+</m:t>
               </m:r>
               <m:sSub>
                 <m:e>
@@ -1836,52 +2231,6 @@
                   </m:r>
                 </m:sub>
               </m:sSub>
-              <m:r>
-                <m:rPr>
-                  <m:sty m:val="p"/>
-                </m:rPr>
-                <m:t>ln</m:t>
-              </m:r>
-              <m:d>
-                <m:dPr>
-                  <m:begChr m:val="("/>
-                  <m:sepChr m:val=""/>
-                  <m:endChr m:val=")"/>
-                  <m:grow/>
-                </m:dPr>
-                <m:e>
-                  <m:r>
-                    <m:t>k</m:t>
-                  </m:r>
-                  <m:r>
-                    <m:rPr>
-                      <m:sty m:val="p"/>
-                    </m:rPr>
-                    <m:t>+</m:t>
-                  </m:r>
-                  <m:sSub>
-                    <m:e>
-                      <m:r>
-                        <m:t>a</m:t>
-                      </m:r>
-                    </m:e>
-                    <m:sub>
-                      <m:r>
-                        <m:t>2</m:t>
-                      </m:r>
-                    </m:sub>
-                  </m:sSub>
-                </m:e>
-              </m:d>
-              <m:r>
-                <m:rPr>
-                  <m:sty m:val="p"/>
-                </m:rPr>
-                <m:t>+</m:t>
-              </m:r>
-              <m:r>
-                <m:t>k</m:t>
-              </m:r>
             </m:e>
           </m:d>
           <m:r>
@@ -1902,7 +2251,7 @@
           </m:d>
         </m:oMath>
       </m:oMathPara>
-      <w:bookmarkEnd w:id="25"/>
+      <w:bookmarkEnd w:id="29"/>
     </w:p>
     <w:p>
       <w:pPr>
@@ -1933,19 +2282,19 @@
         <w:t xml:space="preserve"> </w:t>
       </w:r>
       <w:r>
-        <w:t xml:space="preserve">way between possible comparison pairs. We compared all samplers and optimization</w:t>
-      </w:r>
-      <w:r>
-        <w:t xml:space="preserve"> </w:t>
-      </w:r>
-      <w:r>
-        <w:t xml:space="preserve">layers individually within each independent simulation, given that the</w:t>
-      </w:r>
-      <w:r>
-        <w:t xml:space="preserve"> </w:t>
-      </w:r>
-      <w:r>
-        <w:t xml:space="preserve">monitoring context is different in each one (different metawebs and species</w:t>
+        <w:t xml:space="preserve">way between possible comparison pairs. We can then compare all samplers and</w:t>
+      </w:r>
+      <w:r>
+        <w:t xml:space="preserve"> </w:t>
+      </w:r>
+      <w:r>
+        <w:t xml:space="preserve">optimization layers individually within each independent simulation, given that</w:t>
+      </w:r>
+      <w:r>
+        <w:t xml:space="preserve"> </w:t>
+      </w:r>
+      <w:r>
+        <w:t xml:space="preserve">the monitoring context is different in each one (different metawebs and species</w:t>
       </w:r>
       <w:r>
         <w:t xml:space="preserve"> </w:t>
@@ -1954,9 +2303,848 @@
         <w:t xml:space="preserve">ranges).</w:t>
       </w:r>
     </w:p>
-    <w:bookmarkEnd w:id="26"/>
-    <w:bookmarkEnd w:id="27"/>
-    <w:bookmarkStart w:id="51" w:name="results"/>
+    <w:bookmarkEnd w:id="30"/>
+    <w:bookmarkEnd w:id="31"/>
+    <w:bookmarkStart w:id="35" w:name="simulation-studies"/>
+    <w:p>
+      <w:pPr>
+        <w:pStyle w:val="Heading2"/>
+      </w:pPr>
+      <w:r>
+        <w:t xml:space="preserve">Simulation studies</w:t>
+      </w:r>
+    </w:p>
+    <w:p>
+      <w:pPr>
+        <w:pStyle w:val="FirstParagraph"/>
+      </w:pPr>
+      <w:r>
+        <w:t xml:space="preserve">We performed three simulation studies to investigate the efficiency of</w:t>
+      </w:r>
+      <w:r>
+        <w:t xml:space="preserve"> </w:t>
+      </w:r>
+      <w:r>
+        <w:t xml:space="preserve">monitoring species interactions within BONs. Across our simulations, we used</w:t>
+      </w:r>
+      <w:r>
+        <w:t xml:space="preserve"> </w:t>
+      </w:r>
+      <w:r>
+        <w:t xml:space="preserve">landscapes of 100 x 100 pixels, 75 species, and a connectance of 0.2 to generate</w:t>
+      </w:r>
+      <w:r>
+        <w:t xml:space="preserve"> </w:t>
+      </w:r>
+      <w:r>
+        <w:t xml:space="preserve">metawebs using the niche model. The connectance and number of species are within</w:t>
+      </w:r>
+      <w:r>
+        <w:t xml:space="preserve"> </w:t>
+      </w:r>
+      <w:r>
+        <w:t xml:space="preserve">the range of values of well-characterized empirical food webs</w:t>
+      </w:r>
+      <w:r>
+        <w:t xml:space="preserve"> </w:t>
+      </w:r>
+      <w:r>
+        <w:t xml:space="preserve">(Williams and Martinez 2000; Dunne et al. 2002, 2004; Smith-Ramesh et al. 2017)</w:t>
+      </w:r>
+      <w:r>
+        <w:t xml:space="preserve"> </w:t>
+      </w:r>
+      <w:r>
+        <w:t xml:space="preserve">commonly used for reference</w:t>
+      </w:r>
+      <w:r>
+        <w:t xml:space="preserve"> </w:t>
+      </w:r>
+      <w:r>
+        <w:t xml:space="preserve">(Williams and Martinez 2008; Baiser et al. 2010; Wood et al. 2015)</w:t>
+      </w:r>
+      <w:r>
+        <w:t xml:space="preserve">. Exploratory simulations showed the number</w:t>
+      </w:r>
+      <w:r>
+        <w:t xml:space="preserve"> </w:t>
+      </w:r>
+      <w:r>
+        <w:t xml:space="preserve">of sites in the BON to be the main element affecting the proportion of sampled</w:t>
+      </w:r>
+      <w:r>
+        <w:t xml:space="preserve"> </w:t>
+      </w:r>
+      <w:r>
+        <w:t xml:space="preserve">species or interactions compared to other model parameters such as metaweb</w:t>
+      </w:r>
+      <w:r>
+        <w:t xml:space="preserve"> </w:t>
+      </w:r>
+      <w:r>
+        <w:t xml:space="preserve">connectance and landscape autocorrelation. The activation energy parameter</w:t>
+      </w:r>
+      <w:r>
+        <w:t xml:space="preserve"> </w:t>
+      </w:r>
+      <w:r>
+        <w:t xml:space="preserve">expectedly influenced results as covered in</w:t>
+      </w:r>
+      <w:r>
+        <w:t xml:space="preserve"> </w:t>
+      </w:r>
+      <w:r>
+        <w:t xml:space="preserve">Catchen et al. (2023)</w:t>
+      </w:r>
+      <w:r>
+        <w:t xml:space="preserve"> </w:t>
+      </w:r>
+      <w:r>
+        <w:t xml:space="preserve">when presenting</w:t>
+      </w:r>
+      <w:r>
+        <w:t xml:space="preserve"> </w:t>
+      </w:r>
+      <w:r>
+        <w:t xml:space="preserve">the model.</w:t>
+      </w:r>
+    </w:p>
+    <w:bookmarkStart w:id="32" w:name="X164ab5ed87295729841af2d71d1fcc14133ea28"/>
+    <w:p>
+      <w:pPr>
+        <w:pStyle w:val="Heading3"/>
+      </w:pPr>
+      <w:r>
+        <w:t xml:space="preserve">Simulation study I: Evaluating metaweb sampling with spatial balance compared to species richness</w:t>
+      </w:r>
+    </w:p>
+    <w:p>
+      <w:pPr>
+        <w:pStyle w:val="FirstParagraph"/>
+      </w:pPr>
+      <w:r>
+        <w:t xml:space="preserve">Our first simulation study aimed to investigate the efficiency of sampling</w:t>
+      </w:r>
+      <w:r>
+        <w:t xml:space="preserve"> </w:t>
+      </w:r>
+      <w:r>
+        <w:t xml:space="preserve">networks across space to document a metaweb of interactions, comparing it with</w:t>
+      </w:r>
+      <w:r>
+        <w:t xml:space="preserve"> </w:t>
+      </w:r>
+      <w:r>
+        <w:t xml:space="preserve">the efficiency to document species richness. We generated spatially balanced</w:t>
+      </w:r>
+      <w:r>
+        <w:t xml:space="preserve"> </w:t>
+      </w:r>
+      <w:r>
+        <w:t xml:space="preserve">Biodiversity Observation Networks (BONs) across our simulated landscape,</w:t>
+      </w:r>
+      <w:r>
+        <w:t xml:space="preserve"> </w:t>
+      </w:r>
+      <w:r>
+        <w:t xml:space="preserve">defining sites where to sample species and interactions, and testing all number</w:t>
+      </w:r>
+      <w:r>
+        <w:t xml:space="preserve"> </w:t>
+      </w:r>
+      <w:r>
+        <w:t xml:space="preserve">of sites between 1 and 100. We then evaluated the sampling efficiency of each</w:t>
+      </w:r>
+      <w:r>
+        <w:t xml:space="preserve"> </w:t>
+      </w:r>
+      <w:r>
+        <w:t xml:space="preserve">BON in terms of overall species richness and compared to the generated metaweb</w:t>
+      </w:r>
+      <w:r>
+        <w:t xml:space="preserve"> </w:t>
+      </w:r>
+      <w:r>
+        <w:t xml:space="preserve">for each interaction type. For species richness, we assumed we sampled all</w:t>
+      </w:r>
+      <w:r>
+        <w:t xml:space="preserve"> </w:t>
+      </w:r>
+      <w:r>
+        <w:t xml:space="preserve">species present in a sampled location, combined this information across all</w:t>
+      </w:r>
+      <w:r>
+        <w:t xml:space="preserve"> </w:t>
+      </w:r>
+      <w:r>
+        <w:t xml:space="preserve">sampled sites to determine the number of species encountered through sampling,</w:t>
+      </w:r>
+      <w:r>
+        <w:t xml:space="preserve"> </w:t>
+      </w:r>
+      <w:r>
+        <w:t xml:space="preserve">and compared the result with the total species richness in the landscape (75</w:t>
+      </w:r>
+      <w:r>
+        <w:t xml:space="preserve"> </w:t>
+      </w:r>
+      <w:r>
+        <w:t xml:space="preserve">species). For interactions, we aggregated each interaction type separately</w:t>
+      </w:r>
+      <w:r>
+        <w:t xml:space="preserve"> </w:t>
+      </w:r>
+      <w:r>
+        <w:t xml:space="preserve">(possible, realized and detected) for a given BON and evaluated the proportion</w:t>
+      </w:r>
+      <w:r>
+        <w:t xml:space="preserve"> </w:t>
+      </w:r>
+      <w:r>
+        <w:t xml:space="preserve">of the metaweb recovered through sampling (and therefore for a given number of</w:t>
+      </w:r>
+      <w:r>
+        <w:t xml:space="preserve"> </w:t>
+      </w:r>
+      <w:r>
+        <w:t xml:space="preserve">sites). We ran simulations with 100 fully-independent replicates (different</w:t>
+      </w:r>
+      <w:r>
+        <w:t xml:space="preserve"> </w:t>
+      </w:r>
+      <w:r>
+        <w:t xml:space="preserve">metaweb, species ranges, abundance distribution, realized interactions) for each</w:t>
+      </w:r>
+      <w:r>
+        <w:t xml:space="preserve"> </w:t>
+      </w:r>
+      <w:r>
+        <w:t xml:space="preserve">number of site in a BON, yielding 10,000 simulations in total.</w:t>
+      </w:r>
+    </w:p>
+    <w:bookmarkEnd w:id="32"/>
+    <w:bookmarkStart w:id="33" w:name="Xe3dd5629f5a0483502300807e7d4cb08b844680"/>
+    <w:p>
+      <w:pPr>
+        <w:pStyle w:val="Heading3"/>
+      </w:pPr>
+      <w:r>
+        <w:t xml:space="preserve">Simulation study II: Optimizing a focal sampling on a single-species</w:t>
+      </w:r>
+    </w:p>
+    <w:p>
+      <w:pPr>
+        <w:pStyle w:val="FirstParagraph"/>
+      </w:pPr>
+      <w:r>
+        <w:t xml:space="preserve">Next, we investigated sampling efficiency using a focal species perspective. We</w:t>
+      </w:r>
+      <w:r>
+        <w:t xml:space="preserve"> </w:t>
+      </w:r>
+      <w:r>
+        <w:t xml:space="preserve">simulated a focal sampling where an observer would target one species and aim to</w:t>
+      </w:r>
+      <w:r>
+        <w:t xml:space="preserve"> </w:t>
+      </w:r>
+      <w:r>
+        <w:t xml:space="preserve">retrieve all of its interactions (here known from the metaweb), but might have</w:t>
+      </w:r>
+      <w:r>
+        <w:t xml:space="preserve"> </w:t>
+      </w:r>
+      <w:r>
+        <w:t xml:space="preserve">different information to optimize its sampling. Observation network design and</w:t>
+      </w:r>
+      <w:r>
+        <w:t xml:space="preserve"> </w:t>
+      </w:r>
+      <w:r>
+        <w:t xml:space="preserve">efficiency needs to be evaluated beyond spatial balance, and also regarding</w:t>
+      </w:r>
+      <w:r>
+        <w:t xml:space="preserve"> </w:t>
+      </w:r>
+      <w:r>
+        <w:t xml:space="preserve">their efficiency at meeting biodiversity monitoring objectives</w:t>
+      </w:r>
+      <w:r>
+        <w:t xml:space="preserve"> </w:t>
+      </w:r>
+      <w:r>
+        <w:t xml:space="preserve">(Norman and Poisot 2025)</w:t>
+      </w:r>
+      <w:r>
+        <w:t xml:space="preserve">. Thus, the idea of our focal sampling exploration is to</w:t>
+      </w:r>
+      <w:r>
+        <w:t xml:space="preserve"> </w:t>
+      </w:r>
+      <w:r>
+        <w:t xml:space="preserve">represent a simplified case with a clear objective (retrieving a species’</w:t>
+      </w:r>
+      <w:r>
+        <w:t xml:space="preserve"> </w:t>
+      </w:r>
+      <w:r>
+        <w:t xml:space="preserve">interactions) and where we do have prior knowledge about the system, either</w:t>
+      </w:r>
+      <w:r>
+        <w:t xml:space="preserve"> </w:t>
+      </w:r>
+      <w:r>
+        <w:t xml:space="preserve">through empirical data or model predictions, which can be used to optimize</w:t>
+      </w:r>
+      <w:r>
+        <w:t xml:space="preserve"> </w:t>
+      </w:r>
+      <w:r>
+        <w:t xml:space="preserve">sampling.</w:t>
+      </w:r>
+    </w:p>
+    <w:p>
+      <w:pPr>
+        <w:pStyle w:val="BodyText"/>
+      </w:pPr>
+      <w:r>
+        <w:t xml:space="preserve">Optimizing focal sampling relies on two elements: the sampler algorithm used and</w:t>
+      </w:r>
+      <w:r>
+        <w:t xml:space="preserve"> </w:t>
+      </w:r>
+      <w:r>
+        <w:t xml:space="preserve">the information provided for optimization. Species range represents an</w:t>
+      </w:r>
+      <w:r>
+        <w:t xml:space="preserve"> </w:t>
+      </w:r>
+      <w:r>
+        <w:t xml:space="preserve">attainable level of information an interested observer could have, for instance</w:t>
+      </w:r>
+      <w:r>
+        <w:t xml:space="preserve"> </w:t>
+      </w:r>
+      <w:r>
+        <w:t xml:space="preserve">based on expert knowledge or species distribution models. Therefore, we assumed</w:t>
+      </w:r>
+      <w:r>
+        <w:t xml:space="preserve"> </w:t>
+      </w:r>
+      <w:r>
+        <w:t xml:space="preserve">the observer knew the species range across the landscape (presence or absence).</w:t>
+      </w:r>
+      <w:r>
+        <w:t xml:space="preserve"> </w:t>
+      </w:r>
+      <w:r>
+        <w:t xml:space="preserve">We tested three sampling algorithms for comparison: simple random sampling (to</w:t>
+      </w:r>
+      <w:r>
+        <w:t xml:space="preserve"> </w:t>
+      </w:r>
+      <w:r>
+        <w:t xml:space="preserve">represent uninformed sampling), weighted balanced acceptance sampling (aiming to</w:t>
+      </w:r>
+      <w:r>
+        <w:t xml:space="preserve"> </w:t>
+      </w:r>
+      <w:r>
+        <w:t xml:space="preserve">balance sites across space while weighting favorably for species ranges) and</w:t>
+      </w:r>
+      <w:r>
+        <w:t xml:space="preserve"> </w:t>
+      </w:r>
+      <w:r>
+        <w:t xml:space="preserve">uncertainty sampling (which targets locations with a higher value in the layer</w:t>
+      </w:r>
+      <w:r>
+        <w:t xml:space="preserve"> </w:t>
+      </w:r>
+      <w:r>
+        <w:t xml:space="preserve">provided). Next, we tested four information layers for optimization: one with</w:t>
+      </w:r>
+      <w:r>
+        <w:t xml:space="preserve"> </w:t>
+      </w:r>
+      <w:r>
+        <w:t xml:space="preserve">the focal species range (our attainable information knowledge for the observer),</w:t>
+      </w:r>
+      <w:r>
+        <w:t xml:space="preserve"> </w:t>
+      </w:r>
+      <w:r>
+        <w:t xml:space="preserve">one with the probabilistic range (for a less informed case, similar to the</w:t>
+      </w:r>
+      <w:r>
+        <w:t xml:space="preserve"> </w:t>
+      </w:r>
+      <w:r>
+        <w:t xml:space="preserve">output of a species distribution model), one with the location of realized</w:t>
+      </w:r>
+      <w:r>
+        <w:t xml:space="preserve"> </w:t>
+      </w:r>
+      <w:r>
+        <w:t xml:space="preserve">interactions for the focal species (to represent a best-case scenario) and one</w:t>
+      </w:r>
+      <w:r>
+        <w:t xml:space="preserve"> </w:t>
+      </w:r>
+      <w:r>
+        <w:t xml:space="preserve">with species richness across the landscape (to represent a holistic level of</w:t>
+      </w:r>
+      <w:r>
+        <w:t xml:space="preserve"> </w:t>
+      </w:r>
+      <w:r>
+        <w:t xml:space="preserve">information for the system).</w:t>
+      </w:r>
+    </w:p>
+    <w:p>
+      <w:pPr>
+        <w:pStyle w:val="BodyText"/>
+      </w:pPr>
+      <w:r>
+        <w:t xml:space="preserve">Using the approach described in the previous section, we generated a set of</w:t>
+      </w:r>
+      <w:r>
+        <w:t xml:space="preserve"> </w:t>
+      </w:r>
+      <w:r>
+        <w:t xml:space="preserve">metaweb, species ranges, and locations for realized interactions (to showcase a</w:t>
+      </w:r>
+      <w:r>
+        <w:t xml:space="preserve"> </w:t>
+      </w:r>
+      <w:r>
+        <w:t xml:space="preserve">specific example, and counter-verified with separate sets which yielded</w:t>
+      </w:r>
+      <w:r>
+        <w:t xml:space="preserve"> </w:t>
+      </w:r>
+      <w:r>
+        <w:t xml:space="preserve">conceptually similar results, as described in the next section). We selected the</w:t>
+      </w:r>
+      <w:r>
+        <w:t xml:space="preserve"> </w:t>
+      </w:r>
+      <w:r>
+        <w:t xml:space="preserve">species with the highest degree (number of interactions) in the metaweb as the</w:t>
+      </w:r>
+      <w:r>
+        <w:t xml:space="preserve"> </w:t>
+      </w:r>
+      <w:r>
+        <w:t xml:space="preserve">focal species for the simulation. We then generated BONs of 1 to 500 sites (at</w:t>
+      </w:r>
+      <w:r>
+        <w:t xml:space="preserve"> </w:t>
+      </w:r>
+      <w:r>
+        <w:t xml:space="preserve">interval increments of 5 sites) using the three possible algorithms (simple</w:t>
+      </w:r>
+      <w:r>
+        <w:t xml:space="preserve"> </w:t>
+      </w:r>
+      <w:r>
+        <w:t xml:space="preserve">random, weighted balanced acceptance, uncertainty sampling) and four</w:t>
+      </w:r>
+      <w:r>
+        <w:t xml:space="preserve"> </w:t>
+      </w:r>
+      <w:r>
+        <w:t xml:space="preserve">optimization layers (focal species range, probabilistic range, realized</w:t>
+      </w:r>
+      <w:r>
+        <w:t xml:space="preserve"> </w:t>
+      </w:r>
+      <w:r>
+        <w:t xml:space="preserve">interactions, species richness), with 100 replicates for every number of sites.</w:t>
+      </w:r>
+      <w:r>
+        <w:t xml:space="preserve"> </w:t>
+      </w:r>
+      <w:r>
+        <w:t xml:space="preserve">For each BON generated, we extracted the number of unique realized interactions</w:t>
+      </w:r>
+      <w:r>
+        <w:t xml:space="preserve"> </w:t>
+      </w:r>
+      <w:r>
+        <w:t xml:space="preserve">sampled across all sites (the monitored degree for the focal species).</w:t>
+      </w:r>
+    </w:p>
+    <w:bookmarkEnd w:id="33"/>
+    <w:bookmarkStart w:id="34" w:name="X494fba5eaf678aaa7dc468f98252964d16610dd"/>
+    <w:p>
+      <w:pPr>
+        <w:pStyle w:val="Heading3"/>
+      </w:pPr>
+      <w:r>
+        <w:t xml:space="preserve">Simulation study III: Comparing sampling efficiency across simulations</w:t>
+      </w:r>
+    </w:p>
+    <w:p>
+      <w:pPr>
+        <w:pStyle w:val="FirstParagraph"/>
+      </w:pPr>
+      <w:r>
+        <w:t xml:space="preserve">We verified whether our results were constant when replicating simulations with</w:t>
+      </w:r>
+      <w:r>
+        <w:t xml:space="preserve"> </w:t>
+      </w:r>
+      <w:r>
+        <w:t xml:space="preserve">different simulated metawebs and species ranges. We ran 100 independent</w:t>
+      </w:r>
+      <w:r>
+        <w:t xml:space="preserve"> </w:t>
+      </w:r>
+      <w:r>
+        <w:t xml:space="preserve">simulations, each with 50 replicates for every number of sites (once again from</w:t>
+      </w:r>
+      <w:r>
+        <w:t xml:space="preserve"> </w:t>
+      </w:r>
+      <w:r>
+        <w:t xml:space="preserve">1 to 500 sites at interval increments of 5 sites). Doing so raised the issue of</w:t>
+      </w:r>
+      <w:r>
+        <w:t xml:space="preserve"> </w:t>
+      </w:r>
+      <w:r>
+        <w:t xml:space="preserve">describing and comparing the efficiency of the simulated monitoring across</w:t>
+      </w:r>
+      <w:r>
+        <w:t xml:space="preserve"> </w:t>
+      </w:r>
+      <w:r>
+        <w:t xml:space="preserve">samplers, optimization layers or focal species degree, as generated metawebs and</w:t>
+      </w:r>
+      <w:r>
+        <w:t xml:space="preserve"> </w:t>
+      </w:r>
+      <w:r>
+        <w:t xml:space="preserve">landscapes varying between independent simulations, hence the need for the</w:t>
+      </w:r>
+      <w:r>
+        <w:t xml:space="preserve"> </w:t>
+      </w:r>
+      <w:r>
+        <w:t xml:space="preserve">comparison measures described earlier in</w:t>
+      </w:r>
+      <w:r>
+        <w:t xml:space="preserve"> </w:t>
+      </w:r>
+      <w:hyperlink w:anchor="eq-eff">
+        <w:r>
+          <w:rPr>
+            <w:rStyle w:val="Hyperlink"/>
+          </w:rPr>
+          <w:t xml:space="preserve">Equation 1</w:t>
+        </w:r>
+      </w:hyperlink>
+      <w:r>
+        <w:t xml:space="preserve"> </w:t>
+      </w:r>
+      <w:r>
+        <w:t xml:space="preserve">and</w:t>
+      </w:r>
+      <w:r>
+        <w:t xml:space="preserve"> </w:t>
+      </w:r>
+      <w:hyperlink w:anchor="eq-diff">
+        <w:r>
+          <w:rPr>
+            <w:rStyle w:val="Hyperlink"/>
+          </w:rPr>
+          <w:t xml:space="preserve">Equation 3</w:t>
+        </w:r>
+      </w:hyperlink>
+      <w:r>
+        <w:t xml:space="preserve">. We used the</w:t>
+      </w:r>
+      <w:r>
+        <w:t xml:space="preserve"> </w:t>
+      </w:r>
+      <w:r>
+        <w:t xml:space="preserve">efficiency parameter</w:t>
+      </w:r>
+      <w:r>
+        <w:t xml:space="preserve"> </w:t>
+      </w:r>
+      <m:oMath>
+        <m:r>
+          <m:t>a</m:t>
+        </m:r>
+      </m:oMath>
+      <w:r>
+        <w:t xml:space="preserve"> </w:t>
+      </w:r>
+      <w:r>
+        <w:t xml:space="preserve">(</w:t>
+      </w:r>
+      <w:hyperlink w:anchor="eq-eff">
+        <w:r>
+          <w:rPr>
+            <w:rStyle w:val="Hyperlink"/>
+          </w:rPr>
+          <w:t xml:space="preserve">Equation 1</w:t>
+        </w:r>
+      </w:hyperlink>
+      <w:r>
+        <w:t xml:space="preserve">) to describe efficiencies between</w:t>
+      </w:r>
+      <w:r>
+        <w:t xml:space="preserve"> </w:t>
+      </w:r>
+      <w:r>
+        <w:t xml:space="preserve">independent simulations and the difference measure</w:t>
+      </w:r>
+      <w:r>
+        <w:t xml:space="preserve"> </w:t>
+      </w:r>
+      <m:oMath>
+        <m:r>
+          <m:t>d</m:t>
+        </m:r>
+      </m:oMath>
+      <w:r>
+        <w:t xml:space="preserve"> </w:t>
+      </w:r>
+      <w:r>
+        <w:t xml:space="preserve">(</w:t>
+      </w:r>
+      <w:hyperlink w:anchor="eq-diff">
+        <w:r>
+          <w:rPr>
+            <w:rStyle w:val="Hyperlink"/>
+          </w:rPr>
+          <w:t xml:space="preserve">Equation 3</w:t>
+        </w:r>
+      </w:hyperlink>
+      <w:r>
+        <w:t xml:space="preserve">) to compare</w:t>
+      </w:r>
+      <w:r>
+        <w:t xml:space="preserve"> </w:t>
+      </w:r>
+      <w:r>
+        <w:t xml:space="preserve">efficiencies of optimization options within a specific landscape.</w:t>
+      </w:r>
+    </w:p>
+    <w:p>
+      <w:pPr>
+        <w:pStyle w:val="BodyText"/>
+      </w:pPr>
+      <w:r>
+        <w:t xml:space="preserve">For each independent simulation, sampler and optimization layer option, we</w:t>
+      </w:r>
+      <w:r>
+        <w:t xml:space="preserve"> </w:t>
+      </w:r>
+      <w:r>
+        <w:t xml:space="preserve">performed a grid search across possible values of</w:t>
+      </w:r>
+      <w:r>
+        <w:t xml:space="preserve"> </w:t>
+      </w:r>
+      <m:oMath>
+        <m:r>
+          <m:t>a</m:t>
+        </m:r>
+      </m:oMath>
+      <w:r>
+        <w:t xml:space="preserve"> </w:t>
+      </w:r>
+      <w:r>
+        <w:t xml:space="preserve">(from</w:t>
+      </w:r>
+      <w:r>
+        <w:t xml:space="preserve"> </w:t>
+      </w:r>
+      <w:hyperlink w:anchor="eq-eff">
+        <w:r>
+          <w:rPr>
+            <w:rStyle w:val="Hyperlink"/>
+          </w:rPr>
+          <w:t xml:space="preserve">Equation 1</w:t>
+        </w:r>
+      </w:hyperlink>
+      <w:r>
+        <w:t xml:space="preserve">) to identify</w:t>
+      </w:r>
+      <w:r>
+        <w:t xml:space="preserve"> </w:t>
+      </w:r>
+      <w:r>
+        <w:t xml:space="preserve">the curve yielding the best fit with the simulation’s result. We searched for</w:t>
+      </w:r>
+      <w:r>
+        <w:t xml:space="preserve"> </w:t>
+      </w:r>
+      <w:r>
+        <w:t xml:space="preserve">parameter values on an exponential scale as it allowed for more gradual control</w:t>
+      </w:r>
+      <w:r>
+        <w:t xml:space="preserve"> </w:t>
+      </w:r>
+      <w:r>
+        <w:t xml:space="preserve">over the curve shape, evaluating 10,000 evenly spaced values between</w:t>
+      </w:r>
+      <w:r>
+        <w:t xml:space="preserve"> </w:t>
+      </w:r>
+      <m:oMath>
+        <m:sSup>
+          <m:e>
+            <m:r>
+              <m:t>e</m:t>
+            </m:r>
+          </m:e>
+          <m:sup>
+            <m:r>
+              <m:rPr>
+                <m:sty m:val="p"/>
+              </m:rPr>
+              <m:t>−</m:t>
+            </m:r>
+            <m:r>
+              <m:t>5</m:t>
+            </m:r>
+          </m:sup>
+        </m:sSup>
+      </m:oMath>
+      <w:r>
+        <w:t xml:space="preserve"> </w:t>
+      </w:r>
+      <w:r>
+        <w:t xml:space="preserve">and</w:t>
+      </w:r>
+      <w:r>
+        <w:t xml:space="preserve"> </w:t>
+      </w:r>
+      <m:oMath>
+        <m:sSup>
+          <m:e>
+            <m:r>
+              <m:t>e</m:t>
+            </m:r>
+          </m:e>
+          <m:sup>
+            <m:r>
+              <m:t>15</m:t>
+            </m:r>
+          </m:sup>
+        </m:sSup>
+      </m:oMath>
+      <w:r>
+        <w:t xml:space="preserve"> </w:t>
+      </w:r>
+      <w:r>
+        <w:t xml:space="preserve">(limits chosen to go beyond the fitted values), and selected the</w:t>
+      </w:r>
+      <w:r>
+        <w:t xml:space="preserve"> </w:t>
+      </w:r>
+      <w:r>
+        <w:t xml:space="preserve">value of</w:t>
+      </w:r>
+      <w:r>
+        <w:t xml:space="preserve"> </w:t>
+      </w:r>
+      <m:oMath>
+        <m:r>
+          <m:t>a</m:t>
+        </m:r>
+      </m:oMath>
+      <w:r>
+        <w:t xml:space="preserve"> </w:t>
+      </w:r>
+      <w:r>
+        <w:t xml:space="preserve">yielding the curve minimizing the sum of squared errors to the</w:t>
+      </w:r>
+      <w:r>
+        <w:t xml:space="preserve"> </w:t>
+      </w:r>
+      <w:r>
+        <w:t xml:space="preserve">simulation results.</w:t>
+      </w:r>
+    </w:p>
+    <w:p>
+      <w:pPr>
+        <w:pStyle w:val="BodyText"/>
+      </w:pPr>
+      <w:r>
+        <w:t xml:space="preserve">We compared all samplers and optimization layers individually within each</w:t>
+      </w:r>
+      <w:r>
+        <w:t xml:space="preserve"> </w:t>
+      </w:r>
+      <w:r>
+        <w:t xml:space="preserve">independent simulation, given that the monitoring context is different in each</w:t>
+      </w:r>
+      <w:r>
+        <w:t xml:space="preserve"> </w:t>
+      </w:r>
+      <w:r>
+        <w:t xml:space="preserve">one (different metawebs and species ranges), using our difference measure</w:t>
+      </w:r>
+      <w:r>
+        <w:t xml:space="preserve"> </w:t>
+      </w:r>
+      <m:oMath>
+        <m:r>
+          <m:t>d</m:t>
+        </m:r>
+      </m:oMath>
+      <w:r>
+        <w:t xml:space="preserve"> </w:t>
+      </w:r>
+      <w:r>
+        <w:t xml:space="preserve">(</w:t>
+      </w:r>
+      <w:hyperlink w:anchor="eq-diff">
+        <w:r>
+          <w:rPr>
+            <w:rStyle w:val="Hyperlink"/>
+          </w:rPr>
+          <w:t xml:space="preserve">Equation 3</w:t>
+        </w:r>
+      </w:hyperlink>
+      <w:r>
+        <w:t xml:space="preserve">). The measure allows to identify which samplers or optimization</w:t>
+      </w:r>
+      <w:r>
+        <w:t xml:space="preserve"> </w:t>
+      </w:r>
+      <w:r>
+        <w:t xml:space="preserve">layer is more efficient, thus quickly reaching a high proportion of monitored</w:t>
+      </w:r>
+      <w:r>
+        <w:t xml:space="preserve"> </w:t>
+      </w:r>
+      <w:r>
+        <w:t xml:space="preserve">interactions (positive values indicate that the first curve is more efficient</w:t>
+      </w:r>
+      <w:r>
+        <w:t xml:space="preserve"> </w:t>
+      </w:r>
+      <w:r>
+        <w:t xml:space="preserve">than the second), while also quantifying the magnitude of this difference in a</w:t>
+      </w:r>
+      <w:r>
+        <w:t xml:space="preserve"> </w:t>
+      </w:r>
+      <w:r>
+        <w:t xml:space="preserve">comparable way between possible comparison pairs.</w:t>
+      </w:r>
+    </w:p>
+    <w:bookmarkEnd w:id="34"/>
+    <w:bookmarkEnd w:id="35"/>
+    <w:bookmarkEnd w:id="36"/>
+    <w:bookmarkStart w:id="60" w:name="results"/>
     <w:p>
       <w:pPr>
         <w:pStyle w:val="Heading1"/>
@@ -1965,13 +3153,13 @@
         <w:t xml:space="preserve">Results</w:t>
       </w:r>
     </w:p>
-    <w:bookmarkStart w:id="32" w:name="Xc4fd32d1ca8025e921502406324645eb2fb3a23"/>
+    <w:bookmarkStart w:id="41" w:name="X768de30faec5add0f81bbb7f02696416da0073a"/>
     <w:p>
       <w:pPr>
         <w:pStyle w:val="Heading3"/>
       </w:pPr>
       <w:r>
-        <w:t xml:space="preserve">Lower sampling expectations for species interactions than species richness</w:t>
+        <w:t xml:space="preserve">Simulation study I: Lower sampling expectations for species interactions than species richness</w:t>
       </w:r>
     </w:p>
     <w:p>
@@ -1992,7 +3180,7 @@
           <w:rPr>
             <w:rStyle w:val="Hyperlink"/>
           </w:rPr>
-          <w:t xml:space="preserve">Figure 1</w:t>
+          <w:t xml:space="preserve">Figure 2</w:t>
         </w:r>
       </w:hyperlink>
       <w:r>
@@ -2072,7 +3260,7 @@
       <w:tr>
         <w:tc>
           <w:tcPr/>
-          <w:bookmarkStart w:id="31" w:name="fig-nbons"/>
+          <w:bookmarkStart w:id="40" w:name="fig-nbons"/>
           <w:p>
             <w:pPr>
               <w:pStyle w:val="Compact"/>
@@ -2083,18 +3271,18 @@
                 <wp:inline>
                   <wp:extent cx="5334000" cy="4000500"/>
                   <wp:effectExtent b="0" l="0" r="0" t="0"/>
-                  <wp:docPr descr="" title="" id="29" name="Picture"/>
+                  <wp:docPr descr="" title="" id="38" name="Picture"/>
                   <a:graphic>
                     <a:graphicData uri="http://schemas.openxmlformats.org/drawingml/2006/picture">
                       <pic:pic>
                         <pic:nvPicPr>
-                          <pic:cNvPr descr="figures/nbon_bands.png" id="30" name="Picture"/>
+                          <pic:cNvPr descr="figures/nbon_bands.png" id="39" name="Picture"/>
                           <pic:cNvPicPr>
                             <a:picLocks noChangeArrowheads="1" noChangeAspect="1"/>
                           </pic:cNvPicPr>
                         </pic:nvPicPr>
                         <pic:blipFill>
-                          <a:blip r:embed="rId28"/>
+                          <a:blip r:embed="rId37"/>
                           <a:stretch>
                             <a:fillRect/>
                           </a:stretch>
@@ -2131,7 +3319,7 @@
               <w:pStyle w:val="ImageCaption"/>
             </w:pPr>
             <w:r>
-              <w:t xml:space="preserve">Figure 1: Proportion of sampled species and interactions for a given number of sampling</w:t>
+              <w:t xml:space="preserve">Figure 2: Proportion of sampled species and interactions for a given number of sampling</w:t>
             </w:r>
             <w:r>
               <w:t xml:space="preserve"> </w:t>
@@ -2170,18 +3358,18 @@
               <w:t xml:space="preserve">site, 10,000 in total).</w:t>
             </w:r>
           </w:p>
-          <w:bookmarkEnd w:id="31"/>
+          <w:bookmarkEnd w:id="40"/>
         </w:tc>
       </w:tr>
     </w:tbl>
-    <w:bookmarkEnd w:id="32"/>
-    <w:bookmarkStart w:id="37" w:name="X935160382210f6ad5da5b1dacc31f4e1409c972"/>
+    <w:bookmarkEnd w:id="41"/>
+    <w:bookmarkStart w:id="46" w:name="X7861d321fb72488769b485462b86a640bb193d1"/>
     <w:p>
       <w:pPr>
         <w:pStyle w:val="Heading3"/>
       </w:pPr>
       <w:r>
-        <w:t xml:space="preserve">Differences between samplers and optimization layers</w:t>
+        <w:t xml:space="preserve">Simulation study II: Differences between samplers and optimization layers</w:t>
       </w:r>
     </w:p>
     <w:p>
@@ -2214,7 +3402,7 @@
           <w:rPr>
             <w:rStyle w:val="Hyperlink"/>
           </w:rPr>
-          <w:t xml:space="preserve">Figure 2</w:t>
+          <w:t xml:space="preserve">Figure 3</w:t>
         </w:r>
       </w:hyperlink>
       <w:r>
@@ -2281,7 +3469,7 @@
           <w:rPr>
             <w:rStyle w:val="Hyperlink"/>
           </w:rPr>
-          <w:t xml:space="preserve">Figure 2</w:t>
+          <w:t xml:space="preserve">Figure 3</w:t>
         </w:r>
       </w:hyperlink>
       <w:r>
@@ -2319,7 +3507,7 @@
       <w:tr>
         <w:tc>
           <w:tcPr/>
-          <w:bookmarkStart w:id="36" w:name="fig-joined"/>
+          <w:bookmarkStart w:id="45" w:name="fig-joined"/>
           <w:p>
             <w:pPr>
               <w:pStyle w:val="Compact"/>
@@ -2330,18 +3518,18 @@
                 <wp:inline>
                   <wp:extent cx="4267200" cy="7221415"/>
                   <wp:effectExtent b="0" l="0" r="0" t="0"/>
-                  <wp:docPr descr="" title="" id="34" name="Picture"/>
+                  <wp:docPr descr="" title="" id="43" name="Picture"/>
                   <a:graphic>
                     <a:graphicData uri="http://schemas.openxmlformats.org/drawingml/2006/picture">
                       <pic:pic>
                         <pic:nvPicPr>
-                          <pic:cNvPr descr="figures/focal_joined.png" id="35" name="Picture"/>
+                          <pic:cNvPr descr="figures/focal_joined.png" id="44" name="Picture"/>
                           <pic:cNvPicPr>
                             <a:picLocks noChangeArrowheads="1" noChangeAspect="1"/>
                           </pic:cNvPicPr>
                         </pic:nvPicPr>
                         <pic:blipFill>
-                          <a:blip r:embed="rId33"/>
+                          <a:blip r:embed="rId42"/>
                           <a:stretch>
                             <a:fillRect/>
                           </a:stretch>
@@ -2378,7 +3566,7 @@
               <w:pStyle w:val="ImageCaption"/>
             </w:pPr>
             <w:r>
-              <w:t xml:space="preserve">Figure 2: Efficiency of sampler algorithms (A) and optimization layers (B) at sampling</w:t>
+              <w:t xml:space="preserve">Figure 3: Efficiency of sampler algorithms (A) and optimization layers (B) at sampling</w:t>
             </w:r>
             <w:r>
               <w:t xml:space="preserve"> </w:t>
@@ -2435,18 +3623,18 @@
               <w:t xml:space="preserve">yellow).</w:t>
             </w:r>
           </w:p>
-          <w:bookmarkEnd w:id="36"/>
+          <w:bookmarkEnd w:id="45"/>
         </w:tc>
       </w:tr>
     </w:tbl>
-    <w:bookmarkEnd w:id="37"/>
-    <w:bookmarkStart w:id="50" w:name="Xb441debb6dd27ffae69fc9bf237d56a135abaac"/>
+    <w:bookmarkEnd w:id="46"/>
+    <w:bookmarkStart w:id="59" w:name="X31a4cd0b411f6de848ad802cbdb3ec6ef2982c9"/>
     <w:p>
       <w:pPr>
         <w:pStyle w:val="Heading3"/>
       </w:pPr>
       <w:r>
-        <w:t xml:space="preserve">Comparison of efficiency parameters across simulations</w:t>
+        <w:t xml:space="preserve">Simulation study III: Comparison of efficiency parameters across simulations</w:t>
       </w:r>
     </w:p>
     <w:p>
@@ -2466,41 +3654,6 @@
         <w:t xml:space="preserve"> </w:t>
       </w:r>
       <w:hyperlink w:anchor="fig-joined">
-        <w:r>
-          <w:rPr>
-            <w:rStyle w:val="Hyperlink"/>
-          </w:rPr>
-          <w:t xml:space="preserve">Figure 2</w:t>
-        </w:r>
-      </w:hyperlink>
-      <w:r>
-        <w:t xml:space="preserve">, but also highlighted a</w:t>
-      </w:r>
-      <w:r>
-        <w:t xml:space="preserve"> </w:t>
-      </w:r>
-      <w:r>
-        <w:t xml:space="preserve">wide range of outcomes in efficiency between simulations. Among samplers, the</w:t>
-      </w:r>
-      <w:r>
-        <w:t xml:space="preserve"> </w:t>
-      </w:r>
-      <w:r>
-        <w:t xml:space="preserve">median efficiency parameter indicated a better performance (lower parameter</w:t>
-      </w:r>
-      <w:r>
-        <w:t xml:space="preserve"> </w:t>
-      </w:r>
-      <w:r>
-        <w:t xml:space="preserve">value) for Uncertainty Sampling, followed by Weighted Balanced Acceptance and</w:t>
-      </w:r>
-      <w:r>
-        <w:t xml:space="preserve"> </w:t>
-      </w:r>
-      <w:r>
-        <w:t xml:space="preserve">Simple Random (</w:t>
-      </w:r>
-      <w:hyperlink w:anchor="fig-eff-distrib">
         <w:r>
           <w:rPr>
             <w:rStyle w:val="Hyperlink"/>
@@ -2509,44 +3662,79 @@
         </w:r>
       </w:hyperlink>
       <w:r>
-        <w:t xml:space="preserve">A). The actual efficiency values spanned a</w:t>
-      </w:r>
-      <w:r>
-        <w:t xml:space="preserve"> </w:t>
-      </w:r>
-      <w:r>
-        <w:t xml:space="preserve">similar range across the possible sampler options with all simulations combined.</w:t>
-      </w:r>
-      <w:r>
-        <w:t xml:space="preserve"> </w:t>
-      </w:r>
-      <w:r>
-        <w:t xml:space="preserve">Among optimization layers, optimizing on the focal species range performed</w:t>
-      </w:r>
-      <w:r>
-        <w:t xml:space="preserve"> </w:t>
-      </w:r>
-      <w:r>
-        <w:t xml:space="preserve">better than on the probabilistic range, followed by species richness, although</w:t>
-      </w:r>
-      <w:r>
-        <w:t xml:space="preserve"> </w:t>
-      </w:r>
-      <w:r>
-        <w:t xml:space="preserve">all three options spanned similar ranges with all simulations combined</w:t>
-      </w:r>
-      <w:r>
-        <w:t xml:space="preserve"> </w:t>
-      </w:r>
-      <w:r>
-        <w:t xml:space="preserve">(</w:t>
+        <w:t xml:space="preserve">, but also highlighted a</w:t>
+      </w:r>
+      <w:r>
+        <w:t xml:space="preserve"> </w:t>
+      </w:r>
+      <w:r>
+        <w:t xml:space="preserve">wide range of outcomes in efficiency between simulations. Among samplers, the</w:t>
+      </w:r>
+      <w:r>
+        <w:t xml:space="preserve"> </w:t>
+      </w:r>
+      <w:r>
+        <w:t xml:space="preserve">median efficiency parameter indicated a better performance (lower parameter</w:t>
+      </w:r>
+      <w:r>
+        <w:t xml:space="preserve"> </w:t>
+      </w:r>
+      <w:r>
+        <w:t xml:space="preserve">value) for Uncertainty Sampling, followed by Weighted Balanced Acceptance and</w:t>
+      </w:r>
+      <w:r>
+        <w:t xml:space="preserve"> </w:t>
+      </w:r>
+      <w:r>
+        <w:t xml:space="preserve">Simple Random (</w:t>
       </w:r>
       <w:hyperlink w:anchor="fig-eff-distrib">
         <w:r>
           <w:rPr>
             <w:rStyle w:val="Hyperlink"/>
           </w:rPr>
-          <w:t xml:space="preserve">Figure 3</w:t>
+          <w:t xml:space="preserve">Figure 4</w:t>
+        </w:r>
+      </w:hyperlink>
+      <w:r>
+        <w:t xml:space="preserve">A). The actual efficiency values spanned a</w:t>
+      </w:r>
+      <w:r>
+        <w:t xml:space="preserve"> </w:t>
+      </w:r>
+      <w:r>
+        <w:t xml:space="preserve">similar range across the possible sampler options with all simulations combined.</w:t>
+      </w:r>
+      <w:r>
+        <w:t xml:space="preserve"> </w:t>
+      </w:r>
+      <w:r>
+        <w:t xml:space="preserve">Among optimization layers, optimizing on the focal species range performed</w:t>
+      </w:r>
+      <w:r>
+        <w:t xml:space="preserve"> </w:t>
+      </w:r>
+      <w:r>
+        <w:t xml:space="preserve">better than on the probabilistic range, followed by species richness, although</w:t>
+      </w:r>
+      <w:r>
+        <w:t xml:space="preserve"> </w:t>
+      </w:r>
+      <w:r>
+        <w:t xml:space="preserve">all three options spanned similar ranges with all simulations combined</w:t>
+      </w:r>
+      <w:r>
+        <w:t xml:space="preserve"> </w:t>
+      </w:r>
+      <w:r>
+        <w:t xml:space="preserve">(</w:t>
+      </w:r>
+      <w:hyperlink w:anchor="fig-eff-distrib">
+        <w:r>
+          <w:rPr>
+            <w:rStyle w:val="Hyperlink"/>
+          </w:rPr>
+          <w:t xml:space="preserve">Figure 4</w:t>
         </w:r>
       </w:hyperlink>
       <w:r>
@@ -2578,7 +3766,7 @@
       <w:tr>
         <w:tc>
           <w:tcPr/>
-          <w:bookmarkStart w:id="41" w:name="fig-eff-distrib"/>
+          <w:bookmarkStart w:id="50" w:name="fig-eff-distrib"/>
           <w:p>
             <w:pPr>
               <w:pStyle w:val="Compact"/>
@@ -2589,18 +3777,18 @@
                 <wp:inline>
                   <wp:extent cx="5334000" cy="5334000"/>
                   <wp:effectExtent b="0" l="0" r="0" t="0"/>
-                  <wp:docPr descr="" title="" id="39" name="Picture"/>
+                  <wp:docPr descr="" title="" id="48" name="Picture"/>
                   <a:graphic>
                     <a:graphicData uri="http://schemas.openxmlformats.org/drawingml/2006/picture">
                       <pic:pic>
                         <pic:nvPicPr>
-                          <pic:cNvPr descr="figures/efficiency_distribution.png" id="40" name="Picture"/>
+                          <pic:cNvPr descr="figures/efficiency_distribution.png" id="49" name="Picture"/>
                           <pic:cNvPicPr>
                             <a:picLocks noChangeArrowheads="1" noChangeAspect="1"/>
                           </pic:cNvPicPr>
                         </pic:nvPicPr>
                         <pic:blipFill>
-                          <a:blip r:embed="rId38"/>
+                          <a:blip r:embed="rId47"/>
                           <a:stretch>
                             <a:fillRect/>
                           </a:stretch>
@@ -2637,7 +3825,7 @@
               <w:pStyle w:val="ImageCaption"/>
             </w:pPr>
             <w:r>
-              <w:t xml:space="preserve">Figure 3: Distribution and density of efficiency parameters across 100 independent</w:t>
+              <w:t xml:space="preserve">Figure 4: Distribution and density of efficiency parameters across 100 independent</w:t>
             </w:r>
             <w:r>
               <w:t xml:space="preserve"> </w:t>
@@ -2661,16 +3849,50 @@
               <w:t xml:space="preserve"> </w:t>
             </w:r>
             <w:r>
-              <w:t xml:space="preserve">therefore represent the same</w:t>
+              <w:t xml:space="preserve">therefore represent the same data. The efficiency parameter is the natural log</w:t>
             </w:r>
             <w:r>
               <w:t xml:space="preserve"> </w:t>
             </w:r>
             <w:r>
-              <w:t xml:space="preserve">data.</w:t>
+              <w:t xml:space="preserve">of parameter</w:t>
+            </w:r>
+            <w:r>
+              <w:t xml:space="preserve"> </w:t>
+            </w:r>
+            <m:oMath>
+              <m:r>
+                <m:t>a</m:t>
+              </m:r>
+            </m:oMath>
+            <w:r>
+              <w:t xml:space="preserve"> </w:t>
+            </w:r>
+            <w:r>
+              <w:t xml:space="preserve">in</w:t>
+            </w:r>
+            <w:r>
+              <w:t xml:space="preserve"> </w:t>
+            </w:r>
+            <w:hyperlink w:anchor="eq-eff">
+              <w:r>
+                <w:rPr>
+                  <w:rStyle w:val="Hyperlink"/>
+                </w:rPr>
+                <w:t xml:space="preserve">Equation 1</w:t>
+              </w:r>
+            </w:hyperlink>
+            <w:r>
+              <w:t xml:space="preserve">, describing the best-fit sampling efficiency curve</w:t>
+            </w:r>
+            <w:r>
+              <w:t xml:space="preserve"> </w:t>
+            </w:r>
+            <w:r>
+              <w:t xml:space="preserve">for a given simulation.</w:t>
             </w:r>
           </w:p>
-          <w:bookmarkEnd w:id="41"/>
+          <w:bookmarkEnd w:id="50"/>
         </w:tc>
       </w:tr>
     </w:tbl>
@@ -2704,7 +3926,7 @@
           <w:rPr>
             <w:rStyle w:val="Hyperlink"/>
           </w:rPr>
-          <w:t xml:space="preserve">Figure 4</w:t>
+          <w:t xml:space="preserve">Figure 5</w:t>
         </w:r>
       </w:hyperlink>
       <w:r>
@@ -2721,7 +3943,7 @@
           <w:rPr>
             <w:rStyle w:val="Hyperlink"/>
           </w:rPr>
-          <w:t xml:space="preserve">Figure 2</w:t>
+          <w:t xml:space="preserve">Figure 3</w:t>
         </w:r>
       </w:hyperlink>
       <w:r>
@@ -2750,7 +3972,7 @@
           <w:rPr>
             <w:rStyle w:val="Hyperlink"/>
           </w:rPr>
-          <w:t xml:space="preserve">Figure 4</w:t>
+          <w:t xml:space="preserve">Figure 5</w:t>
         </w:r>
       </w:hyperlink>
       <w:r>
@@ -2788,7 +4010,7 @@
       <w:tr>
         <w:tc>
           <w:tcPr/>
-          <w:bookmarkStart w:id="45" w:name="fig-eff-comp"/>
+          <w:bookmarkStart w:id="54" w:name="fig-eff-comp"/>
           <w:p>
             <w:pPr>
               <w:pStyle w:val="Compact"/>
@@ -2799,18 +4021,18 @@
                 <wp:inline>
                   <wp:extent cx="5334000" cy="4000500"/>
                   <wp:effectExtent b="0" l="0" r="0" t="0"/>
-                  <wp:docPr descr="" title="" id="43" name="Picture"/>
+                  <wp:docPr descr="" title="" id="52" name="Picture"/>
                   <a:graphic>
                     <a:graphicData uri="http://schemas.openxmlformats.org/drawingml/2006/picture">
                       <pic:pic>
                         <pic:nvPicPr>
-                          <pic:cNvPr descr="figures/efficiency_comparison_reduced.png" id="44" name="Picture"/>
+                          <pic:cNvPr descr="figures/efficiency_comparison_reduced.png" id="53" name="Picture"/>
                           <pic:cNvPicPr>
                             <a:picLocks noChangeArrowheads="1" noChangeAspect="1"/>
                           </pic:cNvPicPr>
                         </pic:nvPicPr>
                         <pic:blipFill>
-                          <a:blip r:embed="rId42"/>
+                          <a:blip r:embed="rId51"/>
                           <a:stretch>
                             <a:fillRect/>
                           </a:stretch>
@@ -2847,7 +4069,7 @@
               <w:pStyle w:val="ImageCaption"/>
             </w:pPr>
             <w:r>
-              <w:t xml:space="preserve">Figure 4: Within-simulation comparison of efficiency between samplers and optimization</w:t>
+              <w:t xml:space="preserve">Figure 5: Within-simulation comparison of efficiency between samplers and optimization</w:t>
             </w:r>
             <w:r>
               <w:t xml:space="preserve"> </w:t>
@@ -2864,7 +4086,7 @@
             <w:r>
               <w:t xml:space="preserve"> </w:t>
             </w:r>
-            <w:hyperlink w:anchor="eq-eff-diff">
+            <w:hyperlink w:anchor="eq-diff">
               <w:r>
                 <w:rPr>
                   <w:rStyle w:val="Hyperlink"/>
@@ -2906,7 +4128,7 @@
               <w:t xml:space="preserve">Supp. Mat.</w:t>
             </w:r>
           </w:p>
-          <w:bookmarkEnd w:id="45"/>
+          <w:bookmarkEnd w:id="54"/>
         </w:tc>
       </w:tr>
     </w:tbl>
@@ -3075,7 +4297,7 @@
       <w:tr>
         <w:tc>
           <w:tcPr/>
-          <w:bookmarkStart w:id="49" w:name="fig-eff-occup"/>
+          <w:bookmarkStart w:id="58" w:name="fig-eff-occup"/>
           <w:p>
             <w:pPr>
               <w:pStyle w:val="Compact"/>
@@ -3086,18 +4308,18 @@
                 <wp:inline>
                   <wp:extent cx="5334000" cy="3333750"/>
                   <wp:effectExtent b="0" l="0" r="0" t="0"/>
-                  <wp:docPr descr="" title="" id="47" name="Picture"/>
+                  <wp:docPr descr="" title="" id="56" name="Picture"/>
                   <a:graphic>
                     <a:graphicData uri="http://schemas.openxmlformats.org/drawingml/2006/picture">
                       <pic:pic>
                         <pic:nvPicPr>
-                          <pic:cNvPr descr="figures/efficiency_occupancy.png" id="48" name="Picture"/>
+                          <pic:cNvPr descr="figures/efficiency_occupancy.png" id="57" name="Picture"/>
                           <pic:cNvPicPr>
                             <a:picLocks noChangeArrowheads="1" noChangeAspect="1"/>
                           </pic:cNvPicPr>
                         </pic:nvPicPr>
                         <pic:blipFill>
-                          <a:blip r:embed="rId46"/>
+                          <a:blip r:embed="rId55"/>
                           <a:stretch>
                             <a:fillRect/>
                           </a:stretch>
@@ -3134,7 +4356,7 @@
               <w:pStyle w:val="ImageCaption"/>
             </w:pPr>
             <w:r>
-              <w:t xml:space="preserve">Figure 5: Relationship between the occupancy of the focal species and sampling</w:t>
+              <w:t xml:space="preserve">Figure 6: Relationship between the occupancy of the focal species and sampling</w:t>
             </w:r>
             <w:r>
               <w:t xml:space="preserve"> </w:t>
@@ -3152,22 +4374,56 @@
               <w:t xml:space="preserve"> </w:t>
             </w:r>
             <w:r>
-              <w:t xml:space="preserve">occupancy of the focal</w:t>
+              <w:t xml:space="preserve">occupancy of the focal species. The efficiency parameter is the natural log of</w:t>
             </w:r>
             <w:r>
               <w:t xml:space="preserve"> </w:t>
             </w:r>
             <w:r>
-              <w:t xml:space="preserve">species.</w:t>
+              <w:t xml:space="preserve">parameter</w:t>
+            </w:r>
+            <w:r>
+              <w:t xml:space="preserve"> </w:t>
+            </w:r>
+            <m:oMath>
+              <m:r>
+                <m:t>a</m:t>
+              </m:r>
+            </m:oMath>
+            <w:r>
+              <w:t xml:space="preserve"> </w:t>
+            </w:r>
+            <w:r>
+              <w:t xml:space="preserve">in</w:t>
+            </w:r>
+            <w:r>
+              <w:t xml:space="preserve"> </w:t>
+            </w:r>
+            <w:hyperlink w:anchor="eq-eff">
+              <w:r>
+                <w:rPr>
+                  <w:rStyle w:val="Hyperlink"/>
+                </w:rPr>
+                <w:t xml:space="preserve">Equation 1</w:t>
+              </w:r>
+            </w:hyperlink>
+            <w:r>
+              <w:t xml:space="preserve">, describing the best-fit sampling efficiency curve for</w:t>
+            </w:r>
+            <w:r>
+              <w:t xml:space="preserve"> </w:t>
+            </w:r>
+            <w:r>
+              <w:t xml:space="preserve">a given simulation.</w:t>
             </w:r>
           </w:p>
-          <w:bookmarkEnd w:id="49"/>
+          <w:bookmarkEnd w:id="58"/>
         </w:tc>
       </w:tr>
     </w:tbl>
-    <w:bookmarkEnd w:id="50"/>
-    <w:bookmarkEnd w:id="51"/>
-    <w:bookmarkStart w:id="52" w:name="discussion"/>
+    <w:bookmarkEnd w:id="59"/>
+    <w:bookmarkEnd w:id="60"/>
+    <w:bookmarkStart w:id="61" w:name="discussion"/>
     <w:p>
       <w:pPr>
         <w:pStyle w:val="Heading1"/>
@@ -3249,55 +4505,55 @@
         <w:t xml:space="preserve"> </w:t>
       </w:r>
       <w:r>
-        <w:t xml:space="preserve">optimization based on more holistic-information such as species or interaction</w:t>
-      </w:r>
-      <w:r>
-        <w:t xml:space="preserve"> </w:t>
-      </w:r>
-      <w:r>
-        <w:t xml:space="preserve">richness. Optimizing based on the location of the realized interactions was even</w:t>
-      </w:r>
-      <w:r>
-        <w:t xml:space="preserve"> </w:t>
-      </w:r>
-      <w:r>
-        <w:t xml:space="preserve">more efficient, but our simulations represent a best case scenario likely beyond</w:t>
-      </w:r>
-      <w:r>
-        <w:t xml:space="preserve"> </w:t>
-      </w:r>
-      <w:r>
-        <w:t xml:space="preserve">reach in an applied context. Nonetheless, it highlights that the most important</w:t>
-      </w:r>
-      <w:r>
-        <w:t xml:space="preserve"> </w:t>
-      </w:r>
-      <w:r>
-        <w:t xml:space="preserve">efficiency gains will come from better knowledge of where interactions are</w:t>
-      </w:r>
-      <w:r>
-        <w:t xml:space="preserve"> </w:t>
-      </w:r>
-      <w:r>
-        <w:t xml:space="preserve">realized. Better incorporating considerations for species abundance, the factor</w:t>
-      </w:r>
-      <w:r>
-        <w:t xml:space="preserve"> </w:t>
-      </w:r>
-      <w:r>
-        <w:t xml:space="preserve">influencing interaction realization in our simulations, will be crucial and</w:t>
-      </w:r>
-      <w:r>
-        <w:t xml:space="preserve"> </w:t>
-      </w:r>
-      <w:r>
-        <w:t xml:space="preserve">potentially more impactful than improving knowledge or reducing uncertainty over</w:t>
-      </w:r>
-      <w:r>
-        <w:t xml:space="preserve"> </w:t>
-      </w:r>
-      <w:r>
-        <w:t xml:space="preserve">species ranges.</w:t>
+        <w:t xml:space="preserve">optimization based on more holistic, community-level information such as species</w:t>
+      </w:r>
+      <w:r>
+        <w:t xml:space="preserve"> </w:t>
+      </w:r>
+      <w:r>
+        <w:t xml:space="preserve">or interaction richness. Optimizing based on the location of the realized</w:t>
+      </w:r>
+      <w:r>
+        <w:t xml:space="preserve"> </w:t>
+      </w:r>
+      <w:r>
+        <w:t xml:space="preserve">interactions was even more efficient, but our simulations represent a best case</w:t>
+      </w:r>
+      <w:r>
+        <w:t xml:space="preserve"> </w:t>
+      </w:r>
+      <w:r>
+        <w:t xml:space="preserve">scenario beyond reach in an applied context. Nonetheless, it highlights that the</w:t>
+      </w:r>
+      <w:r>
+        <w:t xml:space="preserve"> </w:t>
+      </w:r>
+      <w:r>
+        <w:t xml:space="preserve">most important efficiency gains will come from better knowledge of where</w:t>
+      </w:r>
+      <w:r>
+        <w:t xml:space="preserve"> </w:t>
+      </w:r>
+      <w:r>
+        <w:t xml:space="preserve">interactions are likely to take place. Better incorporating considerations for</w:t>
+      </w:r>
+      <w:r>
+        <w:t xml:space="preserve"> </w:t>
+      </w:r>
+      <w:r>
+        <w:t xml:space="preserve">species abundance, the factor influencing interaction realization in our</w:t>
+      </w:r>
+      <w:r>
+        <w:t xml:space="preserve"> </w:t>
+      </w:r>
+      <w:r>
+        <w:t xml:space="preserve">simulations, will be crucial and potentially more impactful than improving</w:t>
+      </w:r>
+      <w:r>
+        <w:t xml:space="preserve"> </w:t>
+      </w:r>
+      <w:r>
+        <w:t xml:space="preserve">knowledge or reducing uncertainty over species ranges.</w:t>
       </w:r>
     </w:p>
     <w:p>
@@ -3422,8 +4678,8 @@
         <w:t xml:space="preserve">evaluate and update predictions based on the information acquired.</w:t>
       </w:r>
     </w:p>
-    <w:bookmarkEnd w:id="52"/>
-    <w:bookmarkStart w:id="60" w:name="references"/>
+    <w:bookmarkEnd w:id="61"/>
+    <w:bookmarkStart w:id="121" w:name="references"/>
     <w:p>
       <w:pPr>
         <w:pStyle w:val="Heading1"/>
@@ -3432,13 +4688,85 @@
         <w:t xml:space="preserve">References</w:t>
       </w:r>
     </w:p>
-    <w:bookmarkStart w:id="59" w:name="refs"/>
-    <w:bookmarkStart w:id="54" w:name="ref-Canard2012EmeStr"/>
+    <w:bookmarkStart w:id="120" w:name="refs"/>
+    <w:bookmarkStart w:id="63" w:name="ref-Baiser2010ConDet"/>
     <w:p>
       <w:pPr>
         <w:pStyle w:val="Bibliography"/>
       </w:pPr>
       <w:r>
+        <w:t xml:space="preserve">Baiser B, Russell GJ, Lockwood JL (2010) Connectance determines invasion success via trophic interactions in model food webs. Oikos 119:1970–1976.</w:t>
+      </w:r>
+      <w:r>
+        <w:t xml:space="preserve"> </w:t>
+      </w:r>
+      <w:hyperlink r:id="rId62">
+        <w:r>
+          <w:rPr>
+            <w:rStyle w:val="Hyperlink"/>
+          </w:rPr>
+          <w:t xml:space="preserve">https://doi.org/10.1111/j.1600-0706.2010.18557.x</w:t>
+        </w:r>
+      </w:hyperlink>
+    </w:p>
+    <w:bookmarkEnd w:id="63"/>
+    <w:bookmarkStart w:id="65" w:name="ref-Benedetti2017SpaBal"/>
+    <w:p>
+      <w:pPr>
+        <w:pStyle w:val="Bibliography"/>
+      </w:pPr>
+      <w:r>
+        <w:t xml:space="preserve">Benedetti R, Piersimoni F, Postiglione P (2017) Spatially</w:t>
+      </w:r>
+      <w:r>
+        <w:t xml:space="preserve"> </w:t>
+      </w:r>
+      <w:r>
+        <w:t xml:space="preserve">Balanced Sampling</w:t>
+      </w:r>
+      <w:r>
+        <w:t xml:space="preserve">:</w:t>
+      </w:r>
+      <w:r>
+        <w:t xml:space="preserve"> </w:t>
+      </w:r>
+      <w:r>
+        <w:t xml:space="preserve">A Review</w:t>
+      </w:r>
+      <w:r>
+        <w:t xml:space="preserve"> </w:t>
+      </w:r>
+      <w:r>
+        <w:t xml:space="preserve">and</w:t>
+      </w:r>
+      <w:r>
+        <w:t xml:space="preserve"> </w:t>
+      </w:r>
+      <w:r>
+        <w:t xml:space="preserve">A Reappraisal</w:t>
+      </w:r>
+      <w:r>
+        <w:t xml:space="preserve">. International Statistical Review 85:439–454.</w:t>
+      </w:r>
+      <w:r>
+        <w:t xml:space="preserve"> </w:t>
+      </w:r>
+      <w:hyperlink r:id="rId64">
+        <w:r>
+          <w:rPr>
+            <w:rStyle w:val="Hyperlink"/>
+          </w:rPr>
+          <w:t xml:space="preserve">https://doi.org/10.1111/insr.12216</w:t>
+        </w:r>
+      </w:hyperlink>
+    </w:p>
+    <w:bookmarkEnd w:id="65"/>
+    <w:bookmarkStart w:id="67" w:name="ref-Canard2012EmeStr"/>
+    <w:p>
+      <w:pPr>
+        <w:pStyle w:val="Bibliography"/>
+      </w:pPr>
+      <w:r>
         <w:t xml:space="preserve">Canard E, Mouquet N, Marescot L, et al (2012) Emergence of</w:t>
       </w:r>
       <w:r>
@@ -3465,7 +4793,7 @@
       <w:r>
         <w:t xml:space="preserve"> </w:t>
       </w:r>
-      <w:hyperlink r:id="rId53">
+      <w:hyperlink r:id="rId66">
         <w:r>
           <w:rPr>
             <w:rStyle w:val="Hyperlink"/>
@@ -3474,8 +4802,8 @@
         </w:r>
       </w:hyperlink>
     </w:p>
-    <w:bookmarkEnd w:id="54"/>
-    <w:bookmarkStart w:id="56" w:name="ref-Catchen2023MisLin"/>
+    <w:bookmarkEnd w:id="67"/>
+    <w:bookmarkStart w:id="69" w:name="ref-Catchen2023MisLin"/>
     <w:p>
       <w:pPr>
         <w:pStyle w:val="Bibliography"/>
@@ -3486,7 +4814,7 @@
       <w:r>
         <w:t xml:space="preserve"> </w:t>
       </w:r>
-      <w:hyperlink r:id="rId55">
+      <w:hyperlink r:id="rId68">
         <w:r>
           <w:rPr>
             <w:rStyle w:val="Hyperlink"/>
@@ -3498,19 +4826,449 @@
         <w:t xml:space="preserve">. Accessed 19 Jan 2023</w:t>
       </w:r>
     </w:p>
-    <w:bookmarkEnd w:id="56"/>
-    <w:bookmarkStart w:id="58" w:name="ref-Norman2025SitSel"/>
+    <w:bookmarkEnd w:id="69"/>
+    <w:bookmarkStart w:id="71" w:name="ref-Cirtwill2019QuaFra"/>
     <w:p>
       <w:pPr>
         <w:pStyle w:val="Bibliography"/>
       </w:pPr>
       <w:r>
+        <w:t xml:space="preserve">Cirtwill AR, Eklöf A, Roslin T, et al (2019) A quantitative framework for investigating the reliability of empirical network construction. Methods in Ecology and Evolution 10:902–911.</w:t>
+      </w:r>
+      <w:r>
+        <w:t xml:space="preserve"> </w:t>
+      </w:r>
+      <w:hyperlink r:id="rId70">
+        <w:r>
+          <w:rPr>
+            <w:rStyle w:val="Hyperlink"/>
+          </w:rPr>
+          <w:t xml:space="preserve">https://doi.org/10.1111/2041-210X.13180</w:t>
+        </w:r>
+      </w:hyperlink>
+    </w:p>
+    <w:bookmarkEnd w:id="71"/>
+    <w:bookmarkStart w:id="73" w:name="ref-Delmas2019AnaEco"/>
+    <w:p>
+      <w:pPr>
+        <w:pStyle w:val="Bibliography"/>
+      </w:pPr>
+      <w:r>
+        <w:t xml:space="preserve">Delmas E, Besson M, Brice M-H, et al (2019) Analysing ecological networks of species interactions. Biological Reviews 94:16–36.</w:t>
+      </w:r>
+      <w:r>
+        <w:t xml:space="preserve"> </w:t>
+      </w:r>
+      <w:hyperlink r:id="rId72">
+        <w:r>
+          <w:rPr>
+            <w:rStyle w:val="Hyperlink"/>
+          </w:rPr>
+          <w:t xml:space="preserve">https://doi.org/10.1111/brv.12433</w:t>
+        </w:r>
+      </w:hyperlink>
+    </w:p>
+    <w:bookmarkEnd w:id="73"/>
+    <w:bookmarkStart w:id="75" w:name="ref-Duchardt2023UsiNeu"/>
+    <w:p>
+      <w:pPr>
+        <w:pStyle w:val="Bibliography"/>
+      </w:pPr>
+      <w:r>
+        <w:t xml:space="preserve">Duchardt CJ, Monroe AP, Edmunds DR, et al (2023) Using neutral landscape models to evaluate the umbrella species concept in an ecotone. Landsc Ecol 38:1447–1462.</w:t>
+      </w:r>
+      <w:r>
+        <w:t xml:space="preserve"> </w:t>
+      </w:r>
+      <w:hyperlink r:id="rId74">
+        <w:r>
+          <w:rPr>
+            <w:rStyle w:val="Hyperlink"/>
+          </w:rPr>
+          <w:t xml:space="preserve">https://doi.org/10.1007/s10980-022-01586-7</w:t>
+        </w:r>
+      </w:hyperlink>
+    </w:p>
+    <w:bookmarkEnd w:id="75"/>
+    <w:bookmarkStart w:id="77" w:name="ref-Dunne2002NetStr"/>
+    <w:p>
+      <w:pPr>
+        <w:pStyle w:val="Bibliography"/>
+      </w:pPr>
+      <w:r>
+        <w:t xml:space="preserve">Dunne JA, Williams RJ, Martinez ND (2002) Network structure and biodiversity loss in food webs: Robustness increases with connectance. Ecology Letters 5:558–567.</w:t>
+      </w:r>
+      <w:r>
+        <w:t xml:space="preserve"> </w:t>
+      </w:r>
+      <w:hyperlink r:id="rId76">
+        <w:r>
+          <w:rPr>
+            <w:rStyle w:val="Hyperlink"/>
+          </w:rPr>
+          <w:t xml:space="preserve">https://doi.org/10.1046/j.1461-0248.2002.00354.x</w:t>
+        </w:r>
+      </w:hyperlink>
+    </w:p>
+    <w:bookmarkEnd w:id="77"/>
+    <w:bookmarkStart w:id="79" w:name="ref-Dunne2004NetStr"/>
+    <w:p>
+      <w:pPr>
+        <w:pStyle w:val="Bibliography"/>
+      </w:pPr>
+      <w:r>
+        <w:t xml:space="preserve">Dunne JA, Williams RJ, Martinez, Neo D. (2004) Network structure and robustness of marine food webs. Mar Ecol Prog Ser 273:291–302.</w:t>
+      </w:r>
+      <w:r>
+        <w:t xml:space="preserve"> </w:t>
+      </w:r>
+      <w:hyperlink r:id="rId78">
+        <w:r>
+          <w:rPr>
+            <w:rStyle w:val="Hyperlink"/>
+          </w:rPr>
+          <w:t xml:space="preserve">https://doi.org/10.3354/meps273291</w:t>
+        </w:r>
+      </w:hyperlink>
+    </w:p>
+    <w:bookmarkEnd w:id="79"/>
+    <w:bookmarkStart w:id="81" w:name="ref-Etherington2015NlmPyt"/>
+    <w:p>
+      <w:pPr>
+        <w:pStyle w:val="Bibliography"/>
+      </w:pPr>
+      <w:r>
+        <w:t xml:space="preserve">Etherington TR, Holland EP, O’Sullivan D (2015)</w:t>
+      </w:r>
+      <w:r>
+        <w:t xml:space="preserve"> </w:t>
+      </w:r>
+      <w:r>
+        <w:t xml:space="preserve">NLMpy</w:t>
+      </w:r>
+      <w:r>
+        <w:t xml:space="preserve">: A python software package for the creation of neutral landscape models within a general numerical framework. Methods in Ecology and Evolution 6:164–168.</w:t>
+      </w:r>
+      <w:r>
+        <w:t xml:space="preserve"> </w:t>
+      </w:r>
+      <w:hyperlink r:id="rId80">
+        <w:r>
+          <w:rPr>
+            <w:rStyle w:val="Hyperlink"/>
+          </w:rPr>
+          <w:t xml:space="preserve">https://doi.org/10.1111/2041-210X.12308</w:t>
+        </w:r>
+      </w:hyperlink>
+    </w:p>
+    <w:bookmarkEnd w:id="81"/>
+    <w:bookmarkStart w:id="83" w:name="ref-Forero-Munoz2025SpaLan"/>
+    <w:p>
+      <w:pPr>
+        <w:pStyle w:val="Bibliography"/>
+      </w:pPr>
+      <w:r>
+        <w:t xml:space="preserve">Forero-Muñoz NR, Dansereau G, Viard F, et al (2025) Spatial landscape structure influences cross-species transmission in a rabies-like virus model. Microorganisms 13:416.</w:t>
+      </w:r>
+      <w:r>
+        <w:t xml:space="preserve"> </w:t>
+      </w:r>
+      <w:hyperlink r:id="rId82">
+        <w:r>
+          <w:rPr>
+            <w:rStyle w:val="Hyperlink"/>
+          </w:rPr>
+          <w:t xml:space="preserve">https://doi.org/10.3390/microorganisms13020416</w:t>
+        </w:r>
+      </w:hyperlink>
+    </w:p>
+    <w:bookmarkEnd w:id="83"/>
+    <w:bookmarkStart w:id="85" w:name="ref-Gardner1987NeuMod"/>
+    <w:p>
+      <w:pPr>
+        <w:pStyle w:val="Bibliography"/>
+      </w:pPr>
+      <w:r>
+        <w:t xml:space="preserve">Gardner RH, Milne BT, Turnei MG, O’Neill RV (1987) Neutral models for the analysis of broad-scale landscape pattern. Landscape Ecol 1:19–28.</w:t>
+      </w:r>
+      <w:r>
+        <w:t xml:space="preserve"> </w:t>
+      </w:r>
+      <w:hyperlink r:id="rId84">
+        <w:r>
+          <w:rPr>
+            <w:rStyle w:val="Hyperlink"/>
+          </w:rPr>
+          <w:t xml:space="preserve">https://doi.org/10.1007/BF02275262</w:t>
+        </w:r>
+      </w:hyperlink>
+    </w:p>
+    <w:bookmarkEnd w:id="85"/>
+    <w:bookmarkStart w:id="87" w:name="ref-Gravel2013InfFoo"/>
+    <w:p>
+      <w:pPr>
+        <w:pStyle w:val="Bibliography"/>
+      </w:pPr>
+      <w:r>
+        <w:t xml:space="preserve">Gravel D, Poisot T, Albouy C, et al (2013) Inferring food web structure from predator–prey body size relationships. Methods in Ecology and Evolution 4:1083–1090.</w:t>
+      </w:r>
+      <w:r>
+        <w:t xml:space="preserve"> </w:t>
+      </w:r>
+      <w:hyperlink r:id="rId86">
+        <w:r>
+          <w:rPr>
+            <w:rStyle w:val="Hyperlink"/>
+          </w:rPr>
+          <w:t xml:space="preserve">https://doi.org/10.1111/2041-210X.12103</w:t>
+        </w:r>
+      </w:hyperlink>
+    </w:p>
+    <w:bookmarkEnd w:id="87"/>
+    <w:bookmarkStart w:id="89" w:name="ref-Hesselbarth2024ComMet"/>
+    <w:p>
+      <w:pPr>
+        <w:pStyle w:val="Bibliography"/>
+      </w:pPr>
+      <w:r>
+        <w:t xml:space="preserve">Hesselbarth MHK, Nowosad J, de Flamingh A, et al (2024) Computational</w:t>
+      </w:r>
+      <w:r>
+        <w:t xml:space="preserve"> </w:t>
+      </w:r>
+      <w:r>
+        <w:t xml:space="preserve">Methods</w:t>
+      </w:r>
+      <w:r>
+        <w:t xml:space="preserve"> </w:t>
+      </w:r>
+      <w:r>
+        <w:t xml:space="preserve">in</w:t>
+      </w:r>
+      <w:r>
+        <w:t xml:space="preserve"> </w:t>
+      </w:r>
+      <w:r>
+        <w:t xml:space="preserve">Landscape Ecology</w:t>
+      </w:r>
+      <w:r>
+        <w:t xml:space="preserve">. Curr Landscape Ecol Rep 10:2.</w:t>
+      </w:r>
+      <w:r>
+        <w:t xml:space="preserve"> </w:t>
+      </w:r>
+      <w:hyperlink r:id="rId88">
+        <w:r>
+          <w:rPr>
+            <w:rStyle w:val="Hyperlink"/>
+          </w:rPr>
+          <w:t xml:space="preserve">https://doi.org/10.1007/s40823-024-00104-6</w:t>
+        </w:r>
+      </w:hyperlink>
+    </w:p>
+    <w:bookmarkEnd w:id="89"/>
+    <w:bookmarkStart w:id="91" w:name="ref-Kermorvant2019SpaBal"/>
+    <w:p>
+      <w:pPr>
+        <w:pStyle w:val="Bibliography"/>
+      </w:pPr>
+      <w:r>
+        <w:t xml:space="preserve">Kermorvant C, D’Amico F, Bru N, et al (2019) Spatially balanced sampling designs for environmental surveys. Environ Monit Assess 191:524.</w:t>
+      </w:r>
+      <w:r>
+        <w:t xml:space="preserve"> </w:t>
+      </w:r>
+      <w:hyperlink r:id="rId90">
+        <w:r>
+          <w:rPr>
+            <w:rStyle w:val="Hyperlink"/>
+          </w:rPr>
+          <w:t xml:space="preserve">https://doi.org/10.1007/s10661-019-7666-y</w:t>
+        </w:r>
+      </w:hyperlink>
+    </w:p>
+    <w:bookmarkEnd w:id="91"/>
+    <w:bookmarkStart w:id="93" w:name="ref-Lange2023ActLea"/>
+    <w:p>
+      <w:pPr>
+        <w:pStyle w:val="Bibliography"/>
+      </w:pPr>
+      <w:r>
+        <w:t xml:space="preserve">Lange C, Cole E, Van Horn G, Mac Aodha O (2023)</w:t>
+      </w:r>
+      <w:r>
+        <w:t xml:space="preserve"> </w:t>
+      </w:r>
+      <w:hyperlink r:id="rId92">
+        <w:r>
+          <w:rPr>
+            <w:rStyle w:val="Hyperlink"/>
+          </w:rPr>
+          <w:t xml:space="preserve">Active</w:t>
+        </w:r>
+        <w:r>
+          <w:rPr>
+            <w:rStyle w:val="Hyperlink"/>
+          </w:rPr>
+          <w:t xml:space="preserve"> </w:t>
+        </w:r>
+        <w:r>
+          <w:rPr>
+            <w:rStyle w:val="Hyperlink"/>
+          </w:rPr>
+          <w:t xml:space="preserve">Learning-Based Species Range Estimation</w:t>
+        </w:r>
+      </w:hyperlink>
+      <w:r>
+        <w:t xml:space="preserve">. Advances in Neural Information Processing Systems 36:41892–41913</w:t>
+      </w:r>
+    </w:p>
+    <w:bookmarkEnd w:id="93"/>
+    <w:bookmarkStart w:id="94" w:name="ref-Lewis1994SeqAlg"/>
+    <w:p>
+      <w:pPr>
+        <w:pStyle w:val="Bibliography"/>
+      </w:pPr>
+      <w:r>
+        <w:t xml:space="preserve">Lewis DD, Gale WA (1994) A sequential algorithm for training text classifiers. In: Proceedings of the 17th annual international</w:t>
+      </w:r>
+      <w:r>
+        <w:t xml:space="preserve"> </w:t>
+      </w:r>
+      <w:r>
+        <w:t xml:space="preserve">ACM SIGIR</w:t>
+      </w:r>
+      <w:r>
+        <w:t xml:space="preserve"> </w:t>
+      </w:r>
+      <w:r>
+        <w:t xml:space="preserve">conference on</w:t>
+      </w:r>
+      <w:r>
+        <w:t xml:space="preserve"> </w:t>
+      </w:r>
+      <w:r>
+        <w:t xml:space="preserve">Research</w:t>
+      </w:r>
+      <w:r>
+        <w:t xml:space="preserve"> </w:t>
+      </w:r>
+      <w:r>
+        <w:t xml:space="preserve">and development in information retrieval. Springer-Verlag, Berlin, Heidelberg, pp 3–12</w:t>
+      </w:r>
+    </w:p>
+    <w:bookmarkEnd w:id="94"/>
+    <w:bookmarkStart w:id="96" w:name="ref-Malek2019OptFie"/>
+    <w:p>
+      <w:pPr>
+        <w:pStyle w:val="Bibliography"/>
+      </w:pPr>
+      <w:r>
+        <w:t xml:space="preserve">Malek S, Miglietta F, Gobakken T, et al (2019) Optimizing</w:t>
+      </w:r>
+      <w:r>
+        <w:t xml:space="preserve"> </w:t>
+      </w:r>
+      <w:r>
+        <w:t xml:space="preserve">Field Data Collection</w:t>
+      </w:r>
+      <w:r>
+        <w:t xml:space="preserve"> </w:t>
+      </w:r>
+      <w:r>
+        <w:t xml:space="preserve">for</w:t>
+      </w:r>
+      <w:r>
+        <w:t xml:space="preserve"> </w:t>
+      </w:r>
+      <w:r>
+        <w:t xml:space="preserve">Individual Tree Attribute Predictions Using Active Learning Methods</w:t>
+      </w:r>
+      <w:r>
+        <w:t xml:space="preserve">. Remote Sensing 11:949.</w:t>
+      </w:r>
+      <w:r>
+        <w:t xml:space="preserve"> </w:t>
+      </w:r>
+      <w:hyperlink r:id="rId95">
+        <w:r>
+          <w:rPr>
+            <w:rStyle w:val="Hyperlink"/>
+          </w:rPr>
+          <w:t xml:space="preserve">https://doi.org/10.3390/rs11080949</w:t>
+        </w:r>
+      </w:hyperlink>
+    </w:p>
+    <w:bookmarkEnd w:id="96"/>
+    <w:bookmarkStart w:id="98" w:name="ref-McEwen2025StrAct"/>
+    <w:p>
+      <w:pPr>
+        <w:pStyle w:val="Bibliography"/>
+      </w:pPr>
+      <w:r>
+        <w:t xml:space="preserve">McEwen B, Bernard C, Stowell D (2025) Stratified</w:t>
+      </w:r>
+      <w:r>
+        <w:t xml:space="preserve"> </w:t>
+      </w:r>
+      <w:r>
+        <w:t xml:space="preserve">Active Learning</w:t>
+      </w:r>
+      <w:r>
+        <w:t xml:space="preserve"> </w:t>
+      </w:r>
+      <w:r>
+        <w:t xml:space="preserve">for</w:t>
+      </w:r>
+      <w:r>
+        <w:t xml:space="preserve"> </w:t>
+      </w:r>
+      <w:r>
+        <w:t xml:space="preserve">Spatiotemporal Generalisation</w:t>
+      </w:r>
+      <w:r>
+        <w:t xml:space="preserve"> </w:t>
+      </w:r>
+      <w:r>
+        <w:t xml:space="preserve">in</w:t>
+      </w:r>
+      <w:r>
+        <w:t xml:space="preserve"> </w:t>
+      </w:r>
+      <w:r>
+        <w:t xml:space="preserve">Large-Scale Bioacoustic Monitoring</w:t>
+      </w:r>
+      <w:r>
+        <w:t xml:space="preserve">.</w:t>
+      </w:r>
+      <w:r>
+        <w:t xml:space="preserve"> </w:t>
+      </w:r>
+      <w:hyperlink r:id="rId97">
+        <w:r>
+          <w:rPr>
+            <w:rStyle w:val="Hyperlink"/>
+          </w:rPr>
+          <w:t xml:space="preserve">https://www.biorxiv.org/content/10.1101/2025.09.01.673472v1</w:t>
+        </w:r>
+      </w:hyperlink>
+      <w:r>
+        <w:t xml:space="preserve">. Accessed 2 Oct 2025</w:t>
+      </w:r>
+    </w:p>
+    <w:bookmarkEnd w:id="98"/>
+    <w:bookmarkStart w:id="100" w:name="ref-Norman2025SitSel"/>
+    <w:p>
+      <w:pPr>
+        <w:pStyle w:val="Bibliography"/>
+      </w:pPr>
+      <w:r>
         <w:t xml:space="preserve">Norman KE, Poisot T (2025) Site selection algorithms for optimal ecological monitoring design. Ecological Indicators 178:114104.</w:t>
       </w:r>
       <w:r>
         <w:t xml:space="preserve"> </w:t>
       </w:r>
-      <w:hyperlink r:id="rId57">
+      <w:hyperlink r:id="rId99">
         <w:r>
           <w:rPr>
             <w:rStyle w:val="Hyperlink"/>
@@ -3519,9 +5277,244 @@
         </w:r>
       </w:hyperlink>
     </w:p>
-    <w:bookmarkEnd w:id="58"/>
-    <w:bookmarkEnd w:id="59"/>
-    <w:bookmarkEnd w:id="60"/>
+    <w:bookmarkEnd w:id="100"/>
+    <w:bookmarkStart w:id="102" w:name="ref-Poisot2012DisSpe"/>
+    <w:p>
+      <w:pPr>
+        <w:pStyle w:val="Bibliography"/>
+      </w:pPr>
+      <w:r>
+        <w:t xml:space="preserve">Poisot T, Canard E, Mouillot D, et al (2012) The dissimilarity of species interaction networks. Ecology Letters 15:1353–1361.</w:t>
+      </w:r>
+      <w:r>
+        <w:t xml:space="preserve"> </w:t>
+      </w:r>
+      <w:hyperlink r:id="rId101">
+        <w:r>
+          <w:rPr>
+            <w:rStyle w:val="Hyperlink"/>
+          </w:rPr>
+          <w:t xml:space="preserve">https://doi.org/10.1111/ele.12002</w:t>
+        </w:r>
+      </w:hyperlink>
+    </w:p>
+    <w:bookmarkEnd w:id="102"/>
+    <w:bookmarkStart w:id="103" w:name="ref-Robertson2013BasBal"/>
+    <w:p>
+      <w:pPr>
+        <w:pStyle w:val="Bibliography"/>
+      </w:pPr>
+      <w:r>
+        <w:t xml:space="preserve">Robertson BL, Brown JA, McDonald T, Jaksons P (2013)</w:t>
+      </w:r>
+      <w:r>
+        <w:t xml:space="preserve"> </w:t>
+      </w:r>
+      <w:r>
+        <w:t xml:space="preserve">BAS</w:t>
+      </w:r>
+      <w:r>
+        <w:t xml:space="preserve">:</w:t>
+      </w:r>
+      <w:r>
+        <w:t xml:space="preserve"> </w:t>
+      </w:r>
+      <w:r>
+        <w:t xml:space="preserve">Balanced</w:t>
+      </w:r>
+      <w:r>
+        <w:t xml:space="preserve"> </w:t>
+      </w:r>
+      <w:r>
+        <w:t xml:space="preserve">acceptance sampling of natural resources. Biometrics 69:776–784</w:t>
+      </w:r>
+    </w:p>
+    <w:bookmarkEnd w:id="103"/>
+    <w:bookmarkStart w:id="105" w:name="ref-Robertson2024WelSam"/>
+    <w:p>
+      <w:pPr>
+        <w:pStyle w:val="Bibliography"/>
+      </w:pPr>
+      <w:r>
+        <w:t xml:space="preserve">Robertson B, Price C, Reale M (2024) Well-spread samples with dynamic sample sizes. Biometrics 80:ujae026.</w:t>
+      </w:r>
+      <w:r>
+        <w:t xml:space="preserve"> </w:t>
+      </w:r>
+      <w:hyperlink r:id="rId104">
+        <w:r>
+          <w:rPr>
+            <w:rStyle w:val="Hyperlink"/>
+          </w:rPr>
+          <w:t xml:space="preserve">https://doi.org/10.1093/biomtc/ujae026</w:t>
+        </w:r>
+      </w:hyperlink>
+    </w:p>
+    <w:bookmarkEnd w:id="105"/>
+    <w:bookmarkStart w:id="107" w:name="ref-Settles2009ActLea"/>
+    <w:p>
+      <w:pPr>
+        <w:pStyle w:val="Bibliography"/>
+      </w:pPr>
+      <w:r>
+        <w:t xml:space="preserve">Settles B (2009)</w:t>
+      </w:r>
+      <w:r>
+        <w:t xml:space="preserve"> </w:t>
+      </w:r>
+      <w:hyperlink r:id="rId106">
+        <w:r>
+          <w:rPr>
+            <w:rStyle w:val="Hyperlink"/>
+          </w:rPr>
+          <w:t xml:space="preserve">Active</w:t>
+        </w:r>
+        <w:r>
+          <w:rPr>
+            <w:rStyle w:val="Hyperlink"/>
+          </w:rPr>
+          <w:t xml:space="preserve"> </w:t>
+        </w:r>
+        <w:r>
+          <w:rPr>
+            <w:rStyle w:val="Hyperlink"/>
+          </w:rPr>
+          <w:t xml:space="preserve">Learning Literature Survey</w:t>
+        </w:r>
+      </w:hyperlink>
+      <w:r>
+        <w:t xml:space="preserve">. University of Wisconsin-Madison Department of Computer Sciences</w:t>
+      </w:r>
+    </w:p>
+    <w:bookmarkEnd w:id="107"/>
+    <w:bookmarkStart w:id="109" w:name="ref-Smith-Ramesh2017GloSyn"/>
+    <w:p>
+      <w:pPr>
+        <w:pStyle w:val="Bibliography"/>
+      </w:pPr>
+      <w:r>
+        <w:t xml:space="preserve">Smith-Ramesh LM, Moore AC, Schmitz OJ (2017) Global synthesis suggests that food web connectance correlates to invasion resistance. Global Change Biology 23:465–473.</w:t>
+      </w:r>
+      <w:r>
+        <w:t xml:space="preserve"> </w:t>
+      </w:r>
+      <w:hyperlink r:id="rId108">
+        <w:r>
+          <w:rPr>
+            <w:rStyle w:val="Hyperlink"/>
+          </w:rPr>
+          <w:t xml:space="preserve">https://doi.org/10.1111/gcb.13460</w:t>
+        </w:r>
+      </w:hyperlink>
+    </w:p>
+    <w:bookmarkEnd w:id="109"/>
+    <w:bookmarkStart w:id="111" w:name="ref-Valente2022LanLan"/>
+    <w:p>
+      <w:pPr>
+        <w:pStyle w:val="Bibliography"/>
+      </w:pPr>
+      <w:r>
+        <w:t xml:space="preserve">Valente JJ, Bennett RE, Gómez C, et al (2022) Land-sparing and land-sharing provide complementary benefits for conserving avian biodiversity in coffee-growing landscapes. Biological Conservation 270:109568.</w:t>
+      </w:r>
+      <w:r>
+        <w:t xml:space="preserve"> </w:t>
+      </w:r>
+      <w:hyperlink r:id="rId110">
+        <w:r>
+          <w:rPr>
+            <w:rStyle w:val="Hyperlink"/>
+          </w:rPr>
+          <w:t xml:space="preserve">https://doi.org/10.1016/j.biocon.2022.109568</w:t>
+        </w:r>
+      </w:hyperlink>
+    </w:p>
+    <w:bookmarkEnd w:id="111"/>
+    <w:bookmarkStart w:id="113" w:name="ref-vanDam-Bates2018UsiBal"/>
+    <w:p>
+      <w:pPr>
+        <w:pStyle w:val="Bibliography"/>
+      </w:pPr>
+      <w:r>
+        <w:t xml:space="preserve">van Dam-Bates P, Gansell O, Robertson B (2018) Using balanced acceptance sampling as a master sample for environmental surveys. Methods in Ecology and Evolution 9:1718–1726.</w:t>
+      </w:r>
+      <w:r>
+        <w:t xml:space="preserve"> </w:t>
+      </w:r>
+      <w:hyperlink r:id="rId112">
+        <w:r>
+          <w:rPr>
+            <w:rStyle w:val="Hyperlink"/>
+          </w:rPr>
+          <w:t xml:space="preserve">https://doi.org/10.1111/2041-210X.13003</w:t>
+        </w:r>
+      </w:hyperlink>
+    </w:p>
+    <w:bookmarkEnd w:id="113"/>
+    <w:bookmarkStart w:id="115" w:name="ref-Williams2000SimRul"/>
+    <w:p>
+      <w:pPr>
+        <w:pStyle w:val="Bibliography"/>
+      </w:pPr>
+      <w:r>
+        <w:t xml:space="preserve">Williams RJ, Martinez ND (2000) Simple rules yield complex food webs. Nature 404:180–183.</w:t>
+      </w:r>
+      <w:r>
+        <w:t xml:space="preserve"> </w:t>
+      </w:r>
+      <w:hyperlink r:id="rId114">
+        <w:r>
+          <w:rPr>
+            <w:rStyle w:val="Hyperlink"/>
+          </w:rPr>
+          <w:t xml:space="preserve">https://doi.org/10.1038/35004572</w:t>
+        </w:r>
+      </w:hyperlink>
+    </w:p>
+    <w:bookmarkEnd w:id="115"/>
+    <w:bookmarkStart w:id="117" w:name="ref-Williams2008SucIts"/>
+    <w:p>
+      <w:pPr>
+        <w:pStyle w:val="Bibliography"/>
+      </w:pPr>
+      <w:r>
+        <w:t xml:space="preserve">Williams RJ, Martinez ND (2008) Success and its limits among structural models of complex food webs. Journal of Animal Ecology 77:512–519.</w:t>
+      </w:r>
+      <w:r>
+        <w:t xml:space="preserve"> </w:t>
+      </w:r>
+      <w:hyperlink r:id="rId116">
+        <w:r>
+          <w:rPr>
+            <w:rStyle w:val="Hyperlink"/>
+          </w:rPr>
+          <w:t xml:space="preserve">https://doi.org/10.1111/j.1365-2656.2008.01362.x</w:t>
+        </w:r>
+      </w:hyperlink>
+    </w:p>
+    <w:bookmarkEnd w:id="117"/>
+    <w:bookmarkStart w:id="119" w:name="ref-Wood2015EffSpa"/>
+    <w:p>
+      <w:pPr>
+        <w:pStyle w:val="Bibliography"/>
+      </w:pPr>
+      <w:r>
+        <w:t xml:space="preserve">Wood SA, Russell R, Hanson D, et al (2015) Effects of spatial scale of sampling on food web structure. Ecology and Evolution 5:3769–3782.</w:t>
+      </w:r>
+      <w:r>
+        <w:t xml:space="preserve"> </w:t>
+      </w:r>
+      <w:hyperlink r:id="rId118">
+        <w:r>
+          <w:rPr>
+            <w:rStyle w:val="Hyperlink"/>
+          </w:rPr>
+          <w:t xml:space="preserve">https://doi.org/10.1002/ece3.1640</w:t>
+        </w:r>
+      </w:hyperlink>
+    </w:p>
+    <w:bookmarkEnd w:id="119"/>
+    <w:bookmarkEnd w:id="120"/>
+    <w:bookmarkEnd w:id="121"/>
     <w:sectPr>
       <w:footnotePr>
         <w:numRestart w:val="eachSect"/>

--- a/index.docx
+++ b/index.docx
@@ -33,26 +33,6 @@
       </w:pPr>
       <w:r>
         <w:t xml:space="preserve">Introduction</w:t>
-      </w:r>
-    </w:p>
-    <w:p>
-      <w:pPr>
-        <w:pStyle w:val="FirstParagraph"/>
-      </w:pPr>
-      <w:r>
-        <w:t xml:space="preserve">Here, we used simulations to test the efficiency of monitoring species</w:t>
-      </w:r>
-      <w:r>
-        <w:t xml:space="preserve"> </w:t>
-      </w:r>
-      <w:r>
-        <w:t xml:space="preserve">interactions and species richness within BONs, testing several methods for</w:t>
-      </w:r>
-      <w:r>
-        <w:t xml:space="preserve"> </w:t>
-      </w:r>
-      <w:r>
-        <w:t xml:space="preserve">design and optimization.</w:t>
       </w:r>
     </w:p>
     <w:p>
@@ -142,7 +122,7 @@
         </w:numPr>
       </w:pPr>
       <w:r>
-        <w:t xml:space="preserve">Previous work</w:t>
+        <w:t xml:space="preserve">Key questions</w:t>
       </w:r>
     </w:p>
     <w:p>
@@ -154,7 +134,47 @@
         </w:numPr>
       </w:pPr>
       <w:r>
-        <w:t xml:space="preserve">Lot of research on sampling of networks and interactions</w:t>
+        <w:t xml:space="preserve">How should we implement monitoring programs</w:t>
+      </w:r>
+      <w:r>
+        <w:t xml:space="preserve"> </w:t>
+      </w:r>
+      <w:r>
+        <w:rPr>
+          <w:i/>
+          <w:iCs/>
+        </w:rPr>
+        <w:t xml:space="preserve">across space</w:t>
+      </w:r>
+      <w:r>
+        <w:t xml:space="preserve"> </w:t>
+      </w:r>
+      <w:r>
+        <w:t xml:space="preserve">to</w:t>
+      </w:r>
+      <w:r>
+        <w:t xml:space="preserve"> </w:t>
+      </w:r>
+      <w:r>
+        <w:t xml:space="preserve">efficiently capture network composition and changes as essential</w:t>
+      </w:r>
+      <w:r>
+        <w:t xml:space="preserve"> </w:t>
+      </w:r>
+      <w:r>
+        <w:t xml:space="preserve">components of biodiversity?</w:t>
+      </w:r>
+    </w:p>
+    <w:p>
+      <w:pPr>
+        <w:pStyle w:val="Compact"/>
+        <w:numPr>
+          <w:ilvl w:val="2"/>
+          <w:numId w:val="1004"/>
+        </w:numPr>
+      </w:pPr>
+      <w:r>
+        <w:t xml:space="preserve">Is interaction variation different from richness</w:t>
       </w:r>
     </w:p>
     <w:p>
@@ -166,37 +186,19 @@
         </w:numPr>
       </w:pPr>
       <w:r>
-        <w:t xml:space="preserve">Less so in a spatial context</w:t>
-      </w:r>
-    </w:p>
-    <w:p>
-      <w:pPr>
-        <w:pStyle w:val="Compact"/>
-        <w:numPr>
-          <w:ilvl w:val="1"/>
-          <w:numId w:val="1003"/>
-        </w:numPr>
-      </w:pPr>
-      <w:r>
-        <w:t xml:space="preserve">None on using network info to optimize biodiversity monitoring in the</w:t>
-      </w:r>
-      <w:r>
-        <w:t xml:space="preserve"> </w:t>
-      </w:r>
-      <w:r>
-        <w:t xml:space="preserve">context of the GBF</w:t>
-      </w:r>
-    </w:p>
-    <w:p>
-      <w:pPr>
-        <w:pStyle w:val="Compact"/>
-        <w:numPr>
-          <w:ilvl w:val="1"/>
-          <w:numId w:val="1003"/>
-        </w:numPr>
-      </w:pPr>
-      <w:r>
-        <w:t xml:space="preserve">Bring back to context of documenting metaweb</w:t>
+        <w:t xml:space="preserve">Can we monitor species interactions as efficiently as species ranges?</w:t>
+      </w:r>
+      <w:r>
+        <w:t xml:space="preserve"> </w:t>
+      </w:r>
+      <w:r>
+        <w:t xml:space="preserve">What would be realistic expectations for monitoring species</w:t>
+      </w:r>
+      <w:r>
+        <w:t xml:space="preserve"> </w:t>
+      </w:r>
+      <w:r>
+        <w:t xml:space="preserve">interactions?</w:t>
       </w:r>
     </w:p>
     <w:p>
@@ -208,7 +210,7 @@
         </w:numPr>
       </w:pPr>
       <w:r>
-        <w:t xml:space="preserve">Key questions</w:t>
+        <w:t xml:space="preserve">Previous work</w:t>
       </w:r>
     </w:p>
     <w:p>
@@ -216,39 +218,11 @@
         <w:pStyle w:val="Compact"/>
         <w:numPr>
           <w:ilvl w:val="1"/>
-          <w:numId w:val="1004"/>
+          <w:numId w:val="1005"/>
         </w:numPr>
       </w:pPr>
       <w:r>
-        <w:t xml:space="preserve">How should we implement monitoring programs</w:t>
-      </w:r>
-      <w:r>
-        <w:t xml:space="preserve"> </w:t>
-      </w:r>
-      <w:r>
-        <w:rPr>
-          <w:i/>
-          <w:iCs/>
-        </w:rPr>
-        <w:t xml:space="preserve">across space</w:t>
-      </w:r>
-      <w:r>
-        <w:t xml:space="preserve"> </w:t>
-      </w:r>
-      <w:r>
-        <w:t xml:space="preserve">to</w:t>
-      </w:r>
-      <w:r>
-        <w:t xml:space="preserve"> </w:t>
-      </w:r>
-      <w:r>
-        <w:t xml:space="preserve">efficiently capture network composition and changes as essential</w:t>
-      </w:r>
-      <w:r>
-        <w:t xml:space="preserve"> </w:t>
-      </w:r>
-      <w:r>
-        <w:t xml:space="preserve">components of biodiversity?</w:t>
+        <w:t xml:space="preserve">Lot of research on sampling of networks and interactions</w:t>
       </w:r>
     </w:p>
     <w:p>
@@ -256,23 +230,891 @@
         <w:pStyle w:val="Compact"/>
         <w:numPr>
           <w:ilvl w:val="1"/>
-          <w:numId w:val="1004"/>
+          <w:numId w:val="1005"/>
         </w:numPr>
       </w:pPr>
       <w:r>
-        <w:t xml:space="preserve">Can we monitor species interactions as efficiently as species ranges?</w:t>
-      </w:r>
-      <w:r>
-        <w:t xml:space="preserve"> </w:t>
-      </w:r>
-      <w:r>
-        <w:t xml:space="preserve">What would be realistic expectations for monitoring species</w:t>
-      </w:r>
-      <w:r>
-        <w:t xml:space="preserve"> </w:t>
-      </w:r>
-      <w:r>
-        <w:t xml:space="preserve">interactions?</w:t>
+        <w:t xml:space="preserve">Less so in a spatial context</w:t>
+      </w:r>
+    </w:p>
+    <w:p>
+      <w:pPr>
+        <w:pStyle w:val="Compact"/>
+        <w:numPr>
+          <w:ilvl w:val="1"/>
+          <w:numId w:val="1005"/>
+        </w:numPr>
+      </w:pPr>
+      <w:r>
+        <w:t xml:space="preserve">None on using network info to optimize biodiversity monitoring in the</w:t>
+      </w:r>
+      <w:r>
+        <w:t xml:space="preserve"> </w:t>
+      </w:r>
+      <w:r>
+        <w:t xml:space="preserve">context of the GBF</w:t>
+      </w:r>
+    </w:p>
+    <w:p>
+      <w:pPr>
+        <w:pStyle w:val="Compact"/>
+        <w:numPr>
+          <w:ilvl w:val="1"/>
+          <w:numId w:val="1005"/>
+        </w:numPr>
+      </w:pPr>
+      <w:r>
+        <w:t xml:space="preserve">Bring back to context of documenting metaweb</w:t>
+      </w:r>
+    </w:p>
+    <w:p>
+      <w:pPr>
+        <w:pStyle w:val="Compact"/>
+        <w:numPr>
+          <w:ilvl w:val="0"/>
+          <w:numId w:val="1001"/>
+        </w:numPr>
+      </w:pPr>
+      <w:r>
+        <w:t xml:space="preserve">Network / interaction sampling</w:t>
+      </w:r>
+    </w:p>
+    <w:p>
+      <w:pPr>
+        <w:pStyle w:val="Compact"/>
+        <w:numPr>
+          <w:ilvl w:val="0"/>
+          <w:numId w:val="1001"/>
+        </w:numPr>
+      </w:pPr>
+      <w:r>
+        <w:t xml:space="preserve">Network / interaction sampling in space</w:t>
+      </w:r>
+    </w:p>
+    <w:p>
+      <w:pPr>
+        <w:pStyle w:val="Compact"/>
+        <w:numPr>
+          <w:ilvl w:val="0"/>
+          <w:numId w:val="1001"/>
+        </w:numPr>
+      </w:pPr>
+      <w:r>
+        <w:t xml:space="preserve">BONs and optimization</w:t>
+      </w:r>
+    </w:p>
+    <w:p>
+      <w:pPr>
+        <w:pStyle w:val="FirstParagraph"/>
+      </w:pPr>
+      <w:r>
+        <w:t xml:space="preserve">Biodiversity monitoring should encompass all facets of biodiversity. Article 7</w:t>
+      </w:r>
+      <w:r>
+        <w:t xml:space="preserve"> </w:t>
+      </w:r>
+      <w:r>
+        <w:t xml:space="preserve">of the Convention on Biological Diversity calls for Parties to identify and</w:t>
+      </w:r>
+      <w:r>
+        <w:t xml:space="preserve"> </w:t>
+      </w:r>
+      <w:r>
+        <w:t xml:space="preserve">monitor important components of biodiversity</w:t>
+      </w:r>
+      <w:r>
+        <w:t xml:space="preserve"> </w:t>
+      </w:r>
+      <w:r>
+        <w:t xml:space="preserve">(</w:t>
+      </w:r>
+      <w:r>
+        <w:rPr>
+          <w:b/>
+          <w:bCs/>
+        </w:rPr>
+        <w:t xml:space="preserve">CBD?</w:t>
+      </w:r>
+      <w:r>
+        <w:t xml:space="preserve">)</w:t>
+      </w:r>
+      <w:r>
+        <w:t xml:space="preserve">. Species interactions are</w:t>
+      </w:r>
+      <w:r>
+        <w:t xml:space="preserve"> </w:t>
+      </w:r>
+      <w:r>
+        <w:t xml:space="preserve">known as an important component</w:t>
+      </w:r>
+      <w:r>
+        <w:t xml:space="preserve"> </w:t>
+      </w:r>
+      <w:r>
+        <w:t xml:space="preserve">(Valiente-Banuet et al. 2015; Harvey et al. 2017)</w:t>
+      </w:r>
+      <w:r>
+        <w:t xml:space="preserve">,</w:t>
+      </w:r>
+      <w:r>
+        <w:t xml:space="preserve"> </w:t>
+      </w:r>
+      <w:r>
+        <w:t xml:space="preserve">which needs to be taken to a global scale</w:t>
+      </w:r>
+      <w:r>
+        <w:t xml:space="preserve"> </w:t>
+      </w:r>
+      <w:r>
+        <w:t xml:space="preserve">(Windsor et al. 2023)</w:t>
+      </w:r>
+      <w:r>
+        <w:t xml:space="preserve">, and for which we</w:t>
+      </w:r>
+      <w:r>
+        <w:t xml:space="preserve"> </w:t>
+      </w:r>
+      <w:r>
+        <w:t xml:space="preserve">have sufficient tools to help guide conservation efforts</w:t>
+      </w:r>
+      <w:r>
+        <w:t xml:space="preserve"> </w:t>
+      </w:r>
+      <w:r>
+        <w:t xml:space="preserve">(Dansereau et al. 2025)</w:t>
+      </w:r>
+      <w:r>
+        <w:t xml:space="preserve">.</w:t>
+      </w:r>
+    </w:p>
+    <w:p>
+      <w:pPr>
+        <w:pStyle w:val="BodyText"/>
+      </w:pPr>
+      <w:r>
+        <w:t xml:space="preserve">General</w:t>
+      </w:r>
+    </w:p>
+    <w:p>
+      <w:pPr>
+        <w:pStyle w:val="Compact"/>
+        <w:numPr>
+          <w:ilvl w:val="0"/>
+          <w:numId w:val="1006"/>
+        </w:numPr>
+      </w:pPr>
+      <w:r>
+        <w:t xml:space="preserve">Biodiversity monitoring should encompass all facets of biodiversity. Article</w:t>
+      </w:r>
+      <w:r>
+        <w:t xml:space="preserve"> </w:t>
+      </w:r>
+      <w:r>
+        <w:t xml:space="preserve">7 of the Convention on Biological Diversity calls for Parties to identify</w:t>
+      </w:r>
+      <w:r>
+        <w:t xml:space="preserve"> </w:t>
+      </w:r>
+      <w:r>
+        <w:t xml:space="preserve">and monitor important components of biodiversity</w:t>
+      </w:r>
+      <w:r>
+        <w:t xml:space="preserve"> </w:t>
+      </w:r>
+      <w:r>
+        <w:t xml:space="preserve">(</w:t>
+      </w:r>
+      <w:r>
+        <w:rPr>
+          <w:b/>
+          <w:bCs/>
+        </w:rPr>
+        <w:t xml:space="preserve">CBD?</w:t>
+      </w:r>
+      <w:r>
+        <w:t xml:space="preserve">)</w:t>
+      </w:r>
+    </w:p>
+    <w:p>
+      <w:pPr>
+        <w:pStyle w:val="Compact"/>
+        <w:numPr>
+          <w:ilvl w:val="0"/>
+          <w:numId w:val="1006"/>
+        </w:numPr>
+      </w:pPr>
+      <w:r>
+        <w:t xml:space="preserve">Species interactions are known as an important component</w:t>
+      </w:r>
+      <w:r>
+        <w:t xml:space="preserve"> </w:t>
+      </w:r>
+      <w:r>
+        <w:t xml:space="preserve">Harvey et al. (2017)</w:t>
+      </w:r>
+      <w:r>
+        <w:t xml:space="preserve">, which needs to be taken to</w:t>
+      </w:r>
+      <w:r>
+        <w:t xml:space="preserve"> </w:t>
+      </w:r>
+      <w:r>
+        <w:t xml:space="preserve">a global scale</w:t>
+      </w:r>
+      <w:r>
+        <w:t xml:space="preserve"> </w:t>
+      </w:r>
+      <w:r>
+        <w:t xml:space="preserve">(Windsor et al. 2023)</w:t>
+      </w:r>
+      <w:r>
+        <w:t xml:space="preserve">, and for which we have sufficient tools</w:t>
+      </w:r>
+      <w:r>
+        <w:t xml:space="preserve"> </w:t>
+      </w:r>
+      <w:r>
+        <w:t xml:space="preserve">to help guide conservation efforts</w:t>
+      </w:r>
+      <w:r>
+        <w:t xml:space="preserve"> </w:t>
+      </w:r>
+      <w:r>
+        <w:t xml:space="preserve">(Dansereau et al. 2025)</w:t>
+      </w:r>
+      <w:r>
+        <w:t xml:space="preserve">.</w:t>
+      </w:r>
+    </w:p>
+    <w:p>
+      <w:pPr>
+        <w:pStyle w:val="Compact"/>
+        <w:numPr>
+          <w:ilvl w:val="0"/>
+          <w:numId w:val="1006"/>
+        </w:numPr>
+      </w:pPr>
+      <w:r>
+        <w:t xml:space="preserve">We lack data about interactions and it’s a biodiversity shortfall</w:t>
+      </w:r>
+      <w:r>
+        <w:t xml:space="preserve"> </w:t>
+      </w:r>
+      <w:r>
+        <w:t xml:space="preserve">(Hortal et al. 2015; Poisot et al. 2021)</w:t>
+      </w:r>
+    </w:p>
+    <w:p>
+      <w:pPr>
+        <w:pStyle w:val="Compact"/>
+        <w:numPr>
+          <w:ilvl w:val="0"/>
+          <w:numId w:val="1006"/>
+        </w:numPr>
+      </w:pPr>
+      <w:r>
+        <w:t xml:space="preserve">We should take it to a global scale</w:t>
+      </w:r>
+      <w:r>
+        <w:t xml:space="preserve"> </w:t>
+      </w:r>
+      <w:r>
+        <w:t xml:space="preserve">(Mestre et al. 2022; Windsor et al. 2023)</w:t>
+      </w:r>
+    </w:p>
+    <w:p>
+      <w:pPr>
+        <w:pStyle w:val="FirstParagraph"/>
+      </w:pPr>
+      <w:r>
+        <w:t xml:space="preserve">Sampling interactions</w:t>
+      </w:r>
+    </w:p>
+    <w:p>
+      <w:pPr>
+        <w:pStyle w:val="Compact"/>
+        <w:numPr>
+          <w:ilvl w:val="0"/>
+          <w:numId w:val="1007"/>
+        </w:numPr>
+      </w:pPr>
+      <w:r>
+        <w:t xml:space="preserve">Lot of focus on interaction and networks have been on assessing sampling</w:t>
+      </w:r>
+      <w:r>
+        <w:t xml:space="preserve"> </w:t>
+      </w:r>
+      <w:r>
+        <w:t xml:space="preserve">completeness, effect on network properties</w:t>
+      </w:r>
+      <w:r>
+        <w:t xml:space="preserve"> </w:t>
+      </w:r>
+      <w:r>
+        <w:t xml:space="preserve">(Jordano 2016; Vizentin-Bugoni et al. 2016; Henriksen et al. 2019; Chiu et al. 2023)</w:t>
+      </w:r>
+    </w:p>
+    <w:p>
+      <w:pPr>
+        <w:pStyle w:val="Compact"/>
+        <w:numPr>
+          <w:ilvl w:val="0"/>
+          <w:numId w:val="1007"/>
+        </w:numPr>
+      </w:pPr>
+      <w:r>
+        <w:t xml:space="preserve">We focused on describing interaction accumulation curves</w:t>
+      </w:r>
+      <w:r>
+        <w:t xml:space="preserve"> </w:t>
+      </w:r>
+      <w:r>
+        <w:t xml:space="preserve">(Chacoff et al. 2012)</w:t>
+      </w:r>
+    </w:p>
+    <w:p>
+      <w:pPr>
+        <w:pStyle w:val="Compact"/>
+        <w:numPr>
+          <w:ilvl w:val="0"/>
+          <w:numId w:val="1007"/>
+        </w:numPr>
+      </w:pPr>
+      <w:r>
+        <w:t xml:space="preserve">Some of it is with simulations</w:t>
+      </w:r>
+      <w:r>
+        <w:t xml:space="preserve"> </w:t>
+      </w:r>
+      <w:r>
+        <w:t xml:space="preserve">(de Aguiar et al. 2019)</w:t>
+      </w:r>
+    </w:p>
+    <w:p>
+      <w:pPr>
+        <w:pStyle w:val="Compact"/>
+        <w:numPr>
+          <w:ilvl w:val="0"/>
+          <w:numId w:val="1007"/>
+        </w:numPr>
+      </w:pPr>
+      <w:r>
+        <w:t xml:space="preserve">We need to do it in a spatial context, and have done if less frequently, but</w:t>
+      </w:r>
+      <w:r>
+        <w:t xml:space="preserve"> </w:t>
+      </w:r>
+      <w:r>
+        <w:t xml:space="preserve">kindof have</w:t>
+      </w:r>
+      <w:r>
+        <w:t xml:space="preserve"> </w:t>
+      </w:r>
+      <w:r>
+        <w:t xml:space="preserve">(Poisot et al. 2012; Wood et al. 2015; McLeod et al. 2021)</w:t>
+      </w:r>
+    </w:p>
+    <w:p>
+      <w:pPr>
+        <w:pStyle w:val="Compact"/>
+        <w:numPr>
+          <w:ilvl w:val="0"/>
+          <w:numId w:val="1007"/>
+        </w:numPr>
+      </w:pPr>
+      <w:r>
+        <w:t xml:space="preserve">We have a spatio-temporal model for it</w:t>
+      </w:r>
+      <w:r>
+        <w:t xml:space="preserve"> </w:t>
+      </w:r>
+      <w:r>
+        <w:t xml:space="preserve">(Cirtwill et al. 2019; Catchen et al. 2023)</w:t>
+      </w:r>
+    </w:p>
+    <w:p>
+      <w:pPr>
+        <w:pStyle w:val="Compact"/>
+        <w:numPr>
+          <w:ilvl w:val="0"/>
+          <w:numId w:val="1007"/>
+        </w:numPr>
+      </w:pPr>
+      <w:r>
+        <w:t xml:space="preserve">We know networks vary in space and time</w:t>
+      </w:r>
+    </w:p>
+    <w:p>
+      <w:pPr>
+        <w:pStyle w:val="Compact"/>
+        <w:numPr>
+          <w:ilvl w:val="1"/>
+          <w:numId w:val="1008"/>
+        </w:numPr>
+      </w:pPr>
+      <w:r>
+        <w:t xml:space="preserve">Because they should</w:t>
+      </w:r>
+      <w:r>
+        <w:t xml:space="preserve"> </w:t>
+      </w:r>
+      <w:r>
+        <w:t xml:space="preserve">(Poisot et al. 2015)</w:t>
+      </w:r>
+    </w:p>
+    <w:p>
+      <w:pPr>
+        <w:pStyle w:val="Compact"/>
+        <w:numPr>
+          <w:ilvl w:val="1"/>
+          <w:numId w:val="1008"/>
+        </w:numPr>
+      </w:pPr>
+      <w:r>
+        <w:t xml:space="preserve">Because of dispersal</w:t>
+      </w:r>
+      <w:r>
+        <w:t xml:space="preserve"> </w:t>
+      </w:r>
+      <w:r>
+        <w:t xml:space="preserve">(Thompson and Gonzalez 2017)</w:t>
+      </w:r>
+    </w:p>
+    <w:p>
+      <w:pPr>
+        <w:pStyle w:val="Compact"/>
+        <w:numPr>
+          <w:ilvl w:val="1"/>
+          <w:numId w:val="1008"/>
+        </w:numPr>
+      </w:pPr>
+      <w:r>
+        <w:t xml:space="preserve">They vary across gradients</w:t>
+      </w:r>
+      <w:r>
+        <w:t xml:space="preserve"> </w:t>
+      </w:r>
+      <w:r>
+        <w:t xml:space="preserve">(Tylianakis and Morris 2017; Pellissier et al. 2018)</w:t>
+      </w:r>
+    </w:p>
+    <w:p>
+      <w:pPr>
+        <w:pStyle w:val="Compact"/>
+        <w:numPr>
+          <w:ilvl w:val="1"/>
+          <w:numId w:val="1008"/>
+        </w:numPr>
+      </w:pPr>
+      <w:r>
+        <w:t xml:space="preserve">We know how they scale across space</w:t>
+      </w:r>
+      <w:r>
+        <w:t xml:space="preserve"> </w:t>
+      </w:r>
+      <w:r>
+        <w:t xml:space="preserve">(Galiana et al. 2018; Galiana et al. 2021)</w:t>
+      </w:r>
+    </w:p>
+    <w:p>
+      <w:pPr>
+        <w:pStyle w:val="Compact"/>
+        <w:numPr>
+          <w:ilvl w:val="1"/>
+          <w:numId w:val="1008"/>
+        </w:numPr>
+      </w:pPr>
+      <w:r>
+        <w:t xml:space="preserve">Prey rewiring across space leads to rewiring and reshapes metawebs</w:t>
+      </w:r>
+      <w:r>
+        <w:t xml:space="preserve"> </w:t>
+      </w:r>
+      <w:r>
+        <w:t xml:space="preserve">(Ceron et al. 2022)</w:t>
+      </w:r>
+    </w:p>
+    <w:p>
+      <w:pPr>
+        <w:pStyle w:val="FirstParagraph"/>
+      </w:pPr>
+      <w:r>
+        <w:t xml:space="preserve">BONs</w:t>
+      </w:r>
+    </w:p>
+    <w:p>
+      <w:pPr>
+        <w:pStyle w:val="Compact"/>
+        <w:numPr>
+          <w:ilvl w:val="0"/>
+          <w:numId w:val="1009"/>
+        </w:numPr>
+      </w:pPr>
+      <w:r>
+        <w:t xml:space="preserve">BONs are coordinated networks of monitoring sites, and can be thematic,</w:t>
+      </w:r>
+      <w:r>
+        <w:t xml:space="preserve"> </w:t>
+      </w:r>
+      <w:r>
+        <w:t xml:space="preserve">national or regional</w:t>
+      </w:r>
+      <w:r>
+        <w:t xml:space="preserve"> </w:t>
+      </w:r>
+      <w:r>
+        <w:t xml:space="preserve">(Navarro et al. 2017)</w:t>
+      </w:r>
+    </w:p>
+    <w:p>
+      <w:pPr>
+        <w:pStyle w:val="Compact"/>
+        <w:numPr>
+          <w:ilvl w:val="0"/>
+          <w:numId w:val="1009"/>
+        </w:numPr>
+      </w:pPr>
+      <w:r>
+        <w:t xml:space="preserve">We should aim for a globally coordinated network</w:t>
+      </w:r>
+      <w:r>
+        <w:t xml:space="preserve"> </w:t>
+      </w:r>
+      <w:r>
+        <w:t xml:space="preserve">(Gonzalez et al. 2023)</w:t>
+      </w:r>
+    </w:p>
+    <w:p>
+      <w:pPr>
+        <w:pStyle w:val="Compact"/>
+        <w:numPr>
+          <w:ilvl w:val="0"/>
+          <w:numId w:val="1009"/>
+        </w:numPr>
+      </w:pPr>
+      <w:r>
+        <w:t xml:space="preserve">There have been very recent talks over BONs in Canada</w:t>
+      </w:r>
+      <w:r>
+        <w:t xml:space="preserve"> </w:t>
+      </w:r>
+      <w:r>
+        <w:t xml:space="preserve">(Gonzalez et al. 2025)</w:t>
+      </w:r>
+      <w:r>
+        <w:t xml:space="preserve"> </w:t>
+      </w:r>
+      <w:r>
+        <w:t xml:space="preserve">and</w:t>
+      </w:r>
+      <w:r>
+        <w:t xml:space="preserve"> </w:t>
+      </w:r>
+      <w:r>
+        <w:t xml:space="preserve">(Kissling et al. 2024)</w:t>
+      </w:r>
+    </w:p>
+    <w:p>
+      <w:pPr>
+        <w:pStyle w:val="Compact"/>
+        <w:numPr>
+          <w:ilvl w:val="0"/>
+          <w:numId w:val="1009"/>
+        </w:numPr>
+      </w:pPr>
+      <w:r>
+        <w:t xml:space="preserve">The Europe BON is mentioning optimal sampling strategies</w:t>
+      </w:r>
+      <w:r>
+        <w:t xml:space="preserve"> </w:t>
+      </w:r>
+      <w:r>
+        <w:t xml:space="preserve">(Kissling et al. 2024)</w:t>
+      </w:r>
+    </w:p>
+    <w:p>
+      <w:pPr>
+        <w:pStyle w:val="Compact"/>
+        <w:numPr>
+          <w:ilvl w:val="0"/>
+          <w:numId w:val="1009"/>
+        </w:numPr>
+      </w:pPr>
+      <w:r>
+        <w:t xml:space="preserve">Predictions should guide the way forward with the GBF</w:t>
+      </w:r>
+      <w:r>
+        <w:t xml:space="preserve"> </w:t>
+      </w:r>
+      <w:r>
+        <w:t xml:space="preserve">(Zurell et al. 2025)</w:t>
+      </w:r>
+    </w:p>
+    <w:p>
+      <w:pPr>
+        <w:pStyle w:val="FirstParagraph"/>
+      </w:pPr>
+      <w:r>
+        <w:t xml:space="preserve">Sampling design</w:t>
+      </w:r>
+    </w:p>
+    <w:p>
+      <w:pPr>
+        <w:pStyle w:val="Compact"/>
+        <w:numPr>
+          <w:ilvl w:val="0"/>
+          <w:numId w:val="1010"/>
+        </w:numPr>
+      </w:pPr>
+      <w:r>
+        <w:t xml:space="preserve">Sampling design has long focused on spatial balance to achieve</w:t>
+      </w:r>
+      <w:r>
+        <w:t xml:space="preserve"> </w:t>
+      </w:r>
+      <w:r>
+        <w:t xml:space="preserve">representative sampled, with recent efforts aimed at evaluating relevance in</w:t>
+      </w:r>
+      <w:r>
+        <w:t xml:space="preserve"> </w:t>
+      </w:r>
+      <w:r>
+        <w:t xml:space="preserve">terms of ecological goals</w:t>
+      </w:r>
+      <w:r>
+        <w:t xml:space="preserve"> </w:t>
+      </w:r>
+      <w:r>
+        <w:t xml:space="preserve">(Norman and Poisot 2025)</w:t>
+      </w:r>
+      <w:r>
+        <w:t xml:space="preserve">.</w:t>
+      </w:r>
+    </w:p>
+    <w:p>
+      <w:pPr>
+        <w:pStyle w:val="Compact"/>
+        <w:numPr>
+          <w:ilvl w:val="0"/>
+          <w:numId w:val="1010"/>
+        </w:numPr>
+      </w:pPr>
+      <w:r>
+        <w:t xml:space="preserve">There is generally some focus on species richness</w:t>
+      </w:r>
+      <w:r>
+        <w:t xml:space="preserve"> </w:t>
+      </w:r>
+      <w:r>
+        <w:t xml:space="preserve">(Willig et al. 2023)</w:t>
+      </w:r>
+      <w:r>
+        <w:t xml:space="preserve">, but</w:t>
+      </w:r>
+      <w:r>
+        <w:t xml:space="preserve"> </w:t>
+      </w:r>
+      <w:r>
+        <w:t xml:space="preserve">probably too much focus on species richness in conservation</w:t>
+      </w:r>
+      <w:r>
+        <w:t xml:space="preserve"> </w:t>
+      </w:r>
+      <w:r>
+        <w:t xml:space="preserve">(Fletcher Jr. et al. 2025)</w:t>
+      </w:r>
+    </w:p>
+    <w:p>
+      <w:pPr>
+        <w:pStyle w:val="Compact"/>
+        <w:numPr>
+          <w:ilvl w:val="0"/>
+          <w:numId w:val="1010"/>
+        </w:numPr>
+      </w:pPr>
+      <w:r>
+        <w:t xml:space="preserve">Biodiversity change is uncoupled from species richness trends</w:t>
+      </w:r>
+      <w:r>
+        <w:t xml:space="preserve"> </w:t>
+      </w:r>
+      <w:r>
+        <w:t xml:space="preserve">(Hillebrand et al. 2018)</w:t>
+      </w:r>
+    </w:p>
+    <w:p>
+      <w:pPr>
+        <w:pStyle w:val="Compact"/>
+        <w:numPr>
+          <w:ilvl w:val="0"/>
+          <w:numId w:val="1010"/>
+        </w:numPr>
+      </w:pPr>
+      <w:r>
+        <w:t xml:space="preserve">Species interactions should be used here, but are generally not</w:t>
+      </w:r>
+      <w:r>
+        <w:t xml:space="preserve"> </w:t>
+      </w:r>
+      <w:r>
+        <w:t xml:space="preserve">(Valiente-Banuet et al. 2015)</w:t>
+      </w:r>
+      <w:r>
+        <w:t xml:space="preserve">. They might be better than richness and EBVs</w:t>
+      </w:r>
+    </w:p>
+    <w:p>
+      <w:pPr>
+        <w:pStyle w:val="Compact"/>
+        <w:numPr>
+          <w:ilvl w:val="0"/>
+          <w:numId w:val="1010"/>
+        </w:numPr>
+      </w:pPr>
+      <w:r>
+        <w:t xml:space="preserve">Network responses can be different than richness</w:t>
+      </w:r>
+      <w:r>
+        <w:t xml:space="preserve"> </w:t>
+      </w:r>
+      <w:r>
+        <w:t xml:space="preserve">(Doré et al. 2021)</w:t>
+      </w:r>
+    </w:p>
+    <w:p>
+      <w:pPr>
+        <w:pStyle w:val="Compact"/>
+        <w:numPr>
+          <w:ilvl w:val="0"/>
+          <w:numId w:val="1010"/>
+        </w:numPr>
+      </w:pPr>
+      <w:r>
+        <w:t xml:space="preserve">Interactions are not even mentioned as a monitoring gap</w:t>
+      </w:r>
+      <w:r>
+        <w:t xml:space="preserve"> </w:t>
+      </w:r>
+      <w:r>
+        <w:t xml:space="preserve">(Santana et al. 2025)</w:t>
+      </w:r>
+    </w:p>
+    <w:p>
+      <w:pPr>
+        <w:pStyle w:val="Compact"/>
+        <w:numPr>
+          <w:ilvl w:val="0"/>
+          <w:numId w:val="1010"/>
+        </w:numPr>
+      </w:pPr>
+      <w:r>
+        <w:t xml:space="preserve">There are sufficient tools available for networks</w:t>
+      </w:r>
+      <w:r>
+        <w:t xml:space="preserve"> </w:t>
+      </w:r>
+      <w:r>
+        <w:t xml:space="preserve">(Dansereau et al. 2025)</w:t>
+      </w:r>
+    </w:p>
+    <w:p>
+      <w:pPr>
+        <w:pStyle w:val="Compact"/>
+        <w:numPr>
+          <w:ilvl w:val="0"/>
+          <w:numId w:val="1010"/>
+        </w:numPr>
+      </w:pPr>
+      <w:r>
+        <w:t xml:space="preserve">Simulations can be used, and have already been</w:t>
+      </w:r>
+      <w:r>
+        <w:t xml:space="preserve"> </w:t>
+      </w:r>
+      <w:r>
+        <w:t xml:space="preserve">(Valiente-Banuet et al. 2015; Santini et al. 2017; de Aguiar et al. 2019; Daugaard et al. 2024)</w:t>
+      </w:r>
+    </w:p>
+    <w:p>
+      <w:pPr>
+        <w:pStyle w:val="FirstParagraph"/>
+      </w:pPr>
+      <w:r>
+        <w:t xml:space="preserve">Remaining key questions are therefore: how should we implement monitoring</w:t>
+      </w:r>
+      <w:r>
+        <w:t xml:space="preserve"> </w:t>
+      </w:r>
+      <w:r>
+        <w:t xml:space="preserve">programs across space to efficiently capture network composition and changes, as</w:t>
+      </w:r>
+      <w:r>
+        <w:t xml:space="preserve"> </w:t>
+      </w:r>
+      <w:r>
+        <w:t xml:space="preserve">essential components of biodiversity? Can we monitor species interactions as</w:t>
+      </w:r>
+      <w:r>
+        <w:t xml:space="preserve"> </w:t>
+      </w:r>
+      <w:r>
+        <w:t xml:space="preserve">efficiently as species ranges? What would be realistic expectations for</w:t>
+      </w:r>
+      <w:r>
+        <w:t xml:space="preserve"> </w:t>
+      </w:r>
+      <w:r>
+        <w:t xml:space="preserve">monitoring species interactions?</w:t>
+      </w:r>
+    </w:p>
+    <w:p>
+      <w:pPr>
+        <w:pStyle w:val="BodyText"/>
+      </w:pPr>
+      <w:r>
+        <w:t xml:space="preserve">Here, we used simulations to test the efficiency of monitoring species</w:t>
+      </w:r>
+      <w:r>
+        <w:t xml:space="preserve"> </w:t>
+      </w:r>
+      <w:r>
+        <w:t xml:space="preserve">interactions within BONs and explored options for design and optimization. We</w:t>
+      </w:r>
+      <w:r>
+        <w:t xml:space="preserve"> </w:t>
+      </w:r>
+      <w:r>
+        <w:t xml:space="preserve">aim to define realistic expectations for monitoring species interactions, in</w:t>
+      </w:r>
+      <w:r>
+        <w:t xml:space="preserve"> </w:t>
+      </w:r>
+      <w:r>
+        <w:t xml:space="preserve">comparison to species richness and species ranges. Using simulation studies, we</w:t>
+      </w:r>
+      <w:r>
+        <w:t xml:space="preserve"> </w:t>
+      </w:r>
+      <w:r>
+        <w:t xml:space="preserve">compare design and optimization options, examining how to assess and compare</w:t>
+      </w:r>
+      <w:r>
+        <w:t xml:space="preserve"> </w:t>
+      </w:r>
+      <w:r>
+        <w:t xml:space="preserve">their efficiencies. We conclude with recommendations on how this should</w:t>
+      </w:r>
+      <w:r>
+        <w:t xml:space="preserve"> </w:t>
+      </w:r>
+      <w:r>
+        <w:t xml:space="preserve">influence the design of BONs to improve the monitoring of species interactions</w:t>
+      </w:r>
+      <w:r>
+        <w:t xml:space="preserve"> </w:t>
+      </w:r>
+      <w:r>
+        <w:t xml:space="preserve">as an important biodiversity component.</w:t>
       </w:r>
     </w:p>
     <w:bookmarkEnd w:id="20"/>
@@ -499,7 +1341,36 @@
         <w:t xml:space="preserve">SpeciesInteractionSamplers.jl</w:t>
       </w:r>
       <w:r>
-        <w:t xml:space="preserve">.</w:t>
+        <w:t xml:space="preserve">. To the generative</w:t>
+      </w:r>
+      <w:r>
+        <w:t xml:space="preserve"> </w:t>
+      </w:r>
+      <w:r>
+        <w:t xml:space="preserve">model originally presented, we add the design of Biodiversity Observation</w:t>
+      </w:r>
+      <w:r>
+        <w:t xml:space="preserve"> </w:t>
+      </w:r>
+      <w:r>
+        <w:t xml:space="preserve">Networks and the evaluation of sampling efficiency between and across</w:t>
+      </w:r>
+      <w:r>
+        <w:t xml:space="preserve"> </w:t>
+      </w:r>
+      <w:r>
+        <w:t xml:space="preserve">simulations for species interactions (</w:t>
+      </w:r>
+      <w:hyperlink w:anchor="fig-concept">
+        <w:r>
+          <w:rPr>
+            <w:rStyle w:val="Hyperlink"/>
+          </w:rPr>
+          <w:t xml:space="preserve">Figure 1</w:t>
+        </w:r>
+      </w:hyperlink>
+      <w:r>
+        <w:t xml:space="preserve">A).</w:t>
       </w:r>
     </w:p>
     <w:bookmarkStart w:id="25" w:name="Xba8b2691266c1b9eda1c60e1e0f17d655ef7e7e"/>
@@ -533,19 +1404,19 @@
         </w:r>
       </w:hyperlink>
       <w:r>
-        <w:t xml:space="preserve">). To do so, we generate</w:t>
-      </w:r>
-      <w:r>
-        <w:t xml:space="preserve"> </w:t>
-      </w:r>
-      <w:r>
-        <w:t xml:space="preserve">autocorrelated ranges representing the distribution of species across the</w:t>
-      </w:r>
-      <w:r>
-        <w:t xml:space="preserve"> </w:t>
-      </w:r>
-      <w:r>
-        <w:t xml:space="preserve">landscape using neutral landscape models [NLMs;</w:t>
+        <w:t xml:space="preserve">A, Step 1). To do so, we</w:t>
+      </w:r>
+      <w:r>
+        <w:t xml:space="preserve"> </w:t>
+      </w:r>
+      <w:r>
+        <w:t xml:space="preserve">generate autocorrelated ranges representing the distribution of species across</w:t>
+      </w:r>
+      <w:r>
+        <w:t xml:space="preserve"> </w:t>
+      </w:r>
+      <w:r>
+        <w:t xml:space="preserve">the landscape using neutral landscape models [NLMs;</w:t>
       </w:r>
       <w:r>
         <w:t xml:space="preserve"> </w:t>
@@ -1326,13 +2197,13 @@
         </w:r>
       </w:hyperlink>
       <w:r>
-        <w:t xml:space="preserve">) : at a landscape scale for a given BON and</w:t>
-      </w:r>
-      <w:r>
-        <w:t xml:space="preserve"> </w:t>
-      </w:r>
-      <w:r>
-        <w:t xml:space="preserve">number of sites (a snapshot description measure), as an efficiency curve</w:t>
+        <w:t xml:space="preserve">, Step 3) : at a landscape scale for a given BON</w:t>
+      </w:r>
+      <w:r>
+        <w:t xml:space="preserve"> </w:t>
+      </w:r>
+      <w:r>
+        <w:t xml:space="preserve">and number of sites (a snapshot description measure), as an efficiency curve</w:t>
       </w:r>
       <w:r>
         <w:t xml:space="preserve"> </w:t>
@@ -4679,7 +5550,7 @@
       </w:r>
     </w:p>
     <w:bookmarkEnd w:id="61"/>
-    <w:bookmarkStart w:id="121" w:name="references"/>
+    <w:bookmarkStart w:id="187" w:name="references"/>
     <w:p>
       <w:pPr>
         <w:pStyle w:val="Heading1"/>
@@ -4688,7 +5559,7 @@
         <w:t xml:space="preserve">References</w:t>
       </w:r>
     </w:p>
-    <w:bookmarkStart w:id="120" w:name="refs"/>
+    <w:bookmarkStart w:id="186" w:name="refs"/>
     <w:bookmarkStart w:id="63" w:name="ref-Baiser2010ConDet"/>
     <w:p>
       <w:pPr>
@@ -4827,18 +5698,81 @@
       </w:r>
     </w:p>
     <w:bookmarkEnd w:id="69"/>
-    <w:bookmarkStart w:id="71" w:name="ref-Cirtwill2019QuaFra"/>
+    <w:bookmarkStart w:id="71" w:name="ref-Ceron2022DifPre"/>
     <w:p>
       <w:pPr>
         <w:pStyle w:val="Bibliography"/>
       </w:pPr>
       <w:r>
+        <w:t xml:space="preserve">Ceron K, Provete DB, Pires MM, et al (2022) Differences in prey availability across space and time lead to interaction rewiring and reshape a predator–prey metaweb. Ecology 103:e3716.</w:t>
+      </w:r>
+      <w:r>
+        <w:t xml:space="preserve"> </w:t>
+      </w:r>
+      <w:hyperlink r:id="rId70">
+        <w:r>
+          <w:rPr>
+            <w:rStyle w:val="Hyperlink"/>
+          </w:rPr>
+          <w:t xml:space="preserve">https://doi.org/10.1002/ecy.3716</w:t>
+        </w:r>
+      </w:hyperlink>
+    </w:p>
+    <w:bookmarkEnd w:id="71"/>
+    <w:bookmarkStart w:id="73" w:name="ref-Chacoff2012EvaSam"/>
+    <w:p>
+      <w:pPr>
+        <w:pStyle w:val="Bibliography"/>
+      </w:pPr>
+      <w:r>
+        <w:t xml:space="preserve">Chacoff NP, Vázquez DP, Lomáscolo SB, et al (2012) Evaluating sampling completeness in a desert plant–pollinator network. Journal of Animal Ecology 81:190–200.</w:t>
+      </w:r>
+      <w:r>
+        <w:t xml:space="preserve"> </w:t>
+      </w:r>
+      <w:hyperlink r:id="rId72">
+        <w:r>
+          <w:rPr>
+            <w:rStyle w:val="Hyperlink"/>
+          </w:rPr>
+          <w:t xml:space="preserve">https://doi.org/10.1111/j.1365-2656.2011.01883.x</w:t>
+        </w:r>
+      </w:hyperlink>
+    </w:p>
+    <w:bookmarkEnd w:id="73"/>
+    <w:bookmarkStart w:id="75" w:name="ref-Chiu2023QuaEst"/>
+    <w:p>
+      <w:pPr>
+        <w:pStyle w:val="Bibliography"/>
+      </w:pPr>
+      <w:r>
+        <w:t xml:space="preserve">Chiu C-H, Chao A, Vogel S, et al (2023) Quantifying and estimating ecological network diversity based on incomplete sampling data. Philosophical Transactions of the Royal Society B: Biological Sciences 378:20220183.</w:t>
+      </w:r>
+      <w:r>
+        <w:t xml:space="preserve"> </w:t>
+      </w:r>
+      <w:hyperlink r:id="rId74">
+        <w:r>
+          <w:rPr>
+            <w:rStyle w:val="Hyperlink"/>
+          </w:rPr>
+          <w:t xml:space="preserve">https://doi.org/10.1098/rstb.2022.0183</w:t>
+        </w:r>
+      </w:hyperlink>
+    </w:p>
+    <w:bookmarkEnd w:id="75"/>
+    <w:bookmarkStart w:id="77" w:name="ref-Cirtwill2019QuaFra"/>
+    <w:p>
+      <w:pPr>
+        <w:pStyle w:val="Bibliography"/>
+      </w:pPr>
+      <w:r>
         <w:t xml:space="preserve">Cirtwill AR, Eklöf A, Roslin T, et al (2019) A quantitative framework for investigating the reliability of empirical network construction. Methods in Ecology and Evolution 10:902–911.</w:t>
       </w:r>
       <w:r>
         <w:t xml:space="preserve"> </w:t>
       </w:r>
-      <w:hyperlink r:id="rId70">
+      <w:hyperlink r:id="rId76">
         <w:r>
           <w:rPr>
             <w:rStyle w:val="Hyperlink"/>
@@ -4847,19 +5781,82 @@
         </w:r>
       </w:hyperlink>
     </w:p>
-    <w:bookmarkEnd w:id="71"/>
-    <w:bookmarkStart w:id="73" w:name="ref-Delmas2019AnaEco"/>
+    <w:bookmarkEnd w:id="77"/>
+    <w:bookmarkStart w:id="79" w:name="ref-Dansereau2025OveDis"/>
     <w:p>
       <w:pPr>
         <w:pStyle w:val="Bibliography"/>
       </w:pPr>
       <w:r>
+        <w:t xml:space="preserve">Dansereau G, Braga J, Ficetola GF, et al (2025) Overcoming the disconnect between species interaction networks and biodiversity conservation. Trends in Ecology &amp; Evolution 40:840–851.</w:t>
+      </w:r>
+      <w:r>
+        <w:t xml:space="preserve"> </w:t>
+      </w:r>
+      <w:hyperlink r:id="rId78">
+        <w:r>
+          <w:rPr>
+            <w:rStyle w:val="Hyperlink"/>
+          </w:rPr>
+          <w:t xml:space="preserve">https://doi.org/10.1016/j.tree.2025.05.010</w:t>
+        </w:r>
+      </w:hyperlink>
+    </w:p>
+    <w:bookmarkEnd w:id="79"/>
+    <w:bookmarkStart w:id="81" w:name="ref-Daugaard2024DepFor"/>
+    <w:p>
+      <w:pPr>
+        <w:pStyle w:val="Bibliography"/>
+      </w:pPr>
+      <w:r>
+        <w:t xml:space="preserve">Daugaard U, Merkli S, Merz E, et al (2024) The dependence of forecasts on sampling frequency as a guide to optimizing monitoring in community ecology. Ecosphere 15:e4786.</w:t>
+      </w:r>
+      <w:r>
+        <w:t xml:space="preserve"> </w:t>
+      </w:r>
+      <w:hyperlink r:id="rId80">
+        <w:r>
+          <w:rPr>
+            <w:rStyle w:val="Hyperlink"/>
+          </w:rPr>
+          <w:t xml:space="preserve">https://doi.org/10.1002/ecs2.4786</w:t>
+        </w:r>
+      </w:hyperlink>
+    </w:p>
+    <w:bookmarkEnd w:id="81"/>
+    <w:bookmarkStart w:id="83" w:name="ref-deAguiar2019RevBia"/>
+    <w:p>
+      <w:pPr>
+        <w:pStyle w:val="Bibliography"/>
+      </w:pPr>
+      <w:r>
+        <w:t xml:space="preserve">de Aguiar MAM, Newman EA, Pires MM, et al (2019) Revealing biases in the sampling of ecological interaction networks. PeerJ 7:e7566.</w:t>
+      </w:r>
+      <w:r>
+        <w:t xml:space="preserve"> </w:t>
+      </w:r>
+      <w:hyperlink r:id="rId82">
+        <w:r>
+          <w:rPr>
+            <w:rStyle w:val="Hyperlink"/>
+          </w:rPr>
+          <w:t xml:space="preserve">https://doi.org/10.7717/peerj.7566</w:t>
+        </w:r>
+      </w:hyperlink>
+    </w:p>
+    <w:bookmarkEnd w:id="83"/>
+    <w:bookmarkStart w:id="85" w:name="ref-Delmas2019AnaEco"/>
+    <w:p>
+      <w:pPr>
+        <w:pStyle w:val="Bibliography"/>
+      </w:pPr>
+      <w:r>
         <w:t xml:space="preserve">Delmas E, Besson M, Brice M-H, et al (2019) Analysing ecological networks of species interactions. Biological Reviews 94:16–36.</w:t>
       </w:r>
       <w:r>
         <w:t xml:space="preserve"> </w:t>
       </w:r>
-      <w:hyperlink r:id="rId72">
+      <w:hyperlink r:id="rId84">
         <w:r>
           <w:rPr>
             <w:rStyle w:val="Hyperlink"/>
@@ -4868,19 +5865,40 @@
         </w:r>
       </w:hyperlink>
     </w:p>
-    <w:bookmarkEnd w:id="73"/>
-    <w:bookmarkStart w:id="75" w:name="ref-Duchardt2023UsiNeu"/>
+    <w:bookmarkEnd w:id="85"/>
+    <w:bookmarkStart w:id="87" w:name="ref-Dore2021RelEff"/>
     <w:p>
       <w:pPr>
         <w:pStyle w:val="Bibliography"/>
       </w:pPr>
       <w:r>
+        <w:t xml:space="preserve">Doré M, Fontaine C, Thébault E (2021) Relative effects of anthropogenic pressures, climate, and sampling design on the structure of pollination networks at the global scale. Global Change Biology 27:1266–1280.</w:t>
+      </w:r>
+      <w:r>
+        <w:t xml:space="preserve"> </w:t>
+      </w:r>
+      <w:hyperlink r:id="rId86">
+        <w:r>
+          <w:rPr>
+            <w:rStyle w:val="Hyperlink"/>
+          </w:rPr>
+          <w:t xml:space="preserve">https://doi.org/10.1111/gcb.15474</w:t>
+        </w:r>
+      </w:hyperlink>
+    </w:p>
+    <w:bookmarkEnd w:id="87"/>
+    <w:bookmarkStart w:id="89" w:name="ref-Duchardt2023UsiNeu"/>
+    <w:p>
+      <w:pPr>
+        <w:pStyle w:val="Bibliography"/>
+      </w:pPr>
+      <w:r>
         <w:t xml:space="preserve">Duchardt CJ, Monroe AP, Edmunds DR, et al (2023) Using neutral landscape models to evaluate the umbrella species concept in an ecotone. Landsc Ecol 38:1447–1462.</w:t>
       </w:r>
       <w:r>
         <w:t xml:space="preserve"> </w:t>
       </w:r>
-      <w:hyperlink r:id="rId74">
+      <w:hyperlink r:id="rId88">
         <w:r>
           <w:rPr>
             <w:rStyle w:val="Hyperlink"/>
@@ -4889,8 +5907,8 @@
         </w:r>
       </w:hyperlink>
     </w:p>
-    <w:bookmarkEnd w:id="75"/>
-    <w:bookmarkStart w:id="77" w:name="ref-Dunne2002NetStr"/>
+    <w:bookmarkEnd w:id="89"/>
+    <w:bookmarkStart w:id="91" w:name="ref-Dunne2002NetStr"/>
     <w:p>
       <w:pPr>
         <w:pStyle w:val="Bibliography"/>
@@ -4901,7 +5919,7 @@
       <w:r>
         <w:t xml:space="preserve"> </w:t>
       </w:r>
-      <w:hyperlink r:id="rId76">
+      <w:hyperlink r:id="rId90">
         <w:r>
           <w:rPr>
             <w:rStyle w:val="Hyperlink"/>
@@ -4910,8 +5928,8 @@
         </w:r>
       </w:hyperlink>
     </w:p>
-    <w:bookmarkEnd w:id="77"/>
-    <w:bookmarkStart w:id="79" w:name="ref-Dunne2004NetStr"/>
+    <w:bookmarkEnd w:id="91"/>
+    <w:bookmarkStart w:id="93" w:name="ref-Dunne2004NetStr"/>
     <w:p>
       <w:pPr>
         <w:pStyle w:val="Bibliography"/>
@@ -4922,7 +5940,7 @@
       <w:r>
         <w:t xml:space="preserve"> </w:t>
       </w:r>
-      <w:hyperlink r:id="rId78">
+      <w:hyperlink r:id="rId92">
         <w:r>
           <w:rPr>
             <w:rStyle w:val="Hyperlink"/>
@@ -4931,8 +5949,8 @@
         </w:r>
       </w:hyperlink>
     </w:p>
-    <w:bookmarkEnd w:id="79"/>
-    <w:bookmarkStart w:id="81" w:name="ref-Etherington2015NlmPyt"/>
+    <w:bookmarkEnd w:id="93"/>
+    <w:bookmarkStart w:id="95" w:name="ref-Etherington2015NlmPyt"/>
     <w:p>
       <w:pPr>
         <w:pStyle w:val="Bibliography"/>
@@ -4952,7 +5970,7 @@
       <w:r>
         <w:t xml:space="preserve"> </w:t>
       </w:r>
-      <w:hyperlink r:id="rId80">
+      <w:hyperlink r:id="rId94">
         <w:r>
           <w:rPr>
             <w:rStyle w:val="Hyperlink"/>
@@ -4961,19 +5979,61 @@
         </w:r>
       </w:hyperlink>
     </w:p>
-    <w:bookmarkEnd w:id="81"/>
-    <w:bookmarkStart w:id="83" w:name="ref-Forero-Munoz2025SpaLan"/>
+    <w:bookmarkEnd w:id="95"/>
+    <w:bookmarkStart w:id="97" w:name="ref-FletcherJr.2025SpeRic"/>
     <w:p>
       <w:pPr>
         <w:pStyle w:val="Bibliography"/>
       </w:pPr>
       <w:r>
+        <w:t xml:space="preserve">Fletcher Jr. RJ, Green RE, Bladon EK, et al (2025) Beyond</w:t>
+      </w:r>
+      <w:r>
+        <w:t xml:space="preserve"> </w:t>
+      </w:r>
+      <w:r>
+        <w:t xml:space="preserve">Species Richness</w:t>
+      </w:r>
+      <w:r>
+        <w:t xml:space="preserve"> </w:t>
+      </w:r>
+      <w:r>
+        <w:t xml:space="preserve">for</w:t>
+      </w:r>
+      <w:r>
+        <w:t xml:space="preserve"> </w:t>
+      </w:r>
+      <w:r>
+        <w:t xml:space="preserve">Biological Conservation</w:t>
+      </w:r>
+      <w:r>
+        <w:t xml:space="preserve">. Conservation Letters 18:e13124.</w:t>
+      </w:r>
+      <w:r>
+        <w:t xml:space="preserve"> </w:t>
+      </w:r>
+      <w:hyperlink r:id="rId96">
+        <w:r>
+          <w:rPr>
+            <w:rStyle w:val="Hyperlink"/>
+          </w:rPr>
+          <w:t xml:space="preserve">https://doi.org/10.1111/conl.13124</w:t>
+        </w:r>
+      </w:hyperlink>
+    </w:p>
+    <w:bookmarkEnd w:id="97"/>
+    <w:bookmarkStart w:id="99" w:name="ref-Forero-Munoz2025SpaLan"/>
+    <w:p>
+      <w:pPr>
+        <w:pStyle w:val="Bibliography"/>
+      </w:pPr>
+      <w:r>
         <w:t xml:space="preserve">Forero-Muñoz NR, Dansereau G, Viard F, et al (2025) Spatial landscape structure influences cross-species transmission in a rabies-like virus model. Microorganisms 13:416.</w:t>
       </w:r>
       <w:r>
         <w:t xml:space="preserve"> </w:t>
       </w:r>
-      <w:hyperlink r:id="rId82">
+      <w:hyperlink r:id="rId98">
         <w:r>
           <w:rPr>
             <w:rStyle w:val="Hyperlink"/>
@@ -4982,19 +6042,73 @@
         </w:r>
       </w:hyperlink>
     </w:p>
-    <w:bookmarkEnd w:id="83"/>
-    <w:bookmarkStart w:id="85" w:name="ref-Gardner1987NeuMod"/>
+    <w:bookmarkEnd w:id="99"/>
+    <w:bookmarkStart w:id="101" w:name="ref-Galiana2021SpaSca"/>
     <w:p>
       <w:pPr>
         <w:pStyle w:val="Bibliography"/>
       </w:pPr>
       <w:r>
+        <w:t xml:space="preserve">Galiana N, Barros C, Braga J, et al (2021) The spatial scaling of food web structure across</w:t>
+      </w:r>
+      <w:r>
+        <w:t xml:space="preserve"> </w:t>
+      </w:r>
+      <w:r>
+        <w:t xml:space="preserve">European</w:t>
+      </w:r>
+      <w:r>
+        <w:t xml:space="preserve"> </w:t>
+      </w:r>
+      <w:r>
+        <w:t xml:space="preserve">biogeographical regions. Ecography 44:653–664.</w:t>
+      </w:r>
+      <w:r>
+        <w:t xml:space="preserve"> </w:t>
+      </w:r>
+      <w:hyperlink r:id="rId100">
+        <w:r>
+          <w:rPr>
+            <w:rStyle w:val="Hyperlink"/>
+          </w:rPr>
+          <w:t xml:space="preserve">https://doi.org/10.1111/ecog.05229</w:t>
+        </w:r>
+      </w:hyperlink>
+    </w:p>
+    <w:bookmarkEnd w:id="101"/>
+    <w:bookmarkStart w:id="103" w:name="ref-Galiana2018SpaSca"/>
+    <w:p>
+      <w:pPr>
+        <w:pStyle w:val="Bibliography"/>
+      </w:pPr>
+      <w:r>
+        <w:t xml:space="preserve">Galiana N, Lurgi M, Claramunt-López B, et al (2018) The spatial scaling of species interaction networks. Nature Ecology &amp; Evolution 2:782–790.</w:t>
+      </w:r>
+      <w:r>
+        <w:t xml:space="preserve"> </w:t>
+      </w:r>
+      <w:hyperlink r:id="rId102">
+        <w:r>
+          <w:rPr>
+            <w:rStyle w:val="Hyperlink"/>
+          </w:rPr>
+          <w:t xml:space="preserve">https://doi.org/10.1038/s41559-018-0517-3</w:t>
+        </w:r>
+      </w:hyperlink>
+    </w:p>
+    <w:bookmarkEnd w:id="103"/>
+    <w:bookmarkStart w:id="105" w:name="ref-Gardner1987NeuMod"/>
+    <w:p>
+      <w:pPr>
+        <w:pStyle w:val="Bibliography"/>
+      </w:pPr>
+      <w:r>
         <w:t xml:space="preserve">Gardner RH, Milne BT, Turnei MG, O’Neill RV (1987) Neutral models for the analysis of broad-scale landscape pattern. Landscape Ecol 1:19–28.</w:t>
       </w:r>
       <w:r>
         <w:t xml:space="preserve"> </w:t>
       </w:r>
-      <w:hyperlink r:id="rId84">
+      <w:hyperlink r:id="rId104">
         <w:r>
           <w:rPr>
             <w:rStyle w:val="Hyperlink"/>
@@ -5003,19 +6117,82 @@
         </w:r>
       </w:hyperlink>
     </w:p>
-    <w:bookmarkEnd w:id="85"/>
-    <w:bookmarkStart w:id="87" w:name="ref-Gravel2013InfFoo"/>
+    <w:bookmarkEnd w:id="105"/>
+    <w:bookmarkStart w:id="107" w:name="ref-Gonzalez2025BioObs"/>
     <w:p>
       <w:pPr>
         <w:pStyle w:val="Bibliography"/>
       </w:pPr>
       <w:r>
+        <w:t xml:space="preserve">Gonzalez A, O’Connor MI, Bates AE, et al (2025) A</w:t>
+      </w:r>
+      <w:r>
+        <w:t xml:space="preserve"> </w:t>
+      </w:r>
+      <w:r>
+        <w:t xml:space="preserve">Biodiversity Observation Network</w:t>
+      </w:r>
+      <w:r>
+        <w:t xml:space="preserve"> </w:t>
+      </w:r>
+      <w:r>
+        <w:t xml:space="preserve">to support conservation action and mainstream knowledge in</w:t>
+      </w:r>
+      <w:r>
+        <w:t xml:space="preserve"> </w:t>
+      </w:r>
+      <w:r>
+        <w:t xml:space="preserve">Canada</w:t>
+      </w:r>
+      <w:r>
+        <w:t xml:space="preserve">. FACETS 10:1–19.</w:t>
+      </w:r>
+      <w:r>
+        <w:t xml:space="preserve"> </w:t>
+      </w:r>
+      <w:hyperlink r:id="rId106">
+        <w:r>
+          <w:rPr>
+            <w:rStyle w:val="Hyperlink"/>
+          </w:rPr>
+          <w:t xml:space="preserve">https://doi.org/10.1139/facets-2024-0206</w:t>
+        </w:r>
+      </w:hyperlink>
+    </w:p>
+    <w:bookmarkEnd w:id="107"/>
+    <w:bookmarkStart w:id="109" w:name="ref-Gonzalez2023GloBio"/>
+    <w:p>
+      <w:pPr>
+        <w:pStyle w:val="Bibliography"/>
+      </w:pPr>
+      <w:r>
+        <w:t xml:space="preserve">Gonzalez A, Vihervaara P, Balvanera P, et al (2023) A global biodiversity observing system to unite monitoring and guide action. Nat Ecol Evol 1–5.</w:t>
+      </w:r>
+      <w:r>
+        <w:t xml:space="preserve"> </w:t>
+      </w:r>
+      <w:hyperlink r:id="rId108">
+        <w:r>
+          <w:rPr>
+            <w:rStyle w:val="Hyperlink"/>
+          </w:rPr>
+          <w:t xml:space="preserve">https://doi.org/10.1038/s41559-023-02171-0</w:t>
+        </w:r>
+      </w:hyperlink>
+    </w:p>
+    <w:bookmarkEnd w:id="109"/>
+    <w:bookmarkStart w:id="111" w:name="ref-Gravel2013InfFoo"/>
+    <w:p>
+      <w:pPr>
+        <w:pStyle w:val="Bibliography"/>
+      </w:pPr>
+      <w:r>
         <w:t xml:space="preserve">Gravel D, Poisot T, Albouy C, et al (2013) Inferring food web structure from predator–prey body size relationships. Methods in Ecology and Evolution 4:1083–1090.</w:t>
       </w:r>
       <w:r>
         <w:t xml:space="preserve"> </w:t>
       </w:r>
-      <w:hyperlink r:id="rId86">
+      <w:hyperlink r:id="rId110">
         <w:r>
           <w:rPr>
             <w:rStyle w:val="Hyperlink"/>
@@ -5024,13 +6201,55 @@
         </w:r>
       </w:hyperlink>
     </w:p>
-    <w:bookmarkEnd w:id="87"/>
-    <w:bookmarkStart w:id="89" w:name="ref-Hesselbarth2024ComMet"/>
+    <w:bookmarkEnd w:id="111"/>
+    <w:bookmarkStart w:id="113" w:name="ref-Harvey2017BriEco"/>
     <w:p>
       <w:pPr>
         <w:pStyle w:val="Bibliography"/>
       </w:pPr>
       <w:r>
+        <w:t xml:space="preserve">Harvey E, Gounand I, Ward CL, Altermatt F (2017) Bridging ecology and conservation: From ecological networks to ecosystem function. Journal of Applied Ecology 54:371–379.</w:t>
+      </w:r>
+      <w:r>
+        <w:t xml:space="preserve"> </w:t>
+      </w:r>
+      <w:hyperlink r:id="rId112">
+        <w:r>
+          <w:rPr>
+            <w:rStyle w:val="Hyperlink"/>
+          </w:rPr>
+          <w:t xml:space="preserve">https://doi.org/10.1111/1365-2664.12769</w:t>
+        </w:r>
+      </w:hyperlink>
+    </w:p>
+    <w:bookmarkEnd w:id="113"/>
+    <w:bookmarkStart w:id="115" w:name="ref-Henriksen2019EffNet"/>
+    <w:p>
+      <w:pPr>
+        <w:pStyle w:val="Bibliography"/>
+      </w:pPr>
+      <w:r>
+        <w:t xml:space="preserve">Henriksen MV, Chapple DG, Chown SL, McGeoch MA (2019) The effect of network size and sampling completeness in depauperate networks. Journal of Animal Ecology 88:211–222.</w:t>
+      </w:r>
+      <w:r>
+        <w:t xml:space="preserve"> </w:t>
+      </w:r>
+      <w:hyperlink r:id="rId114">
+        <w:r>
+          <w:rPr>
+            <w:rStyle w:val="Hyperlink"/>
+          </w:rPr>
+          <w:t xml:space="preserve">https://doi.org/10.1111/1365-2656.12912</w:t>
+        </w:r>
+      </w:hyperlink>
+    </w:p>
+    <w:bookmarkEnd w:id="115"/>
+    <w:bookmarkStart w:id="117" w:name="ref-Hesselbarth2024ComMet"/>
+    <w:p>
+      <w:pPr>
+        <w:pStyle w:val="Bibliography"/>
+      </w:pPr>
+      <w:r>
         <w:t xml:space="preserve">Hesselbarth MHK, Nowosad J, de Flamingh A, et al (2024) Computational</w:t>
       </w:r>
       <w:r>
@@ -5057,7 +6276,7 @@
       <w:r>
         <w:t xml:space="preserve"> </w:t>
       </w:r>
-      <w:hyperlink r:id="rId88">
+      <w:hyperlink r:id="rId116">
         <w:r>
           <w:rPr>
             <w:rStyle w:val="Hyperlink"/>
@@ -5066,19 +6285,127 @@
         </w:r>
       </w:hyperlink>
     </w:p>
-    <w:bookmarkEnd w:id="89"/>
-    <w:bookmarkStart w:id="91" w:name="ref-Kermorvant2019SpaBal"/>
+    <w:bookmarkEnd w:id="117"/>
+    <w:bookmarkStart w:id="119" w:name="ref-Hillebrand2018BioCha"/>
     <w:p>
       <w:pPr>
         <w:pStyle w:val="Bibliography"/>
       </w:pPr>
       <w:r>
+        <w:t xml:space="preserve">Hillebrand H, Blasius B, Borer ET, et al (2018) Biodiversity change is uncoupled from species richness trends:</w:t>
+      </w:r>
+      <w:r>
+        <w:t xml:space="preserve"> </w:t>
+      </w:r>
+      <w:r>
+        <w:t xml:space="preserve">Consequences</w:t>
+      </w:r>
+      <w:r>
+        <w:t xml:space="preserve"> </w:t>
+      </w:r>
+      <w:r>
+        <w:t xml:space="preserve">for conservation and monitoring. Journal of Applied Ecology 55:169–184.</w:t>
+      </w:r>
+      <w:r>
+        <w:t xml:space="preserve"> </w:t>
+      </w:r>
+      <w:hyperlink r:id="rId118">
+        <w:r>
+          <w:rPr>
+            <w:rStyle w:val="Hyperlink"/>
+          </w:rPr>
+          <w:t xml:space="preserve">https://doi.org/10.1111/1365-2664.12959</w:t>
+        </w:r>
+      </w:hyperlink>
+    </w:p>
+    <w:bookmarkEnd w:id="119"/>
+    <w:bookmarkStart w:id="121" w:name="ref-Hortal2015SevSho"/>
+    <w:p>
+      <w:pPr>
+        <w:pStyle w:val="Bibliography"/>
+      </w:pPr>
+      <w:r>
+        <w:t xml:space="preserve">Hortal J, de Bello F, Diniz-Filho JAF, et al (2015) Seven</w:t>
+      </w:r>
+      <w:r>
+        <w:t xml:space="preserve"> </w:t>
+      </w:r>
+      <w:r>
+        <w:t xml:space="preserve">Shortfalls</w:t>
+      </w:r>
+      <w:r>
+        <w:t xml:space="preserve"> </w:t>
+      </w:r>
+      <w:r>
+        <w:t xml:space="preserve">that</w:t>
+      </w:r>
+      <w:r>
+        <w:t xml:space="preserve"> </w:t>
+      </w:r>
+      <w:r>
+        <w:t xml:space="preserve">Beset Large-Scale Knowledge</w:t>
+      </w:r>
+      <w:r>
+        <w:t xml:space="preserve"> </w:t>
+      </w:r>
+      <w:r>
+        <w:t xml:space="preserve">of</w:t>
+      </w:r>
+      <w:r>
+        <w:t xml:space="preserve"> </w:t>
+      </w:r>
+      <w:r>
+        <w:t xml:space="preserve">Biodiversity</w:t>
+      </w:r>
+      <w:r>
+        <w:t xml:space="preserve">. Annu Rev Ecol Evol Syst 46:523–549.</w:t>
+      </w:r>
+      <w:r>
+        <w:t xml:space="preserve"> </w:t>
+      </w:r>
+      <w:hyperlink r:id="rId120">
+        <w:r>
+          <w:rPr>
+            <w:rStyle w:val="Hyperlink"/>
+          </w:rPr>
+          <w:t xml:space="preserve">https://doi.org/10.1146/annurev-ecolsys-112414-054400</w:t>
+        </w:r>
+      </w:hyperlink>
+    </w:p>
+    <w:bookmarkEnd w:id="121"/>
+    <w:bookmarkStart w:id="123" w:name="ref-Jordano2016SamNet"/>
+    <w:p>
+      <w:pPr>
+        <w:pStyle w:val="Bibliography"/>
+      </w:pPr>
+      <w:r>
+        <w:t xml:space="preserve">Jordano P (2016) Sampling networks of ecological interactions. Functional Ecology 30:1883–1893.</w:t>
+      </w:r>
+      <w:r>
+        <w:t xml:space="preserve"> </w:t>
+      </w:r>
+      <w:hyperlink r:id="rId122">
+        <w:r>
+          <w:rPr>
+            <w:rStyle w:val="Hyperlink"/>
+          </w:rPr>
+          <w:t xml:space="preserve">https://doi.org/10.1111/1365-2435.12763</w:t>
+        </w:r>
+      </w:hyperlink>
+    </w:p>
+    <w:bookmarkEnd w:id="123"/>
+    <w:bookmarkStart w:id="125" w:name="ref-Kermorvant2019SpaBal"/>
+    <w:p>
+      <w:pPr>
+        <w:pStyle w:val="Bibliography"/>
+      </w:pPr>
+      <w:r>
         <w:t xml:space="preserve">Kermorvant C, D’Amico F, Bru N, et al (2019) Spatially balanced sampling designs for environmental surveys. Environ Monit Assess 191:524.</w:t>
       </w:r>
       <w:r>
         <w:t xml:space="preserve"> </w:t>
       </w:r>
-      <w:hyperlink r:id="rId90">
+      <w:hyperlink r:id="rId124">
         <w:r>
           <w:rPr>
             <w:rStyle w:val="Hyperlink"/>
@@ -5087,19 +6414,64 @@
         </w:r>
       </w:hyperlink>
     </w:p>
-    <w:bookmarkEnd w:id="91"/>
-    <w:bookmarkStart w:id="93" w:name="ref-Lange2023ActLea"/>
+    <w:bookmarkEnd w:id="125"/>
+    <w:bookmarkStart w:id="127" w:name="ref-Kissling2024ModEff"/>
     <w:p>
       <w:pPr>
         <w:pStyle w:val="Bibliography"/>
       </w:pPr>
       <w:r>
+        <w:t xml:space="preserve">Kissling WD, Breeze TD, Liquete C, et al (2024)</w:t>
+      </w:r>
+      <w:r>
+        <w:t xml:space="preserve"> </w:t>
+      </w:r>
+      <w:hyperlink r:id="rId126">
+        <w:r>
+          <w:rPr>
+            <w:rStyle w:val="Hyperlink"/>
+          </w:rPr>
+          <w:t xml:space="preserve">Towards a modern and efficient</w:t>
+        </w:r>
+        <w:r>
+          <w:rPr>
+            <w:rStyle w:val="Hyperlink"/>
+          </w:rPr>
+          <w:t xml:space="preserve"> </w:t>
+        </w:r>
+        <w:r>
+          <w:rPr>
+            <w:rStyle w:val="Hyperlink"/>
+          </w:rPr>
+          <w:t xml:space="preserve">European</w:t>
+        </w:r>
+        <w:r>
+          <w:rPr>
+            <w:rStyle w:val="Hyperlink"/>
+          </w:rPr>
+          <w:t xml:space="preserve"> </w:t>
+        </w:r>
+        <w:r>
+          <w:rPr>
+            <w:rStyle w:val="Hyperlink"/>
+          </w:rPr>
+          <w:t xml:space="preserve">biodiversity observation network fit for multiple policies</w:t>
+        </w:r>
+      </w:hyperlink>
+    </w:p>
+    <w:bookmarkEnd w:id="127"/>
+    <w:bookmarkStart w:id="129" w:name="ref-Lange2023ActLea"/>
+    <w:p>
+      <w:pPr>
+        <w:pStyle w:val="Bibliography"/>
+      </w:pPr>
+      <w:r>
         <w:t xml:space="preserve">Lange C, Cole E, Van Horn G, Mac Aodha O (2023)</w:t>
       </w:r>
       <w:r>
         <w:t xml:space="preserve"> </w:t>
       </w:r>
-      <w:hyperlink r:id="rId92">
+      <w:hyperlink r:id="rId128">
         <w:r>
           <w:rPr>
             <w:rStyle w:val="Hyperlink"/>
@@ -5123,8 +6495,8 @@
         <w:t xml:space="preserve">. Advances in Neural Information Processing Systems 36:41892–41913</w:t>
       </w:r>
     </w:p>
-    <w:bookmarkEnd w:id="93"/>
-    <w:bookmarkStart w:id="94" w:name="ref-Lewis1994SeqAlg"/>
+    <w:bookmarkEnd w:id="129"/>
+    <w:bookmarkStart w:id="130" w:name="ref-Lewis1994SeqAlg"/>
     <w:p>
       <w:pPr>
         <w:pStyle w:val="Bibliography"/>
@@ -5157,8 +6529,8 @@
         <w:t xml:space="preserve">and development in information retrieval. Springer-Verlag, Berlin, Heidelberg, pp 3–12</w:t>
       </w:r>
     </w:p>
-    <w:bookmarkEnd w:id="94"/>
-    <w:bookmarkStart w:id="96" w:name="ref-Malek2019OptFie"/>
+    <w:bookmarkEnd w:id="130"/>
+    <w:bookmarkStart w:id="132" w:name="ref-Malek2019OptFie"/>
     <w:p>
       <w:pPr>
         <w:pStyle w:val="Bibliography"/>
@@ -5190,7 +6562,7 @@
       <w:r>
         <w:t xml:space="preserve"> </w:t>
       </w:r>
-      <w:hyperlink r:id="rId95">
+      <w:hyperlink r:id="rId131">
         <w:r>
           <w:rPr>
             <w:rStyle w:val="Hyperlink"/>
@@ -5199,8 +6571,8 @@
         </w:r>
       </w:hyperlink>
     </w:p>
-    <w:bookmarkEnd w:id="96"/>
-    <w:bookmarkStart w:id="98" w:name="ref-McEwen2025StrAct"/>
+    <w:bookmarkEnd w:id="132"/>
+    <w:bookmarkStart w:id="134" w:name="ref-McEwen2025StrAct"/>
     <w:p>
       <w:pPr>
         <w:pStyle w:val="Bibliography"/>
@@ -5244,7 +6616,7 @@
       <w:r>
         <w:t xml:space="preserve"> </w:t>
       </w:r>
-      <w:hyperlink r:id="rId97">
+      <w:hyperlink r:id="rId133">
         <w:r>
           <w:rPr>
             <w:rStyle w:val="Hyperlink"/>
@@ -5256,19 +6628,94 @@
         <w:t xml:space="preserve">. Accessed 2 Oct 2025</w:t>
       </w:r>
     </w:p>
-    <w:bookmarkEnd w:id="98"/>
-    <w:bookmarkStart w:id="100" w:name="ref-Norman2025SitSel"/>
+    <w:bookmarkEnd w:id="134"/>
+    <w:bookmarkStart w:id="136" w:name="ref-McLeod2021SamAsy"/>
     <w:p>
       <w:pPr>
         <w:pStyle w:val="Bibliography"/>
       </w:pPr>
       <w:r>
+        <w:t xml:space="preserve">McLeod A, Leroux SJ, Gravel D, et al (2021) Sampling and asymptotic network properties of spatial multi-trophic networks. Oikos 130:2250–2259.</w:t>
+      </w:r>
+      <w:r>
+        <w:t xml:space="preserve"> </w:t>
+      </w:r>
+      <w:hyperlink r:id="rId135">
+        <w:r>
+          <w:rPr>
+            <w:rStyle w:val="Hyperlink"/>
+          </w:rPr>
+          <w:t xml:space="preserve">https://doi.org/10.1111/oik.08650</w:t>
+        </w:r>
+      </w:hyperlink>
+    </w:p>
+    <w:bookmarkEnd w:id="136"/>
+    <w:bookmarkStart w:id="138" w:name="ref-Mestre2022DisFoo"/>
+    <w:p>
+      <w:pPr>
+        <w:pStyle w:val="Bibliography"/>
+      </w:pPr>
+      <w:r>
+        <w:t xml:space="preserve">Mestre F, Gravel D, García-Callejas D, et al (2022) Disentangling food-web environment relationships:</w:t>
+      </w:r>
+      <w:r>
+        <w:t xml:space="preserve"> </w:t>
+      </w:r>
+      <w:r>
+        <w:t xml:space="preserve">A</w:t>
+      </w:r>
+      <w:r>
+        <w:t xml:space="preserve"> </w:t>
+      </w:r>
+      <w:r>
+        <w:t xml:space="preserve">review with guidelines. Basic and Applied Ecology 61:102–115.</w:t>
+      </w:r>
+      <w:r>
+        <w:t xml:space="preserve"> </w:t>
+      </w:r>
+      <w:hyperlink r:id="rId137">
+        <w:r>
+          <w:rPr>
+            <w:rStyle w:val="Hyperlink"/>
+          </w:rPr>
+          <w:t xml:space="preserve">https://doi.org/10.1016/j.baae.2022.03.011</w:t>
+        </w:r>
+      </w:hyperlink>
+    </w:p>
+    <w:bookmarkEnd w:id="138"/>
+    <w:bookmarkStart w:id="140" w:name="ref-Navarro2017MonBio"/>
+    <w:p>
+      <w:pPr>
+        <w:pStyle w:val="Bibliography"/>
+      </w:pPr>
+      <w:r>
+        <w:t xml:space="preserve">Navarro LM, Fernández N, Guerra C, et al (2017) Monitoring biodiversity change through effective global coordination. Current Opinion in Environmental Sustainability 29:158–169.</w:t>
+      </w:r>
+      <w:r>
+        <w:t xml:space="preserve"> </w:t>
+      </w:r>
+      <w:hyperlink r:id="rId139">
+        <w:r>
+          <w:rPr>
+            <w:rStyle w:val="Hyperlink"/>
+          </w:rPr>
+          <w:t xml:space="preserve">https://doi.org/10.1016/j.cosust.2018.02.005</w:t>
+        </w:r>
+      </w:hyperlink>
+    </w:p>
+    <w:bookmarkEnd w:id="140"/>
+    <w:bookmarkStart w:id="142" w:name="ref-Norman2025SitSel"/>
+    <w:p>
+      <w:pPr>
+        <w:pStyle w:val="Bibliography"/>
+      </w:pPr>
+      <w:r>
         <w:t xml:space="preserve">Norman KE, Poisot T (2025) Site selection algorithms for optimal ecological monitoring design. Ecological Indicators 178:114104.</w:t>
       </w:r>
       <w:r>
         <w:t xml:space="preserve"> </w:t>
       </w:r>
-      <w:hyperlink r:id="rId99">
+      <w:hyperlink r:id="rId141">
         <w:r>
           <w:rPr>
             <w:rStyle w:val="Hyperlink"/>
@@ -5277,19 +6724,61 @@
         </w:r>
       </w:hyperlink>
     </w:p>
-    <w:bookmarkEnd w:id="100"/>
-    <w:bookmarkStart w:id="102" w:name="ref-Poisot2012DisSpe"/>
+    <w:bookmarkEnd w:id="142"/>
+    <w:bookmarkStart w:id="144" w:name="ref-Pellissier2018ComSpe"/>
     <w:p>
       <w:pPr>
         <w:pStyle w:val="Bibliography"/>
       </w:pPr>
       <w:r>
+        <w:t xml:space="preserve">Pellissier L, Albouy C, Bascompte J, et al (2018) Comparing species interaction networks along environmental gradients. Biological Reviews 93:785–800.</w:t>
+      </w:r>
+      <w:r>
+        <w:t xml:space="preserve"> </w:t>
+      </w:r>
+      <w:hyperlink r:id="rId143">
+        <w:r>
+          <w:rPr>
+            <w:rStyle w:val="Hyperlink"/>
+          </w:rPr>
+          <w:t xml:space="preserve">https://doi.org/10.1111/brv.12366</w:t>
+        </w:r>
+      </w:hyperlink>
+    </w:p>
+    <w:bookmarkEnd w:id="144"/>
+    <w:bookmarkStart w:id="146" w:name="ref-Poisot2021GloKno"/>
+    <w:p>
+      <w:pPr>
+        <w:pStyle w:val="Bibliography"/>
+      </w:pPr>
+      <w:r>
+        <w:t xml:space="preserve">Poisot T, Bergeron G, Cazelles K, et al (2021) Global knowledge gaps in species interaction networks data. Journal of Biogeography 48:1552–1563.</w:t>
+      </w:r>
+      <w:r>
+        <w:t xml:space="preserve"> </w:t>
+      </w:r>
+      <w:hyperlink r:id="rId145">
+        <w:r>
+          <w:rPr>
+            <w:rStyle w:val="Hyperlink"/>
+          </w:rPr>
+          <w:t xml:space="preserve">https://doi.org/10.1111/jbi.14127</w:t>
+        </w:r>
+      </w:hyperlink>
+    </w:p>
+    <w:bookmarkEnd w:id="146"/>
+    <w:bookmarkStart w:id="148" w:name="ref-Poisot2012DisSpe"/>
+    <w:p>
+      <w:pPr>
+        <w:pStyle w:val="Bibliography"/>
+      </w:pPr>
+      <w:r>
         <w:t xml:space="preserve">Poisot T, Canard E, Mouillot D, et al (2012) The dissimilarity of species interaction networks. Ecology Letters 15:1353–1361.</w:t>
       </w:r>
       <w:r>
         <w:t xml:space="preserve"> </w:t>
       </w:r>
-      <w:hyperlink r:id="rId101">
+      <w:hyperlink r:id="rId147">
         <w:r>
           <w:rPr>
             <w:rStyle w:val="Hyperlink"/>
@@ -5298,13 +6787,34 @@
         </w:r>
       </w:hyperlink>
     </w:p>
-    <w:bookmarkEnd w:id="102"/>
-    <w:bookmarkStart w:id="103" w:name="ref-Robertson2013BasBal"/>
+    <w:bookmarkEnd w:id="148"/>
+    <w:bookmarkStart w:id="150" w:name="ref-Poisot2015SpeWhy"/>
     <w:p>
       <w:pPr>
         <w:pStyle w:val="Bibliography"/>
       </w:pPr>
       <w:r>
+        <w:t xml:space="preserve">Poisot T, Stouffer DB, Gravel D (2015) Beyond species: Why ecological interaction networks vary through space and time. Oikos 124:243–251.</w:t>
+      </w:r>
+      <w:r>
+        <w:t xml:space="preserve"> </w:t>
+      </w:r>
+      <w:hyperlink r:id="rId149">
+        <w:r>
+          <w:rPr>
+            <w:rStyle w:val="Hyperlink"/>
+          </w:rPr>
+          <w:t xml:space="preserve">https://doi.org/10.1111/oik.01719</w:t>
+        </w:r>
+      </w:hyperlink>
+    </w:p>
+    <w:bookmarkEnd w:id="150"/>
+    <w:bookmarkStart w:id="151" w:name="ref-Robertson2013BasBal"/>
+    <w:p>
+      <w:pPr>
+        <w:pStyle w:val="Bibliography"/>
+      </w:pPr>
+      <w:r>
         <w:t xml:space="preserve">Robertson BL, Brown JA, McDonald T, Jaksons P (2013)</w:t>
       </w:r>
       <w:r>
@@ -5329,8 +6839,8 @@
         <w:t xml:space="preserve">acceptance sampling of natural resources. Biometrics 69:776–784</w:t>
       </w:r>
     </w:p>
-    <w:bookmarkEnd w:id="103"/>
-    <w:bookmarkStart w:id="105" w:name="ref-Robertson2024WelSam"/>
+    <w:bookmarkEnd w:id="151"/>
+    <w:bookmarkStart w:id="153" w:name="ref-Robertson2024WelSam"/>
     <w:p>
       <w:pPr>
         <w:pStyle w:val="Bibliography"/>
@@ -5341,7 +6851,7 @@
       <w:r>
         <w:t xml:space="preserve"> </w:t>
       </w:r>
-      <w:hyperlink r:id="rId104">
+      <w:hyperlink r:id="rId152">
         <w:r>
           <w:rPr>
             <w:rStyle w:val="Hyperlink"/>
@@ -5350,19 +6860,70 @@
         </w:r>
       </w:hyperlink>
     </w:p>
-    <w:bookmarkEnd w:id="105"/>
-    <w:bookmarkStart w:id="107" w:name="ref-Settles2009ActLea"/>
+    <w:bookmarkEnd w:id="153"/>
+    <w:bookmarkStart w:id="155" w:name="ref-Santana2025LarBio"/>
     <w:p>
       <w:pPr>
         <w:pStyle w:val="Bibliography"/>
       </w:pPr>
       <w:r>
+        <w:t xml:space="preserve">Santana J, Porto M, Morán-Ordóñez A, et al (2025) Large</w:t>
+      </w:r>
+      <w:r>
+        <w:t xml:space="preserve"> </w:t>
+      </w:r>
+      <w:r>
+        <w:t xml:space="preserve">Biodiversity Monitoring Gaps Remain Across Europe</w:t>
+      </w:r>
+      <w:r>
+        <w:t xml:space="preserve">. Conservation Letters 18:e13134.</w:t>
+      </w:r>
+      <w:r>
+        <w:t xml:space="preserve"> </w:t>
+      </w:r>
+      <w:hyperlink r:id="rId154">
+        <w:r>
+          <w:rPr>
+            <w:rStyle w:val="Hyperlink"/>
+          </w:rPr>
+          <w:t xml:space="preserve">https://doi.org/10.1111/conl.13134</w:t>
+        </w:r>
+      </w:hyperlink>
+    </w:p>
+    <w:bookmarkEnd w:id="155"/>
+    <w:bookmarkStart w:id="157" w:name="ref-Santini2017AssSui"/>
+    <w:p>
+      <w:pPr>
+        <w:pStyle w:val="Bibliography"/>
+      </w:pPr>
+      <w:r>
+        <w:t xml:space="preserve">Santini L, Belmaker J, Costello MJ, et al (2017) Assessing the suitability of diversity metrics to detect biodiversity change. Biological Conservation 213:341–350.</w:t>
+      </w:r>
+      <w:r>
+        <w:t xml:space="preserve"> </w:t>
+      </w:r>
+      <w:hyperlink r:id="rId156">
+        <w:r>
+          <w:rPr>
+            <w:rStyle w:val="Hyperlink"/>
+          </w:rPr>
+          <w:t xml:space="preserve">https://doi.org/10.1016/j.biocon.2016.08.024</w:t>
+        </w:r>
+      </w:hyperlink>
+    </w:p>
+    <w:bookmarkEnd w:id="157"/>
+    <w:bookmarkStart w:id="159" w:name="ref-Settles2009ActLea"/>
+    <w:p>
+      <w:pPr>
+        <w:pStyle w:val="Bibliography"/>
+      </w:pPr>
+      <w:r>
         <w:t xml:space="preserve">Settles B (2009)</w:t>
       </w:r>
       <w:r>
         <w:t xml:space="preserve"> </w:t>
       </w:r>
-      <w:hyperlink r:id="rId106">
+      <w:hyperlink r:id="rId158">
         <w:r>
           <w:rPr>
             <w:rStyle w:val="Hyperlink"/>
@@ -5386,8 +6947,8 @@
         <w:t xml:space="preserve">. University of Wisconsin-Madison Department of Computer Sciences</w:t>
       </w:r>
     </w:p>
-    <w:bookmarkEnd w:id="107"/>
-    <w:bookmarkStart w:id="109" w:name="ref-Smith-Ramesh2017GloSyn"/>
+    <w:bookmarkEnd w:id="159"/>
+    <w:bookmarkStart w:id="161" w:name="ref-Smith-Ramesh2017GloSyn"/>
     <w:p>
       <w:pPr>
         <w:pStyle w:val="Bibliography"/>
@@ -5398,7 +6959,7 @@
       <w:r>
         <w:t xml:space="preserve"> </w:t>
       </w:r>
-      <w:hyperlink r:id="rId108">
+      <w:hyperlink r:id="rId160">
         <w:r>
           <w:rPr>
             <w:rStyle w:val="Hyperlink"/>
@@ -5407,19 +6968,61 @@
         </w:r>
       </w:hyperlink>
     </w:p>
-    <w:bookmarkEnd w:id="109"/>
-    <w:bookmarkStart w:id="111" w:name="ref-Valente2022LanLan"/>
+    <w:bookmarkEnd w:id="161"/>
+    <w:bookmarkStart w:id="163" w:name="ref-Thompson2017DisGov"/>
     <w:p>
       <w:pPr>
         <w:pStyle w:val="Bibliography"/>
       </w:pPr>
       <w:r>
+        <w:t xml:space="preserve">Thompson PL, Gonzalez A (2017) Dispersal governs the reorganization of ecological networks under environmental change. Nat Ecol Evol 1:1–8.</w:t>
+      </w:r>
+      <w:r>
+        <w:t xml:space="preserve"> </w:t>
+      </w:r>
+      <w:hyperlink r:id="rId162">
+        <w:r>
+          <w:rPr>
+            <w:rStyle w:val="Hyperlink"/>
+          </w:rPr>
+          <w:t xml:space="preserve">https://doi.org/10.1038/s41559-017-0162</w:t>
+        </w:r>
+      </w:hyperlink>
+    </w:p>
+    <w:bookmarkEnd w:id="163"/>
+    <w:bookmarkStart w:id="165" w:name="ref-Tylianakis2017EcoNet"/>
+    <w:p>
+      <w:pPr>
+        <w:pStyle w:val="Bibliography"/>
+      </w:pPr>
+      <w:r>
+        <w:t xml:space="preserve">Tylianakis JM, Morris RJ (2017) Ecological networks across environmental gradients. Annual Review of Ecology, Evolution, and Systematics 48:25–48.</w:t>
+      </w:r>
+      <w:r>
+        <w:t xml:space="preserve"> </w:t>
+      </w:r>
+      <w:hyperlink r:id="rId164">
+        <w:r>
+          <w:rPr>
+            <w:rStyle w:val="Hyperlink"/>
+          </w:rPr>
+          <w:t xml:space="preserve">https://doi.org/10.1146/annurev-ecolsys-110316-022821</w:t>
+        </w:r>
+      </w:hyperlink>
+    </w:p>
+    <w:bookmarkEnd w:id="165"/>
+    <w:bookmarkStart w:id="167" w:name="ref-Valente2022LanLan"/>
+    <w:p>
+      <w:pPr>
+        <w:pStyle w:val="Bibliography"/>
+      </w:pPr>
+      <w:r>
         <w:t xml:space="preserve">Valente JJ, Bennett RE, Gómez C, et al (2022) Land-sparing and land-sharing provide complementary benefits for conserving avian biodiversity in coffee-growing landscapes. Biological Conservation 270:109568.</w:t>
       </w:r>
       <w:r>
         <w:t xml:space="preserve"> </w:t>
       </w:r>
-      <w:hyperlink r:id="rId110">
+      <w:hyperlink r:id="rId166">
         <w:r>
           <w:rPr>
             <w:rStyle w:val="Hyperlink"/>
@@ -5428,19 +7031,40 @@
         </w:r>
       </w:hyperlink>
     </w:p>
-    <w:bookmarkEnd w:id="111"/>
-    <w:bookmarkStart w:id="113" w:name="ref-vanDam-Bates2018UsiBal"/>
+    <w:bookmarkEnd w:id="167"/>
+    <w:bookmarkStart w:id="169" w:name="ref-Valiente-Banuet2015SpeLos"/>
     <w:p>
       <w:pPr>
         <w:pStyle w:val="Bibliography"/>
       </w:pPr>
       <w:r>
+        <w:t xml:space="preserve">Valiente-Banuet A, Aizen MA, Alcántara JM, et al (2015) Beyond species loss: The extinction of ecological interactions in a changing world. Functional Ecology 29:299–307.</w:t>
+      </w:r>
+      <w:r>
+        <w:t xml:space="preserve"> </w:t>
+      </w:r>
+      <w:hyperlink r:id="rId168">
+        <w:r>
+          <w:rPr>
+            <w:rStyle w:val="Hyperlink"/>
+          </w:rPr>
+          <w:t xml:space="preserve">https://doi.org/10.1111/1365-2435.12356</w:t>
+        </w:r>
+      </w:hyperlink>
+    </w:p>
+    <w:bookmarkEnd w:id="169"/>
+    <w:bookmarkStart w:id="171" w:name="ref-vanDam-Bates2018UsiBal"/>
+    <w:p>
+      <w:pPr>
+        <w:pStyle w:val="Bibliography"/>
+      </w:pPr>
+      <w:r>
         <w:t xml:space="preserve">van Dam-Bates P, Gansell O, Robertson B (2018) Using balanced acceptance sampling as a master sample for environmental surveys. Methods in Ecology and Evolution 9:1718–1726.</w:t>
       </w:r>
       <w:r>
         <w:t xml:space="preserve"> </w:t>
       </w:r>
-      <w:hyperlink r:id="rId112">
+      <w:hyperlink r:id="rId170">
         <w:r>
           <w:rPr>
             <w:rStyle w:val="Hyperlink"/>
@@ -5449,19 +7073,52 @@
         </w:r>
       </w:hyperlink>
     </w:p>
-    <w:bookmarkEnd w:id="113"/>
-    <w:bookmarkStart w:id="115" w:name="ref-Williams2000SimRul"/>
+    <w:bookmarkEnd w:id="171"/>
+    <w:bookmarkStart w:id="173" w:name="ref-Vizentin-Bugoni2016InfSam"/>
     <w:p>
       <w:pPr>
         <w:pStyle w:val="Bibliography"/>
       </w:pPr>
       <w:r>
+        <w:t xml:space="preserve">Vizentin-Bugoni J, Maruyama PK, Debastiani VJ, et al (2016) Influences of sampling effort on detected patterns and structuring processes of a</w:t>
+      </w:r>
+      <w:r>
+        <w:t xml:space="preserve"> </w:t>
+      </w:r>
+      <w:r>
+        <w:t xml:space="preserve">Neotropical</w:t>
+      </w:r>
+      <w:r>
+        <w:t xml:space="preserve"> </w:t>
+      </w:r>
+      <w:r>
+        <w:t xml:space="preserve">plant–hummingbird network. Journal of Animal Ecology 85:262–272.</w:t>
+      </w:r>
+      <w:r>
+        <w:t xml:space="preserve"> </w:t>
+      </w:r>
+      <w:hyperlink r:id="rId172">
+        <w:r>
+          <w:rPr>
+            <w:rStyle w:val="Hyperlink"/>
+          </w:rPr>
+          <w:t xml:space="preserve">https://doi.org/10.1111/1365-2656.12459</w:t>
+        </w:r>
+      </w:hyperlink>
+    </w:p>
+    <w:bookmarkEnd w:id="173"/>
+    <w:bookmarkStart w:id="175" w:name="ref-Williams2000SimRul"/>
+    <w:p>
+      <w:pPr>
+        <w:pStyle w:val="Bibliography"/>
+      </w:pPr>
+      <w:r>
         <w:t xml:space="preserve">Williams RJ, Martinez ND (2000) Simple rules yield complex food webs. Nature 404:180–183.</w:t>
       </w:r>
       <w:r>
         <w:t xml:space="preserve"> </w:t>
       </w:r>
-      <w:hyperlink r:id="rId114">
+      <w:hyperlink r:id="rId174">
         <w:r>
           <w:rPr>
             <w:rStyle w:val="Hyperlink"/>
@@ -5470,8 +7127,8 @@
         </w:r>
       </w:hyperlink>
     </w:p>
-    <w:bookmarkEnd w:id="115"/>
-    <w:bookmarkStart w:id="117" w:name="ref-Williams2008SucIts"/>
+    <w:bookmarkEnd w:id="175"/>
+    <w:bookmarkStart w:id="177" w:name="ref-Williams2008SucIts"/>
     <w:p>
       <w:pPr>
         <w:pStyle w:val="Bibliography"/>
@@ -5482,7 +7139,7 @@
       <w:r>
         <w:t xml:space="preserve"> </w:t>
       </w:r>
-      <w:hyperlink r:id="rId116">
+      <w:hyperlink r:id="rId176">
         <w:r>
           <w:rPr>
             <w:rStyle w:val="Hyperlink"/>
@@ -5491,19 +7148,70 @@
         </w:r>
       </w:hyperlink>
     </w:p>
-    <w:bookmarkEnd w:id="117"/>
-    <w:bookmarkStart w:id="119" w:name="ref-Wood2015EffSpa"/>
+    <w:bookmarkEnd w:id="177"/>
+    <w:bookmarkStart w:id="179" w:name="ref-Willig2023ProBio"/>
     <w:p>
       <w:pPr>
         <w:pStyle w:val="Bibliography"/>
       </w:pPr>
       <w:r>
+        <w:t xml:space="preserve">Willig MR, Presley SJ, Klingbeil BT, et al (2023) Protecting biodiversity via conservation networks:</w:t>
+      </w:r>
+      <w:r>
+        <w:t xml:space="preserve"> </w:t>
+      </w:r>
+      <w:r>
+        <w:t xml:space="preserve">Taxonomic</w:t>
+      </w:r>
+      <w:r>
+        <w:t xml:space="preserve">, functional, and phylogenetic considerations. Biological Conservation 278:109876.</w:t>
+      </w:r>
+      <w:r>
+        <w:t xml:space="preserve"> </w:t>
+      </w:r>
+      <w:hyperlink r:id="rId178">
+        <w:r>
+          <w:rPr>
+            <w:rStyle w:val="Hyperlink"/>
+          </w:rPr>
+          <w:t xml:space="preserve">https://doi.org/10.1016/j.biocon.2022.109876</w:t>
+        </w:r>
+      </w:hyperlink>
+    </w:p>
+    <w:bookmarkEnd w:id="179"/>
+    <w:bookmarkStart w:id="181" w:name="ref-Windsor2023UsiEco"/>
+    <w:p>
+      <w:pPr>
+        <w:pStyle w:val="Bibliography"/>
+      </w:pPr>
+      <w:r>
+        <w:t xml:space="preserve">Windsor FM, van den Hoogen J, Crowther TW, Evans DM (2023) Using ecological networks to answer questions in global biogeography and ecology. Journal of Biogeography 50:57–69.</w:t>
+      </w:r>
+      <w:r>
+        <w:t xml:space="preserve"> </w:t>
+      </w:r>
+      <w:hyperlink r:id="rId180">
+        <w:r>
+          <w:rPr>
+            <w:rStyle w:val="Hyperlink"/>
+          </w:rPr>
+          <w:t xml:space="preserve">https://doi.org/10.1111/jbi.14447</w:t>
+        </w:r>
+      </w:hyperlink>
+    </w:p>
+    <w:bookmarkEnd w:id="181"/>
+    <w:bookmarkStart w:id="183" w:name="ref-Wood2015EffSpa"/>
+    <w:p>
+      <w:pPr>
+        <w:pStyle w:val="Bibliography"/>
+      </w:pPr>
+      <w:r>
         <w:t xml:space="preserve">Wood SA, Russell R, Hanson D, et al (2015) Effects of spatial scale of sampling on food web structure. Ecology and Evolution 5:3769–3782.</w:t>
       </w:r>
       <w:r>
         <w:t xml:space="preserve"> </w:t>
       </w:r>
-      <w:hyperlink r:id="rId118">
+      <w:hyperlink r:id="rId182">
         <w:r>
           <w:rPr>
             <w:rStyle w:val="Hyperlink"/>
@@ -5512,9 +7220,39 @@
         </w:r>
       </w:hyperlink>
     </w:p>
-    <w:bookmarkEnd w:id="119"/>
-    <w:bookmarkEnd w:id="120"/>
-    <w:bookmarkEnd w:id="121"/>
+    <w:bookmarkEnd w:id="183"/>
+    <w:bookmarkStart w:id="185" w:name="ref-Zurell2025PreWay"/>
+    <w:p>
+      <w:pPr>
+        <w:pStyle w:val="Bibliography"/>
+      </w:pPr>
+      <w:r>
+        <w:t xml:space="preserve">Zurell D, Bocedi G, Velazco SJE, et al (2025) Predicting the way forward for the</w:t>
+      </w:r>
+      <w:r>
+        <w:t xml:space="preserve"> </w:t>
+      </w:r>
+      <w:r>
+        <w:t xml:space="preserve">Global Biodiversity Framework</w:t>
+      </w:r>
+      <w:r>
+        <w:t xml:space="preserve">. Proceedings of the National Academy of Sciences 122:e2501695122.</w:t>
+      </w:r>
+      <w:r>
+        <w:t xml:space="preserve"> </w:t>
+      </w:r>
+      <w:hyperlink r:id="rId184">
+        <w:r>
+          <w:rPr>
+            <w:rStyle w:val="Hyperlink"/>
+          </w:rPr>
+          <w:t xml:space="preserve">https://doi.org/10.1073/pnas.2501695122</w:t>
+        </w:r>
+      </w:hyperlink>
+    </w:p>
+    <w:bookmarkEnd w:id="185"/>
+    <w:bookmarkEnd w:id="186"/>
+    <w:bookmarkEnd w:id="187"/>
     <w:sectPr>
       <w:footnotePr>
         <w:numRestart w:val="eachSect"/>
@@ -5741,6 +7479,24 @@
     <w:abstractNumId w:val="991"/>
   </w:num>
   <w:num w:numId="1004">
+    <w:abstractNumId w:val="991"/>
+  </w:num>
+  <w:num w:numId="1005">
+    <w:abstractNumId w:val="991"/>
+  </w:num>
+  <w:num w:numId="1006">
+    <w:abstractNumId w:val="991"/>
+  </w:num>
+  <w:num w:numId="1007">
+    <w:abstractNumId w:val="991"/>
+  </w:num>
+  <w:num w:numId="1008">
+    <w:abstractNumId w:val="991"/>
+  </w:num>
+  <w:num w:numId="1009">
+    <w:abstractNumId w:val="991"/>
+  </w:num>
+  <w:num w:numId="1010">
     <w:abstractNumId w:val="991"/>
   </w:num>
 </w:numbering>

--- a/index.docx
+++ b/index.docx
@@ -33,6 +33,675 @@
       </w:pPr>
       <w:r>
         <w:t xml:space="preserve">Introduction</w:t>
+      </w:r>
+    </w:p>
+    <w:p>
+      <w:pPr>
+        <w:pStyle w:val="FirstParagraph"/>
+      </w:pPr>
+      <w:r>
+        <w:t xml:space="preserve">Biodiversity monitoring should encompass all facets of biodiversity. Article 7</w:t>
+      </w:r>
+      <w:r>
+        <w:t xml:space="preserve"> </w:t>
+      </w:r>
+      <w:r>
+        <w:t xml:space="preserve">of the Convention on Biological Diversity calls for Parties to identify and</w:t>
+      </w:r>
+      <w:r>
+        <w:t xml:space="preserve"> </w:t>
+      </w:r>
+      <w:r>
+        <w:t xml:space="preserve">monitor important components of biodiversity</w:t>
+      </w:r>
+      <w:r>
+        <w:t xml:space="preserve"> </w:t>
+      </w:r>
+      <w:r>
+        <w:t xml:space="preserve">(</w:t>
+      </w:r>
+      <w:r>
+        <w:rPr>
+          <w:b/>
+          <w:bCs/>
+        </w:rPr>
+        <w:t xml:space="preserve">CBD?</w:t>
+      </w:r>
+      <w:r>
+        <w:t xml:space="preserve">)</w:t>
+      </w:r>
+      <w:r>
+        <w:t xml:space="preserve">. Species interactions are</w:t>
+      </w:r>
+      <w:r>
+        <w:t xml:space="preserve"> </w:t>
+      </w:r>
+      <w:r>
+        <w:t xml:space="preserve">known as an important component</w:t>
+      </w:r>
+      <w:r>
+        <w:t xml:space="preserve"> </w:t>
+      </w:r>
+      <w:r>
+        <w:t xml:space="preserve">(Valiente-Banuet et al. 2015; Harvey et al. 2017)</w:t>
+      </w:r>
+      <w:r>
+        <w:t xml:space="preserve">,</w:t>
+      </w:r>
+      <w:r>
+        <w:t xml:space="preserve"> </w:t>
+      </w:r>
+      <w:r>
+        <w:t xml:space="preserve">which needs to be taken to a global scale</w:t>
+      </w:r>
+      <w:r>
+        <w:t xml:space="preserve"> </w:t>
+      </w:r>
+      <w:r>
+        <w:t xml:space="preserve">(Mestre et al. 2022; Windsor et al. 2023)</w:t>
+      </w:r>
+      <w:r>
+        <w:t xml:space="preserve">, and for which we have sufficient tools to help guide</w:t>
+      </w:r>
+      <w:r>
+        <w:t xml:space="preserve"> </w:t>
+      </w:r>
+      <w:r>
+        <w:t xml:space="preserve">conservation efforts</w:t>
+      </w:r>
+      <w:r>
+        <w:t xml:space="preserve"> </w:t>
+      </w:r>
+      <w:r>
+        <w:t xml:space="preserve">(Dansereau et al. 2025)</w:t>
+      </w:r>
+      <w:r>
+        <w:t xml:space="preserve">. However, we species interactions</w:t>
+      </w:r>
+      <w:r>
+        <w:t xml:space="preserve"> </w:t>
+      </w:r>
+      <w:r>
+        <w:t xml:space="preserve">represent a biodiversity shortfall, for which we lack data on global scales</w:t>
+      </w:r>
+      <w:r>
+        <w:t xml:space="preserve"> </w:t>
+      </w:r>
+      <w:r>
+        <w:t xml:space="preserve">(Hortal et al. 2015; Poisot et al. 2021)</w:t>
+      </w:r>
+      <w:r>
+        <w:t xml:space="preserve">.</w:t>
+      </w:r>
+    </w:p>
+    <w:p>
+      <w:pPr>
+        <w:pStyle w:val="BodyText"/>
+      </w:pPr>
+      <w:r>
+        <w:t xml:space="preserve">Biodiversity Observation Networks (BONs) are promising initiatives to improve</w:t>
+      </w:r>
+      <w:r>
+        <w:t xml:space="preserve"> </w:t>
+      </w:r>
+      <w:r>
+        <w:t xml:space="preserve">monitoring across scales and biodiversity facets. BONs are coordinated</w:t>
+      </w:r>
+      <w:r>
+        <w:t xml:space="preserve"> </w:t>
+      </w:r>
+      <w:r>
+        <w:t xml:space="preserve">monitoring networks designed to harmonize observation systems, assist reporting</w:t>
+      </w:r>
+      <w:r>
+        <w:t xml:space="preserve"> </w:t>
+      </w:r>
+      <w:r>
+        <w:t xml:space="preserve">on international assessments, and reinforce scientific basis in biodiversity</w:t>
+      </w:r>
+      <w:r>
+        <w:t xml:space="preserve"> </w:t>
+      </w:r>
+      <w:r>
+        <w:t xml:space="preserve">monitoring</w:t>
+      </w:r>
+      <w:r>
+        <w:t xml:space="preserve"> </w:t>
+      </w:r>
+      <w:r>
+        <w:t xml:space="preserve">(Navarro et al. 2017; Gonzalez et al. 2023)</w:t>
+      </w:r>
+      <w:r>
+        <w:t xml:space="preserve">. BONs can be thematic</w:t>
+      </w:r>
+      <w:r>
+        <w:t xml:space="preserve"> </w:t>
+      </w:r>
+      <w:r>
+        <w:t xml:space="preserve">(Marine BON, Freshwater BON), national (China BON, French BON, Colombia BON) or</w:t>
+      </w:r>
+      <w:r>
+        <w:t xml:space="preserve"> </w:t>
+      </w:r>
+      <w:r>
+        <w:t xml:space="preserve">regional (Asia-Pacific, Europe). Some represent networks of monitoring sites for</w:t>
+      </w:r>
+      <w:r>
+        <w:t xml:space="preserve"> </w:t>
+      </w:r>
+      <w:r>
+        <w:t xml:space="preserve">systematic monitoring (China BON) while others represent biodiversity data hubs</w:t>
+      </w:r>
+      <w:r>
+        <w:t xml:space="preserve"> </w:t>
+      </w:r>
+      <w:r>
+        <w:t xml:space="preserve">(French BON)</w:t>
+      </w:r>
+      <w:r>
+        <w:t xml:space="preserve"> </w:t>
+      </w:r>
+      <w:r>
+        <w:t xml:space="preserve">(Navarro et al. 2017)</w:t>
+      </w:r>
+      <w:r>
+        <w:t xml:space="preserve">. BONs aim to monitor biodiversity change,</w:t>
+      </w:r>
+      <w:r>
+        <w:t xml:space="preserve"> </w:t>
+      </w:r>
+      <w:r>
+        <w:t xml:space="preserve">informing on both current status and trends</w:t>
+      </w:r>
+      <w:r>
+        <w:t xml:space="preserve"> </w:t>
+      </w:r>
+      <w:r>
+        <w:t xml:space="preserve">(Gonzalez et al. 2025)</w:t>
+      </w:r>
+      <w:r>
+        <w:t xml:space="preserve">. BONs should</w:t>
+      </w:r>
+      <w:r>
+        <w:t xml:space="preserve"> </w:t>
+      </w:r>
+      <w:r>
+        <w:t xml:space="preserve">also form a globally connected network [Global Biodiversity Observing System,</w:t>
+      </w:r>
+      <w:r>
+        <w:t xml:space="preserve"> </w:t>
+      </w:r>
+      <w:r>
+        <w:t xml:space="preserve">GBiOS \;</w:t>
+      </w:r>
+      <w:r>
+        <w:t xml:space="preserve"> </w:t>
+      </w:r>
+      <w:r>
+        <w:t xml:space="preserve">Gonzalez et al. (2023)</w:t>
+      </w:r>
+      <w:r>
+        <w:t xml:space="preserve">], interlinking capacities to monitor biodiversity</w:t>
+      </w:r>
+      <w:r>
+        <w:t xml:space="preserve"> </w:t>
+      </w:r>
+      <w:r>
+        <w:t xml:space="preserve">change and guide actions needed for targets and goals of the Kunming-Montreal</w:t>
+      </w:r>
+      <w:r>
+        <w:t xml:space="preserve"> </w:t>
+      </w:r>
+      <w:r>
+        <w:t xml:space="preserve">Global Biodiversity framework. BONs are under development, notably in Europe</w:t>
+      </w:r>
+      <w:r>
+        <w:t xml:space="preserve"> </w:t>
+      </w:r>
+      <w:r>
+        <w:t xml:space="preserve">(Kissling et al. 2024)</w:t>
+      </w:r>
+      <w:r>
+        <w:t xml:space="preserve"> </w:t>
+      </w:r>
+      <w:r>
+        <w:t xml:space="preserve">and in Canada</w:t>
+      </w:r>
+      <w:r>
+        <w:t xml:space="preserve"> </w:t>
+      </w:r>
+      <w:r>
+        <w:t xml:space="preserve">(Gonzalez et al. 2025)</w:t>
+      </w:r>
+      <w:r>
+        <w:t xml:space="preserve">.</w:t>
+      </w:r>
+    </w:p>
+    <w:p>
+      <w:pPr>
+        <w:pStyle w:val="BodyText"/>
+      </w:pPr>
+      <w:r>
+        <w:t xml:space="preserve">Recent work highlighted the need for improved sampling designs in BONs. Current</w:t>
+      </w:r>
+      <w:r>
+        <w:t xml:space="preserve"> </w:t>
+      </w:r>
+      <w:r>
+        <w:t xml:space="preserve">sampling designs over large scales are often too sparse, at too coarse a scale,</w:t>
+      </w:r>
+      <w:r>
+        <w:t xml:space="preserve"> </w:t>
+      </w:r>
+      <w:r>
+        <w:t xml:space="preserve">too infrequent, and without temporal replication</w:t>
+      </w:r>
+      <w:r>
+        <w:t xml:space="preserve"> </w:t>
+      </w:r>
+      <w:r>
+        <w:t xml:space="preserve">(Santana et al. 2025)</w:t>
+      </w:r>
+      <w:r>
+        <w:t xml:space="preserve">.</w:t>
+      </w:r>
+      <w:r>
+        <w:t xml:space="preserve"> </w:t>
+      </w:r>
+      <w:r>
+        <w:t xml:space="preserve">Recommendations for more effective spatial sampling design in Europe included</w:t>
+      </w:r>
+      <w:r>
+        <w:t xml:space="preserve"> </w:t>
+      </w:r>
+      <w:r>
+        <w:t xml:space="preserve">stratified random sampling (with stratification across environmental,</w:t>
+      </w:r>
+      <w:r>
+        <w:t xml:space="preserve"> </w:t>
+      </w:r>
+      <w:r>
+        <w:t xml:space="preserve">anthropogenic and political layers), incorporation of existing monitoring sites,</w:t>
+      </w:r>
+      <w:r>
+        <w:t xml:space="preserve"> </w:t>
+      </w:r>
+      <w:r>
+        <w:t xml:space="preserve">filling of spatial gaps, co-location of monitoring activities</w:t>
+      </w:r>
+      <w:r>
+        <w:t xml:space="preserve"> </w:t>
+      </w:r>
+      <w:r>
+        <w:t xml:space="preserve">(Kissling et al. 2024)</w:t>
+      </w:r>
+      <w:r>
+        <w:t xml:space="preserve">.</w:t>
+      </w:r>
+    </w:p>
+    <w:p>
+      <w:pPr>
+        <w:pStyle w:val="BodyText"/>
+      </w:pPr>
+      <w:r>
+        <w:t xml:space="preserve">Sampling designs should incorporate species interactions, but currently does</w:t>
+      </w:r>
+      <w:r>
+        <w:t xml:space="preserve"> </w:t>
+      </w:r>
+      <w:r>
+        <w:t xml:space="preserve">not. Ecological monitoring design relies on site selection algorithms more often</w:t>
+      </w:r>
+      <w:r>
+        <w:t xml:space="preserve"> </w:t>
+      </w:r>
+      <w:r>
+        <w:t xml:space="preserve">discussed regarding their capacity to achieve spatial balance and representative</w:t>
+      </w:r>
+      <w:r>
+        <w:t xml:space="preserve"> </w:t>
+      </w:r>
+      <w:r>
+        <w:t xml:space="preserve">samples, and less frequently with an evaluation to performance to achieve an</w:t>
+      </w:r>
+      <w:r>
+        <w:t xml:space="preserve"> </w:t>
+      </w:r>
+      <w:r>
+        <w:t xml:space="preserve">ecological monitoring goal</w:t>
+      </w:r>
+      <w:r>
+        <w:t xml:space="preserve"> </w:t>
+      </w:r>
+      <w:r>
+        <w:t xml:space="preserve">(Norman and Poisot 2025)</w:t>
+      </w:r>
+      <w:r>
+        <w:t xml:space="preserve">.</w:t>
+      </w:r>
+    </w:p>
+    <w:p>
+      <w:pPr>
+        <w:pStyle w:val="BodyText"/>
+      </w:pPr>
+      <w:r>
+        <w:t xml:space="preserve">Maximising species richness can be an efficient strategy to design conservation</w:t>
+      </w:r>
+      <w:r>
+        <w:t xml:space="preserve"> </w:t>
+      </w:r>
+      <w:r>
+        <w:t xml:space="preserve">networks while also capturing functional and phylogenetic diversity</w:t>
+      </w:r>
+      <w:r>
+        <w:t xml:space="preserve"> </w:t>
+      </w:r>
+      <w:r>
+        <w:t xml:space="preserve">(Willig et al. 2023)</w:t>
+      </w:r>
+      <w:r>
+        <w:t xml:space="preserve">.</w:t>
+      </w:r>
+    </w:p>
+    <w:p>
+      <w:pPr>
+        <w:pStyle w:val="BodyText"/>
+      </w:pPr>
+      <w:r>
+        <w:t xml:space="preserve">Species richness is an ubiquitous metric in biological conservation, yet a</w:t>
+      </w:r>
+      <w:r>
+        <w:t xml:space="preserve"> </w:t>
+      </w:r>
+      <w:r>
+        <w:t xml:space="preserve">flawed one: it is not robust in measuring changes, neglects species identities,</w:t>
+      </w:r>
+      <w:r>
+        <w:t xml:space="preserve"> </w:t>
+      </w:r>
+      <w:r>
+        <w:t xml:space="preserve">and does not providing information on persistence of biodiversity and ecosystem</w:t>
+      </w:r>
+      <w:r>
+        <w:t xml:space="preserve"> </w:t>
+      </w:r>
+      <w:r>
+        <w:t xml:space="preserve">services</w:t>
+      </w:r>
+      <w:r>
+        <w:t xml:space="preserve"> </w:t>
+      </w:r>
+      <w:r>
+        <w:t xml:space="preserve">(Fletcher Jr. et al. 2025)</w:t>
+      </w:r>
+      <w:r>
+        <w:t xml:space="preserve">.</w:t>
+      </w:r>
+    </w:p>
+    <w:p>
+      <w:pPr>
+        <w:pStyle w:val="BodyText"/>
+      </w:pPr>
+      <w:r>
+        <w:t xml:space="preserve">Species richness is the most commonly used biodiversity measure, especially in a</w:t>
+      </w:r>
+      <w:r>
+        <w:t xml:space="preserve"> </w:t>
+      </w:r>
+      <w:r>
+        <w:t xml:space="preserve">monitoring context, even though trends in species richness do not and cannot</w:t>
+      </w:r>
+      <w:r>
+        <w:t xml:space="preserve"> </w:t>
+      </w:r>
+      <w:r>
+        <w:t xml:space="preserve">properly capture biodiversity change through time</w:t>
+      </w:r>
+      <w:r>
+        <w:t xml:space="preserve"> </w:t>
+      </w:r>
+      <w:r>
+        <w:t xml:space="preserve">(Hillebrand et al. 2018)</w:t>
+      </w:r>
+      <w:r>
+        <w:t xml:space="preserve">.</w:t>
+      </w:r>
+    </w:p>
+    <w:p>
+      <w:pPr>
+        <w:pStyle w:val="BodyText"/>
+      </w:pPr>
+      <w:r>
+        <w:t xml:space="preserve">Species interactions represent a critical component of ecosystem functioning and</w:t>
+      </w:r>
+      <w:r>
+        <w:t xml:space="preserve"> </w:t>
+      </w:r>
+      <w:r>
+        <w:t xml:space="preserve">health, yet may be lost faster than species</w:t>
+      </w:r>
+      <w:r>
+        <w:t xml:space="preserve"> </w:t>
+      </w:r>
+      <w:r>
+        <w:t xml:space="preserve">(Valiente-Banuet et al. 2015)</w:t>
+      </w:r>
+      <w:r>
+        <w:t xml:space="preserve">.</w:t>
+      </w:r>
+      <w:r>
+        <w:t xml:space="preserve"> </w:t>
+      </w:r>
+      <w:r>
+        <w:t xml:space="preserve">Monitoring interactions is important, potentially more informative regarding</w:t>
+      </w:r>
+      <w:r>
+        <w:t xml:space="preserve"> </w:t>
+      </w:r>
+      <w:r>
+        <w:t xml:space="preserve">ecosystem functions than monitoring species richness or using EBVs</w:t>
+      </w:r>
+      <w:r>
+        <w:t xml:space="preserve"> </w:t>
+      </w:r>
+      <w:r>
+        <w:t xml:space="preserve">(Jordano 2016)</w:t>
+      </w:r>
+      <w:r>
+        <w:t xml:space="preserve">.</w:t>
+      </w:r>
+    </w:p>
+    <w:p>
+      <w:pPr>
+        <w:pStyle w:val="BodyText"/>
+      </w:pPr>
+      <w:r>
+        <w:t xml:space="preserve">Network responses may be different from species richness</w:t>
+      </w:r>
+      <w:r>
+        <w:t xml:space="preserve"> </w:t>
+      </w:r>
+      <w:r>
+        <w:t xml:space="preserve">(e.g. Doré et al. 2021)</w:t>
+      </w:r>
+      <w:r>
+        <w:t xml:space="preserve">,</w:t>
+      </w:r>
+      <w:r>
+        <w:t xml:space="preserve"> </w:t>
+      </w:r>
+      <w:r>
+        <w:t xml:space="preserve">emphasizing the need for ecological monitoring to consider interactions, not</w:t>
+      </w:r>
+      <w:r>
+        <w:t xml:space="preserve"> </w:t>
+      </w:r>
+      <w:r>
+        <w:t xml:space="preserve">just species richness.</w:t>
+      </w:r>
+    </w:p>
+    <w:p>
+      <w:pPr>
+        <w:pStyle w:val="BodyText"/>
+      </w:pPr>
+      <w:r>
+        <w:t xml:space="preserve">Species interactions can also improve our ability to predict responses to</w:t>
+      </w:r>
+      <w:r>
+        <w:t xml:space="preserve"> </w:t>
+      </w:r>
+      <w:r>
+        <w:t xml:space="preserve">climate change</w:t>
+      </w:r>
+      <w:r>
+        <w:t xml:space="preserve"> </w:t>
+      </w:r>
+      <w:r>
+        <w:t xml:space="preserve">(Abrego et al. 2021)</w:t>
+      </w:r>
+      <w:r>
+        <w:t xml:space="preserve">.</w:t>
+      </w:r>
+    </w:p>
+    <w:p>
+      <w:pPr>
+        <w:pStyle w:val="BodyText"/>
+      </w:pPr>
+      <w:r>
+        <w:t xml:space="preserve">There are sufficient tools available to use networks as indicators for</w:t>
+      </w:r>
+      <w:r>
+        <w:t xml:space="preserve"> </w:t>
+      </w:r>
+      <w:r>
+        <w:t xml:space="preserve">biodiversity conservation and management while we keep improving monitoring</w:t>
+      </w:r>
+      <w:r>
+        <w:t xml:space="preserve"> </w:t>
+      </w:r>
+      <w:r>
+        <w:t xml:space="preserve">(Dansereau et al. 2025)</w:t>
+      </w:r>
+      <w:r>
+        <w:t xml:space="preserve">.</w:t>
+      </w:r>
+    </w:p>
+    <w:p>
+      <w:pPr>
+        <w:pStyle w:val="BodyText"/>
+      </w:pPr>
+      <w:r>
+        <w:t xml:space="preserve">Simulations have already in the been used in the context of optimizing</w:t>
+      </w:r>
+      <w:r>
+        <w:t xml:space="preserve"> </w:t>
+      </w:r>
+      <w:r>
+        <w:t xml:space="preserve">monitoring to: generate communities and evaluate the potential of metrics to</w:t>
+      </w:r>
+      <w:r>
+        <w:t xml:space="preserve"> </w:t>
+      </w:r>
+      <w:r>
+        <w:t xml:space="preserve">track biodiversity change</w:t>
+      </w:r>
+      <w:r>
+        <w:t xml:space="preserve"> </w:t>
+      </w:r>
+      <w:r>
+        <w:t xml:space="preserve">(Santini et al. 2017)</w:t>
+      </w:r>
+      <w:r>
+        <w:t xml:space="preserve">, simulate networks and sampling</w:t>
+      </w:r>
+      <w:r>
+        <w:t xml:space="preserve"> </w:t>
+      </w:r>
+      <w:r>
+        <w:t xml:space="preserve">to evaluate effects on estimated metrics compared to a known reference</w:t>
+      </w:r>
+      <w:r>
+        <w:t xml:space="preserve"> </w:t>
+      </w:r>
+      <w:r>
+        <w:t xml:space="preserve">(de Aguiar et al. 2019, although not in a spatial context)</w:t>
+      </w:r>
+      <w:r>
+        <w:t xml:space="preserve">, determine optimal</w:t>
+      </w:r>
+      <w:r>
+        <w:t xml:space="preserve"> </w:t>
+      </w:r>
+      <w:r>
+        <w:t xml:space="preserve">sampling frequency for monitoring</w:t>
+      </w:r>
+      <w:r>
+        <w:t xml:space="preserve"> </w:t>
+      </w:r>
+      <w:r>
+        <w:t xml:space="preserve">(Daugaard et al. 2024)</w:t>
+      </w:r>
+      <w:r>
+        <w:t xml:space="preserve">, to examine the</w:t>
+      </w:r>
+      <w:r>
+        <w:t xml:space="preserve"> </w:t>
+      </w:r>
+      <w:r>
+        <w:t xml:space="preserve">dependence of monitoring efficiency and trends detection given the number of</w:t>
+      </w:r>
+      <w:r>
+        <w:t xml:space="preserve"> </w:t>
+      </w:r>
+      <w:r>
+        <w:t xml:space="preserve">monitoring sites, species abundance, detection probability, strength of decline,</w:t>
+      </w:r>
+      <w:r>
+        <w:t xml:space="preserve"> </w:t>
+      </w:r>
+      <w:r>
+        <w:t xml:space="preserve">under a range of scenarios and monitoring schemes</w:t>
+      </w:r>
+      <w:r>
+        <w:t xml:space="preserve"> </w:t>
+      </w:r>
+      <w:r>
+        <w:t xml:space="preserve">(Ficetola et al. 2018)</w:t>
+      </w:r>
+      <w:r>
+        <w:t xml:space="preserve">.</w:t>
+      </w:r>
+    </w:p>
+    <w:p>
+      <w:pPr>
+        <w:pStyle w:val="BodyText"/>
+      </w:pPr>
+      <w:r>
+        <w:rPr>
+          <w:b/>
+          <w:bCs/>
+        </w:rPr>
+        <w:t xml:space="preserve">Sampling interactions</w:t>
+      </w:r>
+    </w:p>
+    <w:p>
+      <w:pPr>
+        <w:pStyle w:val="BodyText"/>
+      </w:pPr>
+      <w:r>
+        <w:t xml:space="preserve">Species interactions have not being discussed in the context of BONs. Prior</w:t>
+      </w:r>
+      <w:r>
+        <w:t xml:space="preserve"> </w:t>
+      </w:r>
+      <w:r>
+        <w:t xml:space="preserve">investigations over interaction sampling does not address how efficiently we</w:t>
+      </w:r>
+      <w:r>
+        <w:t xml:space="preserve"> </w:t>
+      </w:r>
+      <w:r>
+        <w:t xml:space="preserve">should expect to monitor interactions within the BON framework.</w:t>
       </w:r>
     </w:p>
     <w:p>
@@ -44,7 +713,109 @@
         </w:numPr>
       </w:pPr>
       <w:r>
-        <w:t xml:space="preserve">Context</w:t>
+        <w:t xml:space="preserve">Lot of focus on interaction and networks have been on assessing sampling</w:t>
+      </w:r>
+      <w:r>
+        <w:t xml:space="preserve"> </w:t>
+      </w:r>
+      <w:r>
+        <w:t xml:space="preserve">completeness, effect on network properties</w:t>
+      </w:r>
+      <w:r>
+        <w:t xml:space="preserve"> </w:t>
+      </w:r>
+      <w:r>
+        <w:t xml:space="preserve">(Jordano 2016; Vizentin-Bugoni et al. 2016; Henriksen et al. 2019; Chiu et al. 2023)</w:t>
+      </w:r>
+    </w:p>
+    <w:p>
+      <w:pPr>
+        <w:pStyle w:val="Compact"/>
+        <w:numPr>
+          <w:ilvl w:val="0"/>
+          <w:numId w:val="1001"/>
+        </w:numPr>
+      </w:pPr>
+      <w:r>
+        <w:t xml:space="preserve">We focused on describing interaction accumulation curves</w:t>
+      </w:r>
+      <w:r>
+        <w:t xml:space="preserve"> </w:t>
+      </w:r>
+      <w:r>
+        <w:t xml:space="preserve">(Chacoff et al. 2012)</w:t>
+      </w:r>
+    </w:p>
+    <w:p>
+      <w:pPr>
+        <w:pStyle w:val="Compact"/>
+        <w:numPr>
+          <w:ilvl w:val="0"/>
+          <w:numId w:val="1001"/>
+        </w:numPr>
+      </w:pPr>
+      <w:r>
+        <w:t xml:space="preserve">Some of it is with simulations</w:t>
+      </w:r>
+      <w:r>
+        <w:t xml:space="preserve"> </w:t>
+      </w:r>
+      <w:r>
+        <w:t xml:space="preserve">(de Aguiar et al. 2019)</w:t>
+      </w:r>
+    </w:p>
+    <w:p>
+      <w:pPr>
+        <w:pStyle w:val="Compact"/>
+        <w:numPr>
+          <w:ilvl w:val="0"/>
+          <w:numId w:val="1001"/>
+        </w:numPr>
+      </w:pPr>
+      <w:r>
+        <w:t xml:space="preserve">We need to do it in a spatial context, and have done if less frequently, but</w:t>
+      </w:r>
+      <w:r>
+        <w:t xml:space="preserve"> </w:t>
+      </w:r>
+      <w:r>
+        <w:t xml:space="preserve">kindof have</w:t>
+      </w:r>
+      <w:r>
+        <w:t xml:space="preserve"> </w:t>
+      </w:r>
+      <w:r>
+        <w:t xml:space="preserve">(Poisot et al. 2012; Wood et al. 2015; McLeod et al. 2021)</w:t>
+      </w:r>
+    </w:p>
+    <w:p>
+      <w:pPr>
+        <w:pStyle w:val="Compact"/>
+        <w:numPr>
+          <w:ilvl w:val="0"/>
+          <w:numId w:val="1001"/>
+        </w:numPr>
+      </w:pPr>
+      <w:r>
+        <w:t xml:space="preserve">We have a spatio-temporal model for it</w:t>
+      </w:r>
+      <w:r>
+        <w:t xml:space="preserve"> </w:t>
+      </w:r>
+      <w:r>
+        <w:t xml:space="preserve">(Cirtwill et al. 2019; Catchen et al. 2023)</w:t>
+      </w:r>
+    </w:p>
+    <w:p>
+      <w:pPr>
+        <w:pStyle w:val="Compact"/>
+        <w:numPr>
+          <w:ilvl w:val="0"/>
+          <w:numId w:val="1001"/>
+        </w:numPr>
+      </w:pPr>
+      <w:r>
+        <w:t xml:space="preserve">We know networks vary in space and time</w:t>
       </w:r>
     </w:p>
     <w:p>
@@ -56,7 +827,13 @@
         </w:numPr>
       </w:pPr>
       <w:r>
-        <w:t xml:space="preserve">Biodiversity monitoring should encompass all facets of biodiversity</w:t>
+        <w:t xml:space="preserve">Because they should</w:t>
+      </w:r>
+      <w:r>
+        <w:t xml:space="preserve"> </w:t>
+      </w:r>
+      <w:r>
+        <w:t xml:space="preserve">(Poisot et al. 2015)</w:t>
       </w:r>
     </w:p>
     <w:p>
@@ -68,13 +845,13 @@
         </w:numPr>
       </w:pPr>
       <w:r>
-        <w:t xml:space="preserve">Species interactions are rarely considered in comparison to species</w:t>
-      </w:r>
-      <w:r>
-        <w:t xml:space="preserve"> </w:t>
-      </w:r>
-      <w:r>
-        <w:t xml:space="preserve">richness metrics, in part due to their inherent sampling difficulty</w:t>
+        <w:t xml:space="preserve">Because of dispersal</w:t>
+      </w:r>
+      <w:r>
+        <w:t xml:space="preserve"> </w:t>
+      </w:r>
+      <w:r>
+        <w:t xml:space="preserve">(Thompson and Gonzalez 2017)</w:t>
       </w:r>
     </w:p>
     <w:p>
@@ -86,13 +863,13 @@
         </w:numPr>
       </w:pPr>
       <w:r>
-        <w:t xml:space="preserve">Yet, interactions represent an biodiversity component which should be</w:t>
-      </w:r>
-      <w:r>
-        <w:t xml:space="preserve"> </w:t>
-      </w:r>
-      <w:r>
-        <w:t xml:space="preserve">considered when implementing monitoring networks</w:t>
+        <w:t xml:space="preserve">They vary across gradients</w:t>
+      </w:r>
+      <w:r>
+        <w:t xml:space="preserve"> </w:t>
+      </w:r>
+      <w:r>
+        <w:t xml:space="preserve">(Tylianakis and Morris 2017; Pellissier et al. 2018)</w:t>
       </w:r>
     </w:p>
     <w:p>
@@ -104,25 +881,13 @@
         </w:numPr>
       </w:pPr>
       <w:r>
-        <w:t xml:space="preserve">As interactions are inherently challenging to sample, developing methods</w:t>
-      </w:r>
-      <w:r>
-        <w:t xml:space="preserve"> </w:t>
-      </w:r>
-      <w:r>
-        <w:t xml:space="preserve">for optimizing strategies is even more relevant.</w:t>
-      </w:r>
-    </w:p>
-    <w:p>
-      <w:pPr>
-        <w:pStyle w:val="Compact"/>
-        <w:numPr>
-          <w:ilvl w:val="0"/>
-          <w:numId w:val="1001"/>
-        </w:numPr>
-      </w:pPr>
-      <w:r>
-        <w:t xml:space="preserve">Key questions</w:t>
+        <w:t xml:space="preserve">We know how they scale across space</w:t>
+      </w:r>
+      <w:r>
+        <w:t xml:space="preserve"> </w:t>
+      </w:r>
+      <w:r>
+        <w:t xml:space="preserve">(Galiana et al. 2018; Galiana et al. 2021)</w:t>
       </w:r>
     </w:p>
     <w:p>
@@ -130,914 +895,34 @@
         <w:pStyle w:val="Compact"/>
         <w:numPr>
           <w:ilvl w:val="1"/>
-          <w:numId w:val="1003"/>
+          <w:numId w:val="1002"/>
         </w:numPr>
       </w:pPr>
       <w:r>
-        <w:t xml:space="preserve">How should we implement monitoring programs</w:t>
-      </w:r>
-      <w:r>
-        <w:t xml:space="preserve"> </w:t>
-      </w:r>
-      <w:r>
-        <w:rPr>
-          <w:i/>
-          <w:iCs/>
-        </w:rPr>
-        <w:t xml:space="preserve">across space</w:t>
-      </w:r>
-      <w:r>
-        <w:t xml:space="preserve"> </w:t>
-      </w:r>
-      <w:r>
-        <w:t xml:space="preserve">to</w:t>
-      </w:r>
-      <w:r>
-        <w:t xml:space="preserve"> </w:t>
-      </w:r>
-      <w:r>
-        <w:t xml:space="preserve">efficiently capture network composition and changes as essential</w:t>
-      </w:r>
-      <w:r>
-        <w:t xml:space="preserve"> </w:t>
-      </w:r>
-      <w:r>
-        <w:t xml:space="preserve">components of biodiversity?</w:t>
-      </w:r>
-    </w:p>
-    <w:p>
-      <w:pPr>
-        <w:pStyle w:val="Compact"/>
-        <w:numPr>
-          <w:ilvl w:val="2"/>
-          <w:numId w:val="1004"/>
-        </w:numPr>
-      </w:pPr>
-      <w:r>
-        <w:t xml:space="preserve">Is interaction variation different from richness</w:t>
-      </w:r>
-    </w:p>
-    <w:p>
-      <w:pPr>
-        <w:pStyle w:val="Compact"/>
-        <w:numPr>
-          <w:ilvl w:val="1"/>
-          <w:numId w:val="1003"/>
-        </w:numPr>
-      </w:pPr>
-      <w:r>
-        <w:t xml:space="preserve">Can we monitor species interactions as efficiently as species ranges?</w:t>
-      </w:r>
-      <w:r>
-        <w:t xml:space="preserve"> </w:t>
-      </w:r>
-      <w:r>
-        <w:t xml:space="preserve">What would be realistic expectations for monitoring species</w:t>
-      </w:r>
-      <w:r>
-        <w:t xml:space="preserve"> </w:t>
-      </w:r>
-      <w:r>
-        <w:t xml:space="preserve">interactions?</w:t>
-      </w:r>
-    </w:p>
-    <w:p>
-      <w:pPr>
-        <w:pStyle w:val="Compact"/>
-        <w:numPr>
-          <w:ilvl w:val="0"/>
-          <w:numId w:val="1001"/>
-        </w:numPr>
-      </w:pPr>
-      <w:r>
-        <w:t xml:space="preserve">Previous work</w:t>
-      </w:r>
-    </w:p>
-    <w:p>
-      <w:pPr>
-        <w:pStyle w:val="Compact"/>
-        <w:numPr>
-          <w:ilvl w:val="1"/>
-          <w:numId w:val="1005"/>
-        </w:numPr>
-      </w:pPr>
-      <w:r>
-        <w:t xml:space="preserve">Lot of research on sampling of networks and interactions</w:t>
-      </w:r>
-    </w:p>
-    <w:p>
-      <w:pPr>
-        <w:pStyle w:val="Compact"/>
-        <w:numPr>
-          <w:ilvl w:val="1"/>
-          <w:numId w:val="1005"/>
-        </w:numPr>
-      </w:pPr>
-      <w:r>
-        <w:t xml:space="preserve">Less so in a spatial context</w:t>
-      </w:r>
-    </w:p>
-    <w:p>
-      <w:pPr>
-        <w:pStyle w:val="Compact"/>
-        <w:numPr>
-          <w:ilvl w:val="1"/>
-          <w:numId w:val="1005"/>
-        </w:numPr>
-      </w:pPr>
-      <w:r>
-        <w:t xml:space="preserve">None on using network info to optimize biodiversity monitoring in the</w:t>
-      </w:r>
-      <w:r>
-        <w:t xml:space="preserve"> </w:t>
-      </w:r>
-      <w:r>
-        <w:t xml:space="preserve">context of the GBF</w:t>
-      </w:r>
-    </w:p>
-    <w:p>
-      <w:pPr>
-        <w:pStyle w:val="Compact"/>
-        <w:numPr>
-          <w:ilvl w:val="1"/>
-          <w:numId w:val="1005"/>
-        </w:numPr>
-      </w:pPr>
-      <w:r>
-        <w:t xml:space="preserve">Bring back to context of documenting metaweb</w:t>
-      </w:r>
-    </w:p>
-    <w:p>
-      <w:pPr>
-        <w:pStyle w:val="Compact"/>
-        <w:numPr>
-          <w:ilvl w:val="0"/>
-          <w:numId w:val="1001"/>
-        </w:numPr>
-      </w:pPr>
-      <w:r>
-        <w:t xml:space="preserve">Network / interaction sampling</w:t>
-      </w:r>
-    </w:p>
-    <w:p>
-      <w:pPr>
-        <w:pStyle w:val="Compact"/>
-        <w:numPr>
-          <w:ilvl w:val="0"/>
-          <w:numId w:val="1001"/>
-        </w:numPr>
-      </w:pPr>
-      <w:r>
-        <w:t xml:space="preserve">Network / interaction sampling in space</w:t>
-      </w:r>
-    </w:p>
-    <w:p>
-      <w:pPr>
-        <w:pStyle w:val="Compact"/>
-        <w:numPr>
-          <w:ilvl w:val="0"/>
-          <w:numId w:val="1001"/>
-        </w:numPr>
-      </w:pPr>
-      <w:r>
-        <w:t xml:space="preserve">BONs and optimization</w:t>
+        <w:t xml:space="preserve">Prey rewiring across space leads to rewiring and reshapes metawebs</w:t>
+      </w:r>
+      <w:r>
+        <w:t xml:space="preserve"> </w:t>
+      </w:r>
+      <w:r>
+        <w:t xml:space="preserve">(Ceron et al. 2022)</w:t>
       </w:r>
     </w:p>
     <w:p>
       <w:pPr>
         <w:pStyle w:val="FirstParagraph"/>
       </w:pPr>
-      <w:r>
-        <w:t xml:space="preserve">Biodiversity monitoring should encompass all facets of biodiversity. Article 7</w:t>
-      </w:r>
-      <w:r>
-        <w:t xml:space="preserve"> </w:t>
-      </w:r>
-      <w:r>
-        <w:t xml:space="preserve">of the Convention on Biological Diversity calls for Parties to identify and</w:t>
-      </w:r>
-      <w:r>
-        <w:t xml:space="preserve"> </w:t>
-      </w:r>
-      <w:r>
-        <w:t xml:space="preserve">monitor important components of biodiversity</w:t>
-      </w:r>
-      <w:r>
-        <w:t xml:space="preserve"> </w:t>
-      </w:r>
-      <w:r>
-        <w:t xml:space="preserve">(</w:t>
-      </w:r>
       <w:r>
         <w:rPr>
           <w:b/>
           <w:bCs/>
         </w:rPr>
-        <w:t xml:space="preserve">CBD?</w:t>
-      </w:r>
-      <w:r>
-        <w:t xml:space="preserve">)</w:t>
-      </w:r>
-      <w:r>
-        <w:t xml:space="preserve">. Species interactions are</w:t>
-      </w:r>
-      <w:r>
-        <w:t xml:space="preserve"> </w:t>
-      </w:r>
-      <w:r>
-        <w:t xml:space="preserve">known as an important component</w:t>
-      </w:r>
-      <w:r>
-        <w:t xml:space="preserve"> </w:t>
-      </w:r>
-      <w:r>
-        <w:t xml:space="preserve">(Valiente-Banuet et al. 2015; Harvey et al. 2017)</w:t>
-      </w:r>
-      <w:r>
-        <w:t xml:space="preserve">,</w:t>
-      </w:r>
-      <w:r>
-        <w:t xml:space="preserve"> </w:t>
-      </w:r>
-      <w:r>
-        <w:t xml:space="preserve">which needs to be taken to a global scale</w:t>
-      </w:r>
-      <w:r>
-        <w:t xml:space="preserve"> </w:t>
-      </w:r>
-      <w:r>
-        <w:t xml:space="preserve">(Windsor et al. 2023)</w:t>
-      </w:r>
-      <w:r>
-        <w:t xml:space="preserve">, and for which we</w:t>
-      </w:r>
-      <w:r>
-        <w:t xml:space="preserve"> </w:t>
-      </w:r>
-      <w:r>
-        <w:t xml:space="preserve">have sufficient tools to help guide conservation efforts</w:t>
-      </w:r>
-      <w:r>
-        <w:t xml:space="preserve"> </w:t>
-      </w:r>
-      <w:r>
-        <w:t xml:space="preserve">(Dansereau et al. 2025)</w:t>
-      </w:r>
-      <w:r>
-        <w:t xml:space="preserve">.</w:t>
+        <w:t xml:space="preserve">Remaining questions</w:t>
       </w:r>
     </w:p>
     <w:p>
       <w:pPr>
         <w:pStyle w:val="BodyText"/>
-      </w:pPr>
-      <w:r>
-        <w:t xml:space="preserve">General</w:t>
-      </w:r>
-    </w:p>
-    <w:p>
-      <w:pPr>
-        <w:pStyle w:val="Compact"/>
-        <w:numPr>
-          <w:ilvl w:val="0"/>
-          <w:numId w:val="1006"/>
-        </w:numPr>
-      </w:pPr>
-      <w:r>
-        <w:t xml:space="preserve">Biodiversity monitoring should encompass all facets of biodiversity. Article</w:t>
-      </w:r>
-      <w:r>
-        <w:t xml:space="preserve"> </w:t>
-      </w:r>
-      <w:r>
-        <w:t xml:space="preserve">7 of the Convention on Biological Diversity calls for Parties to identify</w:t>
-      </w:r>
-      <w:r>
-        <w:t xml:space="preserve"> </w:t>
-      </w:r>
-      <w:r>
-        <w:t xml:space="preserve">and monitor important components of biodiversity</w:t>
-      </w:r>
-      <w:r>
-        <w:t xml:space="preserve"> </w:t>
-      </w:r>
-      <w:r>
-        <w:t xml:space="preserve">(</w:t>
-      </w:r>
-      <w:r>
-        <w:rPr>
-          <w:b/>
-          <w:bCs/>
-        </w:rPr>
-        <w:t xml:space="preserve">CBD?</w:t>
-      </w:r>
-      <w:r>
-        <w:t xml:space="preserve">)</w:t>
-      </w:r>
-    </w:p>
-    <w:p>
-      <w:pPr>
-        <w:pStyle w:val="Compact"/>
-        <w:numPr>
-          <w:ilvl w:val="0"/>
-          <w:numId w:val="1006"/>
-        </w:numPr>
-      </w:pPr>
-      <w:r>
-        <w:t xml:space="preserve">Species interactions are known as an important component</w:t>
-      </w:r>
-      <w:r>
-        <w:t xml:space="preserve"> </w:t>
-      </w:r>
-      <w:r>
-        <w:t xml:space="preserve">Harvey et al. (2017)</w:t>
-      </w:r>
-      <w:r>
-        <w:t xml:space="preserve">, which needs to be taken to</w:t>
-      </w:r>
-      <w:r>
-        <w:t xml:space="preserve"> </w:t>
-      </w:r>
-      <w:r>
-        <w:t xml:space="preserve">a global scale</w:t>
-      </w:r>
-      <w:r>
-        <w:t xml:space="preserve"> </w:t>
-      </w:r>
-      <w:r>
-        <w:t xml:space="preserve">(Windsor et al. 2023)</w:t>
-      </w:r>
-      <w:r>
-        <w:t xml:space="preserve">, and for which we have sufficient tools</w:t>
-      </w:r>
-      <w:r>
-        <w:t xml:space="preserve"> </w:t>
-      </w:r>
-      <w:r>
-        <w:t xml:space="preserve">to help guide conservation efforts</w:t>
-      </w:r>
-      <w:r>
-        <w:t xml:space="preserve"> </w:t>
-      </w:r>
-      <w:r>
-        <w:t xml:space="preserve">(Dansereau et al. 2025)</w:t>
-      </w:r>
-      <w:r>
-        <w:t xml:space="preserve">.</w:t>
-      </w:r>
-    </w:p>
-    <w:p>
-      <w:pPr>
-        <w:pStyle w:val="Compact"/>
-        <w:numPr>
-          <w:ilvl w:val="0"/>
-          <w:numId w:val="1006"/>
-        </w:numPr>
-      </w:pPr>
-      <w:r>
-        <w:t xml:space="preserve">We lack data about interactions and it’s a biodiversity shortfall</w:t>
-      </w:r>
-      <w:r>
-        <w:t xml:space="preserve"> </w:t>
-      </w:r>
-      <w:r>
-        <w:t xml:space="preserve">(Hortal et al. 2015; Poisot et al. 2021)</w:t>
-      </w:r>
-    </w:p>
-    <w:p>
-      <w:pPr>
-        <w:pStyle w:val="Compact"/>
-        <w:numPr>
-          <w:ilvl w:val="0"/>
-          <w:numId w:val="1006"/>
-        </w:numPr>
-      </w:pPr>
-      <w:r>
-        <w:t xml:space="preserve">We should take it to a global scale</w:t>
-      </w:r>
-      <w:r>
-        <w:t xml:space="preserve"> </w:t>
-      </w:r>
-      <w:r>
-        <w:t xml:space="preserve">(Mestre et al. 2022; Windsor et al. 2023)</w:t>
-      </w:r>
-    </w:p>
-    <w:p>
-      <w:pPr>
-        <w:pStyle w:val="FirstParagraph"/>
-      </w:pPr>
-      <w:r>
-        <w:t xml:space="preserve">Sampling interactions</w:t>
-      </w:r>
-    </w:p>
-    <w:p>
-      <w:pPr>
-        <w:pStyle w:val="Compact"/>
-        <w:numPr>
-          <w:ilvl w:val="0"/>
-          <w:numId w:val="1007"/>
-        </w:numPr>
-      </w:pPr>
-      <w:r>
-        <w:t xml:space="preserve">Lot of focus on interaction and networks have been on assessing sampling</w:t>
-      </w:r>
-      <w:r>
-        <w:t xml:space="preserve"> </w:t>
-      </w:r>
-      <w:r>
-        <w:t xml:space="preserve">completeness, effect on network properties</w:t>
-      </w:r>
-      <w:r>
-        <w:t xml:space="preserve"> </w:t>
-      </w:r>
-      <w:r>
-        <w:t xml:space="preserve">(Jordano 2016; Vizentin-Bugoni et al. 2016; Henriksen et al. 2019; Chiu et al. 2023)</w:t>
-      </w:r>
-    </w:p>
-    <w:p>
-      <w:pPr>
-        <w:pStyle w:val="Compact"/>
-        <w:numPr>
-          <w:ilvl w:val="0"/>
-          <w:numId w:val="1007"/>
-        </w:numPr>
-      </w:pPr>
-      <w:r>
-        <w:t xml:space="preserve">We focused on describing interaction accumulation curves</w:t>
-      </w:r>
-      <w:r>
-        <w:t xml:space="preserve"> </w:t>
-      </w:r>
-      <w:r>
-        <w:t xml:space="preserve">(Chacoff et al. 2012)</w:t>
-      </w:r>
-    </w:p>
-    <w:p>
-      <w:pPr>
-        <w:pStyle w:val="Compact"/>
-        <w:numPr>
-          <w:ilvl w:val="0"/>
-          <w:numId w:val="1007"/>
-        </w:numPr>
-      </w:pPr>
-      <w:r>
-        <w:t xml:space="preserve">Some of it is with simulations</w:t>
-      </w:r>
-      <w:r>
-        <w:t xml:space="preserve"> </w:t>
-      </w:r>
-      <w:r>
-        <w:t xml:space="preserve">(de Aguiar et al. 2019)</w:t>
-      </w:r>
-    </w:p>
-    <w:p>
-      <w:pPr>
-        <w:pStyle w:val="Compact"/>
-        <w:numPr>
-          <w:ilvl w:val="0"/>
-          <w:numId w:val="1007"/>
-        </w:numPr>
-      </w:pPr>
-      <w:r>
-        <w:t xml:space="preserve">We need to do it in a spatial context, and have done if less frequently, but</w:t>
-      </w:r>
-      <w:r>
-        <w:t xml:space="preserve"> </w:t>
-      </w:r>
-      <w:r>
-        <w:t xml:space="preserve">kindof have</w:t>
-      </w:r>
-      <w:r>
-        <w:t xml:space="preserve"> </w:t>
-      </w:r>
-      <w:r>
-        <w:t xml:space="preserve">(Poisot et al. 2012; Wood et al. 2015; McLeod et al. 2021)</w:t>
-      </w:r>
-    </w:p>
-    <w:p>
-      <w:pPr>
-        <w:pStyle w:val="Compact"/>
-        <w:numPr>
-          <w:ilvl w:val="0"/>
-          <w:numId w:val="1007"/>
-        </w:numPr>
-      </w:pPr>
-      <w:r>
-        <w:t xml:space="preserve">We have a spatio-temporal model for it</w:t>
-      </w:r>
-      <w:r>
-        <w:t xml:space="preserve"> </w:t>
-      </w:r>
-      <w:r>
-        <w:t xml:space="preserve">(Cirtwill et al. 2019; Catchen et al. 2023)</w:t>
-      </w:r>
-    </w:p>
-    <w:p>
-      <w:pPr>
-        <w:pStyle w:val="Compact"/>
-        <w:numPr>
-          <w:ilvl w:val="0"/>
-          <w:numId w:val="1007"/>
-        </w:numPr>
-      </w:pPr>
-      <w:r>
-        <w:t xml:space="preserve">We know networks vary in space and time</w:t>
-      </w:r>
-    </w:p>
-    <w:p>
-      <w:pPr>
-        <w:pStyle w:val="Compact"/>
-        <w:numPr>
-          <w:ilvl w:val="1"/>
-          <w:numId w:val="1008"/>
-        </w:numPr>
-      </w:pPr>
-      <w:r>
-        <w:t xml:space="preserve">Because they should</w:t>
-      </w:r>
-      <w:r>
-        <w:t xml:space="preserve"> </w:t>
-      </w:r>
-      <w:r>
-        <w:t xml:space="preserve">(Poisot et al. 2015)</w:t>
-      </w:r>
-    </w:p>
-    <w:p>
-      <w:pPr>
-        <w:pStyle w:val="Compact"/>
-        <w:numPr>
-          <w:ilvl w:val="1"/>
-          <w:numId w:val="1008"/>
-        </w:numPr>
-      </w:pPr>
-      <w:r>
-        <w:t xml:space="preserve">Because of dispersal</w:t>
-      </w:r>
-      <w:r>
-        <w:t xml:space="preserve"> </w:t>
-      </w:r>
-      <w:r>
-        <w:t xml:space="preserve">(Thompson and Gonzalez 2017)</w:t>
-      </w:r>
-    </w:p>
-    <w:p>
-      <w:pPr>
-        <w:pStyle w:val="Compact"/>
-        <w:numPr>
-          <w:ilvl w:val="1"/>
-          <w:numId w:val="1008"/>
-        </w:numPr>
-      </w:pPr>
-      <w:r>
-        <w:t xml:space="preserve">They vary across gradients</w:t>
-      </w:r>
-      <w:r>
-        <w:t xml:space="preserve"> </w:t>
-      </w:r>
-      <w:r>
-        <w:t xml:space="preserve">(Tylianakis and Morris 2017; Pellissier et al. 2018)</w:t>
-      </w:r>
-    </w:p>
-    <w:p>
-      <w:pPr>
-        <w:pStyle w:val="Compact"/>
-        <w:numPr>
-          <w:ilvl w:val="1"/>
-          <w:numId w:val="1008"/>
-        </w:numPr>
-      </w:pPr>
-      <w:r>
-        <w:t xml:space="preserve">We know how they scale across space</w:t>
-      </w:r>
-      <w:r>
-        <w:t xml:space="preserve"> </w:t>
-      </w:r>
-      <w:r>
-        <w:t xml:space="preserve">(Galiana et al. 2018; Galiana et al. 2021)</w:t>
-      </w:r>
-    </w:p>
-    <w:p>
-      <w:pPr>
-        <w:pStyle w:val="Compact"/>
-        <w:numPr>
-          <w:ilvl w:val="1"/>
-          <w:numId w:val="1008"/>
-        </w:numPr>
-      </w:pPr>
-      <w:r>
-        <w:t xml:space="preserve">Prey rewiring across space leads to rewiring and reshapes metawebs</w:t>
-      </w:r>
-      <w:r>
-        <w:t xml:space="preserve"> </w:t>
-      </w:r>
-      <w:r>
-        <w:t xml:space="preserve">(Ceron et al. 2022)</w:t>
-      </w:r>
-    </w:p>
-    <w:p>
-      <w:pPr>
-        <w:pStyle w:val="FirstParagraph"/>
-      </w:pPr>
-      <w:r>
-        <w:t xml:space="preserve">BONs</w:t>
-      </w:r>
-    </w:p>
-    <w:p>
-      <w:pPr>
-        <w:pStyle w:val="Compact"/>
-        <w:numPr>
-          <w:ilvl w:val="0"/>
-          <w:numId w:val="1009"/>
-        </w:numPr>
-      </w:pPr>
-      <w:r>
-        <w:t xml:space="preserve">BONs are coordinated networks of monitoring sites, and can be thematic,</w:t>
-      </w:r>
-      <w:r>
-        <w:t xml:space="preserve"> </w:t>
-      </w:r>
-      <w:r>
-        <w:t xml:space="preserve">national or regional</w:t>
-      </w:r>
-      <w:r>
-        <w:t xml:space="preserve"> </w:t>
-      </w:r>
-      <w:r>
-        <w:t xml:space="preserve">(Navarro et al. 2017)</w:t>
-      </w:r>
-    </w:p>
-    <w:p>
-      <w:pPr>
-        <w:pStyle w:val="Compact"/>
-        <w:numPr>
-          <w:ilvl w:val="0"/>
-          <w:numId w:val="1009"/>
-        </w:numPr>
-      </w:pPr>
-      <w:r>
-        <w:t xml:space="preserve">We should aim for a globally coordinated network</w:t>
-      </w:r>
-      <w:r>
-        <w:t xml:space="preserve"> </w:t>
-      </w:r>
-      <w:r>
-        <w:t xml:space="preserve">(Gonzalez et al. 2023)</w:t>
-      </w:r>
-    </w:p>
-    <w:p>
-      <w:pPr>
-        <w:pStyle w:val="Compact"/>
-        <w:numPr>
-          <w:ilvl w:val="0"/>
-          <w:numId w:val="1009"/>
-        </w:numPr>
-      </w:pPr>
-      <w:r>
-        <w:t xml:space="preserve">There have been very recent talks over BONs in Canada</w:t>
-      </w:r>
-      <w:r>
-        <w:t xml:space="preserve"> </w:t>
-      </w:r>
-      <w:r>
-        <w:t xml:space="preserve">(Gonzalez et al. 2025)</w:t>
-      </w:r>
-      <w:r>
-        <w:t xml:space="preserve"> </w:t>
-      </w:r>
-      <w:r>
-        <w:t xml:space="preserve">and</w:t>
-      </w:r>
-      <w:r>
-        <w:t xml:space="preserve"> </w:t>
-      </w:r>
-      <w:r>
-        <w:t xml:space="preserve">(Kissling et al. 2024)</w:t>
-      </w:r>
-    </w:p>
-    <w:p>
-      <w:pPr>
-        <w:pStyle w:val="Compact"/>
-        <w:numPr>
-          <w:ilvl w:val="0"/>
-          <w:numId w:val="1009"/>
-        </w:numPr>
-      </w:pPr>
-      <w:r>
-        <w:t xml:space="preserve">The Europe BON is mentioning optimal sampling strategies</w:t>
-      </w:r>
-      <w:r>
-        <w:t xml:space="preserve"> </w:t>
-      </w:r>
-      <w:r>
-        <w:t xml:space="preserve">(Kissling et al. 2024)</w:t>
-      </w:r>
-    </w:p>
-    <w:p>
-      <w:pPr>
-        <w:pStyle w:val="Compact"/>
-        <w:numPr>
-          <w:ilvl w:val="0"/>
-          <w:numId w:val="1009"/>
-        </w:numPr>
-      </w:pPr>
-      <w:r>
-        <w:t xml:space="preserve">Predictions should guide the way forward with the GBF</w:t>
-      </w:r>
-      <w:r>
-        <w:t xml:space="preserve"> </w:t>
-      </w:r>
-      <w:r>
-        <w:t xml:space="preserve">(Zurell et al. 2025)</w:t>
-      </w:r>
-    </w:p>
-    <w:p>
-      <w:pPr>
-        <w:pStyle w:val="FirstParagraph"/>
-      </w:pPr>
-      <w:r>
-        <w:t xml:space="preserve">Sampling design</w:t>
-      </w:r>
-    </w:p>
-    <w:p>
-      <w:pPr>
-        <w:pStyle w:val="Compact"/>
-        <w:numPr>
-          <w:ilvl w:val="0"/>
-          <w:numId w:val="1010"/>
-        </w:numPr>
-      </w:pPr>
-      <w:r>
-        <w:t xml:space="preserve">Sampling design has long focused on spatial balance to achieve</w:t>
-      </w:r>
-      <w:r>
-        <w:t xml:space="preserve"> </w:t>
-      </w:r>
-      <w:r>
-        <w:t xml:space="preserve">representative sampled, with recent efforts aimed at evaluating relevance in</w:t>
-      </w:r>
-      <w:r>
-        <w:t xml:space="preserve"> </w:t>
-      </w:r>
-      <w:r>
-        <w:t xml:space="preserve">terms of ecological goals</w:t>
-      </w:r>
-      <w:r>
-        <w:t xml:space="preserve"> </w:t>
-      </w:r>
-      <w:r>
-        <w:t xml:space="preserve">(Norman and Poisot 2025)</w:t>
-      </w:r>
-      <w:r>
-        <w:t xml:space="preserve">.</w:t>
-      </w:r>
-    </w:p>
-    <w:p>
-      <w:pPr>
-        <w:pStyle w:val="Compact"/>
-        <w:numPr>
-          <w:ilvl w:val="0"/>
-          <w:numId w:val="1010"/>
-        </w:numPr>
-      </w:pPr>
-      <w:r>
-        <w:t xml:space="preserve">There is generally some focus on species richness</w:t>
-      </w:r>
-      <w:r>
-        <w:t xml:space="preserve"> </w:t>
-      </w:r>
-      <w:r>
-        <w:t xml:space="preserve">(Willig et al. 2023)</w:t>
-      </w:r>
-      <w:r>
-        <w:t xml:space="preserve">, but</w:t>
-      </w:r>
-      <w:r>
-        <w:t xml:space="preserve"> </w:t>
-      </w:r>
-      <w:r>
-        <w:t xml:space="preserve">probably too much focus on species richness in conservation</w:t>
-      </w:r>
-      <w:r>
-        <w:t xml:space="preserve"> </w:t>
-      </w:r>
-      <w:r>
-        <w:t xml:space="preserve">(Fletcher Jr. et al. 2025)</w:t>
-      </w:r>
-    </w:p>
-    <w:p>
-      <w:pPr>
-        <w:pStyle w:val="Compact"/>
-        <w:numPr>
-          <w:ilvl w:val="0"/>
-          <w:numId w:val="1010"/>
-        </w:numPr>
-      </w:pPr>
-      <w:r>
-        <w:t xml:space="preserve">Biodiversity change is uncoupled from species richness trends</w:t>
-      </w:r>
-      <w:r>
-        <w:t xml:space="preserve"> </w:t>
-      </w:r>
-      <w:r>
-        <w:t xml:space="preserve">(Hillebrand et al. 2018)</w:t>
-      </w:r>
-    </w:p>
-    <w:p>
-      <w:pPr>
-        <w:pStyle w:val="Compact"/>
-        <w:numPr>
-          <w:ilvl w:val="0"/>
-          <w:numId w:val="1010"/>
-        </w:numPr>
-      </w:pPr>
-      <w:r>
-        <w:t xml:space="preserve">Species interactions should be used here, but are generally not</w:t>
-      </w:r>
-      <w:r>
-        <w:t xml:space="preserve"> </w:t>
-      </w:r>
-      <w:r>
-        <w:t xml:space="preserve">(Valiente-Banuet et al. 2015)</w:t>
-      </w:r>
-      <w:r>
-        <w:t xml:space="preserve">. They might be better than richness and EBVs</w:t>
-      </w:r>
-    </w:p>
-    <w:p>
-      <w:pPr>
-        <w:pStyle w:val="Compact"/>
-        <w:numPr>
-          <w:ilvl w:val="0"/>
-          <w:numId w:val="1010"/>
-        </w:numPr>
-      </w:pPr>
-      <w:r>
-        <w:t xml:space="preserve">Network responses can be different than richness</w:t>
-      </w:r>
-      <w:r>
-        <w:t xml:space="preserve"> </w:t>
-      </w:r>
-      <w:r>
-        <w:t xml:space="preserve">(Doré et al. 2021)</w:t>
-      </w:r>
-    </w:p>
-    <w:p>
-      <w:pPr>
-        <w:pStyle w:val="Compact"/>
-        <w:numPr>
-          <w:ilvl w:val="0"/>
-          <w:numId w:val="1010"/>
-        </w:numPr>
-      </w:pPr>
-      <w:r>
-        <w:t xml:space="preserve">Interactions are not even mentioned as a monitoring gap</w:t>
-      </w:r>
-      <w:r>
-        <w:t xml:space="preserve"> </w:t>
-      </w:r>
-      <w:r>
-        <w:t xml:space="preserve">(Santana et al. 2025)</w:t>
-      </w:r>
-    </w:p>
-    <w:p>
-      <w:pPr>
-        <w:pStyle w:val="Compact"/>
-        <w:numPr>
-          <w:ilvl w:val="0"/>
-          <w:numId w:val="1010"/>
-        </w:numPr>
-      </w:pPr>
-      <w:r>
-        <w:t xml:space="preserve">There are sufficient tools available for networks</w:t>
-      </w:r>
-      <w:r>
-        <w:t xml:space="preserve"> </w:t>
-      </w:r>
-      <w:r>
-        <w:t xml:space="preserve">(Dansereau et al. 2025)</w:t>
-      </w:r>
-    </w:p>
-    <w:p>
-      <w:pPr>
-        <w:pStyle w:val="Compact"/>
-        <w:numPr>
-          <w:ilvl w:val="0"/>
-          <w:numId w:val="1010"/>
-        </w:numPr>
-      </w:pPr>
-      <w:r>
-        <w:t xml:space="preserve">Simulations can be used, and have already been</w:t>
-      </w:r>
-      <w:r>
-        <w:t xml:space="preserve"> </w:t>
-      </w:r>
-      <w:r>
-        <w:t xml:space="preserve">(Valiente-Banuet et al. 2015; Santini et al. 2017; de Aguiar et al. 2019; Daugaard et al. 2024)</w:t>
-      </w:r>
-    </w:p>
-    <w:p>
-      <w:pPr>
-        <w:pStyle w:val="FirstParagraph"/>
       </w:pPr>
       <w:r>
         <w:t xml:space="preserve">Remaining key questions are therefore: how should we implement monitoring</w:t>
@@ -5550,7 +5435,7 @@
       </w:r>
     </w:p>
     <w:bookmarkEnd w:id="61"/>
-    <w:bookmarkStart w:id="187" w:name="references"/>
+    <w:bookmarkStart w:id="189" w:name="references"/>
     <w:p>
       <w:pPr>
         <w:pStyle w:val="Heading1"/>
@@ -5559,19 +5444,40 @@
         <w:t xml:space="preserve">References</w:t>
       </w:r>
     </w:p>
-    <w:bookmarkStart w:id="186" w:name="refs"/>
-    <w:bookmarkStart w:id="63" w:name="ref-Baiser2010ConDet"/>
+    <w:bookmarkStart w:id="188" w:name="refs"/>
+    <w:bookmarkStart w:id="63" w:name="ref-Abrego2021AccSpe"/>
     <w:p>
       <w:pPr>
         <w:pStyle w:val="Bibliography"/>
       </w:pPr>
       <w:r>
+        <w:t xml:space="preserve">Abrego N, Roslin T, Huotari T, et al (2021) Accounting for species interactions is necessary for predicting how arctic arthropod communities respond to climate change. Ecography 44:885–896.</w:t>
+      </w:r>
+      <w:r>
+        <w:t xml:space="preserve"> </w:t>
+      </w:r>
+      <w:hyperlink r:id="rId62">
+        <w:r>
+          <w:rPr>
+            <w:rStyle w:val="Hyperlink"/>
+          </w:rPr>
+          <w:t xml:space="preserve">https://doi.org/10.1111/ecog.05547</w:t>
+        </w:r>
+      </w:hyperlink>
+    </w:p>
+    <w:bookmarkEnd w:id="63"/>
+    <w:bookmarkStart w:id="65" w:name="ref-Baiser2010ConDet"/>
+    <w:p>
+      <w:pPr>
+        <w:pStyle w:val="Bibliography"/>
+      </w:pPr>
+      <w:r>
         <w:t xml:space="preserve">Baiser B, Russell GJ, Lockwood JL (2010) Connectance determines invasion success via trophic interactions in model food webs. Oikos 119:1970–1976.</w:t>
       </w:r>
       <w:r>
         <w:t xml:space="preserve"> </w:t>
       </w:r>
-      <w:hyperlink r:id="rId62">
+      <w:hyperlink r:id="rId64">
         <w:r>
           <w:rPr>
             <w:rStyle w:val="Hyperlink"/>
@@ -5580,8 +5486,8 @@
         </w:r>
       </w:hyperlink>
     </w:p>
-    <w:bookmarkEnd w:id="63"/>
-    <w:bookmarkStart w:id="65" w:name="ref-Benedetti2017SpaBal"/>
+    <w:bookmarkEnd w:id="65"/>
+    <w:bookmarkStart w:id="67" w:name="ref-Benedetti2017SpaBal"/>
     <w:p>
       <w:pPr>
         <w:pStyle w:val="Bibliography"/>
@@ -5622,7 +5528,7 @@
       <w:r>
         <w:t xml:space="preserve"> </w:t>
       </w:r>
-      <w:hyperlink r:id="rId64">
+      <w:hyperlink r:id="rId66">
         <w:r>
           <w:rPr>
             <w:rStyle w:val="Hyperlink"/>
@@ -5631,8 +5537,8 @@
         </w:r>
       </w:hyperlink>
     </w:p>
-    <w:bookmarkEnd w:id="65"/>
-    <w:bookmarkStart w:id="67" w:name="ref-Canard2012EmeStr"/>
+    <w:bookmarkEnd w:id="67"/>
+    <w:bookmarkStart w:id="69" w:name="ref-Canard2012EmeStr"/>
     <w:p>
       <w:pPr>
         <w:pStyle w:val="Bibliography"/>
@@ -5664,7 +5570,7 @@
       <w:r>
         <w:t xml:space="preserve"> </w:t>
       </w:r>
-      <w:hyperlink r:id="rId66">
+      <w:hyperlink r:id="rId68">
         <w:r>
           <w:rPr>
             <w:rStyle w:val="Hyperlink"/>
@@ -5673,8 +5579,8 @@
         </w:r>
       </w:hyperlink>
     </w:p>
-    <w:bookmarkEnd w:id="67"/>
-    <w:bookmarkStart w:id="69" w:name="ref-Catchen2023MisLin"/>
+    <w:bookmarkEnd w:id="69"/>
+    <w:bookmarkStart w:id="71" w:name="ref-Catchen2023MisLin"/>
     <w:p>
       <w:pPr>
         <w:pStyle w:val="Bibliography"/>
@@ -5685,7 +5591,7 @@
       <w:r>
         <w:t xml:space="preserve"> </w:t>
       </w:r>
-      <w:hyperlink r:id="rId68">
+      <w:hyperlink r:id="rId70">
         <w:r>
           <w:rPr>
             <w:rStyle w:val="Hyperlink"/>
@@ -5697,8 +5603,8 @@
         <w:t xml:space="preserve">. Accessed 19 Jan 2023</w:t>
       </w:r>
     </w:p>
-    <w:bookmarkEnd w:id="69"/>
-    <w:bookmarkStart w:id="71" w:name="ref-Ceron2022DifPre"/>
+    <w:bookmarkEnd w:id="71"/>
+    <w:bookmarkStart w:id="73" w:name="ref-Ceron2022DifPre"/>
     <w:p>
       <w:pPr>
         <w:pStyle w:val="Bibliography"/>
@@ -5709,7 +5615,7 @@
       <w:r>
         <w:t xml:space="preserve"> </w:t>
       </w:r>
-      <w:hyperlink r:id="rId70">
+      <w:hyperlink r:id="rId72">
         <w:r>
           <w:rPr>
             <w:rStyle w:val="Hyperlink"/>
@@ -5718,8 +5624,8 @@
         </w:r>
       </w:hyperlink>
     </w:p>
-    <w:bookmarkEnd w:id="71"/>
-    <w:bookmarkStart w:id="73" w:name="ref-Chacoff2012EvaSam"/>
+    <w:bookmarkEnd w:id="73"/>
+    <w:bookmarkStart w:id="75" w:name="ref-Chacoff2012EvaSam"/>
     <w:p>
       <w:pPr>
         <w:pStyle w:val="Bibliography"/>
@@ -5730,7 +5636,7 @@
       <w:r>
         <w:t xml:space="preserve"> </w:t>
       </w:r>
-      <w:hyperlink r:id="rId72">
+      <w:hyperlink r:id="rId74">
         <w:r>
           <w:rPr>
             <w:rStyle w:val="Hyperlink"/>
@@ -5739,8 +5645,8 @@
         </w:r>
       </w:hyperlink>
     </w:p>
-    <w:bookmarkEnd w:id="73"/>
-    <w:bookmarkStart w:id="75" w:name="ref-Chiu2023QuaEst"/>
+    <w:bookmarkEnd w:id="75"/>
+    <w:bookmarkStart w:id="77" w:name="ref-Chiu2023QuaEst"/>
     <w:p>
       <w:pPr>
         <w:pStyle w:val="Bibliography"/>
@@ -5751,7 +5657,7 @@
       <w:r>
         <w:t xml:space="preserve"> </w:t>
       </w:r>
-      <w:hyperlink r:id="rId74">
+      <w:hyperlink r:id="rId76">
         <w:r>
           <w:rPr>
             <w:rStyle w:val="Hyperlink"/>
@@ -5760,8 +5666,8 @@
         </w:r>
       </w:hyperlink>
     </w:p>
-    <w:bookmarkEnd w:id="75"/>
-    <w:bookmarkStart w:id="77" w:name="ref-Cirtwill2019QuaFra"/>
+    <w:bookmarkEnd w:id="77"/>
+    <w:bookmarkStart w:id="79" w:name="ref-Cirtwill2019QuaFra"/>
     <w:p>
       <w:pPr>
         <w:pStyle w:val="Bibliography"/>
@@ -5772,7 +5678,7 @@
       <w:r>
         <w:t xml:space="preserve"> </w:t>
       </w:r>
-      <w:hyperlink r:id="rId76">
+      <w:hyperlink r:id="rId78">
         <w:r>
           <w:rPr>
             <w:rStyle w:val="Hyperlink"/>
@@ -5781,8 +5687,8 @@
         </w:r>
       </w:hyperlink>
     </w:p>
-    <w:bookmarkEnd w:id="77"/>
-    <w:bookmarkStart w:id="79" w:name="ref-Dansereau2025OveDis"/>
+    <w:bookmarkEnd w:id="79"/>
+    <w:bookmarkStart w:id="81" w:name="ref-Dansereau2025OveDis"/>
     <w:p>
       <w:pPr>
         <w:pStyle w:val="Bibliography"/>
@@ -5793,7 +5699,7 @@
       <w:r>
         <w:t xml:space="preserve"> </w:t>
       </w:r>
-      <w:hyperlink r:id="rId78">
+      <w:hyperlink r:id="rId80">
         <w:r>
           <w:rPr>
             <w:rStyle w:val="Hyperlink"/>
@@ -5802,8 +5708,8 @@
         </w:r>
       </w:hyperlink>
     </w:p>
-    <w:bookmarkEnd w:id="79"/>
-    <w:bookmarkStart w:id="81" w:name="ref-Daugaard2024DepFor"/>
+    <w:bookmarkEnd w:id="81"/>
+    <w:bookmarkStart w:id="83" w:name="ref-Daugaard2024DepFor"/>
     <w:p>
       <w:pPr>
         <w:pStyle w:val="Bibliography"/>
@@ -5814,7 +5720,7 @@
       <w:r>
         <w:t xml:space="preserve"> </w:t>
       </w:r>
-      <w:hyperlink r:id="rId80">
+      <w:hyperlink r:id="rId82">
         <w:r>
           <w:rPr>
             <w:rStyle w:val="Hyperlink"/>
@@ -5823,8 +5729,8 @@
         </w:r>
       </w:hyperlink>
     </w:p>
-    <w:bookmarkEnd w:id="81"/>
-    <w:bookmarkStart w:id="83" w:name="ref-deAguiar2019RevBia"/>
+    <w:bookmarkEnd w:id="83"/>
+    <w:bookmarkStart w:id="85" w:name="ref-deAguiar2019RevBia"/>
     <w:p>
       <w:pPr>
         <w:pStyle w:val="Bibliography"/>
@@ -5835,7 +5741,7 @@
       <w:r>
         <w:t xml:space="preserve"> </w:t>
       </w:r>
-      <w:hyperlink r:id="rId82">
+      <w:hyperlink r:id="rId84">
         <w:r>
           <w:rPr>
             <w:rStyle w:val="Hyperlink"/>
@@ -5844,8 +5750,8 @@
         </w:r>
       </w:hyperlink>
     </w:p>
-    <w:bookmarkEnd w:id="83"/>
-    <w:bookmarkStart w:id="85" w:name="ref-Delmas2019AnaEco"/>
+    <w:bookmarkEnd w:id="85"/>
+    <w:bookmarkStart w:id="87" w:name="ref-Delmas2019AnaEco"/>
     <w:p>
       <w:pPr>
         <w:pStyle w:val="Bibliography"/>
@@ -5856,7 +5762,7 @@
       <w:r>
         <w:t xml:space="preserve"> </w:t>
       </w:r>
-      <w:hyperlink r:id="rId84">
+      <w:hyperlink r:id="rId86">
         <w:r>
           <w:rPr>
             <w:rStyle w:val="Hyperlink"/>
@@ -5865,8 +5771,8 @@
         </w:r>
       </w:hyperlink>
     </w:p>
-    <w:bookmarkEnd w:id="85"/>
-    <w:bookmarkStart w:id="87" w:name="ref-Dore2021RelEff"/>
+    <w:bookmarkEnd w:id="87"/>
+    <w:bookmarkStart w:id="89" w:name="ref-Dore2021RelEff"/>
     <w:p>
       <w:pPr>
         <w:pStyle w:val="Bibliography"/>
@@ -5877,7 +5783,7 @@
       <w:r>
         <w:t xml:space="preserve"> </w:t>
       </w:r>
-      <w:hyperlink r:id="rId86">
+      <w:hyperlink r:id="rId88">
         <w:r>
           <w:rPr>
             <w:rStyle w:val="Hyperlink"/>
@@ -5886,8 +5792,8 @@
         </w:r>
       </w:hyperlink>
     </w:p>
-    <w:bookmarkEnd w:id="87"/>
-    <w:bookmarkStart w:id="89" w:name="ref-Duchardt2023UsiNeu"/>
+    <w:bookmarkEnd w:id="89"/>
+    <w:bookmarkStart w:id="91" w:name="ref-Duchardt2023UsiNeu"/>
     <w:p>
       <w:pPr>
         <w:pStyle w:val="Bibliography"/>
@@ -5898,7 +5804,7 @@
       <w:r>
         <w:t xml:space="preserve"> </w:t>
       </w:r>
-      <w:hyperlink r:id="rId88">
+      <w:hyperlink r:id="rId90">
         <w:r>
           <w:rPr>
             <w:rStyle w:val="Hyperlink"/>
@@ -5907,8 +5813,8 @@
         </w:r>
       </w:hyperlink>
     </w:p>
-    <w:bookmarkEnd w:id="89"/>
-    <w:bookmarkStart w:id="91" w:name="ref-Dunne2002NetStr"/>
+    <w:bookmarkEnd w:id="91"/>
+    <w:bookmarkStart w:id="93" w:name="ref-Dunne2002NetStr"/>
     <w:p>
       <w:pPr>
         <w:pStyle w:val="Bibliography"/>
@@ -5919,7 +5825,7 @@
       <w:r>
         <w:t xml:space="preserve"> </w:t>
       </w:r>
-      <w:hyperlink r:id="rId90">
+      <w:hyperlink r:id="rId92">
         <w:r>
           <w:rPr>
             <w:rStyle w:val="Hyperlink"/>
@@ -5928,8 +5834,8 @@
         </w:r>
       </w:hyperlink>
     </w:p>
-    <w:bookmarkEnd w:id="91"/>
-    <w:bookmarkStart w:id="93" w:name="ref-Dunne2004NetStr"/>
+    <w:bookmarkEnd w:id="93"/>
+    <w:bookmarkStart w:id="95" w:name="ref-Dunne2004NetStr"/>
     <w:p>
       <w:pPr>
         <w:pStyle w:val="Bibliography"/>
@@ -5940,7 +5846,7 @@
       <w:r>
         <w:t xml:space="preserve"> </w:t>
       </w:r>
-      <w:hyperlink r:id="rId92">
+      <w:hyperlink r:id="rId94">
         <w:r>
           <w:rPr>
             <w:rStyle w:val="Hyperlink"/>
@@ -5949,8 +5855,8 @@
         </w:r>
       </w:hyperlink>
     </w:p>
-    <w:bookmarkEnd w:id="93"/>
-    <w:bookmarkStart w:id="95" w:name="ref-Etherington2015NlmPyt"/>
+    <w:bookmarkEnd w:id="95"/>
+    <w:bookmarkStart w:id="97" w:name="ref-Etherington2015NlmPyt"/>
     <w:p>
       <w:pPr>
         <w:pStyle w:val="Bibliography"/>
@@ -5970,7 +5876,7 @@
       <w:r>
         <w:t xml:space="preserve"> </w:t>
       </w:r>
-      <w:hyperlink r:id="rId94">
+      <w:hyperlink r:id="rId96">
         <w:r>
           <w:rPr>
             <w:rStyle w:val="Hyperlink"/>
@@ -5979,13 +5885,34 @@
         </w:r>
       </w:hyperlink>
     </w:p>
-    <w:bookmarkEnd w:id="95"/>
-    <w:bookmarkStart w:id="97" w:name="ref-FletcherJr.2025SpeRic"/>
+    <w:bookmarkEnd w:id="97"/>
+    <w:bookmarkStart w:id="99" w:name="ref-Ficetola2018OptMon"/>
     <w:p>
       <w:pPr>
         <w:pStyle w:val="Bibliography"/>
       </w:pPr>
       <w:r>
+        <w:t xml:space="preserve">Ficetola GF, Romano A, Salvidio S, Sindaco R (2018) Optimizing monitoring schemes to detect trends in abundance over broad scales. Animal Conservation 21:221–231.</w:t>
+      </w:r>
+      <w:r>
+        <w:t xml:space="preserve"> </w:t>
+      </w:r>
+      <w:hyperlink r:id="rId98">
+        <w:r>
+          <w:rPr>
+            <w:rStyle w:val="Hyperlink"/>
+          </w:rPr>
+          <w:t xml:space="preserve">https://doi.org/10.1111/acv.12356</w:t>
+        </w:r>
+      </w:hyperlink>
+    </w:p>
+    <w:bookmarkEnd w:id="99"/>
+    <w:bookmarkStart w:id="101" w:name="ref-FletcherJr.2025SpeRic"/>
+    <w:p>
+      <w:pPr>
+        <w:pStyle w:val="Bibliography"/>
+      </w:pPr>
+      <w:r>
         <w:t xml:space="preserve">Fletcher Jr. RJ, Green RE, Bladon EK, et al (2025) Beyond</w:t>
       </w:r>
       <w:r>
@@ -6012,7 +5939,7 @@
       <w:r>
         <w:t xml:space="preserve"> </w:t>
       </w:r>
-      <w:hyperlink r:id="rId96">
+      <w:hyperlink r:id="rId100">
         <w:r>
           <w:rPr>
             <w:rStyle w:val="Hyperlink"/>
@@ -6021,8 +5948,8 @@
         </w:r>
       </w:hyperlink>
     </w:p>
-    <w:bookmarkEnd w:id="97"/>
-    <w:bookmarkStart w:id="99" w:name="ref-Forero-Munoz2025SpaLan"/>
+    <w:bookmarkEnd w:id="101"/>
+    <w:bookmarkStart w:id="103" w:name="ref-Forero-Munoz2025SpaLan"/>
     <w:p>
       <w:pPr>
         <w:pStyle w:val="Bibliography"/>
@@ -6033,7 +5960,7 @@
       <w:r>
         <w:t xml:space="preserve"> </w:t>
       </w:r>
-      <w:hyperlink r:id="rId98">
+      <w:hyperlink r:id="rId102">
         <w:r>
           <w:rPr>
             <w:rStyle w:val="Hyperlink"/>
@@ -6042,8 +5969,8 @@
         </w:r>
       </w:hyperlink>
     </w:p>
-    <w:bookmarkEnd w:id="99"/>
-    <w:bookmarkStart w:id="101" w:name="ref-Galiana2021SpaSca"/>
+    <w:bookmarkEnd w:id="103"/>
+    <w:bookmarkStart w:id="105" w:name="ref-Galiana2021SpaSca"/>
     <w:p>
       <w:pPr>
         <w:pStyle w:val="Bibliography"/>
@@ -6066,7 +5993,7 @@
       <w:r>
         <w:t xml:space="preserve"> </w:t>
       </w:r>
-      <w:hyperlink r:id="rId100">
+      <w:hyperlink r:id="rId104">
         <w:r>
           <w:rPr>
             <w:rStyle w:val="Hyperlink"/>
@@ -6075,8 +6002,8 @@
         </w:r>
       </w:hyperlink>
     </w:p>
-    <w:bookmarkEnd w:id="101"/>
-    <w:bookmarkStart w:id="103" w:name="ref-Galiana2018SpaSca"/>
+    <w:bookmarkEnd w:id="105"/>
+    <w:bookmarkStart w:id="107" w:name="ref-Galiana2018SpaSca"/>
     <w:p>
       <w:pPr>
         <w:pStyle w:val="Bibliography"/>
@@ -6087,7 +6014,7 @@
       <w:r>
         <w:t xml:space="preserve"> </w:t>
       </w:r>
-      <w:hyperlink r:id="rId102">
+      <w:hyperlink r:id="rId106">
         <w:r>
           <w:rPr>
             <w:rStyle w:val="Hyperlink"/>
@@ -6096,8 +6023,8 @@
         </w:r>
       </w:hyperlink>
     </w:p>
-    <w:bookmarkEnd w:id="103"/>
-    <w:bookmarkStart w:id="105" w:name="ref-Gardner1987NeuMod"/>
+    <w:bookmarkEnd w:id="107"/>
+    <w:bookmarkStart w:id="109" w:name="ref-Gardner1987NeuMod"/>
     <w:p>
       <w:pPr>
         <w:pStyle w:val="Bibliography"/>
@@ -6108,7 +6035,7 @@
       <w:r>
         <w:t xml:space="preserve"> </w:t>
       </w:r>
-      <w:hyperlink r:id="rId104">
+      <w:hyperlink r:id="rId108">
         <w:r>
           <w:rPr>
             <w:rStyle w:val="Hyperlink"/>
@@ -6117,8 +6044,8 @@
         </w:r>
       </w:hyperlink>
     </w:p>
-    <w:bookmarkEnd w:id="105"/>
-    <w:bookmarkStart w:id="107" w:name="ref-Gonzalez2025BioObs"/>
+    <w:bookmarkEnd w:id="109"/>
+    <w:bookmarkStart w:id="111" w:name="ref-Gonzalez2025BioObs"/>
     <w:p>
       <w:pPr>
         <w:pStyle w:val="Bibliography"/>
@@ -6150,7 +6077,7 @@
       <w:r>
         <w:t xml:space="preserve"> </w:t>
       </w:r>
-      <w:hyperlink r:id="rId106">
+      <w:hyperlink r:id="rId110">
         <w:r>
           <w:rPr>
             <w:rStyle w:val="Hyperlink"/>
@@ -6159,8 +6086,8 @@
         </w:r>
       </w:hyperlink>
     </w:p>
-    <w:bookmarkEnd w:id="107"/>
-    <w:bookmarkStart w:id="109" w:name="ref-Gonzalez2023GloBio"/>
+    <w:bookmarkEnd w:id="111"/>
+    <w:bookmarkStart w:id="113" w:name="ref-Gonzalez2023GloBio"/>
     <w:p>
       <w:pPr>
         <w:pStyle w:val="Bibliography"/>
@@ -6171,7 +6098,7 @@
       <w:r>
         <w:t xml:space="preserve"> </w:t>
       </w:r>
-      <w:hyperlink r:id="rId108">
+      <w:hyperlink r:id="rId112">
         <w:r>
           <w:rPr>
             <w:rStyle w:val="Hyperlink"/>
@@ -6180,8 +6107,8 @@
         </w:r>
       </w:hyperlink>
     </w:p>
-    <w:bookmarkEnd w:id="109"/>
-    <w:bookmarkStart w:id="111" w:name="ref-Gravel2013InfFoo"/>
+    <w:bookmarkEnd w:id="113"/>
+    <w:bookmarkStart w:id="115" w:name="ref-Gravel2013InfFoo"/>
     <w:p>
       <w:pPr>
         <w:pStyle w:val="Bibliography"/>
@@ -6192,7 +6119,7 @@
       <w:r>
         <w:t xml:space="preserve"> </w:t>
       </w:r>
-      <w:hyperlink r:id="rId110">
+      <w:hyperlink r:id="rId114">
         <w:r>
           <w:rPr>
             <w:rStyle w:val="Hyperlink"/>
@@ -6201,8 +6128,8 @@
         </w:r>
       </w:hyperlink>
     </w:p>
-    <w:bookmarkEnd w:id="111"/>
-    <w:bookmarkStart w:id="113" w:name="ref-Harvey2017BriEco"/>
+    <w:bookmarkEnd w:id="115"/>
+    <w:bookmarkStart w:id="117" w:name="ref-Harvey2017BriEco"/>
     <w:p>
       <w:pPr>
         <w:pStyle w:val="Bibliography"/>
@@ -6213,7 +6140,7 @@
       <w:r>
         <w:t xml:space="preserve"> </w:t>
       </w:r>
-      <w:hyperlink r:id="rId112">
+      <w:hyperlink r:id="rId116">
         <w:r>
           <w:rPr>
             <w:rStyle w:val="Hyperlink"/>
@@ -6222,8 +6149,8 @@
         </w:r>
       </w:hyperlink>
     </w:p>
-    <w:bookmarkEnd w:id="113"/>
-    <w:bookmarkStart w:id="115" w:name="ref-Henriksen2019EffNet"/>
+    <w:bookmarkEnd w:id="117"/>
+    <w:bookmarkStart w:id="119" w:name="ref-Henriksen2019EffNet"/>
     <w:p>
       <w:pPr>
         <w:pStyle w:val="Bibliography"/>
@@ -6234,7 +6161,7 @@
       <w:r>
         <w:t xml:space="preserve"> </w:t>
       </w:r>
-      <w:hyperlink r:id="rId114">
+      <w:hyperlink r:id="rId118">
         <w:r>
           <w:rPr>
             <w:rStyle w:val="Hyperlink"/>
@@ -6243,8 +6170,8 @@
         </w:r>
       </w:hyperlink>
     </w:p>
-    <w:bookmarkEnd w:id="115"/>
-    <w:bookmarkStart w:id="117" w:name="ref-Hesselbarth2024ComMet"/>
+    <w:bookmarkEnd w:id="119"/>
+    <w:bookmarkStart w:id="121" w:name="ref-Hesselbarth2024ComMet"/>
     <w:p>
       <w:pPr>
         <w:pStyle w:val="Bibliography"/>
@@ -6276,7 +6203,7 @@
       <w:r>
         <w:t xml:space="preserve"> </w:t>
       </w:r>
-      <w:hyperlink r:id="rId116">
+      <w:hyperlink r:id="rId120">
         <w:r>
           <w:rPr>
             <w:rStyle w:val="Hyperlink"/>
@@ -6285,8 +6212,8 @@
         </w:r>
       </w:hyperlink>
     </w:p>
-    <w:bookmarkEnd w:id="117"/>
-    <w:bookmarkStart w:id="119" w:name="ref-Hillebrand2018BioCha"/>
+    <w:bookmarkEnd w:id="121"/>
+    <w:bookmarkStart w:id="123" w:name="ref-Hillebrand2018BioCha"/>
     <w:p>
       <w:pPr>
         <w:pStyle w:val="Bibliography"/>
@@ -6309,7 +6236,7 @@
       <w:r>
         <w:t xml:space="preserve"> </w:t>
       </w:r>
-      <w:hyperlink r:id="rId118">
+      <w:hyperlink r:id="rId122">
         <w:r>
           <w:rPr>
             <w:rStyle w:val="Hyperlink"/>
@@ -6318,8 +6245,8 @@
         </w:r>
       </w:hyperlink>
     </w:p>
-    <w:bookmarkEnd w:id="119"/>
-    <w:bookmarkStart w:id="121" w:name="ref-Hortal2015SevSho"/>
+    <w:bookmarkEnd w:id="123"/>
+    <w:bookmarkStart w:id="125" w:name="ref-Hortal2015SevSho"/>
     <w:p>
       <w:pPr>
         <w:pStyle w:val="Bibliography"/>
@@ -6363,7 +6290,7 @@
       <w:r>
         <w:t xml:space="preserve"> </w:t>
       </w:r>
-      <w:hyperlink r:id="rId120">
+      <w:hyperlink r:id="rId124">
         <w:r>
           <w:rPr>
             <w:rStyle w:val="Hyperlink"/>
@@ -6372,8 +6299,8 @@
         </w:r>
       </w:hyperlink>
     </w:p>
-    <w:bookmarkEnd w:id="121"/>
-    <w:bookmarkStart w:id="123" w:name="ref-Jordano2016SamNet"/>
+    <w:bookmarkEnd w:id="125"/>
+    <w:bookmarkStart w:id="127" w:name="ref-Jordano2016SamNet"/>
     <w:p>
       <w:pPr>
         <w:pStyle w:val="Bibliography"/>
@@ -6384,7 +6311,7 @@
       <w:r>
         <w:t xml:space="preserve"> </w:t>
       </w:r>
-      <w:hyperlink r:id="rId122">
+      <w:hyperlink r:id="rId126">
         <w:r>
           <w:rPr>
             <w:rStyle w:val="Hyperlink"/>
@@ -6393,8 +6320,8 @@
         </w:r>
       </w:hyperlink>
     </w:p>
-    <w:bookmarkEnd w:id="123"/>
-    <w:bookmarkStart w:id="125" w:name="ref-Kermorvant2019SpaBal"/>
+    <w:bookmarkEnd w:id="127"/>
+    <w:bookmarkStart w:id="129" w:name="ref-Kermorvant2019SpaBal"/>
     <w:p>
       <w:pPr>
         <w:pStyle w:val="Bibliography"/>
@@ -6405,7 +6332,7 @@
       <w:r>
         <w:t xml:space="preserve"> </w:t>
       </w:r>
-      <w:hyperlink r:id="rId124">
+      <w:hyperlink r:id="rId128">
         <w:r>
           <w:rPr>
             <w:rStyle w:val="Hyperlink"/>
@@ -6414,8 +6341,8 @@
         </w:r>
       </w:hyperlink>
     </w:p>
-    <w:bookmarkEnd w:id="125"/>
-    <w:bookmarkStart w:id="127" w:name="ref-Kissling2024ModEff"/>
+    <w:bookmarkEnd w:id="129"/>
+    <w:bookmarkStart w:id="131" w:name="ref-Kissling2024ModEff"/>
     <w:p>
       <w:pPr>
         <w:pStyle w:val="Bibliography"/>
@@ -6426,7 +6353,7 @@
       <w:r>
         <w:t xml:space="preserve"> </w:t>
       </w:r>
-      <w:hyperlink r:id="rId126">
+      <w:hyperlink r:id="rId130">
         <w:r>
           <w:rPr>
             <w:rStyle w:val="Hyperlink"/>
@@ -6459,8 +6386,8 @@
         </w:r>
       </w:hyperlink>
     </w:p>
-    <w:bookmarkEnd w:id="127"/>
-    <w:bookmarkStart w:id="129" w:name="ref-Lange2023ActLea"/>
+    <w:bookmarkEnd w:id="131"/>
+    <w:bookmarkStart w:id="133" w:name="ref-Lange2023ActLea"/>
     <w:p>
       <w:pPr>
         <w:pStyle w:val="Bibliography"/>
@@ -6471,7 +6398,7 @@
       <w:r>
         <w:t xml:space="preserve"> </w:t>
       </w:r>
-      <w:hyperlink r:id="rId128">
+      <w:hyperlink r:id="rId132">
         <w:r>
           <w:rPr>
             <w:rStyle w:val="Hyperlink"/>
@@ -6495,8 +6422,8 @@
         <w:t xml:space="preserve">. Advances in Neural Information Processing Systems 36:41892–41913</w:t>
       </w:r>
     </w:p>
-    <w:bookmarkEnd w:id="129"/>
-    <w:bookmarkStart w:id="130" w:name="ref-Lewis1994SeqAlg"/>
+    <w:bookmarkEnd w:id="133"/>
+    <w:bookmarkStart w:id="134" w:name="ref-Lewis1994SeqAlg"/>
     <w:p>
       <w:pPr>
         <w:pStyle w:val="Bibliography"/>
@@ -6529,8 +6456,8 @@
         <w:t xml:space="preserve">and development in information retrieval. Springer-Verlag, Berlin, Heidelberg, pp 3–12</w:t>
       </w:r>
     </w:p>
-    <w:bookmarkEnd w:id="130"/>
-    <w:bookmarkStart w:id="132" w:name="ref-Malek2019OptFie"/>
+    <w:bookmarkEnd w:id="134"/>
+    <w:bookmarkStart w:id="136" w:name="ref-Malek2019OptFie"/>
     <w:p>
       <w:pPr>
         <w:pStyle w:val="Bibliography"/>
@@ -6562,7 +6489,7 @@
       <w:r>
         <w:t xml:space="preserve"> </w:t>
       </w:r>
-      <w:hyperlink r:id="rId131">
+      <w:hyperlink r:id="rId135">
         <w:r>
           <w:rPr>
             <w:rStyle w:val="Hyperlink"/>
@@ -6571,8 +6498,8 @@
         </w:r>
       </w:hyperlink>
     </w:p>
-    <w:bookmarkEnd w:id="132"/>
-    <w:bookmarkStart w:id="134" w:name="ref-McEwen2025StrAct"/>
+    <w:bookmarkEnd w:id="136"/>
+    <w:bookmarkStart w:id="138" w:name="ref-McEwen2025StrAct"/>
     <w:p>
       <w:pPr>
         <w:pStyle w:val="Bibliography"/>
@@ -6616,7 +6543,7 @@
       <w:r>
         <w:t xml:space="preserve"> </w:t>
       </w:r>
-      <w:hyperlink r:id="rId133">
+      <w:hyperlink r:id="rId137">
         <w:r>
           <w:rPr>
             <w:rStyle w:val="Hyperlink"/>
@@ -6628,8 +6555,8 @@
         <w:t xml:space="preserve">. Accessed 2 Oct 2025</w:t>
       </w:r>
     </w:p>
-    <w:bookmarkEnd w:id="134"/>
-    <w:bookmarkStart w:id="136" w:name="ref-McLeod2021SamAsy"/>
+    <w:bookmarkEnd w:id="138"/>
+    <w:bookmarkStart w:id="140" w:name="ref-McLeod2021SamAsy"/>
     <w:p>
       <w:pPr>
         <w:pStyle w:val="Bibliography"/>
@@ -6640,7 +6567,7 @@
       <w:r>
         <w:t xml:space="preserve"> </w:t>
       </w:r>
-      <w:hyperlink r:id="rId135">
+      <w:hyperlink r:id="rId139">
         <w:r>
           <w:rPr>
             <w:rStyle w:val="Hyperlink"/>
@@ -6649,8 +6576,8 @@
         </w:r>
       </w:hyperlink>
     </w:p>
-    <w:bookmarkEnd w:id="136"/>
-    <w:bookmarkStart w:id="138" w:name="ref-Mestre2022DisFoo"/>
+    <w:bookmarkEnd w:id="140"/>
+    <w:bookmarkStart w:id="142" w:name="ref-Mestre2022DisFoo"/>
     <w:p>
       <w:pPr>
         <w:pStyle w:val="Bibliography"/>
@@ -6673,7 +6600,7 @@
       <w:r>
         <w:t xml:space="preserve"> </w:t>
       </w:r>
-      <w:hyperlink r:id="rId137">
+      <w:hyperlink r:id="rId141">
         <w:r>
           <w:rPr>
             <w:rStyle w:val="Hyperlink"/>
@@ -6682,8 +6609,8 @@
         </w:r>
       </w:hyperlink>
     </w:p>
-    <w:bookmarkEnd w:id="138"/>
-    <w:bookmarkStart w:id="140" w:name="ref-Navarro2017MonBio"/>
+    <w:bookmarkEnd w:id="142"/>
+    <w:bookmarkStart w:id="144" w:name="ref-Navarro2017MonBio"/>
     <w:p>
       <w:pPr>
         <w:pStyle w:val="Bibliography"/>
@@ -6694,7 +6621,7 @@
       <w:r>
         <w:t xml:space="preserve"> </w:t>
       </w:r>
-      <w:hyperlink r:id="rId139">
+      <w:hyperlink r:id="rId143">
         <w:r>
           <w:rPr>
             <w:rStyle w:val="Hyperlink"/>
@@ -6703,8 +6630,8 @@
         </w:r>
       </w:hyperlink>
     </w:p>
-    <w:bookmarkEnd w:id="140"/>
-    <w:bookmarkStart w:id="142" w:name="ref-Norman2025SitSel"/>
+    <w:bookmarkEnd w:id="144"/>
+    <w:bookmarkStart w:id="146" w:name="ref-Norman2025SitSel"/>
     <w:p>
       <w:pPr>
         <w:pStyle w:val="Bibliography"/>
@@ -6715,7 +6642,7 @@
       <w:r>
         <w:t xml:space="preserve"> </w:t>
       </w:r>
-      <w:hyperlink r:id="rId141">
+      <w:hyperlink r:id="rId145">
         <w:r>
           <w:rPr>
             <w:rStyle w:val="Hyperlink"/>
@@ -6724,8 +6651,8 @@
         </w:r>
       </w:hyperlink>
     </w:p>
-    <w:bookmarkEnd w:id="142"/>
-    <w:bookmarkStart w:id="144" w:name="ref-Pellissier2018ComSpe"/>
+    <w:bookmarkEnd w:id="146"/>
+    <w:bookmarkStart w:id="148" w:name="ref-Pellissier2018ComSpe"/>
     <w:p>
       <w:pPr>
         <w:pStyle w:val="Bibliography"/>
@@ -6736,7 +6663,7 @@
       <w:r>
         <w:t xml:space="preserve"> </w:t>
       </w:r>
-      <w:hyperlink r:id="rId143">
+      <w:hyperlink r:id="rId147">
         <w:r>
           <w:rPr>
             <w:rStyle w:val="Hyperlink"/>
@@ -6745,8 +6672,8 @@
         </w:r>
       </w:hyperlink>
     </w:p>
-    <w:bookmarkEnd w:id="144"/>
-    <w:bookmarkStart w:id="146" w:name="ref-Poisot2021GloKno"/>
+    <w:bookmarkEnd w:id="148"/>
+    <w:bookmarkStart w:id="150" w:name="ref-Poisot2021GloKno"/>
     <w:p>
       <w:pPr>
         <w:pStyle w:val="Bibliography"/>
@@ -6757,7 +6684,7 @@
       <w:r>
         <w:t xml:space="preserve"> </w:t>
       </w:r>
-      <w:hyperlink r:id="rId145">
+      <w:hyperlink r:id="rId149">
         <w:r>
           <w:rPr>
             <w:rStyle w:val="Hyperlink"/>
@@ -6766,8 +6693,8 @@
         </w:r>
       </w:hyperlink>
     </w:p>
-    <w:bookmarkEnd w:id="146"/>
-    <w:bookmarkStart w:id="148" w:name="ref-Poisot2012DisSpe"/>
+    <w:bookmarkEnd w:id="150"/>
+    <w:bookmarkStart w:id="152" w:name="ref-Poisot2012DisSpe"/>
     <w:p>
       <w:pPr>
         <w:pStyle w:val="Bibliography"/>
@@ -6778,7 +6705,7 @@
       <w:r>
         <w:t xml:space="preserve"> </w:t>
       </w:r>
-      <w:hyperlink r:id="rId147">
+      <w:hyperlink r:id="rId151">
         <w:r>
           <w:rPr>
             <w:rStyle w:val="Hyperlink"/>
@@ -6787,8 +6714,8 @@
         </w:r>
       </w:hyperlink>
     </w:p>
-    <w:bookmarkEnd w:id="148"/>
-    <w:bookmarkStart w:id="150" w:name="ref-Poisot2015SpeWhy"/>
+    <w:bookmarkEnd w:id="152"/>
+    <w:bookmarkStart w:id="154" w:name="ref-Poisot2015SpeWhy"/>
     <w:p>
       <w:pPr>
         <w:pStyle w:val="Bibliography"/>
@@ -6799,7 +6726,7 @@
       <w:r>
         <w:t xml:space="preserve"> </w:t>
       </w:r>
-      <w:hyperlink r:id="rId149">
+      <w:hyperlink r:id="rId153">
         <w:r>
           <w:rPr>
             <w:rStyle w:val="Hyperlink"/>
@@ -6808,8 +6735,8 @@
         </w:r>
       </w:hyperlink>
     </w:p>
-    <w:bookmarkEnd w:id="150"/>
-    <w:bookmarkStart w:id="151" w:name="ref-Robertson2013BasBal"/>
+    <w:bookmarkEnd w:id="154"/>
+    <w:bookmarkStart w:id="155" w:name="ref-Robertson2013BasBal"/>
     <w:p>
       <w:pPr>
         <w:pStyle w:val="Bibliography"/>
@@ -6839,8 +6766,8 @@
         <w:t xml:space="preserve">acceptance sampling of natural resources. Biometrics 69:776–784</w:t>
       </w:r>
     </w:p>
-    <w:bookmarkEnd w:id="151"/>
-    <w:bookmarkStart w:id="153" w:name="ref-Robertson2024WelSam"/>
+    <w:bookmarkEnd w:id="155"/>
+    <w:bookmarkStart w:id="157" w:name="ref-Robertson2024WelSam"/>
     <w:p>
       <w:pPr>
         <w:pStyle w:val="Bibliography"/>
@@ -6851,7 +6778,7 @@
       <w:r>
         <w:t xml:space="preserve"> </w:t>
       </w:r>
-      <w:hyperlink r:id="rId152">
+      <w:hyperlink r:id="rId156">
         <w:r>
           <w:rPr>
             <w:rStyle w:val="Hyperlink"/>
@@ -6860,8 +6787,8 @@
         </w:r>
       </w:hyperlink>
     </w:p>
-    <w:bookmarkEnd w:id="153"/>
-    <w:bookmarkStart w:id="155" w:name="ref-Santana2025LarBio"/>
+    <w:bookmarkEnd w:id="157"/>
+    <w:bookmarkStart w:id="159" w:name="ref-Santana2025LarBio"/>
     <w:p>
       <w:pPr>
         <w:pStyle w:val="Bibliography"/>
@@ -6881,7 +6808,7 @@
       <w:r>
         <w:t xml:space="preserve"> </w:t>
       </w:r>
-      <w:hyperlink r:id="rId154">
+      <w:hyperlink r:id="rId158">
         <w:r>
           <w:rPr>
             <w:rStyle w:val="Hyperlink"/>
@@ -6890,8 +6817,8 @@
         </w:r>
       </w:hyperlink>
     </w:p>
-    <w:bookmarkEnd w:id="155"/>
-    <w:bookmarkStart w:id="157" w:name="ref-Santini2017AssSui"/>
+    <w:bookmarkEnd w:id="159"/>
+    <w:bookmarkStart w:id="161" w:name="ref-Santini2017AssSui"/>
     <w:p>
       <w:pPr>
         <w:pStyle w:val="Bibliography"/>
@@ -6902,7 +6829,7 @@
       <w:r>
         <w:t xml:space="preserve"> </w:t>
       </w:r>
-      <w:hyperlink r:id="rId156">
+      <w:hyperlink r:id="rId160">
         <w:r>
           <w:rPr>
             <w:rStyle w:val="Hyperlink"/>
@@ -6911,8 +6838,8 @@
         </w:r>
       </w:hyperlink>
     </w:p>
-    <w:bookmarkEnd w:id="157"/>
-    <w:bookmarkStart w:id="159" w:name="ref-Settles2009ActLea"/>
+    <w:bookmarkEnd w:id="161"/>
+    <w:bookmarkStart w:id="163" w:name="ref-Settles2009ActLea"/>
     <w:p>
       <w:pPr>
         <w:pStyle w:val="Bibliography"/>
@@ -6923,7 +6850,7 @@
       <w:r>
         <w:t xml:space="preserve"> </w:t>
       </w:r>
-      <w:hyperlink r:id="rId158">
+      <w:hyperlink r:id="rId162">
         <w:r>
           <w:rPr>
             <w:rStyle w:val="Hyperlink"/>
@@ -6947,8 +6874,8 @@
         <w:t xml:space="preserve">. University of Wisconsin-Madison Department of Computer Sciences</w:t>
       </w:r>
     </w:p>
-    <w:bookmarkEnd w:id="159"/>
-    <w:bookmarkStart w:id="161" w:name="ref-Smith-Ramesh2017GloSyn"/>
+    <w:bookmarkEnd w:id="163"/>
+    <w:bookmarkStart w:id="165" w:name="ref-Smith-Ramesh2017GloSyn"/>
     <w:p>
       <w:pPr>
         <w:pStyle w:val="Bibliography"/>
@@ -6959,7 +6886,7 @@
       <w:r>
         <w:t xml:space="preserve"> </w:t>
       </w:r>
-      <w:hyperlink r:id="rId160">
+      <w:hyperlink r:id="rId164">
         <w:r>
           <w:rPr>
             <w:rStyle w:val="Hyperlink"/>
@@ -6968,8 +6895,8 @@
         </w:r>
       </w:hyperlink>
     </w:p>
-    <w:bookmarkEnd w:id="161"/>
-    <w:bookmarkStart w:id="163" w:name="ref-Thompson2017DisGov"/>
+    <w:bookmarkEnd w:id="165"/>
+    <w:bookmarkStart w:id="167" w:name="ref-Thompson2017DisGov"/>
     <w:p>
       <w:pPr>
         <w:pStyle w:val="Bibliography"/>
@@ -6980,7 +6907,7 @@
       <w:r>
         <w:t xml:space="preserve"> </w:t>
       </w:r>
-      <w:hyperlink r:id="rId162">
+      <w:hyperlink r:id="rId166">
         <w:r>
           <w:rPr>
             <w:rStyle w:val="Hyperlink"/>
@@ -6989,8 +6916,8 @@
         </w:r>
       </w:hyperlink>
     </w:p>
-    <w:bookmarkEnd w:id="163"/>
-    <w:bookmarkStart w:id="165" w:name="ref-Tylianakis2017EcoNet"/>
+    <w:bookmarkEnd w:id="167"/>
+    <w:bookmarkStart w:id="169" w:name="ref-Tylianakis2017EcoNet"/>
     <w:p>
       <w:pPr>
         <w:pStyle w:val="Bibliography"/>
@@ -7001,7 +6928,7 @@
       <w:r>
         <w:t xml:space="preserve"> </w:t>
       </w:r>
-      <w:hyperlink r:id="rId164">
+      <w:hyperlink r:id="rId168">
         <w:r>
           <w:rPr>
             <w:rStyle w:val="Hyperlink"/>
@@ -7010,8 +6937,8 @@
         </w:r>
       </w:hyperlink>
     </w:p>
-    <w:bookmarkEnd w:id="165"/>
-    <w:bookmarkStart w:id="167" w:name="ref-Valente2022LanLan"/>
+    <w:bookmarkEnd w:id="169"/>
+    <w:bookmarkStart w:id="171" w:name="ref-Valente2022LanLan"/>
     <w:p>
       <w:pPr>
         <w:pStyle w:val="Bibliography"/>
@@ -7022,7 +6949,7 @@
       <w:r>
         <w:t xml:space="preserve"> </w:t>
       </w:r>
-      <w:hyperlink r:id="rId166">
+      <w:hyperlink r:id="rId170">
         <w:r>
           <w:rPr>
             <w:rStyle w:val="Hyperlink"/>
@@ -7031,8 +6958,8 @@
         </w:r>
       </w:hyperlink>
     </w:p>
-    <w:bookmarkEnd w:id="167"/>
-    <w:bookmarkStart w:id="169" w:name="ref-Valiente-Banuet2015SpeLos"/>
+    <w:bookmarkEnd w:id="171"/>
+    <w:bookmarkStart w:id="173" w:name="ref-Valiente-Banuet2015SpeLos"/>
     <w:p>
       <w:pPr>
         <w:pStyle w:val="Bibliography"/>
@@ -7043,7 +6970,7 @@
       <w:r>
         <w:t xml:space="preserve"> </w:t>
       </w:r>
-      <w:hyperlink r:id="rId168">
+      <w:hyperlink r:id="rId172">
         <w:r>
           <w:rPr>
             <w:rStyle w:val="Hyperlink"/>
@@ -7052,8 +6979,8 @@
         </w:r>
       </w:hyperlink>
     </w:p>
-    <w:bookmarkEnd w:id="169"/>
-    <w:bookmarkStart w:id="171" w:name="ref-vanDam-Bates2018UsiBal"/>
+    <w:bookmarkEnd w:id="173"/>
+    <w:bookmarkStart w:id="175" w:name="ref-vanDam-Bates2018UsiBal"/>
     <w:p>
       <w:pPr>
         <w:pStyle w:val="Bibliography"/>
@@ -7064,7 +6991,7 @@
       <w:r>
         <w:t xml:space="preserve"> </w:t>
       </w:r>
-      <w:hyperlink r:id="rId170">
+      <w:hyperlink r:id="rId174">
         <w:r>
           <w:rPr>
             <w:rStyle w:val="Hyperlink"/>
@@ -7073,8 +7000,8 @@
         </w:r>
       </w:hyperlink>
     </w:p>
-    <w:bookmarkEnd w:id="171"/>
-    <w:bookmarkStart w:id="173" w:name="ref-Vizentin-Bugoni2016InfSam"/>
+    <w:bookmarkEnd w:id="175"/>
+    <w:bookmarkStart w:id="177" w:name="ref-Vizentin-Bugoni2016InfSam"/>
     <w:p>
       <w:pPr>
         <w:pStyle w:val="Bibliography"/>
@@ -7097,7 +7024,7 @@
       <w:r>
         <w:t xml:space="preserve"> </w:t>
       </w:r>
-      <w:hyperlink r:id="rId172">
+      <w:hyperlink r:id="rId176">
         <w:r>
           <w:rPr>
             <w:rStyle w:val="Hyperlink"/>
@@ -7106,8 +7033,8 @@
         </w:r>
       </w:hyperlink>
     </w:p>
-    <w:bookmarkEnd w:id="173"/>
-    <w:bookmarkStart w:id="175" w:name="ref-Williams2000SimRul"/>
+    <w:bookmarkEnd w:id="177"/>
+    <w:bookmarkStart w:id="179" w:name="ref-Williams2000SimRul"/>
     <w:p>
       <w:pPr>
         <w:pStyle w:val="Bibliography"/>
@@ -7118,7 +7045,7 @@
       <w:r>
         <w:t xml:space="preserve"> </w:t>
       </w:r>
-      <w:hyperlink r:id="rId174">
+      <w:hyperlink r:id="rId178">
         <w:r>
           <w:rPr>
             <w:rStyle w:val="Hyperlink"/>
@@ -7127,8 +7054,8 @@
         </w:r>
       </w:hyperlink>
     </w:p>
-    <w:bookmarkEnd w:id="175"/>
-    <w:bookmarkStart w:id="177" w:name="ref-Williams2008SucIts"/>
+    <w:bookmarkEnd w:id="179"/>
+    <w:bookmarkStart w:id="181" w:name="ref-Williams2008SucIts"/>
     <w:p>
       <w:pPr>
         <w:pStyle w:val="Bibliography"/>
@@ -7139,7 +7066,7 @@
       <w:r>
         <w:t xml:space="preserve"> </w:t>
       </w:r>
-      <w:hyperlink r:id="rId176">
+      <w:hyperlink r:id="rId180">
         <w:r>
           <w:rPr>
             <w:rStyle w:val="Hyperlink"/>
@@ -7148,8 +7075,8 @@
         </w:r>
       </w:hyperlink>
     </w:p>
-    <w:bookmarkEnd w:id="177"/>
-    <w:bookmarkStart w:id="179" w:name="ref-Willig2023ProBio"/>
+    <w:bookmarkEnd w:id="181"/>
+    <w:bookmarkStart w:id="183" w:name="ref-Willig2023ProBio"/>
     <w:p>
       <w:pPr>
         <w:pStyle w:val="Bibliography"/>
@@ -7169,7 +7096,7 @@
       <w:r>
         <w:t xml:space="preserve"> </w:t>
       </w:r>
-      <w:hyperlink r:id="rId178">
+      <w:hyperlink r:id="rId182">
         <w:r>
           <w:rPr>
             <w:rStyle w:val="Hyperlink"/>
@@ -7178,8 +7105,8 @@
         </w:r>
       </w:hyperlink>
     </w:p>
-    <w:bookmarkEnd w:id="179"/>
-    <w:bookmarkStart w:id="181" w:name="ref-Windsor2023UsiEco"/>
+    <w:bookmarkEnd w:id="183"/>
+    <w:bookmarkStart w:id="185" w:name="ref-Windsor2023UsiEco"/>
     <w:p>
       <w:pPr>
         <w:pStyle w:val="Bibliography"/>
@@ -7190,7 +7117,7 @@
       <w:r>
         <w:t xml:space="preserve"> </w:t>
       </w:r>
-      <w:hyperlink r:id="rId180">
+      <w:hyperlink r:id="rId184">
         <w:r>
           <w:rPr>
             <w:rStyle w:val="Hyperlink"/>
@@ -7199,8 +7126,8 @@
         </w:r>
       </w:hyperlink>
     </w:p>
-    <w:bookmarkEnd w:id="181"/>
-    <w:bookmarkStart w:id="183" w:name="ref-Wood2015EffSpa"/>
+    <w:bookmarkEnd w:id="185"/>
+    <w:bookmarkStart w:id="187" w:name="ref-Wood2015EffSpa"/>
     <w:p>
       <w:pPr>
         <w:pStyle w:val="Bibliography"/>
@@ -7211,7 +7138,7 @@
       <w:r>
         <w:t xml:space="preserve"> </w:t>
       </w:r>
-      <w:hyperlink r:id="rId182">
+      <w:hyperlink r:id="rId186">
         <w:r>
           <w:rPr>
             <w:rStyle w:val="Hyperlink"/>
@@ -7220,39 +7147,9 @@
         </w:r>
       </w:hyperlink>
     </w:p>
-    <w:bookmarkEnd w:id="183"/>
-    <w:bookmarkStart w:id="185" w:name="ref-Zurell2025PreWay"/>
-    <w:p>
-      <w:pPr>
-        <w:pStyle w:val="Bibliography"/>
-      </w:pPr>
-      <w:r>
-        <w:t xml:space="preserve">Zurell D, Bocedi G, Velazco SJE, et al (2025) Predicting the way forward for the</w:t>
-      </w:r>
-      <w:r>
-        <w:t xml:space="preserve"> </w:t>
-      </w:r>
-      <w:r>
-        <w:t xml:space="preserve">Global Biodiversity Framework</w:t>
-      </w:r>
-      <w:r>
-        <w:t xml:space="preserve">. Proceedings of the National Academy of Sciences 122:e2501695122.</w:t>
-      </w:r>
-      <w:r>
-        <w:t xml:space="preserve"> </w:t>
-      </w:r>
-      <w:hyperlink r:id="rId184">
-        <w:r>
-          <w:rPr>
-            <w:rStyle w:val="Hyperlink"/>
-          </w:rPr>
-          <w:t xml:space="preserve">https://doi.org/10.1073/pnas.2501695122</w:t>
-        </w:r>
-      </w:hyperlink>
-    </w:p>
-    <w:bookmarkEnd w:id="185"/>
-    <w:bookmarkEnd w:id="186"/>
     <w:bookmarkEnd w:id="187"/>
+    <w:bookmarkEnd w:id="188"/>
+    <w:bookmarkEnd w:id="189"/>
     <w:sectPr>
       <w:footnotePr>
         <w:numRestart w:val="eachSect"/>
@@ -7473,30 +7370,6 @@
     <w:abstractNumId w:val="991"/>
   </w:num>
   <w:num w:numId="1002">
-    <w:abstractNumId w:val="991"/>
-  </w:num>
-  <w:num w:numId="1003">
-    <w:abstractNumId w:val="991"/>
-  </w:num>
-  <w:num w:numId="1004">
-    <w:abstractNumId w:val="991"/>
-  </w:num>
-  <w:num w:numId="1005">
-    <w:abstractNumId w:val="991"/>
-  </w:num>
-  <w:num w:numId="1006">
-    <w:abstractNumId w:val="991"/>
-  </w:num>
-  <w:num w:numId="1007">
-    <w:abstractNumId w:val="991"/>
-  </w:num>
-  <w:num w:numId="1008">
-    <w:abstractNumId w:val="991"/>
-  </w:num>
-  <w:num w:numId="1009">
-    <w:abstractNumId w:val="991"/>
-  </w:num>
-  <w:num w:numId="1010">
     <w:abstractNumId w:val="991"/>
   </w:num>
 </w:numbering>

--- a/index.docx
+++ b/index.docx
@@ -26,7 +26,7 @@
         <w:t xml:space="preserve">Networks</w:t>
       </w:r>
     </w:p>
-    <w:bookmarkStart w:id="20" w:name="introduction"/>
+    <w:bookmarkStart w:id="21" w:name="introduction"/>
     <w:p>
       <w:pPr>
         <w:pStyle w:val="Heading1"/>
@@ -40,44 +40,54 @@
         <w:pStyle w:val="FirstParagraph"/>
       </w:pPr>
       <w:r>
-        <w:t xml:space="preserve">Biodiversity monitoring should encompass all facets of biodiversity. Article 7</w:t>
-      </w:r>
-      <w:r>
-        <w:t xml:space="preserve"> </w:t>
-      </w:r>
-      <w:r>
-        <w:t xml:space="preserve">of the Convention on Biological Diversity calls for Parties to identify and</w:t>
-      </w:r>
-      <w:r>
-        <w:t xml:space="preserve"> </w:t>
-      </w:r>
-      <w:r>
-        <w:t xml:space="preserve">monitor important components of biodiversity</w:t>
-      </w:r>
-      <w:r>
-        <w:t xml:space="preserve"> </w:t>
-      </w:r>
-      <w:r>
-        <w:t xml:space="preserve">(</w:t>
-      </w:r>
-      <w:r>
-        <w:rPr>
-          <w:b/>
-          <w:bCs/>
-        </w:rPr>
-        <w:t xml:space="preserve">CBD?</w:t>
-      </w:r>
-      <w:r>
-        <w:t xml:space="preserve">)</w:t>
-      </w:r>
-      <w:r>
-        <w:t xml:space="preserve">. Species interactions are</w:t>
-      </w:r>
-      <w:r>
-        <w:t xml:space="preserve"> </w:t>
-      </w:r>
-      <w:r>
-        <w:t xml:space="preserve">known as an important component</w:t>
+        <w:t xml:space="preserve">Biodiversity monitoring should encompass all facets of biodiversity.</w:t>
+      </w:r>
+      <w:r>
+        <w:t xml:space="preserve"> </w:t>
+      </w:r>
+      <w:hyperlink r:id="rId20">
+        <w:r>
+          <w:rPr>
+            <w:rStyle w:val="Hyperlink"/>
+          </w:rPr>
+          <w:t xml:space="preserve">Article</w:t>
+        </w:r>
+        <w:r>
+          <w:rPr>
+            <w:rStyle w:val="Hyperlink"/>
+          </w:rPr>
+          <w:t xml:space="preserve"> </w:t>
+        </w:r>
+        <w:r>
+          <w:rPr>
+            <w:rStyle w:val="Hyperlink"/>
+          </w:rPr>
+          <w:t xml:space="preserve">7</w:t>
+        </w:r>
+      </w:hyperlink>
+      <w:r>
+        <w:t xml:space="preserve"> </w:t>
+      </w:r>
+      <w:r>
+        <w:t xml:space="preserve">of the Convention on</w:t>
+      </w:r>
+      <w:r>
+        <w:t xml:space="preserve"> </w:t>
+      </w:r>
+      <w:r>
+        <w:t xml:space="preserve">Biological Diversity calls for Parties to identify and monitor important</w:t>
+      </w:r>
+      <w:r>
+        <w:t xml:space="preserve"> </w:t>
+      </w:r>
+      <w:r>
+        <w:t xml:space="preserve">components of biodiversity. Species interactions are known as an important</w:t>
+      </w:r>
+      <w:r>
+        <w:t xml:space="preserve"> </w:t>
+      </w:r>
+      <w:r>
+        <w:t xml:space="preserve">component</w:t>
       </w:r>
       <w:r>
         <w:t xml:space="preserve"> </w:t>
@@ -86,28 +96,478 @@
         <w:t xml:space="preserve">(Valiente-Banuet et al. 2015; Harvey et al. 2017)</w:t>
       </w:r>
       <w:r>
+        <w:t xml:space="preserve">, which needs to be</w:t>
+      </w:r>
+      <w:r>
+        <w:t xml:space="preserve"> </w:t>
+      </w:r>
+      <w:r>
+        <w:t xml:space="preserve">taken to a global scale</w:t>
+      </w:r>
+      <w:r>
+        <w:t xml:space="preserve"> </w:t>
+      </w:r>
+      <w:r>
+        <w:t xml:space="preserve">(Mestre et al. 2022; Windsor et al. 2023)</w:t>
+      </w:r>
+      <w:r>
+        <w:t xml:space="preserve">, and for which</w:t>
+      </w:r>
+      <w:r>
+        <w:t xml:space="preserve"> </w:t>
+      </w:r>
+      <w:r>
+        <w:t xml:space="preserve">we have sufficient tools to help guide conservation efforts</w:t>
+      </w:r>
+      <w:r>
+        <w:t xml:space="preserve"> </w:t>
+      </w:r>
+      <w:r>
+        <w:t xml:space="preserve">(Dansereau et al. 2025)</w:t>
+      </w:r>
+      <w:r>
+        <w:t xml:space="preserve">. However, we species interactions represent a</w:t>
+      </w:r>
+      <w:r>
+        <w:t xml:space="preserve"> </w:t>
+      </w:r>
+      <w:r>
+        <w:t xml:space="preserve">biodiversity shortfall, for which we lack data on global scales</w:t>
+      </w:r>
+      <w:r>
+        <w:t xml:space="preserve"> </w:t>
+      </w:r>
+      <w:r>
+        <w:t xml:space="preserve">(Hortal et al. 2015; Poisot et al. 2021)</w:t>
+      </w:r>
+      <w:r>
+        <w:t xml:space="preserve">.</w:t>
+      </w:r>
+    </w:p>
+    <w:p>
+      <w:pPr>
+        <w:pStyle w:val="BodyText"/>
+      </w:pPr>
+      <w:r>
+        <w:t xml:space="preserve">Biodiversity Observation Networks (BONs) are promising initiatives to improve</w:t>
+      </w:r>
+      <w:r>
+        <w:t xml:space="preserve"> </w:t>
+      </w:r>
+      <w:r>
+        <w:t xml:space="preserve">monitoring across scales and biodiversity facets. BONs are coordinated</w:t>
+      </w:r>
+      <w:r>
+        <w:t xml:space="preserve"> </w:t>
+      </w:r>
+      <w:r>
+        <w:t xml:space="preserve">monitoring networks designed to harmonize observation systems, assist reporting</w:t>
+      </w:r>
+      <w:r>
+        <w:t xml:space="preserve"> </w:t>
+      </w:r>
+      <w:r>
+        <w:t xml:space="preserve">on international assessments, and reinforce scientific basis in biodiversity</w:t>
+      </w:r>
+      <w:r>
+        <w:t xml:space="preserve"> </w:t>
+      </w:r>
+      <w:r>
+        <w:t xml:space="preserve">monitoring</w:t>
+      </w:r>
+      <w:r>
+        <w:t xml:space="preserve"> </w:t>
+      </w:r>
+      <w:r>
+        <w:t xml:space="preserve">(Navarro et al. 2017; Gonzalez et al. 2023)</w:t>
+      </w:r>
+      <w:r>
+        <w:t xml:space="preserve">. BONs can be thematic</w:t>
+      </w:r>
+      <w:r>
+        <w:t xml:space="preserve"> </w:t>
+      </w:r>
+      <w:r>
+        <w:t xml:space="preserve">(Marine BON, Freshwater BON), national (China BON, French BON, Colombia BON) or</w:t>
+      </w:r>
+      <w:r>
+        <w:t xml:space="preserve"> </w:t>
+      </w:r>
+      <w:r>
+        <w:t xml:space="preserve">regional (Asia-Pacific, Europe). Some represent networks of monitoring sites for</w:t>
+      </w:r>
+      <w:r>
+        <w:t xml:space="preserve"> </w:t>
+      </w:r>
+      <w:r>
+        <w:t xml:space="preserve">systematic monitoring (China BON) while others represent biodiversity data hubs</w:t>
+      </w:r>
+      <w:r>
+        <w:t xml:space="preserve"> </w:t>
+      </w:r>
+      <w:r>
+        <w:t xml:space="preserve">(French BON)</w:t>
+      </w:r>
+      <w:r>
+        <w:t xml:space="preserve"> </w:t>
+      </w:r>
+      <w:r>
+        <w:t xml:space="preserve">(Navarro et al. 2017)</w:t>
+      </w:r>
+      <w:r>
+        <w:t xml:space="preserve">. BONs aim to monitor biodiversity change,</w:t>
+      </w:r>
+      <w:r>
+        <w:t xml:space="preserve"> </w:t>
+      </w:r>
+      <w:r>
+        <w:t xml:space="preserve">informing on both current status and trends</w:t>
+      </w:r>
+      <w:r>
+        <w:t xml:space="preserve"> </w:t>
+      </w:r>
+      <w:r>
+        <w:t xml:space="preserve">(Gonzalez et al. 2025)</w:t>
+      </w:r>
+      <w:r>
+        <w:t xml:space="preserve">. BONs should</w:t>
+      </w:r>
+      <w:r>
+        <w:t xml:space="preserve"> </w:t>
+      </w:r>
+      <w:r>
+        <w:t xml:space="preserve">also form a globally connected network [Global Biodiversity Observing System,</w:t>
+      </w:r>
+      <w:r>
+        <w:t xml:space="preserve"> </w:t>
+      </w:r>
+      <w:r>
+        <w:t xml:space="preserve">GBiOS \;</w:t>
+      </w:r>
+      <w:r>
+        <w:t xml:space="preserve"> </w:t>
+      </w:r>
+      <w:r>
+        <w:t xml:space="preserve">Gonzalez et al. (2023)</w:t>
+      </w:r>
+      <w:r>
+        <w:t xml:space="preserve">], interlinking capacities to monitor biodiversity</w:t>
+      </w:r>
+      <w:r>
+        <w:t xml:space="preserve"> </w:t>
+      </w:r>
+      <w:r>
+        <w:t xml:space="preserve">change and guide actions needed for targets and goals of the Kunming-Montreal</w:t>
+      </w:r>
+      <w:r>
+        <w:t xml:space="preserve"> </w:t>
+      </w:r>
+      <w:r>
+        <w:t xml:space="preserve">Global Biodiversity framework. BONs are under development, notably in Europe</w:t>
+      </w:r>
+      <w:r>
+        <w:t xml:space="preserve"> </w:t>
+      </w:r>
+      <w:r>
+        <w:t xml:space="preserve">(Kissling et al. 2024)</w:t>
+      </w:r>
+      <w:r>
+        <w:t xml:space="preserve"> </w:t>
+      </w:r>
+      <w:r>
+        <w:t xml:space="preserve">and in Canada</w:t>
+      </w:r>
+      <w:r>
+        <w:t xml:space="preserve"> </w:t>
+      </w:r>
+      <w:r>
+        <w:t xml:space="preserve">(Gonzalez et al. 2025)</w:t>
+      </w:r>
+      <w:r>
+        <w:t xml:space="preserve">.</w:t>
+      </w:r>
+    </w:p>
+    <w:p>
+      <w:pPr>
+        <w:pStyle w:val="BodyText"/>
+      </w:pPr>
+      <w:r>
+        <w:t xml:space="preserve">Recent work highlighted the need for improved sampling designs in BONs. Current</w:t>
+      </w:r>
+      <w:r>
+        <w:t xml:space="preserve"> </w:t>
+      </w:r>
+      <w:r>
+        <w:t xml:space="preserve">sampling designs over large scales are often too sparse, at too coarse a scale,</w:t>
+      </w:r>
+      <w:r>
+        <w:t xml:space="preserve"> </w:t>
+      </w:r>
+      <w:r>
+        <w:t xml:space="preserve">too infrequent, and without temporal replication</w:t>
+      </w:r>
+      <w:r>
+        <w:t xml:space="preserve"> </w:t>
+      </w:r>
+      <w:r>
+        <w:t xml:space="preserve">(Santana et al. 2025)</w:t>
+      </w:r>
+      <w:r>
+        <w:t xml:space="preserve">.</w:t>
+      </w:r>
+      <w:r>
+        <w:t xml:space="preserve"> </w:t>
+      </w:r>
+      <w:r>
+        <w:t xml:space="preserve">Recommendations for more effective spatial sampling design in Europe included</w:t>
+      </w:r>
+      <w:r>
+        <w:t xml:space="preserve"> </w:t>
+      </w:r>
+      <w:r>
+        <w:t xml:space="preserve">stratified random sampling (with stratification across environmental,</w:t>
+      </w:r>
+      <w:r>
+        <w:t xml:space="preserve"> </w:t>
+      </w:r>
+      <w:r>
+        <w:t xml:space="preserve">anthropogenic and political layers), incorporation of existing monitoring sites,</w:t>
+      </w:r>
+      <w:r>
+        <w:t xml:space="preserve"> </w:t>
+      </w:r>
+      <w:r>
+        <w:t xml:space="preserve">filling of spatial gaps, co-location of monitoring activities</w:t>
+      </w:r>
+      <w:r>
+        <w:t xml:space="preserve"> </w:t>
+      </w:r>
+      <w:r>
+        <w:t xml:space="preserve">(Kissling et al. 2024)</w:t>
+      </w:r>
+      <w:r>
+        <w:t xml:space="preserve">. Ecological monitoring design relies on site selection</w:t>
+      </w:r>
+      <w:r>
+        <w:t xml:space="preserve"> </w:t>
+      </w:r>
+      <w:r>
+        <w:t xml:space="preserve">algorithms more often discussed regarding their capacity to achieve spatial</w:t>
+      </w:r>
+      <w:r>
+        <w:t xml:space="preserve"> </w:t>
+      </w:r>
+      <w:r>
+        <w:t xml:space="preserve">balance and representative samples, and less frequently with an evaluation to</w:t>
+      </w:r>
+      <w:r>
+        <w:t xml:space="preserve"> </w:t>
+      </w:r>
+      <w:r>
+        <w:t xml:space="preserve">performance to achieve an ecological monitoring goal</w:t>
+      </w:r>
+      <w:r>
+        <w:t xml:space="preserve"> </w:t>
+      </w:r>
+      <w:r>
+        <w:t xml:space="preserve">(Norman and Poisot 2025)</w:t>
+      </w:r>
+      <w:r>
+        <w:t xml:space="preserve">.</w:t>
+      </w:r>
+      <w:r>
+        <w:t xml:space="preserve"> </w:t>
+      </w:r>
+      <w:r>
+        <w:t xml:space="preserve">Species richness is the most commonly used biodiversity measure in monitoring</w:t>
+      </w:r>
+      <w:r>
+        <w:t xml:space="preserve"> </w:t>
+      </w:r>
+      <w:r>
+        <w:t xml:space="preserve">contexts</w:t>
+      </w:r>
+      <w:r>
+        <w:t xml:space="preserve"> </w:t>
+      </w:r>
+      <w:r>
+        <w:t xml:space="preserve">(Hillebrand et al. 2018)</w:t>
+      </w:r>
+      <w:r>
+        <w:t xml:space="preserve">, including in discussions over sampling</w:t>
+      </w:r>
+      <w:r>
+        <w:t xml:space="preserve"> </w:t>
+      </w:r>
+      <w:r>
+        <w:t xml:space="preserve">designs. Maximising species richness can be an efficient strategy to design</w:t>
+      </w:r>
+      <w:r>
+        <w:t xml:space="preserve"> </w:t>
+      </w:r>
+      <w:r>
+        <w:t xml:space="preserve">conservation networks while also capturing functional and phylogenetic diversity</w:t>
+      </w:r>
+      <w:r>
+        <w:t xml:space="preserve"> </w:t>
+      </w:r>
+      <w:r>
+        <w:t xml:space="preserve">(Willig et al. 2023)</w:t>
+      </w:r>
+      <w:r>
+        <w:t xml:space="preserve">. However, the use of species richness to measure</w:t>
+      </w:r>
+      <w:r>
+        <w:t xml:space="preserve"> </w:t>
+      </w:r>
+      <w:r>
+        <w:t xml:space="preserve">biodiversity change and guide biological conservation has been criticized,</w:t>
+      </w:r>
+      <w:r>
+        <w:t xml:space="preserve"> </w:t>
+      </w:r>
+      <w:r>
+        <w:t xml:space="preserve">mainly since trends in species richness do not properly and robustly capture</w:t>
+      </w:r>
+      <w:r>
+        <w:t xml:space="preserve"> </w:t>
+      </w:r>
+      <w:r>
+        <w:t xml:space="preserve">local changes through time</w:t>
+      </w:r>
+      <w:r>
+        <w:t xml:space="preserve"> </w:t>
+      </w:r>
+      <w:r>
+        <w:t xml:space="preserve">(Hillebrand et al. 2018)</w:t>
+      </w:r>
+      <w:r>
+        <w:t xml:space="preserve">, while also neglecting</w:t>
+      </w:r>
+      <w:r>
+        <w:t xml:space="preserve"> </w:t>
+      </w:r>
+      <w:r>
+        <w:t xml:space="preserve">species identities and not providing information on persistence of biodiversity</w:t>
+      </w:r>
+      <w:r>
+        <w:t xml:space="preserve"> </w:t>
+      </w:r>
+      <w:r>
+        <w:t xml:space="preserve">and ecosystem services</w:t>
+      </w:r>
+      <w:r>
+        <w:t xml:space="preserve"> </w:t>
+      </w:r>
+      <w:r>
+        <w:t xml:space="preserve">(Fletcher Jr. et al. 2025)</w:t>
+      </w:r>
+      <w:r>
+        <w:t xml:space="preserve">.</w:t>
+      </w:r>
+    </w:p>
+    <w:p>
+      <w:pPr>
+        <w:pStyle w:val="BodyText"/>
+      </w:pPr>
+      <w:r>
+        <w:t xml:space="preserve">Sampling designs should incorporate considerations for species interactions.</w:t>
+      </w:r>
+      <w:r>
+        <w:t xml:space="preserve"> </w:t>
+      </w:r>
+      <w:r>
+        <w:t xml:space="preserve">Species interactions represent a critical component of ecosystem functioning and</w:t>
+      </w:r>
+      <w:r>
+        <w:t xml:space="preserve"> </w:t>
+      </w:r>
+      <w:r>
+        <w:t xml:space="preserve">health, yet may be lost faster than species</w:t>
+      </w:r>
+      <w:r>
+        <w:t xml:space="preserve"> </w:t>
+      </w:r>
+      <w:r>
+        <w:t xml:space="preserve">(Valiente-Banuet et al. 2015)</w:t>
+      </w:r>
+      <w:r>
+        <w:t xml:space="preserve">.</w:t>
+      </w:r>
+      <w:r>
+        <w:t xml:space="preserve"> </w:t>
+      </w:r>
+      <w:r>
+        <w:t xml:space="preserve">Monitoring interactions is more informative regarding ecosystem functions than</w:t>
+      </w:r>
+      <w:r>
+        <w:t xml:space="preserve"> </w:t>
+      </w:r>
+      <w:r>
+        <w:t xml:space="preserve">monitoring species richness or using EBVs</w:t>
+      </w:r>
+      <w:r>
+        <w:t xml:space="preserve"> </w:t>
+      </w:r>
+      <w:r>
+        <w:t xml:space="preserve">(Jordano 2016)</w:t>
+      </w:r>
+      <w:r>
+        <w:t xml:space="preserve">. Network</w:t>
+      </w:r>
+      <w:r>
+        <w:t xml:space="preserve"> </w:t>
+      </w:r>
+      <w:r>
+        <w:t xml:space="preserve">responses may be different from species richness</w:t>
+      </w:r>
+      <w:r>
+        <w:t xml:space="preserve"> </w:t>
+      </w:r>
+      <w:r>
+        <w:t xml:space="preserve">(e.g. Doré et al. 2021)</w:t>
+      </w:r>
+      <w:r>
         <w:t xml:space="preserve">,</w:t>
       </w:r>
       <w:r>
         <w:t xml:space="preserve"> </w:t>
       </w:r>
       <w:r>
-        <w:t xml:space="preserve">which needs to be taken to a global scale</w:t>
-      </w:r>
-      <w:r>
-        <w:t xml:space="preserve"> </w:t>
-      </w:r>
-      <w:r>
-        <w:t xml:space="preserve">(Mestre et al. 2022; Windsor et al. 2023)</w:t>
-      </w:r>
-      <w:r>
-        <w:t xml:space="preserve">, and for which we have sufficient tools to help guide</w:t>
-      </w:r>
-      <w:r>
-        <w:t xml:space="preserve"> </w:t>
-      </w:r>
-      <w:r>
-        <w:t xml:space="preserve">conservation efforts</w:t>
+        <w:t xml:space="preserve">emphasizing the need for ecological monitoring to consider interactions, not</w:t>
+      </w:r>
+      <w:r>
+        <w:t xml:space="preserve"> </w:t>
+      </w:r>
+      <w:r>
+        <w:t xml:space="preserve">just species richness. Species interactions can also improve our ability to</w:t>
+      </w:r>
+      <w:r>
+        <w:t xml:space="preserve"> </w:t>
+      </w:r>
+      <w:r>
+        <w:t xml:space="preserve">predict responses to climate change</w:t>
+      </w:r>
+      <w:r>
+        <w:t xml:space="preserve"> </w:t>
+      </w:r>
+      <w:r>
+        <w:t xml:space="preserve">(Abrego et al. 2021)</w:t>
+      </w:r>
+      <w:r>
+        <w:t xml:space="preserve">. There are sufficient</w:t>
+      </w:r>
+      <w:r>
+        <w:t xml:space="preserve"> </w:t>
+      </w:r>
+      <w:r>
+        <w:t xml:space="preserve">tools available to use species interaction networks as indicators for</w:t>
+      </w:r>
+      <w:r>
+        <w:t xml:space="preserve"> </w:t>
+      </w:r>
+      <w:r>
+        <w:t xml:space="preserve">biodiversity conservation and management while we keep improving monitoring</w:t>
       </w:r>
       <w:r>
         <w:t xml:space="preserve"> </w:t>
@@ -116,21 +576,6 @@
         <w:t xml:space="preserve">(Dansereau et al. 2025)</w:t>
       </w:r>
       <w:r>
-        <w:t xml:space="preserve">. However, we species interactions</w:t>
-      </w:r>
-      <w:r>
-        <w:t xml:space="preserve"> </w:t>
-      </w:r>
-      <w:r>
-        <w:t xml:space="preserve">represent a biodiversity shortfall, for which we lack data on global scales</w:t>
-      </w:r>
-      <w:r>
-        <w:t xml:space="preserve"> </w:t>
-      </w:r>
-      <w:r>
-        <w:t xml:space="preserve">(Hortal et al. 2015; Poisot et al. 2021)</w:t>
-      </w:r>
-      <w:r>
         <w:t xml:space="preserve">.</w:t>
       </w:r>
     </w:p>
@@ -139,245 +584,383 @@
         <w:pStyle w:val="BodyText"/>
       </w:pPr>
       <w:r>
-        <w:t xml:space="preserve">Biodiversity Observation Networks (BONs) are promising initiatives to improve</w:t>
-      </w:r>
-      <w:r>
-        <w:t xml:space="preserve"> </w:t>
-      </w:r>
-      <w:r>
-        <w:t xml:space="preserve">monitoring across scales and biodiversity facets. BONs are coordinated</w:t>
-      </w:r>
-      <w:r>
-        <w:t xml:space="preserve"> </w:t>
-      </w:r>
-      <w:r>
-        <w:t xml:space="preserve">monitoring networks designed to harmonize observation systems, assist reporting</w:t>
-      </w:r>
-      <w:r>
-        <w:t xml:space="preserve"> </w:t>
-      </w:r>
-      <w:r>
-        <w:t xml:space="preserve">on international assessments, and reinforce scientific basis in biodiversity</w:t>
-      </w:r>
-      <w:r>
-        <w:t xml:space="preserve"> </w:t>
-      </w:r>
-      <w:r>
-        <w:t xml:space="preserve">monitoring</w:t>
-      </w:r>
-      <w:r>
-        <w:t xml:space="preserve"> </w:t>
-      </w:r>
-      <w:r>
-        <w:t xml:space="preserve">(Navarro et al. 2017; Gonzalez et al. 2023)</w:t>
-      </w:r>
-      <w:r>
-        <w:t xml:space="preserve">. BONs can be thematic</w:t>
-      </w:r>
-      <w:r>
-        <w:t xml:space="preserve"> </w:t>
-      </w:r>
-      <w:r>
-        <w:t xml:space="preserve">(Marine BON, Freshwater BON), national (China BON, French BON, Colombia BON) or</w:t>
-      </w:r>
-      <w:r>
-        <w:t xml:space="preserve"> </w:t>
-      </w:r>
-      <w:r>
-        <w:t xml:space="preserve">regional (Asia-Pacific, Europe). Some represent networks of monitoring sites for</w:t>
-      </w:r>
-      <w:r>
-        <w:t xml:space="preserve"> </w:t>
-      </w:r>
-      <w:r>
-        <w:t xml:space="preserve">systematic monitoring (China BON) while others represent biodiversity data hubs</w:t>
-      </w:r>
-      <w:r>
-        <w:t xml:space="preserve"> </w:t>
-      </w:r>
-      <w:r>
-        <w:t xml:space="preserve">(French BON)</w:t>
-      </w:r>
-      <w:r>
-        <w:t xml:space="preserve"> </w:t>
-      </w:r>
-      <w:r>
-        <w:t xml:space="preserve">(Navarro et al. 2017)</w:t>
-      </w:r>
-      <w:r>
-        <w:t xml:space="preserve">. BONs aim to monitor biodiversity change,</w:t>
-      </w:r>
-      <w:r>
-        <w:t xml:space="preserve"> </w:t>
-      </w:r>
-      <w:r>
-        <w:t xml:space="preserve">informing on both current status and trends</w:t>
-      </w:r>
-      <w:r>
-        <w:t xml:space="preserve"> </w:t>
-      </w:r>
-      <w:r>
-        <w:t xml:space="preserve">(Gonzalez et al. 2025)</w:t>
-      </w:r>
-      <w:r>
-        <w:t xml:space="preserve">. BONs should</w:t>
-      </w:r>
-      <w:r>
-        <w:t xml:space="preserve"> </w:t>
-      </w:r>
-      <w:r>
-        <w:t xml:space="preserve">also form a globally connected network [Global Biodiversity Observing System,</w:t>
-      </w:r>
-      <w:r>
-        <w:t xml:space="preserve"> </w:t>
-      </w:r>
-      <w:r>
-        <w:t xml:space="preserve">GBiOS \;</w:t>
-      </w:r>
-      <w:r>
-        <w:t xml:space="preserve"> </w:t>
-      </w:r>
-      <w:r>
-        <w:t xml:space="preserve">Gonzalez et al. (2023)</w:t>
-      </w:r>
-      <w:r>
-        <w:t xml:space="preserve">], interlinking capacities to monitor biodiversity</w:t>
-      </w:r>
-      <w:r>
-        <w:t xml:space="preserve"> </w:t>
-      </w:r>
-      <w:r>
-        <w:t xml:space="preserve">change and guide actions needed for targets and goals of the Kunming-Montreal</w:t>
-      </w:r>
-      <w:r>
-        <w:t xml:space="preserve"> </w:t>
-      </w:r>
-      <w:r>
-        <w:t xml:space="preserve">Global Biodiversity framework. BONs are under development, notably in Europe</w:t>
-      </w:r>
-      <w:r>
-        <w:t xml:space="preserve"> </w:t>
-      </w:r>
-      <w:r>
-        <w:t xml:space="preserve">(Kissling et al. 2024)</w:t>
-      </w:r>
-      <w:r>
-        <w:t xml:space="preserve"> </w:t>
-      </w:r>
-      <w:r>
-        <w:t xml:space="preserve">and in Canada</w:t>
-      </w:r>
-      <w:r>
-        <w:t xml:space="preserve"> </w:t>
-      </w:r>
-      <w:r>
-        <w:t xml:space="preserve">(Gonzalez et al. 2025)</w:t>
+        <w:t xml:space="preserve">Prior investigations over interaction sampling do not address how efficiently we</w:t>
+      </w:r>
+      <w:r>
+        <w:t xml:space="preserve"> </w:t>
+      </w:r>
+      <w:r>
+        <w:t xml:space="preserve">should expect to monitor interactions within the BON framework. Much focus has</w:t>
+      </w:r>
+      <w:r>
+        <w:t xml:space="preserve"> </w:t>
+      </w:r>
+      <w:r>
+        <w:t xml:space="preserve">been given on how to assess sampling completeness</w:t>
+      </w:r>
+      <w:r>
+        <w:t xml:space="preserve"> </w:t>
+      </w:r>
+      <w:r>
+        <w:t xml:space="preserve">(e.g. Chacoff et al. 2012)</w:t>
+      </w:r>
+      <w:r>
+        <w:t xml:space="preserve"> </w:t>
+      </w:r>
+      <w:r>
+        <w:t xml:space="preserve">and</w:t>
+      </w:r>
+      <w:r>
+        <w:t xml:space="preserve"> </w:t>
+      </w:r>
+      <w:r>
+        <w:t xml:space="preserve">how sampling effort affects network properties</w:t>
+      </w:r>
+      <w:r>
+        <w:t xml:space="preserve"> </w:t>
+      </w:r>
+      <w:r>
+        <w:t xml:space="preserve">(e.g., McLeod et al. 2021)</w:t>
       </w:r>
       <w:r>
         <w:t xml:space="preserve">.</w:t>
       </w:r>
+      <w:r>
+        <w:t xml:space="preserve"> </w:t>
+      </w:r>
+      <w:r>
+        <w:t xml:space="preserve">Sampling can be much less complete for interactions than for species. Sampling</w:t>
+      </w:r>
+      <w:r>
+        <w:t xml:space="preserve"> </w:t>
+      </w:r>
+      <w:r>
+        <w:t xml:space="preserve">effort required to document interactions is much higher than for species</w:t>
+      </w:r>
+      <w:r>
+        <w:t xml:space="preserve"> </w:t>
+      </w:r>
+      <w:r>
+        <w:t xml:space="preserve">(e.g.</w:t>
+      </w:r>
+      <w:r>
+        <w:t xml:space="preserve"> </w:t>
+      </w:r>
+      <w:r>
+        <w:t xml:space="preserve">500% vs 64% in Chacoff et al. 2012)</w:t>
+      </w:r>
+      <w:r>
+        <w:t xml:space="preserve">. Evaluating sampling completeness requires</w:t>
+      </w:r>
+      <w:r>
+        <w:t xml:space="preserve"> </w:t>
+      </w:r>
+      <w:r>
+        <w:t xml:space="preserve">assessing the proportion of forbidden links due to life history restrictions,</w:t>
+      </w:r>
+      <w:r>
+        <w:t xml:space="preserve"> </w:t>
+      </w:r>
+      <w:r>
+        <w:t xml:space="preserve">which itself requires natural history knowledge and an analysis of sampling</w:t>
+      </w:r>
+      <w:r>
+        <w:t xml:space="preserve"> </w:t>
+      </w:r>
+      <w:r>
+        <w:t xml:space="preserve">robustness</w:t>
+      </w:r>
+      <w:r>
+        <w:t xml:space="preserve"> </w:t>
+      </w:r>
+      <w:r>
+        <w:t xml:space="preserve">(Jordano 2016)</w:t>
+      </w:r>
+      <w:r>
+        <w:t xml:space="preserve">. Some quantitative network properties such as</w:t>
+      </w:r>
+      <w:r>
+        <w:t xml:space="preserve"> </w:t>
+      </w:r>
+      <w:r>
+        <w:t xml:space="preserve">connectance are less affected by sampling completeness than network composition</w:t>
+      </w:r>
+      <w:r>
+        <w:t xml:space="preserve"> </w:t>
+      </w:r>
+      <w:r>
+        <w:t xml:space="preserve">or binary measure</w:t>
+      </w:r>
+      <w:r>
+        <w:t xml:space="preserve"> </w:t>
+      </w:r>
+      <w:r>
+        <w:t xml:space="preserve">(Poisot et al. 2012; e.g. number of links, Vizentin-Bugoni et al. 2016)</w:t>
+      </w:r>
+      <w:r>
+        <w:t xml:space="preserve">. Small networks are also more sensitive to undersampling than</w:t>
+      </w:r>
+      <w:r>
+        <w:t xml:space="preserve"> </w:t>
+      </w:r>
+      <w:r>
+        <w:t xml:space="preserve">larger ones</w:t>
+      </w:r>
+      <w:r>
+        <w:t xml:space="preserve"> </w:t>
+      </w:r>
+      <w:r>
+        <w:t xml:space="preserve">(Henriksen et al. 2019)</w:t>
+      </w:r>
+      <w:r>
+        <w:t xml:space="preserve">. Quantitive frameworks exist to evaluate</w:t>
+      </w:r>
+      <w:r>
+        <w:t xml:space="preserve"> </w:t>
+      </w:r>
+      <w:r>
+        <w:t xml:space="preserve">network taxonomic, functional and phylogenetic diversity from incomplete samples</w:t>
+      </w:r>
+      <w:r>
+        <w:t xml:space="preserve"> </w:t>
+      </w:r>
+      <w:r>
+        <w:t xml:space="preserve">(Chiu et al. 2023)</w:t>
+      </w:r>
+      <w:r>
+        <w:t xml:space="preserve">.</w:t>
+      </w:r>
     </w:p>
     <w:p>
       <w:pPr>
         <w:pStyle w:val="BodyText"/>
       </w:pPr>
       <w:r>
-        <w:t xml:space="preserve">Recent work highlighted the need for improved sampling designs in BONs. Current</w:t>
-      </w:r>
-      <w:r>
-        <w:t xml:space="preserve"> </w:t>
-      </w:r>
-      <w:r>
-        <w:t xml:space="preserve">sampling designs over large scales are often too sparse, at too coarse a scale,</w:t>
-      </w:r>
-      <w:r>
-        <w:t xml:space="preserve"> </w:t>
-      </w:r>
-      <w:r>
-        <w:t xml:space="preserve">too infrequent, and without temporal replication</w:t>
-      </w:r>
-      <w:r>
-        <w:t xml:space="preserve"> </w:t>
-      </w:r>
-      <w:r>
-        <w:t xml:space="preserve">(Santana et al. 2025)</w:t>
+        <w:t xml:space="preserve">A much needed element is to consider sampling network and interactions from an</w:t>
+      </w:r>
+      <w:r>
+        <w:t xml:space="preserve"> </w:t>
+      </w:r>
+      <w:r>
+        <w:t xml:space="preserve">explicitly spatial perspective with variation in local structure—that is,</w:t>
+      </w:r>
+      <w:r>
+        <w:t xml:space="preserve"> </w:t>
+      </w:r>
+      <w:r>
+        <w:t xml:space="preserve">measuring sampling effort from specific sites where interactions are sampled.</w:t>
+      </w:r>
+      <w:r>
+        <w:t xml:space="preserve"> </w:t>
+      </w:r>
+      <w:r>
+        <w:t xml:space="preserve">For instance,</w:t>
+      </w:r>
+      <w:r>
+        <w:t xml:space="preserve"> </w:t>
+      </w:r>
+      <w:r>
+        <w:t xml:space="preserve">Poisot et al. (2012)</w:t>
+      </w:r>
+      <w:r>
+        <w:t xml:space="preserve"> </w:t>
+      </w:r>
+      <w:r>
+        <w:t xml:space="preserve">measured sampling effort based on resampling a</w:t>
+      </w:r>
+      <w:r>
+        <w:t xml:space="preserve"> </w:t>
+      </w:r>
+      <w:r>
+        <w:t xml:space="preserve">dataset to document its effect on network composition and properties. Other</w:t>
+      </w:r>
+      <w:r>
+        <w:t xml:space="preserve"> </w:t>
+      </w:r>
+      <w:r>
+        <w:t xml:space="preserve">examples focus on scale, notably showing that many network structure metrics are</w:t>
+      </w:r>
+      <w:r>
+        <w:t xml:space="preserve"> </w:t>
+      </w:r>
+      <w:r>
+        <w:t xml:space="preserve">robust across spatial scales when accounting for expected increases of richness</w:t>
+      </w:r>
+      <w:r>
+        <w:t xml:space="preserve"> </w:t>
+      </w:r>
+      <w:r>
+        <w:t xml:space="preserve">and decreases in connectance</w:t>
+      </w:r>
+      <w:r>
+        <w:t xml:space="preserve"> </w:t>
+      </w:r>
+      <w:r>
+        <w:t xml:space="preserve">(Wood et al. 2015)</w:t>
+      </w:r>
+      <w:r>
+        <w:t xml:space="preserve">. In contrast,</w:t>
+      </w:r>
+      <w:r>
+        <w:t xml:space="preserve"> </w:t>
+      </w:r>
+      <w:r>
+        <w:t xml:space="preserve">McLeod et al. (2021)</w:t>
+      </w:r>
+      <w:r>
+        <w:t xml:space="preserve"> </w:t>
+      </w:r>
+      <w:r>
+        <w:t xml:space="preserve">used data from specific lakes compare sampling strategies, showing that sampling</w:t>
+      </w:r>
+      <w:r>
+        <w:t xml:space="preserve"> </w:t>
+      </w:r>
+      <w:r>
+        <w:t xml:space="preserve">larger to smaller lakes better captures regional metaweb properties. We now have</w:t>
+      </w:r>
+      <w:r>
+        <w:t xml:space="preserve"> </w:t>
+      </w:r>
+      <w:r>
+        <w:t xml:space="preserve">frameworks and models to describe and investigate the variation and detection</w:t>
+      </w:r>
+      <w:r>
+        <w:t xml:space="preserve"> </w:t>
+      </w:r>
+      <w:r>
+        <w:t xml:space="preserve">interaction networks in space and time</w:t>
+      </w:r>
+      <w:r>
+        <w:t xml:space="preserve"> </w:t>
+      </w:r>
+      <w:r>
+        <w:t xml:space="preserve">(Poisot et al. 2015; Cirtwill et al. 2019; Catchen et al. 2023)</w:t>
+      </w:r>
+      <w:r>
+        <w:t xml:space="preserve">, and therefore the next is to consider how to optimize</w:t>
+      </w:r>
+      <w:r>
+        <w:t xml:space="preserve"> </w:t>
+      </w:r>
+      <w:r>
+        <w:t xml:space="preserve">monitoring for species interactions. Simulations have already in the been used</w:t>
+      </w:r>
+      <w:r>
+        <w:t xml:space="preserve"> </w:t>
+      </w:r>
+      <w:r>
+        <w:t xml:space="preserve">in the context of optimizing monitoring to: generate communities and evaluate</w:t>
+      </w:r>
+      <w:r>
+        <w:t xml:space="preserve"> </w:t>
+      </w:r>
+      <w:r>
+        <w:t xml:space="preserve">the potential of metrics to track biodiversity change</w:t>
+      </w:r>
+      <w:r>
+        <w:t xml:space="preserve"> </w:t>
+      </w:r>
+      <w:r>
+        <w:t xml:space="preserve">(Santini et al. 2017)</w:t>
+      </w:r>
+      <w:r>
+        <w:t xml:space="preserve">,</w:t>
+      </w:r>
+      <w:r>
+        <w:t xml:space="preserve"> </w:t>
+      </w:r>
+      <w:r>
+        <w:t xml:space="preserve">simulate networks and sampling to evaluate effects on estimated metrics compared</w:t>
+      </w:r>
+      <w:r>
+        <w:t xml:space="preserve"> </w:t>
+      </w:r>
+      <w:r>
+        <w:t xml:space="preserve">to a known reference</w:t>
+      </w:r>
+      <w:r>
+        <w:t xml:space="preserve"> </w:t>
+      </w:r>
+      <w:r>
+        <w:t xml:space="preserve">(de Aguiar et al. 2019, although not in a spatial context)</w:t>
+      </w:r>
+      <w:r>
+        <w:t xml:space="preserve">,</w:t>
+      </w:r>
+      <w:r>
+        <w:t xml:space="preserve"> </w:t>
+      </w:r>
+      <w:r>
+        <w:t xml:space="preserve">determine optimal sampling frequency for monitoring</w:t>
+      </w:r>
+      <w:r>
+        <w:t xml:space="preserve"> </w:t>
+      </w:r>
+      <w:r>
+        <w:t xml:space="preserve">(Daugaard et al. 2024)</w:t>
+      </w:r>
+      <w:r>
+        <w:t xml:space="preserve">, to</w:t>
+      </w:r>
+      <w:r>
+        <w:t xml:space="preserve"> </w:t>
+      </w:r>
+      <w:r>
+        <w:t xml:space="preserve">examine the dependence of monitoring efficiency and trends detection given the</w:t>
+      </w:r>
+      <w:r>
+        <w:t xml:space="preserve"> </w:t>
+      </w:r>
+      <w:r>
+        <w:t xml:space="preserve">number of monitoring sites, species abundance, detection probability, strength</w:t>
+      </w:r>
+      <w:r>
+        <w:t xml:space="preserve"> </w:t>
+      </w:r>
+      <w:r>
+        <w:t xml:space="preserve">of decline, under a range of scenarios and monitoring schemes</w:t>
+      </w:r>
+      <w:r>
+        <w:t xml:space="preserve"> </w:t>
+      </w:r>
+      <w:r>
+        <w:t xml:space="preserve">(Ficetola et al. 2018)</w:t>
       </w:r>
       <w:r>
         <w:t xml:space="preserve">.</w:t>
       </w:r>
-      <w:r>
-        <w:t xml:space="preserve"> </w:t>
-      </w:r>
-      <w:r>
-        <w:t xml:space="preserve">Recommendations for more effective spatial sampling design in Europe included</w:t>
-      </w:r>
-      <w:r>
-        <w:t xml:space="preserve"> </w:t>
-      </w:r>
-      <w:r>
-        <w:t xml:space="preserve">stratified random sampling (with stratification across environmental,</w:t>
-      </w:r>
-      <w:r>
-        <w:t xml:space="preserve"> </w:t>
-      </w:r>
-      <w:r>
-        <w:t xml:space="preserve">anthropogenic and political layers), incorporation of existing monitoring sites,</w:t>
-      </w:r>
-      <w:r>
-        <w:t xml:space="preserve"> </w:t>
-      </w:r>
-      <w:r>
-        <w:t xml:space="preserve">filling of spatial gaps, co-location of monitoring activities</w:t>
-      </w:r>
-      <w:r>
-        <w:t xml:space="preserve"> </w:t>
-      </w:r>
-      <w:r>
-        <w:t xml:space="preserve">(Kissling et al. 2024)</w:t>
-      </w:r>
-      <w:r>
-        <w:t xml:space="preserve">.</w:t>
-      </w:r>
     </w:p>
     <w:p>
       <w:pPr>
         <w:pStyle w:val="BodyText"/>
       </w:pPr>
       <w:r>
-        <w:t xml:space="preserve">Sampling designs should incorporate species interactions, but currently does</w:t>
-      </w:r>
-      <w:r>
-        <w:t xml:space="preserve"> </w:t>
-      </w:r>
-      <w:r>
-        <w:t xml:space="preserve">not. Ecological monitoring design relies on site selection algorithms more often</w:t>
-      </w:r>
-      <w:r>
-        <w:t xml:space="preserve"> </w:t>
-      </w:r>
-      <w:r>
-        <w:t xml:space="preserve">discussed regarding their capacity to achieve spatial balance and representative</w:t>
-      </w:r>
-      <w:r>
-        <w:t xml:space="preserve"> </w:t>
-      </w:r>
-      <w:r>
-        <w:t xml:space="preserve">samples, and less frequently with an evaluation to performance to achieve an</w:t>
-      </w:r>
-      <w:r>
-        <w:t xml:space="preserve"> </w:t>
-      </w:r>
-      <w:r>
-        <w:t xml:space="preserve">ecological monitoring goal</w:t>
-      </w:r>
-      <w:r>
-        <w:t xml:space="preserve"> </w:t>
-      </w:r>
-      <w:r>
-        <w:t xml:space="preserve">(Norman and Poisot 2025)</w:t>
-      </w:r>
-      <w:r>
-        <w:t xml:space="preserve">.</w:t>
+        <w:t xml:space="preserve">Remaining key questions are therefore: how should we implement monitoring</w:t>
+      </w:r>
+      <w:r>
+        <w:t xml:space="preserve"> </w:t>
+      </w:r>
+      <w:r>
+        <w:t xml:space="preserve">programs across space to efficiently capture network composition and changes, as</w:t>
+      </w:r>
+      <w:r>
+        <w:t xml:space="preserve"> </w:t>
+      </w:r>
+      <w:r>
+        <w:t xml:space="preserve">essential components of biodiversity? Can we monitor species interactions as</w:t>
+      </w:r>
+      <w:r>
+        <w:t xml:space="preserve"> </w:t>
+      </w:r>
+      <w:r>
+        <w:t xml:space="preserve">efficiently as species ranges? What would be realistic expectations for</w:t>
+      </w:r>
+      <w:r>
+        <w:t xml:space="preserve"> </w:t>
+      </w:r>
+      <w:r>
+        <w:t xml:space="preserve">monitoring species interactions?</w:t>
       </w:r>
     </w:p>
     <w:p>
@@ -385,578 +968,6 @@
         <w:pStyle w:val="BodyText"/>
       </w:pPr>
       <w:r>
-        <w:t xml:space="preserve">Maximising species richness can be an efficient strategy to design conservation</w:t>
-      </w:r>
-      <w:r>
-        <w:t xml:space="preserve"> </w:t>
-      </w:r>
-      <w:r>
-        <w:t xml:space="preserve">networks while also capturing functional and phylogenetic diversity</w:t>
-      </w:r>
-      <w:r>
-        <w:t xml:space="preserve"> </w:t>
-      </w:r>
-      <w:r>
-        <w:t xml:space="preserve">(Willig et al. 2023)</w:t>
-      </w:r>
-      <w:r>
-        <w:t xml:space="preserve">.</w:t>
-      </w:r>
-    </w:p>
-    <w:p>
-      <w:pPr>
-        <w:pStyle w:val="BodyText"/>
-      </w:pPr>
-      <w:r>
-        <w:t xml:space="preserve">Species richness is an ubiquitous metric in biological conservation, yet a</w:t>
-      </w:r>
-      <w:r>
-        <w:t xml:space="preserve"> </w:t>
-      </w:r>
-      <w:r>
-        <w:t xml:space="preserve">flawed one: it is not robust in measuring changes, neglects species identities,</w:t>
-      </w:r>
-      <w:r>
-        <w:t xml:space="preserve"> </w:t>
-      </w:r>
-      <w:r>
-        <w:t xml:space="preserve">and does not providing information on persistence of biodiversity and ecosystem</w:t>
-      </w:r>
-      <w:r>
-        <w:t xml:space="preserve"> </w:t>
-      </w:r>
-      <w:r>
-        <w:t xml:space="preserve">services</w:t>
-      </w:r>
-      <w:r>
-        <w:t xml:space="preserve"> </w:t>
-      </w:r>
-      <w:r>
-        <w:t xml:space="preserve">(Fletcher Jr. et al. 2025)</w:t>
-      </w:r>
-      <w:r>
-        <w:t xml:space="preserve">.</w:t>
-      </w:r>
-    </w:p>
-    <w:p>
-      <w:pPr>
-        <w:pStyle w:val="BodyText"/>
-      </w:pPr>
-      <w:r>
-        <w:t xml:space="preserve">Species richness is the most commonly used biodiversity measure, especially in a</w:t>
-      </w:r>
-      <w:r>
-        <w:t xml:space="preserve"> </w:t>
-      </w:r>
-      <w:r>
-        <w:t xml:space="preserve">monitoring context, even though trends in species richness do not and cannot</w:t>
-      </w:r>
-      <w:r>
-        <w:t xml:space="preserve"> </w:t>
-      </w:r>
-      <w:r>
-        <w:t xml:space="preserve">properly capture biodiversity change through time</w:t>
-      </w:r>
-      <w:r>
-        <w:t xml:space="preserve"> </w:t>
-      </w:r>
-      <w:r>
-        <w:t xml:space="preserve">(Hillebrand et al. 2018)</w:t>
-      </w:r>
-      <w:r>
-        <w:t xml:space="preserve">.</w:t>
-      </w:r>
-    </w:p>
-    <w:p>
-      <w:pPr>
-        <w:pStyle w:val="BodyText"/>
-      </w:pPr>
-      <w:r>
-        <w:t xml:space="preserve">Species interactions represent a critical component of ecosystem functioning and</w:t>
-      </w:r>
-      <w:r>
-        <w:t xml:space="preserve"> </w:t>
-      </w:r>
-      <w:r>
-        <w:t xml:space="preserve">health, yet may be lost faster than species</w:t>
-      </w:r>
-      <w:r>
-        <w:t xml:space="preserve"> </w:t>
-      </w:r>
-      <w:r>
-        <w:t xml:space="preserve">(Valiente-Banuet et al. 2015)</w:t>
-      </w:r>
-      <w:r>
-        <w:t xml:space="preserve">.</w:t>
-      </w:r>
-      <w:r>
-        <w:t xml:space="preserve"> </w:t>
-      </w:r>
-      <w:r>
-        <w:t xml:space="preserve">Monitoring interactions is important, potentially more informative regarding</w:t>
-      </w:r>
-      <w:r>
-        <w:t xml:space="preserve"> </w:t>
-      </w:r>
-      <w:r>
-        <w:t xml:space="preserve">ecosystem functions than monitoring species richness or using EBVs</w:t>
-      </w:r>
-      <w:r>
-        <w:t xml:space="preserve"> </w:t>
-      </w:r>
-      <w:r>
-        <w:t xml:space="preserve">(Jordano 2016)</w:t>
-      </w:r>
-      <w:r>
-        <w:t xml:space="preserve">.</w:t>
-      </w:r>
-    </w:p>
-    <w:p>
-      <w:pPr>
-        <w:pStyle w:val="BodyText"/>
-      </w:pPr>
-      <w:r>
-        <w:t xml:space="preserve">Network responses may be different from species richness</w:t>
-      </w:r>
-      <w:r>
-        <w:t xml:space="preserve"> </w:t>
-      </w:r>
-      <w:r>
-        <w:t xml:space="preserve">(e.g. Doré et al. 2021)</w:t>
-      </w:r>
-      <w:r>
-        <w:t xml:space="preserve">,</w:t>
-      </w:r>
-      <w:r>
-        <w:t xml:space="preserve"> </w:t>
-      </w:r>
-      <w:r>
-        <w:t xml:space="preserve">emphasizing the need for ecological monitoring to consider interactions, not</w:t>
-      </w:r>
-      <w:r>
-        <w:t xml:space="preserve"> </w:t>
-      </w:r>
-      <w:r>
-        <w:t xml:space="preserve">just species richness.</w:t>
-      </w:r>
-    </w:p>
-    <w:p>
-      <w:pPr>
-        <w:pStyle w:val="BodyText"/>
-      </w:pPr>
-      <w:r>
-        <w:t xml:space="preserve">Species interactions can also improve our ability to predict responses to</w:t>
-      </w:r>
-      <w:r>
-        <w:t xml:space="preserve"> </w:t>
-      </w:r>
-      <w:r>
-        <w:t xml:space="preserve">climate change</w:t>
-      </w:r>
-      <w:r>
-        <w:t xml:space="preserve"> </w:t>
-      </w:r>
-      <w:r>
-        <w:t xml:space="preserve">(Abrego et al. 2021)</w:t>
-      </w:r>
-      <w:r>
-        <w:t xml:space="preserve">.</w:t>
-      </w:r>
-    </w:p>
-    <w:p>
-      <w:pPr>
-        <w:pStyle w:val="BodyText"/>
-      </w:pPr>
-      <w:r>
-        <w:t xml:space="preserve">There are sufficient tools available to use networks as indicators for</w:t>
-      </w:r>
-      <w:r>
-        <w:t xml:space="preserve"> </w:t>
-      </w:r>
-      <w:r>
-        <w:t xml:space="preserve">biodiversity conservation and management while we keep improving monitoring</w:t>
-      </w:r>
-      <w:r>
-        <w:t xml:space="preserve"> </w:t>
-      </w:r>
-      <w:r>
-        <w:t xml:space="preserve">(Dansereau et al. 2025)</w:t>
-      </w:r>
-      <w:r>
-        <w:t xml:space="preserve">.</w:t>
-      </w:r>
-    </w:p>
-    <w:p>
-      <w:pPr>
-        <w:pStyle w:val="BodyText"/>
-      </w:pPr>
-      <w:r>
-        <w:t xml:space="preserve">Simulations have already in the been used in the context of optimizing</w:t>
-      </w:r>
-      <w:r>
-        <w:t xml:space="preserve"> </w:t>
-      </w:r>
-      <w:r>
-        <w:t xml:space="preserve">monitoring to: generate communities and evaluate the potential of metrics to</w:t>
-      </w:r>
-      <w:r>
-        <w:t xml:space="preserve"> </w:t>
-      </w:r>
-      <w:r>
-        <w:t xml:space="preserve">track biodiversity change</w:t>
-      </w:r>
-      <w:r>
-        <w:t xml:space="preserve"> </w:t>
-      </w:r>
-      <w:r>
-        <w:t xml:space="preserve">(Santini et al. 2017)</w:t>
-      </w:r>
-      <w:r>
-        <w:t xml:space="preserve">, simulate networks and sampling</w:t>
-      </w:r>
-      <w:r>
-        <w:t xml:space="preserve"> </w:t>
-      </w:r>
-      <w:r>
-        <w:t xml:space="preserve">to evaluate effects on estimated metrics compared to a known reference</w:t>
-      </w:r>
-      <w:r>
-        <w:t xml:space="preserve"> </w:t>
-      </w:r>
-      <w:r>
-        <w:t xml:space="preserve">(de Aguiar et al. 2019, although not in a spatial context)</w:t>
-      </w:r>
-      <w:r>
-        <w:t xml:space="preserve">, determine optimal</w:t>
-      </w:r>
-      <w:r>
-        <w:t xml:space="preserve"> </w:t>
-      </w:r>
-      <w:r>
-        <w:t xml:space="preserve">sampling frequency for monitoring</w:t>
-      </w:r>
-      <w:r>
-        <w:t xml:space="preserve"> </w:t>
-      </w:r>
-      <w:r>
-        <w:t xml:space="preserve">(Daugaard et al. 2024)</w:t>
-      </w:r>
-      <w:r>
-        <w:t xml:space="preserve">, to examine the</w:t>
-      </w:r>
-      <w:r>
-        <w:t xml:space="preserve"> </w:t>
-      </w:r>
-      <w:r>
-        <w:t xml:space="preserve">dependence of monitoring efficiency and trends detection given the number of</w:t>
-      </w:r>
-      <w:r>
-        <w:t xml:space="preserve"> </w:t>
-      </w:r>
-      <w:r>
-        <w:t xml:space="preserve">monitoring sites, species abundance, detection probability, strength of decline,</w:t>
-      </w:r>
-      <w:r>
-        <w:t xml:space="preserve"> </w:t>
-      </w:r>
-      <w:r>
-        <w:t xml:space="preserve">under a range of scenarios and monitoring schemes</w:t>
-      </w:r>
-      <w:r>
-        <w:t xml:space="preserve"> </w:t>
-      </w:r>
-      <w:r>
-        <w:t xml:space="preserve">(Ficetola et al. 2018)</w:t>
-      </w:r>
-      <w:r>
-        <w:t xml:space="preserve">.</w:t>
-      </w:r>
-    </w:p>
-    <w:p>
-      <w:pPr>
-        <w:pStyle w:val="BodyText"/>
-      </w:pPr>
-      <w:r>
-        <w:rPr>
-          <w:b/>
-          <w:bCs/>
-        </w:rPr>
-        <w:t xml:space="preserve">Sampling interactions</w:t>
-      </w:r>
-    </w:p>
-    <w:p>
-      <w:pPr>
-        <w:pStyle w:val="BodyText"/>
-      </w:pPr>
-      <w:r>
-        <w:t xml:space="preserve">Species interactions have not being discussed in the context of BONs. Prior</w:t>
-      </w:r>
-      <w:r>
-        <w:t xml:space="preserve"> </w:t>
-      </w:r>
-      <w:r>
-        <w:t xml:space="preserve">investigations over interaction sampling does not address how efficiently we</w:t>
-      </w:r>
-      <w:r>
-        <w:t xml:space="preserve"> </w:t>
-      </w:r>
-      <w:r>
-        <w:t xml:space="preserve">should expect to monitor interactions within the BON framework.</w:t>
-      </w:r>
-    </w:p>
-    <w:p>
-      <w:pPr>
-        <w:pStyle w:val="Compact"/>
-        <w:numPr>
-          <w:ilvl w:val="0"/>
-          <w:numId w:val="1001"/>
-        </w:numPr>
-      </w:pPr>
-      <w:r>
-        <w:t xml:space="preserve">Lot of focus on interaction and networks have been on assessing sampling</w:t>
-      </w:r>
-      <w:r>
-        <w:t xml:space="preserve"> </w:t>
-      </w:r>
-      <w:r>
-        <w:t xml:space="preserve">completeness, effect on network properties</w:t>
-      </w:r>
-      <w:r>
-        <w:t xml:space="preserve"> </w:t>
-      </w:r>
-      <w:r>
-        <w:t xml:space="preserve">(Jordano 2016; Vizentin-Bugoni et al. 2016; Henriksen et al. 2019; Chiu et al. 2023)</w:t>
-      </w:r>
-    </w:p>
-    <w:p>
-      <w:pPr>
-        <w:pStyle w:val="Compact"/>
-        <w:numPr>
-          <w:ilvl w:val="0"/>
-          <w:numId w:val="1001"/>
-        </w:numPr>
-      </w:pPr>
-      <w:r>
-        <w:t xml:space="preserve">We focused on describing interaction accumulation curves</w:t>
-      </w:r>
-      <w:r>
-        <w:t xml:space="preserve"> </w:t>
-      </w:r>
-      <w:r>
-        <w:t xml:space="preserve">(Chacoff et al. 2012)</w:t>
-      </w:r>
-    </w:p>
-    <w:p>
-      <w:pPr>
-        <w:pStyle w:val="Compact"/>
-        <w:numPr>
-          <w:ilvl w:val="0"/>
-          <w:numId w:val="1001"/>
-        </w:numPr>
-      </w:pPr>
-      <w:r>
-        <w:t xml:space="preserve">Some of it is with simulations</w:t>
-      </w:r>
-      <w:r>
-        <w:t xml:space="preserve"> </w:t>
-      </w:r>
-      <w:r>
-        <w:t xml:space="preserve">(de Aguiar et al. 2019)</w:t>
-      </w:r>
-    </w:p>
-    <w:p>
-      <w:pPr>
-        <w:pStyle w:val="Compact"/>
-        <w:numPr>
-          <w:ilvl w:val="0"/>
-          <w:numId w:val="1001"/>
-        </w:numPr>
-      </w:pPr>
-      <w:r>
-        <w:t xml:space="preserve">We need to do it in a spatial context, and have done if less frequently, but</w:t>
-      </w:r>
-      <w:r>
-        <w:t xml:space="preserve"> </w:t>
-      </w:r>
-      <w:r>
-        <w:t xml:space="preserve">kindof have</w:t>
-      </w:r>
-      <w:r>
-        <w:t xml:space="preserve"> </w:t>
-      </w:r>
-      <w:r>
-        <w:t xml:space="preserve">(Poisot et al. 2012; Wood et al. 2015; McLeod et al. 2021)</w:t>
-      </w:r>
-    </w:p>
-    <w:p>
-      <w:pPr>
-        <w:pStyle w:val="Compact"/>
-        <w:numPr>
-          <w:ilvl w:val="0"/>
-          <w:numId w:val="1001"/>
-        </w:numPr>
-      </w:pPr>
-      <w:r>
-        <w:t xml:space="preserve">We have a spatio-temporal model for it</w:t>
-      </w:r>
-      <w:r>
-        <w:t xml:space="preserve"> </w:t>
-      </w:r>
-      <w:r>
-        <w:t xml:space="preserve">(Cirtwill et al. 2019; Catchen et al. 2023)</w:t>
-      </w:r>
-    </w:p>
-    <w:p>
-      <w:pPr>
-        <w:pStyle w:val="Compact"/>
-        <w:numPr>
-          <w:ilvl w:val="0"/>
-          <w:numId w:val="1001"/>
-        </w:numPr>
-      </w:pPr>
-      <w:r>
-        <w:t xml:space="preserve">We know networks vary in space and time</w:t>
-      </w:r>
-    </w:p>
-    <w:p>
-      <w:pPr>
-        <w:pStyle w:val="Compact"/>
-        <w:numPr>
-          <w:ilvl w:val="1"/>
-          <w:numId w:val="1002"/>
-        </w:numPr>
-      </w:pPr>
-      <w:r>
-        <w:t xml:space="preserve">Because they should</w:t>
-      </w:r>
-      <w:r>
-        <w:t xml:space="preserve"> </w:t>
-      </w:r>
-      <w:r>
-        <w:t xml:space="preserve">(Poisot et al. 2015)</w:t>
-      </w:r>
-    </w:p>
-    <w:p>
-      <w:pPr>
-        <w:pStyle w:val="Compact"/>
-        <w:numPr>
-          <w:ilvl w:val="1"/>
-          <w:numId w:val="1002"/>
-        </w:numPr>
-      </w:pPr>
-      <w:r>
-        <w:t xml:space="preserve">Because of dispersal</w:t>
-      </w:r>
-      <w:r>
-        <w:t xml:space="preserve"> </w:t>
-      </w:r>
-      <w:r>
-        <w:t xml:space="preserve">(Thompson and Gonzalez 2017)</w:t>
-      </w:r>
-    </w:p>
-    <w:p>
-      <w:pPr>
-        <w:pStyle w:val="Compact"/>
-        <w:numPr>
-          <w:ilvl w:val="1"/>
-          <w:numId w:val="1002"/>
-        </w:numPr>
-      </w:pPr>
-      <w:r>
-        <w:t xml:space="preserve">They vary across gradients</w:t>
-      </w:r>
-      <w:r>
-        <w:t xml:space="preserve"> </w:t>
-      </w:r>
-      <w:r>
-        <w:t xml:space="preserve">(Tylianakis and Morris 2017; Pellissier et al. 2018)</w:t>
-      </w:r>
-    </w:p>
-    <w:p>
-      <w:pPr>
-        <w:pStyle w:val="Compact"/>
-        <w:numPr>
-          <w:ilvl w:val="1"/>
-          <w:numId w:val="1002"/>
-        </w:numPr>
-      </w:pPr>
-      <w:r>
-        <w:t xml:space="preserve">We know how they scale across space</w:t>
-      </w:r>
-      <w:r>
-        <w:t xml:space="preserve"> </w:t>
-      </w:r>
-      <w:r>
-        <w:t xml:space="preserve">(Galiana et al. 2018; Galiana et al. 2021)</w:t>
-      </w:r>
-    </w:p>
-    <w:p>
-      <w:pPr>
-        <w:pStyle w:val="Compact"/>
-        <w:numPr>
-          <w:ilvl w:val="1"/>
-          <w:numId w:val="1002"/>
-        </w:numPr>
-      </w:pPr>
-      <w:r>
-        <w:t xml:space="preserve">Prey rewiring across space leads to rewiring and reshapes metawebs</w:t>
-      </w:r>
-      <w:r>
-        <w:t xml:space="preserve"> </w:t>
-      </w:r>
-      <w:r>
-        <w:t xml:space="preserve">(Ceron et al. 2022)</w:t>
-      </w:r>
-    </w:p>
-    <w:p>
-      <w:pPr>
-        <w:pStyle w:val="FirstParagraph"/>
-      </w:pPr>
-      <w:r>
-        <w:rPr>
-          <w:b/>
-          <w:bCs/>
-        </w:rPr>
-        <w:t xml:space="preserve">Remaining questions</w:t>
-      </w:r>
-    </w:p>
-    <w:p>
-      <w:pPr>
-        <w:pStyle w:val="BodyText"/>
-      </w:pPr>
-      <w:r>
-        <w:t xml:space="preserve">Remaining key questions are therefore: how should we implement monitoring</w:t>
-      </w:r>
-      <w:r>
-        <w:t xml:space="preserve"> </w:t>
-      </w:r>
-      <w:r>
-        <w:t xml:space="preserve">programs across space to efficiently capture network composition and changes, as</w:t>
-      </w:r>
-      <w:r>
-        <w:t xml:space="preserve"> </w:t>
-      </w:r>
-      <w:r>
-        <w:t xml:space="preserve">essential components of biodiversity? Can we monitor species interactions as</w:t>
-      </w:r>
-      <w:r>
-        <w:t xml:space="preserve"> </w:t>
-      </w:r>
-      <w:r>
-        <w:t xml:space="preserve">efficiently as species ranges? What would be realistic expectations for</w:t>
-      </w:r>
-      <w:r>
-        <w:t xml:space="preserve"> </w:t>
-      </w:r>
-      <w:r>
-        <w:t xml:space="preserve">monitoring species interactions?</w:t>
-      </w:r>
-    </w:p>
-    <w:p>
-      <w:pPr>
-        <w:pStyle w:val="BodyText"/>
-      </w:pPr>
-      <w:r>
         <w:t xml:space="preserve">Here, we used simulations to test the efficiency of monitoring species</w:t>
       </w:r>
       <w:r>
@@ -1002,8 +1013,8 @@
         <w:t xml:space="preserve">as an important biodiversity component.</w:t>
       </w:r>
     </w:p>
-    <w:bookmarkEnd w:id="20"/>
-    <w:bookmarkStart w:id="36" w:name="methods"/>
+    <w:bookmarkEnd w:id="21"/>
+    <w:bookmarkStart w:id="37" w:name="methods"/>
     <w:p>
       <w:pPr>
         <w:pStyle w:val="Heading1"/>
@@ -1074,7 +1085,7 @@
       <w:tr>
         <w:tc>
           <w:tcPr/>
-          <w:bookmarkStart w:id="24" w:name="fig-concept"/>
+          <w:bookmarkStart w:id="25" w:name="fig-concept"/>
           <w:p>
             <w:pPr>
               <w:pStyle w:val="Compact"/>
@@ -1085,18 +1096,18 @@
                 <wp:inline>
                   <wp:extent cx="5334000" cy="6189321"/>
                   <wp:effectExtent b="0" l="0" r="0" t="0"/>
-                  <wp:docPr descr="" title="" id="22" name="Picture"/>
+                  <wp:docPr descr="" title="" id="23" name="Picture"/>
                   <a:graphic>
                     <a:graphicData uri="http://schemas.openxmlformats.org/drawingml/2006/picture">
                       <pic:pic>
                         <pic:nvPicPr>
-                          <pic:cNvPr descr="figures/conceptual_figure.png" id="23" name="Picture"/>
+                          <pic:cNvPr descr="figures/conceptual_figure.png" id="24" name="Picture"/>
                           <pic:cNvPicPr>
                             <a:picLocks noChangeArrowheads="1" noChangeAspect="1"/>
                           </pic:cNvPicPr>
                         </pic:nvPicPr>
                         <pic:blipFill>
-                          <a:blip r:embed="rId21"/>
+                          <a:blip r:embed="rId22"/>
                           <a:stretch>
                             <a:fillRect/>
                           </a:stretch>
@@ -1172,11 +1183,11 @@
               <w:t xml:space="preserve">BONs.</w:t>
             </w:r>
           </w:p>
-          <w:bookmarkEnd w:id="24"/>
+          <w:bookmarkEnd w:id="25"/>
         </w:tc>
       </w:tr>
     </w:tbl>
-    <w:bookmarkStart w:id="31" w:name="general-model"/>
+    <w:bookmarkStart w:id="32" w:name="general-model"/>
     <w:p>
       <w:pPr>
         <w:pStyle w:val="Heading2"/>
@@ -1258,7 +1269,7 @@
         <w:t xml:space="preserve">A).</w:t>
       </w:r>
     </w:p>
-    <w:bookmarkStart w:id="25" w:name="Xba8b2691266c1b9eda1c60e1e0f17d655ef7e7e"/>
+    <w:bookmarkStart w:id="26" w:name="Xba8b2691266c1b9eda1c60e1e0f17d655ef7e7e"/>
     <w:p>
       <w:pPr>
         <w:pStyle w:val="Heading3"/>
@@ -1760,8 +1771,8 @@
         <w:t xml:space="preserve">efficiency of sampling strategies.</w:t>
       </w:r>
     </w:p>
-    <w:bookmarkEnd w:id="25"/>
-    <w:bookmarkStart w:id="26" w:name="Xd942a969c4906bcd19b16c3e81833202bda6a40"/>
+    <w:bookmarkEnd w:id="26"/>
+    <w:bookmarkStart w:id="27" w:name="Xd942a969c4906bcd19b16c3e81833202bda6a40"/>
     <w:p>
       <w:pPr>
         <w:pStyle w:val="Heading3"/>
@@ -2047,8 +2058,8 @@
         <w:t xml:space="preserve">.</w:t>
       </w:r>
     </w:p>
-    <w:bookmarkEnd w:id="26"/>
-    <w:bookmarkStart w:id="30" w:name="Xd4d93d15fdb2047722ae55dd67fc9ebc4c02f97"/>
+    <w:bookmarkEnd w:id="27"/>
+    <w:bookmarkStart w:id="31" w:name="Xd4d93d15fdb2047722ae55dd67fc9ebc4c02f97"/>
     <w:p>
       <w:pPr>
         <w:pStyle w:val="Heading3"/>
@@ -2270,7 +2281,7 @@
       <w:pPr>
         <w:pStyle w:val="BodyText"/>
       </w:pPr>
-      <w:bookmarkStart w:id="27" w:name="eq-eff"/>
+      <w:bookmarkStart w:id="28" w:name="eq-eff"/>
       <m:oMathPara>
         <m:oMathParaPr>
           <m:jc m:val="center"/>
@@ -2327,7 +2338,7 @@
           </m:d>
         </m:oMath>
       </m:oMathPara>
-      <w:bookmarkEnd w:id="27"/>
+      <w:bookmarkEnd w:id="28"/>
     </w:p>
     <w:p>
       <w:pPr>
@@ -2572,7 +2583,7 @@
       <w:pPr>
         <w:pStyle w:val="BodyText"/>
       </w:pPr>
-      <w:bookmarkStart w:id="28" w:name="eq-int"/>
+      <w:bookmarkStart w:id="29" w:name="eq-int"/>
       <m:oMathPara>
         <m:oMathParaPr>
           <m:jc m:val="center"/>
@@ -2726,7 +2737,7 @@
           </m:d>
         </m:oMath>
       </m:oMathPara>
-      <w:bookmarkEnd w:id="28"/>
+      <w:bookmarkEnd w:id="29"/>
     </w:p>
     <w:p>
       <w:pPr>
@@ -2760,7 +2771,7 @@
       <w:pPr>
         <w:pStyle w:val="BodyText"/>
       </w:pPr>
-      <w:bookmarkStart w:id="29" w:name="eq-diff"/>
+      <w:bookmarkStart w:id="30" w:name="eq-diff"/>
       <m:oMathPara>
         <m:oMathParaPr>
           <m:jc m:val="center"/>
@@ -3007,7 +3018,7 @@
           </m:d>
         </m:oMath>
       </m:oMathPara>
-      <w:bookmarkEnd w:id="29"/>
+      <w:bookmarkEnd w:id="30"/>
     </w:p>
     <w:p>
       <w:pPr>
@@ -3059,9 +3070,9 @@
         <w:t xml:space="preserve">ranges).</w:t>
       </w:r>
     </w:p>
-    <w:bookmarkEnd w:id="30"/>
     <w:bookmarkEnd w:id="31"/>
-    <w:bookmarkStart w:id="35" w:name="simulation-studies"/>
+    <w:bookmarkEnd w:id="32"/>
+    <w:bookmarkStart w:id="36" w:name="simulation-studies"/>
     <w:p>
       <w:pPr>
         <w:pStyle w:val="Heading2"/>
@@ -3165,7 +3176,7 @@
         <w:t xml:space="preserve">the model.</w:t>
       </w:r>
     </w:p>
-    <w:bookmarkStart w:id="32" w:name="X164ab5ed87295729841af2d71d1fcc14133ea28"/>
+    <w:bookmarkStart w:id="33" w:name="X164ab5ed87295729841af2d71d1fcc14133ea28"/>
     <w:p>
       <w:pPr>
         <w:pStyle w:val="Heading3"/>
@@ -3278,8 +3289,8 @@
         <w:t xml:space="preserve">number of site in a BON, yielding 10,000 simulations in total.</w:t>
       </w:r>
     </w:p>
-    <w:bookmarkEnd w:id="32"/>
-    <w:bookmarkStart w:id="33" w:name="Xe3dd5629f5a0483502300807e7d4cb08b844680"/>
+    <w:bookmarkEnd w:id="33"/>
+    <w:bookmarkStart w:id="34" w:name="Xe3dd5629f5a0483502300807e7d4cb08b844680"/>
     <w:p>
       <w:pPr>
         <w:pStyle w:val="Heading3"/>
@@ -3531,8 +3542,8 @@
         <w:t xml:space="preserve">sampled across all sites (the monitored degree for the focal species).</w:t>
       </w:r>
     </w:p>
-    <w:bookmarkEnd w:id="33"/>
-    <w:bookmarkStart w:id="34" w:name="X494fba5eaf678aaa7dc468f98252964d16610dd"/>
+    <w:bookmarkEnd w:id="34"/>
+    <w:bookmarkStart w:id="35" w:name="X494fba5eaf678aaa7dc468f98252964d16610dd"/>
     <w:p>
       <w:pPr>
         <w:pStyle w:val="Heading3"/>
@@ -3897,10 +3908,10 @@
         <w:t xml:space="preserve">comparable way between possible comparison pairs.</w:t>
       </w:r>
     </w:p>
-    <w:bookmarkEnd w:id="34"/>
     <w:bookmarkEnd w:id="35"/>
     <w:bookmarkEnd w:id="36"/>
-    <w:bookmarkStart w:id="60" w:name="results"/>
+    <w:bookmarkEnd w:id="37"/>
+    <w:bookmarkStart w:id="61" w:name="results"/>
     <w:p>
       <w:pPr>
         <w:pStyle w:val="Heading1"/>
@@ -3909,7 +3920,7 @@
         <w:t xml:space="preserve">Results</w:t>
       </w:r>
     </w:p>
-    <w:bookmarkStart w:id="41" w:name="X768de30faec5add0f81bbb7f02696416da0073a"/>
+    <w:bookmarkStart w:id="42" w:name="X768de30faec5add0f81bbb7f02696416da0073a"/>
     <w:p>
       <w:pPr>
         <w:pStyle w:val="Heading3"/>
@@ -4016,7 +4027,7 @@
       <w:tr>
         <w:tc>
           <w:tcPr/>
-          <w:bookmarkStart w:id="40" w:name="fig-nbons"/>
+          <w:bookmarkStart w:id="41" w:name="fig-nbons"/>
           <w:p>
             <w:pPr>
               <w:pStyle w:val="Compact"/>
@@ -4027,18 +4038,18 @@
                 <wp:inline>
                   <wp:extent cx="5334000" cy="4000500"/>
                   <wp:effectExtent b="0" l="0" r="0" t="0"/>
-                  <wp:docPr descr="" title="" id="38" name="Picture"/>
+                  <wp:docPr descr="" title="" id="39" name="Picture"/>
                   <a:graphic>
                     <a:graphicData uri="http://schemas.openxmlformats.org/drawingml/2006/picture">
                       <pic:pic>
                         <pic:nvPicPr>
-                          <pic:cNvPr descr="figures/nbon_bands.png" id="39" name="Picture"/>
+                          <pic:cNvPr descr="figures/nbon_bands.png" id="40" name="Picture"/>
                           <pic:cNvPicPr>
                             <a:picLocks noChangeArrowheads="1" noChangeAspect="1"/>
                           </pic:cNvPicPr>
                         </pic:nvPicPr>
                         <pic:blipFill>
-                          <a:blip r:embed="rId37"/>
+                          <a:blip r:embed="rId38"/>
                           <a:stretch>
                             <a:fillRect/>
                           </a:stretch>
@@ -4114,12 +4125,12 @@
               <w:t xml:space="preserve">site, 10,000 in total).</w:t>
             </w:r>
           </w:p>
-          <w:bookmarkEnd w:id="40"/>
+          <w:bookmarkEnd w:id="41"/>
         </w:tc>
       </w:tr>
     </w:tbl>
-    <w:bookmarkEnd w:id="41"/>
-    <w:bookmarkStart w:id="46" w:name="X7861d321fb72488769b485462b86a640bb193d1"/>
+    <w:bookmarkEnd w:id="42"/>
+    <w:bookmarkStart w:id="47" w:name="X7861d321fb72488769b485462b86a640bb193d1"/>
     <w:p>
       <w:pPr>
         <w:pStyle w:val="Heading3"/>
@@ -4263,7 +4274,7 @@
       <w:tr>
         <w:tc>
           <w:tcPr/>
-          <w:bookmarkStart w:id="45" w:name="fig-joined"/>
+          <w:bookmarkStart w:id="46" w:name="fig-joined"/>
           <w:p>
             <w:pPr>
               <w:pStyle w:val="Compact"/>
@@ -4274,18 +4285,18 @@
                 <wp:inline>
                   <wp:extent cx="4267200" cy="7221415"/>
                   <wp:effectExtent b="0" l="0" r="0" t="0"/>
-                  <wp:docPr descr="" title="" id="43" name="Picture"/>
+                  <wp:docPr descr="" title="" id="44" name="Picture"/>
                   <a:graphic>
                     <a:graphicData uri="http://schemas.openxmlformats.org/drawingml/2006/picture">
                       <pic:pic>
                         <pic:nvPicPr>
-                          <pic:cNvPr descr="figures/focal_joined.png" id="44" name="Picture"/>
+                          <pic:cNvPr descr="figures/focal_joined.png" id="45" name="Picture"/>
                           <pic:cNvPicPr>
                             <a:picLocks noChangeArrowheads="1" noChangeAspect="1"/>
                           </pic:cNvPicPr>
                         </pic:nvPicPr>
                         <pic:blipFill>
-                          <a:blip r:embed="rId42"/>
+                          <a:blip r:embed="rId43"/>
                           <a:stretch>
                             <a:fillRect/>
                           </a:stretch>
@@ -4379,12 +4390,12 @@
               <w:t xml:space="preserve">yellow).</w:t>
             </w:r>
           </w:p>
-          <w:bookmarkEnd w:id="45"/>
+          <w:bookmarkEnd w:id="46"/>
         </w:tc>
       </w:tr>
     </w:tbl>
-    <w:bookmarkEnd w:id="46"/>
-    <w:bookmarkStart w:id="59" w:name="X31a4cd0b411f6de848ad802cbdb3ec6ef2982c9"/>
+    <w:bookmarkEnd w:id="47"/>
+    <w:bookmarkStart w:id="60" w:name="X31a4cd0b411f6de848ad802cbdb3ec6ef2982c9"/>
     <w:p>
       <w:pPr>
         <w:pStyle w:val="Heading3"/>
@@ -4522,7 +4533,7 @@
       <w:tr>
         <w:tc>
           <w:tcPr/>
-          <w:bookmarkStart w:id="50" w:name="fig-eff-distrib"/>
+          <w:bookmarkStart w:id="51" w:name="fig-eff-distrib"/>
           <w:p>
             <w:pPr>
               <w:pStyle w:val="Compact"/>
@@ -4533,18 +4544,18 @@
                 <wp:inline>
                   <wp:extent cx="5334000" cy="5334000"/>
                   <wp:effectExtent b="0" l="0" r="0" t="0"/>
-                  <wp:docPr descr="" title="" id="48" name="Picture"/>
+                  <wp:docPr descr="" title="" id="49" name="Picture"/>
                   <a:graphic>
                     <a:graphicData uri="http://schemas.openxmlformats.org/drawingml/2006/picture">
                       <pic:pic>
                         <pic:nvPicPr>
-                          <pic:cNvPr descr="figures/efficiency_distribution.png" id="49" name="Picture"/>
+                          <pic:cNvPr descr="figures/efficiency_distribution.png" id="50" name="Picture"/>
                           <pic:cNvPicPr>
                             <a:picLocks noChangeArrowheads="1" noChangeAspect="1"/>
                           </pic:cNvPicPr>
                         </pic:nvPicPr>
                         <pic:blipFill>
-                          <a:blip r:embed="rId47"/>
+                          <a:blip r:embed="rId48"/>
                           <a:stretch>
                             <a:fillRect/>
                           </a:stretch>
@@ -4648,7 +4659,7 @@
               <w:t xml:space="preserve">for a given simulation.</w:t>
             </w:r>
           </w:p>
-          <w:bookmarkEnd w:id="50"/>
+          <w:bookmarkEnd w:id="51"/>
         </w:tc>
       </w:tr>
     </w:tbl>
@@ -4766,7 +4777,7 @@
       <w:tr>
         <w:tc>
           <w:tcPr/>
-          <w:bookmarkStart w:id="54" w:name="fig-eff-comp"/>
+          <w:bookmarkStart w:id="55" w:name="fig-eff-comp"/>
           <w:p>
             <w:pPr>
               <w:pStyle w:val="Compact"/>
@@ -4777,18 +4788,18 @@
                 <wp:inline>
                   <wp:extent cx="5334000" cy="4000500"/>
                   <wp:effectExtent b="0" l="0" r="0" t="0"/>
-                  <wp:docPr descr="" title="" id="52" name="Picture"/>
+                  <wp:docPr descr="" title="" id="53" name="Picture"/>
                   <a:graphic>
                     <a:graphicData uri="http://schemas.openxmlformats.org/drawingml/2006/picture">
                       <pic:pic>
                         <pic:nvPicPr>
-                          <pic:cNvPr descr="figures/efficiency_comparison_reduced.png" id="53" name="Picture"/>
+                          <pic:cNvPr descr="figures/efficiency_comparison_reduced.png" id="54" name="Picture"/>
                           <pic:cNvPicPr>
                             <a:picLocks noChangeArrowheads="1" noChangeAspect="1"/>
                           </pic:cNvPicPr>
                         </pic:nvPicPr>
                         <pic:blipFill>
-                          <a:blip r:embed="rId51"/>
+                          <a:blip r:embed="rId52"/>
                           <a:stretch>
                             <a:fillRect/>
                           </a:stretch>
@@ -4884,7 +4895,7 @@
               <w:t xml:space="preserve">Supp. Mat.</w:t>
             </w:r>
           </w:p>
-          <w:bookmarkEnd w:id="54"/>
+          <w:bookmarkEnd w:id="55"/>
         </w:tc>
       </w:tr>
     </w:tbl>
@@ -5053,7 +5064,7 @@
       <w:tr>
         <w:tc>
           <w:tcPr/>
-          <w:bookmarkStart w:id="58" w:name="fig-eff-occup"/>
+          <w:bookmarkStart w:id="59" w:name="fig-eff-occup"/>
           <w:p>
             <w:pPr>
               <w:pStyle w:val="Compact"/>
@@ -5064,18 +5075,18 @@
                 <wp:inline>
                   <wp:extent cx="5334000" cy="3333750"/>
                   <wp:effectExtent b="0" l="0" r="0" t="0"/>
-                  <wp:docPr descr="" title="" id="56" name="Picture"/>
+                  <wp:docPr descr="" title="" id="57" name="Picture"/>
                   <a:graphic>
                     <a:graphicData uri="http://schemas.openxmlformats.org/drawingml/2006/picture">
                       <pic:pic>
                         <pic:nvPicPr>
-                          <pic:cNvPr descr="figures/efficiency_occupancy.png" id="57" name="Picture"/>
+                          <pic:cNvPr descr="figures/efficiency_occupancy.png" id="58" name="Picture"/>
                           <pic:cNvPicPr>
                             <a:picLocks noChangeArrowheads="1" noChangeAspect="1"/>
                           </pic:cNvPicPr>
                         </pic:nvPicPr>
                         <pic:blipFill>
-                          <a:blip r:embed="rId55"/>
+                          <a:blip r:embed="rId56"/>
                           <a:stretch>
                             <a:fillRect/>
                           </a:stretch>
@@ -5173,13 +5184,13 @@
               <w:t xml:space="preserve">a given simulation.</w:t>
             </w:r>
           </w:p>
-          <w:bookmarkEnd w:id="58"/>
+          <w:bookmarkEnd w:id="59"/>
         </w:tc>
       </w:tr>
     </w:tbl>
-    <w:bookmarkEnd w:id="59"/>
     <w:bookmarkEnd w:id="60"/>
-    <w:bookmarkStart w:id="61" w:name="discussion"/>
+    <w:bookmarkEnd w:id="61"/>
+    <w:bookmarkStart w:id="62" w:name="discussion"/>
     <w:p>
       <w:pPr>
         <w:pStyle w:val="Heading1"/>
@@ -5434,8 +5445,8 @@
         <w:t xml:space="preserve">evaluate and update predictions based on the information acquired.</w:t>
       </w:r>
     </w:p>
-    <w:bookmarkEnd w:id="61"/>
-    <w:bookmarkStart w:id="189" w:name="references"/>
+    <w:bookmarkEnd w:id="62"/>
+    <w:bookmarkStart w:id="178" w:name="references"/>
     <w:p>
       <w:pPr>
         <w:pStyle w:val="Heading1"/>
@@ -5444,8 +5455,8 @@
         <w:t xml:space="preserve">References</w:t>
       </w:r>
     </w:p>
-    <w:bookmarkStart w:id="188" w:name="refs"/>
-    <w:bookmarkStart w:id="63" w:name="ref-Abrego2021AccSpe"/>
+    <w:bookmarkStart w:id="177" w:name="refs"/>
+    <w:bookmarkStart w:id="64" w:name="ref-Abrego2021AccSpe"/>
     <w:p>
       <w:pPr>
         <w:pStyle w:val="Bibliography"/>
@@ -5456,7 +5467,7 @@
       <w:r>
         <w:t xml:space="preserve"> </w:t>
       </w:r>
-      <w:hyperlink r:id="rId62">
+      <w:hyperlink r:id="rId63">
         <w:r>
           <w:rPr>
             <w:rStyle w:val="Hyperlink"/>
@@ -5465,8 +5476,8 @@
         </w:r>
       </w:hyperlink>
     </w:p>
-    <w:bookmarkEnd w:id="63"/>
-    <w:bookmarkStart w:id="65" w:name="ref-Baiser2010ConDet"/>
+    <w:bookmarkEnd w:id="64"/>
+    <w:bookmarkStart w:id="66" w:name="ref-Baiser2010ConDet"/>
     <w:p>
       <w:pPr>
         <w:pStyle w:val="Bibliography"/>
@@ -5477,7 +5488,7 @@
       <w:r>
         <w:t xml:space="preserve"> </w:t>
       </w:r>
-      <w:hyperlink r:id="rId64">
+      <w:hyperlink r:id="rId65">
         <w:r>
           <w:rPr>
             <w:rStyle w:val="Hyperlink"/>
@@ -5486,8 +5497,8 @@
         </w:r>
       </w:hyperlink>
     </w:p>
-    <w:bookmarkEnd w:id="65"/>
-    <w:bookmarkStart w:id="67" w:name="ref-Benedetti2017SpaBal"/>
+    <w:bookmarkEnd w:id="66"/>
+    <w:bookmarkStart w:id="68" w:name="ref-Benedetti2017SpaBal"/>
     <w:p>
       <w:pPr>
         <w:pStyle w:val="Bibliography"/>
@@ -5528,7 +5539,7 @@
       <w:r>
         <w:t xml:space="preserve"> </w:t>
       </w:r>
-      <w:hyperlink r:id="rId66">
+      <w:hyperlink r:id="rId67">
         <w:r>
           <w:rPr>
             <w:rStyle w:val="Hyperlink"/>
@@ -5537,8 +5548,8 @@
         </w:r>
       </w:hyperlink>
     </w:p>
-    <w:bookmarkEnd w:id="67"/>
-    <w:bookmarkStart w:id="69" w:name="ref-Canard2012EmeStr"/>
+    <w:bookmarkEnd w:id="68"/>
+    <w:bookmarkStart w:id="70" w:name="ref-Canard2012EmeStr"/>
     <w:p>
       <w:pPr>
         <w:pStyle w:val="Bibliography"/>
@@ -5570,7 +5581,7 @@
       <w:r>
         <w:t xml:space="preserve"> </w:t>
       </w:r>
-      <w:hyperlink r:id="rId68">
+      <w:hyperlink r:id="rId69">
         <w:r>
           <w:rPr>
             <w:rStyle w:val="Hyperlink"/>
@@ -5579,8 +5590,8 @@
         </w:r>
       </w:hyperlink>
     </w:p>
-    <w:bookmarkEnd w:id="69"/>
-    <w:bookmarkStart w:id="71" w:name="ref-Catchen2023MisLin"/>
+    <w:bookmarkEnd w:id="70"/>
+    <w:bookmarkStart w:id="72" w:name="ref-Catchen2023MisLin"/>
     <w:p>
       <w:pPr>
         <w:pStyle w:val="Bibliography"/>
@@ -5591,7 +5602,7 @@
       <w:r>
         <w:t xml:space="preserve"> </w:t>
       </w:r>
-      <w:hyperlink r:id="rId70">
+      <w:hyperlink r:id="rId71">
         <w:r>
           <w:rPr>
             <w:rStyle w:val="Hyperlink"/>
@@ -5603,323 +5614,798 @@
         <w:t xml:space="preserve">. Accessed 19 Jan 2023</w:t>
       </w:r>
     </w:p>
-    <w:bookmarkEnd w:id="71"/>
-    <w:bookmarkStart w:id="73" w:name="ref-Ceron2022DifPre"/>
+    <w:bookmarkEnd w:id="72"/>
+    <w:bookmarkStart w:id="74" w:name="ref-Chacoff2012EvaSam"/>
     <w:p>
       <w:pPr>
         <w:pStyle w:val="Bibliography"/>
       </w:pPr>
       <w:r>
-        <w:t xml:space="preserve">Ceron K, Provete DB, Pires MM, et al (2022) Differences in prey availability across space and time lead to interaction rewiring and reshape a predator–prey metaweb. Ecology 103:e3716.</w:t>
-      </w:r>
-      <w:r>
-        <w:t xml:space="preserve"> </w:t>
-      </w:r>
-      <w:hyperlink r:id="rId72">
-        <w:r>
-          <w:rPr>
-            <w:rStyle w:val="Hyperlink"/>
-          </w:rPr>
-          <w:t xml:space="preserve">https://doi.org/10.1002/ecy.3716</w:t>
+        <w:t xml:space="preserve">Chacoff NP, Vázquez DP, Lomáscolo SB, et al (2012) Evaluating sampling completeness in a desert plant–pollinator network. Journal of Animal Ecology 81:190–200.</w:t>
+      </w:r>
+      <w:r>
+        <w:t xml:space="preserve"> </w:t>
+      </w:r>
+      <w:hyperlink r:id="rId73">
+        <w:r>
+          <w:rPr>
+            <w:rStyle w:val="Hyperlink"/>
+          </w:rPr>
+          <w:t xml:space="preserve">https://doi.org/10.1111/j.1365-2656.2011.01883.x</w:t>
         </w:r>
       </w:hyperlink>
     </w:p>
-    <w:bookmarkEnd w:id="73"/>
-    <w:bookmarkStart w:id="75" w:name="ref-Chacoff2012EvaSam"/>
+    <w:bookmarkEnd w:id="74"/>
+    <w:bookmarkStart w:id="76" w:name="ref-Chiu2023QuaEst"/>
     <w:p>
       <w:pPr>
         <w:pStyle w:val="Bibliography"/>
       </w:pPr>
       <w:r>
-        <w:t xml:space="preserve">Chacoff NP, Vázquez DP, Lomáscolo SB, et al (2012) Evaluating sampling completeness in a desert plant–pollinator network. Journal of Animal Ecology 81:190–200.</w:t>
-      </w:r>
-      <w:r>
-        <w:t xml:space="preserve"> </w:t>
-      </w:r>
-      <w:hyperlink r:id="rId74">
-        <w:r>
-          <w:rPr>
-            <w:rStyle w:val="Hyperlink"/>
-          </w:rPr>
-          <w:t xml:space="preserve">https://doi.org/10.1111/j.1365-2656.2011.01883.x</w:t>
+        <w:t xml:space="preserve">Chiu C-H, Chao A, Vogel S, et al (2023) Quantifying and estimating ecological network diversity based on incomplete sampling data. Philosophical Transactions of the Royal Society B: Biological Sciences 378:20220183.</w:t>
+      </w:r>
+      <w:r>
+        <w:t xml:space="preserve"> </w:t>
+      </w:r>
+      <w:hyperlink r:id="rId75">
+        <w:r>
+          <w:rPr>
+            <w:rStyle w:val="Hyperlink"/>
+          </w:rPr>
+          <w:t xml:space="preserve">https://doi.org/10.1098/rstb.2022.0183</w:t>
         </w:r>
       </w:hyperlink>
     </w:p>
-    <w:bookmarkEnd w:id="75"/>
-    <w:bookmarkStart w:id="77" w:name="ref-Chiu2023QuaEst"/>
+    <w:bookmarkEnd w:id="76"/>
+    <w:bookmarkStart w:id="78" w:name="ref-Cirtwill2019QuaFra"/>
     <w:p>
       <w:pPr>
         <w:pStyle w:val="Bibliography"/>
       </w:pPr>
       <w:r>
-        <w:t xml:space="preserve">Chiu C-H, Chao A, Vogel S, et al (2023) Quantifying and estimating ecological network diversity based on incomplete sampling data. Philosophical Transactions of the Royal Society B: Biological Sciences 378:20220183.</w:t>
-      </w:r>
-      <w:r>
-        <w:t xml:space="preserve"> </w:t>
-      </w:r>
-      <w:hyperlink r:id="rId76">
-        <w:r>
-          <w:rPr>
-            <w:rStyle w:val="Hyperlink"/>
-          </w:rPr>
-          <w:t xml:space="preserve">https://doi.org/10.1098/rstb.2022.0183</w:t>
+        <w:t xml:space="preserve">Cirtwill AR, Eklöf A, Roslin T, et al (2019) A quantitative framework for investigating the reliability of empirical network construction. Methods in Ecology and Evolution 10:902–911.</w:t>
+      </w:r>
+      <w:r>
+        <w:t xml:space="preserve"> </w:t>
+      </w:r>
+      <w:hyperlink r:id="rId77">
+        <w:r>
+          <w:rPr>
+            <w:rStyle w:val="Hyperlink"/>
+          </w:rPr>
+          <w:t xml:space="preserve">https://doi.org/10.1111/2041-210X.13180</w:t>
         </w:r>
       </w:hyperlink>
     </w:p>
-    <w:bookmarkEnd w:id="77"/>
-    <w:bookmarkStart w:id="79" w:name="ref-Cirtwill2019QuaFra"/>
+    <w:bookmarkEnd w:id="78"/>
+    <w:bookmarkStart w:id="80" w:name="ref-Dansereau2025OveDis"/>
     <w:p>
       <w:pPr>
         <w:pStyle w:val="Bibliography"/>
       </w:pPr>
       <w:r>
-        <w:t xml:space="preserve">Cirtwill AR, Eklöf A, Roslin T, et al (2019) A quantitative framework for investigating the reliability of empirical network construction. Methods in Ecology and Evolution 10:902–911.</w:t>
-      </w:r>
-      <w:r>
-        <w:t xml:space="preserve"> </w:t>
-      </w:r>
-      <w:hyperlink r:id="rId78">
-        <w:r>
-          <w:rPr>
-            <w:rStyle w:val="Hyperlink"/>
-          </w:rPr>
-          <w:t xml:space="preserve">https://doi.org/10.1111/2041-210X.13180</w:t>
+        <w:t xml:space="preserve">Dansereau G, Braga J, Ficetola GF, et al (2025) Overcoming the disconnect between species interaction networks and biodiversity conservation. Trends in Ecology &amp; Evolution 40:840–851.</w:t>
+      </w:r>
+      <w:r>
+        <w:t xml:space="preserve"> </w:t>
+      </w:r>
+      <w:hyperlink r:id="rId79">
+        <w:r>
+          <w:rPr>
+            <w:rStyle w:val="Hyperlink"/>
+          </w:rPr>
+          <w:t xml:space="preserve">https://doi.org/10.1016/j.tree.2025.05.010</w:t>
         </w:r>
       </w:hyperlink>
     </w:p>
-    <w:bookmarkEnd w:id="79"/>
-    <w:bookmarkStart w:id="81" w:name="ref-Dansereau2025OveDis"/>
+    <w:bookmarkEnd w:id="80"/>
+    <w:bookmarkStart w:id="82" w:name="ref-Daugaard2024DepFor"/>
     <w:p>
       <w:pPr>
         <w:pStyle w:val="Bibliography"/>
       </w:pPr>
       <w:r>
-        <w:t xml:space="preserve">Dansereau G, Braga J, Ficetola GF, et al (2025) Overcoming the disconnect between species interaction networks and biodiversity conservation. Trends in Ecology &amp; Evolution 40:840–851.</w:t>
-      </w:r>
-      <w:r>
-        <w:t xml:space="preserve"> </w:t>
-      </w:r>
-      <w:hyperlink r:id="rId80">
-        <w:r>
-          <w:rPr>
-            <w:rStyle w:val="Hyperlink"/>
-          </w:rPr>
-          <w:t xml:space="preserve">https://doi.org/10.1016/j.tree.2025.05.010</w:t>
+        <w:t xml:space="preserve">Daugaard U, Merkli S, Merz E, et al (2024) The dependence of forecasts on sampling frequency as a guide to optimizing monitoring in community ecology. Ecosphere 15:e4786.</w:t>
+      </w:r>
+      <w:r>
+        <w:t xml:space="preserve"> </w:t>
+      </w:r>
+      <w:hyperlink r:id="rId81">
+        <w:r>
+          <w:rPr>
+            <w:rStyle w:val="Hyperlink"/>
+          </w:rPr>
+          <w:t xml:space="preserve">https://doi.org/10.1002/ecs2.4786</w:t>
         </w:r>
       </w:hyperlink>
     </w:p>
-    <w:bookmarkEnd w:id="81"/>
-    <w:bookmarkStart w:id="83" w:name="ref-Daugaard2024DepFor"/>
+    <w:bookmarkEnd w:id="82"/>
+    <w:bookmarkStart w:id="84" w:name="ref-deAguiar2019RevBia"/>
     <w:p>
       <w:pPr>
         <w:pStyle w:val="Bibliography"/>
       </w:pPr>
       <w:r>
-        <w:t xml:space="preserve">Daugaard U, Merkli S, Merz E, et al (2024) The dependence of forecasts on sampling frequency as a guide to optimizing monitoring in community ecology. Ecosphere 15:e4786.</w:t>
-      </w:r>
-      <w:r>
-        <w:t xml:space="preserve"> </w:t>
-      </w:r>
-      <w:hyperlink r:id="rId82">
-        <w:r>
-          <w:rPr>
-            <w:rStyle w:val="Hyperlink"/>
-          </w:rPr>
-          <w:t xml:space="preserve">https://doi.org/10.1002/ecs2.4786</w:t>
+        <w:t xml:space="preserve">de Aguiar MAM, Newman EA, Pires MM, et al (2019) Revealing biases in the sampling of ecological interaction networks. PeerJ 7:e7566.</w:t>
+      </w:r>
+      <w:r>
+        <w:t xml:space="preserve"> </w:t>
+      </w:r>
+      <w:hyperlink r:id="rId83">
+        <w:r>
+          <w:rPr>
+            <w:rStyle w:val="Hyperlink"/>
+          </w:rPr>
+          <w:t xml:space="preserve">https://doi.org/10.7717/peerj.7566</w:t>
         </w:r>
       </w:hyperlink>
     </w:p>
-    <w:bookmarkEnd w:id="83"/>
-    <w:bookmarkStart w:id="85" w:name="ref-deAguiar2019RevBia"/>
+    <w:bookmarkEnd w:id="84"/>
+    <w:bookmarkStart w:id="86" w:name="ref-Delmas2019AnaEco"/>
     <w:p>
       <w:pPr>
         <w:pStyle w:val="Bibliography"/>
       </w:pPr>
       <w:r>
-        <w:t xml:space="preserve">de Aguiar MAM, Newman EA, Pires MM, et al (2019) Revealing biases in the sampling of ecological interaction networks. PeerJ 7:e7566.</w:t>
-      </w:r>
-      <w:r>
-        <w:t xml:space="preserve"> </w:t>
-      </w:r>
-      <w:hyperlink r:id="rId84">
-        <w:r>
-          <w:rPr>
-            <w:rStyle w:val="Hyperlink"/>
-          </w:rPr>
-          <w:t xml:space="preserve">https://doi.org/10.7717/peerj.7566</w:t>
+        <w:t xml:space="preserve">Delmas E, Besson M, Brice M-H, et al (2019) Analysing ecological networks of species interactions. Biological Reviews 94:16–36.</w:t>
+      </w:r>
+      <w:r>
+        <w:t xml:space="preserve"> </w:t>
+      </w:r>
+      <w:hyperlink r:id="rId85">
+        <w:r>
+          <w:rPr>
+            <w:rStyle w:val="Hyperlink"/>
+          </w:rPr>
+          <w:t xml:space="preserve">https://doi.org/10.1111/brv.12433</w:t>
         </w:r>
       </w:hyperlink>
     </w:p>
-    <w:bookmarkEnd w:id="85"/>
-    <w:bookmarkStart w:id="87" w:name="ref-Delmas2019AnaEco"/>
+    <w:bookmarkEnd w:id="86"/>
+    <w:bookmarkStart w:id="88" w:name="ref-Dore2021RelEff"/>
     <w:p>
       <w:pPr>
         <w:pStyle w:val="Bibliography"/>
       </w:pPr>
       <w:r>
-        <w:t xml:space="preserve">Delmas E, Besson M, Brice M-H, et al (2019) Analysing ecological networks of species interactions. Biological Reviews 94:16–36.</w:t>
-      </w:r>
-      <w:r>
-        <w:t xml:space="preserve"> </w:t>
-      </w:r>
-      <w:hyperlink r:id="rId86">
-        <w:r>
-          <w:rPr>
-            <w:rStyle w:val="Hyperlink"/>
-          </w:rPr>
-          <w:t xml:space="preserve">https://doi.org/10.1111/brv.12433</w:t>
+        <w:t xml:space="preserve">Doré M, Fontaine C, Thébault E (2021) Relative effects of anthropogenic pressures, climate, and sampling design on the structure of pollination networks at the global scale. Global Change Biology 27:1266–1280.</w:t>
+      </w:r>
+      <w:r>
+        <w:t xml:space="preserve"> </w:t>
+      </w:r>
+      <w:hyperlink r:id="rId87">
+        <w:r>
+          <w:rPr>
+            <w:rStyle w:val="Hyperlink"/>
+          </w:rPr>
+          <w:t xml:space="preserve">https://doi.org/10.1111/gcb.15474</w:t>
         </w:r>
       </w:hyperlink>
     </w:p>
-    <w:bookmarkEnd w:id="87"/>
-    <w:bookmarkStart w:id="89" w:name="ref-Dore2021RelEff"/>
+    <w:bookmarkEnd w:id="88"/>
+    <w:bookmarkStart w:id="90" w:name="ref-Duchardt2023UsiNeu"/>
     <w:p>
       <w:pPr>
         <w:pStyle w:val="Bibliography"/>
       </w:pPr>
       <w:r>
-        <w:t xml:space="preserve">Doré M, Fontaine C, Thébault E (2021) Relative effects of anthropogenic pressures, climate, and sampling design on the structure of pollination networks at the global scale. Global Change Biology 27:1266–1280.</w:t>
-      </w:r>
-      <w:r>
-        <w:t xml:space="preserve"> </w:t>
-      </w:r>
-      <w:hyperlink r:id="rId88">
-        <w:r>
-          <w:rPr>
-            <w:rStyle w:val="Hyperlink"/>
-          </w:rPr>
-          <w:t xml:space="preserve">https://doi.org/10.1111/gcb.15474</w:t>
+        <w:t xml:space="preserve">Duchardt CJ, Monroe AP, Edmunds DR, et al (2023) Using neutral landscape models to evaluate the umbrella species concept in an ecotone. Landsc Ecol 38:1447–1462.</w:t>
+      </w:r>
+      <w:r>
+        <w:t xml:space="preserve"> </w:t>
+      </w:r>
+      <w:hyperlink r:id="rId89">
+        <w:r>
+          <w:rPr>
+            <w:rStyle w:val="Hyperlink"/>
+          </w:rPr>
+          <w:t xml:space="preserve">https://doi.org/10.1007/s10980-022-01586-7</w:t>
         </w:r>
       </w:hyperlink>
     </w:p>
-    <w:bookmarkEnd w:id="89"/>
-    <w:bookmarkStart w:id="91" w:name="ref-Duchardt2023UsiNeu"/>
+    <w:bookmarkEnd w:id="90"/>
+    <w:bookmarkStart w:id="92" w:name="ref-Dunne2002NetStr"/>
     <w:p>
       <w:pPr>
         <w:pStyle w:val="Bibliography"/>
       </w:pPr>
       <w:r>
-        <w:t xml:space="preserve">Duchardt CJ, Monroe AP, Edmunds DR, et al (2023) Using neutral landscape models to evaluate the umbrella species concept in an ecotone. Landsc Ecol 38:1447–1462.</w:t>
-      </w:r>
-      <w:r>
-        <w:t xml:space="preserve"> </w:t>
-      </w:r>
-      <w:hyperlink r:id="rId90">
-        <w:r>
-          <w:rPr>
-            <w:rStyle w:val="Hyperlink"/>
-          </w:rPr>
-          <w:t xml:space="preserve">https://doi.org/10.1007/s10980-022-01586-7</w:t>
+        <w:t xml:space="preserve">Dunne JA, Williams RJ, Martinez ND (2002) Network structure and biodiversity loss in food webs: Robustness increases with connectance. Ecology Letters 5:558–567.</w:t>
+      </w:r>
+      <w:r>
+        <w:t xml:space="preserve"> </w:t>
+      </w:r>
+      <w:hyperlink r:id="rId91">
+        <w:r>
+          <w:rPr>
+            <w:rStyle w:val="Hyperlink"/>
+          </w:rPr>
+          <w:t xml:space="preserve">https://doi.org/10.1046/j.1461-0248.2002.00354.x</w:t>
         </w:r>
       </w:hyperlink>
     </w:p>
-    <w:bookmarkEnd w:id="91"/>
-    <w:bookmarkStart w:id="93" w:name="ref-Dunne2002NetStr"/>
+    <w:bookmarkEnd w:id="92"/>
+    <w:bookmarkStart w:id="94" w:name="ref-Dunne2004NetStr"/>
     <w:p>
       <w:pPr>
         <w:pStyle w:val="Bibliography"/>
       </w:pPr>
       <w:r>
-        <w:t xml:space="preserve">Dunne JA, Williams RJ, Martinez ND (2002) Network structure and biodiversity loss in food webs: Robustness increases with connectance. Ecology Letters 5:558–567.</w:t>
-      </w:r>
-      <w:r>
-        <w:t xml:space="preserve"> </w:t>
-      </w:r>
-      <w:hyperlink r:id="rId92">
-        <w:r>
-          <w:rPr>
-            <w:rStyle w:val="Hyperlink"/>
-          </w:rPr>
-          <w:t xml:space="preserve">https://doi.org/10.1046/j.1461-0248.2002.00354.x</w:t>
+        <w:t xml:space="preserve">Dunne JA, Williams RJ, Martinez, Neo D. (2004) Network structure and robustness of marine food webs. Mar Ecol Prog Ser 273:291–302.</w:t>
+      </w:r>
+      <w:r>
+        <w:t xml:space="preserve"> </w:t>
+      </w:r>
+      <w:hyperlink r:id="rId93">
+        <w:r>
+          <w:rPr>
+            <w:rStyle w:val="Hyperlink"/>
+          </w:rPr>
+          <w:t xml:space="preserve">https://doi.org/10.3354/meps273291</w:t>
         </w:r>
       </w:hyperlink>
     </w:p>
-    <w:bookmarkEnd w:id="93"/>
-    <w:bookmarkStart w:id="95" w:name="ref-Dunne2004NetStr"/>
+    <w:bookmarkEnd w:id="94"/>
+    <w:bookmarkStart w:id="96" w:name="ref-Etherington2015NlmPyt"/>
     <w:p>
       <w:pPr>
         <w:pStyle w:val="Bibliography"/>
       </w:pPr>
       <w:r>
-        <w:t xml:space="preserve">Dunne JA, Williams RJ, Martinez, Neo D. (2004) Network structure and robustness of marine food webs. Mar Ecol Prog Ser 273:291–302.</w:t>
-      </w:r>
-      <w:r>
-        <w:t xml:space="preserve"> </w:t>
-      </w:r>
-      <w:hyperlink r:id="rId94">
-        <w:r>
-          <w:rPr>
-            <w:rStyle w:val="Hyperlink"/>
-          </w:rPr>
-          <w:t xml:space="preserve">https://doi.org/10.3354/meps273291</w:t>
+        <w:t xml:space="preserve">Etherington TR, Holland EP, O’Sullivan D (2015)</w:t>
+      </w:r>
+      <w:r>
+        <w:t xml:space="preserve"> </w:t>
+      </w:r>
+      <w:r>
+        <w:t xml:space="preserve">NLMpy</w:t>
+      </w:r>
+      <w:r>
+        <w:t xml:space="preserve">: A python software package for the creation of neutral landscape models within a general numerical framework. Methods in Ecology and Evolution 6:164–168.</w:t>
+      </w:r>
+      <w:r>
+        <w:t xml:space="preserve"> </w:t>
+      </w:r>
+      <w:hyperlink r:id="rId95">
+        <w:r>
+          <w:rPr>
+            <w:rStyle w:val="Hyperlink"/>
+          </w:rPr>
+          <w:t xml:space="preserve">https://doi.org/10.1111/2041-210X.12308</w:t>
         </w:r>
       </w:hyperlink>
     </w:p>
-    <w:bookmarkEnd w:id="95"/>
-    <w:bookmarkStart w:id="97" w:name="ref-Etherington2015NlmPyt"/>
+    <w:bookmarkEnd w:id="96"/>
+    <w:bookmarkStart w:id="98" w:name="ref-Ficetola2018OptMon"/>
     <w:p>
       <w:pPr>
         <w:pStyle w:val="Bibliography"/>
       </w:pPr>
       <w:r>
-        <w:t xml:space="preserve">Etherington TR, Holland EP, O’Sullivan D (2015)</w:t>
-      </w:r>
-      <w:r>
-        <w:t xml:space="preserve"> </w:t>
-      </w:r>
-      <w:r>
-        <w:t xml:space="preserve">NLMpy</w:t>
-      </w:r>
-      <w:r>
-        <w:t xml:space="preserve">: A python software package for the creation of neutral landscape models within a general numerical framework. Methods in Ecology and Evolution 6:164–168.</w:t>
-      </w:r>
-      <w:r>
-        <w:t xml:space="preserve"> </w:t>
-      </w:r>
-      <w:hyperlink r:id="rId96">
-        <w:r>
-          <w:rPr>
-            <w:rStyle w:val="Hyperlink"/>
-          </w:rPr>
-          <w:t xml:space="preserve">https://doi.org/10.1111/2041-210X.12308</w:t>
+        <w:t xml:space="preserve">Ficetola GF, Romano A, Salvidio S, Sindaco R (2018) Optimizing monitoring schemes to detect trends in abundance over broad scales. Animal Conservation 21:221–231.</w:t>
+      </w:r>
+      <w:r>
+        <w:t xml:space="preserve"> </w:t>
+      </w:r>
+      <w:hyperlink r:id="rId97">
+        <w:r>
+          <w:rPr>
+            <w:rStyle w:val="Hyperlink"/>
+          </w:rPr>
+          <w:t xml:space="preserve">https://doi.org/10.1111/acv.12356</w:t>
         </w:r>
       </w:hyperlink>
     </w:p>
-    <w:bookmarkEnd w:id="97"/>
-    <w:bookmarkStart w:id="99" w:name="ref-Ficetola2018OptMon"/>
+    <w:bookmarkEnd w:id="98"/>
+    <w:bookmarkStart w:id="100" w:name="ref-FletcherJr.2025SpeRic"/>
     <w:p>
       <w:pPr>
         <w:pStyle w:val="Bibliography"/>
       </w:pPr>
       <w:r>
-        <w:t xml:space="preserve">Ficetola GF, Romano A, Salvidio S, Sindaco R (2018) Optimizing monitoring schemes to detect trends in abundance over broad scales. Animal Conservation 21:221–231.</w:t>
-      </w:r>
-      <w:r>
-        <w:t xml:space="preserve"> </w:t>
-      </w:r>
-      <w:hyperlink r:id="rId98">
-        <w:r>
-          <w:rPr>
-            <w:rStyle w:val="Hyperlink"/>
-          </w:rPr>
-          <w:t xml:space="preserve">https://doi.org/10.1111/acv.12356</w:t>
+        <w:t xml:space="preserve">Fletcher Jr. RJ, Green RE, Bladon EK, et al (2025) Beyond</w:t>
+      </w:r>
+      <w:r>
+        <w:t xml:space="preserve"> </w:t>
+      </w:r>
+      <w:r>
+        <w:t xml:space="preserve">Species Richness</w:t>
+      </w:r>
+      <w:r>
+        <w:t xml:space="preserve"> </w:t>
+      </w:r>
+      <w:r>
+        <w:t xml:space="preserve">for</w:t>
+      </w:r>
+      <w:r>
+        <w:t xml:space="preserve"> </w:t>
+      </w:r>
+      <w:r>
+        <w:t xml:space="preserve">Biological Conservation</w:t>
+      </w:r>
+      <w:r>
+        <w:t xml:space="preserve">. Conservation Letters 18:e13124.</w:t>
+      </w:r>
+      <w:r>
+        <w:t xml:space="preserve"> </w:t>
+      </w:r>
+      <w:hyperlink r:id="rId99">
+        <w:r>
+          <w:rPr>
+            <w:rStyle w:val="Hyperlink"/>
+          </w:rPr>
+          <w:t xml:space="preserve">https://doi.org/10.1111/conl.13124</w:t>
         </w:r>
       </w:hyperlink>
     </w:p>
-    <w:bookmarkEnd w:id="99"/>
-    <w:bookmarkStart w:id="101" w:name="ref-FletcherJr.2025SpeRic"/>
+    <w:bookmarkEnd w:id="100"/>
+    <w:bookmarkStart w:id="102" w:name="ref-Forero-Munoz2025SpaLan"/>
     <w:p>
       <w:pPr>
         <w:pStyle w:val="Bibliography"/>
       </w:pPr>
       <w:r>
-        <w:t xml:space="preserve">Fletcher Jr. RJ, Green RE, Bladon EK, et al (2025) Beyond</w:t>
-      </w:r>
-      <w:r>
-        <w:t xml:space="preserve"> </w:t>
-      </w:r>
-      <w:r>
-        <w:t xml:space="preserve">Species Richness</w:t>
+        <w:t xml:space="preserve">Forero-Muñoz NR, Dansereau G, Viard F, et al (2025) Spatial landscape structure influences cross-species transmission in a rabies-like virus model. Microorganisms 13:416.</w:t>
+      </w:r>
+      <w:r>
+        <w:t xml:space="preserve"> </w:t>
+      </w:r>
+      <w:hyperlink r:id="rId101">
+        <w:r>
+          <w:rPr>
+            <w:rStyle w:val="Hyperlink"/>
+          </w:rPr>
+          <w:t xml:space="preserve">https://doi.org/10.3390/microorganisms13020416</w:t>
+        </w:r>
+      </w:hyperlink>
+    </w:p>
+    <w:bookmarkEnd w:id="102"/>
+    <w:bookmarkStart w:id="104" w:name="ref-Gardner1987NeuMod"/>
+    <w:p>
+      <w:pPr>
+        <w:pStyle w:val="Bibliography"/>
+      </w:pPr>
+      <w:r>
+        <w:t xml:space="preserve">Gardner RH, Milne BT, Turnei MG, O’Neill RV (1987) Neutral models for the analysis of broad-scale landscape pattern. Landscape Ecol 1:19–28.</w:t>
+      </w:r>
+      <w:r>
+        <w:t xml:space="preserve"> </w:t>
+      </w:r>
+      <w:hyperlink r:id="rId103">
+        <w:r>
+          <w:rPr>
+            <w:rStyle w:val="Hyperlink"/>
+          </w:rPr>
+          <w:t xml:space="preserve">https://doi.org/10.1007/BF02275262</w:t>
+        </w:r>
+      </w:hyperlink>
+    </w:p>
+    <w:bookmarkEnd w:id="104"/>
+    <w:bookmarkStart w:id="106" w:name="ref-Gonzalez2025BioObs"/>
+    <w:p>
+      <w:pPr>
+        <w:pStyle w:val="Bibliography"/>
+      </w:pPr>
+      <w:r>
+        <w:t xml:space="preserve">Gonzalez A, O’Connor MI, Bates AE, et al (2025) A</w:t>
+      </w:r>
+      <w:r>
+        <w:t xml:space="preserve"> </w:t>
+      </w:r>
+      <w:r>
+        <w:t xml:space="preserve">Biodiversity Observation Network</w:t>
+      </w:r>
+      <w:r>
+        <w:t xml:space="preserve"> </w:t>
+      </w:r>
+      <w:r>
+        <w:t xml:space="preserve">to support conservation action and mainstream knowledge in</w:t>
+      </w:r>
+      <w:r>
+        <w:t xml:space="preserve"> </w:t>
+      </w:r>
+      <w:r>
+        <w:t xml:space="preserve">Canada</w:t>
+      </w:r>
+      <w:r>
+        <w:t xml:space="preserve">. FACETS 10:1–19.</w:t>
+      </w:r>
+      <w:r>
+        <w:t xml:space="preserve"> </w:t>
+      </w:r>
+      <w:hyperlink r:id="rId105">
+        <w:r>
+          <w:rPr>
+            <w:rStyle w:val="Hyperlink"/>
+          </w:rPr>
+          <w:t xml:space="preserve">https://doi.org/10.1139/facets-2024-0206</w:t>
+        </w:r>
+      </w:hyperlink>
+    </w:p>
+    <w:bookmarkEnd w:id="106"/>
+    <w:bookmarkStart w:id="108" w:name="ref-Gonzalez2023GloBio"/>
+    <w:p>
+      <w:pPr>
+        <w:pStyle w:val="Bibliography"/>
+      </w:pPr>
+      <w:r>
+        <w:t xml:space="preserve">Gonzalez A, Vihervaara P, Balvanera P, et al (2023) A global biodiversity observing system to unite monitoring and guide action. Nat Ecol Evol 1–5.</w:t>
+      </w:r>
+      <w:r>
+        <w:t xml:space="preserve"> </w:t>
+      </w:r>
+      <w:hyperlink r:id="rId107">
+        <w:r>
+          <w:rPr>
+            <w:rStyle w:val="Hyperlink"/>
+          </w:rPr>
+          <w:t xml:space="preserve">https://doi.org/10.1038/s41559-023-02171-0</w:t>
+        </w:r>
+      </w:hyperlink>
+    </w:p>
+    <w:bookmarkEnd w:id="108"/>
+    <w:bookmarkStart w:id="110" w:name="ref-Gravel2013InfFoo"/>
+    <w:p>
+      <w:pPr>
+        <w:pStyle w:val="Bibliography"/>
+      </w:pPr>
+      <w:r>
+        <w:t xml:space="preserve">Gravel D, Poisot T, Albouy C, et al (2013) Inferring food web structure from predator–prey body size relationships. Methods in Ecology and Evolution 4:1083–1090.</w:t>
+      </w:r>
+      <w:r>
+        <w:t xml:space="preserve"> </w:t>
+      </w:r>
+      <w:hyperlink r:id="rId109">
+        <w:r>
+          <w:rPr>
+            <w:rStyle w:val="Hyperlink"/>
+          </w:rPr>
+          <w:t xml:space="preserve">https://doi.org/10.1111/2041-210X.12103</w:t>
+        </w:r>
+      </w:hyperlink>
+    </w:p>
+    <w:bookmarkEnd w:id="110"/>
+    <w:bookmarkStart w:id="112" w:name="ref-Harvey2017BriEco"/>
+    <w:p>
+      <w:pPr>
+        <w:pStyle w:val="Bibliography"/>
+      </w:pPr>
+      <w:r>
+        <w:t xml:space="preserve">Harvey E, Gounand I, Ward CL, Altermatt F (2017) Bridging ecology and conservation: From ecological networks to ecosystem function. Journal of Applied Ecology 54:371–379.</w:t>
+      </w:r>
+      <w:r>
+        <w:t xml:space="preserve"> </w:t>
+      </w:r>
+      <w:hyperlink r:id="rId111">
+        <w:r>
+          <w:rPr>
+            <w:rStyle w:val="Hyperlink"/>
+          </w:rPr>
+          <w:t xml:space="preserve">https://doi.org/10.1111/1365-2664.12769</w:t>
+        </w:r>
+      </w:hyperlink>
+    </w:p>
+    <w:bookmarkEnd w:id="112"/>
+    <w:bookmarkStart w:id="114" w:name="ref-Henriksen2019EffNet"/>
+    <w:p>
+      <w:pPr>
+        <w:pStyle w:val="Bibliography"/>
+      </w:pPr>
+      <w:r>
+        <w:t xml:space="preserve">Henriksen MV, Chapple DG, Chown SL, McGeoch MA (2019) The effect of network size and sampling completeness in depauperate networks. Journal of Animal Ecology 88:211–222.</w:t>
+      </w:r>
+      <w:r>
+        <w:t xml:space="preserve"> </w:t>
+      </w:r>
+      <w:hyperlink r:id="rId113">
+        <w:r>
+          <w:rPr>
+            <w:rStyle w:val="Hyperlink"/>
+          </w:rPr>
+          <w:t xml:space="preserve">https://doi.org/10.1111/1365-2656.12912</w:t>
+        </w:r>
+      </w:hyperlink>
+    </w:p>
+    <w:bookmarkEnd w:id="114"/>
+    <w:bookmarkStart w:id="116" w:name="ref-Hesselbarth2024ComMet"/>
+    <w:p>
+      <w:pPr>
+        <w:pStyle w:val="Bibliography"/>
+      </w:pPr>
+      <w:r>
+        <w:t xml:space="preserve">Hesselbarth MHK, Nowosad J, de Flamingh A, et al (2024) Computational</w:t>
+      </w:r>
+      <w:r>
+        <w:t xml:space="preserve"> </w:t>
+      </w:r>
+      <w:r>
+        <w:t xml:space="preserve">Methods</w:t>
+      </w:r>
+      <w:r>
+        <w:t xml:space="preserve"> </w:t>
+      </w:r>
+      <w:r>
+        <w:t xml:space="preserve">in</w:t>
+      </w:r>
+      <w:r>
+        <w:t xml:space="preserve"> </w:t>
+      </w:r>
+      <w:r>
+        <w:t xml:space="preserve">Landscape Ecology</w:t>
+      </w:r>
+      <w:r>
+        <w:t xml:space="preserve">. Curr Landscape Ecol Rep 10:2.</w:t>
+      </w:r>
+      <w:r>
+        <w:t xml:space="preserve"> </w:t>
+      </w:r>
+      <w:hyperlink r:id="rId115">
+        <w:r>
+          <w:rPr>
+            <w:rStyle w:val="Hyperlink"/>
+          </w:rPr>
+          <w:t xml:space="preserve">https://doi.org/10.1007/s40823-024-00104-6</w:t>
+        </w:r>
+      </w:hyperlink>
+    </w:p>
+    <w:bookmarkEnd w:id="116"/>
+    <w:bookmarkStart w:id="118" w:name="ref-Hillebrand2018BioCha"/>
+    <w:p>
+      <w:pPr>
+        <w:pStyle w:val="Bibliography"/>
+      </w:pPr>
+      <w:r>
+        <w:t xml:space="preserve">Hillebrand H, Blasius B, Borer ET, et al (2018) Biodiversity change is uncoupled from species richness trends:</w:t>
+      </w:r>
+      <w:r>
+        <w:t xml:space="preserve"> </w:t>
+      </w:r>
+      <w:r>
+        <w:t xml:space="preserve">Consequences</w:t>
+      </w:r>
+      <w:r>
+        <w:t xml:space="preserve"> </w:t>
+      </w:r>
+      <w:r>
+        <w:t xml:space="preserve">for conservation and monitoring. Journal of Applied Ecology 55:169–184.</w:t>
+      </w:r>
+      <w:r>
+        <w:t xml:space="preserve"> </w:t>
+      </w:r>
+      <w:hyperlink r:id="rId117">
+        <w:r>
+          <w:rPr>
+            <w:rStyle w:val="Hyperlink"/>
+          </w:rPr>
+          <w:t xml:space="preserve">https://doi.org/10.1111/1365-2664.12959</w:t>
+        </w:r>
+      </w:hyperlink>
+    </w:p>
+    <w:bookmarkEnd w:id="118"/>
+    <w:bookmarkStart w:id="120" w:name="ref-Hortal2015SevSho"/>
+    <w:p>
+      <w:pPr>
+        <w:pStyle w:val="Bibliography"/>
+      </w:pPr>
+      <w:r>
+        <w:t xml:space="preserve">Hortal J, de Bello F, Diniz-Filho JAF, et al (2015) Seven</w:t>
+      </w:r>
+      <w:r>
+        <w:t xml:space="preserve"> </w:t>
+      </w:r>
+      <w:r>
+        <w:t xml:space="preserve">Shortfalls</w:t>
+      </w:r>
+      <w:r>
+        <w:t xml:space="preserve"> </w:t>
+      </w:r>
+      <w:r>
+        <w:t xml:space="preserve">that</w:t>
+      </w:r>
+      <w:r>
+        <w:t xml:space="preserve"> </w:t>
+      </w:r>
+      <w:r>
+        <w:t xml:space="preserve">Beset Large-Scale Knowledge</w:t>
+      </w:r>
+      <w:r>
+        <w:t xml:space="preserve"> </w:t>
+      </w:r>
+      <w:r>
+        <w:t xml:space="preserve">of</w:t>
+      </w:r>
+      <w:r>
+        <w:t xml:space="preserve"> </w:t>
+      </w:r>
+      <w:r>
+        <w:t xml:space="preserve">Biodiversity</w:t>
+      </w:r>
+      <w:r>
+        <w:t xml:space="preserve">. Annu Rev Ecol Evol Syst 46:523–549.</w:t>
+      </w:r>
+      <w:r>
+        <w:t xml:space="preserve"> </w:t>
+      </w:r>
+      <w:hyperlink r:id="rId119">
+        <w:r>
+          <w:rPr>
+            <w:rStyle w:val="Hyperlink"/>
+          </w:rPr>
+          <w:t xml:space="preserve">https://doi.org/10.1146/annurev-ecolsys-112414-054400</w:t>
+        </w:r>
+      </w:hyperlink>
+    </w:p>
+    <w:bookmarkEnd w:id="120"/>
+    <w:bookmarkStart w:id="122" w:name="ref-Jordano2016SamNet"/>
+    <w:p>
+      <w:pPr>
+        <w:pStyle w:val="Bibliography"/>
+      </w:pPr>
+      <w:r>
+        <w:t xml:space="preserve">Jordano P (2016) Sampling networks of ecological interactions. Functional Ecology 30:1883–1893.</w:t>
+      </w:r>
+      <w:r>
+        <w:t xml:space="preserve"> </w:t>
+      </w:r>
+      <w:hyperlink r:id="rId121">
+        <w:r>
+          <w:rPr>
+            <w:rStyle w:val="Hyperlink"/>
+          </w:rPr>
+          <w:t xml:space="preserve">https://doi.org/10.1111/1365-2435.12763</w:t>
+        </w:r>
+      </w:hyperlink>
+    </w:p>
+    <w:bookmarkEnd w:id="122"/>
+    <w:bookmarkStart w:id="124" w:name="ref-Kermorvant2019SpaBal"/>
+    <w:p>
+      <w:pPr>
+        <w:pStyle w:val="Bibliography"/>
+      </w:pPr>
+      <w:r>
+        <w:t xml:space="preserve">Kermorvant C, D’Amico F, Bru N, et al (2019) Spatially balanced sampling designs for environmental surveys. Environ Monit Assess 191:524.</w:t>
+      </w:r>
+      <w:r>
+        <w:t xml:space="preserve"> </w:t>
+      </w:r>
+      <w:hyperlink r:id="rId123">
+        <w:r>
+          <w:rPr>
+            <w:rStyle w:val="Hyperlink"/>
+          </w:rPr>
+          <w:t xml:space="preserve">https://doi.org/10.1007/s10661-019-7666-y</w:t>
+        </w:r>
+      </w:hyperlink>
+    </w:p>
+    <w:bookmarkEnd w:id="124"/>
+    <w:bookmarkStart w:id="126" w:name="ref-Kissling2024ModEff"/>
+    <w:p>
+      <w:pPr>
+        <w:pStyle w:val="Bibliography"/>
+      </w:pPr>
+      <w:r>
+        <w:t xml:space="preserve">Kissling WD, Breeze TD, Liquete C, et al (2024)</w:t>
+      </w:r>
+      <w:r>
+        <w:t xml:space="preserve"> </w:t>
+      </w:r>
+      <w:hyperlink r:id="rId125">
+        <w:r>
+          <w:rPr>
+            <w:rStyle w:val="Hyperlink"/>
+          </w:rPr>
+          <w:t xml:space="preserve">Towards a modern and efficient</w:t>
+        </w:r>
+        <w:r>
+          <w:rPr>
+            <w:rStyle w:val="Hyperlink"/>
+          </w:rPr>
+          <w:t xml:space="preserve"> </w:t>
+        </w:r>
+        <w:r>
+          <w:rPr>
+            <w:rStyle w:val="Hyperlink"/>
+          </w:rPr>
+          <w:t xml:space="preserve">European</w:t>
+        </w:r>
+        <w:r>
+          <w:rPr>
+            <w:rStyle w:val="Hyperlink"/>
+          </w:rPr>
+          <w:t xml:space="preserve"> </w:t>
+        </w:r>
+        <w:r>
+          <w:rPr>
+            <w:rStyle w:val="Hyperlink"/>
+          </w:rPr>
+          <w:t xml:space="preserve">biodiversity observation network fit for multiple policies</w:t>
+        </w:r>
+      </w:hyperlink>
+    </w:p>
+    <w:bookmarkEnd w:id="126"/>
+    <w:bookmarkStart w:id="128" w:name="ref-Lange2023ActLea"/>
+    <w:p>
+      <w:pPr>
+        <w:pStyle w:val="Bibliography"/>
+      </w:pPr>
+      <w:r>
+        <w:t xml:space="preserve">Lange C, Cole E, Van Horn G, Mac Aodha O (2023)</w:t>
+      </w:r>
+      <w:r>
+        <w:t xml:space="preserve"> </w:t>
+      </w:r>
+      <w:hyperlink r:id="rId127">
+        <w:r>
+          <w:rPr>
+            <w:rStyle w:val="Hyperlink"/>
+          </w:rPr>
+          <w:t xml:space="preserve">Active</w:t>
+        </w:r>
+        <w:r>
+          <w:rPr>
+            <w:rStyle w:val="Hyperlink"/>
+          </w:rPr>
+          <w:t xml:space="preserve"> </w:t>
+        </w:r>
+        <w:r>
+          <w:rPr>
+            <w:rStyle w:val="Hyperlink"/>
+          </w:rPr>
+          <w:t xml:space="preserve">Learning-Based Species Range Estimation</w:t>
+        </w:r>
+      </w:hyperlink>
+      <w:r>
+        <w:t xml:space="preserve">. Advances in Neural Information Processing Systems 36:41892–41913</w:t>
+      </w:r>
+    </w:p>
+    <w:bookmarkEnd w:id="128"/>
+    <w:bookmarkStart w:id="129" w:name="ref-Lewis1994SeqAlg"/>
+    <w:p>
+      <w:pPr>
+        <w:pStyle w:val="Bibliography"/>
+      </w:pPr>
+      <w:r>
+        <w:t xml:space="preserve">Lewis DD, Gale WA (1994) A sequential algorithm for training text classifiers. In: Proceedings of the 17th annual international</w:t>
+      </w:r>
+      <w:r>
+        <w:t xml:space="preserve"> </w:t>
+      </w:r>
+      <w:r>
+        <w:t xml:space="preserve">ACM SIGIR</w:t>
+      </w:r>
+      <w:r>
+        <w:t xml:space="preserve"> </w:t>
+      </w:r>
+      <w:r>
+        <w:t xml:space="preserve">conference on</w:t>
+      </w:r>
+      <w:r>
+        <w:t xml:space="preserve"> </w:t>
+      </w:r>
+      <w:r>
+        <w:t xml:space="preserve">Research</w:t>
+      </w:r>
+      <w:r>
+        <w:t xml:space="preserve"> </w:t>
+      </w:r>
+      <w:r>
+        <w:t xml:space="preserve">and development in information retrieval. Springer-Verlag, Berlin, Heidelberg, pp 3–12</w:t>
+      </w:r>
+    </w:p>
+    <w:bookmarkEnd w:id="129"/>
+    <w:bookmarkStart w:id="131" w:name="ref-Malek2019OptFie"/>
+    <w:p>
+      <w:pPr>
+        <w:pStyle w:val="Bibliography"/>
+      </w:pPr>
+      <w:r>
+        <w:t xml:space="preserve">Malek S, Miglietta F, Gobakken T, et al (2019) Optimizing</w:t>
+      </w:r>
+      <w:r>
+        <w:t xml:space="preserve"> </w:t>
+      </w:r>
+      <w:r>
+        <w:t xml:space="preserve">Field Data Collection</w:t>
       </w:r>
       <w:r>
         <w:t xml:space="preserve"> </w:t>
@@ -5931,1225 +6417,612 @@
         <w:t xml:space="preserve"> </w:t>
       </w:r>
       <w:r>
-        <w:t xml:space="preserve">Biological Conservation</w:t>
-      </w:r>
-      <w:r>
-        <w:t xml:space="preserve">. Conservation Letters 18:e13124.</w:t>
-      </w:r>
-      <w:r>
-        <w:t xml:space="preserve"> </w:t>
-      </w:r>
-      <w:hyperlink r:id="rId100">
-        <w:r>
-          <w:rPr>
-            <w:rStyle w:val="Hyperlink"/>
-          </w:rPr>
-          <w:t xml:space="preserve">https://doi.org/10.1111/conl.13124</w:t>
+        <w:t xml:space="preserve">Individual Tree Attribute Predictions Using Active Learning Methods</w:t>
+      </w:r>
+      <w:r>
+        <w:t xml:space="preserve">. Remote Sensing 11:949.</w:t>
+      </w:r>
+      <w:r>
+        <w:t xml:space="preserve"> </w:t>
+      </w:r>
+      <w:hyperlink r:id="rId130">
+        <w:r>
+          <w:rPr>
+            <w:rStyle w:val="Hyperlink"/>
+          </w:rPr>
+          <w:t xml:space="preserve">https://doi.org/10.3390/rs11080949</w:t>
         </w:r>
       </w:hyperlink>
     </w:p>
-    <w:bookmarkEnd w:id="101"/>
-    <w:bookmarkStart w:id="103" w:name="ref-Forero-Munoz2025SpaLan"/>
+    <w:bookmarkEnd w:id="131"/>
+    <w:bookmarkStart w:id="133" w:name="ref-McEwen2025StrAct"/>
     <w:p>
       <w:pPr>
         <w:pStyle w:val="Bibliography"/>
       </w:pPr>
       <w:r>
-        <w:t xml:space="preserve">Forero-Muñoz NR, Dansereau G, Viard F, et al (2025) Spatial landscape structure influences cross-species transmission in a rabies-like virus model. Microorganisms 13:416.</w:t>
-      </w:r>
-      <w:r>
-        <w:t xml:space="preserve"> </w:t>
-      </w:r>
-      <w:hyperlink r:id="rId102">
-        <w:r>
-          <w:rPr>
-            <w:rStyle w:val="Hyperlink"/>
-          </w:rPr>
-          <w:t xml:space="preserve">https://doi.org/10.3390/microorganisms13020416</w:t>
+        <w:t xml:space="preserve">McEwen B, Bernard C, Stowell D (2025) Stratified</w:t>
+      </w:r>
+      <w:r>
+        <w:t xml:space="preserve"> </w:t>
+      </w:r>
+      <w:r>
+        <w:t xml:space="preserve">Active Learning</w:t>
+      </w:r>
+      <w:r>
+        <w:t xml:space="preserve"> </w:t>
+      </w:r>
+      <w:r>
+        <w:t xml:space="preserve">for</w:t>
+      </w:r>
+      <w:r>
+        <w:t xml:space="preserve"> </w:t>
+      </w:r>
+      <w:r>
+        <w:t xml:space="preserve">Spatiotemporal Generalisation</w:t>
+      </w:r>
+      <w:r>
+        <w:t xml:space="preserve"> </w:t>
+      </w:r>
+      <w:r>
+        <w:t xml:space="preserve">in</w:t>
+      </w:r>
+      <w:r>
+        <w:t xml:space="preserve"> </w:t>
+      </w:r>
+      <w:r>
+        <w:t xml:space="preserve">Large-Scale Bioacoustic Monitoring</w:t>
+      </w:r>
+      <w:r>
+        <w:t xml:space="preserve">.</w:t>
+      </w:r>
+      <w:r>
+        <w:t xml:space="preserve"> </w:t>
+      </w:r>
+      <w:hyperlink r:id="rId132">
+        <w:r>
+          <w:rPr>
+            <w:rStyle w:val="Hyperlink"/>
+          </w:rPr>
+          <w:t xml:space="preserve">https://www.biorxiv.org/content/10.1101/2025.09.01.673472v1</w:t>
         </w:r>
       </w:hyperlink>
-    </w:p>
-    <w:bookmarkEnd w:id="103"/>
-    <w:bookmarkStart w:id="105" w:name="ref-Galiana2021SpaSca"/>
+      <w:r>
+        <w:t xml:space="preserve">. Accessed 2 Oct 2025</w:t>
+      </w:r>
+    </w:p>
+    <w:bookmarkEnd w:id="133"/>
+    <w:bookmarkStart w:id="135" w:name="ref-McLeod2021SamAsy"/>
     <w:p>
       <w:pPr>
         <w:pStyle w:val="Bibliography"/>
       </w:pPr>
       <w:r>
-        <w:t xml:space="preserve">Galiana N, Barros C, Braga J, et al (2021) The spatial scaling of food web structure across</w:t>
-      </w:r>
-      <w:r>
-        <w:t xml:space="preserve"> </w:t>
-      </w:r>
-      <w:r>
-        <w:t xml:space="preserve">European</w:t>
-      </w:r>
-      <w:r>
-        <w:t xml:space="preserve"> </w:t>
-      </w:r>
-      <w:r>
-        <w:t xml:space="preserve">biogeographical regions. Ecography 44:653–664.</w:t>
-      </w:r>
-      <w:r>
-        <w:t xml:space="preserve"> </w:t>
-      </w:r>
-      <w:hyperlink r:id="rId104">
-        <w:r>
-          <w:rPr>
-            <w:rStyle w:val="Hyperlink"/>
-          </w:rPr>
-          <w:t xml:space="preserve">https://doi.org/10.1111/ecog.05229</w:t>
+        <w:t xml:space="preserve">McLeod A, Leroux SJ, Gravel D, et al (2021) Sampling and asymptotic network properties of spatial multi-trophic networks. Oikos 130:2250–2259.</w:t>
+      </w:r>
+      <w:r>
+        <w:t xml:space="preserve"> </w:t>
+      </w:r>
+      <w:hyperlink r:id="rId134">
+        <w:r>
+          <w:rPr>
+            <w:rStyle w:val="Hyperlink"/>
+          </w:rPr>
+          <w:t xml:space="preserve">https://doi.org/10.1111/oik.08650</w:t>
         </w:r>
       </w:hyperlink>
     </w:p>
-    <w:bookmarkEnd w:id="105"/>
-    <w:bookmarkStart w:id="107" w:name="ref-Galiana2018SpaSca"/>
+    <w:bookmarkEnd w:id="135"/>
+    <w:bookmarkStart w:id="137" w:name="ref-Mestre2022DisFoo"/>
     <w:p>
       <w:pPr>
         <w:pStyle w:val="Bibliography"/>
       </w:pPr>
       <w:r>
-        <w:t xml:space="preserve">Galiana N, Lurgi M, Claramunt-López B, et al (2018) The spatial scaling of species interaction networks. Nature Ecology &amp; Evolution 2:782–790.</w:t>
-      </w:r>
-      <w:r>
-        <w:t xml:space="preserve"> </w:t>
-      </w:r>
-      <w:hyperlink r:id="rId106">
-        <w:r>
-          <w:rPr>
-            <w:rStyle w:val="Hyperlink"/>
-          </w:rPr>
-          <w:t xml:space="preserve">https://doi.org/10.1038/s41559-018-0517-3</w:t>
+        <w:t xml:space="preserve">Mestre F, Gravel D, García-Callejas D, et al (2022) Disentangling food-web environment relationships:</w:t>
+      </w:r>
+      <w:r>
+        <w:t xml:space="preserve"> </w:t>
+      </w:r>
+      <w:r>
+        <w:t xml:space="preserve">A</w:t>
+      </w:r>
+      <w:r>
+        <w:t xml:space="preserve"> </w:t>
+      </w:r>
+      <w:r>
+        <w:t xml:space="preserve">review with guidelines. Basic and Applied Ecology 61:102–115.</w:t>
+      </w:r>
+      <w:r>
+        <w:t xml:space="preserve"> </w:t>
+      </w:r>
+      <w:hyperlink r:id="rId136">
+        <w:r>
+          <w:rPr>
+            <w:rStyle w:val="Hyperlink"/>
+          </w:rPr>
+          <w:t xml:space="preserve">https://doi.org/10.1016/j.baae.2022.03.011</w:t>
         </w:r>
       </w:hyperlink>
     </w:p>
-    <w:bookmarkEnd w:id="107"/>
-    <w:bookmarkStart w:id="109" w:name="ref-Gardner1987NeuMod"/>
+    <w:bookmarkEnd w:id="137"/>
+    <w:bookmarkStart w:id="139" w:name="ref-Navarro2017MonBio"/>
     <w:p>
       <w:pPr>
         <w:pStyle w:val="Bibliography"/>
       </w:pPr>
       <w:r>
-        <w:t xml:space="preserve">Gardner RH, Milne BT, Turnei MG, O’Neill RV (1987) Neutral models for the analysis of broad-scale landscape pattern. Landscape Ecol 1:19–28.</w:t>
-      </w:r>
-      <w:r>
-        <w:t xml:space="preserve"> </w:t>
-      </w:r>
-      <w:hyperlink r:id="rId108">
-        <w:r>
-          <w:rPr>
-            <w:rStyle w:val="Hyperlink"/>
-          </w:rPr>
-          <w:t xml:space="preserve">https://doi.org/10.1007/BF02275262</w:t>
+        <w:t xml:space="preserve">Navarro LM, Fernández N, Guerra C, et al (2017) Monitoring biodiversity change through effective global coordination. Current Opinion in Environmental Sustainability 29:158–169.</w:t>
+      </w:r>
+      <w:r>
+        <w:t xml:space="preserve"> </w:t>
+      </w:r>
+      <w:hyperlink r:id="rId138">
+        <w:r>
+          <w:rPr>
+            <w:rStyle w:val="Hyperlink"/>
+          </w:rPr>
+          <w:t xml:space="preserve">https://doi.org/10.1016/j.cosust.2018.02.005</w:t>
         </w:r>
       </w:hyperlink>
     </w:p>
-    <w:bookmarkEnd w:id="109"/>
-    <w:bookmarkStart w:id="111" w:name="ref-Gonzalez2025BioObs"/>
+    <w:bookmarkEnd w:id="139"/>
+    <w:bookmarkStart w:id="141" w:name="ref-Norman2025SitSel"/>
     <w:p>
       <w:pPr>
         <w:pStyle w:val="Bibliography"/>
       </w:pPr>
       <w:r>
-        <w:t xml:space="preserve">Gonzalez A, O’Connor MI, Bates AE, et al (2025) A</w:t>
-      </w:r>
-      <w:r>
-        <w:t xml:space="preserve"> </w:t>
-      </w:r>
-      <w:r>
-        <w:t xml:space="preserve">Biodiversity Observation Network</w:t>
-      </w:r>
-      <w:r>
-        <w:t xml:space="preserve"> </w:t>
-      </w:r>
-      <w:r>
-        <w:t xml:space="preserve">to support conservation action and mainstream knowledge in</w:t>
-      </w:r>
-      <w:r>
-        <w:t xml:space="preserve"> </w:t>
-      </w:r>
-      <w:r>
-        <w:t xml:space="preserve">Canada</w:t>
-      </w:r>
-      <w:r>
-        <w:t xml:space="preserve">. FACETS 10:1–19.</w:t>
-      </w:r>
-      <w:r>
-        <w:t xml:space="preserve"> </w:t>
-      </w:r>
-      <w:hyperlink r:id="rId110">
-        <w:r>
-          <w:rPr>
-            <w:rStyle w:val="Hyperlink"/>
-          </w:rPr>
-          <w:t xml:space="preserve">https://doi.org/10.1139/facets-2024-0206</w:t>
+        <w:t xml:space="preserve">Norman KE, Poisot T (2025) Site selection algorithms for optimal ecological monitoring design. Ecological Indicators 178:114104.</w:t>
+      </w:r>
+      <w:r>
+        <w:t xml:space="preserve"> </w:t>
+      </w:r>
+      <w:hyperlink r:id="rId140">
+        <w:r>
+          <w:rPr>
+            <w:rStyle w:val="Hyperlink"/>
+          </w:rPr>
+          <w:t xml:space="preserve">https://doi.org/10.1016/j.ecolind.2025.114104</w:t>
         </w:r>
       </w:hyperlink>
     </w:p>
-    <w:bookmarkEnd w:id="111"/>
-    <w:bookmarkStart w:id="113" w:name="ref-Gonzalez2023GloBio"/>
+    <w:bookmarkEnd w:id="141"/>
+    <w:bookmarkStart w:id="143" w:name="ref-Poisot2021GloKno"/>
     <w:p>
       <w:pPr>
         <w:pStyle w:val="Bibliography"/>
       </w:pPr>
       <w:r>
-        <w:t xml:space="preserve">Gonzalez A, Vihervaara P, Balvanera P, et al (2023) A global biodiversity observing system to unite monitoring and guide action. Nat Ecol Evol 1–5.</w:t>
-      </w:r>
-      <w:r>
-        <w:t xml:space="preserve"> </w:t>
-      </w:r>
-      <w:hyperlink r:id="rId112">
-        <w:r>
-          <w:rPr>
-            <w:rStyle w:val="Hyperlink"/>
-          </w:rPr>
-          <w:t xml:space="preserve">https://doi.org/10.1038/s41559-023-02171-0</w:t>
+        <w:t xml:space="preserve">Poisot T, Bergeron G, Cazelles K, et al (2021) Global knowledge gaps in species interaction networks data. Journal of Biogeography 48:1552–1563.</w:t>
+      </w:r>
+      <w:r>
+        <w:t xml:space="preserve"> </w:t>
+      </w:r>
+      <w:hyperlink r:id="rId142">
+        <w:r>
+          <w:rPr>
+            <w:rStyle w:val="Hyperlink"/>
+          </w:rPr>
+          <w:t xml:space="preserve">https://doi.org/10.1111/jbi.14127</w:t>
         </w:r>
       </w:hyperlink>
     </w:p>
-    <w:bookmarkEnd w:id="113"/>
-    <w:bookmarkStart w:id="115" w:name="ref-Gravel2013InfFoo"/>
+    <w:bookmarkEnd w:id="143"/>
+    <w:bookmarkStart w:id="145" w:name="ref-Poisot2012DisSpe"/>
     <w:p>
       <w:pPr>
         <w:pStyle w:val="Bibliography"/>
       </w:pPr>
       <w:r>
-        <w:t xml:space="preserve">Gravel D, Poisot T, Albouy C, et al (2013) Inferring food web structure from predator–prey body size relationships. Methods in Ecology and Evolution 4:1083–1090.</w:t>
-      </w:r>
-      <w:r>
-        <w:t xml:space="preserve"> </w:t>
-      </w:r>
-      <w:hyperlink r:id="rId114">
-        <w:r>
-          <w:rPr>
-            <w:rStyle w:val="Hyperlink"/>
-          </w:rPr>
-          <w:t xml:space="preserve">https://doi.org/10.1111/2041-210X.12103</w:t>
+        <w:t xml:space="preserve">Poisot T, Canard E, Mouillot D, et al (2012) The dissimilarity of species interaction networks. Ecology Letters 15:1353–1361.</w:t>
+      </w:r>
+      <w:r>
+        <w:t xml:space="preserve"> </w:t>
+      </w:r>
+      <w:hyperlink r:id="rId144">
+        <w:r>
+          <w:rPr>
+            <w:rStyle w:val="Hyperlink"/>
+          </w:rPr>
+          <w:t xml:space="preserve">https://doi.org/10.1111/ele.12002</w:t>
         </w:r>
       </w:hyperlink>
     </w:p>
-    <w:bookmarkEnd w:id="115"/>
-    <w:bookmarkStart w:id="117" w:name="ref-Harvey2017BriEco"/>
+    <w:bookmarkEnd w:id="145"/>
+    <w:bookmarkStart w:id="147" w:name="ref-Poisot2015SpeWhy"/>
     <w:p>
       <w:pPr>
         <w:pStyle w:val="Bibliography"/>
       </w:pPr>
       <w:r>
-        <w:t xml:space="preserve">Harvey E, Gounand I, Ward CL, Altermatt F (2017) Bridging ecology and conservation: From ecological networks to ecosystem function. Journal of Applied Ecology 54:371–379.</w:t>
-      </w:r>
-      <w:r>
-        <w:t xml:space="preserve"> </w:t>
-      </w:r>
-      <w:hyperlink r:id="rId116">
-        <w:r>
-          <w:rPr>
-            <w:rStyle w:val="Hyperlink"/>
-          </w:rPr>
-          <w:t xml:space="preserve">https://doi.org/10.1111/1365-2664.12769</w:t>
+        <w:t xml:space="preserve">Poisot T, Stouffer DB, Gravel D (2015) Beyond species: Why ecological interaction networks vary through space and time. Oikos 124:243–251.</w:t>
+      </w:r>
+      <w:r>
+        <w:t xml:space="preserve"> </w:t>
+      </w:r>
+      <w:hyperlink r:id="rId146">
+        <w:r>
+          <w:rPr>
+            <w:rStyle w:val="Hyperlink"/>
+          </w:rPr>
+          <w:t xml:space="preserve">https://doi.org/10.1111/oik.01719</w:t>
         </w:r>
       </w:hyperlink>
     </w:p>
-    <w:bookmarkEnd w:id="117"/>
-    <w:bookmarkStart w:id="119" w:name="ref-Henriksen2019EffNet"/>
+    <w:bookmarkEnd w:id="147"/>
+    <w:bookmarkStart w:id="148" w:name="ref-Robertson2013BasBal"/>
     <w:p>
       <w:pPr>
         <w:pStyle w:val="Bibliography"/>
       </w:pPr>
       <w:r>
-        <w:t xml:space="preserve">Henriksen MV, Chapple DG, Chown SL, McGeoch MA (2019) The effect of network size and sampling completeness in depauperate networks. Journal of Animal Ecology 88:211–222.</w:t>
-      </w:r>
-      <w:r>
-        <w:t xml:space="preserve"> </w:t>
-      </w:r>
-      <w:hyperlink r:id="rId118">
-        <w:r>
-          <w:rPr>
-            <w:rStyle w:val="Hyperlink"/>
-          </w:rPr>
-          <w:t xml:space="preserve">https://doi.org/10.1111/1365-2656.12912</w:t>
+        <w:t xml:space="preserve">Robertson BL, Brown JA, McDonald T, Jaksons P (2013)</w:t>
+      </w:r>
+      <w:r>
+        <w:t xml:space="preserve"> </w:t>
+      </w:r>
+      <w:r>
+        <w:t xml:space="preserve">BAS</w:t>
+      </w:r>
+      <w:r>
+        <w:t xml:space="preserve">:</w:t>
+      </w:r>
+      <w:r>
+        <w:t xml:space="preserve"> </w:t>
+      </w:r>
+      <w:r>
+        <w:t xml:space="preserve">Balanced</w:t>
+      </w:r>
+      <w:r>
+        <w:t xml:space="preserve"> </w:t>
+      </w:r>
+      <w:r>
+        <w:t xml:space="preserve">acceptance sampling of natural resources. Biometrics 69:776–784</w:t>
+      </w:r>
+    </w:p>
+    <w:bookmarkEnd w:id="148"/>
+    <w:bookmarkStart w:id="150" w:name="ref-Robertson2024WelSam"/>
+    <w:p>
+      <w:pPr>
+        <w:pStyle w:val="Bibliography"/>
+      </w:pPr>
+      <w:r>
+        <w:t xml:space="preserve">Robertson B, Price C, Reale M (2024) Well-spread samples with dynamic sample sizes. Biometrics 80:ujae026.</w:t>
+      </w:r>
+      <w:r>
+        <w:t xml:space="preserve"> </w:t>
+      </w:r>
+      <w:hyperlink r:id="rId149">
+        <w:r>
+          <w:rPr>
+            <w:rStyle w:val="Hyperlink"/>
+          </w:rPr>
+          <w:t xml:space="preserve">https://doi.org/10.1093/biomtc/ujae026</w:t>
         </w:r>
       </w:hyperlink>
     </w:p>
-    <w:bookmarkEnd w:id="119"/>
-    <w:bookmarkStart w:id="121" w:name="ref-Hesselbarth2024ComMet"/>
+    <w:bookmarkEnd w:id="150"/>
+    <w:bookmarkStart w:id="152" w:name="ref-Santana2025LarBio"/>
     <w:p>
       <w:pPr>
         <w:pStyle w:val="Bibliography"/>
       </w:pPr>
       <w:r>
-        <w:t xml:space="preserve">Hesselbarth MHK, Nowosad J, de Flamingh A, et al (2024) Computational</w:t>
-      </w:r>
-      <w:r>
-        <w:t xml:space="preserve"> </w:t>
-      </w:r>
-      <w:r>
-        <w:t xml:space="preserve">Methods</w:t>
-      </w:r>
-      <w:r>
-        <w:t xml:space="preserve"> </w:t>
-      </w:r>
-      <w:r>
-        <w:t xml:space="preserve">in</w:t>
-      </w:r>
-      <w:r>
-        <w:t xml:space="preserve"> </w:t>
-      </w:r>
-      <w:r>
-        <w:t xml:space="preserve">Landscape Ecology</w:t>
-      </w:r>
-      <w:r>
-        <w:t xml:space="preserve">. Curr Landscape Ecol Rep 10:2.</w:t>
-      </w:r>
-      <w:r>
-        <w:t xml:space="preserve"> </w:t>
-      </w:r>
-      <w:hyperlink r:id="rId120">
-        <w:r>
-          <w:rPr>
-            <w:rStyle w:val="Hyperlink"/>
-          </w:rPr>
-          <w:t xml:space="preserve">https://doi.org/10.1007/s40823-024-00104-6</w:t>
+        <w:t xml:space="preserve">Santana J, Porto M, Morán-Ordóñez A, et al (2025) Large</w:t>
+      </w:r>
+      <w:r>
+        <w:t xml:space="preserve"> </w:t>
+      </w:r>
+      <w:r>
+        <w:t xml:space="preserve">Biodiversity Monitoring Gaps Remain Across Europe</w:t>
+      </w:r>
+      <w:r>
+        <w:t xml:space="preserve">. Conservation Letters 18:e13134.</w:t>
+      </w:r>
+      <w:r>
+        <w:t xml:space="preserve"> </w:t>
+      </w:r>
+      <w:hyperlink r:id="rId151">
+        <w:r>
+          <w:rPr>
+            <w:rStyle w:val="Hyperlink"/>
+          </w:rPr>
+          <w:t xml:space="preserve">https://doi.org/10.1111/conl.13134</w:t>
         </w:r>
       </w:hyperlink>
     </w:p>
-    <w:bookmarkEnd w:id="121"/>
-    <w:bookmarkStart w:id="123" w:name="ref-Hillebrand2018BioCha"/>
+    <w:bookmarkEnd w:id="152"/>
+    <w:bookmarkStart w:id="154" w:name="ref-Santini2017AssSui"/>
     <w:p>
       <w:pPr>
         <w:pStyle w:val="Bibliography"/>
       </w:pPr>
       <w:r>
-        <w:t xml:space="preserve">Hillebrand H, Blasius B, Borer ET, et al (2018) Biodiversity change is uncoupled from species richness trends:</w:t>
-      </w:r>
-      <w:r>
-        <w:t xml:space="preserve"> </w:t>
-      </w:r>
-      <w:r>
-        <w:t xml:space="preserve">Consequences</w:t>
-      </w:r>
-      <w:r>
-        <w:t xml:space="preserve"> </w:t>
-      </w:r>
-      <w:r>
-        <w:t xml:space="preserve">for conservation and monitoring. Journal of Applied Ecology 55:169–184.</w:t>
-      </w:r>
-      <w:r>
-        <w:t xml:space="preserve"> </w:t>
-      </w:r>
-      <w:hyperlink r:id="rId122">
-        <w:r>
-          <w:rPr>
-            <w:rStyle w:val="Hyperlink"/>
-          </w:rPr>
-          <w:t xml:space="preserve">https://doi.org/10.1111/1365-2664.12959</w:t>
+        <w:t xml:space="preserve">Santini L, Belmaker J, Costello MJ, et al (2017) Assessing the suitability of diversity metrics to detect biodiversity change. Biological Conservation 213:341–350.</w:t>
+      </w:r>
+      <w:r>
+        <w:t xml:space="preserve"> </w:t>
+      </w:r>
+      <w:hyperlink r:id="rId153">
+        <w:r>
+          <w:rPr>
+            <w:rStyle w:val="Hyperlink"/>
+          </w:rPr>
+          <w:t xml:space="preserve">https://doi.org/10.1016/j.biocon.2016.08.024</w:t>
         </w:r>
       </w:hyperlink>
     </w:p>
-    <w:bookmarkEnd w:id="123"/>
-    <w:bookmarkStart w:id="125" w:name="ref-Hortal2015SevSho"/>
+    <w:bookmarkEnd w:id="154"/>
+    <w:bookmarkStart w:id="156" w:name="ref-Settles2009ActLea"/>
     <w:p>
       <w:pPr>
         <w:pStyle w:val="Bibliography"/>
       </w:pPr>
       <w:r>
-        <w:t xml:space="preserve">Hortal J, de Bello F, Diniz-Filho JAF, et al (2015) Seven</w:t>
-      </w:r>
-      <w:r>
-        <w:t xml:space="preserve"> </w:t>
-      </w:r>
-      <w:r>
-        <w:t xml:space="preserve">Shortfalls</w:t>
-      </w:r>
-      <w:r>
-        <w:t xml:space="preserve"> </w:t>
-      </w:r>
-      <w:r>
-        <w:t xml:space="preserve">that</w:t>
-      </w:r>
-      <w:r>
-        <w:t xml:space="preserve"> </w:t>
-      </w:r>
-      <w:r>
-        <w:t xml:space="preserve">Beset Large-Scale Knowledge</w:t>
-      </w:r>
-      <w:r>
-        <w:t xml:space="preserve"> </w:t>
-      </w:r>
-      <w:r>
-        <w:t xml:space="preserve">of</w:t>
-      </w:r>
-      <w:r>
-        <w:t xml:space="preserve"> </w:t>
-      </w:r>
-      <w:r>
-        <w:t xml:space="preserve">Biodiversity</w:t>
-      </w:r>
-      <w:r>
-        <w:t xml:space="preserve">. Annu Rev Ecol Evol Syst 46:523–549.</w:t>
-      </w:r>
-      <w:r>
-        <w:t xml:space="preserve"> </w:t>
-      </w:r>
-      <w:hyperlink r:id="rId124">
-        <w:r>
-          <w:rPr>
-            <w:rStyle w:val="Hyperlink"/>
-          </w:rPr>
-          <w:t xml:space="preserve">https://doi.org/10.1146/annurev-ecolsys-112414-054400</w:t>
+        <w:t xml:space="preserve">Settles B (2009)</w:t>
+      </w:r>
+      <w:r>
+        <w:t xml:space="preserve"> </w:t>
+      </w:r>
+      <w:hyperlink r:id="rId155">
+        <w:r>
+          <w:rPr>
+            <w:rStyle w:val="Hyperlink"/>
+          </w:rPr>
+          <w:t xml:space="preserve">Active</w:t>
+        </w:r>
+        <w:r>
+          <w:rPr>
+            <w:rStyle w:val="Hyperlink"/>
+          </w:rPr>
+          <w:t xml:space="preserve"> </w:t>
+        </w:r>
+        <w:r>
+          <w:rPr>
+            <w:rStyle w:val="Hyperlink"/>
+          </w:rPr>
+          <w:t xml:space="preserve">Learning Literature Survey</w:t>
         </w:r>
       </w:hyperlink>
-    </w:p>
-    <w:bookmarkEnd w:id="125"/>
-    <w:bookmarkStart w:id="127" w:name="ref-Jordano2016SamNet"/>
+      <w:r>
+        <w:t xml:space="preserve">. University of Wisconsin-Madison Department of Computer Sciences</w:t>
+      </w:r>
+    </w:p>
+    <w:bookmarkEnd w:id="156"/>
+    <w:bookmarkStart w:id="158" w:name="ref-Smith-Ramesh2017GloSyn"/>
     <w:p>
       <w:pPr>
         <w:pStyle w:val="Bibliography"/>
       </w:pPr>
       <w:r>
-        <w:t xml:space="preserve">Jordano P (2016) Sampling networks of ecological interactions. Functional Ecology 30:1883–1893.</w:t>
-      </w:r>
-      <w:r>
-        <w:t xml:space="preserve"> </w:t>
-      </w:r>
-      <w:hyperlink r:id="rId126">
-        <w:r>
-          <w:rPr>
-            <w:rStyle w:val="Hyperlink"/>
-          </w:rPr>
-          <w:t xml:space="preserve">https://doi.org/10.1111/1365-2435.12763</w:t>
+        <w:t xml:space="preserve">Smith-Ramesh LM, Moore AC, Schmitz OJ (2017) Global synthesis suggests that food web connectance correlates to invasion resistance. Global Change Biology 23:465–473.</w:t>
+      </w:r>
+      <w:r>
+        <w:t xml:space="preserve"> </w:t>
+      </w:r>
+      <w:hyperlink r:id="rId157">
+        <w:r>
+          <w:rPr>
+            <w:rStyle w:val="Hyperlink"/>
+          </w:rPr>
+          <w:t xml:space="preserve">https://doi.org/10.1111/gcb.13460</w:t>
         </w:r>
       </w:hyperlink>
     </w:p>
-    <w:bookmarkEnd w:id="127"/>
-    <w:bookmarkStart w:id="129" w:name="ref-Kermorvant2019SpaBal"/>
+    <w:bookmarkEnd w:id="158"/>
+    <w:bookmarkStart w:id="160" w:name="ref-Valente2022LanLan"/>
     <w:p>
       <w:pPr>
         <w:pStyle w:val="Bibliography"/>
       </w:pPr>
       <w:r>
-        <w:t xml:space="preserve">Kermorvant C, D’Amico F, Bru N, et al (2019) Spatially balanced sampling designs for environmental surveys. Environ Monit Assess 191:524.</w:t>
-      </w:r>
-      <w:r>
-        <w:t xml:space="preserve"> </w:t>
-      </w:r>
-      <w:hyperlink r:id="rId128">
-        <w:r>
-          <w:rPr>
-            <w:rStyle w:val="Hyperlink"/>
-          </w:rPr>
-          <w:t xml:space="preserve">https://doi.org/10.1007/s10661-019-7666-y</w:t>
+        <w:t xml:space="preserve">Valente JJ, Bennett RE, Gómez C, et al (2022) Land-sparing and land-sharing provide complementary benefits for conserving avian biodiversity in coffee-growing landscapes. Biological Conservation 270:109568.</w:t>
+      </w:r>
+      <w:r>
+        <w:t xml:space="preserve"> </w:t>
+      </w:r>
+      <w:hyperlink r:id="rId159">
+        <w:r>
+          <w:rPr>
+            <w:rStyle w:val="Hyperlink"/>
+          </w:rPr>
+          <w:t xml:space="preserve">https://doi.org/10.1016/j.biocon.2022.109568</w:t>
         </w:r>
       </w:hyperlink>
     </w:p>
-    <w:bookmarkEnd w:id="129"/>
-    <w:bookmarkStart w:id="131" w:name="ref-Kissling2024ModEff"/>
+    <w:bookmarkEnd w:id="160"/>
+    <w:bookmarkStart w:id="162" w:name="ref-Valiente-Banuet2015SpeLos"/>
     <w:p>
       <w:pPr>
         <w:pStyle w:val="Bibliography"/>
       </w:pPr>
       <w:r>
-        <w:t xml:space="preserve">Kissling WD, Breeze TD, Liquete C, et al (2024)</w:t>
-      </w:r>
-      <w:r>
-        <w:t xml:space="preserve"> </w:t>
-      </w:r>
-      <w:hyperlink r:id="rId130">
-        <w:r>
-          <w:rPr>
-            <w:rStyle w:val="Hyperlink"/>
-          </w:rPr>
-          <w:t xml:space="preserve">Towards a modern and efficient</w:t>
-        </w:r>
-        <w:r>
-          <w:rPr>
-            <w:rStyle w:val="Hyperlink"/>
-          </w:rPr>
-          <w:t xml:space="preserve"> </w:t>
-        </w:r>
-        <w:r>
-          <w:rPr>
-            <w:rStyle w:val="Hyperlink"/>
-          </w:rPr>
-          <w:t xml:space="preserve">European</w:t>
-        </w:r>
-        <w:r>
-          <w:rPr>
-            <w:rStyle w:val="Hyperlink"/>
-          </w:rPr>
-          <w:t xml:space="preserve"> </w:t>
-        </w:r>
-        <w:r>
-          <w:rPr>
-            <w:rStyle w:val="Hyperlink"/>
-          </w:rPr>
-          <w:t xml:space="preserve">biodiversity observation network fit for multiple policies</w:t>
+        <w:t xml:space="preserve">Valiente-Banuet A, Aizen MA, Alcántara JM, et al (2015) Beyond species loss: The extinction of ecological interactions in a changing world. Functional Ecology 29:299–307.</w:t>
+      </w:r>
+      <w:r>
+        <w:t xml:space="preserve"> </w:t>
+      </w:r>
+      <w:hyperlink r:id="rId161">
+        <w:r>
+          <w:rPr>
+            <w:rStyle w:val="Hyperlink"/>
+          </w:rPr>
+          <w:t xml:space="preserve">https://doi.org/10.1111/1365-2435.12356</w:t>
         </w:r>
       </w:hyperlink>
     </w:p>
-    <w:bookmarkEnd w:id="131"/>
-    <w:bookmarkStart w:id="133" w:name="ref-Lange2023ActLea"/>
+    <w:bookmarkEnd w:id="162"/>
+    <w:bookmarkStart w:id="164" w:name="ref-vanDam-Bates2018UsiBal"/>
     <w:p>
       <w:pPr>
         <w:pStyle w:val="Bibliography"/>
       </w:pPr>
       <w:r>
-        <w:t xml:space="preserve">Lange C, Cole E, Van Horn G, Mac Aodha O (2023)</w:t>
-      </w:r>
-      <w:r>
-        <w:t xml:space="preserve"> </w:t>
-      </w:r>
-      <w:hyperlink r:id="rId132">
-        <w:r>
-          <w:rPr>
-            <w:rStyle w:val="Hyperlink"/>
-          </w:rPr>
-          <w:t xml:space="preserve">Active</w:t>
-        </w:r>
-        <w:r>
-          <w:rPr>
-            <w:rStyle w:val="Hyperlink"/>
-          </w:rPr>
-          <w:t xml:space="preserve"> </w:t>
-        </w:r>
-        <w:r>
-          <w:rPr>
-            <w:rStyle w:val="Hyperlink"/>
-          </w:rPr>
-          <w:t xml:space="preserve">Learning-Based Species Range Estimation</w:t>
+        <w:t xml:space="preserve">van Dam-Bates P, Gansell O, Robertson B (2018) Using balanced acceptance sampling as a master sample for environmental surveys. Methods in Ecology and Evolution 9:1718–1726.</w:t>
+      </w:r>
+      <w:r>
+        <w:t xml:space="preserve"> </w:t>
+      </w:r>
+      <w:hyperlink r:id="rId163">
+        <w:r>
+          <w:rPr>
+            <w:rStyle w:val="Hyperlink"/>
+          </w:rPr>
+          <w:t xml:space="preserve">https://doi.org/10.1111/2041-210X.13003</w:t>
         </w:r>
       </w:hyperlink>
-      <w:r>
-        <w:t xml:space="preserve">. Advances in Neural Information Processing Systems 36:41892–41913</w:t>
-      </w:r>
-    </w:p>
-    <w:bookmarkEnd w:id="133"/>
-    <w:bookmarkStart w:id="134" w:name="ref-Lewis1994SeqAlg"/>
+    </w:p>
+    <w:bookmarkEnd w:id="164"/>
+    <w:bookmarkStart w:id="166" w:name="ref-Vizentin-Bugoni2016InfSam"/>
     <w:p>
       <w:pPr>
         <w:pStyle w:val="Bibliography"/>
       </w:pPr>
       <w:r>
-        <w:t xml:space="preserve">Lewis DD, Gale WA (1994) A sequential algorithm for training text classifiers. In: Proceedings of the 17th annual international</w:t>
-      </w:r>
-      <w:r>
-        <w:t xml:space="preserve"> </w:t>
-      </w:r>
-      <w:r>
-        <w:t xml:space="preserve">ACM SIGIR</w:t>
-      </w:r>
-      <w:r>
-        <w:t xml:space="preserve"> </w:t>
-      </w:r>
-      <w:r>
-        <w:t xml:space="preserve">conference on</w:t>
-      </w:r>
-      <w:r>
-        <w:t xml:space="preserve"> </w:t>
-      </w:r>
-      <w:r>
-        <w:t xml:space="preserve">Research</w:t>
-      </w:r>
-      <w:r>
-        <w:t xml:space="preserve"> </w:t>
-      </w:r>
-      <w:r>
-        <w:t xml:space="preserve">and development in information retrieval. Springer-Verlag, Berlin, Heidelberg, pp 3–12</w:t>
-      </w:r>
-    </w:p>
-    <w:bookmarkEnd w:id="134"/>
-    <w:bookmarkStart w:id="136" w:name="ref-Malek2019OptFie"/>
+        <w:t xml:space="preserve">Vizentin-Bugoni J, Maruyama PK, Debastiani VJ, et al (2016) Influences of sampling effort on detected patterns and structuring processes of a</w:t>
+      </w:r>
+      <w:r>
+        <w:t xml:space="preserve"> </w:t>
+      </w:r>
+      <w:r>
+        <w:t xml:space="preserve">Neotropical</w:t>
+      </w:r>
+      <w:r>
+        <w:t xml:space="preserve"> </w:t>
+      </w:r>
+      <w:r>
+        <w:t xml:space="preserve">plant–hummingbird network. Journal of Animal Ecology 85:262–272.</w:t>
+      </w:r>
+      <w:r>
+        <w:t xml:space="preserve"> </w:t>
+      </w:r>
+      <w:hyperlink r:id="rId165">
+        <w:r>
+          <w:rPr>
+            <w:rStyle w:val="Hyperlink"/>
+          </w:rPr>
+          <w:t xml:space="preserve">https://doi.org/10.1111/1365-2656.12459</w:t>
+        </w:r>
+      </w:hyperlink>
+    </w:p>
+    <w:bookmarkEnd w:id="166"/>
+    <w:bookmarkStart w:id="168" w:name="ref-Williams2000SimRul"/>
     <w:p>
       <w:pPr>
         <w:pStyle w:val="Bibliography"/>
       </w:pPr>
       <w:r>
-        <w:t xml:space="preserve">Malek S, Miglietta F, Gobakken T, et al (2019) Optimizing</w:t>
-      </w:r>
-      <w:r>
-        <w:t xml:space="preserve"> </w:t>
-      </w:r>
-      <w:r>
-        <w:t xml:space="preserve">Field Data Collection</w:t>
-      </w:r>
-      <w:r>
-        <w:t xml:space="preserve"> </w:t>
-      </w:r>
-      <w:r>
-        <w:t xml:space="preserve">for</w:t>
-      </w:r>
-      <w:r>
-        <w:t xml:space="preserve"> </w:t>
-      </w:r>
-      <w:r>
-        <w:t xml:space="preserve">Individual Tree Attribute Predictions Using Active Learning Methods</w:t>
-      </w:r>
-      <w:r>
-        <w:t xml:space="preserve">. Remote Sensing 11:949.</w:t>
-      </w:r>
-      <w:r>
-        <w:t xml:space="preserve"> </w:t>
-      </w:r>
-      <w:hyperlink r:id="rId135">
-        <w:r>
-          <w:rPr>
-            <w:rStyle w:val="Hyperlink"/>
-          </w:rPr>
-          <w:t xml:space="preserve">https://doi.org/10.3390/rs11080949</w:t>
+        <w:t xml:space="preserve">Williams RJ, Martinez ND (2000) Simple rules yield complex food webs. Nature 404:180–183.</w:t>
+      </w:r>
+      <w:r>
+        <w:t xml:space="preserve"> </w:t>
+      </w:r>
+      <w:hyperlink r:id="rId167">
+        <w:r>
+          <w:rPr>
+            <w:rStyle w:val="Hyperlink"/>
+          </w:rPr>
+          <w:t xml:space="preserve">https://doi.org/10.1038/35004572</w:t>
         </w:r>
       </w:hyperlink>
     </w:p>
-    <w:bookmarkEnd w:id="136"/>
-    <w:bookmarkStart w:id="138" w:name="ref-McEwen2025StrAct"/>
+    <w:bookmarkEnd w:id="168"/>
+    <w:bookmarkStart w:id="170" w:name="ref-Williams2008SucIts"/>
     <w:p>
       <w:pPr>
         <w:pStyle w:val="Bibliography"/>
       </w:pPr>
       <w:r>
-        <w:t xml:space="preserve">McEwen B, Bernard C, Stowell D (2025) Stratified</w:t>
-      </w:r>
-      <w:r>
-        <w:t xml:space="preserve"> </w:t>
-      </w:r>
-      <w:r>
-        <w:t xml:space="preserve">Active Learning</w:t>
-      </w:r>
-      <w:r>
-        <w:t xml:space="preserve"> </w:t>
-      </w:r>
-      <w:r>
-        <w:t xml:space="preserve">for</w:t>
-      </w:r>
-      <w:r>
-        <w:t xml:space="preserve"> </w:t>
-      </w:r>
-      <w:r>
-        <w:t xml:space="preserve">Spatiotemporal Generalisation</w:t>
-      </w:r>
-      <w:r>
-        <w:t xml:space="preserve"> </w:t>
-      </w:r>
-      <w:r>
-        <w:t xml:space="preserve">in</w:t>
-      </w:r>
-      <w:r>
-        <w:t xml:space="preserve"> </w:t>
-      </w:r>
-      <w:r>
-        <w:t xml:space="preserve">Large-Scale Bioacoustic Monitoring</w:t>
-      </w:r>
-      <w:r>
-        <w:t xml:space="preserve">.</w:t>
-      </w:r>
-      <w:r>
-        <w:t xml:space="preserve"> </w:t>
-      </w:r>
-      <w:hyperlink r:id="rId137">
-        <w:r>
-          <w:rPr>
-            <w:rStyle w:val="Hyperlink"/>
-          </w:rPr>
-          <w:t xml:space="preserve">https://www.biorxiv.org/content/10.1101/2025.09.01.673472v1</w:t>
+        <w:t xml:space="preserve">Williams RJ, Martinez ND (2008) Success and its limits among structural models of complex food webs. Journal of Animal Ecology 77:512–519.</w:t>
+      </w:r>
+      <w:r>
+        <w:t xml:space="preserve"> </w:t>
+      </w:r>
+      <w:hyperlink r:id="rId169">
+        <w:r>
+          <w:rPr>
+            <w:rStyle w:val="Hyperlink"/>
+          </w:rPr>
+          <w:t xml:space="preserve">https://doi.org/10.1111/j.1365-2656.2008.01362.x</w:t>
         </w:r>
       </w:hyperlink>
-      <w:r>
-        <w:t xml:space="preserve">. Accessed 2 Oct 2025</w:t>
-      </w:r>
-    </w:p>
-    <w:bookmarkEnd w:id="138"/>
-    <w:bookmarkStart w:id="140" w:name="ref-McLeod2021SamAsy"/>
+    </w:p>
+    <w:bookmarkEnd w:id="170"/>
+    <w:bookmarkStart w:id="172" w:name="ref-Willig2023ProBio"/>
     <w:p>
       <w:pPr>
         <w:pStyle w:val="Bibliography"/>
       </w:pPr>
       <w:r>
-        <w:t xml:space="preserve">McLeod A, Leroux SJ, Gravel D, et al (2021) Sampling and asymptotic network properties of spatial multi-trophic networks. Oikos 130:2250–2259.</w:t>
-      </w:r>
-      <w:r>
-        <w:t xml:space="preserve"> </w:t>
-      </w:r>
-      <w:hyperlink r:id="rId139">
-        <w:r>
-          <w:rPr>
-            <w:rStyle w:val="Hyperlink"/>
-          </w:rPr>
-          <w:t xml:space="preserve">https://doi.org/10.1111/oik.08650</w:t>
+        <w:t xml:space="preserve">Willig MR, Presley SJ, Klingbeil BT, et al (2023) Protecting biodiversity via conservation networks:</w:t>
+      </w:r>
+      <w:r>
+        <w:t xml:space="preserve"> </w:t>
+      </w:r>
+      <w:r>
+        <w:t xml:space="preserve">Taxonomic</w:t>
+      </w:r>
+      <w:r>
+        <w:t xml:space="preserve">, functional, and phylogenetic considerations. Biological Conservation 278:109876.</w:t>
+      </w:r>
+      <w:r>
+        <w:t xml:space="preserve"> </w:t>
+      </w:r>
+      <w:hyperlink r:id="rId171">
+        <w:r>
+          <w:rPr>
+            <w:rStyle w:val="Hyperlink"/>
+          </w:rPr>
+          <w:t xml:space="preserve">https://doi.org/10.1016/j.biocon.2022.109876</w:t>
         </w:r>
       </w:hyperlink>
     </w:p>
-    <w:bookmarkEnd w:id="140"/>
-    <w:bookmarkStart w:id="142" w:name="ref-Mestre2022DisFoo"/>
+    <w:bookmarkEnd w:id="172"/>
+    <w:bookmarkStart w:id="174" w:name="ref-Windsor2023UsiEco"/>
     <w:p>
       <w:pPr>
         <w:pStyle w:val="Bibliography"/>
       </w:pPr>
       <w:r>
-        <w:t xml:space="preserve">Mestre F, Gravel D, García-Callejas D, et al (2022) Disentangling food-web environment relationships:</w:t>
-      </w:r>
-      <w:r>
-        <w:t xml:space="preserve"> </w:t>
-      </w:r>
-      <w:r>
-        <w:t xml:space="preserve">A</w:t>
-      </w:r>
-      <w:r>
-        <w:t xml:space="preserve"> </w:t>
-      </w:r>
-      <w:r>
-        <w:t xml:space="preserve">review with guidelines. Basic and Applied Ecology 61:102–115.</w:t>
-      </w:r>
-      <w:r>
-        <w:t xml:space="preserve"> </w:t>
-      </w:r>
-      <w:hyperlink r:id="rId141">
-        <w:r>
-          <w:rPr>
-            <w:rStyle w:val="Hyperlink"/>
-          </w:rPr>
-          <w:t xml:space="preserve">https://doi.org/10.1016/j.baae.2022.03.011</w:t>
+        <w:t xml:space="preserve">Windsor FM, van den Hoogen J, Crowther TW, Evans DM (2023) Using ecological networks to answer questions in global biogeography and ecology. Journal of Biogeography 50:57–69.</w:t>
+      </w:r>
+      <w:r>
+        <w:t xml:space="preserve"> </w:t>
+      </w:r>
+      <w:hyperlink r:id="rId173">
+        <w:r>
+          <w:rPr>
+            <w:rStyle w:val="Hyperlink"/>
+          </w:rPr>
+          <w:t xml:space="preserve">https://doi.org/10.1111/jbi.14447</w:t>
         </w:r>
       </w:hyperlink>
     </w:p>
-    <w:bookmarkEnd w:id="142"/>
-    <w:bookmarkStart w:id="144" w:name="ref-Navarro2017MonBio"/>
+    <w:bookmarkEnd w:id="174"/>
+    <w:bookmarkStart w:id="176" w:name="ref-Wood2015EffSpa"/>
     <w:p>
       <w:pPr>
         <w:pStyle w:val="Bibliography"/>
       </w:pPr>
       <w:r>
-        <w:t xml:space="preserve">Navarro LM, Fernández N, Guerra C, et al (2017) Monitoring biodiversity change through effective global coordination. Current Opinion in Environmental Sustainability 29:158–169.</w:t>
-      </w:r>
-      <w:r>
-        <w:t xml:space="preserve"> </w:t>
-      </w:r>
-      <w:hyperlink r:id="rId143">
-        <w:r>
-          <w:rPr>
-            <w:rStyle w:val="Hyperlink"/>
-          </w:rPr>
-          <w:t xml:space="preserve">https://doi.org/10.1016/j.cosust.2018.02.005</w:t>
+        <w:t xml:space="preserve">Wood SA, Russell R, Hanson D, et al (2015) Effects of spatial scale of sampling on food web structure. Ecology and Evolution 5:3769–3782.</w:t>
+      </w:r>
+      <w:r>
+        <w:t xml:space="preserve"> </w:t>
+      </w:r>
+      <w:hyperlink r:id="rId175">
+        <w:r>
+          <w:rPr>
+            <w:rStyle w:val="Hyperlink"/>
+          </w:rPr>
+          <w:t xml:space="preserve">https://doi.org/10.1002/ece3.1640</w:t>
         </w:r>
       </w:hyperlink>
     </w:p>
-    <w:bookmarkEnd w:id="144"/>
-    <w:bookmarkStart w:id="146" w:name="ref-Norman2025SitSel"/>
-    <w:p>
-      <w:pPr>
-        <w:pStyle w:val="Bibliography"/>
-      </w:pPr>
-      <w:r>
-        <w:t xml:space="preserve">Norman KE, Poisot T (2025) Site selection algorithms for optimal ecological monitoring design. Ecological Indicators 178:114104.</w:t>
-      </w:r>
-      <w:r>
-        <w:t xml:space="preserve"> </w:t>
-      </w:r>
-      <w:hyperlink r:id="rId145">
-        <w:r>
-          <w:rPr>
-            <w:rStyle w:val="Hyperlink"/>
-          </w:rPr>
-          <w:t xml:space="preserve">https://doi.org/10.1016/j.ecolind.2025.114104</w:t>
-        </w:r>
-      </w:hyperlink>
-    </w:p>
-    <w:bookmarkEnd w:id="146"/>
-    <w:bookmarkStart w:id="148" w:name="ref-Pellissier2018ComSpe"/>
-    <w:p>
-      <w:pPr>
-        <w:pStyle w:val="Bibliography"/>
-      </w:pPr>
-      <w:r>
-        <w:t xml:space="preserve">Pellissier L, Albouy C, Bascompte J, et al (2018) Comparing species interaction networks along environmental gradients. Biological Reviews 93:785–800.</w:t>
-      </w:r>
-      <w:r>
-        <w:t xml:space="preserve"> </w:t>
-      </w:r>
-      <w:hyperlink r:id="rId147">
-        <w:r>
-          <w:rPr>
-            <w:rStyle w:val="Hyperlink"/>
-          </w:rPr>
-          <w:t xml:space="preserve">https://doi.org/10.1111/brv.12366</w:t>
-        </w:r>
-      </w:hyperlink>
-    </w:p>
-    <w:bookmarkEnd w:id="148"/>
-    <w:bookmarkStart w:id="150" w:name="ref-Poisot2021GloKno"/>
-    <w:p>
-      <w:pPr>
-        <w:pStyle w:val="Bibliography"/>
-      </w:pPr>
-      <w:r>
-        <w:t xml:space="preserve">Poisot T, Bergeron G, Cazelles K, et al (2021) Global knowledge gaps in species interaction networks data. Journal of Biogeography 48:1552–1563.</w:t>
-      </w:r>
-      <w:r>
-        <w:t xml:space="preserve"> </w:t>
-      </w:r>
-      <w:hyperlink r:id="rId149">
-        <w:r>
-          <w:rPr>
-            <w:rStyle w:val="Hyperlink"/>
-          </w:rPr>
-          <w:t xml:space="preserve">https://doi.org/10.1111/jbi.14127</w:t>
-        </w:r>
-      </w:hyperlink>
-    </w:p>
-    <w:bookmarkEnd w:id="150"/>
-    <w:bookmarkStart w:id="152" w:name="ref-Poisot2012DisSpe"/>
-    <w:p>
-      <w:pPr>
-        <w:pStyle w:val="Bibliography"/>
-      </w:pPr>
-      <w:r>
-        <w:t xml:space="preserve">Poisot T, Canard E, Mouillot D, et al (2012) The dissimilarity of species interaction networks. Ecology Letters 15:1353–1361.</w:t>
-      </w:r>
-      <w:r>
-        <w:t xml:space="preserve"> </w:t>
-      </w:r>
-      <w:hyperlink r:id="rId151">
-        <w:r>
-          <w:rPr>
-            <w:rStyle w:val="Hyperlink"/>
-          </w:rPr>
-          <w:t xml:space="preserve">https://doi.org/10.1111/ele.12002</w:t>
-        </w:r>
-      </w:hyperlink>
-    </w:p>
-    <w:bookmarkEnd w:id="152"/>
-    <w:bookmarkStart w:id="154" w:name="ref-Poisot2015SpeWhy"/>
-    <w:p>
-      <w:pPr>
-        <w:pStyle w:val="Bibliography"/>
-      </w:pPr>
-      <w:r>
-        <w:t xml:space="preserve">Poisot T, Stouffer DB, Gravel D (2015) Beyond species: Why ecological interaction networks vary through space and time. Oikos 124:243–251.</w:t>
-      </w:r>
-      <w:r>
-        <w:t xml:space="preserve"> </w:t>
-      </w:r>
-      <w:hyperlink r:id="rId153">
-        <w:r>
-          <w:rPr>
-            <w:rStyle w:val="Hyperlink"/>
-          </w:rPr>
-          <w:t xml:space="preserve">https://doi.org/10.1111/oik.01719</w:t>
-        </w:r>
-      </w:hyperlink>
-    </w:p>
-    <w:bookmarkEnd w:id="154"/>
-    <w:bookmarkStart w:id="155" w:name="ref-Robertson2013BasBal"/>
-    <w:p>
-      <w:pPr>
-        <w:pStyle w:val="Bibliography"/>
-      </w:pPr>
-      <w:r>
-        <w:t xml:space="preserve">Robertson BL, Brown JA, McDonald T, Jaksons P (2013)</w:t>
-      </w:r>
-      <w:r>
-        <w:t xml:space="preserve"> </w:t>
-      </w:r>
-      <w:r>
-        <w:t xml:space="preserve">BAS</w:t>
-      </w:r>
-      <w:r>
-        <w:t xml:space="preserve">:</w:t>
-      </w:r>
-      <w:r>
-        <w:t xml:space="preserve"> </w:t>
-      </w:r>
-      <w:r>
-        <w:t xml:space="preserve">Balanced</w:t>
-      </w:r>
-      <w:r>
-        <w:t xml:space="preserve"> </w:t>
-      </w:r>
-      <w:r>
-        <w:t xml:space="preserve">acceptance sampling of natural resources. Biometrics 69:776–784</w:t>
-      </w:r>
-    </w:p>
-    <w:bookmarkEnd w:id="155"/>
-    <w:bookmarkStart w:id="157" w:name="ref-Robertson2024WelSam"/>
-    <w:p>
-      <w:pPr>
-        <w:pStyle w:val="Bibliography"/>
-      </w:pPr>
-      <w:r>
-        <w:t xml:space="preserve">Robertson B, Price C, Reale M (2024) Well-spread samples with dynamic sample sizes. Biometrics 80:ujae026.</w:t>
-      </w:r>
-      <w:r>
-        <w:t xml:space="preserve"> </w:t>
-      </w:r>
-      <w:hyperlink r:id="rId156">
-        <w:r>
-          <w:rPr>
-            <w:rStyle w:val="Hyperlink"/>
-          </w:rPr>
-          <w:t xml:space="preserve">https://doi.org/10.1093/biomtc/ujae026</w:t>
-        </w:r>
-      </w:hyperlink>
-    </w:p>
-    <w:bookmarkEnd w:id="157"/>
-    <w:bookmarkStart w:id="159" w:name="ref-Santana2025LarBio"/>
-    <w:p>
-      <w:pPr>
-        <w:pStyle w:val="Bibliography"/>
-      </w:pPr>
-      <w:r>
-        <w:t xml:space="preserve">Santana J, Porto M, Morán-Ordóñez A, et al (2025) Large</w:t>
-      </w:r>
-      <w:r>
-        <w:t xml:space="preserve"> </w:t>
-      </w:r>
-      <w:r>
-        <w:t xml:space="preserve">Biodiversity Monitoring Gaps Remain Across Europe</w:t>
-      </w:r>
-      <w:r>
-        <w:t xml:space="preserve">. Conservation Letters 18:e13134.</w:t>
-      </w:r>
-      <w:r>
-        <w:t xml:space="preserve"> </w:t>
-      </w:r>
-      <w:hyperlink r:id="rId158">
-        <w:r>
-          <w:rPr>
-            <w:rStyle w:val="Hyperlink"/>
-          </w:rPr>
-          <w:t xml:space="preserve">https://doi.org/10.1111/conl.13134</w:t>
-        </w:r>
-      </w:hyperlink>
-    </w:p>
-    <w:bookmarkEnd w:id="159"/>
-    <w:bookmarkStart w:id="161" w:name="ref-Santini2017AssSui"/>
-    <w:p>
-      <w:pPr>
-        <w:pStyle w:val="Bibliography"/>
-      </w:pPr>
-      <w:r>
-        <w:t xml:space="preserve">Santini L, Belmaker J, Costello MJ, et al (2017) Assessing the suitability of diversity metrics to detect biodiversity change. Biological Conservation 213:341–350.</w:t>
-      </w:r>
-      <w:r>
-        <w:t xml:space="preserve"> </w:t>
-      </w:r>
-      <w:hyperlink r:id="rId160">
-        <w:r>
-          <w:rPr>
-            <w:rStyle w:val="Hyperlink"/>
-          </w:rPr>
-          <w:t xml:space="preserve">https://doi.org/10.1016/j.biocon.2016.08.024</w:t>
-        </w:r>
-      </w:hyperlink>
-    </w:p>
-    <w:bookmarkEnd w:id="161"/>
-    <w:bookmarkStart w:id="163" w:name="ref-Settles2009ActLea"/>
-    <w:p>
-      <w:pPr>
-        <w:pStyle w:val="Bibliography"/>
-      </w:pPr>
-      <w:r>
-        <w:t xml:space="preserve">Settles B (2009)</w:t>
-      </w:r>
-      <w:r>
-        <w:t xml:space="preserve"> </w:t>
-      </w:r>
-      <w:hyperlink r:id="rId162">
-        <w:r>
-          <w:rPr>
-            <w:rStyle w:val="Hyperlink"/>
-          </w:rPr>
-          <w:t xml:space="preserve">Active</w:t>
-        </w:r>
-        <w:r>
-          <w:rPr>
-            <w:rStyle w:val="Hyperlink"/>
-          </w:rPr>
-          <w:t xml:space="preserve"> </w:t>
-        </w:r>
-        <w:r>
-          <w:rPr>
-            <w:rStyle w:val="Hyperlink"/>
-          </w:rPr>
-          <w:t xml:space="preserve">Learning Literature Survey</w:t>
-        </w:r>
-      </w:hyperlink>
-      <w:r>
-        <w:t xml:space="preserve">. University of Wisconsin-Madison Department of Computer Sciences</w:t>
-      </w:r>
-    </w:p>
-    <w:bookmarkEnd w:id="163"/>
-    <w:bookmarkStart w:id="165" w:name="ref-Smith-Ramesh2017GloSyn"/>
-    <w:p>
-      <w:pPr>
-        <w:pStyle w:val="Bibliography"/>
-      </w:pPr>
-      <w:r>
-        <w:t xml:space="preserve">Smith-Ramesh LM, Moore AC, Schmitz OJ (2017) Global synthesis suggests that food web connectance correlates to invasion resistance. Global Change Biology 23:465–473.</w:t>
-      </w:r>
-      <w:r>
-        <w:t xml:space="preserve"> </w:t>
-      </w:r>
-      <w:hyperlink r:id="rId164">
-        <w:r>
-          <w:rPr>
-            <w:rStyle w:val="Hyperlink"/>
-          </w:rPr>
-          <w:t xml:space="preserve">https://doi.org/10.1111/gcb.13460</w:t>
-        </w:r>
-      </w:hyperlink>
-    </w:p>
-    <w:bookmarkEnd w:id="165"/>
-    <w:bookmarkStart w:id="167" w:name="ref-Thompson2017DisGov"/>
-    <w:p>
-      <w:pPr>
-        <w:pStyle w:val="Bibliography"/>
-      </w:pPr>
-      <w:r>
-        <w:t xml:space="preserve">Thompson PL, Gonzalez A (2017) Dispersal governs the reorganization of ecological networks under environmental change. Nat Ecol Evol 1:1–8.</w:t>
-      </w:r>
-      <w:r>
-        <w:t xml:space="preserve"> </w:t>
-      </w:r>
-      <w:hyperlink r:id="rId166">
-        <w:r>
-          <w:rPr>
-            <w:rStyle w:val="Hyperlink"/>
-          </w:rPr>
-          <w:t xml:space="preserve">https://doi.org/10.1038/s41559-017-0162</w:t>
-        </w:r>
-      </w:hyperlink>
-    </w:p>
-    <w:bookmarkEnd w:id="167"/>
-    <w:bookmarkStart w:id="169" w:name="ref-Tylianakis2017EcoNet"/>
-    <w:p>
-      <w:pPr>
-        <w:pStyle w:val="Bibliography"/>
-      </w:pPr>
-      <w:r>
-        <w:t xml:space="preserve">Tylianakis JM, Morris RJ (2017) Ecological networks across environmental gradients. Annual Review of Ecology, Evolution, and Systematics 48:25–48.</w:t>
-      </w:r>
-      <w:r>
-        <w:t xml:space="preserve"> </w:t>
-      </w:r>
-      <w:hyperlink r:id="rId168">
-        <w:r>
-          <w:rPr>
-            <w:rStyle w:val="Hyperlink"/>
-          </w:rPr>
-          <w:t xml:space="preserve">https://doi.org/10.1146/annurev-ecolsys-110316-022821</w:t>
-        </w:r>
-      </w:hyperlink>
-    </w:p>
-    <w:bookmarkEnd w:id="169"/>
-    <w:bookmarkStart w:id="171" w:name="ref-Valente2022LanLan"/>
-    <w:p>
-      <w:pPr>
-        <w:pStyle w:val="Bibliography"/>
-      </w:pPr>
-      <w:r>
-        <w:t xml:space="preserve">Valente JJ, Bennett RE, Gómez C, et al (2022) Land-sparing and land-sharing provide complementary benefits for conserving avian biodiversity in coffee-growing landscapes. Biological Conservation 270:109568.</w:t>
-      </w:r>
-      <w:r>
-        <w:t xml:space="preserve"> </w:t>
-      </w:r>
-      <w:hyperlink r:id="rId170">
-        <w:r>
-          <w:rPr>
-            <w:rStyle w:val="Hyperlink"/>
-          </w:rPr>
-          <w:t xml:space="preserve">https://doi.org/10.1016/j.biocon.2022.109568</w:t>
-        </w:r>
-      </w:hyperlink>
-    </w:p>
-    <w:bookmarkEnd w:id="171"/>
-    <w:bookmarkStart w:id="173" w:name="ref-Valiente-Banuet2015SpeLos"/>
-    <w:p>
-      <w:pPr>
-        <w:pStyle w:val="Bibliography"/>
-      </w:pPr>
-      <w:r>
-        <w:t xml:space="preserve">Valiente-Banuet A, Aizen MA, Alcántara JM, et al (2015) Beyond species loss: The extinction of ecological interactions in a changing world. Functional Ecology 29:299–307.</w:t>
-      </w:r>
-      <w:r>
-        <w:t xml:space="preserve"> </w:t>
-      </w:r>
-      <w:hyperlink r:id="rId172">
-        <w:r>
-          <w:rPr>
-            <w:rStyle w:val="Hyperlink"/>
-          </w:rPr>
-          <w:t xml:space="preserve">https://doi.org/10.1111/1365-2435.12356</w:t>
-        </w:r>
-      </w:hyperlink>
-    </w:p>
-    <w:bookmarkEnd w:id="173"/>
-    <w:bookmarkStart w:id="175" w:name="ref-vanDam-Bates2018UsiBal"/>
-    <w:p>
-      <w:pPr>
-        <w:pStyle w:val="Bibliography"/>
-      </w:pPr>
-      <w:r>
-        <w:t xml:space="preserve">van Dam-Bates P, Gansell O, Robertson B (2018) Using balanced acceptance sampling as a master sample for environmental surveys. Methods in Ecology and Evolution 9:1718–1726.</w:t>
-      </w:r>
-      <w:r>
-        <w:t xml:space="preserve"> </w:t>
-      </w:r>
-      <w:hyperlink r:id="rId174">
-        <w:r>
-          <w:rPr>
-            <w:rStyle w:val="Hyperlink"/>
-          </w:rPr>
-          <w:t xml:space="preserve">https://doi.org/10.1111/2041-210X.13003</w:t>
-        </w:r>
-      </w:hyperlink>
-    </w:p>
-    <w:bookmarkEnd w:id="175"/>
-    <w:bookmarkStart w:id="177" w:name="ref-Vizentin-Bugoni2016InfSam"/>
-    <w:p>
-      <w:pPr>
-        <w:pStyle w:val="Bibliography"/>
-      </w:pPr>
-      <w:r>
-        <w:t xml:space="preserve">Vizentin-Bugoni J, Maruyama PK, Debastiani VJ, et al (2016) Influences of sampling effort on detected patterns and structuring processes of a</w:t>
-      </w:r>
-      <w:r>
-        <w:t xml:space="preserve"> </w:t>
-      </w:r>
-      <w:r>
-        <w:t xml:space="preserve">Neotropical</w:t>
-      </w:r>
-      <w:r>
-        <w:t xml:space="preserve"> </w:t>
-      </w:r>
-      <w:r>
-        <w:t xml:space="preserve">plant–hummingbird network. Journal of Animal Ecology 85:262–272.</w:t>
-      </w:r>
-      <w:r>
-        <w:t xml:space="preserve"> </w:t>
-      </w:r>
-      <w:hyperlink r:id="rId176">
-        <w:r>
-          <w:rPr>
-            <w:rStyle w:val="Hyperlink"/>
-          </w:rPr>
-          <w:t xml:space="preserve">https://doi.org/10.1111/1365-2656.12459</w:t>
-        </w:r>
-      </w:hyperlink>
-    </w:p>
+    <w:bookmarkEnd w:id="176"/>
     <w:bookmarkEnd w:id="177"/>
-    <w:bookmarkStart w:id="179" w:name="ref-Williams2000SimRul"/>
-    <w:p>
-      <w:pPr>
-        <w:pStyle w:val="Bibliography"/>
-      </w:pPr>
-      <w:r>
-        <w:t xml:space="preserve">Williams RJ, Martinez ND (2000) Simple rules yield complex food webs. Nature 404:180–183.</w:t>
-      </w:r>
-      <w:r>
-        <w:t xml:space="preserve"> </w:t>
-      </w:r>
-      <w:hyperlink r:id="rId178">
-        <w:r>
-          <w:rPr>
-            <w:rStyle w:val="Hyperlink"/>
-          </w:rPr>
-          <w:t xml:space="preserve">https://doi.org/10.1038/35004572</w:t>
-        </w:r>
-      </w:hyperlink>
-    </w:p>
-    <w:bookmarkEnd w:id="179"/>
-    <w:bookmarkStart w:id="181" w:name="ref-Williams2008SucIts"/>
-    <w:p>
-      <w:pPr>
-        <w:pStyle w:val="Bibliography"/>
-      </w:pPr>
-      <w:r>
-        <w:t xml:space="preserve">Williams RJ, Martinez ND (2008) Success and its limits among structural models of complex food webs. Journal of Animal Ecology 77:512–519.</w:t>
-      </w:r>
-      <w:r>
-        <w:t xml:space="preserve"> </w:t>
-      </w:r>
-      <w:hyperlink r:id="rId180">
-        <w:r>
-          <w:rPr>
-            <w:rStyle w:val="Hyperlink"/>
-          </w:rPr>
-          <w:t xml:space="preserve">https://doi.org/10.1111/j.1365-2656.2008.01362.x</w:t>
-        </w:r>
-      </w:hyperlink>
-    </w:p>
-    <w:bookmarkEnd w:id="181"/>
-    <w:bookmarkStart w:id="183" w:name="ref-Willig2023ProBio"/>
-    <w:p>
-      <w:pPr>
-        <w:pStyle w:val="Bibliography"/>
-      </w:pPr>
-      <w:r>
-        <w:t xml:space="preserve">Willig MR, Presley SJ, Klingbeil BT, et al (2023) Protecting biodiversity via conservation networks:</w:t>
-      </w:r>
-      <w:r>
-        <w:t xml:space="preserve"> </w:t>
-      </w:r>
-      <w:r>
-        <w:t xml:space="preserve">Taxonomic</w:t>
-      </w:r>
-      <w:r>
-        <w:t xml:space="preserve">, functional, and phylogenetic considerations. Biological Conservation 278:109876.</w:t>
-      </w:r>
-      <w:r>
-        <w:t xml:space="preserve"> </w:t>
-      </w:r>
-      <w:hyperlink r:id="rId182">
-        <w:r>
-          <w:rPr>
-            <w:rStyle w:val="Hyperlink"/>
-          </w:rPr>
-          <w:t xml:space="preserve">https://doi.org/10.1016/j.biocon.2022.109876</w:t>
-        </w:r>
-      </w:hyperlink>
-    </w:p>
-    <w:bookmarkEnd w:id="183"/>
-    <w:bookmarkStart w:id="185" w:name="ref-Windsor2023UsiEco"/>
-    <w:p>
-      <w:pPr>
-        <w:pStyle w:val="Bibliography"/>
-      </w:pPr>
-      <w:r>
-        <w:t xml:space="preserve">Windsor FM, van den Hoogen J, Crowther TW, Evans DM (2023) Using ecological networks to answer questions in global biogeography and ecology. Journal of Biogeography 50:57–69.</w:t>
-      </w:r>
-      <w:r>
-        <w:t xml:space="preserve"> </w:t>
-      </w:r>
-      <w:hyperlink r:id="rId184">
-        <w:r>
-          <w:rPr>
-            <w:rStyle w:val="Hyperlink"/>
-          </w:rPr>
-          <w:t xml:space="preserve">https://doi.org/10.1111/jbi.14447</w:t>
-        </w:r>
-      </w:hyperlink>
-    </w:p>
-    <w:bookmarkEnd w:id="185"/>
-    <w:bookmarkStart w:id="187" w:name="ref-Wood2015EffSpa"/>
-    <w:p>
-      <w:pPr>
-        <w:pStyle w:val="Bibliography"/>
-      </w:pPr>
-      <w:r>
-        <w:t xml:space="preserve">Wood SA, Russell R, Hanson D, et al (2015) Effects of spatial scale of sampling on food web structure. Ecology and Evolution 5:3769–3782.</w:t>
-      </w:r>
-      <w:r>
-        <w:t xml:space="preserve"> </w:t>
-      </w:r>
-      <w:hyperlink r:id="rId186">
-        <w:r>
-          <w:rPr>
-            <w:rStyle w:val="Hyperlink"/>
-          </w:rPr>
-          <w:t xml:space="preserve">https://doi.org/10.1002/ece3.1640</w:t>
-        </w:r>
-      </w:hyperlink>
-    </w:p>
-    <w:bookmarkEnd w:id="187"/>
-    <w:bookmarkEnd w:id="188"/>
-    <w:bookmarkEnd w:id="189"/>
+    <w:bookmarkEnd w:id="178"/>
     <w:sectPr>
       <w:footnotePr>
         <w:numRestart w:val="eachSect"/>
@@ -7260,117 +7133,8 @@
       </w:pPr>
     </w:lvl>
   </w:abstractNum>
-  <w:abstractNum w:abstractNumId="991">
-    <w:nsid w:val="0000A991"/>
-    <w:multiLevelType w:val="multilevel"/>
-    <w:lvl w:ilvl="0">
-      <w:numFmt w:val="bullet"/>
-      <w:lvlText w:val=""/>
-      <w:lvlJc w:val="left"/>
-      <w:pPr>
-        <w:ind w:left="720" w:hanging="360"/>
-      </w:pPr>
-      <w:rPr>
-        <w:rFonts w:ascii="Symbol" w:hAnsi="Symbol" w:cs="Symbol" w:hint="default"/>
-      </w:rPr>
-    </w:lvl>
-    <w:lvl w:ilvl="1">
-      <w:numFmt w:val="bullet"/>
-      <w:lvlText w:val="o"/>
-      <w:lvlJc w:val="left"/>
-      <w:pPr>
-        <w:ind w:left="1440" w:hanging="360"/>
-      </w:pPr>
-      <w:rPr>
-        <w:rFonts w:ascii="Courier New" w:hAnsi="Courier New" w:cs="Courier New" w:hint="default"/>
-      </w:rPr>
-    </w:lvl>
-    <w:lvl w:ilvl="2">
-      <w:numFmt w:val="bullet"/>
-      <w:lvlText w:val=""/>
-      <w:lvlJc w:val="left"/>
-      <w:pPr>
-        <w:ind w:left="2160" w:hanging="360"/>
-      </w:pPr>
-      <w:rPr>
-        <w:rFonts w:ascii="Wingdings" w:hAnsi="Wingdings" w:cs="Wingdings" w:hint="default"/>
-      </w:rPr>
-    </w:lvl>
-    <w:lvl w:ilvl="3">
-      <w:numFmt w:val="bullet"/>
-      <w:lvlText w:val=""/>
-      <w:lvlJc w:val="left"/>
-      <w:pPr>
-        <w:ind w:left="2880" w:hanging="360"/>
-      </w:pPr>
-      <w:rPr>
-        <w:rFonts w:ascii="Symbol" w:hAnsi="Symbol" w:cs="Symbol" w:hint="default"/>
-      </w:rPr>
-    </w:lvl>
-    <w:lvl w:ilvl="4">
-      <w:numFmt w:val="bullet"/>
-      <w:lvlText w:val="o"/>
-      <w:lvlJc w:val="left"/>
-      <w:pPr>
-        <w:ind w:left="3600" w:hanging="360"/>
-      </w:pPr>
-      <w:rPr>
-        <w:rFonts w:ascii="Courier New" w:hAnsi="Courier New" w:cs="Courier New" w:hint="default"/>
-      </w:rPr>
-    </w:lvl>
-    <w:lvl w:ilvl="5">
-      <w:numFmt w:val="bullet"/>
-      <w:lvlText w:val=""/>
-      <w:lvlJc w:val="left"/>
-      <w:pPr>
-        <w:ind w:left="4320" w:hanging="360"/>
-      </w:pPr>
-      <w:rPr>
-        <w:rFonts w:ascii="Wingdings" w:hAnsi="Wingdings" w:cs="Wingdings" w:hint="default"/>
-      </w:rPr>
-    </w:lvl>
-    <w:lvl w:ilvl="6">
-      <w:numFmt w:val="bullet"/>
-      <w:lvlText w:val=""/>
-      <w:lvlJc w:val="left"/>
-      <w:pPr>
-        <w:ind w:left="5040" w:hanging="360"/>
-      </w:pPr>
-      <w:rPr>
-        <w:rFonts w:ascii="Symbol" w:hAnsi="Symbol" w:cs="Symbol" w:hint="default"/>
-      </w:rPr>
-    </w:lvl>
-    <w:lvl w:ilvl="7">
-      <w:numFmt w:val="bullet"/>
-      <w:lvlText w:val="o"/>
-      <w:lvlJc w:val="left"/>
-      <w:pPr>
-        <w:ind w:left="5760" w:hanging="360"/>
-      </w:pPr>
-      <w:rPr>
-        <w:rFonts w:ascii="Courier New" w:hAnsi="Courier New" w:cs="Courier New" w:hint="default"/>
-      </w:rPr>
-    </w:lvl>
-    <w:lvl w:ilvl="8">
-      <w:numFmt w:val="bullet"/>
-      <w:lvlText w:val=""/>
-      <w:lvlJc w:val="left"/>
-      <w:pPr>
-        <w:ind w:left="6480" w:hanging="360"/>
-      </w:pPr>
-      <w:rPr>
-        <w:rFonts w:ascii="Wingdings" w:hAnsi="Wingdings" w:cs="Wingdings" w:hint="default"/>
-      </w:rPr>
-    </w:lvl>
-  </w:abstractNum>
   <w:num w:numId="1000">
     <w:abstractNumId w:val="990"/>
-  </w:num>
-  <w:num w:numId="1001">
-    <w:abstractNumId w:val="991"/>
-  </w:num>
-  <w:num w:numId="1002">
-    <w:abstractNumId w:val="991"/>
   </w:num>
 </w:numbering>
 </file>

--- a/index.docx
+++ b/index.docx
@@ -75,19 +75,387 @@
         <w:t xml:space="preserve"> </w:t>
       </w:r>
       <w:r>
-        <w:t xml:space="preserve">Biological Diversity calls for Parties to identify and monitor important</w:t>
-      </w:r>
-      <w:r>
-        <w:t xml:space="preserve"> </w:t>
-      </w:r>
-      <w:r>
-        <w:t xml:space="preserve">components of biodiversity. Species interactions are known as an important</w:t>
-      </w:r>
-      <w:r>
-        <w:t xml:space="preserve"> </w:t>
-      </w:r>
-      <w:r>
-        <w:t xml:space="preserve">component</w:t>
+        <w:t xml:space="preserve">Biological Diversity</w:t>
+      </w:r>
+      <w:r>
+        <w:t xml:space="preserve"> </w:t>
+      </w:r>
+      <w:r>
+        <w:rPr>
+          <w:b/>
+          <w:bCs/>
+        </w:rPr>
+        <w:t xml:space="preserve">CITE</w:t>
+      </w:r>
+      <w:r>
+        <w:t xml:space="preserve"> </w:t>
+      </w:r>
+      <w:r>
+        <w:t xml:space="preserve">calls for Parties to</w:t>
+      </w:r>
+      <w:r>
+        <w:t xml:space="preserve"> </w:t>
+      </w:r>
+      <w:r>
+        <w:t xml:space="preserve">“[i]dentify components of biological diversity important for its conservation and sustainable use”</w:t>
+      </w:r>
+      <w:r>
+        <w:t xml:space="preserve">, and</w:t>
+      </w:r>
+      <w:r>
+        <w:t xml:space="preserve"> </w:t>
+      </w:r>
+      <w:r>
+        <w:t xml:space="preserve">“[m]onitor, through sampling and other techniques, the components of biological diversity”</w:t>
+      </w:r>
+      <w:r>
+        <w:t xml:space="preserve">.</w:t>
+      </w:r>
+      <w:r>
+        <w:t xml:space="preserve"> </w:t>
+      </w:r>
+      <w:r>
+        <w:t xml:space="preserve">Biodiversity Observation Networks (BONs) are promising initiatives to improve</w:t>
+      </w:r>
+      <w:r>
+        <w:t xml:space="preserve"> </w:t>
+      </w:r>
+      <w:r>
+        <w:t xml:space="preserve">monitoring across scales and biodiversity facets. BONs are coordinated</w:t>
+      </w:r>
+      <w:r>
+        <w:t xml:space="preserve"> </w:t>
+      </w:r>
+      <w:r>
+        <w:t xml:space="preserve">monitoring networks designed to harmonize observation systems, assist reporting</w:t>
+      </w:r>
+      <w:r>
+        <w:t xml:space="preserve"> </w:t>
+      </w:r>
+      <w:r>
+        <w:t xml:space="preserve">on international assessments, and reinforce scientific basis in biodiversity</w:t>
+      </w:r>
+      <w:r>
+        <w:t xml:space="preserve"> </w:t>
+      </w:r>
+      <w:r>
+        <w:t xml:space="preserve">monitoring</w:t>
+      </w:r>
+      <w:r>
+        <w:t xml:space="preserve"> </w:t>
+      </w:r>
+      <w:r>
+        <w:t xml:space="preserve">(Navarro et al. 2017; Gonzalez et al. 2023)</w:t>
+      </w:r>
+      <w:r>
+        <w:t xml:space="preserve">. BONs can be thematic</w:t>
+      </w:r>
+      <w:r>
+        <w:t xml:space="preserve"> </w:t>
+      </w:r>
+      <w:r>
+        <w:t xml:space="preserve">(Marine BON, Freshwater BON), national (China BON, French BON, Colombia BON) or</w:t>
+      </w:r>
+      <w:r>
+        <w:t xml:space="preserve"> </w:t>
+      </w:r>
+      <w:r>
+        <w:t xml:space="preserve">regional (Asia-Pacific, Europe); some represent networks of monitoring sites for</w:t>
+      </w:r>
+      <w:r>
+        <w:t xml:space="preserve"> </w:t>
+      </w:r>
+      <w:r>
+        <w:t xml:space="preserve">systematic monitoring (China BON) while others represent biodiversity data hubs</w:t>
+      </w:r>
+      <w:r>
+        <w:t xml:space="preserve"> </w:t>
+      </w:r>
+      <w:r>
+        <w:t xml:space="preserve">(French BON)</w:t>
+      </w:r>
+      <w:r>
+        <w:t xml:space="preserve"> </w:t>
+      </w:r>
+      <w:r>
+        <w:t xml:space="preserve">(Navarro et al. 2017)</w:t>
+      </w:r>
+      <w:r>
+        <w:t xml:space="preserve">. BONs aim to monitor biodiversity change,</w:t>
+      </w:r>
+      <w:r>
+        <w:t xml:space="preserve"> </w:t>
+      </w:r>
+      <w:r>
+        <w:t xml:space="preserve">informing on both current status and trends</w:t>
+      </w:r>
+      <w:r>
+        <w:t xml:space="preserve"> </w:t>
+      </w:r>
+      <w:r>
+        <w:t xml:space="preserve">(Gonzalez et al. 2025)</w:t>
+      </w:r>
+      <w:r>
+        <w:t xml:space="preserve">. It has been suggested that BONs should</w:t>
+      </w:r>
+      <w:r>
+        <w:t xml:space="preserve"> </w:t>
+      </w:r>
+      <w:r>
+        <w:t xml:space="preserve">eventually be interlinked into the Global Biodiversity Observation System (GBiOS), a globally connected network providing capacity to monitor biodiversity change</w:t>
+      </w:r>
+      <w:r>
+        <w:t xml:space="preserve"> </w:t>
+      </w:r>
+      <w:r>
+        <w:t xml:space="preserve">(Gonzalez et al. 2023)</w:t>
+      </w:r>
+      <w:r>
+        <w:t xml:space="preserve">, and guide actions needed for targets and goals of the Kunming-Montreal</w:t>
+      </w:r>
+      <w:r>
+        <w:t xml:space="preserve"> </w:t>
+      </w:r>
+      <w:r>
+        <w:t xml:space="preserve">Global Biodiversity framework (</w:t>
+      </w:r>
+      <w:r>
+        <w:rPr>
+          <w:b/>
+          <w:bCs/>
+        </w:rPr>
+        <w:t xml:space="preserve">CITE MONITORING FRAMEWORK</w:t>
+      </w:r>
+      <w:r>
+        <w:t xml:space="preserve">), interlinking. Additional BONs are currently in the development or planification stages, notably in Europe</w:t>
+      </w:r>
+      <w:r>
+        <w:t xml:space="preserve"> </w:t>
+      </w:r>
+      <w:r>
+        <w:t xml:space="preserve">(Kissling et al. 2024)</w:t>
+      </w:r>
+      <w:r>
+        <w:t xml:space="preserve"> </w:t>
+      </w:r>
+      <w:r>
+        <w:t xml:space="preserve">and in Canada</w:t>
+      </w:r>
+      <w:r>
+        <w:t xml:space="preserve"> </w:t>
+      </w:r>
+      <w:r>
+        <w:t xml:space="preserve">(Gonzalez et al. 2025)</w:t>
+      </w:r>
+      <w:r>
+        <w:t xml:space="preserve">.</w:t>
+      </w:r>
+    </w:p>
+    <w:p>
+      <w:pPr>
+        <w:pStyle w:val="BodyText"/>
+      </w:pPr>
+      <w:r>
+        <w:t xml:space="preserve">Recent work highlighted the need for improved sampling designs in BONs. Current</w:t>
+      </w:r>
+      <w:r>
+        <w:t xml:space="preserve"> </w:t>
+      </w:r>
+      <w:r>
+        <w:t xml:space="preserve">sampling designs over large scales are often too sparse, at too coarse a scale,</w:t>
+      </w:r>
+      <w:r>
+        <w:t xml:space="preserve"> </w:t>
+      </w:r>
+      <w:r>
+        <w:t xml:space="preserve">too infrequent, and without temporal replication</w:t>
+      </w:r>
+      <w:r>
+        <w:t xml:space="preserve"> </w:t>
+      </w:r>
+      <w:r>
+        <w:t xml:space="preserve">(Santana et al. 2025)</w:t>
+      </w:r>
+      <w:r>
+        <w:t xml:space="preserve">.</w:t>
+      </w:r>
+      <w:r>
+        <w:t xml:space="preserve"> </w:t>
+      </w:r>
+      <w:r>
+        <w:t xml:space="preserve">Recommendations for more effective spatial sampling design in Europe included</w:t>
+      </w:r>
+      <w:r>
+        <w:t xml:space="preserve"> </w:t>
+      </w:r>
+      <w:r>
+        <w:t xml:space="preserve">stratified random sampling (with stratification across environmental,</w:t>
+      </w:r>
+      <w:r>
+        <w:t xml:space="preserve"> </w:t>
+      </w:r>
+      <w:r>
+        <w:t xml:space="preserve">anthropogenic and political layers), incorporation of existing monitoring sites,</w:t>
+      </w:r>
+      <w:r>
+        <w:t xml:space="preserve"> </w:t>
+      </w:r>
+      <w:r>
+        <w:t xml:space="preserve">filling of spatial gaps, co-location of monitoring activities</w:t>
+      </w:r>
+      <w:r>
+        <w:t xml:space="preserve"> </w:t>
+      </w:r>
+      <w:r>
+        <w:t xml:space="preserve">(Kissling et al. 2024)</w:t>
+      </w:r>
+      <w:r>
+        <w:t xml:space="preserve">. Ecological monitoring design relies on site selection</w:t>
+      </w:r>
+      <w:r>
+        <w:t xml:space="preserve"> </w:t>
+      </w:r>
+      <w:r>
+        <w:t xml:space="preserve">algorithms more often discussed regarding their capacity to achieve spatial</w:t>
+      </w:r>
+      <w:r>
+        <w:t xml:space="preserve"> </w:t>
+      </w:r>
+      <w:r>
+        <w:t xml:space="preserve">balance and representative samples, and less frequently with an evaluation to</w:t>
+      </w:r>
+      <w:r>
+        <w:t xml:space="preserve"> </w:t>
+      </w:r>
+      <w:r>
+        <w:t xml:space="preserve">performance to achieve an ecological monitoring goal</w:t>
+      </w:r>
+      <w:r>
+        <w:t xml:space="preserve"> </w:t>
+      </w:r>
+      <w:r>
+        <w:t xml:space="preserve">(Norman and Poisot 2025)</w:t>
+      </w:r>
+      <w:r>
+        <w:t xml:space="preserve">.</w:t>
+      </w:r>
+      <w:r>
+        <w:t xml:space="preserve"> </w:t>
+      </w:r>
+      <w:r>
+        <w:t xml:space="preserve">Species richness is the most commonly used biodiversity measure in monitoring</w:t>
+      </w:r>
+      <w:r>
+        <w:t xml:space="preserve"> </w:t>
+      </w:r>
+      <w:r>
+        <w:t xml:space="preserve">contexts</w:t>
+      </w:r>
+      <w:r>
+        <w:t xml:space="preserve"> </w:t>
+      </w:r>
+      <w:r>
+        <w:t xml:space="preserve">(Hillebrand et al. 2018)</w:t>
+      </w:r>
+      <w:r>
+        <w:t xml:space="preserve">, including in discussions over sampling</w:t>
+      </w:r>
+      <w:r>
+        <w:t xml:space="preserve"> </w:t>
+      </w:r>
+      <w:r>
+        <w:t xml:space="preserve">designs. Maximising species richness can be an efficient strategy to design</w:t>
+      </w:r>
+      <w:r>
+        <w:t xml:space="preserve"> </w:t>
+      </w:r>
+      <w:r>
+        <w:t xml:space="preserve">conservation networks while also capturing functional and phylogenetic diversity</w:t>
+      </w:r>
+      <w:r>
+        <w:t xml:space="preserve"> </w:t>
+      </w:r>
+      <w:r>
+        <w:t xml:space="preserve">(Willig et al. 2023)</w:t>
+      </w:r>
+      <w:r>
+        <w:t xml:space="preserve">. However, the use of species richness to measure</w:t>
+      </w:r>
+      <w:r>
+        <w:t xml:space="preserve"> </w:t>
+      </w:r>
+      <w:r>
+        <w:t xml:space="preserve">biodiversity change and guide biological conservation has been criticized,</w:t>
+      </w:r>
+      <w:r>
+        <w:t xml:space="preserve"> </w:t>
+      </w:r>
+      <w:r>
+        <w:t xml:space="preserve">mainly since trends in species richness do not properly and robustly capture</w:t>
+      </w:r>
+      <w:r>
+        <w:t xml:space="preserve"> </w:t>
+      </w:r>
+      <w:r>
+        <w:t xml:space="preserve">local changes through time</w:t>
+      </w:r>
+      <w:r>
+        <w:t xml:space="preserve"> </w:t>
+      </w:r>
+      <w:r>
+        <w:t xml:space="preserve">(Hillebrand et al. 2018)</w:t>
+      </w:r>
+      <w:r>
+        <w:t xml:space="preserve"> </w:t>
+      </w:r>
+      <w:r>
+        <w:rPr>
+          <w:b/>
+          <w:bCs/>
+        </w:rPr>
+        <w:t xml:space="preserve">Cite also 10.1002/2688-8319.70134</w:t>
+      </w:r>
+      <w:r>
+        <w:t xml:space="preserve">, while also neglecting</w:t>
+      </w:r>
+      <w:r>
+        <w:t xml:space="preserve"> </w:t>
+      </w:r>
+      <w:r>
+        <w:t xml:space="preserve">species identities and not providing information on persistence of biodiversity</w:t>
+      </w:r>
+      <w:r>
+        <w:t xml:space="preserve"> </w:t>
+      </w:r>
+      <w:r>
+        <w:t xml:space="preserve">and ecosystem services</w:t>
+      </w:r>
+      <w:r>
+        <w:t xml:space="preserve"> </w:t>
+      </w:r>
+      <w:r>
+        <w:t xml:space="preserve">(Fletcher Jr. et al. 2025)</w:t>
+      </w:r>
+      <w:r>
+        <w:t xml:space="preserve"> </w:t>
+      </w:r>
+      <w:r>
+        <w:rPr>
+          <w:b/>
+          <w:bCs/>
+        </w:rPr>
+        <w:t xml:space="preserve">Cite also 10.1002/ece3.11094</w:t>
+      </w:r>
+      <w:r>
+        <w:t xml:space="preserve">.</w:t>
+      </w:r>
+    </w:p>
+    <w:p>
+      <w:pPr>
+        <w:pStyle w:val="BodyText"/>
+      </w:pPr>
+      <w:r>
+        <w:t xml:space="preserve">Species interactions are known to be a central component of biodiversity</w:t>
       </w:r>
       <w:r>
         <w:t xml:space="preserve"> </w:t>
@@ -96,13 +464,17 @@
         <w:t xml:space="preserve">(Valiente-Banuet et al. 2015; Harvey et al. 2017)</w:t>
       </w:r>
       <w:r>
-        <w:t xml:space="preserve">, which needs to be</w:t>
-      </w:r>
-      <w:r>
-        <w:t xml:space="preserve"> </w:t>
-      </w:r>
-      <w:r>
-        <w:t xml:space="preserve">taken to a global scale</w:t>
+        <w:t xml:space="preserve"> </w:t>
+      </w:r>
+      <w:r>
+        <w:rPr>
+          <w:b/>
+          <w:bCs/>
+        </w:rPr>
+        <w:t xml:space="preserve">CITE ALSO Mccann protecting biostructure</w:t>
+      </w:r>
+      <w:r>
+        <w:t xml:space="preserve">, with their own spatial and macro-ecological dynamics</w:t>
       </w:r>
       <w:r>
         <w:t xml:space="preserve"> </w:t>
@@ -111,13 +483,17 @@
         <w:t xml:space="preserve">(Mestre et al. 2022; Windsor et al. 2023)</w:t>
       </w:r>
       <w:r>
-        <w:t xml:space="preserve">, and for which</w:t>
-      </w:r>
-      <w:r>
-        <w:t xml:space="preserve"> </w:t>
-      </w:r>
-      <w:r>
-        <w:t xml:space="preserve">we have sufficient tools to help guide conservation efforts</w:t>
+        <w:t xml:space="preserve"> </w:t>
+      </w:r>
+      <w:r>
+        <w:rPr>
+          <w:b/>
+          <w:bCs/>
+        </w:rPr>
+        <w:t xml:space="preserve">CITE ALSO Baiser 2015 food web macroecological rules, Dansereau metaweb ^^</w:t>
+      </w:r>
+      <w:r>
+        <w:t xml:space="preserve">. We now have sufficient conceptual tools to better appreciate the value added that species interactions provide to efficient management actions</w:t>
       </w:r>
       <w:r>
         <w:t xml:space="preserve"> </w:t>
@@ -126,162 +502,303 @@
         <w:t xml:space="preserve">(Dansereau et al. 2025)</w:t>
       </w:r>
       <w:r>
-        <w:t xml:space="preserve">. However, we species interactions represent a</w:t>
-      </w:r>
-      <w:r>
-        <w:t xml:space="preserve"> </w:t>
-      </w:r>
-      <w:r>
-        <w:t xml:space="preserve">biodiversity shortfall, for which we lack data on global scales</w:t>
-      </w:r>
-      <w:r>
-        <w:t xml:space="preserve"> </w:t>
-      </w:r>
-      <w:r>
-        <w:t xml:space="preserve">(Hortal et al. 2015; Poisot et al. 2021)</w:t>
+        <w:t xml:space="preserve"> </w:t>
+      </w:r>
+      <w:r>
+        <w:rPr>
+          <w:b/>
+          <w:bCs/>
+        </w:rPr>
+        <w:t xml:space="preserve">Cite also 10.1016/j.biocon.2025.111477</w:t>
+      </w:r>
+      <w:r>
+        <w:t xml:space="preserve">. However, species interactions are still considered to undergo a</w:t>
+      </w:r>
+      <w:r>
+        <w:t xml:space="preserve"> </w:t>
+      </w:r>
+      <w:r>
+        <w:t xml:space="preserve">biodiversity shortfall, due to a lack of data at global scales</w:t>
+      </w:r>
+      <w:r>
+        <w:t xml:space="preserve"> </w:t>
+      </w:r>
+      <w:r>
+        <w:t xml:space="preserve">(Hortal et al. 2015)</w:t>
+      </w:r>
+      <w:r>
+        <w:t xml:space="preserve"> </w:t>
+      </w:r>
+      <w:r>
+        <w:t xml:space="preserve">as well as a fragmentation of type of interactions for which data are available across locations and environments</w:t>
+      </w:r>
+      <w:r>
+        <w:t xml:space="preserve"> </w:t>
+      </w:r>
+      <w:r>
+        <w:t xml:space="preserve">(Poisot et al. 2021)</w:t>
+      </w:r>
+      <w:r>
+        <w:t xml:space="preserve">. Species interactions represent a critical component of ecosystem functioning and</w:t>
+      </w:r>
+      <w:r>
+        <w:t xml:space="preserve"> </w:t>
+      </w:r>
+      <w:r>
+        <w:t xml:space="preserve">health, yet may be lost faster than species</w:t>
+      </w:r>
+      <w:r>
+        <w:t xml:space="preserve"> </w:t>
+      </w:r>
+      <w:r>
+        <w:t xml:space="preserve">(Valiente-Banuet et al. 2015)</w:t>
       </w:r>
       <w:r>
         <w:t xml:space="preserve">.</w:t>
       </w:r>
+      <w:r>
+        <w:t xml:space="preserve"> </w:t>
+      </w:r>
+      <w:r>
+        <w:t xml:space="preserve">Monitoring interactions is more informative regarding ecosystem functions than</w:t>
+      </w:r>
+      <w:r>
+        <w:t xml:space="preserve"> </w:t>
+      </w:r>
+      <w:r>
+        <w:t xml:space="preserve">monitoring species richness or using EBVs</w:t>
+      </w:r>
+      <w:r>
+        <w:t xml:space="preserve"> </w:t>
+      </w:r>
+      <w:r>
+        <w:t xml:space="preserve">(Jordano 2016)</w:t>
+      </w:r>
+      <w:r>
+        <w:t xml:space="preserve">. Network</w:t>
+      </w:r>
+      <w:r>
+        <w:t xml:space="preserve"> </w:t>
+      </w:r>
+      <w:r>
+        <w:t xml:space="preserve">responses may be different from species richness</w:t>
+      </w:r>
+      <w:r>
+        <w:t xml:space="preserve"> </w:t>
+      </w:r>
+      <w:r>
+        <w:t xml:space="preserve">(e.g. Doré et al. 2021)</w:t>
+      </w:r>
+      <w:r>
+        <w:t xml:space="preserve">,</w:t>
+      </w:r>
+      <w:r>
+        <w:t xml:space="preserve"> </w:t>
+      </w:r>
+      <w:r>
+        <w:t xml:space="preserve">emphasizing the need for ecological monitoring to consider interactions, not</w:t>
+      </w:r>
+      <w:r>
+        <w:t xml:space="preserve"> </w:t>
+      </w:r>
+      <w:r>
+        <w:t xml:space="preserve">just species richness. Species interactions can also improve our ability to</w:t>
+      </w:r>
+      <w:r>
+        <w:t xml:space="preserve"> </w:t>
+      </w:r>
+      <w:r>
+        <w:t xml:space="preserve">predict responses to climate change</w:t>
+      </w:r>
+      <w:r>
+        <w:t xml:space="preserve"> </w:t>
+      </w:r>
+      <w:r>
+        <w:t xml:space="preserve">(Abrego et al. 2021)</w:t>
+      </w:r>
+      <w:r>
+        <w:t xml:space="preserve">. For both these reasons, sampling designs should incorporate considerations for species interactions.</w:t>
+      </w:r>
     </w:p>
     <w:p>
       <w:pPr>
         <w:pStyle w:val="BodyText"/>
       </w:pPr>
       <w:r>
-        <w:t xml:space="preserve">Biodiversity Observation Networks (BONs) are promising initiatives to improve</w:t>
-      </w:r>
-      <w:r>
-        <w:t xml:space="preserve"> </w:t>
-      </w:r>
-      <w:r>
-        <w:t xml:space="preserve">monitoring across scales and biodiversity facets. BONs are coordinated</w:t>
-      </w:r>
-      <w:r>
-        <w:t xml:space="preserve"> </w:t>
-      </w:r>
-      <w:r>
-        <w:t xml:space="preserve">monitoring networks designed to harmonize observation systems, assist reporting</w:t>
-      </w:r>
-      <w:r>
-        <w:t xml:space="preserve"> </w:t>
-      </w:r>
-      <w:r>
-        <w:t xml:space="preserve">on international assessments, and reinforce scientific basis in biodiversity</w:t>
-      </w:r>
-      <w:r>
-        <w:t xml:space="preserve"> </w:t>
-      </w:r>
-      <w:r>
-        <w:t xml:space="preserve">monitoring</w:t>
-      </w:r>
-      <w:r>
-        <w:t xml:space="preserve"> </w:t>
-      </w:r>
-      <w:r>
-        <w:t xml:space="preserve">(Navarro et al. 2017; Gonzalez et al. 2023)</w:t>
-      </w:r>
-      <w:r>
-        <w:t xml:space="preserve">. BONs can be thematic</w:t>
-      </w:r>
-      <w:r>
-        <w:t xml:space="preserve"> </w:t>
-      </w:r>
-      <w:r>
-        <w:t xml:space="preserve">(Marine BON, Freshwater BON), national (China BON, French BON, Colombia BON) or</w:t>
-      </w:r>
-      <w:r>
-        <w:t xml:space="preserve"> </w:t>
-      </w:r>
-      <w:r>
-        <w:t xml:space="preserve">regional (Asia-Pacific, Europe). Some represent networks of monitoring sites for</w:t>
-      </w:r>
-      <w:r>
-        <w:t xml:space="preserve"> </w:t>
-      </w:r>
-      <w:r>
-        <w:t xml:space="preserve">systematic monitoring (China BON) while others represent biodiversity data hubs</w:t>
-      </w:r>
-      <w:r>
-        <w:t xml:space="preserve"> </w:t>
-      </w:r>
-      <w:r>
-        <w:t xml:space="preserve">(French BON)</w:t>
-      </w:r>
-      <w:r>
-        <w:t xml:space="preserve"> </w:t>
-      </w:r>
-      <w:r>
-        <w:t xml:space="preserve">(Navarro et al. 2017)</w:t>
-      </w:r>
-      <w:r>
-        <w:t xml:space="preserve">. BONs aim to monitor biodiversity change,</w:t>
-      </w:r>
-      <w:r>
-        <w:t xml:space="preserve"> </w:t>
-      </w:r>
-      <w:r>
-        <w:t xml:space="preserve">informing on both current status and trends</w:t>
-      </w:r>
-      <w:r>
-        <w:t xml:space="preserve"> </w:t>
-      </w:r>
-      <w:r>
-        <w:t xml:space="preserve">(Gonzalez et al. 2025)</w:t>
-      </w:r>
-      <w:r>
-        <w:t xml:space="preserve">. BONs should</w:t>
-      </w:r>
-      <w:r>
-        <w:t xml:space="preserve"> </w:t>
-      </w:r>
-      <w:r>
-        <w:t xml:space="preserve">also form a globally connected network [Global Biodiversity Observing System,</w:t>
-      </w:r>
-      <w:r>
-        <w:t xml:space="preserve"> </w:t>
-      </w:r>
-      <w:r>
-        <w:t xml:space="preserve">GBiOS \;</w:t>
-      </w:r>
-      <w:r>
-        <w:t xml:space="preserve"> </w:t>
-      </w:r>
-      <w:r>
-        <w:t xml:space="preserve">Gonzalez et al. (2023)</w:t>
-      </w:r>
-      <w:r>
-        <w:t xml:space="preserve">], interlinking capacities to monitor biodiversity</w:t>
-      </w:r>
-      <w:r>
-        <w:t xml:space="preserve"> </w:t>
-      </w:r>
-      <w:r>
-        <w:t xml:space="preserve">change and guide actions needed for targets and goals of the Kunming-Montreal</w:t>
-      </w:r>
-      <w:r>
-        <w:t xml:space="preserve"> </w:t>
-      </w:r>
-      <w:r>
-        <w:t xml:space="preserve">Global Biodiversity framework. BONs are under development, notably in Europe</w:t>
-      </w:r>
-      <w:r>
-        <w:t xml:space="preserve"> </w:t>
-      </w:r>
-      <w:r>
-        <w:t xml:space="preserve">(Kissling et al. 2024)</w:t>
-      </w:r>
-      <w:r>
-        <w:t xml:space="preserve"> </w:t>
-      </w:r>
-      <w:r>
-        <w:t xml:space="preserve">and in Canada</w:t>
-      </w:r>
-      <w:r>
-        <w:t xml:space="preserve"> </w:t>
-      </w:r>
-      <w:r>
-        <w:t xml:space="preserve">(Gonzalez et al. 2025)</w:t>
+        <w:t xml:space="preserve">Prior investigations of interaction sampling do not address how efficiently we</w:t>
+      </w:r>
+      <w:r>
+        <w:t xml:space="preserve"> </w:t>
+      </w:r>
+      <w:r>
+        <w:t xml:space="preserve">should expect to monitor interactions within the BON framework, nor did studies on the effectiveness of BONs pay particular attention to the sampling of species interactions. Much focus has</w:t>
+      </w:r>
+      <w:r>
+        <w:t xml:space="preserve"> </w:t>
+      </w:r>
+      <w:r>
+        <w:t xml:space="preserve">been given on how to assess sampling completeness</w:t>
+      </w:r>
+      <w:r>
+        <w:t xml:space="preserve"> </w:t>
+      </w:r>
+      <w:r>
+        <w:t xml:space="preserve">(e.g. Chacoff et al. 2012)</w:t>
+      </w:r>
+      <w:r>
+        <w:t xml:space="preserve"> </w:t>
+      </w:r>
+      <w:r>
+        <w:t xml:space="preserve">and</w:t>
+      </w:r>
+      <w:r>
+        <w:t xml:space="preserve"> </w:t>
+      </w:r>
+      <w:r>
+        <w:t xml:space="preserve">how sampling effort affects network properties</w:t>
+      </w:r>
+      <w:r>
+        <w:t xml:space="preserve"> </w:t>
+      </w:r>
+      <w:r>
+        <w:t xml:space="preserve">(e.g., McLeod et al. 2021)</w:t>
+      </w:r>
+      <w:r>
+        <w:t xml:space="preserve">. Recent empirical</w:t>
+      </w:r>
+      <w:r>
+        <w:t xml:space="preserve"> </w:t>
+      </w:r>
+      <w:r>
+        <w:rPr>
+          <w:b/>
+          <w:bCs/>
+        </w:rPr>
+        <w:t xml:space="preserve">10.1111/geb.13807</w:t>
+      </w:r>
+      <w:r>
+        <w:t xml:space="preserve"> </w:t>
+      </w:r>
+      <w:r>
+        <w:t xml:space="preserve">and theoretical</w:t>
+      </w:r>
+      <w:r>
+        <w:t xml:space="preserve"> </w:t>
+      </w:r>
+      <w:r>
+        <w:rPr>
+          <w:b/>
+          <w:bCs/>
+        </w:rPr>
+        <w:t xml:space="preserve">10.1111/2041-210x.14071</w:t>
+      </w:r>
+      <w:r>
+        <w:t xml:space="preserve"> </w:t>
+      </w:r>
+      <w:r>
+        <w:t xml:space="preserve">results have established that knowing the network structure does not always allow to know the list of interactions (and vice versa), therefore justifying the need to sample interactions as their own biological entities.</w:t>
+      </w:r>
+      <w:r>
+        <w:t xml:space="preserve"> </w:t>
+      </w:r>
+      <w:r>
+        <w:t xml:space="preserve">A central challenge with the sampling of interactions is that it can be much less than sampling for species. Sampling</w:t>
+      </w:r>
+      <w:r>
+        <w:t xml:space="preserve"> </w:t>
+      </w:r>
+      <w:r>
+        <w:t xml:space="preserve">effort required to document interactions is much higher than for species</w:t>
+      </w:r>
+      <w:r>
+        <w:t xml:space="preserve"> </w:t>
+      </w:r>
+      <w:r>
+        <w:t xml:space="preserve">(e.g.</w:t>
+      </w:r>
+      <w:r>
+        <w:t xml:space="preserve"> </w:t>
+      </w:r>
+      <w:r>
+        <w:t xml:space="preserve">500% vs 64% in Chacoff et al. 2012)</w:t>
+      </w:r>
+      <w:r>
+        <w:t xml:space="preserve">. Evaluating sampling completeness requires</w:t>
+      </w:r>
+      <w:r>
+        <w:t xml:space="preserve"> </w:t>
+      </w:r>
+      <w:r>
+        <w:t xml:space="preserve">assessing the proportion of forbidden links due to life history restrictions,</w:t>
+      </w:r>
+      <w:r>
+        <w:t xml:space="preserve"> </w:t>
+      </w:r>
+      <w:r>
+        <w:t xml:space="preserve">which itself requires natural history knowledge and an analysis of sampling</w:t>
+      </w:r>
+      <w:r>
+        <w:t xml:space="preserve"> </w:t>
+      </w:r>
+      <w:r>
+        <w:t xml:space="preserve">robustness</w:t>
+      </w:r>
+      <w:r>
+        <w:t xml:space="preserve"> </w:t>
+      </w:r>
+      <w:r>
+        <w:t xml:space="preserve">(Jordano 2016)</w:t>
+      </w:r>
+      <w:r>
+        <w:t xml:space="preserve">. Some quantitative network properties such as</w:t>
+      </w:r>
+      <w:r>
+        <w:t xml:space="preserve"> </w:t>
+      </w:r>
+      <w:r>
+        <w:t xml:space="preserve">connectance are less affected by sampling completeness than network composition</w:t>
+      </w:r>
+      <w:r>
+        <w:t xml:space="preserve"> </w:t>
+      </w:r>
+      <w:r>
+        <w:t xml:space="preserve">or binary measure</w:t>
+      </w:r>
+      <w:r>
+        <w:t xml:space="preserve"> </w:t>
+      </w:r>
+      <w:r>
+        <w:t xml:space="preserve">(Poisot et al. 2012; e.g. number of links, Vizentin-Bugoni et al. 2016)</w:t>
+      </w:r>
+      <w:r>
+        <w:t xml:space="preserve">. Small networks are also more sensitive to undersampling than</w:t>
+      </w:r>
+      <w:r>
+        <w:t xml:space="preserve"> </w:t>
+      </w:r>
+      <w:r>
+        <w:t xml:space="preserve">larger ones</w:t>
+      </w:r>
+      <w:r>
+        <w:t xml:space="preserve"> </w:t>
+      </w:r>
+      <w:r>
+        <w:t xml:space="preserve">(Henriksen et al. 2019)</w:t>
+      </w:r>
+      <w:r>
+        <w:t xml:space="preserve">. Quantitive frameworks exist to evaluate</w:t>
+      </w:r>
+      <w:r>
+        <w:t xml:space="preserve"> </w:t>
+      </w:r>
+      <w:r>
+        <w:t xml:space="preserve">network taxonomic, functional and phylogenetic diversity from incomplete samples</w:t>
+      </w:r>
+      <w:r>
+        <w:t xml:space="preserve"> </w:t>
+      </w:r>
+      <w:r>
+        <w:t xml:space="preserve">(Chiu et al. 2023)</w:t>
       </w:r>
       <w:r>
         <w:t xml:space="preserve">.</w:t>
@@ -292,291 +809,231 @@
         <w:pStyle w:val="BodyText"/>
       </w:pPr>
       <w:r>
-        <w:t xml:space="preserve">Recent work highlighted the need for improved sampling designs in BONs. Current</w:t>
-      </w:r>
-      <w:r>
-        <w:t xml:space="preserve"> </w:t>
-      </w:r>
-      <w:r>
-        <w:t xml:space="preserve">sampling designs over large scales are often too sparse, at too coarse a scale,</w:t>
-      </w:r>
-      <w:r>
-        <w:t xml:space="preserve"> </w:t>
-      </w:r>
-      <w:r>
-        <w:t xml:space="preserve">too infrequent, and without temporal replication</w:t>
-      </w:r>
-      <w:r>
-        <w:t xml:space="preserve"> </w:t>
-      </w:r>
-      <w:r>
-        <w:t xml:space="preserve">(Santana et al. 2025)</w:t>
+        <w:t xml:space="preserve">A much needed element is to consider sampling network and interactions from an</w:t>
+      </w:r>
+      <w:r>
+        <w:t xml:space="preserve"> </w:t>
+      </w:r>
+      <w:r>
+        <w:t xml:space="preserve">explicitly spatial perspective with variation in local structure—that is,</w:t>
+      </w:r>
+      <w:r>
+        <w:t xml:space="preserve"> </w:t>
+      </w:r>
+      <w:r>
+        <w:t xml:space="preserve">measuring sampling effort from specific sites where interactions are sampled.</w:t>
+      </w:r>
+      <w:r>
+        <w:t xml:space="preserve"> </w:t>
+      </w:r>
+      <w:r>
+        <w:t xml:space="preserve">For instance,</w:t>
+      </w:r>
+      <w:r>
+        <w:t xml:space="preserve"> </w:t>
+      </w:r>
+      <w:r>
+        <w:t xml:space="preserve">Poisot et al. (2012)</w:t>
+      </w:r>
+      <w:r>
+        <w:t xml:space="preserve"> </w:t>
+      </w:r>
+      <w:r>
+        <w:t xml:space="preserve">measured sampling effort based on resampling a</w:t>
+      </w:r>
+      <w:r>
+        <w:t xml:space="preserve"> </w:t>
+      </w:r>
+      <w:r>
+        <w:t xml:space="preserve">dataset to document its effect on network composition and properties. Other</w:t>
+      </w:r>
+      <w:r>
+        <w:t xml:space="preserve"> </w:t>
+      </w:r>
+      <w:r>
+        <w:t xml:space="preserve">examples focus on scale, notably showing that many network structure metrics are</w:t>
+      </w:r>
+      <w:r>
+        <w:t xml:space="preserve"> </w:t>
+      </w:r>
+      <w:r>
+        <w:t xml:space="preserve">robust across spatial scales when accounting for expected increases of richness</w:t>
+      </w:r>
+      <w:r>
+        <w:t xml:space="preserve"> </w:t>
+      </w:r>
+      <w:r>
+        <w:t xml:space="preserve">and decreases in connectance</w:t>
+      </w:r>
+      <w:r>
+        <w:t xml:space="preserve"> </w:t>
+      </w:r>
+      <w:r>
+        <w:t xml:space="preserve">(Wood et al. 2015)</w:t>
+      </w:r>
+      <w:r>
+        <w:t xml:space="preserve">. In contrast,</w:t>
+      </w:r>
+      <w:r>
+        <w:t xml:space="preserve"> </w:t>
+      </w:r>
+      <w:r>
+        <w:t xml:space="preserve">McLeod et al. (2021)</w:t>
+      </w:r>
+      <w:r>
+        <w:t xml:space="preserve"> </w:t>
+      </w:r>
+      <w:r>
+        <w:t xml:space="preserve">used data from specific lakes compare sampling strategies, showing that sampling</w:t>
+      </w:r>
+      <w:r>
+        <w:t xml:space="preserve"> </w:t>
+      </w:r>
+      <w:r>
+        <w:t xml:space="preserve">larger to smaller lakes better captures regional metaweb properties. We now have</w:t>
+      </w:r>
+      <w:r>
+        <w:t xml:space="preserve"> </w:t>
+      </w:r>
+      <w:r>
+        <w:t xml:space="preserve">frameworks and models to describe and investigate the variation and detection</w:t>
+      </w:r>
+      <w:r>
+        <w:t xml:space="preserve"> </w:t>
+      </w:r>
+      <w:r>
+        <w:t xml:space="preserve">interaction networks in space and time</w:t>
+      </w:r>
+      <w:r>
+        <w:t xml:space="preserve"> </w:t>
+      </w:r>
+      <w:r>
+        <w:t xml:space="preserve">(Poisot et al. 2015; Cirtwill et al. 2019; Catchen et al. 2023)</w:t>
+      </w:r>
+      <w:r>
+        <w:t xml:space="preserve">, and therefore the next is to consider how to optimize</w:t>
+      </w:r>
+      <w:r>
+        <w:t xml:space="preserve"> </w:t>
+      </w:r>
+      <w:r>
+        <w:t xml:space="preserve">monitoring for species interactions. Simulations have already in the been used</w:t>
+      </w:r>
+      <w:r>
+        <w:t xml:space="preserve"> </w:t>
+      </w:r>
+      <w:r>
+        <w:t xml:space="preserve">in the context of optimizing monitoring to: generate communities and evaluate</w:t>
+      </w:r>
+      <w:r>
+        <w:t xml:space="preserve"> </w:t>
+      </w:r>
+      <w:r>
+        <w:t xml:space="preserve">the potential of metrics to track biodiversity change</w:t>
+      </w:r>
+      <w:r>
+        <w:t xml:space="preserve"> </w:t>
+      </w:r>
+      <w:r>
+        <w:t xml:space="preserve">(Santini et al. 2017)</w:t>
+      </w:r>
+      <w:r>
+        <w:t xml:space="preserve">,</w:t>
+      </w:r>
+      <w:r>
+        <w:t xml:space="preserve"> </w:t>
+      </w:r>
+      <w:r>
+        <w:t xml:space="preserve">simulate networks and sampling to evaluate effects on estimated metrics compared</w:t>
+      </w:r>
+      <w:r>
+        <w:t xml:space="preserve"> </w:t>
+      </w:r>
+      <w:r>
+        <w:t xml:space="preserve">to a known reference</w:t>
+      </w:r>
+      <w:r>
+        <w:t xml:space="preserve"> </w:t>
+      </w:r>
+      <w:r>
+        <w:t xml:space="preserve">(de Aguiar et al. 2019, although not in a spatial context)</w:t>
+      </w:r>
+      <w:r>
+        <w:t xml:space="preserve">,</w:t>
+      </w:r>
+      <w:r>
+        <w:t xml:space="preserve"> </w:t>
+      </w:r>
+      <w:r>
+        <w:t xml:space="preserve">determine optimal sampling frequency for monitoring</w:t>
+      </w:r>
+      <w:r>
+        <w:t xml:space="preserve"> </w:t>
+      </w:r>
+      <w:r>
+        <w:t xml:space="preserve">(Daugaard et al. 2024)</w:t>
+      </w:r>
+      <w:r>
+        <w:t xml:space="preserve">, to</w:t>
+      </w:r>
+      <w:r>
+        <w:t xml:space="preserve"> </w:t>
+      </w:r>
+      <w:r>
+        <w:t xml:space="preserve">examine the dependence of monitoring efficiency and trends detection given the</w:t>
+      </w:r>
+      <w:r>
+        <w:t xml:space="preserve"> </w:t>
+      </w:r>
+      <w:r>
+        <w:t xml:space="preserve">number of monitoring sites, species abundance, detection probability, strength</w:t>
+      </w:r>
+      <w:r>
+        <w:t xml:space="preserve"> </w:t>
+      </w:r>
+      <w:r>
+        <w:t xml:space="preserve">of decline, under a range of scenarios and monitoring schemes</w:t>
+      </w:r>
+      <w:r>
+        <w:t xml:space="preserve"> </w:t>
+      </w:r>
+      <w:r>
+        <w:t xml:space="preserve">(Ficetola et al. 2018)</w:t>
       </w:r>
       <w:r>
         <w:t xml:space="preserve">.</w:t>
       </w:r>
-      <w:r>
-        <w:t xml:space="preserve"> </w:t>
-      </w:r>
-      <w:r>
-        <w:t xml:space="preserve">Recommendations for more effective spatial sampling design in Europe included</w:t>
-      </w:r>
-      <w:r>
-        <w:t xml:space="preserve"> </w:t>
-      </w:r>
-      <w:r>
-        <w:t xml:space="preserve">stratified random sampling (with stratification across environmental,</w:t>
-      </w:r>
-      <w:r>
-        <w:t xml:space="preserve"> </w:t>
-      </w:r>
-      <w:r>
-        <w:t xml:space="preserve">anthropogenic and political layers), incorporation of existing monitoring sites,</w:t>
-      </w:r>
-      <w:r>
-        <w:t xml:space="preserve"> </w:t>
-      </w:r>
-      <w:r>
-        <w:t xml:space="preserve">filling of spatial gaps, co-location of monitoring activities</w:t>
-      </w:r>
-      <w:r>
-        <w:t xml:space="preserve"> </w:t>
-      </w:r>
-      <w:r>
-        <w:t xml:space="preserve">(Kissling et al. 2024)</w:t>
-      </w:r>
-      <w:r>
-        <w:t xml:space="preserve">. Ecological monitoring design relies on site selection</w:t>
-      </w:r>
-      <w:r>
-        <w:t xml:space="preserve"> </w:t>
-      </w:r>
-      <w:r>
-        <w:t xml:space="preserve">algorithms more often discussed regarding their capacity to achieve spatial</w:t>
-      </w:r>
-      <w:r>
-        <w:t xml:space="preserve"> </w:t>
-      </w:r>
-      <w:r>
-        <w:t xml:space="preserve">balance and representative samples, and less frequently with an evaluation to</w:t>
-      </w:r>
-      <w:r>
-        <w:t xml:space="preserve"> </w:t>
-      </w:r>
-      <w:r>
-        <w:t xml:space="preserve">performance to achieve an ecological monitoring goal</w:t>
-      </w:r>
-      <w:r>
-        <w:t xml:space="preserve"> </w:t>
-      </w:r>
-      <w:r>
-        <w:t xml:space="preserve">(Norman and Poisot 2025)</w:t>
-      </w:r>
-      <w:r>
-        <w:t xml:space="preserve">.</w:t>
-      </w:r>
-      <w:r>
-        <w:t xml:space="preserve"> </w:t>
-      </w:r>
-      <w:r>
-        <w:t xml:space="preserve">Species richness is the most commonly used biodiversity measure in monitoring</w:t>
-      </w:r>
-      <w:r>
-        <w:t xml:space="preserve"> </w:t>
-      </w:r>
-      <w:r>
-        <w:t xml:space="preserve">contexts</w:t>
-      </w:r>
-      <w:r>
-        <w:t xml:space="preserve"> </w:t>
-      </w:r>
-      <w:r>
-        <w:t xml:space="preserve">(Hillebrand et al. 2018)</w:t>
-      </w:r>
-      <w:r>
-        <w:t xml:space="preserve">, including in discussions over sampling</w:t>
-      </w:r>
-      <w:r>
-        <w:t xml:space="preserve"> </w:t>
-      </w:r>
-      <w:r>
-        <w:t xml:space="preserve">designs. Maximising species richness can be an efficient strategy to design</w:t>
-      </w:r>
-      <w:r>
-        <w:t xml:space="preserve"> </w:t>
-      </w:r>
-      <w:r>
-        <w:t xml:space="preserve">conservation networks while also capturing functional and phylogenetic diversity</w:t>
-      </w:r>
-      <w:r>
-        <w:t xml:space="preserve"> </w:t>
-      </w:r>
-      <w:r>
-        <w:t xml:space="preserve">(Willig et al. 2023)</w:t>
-      </w:r>
-      <w:r>
-        <w:t xml:space="preserve">. However, the use of species richness to measure</w:t>
-      </w:r>
-      <w:r>
-        <w:t xml:space="preserve"> </w:t>
-      </w:r>
-      <w:r>
-        <w:t xml:space="preserve">biodiversity change and guide biological conservation has been criticized,</w:t>
-      </w:r>
-      <w:r>
-        <w:t xml:space="preserve"> </w:t>
-      </w:r>
-      <w:r>
-        <w:t xml:space="preserve">mainly since trends in species richness do not properly and robustly capture</w:t>
-      </w:r>
-      <w:r>
-        <w:t xml:space="preserve"> </w:t>
-      </w:r>
-      <w:r>
-        <w:t xml:space="preserve">local changes through time</w:t>
-      </w:r>
-      <w:r>
-        <w:t xml:space="preserve"> </w:t>
-      </w:r>
-      <w:r>
-        <w:t xml:space="preserve">(Hillebrand et al. 2018)</w:t>
-      </w:r>
-      <w:r>
-        <w:t xml:space="preserve">, while also neglecting</w:t>
-      </w:r>
-      <w:r>
-        <w:t xml:space="preserve"> </w:t>
-      </w:r>
-      <w:r>
-        <w:t xml:space="preserve">species identities and not providing information on persistence of biodiversity</w:t>
-      </w:r>
-      <w:r>
-        <w:t xml:space="preserve"> </w:t>
-      </w:r>
-      <w:r>
-        <w:t xml:space="preserve">and ecosystem services</w:t>
-      </w:r>
-      <w:r>
-        <w:t xml:space="preserve"> </w:t>
-      </w:r>
-      <w:r>
-        <w:t xml:space="preserve">(Fletcher Jr. et al. 2025)</w:t>
-      </w:r>
-      <w:r>
-        <w:t xml:space="preserve">.</w:t>
-      </w:r>
     </w:p>
     <w:p>
       <w:pPr>
         <w:pStyle w:val="BodyText"/>
       </w:pPr>
       <w:r>
-        <w:t xml:space="preserve">Sampling designs should incorporate considerations for species interactions.</w:t>
-      </w:r>
-      <w:r>
-        <w:t xml:space="preserve"> </w:t>
-      </w:r>
-      <w:r>
-        <w:t xml:space="preserve">Species interactions represent a critical component of ecosystem functioning and</w:t>
-      </w:r>
-      <w:r>
-        <w:t xml:space="preserve"> </w:t>
-      </w:r>
-      <w:r>
-        <w:t xml:space="preserve">health, yet may be lost faster than species</w:t>
-      </w:r>
-      <w:r>
-        <w:t xml:space="preserve"> </w:t>
-      </w:r>
-      <w:r>
-        <w:t xml:space="preserve">(Valiente-Banuet et al. 2015)</w:t>
-      </w:r>
-      <w:r>
-        <w:t xml:space="preserve">.</w:t>
-      </w:r>
-      <w:r>
-        <w:t xml:space="preserve"> </w:t>
-      </w:r>
-      <w:r>
-        <w:t xml:space="preserve">Monitoring interactions is more informative regarding ecosystem functions than</w:t>
-      </w:r>
-      <w:r>
-        <w:t xml:space="preserve"> </w:t>
-      </w:r>
-      <w:r>
-        <w:t xml:space="preserve">monitoring species richness or using EBVs</w:t>
-      </w:r>
-      <w:r>
-        <w:t xml:space="preserve"> </w:t>
-      </w:r>
-      <w:r>
-        <w:t xml:space="preserve">(Jordano 2016)</w:t>
-      </w:r>
-      <w:r>
-        <w:t xml:space="preserve">. Network</w:t>
-      </w:r>
-      <w:r>
-        <w:t xml:space="preserve"> </w:t>
-      </w:r>
-      <w:r>
-        <w:t xml:space="preserve">responses may be different from species richness</w:t>
-      </w:r>
-      <w:r>
-        <w:t xml:space="preserve"> </w:t>
-      </w:r>
-      <w:r>
-        <w:t xml:space="preserve">(e.g. Doré et al. 2021)</w:t>
-      </w:r>
-      <w:r>
-        <w:t xml:space="preserve">,</w:t>
-      </w:r>
-      <w:r>
-        <w:t xml:space="preserve"> </w:t>
-      </w:r>
-      <w:r>
-        <w:t xml:space="preserve">emphasizing the need for ecological monitoring to consider interactions, not</w:t>
-      </w:r>
-      <w:r>
-        <w:t xml:space="preserve"> </w:t>
-      </w:r>
-      <w:r>
-        <w:t xml:space="preserve">just species richness. Species interactions can also improve our ability to</w:t>
-      </w:r>
-      <w:r>
-        <w:t xml:space="preserve"> </w:t>
-      </w:r>
-      <w:r>
-        <w:t xml:space="preserve">predict responses to climate change</w:t>
-      </w:r>
-      <w:r>
-        <w:t xml:space="preserve"> </w:t>
-      </w:r>
-      <w:r>
-        <w:t xml:space="preserve">(Abrego et al. 2021)</w:t>
-      </w:r>
-      <w:r>
-        <w:t xml:space="preserve">. There are sufficient</w:t>
-      </w:r>
-      <w:r>
-        <w:t xml:space="preserve"> </w:t>
-      </w:r>
-      <w:r>
-        <w:t xml:space="preserve">tools available to use species interaction networks as indicators for</w:t>
-      </w:r>
-      <w:r>
-        <w:t xml:space="preserve"> </w:t>
-      </w:r>
-      <w:r>
-        <w:t xml:space="preserve">biodiversity conservation and management while we keep improving monitoring</w:t>
-      </w:r>
-      <w:r>
-        <w:t xml:space="preserve"> </w:t>
-      </w:r>
-      <w:r>
-        <w:t xml:space="preserve">(Dansereau et al. 2025)</w:t>
-      </w:r>
-      <w:r>
-        <w:t xml:space="preserve">.</w:t>
+        <w:t xml:space="preserve">In this manuscript, we address three key questions. First, how should we implement monitoring</w:t>
+      </w:r>
+      <w:r>
+        <w:t xml:space="preserve"> </w:t>
+      </w:r>
+      <w:r>
+        <w:t xml:space="preserve">programs across space to efficiently capture network composition and changes, as</w:t>
+      </w:r>
+      <w:r>
+        <w:t xml:space="preserve"> </w:t>
+      </w:r>
+      <w:r>
+        <w:t xml:space="preserve">essential components of biodiversity? Second, can we monitor species interactions as</w:t>
+      </w:r>
+      <w:r>
+        <w:t xml:space="preserve"> </w:t>
+      </w:r>
+      <w:r>
+        <w:t xml:space="preserve">efficiently as species ranges? Finally, what would be realistic expectations for</w:t>
+      </w:r>
+      <w:r>
+        <w:t xml:space="preserve"> </w:t>
+      </w:r>
+      <w:r>
+        <w:t xml:space="preserve">the effectiveness of sampling designs to monitor species interactions?</w:t>
       </w:r>
     </w:p>
     <w:p>
@@ -584,397 +1041,13 @@
         <w:pStyle w:val="BodyText"/>
       </w:pPr>
       <w:r>
-        <w:t xml:space="preserve">Prior investigations over interaction sampling do not address how efficiently we</w:t>
-      </w:r>
-      <w:r>
-        <w:t xml:space="preserve"> </w:t>
-      </w:r>
-      <w:r>
-        <w:t xml:space="preserve">should expect to monitor interactions within the BON framework. Much focus has</w:t>
-      </w:r>
-      <w:r>
-        <w:t xml:space="preserve"> </w:t>
-      </w:r>
-      <w:r>
-        <w:t xml:space="preserve">been given on how to assess sampling completeness</w:t>
-      </w:r>
-      <w:r>
-        <w:t xml:space="preserve"> </w:t>
-      </w:r>
-      <w:r>
-        <w:t xml:space="preserve">(e.g. Chacoff et al. 2012)</w:t>
-      </w:r>
-      <w:r>
-        <w:t xml:space="preserve"> </w:t>
-      </w:r>
-      <w:r>
-        <w:t xml:space="preserve">and</w:t>
-      </w:r>
-      <w:r>
-        <w:t xml:space="preserve"> </w:t>
-      </w:r>
-      <w:r>
-        <w:t xml:space="preserve">how sampling effort affects network properties</w:t>
-      </w:r>
-      <w:r>
-        <w:t xml:space="preserve"> </w:t>
-      </w:r>
-      <w:r>
-        <w:t xml:space="preserve">(e.g., McLeod et al. 2021)</w:t>
-      </w:r>
-      <w:r>
-        <w:t xml:space="preserve">.</w:t>
-      </w:r>
-      <w:r>
-        <w:t xml:space="preserve"> </w:t>
-      </w:r>
-      <w:r>
-        <w:t xml:space="preserve">Sampling can be much less complete for interactions than for species. Sampling</w:t>
-      </w:r>
-      <w:r>
-        <w:t xml:space="preserve"> </w:t>
-      </w:r>
-      <w:r>
-        <w:t xml:space="preserve">effort required to document interactions is much higher than for species</w:t>
-      </w:r>
-      <w:r>
-        <w:t xml:space="preserve"> </w:t>
-      </w:r>
-      <w:r>
-        <w:t xml:space="preserve">(e.g.</w:t>
-      </w:r>
-      <w:r>
-        <w:t xml:space="preserve"> </w:t>
-      </w:r>
-      <w:r>
-        <w:t xml:space="preserve">500% vs 64% in Chacoff et al. 2012)</w:t>
-      </w:r>
-      <w:r>
-        <w:t xml:space="preserve">. Evaluating sampling completeness requires</w:t>
-      </w:r>
-      <w:r>
-        <w:t xml:space="preserve"> </w:t>
-      </w:r>
-      <w:r>
-        <w:t xml:space="preserve">assessing the proportion of forbidden links due to life history restrictions,</w:t>
-      </w:r>
-      <w:r>
-        <w:t xml:space="preserve"> </w:t>
-      </w:r>
-      <w:r>
-        <w:t xml:space="preserve">which itself requires natural history knowledge and an analysis of sampling</w:t>
-      </w:r>
-      <w:r>
-        <w:t xml:space="preserve"> </w:t>
-      </w:r>
-      <w:r>
-        <w:t xml:space="preserve">robustness</w:t>
-      </w:r>
-      <w:r>
-        <w:t xml:space="preserve"> </w:t>
-      </w:r>
-      <w:r>
-        <w:t xml:space="preserve">(Jordano 2016)</w:t>
-      </w:r>
-      <w:r>
-        <w:t xml:space="preserve">. Some quantitative network properties such as</w:t>
-      </w:r>
-      <w:r>
-        <w:t xml:space="preserve"> </w:t>
-      </w:r>
-      <w:r>
-        <w:t xml:space="preserve">connectance are less affected by sampling completeness than network composition</w:t>
-      </w:r>
-      <w:r>
-        <w:t xml:space="preserve"> </w:t>
-      </w:r>
-      <w:r>
-        <w:t xml:space="preserve">or binary measure</w:t>
-      </w:r>
-      <w:r>
-        <w:t xml:space="preserve"> </w:t>
-      </w:r>
-      <w:r>
-        <w:t xml:space="preserve">(Poisot et al. 2012; e.g. number of links, Vizentin-Bugoni et al. 2016)</w:t>
-      </w:r>
-      <w:r>
-        <w:t xml:space="preserve">. Small networks are also more sensitive to undersampling than</w:t>
-      </w:r>
-      <w:r>
-        <w:t xml:space="preserve"> </w:t>
-      </w:r>
-      <w:r>
-        <w:t xml:space="preserve">larger ones</w:t>
-      </w:r>
-      <w:r>
-        <w:t xml:space="preserve"> </w:t>
-      </w:r>
-      <w:r>
-        <w:t xml:space="preserve">(Henriksen et al. 2019)</w:t>
-      </w:r>
-      <w:r>
-        <w:t xml:space="preserve">. Quantitive frameworks exist to evaluate</w:t>
-      </w:r>
-      <w:r>
-        <w:t xml:space="preserve"> </w:t>
-      </w:r>
-      <w:r>
-        <w:t xml:space="preserve">network taxonomic, functional and phylogenetic diversity from incomplete samples</w:t>
-      </w:r>
-      <w:r>
-        <w:t xml:space="preserve"> </w:t>
-      </w:r>
-      <w:r>
-        <w:t xml:space="preserve">(Chiu et al. 2023)</w:t>
-      </w:r>
-      <w:r>
-        <w:t xml:space="preserve">.</w:t>
-      </w:r>
-    </w:p>
-    <w:p>
-      <w:pPr>
-        <w:pStyle w:val="BodyText"/>
-      </w:pPr>
-      <w:r>
-        <w:t xml:space="preserve">A much needed element is to consider sampling network and interactions from an</w:t>
-      </w:r>
-      <w:r>
-        <w:t xml:space="preserve"> </w:t>
-      </w:r>
-      <w:r>
-        <w:t xml:space="preserve">explicitly spatial perspective with variation in local structure—that is,</w:t>
-      </w:r>
-      <w:r>
-        <w:t xml:space="preserve"> </w:t>
-      </w:r>
-      <w:r>
-        <w:t xml:space="preserve">measuring sampling effort from specific sites where interactions are sampled.</w:t>
-      </w:r>
-      <w:r>
-        <w:t xml:space="preserve"> </w:t>
-      </w:r>
-      <w:r>
-        <w:t xml:space="preserve">For instance,</w:t>
-      </w:r>
-      <w:r>
-        <w:t xml:space="preserve"> </w:t>
-      </w:r>
-      <w:r>
-        <w:t xml:space="preserve">Poisot et al. (2012)</w:t>
-      </w:r>
-      <w:r>
-        <w:t xml:space="preserve"> </w:t>
-      </w:r>
-      <w:r>
-        <w:t xml:space="preserve">measured sampling effort based on resampling a</w:t>
-      </w:r>
-      <w:r>
-        <w:t xml:space="preserve"> </w:t>
-      </w:r>
-      <w:r>
-        <w:t xml:space="preserve">dataset to document its effect on network composition and properties. Other</w:t>
-      </w:r>
-      <w:r>
-        <w:t xml:space="preserve"> </w:t>
-      </w:r>
-      <w:r>
-        <w:t xml:space="preserve">examples focus on scale, notably showing that many network structure metrics are</w:t>
-      </w:r>
-      <w:r>
-        <w:t xml:space="preserve"> </w:t>
-      </w:r>
-      <w:r>
-        <w:t xml:space="preserve">robust across spatial scales when accounting for expected increases of richness</w:t>
-      </w:r>
-      <w:r>
-        <w:t xml:space="preserve"> </w:t>
-      </w:r>
-      <w:r>
-        <w:t xml:space="preserve">and decreases in connectance</w:t>
-      </w:r>
-      <w:r>
-        <w:t xml:space="preserve"> </w:t>
-      </w:r>
-      <w:r>
-        <w:t xml:space="preserve">(Wood et al. 2015)</w:t>
-      </w:r>
-      <w:r>
-        <w:t xml:space="preserve">. In contrast,</w:t>
-      </w:r>
-      <w:r>
-        <w:t xml:space="preserve"> </w:t>
-      </w:r>
-      <w:r>
-        <w:t xml:space="preserve">McLeod et al. (2021)</w:t>
-      </w:r>
-      <w:r>
-        <w:t xml:space="preserve"> </w:t>
-      </w:r>
-      <w:r>
-        <w:t xml:space="preserve">used data from specific lakes compare sampling strategies, showing that sampling</w:t>
-      </w:r>
-      <w:r>
-        <w:t xml:space="preserve"> </w:t>
-      </w:r>
-      <w:r>
-        <w:t xml:space="preserve">larger to smaller lakes better captures regional metaweb properties. We now have</w:t>
-      </w:r>
-      <w:r>
-        <w:t xml:space="preserve"> </w:t>
-      </w:r>
-      <w:r>
-        <w:t xml:space="preserve">frameworks and models to describe and investigate the variation and detection</w:t>
-      </w:r>
-      <w:r>
-        <w:t xml:space="preserve"> </w:t>
-      </w:r>
-      <w:r>
-        <w:t xml:space="preserve">interaction networks in space and time</w:t>
-      </w:r>
-      <w:r>
-        <w:t xml:space="preserve"> </w:t>
-      </w:r>
-      <w:r>
-        <w:t xml:space="preserve">(Poisot et al. 2015; Cirtwill et al. 2019; Catchen et al. 2023)</w:t>
-      </w:r>
-      <w:r>
-        <w:t xml:space="preserve">, and therefore the next is to consider how to optimize</w:t>
-      </w:r>
-      <w:r>
-        <w:t xml:space="preserve"> </w:t>
-      </w:r>
-      <w:r>
-        <w:t xml:space="preserve">monitoring for species interactions. Simulations have already in the been used</w:t>
-      </w:r>
-      <w:r>
-        <w:t xml:space="preserve"> </w:t>
-      </w:r>
-      <w:r>
-        <w:t xml:space="preserve">in the context of optimizing monitoring to: generate communities and evaluate</w:t>
-      </w:r>
-      <w:r>
-        <w:t xml:space="preserve"> </w:t>
-      </w:r>
-      <w:r>
-        <w:t xml:space="preserve">the potential of metrics to track biodiversity change</w:t>
-      </w:r>
-      <w:r>
-        <w:t xml:space="preserve"> </w:t>
-      </w:r>
-      <w:r>
-        <w:t xml:space="preserve">(Santini et al. 2017)</w:t>
-      </w:r>
-      <w:r>
-        <w:t xml:space="preserve">,</w:t>
-      </w:r>
-      <w:r>
-        <w:t xml:space="preserve"> </w:t>
-      </w:r>
-      <w:r>
-        <w:t xml:space="preserve">simulate networks and sampling to evaluate effects on estimated metrics compared</w:t>
-      </w:r>
-      <w:r>
-        <w:t xml:space="preserve"> </w:t>
-      </w:r>
-      <w:r>
-        <w:t xml:space="preserve">to a known reference</w:t>
-      </w:r>
-      <w:r>
-        <w:t xml:space="preserve"> </w:t>
-      </w:r>
-      <w:r>
-        <w:t xml:space="preserve">(de Aguiar et al. 2019, although not in a spatial context)</w:t>
-      </w:r>
-      <w:r>
-        <w:t xml:space="preserve">,</w:t>
-      </w:r>
-      <w:r>
-        <w:t xml:space="preserve"> </w:t>
-      </w:r>
-      <w:r>
-        <w:t xml:space="preserve">determine optimal sampling frequency for monitoring</w:t>
-      </w:r>
-      <w:r>
-        <w:t xml:space="preserve"> </w:t>
-      </w:r>
-      <w:r>
-        <w:t xml:space="preserve">(Daugaard et al. 2024)</w:t>
-      </w:r>
-      <w:r>
-        <w:t xml:space="preserve">, to</w:t>
-      </w:r>
-      <w:r>
-        <w:t xml:space="preserve"> </w:t>
-      </w:r>
-      <w:r>
-        <w:t xml:space="preserve">examine the dependence of monitoring efficiency and trends detection given the</w:t>
-      </w:r>
-      <w:r>
-        <w:t xml:space="preserve"> </w:t>
-      </w:r>
-      <w:r>
-        <w:t xml:space="preserve">number of monitoring sites, species abundance, detection probability, strength</w:t>
-      </w:r>
-      <w:r>
-        <w:t xml:space="preserve"> </w:t>
-      </w:r>
-      <w:r>
-        <w:t xml:space="preserve">of decline, under a range of scenarios and monitoring schemes</w:t>
-      </w:r>
-      <w:r>
-        <w:t xml:space="preserve"> </w:t>
-      </w:r>
-      <w:r>
-        <w:t xml:space="preserve">(Ficetola et al. 2018)</w:t>
-      </w:r>
-      <w:r>
-        <w:t xml:space="preserve">.</w:t>
-      </w:r>
-    </w:p>
-    <w:p>
-      <w:pPr>
-        <w:pStyle w:val="BodyText"/>
-      </w:pPr>
-      <w:r>
-        <w:t xml:space="preserve">Remaining key questions are therefore: how should we implement monitoring</w:t>
-      </w:r>
-      <w:r>
-        <w:t xml:space="preserve"> </w:t>
-      </w:r>
-      <w:r>
-        <w:t xml:space="preserve">programs across space to efficiently capture network composition and changes, as</w:t>
-      </w:r>
-      <w:r>
-        <w:t xml:space="preserve"> </w:t>
-      </w:r>
-      <w:r>
-        <w:t xml:space="preserve">essential components of biodiversity? Can we monitor species interactions as</w:t>
-      </w:r>
-      <w:r>
-        <w:t xml:space="preserve"> </w:t>
-      </w:r>
-      <w:r>
-        <w:t xml:space="preserve">efficiently as species ranges? What would be realistic expectations for</w:t>
-      </w:r>
-      <w:r>
-        <w:t xml:space="preserve"> </w:t>
-      </w:r>
-      <w:r>
-        <w:t xml:space="preserve">monitoring species interactions?</w:t>
-      </w:r>
-    </w:p>
-    <w:p>
-      <w:pPr>
-        <w:pStyle w:val="BodyText"/>
-      </w:pPr>
-      <w:r>
-        <w:t xml:space="preserve">Here, we used simulations to test the efficiency of monitoring species</w:t>
-      </w:r>
-      <w:r>
-        <w:t xml:space="preserve"> </w:t>
-      </w:r>
-      <w:r>
-        <w:t xml:space="preserve">interactions within BONs and explored options for design and optimization. We</w:t>
+        <w:t xml:space="preserve">We use spatially explicit community simulations to test the efficiency of monitoring species</w:t>
+      </w:r>
+      <w:r>
+        <w:t xml:space="preserve"> </w:t>
+      </w:r>
+      <w:r>
+        <w:t xml:space="preserve">interactions within BONs, and explore various algorithmic and design options for network optimization. We</w:t>
       </w:r>
       <w:r>
         <w:t xml:space="preserve"> </w:t>
@@ -1237,6 +1310,51 @@
         <w:t xml:space="preserve">SpeciesInteractionSamplers.jl</w:t>
       </w:r>
       <w:r>
+        <w:t xml:space="preserve">. This model broadly captures the different processes involved into turning a</w:t>
+      </w:r>
+      <w:r>
+        <w:t xml:space="preserve"> </w:t>
+      </w:r>
+      <w:r>
+        <w:rPr>
+          <w:i/>
+          <w:iCs/>
+        </w:rPr>
+        <w:t xml:space="preserve">potential</w:t>
+      </w:r>
+      <w:r>
+        <w:t xml:space="preserve"> </w:t>
+      </w:r>
+      <w:r>
+        <w:t xml:space="preserve">interaction (which is biologically feasible) into a</w:t>
+      </w:r>
+      <w:r>
+        <w:t xml:space="preserve"> </w:t>
+      </w:r>
+      <w:r>
+        <w:rPr>
+          <w:i/>
+          <w:iCs/>
+        </w:rPr>
+        <w:t xml:space="preserve">realized</w:t>
+      </w:r>
+      <w:r>
+        <w:t xml:space="preserve"> </w:t>
+      </w:r>
+      <w:r>
+        <w:t xml:space="preserve">one (it took place at a specified location), as outlined in</w:t>
+      </w:r>
+      <w:r>
+        <w:t xml:space="preserve"> </w:t>
+      </w:r>
+      <w:r>
+        <w:rPr>
+          <w:b/>
+          <w:bCs/>
+        </w:rPr>
+        <w:t xml:space="preserve">10.1016/j.tree.2015.03.014</w:t>
+      </w:r>
+      <w:r>
         <w:t xml:space="preserve">. To the generative</w:t>
       </w:r>
       <w:r>
@@ -1896,13 +2014,13 @@
         <w:pStyle w:val="BodyText"/>
       </w:pPr>
       <w:r>
-        <w:t xml:space="preserve">Using our model simulations, we can test different algorithms to spread</w:t>
-      </w:r>
-      <w:r>
-        <w:t xml:space="preserve"> </w:t>
-      </w:r>
-      <w:r>
-        <w:t xml:space="preserve">monitoring sites across the landscape and optimize given different information</w:t>
+        <w:t xml:space="preserve">Using our model simulations, we can test different algorithms to distribute</w:t>
+      </w:r>
+      <w:r>
+        <w:t xml:space="preserve"> </w:t>
+      </w:r>
+      <w:r>
+        <w:t xml:space="preserve">monitoring sites across the landscape and optimize their location given different information</w:t>
       </w:r>
       <w:r>
         <w:t xml:space="preserve"> </w:t>
@@ -3131,6 +3249,29 @@
         <w:t xml:space="preserve">(Williams and Martinez 2008; Baiser et al. 2010; Wood et al. 2015)</w:t>
       </w:r>
       <w:r>
+        <w:t xml:space="preserve">. These parameters are also within the range of previous simulation studies on spatial ecological network dynamics,</w:t>
+      </w:r>
+      <w:r>
+        <w:t xml:space="preserve"> </w:t>
+      </w:r>
+      <w:r>
+        <w:rPr>
+          <w:i/>
+          <w:iCs/>
+        </w:rPr>
+        <w:t xml:space="preserve">e.g.</w:t>
+      </w:r>
+      <w:r>
+        <w:t xml:space="preserve"> </w:t>
+      </w:r>
+      <w:r>
+        <w:rPr>
+          <w:b/>
+          <w:bCs/>
+        </w:rPr>
+        <w:t xml:space="preserve">10.1038/s41559-017-0162</w:t>
+      </w:r>
+      <w:r>
         <w:t xml:space="preserve">. Exploratory simulations showed the number</w:t>
       </w:r>
       <w:r>
@@ -5210,7 +5351,15 @@
         <w:t xml:space="preserve"> </w:t>
       </w:r>
       <w:r>
-        <w:t xml:space="preserve">interactions? Our simulations highlight they should be much lower than for</w:t>
+        <w:t xml:space="preserve">interactions?</w:t>
+      </w:r>
+    </w:p>
+    <w:p>
+      <w:pPr>
+        <w:pStyle w:val="BodyText"/>
+      </w:pPr>
+      <w:r>
+        <w:t xml:space="preserve">Our simulations highlight they should be much lower than for</w:t>
       </w:r>
       <w:r>
         <w:t xml:space="preserve"> </w:t>
@@ -5222,13 +5371,13 @@
         <w:t xml:space="preserve"> </w:t>
       </w:r>
       <w:r>
-        <w:t xml:space="preserve">depend on species abundance. This means we can expect the monitoring of species</w:t>
-      </w:r>
-      <w:r>
-        <w:t xml:space="preserve"> </w:t>
-      </w:r>
-      <w:r>
-        <w:t xml:space="preserve">interaction within a BON to require a higher monitoring effort than the one</w:t>
+        <w:t xml:space="preserve">depend on species abundance. In other words, we can expect the monitoring of species</w:t>
+      </w:r>
+      <w:r>
+        <w:t xml:space="preserve"> </w:t>
+      </w:r>
+      <w:r>
+        <w:t xml:space="preserve">interaction within a BON to require a (much) higher monitoring effort than the one</w:t>
       </w:r>
       <w:r>
         <w:t xml:space="preserve"> </w:t>
@@ -5254,7 +5403,20 @@
         <w:t xml:space="preserve"> </w:t>
       </w:r>
       <w:r>
-        <w:t xml:space="preserve">instance, adopting a single-species perspective can yield relevant results while</w:t>
+        <w:t xml:space="preserve">instance, adopting a single-species perspective (</w:t>
+      </w:r>
+      <w:r>
+        <w:rPr>
+          <w:i/>
+          <w:iCs/>
+        </w:rPr>
+        <w:t xml:space="preserve">e.g.</w:t>
+      </w:r>
+      <w:r>
+        <w:t xml:space="preserve"> </w:t>
+      </w:r>
+      <w:r>
+        <w:t xml:space="preserve">focusing on interactions for a keystone species) can yield relevant results while</w:t>
       </w:r>
       <w:r>
         <w:t xml:space="preserve"> </w:t>
@@ -5284,13 +5446,13 @@
         <w:t xml:space="preserve"> </w:t>
       </w:r>
       <w:r>
-        <w:t xml:space="preserve">interactions was even more efficient, but our simulations represent a best case</w:t>
-      </w:r>
-      <w:r>
-        <w:t xml:space="preserve"> </w:t>
-      </w:r>
-      <w:r>
-        <w:t xml:space="preserve">scenario beyond reach in an applied context. Nonetheless, it highlights that the</w:t>
+        <w:t xml:space="preserve">interactions was even more efficient. Yet, these simulations represent a best case</w:t>
+      </w:r>
+      <w:r>
+        <w:t xml:space="preserve"> </w:t>
+      </w:r>
+      <w:r>
+        <w:t xml:space="preserve">scenario beyond reach in an applied context: it assumes that there is already pre-existing knowledge on where interactions have been observed, which is unlikely to exist for most interactions, regardless of their relevance for monitoring. Nonetheless, it highlights that the</w:t>
       </w:r>
       <w:r>
         <w:t xml:space="preserve"> </w:t>
@@ -5302,7 +5464,7 @@
         <w:t xml:space="preserve"> </w:t>
       </w:r>
       <w:r>
-        <w:t xml:space="preserve">interactions are likely to take place. Better incorporating considerations for</w:t>
+        <w:t xml:space="preserve">interactions are likely to take place, which suggests that monitoring of interactions will become more efficient over time. Better incorporating considerations for</w:t>
       </w:r>
       <w:r>
         <w:t xml:space="preserve"> </w:t>

--- a/index.docx
+++ b/index.docx
@@ -26,7 +26,7 @@
         <w:t xml:space="preserve">Networks</w:t>
       </w:r>
     </w:p>
-    <w:bookmarkStart w:id="21" w:name="introduction"/>
+    <w:bookmarkStart w:id="20" w:name="introduction"/>
     <w:p>
       <w:pPr>
         <w:pStyle w:val="Heading1"/>
@@ -40,64 +40,43 @@
         <w:pStyle w:val="FirstParagraph"/>
       </w:pPr>
       <w:r>
-        <w:t xml:space="preserve">Biodiversity monitoring should encompass all facets of biodiversity.</w:t>
-      </w:r>
-      <w:r>
-        <w:t xml:space="preserve"> </w:t>
-      </w:r>
-      <w:hyperlink r:id="rId20">
-        <w:r>
-          <w:rPr>
-            <w:rStyle w:val="Hyperlink"/>
-          </w:rPr>
-          <w:t xml:space="preserve">Article</w:t>
-        </w:r>
-        <w:r>
-          <w:rPr>
-            <w:rStyle w:val="Hyperlink"/>
-          </w:rPr>
-          <w:t xml:space="preserve"> </w:t>
-        </w:r>
-        <w:r>
-          <w:rPr>
-            <w:rStyle w:val="Hyperlink"/>
-          </w:rPr>
-          <w:t xml:space="preserve">7</w:t>
-        </w:r>
-      </w:hyperlink>
-      <w:r>
-        <w:t xml:space="preserve"> </w:t>
-      </w:r>
-      <w:r>
-        <w:t xml:space="preserve">of the Convention on</w:t>
-      </w:r>
-      <w:r>
-        <w:t xml:space="preserve"> </w:t>
-      </w:r>
-      <w:r>
-        <w:t xml:space="preserve">Biological Diversity</w:t>
-      </w:r>
-      <w:r>
-        <w:t xml:space="preserve"> </w:t>
-      </w:r>
-      <w:r>
-        <w:rPr>
-          <w:b/>
-          <w:bCs/>
-        </w:rPr>
-        <w:t xml:space="preserve">CITE</w:t>
-      </w:r>
-      <w:r>
-        <w:t xml:space="preserve"> </w:t>
-      </w:r>
-      <w:r>
-        <w:t xml:space="preserve">calls for Parties to</w:t>
-      </w:r>
-      <w:r>
-        <w:t xml:space="preserve"> </w:t>
-      </w:r>
-      <w:r>
-        <w:t xml:space="preserve">“[i]dentify components of biological diversity important for its conservation and sustainable use”</w:t>
+        <w:t xml:space="preserve">Biodiversity monitoring should encompass all facets of biodiversity. Article 7</w:t>
+      </w:r>
+      <w:r>
+        <w:t xml:space="preserve"> </w:t>
+      </w:r>
+      <w:r>
+        <w:t xml:space="preserve">of the Convention on Biological Diversity</w:t>
+      </w:r>
+      <w:r>
+        <w:t xml:space="preserve"> </w:t>
+      </w:r>
+      <w:r>
+        <w:t xml:space="preserve">(United Nations 1992)</w:t>
+      </w:r>
+      <w:r>
+        <w:t xml:space="preserve"> </w:t>
+      </w:r>
+      <w:r>
+        <w:t xml:space="preserve">calls for</w:t>
+      </w:r>
+      <w:r>
+        <w:t xml:space="preserve"> </w:t>
+      </w:r>
+      <w:r>
+        <w:t xml:space="preserve">Parties to</w:t>
+      </w:r>
+      <w:r>
+        <w:t xml:space="preserve"> </w:t>
+      </w:r>
+      <w:r>
+        <w:t xml:space="preserve">“[i]dentify components of biological diversity important for its</w:t>
+      </w:r>
+      <w:r>
+        <w:t xml:space="preserve"> </w:t>
+      </w:r>
+      <w:r>
+        <w:t xml:space="preserve">conservation and sustainable use”</w:t>
       </w:r>
       <w:r>
         <w:t xml:space="preserve">, and</w:t>
@@ -106,128 +85,213 @@
         <w:t xml:space="preserve"> </w:t>
       </w:r>
       <w:r>
-        <w:t xml:space="preserve">“[m]onitor, through sampling and other techniques, the components of biological diversity”</w:t>
+        <w:t xml:space="preserve">“[m]onitor, through sampling and other</w:t>
+      </w:r>
+      <w:r>
+        <w:t xml:space="preserve"> </w:t>
+      </w:r>
+      <w:r>
+        <w:t xml:space="preserve">techniques, the components of biological diversity”</w:t>
+      </w:r>
+      <w:r>
+        <w:t xml:space="preserve">. Biodiversity Observation</w:t>
+      </w:r>
+      <w:r>
+        <w:t xml:space="preserve"> </w:t>
+      </w:r>
+      <w:r>
+        <w:t xml:space="preserve">Networks (BONs) are promising initiatives to improve monitoring across scales</w:t>
+      </w:r>
+      <w:r>
+        <w:t xml:space="preserve"> </w:t>
+      </w:r>
+      <w:r>
+        <w:t xml:space="preserve">and biodiversity facets. BONs are coordinated monitoring networks designed to</w:t>
+      </w:r>
+      <w:r>
+        <w:t xml:space="preserve"> </w:t>
+      </w:r>
+      <w:r>
+        <w:t xml:space="preserve">harmonize observation systems, assist reporting on international assessments,</w:t>
+      </w:r>
+      <w:r>
+        <w:t xml:space="preserve"> </w:t>
+      </w:r>
+      <w:r>
+        <w:t xml:space="preserve">and reinforce scientific basis in biodiversity monitoring</w:t>
+      </w:r>
+      <w:r>
+        <w:t xml:space="preserve"> </w:t>
+      </w:r>
+      <w:r>
+        <w:t xml:space="preserve">(Navarro et al. 2017; Gonzalez et al. 2023)</w:t>
+      </w:r>
+      <w:r>
+        <w:t xml:space="preserve">. BONs can be thematic (Marine BON, Freshwater BON),</w:t>
+      </w:r>
+      <w:r>
+        <w:t xml:space="preserve"> </w:t>
+      </w:r>
+      <w:r>
+        <w:t xml:space="preserve">national (China BON, French BON, Colombia BON) or regional (Asia-Pacific,</w:t>
+      </w:r>
+      <w:r>
+        <w:t xml:space="preserve"> </w:t>
+      </w:r>
+      <w:r>
+        <w:t xml:space="preserve">Europe); some represent networks of monitoring sites for systematic monitoring</w:t>
+      </w:r>
+      <w:r>
+        <w:t xml:space="preserve"> </w:t>
+      </w:r>
+      <w:r>
+        <w:t xml:space="preserve">(China BON) while others represent biodiversity data hubs (French BON)</w:t>
+      </w:r>
+      <w:r>
+        <w:t xml:space="preserve"> </w:t>
+      </w:r>
+      <w:r>
+        <w:t xml:space="preserve">(Navarro et al. 2017)</w:t>
+      </w:r>
+      <w:r>
+        <w:t xml:space="preserve">. BONs aim to monitor biodiversity change, informing on both</w:t>
+      </w:r>
+      <w:r>
+        <w:t xml:space="preserve"> </w:t>
+      </w:r>
+      <w:r>
+        <w:t xml:space="preserve">current status and trends</w:t>
+      </w:r>
+      <w:r>
+        <w:t xml:space="preserve"> </w:t>
+      </w:r>
+      <w:r>
+        <w:t xml:space="preserve">(Gonzalez et al. 2025)</w:t>
+      </w:r>
+      <w:r>
+        <w:t xml:space="preserve">. It has been suggested that BONs</w:t>
+      </w:r>
+      <w:r>
+        <w:t xml:space="preserve"> </w:t>
+      </w:r>
+      <w:r>
+        <w:t xml:space="preserve">should eventually be interlinked into the Global Biodiversity Observation System</w:t>
+      </w:r>
+      <w:r>
+        <w:t xml:space="preserve"> </w:t>
+      </w:r>
+      <w:r>
+        <w:t xml:space="preserve">(GBiOS), a globally connected network providing capacity to monitor biodiversity</w:t>
+      </w:r>
+      <w:r>
+        <w:t xml:space="preserve"> </w:t>
+      </w:r>
+      <w:r>
+        <w:t xml:space="preserve">change</w:t>
+      </w:r>
+      <w:r>
+        <w:t xml:space="preserve"> </w:t>
+      </w:r>
+      <w:r>
+        <w:t xml:space="preserve">(Gonzalez et al. 2023)</w:t>
+      </w:r>
+      <w:r>
+        <w:t xml:space="preserve">, and guide actions needed for targets and goals of</w:t>
+      </w:r>
+      <w:r>
+        <w:t xml:space="preserve"> </w:t>
+      </w:r>
+      <w:r>
+        <w:t xml:space="preserve">the Kunming-Montreal Global Biodiversity framework</w:t>
+      </w:r>
+      <w:r>
+        <w:t xml:space="preserve"> </w:t>
+      </w:r>
+      <w:r>
+        <w:t xml:space="preserve">(CBD 2022)</w:t>
+      </w:r>
+      <w:r>
+        <w:t xml:space="preserve">. Additional</w:t>
+      </w:r>
+      <w:r>
+        <w:t xml:space="preserve"> </w:t>
+      </w:r>
+      <w:r>
+        <w:t xml:space="preserve">BONs are currently in the development or planification stages, notably in Europe</w:t>
+      </w:r>
+      <w:r>
+        <w:t xml:space="preserve"> </w:t>
+      </w:r>
+      <w:r>
+        <w:t xml:space="preserve">(Kissling et al. 2024)</w:t>
+      </w:r>
+      <w:r>
+        <w:t xml:space="preserve"> </w:t>
+      </w:r>
+      <w:r>
+        <w:t xml:space="preserve">and in Canada</w:t>
+      </w:r>
+      <w:r>
+        <w:t xml:space="preserve"> </w:t>
+      </w:r>
+      <w:r>
+        <w:t xml:space="preserve">(Gonzalez et al. 2025)</w:t>
       </w:r>
       <w:r>
         <w:t xml:space="preserve">.</w:t>
       </w:r>
-      <w:r>
-        <w:t xml:space="preserve"> </w:t>
-      </w:r>
-      <w:r>
-        <w:t xml:space="preserve">Biodiversity Observation Networks (BONs) are promising initiatives to improve</w:t>
-      </w:r>
-      <w:r>
-        <w:t xml:space="preserve"> </w:t>
-      </w:r>
-      <w:r>
-        <w:t xml:space="preserve">monitoring across scales and biodiversity facets. BONs are coordinated</w:t>
-      </w:r>
-      <w:r>
-        <w:t xml:space="preserve"> </w:t>
-      </w:r>
-      <w:r>
-        <w:t xml:space="preserve">monitoring networks designed to harmonize observation systems, assist reporting</w:t>
-      </w:r>
-      <w:r>
-        <w:t xml:space="preserve"> </w:t>
-      </w:r>
-      <w:r>
-        <w:t xml:space="preserve">on international assessments, and reinforce scientific basis in biodiversity</w:t>
-      </w:r>
-      <w:r>
-        <w:t xml:space="preserve"> </w:t>
-      </w:r>
-      <w:r>
-        <w:t xml:space="preserve">monitoring</w:t>
-      </w:r>
-      <w:r>
-        <w:t xml:space="preserve"> </w:t>
-      </w:r>
-      <w:r>
-        <w:t xml:space="preserve">(Navarro et al. 2017; Gonzalez et al. 2023)</w:t>
-      </w:r>
-      <w:r>
-        <w:t xml:space="preserve">. BONs can be thematic</w:t>
-      </w:r>
-      <w:r>
-        <w:t xml:space="preserve"> </w:t>
-      </w:r>
-      <w:r>
-        <w:t xml:space="preserve">(Marine BON, Freshwater BON), national (China BON, French BON, Colombia BON) or</w:t>
-      </w:r>
-      <w:r>
-        <w:t xml:space="preserve"> </w:t>
-      </w:r>
-      <w:r>
-        <w:t xml:space="preserve">regional (Asia-Pacific, Europe); some represent networks of monitoring sites for</w:t>
-      </w:r>
-      <w:r>
-        <w:t xml:space="preserve"> </w:t>
-      </w:r>
-      <w:r>
-        <w:t xml:space="preserve">systematic monitoring (China BON) while others represent biodiversity data hubs</w:t>
-      </w:r>
-      <w:r>
-        <w:t xml:space="preserve"> </w:t>
-      </w:r>
-      <w:r>
-        <w:t xml:space="preserve">(French BON)</w:t>
-      </w:r>
-      <w:r>
-        <w:t xml:space="preserve"> </w:t>
-      </w:r>
-      <w:r>
-        <w:t xml:space="preserve">(Navarro et al. 2017)</w:t>
-      </w:r>
-      <w:r>
-        <w:t xml:space="preserve">. BONs aim to monitor biodiversity change,</w:t>
-      </w:r>
-      <w:r>
-        <w:t xml:space="preserve"> </w:t>
-      </w:r>
-      <w:r>
-        <w:t xml:space="preserve">informing on both current status and trends</w:t>
-      </w:r>
-      <w:r>
-        <w:t xml:space="preserve"> </w:t>
-      </w:r>
-      <w:r>
-        <w:t xml:space="preserve">(Gonzalez et al. 2025)</w:t>
-      </w:r>
-      <w:r>
-        <w:t xml:space="preserve">. It has been suggested that BONs should</w:t>
-      </w:r>
-      <w:r>
-        <w:t xml:space="preserve"> </w:t>
-      </w:r>
-      <w:r>
-        <w:t xml:space="preserve">eventually be interlinked into the Global Biodiversity Observation System (GBiOS), a globally connected network providing capacity to monitor biodiversity change</w:t>
-      </w:r>
-      <w:r>
-        <w:t xml:space="preserve"> </w:t>
-      </w:r>
-      <w:r>
-        <w:t xml:space="preserve">(Gonzalez et al. 2023)</w:t>
-      </w:r>
-      <w:r>
-        <w:t xml:space="preserve">, and guide actions needed for targets and goals of the Kunming-Montreal</w:t>
-      </w:r>
-      <w:r>
-        <w:t xml:space="preserve"> </w:t>
-      </w:r>
-      <w:r>
-        <w:t xml:space="preserve">Global Biodiversity framework (</w:t>
-      </w:r>
-      <w:r>
-        <w:rPr>
-          <w:b/>
-          <w:bCs/>
-        </w:rPr>
-        <w:t xml:space="preserve">CITE MONITORING FRAMEWORK</w:t>
-      </w:r>
-      <w:r>
-        <w:t xml:space="preserve">), interlinking. Additional BONs are currently in the development or planification stages, notably in Europe</w:t>
+    </w:p>
+    <w:p>
+      <w:pPr>
+        <w:pStyle w:val="BodyText"/>
+      </w:pPr>
+      <w:r>
+        <w:t xml:space="preserve">Recent work highlighted the need for improved sampling designs in BONs. Current</w:t>
+      </w:r>
+      <w:r>
+        <w:t xml:space="preserve"> </w:t>
+      </w:r>
+      <w:r>
+        <w:t xml:space="preserve">sampling designs over large scales are often too sparse, at too coarse a scale,</w:t>
+      </w:r>
+      <w:r>
+        <w:t xml:space="preserve"> </w:t>
+      </w:r>
+      <w:r>
+        <w:t xml:space="preserve">too infrequent, and without temporal replication</w:t>
+      </w:r>
+      <w:r>
+        <w:t xml:space="preserve"> </w:t>
+      </w:r>
+      <w:r>
+        <w:t xml:space="preserve">(Santana et al. 2025)</w:t>
+      </w:r>
+      <w:r>
+        <w:t xml:space="preserve">.</w:t>
+      </w:r>
+      <w:r>
+        <w:t xml:space="preserve"> </w:t>
+      </w:r>
+      <w:r>
+        <w:t xml:space="preserve">Recommendations for more effective spatial sampling design in Europe included</w:t>
+      </w:r>
+      <w:r>
+        <w:t xml:space="preserve"> </w:t>
+      </w:r>
+      <w:r>
+        <w:t xml:space="preserve">stratified random sampling (with stratification across environmental,</w:t>
+      </w:r>
+      <w:r>
+        <w:t xml:space="preserve"> </w:t>
+      </w:r>
+      <w:r>
+        <w:t xml:space="preserve">anthropogenic and political layers), incorporation of existing monitoring sites,</w:t>
+      </w:r>
+      <w:r>
+        <w:t xml:space="preserve"> </w:t>
+      </w:r>
+      <w:r>
+        <w:t xml:space="preserve">filling of spatial gaps, co-location of monitoring activities</w:t>
       </w:r>
       <w:r>
         <w:t xml:space="preserve"> </w:t>
@@ -236,45 +300,210 @@
         <w:t xml:space="preserve">(Kissling et al. 2024)</w:t>
       </w:r>
       <w:r>
-        <w:t xml:space="preserve"> </w:t>
-      </w:r>
-      <w:r>
-        <w:t xml:space="preserve">and in Canada</w:t>
-      </w:r>
-      <w:r>
-        <w:t xml:space="preserve"> </w:t>
-      </w:r>
-      <w:r>
-        <w:t xml:space="preserve">(Gonzalez et al. 2025)</w:t>
+        <w:t xml:space="preserve">. Ecological monitoring design relies on site selection</w:t>
+      </w:r>
+      <w:r>
+        <w:t xml:space="preserve"> </w:t>
+      </w:r>
+      <w:r>
+        <w:t xml:space="preserve">algorithms more often discussed regarding their capacity to achieve spatial</w:t>
+      </w:r>
+      <w:r>
+        <w:t xml:space="preserve"> </w:t>
+      </w:r>
+      <w:r>
+        <w:t xml:space="preserve">balance and representative samples, and less frequently with an evaluation to</w:t>
+      </w:r>
+      <w:r>
+        <w:t xml:space="preserve"> </w:t>
+      </w:r>
+      <w:r>
+        <w:t xml:space="preserve">performance to achieve an ecological monitoring goal</w:t>
+      </w:r>
+      <w:r>
+        <w:t xml:space="preserve"> </w:t>
+      </w:r>
+      <w:r>
+        <w:t xml:space="preserve">(Norman and Poisot 2025)</w:t>
       </w:r>
       <w:r>
         <w:t xml:space="preserve">.</w:t>
       </w:r>
+      <w:r>
+        <w:t xml:space="preserve"> </w:t>
+      </w:r>
+      <w:r>
+        <w:t xml:space="preserve">Species richness is the most commonly used biodiversity measure in monitoring</w:t>
+      </w:r>
+      <w:r>
+        <w:t xml:space="preserve"> </w:t>
+      </w:r>
+      <w:r>
+        <w:t xml:space="preserve">contexts</w:t>
+      </w:r>
+      <w:r>
+        <w:t xml:space="preserve"> </w:t>
+      </w:r>
+      <w:r>
+        <w:t xml:space="preserve">(Hillebrand et al. 2018)</w:t>
+      </w:r>
+      <w:r>
+        <w:t xml:space="preserve">, including in discussions over sampling</w:t>
+      </w:r>
+      <w:r>
+        <w:t xml:space="preserve"> </w:t>
+      </w:r>
+      <w:r>
+        <w:t xml:space="preserve">designs. Maximising species richness can be an efficient strategy to design</w:t>
+      </w:r>
+      <w:r>
+        <w:t xml:space="preserve"> </w:t>
+      </w:r>
+      <w:r>
+        <w:t xml:space="preserve">conservation networks while also capturing functional and phylogenetic diversity</w:t>
+      </w:r>
+      <w:r>
+        <w:t xml:space="preserve"> </w:t>
+      </w:r>
+      <w:r>
+        <w:t xml:space="preserve">(Willig et al. 2023)</w:t>
+      </w:r>
+      <w:r>
+        <w:t xml:space="preserve">. However, the use of species richness to measure</w:t>
+      </w:r>
+      <w:r>
+        <w:t xml:space="preserve"> </w:t>
+      </w:r>
+      <w:r>
+        <w:t xml:space="preserve">biodiversity change and guide biological conservation has been criticized,</w:t>
+      </w:r>
+      <w:r>
+        <w:t xml:space="preserve"> </w:t>
+      </w:r>
+      <w:r>
+        <w:t xml:space="preserve">mainly since trends in species richness do not properly and robustly capture</w:t>
+      </w:r>
+      <w:r>
+        <w:t xml:space="preserve"> </w:t>
+      </w:r>
+      <w:r>
+        <w:t xml:space="preserve">local changes through time</w:t>
+      </w:r>
+      <w:r>
+        <w:t xml:space="preserve"> </w:t>
+      </w:r>
+      <w:r>
+        <w:t xml:space="preserve">(Hillebrand et al. 2018, 2025)</w:t>
+      </w:r>
+      <w:r>
+        <w:t xml:space="preserve">, while</w:t>
+      </w:r>
+      <w:r>
+        <w:t xml:space="preserve"> </w:t>
+      </w:r>
+      <w:r>
+        <w:t xml:space="preserve">also neglecting species identities and not providing information on persistence</w:t>
+      </w:r>
+      <w:r>
+        <w:t xml:space="preserve"> </w:t>
+      </w:r>
+      <w:r>
+        <w:t xml:space="preserve">of biodiversity and ecosystem services</w:t>
+      </w:r>
+      <w:r>
+        <w:t xml:space="preserve"> </w:t>
+      </w:r>
+      <w:r>
+        <w:t xml:space="preserve">(Aguiar et al. 2024; Fletcher Jr. et al. 2025)</w:t>
+      </w:r>
+      <w:r>
+        <w:t xml:space="preserve">.</w:t>
+      </w:r>
     </w:p>
     <w:p>
       <w:pPr>
         <w:pStyle w:val="BodyText"/>
       </w:pPr>
       <w:r>
-        <w:t xml:space="preserve">Recent work highlighted the need for improved sampling designs in BONs. Current</w:t>
-      </w:r>
-      <w:r>
-        <w:t xml:space="preserve"> </w:t>
-      </w:r>
-      <w:r>
-        <w:t xml:space="preserve">sampling designs over large scales are often too sparse, at too coarse a scale,</w:t>
-      </w:r>
-      <w:r>
-        <w:t xml:space="preserve"> </w:t>
-      </w:r>
-      <w:r>
-        <w:t xml:space="preserve">too infrequent, and without temporal replication</w:t>
-      </w:r>
-      <w:r>
-        <w:t xml:space="preserve"> </w:t>
-      </w:r>
-      <w:r>
-        <w:t xml:space="preserve">(Santana et al. 2025)</w:t>
+        <w:t xml:space="preserve">Species interactions are known to be a central component of biodiversity</w:t>
+      </w:r>
+      <w:r>
+        <w:t xml:space="preserve"> </w:t>
+      </w:r>
+      <w:r>
+        <w:t xml:space="preserve">(McCann 2007; Valiente-Banuet et al. 2015; Harvey et al. 2017)</w:t>
+      </w:r>
+      <w:r>
+        <w:t xml:space="preserve"> </w:t>
+      </w:r>
+      <w:r>
+        <w:t xml:space="preserve">, with their</w:t>
+      </w:r>
+      <w:r>
+        <w:t xml:space="preserve"> </w:t>
+      </w:r>
+      <w:r>
+        <w:t xml:space="preserve">own spatial and macro-ecological dynamics</w:t>
+      </w:r>
+      <w:r>
+        <w:t xml:space="preserve"> </w:t>
+      </w:r>
+      <w:r>
+        <w:t xml:space="preserve">(Baiser et al. 2019; Mestre et al. 2022; Windsor et al. 2023; Dansereau et al. 2024)</w:t>
+      </w:r>
+      <w:r>
+        <w:t xml:space="preserve">. We now have</w:t>
+      </w:r>
+      <w:r>
+        <w:t xml:space="preserve"> </w:t>
+      </w:r>
+      <w:r>
+        <w:t xml:space="preserve">sufficient conceptual tools to better appreciate the value added that species</w:t>
+      </w:r>
+      <w:r>
+        <w:t xml:space="preserve"> </w:t>
+      </w:r>
+      <w:r>
+        <w:t xml:space="preserve">interactions provide to efficient management actions</w:t>
+      </w:r>
+      <w:r>
+        <w:t xml:space="preserve"> </w:t>
+      </w:r>
+      <w:r>
+        <w:t xml:space="preserve">(Dansereau et al. 2025; Moracho et al. 2025)</w:t>
+      </w:r>
+      <w:r>
+        <w:t xml:space="preserve">. However, species interactions are still considered to</w:t>
+      </w:r>
+      <w:r>
+        <w:t xml:space="preserve"> </w:t>
+      </w:r>
+      <w:r>
+        <w:t xml:space="preserve">undergo a biodiversity shortfall, due to a lack of data at global scales</w:t>
+      </w:r>
+      <w:r>
+        <w:t xml:space="preserve"> </w:t>
+      </w:r>
+      <w:r>
+        <w:t xml:space="preserve">(Hortal et al. 2015)</w:t>
+      </w:r>
+      <w:r>
+        <w:t xml:space="preserve"> </w:t>
+      </w:r>
+      <w:r>
+        <w:t xml:space="preserve">as well as a fragmentation of type of interactions for which</w:t>
+      </w:r>
+      <w:r>
+        <w:t xml:space="preserve"> </w:t>
+      </w:r>
+      <w:r>
+        <w:t xml:space="preserve">data are available across locations and environments</w:t>
+      </w:r>
+      <w:r>
+        <w:t xml:space="preserve"> </w:t>
+      </w:r>
+      <w:r>
+        <w:t xml:space="preserve">(Poisot et al. 2021)</w:t>
       </w:r>
       <w:r>
         <w:t xml:space="preserve">.</w:t>
@@ -283,58 +512,19 @@
         <w:t xml:space="preserve"> </w:t>
       </w:r>
       <w:r>
-        <w:t xml:space="preserve">Recommendations for more effective spatial sampling design in Europe included</w:t>
-      </w:r>
-      <w:r>
-        <w:t xml:space="preserve"> </w:t>
-      </w:r>
-      <w:r>
-        <w:t xml:space="preserve">stratified random sampling (with stratification across environmental,</w:t>
-      </w:r>
-      <w:r>
-        <w:t xml:space="preserve"> </w:t>
-      </w:r>
-      <w:r>
-        <w:t xml:space="preserve">anthropogenic and political layers), incorporation of existing monitoring sites,</w:t>
-      </w:r>
-      <w:r>
-        <w:t xml:space="preserve"> </w:t>
-      </w:r>
-      <w:r>
-        <w:t xml:space="preserve">filling of spatial gaps, co-location of monitoring activities</w:t>
-      </w:r>
-      <w:r>
-        <w:t xml:space="preserve"> </w:t>
-      </w:r>
-      <w:r>
-        <w:t xml:space="preserve">(Kissling et al. 2024)</w:t>
-      </w:r>
-      <w:r>
-        <w:t xml:space="preserve">. Ecological monitoring design relies on site selection</w:t>
-      </w:r>
-      <w:r>
-        <w:t xml:space="preserve"> </w:t>
-      </w:r>
-      <w:r>
-        <w:t xml:space="preserve">algorithms more often discussed regarding their capacity to achieve spatial</w:t>
-      </w:r>
-      <w:r>
-        <w:t xml:space="preserve"> </w:t>
-      </w:r>
-      <w:r>
-        <w:t xml:space="preserve">balance and representative samples, and less frequently with an evaluation to</w:t>
-      </w:r>
-      <w:r>
-        <w:t xml:space="preserve"> </w:t>
-      </w:r>
-      <w:r>
-        <w:t xml:space="preserve">performance to achieve an ecological monitoring goal</w:t>
-      </w:r>
-      <w:r>
-        <w:t xml:space="preserve"> </w:t>
-      </w:r>
-      <w:r>
-        <w:t xml:space="preserve">(Norman and Poisot 2025)</w:t>
+        <w:t xml:space="preserve">Species interactions represent a critical component of ecosystem functioning and</w:t>
+      </w:r>
+      <w:r>
+        <w:t xml:space="preserve"> </w:t>
+      </w:r>
+      <w:r>
+        <w:t xml:space="preserve">health, yet may be lost faster than species</w:t>
+      </w:r>
+      <w:r>
+        <w:t xml:space="preserve"> </w:t>
+      </w:r>
+      <w:r>
+        <w:t xml:space="preserve">(Valiente-Banuet et al. 2015)</w:t>
       </w:r>
       <w:r>
         <w:t xml:space="preserve">.</w:t>
@@ -343,465 +533,490 @@
         <w:t xml:space="preserve"> </w:t>
       </w:r>
       <w:r>
-        <w:t xml:space="preserve">Species richness is the most commonly used biodiversity measure in monitoring</w:t>
-      </w:r>
-      <w:r>
-        <w:t xml:space="preserve"> </w:t>
-      </w:r>
-      <w:r>
-        <w:t xml:space="preserve">contexts</w:t>
-      </w:r>
-      <w:r>
-        <w:t xml:space="preserve"> </w:t>
-      </w:r>
-      <w:r>
-        <w:t xml:space="preserve">(Hillebrand et al. 2018)</w:t>
-      </w:r>
-      <w:r>
-        <w:t xml:space="preserve">, including in discussions over sampling</w:t>
-      </w:r>
-      <w:r>
-        <w:t xml:space="preserve"> </w:t>
-      </w:r>
-      <w:r>
-        <w:t xml:space="preserve">designs. Maximising species richness can be an efficient strategy to design</w:t>
-      </w:r>
-      <w:r>
-        <w:t xml:space="preserve"> </w:t>
-      </w:r>
-      <w:r>
-        <w:t xml:space="preserve">conservation networks while also capturing functional and phylogenetic diversity</w:t>
-      </w:r>
-      <w:r>
-        <w:t xml:space="preserve"> </w:t>
-      </w:r>
-      <w:r>
-        <w:t xml:space="preserve">(Willig et al. 2023)</w:t>
-      </w:r>
-      <w:r>
-        <w:t xml:space="preserve">. However, the use of species richness to measure</w:t>
-      </w:r>
-      <w:r>
-        <w:t xml:space="preserve"> </w:t>
-      </w:r>
-      <w:r>
-        <w:t xml:space="preserve">biodiversity change and guide biological conservation has been criticized,</w:t>
-      </w:r>
-      <w:r>
-        <w:t xml:space="preserve"> </w:t>
-      </w:r>
-      <w:r>
-        <w:t xml:space="preserve">mainly since trends in species richness do not properly and robustly capture</w:t>
-      </w:r>
-      <w:r>
-        <w:t xml:space="preserve"> </w:t>
-      </w:r>
-      <w:r>
-        <w:t xml:space="preserve">local changes through time</w:t>
-      </w:r>
-      <w:r>
-        <w:t xml:space="preserve"> </w:t>
-      </w:r>
-      <w:r>
-        <w:t xml:space="preserve">(Hillebrand et al. 2018)</w:t>
-      </w:r>
-      <w:r>
-        <w:t xml:space="preserve"> </w:t>
-      </w:r>
-      <w:r>
-        <w:rPr>
-          <w:b/>
-          <w:bCs/>
-        </w:rPr>
-        <w:t xml:space="preserve">Cite also 10.1002/2688-8319.70134</w:t>
-      </w:r>
-      <w:r>
-        <w:t xml:space="preserve">, while also neglecting</w:t>
-      </w:r>
-      <w:r>
-        <w:t xml:space="preserve"> </w:t>
-      </w:r>
-      <w:r>
-        <w:t xml:space="preserve">species identities and not providing information on persistence of biodiversity</w:t>
-      </w:r>
-      <w:r>
-        <w:t xml:space="preserve"> </w:t>
-      </w:r>
-      <w:r>
-        <w:t xml:space="preserve">and ecosystem services</w:t>
-      </w:r>
-      <w:r>
-        <w:t xml:space="preserve"> </w:t>
-      </w:r>
-      <w:r>
-        <w:t xml:space="preserve">(Fletcher Jr. et al. 2025)</w:t>
-      </w:r>
-      <w:r>
-        <w:t xml:space="preserve"> </w:t>
-      </w:r>
-      <w:r>
-        <w:rPr>
-          <w:b/>
-          <w:bCs/>
-        </w:rPr>
-        <w:t xml:space="preserve">Cite also 10.1002/ece3.11094</w:t>
+        <w:t xml:space="preserve">Monitoring interactions is more informative regarding ecosystem functions than</w:t>
+      </w:r>
+      <w:r>
+        <w:t xml:space="preserve"> </w:t>
+      </w:r>
+      <w:r>
+        <w:t xml:space="preserve">monitoring species richness or using EBVs</w:t>
+      </w:r>
+      <w:r>
+        <w:t xml:space="preserve"> </w:t>
+      </w:r>
+      <w:r>
+        <w:t xml:space="preserve">(Jordano 2016)</w:t>
+      </w:r>
+      <w:r>
+        <w:t xml:space="preserve">. Network</w:t>
+      </w:r>
+      <w:r>
+        <w:t xml:space="preserve"> </w:t>
+      </w:r>
+      <w:r>
+        <w:t xml:space="preserve">responses may be different from species richness</w:t>
+      </w:r>
+      <w:r>
+        <w:t xml:space="preserve"> </w:t>
+      </w:r>
+      <w:r>
+        <w:t xml:space="preserve">(e.g. Doré et al. 2021)</w:t>
+      </w:r>
+      <w:r>
+        <w:t xml:space="preserve">,</w:t>
+      </w:r>
+      <w:r>
+        <w:t xml:space="preserve"> </w:t>
+      </w:r>
+      <w:r>
+        <w:t xml:space="preserve">emphasizing the need for ecological monitoring to consider interactions, not</w:t>
+      </w:r>
+      <w:r>
+        <w:t xml:space="preserve"> </w:t>
+      </w:r>
+      <w:r>
+        <w:t xml:space="preserve">just species richness. Species interactions can also improve our ability to</w:t>
+      </w:r>
+      <w:r>
+        <w:t xml:space="preserve"> </w:t>
+      </w:r>
+      <w:r>
+        <w:t xml:space="preserve">predict responses to climate change</w:t>
+      </w:r>
+      <w:r>
+        <w:t xml:space="preserve"> </w:t>
+      </w:r>
+      <w:r>
+        <w:t xml:space="preserve">(Abrego et al. 2021)</w:t>
+      </w:r>
+      <w:r>
+        <w:t xml:space="preserve">. For both these reasons,</w:t>
+      </w:r>
+      <w:r>
+        <w:t xml:space="preserve"> </w:t>
+      </w:r>
+      <w:r>
+        <w:t xml:space="preserve">sampling designs should incorporate considerations for species interactions.</w:t>
+      </w:r>
+    </w:p>
+    <w:p>
+      <w:pPr>
+        <w:pStyle w:val="BodyText"/>
+      </w:pPr>
+      <w:r>
+        <w:t xml:space="preserve">Prior investigations of interaction sampling do not address how efficiently we</w:t>
+      </w:r>
+      <w:r>
+        <w:t xml:space="preserve"> </w:t>
+      </w:r>
+      <w:r>
+        <w:t xml:space="preserve">should expect to monitor interactions within the BON framework, nor did studies</w:t>
+      </w:r>
+      <w:r>
+        <w:t xml:space="preserve"> </w:t>
+      </w:r>
+      <w:r>
+        <w:t xml:space="preserve">on the effectiveness of BONs pay particular attention to the sampling of species</w:t>
+      </w:r>
+      <w:r>
+        <w:t xml:space="preserve"> </w:t>
+      </w:r>
+      <w:r>
+        <w:t xml:space="preserve">interactions. Much focus has been given on how to assess sampling completeness</w:t>
+      </w:r>
+      <w:r>
+        <w:t xml:space="preserve"> </w:t>
+      </w:r>
+      <w:r>
+        <w:t xml:space="preserve">(e.g. Chacoff et al. 2012)</w:t>
+      </w:r>
+      <w:r>
+        <w:t xml:space="preserve"> </w:t>
+      </w:r>
+      <w:r>
+        <w:t xml:space="preserve">and how sampling effort affects network properties</w:t>
+      </w:r>
+      <w:r>
+        <w:t xml:space="preserve"> </w:t>
+      </w:r>
+      <w:r>
+        <w:t xml:space="preserve">(e.g., McLeod et al. 2021)</w:t>
+      </w:r>
+      <w:r>
+        <w:t xml:space="preserve">. Recent empirical</w:t>
+      </w:r>
+      <w:r>
+        <w:t xml:space="preserve"> </w:t>
+      </w:r>
+      <w:r>
+        <w:t xml:space="preserve">(Caron et al. 2024)</w:t>
+      </w:r>
+      <w:r>
+        <w:t xml:space="preserve"> </w:t>
+      </w:r>
+      <w:r>
+        <w:t xml:space="preserve">and theoretical</w:t>
+      </w:r>
+      <w:r>
+        <w:t xml:space="preserve"> </w:t>
+      </w:r>
+      <w:r>
+        <w:t xml:space="preserve">(Poisot 2023)</w:t>
+      </w:r>
+      <w:r>
+        <w:t xml:space="preserve"> </w:t>
+      </w:r>
+      <w:r>
+        <w:t xml:space="preserve">results have established that knowing the network structure</w:t>
+      </w:r>
+      <w:r>
+        <w:t xml:space="preserve"> </w:t>
+      </w:r>
+      <w:r>
+        <w:t xml:space="preserve">does not always allow to know the list of interactions (and vice versa),</w:t>
+      </w:r>
+      <w:r>
+        <w:t xml:space="preserve"> </w:t>
+      </w:r>
+      <w:r>
+        <w:t xml:space="preserve">therefore justifying the need to sample interactions as their own biological</w:t>
+      </w:r>
+      <w:r>
+        <w:t xml:space="preserve"> </w:t>
+      </w:r>
+      <w:r>
+        <w:t xml:space="preserve">entities. A central challenge with the sampling of interactions is that it can</w:t>
+      </w:r>
+      <w:r>
+        <w:t xml:space="preserve"> </w:t>
+      </w:r>
+      <w:r>
+        <w:t xml:space="preserve">be much less than sampling for species. Sampling effort required to document</w:t>
+      </w:r>
+      <w:r>
+        <w:t xml:space="preserve"> </w:t>
+      </w:r>
+      <w:r>
+        <w:t xml:space="preserve">interactions is much higher than for species</w:t>
+      </w:r>
+      <w:r>
+        <w:t xml:space="preserve"> </w:t>
+      </w:r>
+      <w:r>
+        <w:t xml:space="preserve">(e.g. 500% vs 64% in Chacoff et al. 2012)</w:t>
+      </w:r>
+      <w:r>
+        <w:t xml:space="preserve">. Evaluating sampling completeness requires assessing the</w:t>
+      </w:r>
+      <w:r>
+        <w:t xml:space="preserve"> </w:t>
+      </w:r>
+      <w:r>
+        <w:t xml:space="preserve">proportion of forbidden links due to life history restrictions, which itself</w:t>
+      </w:r>
+      <w:r>
+        <w:t xml:space="preserve"> </w:t>
+      </w:r>
+      <w:r>
+        <w:t xml:space="preserve">requires natural history knowledge and an analysis of sampling robustness</w:t>
+      </w:r>
+      <w:r>
+        <w:t xml:space="preserve"> </w:t>
+      </w:r>
+      <w:r>
+        <w:t xml:space="preserve">(Jordano 2016)</w:t>
+      </w:r>
+      <w:r>
+        <w:t xml:space="preserve">. Some quantitative network properties such as connectance</w:t>
+      </w:r>
+      <w:r>
+        <w:t xml:space="preserve"> </w:t>
+      </w:r>
+      <w:r>
+        <w:t xml:space="preserve">are less affected by sampling completeness than network composition or binary</w:t>
+      </w:r>
+      <w:r>
+        <w:t xml:space="preserve"> </w:t>
+      </w:r>
+      <w:r>
+        <w:t xml:space="preserve">measure</w:t>
+      </w:r>
+      <w:r>
+        <w:t xml:space="preserve"> </w:t>
+      </w:r>
+      <w:r>
+        <w:t xml:space="preserve">(Poisot et al. 2012; e.g. number of links, Vizentin-Bugoni et al. 2016)</w:t>
       </w:r>
       <w:r>
         <w:t xml:space="preserve">.</w:t>
       </w:r>
+      <w:r>
+        <w:t xml:space="preserve"> </w:t>
+      </w:r>
+      <w:r>
+        <w:t xml:space="preserve">Small networks are also more sensitive to undersampling than larger ones</w:t>
+      </w:r>
+      <w:r>
+        <w:t xml:space="preserve"> </w:t>
+      </w:r>
+      <w:r>
+        <w:t xml:space="preserve">(Henriksen et al. 2019)</w:t>
+      </w:r>
+      <w:r>
+        <w:t xml:space="preserve">. Quantitive frameworks exist to evaluate network</w:t>
+      </w:r>
+      <w:r>
+        <w:t xml:space="preserve"> </w:t>
+      </w:r>
+      <w:r>
+        <w:t xml:space="preserve">taxonomic, functional and phylogenetic diversity from incomplete samples</w:t>
+      </w:r>
+      <w:r>
+        <w:t xml:space="preserve"> </w:t>
+      </w:r>
+      <w:r>
+        <w:t xml:space="preserve">(Chiu et al. 2023)</w:t>
+      </w:r>
+      <w:r>
+        <w:t xml:space="preserve">.</w:t>
+      </w:r>
     </w:p>
     <w:p>
       <w:pPr>
         <w:pStyle w:val="BodyText"/>
       </w:pPr>
       <w:r>
-        <w:t xml:space="preserve">Species interactions are known to be a central component of biodiversity</w:t>
-      </w:r>
-      <w:r>
-        <w:t xml:space="preserve"> </w:t>
-      </w:r>
-      <w:r>
-        <w:t xml:space="preserve">(Valiente-Banuet et al. 2015; Harvey et al. 2017)</w:t>
-      </w:r>
-      <w:r>
-        <w:t xml:space="preserve"> </w:t>
-      </w:r>
-      <w:r>
-        <w:rPr>
-          <w:b/>
-          <w:bCs/>
-        </w:rPr>
-        <w:t xml:space="preserve">CITE ALSO Mccann protecting biostructure</w:t>
-      </w:r>
-      <w:r>
-        <w:t xml:space="preserve">, with their own spatial and macro-ecological dynamics</w:t>
-      </w:r>
-      <w:r>
-        <w:t xml:space="preserve"> </w:t>
-      </w:r>
-      <w:r>
-        <w:t xml:space="preserve">(Mestre et al. 2022; Windsor et al. 2023)</w:t>
-      </w:r>
-      <w:r>
-        <w:t xml:space="preserve"> </w:t>
-      </w:r>
-      <w:r>
-        <w:rPr>
-          <w:b/>
-          <w:bCs/>
-        </w:rPr>
-        <w:t xml:space="preserve">CITE ALSO Baiser 2015 food web macroecological rules, Dansereau metaweb ^^</w:t>
-      </w:r>
-      <w:r>
-        <w:t xml:space="preserve">. We now have sufficient conceptual tools to better appreciate the value added that species interactions provide to efficient management actions</w:t>
-      </w:r>
-      <w:r>
-        <w:t xml:space="preserve"> </w:t>
-      </w:r>
-      <w:r>
-        <w:t xml:space="preserve">(Dansereau et al. 2025)</w:t>
-      </w:r>
-      <w:r>
-        <w:t xml:space="preserve"> </w:t>
-      </w:r>
-      <w:r>
-        <w:rPr>
-          <w:b/>
-          <w:bCs/>
-        </w:rPr>
-        <w:t xml:space="preserve">Cite also 10.1016/j.biocon.2025.111477</w:t>
-      </w:r>
-      <w:r>
-        <w:t xml:space="preserve">. However, species interactions are still considered to undergo a</w:t>
-      </w:r>
-      <w:r>
-        <w:t xml:space="preserve"> </w:t>
-      </w:r>
-      <w:r>
-        <w:t xml:space="preserve">biodiversity shortfall, due to a lack of data at global scales</w:t>
-      </w:r>
-      <w:r>
-        <w:t xml:space="preserve"> </w:t>
-      </w:r>
-      <w:r>
-        <w:t xml:space="preserve">(Hortal et al. 2015)</w:t>
-      </w:r>
-      <w:r>
-        <w:t xml:space="preserve"> </w:t>
-      </w:r>
-      <w:r>
-        <w:t xml:space="preserve">as well as a fragmentation of type of interactions for which data are available across locations and environments</w:t>
-      </w:r>
-      <w:r>
-        <w:t xml:space="preserve"> </w:t>
-      </w:r>
-      <w:r>
-        <w:t xml:space="preserve">(Poisot et al. 2021)</w:t>
-      </w:r>
-      <w:r>
-        <w:t xml:space="preserve">. Species interactions represent a critical component of ecosystem functioning and</w:t>
-      </w:r>
-      <w:r>
-        <w:t xml:space="preserve"> </w:t>
-      </w:r>
-      <w:r>
-        <w:t xml:space="preserve">health, yet may be lost faster than species</w:t>
-      </w:r>
-      <w:r>
-        <w:t xml:space="preserve"> </w:t>
-      </w:r>
-      <w:r>
-        <w:t xml:space="preserve">(Valiente-Banuet et al. 2015)</w:t>
+        <w:t xml:space="preserve">A much needed element is to consider sampling network and interactions from an</w:t>
+      </w:r>
+      <w:r>
+        <w:t xml:space="preserve"> </w:t>
+      </w:r>
+      <w:r>
+        <w:t xml:space="preserve">explicitly spatial perspective with variation in local structure—that is,</w:t>
+      </w:r>
+      <w:r>
+        <w:t xml:space="preserve"> </w:t>
+      </w:r>
+      <w:r>
+        <w:t xml:space="preserve">measuring sampling effort from specific sites where interactions are sampled.</w:t>
+      </w:r>
+      <w:r>
+        <w:t xml:space="preserve"> </w:t>
+      </w:r>
+      <w:r>
+        <w:t xml:space="preserve">For instance,</w:t>
+      </w:r>
+      <w:r>
+        <w:t xml:space="preserve"> </w:t>
+      </w:r>
+      <w:r>
+        <w:t xml:space="preserve">Poisot et al. (2012)</w:t>
+      </w:r>
+      <w:r>
+        <w:t xml:space="preserve"> </w:t>
+      </w:r>
+      <w:r>
+        <w:t xml:space="preserve">measured sampling effort based on resampling a</w:t>
+      </w:r>
+      <w:r>
+        <w:t xml:space="preserve"> </w:t>
+      </w:r>
+      <w:r>
+        <w:t xml:space="preserve">dataset to document its effect on network composition and properties. Other</w:t>
+      </w:r>
+      <w:r>
+        <w:t xml:space="preserve"> </w:t>
+      </w:r>
+      <w:r>
+        <w:t xml:space="preserve">examples focus on scale, notably showing that many network structure metrics are</w:t>
+      </w:r>
+      <w:r>
+        <w:t xml:space="preserve"> </w:t>
+      </w:r>
+      <w:r>
+        <w:t xml:space="preserve">robust across spatial scales when accounting for expected increases of richness</w:t>
+      </w:r>
+      <w:r>
+        <w:t xml:space="preserve"> </w:t>
+      </w:r>
+      <w:r>
+        <w:t xml:space="preserve">and decreases in connectance</w:t>
+      </w:r>
+      <w:r>
+        <w:t xml:space="preserve"> </w:t>
+      </w:r>
+      <w:r>
+        <w:t xml:space="preserve">(Wood et al. 2015)</w:t>
+      </w:r>
+      <w:r>
+        <w:t xml:space="preserve">. In contrast,</w:t>
+      </w:r>
+      <w:r>
+        <w:t xml:space="preserve"> </w:t>
+      </w:r>
+      <w:r>
+        <w:t xml:space="preserve">McLeod et al. (2021)</w:t>
+      </w:r>
+      <w:r>
+        <w:t xml:space="preserve"> </w:t>
+      </w:r>
+      <w:r>
+        <w:t xml:space="preserve">used data from specific lakes compare sampling strategies, showing that sampling</w:t>
+      </w:r>
+      <w:r>
+        <w:t xml:space="preserve"> </w:t>
+      </w:r>
+      <w:r>
+        <w:t xml:space="preserve">larger to smaller lakes better captures regional metaweb properties. We now have</w:t>
+      </w:r>
+      <w:r>
+        <w:t xml:space="preserve"> </w:t>
+      </w:r>
+      <w:r>
+        <w:t xml:space="preserve">frameworks and models to describe and investigate the variation and detection</w:t>
+      </w:r>
+      <w:r>
+        <w:t xml:space="preserve"> </w:t>
+      </w:r>
+      <w:r>
+        <w:t xml:space="preserve">interaction networks in space and time</w:t>
+      </w:r>
+      <w:r>
+        <w:t xml:space="preserve"> </w:t>
+      </w:r>
+      <w:r>
+        <w:t xml:space="preserve">(Poisot et al. 2015; Cirtwill et al. 2019; Catchen et al. 2023)</w:t>
+      </w:r>
+      <w:r>
+        <w:t xml:space="preserve">, and therefore the next is to consider how to optimize</w:t>
+      </w:r>
+      <w:r>
+        <w:t xml:space="preserve"> </w:t>
+      </w:r>
+      <w:r>
+        <w:t xml:space="preserve">monitoring for species interactions. Simulations have already in the been used</w:t>
+      </w:r>
+      <w:r>
+        <w:t xml:space="preserve"> </w:t>
+      </w:r>
+      <w:r>
+        <w:t xml:space="preserve">in the context of optimizing monitoring to: generate communities and evaluate</w:t>
+      </w:r>
+      <w:r>
+        <w:t xml:space="preserve"> </w:t>
+      </w:r>
+      <w:r>
+        <w:t xml:space="preserve">the potential of metrics to track biodiversity change</w:t>
+      </w:r>
+      <w:r>
+        <w:t xml:space="preserve"> </w:t>
+      </w:r>
+      <w:r>
+        <w:t xml:space="preserve">(Santini et al. 2017)</w:t>
+      </w:r>
+      <w:r>
+        <w:t xml:space="preserve">,</w:t>
+      </w:r>
+      <w:r>
+        <w:t xml:space="preserve"> </w:t>
+      </w:r>
+      <w:r>
+        <w:t xml:space="preserve">simulate networks and sampling to evaluate effects on estimated metrics compared</w:t>
+      </w:r>
+      <w:r>
+        <w:t xml:space="preserve"> </w:t>
+      </w:r>
+      <w:r>
+        <w:t xml:space="preserve">to a known reference</w:t>
+      </w:r>
+      <w:r>
+        <w:t xml:space="preserve"> </w:t>
+      </w:r>
+      <w:r>
+        <w:t xml:space="preserve">(de Aguiar et al. 2019, although not in a spatial context)</w:t>
+      </w:r>
+      <w:r>
+        <w:t xml:space="preserve">,</w:t>
+      </w:r>
+      <w:r>
+        <w:t xml:space="preserve"> </w:t>
+      </w:r>
+      <w:r>
+        <w:t xml:space="preserve">determine optimal sampling frequency for monitoring</w:t>
+      </w:r>
+      <w:r>
+        <w:t xml:space="preserve"> </w:t>
+      </w:r>
+      <w:r>
+        <w:t xml:space="preserve">(Daugaard et al. 2024)</w:t>
+      </w:r>
+      <w:r>
+        <w:t xml:space="preserve">, to</w:t>
+      </w:r>
+      <w:r>
+        <w:t xml:space="preserve"> </w:t>
+      </w:r>
+      <w:r>
+        <w:t xml:space="preserve">examine the dependence of monitoring efficiency and trends detection given the</w:t>
+      </w:r>
+      <w:r>
+        <w:t xml:space="preserve"> </w:t>
+      </w:r>
+      <w:r>
+        <w:t xml:space="preserve">number of monitoring sites, species abundance, detection probability, strength</w:t>
+      </w:r>
+      <w:r>
+        <w:t xml:space="preserve"> </w:t>
+      </w:r>
+      <w:r>
+        <w:t xml:space="preserve">of decline, under a range of scenarios and monitoring schemes</w:t>
+      </w:r>
+      <w:r>
+        <w:t xml:space="preserve"> </w:t>
+      </w:r>
+      <w:r>
+        <w:t xml:space="preserve">(Ficetola et al. 2018)</w:t>
       </w:r>
       <w:r>
         <w:t xml:space="preserve">.</w:t>
       </w:r>
-      <w:r>
-        <w:t xml:space="preserve"> </w:t>
-      </w:r>
-      <w:r>
-        <w:t xml:space="preserve">Monitoring interactions is more informative regarding ecosystem functions than</w:t>
-      </w:r>
-      <w:r>
-        <w:t xml:space="preserve"> </w:t>
-      </w:r>
-      <w:r>
-        <w:t xml:space="preserve">monitoring species richness or using EBVs</w:t>
-      </w:r>
-      <w:r>
-        <w:t xml:space="preserve"> </w:t>
-      </w:r>
-      <w:r>
-        <w:t xml:space="preserve">(Jordano 2016)</w:t>
-      </w:r>
-      <w:r>
-        <w:t xml:space="preserve">. Network</w:t>
-      </w:r>
-      <w:r>
-        <w:t xml:space="preserve"> </w:t>
-      </w:r>
-      <w:r>
-        <w:t xml:space="preserve">responses may be different from species richness</w:t>
-      </w:r>
-      <w:r>
-        <w:t xml:space="preserve"> </w:t>
-      </w:r>
-      <w:r>
-        <w:t xml:space="preserve">(e.g. Doré et al. 2021)</w:t>
-      </w:r>
-      <w:r>
-        <w:t xml:space="preserve">,</w:t>
-      </w:r>
-      <w:r>
-        <w:t xml:space="preserve"> </w:t>
-      </w:r>
-      <w:r>
-        <w:t xml:space="preserve">emphasizing the need for ecological monitoring to consider interactions, not</w:t>
-      </w:r>
-      <w:r>
-        <w:t xml:space="preserve"> </w:t>
-      </w:r>
-      <w:r>
-        <w:t xml:space="preserve">just species richness. Species interactions can also improve our ability to</w:t>
-      </w:r>
-      <w:r>
-        <w:t xml:space="preserve"> </w:t>
-      </w:r>
-      <w:r>
-        <w:t xml:space="preserve">predict responses to climate change</w:t>
-      </w:r>
-      <w:r>
-        <w:t xml:space="preserve"> </w:t>
-      </w:r>
-      <w:r>
-        <w:t xml:space="preserve">(Abrego et al. 2021)</w:t>
-      </w:r>
-      <w:r>
-        <w:t xml:space="preserve">. For both these reasons, sampling designs should incorporate considerations for species interactions.</w:t>
-      </w:r>
     </w:p>
     <w:p>
       <w:pPr>
         <w:pStyle w:val="BodyText"/>
       </w:pPr>
       <w:r>
-        <w:t xml:space="preserve">Prior investigations of interaction sampling do not address how efficiently we</w:t>
-      </w:r>
-      <w:r>
-        <w:t xml:space="preserve"> </w:t>
-      </w:r>
-      <w:r>
-        <w:t xml:space="preserve">should expect to monitor interactions within the BON framework, nor did studies on the effectiveness of BONs pay particular attention to the sampling of species interactions. Much focus has</w:t>
-      </w:r>
-      <w:r>
-        <w:t xml:space="preserve"> </w:t>
-      </w:r>
-      <w:r>
-        <w:t xml:space="preserve">been given on how to assess sampling completeness</w:t>
-      </w:r>
-      <w:r>
-        <w:t xml:space="preserve"> </w:t>
-      </w:r>
-      <w:r>
-        <w:t xml:space="preserve">(e.g. Chacoff et al. 2012)</w:t>
-      </w:r>
-      <w:r>
-        <w:t xml:space="preserve"> </w:t>
-      </w:r>
-      <w:r>
-        <w:t xml:space="preserve">and</w:t>
-      </w:r>
-      <w:r>
-        <w:t xml:space="preserve"> </w:t>
-      </w:r>
-      <w:r>
-        <w:t xml:space="preserve">how sampling effort affects network properties</w:t>
-      </w:r>
-      <w:r>
-        <w:t xml:space="preserve"> </w:t>
-      </w:r>
-      <w:r>
-        <w:t xml:space="preserve">(e.g., McLeod et al. 2021)</w:t>
-      </w:r>
-      <w:r>
-        <w:t xml:space="preserve">. Recent empirical</w:t>
-      </w:r>
-      <w:r>
-        <w:t xml:space="preserve"> </w:t>
-      </w:r>
-      <w:r>
-        <w:rPr>
-          <w:b/>
-          <w:bCs/>
-        </w:rPr>
-        <w:t xml:space="preserve">10.1111/geb.13807</w:t>
-      </w:r>
-      <w:r>
-        <w:t xml:space="preserve"> </w:t>
-      </w:r>
-      <w:r>
-        <w:t xml:space="preserve">and theoretical</w:t>
-      </w:r>
-      <w:r>
-        <w:t xml:space="preserve"> </w:t>
-      </w:r>
-      <w:r>
-        <w:rPr>
-          <w:b/>
-          <w:bCs/>
-        </w:rPr>
-        <w:t xml:space="preserve">10.1111/2041-210x.14071</w:t>
-      </w:r>
-      <w:r>
-        <w:t xml:space="preserve"> </w:t>
-      </w:r>
-      <w:r>
-        <w:t xml:space="preserve">results have established that knowing the network structure does not always allow to know the list of interactions (and vice versa), therefore justifying the need to sample interactions as their own biological entities.</w:t>
-      </w:r>
-      <w:r>
-        <w:t xml:space="preserve"> </w:t>
-      </w:r>
-      <w:r>
-        <w:t xml:space="preserve">A central challenge with the sampling of interactions is that it can be much less than sampling for species. Sampling</w:t>
-      </w:r>
-      <w:r>
-        <w:t xml:space="preserve"> </w:t>
-      </w:r>
-      <w:r>
-        <w:t xml:space="preserve">effort required to document interactions is much higher than for species</w:t>
-      </w:r>
-      <w:r>
-        <w:t xml:space="preserve"> </w:t>
-      </w:r>
-      <w:r>
-        <w:t xml:space="preserve">(e.g.</w:t>
-      </w:r>
-      <w:r>
-        <w:t xml:space="preserve"> </w:t>
-      </w:r>
-      <w:r>
-        <w:t xml:space="preserve">500% vs 64% in Chacoff et al. 2012)</w:t>
-      </w:r>
-      <w:r>
-        <w:t xml:space="preserve">. Evaluating sampling completeness requires</w:t>
-      </w:r>
-      <w:r>
-        <w:t xml:space="preserve"> </w:t>
-      </w:r>
-      <w:r>
-        <w:t xml:space="preserve">assessing the proportion of forbidden links due to life history restrictions,</w:t>
-      </w:r>
-      <w:r>
-        <w:t xml:space="preserve"> </w:t>
-      </w:r>
-      <w:r>
-        <w:t xml:space="preserve">which itself requires natural history knowledge and an analysis of sampling</w:t>
-      </w:r>
-      <w:r>
-        <w:t xml:space="preserve"> </w:t>
-      </w:r>
-      <w:r>
-        <w:t xml:space="preserve">robustness</w:t>
-      </w:r>
-      <w:r>
-        <w:t xml:space="preserve"> </w:t>
-      </w:r>
-      <w:r>
-        <w:t xml:space="preserve">(Jordano 2016)</w:t>
-      </w:r>
-      <w:r>
-        <w:t xml:space="preserve">. Some quantitative network properties such as</w:t>
-      </w:r>
-      <w:r>
-        <w:t xml:space="preserve"> </w:t>
-      </w:r>
-      <w:r>
-        <w:t xml:space="preserve">connectance are less affected by sampling completeness than network composition</w:t>
-      </w:r>
-      <w:r>
-        <w:t xml:space="preserve"> </w:t>
-      </w:r>
-      <w:r>
-        <w:t xml:space="preserve">or binary measure</w:t>
-      </w:r>
-      <w:r>
-        <w:t xml:space="preserve"> </w:t>
-      </w:r>
-      <w:r>
-        <w:t xml:space="preserve">(Poisot et al. 2012; e.g. number of links, Vizentin-Bugoni et al. 2016)</w:t>
-      </w:r>
-      <w:r>
-        <w:t xml:space="preserve">. Small networks are also more sensitive to undersampling than</w:t>
-      </w:r>
-      <w:r>
-        <w:t xml:space="preserve"> </w:t>
-      </w:r>
-      <w:r>
-        <w:t xml:space="preserve">larger ones</w:t>
-      </w:r>
-      <w:r>
-        <w:t xml:space="preserve"> </w:t>
-      </w:r>
-      <w:r>
-        <w:t xml:space="preserve">(Henriksen et al. 2019)</w:t>
-      </w:r>
-      <w:r>
-        <w:t xml:space="preserve">. Quantitive frameworks exist to evaluate</w:t>
-      </w:r>
-      <w:r>
-        <w:t xml:space="preserve"> </w:t>
-      </w:r>
-      <w:r>
-        <w:t xml:space="preserve">network taxonomic, functional and phylogenetic diversity from incomplete samples</w:t>
-      </w:r>
-      <w:r>
-        <w:t xml:space="preserve"> </w:t>
-      </w:r>
-      <w:r>
-        <w:t xml:space="preserve">(Chiu et al. 2023)</w:t>
-      </w:r>
-      <w:r>
-        <w:t xml:space="preserve">.</w:t>
+        <w:t xml:space="preserve">In this manuscript, we address three key questions. First, how should we</w:t>
+      </w:r>
+      <w:r>
+        <w:t xml:space="preserve"> </w:t>
+      </w:r>
+      <w:r>
+        <w:t xml:space="preserve">implement monitoring programs across space to efficiently capture network</w:t>
+      </w:r>
+      <w:r>
+        <w:t xml:space="preserve"> </w:t>
+      </w:r>
+      <w:r>
+        <w:t xml:space="preserve">composition and changes, as essential components of biodiversity? Second, can we</w:t>
+      </w:r>
+      <w:r>
+        <w:t xml:space="preserve"> </w:t>
+      </w:r>
+      <w:r>
+        <w:t xml:space="preserve">monitor species interactions as efficiently as species ranges? Finally, what</w:t>
+      </w:r>
+      <w:r>
+        <w:t xml:space="preserve"> </w:t>
+      </w:r>
+      <w:r>
+        <w:t xml:space="preserve">would be realistic expectations for the effectiveness of sampling designs to</w:t>
+      </w:r>
+      <w:r>
+        <w:t xml:space="preserve"> </w:t>
+      </w:r>
+      <w:r>
+        <w:t xml:space="preserve">monitor species interactions?</w:t>
       </w:r>
     </w:p>
     <w:p>
@@ -809,285 +1024,53 @@
         <w:pStyle w:val="BodyText"/>
       </w:pPr>
       <w:r>
-        <w:t xml:space="preserve">A much needed element is to consider sampling network and interactions from an</w:t>
-      </w:r>
-      <w:r>
-        <w:t xml:space="preserve"> </w:t>
-      </w:r>
-      <w:r>
-        <w:t xml:space="preserve">explicitly spatial perspective with variation in local structure—that is,</w:t>
-      </w:r>
-      <w:r>
-        <w:t xml:space="preserve"> </w:t>
-      </w:r>
-      <w:r>
-        <w:t xml:space="preserve">measuring sampling effort from specific sites where interactions are sampled.</w:t>
-      </w:r>
-      <w:r>
-        <w:t xml:space="preserve"> </w:t>
-      </w:r>
-      <w:r>
-        <w:t xml:space="preserve">For instance,</w:t>
-      </w:r>
-      <w:r>
-        <w:t xml:space="preserve"> </w:t>
-      </w:r>
-      <w:r>
-        <w:t xml:space="preserve">Poisot et al. (2012)</w:t>
-      </w:r>
-      <w:r>
-        <w:t xml:space="preserve"> </w:t>
-      </w:r>
-      <w:r>
-        <w:t xml:space="preserve">measured sampling effort based on resampling a</w:t>
-      </w:r>
-      <w:r>
-        <w:t xml:space="preserve"> </w:t>
-      </w:r>
-      <w:r>
-        <w:t xml:space="preserve">dataset to document its effect on network composition and properties. Other</w:t>
-      </w:r>
-      <w:r>
-        <w:t xml:space="preserve"> </w:t>
-      </w:r>
-      <w:r>
-        <w:t xml:space="preserve">examples focus on scale, notably showing that many network structure metrics are</w:t>
-      </w:r>
-      <w:r>
-        <w:t xml:space="preserve"> </w:t>
-      </w:r>
-      <w:r>
-        <w:t xml:space="preserve">robust across spatial scales when accounting for expected increases of richness</w:t>
-      </w:r>
-      <w:r>
-        <w:t xml:space="preserve"> </w:t>
-      </w:r>
-      <w:r>
-        <w:t xml:space="preserve">and decreases in connectance</w:t>
-      </w:r>
-      <w:r>
-        <w:t xml:space="preserve"> </w:t>
-      </w:r>
-      <w:r>
-        <w:t xml:space="preserve">(Wood et al. 2015)</w:t>
-      </w:r>
-      <w:r>
-        <w:t xml:space="preserve">. In contrast,</w:t>
-      </w:r>
-      <w:r>
-        <w:t xml:space="preserve"> </w:t>
-      </w:r>
-      <w:r>
-        <w:t xml:space="preserve">McLeod et al. (2021)</w:t>
-      </w:r>
-      <w:r>
-        <w:t xml:space="preserve"> </w:t>
-      </w:r>
-      <w:r>
-        <w:t xml:space="preserve">used data from specific lakes compare sampling strategies, showing that sampling</w:t>
-      </w:r>
-      <w:r>
-        <w:t xml:space="preserve"> </w:t>
-      </w:r>
-      <w:r>
-        <w:t xml:space="preserve">larger to smaller lakes better captures regional metaweb properties. We now have</w:t>
-      </w:r>
-      <w:r>
-        <w:t xml:space="preserve"> </w:t>
-      </w:r>
-      <w:r>
-        <w:t xml:space="preserve">frameworks and models to describe and investigate the variation and detection</w:t>
-      </w:r>
-      <w:r>
-        <w:t xml:space="preserve"> </w:t>
-      </w:r>
-      <w:r>
-        <w:t xml:space="preserve">interaction networks in space and time</w:t>
-      </w:r>
-      <w:r>
-        <w:t xml:space="preserve"> </w:t>
-      </w:r>
-      <w:r>
-        <w:t xml:space="preserve">(Poisot et al. 2015; Cirtwill et al. 2019; Catchen et al. 2023)</w:t>
-      </w:r>
-      <w:r>
-        <w:t xml:space="preserve">, and therefore the next is to consider how to optimize</w:t>
-      </w:r>
-      <w:r>
-        <w:t xml:space="preserve"> </w:t>
-      </w:r>
-      <w:r>
-        <w:t xml:space="preserve">monitoring for species interactions. Simulations have already in the been used</w:t>
-      </w:r>
-      <w:r>
-        <w:t xml:space="preserve"> </w:t>
-      </w:r>
-      <w:r>
-        <w:t xml:space="preserve">in the context of optimizing monitoring to: generate communities and evaluate</w:t>
-      </w:r>
-      <w:r>
-        <w:t xml:space="preserve"> </w:t>
-      </w:r>
-      <w:r>
-        <w:t xml:space="preserve">the potential of metrics to track biodiversity change</w:t>
-      </w:r>
-      <w:r>
-        <w:t xml:space="preserve"> </w:t>
-      </w:r>
-      <w:r>
-        <w:t xml:space="preserve">(Santini et al. 2017)</w:t>
-      </w:r>
-      <w:r>
-        <w:t xml:space="preserve">,</w:t>
-      </w:r>
-      <w:r>
-        <w:t xml:space="preserve"> </w:t>
-      </w:r>
-      <w:r>
-        <w:t xml:space="preserve">simulate networks and sampling to evaluate effects on estimated metrics compared</w:t>
-      </w:r>
-      <w:r>
-        <w:t xml:space="preserve"> </w:t>
-      </w:r>
-      <w:r>
-        <w:t xml:space="preserve">to a known reference</w:t>
-      </w:r>
-      <w:r>
-        <w:t xml:space="preserve"> </w:t>
-      </w:r>
-      <w:r>
-        <w:t xml:space="preserve">(de Aguiar et al. 2019, although not in a spatial context)</w:t>
-      </w:r>
-      <w:r>
-        <w:t xml:space="preserve">,</w:t>
-      </w:r>
-      <w:r>
-        <w:t xml:space="preserve"> </w:t>
-      </w:r>
-      <w:r>
-        <w:t xml:space="preserve">determine optimal sampling frequency for monitoring</w:t>
-      </w:r>
-      <w:r>
-        <w:t xml:space="preserve"> </w:t>
-      </w:r>
-      <w:r>
-        <w:t xml:space="preserve">(Daugaard et al. 2024)</w:t>
-      </w:r>
-      <w:r>
-        <w:t xml:space="preserve">, to</w:t>
-      </w:r>
-      <w:r>
-        <w:t xml:space="preserve"> </w:t>
-      </w:r>
-      <w:r>
-        <w:t xml:space="preserve">examine the dependence of monitoring efficiency and trends detection given the</w:t>
-      </w:r>
-      <w:r>
-        <w:t xml:space="preserve"> </w:t>
-      </w:r>
-      <w:r>
-        <w:t xml:space="preserve">number of monitoring sites, species abundance, detection probability, strength</w:t>
-      </w:r>
-      <w:r>
-        <w:t xml:space="preserve"> </w:t>
-      </w:r>
-      <w:r>
-        <w:t xml:space="preserve">of decline, under a range of scenarios and monitoring schemes</w:t>
-      </w:r>
-      <w:r>
-        <w:t xml:space="preserve"> </w:t>
-      </w:r>
-      <w:r>
-        <w:t xml:space="preserve">(Ficetola et al. 2018)</w:t>
-      </w:r>
-      <w:r>
-        <w:t xml:space="preserve">.</w:t>
-      </w:r>
-    </w:p>
-    <w:p>
-      <w:pPr>
-        <w:pStyle w:val="BodyText"/>
-      </w:pPr>
-      <w:r>
-        <w:t xml:space="preserve">In this manuscript, we address three key questions. First, how should we implement monitoring</w:t>
-      </w:r>
-      <w:r>
-        <w:t xml:space="preserve"> </w:t>
-      </w:r>
-      <w:r>
-        <w:t xml:space="preserve">programs across space to efficiently capture network composition and changes, as</w:t>
-      </w:r>
-      <w:r>
-        <w:t xml:space="preserve"> </w:t>
-      </w:r>
-      <w:r>
-        <w:t xml:space="preserve">essential components of biodiversity? Second, can we monitor species interactions as</w:t>
-      </w:r>
-      <w:r>
-        <w:t xml:space="preserve"> </w:t>
-      </w:r>
-      <w:r>
-        <w:t xml:space="preserve">efficiently as species ranges? Finally, what would be realistic expectations for</w:t>
-      </w:r>
-      <w:r>
-        <w:t xml:space="preserve"> </w:t>
-      </w:r>
-      <w:r>
-        <w:t xml:space="preserve">the effectiveness of sampling designs to monitor species interactions?</w:t>
-      </w:r>
-    </w:p>
-    <w:p>
-      <w:pPr>
-        <w:pStyle w:val="BodyText"/>
-      </w:pPr>
-      <w:r>
-        <w:t xml:space="preserve">We use spatially explicit community simulations to test the efficiency of monitoring species</w:t>
-      </w:r>
-      <w:r>
-        <w:t xml:space="preserve"> </w:t>
-      </w:r>
-      <w:r>
-        <w:t xml:space="preserve">interactions within BONs, and explore various algorithmic and design options for network optimization. We</w:t>
-      </w:r>
-      <w:r>
-        <w:t xml:space="preserve"> </w:t>
-      </w:r>
-      <w:r>
-        <w:t xml:space="preserve">aim to define realistic expectations for monitoring species interactions, in</w:t>
-      </w:r>
-      <w:r>
-        <w:t xml:space="preserve"> </w:t>
-      </w:r>
-      <w:r>
-        <w:t xml:space="preserve">comparison to species richness and species ranges. Using simulation studies, we</w:t>
-      </w:r>
-      <w:r>
-        <w:t xml:space="preserve"> </w:t>
-      </w:r>
-      <w:r>
-        <w:t xml:space="preserve">compare design and optimization options, examining how to assess and compare</w:t>
-      </w:r>
-      <w:r>
-        <w:t xml:space="preserve"> </w:t>
-      </w:r>
-      <w:r>
-        <w:t xml:space="preserve">their efficiencies. We conclude with recommendations on how this should</w:t>
-      </w:r>
-      <w:r>
-        <w:t xml:space="preserve"> </w:t>
-      </w:r>
-      <w:r>
-        <w:t xml:space="preserve">influence the design of BONs to improve the monitoring of species interactions</w:t>
-      </w:r>
-      <w:r>
-        <w:t xml:space="preserve"> </w:t>
-      </w:r>
-      <w:r>
-        <w:t xml:space="preserve">as an important biodiversity component.</w:t>
-      </w:r>
-    </w:p>
-    <w:bookmarkEnd w:id="21"/>
-    <w:bookmarkStart w:id="37" w:name="methods"/>
+        <w:t xml:space="preserve">We use spatially explicit community simulations to test the efficiency of</w:t>
+      </w:r>
+      <w:r>
+        <w:t xml:space="preserve"> </w:t>
+      </w:r>
+      <w:r>
+        <w:t xml:space="preserve">monitoring species interactions within BONs, and explore various algorithmic and</w:t>
+      </w:r>
+      <w:r>
+        <w:t xml:space="preserve"> </w:t>
+      </w:r>
+      <w:r>
+        <w:t xml:space="preserve">design options for network optimization. We aim to define realistic expectations</w:t>
+      </w:r>
+      <w:r>
+        <w:t xml:space="preserve"> </w:t>
+      </w:r>
+      <w:r>
+        <w:t xml:space="preserve">for monitoring species interactions, in comparison to species richness and</w:t>
+      </w:r>
+      <w:r>
+        <w:t xml:space="preserve"> </w:t>
+      </w:r>
+      <w:r>
+        <w:t xml:space="preserve">species ranges. Using simulation studies, we compare design and optimization</w:t>
+      </w:r>
+      <w:r>
+        <w:t xml:space="preserve"> </w:t>
+      </w:r>
+      <w:r>
+        <w:t xml:space="preserve">options, examining how to assess and compare their efficiencies. We conclude</w:t>
+      </w:r>
+      <w:r>
+        <w:t xml:space="preserve"> </w:t>
+      </w:r>
+      <w:r>
+        <w:t xml:space="preserve">with recommendations on how this should influence the design of BONs to improve</w:t>
+      </w:r>
+      <w:r>
+        <w:t xml:space="preserve"> </w:t>
+      </w:r>
+      <w:r>
+        <w:t xml:space="preserve">the monitoring of species interactions as an important biodiversity component.</w:t>
+      </w:r>
+    </w:p>
+    <w:bookmarkEnd w:id="20"/>
+    <w:bookmarkStart w:id="36" w:name="methods"/>
     <w:p>
       <w:pPr>
         <w:pStyle w:val="Heading1"/>
@@ -1158,7 +1141,7 @@
       <w:tr>
         <w:tc>
           <w:tcPr/>
-          <w:bookmarkStart w:id="25" w:name="fig-concept"/>
+          <w:bookmarkStart w:id="24" w:name="fig-concept"/>
           <w:p>
             <w:pPr>
               <w:pStyle w:val="Compact"/>
@@ -1169,18 +1152,18 @@
                 <wp:inline>
                   <wp:extent cx="5334000" cy="6189321"/>
                   <wp:effectExtent b="0" l="0" r="0" t="0"/>
-                  <wp:docPr descr="" title="" id="23" name="Picture"/>
+                  <wp:docPr descr="" title="" id="22" name="Picture"/>
                   <a:graphic>
                     <a:graphicData uri="http://schemas.openxmlformats.org/drawingml/2006/picture">
                       <pic:pic>
                         <pic:nvPicPr>
-                          <pic:cNvPr descr="figures/conceptual_figure.png" id="24" name="Picture"/>
+                          <pic:cNvPr descr="figures/conceptual_figure.png" id="23" name="Picture"/>
                           <pic:cNvPicPr>
                             <a:picLocks noChangeArrowheads="1" noChangeAspect="1"/>
                           </pic:cNvPicPr>
                         </pic:nvPicPr>
                         <pic:blipFill>
-                          <a:blip r:embed="rId22"/>
+                          <a:blip r:embed="rId21"/>
                           <a:stretch>
                             <a:fillRect/>
                           </a:stretch>
@@ -1256,11 +1239,11 @@
               <w:t xml:space="preserve">BONs.</w:t>
             </w:r>
           </w:p>
-          <w:bookmarkEnd w:id="25"/>
+          <w:bookmarkEnd w:id="24"/>
         </w:tc>
       </w:tr>
     </w:tbl>
-    <w:bookmarkStart w:id="32" w:name="general-model"/>
+    <w:bookmarkStart w:id="31" w:name="general-model"/>
     <w:p>
       <w:pPr>
         <w:pStyle w:val="Heading2"/>
@@ -1310,7 +1293,13 @@
         <w:t xml:space="preserve">SpeciesInteractionSamplers.jl</w:t>
       </w:r>
       <w:r>
-        <w:t xml:space="preserve">. This model broadly captures the different processes involved into turning a</w:t>
+        <w:t xml:space="preserve">. This model broadly</w:t>
+      </w:r>
+      <w:r>
+        <w:t xml:space="preserve"> </w:t>
+      </w:r>
+      <w:r>
+        <w:t xml:space="preserve">captures the different processes involved into turning a</w:t>
       </w:r>
       <w:r>
         <w:t xml:space="preserve"> </w:t>
@@ -1326,7 +1315,13 @@
         <w:t xml:space="preserve"> </w:t>
       </w:r>
       <w:r>
-        <w:t xml:space="preserve">interaction (which is biologically feasible) into a</w:t>
+        <w:t xml:space="preserve">interaction</w:t>
+      </w:r>
+      <w:r>
+        <w:t xml:space="preserve"> </w:t>
+      </w:r>
+      <w:r>
+        <w:t xml:space="preserve">(which is biologically feasible) into a</w:t>
       </w:r>
       <w:r>
         <w:t xml:space="preserve"> </w:t>
@@ -1342,38 +1337,40 @@
         <w:t xml:space="preserve"> </w:t>
       </w:r>
       <w:r>
-        <w:t xml:space="preserve">one (it took place at a specified location), as outlined in</w:t>
-      </w:r>
-      <w:r>
-        <w:t xml:space="preserve"> </w:t>
-      </w:r>
-      <w:r>
-        <w:rPr>
-          <w:b/>
-          <w:bCs/>
-        </w:rPr>
-        <w:t xml:space="preserve">10.1016/j.tree.2015.03.014</w:t>
-      </w:r>
-      <w:r>
-        <w:t xml:space="preserve">. To the generative</w:t>
-      </w:r>
-      <w:r>
-        <w:t xml:space="preserve"> </w:t>
-      </w:r>
-      <w:r>
-        <w:t xml:space="preserve">model originally presented, we add the design of Biodiversity Observation</w:t>
-      </w:r>
-      <w:r>
-        <w:t xml:space="preserve"> </w:t>
-      </w:r>
-      <w:r>
-        <w:t xml:space="preserve">Networks and the evaluation of sampling efficiency between and across</w:t>
-      </w:r>
-      <w:r>
-        <w:t xml:space="preserve"> </w:t>
-      </w:r>
-      <w:r>
-        <w:t xml:space="preserve">simulations for species interactions (</w:t>
+        <w:t xml:space="preserve">one (it took place at a</w:t>
+      </w:r>
+      <w:r>
+        <w:t xml:space="preserve"> </w:t>
+      </w:r>
+      <w:r>
+        <w:t xml:space="preserve">specified location), as outlined in</w:t>
+      </w:r>
+      <w:r>
+        <w:t xml:space="preserve"> </w:t>
+      </w:r>
+      <w:r>
+        <w:t xml:space="preserve">Morales-Castilla et al. (2015)</w:t>
+      </w:r>
+      <w:r>
+        <w:t xml:space="preserve">. To the</w:t>
+      </w:r>
+      <w:r>
+        <w:t xml:space="preserve"> </w:t>
+      </w:r>
+      <w:r>
+        <w:t xml:space="preserve">generative model originally presented, we add the design of Biodiversity</w:t>
+      </w:r>
+      <w:r>
+        <w:t xml:space="preserve"> </w:t>
+      </w:r>
+      <w:r>
+        <w:t xml:space="preserve">Observation Networks and the evaluation of sampling efficiency between and</w:t>
+      </w:r>
+      <w:r>
+        <w:t xml:space="preserve"> </w:t>
+      </w:r>
+      <w:r>
+        <w:t xml:space="preserve">across simulations for species interactions (</w:t>
       </w:r>
       <w:hyperlink w:anchor="fig-concept">
         <w:r>
@@ -1387,7 +1384,7 @@
         <w:t xml:space="preserve">A).</w:t>
       </w:r>
     </w:p>
-    <w:bookmarkStart w:id="26" w:name="Xba8b2691266c1b9eda1c60e1e0f17d655ef7e7e"/>
+    <w:bookmarkStart w:id="25" w:name="Xba8b2691266c1b9eda1c60e1e0f17d655ef7e7e"/>
     <w:p>
       <w:pPr>
         <w:pStyle w:val="Heading3"/>
@@ -1889,295 +1886,301 @@
         <w:t xml:space="preserve">efficiency of sampling strategies.</w:t>
       </w:r>
     </w:p>
+    <w:bookmarkEnd w:id="25"/>
+    <w:bookmarkStart w:id="26" w:name="Xd942a969c4906bcd19b16c3e81833202bda6a40"/>
+    <w:p>
+      <w:pPr>
+        <w:pStyle w:val="Heading3"/>
+      </w:pPr>
+      <w:r>
+        <w:t xml:space="preserve">Step 2: Designing Biodiversity Observation Networks</w:t>
+      </w:r>
+    </w:p>
+    <w:p>
+      <w:pPr>
+        <w:pStyle w:val="FirstParagraph"/>
+      </w:pPr>
+      <w:r>
+        <w:t xml:space="preserve">We design Biodiversity Observation Networks (BONs) across the simulated</w:t>
+      </w:r>
+      <w:r>
+        <w:t xml:space="preserve"> </w:t>
+      </w:r>
+      <w:r>
+        <w:t xml:space="preserve">landscape and measure their efficiency at monitoring the generated interaction</w:t>
+      </w:r>
+      <w:r>
+        <w:t xml:space="preserve"> </w:t>
+      </w:r>
+      <w:r>
+        <w:t xml:space="preserve">networks.</w:t>
+      </w:r>
+      <w:r>
+        <w:t xml:space="preserve"> </w:t>
+      </w:r>
+      <w:r>
+        <w:t xml:space="preserve">Norman and Poisot (2025)</w:t>
+      </w:r>
+      <w:r>
+        <w:t xml:space="preserve"> </w:t>
+      </w:r>
+      <w:r>
+        <w:t xml:space="preserve">presented an overview of the design and site</w:t>
+      </w:r>
+      <w:r>
+        <w:t xml:space="preserve"> </w:t>
+      </w:r>
+      <w:r>
+        <w:t xml:space="preserve">selection process accounting for ecological monitoring goals. The design process</w:t>
+      </w:r>
+      <w:r>
+        <w:t xml:space="preserve"> </w:t>
+      </w:r>
+      <w:r>
+        <w:t xml:space="preserve">uses a site selection algorithm to designate candidate sites for the monitoring</w:t>
+      </w:r>
+      <w:r>
+        <w:t xml:space="preserve"> </w:t>
+      </w:r>
+      <w:r>
+        <w:t xml:space="preserve">network. Key features of the site selection algorithms highlighted by</w:t>
+      </w:r>
+      <w:r>
+        <w:t xml:space="preserve"> </w:t>
+      </w:r>
+      <w:r>
+        <w:t xml:space="preserve">(Norman and Poisot 2025)</w:t>
+      </w:r>
+      <w:r>
+        <w:t xml:space="preserve"> </w:t>
+      </w:r>
+      <w:r>
+        <w:t xml:space="preserve">include the ability to balance sites across space for equal</w:t>
+      </w:r>
+      <w:r>
+        <w:t xml:space="preserve"> </w:t>
+      </w:r>
+      <w:r>
+        <w:t xml:space="preserve">representation</w:t>
+      </w:r>
+      <w:r>
+        <w:t xml:space="preserve"> </w:t>
+      </w:r>
+      <w:r>
+        <w:t xml:space="preserve">(see Benedetti et al. 2017; Kermorvant et al. 2019 for reviews)</w:t>
+      </w:r>
+      <w:r>
+        <w:t xml:space="preserve">, to</w:t>
+      </w:r>
+      <w:r>
+        <w:t xml:space="preserve"> </w:t>
+      </w:r>
+      <w:r>
+        <w:t xml:space="preserve">stratify across regions or populations, to include auxiliary site information</w:t>
+      </w:r>
+      <w:r>
+        <w:t xml:space="preserve"> </w:t>
+      </w:r>
+      <w:r>
+        <w:t xml:space="preserve">(environmental or biological) to weight inclusion probability, and to produce</w:t>
+      </w:r>
+      <w:r>
+        <w:t xml:space="preserve"> </w:t>
+      </w:r>
+      <w:r>
+        <w:t xml:space="preserve">master samples including current monitoring site or from which to select a</w:t>
+      </w:r>
+      <w:r>
+        <w:t xml:space="preserve"> </w:t>
+      </w:r>
+      <w:r>
+        <w:t xml:space="preserve">subset of sites for a specific monitoring project</w:t>
+      </w:r>
+      <w:r>
+        <w:t xml:space="preserve"> </w:t>
+      </w:r>
+      <w:r>
+        <w:t xml:space="preserve">(van Dam-Bates et al. 2018; Robertson et al. 2024)</w:t>
+      </w:r>
+      <w:r>
+        <w:t xml:space="preserve">.</w:t>
+      </w:r>
+    </w:p>
+    <w:p>
+      <w:pPr>
+        <w:pStyle w:val="BodyText"/>
+      </w:pPr>
+      <w:r>
+        <w:t xml:space="preserve">Using our model simulations, we can test different algorithms to distribute</w:t>
+      </w:r>
+      <w:r>
+        <w:t xml:space="preserve"> </w:t>
+      </w:r>
+      <w:r>
+        <w:t xml:space="preserve">monitoring sites across the landscape and optimize their location given</w:t>
+      </w:r>
+      <w:r>
+        <w:t xml:space="preserve"> </w:t>
+      </w:r>
+      <w:r>
+        <w:t xml:space="preserve">different information such as species ranges, species richness or presence of</w:t>
+      </w:r>
+      <w:r>
+        <w:t xml:space="preserve"> </w:t>
+      </w:r>
+      <w:r>
+        <w:t xml:space="preserve">realized interactions. For example, we can use the Balanced Acceptance Sampling</w:t>
+      </w:r>
+      <w:r>
+        <w:t xml:space="preserve"> </w:t>
+      </w:r>
+      <w:r>
+        <w:t xml:space="preserve">algorithm</w:t>
+      </w:r>
+      <w:r>
+        <w:t xml:space="preserve"> </w:t>
+      </w:r>
+      <w:r>
+        <w:t xml:space="preserve">(Robertson et al. 2013)</w:t>
+      </w:r>
+      <w:r>
+        <w:t xml:space="preserve"> </w:t>
+      </w:r>
+      <w:r>
+        <w:t xml:space="preserve">to design BONs when aiming to balance sites</w:t>
+      </w:r>
+      <w:r>
+        <w:t xml:space="preserve"> </w:t>
+      </w:r>
+      <w:r>
+        <w:t xml:space="preserve">across our simulated landscapes, mostly for its efficiency and its ability to</w:t>
+      </w:r>
+      <w:r>
+        <w:t xml:space="preserve"> </w:t>
+      </w:r>
+      <w:r>
+        <w:t xml:space="preserve">weight site inclusion probabilities based on a provided layer. On the other</w:t>
+      </w:r>
+      <w:r>
+        <w:t xml:space="preserve"> </w:t>
+      </w:r>
+      <w:r>
+        <w:t xml:space="preserve">hand, to optimize given available information, we can use an algorithm such as</w:t>
+      </w:r>
+      <w:r>
+        <w:t xml:space="preserve"> </w:t>
+      </w:r>
+      <w:r>
+        <w:t xml:space="preserve">Uncertainty Sampling</w:t>
+      </w:r>
+      <w:r>
+        <w:t xml:space="preserve"> </w:t>
+      </w:r>
+      <w:r>
+        <w:t xml:space="preserve">(Lewis and Gale 1994)</w:t>
+      </w:r>
+      <w:r>
+        <w:t xml:space="preserve">, an active learning method from the</w:t>
+      </w:r>
+      <w:r>
+        <w:t xml:space="preserve"> </w:t>
+      </w:r>
+      <w:r>
+        <w:t xml:space="preserve">machine learning field aiming to improve a model by targeting its least certain</w:t>
+      </w:r>
+      <w:r>
+        <w:t xml:space="preserve"> </w:t>
+      </w:r>
+      <w:r>
+        <w:t xml:space="preserve">elements</w:t>
+      </w:r>
+      <w:r>
+        <w:t xml:space="preserve"> </w:t>
+      </w:r>
+      <w:r>
+        <w:t xml:space="preserve">(Settles 2009)</w:t>
+      </w:r>
+      <w:r>
+        <w:t xml:space="preserve">. Instead of focusing on uncertainty, we can use</w:t>
+      </w:r>
+      <w:r>
+        <w:t xml:space="preserve"> </w:t>
+      </w:r>
+      <w:r>
+        <w:t xml:space="preserve">this concept to target the sites with the highest values in a layer provided for</w:t>
+      </w:r>
+      <w:r>
+        <w:t xml:space="preserve"> </w:t>
+      </w:r>
+      <w:r>
+        <w:t xml:space="preserve">optimization, with the idea that it could lead to the highest information gain</w:t>
+      </w:r>
+      <w:r>
+        <w:t xml:space="preserve"> </w:t>
+      </w:r>
+      <w:r>
+        <w:t xml:space="preserve">for the BON. Examples of active learning relating to biodiversity monitoring and</w:t>
+      </w:r>
+      <w:r>
+        <w:t xml:space="preserve"> </w:t>
+      </w:r>
+      <w:r>
+        <w:t xml:space="preserve">sampling site selection include improving species range estimation from a</w:t>
+      </w:r>
+      <w:r>
+        <w:t xml:space="preserve"> </w:t>
+      </w:r>
+      <w:r>
+        <w:t xml:space="preserve">smaller number of actively selected sites</w:t>
+      </w:r>
+      <w:r>
+        <w:t xml:space="preserve"> </w:t>
+      </w:r>
+      <w:r>
+        <w:t xml:space="preserve">(Lange et al. 2023)</w:t>
+      </w:r>
+      <w:r>
+        <w:t xml:space="preserve">, minimizing field</w:t>
+      </w:r>
+      <w:r>
+        <w:t xml:space="preserve"> </w:t>
+      </w:r>
+      <w:r>
+        <w:t xml:space="preserve">data collection costs based on distances between samples</w:t>
+      </w:r>
+      <w:r>
+        <w:t xml:space="preserve"> </w:t>
+      </w:r>
+      <w:r>
+        <w:t xml:space="preserve">(Malek et al. 2019)</w:t>
+      </w:r>
+      <w:r>
+        <w:t xml:space="preserve">, and</w:t>
+      </w:r>
+      <w:r>
+        <w:t xml:space="preserve"> </w:t>
+      </w:r>
+      <w:r>
+        <w:t xml:space="preserve">identifying uncertain labels for classification to improve bioacoustic</w:t>
+      </w:r>
+      <w:r>
+        <w:t xml:space="preserve"> </w:t>
+      </w:r>
+      <w:r>
+        <w:t xml:space="preserve">monitoring performance across stratified samples</w:t>
+      </w:r>
+      <w:r>
+        <w:t xml:space="preserve"> </w:t>
+      </w:r>
+      <w:r>
+        <w:t xml:space="preserve">(McEwen et al. 2025)</w:t>
+      </w:r>
+      <w:r>
+        <w:t xml:space="preserve">.</w:t>
+      </w:r>
+    </w:p>
     <w:bookmarkEnd w:id="26"/>
-    <w:bookmarkStart w:id="27" w:name="Xd942a969c4906bcd19b16c3e81833202bda6a40"/>
-    <w:p>
-      <w:pPr>
-        <w:pStyle w:val="Heading3"/>
-      </w:pPr>
-      <w:r>
-        <w:t xml:space="preserve">Step 2: Designing Biodiversity Observation Networks</w:t>
-      </w:r>
-    </w:p>
-    <w:p>
-      <w:pPr>
-        <w:pStyle w:val="FirstParagraph"/>
-      </w:pPr>
-      <w:r>
-        <w:t xml:space="preserve">We design Biodiversity Observation Networks (BONs) across the simulated</w:t>
-      </w:r>
-      <w:r>
-        <w:t xml:space="preserve"> </w:t>
-      </w:r>
-      <w:r>
-        <w:t xml:space="preserve">landscape and measure their efficiency at monitoring the generated interaction</w:t>
-      </w:r>
-      <w:r>
-        <w:t xml:space="preserve"> </w:t>
-      </w:r>
-      <w:r>
-        <w:t xml:space="preserve">networks.</w:t>
-      </w:r>
-      <w:r>
-        <w:t xml:space="preserve"> </w:t>
-      </w:r>
-      <w:r>
-        <w:t xml:space="preserve">Norman and Poisot (2025)</w:t>
-      </w:r>
-      <w:r>
-        <w:t xml:space="preserve"> </w:t>
-      </w:r>
-      <w:r>
-        <w:t xml:space="preserve">presented an overview of the design and site</w:t>
-      </w:r>
-      <w:r>
-        <w:t xml:space="preserve"> </w:t>
-      </w:r>
-      <w:r>
-        <w:t xml:space="preserve">selection process accounting for ecological monitoring goals. The design process</w:t>
-      </w:r>
-      <w:r>
-        <w:t xml:space="preserve"> </w:t>
-      </w:r>
-      <w:r>
-        <w:t xml:space="preserve">uses a site selection algorithm to designate candidate sites for the monitoring</w:t>
-      </w:r>
-      <w:r>
-        <w:t xml:space="preserve"> </w:t>
-      </w:r>
-      <w:r>
-        <w:t xml:space="preserve">network. Key features of the site selection algorithms highlighted by</w:t>
-      </w:r>
-      <w:r>
-        <w:t xml:space="preserve"> </w:t>
-      </w:r>
-      <w:r>
-        <w:t xml:space="preserve">(Norman and Poisot 2025)</w:t>
-      </w:r>
-      <w:r>
-        <w:t xml:space="preserve"> </w:t>
-      </w:r>
-      <w:r>
-        <w:t xml:space="preserve">include the ability to balance sites across space for equal</w:t>
-      </w:r>
-      <w:r>
-        <w:t xml:space="preserve"> </w:t>
-      </w:r>
-      <w:r>
-        <w:t xml:space="preserve">representation</w:t>
-      </w:r>
-      <w:r>
-        <w:t xml:space="preserve"> </w:t>
-      </w:r>
-      <w:r>
-        <w:t xml:space="preserve">(see Benedetti et al. 2017; Kermorvant et al. 2019 for reviews)</w:t>
-      </w:r>
-      <w:r>
-        <w:t xml:space="preserve">, to</w:t>
-      </w:r>
-      <w:r>
-        <w:t xml:space="preserve"> </w:t>
-      </w:r>
-      <w:r>
-        <w:t xml:space="preserve">stratify across regions or populations, to include auxiliary site information</w:t>
-      </w:r>
-      <w:r>
-        <w:t xml:space="preserve"> </w:t>
-      </w:r>
-      <w:r>
-        <w:t xml:space="preserve">(environmental or biological) to weight inclusion probability, and to produce</w:t>
-      </w:r>
-      <w:r>
-        <w:t xml:space="preserve"> </w:t>
-      </w:r>
-      <w:r>
-        <w:t xml:space="preserve">master samples including current monitoring site or from which to select a</w:t>
-      </w:r>
-      <w:r>
-        <w:t xml:space="preserve"> </w:t>
-      </w:r>
-      <w:r>
-        <w:t xml:space="preserve">subset of sites for a specific monitoring project</w:t>
-      </w:r>
-      <w:r>
-        <w:t xml:space="preserve"> </w:t>
-      </w:r>
-      <w:r>
-        <w:t xml:space="preserve">(van Dam-Bates et al. 2018; Robertson et al. 2024)</w:t>
-      </w:r>
-      <w:r>
-        <w:t xml:space="preserve">.</w:t>
-      </w:r>
-    </w:p>
-    <w:p>
-      <w:pPr>
-        <w:pStyle w:val="BodyText"/>
-      </w:pPr>
-      <w:r>
-        <w:t xml:space="preserve">Using our model simulations, we can test different algorithms to distribute</w:t>
-      </w:r>
-      <w:r>
-        <w:t xml:space="preserve"> </w:t>
-      </w:r>
-      <w:r>
-        <w:t xml:space="preserve">monitoring sites across the landscape and optimize their location given different information</w:t>
-      </w:r>
-      <w:r>
-        <w:t xml:space="preserve"> </w:t>
-      </w:r>
-      <w:r>
-        <w:t xml:space="preserve">such as species ranges, species richness or presence of realized interactions.</w:t>
-      </w:r>
-      <w:r>
-        <w:t xml:space="preserve"> </w:t>
-      </w:r>
-      <w:r>
-        <w:t xml:space="preserve">For example, we can use the Balanced Acceptance Sampling algorithm</w:t>
-      </w:r>
-      <w:r>
-        <w:t xml:space="preserve"> </w:t>
-      </w:r>
-      <w:r>
-        <w:t xml:space="preserve">(Robertson et al. 2013)</w:t>
-      </w:r>
-      <w:r>
-        <w:t xml:space="preserve"> </w:t>
-      </w:r>
-      <w:r>
-        <w:t xml:space="preserve">to design BONs when aiming to balance sites across our</w:t>
-      </w:r>
-      <w:r>
-        <w:t xml:space="preserve"> </w:t>
-      </w:r>
-      <w:r>
-        <w:t xml:space="preserve">simulated landscapes, mostly for its efficiency and its ability to weight site</w:t>
-      </w:r>
-      <w:r>
-        <w:t xml:space="preserve"> </w:t>
-      </w:r>
-      <w:r>
-        <w:t xml:space="preserve">inclusion probabilities based on a provided layer. On the other hand, to</w:t>
-      </w:r>
-      <w:r>
-        <w:t xml:space="preserve"> </w:t>
-      </w:r>
-      <w:r>
-        <w:t xml:space="preserve">optimize given available information, we can use an algorithm such as</w:t>
-      </w:r>
-      <w:r>
-        <w:t xml:space="preserve"> </w:t>
-      </w:r>
-      <w:r>
-        <w:t xml:space="preserve">Uncertainty Sampling</w:t>
-      </w:r>
-      <w:r>
-        <w:t xml:space="preserve"> </w:t>
-      </w:r>
-      <w:r>
-        <w:t xml:space="preserve">(Lewis and Gale 1994)</w:t>
-      </w:r>
-      <w:r>
-        <w:t xml:space="preserve">, an active learning method from the</w:t>
-      </w:r>
-      <w:r>
-        <w:t xml:space="preserve"> </w:t>
-      </w:r>
-      <w:r>
-        <w:t xml:space="preserve">machine learning field aiming to improve a model by targeting its least certain</w:t>
-      </w:r>
-      <w:r>
-        <w:t xml:space="preserve"> </w:t>
-      </w:r>
-      <w:r>
-        <w:t xml:space="preserve">elements</w:t>
-      </w:r>
-      <w:r>
-        <w:t xml:space="preserve"> </w:t>
-      </w:r>
-      <w:r>
-        <w:t xml:space="preserve">(Settles 2009)</w:t>
-      </w:r>
-      <w:r>
-        <w:t xml:space="preserve">. Instead of focusing on uncertainty, we can use</w:t>
-      </w:r>
-      <w:r>
-        <w:t xml:space="preserve"> </w:t>
-      </w:r>
-      <w:r>
-        <w:t xml:space="preserve">this concept to target the sites with the highest values in a layer provided for</w:t>
-      </w:r>
-      <w:r>
-        <w:t xml:space="preserve"> </w:t>
-      </w:r>
-      <w:r>
-        <w:t xml:space="preserve">optimization, with the idea that it could lead to the highest information gain</w:t>
-      </w:r>
-      <w:r>
-        <w:t xml:space="preserve"> </w:t>
-      </w:r>
-      <w:r>
-        <w:t xml:space="preserve">for the BON. Examples of active learning relating to biodiversity monitoring and</w:t>
-      </w:r>
-      <w:r>
-        <w:t xml:space="preserve"> </w:t>
-      </w:r>
-      <w:r>
-        <w:t xml:space="preserve">sampling site selection include improving species range estimation from a</w:t>
-      </w:r>
-      <w:r>
-        <w:t xml:space="preserve"> </w:t>
-      </w:r>
-      <w:r>
-        <w:t xml:space="preserve">smaller number of actively selected sites</w:t>
-      </w:r>
-      <w:r>
-        <w:t xml:space="preserve"> </w:t>
-      </w:r>
-      <w:r>
-        <w:t xml:space="preserve">(Lange et al. 2023)</w:t>
-      </w:r>
-      <w:r>
-        <w:t xml:space="preserve">, minimizing field</w:t>
-      </w:r>
-      <w:r>
-        <w:t xml:space="preserve"> </w:t>
-      </w:r>
-      <w:r>
-        <w:t xml:space="preserve">data collection costs based on distances between samples</w:t>
-      </w:r>
-      <w:r>
-        <w:t xml:space="preserve"> </w:t>
-      </w:r>
-      <w:r>
-        <w:t xml:space="preserve">(Malek et al. 2019)</w:t>
-      </w:r>
-      <w:r>
-        <w:t xml:space="preserve">, and</w:t>
-      </w:r>
-      <w:r>
-        <w:t xml:space="preserve"> </w:t>
-      </w:r>
-      <w:r>
-        <w:t xml:space="preserve">identifying uncertain labels for classification to improve bioacoustic</w:t>
-      </w:r>
-      <w:r>
-        <w:t xml:space="preserve"> </w:t>
-      </w:r>
-      <w:r>
-        <w:t xml:space="preserve">monitoring performance across stratified samples</w:t>
-      </w:r>
-      <w:r>
-        <w:t xml:space="preserve"> </w:t>
-      </w:r>
-      <w:r>
-        <w:t xml:space="preserve">(McEwen et al. 2025)</w:t>
-      </w:r>
-      <w:r>
-        <w:t xml:space="preserve">.</w:t>
-      </w:r>
-    </w:p>
-    <w:bookmarkEnd w:id="27"/>
-    <w:bookmarkStart w:id="31" w:name="Xd4d93d15fdb2047722ae55dd67fc9ebc4c02f97"/>
+    <w:bookmarkStart w:id="30" w:name="Xd4d93d15fdb2047722ae55dd67fc9ebc4c02f97"/>
     <w:p>
       <w:pPr>
         <w:pStyle w:val="Heading3"/>
@@ -2399,7 +2402,7 @@
       <w:pPr>
         <w:pStyle w:val="BodyText"/>
       </w:pPr>
-      <w:bookmarkStart w:id="28" w:name="eq-eff"/>
+      <w:bookmarkStart w:id="27" w:name="eq-eff"/>
       <m:oMathPara>
         <m:oMathParaPr>
           <m:jc m:val="center"/>
@@ -2456,7 +2459,7 @@
           </m:d>
         </m:oMath>
       </m:oMathPara>
-      <w:bookmarkEnd w:id="28"/>
+      <w:bookmarkEnd w:id="27"/>
     </w:p>
     <w:p>
       <w:pPr>
@@ -2701,7 +2704,7 @@
       <w:pPr>
         <w:pStyle w:val="BodyText"/>
       </w:pPr>
-      <w:bookmarkStart w:id="29" w:name="eq-int"/>
+      <w:bookmarkStart w:id="28" w:name="eq-int"/>
       <m:oMathPara>
         <m:oMathParaPr>
           <m:jc m:val="center"/>
@@ -2855,7 +2858,7 @@
           </m:d>
         </m:oMath>
       </m:oMathPara>
-      <w:bookmarkEnd w:id="29"/>
+      <w:bookmarkEnd w:id="28"/>
     </w:p>
     <w:p>
       <w:pPr>
@@ -2889,7 +2892,7 @@
       <w:pPr>
         <w:pStyle w:val="BodyText"/>
       </w:pPr>
-      <w:bookmarkStart w:id="30" w:name="eq-diff"/>
+      <w:bookmarkStart w:id="29" w:name="eq-diff"/>
       <m:oMathPara>
         <m:oMathParaPr>
           <m:jc m:val="center"/>
@@ -3136,7 +3139,7 @@
           </m:d>
         </m:oMath>
       </m:oMathPara>
-      <w:bookmarkEnd w:id="30"/>
+      <w:bookmarkEnd w:id="29"/>
     </w:p>
     <w:p>
       <w:pPr>
@@ -3188,9 +3191,9 @@
         <w:t xml:space="preserve">ranges).</w:t>
       </w:r>
     </w:p>
+    <w:bookmarkEnd w:id="30"/>
     <w:bookmarkEnd w:id="31"/>
-    <w:bookmarkEnd w:id="32"/>
-    <w:bookmarkStart w:id="36" w:name="simulation-studies"/>
+    <w:bookmarkStart w:id="35" w:name="simulation-studies"/>
     <w:p>
       <w:pPr>
         <w:pStyle w:val="Heading2"/>
@@ -3249,7 +3252,13 @@
         <w:t xml:space="preserve">(Williams and Martinez 2008; Baiser et al. 2010; Wood et al. 2015)</w:t>
       </w:r>
       <w:r>
-        <w:t xml:space="preserve">. These parameters are also within the range of previous simulation studies on spatial ecological network dynamics,</w:t>
+        <w:t xml:space="preserve">. These parameters are also within the range</w:t>
+      </w:r>
+      <w:r>
+        <w:t xml:space="preserve"> </w:t>
+      </w:r>
+      <w:r>
+        <w:t xml:space="preserve">of previous simulation studies on spatial ecological network dynamics,</w:t>
       </w:r>
       <w:r>
         <w:t xml:space="preserve"> </w:t>
@@ -3265,38 +3274,34 @@
         <w:t xml:space="preserve"> </w:t>
       </w:r>
       <w:r>
-        <w:rPr>
-          <w:b/>
-          <w:bCs/>
-        </w:rPr>
-        <w:t xml:space="preserve">10.1038/s41559-017-0162</w:t>
-      </w:r>
-      <w:r>
-        <w:t xml:space="preserve">. Exploratory simulations showed the number</w:t>
-      </w:r>
-      <w:r>
-        <w:t xml:space="preserve"> </w:t>
-      </w:r>
-      <w:r>
-        <w:t xml:space="preserve">of sites in the BON to be the main element affecting the proportion of sampled</w:t>
-      </w:r>
-      <w:r>
-        <w:t xml:space="preserve"> </w:t>
-      </w:r>
-      <w:r>
-        <w:t xml:space="preserve">species or interactions compared to other model parameters such as metaweb</w:t>
-      </w:r>
-      <w:r>
-        <w:t xml:space="preserve"> </w:t>
-      </w:r>
-      <w:r>
-        <w:t xml:space="preserve">connectance and landscape autocorrelation. The activation energy parameter</w:t>
-      </w:r>
-      <w:r>
-        <w:t xml:space="preserve"> </w:t>
-      </w:r>
-      <w:r>
-        <w:t xml:space="preserve">expectedly influenced results as covered in</w:t>
+        <w:t xml:space="preserve">Thompson and Gonzalez (2017)</w:t>
+      </w:r>
+      <w:r>
+        <w:t xml:space="preserve">. Exploratory simulations showed the number of sites in the</w:t>
+      </w:r>
+      <w:r>
+        <w:t xml:space="preserve"> </w:t>
+      </w:r>
+      <w:r>
+        <w:t xml:space="preserve">BON to be the main element affecting the proportion of sampled species or</w:t>
+      </w:r>
+      <w:r>
+        <w:t xml:space="preserve"> </w:t>
+      </w:r>
+      <w:r>
+        <w:t xml:space="preserve">interactions compared to other model parameters such as metaweb connectance and</w:t>
+      </w:r>
+      <w:r>
+        <w:t xml:space="preserve"> </w:t>
+      </w:r>
+      <w:r>
+        <w:t xml:space="preserve">landscape autocorrelation. The activation energy parameter expectedly influenced</w:t>
+      </w:r>
+      <w:r>
+        <w:t xml:space="preserve"> </w:t>
+      </w:r>
+      <w:r>
+        <w:t xml:space="preserve">results as covered in</w:t>
       </w:r>
       <w:r>
         <w:t xml:space="preserve"> </w:t>
@@ -3308,16 +3313,10 @@
         <w:t xml:space="preserve"> </w:t>
       </w:r>
       <w:r>
-        <w:t xml:space="preserve">when presenting</w:t>
-      </w:r>
-      <w:r>
-        <w:t xml:space="preserve"> </w:t>
-      </w:r>
-      <w:r>
-        <w:t xml:space="preserve">the model.</w:t>
-      </w:r>
-    </w:p>
-    <w:bookmarkStart w:id="33" w:name="X164ab5ed87295729841af2d71d1fcc14133ea28"/>
+        <w:t xml:space="preserve">when presenting the model.</w:t>
+      </w:r>
+    </w:p>
+    <w:bookmarkStart w:id="32" w:name="X164ab5ed87295729841af2d71d1fcc14133ea28"/>
     <w:p>
       <w:pPr>
         <w:pStyle w:val="Heading3"/>
@@ -3430,261 +3429,261 @@
         <w:t xml:space="preserve">number of site in a BON, yielding 10,000 simulations in total.</w:t>
       </w:r>
     </w:p>
+    <w:bookmarkEnd w:id="32"/>
+    <w:bookmarkStart w:id="33" w:name="Xe3dd5629f5a0483502300807e7d4cb08b844680"/>
+    <w:p>
+      <w:pPr>
+        <w:pStyle w:val="Heading3"/>
+      </w:pPr>
+      <w:r>
+        <w:t xml:space="preserve">Simulation study II: Optimizing a focal sampling on a single-species</w:t>
+      </w:r>
+    </w:p>
+    <w:p>
+      <w:pPr>
+        <w:pStyle w:val="FirstParagraph"/>
+      </w:pPr>
+      <w:r>
+        <w:t xml:space="preserve">Next, we investigated sampling efficiency using a focal species perspective. We</w:t>
+      </w:r>
+      <w:r>
+        <w:t xml:space="preserve"> </w:t>
+      </w:r>
+      <w:r>
+        <w:t xml:space="preserve">simulated a focal sampling where an observer would target one species and aim to</w:t>
+      </w:r>
+      <w:r>
+        <w:t xml:space="preserve"> </w:t>
+      </w:r>
+      <w:r>
+        <w:t xml:space="preserve">retrieve all of its interactions (here known from the metaweb), but might have</w:t>
+      </w:r>
+      <w:r>
+        <w:t xml:space="preserve"> </w:t>
+      </w:r>
+      <w:r>
+        <w:t xml:space="preserve">different information to optimize its sampling. Observation network design and</w:t>
+      </w:r>
+      <w:r>
+        <w:t xml:space="preserve"> </w:t>
+      </w:r>
+      <w:r>
+        <w:t xml:space="preserve">efficiency needs to be evaluated beyond spatial balance, and also regarding</w:t>
+      </w:r>
+      <w:r>
+        <w:t xml:space="preserve"> </w:t>
+      </w:r>
+      <w:r>
+        <w:t xml:space="preserve">their efficiency at meeting biodiversity monitoring objectives</w:t>
+      </w:r>
+      <w:r>
+        <w:t xml:space="preserve"> </w:t>
+      </w:r>
+      <w:r>
+        <w:t xml:space="preserve">(Norman and Poisot 2025)</w:t>
+      </w:r>
+      <w:r>
+        <w:t xml:space="preserve">. Thus, the idea of our focal sampling exploration is to</w:t>
+      </w:r>
+      <w:r>
+        <w:t xml:space="preserve"> </w:t>
+      </w:r>
+      <w:r>
+        <w:t xml:space="preserve">represent a simplified case with a clear objective (retrieving a species’</w:t>
+      </w:r>
+      <w:r>
+        <w:t xml:space="preserve"> </w:t>
+      </w:r>
+      <w:r>
+        <w:t xml:space="preserve">interactions) and where we do have prior knowledge about the system, either</w:t>
+      </w:r>
+      <w:r>
+        <w:t xml:space="preserve"> </w:t>
+      </w:r>
+      <w:r>
+        <w:t xml:space="preserve">through empirical data or model predictions, which can be used to optimize</w:t>
+      </w:r>
+      <w:r>
+        <w:t xml:space="preserve"> </w:t>
+      </w:r>
+      <w:r>
+        <w:t xml:space="preserve">sampling.</w:t>
+      </w:r>
+    </w:p>
+    <w:p>
+      <w:pPr>
+        <w:pStyle w:val="BodyText"/>
+      </w:pPr>
+      <w:r>
+        <w:t xml:space="preserve">Optimizing focal sampling relies on two elements: the sampler algorithm used and</w:t>
+      </w:r>
+      <w:r>
+        <w:t xml:space="preserve"> </w:t>
+      </w:r>
+      <w:r>
+        <w:t xml:space="preserve">the information provided for optimization. Species range represents an</w:t>
+      </w:r>
+      <w:r>
+        <w:t xml:space="preserve"> </w:t>
+      </w:r>
+      <w:r>
+        <w:t xml:space="preserve">attainable level of information an interested observer could have, for instance</w:t>
+      </w:r>
+      <w:r>
+        <w:t xml:space="preserve"> </w:t>
+      </w:r>
+      <w:r>
+        <w:t xml:space="preserve">based on expert knowledge or species distribution models. Therefore, we assumed</w:t>
+      </w:r>
+      <w:r>
+        <w:t xml:space="preserve"> </w:t>
+      </w:r>
+      <w:r>
+        <w:t xml:space="preserve">the observer knew the species range across the landscape (presence or absence).</w:t>
+      </w:r>
+      <w:r>
+        <w:t xml:space="preserve"> </w:t>
+      </w:r>
+      <w:r>
+        <w:t xml:space="preserve">We tested three sampling algorithms for comparison: simple random sampling (to</w:t>
+      </w:r>
+      <w:r>
+        <w:t xml:space="preserve"> </w:t>
+      </w:r>
+      <w:r>
+        <w:t xml:space="preserve">represent uninformed sampling), weighted balanced acceptance sampling (aiming to</w:t>
+      </w:r>
+      <w:r>
+        <w:t xml:space="preserve"> </w:t>
+      </w:r>
+      <w:r>
+        <w:t xml:space="preserve">balance sites across space while weighting favorably for species ranges) and</w:t>
+      </w:r>
+      <w:r>
+        <w:t xml:space="preserve"> </w:t>
+      </w:r>
+      <w:r>
+        <w:t xml:space="preserve">uncertainty sampling (which targets locations with a higher value in the layer</w:t>
+      </w:r>
+      <w:r>
+        <w:t xml:space="preserve"> </w:t>
+      </w:r>
+      <w:r>
+        <w:t xml:space="preserve">provided). Next, we tested four information layers for optimization: one with</w:t>
+      </w:r>
+      <w:r>
+        <w:t xml:space="preserve"> </w:t>
+      </w:r>
+      <w:r>
+        <w:t xml:space="preserve">the focal species range (our attainable information knowledge for the observer),</w:t>
+      </w:r>
+      <w:r>
+        <w:t xml:space="preserve"> </w:t>
+      </w:r>
+      <w:r>
+        <w:t xml:space="preserve">one with the probabilistic range (for a less informed case, similar to the</w:t>
+      </w:r>
+      <w:r>
+        <w:t xml:space="preserve"> </w:t>
+      </w:r>
+      <w:r>
+        <w:t xml:space="preserve">output of a species distribution model), one with the location of realized</w:t>
+      </w:r>
+      <w:r>
+        <w:t xml:space="preserve"> </w:t>
+      </w:r>
+      <w:r>
+        <w:t xml:space="preserve">interactions for the focal species (to represent a best-case scenario) and one</w:t>
+      </w:r>
+      <w:r>
+        <w:t xml:space="preserve"> </w:t>
+      </w:r>
+      <w:r>
+        <w:t xml:space="preserve">with species richness across the landscape (to represent a holistic level of</w:t>
+      </w:r>
+      <w:r>
+        <w:t xml:space="preserve"> </w:t>
+      </w:r>
+      <w:r>
+        <w:t xml:space="preserve">information for the system).</w:t>
+      </w:r>
+    </w:p>
+    <w:p>
+      <w:pPr>
+        <w:pStyle w:val="BodyText"/>
+      </w:pPr>
+      <w:r>
+        <w:t xml:space="preserve">Using the approach described in the previous section, we generated a set of</w:t>
+      </w:r>
+      <w:r>
+        <w:t xml:space="preserve"> </w:t>
+      </w:r>
+      <w:r>
+        <w:t xml:space="preserve">metaweb, species ranges, and locations for realized interactions (to showcase a</w:t>
+      </w:r>
+      <w:r>
+        <w:t xml:space="preserve"> </w:t>
+      </w:r>
+      <w:r>
+        <w:t xml:space="preserve">specific example, and counter-verified with separate sets which yielded</w:t>
+      </w:r>
+      <w:r>
+        <w:t xml:space="preserve"> </w:t>
+      </w:r>
+      <w:r>
+        <w:t xml:space="preserve">conceptually similar results, as described in the next section). We selected the</w:t>
+      </w:r>
+      <w:r>
+        <w:t xml:space="preserve"> </w:t>
+      </w:r>
+      <w:r>
+        <w:t xml:space="preserve">species with the highest degree (number of interactions) in the metaweb as the</w:t>
+      </w:r>
+      <w:r>
+        <w:t xml:space="preserve"> </w:t>
+      </w:r>
+      <w:r>
+        <w:t xml:space="preserve">focal species for the simulation. We then generated BONs of 1 to 500 sites (at</w:t>
+      </w:r>
+      <w:r>
+        <w:t xml:space="preserve"> </w:t>
+      </w:r>
+      <w:r>
+        <w:t xml:space="preserve">interval increments of 5 sites) using the three possible algorithms (simple</w:t>
+      </w:r>
+      <w:r>
+        <w:t xml:space="preserve"> </w:t>
+      </w:r>
+      <w:r>
+        <w:t xml:space="preserve">random, weighted balanced acceptance, uncertainty sampling) and four</w:t>
+      </w:r>
+      <w:r>
+        <w:t xml:space="preserve"> </w:t>
+      </w:r>
+      <w:r>
+        <w:t xml:space="preserve">optimization layers (focal species range, probabilistic range, realized</w:t>
+      </w:r>
+      <w:r>
+        <w:t xml:space="preserve"> </w:t>
+      </w:r>
+      <w:r>
+        <w:t xml:space="preserve">interactions, species richness), with 100 replicates for every number of sites.</w:t>
+      </w:r>
+      <w:r>
+        <w:t xml:space="preserve"> </w:t>
+      </w:r>
+      <w:r>
+        <w:t xml:space="preserve">For each BON generated, we extracted the number of unique realized interactions</w:t>
+      </w:r>
+      <w:r>
+        <w:t xml:space="preserve"> </w:t>
+      </w:r>
+      <w:r>
+        <w:t xml:space="preserve">sampled across all sites (the monitored degree for the focal species).</w:t>
+      </w:r>
+    </w:p>
     <w:bookmarkEnd w:id="33"/>
-    <w:bookmarkStart w:id="34" w:name="Xe3dd5629f5a0483502300807e7d4cb08b844680"/>
-    <w:p>
-      <w:pPr>
-        <w:pStyle w:val="Heading3"/>
-      </w:pPr>
-      <w:r>
-        <w:t xml:space="preserve">Simulation study II: Optimizing a focal sampling on a single-species</w:t>
-      </w:r>
-    </w:p>
-    <w:p>
-      <w:pPr>
-        <w:pStyle w:val="FirstParagraph"/>
-      </w:pPr>
-      <w:r>
-        <w:t xml:space="preserve">Next, we investigated sampling efficiency using a focal species perspective. We</w:t>
-      </w:r>
-      <w:r>
-        <w:t xml:space="preserve"> </w:t>
-      </w:r>
-      <w:r>
-        <w:t xml:space="preserve">simulated a focal sampling where an observer would target one species and aim to</w:t>
-      </w:r>
-      <w:r>
-        <w:t xml:space="preserve"> </w:t>
-      </w:r>
-      <w:r>
-        <w:t xml:space="preserve">retrieve all of its interactions (here known from the metaweb), but might have</w:t>
-      </w:r>
-      <w:r>
-        <w:t xml:space="preserve"> </w:t>
-      </w:r>
-      <w:r>
-        <w:t xml:space="preserve">different information to optimize its sampling. Observation network design and</w:t>
-      </w:r>
-      <w:r>
-        <w:t xml:space="preserve"> </w:t>
-      </w:r>
-      <w:r>
-        <w:t xml:space="preserve">efficiency needs to be evaluated beyond spatial balance, and also regarding</w:t>
-      </w:r>
-      <w:r>
-        <w:t xml:space="preserve"> </w:t>
-      </w:r>
-      <w:r>
-        <w:t xml:space="preserve">their efficiency at meeting biodiversity monitoring objectives</w:t>
-      </w:r>
-      <w:r>
-        <w:t xml:space="preserve"> </w:t>
-      </w:r>
-      <w:r>
-        <w:t xml:space="preserve">(Norman and Poisot 2025)</w:t>
-      </w:r>
-      <w:r>
-        <w:t xml:space="preserve">. Thus, the idea of our focal sampling exploration is to</w:t>
-      </w:r>
-      <w:r>
-        <w:t xml:space="preserve"> </w:t>
-      </w:r>
-      <w:r>
-        <w:t xml:space="preserve">represent a simplified case with a clear objective (retrieving a species’</w:t>
-      </w:r>
-      <w:r>
-        <w:t xml:space="preserve"> </w:t>
-      </w:r>
-      <w:r>
-        <w:t xml:space="preserve">interactions) and where we do have prior knowledge about the system, either</w:t>
-      </w:r>
-      <w:r>
-        <w:t xml:space="preserve"> </w:t>
-      </w:r>
-      <w:r>
-        <w:t xml:space="preserve">through empirical data or model predictions, which can be used to optimize</w:t>
-      </w:r>
-      <w:r>
-        <w:t xml:space="preserve"> </w:t>
-      </w:r>
-      <w:r>
-        <w:t xml:space="preserve">sampling.</w:t>
-      </w:r>
-    </w:p>
-    <w:p>
-      <w:pPr>
-        <w:pStyle w:val="BodyText"/>
-      </w:pPr>
-      <w:r>
-        <w:t xml:space="preserve">Optimizing focal sampling relies on two elements: the sampler algorithm used and</w:t>
-      </w:r>
-      <w:r>
-        <w:t xml:space="preserve"> </w:t>
-      </w:r>
-      <w:r>
-        <w:t xml:space="preserve">the information provided for optimization. Species range represents an</w:t>
-      </w:r>
-      <w:r>
-        <w:t xml:space="preserve"> </w:t>
-      </w:r>
-      <w:r>
-        <w:t xml:space="preserve">attainable level of information an interested observer could have, for instance</w:t>
-      </w:r>
-      <w:r>
-        <w:t xml:space="preserve"> </w:t>
-      </w:r>
-      <w:r>
-        <w:t xml:space="preserve">based on expert knowledge or species distribution models. Therefore, we assumed</w:t>
-      </w:r>
-      <w:r>
-        <w:t xml:space="preserve"> </w:t>
-      </w:r>
-      <w:r>
-        <w:t xml:space="preserve">the observer knew the species range across the landscape (presence or absence).</w:t>
-      </w:r>
-      <w:r>
-        <w:t xml:space="preserve"> </w:t>
-      </w:r>
-      <w:r>
-        <w:t xml:space="preserve">We tested three sampling algorithms for comparison: simple random sampling (to</w:t>
-      </w:r>
-      <w:r>
-        <w:t xml:space="preserve"> </w:t>
-      </w:r>
-      <w:r>
-        <w:t xml:space="preserve">represent uninformed sampling), weighted balanced acceptance sampling (aiming to</w:t>
-      </w:r>
-      <w:r>
-        <w:t xml:space="preserve"> </w:t>
-      </w:r>
-      <w:r>
-        <w:t xml:space="preserve">balance sites across space while weighting favorably for species ranges) and</w:t>
-      </w:r>
-      <w:r>
-        <w:t xml:space="preserve"> </w:t>
-      </w:r>
-      <w:r>
-        <w:t xml:space="preserve">uncertainty sampling (which targets locations with a higher value in the layer</w:t>
-      </w:r>
-      <w:r>
-        <w:t xml:space="preserve"> </w:t>
-      </w:r>
-      <w:r>
-        <w:t xml:space="preserve">provided). Next, we tested four information layers for optimization: one with</w:t>
-      </w:r>
-      <w:r>
-        <w:t xml:space="preserve"> </w:t>
-      </w:r>
-      <w:r>
-        <w:t xml:space="preserve">the focal species range (our attainable information knowledge for the observer),</w:t>
-      </w:r>
-      <w:r>
-        <w:t xml:space="preserve"> </w:t>
-      </w:r>
-      <w:r>
-        <w:t xml:space="preserve">one with the probabilistic range (for a less informed case, similar to the</w:t>
-      </w:r>
-      <w:r>
-        <w:t xml:space="preserve"> </w:t>
-      </w:r>
-      <w:r>
-        <w:t xml:space="preserve">output of a species distribution model), one with the location of realized</w:t>
-      </w:r>
-      <w:r>
-        <w:t xml:space="preserve"> </w:t>
-      </w:r>
-      <w:r>
-        <w:t xml:space="preserve">interactions for the focal species (to represent a best-case scenario) and one</w:t>
-      </w:r>
-      <w:r>
-        <w:t xml:space="preserve"> </w:t>
-      </w:r>
-      <w:r>
-        <w:t xml:space="preserve">with species richness across the landscape (to represent a holistic level of</w:t>
-      </w:r>
-      <w:r>
-        <w:t xml:space="preserve"> </w:t>
-      </w:r>
-      <w:r>
-        <w:t xml:space="preserve">information for the system).</w:t>
-      </w:r>
-    </w:p>
-    <w:p>
-      <w:pPr>
-        <w:pStyle w:val="BodyText"/>
-      </w:pPr>
-      <w:r>
-        <w:t xml:space="preserve">Using the approach described in the previous section, we generated a set of</w:t>
-      </w:r>
-      <w:r>
-        <w:t xml:space="preserve"> </w:t>
-      </w:r>
-      <w:r>
-        <w:t xml:space="preserve">metaweb, species ranges, and locations for realized interactions (to showcase a</w:t>
-      </w:r>
-      <w:r>
-        <w:t xml:space="preserve"> </w:t>
-      </w:r>
-      <w:r>
-        <w:t xml:space="preserve">specific example, and counter-verified with separate sets which yielded</w:t>
-      </w:r>
-      <w:r>
-        <w:t xml:space="preserve"> </w:t>
-      </w:r>
-      <w:r>
-        <w:t xml:space="preserve">conceptually similar results, as described in the next section). We selected the</w:t>
-      </w:r>
-      <w:r>
-        <w:t xml:space="preserve"> </w:t>
-      </w:r>
-      <w:r>
-        <w:t xml:space="preserve">species with the highest degree (number of interactions) in the metaweb as the</w:t>
-      </w:r>
-      <w:r>
-        <w:t xml:space="preserve"> </w:t>
-      </w:r>
-      <w:r>
-        <w:t xml:space="preserve">focal species for the simulation. We then generated BONs of 1 to 500 sites (at</w:t>
-      </w:r>
-      <w:r>
-        <w:t xml:space="preserve"> </w:t>
-      </w:r>
-      <w:r>
-        <w:t xml:space="preserve">interval increments of 5 sites) using the three possible algorithms (simple</w:t>
-      </w:r>
-      <w:r>
-        <w:t xml:space="preserve"> </w:t>
-      </w:r>
-      <w:r>
-        <w:t xml:space="preserve">random, weighted balanced acceptance, uncertainty sampling) and four</w:t>
-      </w:r>
-      <w:r>
-        <w:t xml:space="preserve"> </w:t>
-      </w:r>
-      <w:r>
-        <w:t xml:space="preserve">optimization layers (focal species range, probabilistic range, realized</w:t>
-      </w:r>
-      <w:r>
-        <w:t xml:space="preserve"> </w:t>
-      </w:r>
-      <w:r>
-        <w:t xml:space="preserve">interactions, species richness), with 100 replicates for every number of sites.</w:t>
-      </w:r>
-      <w:r>
-        <w:t xml:space="preserve"> </w:t>
-      </w:r>
-      <w:r>
-        <w:t xml:space="preserve">For each BON generated, we extracted the number of unique realized interactions</w:t>
-      </w:r>
-      <w:r>
-        <w:t xml:space="preserve"> </w:t>
-      </w:r>
-      <w:r>
-        <w:t xml:space="preserve">sampled across all sites (the monitored degree for the focal species).</w:t>
-      </w:r>
-    </w:p>
-    <w:bookmarkEnd w:id="34"/>
-    <w:bookmarkStart w:id="35" w:name="X494fba5eaf678aaa7dc468f98252964d16610dd"/>
+    <w:bookmarkStart w:id="34" w:name="X494fba5eaf678aaa7dc468f98252964d16610dd"/>
     <w:p>
       <w:pPr>
         <w:pStyle w:val="Heading3"/>
@@ -4049,10 +4048,10 @@
         <w:t xml:space="preserve">comparable way between possible comparison pairs.</w:t>
       </w:r>
     </w:p>
+    <w:bookmarkEnd w:id="34"/>
     <w:bookmarkEnd w:id="35"/>
     <w:bookmarkEnd w:id="36"/>
-    <w:bookmarkEnd w:id="37"/>
-    <w:bookmarkStart w:id="61" w:name="results"/>
+    <w:bookmarkStart w:id="60" w:name="results"/>
     <w:p>
       <w:pPr>
         <w:pStyle w:val="Heading1"/>
@@ -4061,7 +4060,7 @@
         <w:t xml:space="preserve">Results</w:t>
       </w:r>
     </w:p>
-    <w:bookmarkStart w:id="42" w:name="X768de30faec5add0f81bbb7f02696416da0073a"/>
+    <w:bookmarkStart w:id="41" w:name="X768de30faec5add0f81bbb7f02696416da0073a"/>
     <w:p>
       <w:pPr>
         <w:pStyle w:val="Heading3"/>
@@ -4168,7 +4167,7 @@
       <w:tr>
         <w:tc>
           <w:tcPr/>
-          <w:bookmarkStart w:id="41" w:name="fig-nbons"/>
+          <w:bookmarkStart w:id="40" w:name="fig-nbons"/>
           <w:p>
             <w:pPr>
               <w:pStyle w:val="Compact"/>
@@ -4179,18 +4178,18 @@
                 <wp:inline>
                   <wp:extent cx="5334000" cy="4000500"/>
                   <wp:effectExtent b="0" l="0" r="0" t="0"/>
-                  <wp:docPr descr="" title="" id="39" name="Picture"/>
+                  <wp:docPr descr="" title="" id="38" name="Picture"/>
                   <a:graphic>
                     <a:graphicData uri="http://schemas.openxmlformats.org/drawingml/2006/picture">
                       <pic:pic>
                         <pic:nvPicPr>
-                          <pic:cNvPr descr="figures/nbon_bands.png" id="40" name="Picture"/>
+                          <pic:cNvPr descr="figures/nbon_bands.png" id="39" name="Picture"/>
                           <pic:cNvPicPr>
                             <a:picLocks noChangeArrowheads="1" noChangeAspect="1"/>
                           </pic:cNvPicPr>
                         </pic:nvPicPr>
                         <pic:blipFill>
-                          <a:blip r:embed="rId38"/>
+                          <a:blip r:embed="rId37"/>
                           <a:stretch>
                             <a:fillRect/>
                           </a:stretch>
@@ -4266,12 +4265,12 @@
               <w:t xml:space="preserve">site, 10,000 in total).</w:t>
             </w:r>
           </w:p>
-          <w:bookmarkEnd w:id="41"/>
+          <w:bookmarkEnd w:id="40"/>
         </w:tc>
       </w:tr>
     </w:tbl>
-    <w:bookmarkEnd w:id="42"/>
-    <w:bookmarkStart w:id="47" w:name="X7861d321fb72488769b485462b86a640bb193d1"/>
+    <w:bookmarkEnd w:id="41"/>
+    <w:bookmarkStart w:id="46" w:name="X7861d321fb72488769b485462b86a640bb193d1"/>
     <w:p>
       <w:pPr>
         <w:pStyle w:val="Heading3"/>
@@ -4415,7 +4414,7 @@
       <w:tr>
         <w:tc>
           <w:tcPr/>
-          <w:bookmarkStart w:id="46" w:name="fig-joined"/>
+          <w:bookmarkStart w:id="45" w:name="fig-joined"/>
           <w:p>
             <w:pPr>
               <w:pStyle w:val="Compact"/>
@@ -4426,18 +4425,18 @@
                 <wp:inline>
                   <wp:extent cx="4267200" cy="7221415"/>
                   <wp:effectExtent b="0" l="0" r="0" t="0"/>
-                  <wp:docPr descr="" title="" id="44" name="Picture"/>
+                  <wp:docPr descr="" title="" id="43" name="Picture"/>
                   <a:graphic>
                     <a:graphicData uri="http://schemas.openxmlformats.org/drawingml/2006/picture">
                       <pic:pic>
                         <pic:nvPicPr>
-                          <pic:cNvPr descr="figures/focal_joined.png" id="45" name="Picture"/>
+                          <pic:cNvPr descr="figures/focal_joined.png" id="44" name="Picture"/>
                           <pic:cNvPicPr>
                             <a:picLocks noChangeArrowheads="1" noChangeAspect="1"/>
                           </pic:cNvPicPr>
                         </pic:nvPicPr>
                         <pic:blipFill>
-                          <a:blip r:embed="rId43"/>
+                          <a:blip r:embed="rId42"/>
                           <a:stretch>
                             <a:fillRect/>
                           </a:stretch>
@@ -4531,12 +4530,12 @@
               <w:t xml:space="preserve">yellow).</w:t>
             </w:r>
           </w:p>
-          <w:bookmarkEnd w:id="46"/>
+          <w:bookmarkEnd w:id="45"/>
         </w:tc>
       </w:tr>
     </w:tbl>
-    <w:bookmarkEnd w:id="47"/>
-    <w:bookmarkStart w:id="60" w:name="X31a4cd0b411f6de848ad802cbdb3ec6ef2982c9"/>
+    <w:bookmarkEnd w:id="46"/>
+    <w:bookmarkStart w:id="59" w:name="X31a4cd0b411f6de848ad802cbdb3ec6ef2982c9"/>
     <w:p>
       <w:pPr>
         <w:pStyle w:val="Heading3"/>
@@ -4674,7 +4673,7 @@
       <w:tr>
         <w:tc>
           <w:tcPr/>
-          <w:bookmarkStart w:id="51" w:name="fig-eff-distrib"/>
+          <w:bookmarkStart w:id="50" w:name="fig-eff-distrib"/>
           <w:p>
             <w:pPr>
               <w:pStyle w:val="Compact"/>
@@ -4685,18 +4684,18 @@
                 <wp:inline>
                   <wp:extent cx="5334000" cy="5334000"/>
                   <wp:effectExtent b="0" l="0" r="0" t="0"/>
-                  <wp:docPr descr="" title="" id="49" name="Picture"/>
+                  <wp:docPr descr="" title="" id="48" name="Picture"/>
                   <a:graphic>
                     <a:graphicData uri="http://schemas.openxmlformats.org/drawingml/2006/picture">
                       <pic:pic>
                         <pic:nvPicPr>
-                          <pic:cNvPr descr="figures/efficiency_distribution.png" id="50" name="Picture"/>
+                          <pic:cNvPr descr="figures/efficiency_distribution.png" id="49" name="Picture"/>
                           <pic:cNvPicPr>
                             <a:picLocks noChangeArrowheads="1" noChangeAspect="1"/>
                           </pic:cNvPicPr>
                         </pic:nvPicPr>
                         <pic:blipFill>
-                          <a:blip r:embed="rId48"/>
+                          <a:blip r:embed="rId47"/>
                           <a:stretch>
                             <a:fillRect/>
                           </a:stretch>
@@ -4800,7 +4799,7 @@
               <w:t xml:space="preserve">for a given simulation.</w:t>
             </w:r>
           </w:p>
-          <w:bookmarkEnd w:id="51"/>
+          <w:bookmarkEnd w:id="50"/>
         </w:tc>
       </w:tr>
     </w:tbl>
@@ -4918,7 +4917,7 @@
       <w:tr>
         <w:tc>
           <w:tcPr/>
-          <w:bookmarkStart w:id="55" w:name="fig-eff-comp"/>
+          <w:bookmarkStart w:id="54" w:name="fig-eff-comp"/>
           <w:p>
             <w:pPr>
               <w:pStyle w:val="Compact"/>
@@ -4929,18 +4928,18 @@
                 <wp:inline>
                   <wp:extent cx="5334000" cy="4000500"/>
                   <wp:effectExtent b="0" l="0" r="0" t="0"/>
-                  <wp:docPr descr="" title="" id="53" name="Picture"/>
+                  <wp:docPr descr="" title="" id="52" name="Picture"/>
                   <a:graphic>
                     <a:graphicData uri="http://schemas.openxmlformats.org/drawingml/2006/picture">
                       <pic:pic>
                         <pic:nvPicPr>
-                          <pic:cNvPr descr="figures/efficiency_comparison_reduced.png" id="54" name="Picture"/>
+                          <pic:cNvPr descr="figures/efficiency_comparison_reduced.png" id="53" name="Picture"/>
                           <pic:cNvPicPr>
                             <a:picLocks noChangeArrowheads="1" noChangeAspect="1"/>
                           </pic:cNvPicPr>
                         </pic:nvPicPr>
                         <pic:blipFill>
-                          <a:blip r:embed="rId52"/>
+                          <a:blip r:embed="rId51"/>
                           <a:stretch>
                             <a:fillRect/>
                           </a:stretch>
@@ -5036,7 +5035,7 @@
               <w:t xml:space="preserve">Supp. Mat.</w:t>
             </w:r>
           </w:p>
-          <w:bookmarkEnd w:id="55"/>
+          <w:bookmarkEnd w:id="54"/>
         </w:tc>
       </w:tr>
     </w:tbl>
@@ -5205,7 +5204,7 @@
       <w:tr>
         <w:tc>
           <w:tcPr/>
-          <w:bookmarkStart w:id="59" w:name="fig-eff-occup"/>
+          <w:bookmarkStart w:id="58" w:name="fig-eff-occup"/>
           <w:p>
             <w:pPr>
               <w:pStyle w:val="Compact"/>
@@ -5216,18 +5215,18 @@
                 <wp:inline>
                   <wp:extent cx="5334000" cy="3333750"/>
                   <wp:effectExtent b="0" l="0" r="0" t="0"/>
-                  <wp:docPr descr="" title="" id="57" name="Picture"/>
+                  <wp:docPr descr="" title="" id="56" name="Picture"/>
                   <a:graphic>
                     <a:graphicData uri="http://schemas.openxmlformats.org/drawingml/2006/picture">
                       <pic:pic>
                         <pic:nvPicPr>
-                          <pic:cNvPr descr="figures/efficiency_occupancy.png" id="58" name="Picture"/>
+                          <pic:cNvPr descr="figures/efficiency_occupancy.png" id="57" name="Picture"/>
                           <pic:cNvPicPr>
                             <a:picLocks noChangeArrowheads="1" noChangeAspect="1"/>
                           </pic:cNvPicPr>
                         </pic:nvPicPr>
                         <pic:blipFill>
-                          <a:blip r:embed="rId56"/>
+                          <a:blip r:embed="rId55"/>
                           <a:stretch>
                             <a:fillRect/>
                           </a:stretch>
@@ -5325,13 +5324,13 @@
               <w:t xml:space="preserve">a given simulation.</w:t>
             </w:r>
           </w:p>
-          <w:bookmarkEnd w:id="59"/>
+          <w:bookmarkEnd w:id="58"/>
         </w:tc>
       </w:tr>
     </w:tbl>
+    <w:bookmarkEnd w:id="59"/>
     <w:bookmarkEnd w:id="60"/>
-    <w:bookmarkEnd w:id="61"/>
-    <w:bookmarkStart w:id="62" w:name="discussion"/>
+    <w:bookmarkStart w:id="61" w:name="discussion"/>
     <w:p>
       <w:pPr>
         <w:pStyle w:val="Heading1"/>
@@ -5359,31 +5358,31 @@
         <w:pStyle w:val="BodyText"/>
       </w:pPr>
       <w:r>
-        <w:t xml:space="preserve">Our simulations highlight they should be much lower than for</w:t>
-      </w:r>
-      <w:r>
-        <w:t xml:space="preserve"> </w:t>
-      </w:r>
-      <w:r>
-        <w:t xml:space="preserve">species richness once considering that interaction realization and detection</w:t>
-      </w:r>
-      <w:r>
-        <w:t xml:space="preserve"> </w:t>
-      </w:r>
-      <w:r>
-        <w:t xml:space="preserve">depend on species abundance. In other words, we can expect the monitoring of species</w:t>
-      </w:r>
-      <w:r>
-        <w:t xml:space="preserve"> </w:t>
-      </w:r>
-      <w:r>
-        <w:t xml:space="preserve">interaction within a BON to require a (much) higher monitoring effort than the one</w:t>
-      </w:r>
-      <w:r>
-        <w:t xml:space="preserve"> </w:t>
-      </w:r>
-      <w:r>
-        <w:t xml:space="preserve">required for monitoring species and community composition.</w:t>
+        <w:t xml:space="preserve">Our simulations highlight they should be much lower than for species richness</w:t>
+      </w:r>
+      <w:r>
+        <w:t xml:space="preserve"> </w:t>
+      </w:r>
+      <w:r>
+        <w:t xml:space="preserve">once considering that interaction realization and detection depend on species</w:t>
+      </w:r>
+      <w:r>
+        <w:t xml:space="preserve"> </w:t>
+      </w:r>
+      <w:r>
+        <w:t xml:space="preserve">abundance. In other words, we can expect the monitoring of species interaction</w:t>
+      </w:r>
+      <w:r>
+        <w:t xml:space="preserve"> </w:t>
+      </w:r>
+      <w:r>
+        <w:t xml:space="preserve">within a BON to require a (much) higher monitoring effort than the one required</w:t>
+      </w:r>
+      <w:r>
+        <w:t xml:space="preserve"> </w:t>
+      </w:r>
+      <w:r>
+        <w:t xml:space="preserve">for monitoring species and community composition.</w:t>
       </w:r>
     </w:p>
     <w:p>
@@ -5416,73 +5415,97 @@
         <w:t xml:space="preserve"> </w:t>
       </w:r>
       <w:r>
-        <w:t xml:space="preserve">focusing on interactions for a keystone species) can yield relevant results while</w:t>
-      </w:r>
-      <w:r>
-        <w:t xml:space="preserve"> </w:t>
-      </w:r>
-      <w:r>
-        <w:t xml:space="preserve">relying on attainable levels of information. Optimizing on a known species range</w:t>
-      </w:r>
-      <w:r>
-        <w:t xml:space="preserve"> </w:t>
-      </w:r>
-      <w:r>
-        <w:t xml:space="preserve">proved an efficient strategy to retrieve its interactions, better than</w:t>
-      </w:r>
-      <w:r>
-        <w:t xml:space="preserve"> </w:t>
-      </w:r>
-      <w:r>
-        <w:t xml:space="preserve">optimization based on more holistic, community-level information such as species</w:t>
-      </w:r>
-      <w:r>
-        <w:t xml:space="preserve"> </w:t>
-      </w:r>
-      <w:r>
-        <w:t xml:space="preserve">or interaction richness. Optimizing based on the location of the realized</w:t>
-      </w:r>
-      <w:r>
-        <w:t xml:space="preserve"> </w:t>
-      </w:r>
-      <w:r>
-        <w:t xml:space="preserve">interactions was even more efficient. Yet, these simulations represent a best case</w:t>
-      </w:r>
-      <w:r>
-        <w:t xml:space="preserve"> </w:t>
-      </w:r>
-      <w:r>
-        <w:t xml:space="preserve">scenario beyond reach in an applied context: it assumes that there is already pre-existing knowledge on where interactions have been observed, which is unlikely to exist for most interactions, regardless of their relevance for monitoring. Nonetheless, it highlights that the</w:t>
-      </w:r>
-      <w:r>
-        <w:t xml:space="preserve"> </w:t>
-      </w:r>
-      <w:r>
-        <w:t xml:space="preserve">most important efficiency gains will come from better knowledge of where</w:t>
-      </w:r>
-      <w:r>
-        <w:t xml:space="preserve"> </w:t>
-      </w:r>
-      <w:r>
-        <w:t xml:space="preserve">interactions are likely to take place, which suggests that monitoring of interactions will become more efficient over time. Better incorporating considerations for</w:t>
-      </w:r>
-      <w:r>
-        <w:t xml:space="preserve"> </w:t>
-      </w:r>
-      <w:r>
-        <w:t xml:space="preserve">species abundance, the factor influencing interaction realization in our</w:t>
-      </w:r>
-      <w:r>
-        <w:t xml:space="preserve"> </w:t>
-      </w:r>
-      <w:r>
-        <w:t xml:space="preserve">simulations, will be crucial and potentially more impactful than improving</w:t>
-      </w:r>
-      <w:r>
-        <w:t xml:space="preserve"> </w:t>
-      </w:r>
-      <w:r>
-        <w:t xml:space="preserve">knowledge or reducing uncertainty over species ranges.</w:t>
+        <w:t xml:space="preserve">focusing on interactions</w:t>
+      </w:r>
+      <w:r>
+        <w:t xml:space="preserve"> </w:t>
+      </w:r>
+      <w:r>
+        <w:t xml:space="preserve">for a keystone species) can yield relevant results while relying on attainable</w:t>
+      </w:r>
+      <w:r>
+        <w:t xml:space="preserve"> </w:t>
+      </w:r>
+      <w:r>
+        <w:t xml:space="preserve">levels of information. Optimizing on a known species range proved an efficient</w:t>
+      </w:r>
+      <w:r>
+        <w:t xml:space="preserve"> </w:t>
+      </w:r>
+      <w:r>
+        <w:t xml:space="preserve">strategy to retrieve its interactions, better than optimization based on more</w:t>
+      </w:r>
+      <w:r>
+        <w:t xml:space="preserve"> </w:t>
+      </w:r>
+      <w:r>
+        <w:t xml:space="preserve">holistic, community-level information such as species or interaction richness.</w:t>
+      </w:r>
+      <w:r>
+        <w:t xml:space="preserve"> </w:t>
+      </w:r>
+      <w:r>
+        <w:t xml:space="preserve">Optimizing based on the location of the realized interactions was even more</w:t>
+      </w:r>
+      <w:r>
+        <w:t xml:space="preserve"> </w:t>
+      </w:r>
+      <w:r>
+        <w:t xml:space="preserve">efficient. Yet, these simulations represent a best case scenario beyond reach in</w:t>
+      </w:r>
+      <w:r>
+        <w:t xml:space="preserve"> </w:t>
+      </w:r>
+      <w:r>
+        <w:t xml:space="preserve">an applied context: it assumes that there is already pre-existing knowledge on</w:t>
+      </w:r>
+      <w:r>
+        <w:t xml:space="preserve"> </w:t>
+      </w:r>
+      <w:r>
+        <w:t xml:space="preserve">where interactions have been observed, which is unlikely to exist for most</w:t>
+      </w:r>
+      <w:r>
+        <w:t xml:space="preserve"> </w:t>
+      </w:r>
+      <w:r>
+        <w:t xml:space="preserve">interactions, regardless of their relevance for monitoring. Nonetheless, it</w:t>
+      </w:r>
+      <w:r>
+        <w:t xml:space="preserve"> </w:t>
+      </w:r>
+      <w:r>
+        <w:t xml:space="preserve">highlights that the most important efficiency gains will come from better</w:t>
+      </w:r>
+      <w:r>
+        <w:t xml:space="preserve"> </w:t>
+      </w:r>
+      <w:r>
+        <w:t xml:space="preserve">knowledge of where interactions are likely to take place, which suggests that</w:t>
+      </w:r>
+      <w:r>
+        <w:t xml:space="preserve"> </w:t>
+      </w:r>
+      <w:r>
+        <w:t xml:space="preserve">monitoring of interactions will become more efficient over time. Better</w:t>
+      </w:r>
+      <w:r>
+        <w:t xml:space="preserve"> </w:t>
+      </w:r>
+      <w:r>
+        <w:t xml:space="preserve">incorporating considerations for species abundance, the factor influencing</w:t>
+      </w:r>
+      <w:r>
+        <w:t xml:space="preserve"> </w:t>
+      </w:r>
+      <w:r>
+        <w:t xml:space="preserve">interaction realization in our simulations, will be crucial and potentially more</w:t>
+      </w:r>
+      <w:r>
+        <w:t xml:space="preserve"> </w:t>
+      </w:r>
+      <w:r>
+        <w:t xml:space="preserve">impactful than improving knowledge or reducing uncertainty over species ranges.</w:t>
       </w:r>
     </w:p>
     <w:p>
@@ -5607,8 +5630,8 @@
         <w:t xml:space="preserve">evaluate and update predictions based on the information acquired.</w:t>
       </w:r>
     </w:p>
-    <w:bookmarkEnd w:id="62"/>
-    <w:bookmarkStart w:id="178" w:name="references"/>
+    <w:bookmarkEnd w:id="61"/>
+    <w:bookmarkStart w:id="201" w:name="references"/>
     <w:p>
       <w:pPr>
         <w:pStyle w:val="Heading1"/>
@@ -5617,8 +5640,8 @@
         <w:t xml:space="preserve">References</w:t>
       </w:r>
     </w:p>
-    <w:bookmarkStart w:id="177" w:name="refs"/>
-    <w:bookmarkStart w:id="64" w:name="ref-Abrego2021AccSpe"/>
+    <w:bookmarkStart w:id="200" w:name="refs"/>
+    <w:bookmarkStart w:id="63" w:name="ref-Abrego2021AccSpe"/>
     <w:p>
       <w:pPr>
         <w:pStyle w:val="Bibliography"/>
@@ -5629,7 +5652,7 @@
       <w:r>
         <w:t xml:space="preserve"> </w:t>
       </w:r>
-      <w:hyperlink r:id="rId63">
+      <w:hyperlink r:id="rId62">
         <w:r>
           <w:rPr>
             <w:rStyle w:val="Hyperlink"/>
@@ -5638,19 +5661,82 @@
         </w:r>
       </w:hyperlink>
     </w:p>
-    <w:bookmarkEnd w:id="64"/>
-    <w:bookmarkStart w:id="66" w:name="ref-Baiser2010ConDet"/>
+    <w:bookmarkEnd w:id="63"/>
+    <w:bookmarkStart w:id="65" w:name="ref-Aguiar2024UntBio"/>
     <w:p>
       <w:pPr>
         <w:pStyle w:val="Bibliography"/>
       </w:pPr>
       <w:r>
+        <w:t xml:space="preserve">Aguiar LMS, Diniz UM, Bueno-Rocha ID, et al (2024) Untangling biodiversity interactions:</w:t>
+      </w:r>
+      <w:r>
+        <w:t xml:space="preserve"> </w:t>
+      </w:r>
+      <w:r>
+        <w:t xml:space="preserve">A</w:t>
+      </w:r>
+      <w:r>
+        <w:t xml:space="preserve"> </w:t>
+      </w:r>
+      <w:r>
+        <w:t xml:space="preserve">meta network on pollination in</w:t>
+      </w:r>
+      <w:r>
+        <w:t xml:space="preserve"> </w:t>
+      </w:r>
+      <w:r>
+        <w:t xml:space="preserve">Earth</w:t>
+      </w:r>
+      <w:r>
+        <w:t xml:space="preserve">’s most diverse tropical savanna. Ecology and Evolution 14:e11094.</w:t>
+      </w:r>
+      <w:r>
+        <w:t xml:space="preserve"> </w:t>
+      </w:r>
+      <w:hyperlink r:id="rId64">
+        <w:r>
+          <w:rPr>
+            <w:rStyle w:val="Hyperlink"/>
+          </w:rPr>
+          <w:t xml:space="preserve">https://doi.org/10.1002/ece3.11094</w:t>
+        </w:r>
+      </w:hyperlink>
+    </w:p>
+    <w:bookmarkEnd w:id="65"/>
+    <w:bookmarkStart w:id="67" w:name="ref-Baiser2019EcoRul"/>
+    <w:p>
+      <w:pPr>
+        <w:pStyle w:val="Bibliography"/>
+      </w:pPr>
+      <w:r>
+        <w:t xml:space="preserve">Baiser B, Gravel D, Cirtwill AR, et al (2019) Ecogeographical rules and the macroecology of food webs. Global Ecol Biogeogr geb.12925.</w:t>
+      </w:r>
+      <w:r>
+        <w:t xml:space="preserve"> </w:t>
+      </w:r>
+      <w:hyperlink r:id="rId66">
+        <w:r>
+          <w:rPr>
+            <w:rStyle w:val="Hyperlink"/>
+          </w:rPr>
+          <w:t xml:space="preserve">https://doi.org/10.1111/geb.12925</w:t>
+        </w:r>
+      </w:hyperlink>
+    </w:p>
+    <w:bookmarkEnd w:id="67"/>
+    <w:bookmarkStart w:id="69" w:name="ref-Baiser2010ConDet"/>
+    <w:p>
+      <w:pPr>
+        <w:pStyle w:val="Bibliography"/>
+      </w:pPr>
+      <w:r>
         <w:t xml:space="preserve">Baiser B, Russell GJ, Lockwood JL (2010) Connectance determines invasion success via trophic interactions in model food webs. Oikos 119:1970–1976.</w:t>
       </w:r>
       <w:r>
         <w:t xml:space="preserve"> </w:t>
       </w:r>
-      <w:hyperlink r:id="rId65">
+      <w:hyperlink r:id="rId68">
         <w:r>
           <w:rPr>
             <w:rStyle w:val="Hyperlink"/>
@@ -5659,8 +5745,8 @@
         </w:r>
       </w:hyperlink>
     </w:p>
-    <w:bookmarkEnd w:id="66"/>
-    <w:bookmarkStart w:id="68" w:name="ref-Benedetti2017SpaBal"/>
+    <w:bookmarkEnd w:id="69"/>
+    <w:bookmarkStart w:id="71" w:name="ref-Benedetti2017SpaBal"/>
     <w:p>
       <w:pPr>
         <w:pStyle w:val="Bibliography"/>
@@ -5701,7 +5787,7 @@
       <w:r>
         <w:t xml:space="preserve"> </w:t>
       </w:r>
-      <w:hyperlink r:id="rId67">
+      <w:hyperlink r:id="rId70">
         <w:r>
           <w:rPr>
             <w:rStyle w:val="Hyperlink"/>
@@ -5710,8 +5796,8 @@
         </w:r>
       </w:hyperlink>
     </w:p>
-    <w:bookmarkEnd w:id="68"/>
-    <w:bookmarkStart w:id="70" w:name="ref-Canard2012EmeStr"/>
+    <w:bookmarkEnd w:id="71"/>
+    <w:bookmarkStart w:id="73" w:name="ref-Canard2012EmeStr"/>
     <w:p>
       <w:pPr>
         <w:pStyle w:val="Bibliography"/>
@@ -5743,7 +5829,7 @@
       <w:r>
         <w:t xml:space="preserve"> </w:t>
       </w:r>
-      <w:hyperlink r:id="rId69">
+      <w:hyperlink r:id="rId72">
         <w:r>
           <w:rPr>
             <w:rStyle w:val="Hyperlink"/>
@@ -5752,19 +5838,40 @@
         </w:r>
       </w:hyperlink>
     </w:p>
-    <w:bookmarkEnd w:id="70"/>
-    <w:bookmarkStart w:id="72" w:name="ref-Catchen2023MisLin"/>
+    <w:bookmarkEnd w:id="73"/>
+    <w:bookmarkStart w:id="75" w:name="ref-Caron2024TraMod"/>
     <w:p>
       <w:pPr>
         <w:pStyle w:val="Bibliography"/>
       </w:pPr>
       <w:r>
+        <w:t xml:space="preserve">Caron D, Brose U, Lurgi M, et al (2024) Trait-matching models predict pairwise interactions across regions, not food web properties. Global Ecology and Biogeography 33:e13807.</w:t>
+      </w:r>
+      <w:r>
+        <w:t xml:space="preserve"> </w:t>
+      </w:r>
+      <w:hyperlink r:id="rId74">
+        <w:r>
+          <w:rPr>
+            <w:rStyle w:val="Hyperlink"/>
+          </w:rPr>
+          <w:t xml:space="preserve">https://doi.org/10.1111/geb.13807</w:t>
+        </w:r>
+      </w:hyperlink>
+    </w:p>
+    <w:bookmarkEnd w:id="75"/>
+    <w:bookmarkStart w:id="77" w:name="ref-Catchen2023MisLin"/>
+    <w:p>
+      <w:pPr>
+        <w:pStyle w:val="Bibliography"/>
+      </w:pPr>
+      <w:r>
         <w:t xml:space="preserve">Catchen MD, Poisot T, Pollock LJ, Gonzalez A (2023) The missing link: Discerning true from false negatives when sampling species interaction networks.</w:t>
       </w:r>
       <w:r>
         <w:t xml:space="preserve"> </w:t>
       </w:r>
-      <w:hyperlink r:id="rId71">
+      <w:hyperlink r:id="rId76">
         <w:r>
           <w:rPr>
             <w:rStyle w:val="Hyperlink"/>
@@ -5776,19 +5883,76 @@
         <w:t xml:space="preserve">. Accessed 19 Jan 2023</w:t>
       </w:r>
     </w:p>
-    <w:bookmarkEnd w:id="72"/>
-    <w:bookmarkStart w:id="74" w:name="ref-Chacoff2012EvaSam"/>
+    <w:bookmarkEnd w:id="77"/>
+    <w:bookmarkStart w:id="79" w:name="ref-CBD2022DecAdoa"/>
     <w:p>
       <w:pPr>
         <w:pStyle w:val="Bibliography"/>
       </w:pPr>
       <w:r>
+        <w:t xml:space="preserve">CBD (2022)</w:t>
+      </w:r>
+      <w:r>
+        <w:t xml:space="preserve"> </w:t>
+      </w:r>
+      <w:hyperlink r:id="rId78">
+        <w:r>
+          <w:rPr>
+            <w:rStyle w:val="Hyperlink"/>
+          </w:rPr>
+          <w:t xml:space="preserve">Decision adopted by the conference of the parties to the convention on biological diversity 15/5.</w:t>
+        </w:r>
+        <w:r>
+          <w:rPr>
+            <w:rStyle w:val="Hyperlink"/>
+          </w:rPr>
+          <w:t xml:space="preserve"> </w:t>
+        </w:r>
+        <w:r>
+          <w:rPr>
+            <w:rStyle w:val="Hyperlink"/>
+          </w:rPr>
+          <w:t xml:space="preserve">Monitoring</w:t>
+        </w:r>
+        <w:r>
+          <w:rPr>
+            <w:rStyle w:val="Hyperlink"/>
+          </w:rPr>
+          <w:t xml:space="preserve"> </w:t>
+        </w:r>
+        <w:r>
+          <w:rPr>
+            <w:rStyle w:val="Hyperlink"/>
+          </w:rPr>
+          <w:t xml:space="preserve">framework for the</w:t>
+        </w:r>
+        <w:r>
+          <w:rPr>
+            <w:rStyle w:val="Hyperlink"/>
+          </w:rPr>
+          <w:t xml:space="preserve"> </w:t>
+        </w:r>
+        <w:r>
+          <w:rPr>
+            <w:rStyle w:val="Hyperlink"/>
+          </w:rPr>
+          <w:t xml:space="preserve">Kunming-Montreal Global Biodiversity Framework</w:t>
+        </w:r>
+      </w:hyperlink>
+    </w:p>
+    <w:bookmarkEnd w:id="79"/>
+    <w:bookmarkStart w:id="81" w:name="ref-Chacoff2012EvaSam"/>
+    <w:p>
+      <w:pPr>
+        <w:pStyle w:val="Bibliography"/>
+      </w:pPr>
+      <w:r>
         <w:t xml:space="preserve">Chacoff NP, Vázquez DP, Lomáscolo SB, et al (2012) Evaluating sampling completeness in a desert plant–pollinator network. Journal of Animal Ecology 81:190–200.</w:t>
       </w:r>
       <w:r>
         <w:t xml:space="preserve"> </w:t>
       </w:r>
-      <w:hyperlink r:id="rId73">
+      <w:hyperlink r:id="rId80">
         <w:r>
           <w:rPr>
             <w:rStyle w:val="Hyperlink"/>
@@ -5797,8 +5961,8 @@
         </w:r>
       </w:hyperlink>
     </w:p>
-    <w:bookmarkEnd w:id="74"/>
-    <w:bookmarkStart w:id="76" w:name="ref-Chiu2023QuaEst"/>
+    <w:bookmarkEnd w:id="81"/>
+    <w:bookmarkStart w:id="83" w:name="ref-Chiu2023QuaEst"/>
     <w:p>
       <w:pPr>
         <w:pStyle w:val="Bibliography"/>
@@ -5809,7 +5973,7 @@
       <w:r>
         <w:t xml:space="preserve"> </w:t>
       </w:r>
-      <w:hyperlink r:id="rId75">
+      <w:hyperlink r:id="rId82">
         <w:r>
           <w:rPr>
             <w:rStyle w:val="Hyperlink"/>
@@ -5818,8 +5982,8 @@
         </w:r>
       </w:hyperlink>
     </w:p>
-    <w:bookmarkEnd w:id="76"/>
-    <w:bookmarkStart w:id="78" w:name="ref-Cirtwill2019QuaFra"/>
+    <w:bookmarkEnd w:id="83"/>
+    <w:bookmarkStart w:id="85" w:name="ref-Cirtwill2019QuaFra"/>
     <w:p>
       <w:pPr>
         <w:pStyle w:val="Bibliography"/>
@@ -5830,7 +5994,7 @@
       <w:r>
         <w:t xml:space="preserve"> </w:t>
       </w:r>
-      <w:hyperlink r:id="rId77">
+      <w:hyperlink r:id="rId84">
         <w:r>
           <w:rPr>
             <w:rStyle w:val="Hyperlink"/>
@@ -5839,19 +6003,40 @@
         </w:r>
       </w:hyperlink>
     </w:p>
-    <w:bookmarkEnd w:id="78"/>
-    <w:bookmarkStart w:id="80" w:name="ref-Dansereau2025OveDis"/>
+    <w:bookmarkEnd w:id="85"/>
+    <w:bookmarkStart w:id="87" w:name="ref-Dansereau2024SpaExp"/>
     <w:p>
       <w:pPr>
         <w:pStyle w:val="Bibliography"/>
       </w:pPr>
       <w:r>
+        <w:t xml:space="preserve">Dansereau G, Barros C, Poisot T (2024) Spatially explicit predictions of food web structure from regional-level data. Philosophical Transactions of the Royal Society B: Biological Sciences 379:20230166.</w:t>
+      </w:r>
+      <w:r>
+        <w:t xml:space="preserve"> </w:t>
+      </w:r>
+      <w:hyperlink r:id="rId86">
+        <w:r>
+          <w:rPr>
+            <w:rStyle w:val="Hyperlink"/>
+          </w:rPr>
+          <w:t xml:space="preserve">https://doi.org/10.1098/rstb.2023.0166</w:t>
+        </w:r>
+      </w:hyperlink>
+    </w:p>
+    <w:bookmarkEnd w:id="87"/>
+    <w:bookmarkStart w:id="89" w:name="ref-Dansereau2025OveDis"/>
+    <w:p>
+      <w:pPr>
+        <w:pStyle w:val="Bibliography"/>
+      </w:pPr>
+      <w:r>
         <w:t xml:space="preserve">Dansereau G, Braga J, Ficetola GF, et al (2025) Overcoming the disconnect between species interaction networks and biodiversity conservation. Trends in Ecology &amp; Evolution 40:840–851.</w:t>
       </w:r>
       <w:r>
         <w:t xml:space="preserve"> </w:t>
       </w:r>
-      <w:hyperlink r:id="rId79">
+      <w:hyperlink r:id="rId88">
         <w:r>
           <w:rPr>
             <w:rStyle w:val="Hyperlink"/>
@@ -5860,8 +6045,8 @@
         </w:r>
       </w:hyperlink>
     </w:p>
-    <w:bookmarkEnd w:id="80"/>
-    <w:bookmarkStart w:id="82" w:name="ref-Daugaard2024DepFor"/>
+    <w:bookmarkEnd w:id="89"/>
+    <w:bookmarkStart w:id="91" w:name="ref-Daugaard2024DepFor"/>
     <w:p>
       <w:pPr>
         <w:pStyle w:val="Bibliography"/>
@@ -5872,7 +6057,7 @@
       <w:r>
         <w:t xml:space="preserve"> </w:t>
       </w:r>
-      <w:hyperlink r:id="rId81">
+      <w:hyperlink r:id="rId90">
         <w:r>
           <w:rPr>
             <w:rStyle w:val="Hyperlink"/>
@@ -5881,8 +6066,8 @@
         </w:r>
       </w:hyperlink>
     </w:p>
-    <w:bookmarkEnd w:id="82"/>
-    <w:bookmarkStart w:id="84" w:name="ref-deAguiar2019RevBia"/>
+    <w:bookmarkEnd w:id="91"/>
+    <w:bookmarkStart w:id="93" w:name="ref-deAguiar2019RevBia"/>
     <w:p>
       <w:pPr>
         <w:pStyle w:val="Bibliography"/>
@@ -5893,7 +6078,7 @@
       <w:r>
         <w:t xml:space="preserve"> </w:t>
       </w:r>
-      <w:hyperlink r:id="rId83">
+      <w:hyperlink r:id="rId92">
         <w:r>
           <w:rPr>
             <w:rStyle w:val="Hyperlink"/>
@@ -5902,8 +6087,8 @@
         </w:r>
       </w:hyperlink>
     </w:p>
-    <w:bookmarkEnd w:id="84"/>
-    <w:bookmarkStart w:id="86" w:name="ref-Delmas2019AnaEco"/>
+    <w:bookmarkEnd w:id="93"/>
+    <w:bookmarkStart w:id="95" w:name="ref-Delmas2019AnaEco"/>
     <w:p>
       <w:pPr>
         <w:pStyle w:val="Bibliography"/>
@@ -5914,7 +6099,7 @@
       <w:r>
         <w:t xml:space="preserve"> </w:t>
       </w:r>
-      <w:hyperlink r:id="rId85">
+      <w:hyperlink r:id="rId94">
         <w:r>
           <w:rPr>
             <w:rStyle w:val="Hyperlink"/>
@@ -5923,8 +6108,8 @@
         </w:r>
       </w:hyperlink>
     </w:p>
-    <w:bookmarkEnd w:id="86"/>
-    <w:bookmarkStart w:id="88" w:name="ref-Dore2021RelEff"/>
+    <w:bookmarkEnd w:id="95"/>
+    <w:bookmarkStart w:id="97" w:name="ref-Dore2021RelEff"/>
     <w:p>
       <w:pPr>
         <w:pStyle w:val="Bibliography"/>
@@ -5935,7 +6120,7 @@
       <w:r>
         <w:t xml:space="preserve"> </w:t>
       </w:r>
-      <w:hyperlink r:id="rId87">
+      <w:hyperlink r:id="rId96">
         <w:r>
           <w:rPr>
             <w:rStyle w:val="Hyperlink"/>
@@ -5944,8 +6129,8 @@
         </w:r>
       </w:hyperlink>
     </w:p>
-    <w:bookmarkEnd w:id="88"/>
-    <w:bookmarkStart w:id="90" w:name="ref-Duchardt2023UsiNeu"/>
+    <w:bookmarkEnd w:id="97"/>
+    <w:bookmarkStart w:id="99" w:name="ref-Duchardt2023UsiNeu"/>
     <w:p>
       <w:pPr>
         <w:pStyle w:val="Bibliography"/>
@@ -5956,7 +6141,7 @@
       <w:r>
         <w:t xml:space="preserve"> </w:t>
       </w:r>
-      <w:hyperlink r:id="rId89">
+      <w:hyperlink r:id="rId98">
         <w:r>
           <w:rPr>
             <w:rStyle w:val="Hyperlink"/>
@@ -5965,8 +6150,8 @@
         </w:r>
       </w:hyperlink>
     </w:p>
-    <w:bookmarkEnd w:id="90"/>
-    <w:bookmarkStart w:id="92" w:name="ref-Dunne2002NetStr"/>
+    <w:bookmarkEnd w:id="99"/>
+    <w:bookmarkStart w:id="101" w:name="ref-Dunne2002NetStr"/>
     <w:p>
       <w:pPr>
         <w:pStyle w:val="Bibliography"/>
@@ -5977,7 +6162,7 @@
       <w:r>
         <w:t xml:space="preserve"> </w:t>
       </w:r>
-      <w:hyperlink r:id="rId91">
+      <w:hyperlink r:id="rId100">
         <w:r>
           <w:rPr>
             <w:rStyle w:val="Hyperlink"/>
@@ -5986,8 +6171,8 @@
         </w:r>
       </w:hyperlink>
     </w:p>
-    <w:bookmarkEnd w:id="92"/>
-    <w:bookmarkStart w:id="94" w:name="ref-Dunne2004NetStr"/>
+    <w:bookmarkEnd w:id="101"/>
+    <w:bookmarkStart w:id="103" w:name="ref-Dunne2004NetStr"/>
     <w:p>
       <w:pPr>
         <w:pStyle w:val="Bibliography"/>
@@ -5998,7 +6183,7 @@
       <w:r>
         <w:t xml:space="preserve"> </w:t>
       </w:r>
-      <w:hyperlink r:id="rId93">
+      <w:hyperlink r:id="rId102">
         <w:r>
           <w:rPr>
             <w:rStyle w:val="Hyperlink"/>
@@ -6007,8 +6192,8 @@
         </w:r>
       </w:hyperlink>
     </w:p>
-    <w:bookmarkEnd w:id="94"/>
-    <w:bookmarkStart w:id="96" w:name="ref-Etherington2015NlmPyt"/>
+    <w:bookmarkEnd w:id="103"/>
+    <w:bookmarkStart w:id="105" w:name="ref-Etherington2015NlmPyt"/>
     <w:p>
       <w:pPr>
         <w:pStyle w:val="Bibliography"/>
@@ -6028,7 +6213,7 @@
       <w:r>
         <w:t xml:space="preserve"> </w:t>
       </w:r>
-      <w:hyperlink r:id="rId95">
+      <w:hyperlink r:id="rId104">
         <w:r>
           <w:rPr>
             <w:rStyle w:val="Hyperlink"/>
@@ -6037,8 +6222,8 @@
         </w:r>
       </w:hyperlink>
     </w:p>
-    <w:bookmarkEnd w:id="96"/>
-    <w:bookmarkStart w:id="98" w:name="ref-Ficetola2018OptMon"/>
+    <w:bookmarkEnd w:id="105"/>
+    <w:bookmarkStart w:id="107" w:name="ref-Ficetola2018OptMon"/>
     <w:p>
       <w:pPr>
         <w:pStyle w:val="Bibliography"/>
@@ -6049,7 +6234,7 @@
       <w:r>
         <w:t xml:space="preserve"> </w:t>
       </w:r>
-      <w:hyperlink r:id="rId97">
+      <w:hyperlink r:id="rId106">
         <w:r>
           <w:rPr>
             <w:rStyle w:val="Hyperlink"/>
@@ -6058,8 +6243,8 @@
         </w:r>
       </w:hyperlink>
     </w:p>
-    <w:bookmarkEnd w:id="98"/>
-    <w:bookmarkStart w:id="100" w:name="ref-FletcherJr.2025SpeRic"/>
+    <w:bookmarkEnd w:id="107"/>
+    <w:bookmarkStart w:id="109" w:name="ref-FletcherJr.2025SpeRic"/>
     <w:p>
       <w:pPr>
         <w:pStyle w:val="Bibliography"/>
@@ -6091,7 +6276,7 @@
       <w:r>
         <w:t xml:space="preserve"> </w:t>
       </w:r>
-      <w:hyperlink r:id="rId99">
+      <w:hyperlink r:id="rId108">
         <w:r>
           <w:rPr>
             <w:rStyle w:val="Hyperlink"/>
@@ -6100,8 +6285,8 @@
         </w:r>
       </w:hyperlink>
     </w:p>
-    <w:bookmarkEnd w:id="100"/>
-    <w:bookmarkStart w:id="102" w:name="ref-Forero-Munoz2025SpaLan"/>
+    <w:bookmarkEnd w:id="109"/>
+    <w:bookmarkStart w:id="111" w:name="ref-Forero-Munoz2025SpaLan"/>
     <w:p>
       <w:pPr>
         <w:pStyle w:val="Bibliography"/>
@@ -6112,7 +6297,7 @@
       <w:r>
         <w:t xml:space="preserve"> </w:t>
       </w:r>
-      <w:hyperlink r:id="rId101">
+      <w:hyperlink r:id="rId110">
         <w:r>
           <w:rPr>
             <w:rStyle w:val="Hyperlink"/>
@@ -6121,8 +6306,8 @@
         </w:r>
       </w:hyperlink>
     </w:p>
-    <w:bookmarkEnd w:id="102"/>
-    <w:bookmarkStart w:id="104" w:name="ref-Gardner1987NeuMod"/>
+    <w:bookmarkEnd w:id="111"/>
+    <w:bookmarkStart w:id="113" w:name="ref-Gardner1987NeuMod"/>
     <w:p>
       <w:pPr>
         <w:pStyle w:val="Bibliography"/>
@@ -6133,7 +6318,7 @@
       <w:r>
         <w:t xml:space="preserve"> </w:t>
       </w:r>
-      <w:hyperlink r:id="rId103">
+      <w:hyperlink r:id="rId112">
         <w:r>
           <w:rPr>
             <w:rStyle w:val="Hyperlink"/>
@@ -6142,8 +6327,8 @@
         </w:r>
       </w:hyperlink>
     </w:p>
-    <w:bookmarkEnd w:id="104"/>
-    <w:bookmarkStart w:id="106" w:name="ref-Gonzalez2025BioObs"/>
+    <w:bookmarkEnd w:id="113"/>
+    <w:bookmarkStart w:id="115" w:name="ref-Gonzalez2025BioObs"/>
     <w:p>
       <w:pPr>
         <w:pStyle w:val="Bibliography"/>
@@ -6175,7 +6360,7 @@
       <w:r>
         <w:t xml:space="preserve"> </w:t>
       </w:r>
-      <w:hyperlink r:id="rId105">
+      <w:hyperlink r:id="rId114">
         <w:r>
           <w:rPr>
             <w:rStyle w:val="Hyperlink"/>
@@ -6184,8 +6369,8 @@
         </w:r>
       </w:hyperlink>
     </w:p>
-    <w:bookmarkEnd w:id="106"/>
-    <w:bookmarkStart w:id="108" w:name="ref-Gonzalez2023GloBio"/>
+    <w:bookmarkEnd w:id="115"/>
+    <w:bookmarkStart w:id="117" w:name="ref-Gonzalez2023GloBio"/>
     <w:p>
       <w:pPr>
         <w:pStyle w:val="Bibliography"/>
@@ -6196,7 +6381,7 @@
       <w:r>
         <w:t xml:space="preserve"> </w:t>
       </w:r>
-      <w:hyperlink r:id="rId107">
+      <w:hyperlink r:id="rId116">
         <w:r>
           <w:rPr>
             <w:rStyle w:val="Hyperlink"/>
@@ -6205,8 +6390,8 @@
         </w:r>
       </w:hyperlink>
     </w:p>
-    <w:bookmarkEnd w:id="108"/>
-    <w:bookmarkStart w:id="110" w:name="ref-Gravel2013InfFoo"/>
+    <w:bookmarkEnd w:id="117"/>
+    <w:bookmarkStart w:id="119" w:name="ref-Gravel2013InfFoo"/>
     <w:p>
       <w:pPr>
         <w:pStyle w:val="Bibliography"/>
@@ -6217,7 +6402,7 @@
       <w:r>
         <w:t xml:space="preserve"> </w:t>
       </w:r>
-      <w:hyperlink r:id="rId109">
+      <w:hyperlink r:id="rId118">
         <w:r>
           <w:rPr>
             <w:rStyle w:val="Hyperlink"/>
@@ -6226,8 +6411,8 @@
         </w:r>
       </w:hyperlink>
     </w:p>
-    <w:bookmarkEnd w:id="110"/>
-    <w:bookmarkStart w:id="112" w:name="ref-Harvey2017BriEco"/>
+    <w:bookmarkEnd w:id="119"/>
+    <w:bookmarkStart w:id="121" w:name="ref-Harvey2017BriEco"/>
     <w:p>
       <w:pPr>
         <w:pStyle w:val="Bibliography"/>
@@ -6238,7 +6423,7 @@
       <w:r>
         <w:t xml:space="preserve"> </w:t>
       </w:r>
-      <w:hyperlink r:id="rId111">
+      <w:hyperlink r:id="rId120">
         <w:r>
           <w:rPr>
             <w:rStyle w:val="Hyperlink"/>
@@ -6247,8 +6432,8 @@
         </w:r>
       </w:hyperlink>
     </w:p>
-    <w:bookmarkEnd w:id="112"/>
-    <w:bookmarkStart w:id="114" w:name="ref-Henriksen2019EffNet"/>
+    <w:bookmarkEnd w:id="121"/>
+    <w:bookmarkStart w:id="123" w:name="ref-Henriksen2019EffNet"/>
     <w:p>
       <w:pPr>
         <w:pStyle w:val="Bibliography"/>
@@ -6259,7 +6444,7 @@
       <w:r>
         <w:t xml:space="preserve"> </w:t>
       </w:r>
-      <w:hyperlink r:id="rId113">
+      <w:hyperlink r:id="rId122">
         <w:r>
           <w:rPr>
             <w:rStyle w:val="Hyperlink"/>
@@ -6268,8 +6453,8 @@
         </w:r>
       </w:hyperlink>
     </w:p>
-    <w:bookmarkEnd w:id="114"/>
-    <w:bookmarkStart w:id="116" w:name="ref-Hesselbarth2024ComMet"/>
+    <w:bookmarkEnd w:id="123"/>
+    <w:bookmarkStart w:id="125" w:name="ref-Hesselbarth2024ComMet"/>
     <w:p>
       <w:pPr>
         <w:pStyle w:val="Bibliography"/>
@@ -6301,7 +6486,7 @@
       <w:r>
         <w:t xml:space="preserve"> </w:t>
       </w:r>
-      <w:hyperlink r:id="rId115">
+      <w:hyperlink r:id="rId124">
         <w:r>
           <w:rPr>
             <w:rStyle w:val="Hyperlink"/>
@@ -6310,8 +6495,8 @@
         </w:r>
       </w:hyperlink>
     </w:p>
-    <w:bookmarkEnd w:id="116"/>
-    <w:bookmarkStart w:id="118" w:name="ref-Hillebrand2018BioCha"/>
+    <w:bookmarkEnd w:id="125"/>
+    <w:bookmarkStart w:id="127" w:name="ref-Hillebrand2018BioCha"/>
     <w:p>
       <w:pPr>
         <w:pStyle w:val="Bibliography"/>
@@ -6334,7 +6519,7 @@
       <w:r>
         <w:t xml:space="preserve"> </w:t>
       </w:r>
-      <w:hyperlink r:id="rId117">
+      <w:hyperlink r:id="rId126">
         <w:r>
           <w:rPr>
             <w:rStyle w:val="Hyperlink"/>
@@ -6343,13 +6528,34 @@
         </w:r>
       </w:hyperlink>
     </w:p>
-    <w:bookmarkEnd w:id="118"/>
-    <w:bookmarkStart w:id="120" w:name="ref-Hortal2015SevSho"/>
+    <w:bookmarkEnd w:id="127"/>
+    <w:bookmarkStart w:id="129" w:name="ref-Hillebrand2025OpePer"/>
     <w:p>
       <w:pPr>
         <w:pStyle w:val="Bibliography"/>
       </w:pPr>
       <w:r>
+        <w:t xml:space="preserve">Hillebrand H, Dajka J-C, Halbach M, et al (2025) Operational perspectives for biodiversity indicators. Ecological Solutions and Evidence 6:e70134.</w:t>
+      </w:r>
+      <w:r>
+        <w:t xml:space="preserve"> </w:t>
+      </w:r>
+      <w:hyperlink r:id="rId128">
+        <w:r>
+          <w:rPr>
+            <w:rStyle w:val="Hyperlink"/>
+          </w:rPr>
+          <w:t xml:space="preserve">https://doi.org/10.1002/2688-8319.70134</w:t>
+        </w:r>
+      </w:hyperlink>
+    </w:p>
+    <w:bookmarkEnd w:id="129"/>
+    <w:bookmarkStart w:id="131" w:name="ref-Hortal2015SevSho"/>
+    <w:p>
+      <w:pPr>
+        <w:pStyle w:val="Bibliography"/>
+      </w:pPr>
+      <w:r>
         <w:t xml:space="preserve">Hortal J, de Bello F, Diniz-Filho JAF, et al (2015) Seven</w:t>
       </w:r>
       <w:r>
@@ -6388,7 +6594,7 @@
       <w:r>
         <w:t xml:space="preserve"> </w:t>
       </w:r>
-      <w:hyperlink r:id="rId119">
+      <w:hyperlink r:id="rId130">
         <w:r>
           <w:rPr>
             <w:rStyle w:val="Hyperlink"/>
@@ -6397,8 +6603,8 @@
         </w:r>
       </w:hyperlink>
     </w:p>
-    <w:bookmarkEnd w:id="120"/>
-    <w:bookmarkStart w:id="122" w:name="ref-Jordano2016SamNet"/>
+    <w:bookmarkEnd w:id="131"/>
+    <w:bookmarkStart w:id="133" w:name="ref-Jordano2016SamNet"/>
     <w:p>
       <w:pPr>
         <w:pStyle w:val="Bibliography"/>
@@ -6409,7 +6615,7 @@
       <w:r>
         <w:t xml:space="preserve"> </w:t>
       </w:r>
-      <w:hyperlink r:id="rId121">
+      <w:hyperlink r:id="rId132">
         <w:r>
           <w:rPr>
             <w:rStyle w:val="Hyperlink"/>
@@ -6418,8 +6624,8 @@
         </w:r>
       </w:hyperlink>
     </w:p>
-    <w:bookmarkEnd w:id="122"/>
-    <w:bookmarkStart w:id="124" w:name="ref-Kermorvant2019SpaBal"/>
+    <w:bookmarkEnd w:id="133"/>
+    <w:bookmarkStart w:id="135" w:name="ref-Kermorvant2019SpaBal"/>
     <w:p>
       <w:pPr>
         <w:pStyle w:val="Bibliography"/>
@@ -6430,7 +6636,7 @@
       <w:r>
         <w:t xml:space="preserve"> </w:t>
       </w:r>
-      <w:hyperlink r:id="rId123">
+      <w:hyperlink r:id="rId134">
         <w:r>
           <w:rPr>
             <w:rStyle w:val="Hyperlink"/>
@@ -6439,8 +6645,8 @@
         </w:r>
       </w:hyperlink>
     </w:p>
-    <w:bookmarkEnd w:id="124"/>
-    <w:bookmarkStart w:id="126" w:name="ref-Kissling2024ModEff"/>
+    <w:bookmarkEnd w:id="135"/>
+    <w:bookmarkStart w:id="137" w:name="ref-Kissling2024ModEff"/>
     <w:p>
       <w:pPr>
         <w:pStyle w:val="Bibliography"/>
@@ -6451,7 +6657,7 @@
       <w:r>
         <w:t xml:space="preserve"> </w:t>
       </w:r>
-      <w:hyperlink r:id="rId125">
+      <w:hyperlink r:id="rId136">
         <w:r>
           <w:rPr>
             <w:rStyle w:val="Hyperlink"/>
@@ -6484,8 +6690,8 @@
         </w:r>
       </w:hyperlink>
     </w:p>
-    <w:bookmarkEnd w:id="126"/>
-    <w:bookmarkStart w:id="128" w:name="ref-Lange2023ActLea"/>
+    <w:bookmarkEnd w:id="137"/>
+    <w:bookmarkStart w:id="139" w:name="ref-Lange2023ActLea"/>
     <w:p>
       <w:pPr>
         <w:pStyle w:val="Bibliography"/>
@@ -6496,7 +6702,7 @@
       <w:r>
         <w:t xml:space="preserve"> </w:t>
       </w:r>
-      <w:hyperlink r:id="rId127">
+      <w:hyperlink r:id="rId138">
         <w:r>
           <w:rPr>
             <w:rStyle w:val="Hyperlink"/>
@@ -6520,8 +6726,8 @@
         <w:t xml:space="preserve">. Advances in Neural Information Processing Systems 36:41892–41913</w:t>
       </w:r>
     </w:p>
-    <w:bookmarkEnd w:id="128"/>
-    <w:bookmarkStart w:id="129" w:name="ref-Lewis1994SeqAlg"/>
+    <w:bookmarkEnd w:id="139"/>
+    <w:bookmarkStart w:id="140" w:name="ref-Lewis1994SeqAlg"/>
     <w:p>
       <w:pPr>
         <w:pStyle w:val="Bibliography"/>
@@ -6554,8 +6760,8 @@
         <w:t xml:space="preserve">and development in information retrieval. Springer-Verlag, Berlin, Heidelberg, pp 3–12</w:t>
       </w:r>
     </w:p>
-    <w:bookmarkEnd w:id="129"/>
-    <w:bookmarkStart w:id="131" w:name="ref-Malek2019OptFie"/>
+    <w:bookmarkEnd w:id="140"/>
+    <w:bookmarkStart w:id="142" w:name="ref-Malek2019OptFie"/>
     <w:p>
       <w:pPr>
         <w:pStyle w:val="Bibliography"/>
@@ -6587,7 +6793,7 @@
       <w:r>
         <w:t xml:space="preserve"> </w:t>
       </w:r>
-      <w:hyperlink r:id="rId130">
+      <w:hyperlink r:id="rId141">
         <w:r>
           <w:rPr>
             <w:rStyle w:val="Hyperlink"/>
@@ -6596,13 +6802,34 @@
         </w:r>
       </w:hyperlink>
     </w:p>
-    <w:bookmarkEnd w:id="131"/>
-    <w:bookmarkStart w:id="133" w:name="ref-McEwen2025StrAct"/>
+    <w:bookmarkEnd w:id="142"/>
+    <w:bookmarkStart w:id="144" w:name="ref-McCann2007ProBio"/>
     <w:p>
       <w:pPr>
         <w:pStyle w:val="Bibliography"/>
       </w:pPr>
       <w:r>
+        <w:t xml:space="preserve">McCann K (2007) Protecting biostructure. Nature 446:29–29.</w:t>
+      </w:r>
+      <w:r>
+        <w:t xml:space="preserve"> </w:t>
+      </w:r>
+      <w:hyperlink r:id="rId143">
+        <w:r>
+          <w:rPr>
+            <w:rStyle w:val="Hyperlink"/>
+          </w:rPr>
+          <w:t xml:space="preserve">https://doi.org/10.1038/446029a</w:t>
+        </w:r>
+      </w:hyperlink>
+    </w:p>
+    <w:bookmarkEnd w:id="144"/>
+    <w:bookmarkStart w:id="146" w:name="ref-McEwen2025StrAct"/>
+    <w:p>
+      <w:pPr>
+        <w:pStyle w:val="Bibliography"/>
+      </w:pPr>
+      <w:r>
         <w:t xml:space="preserve">McEwen B, Bernard C, Stowell D (2025) Stratified</w:t>
       </w:r>
       <w:r>
@@ -6641,7 +6868,7 @@
       <w:r>
         <w:t xml:space="preserve"> </w:t>
       </w:r>
-      <w:hyperlink r:id="rId132">
+      <w:hyperlink r:id="rId145">
         <w:r>
           <w:rPr>
             <w:rStyle w:val="Hyperlink"/>
@@ -6653,8 +6880,8 @@
         <w:t xml:space="preserve">. Accessed 2 Oct 2025</w:t>
       </w:r>
     </w:p>
-    <w:bookmarkEnd w:id="133"/>
-    <w:bookmarkStart w:id="135" w:name="ref-McLeod2021SamAsy"/>
+    <w:bookmarkEnd w:id="146"/>
+    <w:bookmarkStart w:id="148" w:name="ref-McLeod2021SamAsy"/>
     <w:p>
       <w:pPr>
         <w:pStyle w:val="Bibliography"/>
@@ -6665,7 +6892,7 @@
       <w:r>
         <w:t xml:space="preserve"> </w:t>
       </w:r>
-      <w:hyperlink r:id="rId134">
+      <w:hyperlink r:id="rId147">
         <w:r>
           <w:rPr>
             <w:rStyle w:val="Hyperlink"/>
@@ -6674,8 +6901,8 @@
         </w:r>
       </w:hyperlink>
     </w:p>
-    <w:bookmarkEnd w:id="135"/>
-    <w:bookmarkStart w:id="137" w:name="ref-Mestre2022DisFoo"/>
+    <w:bookmarkEnd w:id="148"/>
+    <w:bookmarkStart w:id="150" w:name="ref-Mestre2022DisFoo"/>
     <w:p>
       <w:pPr>
         <w:pStyle w:val="Bibliography"/>
@@ -6698,7 +6925,7 @@
       <w:r>
         <w:t xml:space="preserve"> </w:t>
       </w:r>
-      <w:hyperlink r:id="rId136">
+      <w:hyperlink r:id="rId149">
         <w:r>
           <w:rPr>
             <w:rStyle w:val="Hyperlink"/>
@@ -6707,19 +6934,73 @@
         </w:r>
       </w:hyperlink>
     </w:p>
-    <w:bookmarkEnd w:id="137"/>
-    <w:bookmarkStart w:id="139" w:name="ref-Navarro2017MonBio"/>
+    <w:bookmarkEnd w:id="150"/>
+    <w:bookmarkStart w:id="152" w:name="ref-Moracho2025RebEco"/>
     <w:p>
       <w:pPr>
         <w:pStyle w:val="Bibliography"/>
       </w:pPr>
       <w:r>
+        <w:t xml:space="preserve">Moracho E, Normand S, Ordonez A (2025) Rebuilding ecological networks:</w:t>
+      </w:r>
+      <w:r>
+        <w:t xml:space="preserve"> </w:t>
+      </w:r>
+      <w:r>
+        <w:t xml:space="preserve">A</w:t>
+      </w:r>
+      <w:r>
+        <w:t xml:space="preserve"> </w:t>
+      </w:r>
+      <w:r>
+        <w:t xml:space="preserve">multi-scale approach to global restoration. Biological Conservation 312:111477.</w:t>
+      </w:r>
+      <w:r>
+        <w:t xml:space="preserve"> </w:t>
+      </w:r>
+      <w:hyperlink r:id="rId151">
+        <w:r>
+          <w:rPr>
+            <w:rStyle w:val="Hyperlink"/>
+          </w:rPr>
+          <w:t xml:space="preserve">https://doi.org/10.1016/j.biocon.2025.111477</w:t>
+        </w:r>
+      </w:hyperlink>
+    </w:p>
+    <w:bookmarkEnd w:id="152"/>
+    <w:bookmarkStart w:id="154" w:name="ref-Morales-Castilla2015InfBio"/>
+    <w:p>
+      <w:pPr>
+        <w:pStyle w:val="Bibliography"/>
+      </w:pPr>
+      <w:r>
+        <w:t xml:space="preserve">Morales-Castilla I, Matias MG, Gravel D, Araújo MB (2015) Inferring biotic interactions from proxies. Trends in Ecology &amp; Evolution 30:347–356.</w:t>
+      </w:r>
+      <w:r>
+        <w:t xml:space="preserve"> </w:t>
+      </w:r>
+      <w:hyperlink r:id="rId153">
+        <w:r>
+          <w:rPr>
+            <w:rStyle w:val="Hyperlink"/>
+          </w:rPr>
+          <w:t xml:space="preserve">https://doi.org/10.1016/j.tree.2015.03.014</w:t>
+        </w:r>
+      </w:hyperlink>
+    </w:p>
+    <w:bookmarkEnd w:id="154"/>
+    <w:bookmarkStart w:id="156" w:name="ref-Navarro2017MonBio"/>
+    <w:p>
+      <w:pPr>
+        <w:pStyle w:val="Bibliography"/>
+      </w:pPr>
+      <w:r>
         <w:t xml:space="preserve">Navarro LM, Fernández N, Guerra C, et al (2017) Monitoring biodiversity change through effective global coordination. Current Opinion in Environmental Sustainability 29:158–169.</w:t>
       </w:r>
       <w:r>
         <w:t xml:space="preserve"> </w:t>
       </w:r>
-      <w:hyperlink r:id="rId138">
+      <w:hyperlink r:id="rId155">
         <w:r>
           <w:rPr>
             <w:rStyle w:val="Hyperlink"/>
@@ -6728,8 +7009,8 @@
         </w:r>
       </w:hyperlink>
     </w:p>
-    <w:bookmarkEnd w:id="139"/>
-    <w:bookmarkStart w:id="141" w:name="ref-Norman2025SitSel"/>
+    <w:bookmarkEnd w:id="156"/>
+    <w:bookmarkStart w:id="158" w:name="ref-Norman2025SitSel"/>
     <w:p>
       <w:pPr>
         <w:pStyle w:val="Bibliography"/>
@@ -6740,7 +7021,7 @@
       <w:r>
         <w:t xml:space="preserve"> </w:t>
       </w:r>
-      <w:hyperlink r:id="rId140">
+      <w:hyperlink r:id="rId157">
         <w:r>
           <w:rPr>
             <w:rStyle w:val="Hyperlink"/>
@@ -6749,19 +7030,40 @@
         </w:r>
       </w:hyperlink>
     </w:p>
-    <w:bookmarkEnd w:id="141"/>
-    <w:bookmarkStart w:id="143" w:name="ref-Poisot2021GloKno"/>
+    <w:bookmarkEnd w:id="158"/>
+    <w:bookmarkStart w:id="160" w:name="ref-Poisot2023GuiPre"/>
     <w:p>
       <w:pPr>
         <w:pStyle w:val="Bibliography"/>
       </w:pPr>
       <w:r>
+        <w:t xml:space="preserve">Poisot T (2023) Guidelines for the prediction of species interactions through binary classification. Methods in Ecology and Evolution 14:1333–1345.</w:t>
+      </w:r>
+      <w:r>
+        <w:t xml:space="preserve"> </w:t>
+      </w:r>
+      <w:hyperlink r:id="rId159">
+        <w:r>
+          <w:rPr>
+            <w:rStyle w:val="Hyperlink"/>
+          </w:rPr>
+          <w:t xml:space="preserve">https://doi.org/10.1111/2041-210X.14071</w:t>
+        </w:r>
+      </w:hyperlink>
+    </w:p>
+    <w:bookmarkEnd w:id="160"/>
+    <w:bookmarkStart w:id="162" w:name="ref-Poisot2021GloKno"/>
+    <w:p>
+      <w:pPr>
+        <w:pStyle w:val="Bibliography"/>
+      </w:pPr>
+      <w:r>
         <w:t xml:space="preserve">Poisot T, Bergeron G, Cazelles K, et al (2021) Global knowledge gaps in species interaction networks data. Journal of Biogeography 48:1552–1563.</w:t>
       </w:r>
       <w:r>
         <w:t xml:space="preserve"> </w:t>
       </w:r>
-      <w:hyperlink r:id="rId142">
+      <w:hyperlink r:id="rId161">
         <w:r>
           <w:rPr>
             <w:rStyle w:val="Hyperlink"/>
@@ -6770,8 +7072,8 @@
         </w:r>
       </w:hyperlink>
     </w:p>
-    <w:bookmarkEnd w:id="143"/>
-    <w:bookmarkStart w:id="145" w:name="ref-Poisot2012DisSpe"/>
+    <w:bookmarkEnd w:id="162"/>
+    <w:bookmarkStart w:id="164" w:name="ref-Poisot2012DisSpe"/>
     <w:p>
       <w:pPr>
         <w:pStyle w:val="Bibliography"/>
@@ -6782,7 +7084,7 @@
       <w:r>
         <w:t xml:space="preserve"> </w:t>
       </w:r>
-      <w:hyperlink r:id="rId144">
+      <w:hyperlink r:id="rId163">
         <w:r>
           <w:rPr>
             <w:rStyle w:val="Hyperlink"/>
@@ -6791,8 +7093,8 @@
         </w:r>
       </w:hyperlink>
     </w:p>
-    <w:bookmarkEnd w:id="145"/>
-    <w:bookmarkStart w:id="147" w:name="ref-Poisot2015SpeWhy"/>
+    <w:bookmarkEnd w:id="164"/>
+    <w:bookmarkStart w:id="166" w:name="ref-Poisot2015SpeWhy"/>
     <w:p>
       <w:pPr>
         <w:pStyle w:val="Bibliography"/>
@@ -6803,7 +7105,7 @@
       <w:r>
         <w:t xml:space="preserve"> </w:t>
       </w:r>
-      <w:hyperlink r:id="rId146">
+      <w:hyperlink r:id="rId165">
         <w:r>
           <w:rPr>
             <w:rStyle w:val="Hyperlink"/>
@@ -6812,8 +7114,8 @@
         </w:r>
       </w:hyperlink>
     </w:p>
-    <w:bookmarkEnd w:id="147"/>
-    <w:bookmarkStart w:id="148" w:name="ref-Robertson2013BasBal"/>
+    <w:bookmarkEnd w:id="166"/>
+    <w:bookmarkStart w:id="167" w:name="ref-Robertson2013BasBal"/>
     <w:p>
       <w:pPr>
         <w:pStyle w:val="Bibliography"/>
@@ -6843,8 +7145,8 @@
         <w:t xml:space="preserve">acceptance sampling of natural resources. Biometrics 69:776–784</w:t>
       </w:r>
     </w:p>
-    <w:bookmarkEnd w:id="148"/>
-    <w:bookmarkStart w:id="150" w:name="ref-Robertson2024WelSam"/>
+    <w:bookmarkEnd w:id="167"/>
+    <w:bookmarkStart w:id="169" w:name="ref-Robertson2024WelSam"/>
     <w:p>
       <w:pPr>
         <w:pStyle w:val="Bibliography"/>
@@ -6855,7 +7157,7 @@
       <w:r>
         <w:t xml:space="preserve"> </w:t>
       </w:r>
-      <w:hyperlink r:id="rId149">
+      <w:hyperlink r:id="rId168">
         <w:r>
           <w:rPr>
             <w:rStyle w:val="Hyperlink"/>
@@ -6864,8 +7166,8 @@
         </w:r>
       </w:hyperlink>
     </w:p>
-    <w:bookmarkEnd w:id="150"/>
-    <w:bookmarkStart w:id="152" w:name="ref-Santana2025LarBio"/>
+    <w:bookmarkEnd w:id="169"/>
+    <w:bookmarkStart w:id="171" w:name="ref-Santana2025LarBio"/>
     <w:p>
       <w:pPr>
         <w:pStyle w:val="Bibliography"/>
@@ -6885,7 +7187,7 @@
       <w:r>
         <w:t xml:space="preserve"> </w:t>
       </w:r>
-      <w:hyperlink r:id="rId151">
+      <w:hyperlink r:id="rId170">
         <w:r>
           <w:rPr>
             <w:rStyle w:val="Hyperlink"/>
@@ -6894,8 +7196,8 @@
         </w:r>
       </w:hyperlink>
     </w:p>
-    <w:bookmarkEnd w:id="152"/>
-    <w:bookmarkStart w:id="154" w:name="ref-Santini2017AssSui"/>
+    <w:bookmarkEnd w:id="171"/>
+    <w:bookmarkStart w:id="173" w:name="ref-Santini2017AssSui"/>
     <w:p>
       <w:pPr>
         <w:pStyle w:val="Bibliography"/>
@@ -6906,7 +7208,7 @@
       <w:r>
         <w:t xml:space="preserve"> </w:t>
       </w:r>
-      <w:hyperlink r:id="rId153">
+      <w:hyperlink r:id="rId172">
         <w:r>
           <w:rPr>
             <w:rStyle w:val="Hyperlink"/>
@@ -6915,8 +7217,8 @@
         </w:r>
       </w:hyperlink>
     </w:p>
-    <w:bookmarkEnd w:id="154"/>
-    <w:bookmarkStart w:id="156" w:name="ref-Settles2009ActLea"/>
+    <w:bookmarkEnd w:id="173"/>
+    <w:bookmarkStart w:id="175" w:name="ref-Settles2009ActLea"/>
     <w:p>
       <w:pPr>
         <w:pStyle w:val="Bibliography"/>
@@ -6927,7 +7229,7 @@
       <w:r>
         <w:t xml:space="preserve"> </w:t>
       </w:r>
-      <w:hyperlink r:id="rId155">
+      <w:hyperlink r:id="rId174">
         <w:r>
           <w:rPr>
             <w:rStyle w:val="Hyperlink"/>
@@ -6951,8 +7253,8 @@
         <w:t xml:space="preserve">. University of Wisconsin-Madison Department of Computer Sciences</w:t>
       </w:r>
     </w:p>
-    <w:bookmarkEnd w:id="156"/>
-    <w:bookmarkStart w:id="158" w:name="ref-Smith-Ramesh2017GloSyn"/>
+    <w:bookmarkEnd w:id="175"/>
+    <w:bookmarkStart w:id="177" w:name="ref-Smith-Ramesh2017GloSyn"/>
     <w:p>
       <w:pPr>
         <w:pStyle w:val="Bibliography"/>
@@ -6963,7 +7265,7 @@
       <w:r>
         <w:t xml:space="preserve"> </w:t>
       </w:r>
-      <w:hyperlink r:id="rId157">
+      <w:hyperlink r:id="rId176">
         <w:r>
           <w:rPr>
             <w:rStyle w:val="Hyperlink"/>
@@ -6972,19 +7274,88 @@
         </w:r>
       </w:hyperlink>
     </w:p>
-    <w:bookmarkEnd w:id="158"/>
-    <w:bookmarkStart w:id="160" w:name="ref-Valente2022LanLan"/>
+    <w:bookmarkEnd w:id="177"/>
+    <w:bookmarkStart w:id="179" w:name="ref-Thompson2017DisGov"/>
     <w:p>
       <w:pPr>
         <w:pStyle w:val="Bibliography"/>
       </w:pPr>
       <w:r>
+        <w:t xml:space="preserve">Thompson PL, Gonzalez A (2017) Dispersal governs the reorganization of ecological networks under environmental change. Nat Ecol Evol 1:1–8.</w:t>
+      </w:r>
+      <w:r>
+        <w:t xml:space="preserve"> </w:t>
+      </w:r>
+      <w:hyperlink r:id="rId178">
+        <w:r>
+          <w:rPr>
+            <w:rStyle w:val="Hyperlink"/>
+          </w:rPr>
+          <w:t xml:space="preserve">https://doi.org/10.1038/s41559-017-0162</w:t>
+        </w:r>
+      </w:hyperlink>
+    </w:p>
+    <w:bookmarkEnd w:id="179"/>
+    <w:bookmarkStart w:id="181" w:name="ref-UnitedNations1992ConBio"/>
+    <w:p>
+      <w:pPr>
+        <w:pStyle w:val="Bibliography"/>
+      </w:pPr>
+      <w:r>
+        <w:t xml:space="preserve">United Nations (1992)</w:t>
+      </w:r>
+      <w:r>
+        <w:t xml:space="preserve"> </w:t>
+      </w:r>
+      <w:hyperlink r:id="rId180">
+        <w:r>
+          <w:rPr>
+            <w:rStyle w:val="Hyperlink"/>
+          </w:rPr>
+          <w:t xml:space="preserve">Convention on</w:t>
+        </w:r>
+        <w:r>
+          <w:rPr>
+            <w:rStyle w:val="Hyperlink"/>
+          </w:rPr>
+          <w:t xml:space="preserve"> </w:t>
+        </w:r>
+        <w:r>
+          <w:rPr>
+            <w:rStyle w:val="Hyperlink"/>
+          </w:rPr>
+          <w:t xml:space="preserve">Biological Diversity</w:t>
+        </w:r>
+        <w:r>
+          <w:rPr>
+            <w:rStyle w:val="Hyperlink"/>
+          </w:rPr>
+          <w:t xml:space="preserve"> </w:t>
+        </w:r>
+        <w:r>
+          <w:rPr>
+            <w:rStyle w:val="Hyperlink"/>
+          </w:rPr>
+          <w:t xml:space="preserve">(text with annexes)</w:t>
+        </w:r>
+      </w:hyperlink>
+      <w:r>
+        <w:t xml:space="preserve">. United Nations, New Yoek</w:t>
+      </w:r>
+    </w:p>
+    <w:bookmarkEnd w:id="181"/>
+    <w:bookmarkStart w:id="183" w:name="ref-Valente2022LanLan"/>
+    <w:p>
+      <w:pPr>
+        <w:pStyle w:val="Bibliography"/>
+      </w:pPr>
+      <w:r>
         <w:t xml:space="preserve">Valente JJ, Bennett RE, Gómez C, et al (2022) Land-sparing and land-sharing provide complementary benefits for conserving avian biodiversity in coffee-growing landscapes. Biological Conservation 270:109568.</w:t>
       </w:r>
       <w:r>
         <w:t xml:space="preserve"> </w:t>
       </w:r>
-      <w:hyperlink r:id="rId159">
+      <w:hyperlink r:id="rId182">
         <w:r>
           <w:rPr>
             <w:rStyle w:val="Hyperlink"/>
@@ -6993,8 +7364,8 @@
         </w:r>
       </w:hyperlink>
     </w:p>
-    <w:bookmarkEnd w:id="160"/>
-    <w:bookmarkStart w:id="162" w:name="ref-Valiente-Banuet2015SpeLos"/>
+    <w:bookmarkEnd w:id="183"/>
+    <w:bookmarkStart w:id="185" w:name="ref-Valiente-Banuet2015SpeLos"/>
     <w:p>
       <w:pPr>
         <w:pStyle w:val="Bibliography"/>
@@ -7005,7 +7376,7 @@
       <w:r>
         <w:t xml:space="preserve"> </w:t>
       </w:r>
-      <w:hyperlink r:id="rId161">
+      <w:hyperlink r:id="rId184">
         <w:r>
           <w:rPr>
             <w:rStyle w:val="Hyperlink"/>
@@ -7014,8 +7385,8 @@
         </w:r>
       </w:hyperlink>
     </w:p>
-    <w:bookmarkEnd w:id="162"/>
-    <w:bookmarkStart w:id="164" w:name="ref-vanDam-Bates2018UsiBal"/>
+    <w:bookmarkEnd w:id="185"/>
+    <w:bookmarkStart w:id="187" w:name="ref-vanDam-Bates2018UsiBal"/>
     <w:p>
       <w:pPr>
         <w:pStyle w:val="Bibliography"/>
@@ -7026,7 +7397,7 @@
       <w:r>
         <w:t xml:space="preserve"> </w:t>
       </w:r>
-      <w:hyperlink r:id="rId163">
+      <w:hyperlink r:id="rId186">
         <w:r>
           <w:rPr>
             <w:rStyle w:val="Hyperlink"/>
@@ -7035,8 +7406,8 @@
         </w:r>
       </w:hyperlink>
     </w:p>
-    <w:bookmarkEnd w:id="164"/>
-    <w:bookmarkStart w:id="166" w:name="ref-Vizentin-Bugoni2016InfSam"/>
+    <w:bookmarkEnd w:id="187"/>
+    <w:bookmarkStart w:id="189" w:name="ref-Vizentin-Bugoni2016InfSam"/>
     <w:p>
       <w:pPr>
         <w:pStyle w:val="Bibliography"/>
@@ -7059,7 +7430,7 @@
       <w:r>
         <w:t xml:space="preserve"> </w:t>
       </w:r>
-      <w:hyperlink r:id="rId165">
+      <w:hyperlink r:id="rId188">
         <w:r>
           <w:rPr>
             <w:rStyle w:val="Hyperlink"/>
@@ -7068,8 +7439,8 @@
         </w:r>
       </w:hyperlink>
     </w:p>
-    <w:bookmarkEnd w:id="166"/>
-    <w:bookmarkStart w:id="168" w:name="ref-Williams2000SimRul"/>
+    <w:bookmarkEnd w:id="189"/>
+    <w:bookmarkStart w:id="191" w:name="ref-Williams2000SimRul"/>
     <w:p>
       <w:pPr>
         <w:pStyle w:val="Bibliography"/>
@@ -7080,7 +7451,7 @@
       <w:r>
         <w:t xml:space="preserve"> </w:t>
       </w:r>
-      <w:hyperlink r:id="rId167">
+      <w:hyperlink r:id="rId190">
         <w:r>
           <w:rPr>
             <w:rStyle w:val="Hyperlink"/>
@@ -7089,8 +7460,8 @@
         </w:r>
       </w:hyperlink>
     </w:p>
-    <w:bookmarkEnd w:id="168"/>
-    <w:bookmarkStart w:id="170" w:name="ref-Williams2008SucIts"/>
+    <w:bookmarkEnd w:id="191"/>
+    <w:bookmarkStart w:id="193" w:name="ref-Williams2008SucIts"/>
     <w:p>
       <w:pPr>
         <w:pStyle w:val="Bibliography"/>
@@ -7101,7 +7472,7 @@
       <w:r>
         <w:t xml:space="preserve"> </w:t>
       </w:r>
-      <w:hyperlink r:id="rId169">
+      <w:hyperlink r:id="rId192">
         <w:r>
           <w:rPr>
             <w:rStyle w:val="Hyperlink"/>
@@ -7110,8 +7481,8 @@
         </w:r>
       </w:hyperlink>
     </w:p>
-    <w:bookmarkEnd w:id="170"/>
-    <w:bookmarkStart w:id="172" w:name="ref-Willig2023ProBio"/>
+    <w:bookmarkEnd w:id="193"/>
+    <w:bookmarkStart w:id="195" w:name="ref-Willig2023ProBio"/>
     <w:p>
       <w:pPr>
         <w:pStyle w:val="Bibliography"/>
@@ -7131,7 +7502,7 @@
       <w:r>
         <w:t xml:space="preserve"> </w:t>
       </w:r>
-      <w:hyperlink r:id="rId171">
+      <w:hyperlink r:id="rId194">
         <w:r>
           <w:rPr>
             <w:rStyle w:val="Hyperlink"/>
@@ -7140,8 +7511,8 @@
         </w:r>
       </w:hyperlink>
     </w:p>
-    <w:bookmarkEnd w:id="172"/>
-    <w:bookmarkStart w:id="174" w:name="ref-Windsor2023UsiEco"/>
+    <w:bookmarkEnd w:id="195"/>
+    <w:bookmarkStart w:id="197" w:name="ref-Windsor2023UsiEco"/>
     <w:p>
       <w:pPr>
         <w:pStyle w:val="Bibliography"/>
@@ -7152,7 +7523,7 @@
       <w:r>
         <w:t xml:space="preserve"> </w:t>
       </w:r>
-      <w:hyperlink r:id="rId173">
+      <w:hyperlink r:id="rId196">
         <w:r>
           <w:rPr>
             <w:rStyle w:val="Hyperlink"/>
@@ -7161,8 +7532,8 @@
         </w:r>
       </w:hyperlink>
     </w:p>
-    <w:bookmarkEnd w:id="174"/>
-    <w:bookmarkStart w:id="176" w:name="ref-Wood2015EffSpa"/>
+    <w:bookmarkEnd w:id="197"/>
+    <w:bookmarkStart w:id="199" w:name="ref-Wood2015EffSpa"/>
     <w:p>
       <w:pPr>
         <w:pStyle w:val="Bibliography"/>
@@ -7173,7 +7544,7 @@
       <w:r>
         <w:t xml:space="preserve"> </w:t>
       </w:r>
-      <w:hyperlink r:id="rId175">
+      <w:hyperlink r:id="rId198">
         <w:r>
           <w:rPr>
             <w:rStyle w:val="Hyperlink"/>
@@ -7182,9 +7553,9 @@
         </w:r>
       </w:hyperlink>
     </w:p>
-    <w:bookmarkEnd w:id="176"/>
-    <w:bookmarkEnd w:id="177"/>
-    <w:bookmarkEnd w:id="178"/>
+    <w:bookmarkEnd w:id="199"/>
+    <w:bookmarkEnd w:id="200"/>
+    <w:bookmarkEnd w:id="201"/>
     <w:sectPr>
       <w:footnotePr>
         <w:numRestart w:val="eachSect"/>

--- a/index.docx
+++ b/index.docx
@@ -381,13 +381,13 @@
         <w:t xml:space="preserve"> </w:t>
       </w:r>
       <w:r>
-        <w:t xml:space="preserve">mainly since trends in species richness do not properly and robustly capture</w:t>
-      </w:r>
-      <w:r>
-        <w:t xml:space="preserve"> </w:t>
-      </w:r>
-      <w:r>
-        <w:t xml:space="preserve">local changes through time</w:t>
+        <w:t xml:space="preserve">mainly since trends in species richness do not properly capture local changes</w:t>
+      </w:r>
+      <w:r>
+        <w:t xml:space="preserve"> </w:t>
+      </w:r>
+      <w:r>
+        <w:t xml:space="preserve">through time as diagnostic indicators should</w:t>
       </w:r>
       <w:r>
         <w:t xml:space="preserve"> </w:t>
@@ -396,19 +396,13 @@
         <w:t xml:space="preserve">(Hillebrand et al. 2018, 2025)</w:t>
       </w:r>
       <w:r>
-        <w:t xml:space="preserve">, while</w:t>
-      </w:r>
-      <w:r>
-        <w:t xml:space="preserve"> </w:t>
-      </w:r>
-      <w:r>
-        <w:t xml:space="preserve">also neglecting species identities and not providing information on persistence</w:t>
-      </w:r>
-      <w:r>
-        <w:t xml:space="preserve"> </w:t>
-      </w:r>
-      <w:r>
-        <w:t xml:space="preserve">of biodiversity and ecosystem services</w:t>
+        <w:t xml:space="preserve">, while also neglecting species identities and not</w:t>
+      </w:r>
+      <w:r>
+        <w:t xml:space="preserve"> </w:t>
+      </w:r>
+      <w:r>
+        <w:t xml:space="preserve">providing information on persistence of biodiversity and ecosystem services</w:t>
       </w:r>
       <w:r>
         <w:t xml:space="preserve"> </w:t>
@@ -5376,13 +5370,40 @@
         <w:t xml:space="preserve"> </w:t>
       </w:r>
       <w:r>
-        <w:t xml:space="preserve">within a BON to require a (much) higher monitoring effort than the one required</w:t>
-      </w:r>
-      <w:r>
-        <w:t xml:space="preserve"> </w:t>
-      </w:r>
-      <w:r>
-        <w:t xml:space="preserve">for monitoring species and community composition.</w:t>
+        <w:t xml:space="preserve">within a BON to require a (much) higher monitoring effort across space than the</w:t>
+      </w:r>
+      <w:r>
+        <w:t xml:space="preserve"> </w:t>
+      </w:r>
+      <w:r>
+        <w:t xml:space="preserve">one required for monitoring species and community composition. This is similar</w:t>
+      </w:r>
+      <w:r>
+        <w:t xml:space="preserve"> </w:t>
+      </w:r>
+      <w:r>
+        <w:t xml:space="preserve">to observations regarding sampling effort required to document pollinator</w:t>
+      </w:r>
+      <w:r>
+        <w:t xml:space="preserve"> </w:t>
+      </w:r>
+      <w:r>
+        <w:t xml:space="preserve">networks</w:t>
+      </w:r>
+      <w:r>
+        <w:t xml:space="preserve"> </w:t>
+      </w:r>
+      <w:r>
+        <w:t xml:space="preserve">(Chacoff et al. 2012)</w:t>
+      </w:r>
+      <w:r>
+        <w:t xml:space="preserve">, yet here framed in the context of BON design and</w:t>
+      </w:r>
+      <w:r>
+        <w:t xml:space="preserve"> </w:t>
+      </w:r>
+      <w:r>
+        <w:t xml:space="preserve">monitoring across space .</w:t>
       </w:r>
     </w:p>
     <w:p>
@@ -5402,7 +5423,7 @@
         <w:t xml:space="preserve"> </w:t>
       </w:r>
       <w:r>
-        <w:t xml:space="preserve">instance, adopting a single-species perspective (</w:t>
+        <w:t xml:space="preserve">instance, adopting a single-species perspective [</w:t>
       </w:r>
       <w:r>
         <w:rPr>
@@ -5421,91 +5442,133 @@
         <w:t xml:space="preserve"> </w:t>
       </w:r>
       <w:r>
-        <w:t xml:space="preserve">for a keystone species) can yield relevant results while relying on attainable</w:t>
-      </w:r>
-      <w:r>
-        <w:t xml:space="preserve"> </w:t>
-      </w:r>
-      <w:r>
-        <w:t xml:space="preserve">levels of information. Optimizing on a known species range proved an efficient</w:t>
-      </w:r>
-      <w:r>
-        <w:t xml:space="preserve"> </w:t>
-      </w:r>
-      <w:r>
-        <w:t xml:space="preserve">strategy to retrieve its interactions, better than optimization based on more</w:t>
-      </w:r>
-      <w:r>
-        <w:t xml:space="preserve"> </w:t>
-      </w:r>
-      <w:r>
-        <w:t xml:space="preserve">holistic, community-level information such as species or interaction richness.</w:t>
-      </w:r>
-      <w:r>
-        <w:t xml:space="preserve"> </w:t>
-      </w:r>
-      <w:r>
-        <w:t xml:space="preserve">Optimizing based on the location of the realized interactions was even more</w:t>
-      </w:r>
-      <w:r>
-        <w:t xml:space="preserve"> </w:t>
-      </w:r>
-      <w:r>
-        <w:t xml:space="preserve">efficient. Yet, these simulations represent a best case scenario beyond reach in</w:t>
-      </w:r>
-      <w:r>
-        <w:t xml:space="preserve"> </w:t>
-      </w:r>
-      <w:r>
-        <w:t xml:space="preserve">an applied context: it assumes that there is already pre-existing knowledge on</w:t>
-      </w:r>
-      <w:r>
-        <w:t xml:space="preserve"> </w:t>
-      </w:r>
-      <w:r>
-        <w:t xml:space="preserve">where interactions have been observed, which is unlikely to exist for most</w:t>
-      </w:r>
-      <w:r>
-        <w:t xml:space="preserve"> </w:t>
-      </w:r>
-      <w:r>
-        <w:t xml:space="preserve">interactions, regardless of their relevance for monitoring. Nonetheless, it</w:t>
-      </w:r>
-      <w:r>
-        <w:t xml:space="preserve"> </w:t>
-      </w:r>
-      <w:r>
-        <w:t xml:space="preserve">highlights that the most important efficiency gains will come from better</w:t>
-      </w:r>
-      <w:r>
-        <w:t xml:space="preserve"> </w:t>
-      </w:r>
-      <w:r>
-        <w:t xml:space="preserve">knowledge of where interactions are likely to take place, which suggests that</w:t>
-      </w:r>
-      <w:r>
-        <w:t xml:space="preserve"> </w:t>
-      </w:r>
-      <w:r>
-        <w:t xml:space="preserve">monitoring of interactions will become more efficient over time. Better</w:t>
-      </w:r>
-      <w:r>
-        <w:t xml:space="preserve"> </w:t>
-      </w:r>
-      <w:r>
-        <w:t xml:space="preserve">incorporating considerations for species abundance, the factor influencing</w:t>
-      </w:r>
-      <w:r>
-        <w:t xml:space="preserve"> </w:t>
-      </w:r>
-      <w:r>
-        <w:t xml:space="preserve">interaction realization in our simulations, will be crucial and potentially more</w:t>
-      </w:r>
-      <w:r>
-        <w:t xml:space="preserve"> </w:t>
-      </w:r>
-      <w:r>
-        <w:t xml:space="preserve">impactful than improving knowledge or reducing uncertainty over species ranges.</w:t>
+        <w:t xml:space="preserve">for a keystone or high degree species;</w:t>
+      </w:r>
+      <w:r>
+        <w:t xml:space="preserve"> </w:t>
+      </w:r>
+      <w:r>
+        <w:t xml:space="preserve">Pires et al. (2017)</w:t>
+      </w:r>
+      <w:r>
+        <w:t xml:space="preserve">;</w:t>
+      </w:r>
+      <w:r>
+        <w:t xml:space="preserve"> </w:t>
+      </w:r>
+      <w:r>
+        <w:t xml:space="preserve">de Aguiar et al. (2019)</w:t>
+      </w:r>
+      <w:r>
+        <w:t xml:space="preserve">]</w:t>
+      </w:r>
+      <w:r>
+        <w:t xml:space="preserve"> </w:t>
+      </w:r>
+      <w:r>
+        <w:t xml:space="preserve">can yield relevant results while relying on attainable levels of information.</w:t>
+      </w:r>
+      <w:r>
+        <w:t xml:space="preserve"> </w:t>
+      </w:r>
+      <w:r>
+        <w:t xml:space="preserve">Optimizing on a known species range proved an efficient strategy to retrieve its</w:t>
+      </w:r>
+      <w:r>
+        <w:t xml:space="preserve"> </w:t>
+      </w:r>
+      <w:r>
+        <w:t xml:space="preserve">interactions, better than optimization based on more holistic, community-level</w:t>
+      </w:r>
+      <w:r>
+        <w:t xml:space="preserve"> </w:t>
+      </w:r>
+      <w:r>
+        <w:t xml:space="preserve">information such as species or interaction richness [identified in contrast by</w:t>
+      </w:r>
+      <w:r>
+        <w:t xml:space="preserve"> </w:t>
+      </w:r>
+      <w:r>
+        <w:t xml:space="preserve">Willig et al. (2023)</w:t>
+      </w:r>
+      <w:r>
+        <w:t xml:space="preserve"> </w:t>
+      </w:r>
+      <w:r>
+        <w:t xml:space="preserve">as an efficient target to maximize to conserve multiple</w:t>
+      </w:r>
+      <w:r>
+        <w:t xml:space="preserve"> </w:t>
+      </w:r>
+      <w:r>
+        <w:t xml:space="preserve">biodiversity facets]. Optimizing based on the location of the realized</w:t>
+      </w:r>
+      <w:r>
+        <w:t xml:space="preserve"> </w:t>
+      </w:r>
+      <w:r>
+        <w:t xml:space="preserve">interactions was even more efficient. Yet, these simulations represent a best</w:t>
+      </w:r>
+      <w:r>
+        <w:t xml:space="preserve"> </w:t>
+      </w:r>
+      <w:r>
+        <w:t xml:space="preserve">case scenario beyond reach in an applied context: it assumes that there is</w:t>
+      </w:r>
+      <w:r>
+        <w:t xml:space="preserve"> </w:t>
+      </w:r>
+      <w:r>
+        <w:t xml:space="preserve">already pre-existing knowledge on where interactions have been observed, which</w:t>
+      </w:r>
+      <w:r>
+        <w:t xml:space="preserve"> </w:t>
+      </w:r>
+      <w:r>
+        <w:t xml:space="preserve">is unlikely to exist for most interactions, regardless of their relevance for</w:t>
+      </w:r>
+      <w:r>
+        <w:t xml:space="preserve"> </w:t>
+      </w:r>
+      <w:r>
+        <w:t xml:space="preserve">monitoring. Nonetheless, it highlights that the most important efficiency gains</w:t>
+      </w:r>
+      <w:r>
+        <w:t xml:space="preserve"> </w:t>
+      </w:r>
+      <w:r>
+        <w:t xml:space="preserve">will come from better knowledge of where interactions are likely to take place,</w:t>
+      </w:r>
+      <w:r>
+        <w:t xml:space="preserve"> </w:t>
+      </w:r>
+      <w:r>
+        <w:t xml:space="preserve">which suggests that monitoring of interactions will become more efficient over</w:t>
+      </w:r>
+      <w:r>
+        <w:t xml:space="preserve"> </w:t>
+      </w:r>
+      <w:r>
+        <w:t xml:space="preserve">time. Better incorporating considerations for species abundance, the factor</w:t>
+      </w:r>
+      <w:r>
+        <w:t xml:space="preserve"> </w:t>
+      </w:r>
+      <w:r>
+        <w:t xml:space="preserve">influencing interaction realization in our simulations, will be crucial and</w:t>
+      </w:r>
+      <w:r>
+        <w:t xml:space="preserve"> </w:t>
+      </w:r>
+      <w:r>
+        <w:t xml:space="preserve">potentially more impactful than improving knowledge or reducing uncertainty over</w:t>
+      </w:r>
+      <w:r>
+        <w:t xml:space="preserve"> </w:t>
+      </w:r>
+      <w:r>
+        <w:t xml:space="preserve">species ranges.</w:t>
       </w:r>
     </w:p>
     <w:p>
@@ -5631,7 +5694,7 @@
       </w:r>
     </w:p>
     <w:bookmarkEnd w:id="61"/>
-    <w:bookmarkStart w:id="201" w:name="references"/>
+    <w:bookmarkStart w:id="203" w:name="references"/>
     <w:p>
       <w:pPr>
         <w:pStyle w:val="Heading1"/>
@@ -5640,7 +5703,7 @@
         <w:t xml:space="preserve">References</w:t>
       </w:r>
     </w:p>
-    <w:bookmarkStart w:id="200" w:name="refs"/>
+    <w:bookmarkStart w:id="202" w:name="refs"/>
     <w:bookmarkStart w:id="63" w:name="ref-Abrego2021AccSpe"/>
     <w:p>
       <w:pPr>
@@ -7031,18 +7094,51 @@
       </w:hyperlink>
     </w:p>
     <w:bookmarkEnd w:id="158"/>
-    <w:bookmarkStart w:id="160" w:name="ref-Poisot2023GuiPre"/>
+    <w:bookmarkStart w:id="160" w:name="ref-Pires2017FriPar"/>
     <w:p>
       <w:pPr>
         <w:pStyle w:val="Bibliography"/>
       </w:pPr>
       <w:r>
+        <w:t xml:space="preserve">Pires MM, Marquitti FMD, Guimarães PR (2017) The friendship paradox in species-rich ecological networks:</w:t>
+      </w:r>
+      <w:r>
+        <w:t xml:space="preserve"> </w:t>
+      </w:r>
+      <w:r>
+        <w:t xml:space="preserve">Implications</w:t>
+      </w:r>
+      <w:r>
+        <w:t xml:space="preserve"> </w:t>
+      </w:r>
+      <w:r>
+        <w:t xml:space="preserve">for conservation and monitoring. Biological Conservation 209:245–252.</w:t>
+      </w:r>
+      <w:r>
+        <w:t xml:space="preserve"> </w:t>
+      </w:r>
+      <w:hyperlink r:id="rId159">
+        <w:r>
+          <w:rPr>
+            <w:rStyle w:val="Hyperlink"/>
+          </w:rPr>
+          <w:t xml:space="preserve">https://doi.org/10.1016/j.biocon.2017.02.026</w:t>
+        </w:r>
+      </w:hyperlink>
+    </w:p>
+    <w:bookmarkEnd w:id="160"/>
+    <w:bookmarkStart w:id="162" w:name="ref-Poisot2023GuiPre"/>
+    <w:p>
+      <w:pPr>
+        <w:pStyle w:val="Bibliography"/>
+      </w:pPr>
+      <w:r>
         <w:t xml:space="preserve">Poisot T (2023) Guidelines for the prediction of species interactions through binary classification. Methods in Ecology and Evolution 14:1333–1345.</w:t>
       </w:r>
       <w:r>
         <w:t xml:space="preserve"> </w:t>
       </w:r>
-      <w:hyperlink r:id="rId159">
+      <w:hyperlink r:id="rId161">
         <w:r>
           <w:rPr>
             <w:rStyle w:val="Hyperlink"/>
@@ -7051,8 +7147,8 @@
         </w:r>
       </w:hyperlink>
     </w:p>
-    <w:bookmarkEnd w:id="160"/>
-    <w:bookmarkStart w:id="162" w:name="ref-Poisot2021GloKno"/>
+    <w:bookmarkEnd w:id="162"/>
+    <w:bookmarkStart w:id="164" w:name="ref-Poisot2021GloKno"/>
     <w:p>
       <w:pPr>
         <w:pStyle w:val="Bibliography"/>
@@ -7063,7 +7159,7 @@
       <w:r>
         <w:t xml:space="preserve"> </w:t>
       </w:r>
-      <w:hyperlink r:id="rId161">
+      <w:hyperlink r:id="rId163">
         <w:r>
           <w:rPr>
             <w:rStyle w:val="Hyperlink"/>
@@ -7072,8 +7168,8 @@
         </w:r>
       </w:hyperlink>
     </w:p>
-    <w:bookmarkEnd w:id="162"/>
-    <w:bookmarkStart w:id="164" w:name="ref-Poisot2012DisSpe"/>
+    <w:bookmarkEnd w:id="164"/>
+    <w:bookmarkStart w:id="166" w:name="ref-Poisot2012DisSpe"/>
     <w:p>
       <w:pPr>
         <w:pStyle w:val="Bibliography"/>
@@ -7084,7 +7180,7 @@
       <w:r>
         <w:t xml:space="preserve"> </w:t>
       </w:r>
-      <w:hyperlink r:id="rId163">
+      <w:hyperlink r:id="rId165">
         <w:r>
           <w:rPr>
             <w:rStyle w:val="Hyperlink"/>
@@ -7093,8 +7189,8 @@
         </w:r>
       </w:hyperlink>
     </w:p>
-    <w:bookmarkEnd w:id="164"/>
-    <w:bookmarkStart w:id="166" w:name="ref-Poisot2015SpeWhy"/>
+    <w:bookmarkEnd w:id="166"/>
+    <w:bookmarkStart w:id="168" w:name="ref-Poisot2015SpeWhy"/>
     <w:p>
       <w:pPr>
         <w:pStyle w:val="Bibliography"/>
@@ -7105,7 +7201,7 @@
       <w:r>
         <w:t xml:space="preserve"> </w:t>
       </w:r>
-      <w:hyperlink r:id="rId165">
+      <w:hyperlink r:id="rId167">
         <w:r>
           <w:rPr>
             <w:rStyle w:val="Hyperlink"/>
@@ -7114,8 +7210,8 @@
         </w:r>
       </w:hyperlink>
     </w:p>
-    <w:bookmarkEnd w:id="166"/>
-    <w:bookmarkStart w:id="167" w:name="ref-Robertson2013BasBal"/>
+    <w:bookmarkEnd w:id="168"/>
+    <w:bookmarkStart w:id="169" w:name="ref-Robertson2013BasBal"/>
     <w:p>
       <w:pPr>
         <w:pStyle w:val="Bibliography"/>
@@ -7145,8 +7241,8 @@
         <w:t xml:space="preserve">acceptance sampling of natural resources. Biometrics 69:776–784</w:t>
       </w:r>
     </w:p>
-    <w:bookmarkEnd w:id="167"/>
-    <w:bookmarkStart w:id="169" w:name="ref-Robertson2024WelSam"/>
+    <w:bookmarkEnd w:id="169"/>
+    <w:bookmarkStart w:id="171" w:name="ref-Robertson2024WelSam"/>
     <w:p>
       <w:pPr>
         <w:pStyle w:val="Bibliography"/>
@@ -7157,7 +7253,7 @@
       <w:r>
         <w:t xml:space="preserve"> </w:t>
       </w:r>
-      <w:hyperlink r:id="rId168">
+      <w:hyperlink r:id="rId170">
         <w:r>
           <w:rPr>
             <w:rStyle w:val="Hyperlink"/>
@@ -7166,8 +7262,8 @@
         </w:r>
       </w:hyperlink>
     </w:p>
-    <w:bookmarkEnd w:id="169"/>
-    <w:bookmarkStart w:id="171" w:name="ref-Santana2025LarBio"/>
+    <w:bookmarkEnd w:id="171"/>
+    <w:bookmarkStart w:id="173" w:name="ref-Santana2025LarBio"/>
     <w:p>
       <w:pPr>
         <w:pStyle w:val="Bibliography"/>
@@ -7187,7 +7283,7 @@
       <w:r>
         <w:t xml:space="preserve"> </w:t>
       </w:r>
-      <w:hyperlink r:id="rId170">
+      <w:hyperlink r:id="rId172">
         <w:r>
           <w:rPr>
             <w:rStyle w:val="Hyperlink"/>
@@ -7196,8 +7292,8 @@
         </w:r>
       </w:hyperlink>
     </w:p>
-    <w:bookmarkEnd w:id="171"/>
-    <w:bookmarkStart w:id="173" w:name="ref-Santini2017AssSui"/>
+    <w:bookmarkEnd w:id="173"/>
+    <w:bookmarkStart w:id="175" w:name="ref-Santini2017AssSui"/>
     <w:p>
       <w:pPr>
         <w:pStyle w:val="Bibliography"/>
@@ -7208,7 +7304,7 @@
       <w:r>
         <w:t xml:space="preserve"> </w:t>
       </w:r>
-      <w:hyperlink r:id="rId172">
+      <w:hyperlink r:id="rId174">
         <w:r>
           <w:rPr>
             <w:rStyle w:val="Hyperlink"/>
@@ -7217,8 +7313,8 @@
         </w:r>
       </w:hyperlink>
     </w:p>
-    <w:bookmarkEnd w:id="173"/>
-    <w:bookmarkStart w:id="175" w:name="ref-Settles2009ActLea"/>
+    <w:bookmarkEnd w:id="175"/>
+    <w:bookmarkStart w:id="177" w:name="ref-Settles2009ActLea"/>
     <w:p>
       <w:pPr>
         <w:pStyle w:val="Bibliography"/>
@@ -7229,7 +7325,7 @@
       <w:r>
         <w:t xml:space="preserve"> </w:t>
       </w:r>
-      <w:hyperlink r:id="rId174">
+      <w:hyperlink r:id="rId176">
         <w:r>
           <w:rPr>
             <w:rStyle w:val="Hyperlink"/>
@@ -7253,8 +7349,8 @@
         <w:t xml:space="preserve">. University of Wisconsin-Madison Department of Computer Sciences</w:t>
       </w:r>
     </w:p>
-    <w:bookmarkEnd w:id="175"/>
-    <w:bookmarkStart w:id="177" w:name="ref-Smith-Ramesh2017GloSyn"/>
+    <w:bookmarkEnd w:id="177"/>
+    <w:bookmarkStart w:id="179" w:name="ref-Smith-Ramesh2017GloSyn"/>
     <w:p>
       <w:pPr>
         <w:pStyle w:val="Bibliography"/>
@@ -7265,7 +7361,7 @@
       <w:r>
         <w:t xml:space="preserve"> </w:t>
       </w:r>
-      <w:hyperlink r:id="rId176">
+      <w:hyperlink r:id="rId178">
         <w:r>
           <w:rPr>
             <w:rStyle w:val="Hyperlink"/>
@@ -7274,8 +7370,8 @@
         </w:r>
       </w:hyperlink>
     </w:p>
-    <w:bookmarkEnd w:id="177"/>
-    <w:bookmarkStart w:id="179" w:name="ref-Thompson2017DisGov"/>
+    <w:bookmarkEnd w:id="179"/>
+    <w:bookmarkStart w:id="181" w:name="ref-Thompson2017DisGov"/>
     <w:p>
       <w:pPr>
         <w:pStyle w:val="Bibliography"/>
@@ -7286,7 +7382,7 @@
       <w:r>
         <w:t xml:space="preserve"> </w:t>
       </w:r>
-      <w:hyperlink r:id="rId178">
+      <w:hyperlink r:id="rId180">
         <w:r>
           <w:rPr>
             <w:rStyle w:val="Hyperlink"/>
@@ -7295,8 +7391,8 @@
         </w:r>
       </w:hyperlink>
     </w:p>
-    <w:bookmarkEnd w:id="179"/>
-    <w:bookmarkStart w:id="181" w:name="ref-UnitedNations1992ConBio"/>
+    <w:bookmarkEnd w:id="181"/>
+    <w:bookmarkStart w:id="183" w:name="ref-UnitedNations1992ConBio"/>
     <w:p>
       <w:pPr>
         <w:pStyle w:val="Bibliography"/>
@@ -7307,7 +7403,7 @@
       <w:r>
         <w:t xml:space="preserve"> </w:t>
       </w:r>
-      <w:hyperlink r:id="rId180">
+      <w:hyperlink r:id="rId182">
         <w:r>
           <w:rPr>
             <w:rStyle w:val="Hyperlink"/>
@@ -7343,8 +7439,8 @@
         <w:t xml:space="preserve">. United Nations, New Yoek</w:t>
       </w:r>
     </w:p>
-    <w:bookmarkEnd w:id="181"/>
-    <w:bookmarkStart w:id="183" w:name="ref-Valente2022LanLan"/>
+    <w:bookmarkEnd w:id="183"/>
+    <w:bookmarkStart w:id="185" w:name="ref-Valente2022LanLan"/>
     <w:p>
       <w:pPr>
         <w:pStyle w:val="Bibliography"/>
@@ -7355,7 +7451,7 @@
       <w:r>
         <w:t xml:space="preserve"> </w:t>
       </w:r>
-      <w:hyperlink r:id="rId182">
+      <w:hyperlink r:id="rId184">
         <w:r>
           <w:rPr>
             <w:rStyle w:val="Hyperlink"/>
@@ -7364,8 +7460,8 @@
         </w:r>
       </w:hyperlink>
     </w:p>
-    <w:bookmarkEnd w:id="183"/>
-    <w:bookmarkStart w:id="185" w:name="ref-Valiente-Banuet2015SpeLos"/>
+    <w:bookmarkEnd w:id="185"/>
+    <w:bookmarkStart w:id="187" w:name="ref-Valiente-Banuet2015SpeLos"/>
     <w:p>
       <w:pPr>
         <w:pStyle w:val="Bibliography"/>
@@ -7376,7 +7472,7 @@
       <w:r>
         <w:t xml:space="preserve"> </w:t>
       </w:r>
-      <w:hyperlink r:id="rId184">
+      <w:hyperlink r:id="rId186">
         <w:r>
           <w:rPr>
             <w:rStyle w:val="Hyperlink"/>
@@ -7385,8 +7481,8 @@
         </w:r>
       </w:hyperlink>
     </w:p>
-    <w:bookmarkEnd w:id="185"/>
-    <w:bookmarkStart w:id="187" w:name="ref-vanDam-Bates2018UsiBal"/>
+    <w:bookmarkEnd w:id="187"/>
+    <w:bookmarkStart w:id="189" w:name="ref-vanDam-Bates2018UsiBal"/>
     <w:p>
       <w:pPr>
         <w:pStyle w:val="Bibliography"/>
@@ -7397,7 +7493,7 @@
       <w:r>
         <w:t xml:space="preserve"> </w:t>
       </w:r>
-      <w:hyperlink r:id="rId186">
+      <w:hyperlink r:id="rId188">
         <w:r>
           <w:rPr>
             <w:rStyle w:val="Hyperlink"/>
@@ -7406,8 +7502,8 @@
         </w:r>
       </w:hyperlink>
     </w:p>
-    <w:bookmarkEnd w:id="187"/>
-    <w:bookmarkStart w:id="189" w:name="ref-Vizentin-Bugoni2016InfSam"/>
+    <w:bookmarkEnd w:id="189"/>
+    <w:bookmarkStart w:id="191" w:name="ref-Vizentin-Bugoni2016InfSam"/>
     <w:p>
       <w:pPr>
         <w:pStyle w:val="Bibliography"/>
@@ -7430,7 +7526,7 @@
       <w:r>
         <w:t xml:space="preserve"> </w:t>
       </w:r>
-      <w:hyperlink r:id="rId188">
+      <w:hyperlink r:id="rId190">
         <w:r>
           <w:rPr>
             <w:rStyle w:val="Hyperlink"/>
@@ -7439,8 +7535,8 @@
         </w:r>
       </w:hyperlink>
     </w:p>
-    <w:bookmarkEnd w:id="189"/>
-    <w:bookmarkStart w:id="191" w:name="ref-Williams2000SimRul"/>
+    <w:bookmarkEnd w:id="191"/>
+    <w:bookmarkStart w:id="193" w:name="ref-Williams2000SimRul"/>
     <w:p>
       <w:pPr>
         <w:pStyle w:val="Bibliography"/>
@@ -7451,7 +7547,7 @@
       <w:r>
         <w:t xml:space="preserve"> </w:t>
       </w:r>
-      <w:hyperlink r:id="rId190">
+      <w:hyperlink r:id="rId192">
         <w:r>
           <w:rPr>
             <w:rStyle w:val="Hyperlink"/>
@@ -7460,8 +7556,8 @@
         </w:r>
       </w:hyperlink>
     </w:p>
-    <w:bookmarkEnd w:id="191"/>
-    <w:bookmarkStart w:id="193" w:name="ref-Williams2008SucIts"/>
+    <w:bookmarkEnd w:id="193"/>
+    <w:bookmarkStart w:id="195" w:name="ref-Williams2008SucIts"/>
     <w:p>
       <w:pPr>
         <w:pStyle w:val="Bibliography"/>
@@ -7472,7 +7568,7 @@
       <w:r>
         <w:t xml:space="preserve"> </w:t>
       </w:r>
-      <w:hyperlink r:id="rId192">
+      <w:hyperlink r:id="rId194">
         <w:r>
           <w:rPr>
             <w:rStyle w:val="Hyperlink"/>
@@ -7481,8 +7577,8 @@
         </w:r>
       </w:hyperlink>
     </w:p>
-    <w:bookmarkEnd w:id="193"/>
-    <w:bookmarkStart w:id="195" w:name="ref-Willig2023ProBio"/>
+    <w:bookmarkEnd w:id="195"/>
+    <w:bookmarkStart w:id="197" w:name="ref-Willig2023ProBio"/>
     <w:p>
       <w:pPr>
         <w:pStyle w:val="Bibliography"/>
@@ -7502,7 +7598,7 @@
       <w:r>
         <w:t xml:space="preserve"> </w:t>
       </w:r>
-      <w:hyperlink r:id="rId194">
+      <w:hyperlink r:id="rId196">
         <w:r>
           <w:rPr>
             <w:rStyle w:val="Hyperlink"/>
@@ -7511,8 +7607,8 @@
         </w:r>
       </w:hyperlink>
     </w:p>
-    <w:bookmarkEnd w:id="195"/>
-    <w:bookmarkStart w:id="197" w:name="ref-Windsor2023UsiEco"/>
+    <w:bookmarkEnd w:id="197"/>
+    <w:bookmarkStart w:id="199" w:name="ref-Windsor2023UsiEco"/>
     <w:p>
       <w:pPr>
         <w:pStyle w:val="Bibliography"/>
@@ -7523,7 +7619,7 @@
       <w:r>
         <w:t xml:space="preserve"> </w:t>
       </w:r>
-      <w:hyperlink r:id="rId196">
+      <w:hyperlink r:id="rId198">
         <w:r>
           <w:rPr>
             <w:rStyle w:val="Hyperlink"/>
@@ -7532,8 +7628,8 @@
         </w:r>
       </w:hyperlink>
     </w:p>
-    <w:bookmarkEnd w:id="197"/>
-    <w:bookmarkStart w:id="199" w:name="ref-Wood2015EffSpa"/>
+    <w:bookmarkEnd w:id="199"/>
+    <w:bookmarkStart w:id="201" w:name="ref-Wood2015EffSpa"/>
     <w:p>
       <w:pPr>
         <w:pStyle w:val="Bibliography"/>
@@ -7544,7 +7640,7 @@
       <w:r>
         <w:t xml:space="preserve"> </w:t>
       </w:r>
-      <w:hyperlink r:id="rId198">
+      <w:hyperlink r:id="rId200">
         <w:r>
           <w:rPr>
             <w:rStyle w:val="Hyperlink"/>
@@ -7553,9 +7649,9 @@
         </w:r>
       </w:hyperlink>
     </w:p>
-    <w:bookmarkEnd w:id="199"/>
-    <w:bookmarkEnd w:id="200"/>
     <w:bookmarkEnd w:id="201"/>
+    <w:bookmarkEnd w:id="202"/>
+    <w:bookmarkEnd w:id="203"/>
     <w:sectPr>
       <w:footnotePr>
         <w:numRestart w:val="eachSect"/>

--- a/index.docx
+++ b/index.docx
@@ -23,7 +23,7 @@
         <w:pStyle w:val="Abstract"/>
       </w:pPr>
       <w:r>
-        <w:t xml:space="preserve">Networks</w:t>
+        <w:t xml:space="preserve">Optimal monitoring strategies should be designed to efficiently monitor all essential facets of biodiversity. Yet, species interactions are often overlooked in monitoring designs compared to spatial coverage and species richness, partly due to the inherent difficulty of sampling and monitoring interactions compared to species distributions. Here, we used simulations to test the efficiency of monitoring species interactions and species richness within Biodiversity Observations Networks (BONs). We tested several methods for designing and optimizing BONs to monitor species interactions and examined efficiency when increasing the number of monitored sites. We showed that the required sampling effort is considerably higher for interactions, especially when considering that interaction realization and detection realistically depend on species abundance. Thus, expectations to monitor a relevant proportion of interactions within a BON should be lower than expectations to monitor its species. However, from a single-species perspective, optimizing monitoring designs based on a known species range proved an efficient strategy to retrieve its interactions, outperforming designs based on total species or interaction richness. Only optimizations based on detailed knowledge of where realized interactions occurred allowed bet`ter performance, highlighting the need for better knowledge of where interactions are likely to take place and integration of factors influencing interaction realization, such as species abundances, for further efficiency gains. Therefore, our results offer insights into defining realistic expectations for interaction monitoring. With the right target and optimization strategy, available information, such as species ranges, can guide observation network designs to monitor species interactions as central biodiversity components.</w:t>
       </w:r>
     </w:p>
     <w:bookmarkStart w:id="20" w:name="introduction"/>
@@ -5484,25 +5484,22 @@
         <w:t xml:space="preserve"> </w:t>
       </w:r>
       <w:r>
-        <w:t xml:space="preserve">information such as species or interaction richness [identified in contrast by</w:t>
-      </w:r>
-      <w:r>
-        <w:t xml:space="preserve"> </w:t>
-      </w:r>
-      <w:r>
-        <w:t xml:space="preserve">Willig et al. (2023)</w:t>
-      </w:r>
-      <w:r>
-        <w:t xml:space="preserve"> </w:t>
-      </w:r>
-      <w:r>
-        <w:t xml:space="preserve">as an efficient target to maximize to conserve multiple</w:t>
-      </w:r>
-      <w:r>
-        <w:t xml:space="preserve"> </w:t>
-      </w:r>
-      <w:r>
-        <w:t xml:space="preserve">biodiversity facets]. Optimizing based on the location of the realized</w:t>
+        <w:t xml:space="preserve">information such as species or interaction richness</w:t>
+      </w:r>
+      <w:r>
+        <w:t xml:space="preserve"> </w:t>
+      </w:r>
+      <w:r>
+        <w:t xml:space="preserve">(identified in contrast by Willig et al. 2023 as an efficient target to maximize to conserve multiple</w:t>
+      </w:r>
+      <w:r>
+        <w:t xml:space="preserve"> </w:t>
+      </w:r>
+      <w:r>
+        <w:t xml:space="preserve">biodiversity facets)</w:t>
+      </w:r>
+      <w:r>
+        <w:t xml:space="preserve">. Optimizing based on the location of the realized</w:t>
       </w:r>
       <w:r>
         <w:t xml:space="preserve"> </w:t>

--- a/index.docx
+++ b/index.docx
@@ -685,13 +685,13 @@
         <w:t xml:space="preserve"> </w:t>
       </w:r>
       <w:r>
-        <w:t xml:space="preserve">be much less than sampling for species. Sampling effort required to document</w:t>
-      </w:r>
-      <w:r>
-        <w:t xml:space="preserve"> </w:t>
-      </w:r>
-      <w:r>
-        <w:t xml:space="preserve">interactions is much higher than for species</w:t>
+        <w:t xml:space="preserve">be much less efficient than sampling for species. Sampling effort required to</w:t>
+      </w:r>
+      <w:r>
+        <w:t xml:space="preserve"> </w:t>
+      </w:r>
+      <w:r>
+        <w:t xml:space="preserve">document interactions is much higher than for species</w:t>
       </w:r>
       <w:r>
         <w:t xml:space="preserve"> </w:t>
@@ -757,7 +757,7 @@
         <w:t xml:space="preserve">(Henriksen et al. 2019)</w:t>
       </w:r>
       <w:r>
-        <w:t xml:space="preserve">. Quantitive frameworks exist to evaluate network</w:t>
+        <w:t xml:space="preserve">. Quantitative frameworks exist to evaluate network</w:t>
       </w:r>
       <w:r>
         <w:t xml:space="preserve"> </w:t>
@@ -882,25 +882,25 @@
         <w:t xml:space="preserve">(Poisot et al. 2015; Cirtwill et al. 2019; Catchen et al. 2023)</w:t>
       </w:r>
       <w:r>
-        <w:t xml:space="preserve">, and therefore the next is to consider how to optimize</w:t>
-      </w:r>
-      <w:r>
-        <w:t xml:space="preserve"> </w:t>
-      </w:r>
-      <w:r>
-        <w:t xml:space="preserve">monitoring for species interactions. Simulations have already in the been used</w:t>
-      </w:r>
-      <w:r>
-        <w:t xml:space="preserve"> </w:t>
-      </w:r>
-      <w:r>
-        <w:t xml:space="preserve">in the context of optimizing monitoring to: generate communities and evaluate</w:t>
-      </w:r>
-      <w:r>
-        <w:t xml:space="preserve"> </w:t>
-      </w:r>
-      <w:r>
-        <w:t xml:space="preserve">the potential of metrics to track biodiversity change</w:t>
+        <w:t xml:space="preserve">, and therefore the next step is to consider how to optimize</w:t>
+      </w:r>
+      <w:r>
+        <w:t xml:space="preserve"> </w:t>
+      </w:r>
+      <w:r>
+        <w:t xml:space="preserve">monitoring for species interactions. Simulations have already been used in the</w:t>
+      </w:r>
+      <w:r>
+        <w:t xml:space="preserve"> </w:t>
+      </w:r>
+      <w:r>
+        <w:t xml:space="preserve">context of optimizing monitoring to: generate communities and evaluate the</w:t>
+      </w:r>
+      <w:r>
+        <w:t xml:space="preserve"> </w:t>
+      </w:r>
+      <w:r>
+        <w:t xml:space="preserve">potential of metrics to track biodiversity change</w:t>
       </w:r>
       <w:r>
         <w:t xml:space="preserve"> </w:t>
@@ -909,19 +909,19 @@
         <w:t xml:space="preserve">(Santini et al. 2017)</w:t>
       </w:r>
       <w:r>
-        <w:t xml:space="preserve">,</w:t>
-      </w:r>
-      <w:r>
-        <w:t xml:space="preserve"> </w:t>
-      </w:r>
-      <w:r>
-        <w:t xml:space="preserve">simulate networks and sampling to evaluate effects on estimated metrics compared</w:t>
-      </w:r>
-      <w:r>
-        <w:t xml:space="preserve"> </w:t>
-      </w:r>
-      <w:r>
-        <w:t xml:space="preserve">to a known reference</w:t>
+        <w:t xml:space="preserve">, simulate</w:t>
+      </w:r>
+      <w:r>
+        <w:t xml:space="preserve"> </w:t>
+      </w:r>
+      <w:r>
+        <w:t xml:space="preserve">networks and sampling to evaluate effects on estimated metrics compared to a</w:t>
+      </w:r>
+      <w:r>
+        <w:t xml:space="preserve"> </w:t>
+      </w:r>
+      <w:r>
+        <w:t xml:space="preserve">known reference</w:t>
       </w:r>
       <w:r>
         <w:t xml:space="preserve"> </w:t>

--- a/index.docx
+++ b/index.docx
@@ -26,7 +26,7 @@
         <w:t xml:space="preserve">Optimal monitoring strategies should be designed to efficiently monitor all essential facets of biodiversity. Yet, species interactions are often overlooked in monitoring designs compared to spatial coverage and species richness, partly due to the inherent difficulty of sampling and monitoring interactions compared to species distributions. Here, we used simulations to test the efficiency of monitoring species interactions and species richness within Biodiversity Observations Networks (BONs). We tested several methods for designing and optimizing BONs to monitor species interactions and examined efficiency when increasing the number of monitored sites. We showed that the required sampling effort is considerably higher for interactions, especially when considering that interaction realization and detection realistically depend on species abundance. Thus, expectations to monitor a relevant proportion of interactions within a BON should be lower than expectations to monitor its species. However, from a single-species perspective, optimizing monitoring designs based on a known species range proved an efficient strategy to retrieve its interactions, outperforming designs based on total species or interaction richness. Only optimizations based on detailed knowledge of where realized interactions occurred allowed bet`ter performance, highlighting the need for better knowledge of where interactions are likely to take place and integration of factors influencing interaction realization, such as species abundances, for further efficiency gains. Therefore, our results offer insights into defining realistic expectations for interaction monitoring. With the right target and optimization strategy, available information, such as species ranges, can guide observation network designs to monitor species interactions as central biodiversity components.</w:t>
       </w:r>
     </w:p>
-    <w:bookmarkStart w:id="20" w:name="introduction"/>
+    <w:bookmarkStart w:id="9" w:name="introduction"/>
     <w:p>
       <w:pPr>
         <w:pStyle w:val="Heading1"/>
@@ -273,25 +273,40 @@
         <w:t xml:space="preserve"> </w:t>
       </w:r>
       <w:r>
-        <w:t xml:space="preserve">Recommendations for more effective spatial sampling design in Europe included</w:t>
-      </w:r>
-      <w:r>
-        <w:t xml:space="preserve"> </w:t>
-      </w:r>
-      <w:r>
-        <w:t xml:space="preserve">stratified random sampling (with stratification across environmental,</w:t>
-      </w:r>
-      <w:r>
-        <w:t xml:space="preserve"> </w:t>
-      </w:r>
-      <w:r>
-        <w:t xml:space="preserve">anthropogenic and political layers), incorporation of existing monitoring sites,</w:t>
-      </w:r>
-      <w:r>
-        <w:t xml:space="preserve"> </w:t>
-      </w:r>
-      <w:r>
-        <w:t xml:space="preserve">filling of spatial gaps, co-location of monitoring activities</w:t>
+        <w:t xml:space="preserve">Recommendations for more effective spatial sampling designs in Europe included</w:t>
+      </w:r>
+      <w:r>
+        <w:t xml:space="preserve"> </w:t>
+      </w:r>
+      <w:r>
+        <w:t xml:space="preserve">i) stratified random sampling (with stratification across environmental,</w:t>
+      </w:r>
+      <w:r>
+        <w:t xml:space="preserve"> </w:t>
+      </w:r>
+      <w:r>
+        <w:t xml:space="preserve">anthropogenic and political gradients or</w:t>
+      </w:r>
+      <w:r>
+        <w:t xml:space="preserve"> </w:t>
+      </w:r>
+      <w:r>
+        <w:t xml:space="preserve">classes</w:t>
+      </w:r>
+      <w:r>
+        <w:t xml:space="preserve">),</w:t>
+      </w:r>
+      <w:r>
+        <w:t xml:space="preserve"> </w:t>
+      </w:r>
+      <w:r>
+        <w:t xml:space="preserve">ii) incorporation of existing monitoring sites, iii) filling of spatial gaps,</w:t>
+      </w:r>
+      <w:r>
+        <w:t xml:space="preserve"> </w:t>
+      </w:r>
+      <w:r>
+        <w:t xml:space="preserve">iv) and co-location of monitoring activities</w:t>
       </w:r>
       <w:r>
         <w:t xml:space="preserve"> </w:t>
@@ -300,25 +315,31 @@
         <w:t xml:space="preserve">(Kissling et al. 2024)</w:t>
       </w:r>
       <w:r>
-        <w:t xml:space="preserve">. Ecological monitoring design relies on site selection</w:t>
-      </w:r>
-      <w:r>
-        <w:t xml:space="preserve"> </w:t>
-      </w:r>
-      <w:r>
-        <w:t xml:space="preserve">algorithms more often discussed regarding their capacity to achieve spatial</w:t>
-      </w:r>
-      <w:r>
-        <w:t xml:space="preserve"> </w:t>
-      </w:r>
-      <w:r>
-        <w:t xml:space="preserve">balance and representative samples, and less frequently with an evaluation to</w:t>
-      </w:r>
-      <w:r>
-        <w:t xml:space="preserve"> </w:t>
-      </w:r>
-      <w:r>
-        <w:t xml:space="preserve">performance to achieve an ecological monitoring goal</w:t>
+        <w:t xml:space="preserve">.</w:t>
+      </w:r>
+      <w:r>
+        <w:t xml:space="preserve"> </w:t>
+      </w:r>
+      <w:r>
+        <w:t xml:space="preserve">Ecological monitoring design relies on site selection algorithms more often</w:t>
+      </w:r>
+      <w:r>
+        <w:t xml:space="preserve"> </w:t>
+      </w:r>
+      <w:r>
+        <w:t xml:space="preserve">discussed regarding their capacity to achieve spatial balance and representative</w:t>
+      </w:r>
+      <w:r>
+        <w:t xml:space="preserve"> </w:t>
+      </w:r>
+      <w:r>
+        <w:t xml:space="preserve">samples, and less frequently with an evaluation to performance to achieve an</w:t>
+      </w:r>
+      <w:r>
+        <w:t xml:space="preserve"> </w:t>
+      </w:r>
+      <w:r>
+        <w:t xml:space="preserve">ecological monitoring goal</w:t>
       </w:r>
       <w:r>
         <w:t xml:space="preserve"> </w:t>
@@ -333,13 +354,13 @@
         <w:t xml:space="preserve"> </w:t>
       </w:r>
       <w:r>
-        <w:t xml:space="preserve">Species richness is the most commonly used biodiversity measure in monitoring</w:t>
-      </w:r>
-      <w:r>
-        <w:t xml:space="preserve"> </w:t>
-      </w:r>
-      <w:r>
-        <w:t xml:space="preserve">contexts</w:t>
+        <w:t xml:space="preserve">For instance, species richness is the most commonly used biodiversity measure in</w:t>
+      </w:r>
+      <w:r>
+        <w:t xml:space="preserve"> </w:t>
+      </w:r>
+      <w:r>
+        <w:t xml:space="preserve">monitoring contexts</w:t>
       </w:r>
       <w:r>
         <w:t xml:space="preserve"> </w:t>
@@ -348,19 +369,25 @@
         <w:t xml:space="preserve">(Hillebrand et al. 2018)</w:t>
       </w:r>
       <w:r>
-        <w:t xml:space="preserve">, including in discussions over sampling</w:t>
-      </w:r>
-      <w:r>
-        <w:t xml:space="preserve"> </w:t>
-      </w:r>
-      <w:r>
-        <w:t xml:space="preserve">designs. Maximising species richness can be an efficient strategy to design</w:t>
-      </w:r>
-      <w:r>
-        <w:t xml:space="preserve"> </w:t>
-      </w:r>
-      <w:r>
-        <w:t xml:space="preserve">conservation networks while also capturing functional and phylogenetic diversity</w:t>
+        <w:t xml:space="preserve">, including in discussions over</w:t>
+      </w:r>
+      <w:r>
+        <w:t xml:space="preserve"> </w:t>
+      </w:r>
+      <w:r>
+        <w:t xml:space="preserve">sampling designs, because maximising species richness can be an efficient</w:t>
+      </w:r>
+      <w:r>
+        <w:t xml:space="preserve"> </w:t>
+      </w:r>
+      <w:r>
+        <w:t xml:space="preserve">strategy to design conservation networks while also capturing functional and</w:t>
+      </w:r>
+      <w:r>
+        <w:t xml:space="preserve"> </w:t>
+      </w:r>
+      <w:r>
+        <w:t xml:space="preserve">phylogenetic diversity</w:t>
       </w:r>
       <w:r>
         <w:t xml:space="preserve"> </w:t>
@@ -369,25 +396,34 @@
         <w:t xml:space="preserve">(Willig et al. 2023)</w:t>
       </w:r>
       <w:r>
-        <w:t xml:space="preserve">. However, the use of species richness to measure</w:t>
-      </w:r>
-      <w:r>
-        <w:t xml:space="preserve"> </w:t>
-      </w:r>
-      <w:r>
-        <w:t xml:space="preserve">biodiversity change and guide biological conservation has been criticized,</w:t>
-      </w:r>
-      <w:r>
-        <w:t xml:space="preserve"> </w:t>
-      </w:r>
-      <w:r>
-        <w:t xml:space="preserve">mainly since trends in species richness do not properly capture local changes</w:t>
-      </w:r>
-      <w:r>
-        <w:t xml:space="preserve"> </w:t>
-      </w:r>
-      <w:r>
-        <w:t xml:space="preserve">through time as diagnostic indicators should</w:t>
+        <w:t xml:space="preserve">. However, the use of species richness</w:t>
+      </w:r>
+      <w:r>
+        <w:t xml:space="preserve"> </w:t>
+      </w:r>
+      <w:r>
+        <w:t xml:space="preserve">to measure biodiversity change and guide biological conservation has been</w:t>
+      </w:r>
+      <w:r>
+        <w:t xml:space="preserve"> </w:t>
+      </w:r>
+      <w:r>
+        <w:t xml:space="preserve">criticized, mainly since trends in species richness do not properly capture</w:t>
+      </w:r>
+      <w:r>
+        <w:t xml:space="preserve"> </w:t>
+      </w:r>
+      <w:r>
+        <w:t xml:space="preserve">local changes through time as diagnostic indicators</w:t>
+      </w:r>
+      <w:r>
+        <w:t xml:space="preserve"> </w:t>
+      </w:r>
+      <w:r>
+        <w:t xml:space="preserve"> </w:t>
+      </w:r>
+      <w:r>
+        <w:t xml:space="preserve">should</w:t>
       </w:r>
       <w:r>
         <w:t xml:space="preserve"> </w:t>
@@ -396,13 +432,19 @@
         <w:t xml:space="preserve">(Hillebrand et al. 2018, 2025)</w:t>
       </w:r>
       <w:r>
-        <w:t xml:space="preserve">, while also neglecting species identities and not</w:t>
-      </w:r>
-      <w:r>
-        <w:t xml:space="preserve"> </w:t>
-      </w:r>
-      <w:r>
-        <w:t xml:space="preserve">providing information on persistence of biodiversity and ecosystem services</w:t>
+        <w:t xml:space="preserve">, while also neglecting species identities and functional</w:t>
+      </w:r>
+      <w:r>
+        <w:t xml:space="preserve"> </w:t>
+      </w:r>
+      <w:r>
+        <w:t xml:space="preserve">roles and not providing information on persistence of biodiversity and ecosystem</w:t>
+      </w:r>
+      <w:r>
+        <w:t xml:space="preserve"> </w:t>
+      </w:r>
+      <w:r>
+        <w:t xml:space="preserve">services</w:t>
       </w:r>
       <w:r>
         <w:t xml:space="preserve"> </w:t>
@@ -419,7 +461,7 @@
         <w:pStyle w:val="BodyText"/>
       </w:pPr>
       <w:r>
-        <w:t xml:space="preserve">Species interactions are known to be a central component of biodiversity</w:t>
+        <w:t xml:space="preserve">Species interactions are a central component of biodiversity</w:t>
       </w:r>
       <w:r>
         <w:t xml:space="preserve"> </w:t>
@@ -428,16 +470,25 @@
         <w:t xml:space="preserve">(McCann 2007; Valiente-Banuet et al. 2015; Harvey et al. 2017)</w:t>
       </w:r>
       <w:r>
-        <w:t xml:space="preserve"> </w:t>
-      </w:r>
-      <w:r>
-        <w:t xml:space="preserve">, with their</w:t>
-      </w:r>
-      <w:r>
-        <w:t xml:space="preserve"> </w:t>
-      </w:r>
-      <w:r>
-        <w:t xml:space="preserve">own spatial and macro-ecological dynamics</w:t>
+        <w:t xml:space="preserve">, can mediate</w:t>
+      </w:r>
+      <w:r>
+        <w:t xml:space="preserve"> </w:t>
+      </w:r>
+      <w:r>
+        <w:t xml:space="preserve">community and ecosystem responses to change</w:t>
+      </w:r>
+      <w:r>
+        <w:t xml:space="preserve"> </w:t>
+      </w:r>
+      <w:r>
+        <w:t xml:space="preserve"> </w:t>
+      </w:r>
+      <w:r>
+        <w:t xml:space="preserve">(Garzke et al. 2019)</w:t>
+      </w:r>
+      <w:r>
+        <w:t xml:space="preserve">, and have their own spatial and macro-ecological dynamics</w:t>
       </w:r>
       <w:r>
         <w:t xml:space="preserve"> </w:t>
@@ -446,19 +497,13 @@
         <w:t xml:space="preserve">(Baiser et al. 2019; Mestre et al. 2022; Windsor et al. 2023; Dansereau et al. 2024)</w:t>
       </w:r>
       <w:r>
-        <w:t xml:space="preserve">. We now have</w:t>
-      </w:r>
-      <w:r>
-        <w:t xml:space="preserve"> </w:t>
-      </w:r>
-      <w:r>
-        <w:t xml:space="preserve">sufficient conceptual tools to better appreciate the value added that species</w:t>
-      </w:r>
-      <w:r>
-        <w:t xml:space="preserve"> </w:t>
-      </w:r>
-      <w:r>
-        <w:t xml:space="preserve">interactions provide to efficient management actions</w:t>
+        <w:t xml:space="preserve">. We now have sufficient conceptual tools to support the</w:t>
+      </w:r>
+      <w:r>
+        <w:t xml:space="preserve"> </w:t>
+      </w:r>
+      <w:r>
+        <w:t xml:space="preserve">added value of species interactions in designing efficient management actions</w:t>
       </w:r>
       <w:r>
         <w:t xml:space="preserve"> </w:t>
@@ -467,13 +512,22 @@
         <w:t xml:space="preserve">(Dansereau et al. 2025; Moracho et al. 2025)</w:t>
       </w:r>
       <w:r>
-        <w:t xml:space="preserve">. However, species interactions are still considered to</w:t>
-      </w:r>
-      <w:r>
-        <w:t xml:space="preserve"> </w:t>
-      </w:r>
-      <w:r>
-        <w:t xml:space="preserve">undergo a biodiversity shortfall, due to a lack of data at global scales</w:t>
+        <w:t xml:space="preserve">. However, species interactions are</w:t>
+      </w:r>
+      <w:r>
+        <w:t xml:space="preserve"> </w:t>
+      </w:r>
+      <w:r>
+        <w:t xml:space="preserve">still considered to undergo a biodiversity shortfall</w:t>
+      </w:r>
+      <w:r>
+        <w:t xml:space="preserve">,</w:t>
+      </w:r>
+      <w:r>
+        <w:t xml:space="preserve"> </w:t>
+      </w:r>
+      <w:r>
+        <w:t xml:space="preserve">due to a lack of data at global scales</w:t>
       </w:r>
       <w:r>
         <w:t xml:space="preserve"> </w:t>
@@ -482,16 +536,19 @@
         <w:t xml:space="preserve">(Hortal et al. 2015)</w:t>
       </w:r>
       <w:r>
-        <w:t xml:space="preserve"> </w:t>
-      </w:r>
-      <w:r>
-        <w:t xml:space="preserve">as well as a fragmentation of type of interactions for which</w:t>
-      </w:r>
-      <w:r>
-        <w:t xml:space="preserve"> </w:t>
-      </w:r>
-      <w:r>
-        <w:t xml:space="preserve">data are available across locations and environments</w:t>
+        <w:t xml:space="preserve">, as well as the</w:t>
+      </w:r>
+      <w:r>
+        <w:t xml:space="preserve"> </w:t>
+      </w:r>
+      <w:r>
+        <w:t xml:space="preserve">uneven data availability across different interaction types, geographical</w:t>
+      </w:r>
+      <w:r>
+        <w:t xml:space="preserve"> </w:t>
+      </w:r>
+      <w:r>
+        <w:t xml:space="preserve">locations and environments</w:t>
       </w:r>
       <w:r>
         <w:t xml:space="preserve"> </w:t>
@@ -506,13 +563,16 @@
         <w:t xml:space="preserve"> </w:t>
       </w:r>
       <w:r>
+        <w:t xml:space="preserve"> </w:t>
+      </w:r>
+      <w:r>
         <w:t xml:space="preserve">Species interactions represent a critical component of ecosystem functioning and</w:t>
       </w:r>
       <w:r>
         <w:t xml:space="preserve"> </w:t>
       </w:r>
       <w:r>
-        <w:t xml:space="preserve">health, yet may be lost faster than species</w:t>
+        <w:t xml:space="preserve">health, yet may be lost (or change) faster than species</w:t>
       </w:r>
       <w:r>
         <w:t xml:space="preserve"> </w:t>
@@ -521,19 +581,237 @@
         <w:t xml:space="preserve">(Valiente-Banuet et al. 2015)</w:t>
       </w:r>
       <w:r>
+        <w:t xml:space="preserve">. Monitoring interactions is more informative</w:t>
+      </w:r>
+      <w:r>
+        <w:t xml:space="preserve"> </w:t>
+      </w:r>
+      <w:r>
+        <w:t xml:space="preserve">regarding ecosystem functions than monitoring species richness</w:t>
+      </w:r>
+      <w:r>
+        <w:t xml:space="preserve"> </w:t>
+      </w:r>
+      <w:r>
+        <w:t xml:space="preserve">(Jordano 2016)</w:t>
+      </w:r>
+      <w:r>
+        <w:t xml:space="preserve">. Network responses may be different from species richness</w:t>
+      </w:r>
+      <w:r>
+        <w:t xml:space="preserve"> </w:t>
+      </w:r>
+      <w:r>
+        <w:t xml:space="preserve">(e.g. Doré et al. 2021)</w:t>
+      </w:r>
+      <w:r>
+        <w:t xml:space="preserve">, emphasizing the need for ecological monitoring to</w:t>
+      </w:r>
+      <w:r>
+        <w:t xml:space="preserve"> </w:t>
+      </w:r>
+      <w:r>
+        <w:t xml:space="preserve">consider interactions, not just species richness. Species interactions can also</w:t>
+      </w:r>
+      <w:r>
+        <w:t xml:space="preserve"> </w:t>
+      </w:r>
+      <w:r>
+        <w:t xml:space="preserve">improve our ability to predict responses to climate change</w:t>
+      </w:r>
+      <w:r>
+        <w:t xml:space="preserve"> </w:t>
+      </w:r>
+      <w:r>
+        <w:t xml:space="preserve">(Abrego et al. 2021)</w:t>
+      </w:r>
+      <w:r>
         <w:t xml:space="preserve">.</w:t>
       </w:r>
       <w:r>
         <w:t xml:space="preserve"> </w:t>
       </w:r>
       <w:r>
-        <w:t xml:space="preserve">Monitoring interactions is more informative regarding ecosystem functions than</w:t>
-      </w:r>
-      <w:r>
-        <w:t xml:space="preserve"> </w:t>
-      </w:r>
-      <w:r>
-        <w:t xml:space="preserve">monitoring species richness or using EBVs</w:t>
+        <w:t xml:space="preserve">For both these reasons, sampling designs should incorporate considerations for</w:t>
+      </w:r>
+      <w:r>
+        <w:t xml:space="preserve"> </w:t>
+      </w:r>
+      <w:r>
+        <w:t xml:space="preserve">species interactions.</w:t>
+      </w:r>
+    </w:p>
+    <w:p>
+      <w:pPr>
+        <w:pStyle w:val="BodyText"/>
+      </w:pPr>
+      <w:r>
+        <w:t xml:space="preserve">Prior investigations of interaction sampling did not address how efficiently we</w:t>
+      </w:r>
+      <w:r>
+        <w:t xml:space="preserve"> </w:t>
+      </w:r>
+      <w:r>
+        <w:t xml:space="preserve">should expect to monitor interactions within the BON framework, nor did studies</w:t>
+      </w:r>
+      <w:r>
+        <w:t xml:space="preserve"> </w:t>
+      </w:r>
+      <w:r>
+        <w:t xml:space="preserve">on the effectiveness of BONs pay particular attention to the sampling of species</w:t>
+      </w:r>
+      <w:r>
+        <w:t xml:space="preserve"> </w:t>
+      </w:r>
+      <w:r>
+        <w:t xml:space="preserve">interactions. Instead, much focus has been given on how to assess sampling</w:t>
+      </w:r>
+      <w:r>
+        <w:t xml:space="preserve"> </w:t>
+      </w:r>
+      <w:r>
+        <w:t xml:space="preserve">completeness</w:t>
+      </w:r>
+      <w:r>
+        <w:t xml:space="preserve"> </w:t>
+      </w:r>
+      <w:r>
+        <w:t xml:space="preserve">(e.g. Chacoff et al. 2012)</w:t>
+      </w:r>
+      <w:r>
+        <w:t xml:space="preserve"> </w:t>
+      </w:r>
+      <w:r>
+        <w:t xml:space="preserve">and how sampling effort affects network</w:t>
+      </w:r>
+      <w:r>
+        <w:t xml:space="preserve"> </w:t>
+      </w:r>
+      <w:r>
+        <w:t xml:space="preserve">properties</w:t>
+      </w:r>
+      <w:r>
+        <w:t xml:space="preserve"> </w:t>
+      </w:r>
+      <w:r>
+        <w:t xml:space="preserve">(e.g., McLeod et al. 2021)</w:t>
+      </w:r>
+      <w:r>
+        <w:t xml:space="preserve">. Recent empirical</w:t>
+      </w:r>
+      <w:r>
+        <w:t xml:space="preserve"> </w:t>
+      </w:r>
+      <w:r>
+        <w:t xml:space="preserve">(Caron et al. 2024)</w:t>
+      </w:r>
+      <w:r>
+        <w:t xml:space="preserve"> </w:t>
+      </w:r>
+      <w:r>
+        <w:t xml:space="preserve">and</w:t>
+      </w:r>
+      <w:r>
+        <w:t xml:space="preserve"> </w:t>
+      </w:r>
+      <w:r>
+        <w:t xml:space="preserve">theoretical</w:t>
+      </w:r>
+      <w:r>
+        <w:t xml:space="preserve"> </w:t>
+      </w:r>
+      <w:r>
+        <w:t xml:space="preserve">(Poisot 2023)</w:t>
+      </w:r>
+      <w:r>
+        <w:t xml:space="preserve"> </w:t>
+      </w:r>
+      <w:r>
+        <w:t xml:space="preserve">results have established that knowing the</w:t>
+      </w:r>
+      <w:r>
+        <w:t xml:space="preserve"> </w:t>
+      </w:r>
+      <w:r>
+        <w:t xml:space="preserve">network structure does not always allow to know the list of interactions (and</w:t>
+      </w:r>
+      <w:r>
+        <w:t xml:space="preserve"> </w:t>
+      </w:r>
+      <w:r>
+        <w:t xml:space="preserve">vice versa), therefore justifying the need to sample interactions as their own</w:t>
+      </w:r>
+      <w:r>
+        <w:t xml:space="preserve"> </w:t>
+      </w:r>
+      <w:r>
+        <w:t xml:space="preserve">biological</w:t>
+      </w:r>
+      <w:r>
+        <w:t xml:space="preserve"> </w:t>
+      </w:r>
+      <w:r>
+        <w:t xml:space="preserve">entities</w:t>
+      </w:r>
+      <w:r>
+        <w:t xml:space="preserve">.</w:t>
+      </w:r>
+      <w:r>
+        <w:t xml:space="preserve"> </w:t>
+      </w:r>
+      <w:r>
+        <w:t xml:space="preserve">A central challenge with the sampling of interactions is that the sampling</w:t>
+      </w:r>
+      <w:r>
+        <w:t xml:space="preserve"> </w:t>
+      </w:r>
+      <w:r>
+        <w:t xml:space="preserve">effort required to document interactions is much higher than for species</w:t>
+      </w:r>
+      <w:r>
+        <w:t xml:space="preserve"> </w:t>
+      </w:r>
+      <w:r>
+        <w:t xml:space="preserve">(e.g.</w:t>
+      </w:r>
+      <w:r>
+        <w:t xml:space="preserve"> </w:t>
+      </w:r>
+      <w:r>
+        <w:t xml:space="preserve">500% vs 64% in Chacoff et al. 2012)</w:t>
+      </w:r>
+      <w:r>
+        <w:t xml:space="preserve">. Also, evaluating sampling completeness for</w:t>
+      </w:r>
+      <w:r>
+        <w:t xml:space="preserve"> </w:t>
+      </w:r>
+      <w:r>
+        <w:t xml:space="preserve">interactions is more complex than for species. In addition to the analysis of</w:t>
+      </w:r>
+      <w:r>
+        <w:t xml:space="preserve"> </w:t>
+      </w:r>
+      <w:r>
+        <w:t xml:space="preserve">sampling robustness, it requires assessing the proportion of forbidden links</w:t>
+      </w:r>
+      <w:r>
+        <w:t xml:space="preserve"> </w:t>
+      </w:r>
+      <w:r>
+        <w:t xml:space="preserve">(i.e. links that cannot occur) due to life history or morphological</w:t>
+      </w:r>
+      <w:r>
+        <w:t xml:space="preserve"> </w:t>
+      </w:r>
+      <w:r>
+        <w:t xml:space="preserve">restrictions, which in turn requires knowledge of species natural history and</w:t>
+      </w:r>
+      <w:r>
+        <w:t xml:space="preserve"> </w:t>
+      </w:r>
+      <w:r>
+        <w:t xml:space="preserve">traits</w:t>
       </w:r>
       <w:r>
         <w:t xml:space="preserve"> </w:t>
@@ -542,55 +820,82 @@
         <w:t xml:space="preserve">(Jordano 2016)</w:t>
       </w:r>
       <w:r>
-        <w:t xml:space="preserve">. Network</w:t>
-      </w:r>
-      <w:r>
-        <w:t xml:space="preserve"> </w:t>
-      </w:r>
-      <w:r>
-        <w:t xml:space="preserve">responses may be different from species richness</w:t>
-      </w:r>
-      <w:r>
-        <w:t xml:space="preserve"> </w:t>
-      </w:r>
-      <w:r>
-        <w:t xml:space="preserve">(e.g. Doré et al. 2021)</w:t>
-      </w:r>
-      <w:r>
-        <w:t xml:space="preserve">,</w:t>
-      </w:r>
-      <w:r>
-        <w:t xml:space="preserve"> </w:t>
-      </w:r>
-      <w:r>
-        <w:t xml:space="preserve">emphasizing the need for ecological monitoring to consider interactions, not</w:t>
-      </w:r>
-      <w:r>
-        <w:t xml:space="preserve"> </w:t>
-      </w:r>
-      <w:r>
-        <w:t xml:space="preserve">just species richness. Species interactions can also improve our ability to</w:t>
-      </w:r>
-      <w:r>
-        <w:t xml:space="preserve"> </w:t>
-      </w:r>
-      <w:r>
-        <w:t xml:space="preserve">predict responses to climate change</w:t>
-      </w:r>
-      <w:r>
-        <w:t xml:space="preserve"> </w:t>
-      </w:r>
-      <w:r>
-        <w:t xml:space="preserve">(Abrego et al. 2021)</w:t>
-      </w:r>
-      <w:r>
-        <w:t xml:space="preserve">. For both these reasons,</w:t>
-      </w:r>
-      <w:r>
-        <w:t xml:space="preserve"> </w:t>
-      </w:r>
-      <w:r>
-        <w:t xml:space="preserve">sampling designs should incorporate considerations for species interactions.</w:t>
+        <w:t xml:space="preserve">. While some quantitative network properties such as</w:t>
+      </w:r>
+      <w:r>
+        <w:t xml:space="preserve"> </w:t>
+      </w:r>
+      <w:r>
+        <w:t xml:space="preserve">connectance are less affected by sampling completeness, network composition and</w:t>
+      </w:r>
+      <w:r>
+        <w:t xml:space="preserve"> </w:t>
+      </w:r>
+      <w:r>
+        <w:t xml:space="preserve">binary measurements derived from it</w:t>
+      </w:r>
+      <w:r>
+        <w:t xml:space="preserve"> </w:t>
+      </w:r>
+      <w:r>
+        <w:t xml:space="preserve"> </w:t>
+      </w:r>
+      <w:r>
+        <w:t xml:space="preserve">(e.g. number of</w:t>
+      </w:r>
+      <w:r>
+        <w:t xml:space="preserve"> </w:t>
+      </w:r>
+      <w:r>
+        <w:t xml:space="preserve">links, Vizentin-Bugoni et al. 2016; Poisot et al. 2012)</w:t>
+      </w:r>
+      <w:r>
+        <w:t xml:space="preserve"> </w:t>
+      </w:r>
+      <w:r>
+        <w:t xml:space="preserve">will vary widely if</w:t>
+      </w:r>
+      <w:r>
+        <w:t xml:space="preserve"> </w:t>
+      </w:r>
+      <w:r>
+        <w:t xml:space="preserve">interactions are missed. Small networks are also more sensitive to undersampling</w:t>
+      </w:r>
+      <w:r>
+        <w:t xml:space="preserve"> </w:t>
+      </w:r>
+      <w:r>
+        <w:t xml:space="preserve">than larger ones</w:t>
+      </w:r>
+      <w:r>
+        <w:t xml:space="preserve"> </w:t>
+      </w:r>
+      <w:r>
+        <w:t xml:space="preserve">(Henriksen et al. 2019)</w:t>
+      </w:r>
+      <w:r>
+        <w:t xml:space="preserve">. Quantitative frameworks exist to</w:t>
+      </w:r>
+      <w:r>
+        <w:t xml:space="preserve"> </w:t>
+      </w:r>
+      <w:r>
+        <w:t xml:space="preserve">evaluate network taxonomic, functional and phylogenetic diversity from</w:t>
+      </w:r>
+      <w:r>
+        <w:t xml:space="preserve"> </w:t>
+      </w:r>
+      <w:r>
+        <w:t xml:space="preserve">incomplete samples</w:t>
+      </w:r>
+      <w:r>
+        <w:t xml:space="preserve"> </w:t>
+      </w:r>
+      <w:r>
+        <w:t xml:space="preserve">(Chiu et al. 2023)</w:t>
+      </w:r>
+      <w:r>
+        <w:t xml:space="preserve">.</w:t>
       </w:r>
     </w:p>
     <w:p>
@@ -598,148 +903,79 @@
         <w:pStyle w:val="BodyText"/>
       </w:pPr>
       <w:r>
-        <w:t xml:space="preserve">Prior investigations of interaction sampling do not address how efficiently we</w:t>
-      </w:r>
-      <w:r>
-        <w:t xml:space="preserve"> </w:t>
-      </w:r>
-      <w:r>
-        <w:t xml:space="preserve">should expect to monitor interactions within the BON framework, nor did studies</w:t>
-      </w:r>
-      <w:r>
-        <w:t xml:space="preserve"> </w:t>
-      </w:r>
-      <w:r>
-        <w:t xml:space="preserve">on the effectiveness of BONs pay particular attention to the sampling of species</w:t>
-      </w:r>
-      <w:r>
-        <w:t xml:space="preserve"> </w:t>
-      </w:r>
-      <w:r>
-        <w:t xml:space="preserve">interactions. Much focus has been given on how to assess sampling completeness</w:t>
-      </w:r>
-      <w:r>
-        <w:t xml:space="preserve"> </w:t>
-      </w:r>
-      <w:r>
-        <w:t xml:space="preserve">(e.g. Chacoff et al. 2012)</w:t>
-      </w:r>
-      <w:r>
-        <w:t xml:space="preserve"> </w:t>
-      </w:r>
-      <w:r>
-        <w:t xml:space="preserve">and how sampling effort affects network properties</w:t>
-      </w:r>
-      <w:r>
-        <w:t xml:space="preserve"> </w:t>
-      </w:r>
-      <w:r>
-        <w:t xml:space="preserve">(e.g., McLeod et al. 2021)</w:t>
-      </w:r>
-      <w:r>
-        <w:t xml:space="preserve">. Recent empirical</w:t>
-      </w:r>
-      <w:r>
-        <w:t xml:space="preserve"> </w:t>
-      </w:r>
-      <w:r>
-        <w:t xml:space="preserve">(Caron et al. 2024)</w:t>
-      </w:r>
-      <w:r>
-        <w:t xml:space="preserve"> </w:t>
-      </w:r>
-      <w:r>
-        <w:t xml:space="preserve">and theoretical</w:t>
-      </w:r>
-      <w:r>
-        <w:t xml:space="preserve"> </w:t>
-      </w:r>
-      <w:r>
-        <w:t xml:space="preserve">(Poisot 2023)</w:t>
-      </w:r>
-      <w:r>
-        <w:t xml:space="preserve"> </w:t>
-      </w:r>
-      <w:r>
-        <w:t xml:space="preserve">results have established that knowing the network structure</w:t>
-      </w:r>
-      <w:r>
-        <w:t xml:space="preserve"> </w:t>
-      </w:r>
-      <w:r>
-        <w:t xml:space="preserve">does not always allow to know the list of interactions (and vice versa),</w:t>
-      </w:r>
-      <w:r>
-        <w:t xml:space="preserve"> </w:t>
-      </w:r>
-      <w:r>
-        <w:t xml:space="preserve">therefore justifying the need to sample interactions as their own biological</w:t>
-      </w:r>
-      <w:r>
-        <w:t xml:space="preserve"> </w:t>
-      </w:r>
-      <w:r>
-        <w:t xml:space="preserve">entities. A central challenge with the sampling of interactions is that it can</w:t>
-      </w:r>
-      <w:r>
-        <w:t xml:space="preserve"> </w:t>
-      </w:r>
-      <w:r>
-        <w:t xml:space="preserve">be much less efficient than sampling for species. Sampling effort required to</w:t>
-      </w:r>
-      <w:r>
-        <w:t xml:space="preserve"> </w:t>
-      </w:r>
-      <w:r>
-        <w:t xml:space="preserve">document interactions is much higher than for species</w:t>
-      </w:r>
-      <w:r>
-        <w:t xml:space="preserve"> </w:t>
-      </w:r>
-      <w:r>
-        <w:t xml:space="preserve">(e.g. 500% vs 64% in Chacoff et al. 2012)</w:t>
-      </w:r>
-      <w:r>
-        <w:t xml:space="preserve">. Evaluating sampling completeness requires assessing the</w:t>
-      </w:r>
-      <w:r>
-        <w:t xml:space="preserve"> </w:t>
-      </w:r>
-      <w:r>
-        <w:t xml:space="preserve">proportion of forbidden links due to life history restrictions, which itself</w:t>
-      </w:r>
-      <w:r>
-        <w:t xml:space="preserve"> </w:t>
-      </w:r>
-      <w:r>
-        <w:t xml:space="preserve">requires natural history knowledge and an analysis of sampling robustness</w:t>
-      </w:r>
-      <w:r>
-        <w:t xml:space="preserve"> </w:t>
-      </w:r>
-      <w:r>
-        <w:t xml:space="preserve">(Jordano 2016)</w:t>
-      </w:r>
-      <w:r>
-        <w:t xml:space="preserve">. Some quantitative network properties such as connectance</w:t>
-      </w:r>
-      <w:r>
-        <w:t xml:space="preserve"> </w:t>
-      </w:r>
-      <w:r>
-        <w:t xml:space="preserve">are less affected by sampling completeness than network composition or binary</w:t>
-      </w:r>
-      <w:r>
-        <w:t xml:space="preserve"> </w:t>
-      </w:r>
-      <w:r>
-        <w:t xml:space="preserve">measure</w:t>
-      </w:r>
-      <w:r>
-        <w:t xml:space="preserve"> </w:t>
-      </w:r>
-      <w:r>
-        <w:t xml:space="preserve">(Poisot et al. 2012; e.g. number of links, Vizentin-Bugoni et al. 2016)</w:t>
+        <w:t xml:space="preserve">A much needed element is to consider sampling network and interactions</w:t>
+      </w:r>
+      <w:r>
+        <w:t xml:space="preserve"> </w:t>
+      </w:r>
+      <w:r>
+        <w:t xml:space="preserve"> </w:t>
+      </w:r>
+      <w:r>
+        <w:t xml:space="preserve">from an explicitly spatial perspective with variation in local sampling</w:t>
+      </w:r>
+      <w:r>
+        <w:t xml:space="preserve"> </w:t>
+      </w:r>
+      <w:r>
+        <w:t xml:space="preserve">structure —that is, quantifying sampling effort from specific sites where</w:t>
+      </w:r>
+      <w:r>
+        <w:t xml:space="preserve"> </w:t>
+      </w:r>
+      <w:r>
+        <w:t xml:space="preserve">interactions are sampled.</w:t>
+      </w:r>
+      <w:r>
+        <w:t xml:space="preserve"> </w:t>
+      </w:r>
+      <w:r>
+        <w:t xml:space="preserve"> </w:t>
+      </w:r>
+      <w:r>
+        <w:t xml:space="preserve">For instance,</w:t>
+      </w:r>
+      <w:r>
+        <w:t xml:space="preserve"> </w:t>
+      </w:r>
+      <w:r>
+        <w:t xml:space="preserve">Poisot et al. (2012)</w:t>
+      </w:r>
+      <w:r>
+        <w:t xml:space="preserve"> </w:t>
+      </w:r>
+      <w:r>
+        <w:t xml:space="preserve">measured sampling effort based on resampling a</w:t>
+      </w:r>
+      <w:r>
+        <w:t xml:space="preserve"> </w:t>
+      </w:r>
+      <w:r>
+        <w:t xml:space="preserve">dataset to document its effect on network composition and properties. Other</w:t>
+      </w:r>
+      <w:r>
+        <w:t xml:space="preserve"> </w:t>
+      </w:r>
+      <w:r>
+        <w:t xml:space="preserve">examples focus on scale, notably showing that many network structure metrics are</w:t>
+      </w:r>
+      <w:r>
+        <w:t xml:space="preserve"> </w:t>
+      </w:r>
+      <w:r>
+        <w:t xml:space="preserve">robust across spatial scales when accounting for expected increases of richness</w:t>
+      </w:r>
+      <w:r>
+        <w:t xml:space="preserve"> </w:t>
+      </w:r>
+      <w:r>
+        <w:t xml:space="preserve">and decreases in connectance</w:t>
+      </w:r>
+      <w:r>
+        <w:t xml:space="preserve"> </w:t>
+      </w:r>
+      <w:r>
+        <w:t xml:space="preserve">(Wood et al. 2015)</w:t>
       </w:r>
       <w:r>
         <w:t xml:space="preserve">.</w:t>
@@ -748,231 +984,219 @@
         <w:t xml:space="preserve"> </w:t>
       </w:r>
       <w:r>
-        <w:t xml:space="preserve">Small networks are also more sensitive to undersampling than larger ones</w:t>
-      </w:r>
-      <w:r>
-        <w:t xml:space="preserve"> </w:t>
-      </w:r>
-      <w:r>
-        <w:t xml:space="preserve">(Henriksen et al. 2019)</w:t>
-      </w:r>
-      <w:r>
-        <w:t xml:space="preserve">. Quantitative frameworks exist to evaluate network</w:t>
-      </w:r>
-      <w:r>
-        <w:t xml:space="preserve"> </w:t>
-      </w:r>
-      <w:r>
-        <w:t xml:space="preserve">taxonomic, functional and phylogenetic diversity from incomplete samples</w:t>
-      </w:r>
-      <w:r>
-        <w:t xml:space="preserve"> </w:t>
-      </w:r>
-      <w:r>
-        <w:t xml:space="preserve">(Chiu et al. 2023)</w:t>
+        <w:t xml:space="preserve">In contrast,</w:t>
+      </w:r>
+      <w:r>
+        <w:t xml:space="preserve"> </w:t>
+      </w:r>
+      <w:r>
+        <w:t xml:space="preserve">McLeod et al. (2021)</w:t>
+      </w:r>
+      <w:r>
+        <w:t xml:space="preserve"> </w:t>
+      </w:r>
+      <w:r>
+        <w:t xml:space="preserve">used data from specific lakes compare sampling</w:t>
+      </w:r>
+      <w:r>
+        <w:t xml:space="preserve"> </w:t>
+      </w:r>
+      <w:r>
+        <w:t xml:space="preserve">strategies, showing that sampling larger to smaller lakes better captures</w:t>
+      </w:r>
+      <w:r>
+        <w:t xml:space="preserve"> </w:t>
+      </w:r>
+      <w:r>
+        <w:t xml:space="preserve">regional metaweb</w:t>
+      </w:r>
+      <w:r>
+        <w:t xml:space="preserve"> </w:t>
+      </w:r>
+      <w:r>
+        <w:t xml:space="preserve">properties</w:t>
       </w:r>
       <w:r>
         <w:t xml:space="preserve">.</w:t>
       </w:r>
+      <w:r>
+        <w:t xml:space="preserve"> </w:t>
+      </w:r>
+      <w:r>
+        <w:t xml:space="preserve">We now have frameworks and models to describe and investigate the variation and</w:t>
+      </w:r>
+      <w:r>
+        <w:t xml:space="preserve"> </w:t>
+      </w:r>
+      <w:r>
+        <w:t xml:space="preserve">detection of interaction networks</w:t>
+      </w:r>
+      <w:r>
+        <w:t xml:space="preserve"> </w:t>
+      </w:r>
+      <w:r>
+        <w:t xml:space="preserve"> </w:t>
+      </w:r>
+      <w:r>
+        <w:t xml:space="preserve">in space</w:t>
+      </w:r>
+      <w:r>
+        <w:t xml:space="preserve"> </w:t>
+      </w:r>
+      <w:r>
+        <w:t xml:space="preserve">and time</w:t>
+      </w:r>
+      <w:r>
+        <w:t xml:space="preserve"> </w:t>
+      </w:r>
+      <w:r>
+        <w:t xml:space="preserve">(Poisot et al. 2015; Cirtwill et al. 2019; Catchen et al. 2023)</w:t>
+      </w:r>
+      <w:r>
+        <w:t xml:space="preserve">, and</w:t>
+      </w:r>
+      <w:r>
+        <w:t xml:space="preserve"> </w:t>
+      </w:r>
+      <w:r>
+        <w:t xml:space="preserve">therefore the next step is to consider how to optimize monitoring for species</w:t>
+      </w:r>
+      <w:r>
+        <w:t xml:space="preserve"> </w:t>
+      </w:r>
+      <w:r>
+        <w:t xml:space="preserve">interactions. Simulations have already been used in this context to: generate</w:t>
+      </w:r>
+      <w:r>
+        <w:t xml:space="preserve"> </w:t>
+      </w:r>
+      <w:r>
+        <w:t xml:space="preserve">communities and evaluate the potential of metrics to track biodiversity change</w:t>
+      </w:r>
+      <w:r>
+        <w:t xml:space="preserve"> </w:t>
+      </w:r>
+      <w:r>
+        <w:t xml:space="preserve">(Santini et al. 2017)</w:t>
+      </w:r>
+      <w:r>
+        <w:t xml:space="preserve">; simulate networks and sampling to evaluate sampling</w:t>
+      </w:r>
+      <w:r>
+        <w:t xml:space="preserve"> </w:t>
+      </w:r>
+      <w:r>
+        <w:t xml:space="preserve">effects on estimated network properties compared to a known reference</w:t>
+      </w:r>
+      <w:r>
+        <w:t xml:space="preserve"> </w:t>
+      </w:r>
+      <w:r>
+        <w:t xml:space="preserve">(de Aguiar et al. 2019, although not in a spatial context)</w:t>
+      </w:r>
+      <w:r>
+        <w:t xml:space="preserve">; determine optimal</w:t>
+      </w:r>
+      <w:r>
+        <w:t xml:space="preserve"> </w:t>
+      </w:r>
+      <w:r>
+        <w:t xml:space="preserve">sampling frequency for monitoring</w:t>
+      </w:r>
+      <w:r>
+        <w:t xml:space="preserve"> </w:t>
+      </w:r>
+      <w:r>
+        <w:t xml:space="preserve">(Daugaard et al. 2024)</w:t>
+      </w:r>
+      <w:r>
+        <w:t xml:space="preserve">; examine the dependence</w:t>
+      </w:r>
+      <w:r>
+        <w:t xml:space="preserve"> </w:t>
+      </w:r>
+      <w:r>
+        <w:t xml:space="preserve">of monitoring efficiency and trends detection on the number of monitoring sites,</w:t>
+      </w:r>
+      <w:r>
+        <w:t xml:space="preserve"> </w:t>
+      </w:r>
+      <w:r>
+        <w:t xml:space="preserve">species abundance, detection probability and strength of decline, under a range</w:t>
+      </w:r>
+      <w:r>
+        <w:t xml:space="preserve"> </w:t>
+      </w:r>
+      <w:r>
+        <w:t xml:space="preserve">of scenarios and monitoring schemes</w:t>
+      </w:r>
+      <w:r>
+        <w:t xml:space="preserve"> </w:t>
+      </w:r>
+      <w:r>
+        <w:t xml:space="preserve">(Ficetola et al. 2018)</w:t>
+      </w:r>
+      <w:r>
+        <w:t xml:space="preserve">.</w:t>
+      </w:r>
     </w:p>
     <w:p>
       <w:pPr>
         <w:pStyle w:val="BodyText"/>
       </w:pPr>
       <w:r>
-        <w:t xml:space="preserve">A much needed element is to consider sampling network and interactions from an</w:t>
-      </w:r>
-      <w:r>
-        <w:t xml:space="preserve"> </w:t>
-      </w:r>
-      <w:r>
-        <w:t xml:space="preserve">explicitly spatial perspective with variation in local structure—that is,</w:t>
-      </w:r>
-      <w:r>
-        <w:t xml:space="preserve"> </w:t>
-      </w:r>
-      <w:r>
-        <w:t xml:space="preserve">measuring sampling effort from specific sites where interactions are sampled.</w:t>
-      </w:r>
-      <w:r>
-        <w:t xml:space="preserve"> </w:t>
-      </w:r>
-      <w:r>
-        <w:t xml:space="preserve">For instance,</w:t>
-      </w:r>
-      <w:r>
-        <w:t xml:space="preserve"> </w:t>
-      </w:r>
-      <w:r>
-        <w:t xml:space="preserve">Poisot et al. (2012)</w:t>
-      </w:r>
-      <w:r>
-        <w:t xml:space="preserve"> </w:t>
-      </w:r>
-      <w:r>
-        <w:t xml:space="preserve">measured sampling effort based on resampling a</w:t>
-      </w:r>
-      <w:r>
-        <w:t xml:space="preserve"> </w:t>
-      </w:r>
-      <w:r>
-        <w:t xml:space="preserve">dataset to document its effect on network composition and properties. Other</w:t>
-      </w:r>
-      <w:r>
-        <w:t xml:space="preserve"> </w:t>
-      </w:r>
-      <w:r>
-        <w:t xml:space="preserve">examples focus on scale, notably showing that many network structure metrics are</w:t>
-      </w:r>
-      <w:r>
-        <w:t xml:space="preserve"> </w:t>
-      </w:r>
-      <w:r>
-        <w:t xml:space="preserve">robust across spatial scales when accounting for expected increases of richness</w:t>
-      </w:r>
-      <w:r>
-        <w:t xml:space="preserve"> </w:t>
-      </w:r>
-      <w:r>
-        <w:t xml:space="preserve">and decreases in connectance</w:t>
-      </w:r>
-      <w:r>
-        <w:t xml:space="preserve"> </w:t>
-      </w:r>
-      <w:r>
-        <w:t xml:space="preserve">(Wood et al. 2015)</w:t>
-      </w:r>
-      <w:r>
-        <w:t xml:space="preserve">. In contrast,</w:t>
-      </w:r>
-      <w:r>
-        <w:t xml:space="preserve"> </w:t>
-      </w:r>
-      <w:r>
-        <w:t xml:space="preserve">McLeod et al. (2021)</w:t>
-      </w:r>
-      <w:r>
-        <w:t xml:space="preserve"> </w:t>
-      </w:r>
-      <w:r>
-        <w:t xml:space="preserve">used data from specific lakes compare sampling strategies, showing that sampling</w:t>
-      </w:r>
-      <w:r>
-        <w:t xml:space="preserve"> </w:t>
-      </w:r>
-      <w:r>
-        <w:t xml:space="preserve">larger to smaller lakes better captures regional metaweb properties. We now have</w:t>
-      </w:r>
-      <w:r>
-        <w:t xml:space="preserve"> </w:t>
-      </w:r>
-      <w:r>
-        <w:t xml:space="preserve">frameworks and models to describe and investigate the variation and detection</w:t>
-      </w:r>
-      <w:r>
-        <w:t xml:space="preserve"> </w:t>
-      </w:r>
-      <w:r>
-        <w:t xml:space="preserve">interaction networks in space and time</w:t>
-      </w:r>
-      <w:r>
-        <w:t xml:space="preserve"> </w:t>
-      </w:r>
-      <w:r>
-        <w:t xml:space="preserve">(Poisot et al. 2015; Cirtwill et al. 2019; Catchen et al. 2023)</w:t>
-      </w:r>
-      <w:r>
-        <w:t xml:space="preserve">, and therefore the next step is to consider how to optimize</w:t>
-      </w:r>
-      <w:r>
-        <w:t xml:space="preserve"> </w:t>
-      </w:r>
-      <w:r>
-        <w:t xml:space="preserve">monitoring for species interactions. Simulations have already been used in the</w:t>
-      </w:r>
-      <w:r>
-        <w:t xml:space="preserve"> </w:t>
-      </w:r>
-      <w:r>
-        <w:t xml:space="preserve">context of optimizing monitoring to: generate communities and evaluate the</w:t>
-      </w:r>
-      <w:r>
-        <w:t xml:space="preserve"> </w:t>
-      </w:r>
-      <w:r>
-        <w:t xml:space="preserve">potential of metrics to track biodiversity change</w:t>
-      </w:r>
-      <w:r>
-        <w:t xml:space="preserve"> </w:t>
-      </w:r>
-      <w:r>
-        <w:t xml:space="preserve">(Santini et al. 2017)</w:t>
-      </w:r>
-      <w:r>
-        <w:t xml:space="preserve">, simulate</w:t>
-      </w:r>
-      <w:r>
-        <w:t xml:space="preserve"> </w:t>
-      </w:r>
-      <w:r>
-        <w:t xml:space="preserve">networks and sampling to evaluate effects on estimated metrics compared to a</w:t>
-      </w:r>
-      <w:r>
-        <w:t xml:space="preserve"> </w:t>
-      </w:r>
-      <w:r>
-        <w:t xml:space="preserve">known reference</w:t>
-      </w:r>
-      <w:r>
-        <w:t xml:space="preserve"> </w:t>
-      </w:r>
-      <w:r>
-        <w:t xml:space="preserve">(de Aguiar et al. 2019, although not in a spatial context)</w:t>
-      </w:r>
-      <w:r>
-        <w:t xml:space="preserve">,</w:t>
-      </w:r>
-      <w:r>
-        <w:t xml:space="preserve"> </w:t>
-      </w:r>
-      <w:r>
-        <w:t xml:space="preserve">determine optimal sampling frequency for monitoring</w:t>
-      </w:r>
-      <w:r>
-        <w:t xml:space="preserve"> </w:t>
-      </w:r>
-      <w:r>
-        <w:t xml:space="preserve">(Daugaard et al. 2024)</w:t>
-      </w:r>
-      <w:r>
-        <w:t xml:space="preserve">, to</w:t>
-      </w:r>
-      <w:r>
-        <w:t xml:space="preserve"> </w:t>
-      </w:r>
-      <w:r>
-        <w:t xml:space="preserve">examine the dependence of monitoring efficiency and trends detection given the</w:t>
-      </w:r>
-      <w:r>
-        <w:t xml:space="preserve"> </w:t>
-      </w:r>
-      <w:r>
-        <w:t xml:space="preserve">number of monitoring sites, species abundance, detection probability, strength</w:t>
-      </w:r>
-      <w:r>
-        <w:t xml:space="preserve"> </w:t>
-      </w:r>
-      <w:r>
-        <w:t xml:space="preserve">of decline, under a range of scenarios and monitoring schemes</w:t>
-      </w:r>
-      <w:r>
-        <w:t xml:space="preserve"> </w:t>
-      </w:r>
-      <w:r>
-        <w:t xml:space="preserve">(Ficetola et al. 2018)</w:t>
-      </w:r>
-      <w:r>
-        <w:t xml:space="preserve">.</w:t>
+        <w:t xml:space="preserve">In this manuscript, we address three key questions. First, how should we</w:t>
+      </w:r>
+      <w:r>
+        <w:t xml:space="preserve"> </w:t>
+      </w:r>
+      <w:r>
+        <w:t xml:space="preserve">implement monitoring programs across space to efficiently capture network</w:t>
+      </w:r>
+      <w:r>
+        <w:t xml:space="preserve"> </w:t>
+      </w:r>
+      <w:r>
+        <w:t xml:space="preserve">composition and changes, as essential components of biodiversity? Second, can we</w:t>
+      </w:r>
+      <w:r>
+        <w:t xml:space="preserve"> </w:t>
+      </w:r>
+      <w:r>
+        <w:t xml:space="preserve">monitor</w:t>
+      </w:r>
+      <w:r>
+        <w:t xml:space="preserve"> </w:t>
+      </w:r>
+      <w:r>
+        <w:t xml:space="preserve"> </w:t>
+      </w:r>
+      <w:r>
+        <w:t xml:space="preserve">species interactions as efficiently as</w:t>
+      </w:r>
+      <w:r>
+        <w:t xml:space="preserve"> </w:t>
+      </w:r>
+      <w:r>
+        <w:t xml:space="preserve"> </w:t>
+      </w:r>
+      <w:r>
+        <w:t xml:space="preserve">species ranges? Finally, what effectiveness can we realistically expect from</w:t>
+      </w:r>
+      <w:r>
+        <w:t xml:space="preserve"> </w:t>
+      </w:r>
+      <w:r>
+        <w:t xml:space="preserve">sampling designs optimized to monitor species</w:t>
+      </w:r>
+      <w:r>
+        <w:t xml:space="preserve"> </w:t>
+      </w:r>
+      <w:r>
+        <w:t xml:space="preserve">interactions</w:t>
+      </w:r>
+      <w:r>
+        <w:t xml:space="preserve">?</w:t>
       </w:r>
     </w:p>
     <w:p>
@@ -980,44 +1204,6 @@
         <w:pStyle w:val="BodyText"/>
       </w:pPr>
       <w:r>
-        <w:t xml:space="preserve">In this manuscript, we address three key questions. First, how should we</w:t>
-      </w:r>
-      <w:r>
-        <w:t xml:space="preserve"> </w:t>
-      </w:r>
-      <w:r>
-        <w:t xml:space="preserve">implement monitoring programs across space to efficiently capture network</w:t>
-      </w:r>
-      <w:r>
-        <w:t xml:space="preserve"> </w:t>
-      </w:r>
-      <w:r>
-        <w:t xml:space="preserve">composition and changes, as essential components of biodiversity? Second, can we</w:t>
-      </w:r>
-      <w:r>
-        <w:t xml:space="preserve"> </w:t>
-      </w:r>
-      <w:r>
-        <w:t xml:space="preserve">monitor species interactions as efficiently as species ranges? Finally, what</w:t>
-      </w:r>
-      <w:r>
-        <w:t xml:space="preserve"> </w:t>
-      </w:r>
-      <w:r>
-        <w:t xml:space="preserve">would be realistic expectations for the effectiveness of sampling designs to</w:t>
-      </w:r>
-      <w:r>
-        <w:t xml:space="preserve"> </w:t>
-      </w:r>
-      <w:r>
-        <w:t xml:space="preserve">monitor species interactions?</w:t>
-      </w:r>
-    </w:p>
-    <w:p>
-      <w:pPr>
-        <w:pStyle w:val="BodyText"/>
-      </w:pPr>
-      <w:r>
         <w:t xml:space="preserve">We use spatially explicit community simulations to test the efficiency of</w:t>
       </w:r>
       <w:r>
@@ -1030,19 +1216,19 @@
         <w:t xml:space="preserve"> </w:t>
       </w:r>
       <w:r>
-        <w:t xml:space="preserve">design options for network optimization. We aim to define realistic expectations</w:t>
-      </w:r>
-      <w:r>
-        <w:t xml:space="preserve"> </w:t>
-      </w:r>
-      <w:r>
-        <w:t xml:space="preserve">for monitoring species interactions, in comparison to species richness and</w:t>
-      </w:r>
-      <w:r>
-        <w:t xml:space="preserve"> </w:t>
-      </w:r>
-      <w:r>
-        <w:t xml:space="preserve">species ranges. Using simulation studies, we compare design and optimization</w:t>
+        <w:t xml:space="preserve">design options for network sampling optimization. We aim to define realistic</w:t>
+      </w:r>
+      <w:r>
+        <w:t xml:space="preserve"> </w:t>
+      </w:r>
+      <w:r>
+        <w:t xml:space="preserve">expectations for monitoring species interactions, in comparison to species</w:t>
+      </w:r>
+      <w:r>
+        <w:t xml:space="preserve"> </w:t>
+      </w:r>
+      <w:r>
+        <w:t xml:space="preserve">richness and species ranges. To do so, we compare design and optimization</w:t>
       </w:r>
       <w:r>
         <w:t xml:space="preserve"> </w:t>
@@ -1063,8 +1249,8 @@
         <w:t xml:space="preserve">the monitoring of species interactions as an important biodiversity component.</w:t>
       </w:r>
     </w:p>
-    <w:bookmarkEnd w:id="20"/>
-    <w:bookmarkStart w:id="36" w:name="methods"/>
+    <w:bookmarkEnd w:id="9"/>
+    <w:bookmarkStart w:id="26" w:name="methods"/>
     <w:p>
       <w:pPr>
         <w:pStyle w:val="Heading1"/>
@@ -1135,7 +1321,7 @@
       <w:tr>
         <w:tc>
           <w:tcPr/>
-          <w:bookmarkStart w:id="24" w:name="fig-concept"/>
+          <w:bookmarkStart w:id="13" w:name="fig-concept"/>
           <w:p>
             <w:pPr>
               <w:pStyle w:val="Compact"/>
@@ -1146,18 +1332,18 @@
                 <wp:inline>
                   <wp:extent cx="5334000" cy="6189321"/>
                   <wp:effectExtent b="0" l="0" r="0" t="0"/>
-                  <wp:docPr descr="" title="" id="22" name="Picture"/>
+                  <wp:docPr descr="" title="" id="11" name="Picture"/>
                   <a:graphic>
                     <a:graphicData uri="http://schemas.openxmlformats.org/drawingml/2006/picture">
                       <pic:pic>
                         <pic:nvPicPr>
-                          <pic:cNvPr descr="figures/conceptual_figure.png" id="23" name="Picture"/>
+                          <pic:cNvPr descr="figures/conceptual_figure.png" id="12" name="Picture"/>
                           <pic:cNvPicPr>
                             <a:picLocks noChangeArrowheads="1" noChangeAspect="1"/>
                           </pic:cNvPicPr>
                         </pic:nvPicPr>
                         <pic:blipFill>
-                          <a:blip r:embed="rId21"/>
+                          <a:blip r:embed="rId10"/>
                           <a:stretch>
                             <a:fillRect/>
                           </a:stretch>
@@ -1233,11 +1419,11 @@
               <w:t xml:space="preserve">BONs.</w:t>
             </w:r>
           </w:p>
-          <w:bookmarkEnd w:id="24"/>
+          <w:bookmarkEnd w:id="13"/>
         </w:tc>
       </w:tr>
     </w:tbl>
-    <w:bookmarkStart w:id="31" w:name="general-model"/>
+    <w:bookmarkStart w:id="20" w:name="general-model"/>
     <w:p>
       <w:pPr>
         <w:pStyle w:val="Heading2"/>
@@ -1315,7 +1501,7 @@
         <w:t xml:space="preserve"> </w:t>
       </w:r>
       <w:r>
-        <w:t xml:space="preserve">(which is biologically feasible) into a</w:t>
+        <w:t xml:space="preserve">(i.e. a biologically feasible interaction) into a</w:t>
       </w:r>
       <w:r>
         <w:t xml:space="preserve"> </w:t>
@@ -1331,13 +1517,13 @@
         <w:t xml:space="preserve"> </w:t>
       </w:r>
       <w:r>
-        <w:t xml:space="preserve">one (it took place at a</w:t>
-      </w:r>
-      <w:r>
-        <w:t xml:space="preserve"> </w:t>
-      </w:r>
-      <w:r>
-        <w:t xml:space="preserve">specified location), as outlined in</w:t>
+        <w:t xml:space="preserve">one (i.e. an</w:t>
+      </w:r>
+      <w:r>
+        <w:t xml:space="preserve"> </w:t>
+      </w:r>
+      <w:r>
+        <w:t xml:space="preserve">interaction that took place at a specified location), as outlined in</w:t>
       </w:r>
       <w:r>
         <w:t xml:space="preserve"> </w:t>
@@ -1346,25 +1532,19 @@
         <w:t xml:space="preserve">Morales-Castilla et al. (2015)</w:t>
       </w:r>
       <w:r>
-        <w:t xml:space="preserve">. To the</w:t>
-      </w:r>
-      <w:r>
-        <w:t xml:space="preserve"> </w:t>
-      </w:r>
-      <w:r>
-        <w:t xml:space="preserve">generative model originally presented, we add the design of Biodiversity</w:t>
-      </w:r>
-      <w:r>
-        <w:t xml:space="preserve"> </w:t>
-      </w:r>
-      <w:r>
-        <w:t xml:space="preserve">Observation Networks and the evaluation of sampling efficiency between and</w:t>
-      </w:r>
-      <w:r>
-        <w:t xml:space="preserve"> </w:t>
-      </w:r>
-      <w:r>
-        <w:t xml:space="preserve">across simulations for species interactions (</w:t>
+        <w:t xml:space="preserve">. To this generative model, we added the design of</w:t>
+      </w:r>
+      <w:r>
+        <w:t xml:space="preserve"> </w:t>
+      </w:r>
+      <w:r>
+        <w:t xml:space="preserve">Biodiversity Observation Networks and the evaluation of sampling efficiency</w:t>
+      </w:r>
+      <w:r>
+        <w:t xml:space="preserve"> </w:t>
+      </w:r>
+      <w:r>
+        <w:t xml:space="preserve">between and across simulations for species interactions (</w:t>
       </w:r>
       <w:hyperlink w:anchor="fig-concept">
         <w:r>
@@ -1378,7 +1558,7 @@
         <w:t xml:space="preserve">A).</w:t>
       </w:r>
     </w:p>
-    <w:bookmarkStart w:id="25" w:name="Xba8b2691266c1b9eda1c60e1e0f17d655ef7e7e"/>
+    <w:bookmarkStart w:id="14" w:name="Xba8b2691266c1b9eda1c60e1e0f17d655ef7e7e"/>
     <w:p>
       <w:pPr>
         <w:pStyle w:val="Heading3"/>
@@ -1415,13 +1595,13 @@
         <w:t xml:space="preserve"> </w:t>
       </w:r>
       <w:r>
-        <w:t xml:space="preserve">generate autocorrelated ranges representing the distribution of species across</w:t>
-      </w:r>
-      <w:r>
-        <w:t xml:space="preserve"> </w:t>
-      </w:r>
-      <w:r>
-        <w:t xml:space="preserve">the landscape using neutral landscape models [NLMs;</w:t>
+        <w:t xml:space="preserve">generate autocorrelated species ranges representing the distribution of species</w:t>
+      </w:r>
+      <w:r>
+        <w:t xml:space="preserve"> </w:t>
+      </w:r>
+      <w:r>
+        <w:t xml:space="preserve">across the landscape using neutral landscape models [NLMs;</w:t>
       </w:r>
       <w:r>
         <w:t xml:space="preserve"> </w:t>
@@ -1466,25 +1646,25 @@
         <w:t xml:space="preserve">(Hesselbarth et al. 2024)</w:t>
       </w:r>
       <w:r>
-        <w:t xml:space="preserve">. NLMs have been used to</w:t>
-      </w:r>
-      <w:r>
-        <w:t xml:space="preserve"> </w:t>
-      </w:r>
-      <w:r>
-        <w:t xml:space="preserve">generate realistic landscapes in contexts relating to biodiversity distribution</w:t>
-      </w:r>
-      <w:r>
-        <w:t xml:space="preserve"> </w:t>
-      </w:r>
-      <w:r>
-        <w:t xml:space="preserve">and preservation, for instance to compare avian diversity between conservation</w:t>
-      </w:r>
-      <w:r>
-        <w:t xml:space="preserve"> </w:t>
-      </w:r>
-      <w:r>
-        <w:t xml:space="preserve">approaches in coffee-growing landscapes</w:t>
+        <w:t xml:space="preserve">.</w:t>
+      </w:r>
+      <w:r>
+        <w:t xml:space="preserve"> </w:t>
+      </w:r>
+      <w:r>
+        <w:t xml:space="preserve">NLMs have been used to generate realistic landscapes in contexts relating to</w:t>
+      </w:r>
+      <w:r>
+        <w:t xml:space="preserve"> </w:t>
+      </w:r>
+      <w:r>
+        <w:t xml:space="preserve">biodiversity distribution and preservation, for instance to compare avian</w:t>
+      </w:r>
+      <w:r>
+        <w:t xml:space="preserve"> </w:t>
+      </w:r>
+      <w:r>
+        <w:t xml:space="preserve">diversity between conservation approaches in coffee-growing landscapes</w:t>
       </w:r>
       <w:r>
         <w:t xml:space="preserve"> </w:t>
@@ -1496,13 +1676,13 @@
         <w:t xml:space="preserve"> </w:t>
       </w:r>
       <w:r>
-        <w:t xml:space="preserve">or to assess the</w:t>
-      </w:r>
-      <w:r>
-        <w:t xml:space="preserve"> </w:t>
-      </w:r>
-      <w:r>
-        <w:t xml:space="preserve">potential of a suggested umbrella species in an ecotone</w:t>
+        <w:t xml:space="preserve">or to assess the potential of a suggested umbrella species</w:t>
+      </w:r>
+      <w:r>
+        <w:t xml:space="preserve"> </w:t>
+      </w:r>
+      <w:r>
+        <w:t xml:space="preserve">in an ecotone</w:t>
       </w:r>
       <w:r>
         <w:t xml:space="preserve"> </w:t>
@@ -1511,25 +1691,19 @@
         <w:t xml:space="preserve">(Duchardt et al. 2023)</w:t>
       </w:r>
       <w:r>
-        <w:t xml:space="preserve">.</w:t>
-      </w:r>
-      <w:r>
-        <w:t xml:space="preserve"> </w:t>
-      </w:r>
-      <w:r>
-        <w:t xml:space="preserve">NLMs have also been used with species interactions, for example to evaluate the</w:t>
-      </w:r>
-      <w:r>
-        <w:t xml:space="preserve"> </w:t>
-      </w:r>
-      <w:r>
-        <w:t xml:space="preserve">effect of landscape structure in cross-species disease transmission between</w:t>
-      </w:r>
-      <w:r>
-        <w:t xml:space="preserve"> </w:t>
-      </w:r>
-      <w:r>
-        <w:t xml:space="preserve">interacting species</w:t>
+        <w:t xml:space="preserve">. NLMs have also been used with species</w:t>
+      </w:r>
+      <w:r>
+        <w:t xml:space="preserve"> </w:t>
+      </w:r>
+      <w:r>
+        <w:t xml:space="preserve">interactions, for example to evaluate the effect of landscape structure in</w:t>
+      </w:r>
+      <w:r>
+        <w:t xml:space="preserve"> </w:t>
+      </w:r>
+      <w:r>
+        <w:t xml:space="preserve">cross-species disease transmission between interacting species</w:t>
       </w:r>
       <w:r>
         <w:t xml:space="preserve"> </w:t>
@@ -1538,19 +1712,13 @@
         <w:t xml:space="preserve">(Forero-Muñoz et al. 2025)</w:t>
       </w:r>
       <w:r>
-        <w:t xml:space="preserve">. Here, we use NLMs to create</w:t>
-      </w:r>
-      <w:r>
-        <w:t xml:space="preserve"> </w:t>
-      </w:r>
-      <w:r>
-        <w:t xml:space="preserve">communities of known composition and species richness at every location in our</w:t>
-      </w:r>
-      <w:r>
-        <w:t xml:space="preserve"> </w:t>
-      </w:r>
-      <w:r>
-        <w:t xml:space="preserve">simulated landscape.</w:t>
+        <w:t xml:space="preserve">. Here, we use NLMs to create communities of known</w:t>
+      </w:r>
+      <w:r>
+        <w:t xml:space="preserve"> </w:t>
+      </w:r>
+      <w:r>
+        <w:t xml:space="preserve">composition and species richness at every location in our simulated landscape.</w:t>
       </w:r>
     </w:p>
     <w:p>
@@ -1604,7 +1772,7 @@
         <w:t xml:space="preserve">(Williams and Martinez 2000)</w:t>
       </w:r>
       <w:r>
-        <w:t xml:space="preserve">. The model defines interactions by</w:t>
+        <w:t xml:space="preserve">. The niche model defines interactions by</w:t>
       </w:r>
       <w:r>
         <w:t xml:space="preserve"> </w:t>
@@ -1616,7 +1784,7 @@
         <w:t xml:space="preserve"> </w:t>
       </w:r>
       <w:r>
-        <w:t xml:space="preserve">relationships between predator and preys, and generates networks with structural</w:t>
+        <w:t xml:space="preserve">relationships between predator and prey, and generates networks with structural</w:t>
       </w:r>
       <w:r>
         <w:t xml:space="preserve"> </w:t>
@@ -1660,7 +1828,7 @@
         <w:t xml:space="preserve"> </w:t>
       </w:r>
       <w:r>
-        <w:t xml:space="preserve">feasible interactions co-occur, which returns the list of</w:t>
+        <w:t xml:space="preserve">feasible interactions co-occur, to build a list of</w:t>
       </w:r>
       <w:r>
         <w:t xml:space="preserve"> </w:t>
@@ -1670,21 +1838,7 @@
           <w:b/>
           <w:bCs/>
         </w:rPr>
-        <w:t xml:space="preserve">possible</w:t>
-      </w:r>
-      <w:r>
-        <w:rPr>
-          <w:b/>
-          <w:bCs/>
-        </w:rPr>
-        <w:t xml:space="preserve"> </w:t>
-      </w:r>
-      <w:r>
-        <w:rPr>
-          <w:b/>
-          <w:bCs/>
-        </w:rPr>
-        <w:t xml:space="preserve">interactions</w:t>
+        <w:t xml:space="preserve">possible interactions</w:t>
       </w:r>
       <w:r>
         <w:t xml:space="preserve"> </w:t>
@@ -1696,13 +1850,7 @@
         <w:t xml:space="preserve"> </w:t>
       </w:r>
       <w:r>
-        <w:t xml:space="preserve">at every location in our landscape. Next, to</w:t>
-      </w:r>
-      <w:r>
-        <w:t xml:space="preserve"> </w:t>
-      </w:r>
-      <w:r>
-        <w:t xml:space="preserve">define</w:t>
+        <w:t xml:space="preserve">at every location in our landscape. Next, we define</w:t>
       </w:r>
       <w:r>
         <w:t xml:space="preserve"> </w:t>
@@ -1715,31 +1863,28 @@
         <w:t xml:space="preserve">realized interactions</w:t>
       </w:r>
       <w:r>
-        <w:t xml:space="preserve">, we incorporate a consideration for species</w:t>
-      </w:r>
-      <w:r>
-        <w:t xml:space="preserve"> </w:t>
-      </w:r>
-      <w:r>
-        <w:t xml:space="preserve">abundances, which influence both interaction realization and detection. For</w:t>
-      </w:r>
-      <w:r>
-        <w:t xml:space="preserve"> </w:t>
-      </w:r>
-      <w:r>
-        <w:t xml:space="preserve">example, rare and low-abundance species are less likely to interact in a</w:t>
-      </w:r>
-      <w:r>
-        <w:t xml:space="preserve"> </w:t>
-      </w:r>
-      <w:r>
-        <w:t xml:space="preserve">location because they are less likely to encounter one another, especially</w:t>
-      </w:r>
-      <w:r>
-        <w:t xml:space="preserve"> </w:t>
-      </w:r>
-      <w:r>
-        <w:t xml:space="preserve">compared to abundant species, leading to neutrally forbidden links</w:t>
+        <w:t xml:space="preserve"> </w:t>
+      </w:r>
+      <w:r>
+        <w:t xml:space="preserve">by conditioning possible interactions to species</w:t>
+      </w:r>
+      <w:r>
+        <w:t xml:space="preserve"> </w:t>
+      </w:r>
+      <w:r>
+        <w:t xml:space="preserve">abundances. For example, rare and low-abundance species are less likely to</w:t>
+      </w:r>
+      <w:r>
+        <w:t xml:space="preserve"> </w:t>
+      </w:r>
+      <w:r>
+        <w:t xml:space="preserve">interact in a location because they are less likely to encounter one another</w:t>
+      </w:r>
+      <w:r>
+        <w:t xml:space="preserve"> </w:t>
+      </w:r>
+      <w:r>
+        <w:t xml:space="preserve">when compared to abundant species, leading to neutrally forbidden links</w:t>
       </w:r>
       <w:r>
         <w:t xml:space="preserve"> </w:t>
@@ -1778,25 +1923,19 @@
         <w:t xml:space="preserve"> </w:t>
       </w:r>
       <w:r>
-        <w:t xml:space="preserve">distribution parameterized on the relatives abundances of interacting species</w:t>
-      </w:r>
-      <w:r>
-        <w:t xml:space="preserve"> </w:t>
-      </w:r>
-      <w:r>
-        <w:t xml:space="preserve">and a fixed realization energy parameter</w:t>
-      </w:r>
-      <w:r>
-        <w:t xml:space="preserve"> </w:t>
-      </w:r>
-      <w:r>
-        <w:t xml:space="preserve">(see Catchen et al. 2023 for full</w:t>
-      </w:r>
-      <w:r>
-        <w:t xml:space="preserve"> </w:t>
-      </w:r>
-      <w:r>
-        <w:t xml:space="preserve">details)</w:t>
+        <w:t xml:space="preserve">distribution parametrized on the relatives abundances of interacting species and</w:t>
+      </w:r>
+      <w:r>
+        <w:t xml:space="preserve"> </w:t>
+      </w:r>
+      <w:r>
+        <w:t xml:space="preserve">a fixed realization energy parameter</w:t>
+      </w:r>
+      <w:r>
+        <w:t xml:space="preserve"> </w:t>
+      </w:r>
+      <w:r>
+        <w:t xml:space="preserve">(see Catchen et al. 2023 for full details)</w:t>
       </w:r>
       <w:r>
         <w:t xml:space="preserve">.</w:t>
@@ -1829,19 +1968,25 @@
         <w:t xml:space="preserve"> </w:t>
       </w:r>
       <w:r>
-        <w:t xml:space="preserve">detection of realized interactions on the species abundances (even if an</w:t>
-      </w:r>
-      <w:r>
-        <w:t xml:space="preserve"> </w:t>
-      </w:r>
-      <w:r>
-        <w:t xml:space="preserve">interaction is realized in a location, we need to be there at that moment to</w:t>
-      </w:r>
-      <w:r>
-        <w:t xml:space="preserve"> </w:t>
-      </w:r>
-      <w:r>
-        <w:t xml:space="preserve">detect, which is again less likely for low probability events; see</w:t>
+        <w:t xml:space="preserve">detection of realized interactions on species abundances. Even if an interaction</w:t>
+      </w:r>
+      <w:r>
+        <w:t xml:space="preserve"> </w:t>
+      </w:r>
+      <w:r>
+        <w:t xml:space="preserve">is realized in a location, sampling must occur at the moment of interaction for</w:t>
+      </w:r>
+      <w:r>
+        <w:t xml:space="preserve"> </w:t>
+      </w:r>
+      <w:r>
+        <w:t xml:space="preserve">its detection; this is again less likely for low probability events, like</w:t>
+      </w:r>
+      <w:r>
+        <w:t xml:space="preserve"> </w:t>
+      </w:r>
+      <w:r>
+        <w:t xml:space="preserve">interactions between rare occurring species; see</w:t>
       </w:r>
       <w:r>
         <w:t xml:space="preserve"> </w:t>
@@ -1853,35 +1998,41 @@
         <w:t xml:space="preserve"> </w:t>
       </w:r>
       <w:r>
-        <w:t xml:space="preserve">for implementation). The result of this model is a landscape</w:t>
-      </w:r>
-      <w:r>
-        <w:t xml:space="preserve"> </w:t>
-      </w:r>
-      <w:r>
-        <w:t xml:space="preserve">with spatial variation in species and interaction composition and detection,</w:t>
-      </w:r>
-      <w:r>
-        <w:t xml:space="preserve"> </w:t>
-      </w:r>
-      <w:r>
-        <w:t xml:space="preserve">where species composition, realized interactions, and detected interactions are</w:t>
-      </w:r>
-      <w:r>
-        <w:t xml:space="preserve"> </w:t>
-      </w:r>
-      <w:r>
-        <w:t xml:space="preserve">based on the process model and known at all locations, allowing to compare the</w:t>
-      </w:r>
-      <w:r>
-        <w:t xml:space="preserve"> </w:t>
-      </w:r>
-      <w:r>
-        <w:t xml:space="preserve">efficiency of sampling strategies.</w:t>
-      </w:r>
-    </w:p>
-    <w:bookmarkEnd w:id="25"/>
-    <w:bookmarkStart w:id="26" w:name="Xd942a969c4906bcd19b16c3e81833202bda6a40"/>
+        <w:t xml:space="preserve">for</w:t>
+      </w:r>
+      <w:r>
+        <w:t xml:space="preserve"> </w:t>
+      </w:r>
+      <w:r>
+        <w:t xml:space="preserve">implementation). The result of this model is a landscape with spatial variation</w:t>
+      </w:r>
+      <w:r>
+        <w:t xml:space="preserve"> </w:t>
+      </w:r>
+      <w:r>
+        <w:t xml:space="preserve">in species and interaction composition and detection, where species composition,</w:t>
+      </w:r>
+      <w:r>
+        <w:t xml:space="preserve"> </w:t>
+      </w:r>
+      <w:r>
+        <w:t xml:space="preserve">realized interactions, and detected interactions are based on the process model</w:t>
+      </w:r>
+      <w:r>
+        <w:t xml:space="preserve"> </w:t>
+      </w:r>
+      <w:r>
+        <w:t xml:space="preserve">and known at all locations, allowing to compare the efficiency of sampling</w:t>
+      </w:r>
+      <w:r>
+        <w:t xml:space="preserve"> </w:t>
+      </w:r>
+      <w:r>
+        <w:t xml:space="preserve">strategies.</w:t>
+      </w:r>
+    </w:p>
+    <w:bookmarkEnd w:id="14"/>
+    <w:bookmarkStart w:id="15" w:name="Xd942a969c4906bcd19b16c3e81833202bda6a40"/>
     <w:p>
       <w:pPr>
         <w:pStyle w:val="Heading3"/>
@@ -1937,25 +2088,13 @@
         <w:t xml:space="preserve"> </w:t>
       </w:r>
       <w:r>
-        <w:t xml:space="preserve">network. Key features of the site selection algorithms highlighted by</w:t>
-      </w:r>
-      <w:r>
-        <w:t xml:space="preserve"> </w:t>
-      </w:r>
-      <w:r>
-        <w:t xml:space="preserve">(Norman and Poisot 2025)</w:t>
-      </w:r>
-      <w:r>
-        <w:t xml:space="preserve"> </w:t>
-      </w:r>
-      <w:r>
-        <w:t xml:space="preserve">include the ability to balance sites across space for equal</w:t>
-      </w:r>
-      <w:r>
-        <w:t xml:space="preserve"> </w:t>
-      </w:r>
-      <w:r>
-        <w:t xml:space="preserve">representation</w:t>
+        <w:t xml:space="preserve">network. Key features of the algorithms include the ability to balance sites</w:t>
+      </w:r>
+      <w:r>
+        <w:t xml:space="preserve"> </w:t>
+      </w:r>
+      <w:r>
+        <w:t xml:space="preserve">across space for equal representation</w:t>
       </w:r>
       <w:r>
         <w:t xml:space="preserve"> </w:t>
@@ -1964,31 +2103,31 @@
         <w:t xml:space="preserve">(see Benedetti et al. 2017; Kermorvant et al. 2019 for reviews)</w:t>
       </w:r>
       <w:r>
-        <w:t xml:space="preserve">, to</w:t>
-      </w:r>
-      <w:r>
-        <w:t xml:space="preserve"> </w:t>
-      </w:r>
-      <w:r>
-        <w:t xml:space="preserve">stratify across regions or populations, to include auxiliary site information</w:t>
-      </w:r>
-      <w:r>
-        <w:t xml:space="preserve"> </w:t>
-      </w:r>
-      <w:r>
-        <w:t xml:space="preserve">(environmental or biological) to weight inclusion probability, and to produce</w:t>
-      </w:r>
-      <w:r>
-        <w:t xml:space="preserve"> </w:t>
-      </w:r>
-      <w:r>
-        <w:t xml:space="preserve">master samples including current monitoring site or from which to select a</w:t>
-      </w:r>
-      <w:r>
-        <w:t xml:space="preserve"> </w:t>
-      </w:r>
-      <w:r>
-        <w:t xml:space="preserve">subset of sites for a specific monitoring project</w:t>
+        <w:t xml:space="preserve">, to stratify across regions or populations,</w:t>
+      </w:r>
+      <w:r>
+        <w:t xml:space="preserve"> </w:t>
+      </w:r>
+      <w:r>
+        <w:t xml:space="preserve">to include auxiliary site information (environmental or biological) to weight</w:t>
+      </w:r>
+      <w:r>
+        <w:t xml:space="preserve"> </w:t>
+      </w:r>
+      <w:r>
+        <w:t xml:space="preserve">inclusion probability, and to produce master samples including current</w:t>
+      </w:r>
+      <w:r>
+        <w:t xml:space="preserve"> </w:t>
+      </w:r>
+      <w:r>
+        <w:t xml:space="preserve">monitoring site or from which to select a subset of sites for a specific</w:t>
+      </w:r>
+      <w:r>
+        <w:t xml:space="preserve"> </w:t>
+      </w:r>
+      <w:r>
+        <w:t xml:space="preserve">monitoring project</w:t>
       </w:r>
       <w:r>
         <w:t xml:space="preserve"> </w:t>
@@ -2005,13 +2144,13 @@
         <w:pStyle w:val="BodyText"/>
       </w:pPr>
       <w:r>
-        <w:t xml:space="preserve">Using our model simulations, we can test different algorithms to distribute</w:t>
-      </w:r>
-      <w:r>
-        <w:t xml:space="preserve"> </w:t>
-      </w:r>
-      <w:r>
-        <w:t xml:space="preserve">monitoring sites across the landscape and optimize their location given</w:t>
+        <w:t xml:space="preserve">Using our model simulations, we can use different algorithms to distribute</w:t>
+      </w:r>
+      <w:r>
+        <w:t xml:space="preserve"> </w:t>
+      </w:r>
+      <w:r>
+        <w:t xml:space="preserve">monitoring sites across the landscape, while optimizing their location given</w:t>
       </w:r>
       <w:r>
         <w:t xml:space="preserve"> </w:t>
@@ -2023,13 +2162,13 @@
         <w:t xml:space="preserve"> </w:t>
       </w:r>
       <w:r>
-        <w:t xml:space="preserve">realized interactions. For example, we can use the Balanced Acceptance Sampling</w:t>
-      </w:r>
-      <w:r>
-        <w:t xml:space="preserve"> </w:t>
-      </w:r>
-      <w:r>
-        <w:t xml:space="preserve">algorithm</w:t>
+        <w:t xml:space="preserve">realized interactions, and compare algorithm sampling efficiency. For example,</w:t>
+      </w:r>
+      <w:r>
+        <w:t xml:space="preserve"> </w:t>
+      </w:r>
+      <w:r>
+        <w:t xml:space="preserve">we can design BONs using the Balanced Acceptance Sampling algorithm</w:t>
       </w:r>
       <w:r>
         <w:t xml:space="preserve"> </w:t>
@@ -2041,31 +2180,25 @@
         <w:t xml:space="preserve"> </w:t>
       </w:r>
       <w:r>
-        <w:t xml:space="preserve">to design BONs when aiming to balance sites</w:t>
-      </w:r>
-      <w:r>
-        <w:t xml:space="preserve"> </w:t>
-      </w:r>
-      <w:r>
-        <w:t xml:space="preserve">across our simulated landscapes, mostly for its efficiency and its ability to</w:t>
-      </w:r>
-      <w:r>
-        <w:t xml:space="preserve"> </w:t>
-      </w:r>
-      <w:r>
-        <w:t xml:space="preserve">weight site inclusion probabilities based on a provided layer. On the other</w:t>
-      </w:r>
-      <w:r>
-        <w:t xml:space="preserve"> </w:t>
-      </w:r>
-      <w:r>
-        <w:t xml:space="preserve">hand, to optimize given available information, we can use an algorithm such as</w:t>
-      </w:r>
-      <w:r>
-        <w:t xml:space="preserve"> </w:t>
-      </w:r>
-      <w:r>
-        <w:t xml:space="preserve">Uncertainty Sampling</w:t>
+        <w:t xml:space="preserve">when the aim is to balance sites across our simulated</w:t>
+      </w:r>
+      <w:r>
+        <w:t xml:space="preserve"> </w:t>
+      </w:r>
+      <w:r>
+        <w:t xml:space="preserve">landscapes, given its computational efficiency and its ability to weight site</w:t>
+      </w:r>
+      <w:r>
+        <w:t xml:space="preserve"> </w:t>
+      </w:r>
+      <w:r>
+        <w:t xml:space="preserve">inclusion probabilities using a layer of weights. On the other hand, active</w:t>
+      </w:r>
+      <w:r>
+        <w:t xml:space="preserve"> </w:t>
+      </w:r>
+      <w:r>
+        <w:t xml:space="preserve">learning methods like the Uncertainty Sampling algorithm</w:t>
       </w:r>
       <w:r>
         <w:t xml:space="preserve"> </w:t>
@@ -2074,19 +2207,16 @@
         <w:t xml:space="preserve">(Lewis and Gale 1994)</w:t>
       </w:r>
       <w:r>
-        <w:t xml:space="preserve">, an active learning method from the</w:t>
-      </w:r>
-      <w:r>
-        <w:t xml:space="preserve"> </w:t>
-      </w:r>
-      <w:r>
-        <w:t xml:space="preserve">machine learning field aiming to improve a model by targeting its least certain</w:t>
-      </w:r>
-      <w:r>
-        <w:t xml:space="preserve"> </w:t>
-      </w:r>
-      <w:r>
-        <w:t xml:space="preserve">elements</w:t>
+        <w:t xml:space="preserve"> </w:t>
+      </w:r>
+      <w:r>
+        <w:t xml:space="preserve">can</w:t>
+      </w:r>
+      <w:r>
+        <w:t xml:space="preserve"> </w:t>
+      </w:r>
+      <w:r>
+        <w:t xml:space="preserve">be used to optimize sampling given information on element uncertainty</w:t>
       </w:r>
       <w:r>
         <w:t xml:space="preserve"> </w:t>
@@ -2095,37 +2225,43 @@
         <w:t xml:space="preserve">(Settles 2009)</w:t>
       </w:r>
       <w:r>
-        <w:t xml:space="preserve">. Instead of focusing on uncertainty, we can use</w:t>
-      </w:r>
-      <w:r>
-        <w:t xml:space="preserve"> </w:t>
-      </w:r>
-      <w:r>
-        <w:t xml:space="preserve">this concept to target the sites with the highest values in a layer provided for</w:t>
-      </w:r>
-      <w:r>
-        <w:t xml:space="preserve"> </w:t>
-      </w:r>
-      <w:r>
-        <w:t xml:space="preserve">optimization, with the idea that it could lead to the highest information gain</w:t>
-      </w:r>
-      <w:r>
-        <w:t xml:space="preserve"> </w:t>
-      </w:r>
-      <w:r>
-        <w:t xml:space="preserve">for the BON. Examples of active learning relating to biodiversity monitoring and</w:t>
-      </w:r>
-      <w:r>
-        <w:t xml:space="preserve"> </w:t>
-      </w:r>
-      <w:r>
-        <w:t xml:space="preserve">sampling site selection include improving species range estimation from a</w:t>
-      </w:r>
-      <w:r>
-        <w:t xml:space="preserve"> </w:t>
-      </w:r>
-      <w:r>
-        <w:t xml:space="preserve">smaller number of actively selected sites</w:t>
+        <w:t xml:space="preserve">.</w:t>
+      </w:r>
+      <w:r>
+        <w:t xml:space="preserve"> </w:t>
+      </w:r>
+      <w:r>
+        <w:t xml:space="preserve">Instead of focusing on uncertainty, we can apply the algorithm to target the</w:t>
+      </w:r>
+      <w:r>
+        <w:t xml:space="preserve"> </w:t>
+      </w:r>
+      <w:r>
+        <w:t xml:space="preserve">sites that provide the highest information gain for the BON, given a layer of</w:t>
+      </w:r>
+      <w:r>
+        <w:t xml:space="preserve"> </w:t>
+      </w:r>
+      <w:r>
+        <w:t xml:space="preserve">‘information’</w:t>
+      </w:r>
+      <w:r>
+        <w:t xml:space="preserve"> </w:t>
+      </w:r>
+      <w:r>
+        <w:t xml:space="preserve">values to maximize. Examples of active learning relating to</w:t>
+      </w:r>
+      <w:r>
+        <w:t xml:space="preserve"> </w:t>
+      </w:r>
+      <w:r>
+        <w:t xml:space="preserve">biodiversity monitoring and sampling site selection include improving species</w:t>
+      </w:r>
+      <w:r>
+        <w:t xml:space="preserve"> </w:t>
+      </w:r>
+      <w:r>
+        <w:t xml:space="preserve">range estimation from a smaller number of actively selected sites</w:t>
       </w:r>
       <w:r>
         <w:t xml:space="preserve"> </w:t>
@@ -2134,13 +2270,13 @@
         <w:t xml:space="preserve">(Lange et al. 2023)</w:t>
       </w:r>
       <w:r>
-        <w:t xml:space="preserve">, minimizing field</w:t>
-      </w:r>
-      <w:r>
-        <w:t xml:space="preserve"> </w:t>
-      </w:r>
-      <w:r>
-        <w:t xml:space="preserve">data collection costs based on distances between samples</w:t>
+        <w:t xml:space="preserve">, minimizing field data collection costs based on distances</w:t>
+      </w:r>
+      <w:r>
+        <w:t xml:space="preserve"> </w:t>
+      </w:r>
+      <w:r>
+        <w:t xml:space="preserve">between samples</w:t>
       </w:r>
       <w:r>
         <w:t xml:space="preserve"> </w:t>
@@ -2149,19 +2285,19 @@
         <w:t xml:space="preserve">(Malek et al. 2019)</w:t>
       </w:r>
       <w:r>
-        <w:t xml:space="preserve">, and</w:t>
-      </w:r>
-      <w:r>
-        <w:t xml:space="preserve"> </w:t>
-      </w:r>
-      <w:r>
-        <w:t xml:space="preserve">identifying uncertain labels for classification to improve bioacoustic</w:t>
-      </w:r>
-      <w:r>
-        <w:t xml:space="preserve"> </w:t>
-      </w:r>
-      <w:r>
-        <w:t xml:space="preserve">monitoring performance across stratified samples</w:t>
+        <w:t xml:space="preserve">, and identifying uncertain labels for</w:t>
+      </w:r>
+      <w:r>
+        <w:t xml:space="preserve"> </w:t>
+      </w:r>
+      <w:r>
+        <w:t xml:space="preserve">classification to improve bioacoustic monitoring performance across stratified</w:t>
+      </w:r>
+      <w:r>
+        <w:t xml:space="preserve"> </w:t>
+      </w:r>
+      <w:r>
+        <w:t xml:space="preserve">samples</w:t>
       </w:r>
       <w:r>
         <w:t xml:space="preserve"> </w:t>
@@ -2172,9 +2308,12 @@
       <w:r>
         <w:t xml:space="preserve">.</w:t>
       </w:r>
-    </w:p>
-    <w:bookmarkEnd w:id="26"/>
-    <w:bookmarkStart w:id="30" w:name="Xd4d93d15fdb2047722ae55dd67fc9ebc4c02f97"/>
+      <w:r>
+        <w:t xml:space="preserve"> </w:t>
+      </w:r>
+    </w:p>
+    <w:bookmarkEnd w:id="15"/>
+    <w:bookmarkStart w:id="19" w:name="Xd4d93d15fdb2047722ae55dd67fc9ebc4c02f97"/>
     <w:p>
       <w:pPr>
         <w:pStyle w:val="Heading3"/>
@@ -2208,7 +2347,7 @@
         </w:r>
       </w:hyperlink>
       <w:r>
-        <w:t xml:space="preserve">, Step 3) : at a landscape scale for a given BON</w:t>
+        <w:t xml:space="preserve">, Step 3): at a landscape scale for a given BON</w:t>
       </w:r>
       <w:r>
         <w:t xml:space="preserve"> </w:t>
@@ -2279,37 +2418,49 @@
         <w:t xml:space="preserve"> </w:t>
       </w:r>
       <w:r>
-        <w:t xml:space="preserve">scale. In simulated landscapes, species and interaction composition is known</w:t>
-      </w:r>
-      <w:r>
-        <w:t xml:space="preserve"> </w:t>
-      </w:r>
-      <w:r>
-        <w:t xml:space="preserve">everywhere in our simulated landscapes; thus we can determine what can be</w:t>
-      </w:r>
-      <w:r>
-        <w:t xml:space="preserve"> </w:t>
-      </w:r>
-      <w:r>
-        <w:t xml:space="preserve">sampled for each generated BON (e.g. one made of 50 spatially-balanced sites).</w:t>
-      </w:r>
-      <w:r>
-        <w:t xml:space="preserve"> </w:t>
-      </w:r>
-      <w:r>
-        <w:t xml:space="preserve">We can then evaluate their efficiencies as the proportion of sampled elements</w:t>
-      </w:r>
-      <w:r>
-        <w:t xml:space="preserve"> </w:t>
-      </w:r>
-      <w:r>
-        <w:t xml:space="preserve">compared to the true richness (of species or interactions), again known in the</w:t>
-      </w:r>
-      <w:r>
-        <w:t xml:space="preserve"> </w:t>
-      </w:r>
-      <w:r>
-        <w:t xml:space="preserve">simulations. This can be seen as a snapshot view of a single BON efficiency.</w:t>
+        <w:t xml:space="preserve">scale. In simulated landscapes, species and interaction composition are known</w:t>
+      </w:r>
+      <w:r>
+        <w:t xml:space="preserve"> </w:t>
+      </w:r>
+      <w:r>
+        <w:t xml:space="preserve">everywhere and thus we can determine the proportion of species and interactions</w:t>
+      </w:r>
+      <w:r>
+        <w:t xml:space="preserve"> </w:t>
+      </w:r>
+      <w:r>
+        <w:t xml:space="preserve">that can be sampled for each generated BON (e.g. a BON made of 50</w:t>
+      </w:r>
+      <w:r>
+        <w:t xml:space="preserve"> </w:t>
+      </w:r>
+      <w:r>
+        <w:t xml:space="preserve">spatially-balanced sites). This proportion of sampled elements compared to the</w:t>
+      </w:r>
+      <w:r>
+        <w:t xml:space="preserve"> </w:t>
+      </w:r>
+      <w:r>
+        <w:t xml:space="preserve">true richness (of species or interactions) can be seen as a</w:t>
+      </w:r>
+      <w:r>
+        <w:t xml:space="preserve"> </w:t>
+      </w:r>
+      <w:r>
+        <w:t xml:space="preserve">‘snapshot’</w:t>
+      </w:r>
+      <w:r>
+        <w:t xml:space="preserve"> </w:t>
+      </w:r>
+      <w:r>
+        <w:t xml:space="preserve">view of a</w:t>
+      </w:r>
+      <w:r>
+        <w:t xml:space="preserve"> </w:t>
+      </w:r>
+      <w:r>
+        <w:t xml:space="preserve">given BON’s sampling efficiency for that simulated landscape.</w:t>
       </w:r>
     </w:p>
     <w:p>
@@ -2347,56 +2498,89 @@
         <w:t xml:space="preserve"> </w:t>
       </w:r>
       <w:r>
-        <w:t xml:space="preserve">the sampling efficiency changes as we increase the number of sites in a BON.</w:t>
-      </w:r>
-      <w:r>
-        <w:t xml:space="preserve"> </w:t>
-      </w:r>
-      <w:r>
-        <w:t xml:space="preserve">Ideally, we need one summary measure to represent this ensemble of snapshots and</w:t>
-      </w:r>
-      <w:r>
-        <w:t xml:space="preserve"> </w:t>
-      </w:r>
-      <w:r>
-        <w:t xml:space="preserve">summarize the potential BON-efficiency for a given landscape and optimization</w:t>
-      </w:r>
-      <w:r>
-        <w:t xml:space="preserve"> </w:t>
-      </w:r>
-      <w:r>
-        <w:t xml:space="preserve">strategies. Moreover, this measure needs to be comparable across samplers,</w:t>
-      </w:r>
-      <w:r>
-        <w:t xml:space="preserve"> </w:t>
-      </w:r>
-      <w:r>
-        <w:t xml:space="preserve">optimization layers and species degrees, given how the generated metawebs and</w:t>
-      </w:r>
-      <w:r>
-        <w:t xml:space="preserve"> </w:t>
-      </w:r>
-      <w:r>
-        <w:t xml:space="preserve">landscapes might vary between independent simulations. Since the exact</w:t>
-      </w:r>
-      <w:r>
-        <w:t xml:space="preserve"> </w:t>
-      </w:r>
-      <w:r>
-        <w:t xml:space="preserve">proportion of monitored interactions is known in our simulations, we used the</w:t>
-      </w:r>
-      <w:r>
-        <w:t xml:space="preserve"> </w:t>
-      </w:r>
-      <w:r>
-        <w:t xml:space="preserve">following single-parameter equation which generates similar efficiency curves:</w:t>
+        <w:t xml:space="preserve">sampling efficiency changes as the number of sites increases in a given BON.</w:t>
+      </w:r>
+      <w:r>
+        <w:t xml:space="preserve"> </w:t>
+      </w:r>
+      <w:r>
+        <w:t xml:space="preserve">Ideally, we need one summary measure to summarize BON-efficiency for a given</w:t>
+      </w:r>
+      <w:r>
+        <w:t xml:space="preserve"> </w:t>
+      </w:r>
+      <w:r>
+        <w:t xml:space="preserve">landscape and optimization strategies across the ensemble of snapshots.</w:t>
+      </w:r>
+      <w:r>
+        <w:t xml:space="preserve"> </w:t>
+      </w:r>
+      <w:r>
+        <w:t xml:space="preserve">Moreover, this measure needs to be comparable across</w:t>
+      </w:r>
+      <w:r>
+        <w:t xml:space="preserve"> </w:t>
+      </w:r>
+      <w:r>
+        <w:t xml:space="preserve">samplers</w:t>
+      </w:r>
+      <w:r>
+        <w:t xml:space="preserve">, optimization</w:t>
+      </w:r>
+      <w:r>
+        <w:t xml:space="preserve"> </w:t>
+      </w:r>
+      <w:r>
+        <w:t xml:space="preserve">layers</w:t>
+      </w:r>
+      <w:r>
+        <w:t xml:space="preserve"> </w:t>
+      </w:r>
+      <w:r>
+        <w:t xml:space="preserve"> </w:t>
+      </w:r>
+      <w:r>
+        <w:t xml:space="preserve">and species degrees (number of</w:t>
+      </w:r>
+      <w:r>
+        <w:t xml:space="preserve"> </w:t>
+      </w:r>
+      <w:r>
+        <w:t xml:space="preserve">interactions)</w:t>
+      </w:r>
+      <w:r>
+        <w:t xml:space="preserve">,</w:t>
+      </w:r>
+      <w:r>
+        <w:t xml:space="preserve"> </w:t>
+      </w:r>
+      <w:r>
+        <w:t xml:space="preserve">given how the generated metawebs and landscapes might vary between independent</w:t>
+      </w:r>
+      <w:r>
+        <w:t xml:space="preserve"> </w:t>
+      </w:r>
+      <w:r>
+        <w:t xml:space="preserve">simulations. Since the exact proportion of monitored interactions is known in</w:t>
+      </w:r>
+      <w:r>
+        <w:t xml:space="preserve"> </w:t>
+      </w:r>
+      <w:r>
+        <w:t xml:space="preserve">our simulations, we used the following single-parameter equation which generates</w:t>
+      </w:r>
+      <w:r>
+        <w:t xml:space="preserve"> </w:t>
+      </w:r>
+      <w:r>
+        <w:t xml:space="preserve">similar efficiency curves:</w:t>
       </w:r>
     </w:p>
     <w:p>
       <w:pPr>
         <w:pStyle w:val="BodyText"/>
       </w:pPr>
-      <w:bookmarkStart w:id="27" w:name="eq-eff"/>
+      <w:bookmarkStart w:id="16" w:name="eq-eff"/>
       <m:oMathPara>
         <m:oMathParaPr>
           <m:jc m:val="center"/>
@@ -2438,22 +2622,24 @@
           <m:r>
             <m:t>  </m:t>
           </m:r>
-          <m:d>
-            <m:dPr>
-              <m:begChr m:val="("/>
-              <m:sepChr m:val=""/>
-              <m:endChr m:val=")"/>
-              <m:grow/>
-            </m:dPr>
-            <m:e>
-              <m:r>
-                <m:t>1</m:t>
-              </m:r>
-            </m:e>
-          </m:d>
+          <m:r>
+            <m:rPr>
+              <m:sty m:val="p"/>
+            </m:rPr>
+            <m:t>(</m:t>
+          </m:r>
+          <m:r>
+            <m:t>1</m:t>
+          </m:r>
+          <m:r>
+            <m:rPr>
+              <m:sty m:val="p"/>
+            </m:rPr>
+            <m:t>)</m:t>
+          </m:r>
         </m:oMath>
       </m:oMathPara>
-      <w:bookmarkEnd w:id="27"/>
+      <w:bookmarkEnd w:id="16"/>
     </w:p>
     <w:p>
       <w:pPr>
@@ -2534,19 +2720,37 @@
         <w:t xml:space="preserve"> </w:t>
       </w:r>
       <w:r>
-        <w:t xml:space="preserve">compared across samplers, optimization layers or focal species degree. The lower</w:t>
-      </w:r>
-      <w:r>
-        <w:t xml:space="preserve"> </w:t>
-      </w:r>
-      <w:r>
-        <w:t xml:space="preserve">this parameter, the faster we reach a high proportion of monitored interactions.</w:t>
-      </w:r>
-      <w:r>
-        <w:t xml:space="preserve"> </w:t>
-      </w:r>
-      <w:r>
-        <w:t xml:space="preserve">We can identify the value of</w:t>
+        <w:t xml:space="preserve">compared across samplers, optimization layers</w:t>
+      </w:r>
+      <w:r>
+        <w:t xml:space="preserve"> </w:t>
+      </w:r>
+      <w:r>
+        <w:t xml:space="preserve"> </w:t>
+      </w:r>
+      <w:r>
+        <w:t xml:space="preserve">or focal species</w:t>
+      </w:r>
+      <w:r>
+        <w:t xml:space="preserve"> </w:t>
+      </w:r>
+      <w:r>
+        <w:t xml:space="preserve">degree</w:t>
+      </w:r>
+      <w:r>
+        <w:t xml:space="preserve">.</w:t>
+      </w:r>
+      <w:r>
+        <w:t xml:space="preserve"> </w:t>
+      </w:r>
+      <w:r>
+        <w:t xml:space="preserve">The lower this parameter, the faster we reach a high proportion of monitored</w:t>
+      </w:r>
+      <w:r>
+        <w:t xml:space="preserve"> </w:t>
+      </w:r>
+      <w:r>
+        <w:t xml:space="preserve">interactions. We can identify the value of</w:t>
       </w:r>
       <w:r>
         <w:t xml:space="preserve"> </w:t>
@@ -2560,13 +2764,13 @@
         <w:t xml:space="preserve"> </w:t>
       </w:r>
       <w:r>
-        <w:t xml:space="preserve">yielding the curve with the best fit to the</w:t>
-      </w:r>
-      <w:r>
-        <w:t xml:space="preserve"> </w:t>
-      </w:r>
-      <w:r>
-        <w:t xml:space="preserve">observed data, as described in our Simulation study III.</w:t>
+        <w:t xml:space="preserve">yielding the curve with the best</w:t>
+      </w:r>
+      <w:r>
+        <w:t xml:space="preserve"> </w:t>
+      </w:r>
+      <w:r>
+        <w:t xml:space="preserve">fit to the observed data, as described in our Simulation study III.</w:t>
       </w:r>
     </w:p>
     <w:p>
@@ -2639,19 +2843,37 @@
         <w:t xml:space="preserve"> </w:t>
       </w:r>
       <w:r>
-        <w:t xml:space="preserve">formal measure. To compare the efficiency curves within a given simulation</w:t>
-      </w:r>
-      <w:r>
-        <w:t xml:space="preserve"> </w:t>
-      </w:r>
-      <w:r>
-        <w:t xml:space="preserve">(i.e., between samplers and optimization layers for a given metaweb and set of</w:t>
-      </w:r>
-      <w:r>
-        <w:t xml:space="preserve"> </w:t>
-      </w:r>
-      <w:r>
-        <w:t xml:space="preserve">species ranges), we used the definite integral of</w:t>
+        <w:t xml:space="preserve">formal measure.</w:t>
+      </w:r>
+      <w:r>
+        <w:t xml:space="preserve"> </w:t>
+      </w:r>
+      <w:r>
+        <w:t xml:space="preserve"> </w:t>
+      </w:r>
+      <w:r>
+        <w:t xml:space="preserve">To compare the efficiency curves within a given simulation (i.e., between</w:t>
+      </w:r>
+      <w:r>
+        <w:t xml:space="preserve"> </w:t>
+      </w:r>
+      <w:r>
+        <w:t xml:space="preserve">samplers and optimization layers for a given metaweb and set of species</w:t>
+      </w:r>
+      <w:r>
+        <w:t xml:space="preserve"> </w:t>
+      </w:r>
+      <w:r>
+        <w:t xml:space="preserve">ranges)</w:t>
+      </w:r>
+      <w:r>
+        <w:t xml:space="preserve">,</w:t>
+      </w:r>
+      <w:r>
+        <w:t xml:space="preserve"> </w:t>
+      </w:r>
+      <w:r>
+        <w:t xml:space="preserve">we used the definite integral of</w:t>
       </w:r>
       <w:r>
         <w:t xml:space="preserve"> </w:t>
@@ -2679,26 +2901,20 @@
         </m:r>
       </m:oMath>
       <w:r>
-        <w:t xml:space="preserve">, the</w:t>
-      </w:r>
-      <w:r>
-        <w:t xml:space="preserve"> </w:t>
-      </w:r>
-      <w:r>
-        <w:t xml:space="preserve">maximum number of sampling sites in the landscape (10,000), which takes the</w:t>
-      </w:r>
-      <w:r>
-        <w:t xml:space="preserve"> </w:t>
-      </w:r>
-      <w:r>
-        <w:t xml:space="preserve">form:</w:t>
+        <w:t xml:space="preserve">, the maximum number</w:t>
+      </w:r>
+      <w:r>
+        <w:t xml:space="preserve"> </w:t>
+      </w:r>
+      <w:r>
+        <w:t xml:space="preserve">of sampling sites in the landscape (10,000):</w:t>
       </w:r>
     </w:p>
     <w:p>
       <w:pPr>
         <w:pStyle w:val="BodyText"/>
       </w:pPr>
-      <w:bookmarkStart w:id="28" w:name="eq-int"/>
+      <w:bookmarkStart w:id="17" w:name="eq-int"/>
       <m:oMathPara>
         <m:oMathParaPr>
           <m:jc m:val="center"/>
@@ -2837,56 +3053,44 @@
           <m:r>
             <m:t>  </m:t>
           </m:r>
-          <m:d>
-            <m:dPr>
-              <m:begChr m:val="("/>
-              <m:sepChr m:val=""/>
-              <m:endChr m:val=")"/>
-              <m:grow/>
-            </m:dPr>
-            <m:e>
-              <m:r>
-                <m:t>2</m:t>
-              </m:r>
-            </m:e>
-          </m:d>
+          <m:r>
+            <m:rPr>
+              <m:sty m:val="p"/>
+            </m:rPr>
+            <m:t>(</m:t>
+          </m:r>
+          <m:r>
+            <m:t>2</m:t>
+          </m:r>
+          <m:r>
+            <m:rPr>
+              <m:sty m:val="p"/>
+            </m:rPr>
+            <m:t>)</m:t>
+          </m:r>
         </m:oMath>
       </m:oMathPara>
-      <w:bookmarkEnd w:id="28"/>
+      <w:bookmarkEnd w:id="17"/>
     </w:p>
     <w:p>
       <w:pPr>
         <w:pStyle w:val="FirstParagraph"/>
       </w:pPr>
       <w:r>
-        <w:t xml:space="preserve">Using</w:t>
-      </w:r>
-      <w:r>
-        <w:t xml:space="preserve"> </w:t>
-      </w:r>
-      <w:hyperlink w:anchor="eq-int">
-        <w:r>
-          <w:rPr>
-            <w:rStyle w:val="Hyperlink"/>
-          </w:rPr>
-          <w:t xml:space="preserve">Equation 2</w:t>
-        </w:r>
-      </w:hyperlink>
-      <w:r>
-        <w:t xml:space="preserve">, we can compute the difference in efficiency between two curves as</w:t>
-      </w:r>
-      <w:r>
-        <w:t xml:space="preserve"> </w:t>
-      </w:r>
-      <w:r>
-        <w:t xml:space="preserve">the difference of integrals:</w:t>
+        <w:t xml:space="preserve">and computed the difference in efficiency between any two curves as the</w:t>
+      </w:r>
+      <w:r>
+        <w:t xml:space="preserve"> </w:t>
+      </w:r>
+      <w:r>
+        <w:t xml:space="preserve">difference of integrals:</w:t>
       </w:r>
     </w:p>
     <w:p>
       <w:pPr>
         <w:pStyle w:val="BodyText"/>
       </w:pPr>
-      <w:bookmarkStart w:id="29" w:name="eq-diff"/>
+      <w:bookmarkStart w:id="18" w:name="eq-diff"/>
       <m:oMathPara>
         <m:oMathParaPr>
           <m:jc m:val="center"/>
@@ -3118,76 +3322,96 @@
           <m:r>
             <m:t>  </m:t>
           </m:r>
-          <m:d>
-            <m:dPr>
-              <m:begChr m:val="("/>
-              <m:sepChr m:val=""/>
-              <m:endChr m:val=")"/>
-              <m:grow/>
-            </m:dPr>
-            <m:e>
-              <m:r>
-                <m:t>3</m:t>
-              </m:r>
-            </m:e>
-          </m:d>
+          <m:r>
+            <m:rPr>
+              <m:sty m:val="p"/>
+            </m:rPr>
+            <m:t>(</m:t>
+          </m:r>
+          <m:r>
+            <m:t>3</m:t>
+          </m:r>
+          <m:r>
+            <m:rPr>
+              <m:sty m:val="p"/>
+            </m:rPr>
+            <m:t>)</m:t>
+          </m:r>
         </m:oMath>
       </m:oMathPara>
-      <w:bookmarkEnd w:id="29"/>
+      <w:bookmarkEnd w:id="18"/>
     </w:p>
     <w:p>
       <w:pPr>
         <w:pStyle w:val="FirstParagraph"/>
       </w:pPr>
       <w:r>
-        <w:t xml:space="preserve">This difference measure allows to identify which samplers or optimization layer</w:t>
-      </w:r>
-      <w:r>
-        <w:t xml:space="preserve"> </w:t>
-      </w:r>
-      <w:r>
-        <w:t xml:space="preserve">is more efficient, quickly reaching a high proportion of monitored interactions</w:t>
-      </w:r>
-      <w:r>
-        <w:t xml:space="preserve"> </w:t>
-      </w:r>
-      <w:r>
-        <w:t xml:space="preserve">(positive values indicate that the first curve is more efficient than the</w:t>
-      </w:r>
-      <w:r>
-        <w:t xml:space="preserve"> </w:t>
-      </w:r>
-      <w:r>
-        <w:t xml:space="preserve">second), while also quantifying the magnitude of this difference in a comparable</w:t>
-      </w:r>
-      <w:r>
-        <w:t xml:space="preserve"> </w:t>
-      </w:r>
-      <w:r>
-        <w:t xml:space="preserve">way between possible comparison pairs. We can then compare all samplers and</w:t>
-      </w:r>
-      <w:r>
-        <w:t xml:space="preserve"> </w:t>
-      </w:r>
-      <w:r>
-        <w:t xml:space="preserve">optimization layers individually within each independent simulation, given that</w:t>
-      </w:r>
-      <w:r>
-        <w:t xml:space="preserve"> </w:t>
-      </w:r>
-      <w:r>
-        <w:t xml:space="preserve">the monitoring context is different in each one (different metawebs and species</w:t>
-      </w:r>
-      <w:r>
-        <w:t xml:space="preserve"> </w:t>
-      </w:r>
-      <w:r>
-        <w:t xml:space="preserve">ranges).</w:t>
-      </w:r>
-    </w:p>
-    <w:bookmarkEnd w:id="30"/>
-    <w:bookmarkEnd w:id="31"/>
-    <w:bookmarkStart w:id="35" w:name="simulation-studies"/>
+        <w:t xml:space="preserve">with positive difference values indicating that the first curve is more</w:t>
+      </w:r>
+      <w:r>
+        <w:t xml:space="preserve"> </w:t>
+      </w:r>
+      <w:r>
+        <w:t xml:space="preserve">efficient than the second. This difference measure allows identifying which</w:t>
+      </w:r>
+      <w:r>
+        <w:t xml:space="preserve"> </w:t>
+      </w:r>
+      <w:r>
+        <w:t xml:space="preserve">samplers or optimization layer</w:t>
+      </w:r>
+      <w:r>
+        <w:t xml:space="preserve"> </w:t>
+      </w:r>
+      <w:r>
+        <w:t xml:space="preserve"> </w:t>
+      </w:r>
+      <w:r>
+        <w:t xml:space="preserve">are more</w:t>
+      </w:r>
+      <w:r>
+        <w:t xml:space="preserve"> </w:t>
+      </w:r>
+      <w:r>
+        <w:t xml:space="preserve">efficient – i.e. allow reaching a high proportion of monitored interactions</w:t>
+      </w:r>
+      <w:r>
+        <w:t xml:space="preserve"> </w:t>
+      </w:r>
+      <w:r>
+        <w:t xml:space="preserve">more quickly – while also quantifying the magnitude of this difference in a way</w:t>
+      </w:r>
+      <w:r>
+        <w:t xml:space="preserve"> </w:t>
+      </w:r>
+      <w:r>
+        <w:t xml:space="preserve">that is comparable between sampling strategies. We can then compare all samplers</w:t>
+      </w:r>
+      <w:r>
+        <w:t xml:space="preserve"> </w:t>
+      </w:r>
+      <w:r>
+        <w:t xml:space="preserve">and optimization layers individually within each independent simulation, given</w:t>
+      </w:r>
+      <w:r>
+        <w:t xml:space="preserve"> </w:t>
+      </w:r>
+      <w:r>
+        <w:t xml:space="preserve">that the monitoring context is different in each one (different metawebs and</w:t>
+      </w:r>
+      <w:r>
+        <w:t xml:space="preserve"> </w:t>
+      </w:r>
+      <w:r>
+        <w:t xml:space="preserve">species ranges).</w:t>
+      </w:r>
+      <w:r>
+        <w:t xml:space="preserve"> </w:t>
+      </w:r>
+    </w:p>
+    <w:bookmarkEnd w:id="19"/>
+    <w:bookmarkEnd w:id="20"/>
+    <w:bookmarkStart w:id="25" w:name="simulation-studies"/>
     <w:p>
       <w:pPr>
         <w:pStyle w:val="Heading2"/>
@@ -3310,13 +3534,13 @@
         <w:t xml:space="preserve">when presenting the model.</w:t>
       </w:r>
     </w:p>
-    <w:bookmarkStart w:id="32" w:name="X164ab5ed87295729841af2d71d1fcc14133ea28"/>
+    <w:bookmarkStart w:id="21" w:name="Xdbe4a4e8acb685120b74883ed0fedde11cf34f9"/>
     <w:p>
       <w:pPr>
         <w:pStyle w:val="Heading3"/>
       </w:pPr>
       <w:r>
-        <w:t xml:space="preserve">Simulation study I: Evaluating metaweb sampling with spatial balance compared to species richness</w:t>
+        <w:t xml:space="preserve">Simulation study I: Efficacy of spatially balanced sampling for metawebs vs. species richness</w:t>
       </w:r>
     </w:p>
     <w:p>
@@ -3330,107 +3554,146 @@
         <w:t xml:space="preserve"> </w:t>
       </w:r>
       <w:r>
-        <w:t xml:space="preserve">networks across space to document a metaweb of interactions, comparing it with</w:t>
-      </w:r>
-      <w:r>
-        <w:t xml:space="preserve"> </w:t>
-      </w:r>
-      <w:r>
-        <w:t xml:space="preserve">the efficiency to document species richness. We generated spatially balanced</w:t>
-      </w:r>
-      <w:r>
-        <w:t xml:space="preserve"> </w:t>
-      </w:r>
-      <w:r>
-        <w:t xml:space="preserve">Biodiversity Observation Networks (BONs) across our simulated landscape,</w:t>
-      </w:r>
-      <w:r>
-        <w:t xml:space="preserve"> </w:t>
-      </w:r>
-      <w:r>
-        <w:t xml:space="preserve">defining sites where to sample species and interactions, and testing all number</w:t>
-      </w:r>
-      <w:r>
-        <w:t xml:space="preserve"> </w:t>
-      </w:r>
-      <w:r>
-        <w:t xml:space="preserve">of sites between 1 and 100. We then evaluated the sampling efficiency of each</w:t>
-      </w:r>
-      <w:r>
-        <w:t xml:space="preserve"> </w:t>
-      </w:r>
-      <w:r>
-        <w:t xml:space="preserve">BON in terms of overall species richness and compared to the generated metaweb</w:t>
-      </w:r>
-      <w:r>
-        <w:t xml:space="preserve"> </w:t>
-      </w:r>
-      <w:r>
-        <w:t xml:space="preserve">for each interaction type. For species richness, we assumed we sampled all</w:t>
-      </w:r>
-      <w:r>
-        <w:t xml:space="preserve"> </w:t>
-      </w:r>
-      <w:r>
-        <w:t xml:space="preserve">species present in a sampled location, combined this information across all</w:t>
-      </w:r>
-      <w:r>
-        <w:t xml:space="preserve"> </w:t>
-      </w:r>
-      <w:r>
-        <w:t xml:space="preserve">sampled sites to determine the number of species encountered through sampling,</w:t>
-      </w:r>
-      <w:r>
-        <w:t xml:space="preserve"> </w:t>
-      </w:r>
-      <w:r>
-        <w:t xml:space="preserve">and compared the result with the total species richness in the landscape (75</w:t>
-      </w:r>
-      <w:r>
-        <w:t xml:space="preserve"> </w:t>
-      </w:r>
-      <w:r>
-        <w:t xml:space="preserve">species). For interactions, we aggregated each interaction type separately</w:t>
-      </w:r>
-      <w:r>
-        <w:t xml:space="preserve"> </w:t>
-      </w:r>
-      <w:r>
-        <w:t xml:space="preserve">(possible, realized and detected) for a given BON and evaluated the proportion</w:t>
-      </w:r>
-      <w:r>
-        <w:t xml:space="preserve"> </w:t>
-      </w:r>
-      <w:r>
-        <w:t xml:space="preserve">of the metaweb recovered through sampling (and therefore for a given number of</w:t>
-      </w:r>
-      <w:r>
-        <w:t xml:space="preserve"> </w:t>
-      </w:r>
-      <w:r>
-        <w:t xml:space="preserve">sites). We ran simulations with 100 fully-independent replicates (different</w:t>
-      </w:r>
-      <w:r>
-        <w:t xml:space="preserve"> </w:t>
-      </w:r>
-      <w:r>
-        <w:t xml:space="preserve">metaweb, species ranges, abundance distribution, realized interactions) for each</w:t>
-      </w:r>
-      <w:r>
-        <w:t xml:space="preserve"> </w:t>
-      </w:r>
-      <w:r>
-        <w:t xml:space="preserve">number of site in a BON, yielding 10,000 simulations in total.</w:t>
-      </w:r>
-    </w:p>
-    <w:bookmarkEnd w:id="32"/>
-    <w:bookmarkStart w:id="33" w:name="Xe3dd5629f5a0483502300807e7d4cb08b844680"/>
+        <w:t xml:space="preserve">networks across space to document a metaweb of interactions, when compared to</w:t>
+      </w:r>
+      <w:r>
+        <w:t xml:space="preserve"> </w:t>
+      </w:r>
+      <w:r>
+        <w:t xml:space="preserve">documenting species richness. We generated spatially balanced BONs across our</w:t>
+      </w:r>
+      <w:r>
+        <w:t xml:space="preserve"> </w:t>
+      </w:r>
+      <w:r>
+        <w:t xml:space="preserve">simulated landscape that defined sites to sample species and interactions. We</w:t>
+      </w:r>
+      <w:r>
+        <w:t xml:space="preserve"> </w:t>
+      </w:r>
+      <w:r>
+        <w:t xml:space="preserve">varied the number of sites between 1 and 100. We then evaluated the sampling</w:t>
+      </w:r>
+      <w:r>
+        <w:t xml:space="preserve"> </w:t>
+      </w:r>
+      <w:r>
+        <w:t xml:space="preserve">efficiency of each BON</w:t>
+      </w:r>
+      <w:r>
+        <w:t xml:space="preserve"> </w:t>
+      </w:r>
+      <w:r>
+        <w:t xml:space="preserve"> </w:t>
+      </w:r>
+      <w:r>
+        <w:t xml:space="preserve">in terms of sampled species richness and metaweb</w:t>
+      </w:r>
+      <w:r>
+        <w:t xml:space="preserve"> </w:t>
+      </w:r>
+      <w:r>
+        <w:t xml:space="preserve">interactions</w:t>
+      </w:r>
+      <w:r>
+        <w:t xml:space="preserve">.</w:t>
+      </w:r>
+      <w:r>
+        <w:t xml:space="preserve"> </w:t>
+      </w:r>
+      <w:r>
+        <w:t xml:space="preserve">For species richness, we assumed that all species present in a sampled location</w:t>
+      </w:r>
+      <w:r>
+        <w:t xml:space="preserve"> </w:t>
+      </w:r>
+      <w:r>
+        <w:t xml:space="preserve">were sampled</w:t>
+      </w:r>
+      <w:r>
+        <w:t xml:space="preserve"> </w:t>
+      </w:r>
+      <w:r>
+        <w:t xml:space="preserve"> </w:t>
+      </w:r>
+      <w:r>
+        <w:t xml:space="preserve">and</w:t>
+      </w:r>
+      <w:r>
+        <w:t xml:space="preserve"> </w:t>
+      </w:r>
+      <w:r>
+        <w:t xml:space="preserve">compared the number of species sampled across all sampled sites against the</w:t>
+      </w:r>
+      <w:r>
+        <w:t xml:space="preserve"> </w:t>
+      </w:r>
+      <w:r>
+        <w:t xml:space="preserve">total species richness across the landscape (always 75 species). For</w:t>
+      </w:r>
+      <w:r>
+        <w:t xml:space="preserve"> </w:t>
+      </w:r>
+      <w:r>
+        <w:t xml:space="preserve">interactions, we aggregated each interaction type separately (possible, realized</w:t>
+      </w:r>
+      <w:r>
+        <w:t xml:space="preserve"> </w:t>
+      </w:r>
+      <w:r>
+        <w:t xml:space="preserve">and detected) for a given BON</w:t>
+      </w:r>
+      <w:r>
+        <w:t xml:space="preserve"> </w:t>
+      </w:r>
+      <w:r>
+        <w:t xml:space="preserve"> </w:t>
+      </w:r>
+      <w:r>
+        <w:t xml:space="preserve">and evaluated the proportion of the metaweb</w:t>
+      </w:r>
+      <w:r>
+        <w:t xml:space="preserve"> </w:t>
+      </w:r>
+      <w:r>
+        <w:t xml:space="preserve">interactions</w:t>
+      </w:r>
+      <w:r>
+        <w:t xml:space="preserve"> </w:t>
+      </w:r>
+      <w:r>
+        <w:t xml:space="preserve">documented through sampling</w:t>
+      </w:r>
+      <w:r>
+        <w:t xml:space="preserve">. We</w:t>
+      </w:r>
+      <w:r>
+        <w:t xml:space="preserve"> </w:t>
+      </w:r>
+      <w:r>
+        <w:t xml:space="preserve">ran simulations with 100 fully-independent replicates (different metaweb,</w:t>
+      </w:r>
+      <w:r>
+        <w:t xml:space="preserve"> </w:t>
+      </w:r>
+      <w:r>
+        <w:t xml:space="preserve">species ranges, abundance distribution, realized interactions) for each number</w:t>
+      </w:r>
+      <w:r>
+        <w:t xml:space="preserve"> </w:t>
+      </w:r>
+      <w:r>
+        <w:t xml:space="preserve">of sites in a BON, yielding 10,000 simulations in total.</w:t>
+      </w:r>
+    </w:p>
+    <w:bookmarkEnd w:id="21"/>
+    <w:bookmarkStart w:id="23" w:name="X42ad121234a2cb23671c5209114b980f1ceee49"/>
     <w:p>
       <w:pPr>
         <w:pStyle w:val="Heading3"/>
       </w:pPr>
       <w:r>
-        <w:t xml:space="preserve">Simulation study II: Optimizing a focal sampling on a single-species</w:t>
+        <w:t xml:space="preserve">Simulation study II: Optimizing focal sampling to monitor a given species’ interactions</w:t>
       </w:r>
     </w:p>
     <w:p>
@@ -3438,31 +3701,102 @@
         <w:pStyle w:val="FirstParagraph"/>
       </w:pPr>
       <w:r>
-        <w:t xml:space="preserve">Next, we investigated sampling efficiency using a focal species perspective. We</w:t>
-      </w:r>
-      <w:r>
-        <w:t xml:space="preserve"> </w:t>
-      </w:r>
-      <w:r>
-        <w:t xml:space="preserve">simulated a focal sampling where an observer would target one species and aim to</w:t>
-      </w:r>
-      <w:r>
-        <w:t xml:space="preserve"> </w:t>
-      </w:r>
-      <w:r>
-        <w:t xml:space="preserve">retrieve all of its interactions (here known from the metaweb), but might have</w:t>
-      </w:r>
-      <w:r>
-        <w:t xml:space="preserve"> </w:t>
-      </w:r>
-      <w:r>
-        <w:t xml:space="preserve">different information to optimize its sampling. Observation network design and</w:t>
-      </w:r>
-      <w:r>
-        <w:t xml:space="preserve"> </w:t>
-      </w:r>
-      <w:r>
-        <w:t xml:space="preserve">efficiency needs to be evaluated beyond spatial balance, and also regarding</w:t>
+        <w:t xml:space="preserve">Interaction network sampling and monitoring may be targeted at a focal species</w:t>
+      </w:r>
+      <w:r>
+        <w:t xml:space="preserve"> </w:t>
+      </w:r>
+      <w:r>
+        <w:t xml:space="preserve">because of its endangered status</w:t>
+      </w:r>
+      <w:r>
+        <w:t xml:space="preserve"> </w:t>
+      </w:r>
+      <w:r>
+        <w:t xml:space="preserve">(e.g. Rioux et al. 2022)</w:t>
+      </w:r>
+      <w:r>
+        <w:t xml:space="preserve">, because it is at the</w:t>
+      </w:r>
+      <w:r>
+        <w:t xml:space="preserve"> </w:t>
+      </w:r>
+      <w:r>
+        <w:t xml:space="preserve">centre of conservation or restoration programmes (e.g.</w:t>
+      </w:r>
+      <w:r>
+        <w:t xml:space="preserve"> </w:t>
+      </w:r>
+      <w:hyperlink r:id="rId22">
+        <w:r>
+          <w:rPr>
+            <w:rStyle w:val="Hyperlink"/>
+          </w:rPr>
+          <w:t xml:space="preserve">BearConnect</w:t>
+        </w:r>
+      </w:hyperlink>
+      <w:r>
+        <w:t xml:space="preserve">), or even due to human-nature conflicts</w:t>
+      </w:r>
+      <w:r>
+        <w:t xml:space="preserve"> </w:t>
+      </w:r>
+      <w:r>
+        <w:t xml:space="preserve">(e.g. Baranowska et al. 2025)</w:t>
+      </w:r>
+      <w:r>
+        <w:t xml:space="preserve">. Hence, we also investigated sampling efficiency</w:t>
+      </w:r>
+      <w:r>
+        <w:t xml:space="preserve"> </w:t>
+      </w:r>
+      <w:r>
+        <w:t xml:space="preserve">from a focal species perspective, by simulating a virtual observer that would</w:t>
+      </w:r>
+      <w:r>
+        <w:t xml:space="preserve"> </w:t>
+      </w:r>
+      <w:r>
+        <w:t xml:space="preserve">aim to sample all the interactions of a focal species (here known from the</w:t>
+      </w:r>
+      <w:r>
+        <w:t xml:space="preserve"> </w:t>
+      </w:r>
+      <w:r>
+        <w:t xml:space="preserve">metaweb), but might have different information on how to optimize the sampling</w:t>
+      </w:r>
+      <w:r>
+        <w:t xml:space="preserve"> </w:t>
+      </w:r>
+      <w:r>
+        <w:t xml:space="preserve">design.</w:t>
+      </w:r>
+      <w:r>
+        <w:t xml:space="preserve"> </w:t>
+      </w:r>
+      <w:r>
+        <w:t xml:space="preserve"> </w:t>
+      </w:r>
+      <w:r>
+        <w:t xml:space="preserve">Observation</w:t>
+      </w:r>
+      <w:r>
+        <w:t xml:space="preserve"> </w:t>
+      </w:r>
+      <w:r>
+        <w:t xml:space="preserve">network</w:t>
+      </w:r>
+      <w:r>
+        <w:t xml:space="preserve"> </w:t>
+      </w:r>
+      <w:r>
+        <w:t xml:space="preserve">design</w:t>
+      </w:r>
+      <w:r>
+        <w:t xml:space="preserve"> </w:t>
+      </w:r>
+      <w:r>
+        <w:t xml:space="preserve">and efficiency needs to be evaluated beyond spatial balance, and also regarding</w:t>
       </w:r>
       <w:r>
         <w:t xml:space="preserve"> </w:t>
@@ -3477,31 +3811,34 @@
         <w:t xml:space="preserve">(Norman and Poisot 2025)</w:t>
       </w:r>
       <w:r>
-        <w:t xml:space="preserve">. Thus, the idea of our focal sampling exploration is to</w:t>
-      </w:r>
-      <w:r>
-        <w:t xml:space="preserve"> </w:t>
-      </w:r>
-      <w:r>
-        <w:t xml:space="preserve">represent a simplified case with a clear objective (retrieving a species’</w:t>
-      </w:r>
-      <w:r>
-        <w:t xml:space="preserve"> </w:t>
-      </w:r>
-      <w:r>
-        <w:t xml:space="preserve">interactions) and where we do have prior knowledge about the system, either</w:t>
-      </w:r>
-      <w:r>
-        <w:t xml:space="preserve"> </w:t>
-      </w:r>
-      <w:r>
-        <w:t xml:space="preserve">through empirical data or model predictions, which can be used to optimize</w:t>
-      </w:r>
-      <w:r>
-        <w:t xml:space="preserve"> </w:t>
-      </w:r>
-      <w:r>
-        <w:t xml:space="preserve">sampling.</w:t>
+        <w:t xml:space="preserve">.</w:t>
+      </w:r>
+      <w:r>
+        <w:t xml:space="preserve"> </w:t>
+      </w:r>
+      <w:r>
+        <w:t xml:space="preserve">Thus, the idea of our focal sampling exploration is to represent a simplified</w:t>
+      </w:r>
+      <w:r>
+        <w:t xml:space="preserve"> </w:t>
+      </w:r>
+      <w:r>
+        <w:t xml:space="preserve">case with a clear objective (retrieving a species’ interactions) and where we do</w:t>
+      </w:r>
+      <w:r>
+        <w:t xml:space="preserve"> </w:t>
+      </w:r>
+      <w:r>
+        <w:t xml:space="preserve">have prior knowledge about the system, either through empirical data or model</w:t>
+      </w:r>
+      <w:r>
+        <w:t xml:space="preserve"> </w:t>
+      </w:r>
+      <w:r>
+        <w:t xml:space="preserve">predictions, which can be used to optimize sampling.</w:t>
+      </w:r>
+      <w:r>
+        <w:t xml:space="preserve"> </w:t>
       </w:r>
     </w:p>
     <w:p>
@@ -3557,13 +3894,34 @@
         <w:t xml:space="preserve"> </w:t>
       </w:r>
       <w:r>
-        <w:t xml:space="preserve">uncertainty sampling (which targets locations with a higher value in the layer</w:t>
-      </w:r>
-      <w:r>
-        <w:t xml:space="preserve"> </w:t>
-      </w:r>
-      <w:r>
-        <w:t xml:space="preserve">provided). Next, we tested four information layers for optimization: one with</w:t>
+        <w:t xml:space="preserve">uncertainty sampling (which targets locations with higher</w:t>
+      </w:r>
+      <w:r>
+        <w:t xml:space="preserve"> </w:t>
+      </w:r>
+      <w:r>
+        <w:t xml:space="preserve">‘information’</w:t>
+      </w:r>
+      <w:r>
+        <w:t xml:space="preserve"> </w:t>
+      </w:r>
+      <w:r>
+        <w:t xml:space="preserve">values</w:t>
+      </w:r>
+      <w:r>
+        <w:t xml:space="preserve"> </w:t>
+      </w:r>
+      <w:r>
+        <w:t xml:space="preserve">in the layer provided). Next, we tested four information layers for</w:t>
+      </w:r>
+      <w:r>
+        <w:t xml:space="preserve"> </w:t>
+      </w:r>
+      <w:r>
+        <w:t xml:space="preserve">optimization</w:t>
+      </w:r>
+      <w:r>
+        <w:t xml:space="preserve">: one with</w:t>
       </w:r>
       <w:r>
         <w:t xml:space="preserve"> </w:t>
@@ -3599,7 +3957,7 @@
         <w:t xml:space="preserve"> </w:t>
       </w:r>
       <w:r>
-        <w:t xml:space="preserve">information for the system).</w:t>
+        <w:t xml:space="preserve">information about the system).</w:t>
       </w:r>
     </w:p>
     <w:p>
@@ -3607,83 +3965,146 @@
         <w:pStyle w:val="BodyText"/>
       </w:pPr>
       <w:r>
-        <w:t xml:space="preserve">Using the approach described in the previous section, we generated a set of</w:t>
-      </w:r>
-      <w:r>
-        <w:t xml:space="preserve"> </w:t>
-      </w:r>
-      <w:r>
-        <w:t xml:space="preserve">metaweb, species ranges, and locations for realized interactions (to showcase a</w:t>
-      </w:r>
-      <w:r>
-        <w:t xml:space="preserve"> </w:t>
-      </w:r>
-      <w:r>
-        <w:t xml:space="preserve">specific example, and counter-verified with separate sets which yielded</w:t>
-      </w:r>
-      <w:r>
-        <w:t xml:space="preserve"> </w:t>
-      </w:r>
-      <w:r>
-        <w:t xml:space="preserve">conceptually similar results, as described in the next section). We selected the</w:t>
-      </w:r>
-      <w:r>
-        <w:t xml:space="preserve"> </w:t>
-      </w:r>
-      <w:r>
-        <w:t xml:space="preserve">species with the highest degree (number of interactions) in the metaweb as the</w:t>
-      </w:r>
-      <w:r>
-        <w:t xml:space="preserve"> </w:t>
-      </w:r>
-      <w:r>
-        <w:t xml:space="preserve">focal species for the simulation. We then generated BONs of 1 to 500 sites (at</w:t>
-      </w:r>
-      <w:r>
-        <w:t xml:space="preserve"> </w:t>
-      </w:r>
-      <w:r>
-        <w:t xml:space="preserve">interval increments of 5 sites) using the three possible algorithms (simple</w:t>
-      </w:r>
-      <w:r>
-        <w:t xml:space="preserve"> </w:t>
-      </w:r>
-      <w:r>
-        <w:t xml:space="preserve">random, weighted balanced acceptance, uncertainty sampling) and four</w:t>
-      </w:r>
-      <w:r>
-        <w:t xml:space="preserve"> </w:t>
-      </w:r>
-      <w:r>
-        <w:t xml:space="preserve">optimization layers (focal species range, probabilistic range, realized</w:t>
-      </w:r>
-      <w:r>
-        <w:t xml:space="preserve"> </w:t>
-      </w:r>
-      <w:r>
-        <w:t xml:space="preserve">interactions, species richness), with 100 replicates for every number of sites.</w:t>
-      </w:r>
-      <w:r>
-        <w:t xml:space="preserve"> </w:t>
-      </w:r>
-      <w:r>
-        <w:t xml:space="preserve">For each BON generated, we extracted the number of unique realized interactions</w:t>
-      </w:r>
-      <w:r>
-        <w:t xml:space="preserve"> </w:t>
-      </w:r>
-      <w:r>
-        <w:t xml:space="preserve">sampled across all sites (the monitored degree for the focal species).</w:t>
-      </w:r>
-    </w:p>
-    <w:bookmarkEnd w:id="33"/>
-    <w:bookmarkStart w:id="34" w:name="X494fba5eaf678aaa7dc468f98252964d16610dd"/>
+        <w:t xml:space="preserve">Using the approach described in Step 1 of the the General Model, we generated</w:t>
+      </w:r>
+      <w:r>
+        <w:t xml:space="preserve"> </w:t>
+      </w:r>
+      <w:r>
+        <w:t xml:space="preserve">one set of metaweb</w:t>
+      </w:r>
+      <w:r>
+        <w:t xml:space="preserve">, species ranges, and locations for realized</w:t>
+      </w:r>
+      <w:r>
+        <w:t xml:space="preserve"> </w:t>
+      </w:r>
+      <w:r>
+        <w:t xml:space="preserve">interactions (here in Simulation study II we focused on a single set to showcase</w:t>
+      </w:r>
+      <w:r>
+        <w:t xml:space="preserve"> </w:t>
+      </w:r>
+      <w:r>
+        <w:t xml:space="preserve">a sampling design example across a given landscape, and we counter-verified it</w:t>
+      </w:r>
+      <w:r>
+        <w:t xml:space="preserve"> </w:t>
+      </w:r>
+      <w:r>
+        <w:t xml:space="preserve">with separate sets which yielded conceptually similar results; see Simulation</w:t>
+      </w:r>
+      <w:r>
+        <w:t xml:space="preserve"> </w:t>
+      </w:r>
+      <w:r>
+        <w:t xml:space="preserve">study III for a comparison of several</w:t>
+      </w:r>
+      <w:r>
+        <w:t xml:space="preserve"> </w:t>
+      </w:r>
+      <w:r>
+        <w:t xml:space="preserve">landscapes)</w:t>
+      </w:r>
+      <w:r>
+        <w:t xml:space="preserve">.</w:t>
+      </w:r>
+      <w:r>
+        <w:t xml:space="preserve"> </w:t>
+      </w:r>
+      <w:r>
+        <w:t xml:space="preserve">We selected the species with the highest degree (number of interactions) in the</w:t>
+      </w:r>
+      <w:r>
+        <w:t xml:space="preserve"> </w:t>
+      </w:r>
+      <w:r>
+        <w:t xml:space="preserve">metaweb as the focal species for the simulation</w:t>
+      </w:r>
+      <w:r>
+        <w:t xml:space="preserve"> </w:t>
+      </w:r>
+      <w:r>
+        <w:t xml:space="preserve">[as it proved as an</w:t>
+      </w:r>
+      <w:r>
+        <w:t xml:space="preserve"> </w:t>
+      </w:r>
+      <w:r>
+        <w:t xml:space="preserve">efficient strategy for sampling and conservation;</w:t>
+      </w:r>
+      <w:r>
+        <w:t xml:space="preserve"> </w:t>
+      </w:r>
+      <w:r>
+        <w:t xml:space="preserve">Pires et al. (2017)</w:t>
+      </w:r>
+      <w:r>
+        <w:t xml:space="preserve">;</w:t>
+      </w:r>
+      <w:r>
+        <w:t xml:space="preserve"> </w:t>
+      </w:r>
+      <w:r>
+        <w:t xml:space="preserve">de Aguiar et al. (2019)</w:t>
+      </w:r>
+      <w:r>
+        <w:t xml:space="preserve">]. We then generated BONs of 1 to 500 sites (at interval</w:t>
+      </w:r>
+      <w:r>
+        <w:t xml:space="preserve"> </w:t>
+      </w:r>
+      <w:r>
+        <w:t xml:space="preserve">increments of 5 sites) using the three possible algorithms (simple random,</w:t>
+      </w:r>
+      <w:r>
+        <w:t xml:space="preserve"> </w:t>
+      </w:r>
+      <w:r>
+        <w:t xml:space="preserve">weighted balanced acceptance, uncertainty sampling) and four optimization layers</w:t>
+      </w:r>
+      <w:r>
+        <w:t xml:space="preserve"> </w:t>
+      </w:r>
+      <w:r>
+        <w:t xml:space="preserve">(focal species range, probabilistic range, realized interactions, species</w:t>
+      </w:r>
+      <w:r>
+        <w:t xml:space="preserve"> </w:t>
+      </w:r>
+      <w:r>
+        <w:t xml:space="preserve">richness)</w:t>
+      </w:r>
+      <w:r>
+        <w:t xml:space="preserve">,</w:t>
+      </w:r>
+      <w:r>
+        <w:t xml:space="preserve"> </w:t>
+      </w:r>
+      <w:r>
+        <w:t xml:space="preserve">with 100 replicates for every number of sites. For each BON generated, we</w:t>
+      </w:r>
+      <w:r>
+        <w:t xml:space="preserve"> </w:t>
+      </w:r>
+      <w:r>
+        <w:t xml:space="preserve">extracted the number of unique realized interactions sampled across all sites</w:t>
+      </w:r>
+      <w:r>
+        <w:t xml:space="preserve"> </w:t>
+      </w:r>
+      <w:r>
+        <w:t xml:space="preserve">(the sampled degree for the focal species).</w:t>
+      </w:r>
+    </w:p>
+    <w:bookmarkEnd w:id="23"/>
+    <w:bookmarkStart w:id="24" w:name="X934e2fc6e7c5398984e8f4e32615e7af95bfe98"/>
     <w:p>
       <w:pPr>
         <w:pStyle w:val="Heading3"/>
       </w:pPr>
       <w:r>
-        <w:t xml:space="preserve">Simulation study III: Comparing sampling efficiency across simulations</w:t>
+        <w:t xml:space="preserve">Simulation study III: Comparing sampling efficiency across different landscapes and metawebs</w:t>
       </w:r>
     </w:p>
     <w:p>
@@ -3691,13 +4112,13 @@
         <w:pStyle w:val="FirstParagraph"/>
       </w:pPr>
       <w:r>
-        <w:t xml:space="preserve">We verified whether our results were constant when replicating simulations with</w:t>
-      </w:r>
-      <w:r>
-        <w:t xml:space="preserve"> </w:t>
-      </w:r>
-      <w:r>
-        <w:t xml:space="preserve">different simulated metawebs and species ranges. We ran 100 independent</w:t>
+        <w:t xml:space="preserve">We verified whether our results were constant across simulations that differed</w:t>
+      </w:r>
+      <w:r>
+        <w:t xml:space="preserve"> </w:t>
+      </w:r>
+      <w:r>
+        <w:t xml:space="preserve">in the generated metawebs and species ranges. We ran 100 independent</w:t>
       </w:r>
       <w:r>
         <w:t xml:space="preserve"> </w:t>
@@ -3727,13 +4148,13 @@
         <w:t xml:space="preserve"> </w:t>
       </w:r>
       <w:r>
-        <w:t xml:space="preserve">landscapes varying between independent simulations, hence the need for the</w:t>
-      </w:r>
-      <w:r>
-        <w:t xml:space="preserve"> </w:t>
-      </w:r>
-      <w:r>
-        <w:t xml:space="preserve">comparison measures described earlier in</w:t>
+        <w:t xml:space="preserve">landscapes varied between independent simulations. The comparison measures</w:t>
+      </w:r>
+      <w:r>
+        <w:t xml:space="preserve"> </w:t>
+      </w:r>
+      <w:r>
+        <w:t xml:space="preserve">described earlier in</w:t>
       </w:r>
       <w:r>
         <w:t xml:space="preserve"> </w:t>
@@ -3764,13 +4185,16 @@
         </w:r>
       </w:hyperlink>
       <w:r>
-        <w:t xml:space="preserve">. We used the</w:t>
-      </w:r>
-      <w:r>
-        <w:t xml:space="preserve"> </w:t>
-      </w:r>
-      <w:r>
-        <w:t xml:space="preserve">efficiency parameter</w:t>
+        <w:t xml:space="preserve"> </w:t>
+      </w:r>
+      <w:r>
+        <w:t xml:space="preserve">were used to provide comparable</w:t>
+      </w:r>
+      <w:r>
+        <w:t xml:space="preserve"> </w:t>
+      </w:r>
+      <w:r>
+        <w:t xml:space="preserve">measures of efficiency. Namely, the efficiency parameter</w:t>
       </w:r>
       <w:r>
         <w:t xml:space="preserve"> </w:t>
@@ -3795,13 +4219,28 @@
         </w:r>
       </w:hyperlink>
       <w:r>
-        <w:t xml:space="preserve">) to describe efficiencies between</w:t>
-      </w:r>
-      <w:r>
-        <w:t xml:space="preserve"> </w:t>
-      </w:r>
-      <w:r>
-        <w:t xml:space="preserve">independent simulations and the difference measure</w:t>
+        <w:t xml:space="preserve">) was</w:t>
+      </w:r>
+      <w:r>
+        <w:t xml:space="preserve"> </w:t>
+      </w:r>
+      <w:r>
+        <w:t xml:space="preserve">used to describe the efficiency of all independent</w:t>
+      </w:r>
+      <w:r>
+        <w:t xml:space="preserve"> </w:t>
+      </w:r>
+      <w:r>
+        <w:t xml:space="preserve">simulations</w:t>
+      </w:r>
+      <w:r>
+        <w:t xml:space="preserve">,</w:t>
+      </w:r>
+      <w:r>
+        <w:t xml:space="preserve"> </w:t>
+      </w:r>
+      <w:r>
+        <w:t xml:space="preserve">and the difference measure</w:t>
       </w:r>
       <w:r>
         <w:t xml:space="preserve"> </w:t>
@@ -3826,13 +4265,22 @@
         </w:r>
       </w:hyperlink>
       <w:r>
-        <w:t xml:space="preserve">) to compare</w:t>
-      </w:r>
-      <w:r>
-        <w:t xml:space="preserve"> </w:t>
-      </w:r>
-      <w:r>
-        <w:t xml:space="preserve">efficiencies of optimization options within a specific landscape.</w:t>
+        <w:t xml:space="preserve">) was used to compare the efficiencies</w:t>
+      </w:r>
+      <w:r>
+        <w:t xml:space="preserve"> </w:t>
+      </w:r>
+      <w:r>
+        <w:t xml:space="preserve">of different optimization options within a specific landscape and</w:t>
+      </w:r>
+      <w:r>
+        <w:t xml:space="preserve"> </w:t>
+      </w:r>
+      <w:r>
+        <w:t xml:space="preserve">simulation</w:t>
+      </w:r>
+      <w:r>
+        <w:t xml:space="preserve">.</w:t>
       </w:r>
     </w:p>
     <w:p>
@@ -4042,10 +4490,10 @@
         <w:t xml:space="preserve">comparable way between possible comparison pairs.</w:t>
       </w:r>
     </w:p>
-    <w:bookmarkEnd w:id="34"/>
-    <w:bookmarkEnd w:id="35"/>
-    <w:bookmarkEnd w:id="36"/>
-    <w:bookmarkStart w:id="60" w:name="results"/>
+    <w:bookmarkEnd w:id="24"/>
+    <w:bookmarkEnd w:id="25"/>
+    <w:bookmarkEnd w:id="26"/>
+    <w:bookmarkStart w:id="50" w:name="results"/>
     <w:p>
       <w:pPr>
         <w:pStyle w:val="Heading1"/>
@@ -4054,7 +4502,7 @@
         <w:t xml:space="preserve">Results</w:t>
       </w:r>
     </w:p>
-    <w:bookmarkStart w:id="41" w:name="X768de30faec5add0f81bbb7f02696416da0073a"/>
+    <w:bookmarkStart w:id="31" w:name="X768de30faec5add0f81bbb7f02696416da0073a"/>
     <w:p>
       <w:pPr>
         <w:pStyle w:val="Heading3"/>
@@ -4097,55 +4545,67 @@
         <w:t xml:space="preserve"> </w:t>
       </w:r>
       <w:r>
-        <w:t xml:space="preserve">BON across the landscape. Possible interactions, which depend on co-occurrence</w:t>
-      </w:r>
-      <w:r>
-        <w:t xml:space="preserve"> </w:t>
-      </w:r>
-      <w:r>
-        <w:t xml:space="preserve">of species with a feasible interaction in the metaweb, also saturated quickly,</w:t>
-      </w:r>
-      <w:r>
-        <w:t xml:space="preserve"> </w:t>
-      </w:r>
-      <w:r>
-        <w:t xml:space="preserve">reaching over 90% of interactions in the metaweb with 25 sites and increasing</w:t>
-      </w:r>
-      <w:r>
-        <w:t xml:space="preserve"> </w:t>
-      </w:r>
-      <w:r>
-        <w:t xml:space="preserve">asymptotically afterwards. In contrast, realized and detected interactions,</w:t>
-      </w:r>
-      <w:r>
-        <w:t xml:space="preserve"> </w:t>
-      </w:r>
-      <w:r>
-        <w:t xml:space="preserve">which account for the impact of species abundances, reach much lower</w:t>
-      </w:r>
-      <w:r>
-        <w:t xml:space="preserve"> </w:t>
-      </w:r>
-      <w:r>
-        <w:t xml:space="preserve">proportions, both under 25% of the metaweb after 100 sites. While the proportion</w:t>
-      </w:r>
-      <w:r>
-        <w:t xml:space="preserve"> </w:t>
-      </w:r>
-      <w:r>
-        <w:t xml:space="preserve">would keep increasing with a higher number of sites, the speed at which</w:t>
-      </w:r>
-      <w:r>
-        <w:t xml:space="preserve"> </w:t>
-      </w:r>
-      <w:r>
-        <w:t xml:space="preserve">interactions accumulate is notably lower than for species richness and possible</w:t>
-      </w:r>
-      <w:r>
-        <w:t xml:space="preserve"> </w:t>
-      </w:r>
-      <w:r>
-        <w:t xml:space="preserve">interactions, highlighting the need for a much higher expected sampling effort.</w:t>
+        <w:t xml:space="preserve">BON across the landscape. Possible interactions, which only depend on</w:t>
+      </w:r>
+      <w:r>
+        <w:t xml:space="preserve"> </w:t>
+      </w:r>
+      <w:r>
+        <w:t xml:space="preserve">co-occurrence of species with a feasible interaction in the metaweb, also</w:t>
+      </w:r>
+      <w:r>
+        <w:t xml:space="preserve"> </w:t>
+      </w:r>
+      <w:r>
+        <w:t xml:space="preserve">saturated quickly reaching over 90% of interactions in the metaweb with 25 sites</w:t>
+      </w:r>
+      <w:r>
+        <w:t xml:space="preserve"> </w:t>
+      </w:r>
+      <w:r>
+        <w:t xml:space="preserve">and increased asymptotically afterwards. In contrast, realized and detected</w:t>
+      </w:r>
+      <w:r>
+        <w:t xml:space="preserve"> </w:t>
+      </w:r>
+      <w:r>
+        <w:t xml:space="preserve">interactions, which account for the impact of species abundances on interaction</w:t>
+      </w:r>
+      <w:r>
+        <w:t xml:space="preserve"> </w:t>
+      </w:r>
+      <w:r>
+        <w:t xml:space="preserve">detectability, reached much lower proportions, both remaining under 25% of the</w:t>
+      </w:r>
+      <w:r>
+        <w:t xml:space="preserve"> </w:t>
+      </w:r>
+      <w:r>
+        <w:t xml:space="preserve">all metaweb interactions at 100 sampling sites. While the proportion of sampled</w:t>
+      </w:r>
+      <w:r>
+        <w:t xml:space="preserve"> </w:t>
+      </w:r>
+      <w:r>
+        <w:t xml:space="preserve">realized and detected interactions would keep increasing with a higher number of</w:t>
+      </w:r>
+      <w:r>
+        <w:t xml:space="preserve"> </w:t>
+      </w:r>
+      <w:r>
+        <w:t xml:space="preserve">sites, the speed at which they accumulate is notably lower than for species</w:t>
+      </w:r>
+      <w:r>
+        <w:t xml:space="preserve"> </w:t>
+      </w:r>
+      <w:r>
+        <w:t xml:space="preserve">richness or possible interactions, highlighting the need for a much higher</w:t>
+      </w:r>
+      <w:r>
+        <w:t xml:space="preserve"> </w:t>
+      </w:r>
+      <w:r>
+        <w:t xml:space="preserve">sampling effort.</w:t>
       </w:r>
     </w:p>
     <w:tbl>
@@ -4161,7 +4621,7 @@
       <w:tr>
         <w:tc>
           <w:tcPr/>
-          <w:bookmarkStart w:id="40" w:name="fig-nbons"/>
+          <w:bookmarkStart w:id="30" w:name="fig-nbons"/>
           <w:p>
             <w:pPr>
               <w:pStyle w:val="Compact"/>
@@ -4172,18 +4632,18 @@
                 <wp:inline>
                   <wp:extent cx="5334000" cy="4000500"/>
                   <wp:effectExtent b="0" l="0" r="0" t="0"/>
-                  <wp:docPr descr="" title="" id="38" name="Picture"/>
+                  <wp:docPr descr="" title="" id="28" name="Picture"/>
                   <a:graphic>
                     <a:graphicData uri="http://schemas.openxmlformats.org/drawingml/2006/picture">
                       <pic:pic>
                         <pic:nvPicPr>
-                          <pic:cNvPr descr="figures/nbon_bands.png" id="39" name="Picture"/>
+                          <pic:cNvPr descr="figures/nbon_bands.png" id="29" name="Picture"/>
                           <pic:cNvPicPr>
                             <a:picLocks noChangeArrowheads="1" noChangeAspect="1"/>
                           </pic:cNvPicPr>
                         </pic:nvPicPr>
                         <pic:blipFill>
-                          <a:blip r:embed="rId37"/>
+                          <a:blip r:embed="rId27"/>
                           <a:stretch>
                             <a:fillRect/>
                           </a:stretch>
@@ -4226,45 +4686,45 @@
               <w:t xml:space="preserve"> </w:t>
             </w:r>
             <w:r>
-              <w:t xml:space="preserve">sites in a Biodiversity Observation Network (BON) across the simulated</w:t>
+              <w:t xml:space="preserve">sites in a Biodiversity Observation Network (BON) across the simulated landscape</w:t>
             </w:r>
             <w:r>
               <w:t xml:space="preserve"> </w:t>
             </w:r>
             <w:r>
-              <w:t xml:space="preserve">landscape. The proportion refers to the total species richness and the total</w:t>
+              <w:t xml:space="preserve">(Simulation Study I). Proportions were calculated with respect to the total</w:t>
             </w:r>
             <w:r>
               <w:t xml:space="preserve"> </w:t>
             </w:r>
             <w:r>
-              <w:t xml:space="preserve">number of interactions in the metaweb as the maximum reference. The central line</w:t>
+              <w:t xml:space="preserve">species richness and the total number of interactions in the metaweb. Lines</w:t>
             </w:r>
             <w:r>
               <w:t xml:space="preserve"> </w:t>
             </w:r>
             <w:r>
-              <w:t xml:space="preserve">indicates indicates the median proportion for a given number of sites while the</w:t>
+              <w:t xml:space="preserve">indicate the median proportion for a given number of sites, while the shaded</w:t>
             </w:r>
             <w:r>
               <w:t xml:space="preserve"> </w:t>
             </w:r>
             <w:r>
-              <w:t xml:space="preserve">shaded bands delimit the 5th and 95th percentile across replicates (100 per</w:t>
+              <w:t xml:space="preserve">bands delimit the 5th and 95th percentiles across replicates (100 per number of</w:t>
             </w:r>
             <w:r>
               <w:t xml:space="preserve"> </w:t>
             </w:r>
             <w:r>
-              <w:t xml:space="preserve">site, 10,000 in total).</w:t>
+              <w:t xml:space="preserve">sites; 10,000 in total).</w:t>
             </w:r>
           </w:p>
-          <w:bookmarkEnd w:id="40"/>
+          <w:bookmarkEnd w:id="30"/>
         </w:tc>
       </w:tr>
     </w:tbl>
-    <w:bookmarkEnd w:id="41"/>
-    <w:bookmarkStart w:id="46" w:name="X7861d321fb72488769b485462b86a640bb193d1"/>
+    <w:bookmarkEnd w:id="31"/>
+    <w:bookmarkStart w:id="36" w:name="X7861d321fb72488769b485462b86a640bb193d1"/>
     <w:p>
       <w:pPr>
         <w:pStyle w:val="Heading3"/>
@@ -4319,7 +4779,7 @@
         <w:t xml:space="preserve"> </w:t>
       </w:r>
       <w:r>
-        <w:t xml:space="preserve">performed notably less than Uncertainty Sampling at maximizing the efficiency</w:t>
+        <w:t xml:space="preserve">performed notably worse than Uncertainty Sampling at maximizing the efficiency</w:t>
       </w:r>
       <w:r>
         <w:t xml:space="preserve"> </w:t>
@@ -4345,25 +4805,34 @@
         <w:t xml:space="preserve"> </w:t>
       </w:r>
       <w:r>
-        <w:t xml:space="preserve">information an interested user might have, was a more efficient strategy to</w:t>
-      </w:r>
-      <w:r>
-        <w:t xml:space="preserve"> </w:t>
-      </w:r>
-      <w:r>
-        <w:t xml:space="preserve">retrieve the focal species’ interactions than optimization based on species</w:t>
-      </w:r>
-      <w:r>
-        <w:t xml:space="preserve"> </w:t>
-      </w:r>
-      <w:r>
-        <w:t xml:space="preserve">richness (or interaction richness), effectively sampling more than half of the</w:t>
-      </w:r>
-      <w:r>
-        <w:t xml:space="preserve"> </w:t>
-      </w:r>
-      <w:r>
-        <w:t xml:space="preserve">species’ interactions (</w:t>
+        <w:t xml:space="preserve">information an interested user might have, was more efficient at sampling the</w:t>
+      </w:r>
+      <w:r>
+        <w:t xml:space="preserve"> </w:t>
+      </w:r>
+      <w:r>
+        <w:t xml:space="preserve">focal species’ interactions than optimizing based on species</w:t>
+      </w:r>
+      <w:r>
+        <w:t xml:space="preserve"> </w:t>
+      </w:r>
+      <w:r>
+        <w:t xml:space="preserve">richness</w:t>
+      </w:r>
+      <w:r>
+        <w:t xml:space="preserve">,</w:t>
+      </w:r>
+      <w:r>
+        <w:t xml:space="preserve"> </w:t>
+      </w:r>
+      <w:r>
+        <w:t xml:space="preserve">effectively sampling more than half of the species’ interactions</w:t>
+      </w:r>
+      <w:r>
+        <w:t xml:space="preserve"> </w:t>
+      </w:r>
+      <w:r>
+        <w:t xml:space="preserve">(</w:t>
       </w:r>
       <w:hyperlink w:anchor="fig-joined">
         <w:r>
@@ -4374,25 +4843,19 @@
         </w:r>
       </w:hyperlink>
       <w:r>
-        <w:t xml:space="preserve">B). In contrast, optimization based on the</w:t>
-      </w:r>
-      <w:r>
-        <w:t xml:space="preserve"> </w:t>
-      </w:r>
-      <w:r>
-        <w:t xml:space="preserve">location of realized interactions, our best-case scenario requiring a higher</w:t>
-      </w:r>
-      <w:r>
-        <w:t xml:space="preserve"> </w:t>
-      </w:r>
-      <w:r>
-        <w:t xml:space="preserve">level information, expectedly performed better, retrieving most of the species’</w:t>
-      </w:r>
-      <w:r>
-        <w:t xml:space="preserve"> </w:t>
-      </w:r>
-      <w:r>
-        <w:t xml:space="preserve">interactions.</w:t>
+        <w:t xml:space="preserve">B). In contrast, optimization based on the location of realized</w:t>
+      </w:r>
+      <w:r>
+        <w:t xml:space="preserve"> </w:t>
+      </w:r>
+      <w:r>
+        <w:t xml:space="preserve">interactions (our best-case scenario requiring a higher level information)</w:t>
+      </w:r>
+      <w:r>
+        <w:t xml:space="preserve"> </w:t>
+      </w:r>
+      <w:r>
+        <w:t xml:space="preserve">expectedly performed better, retrieving most of the species’ interactions.</w:t>
       </w:r>
     </w:p>
     <w:tbl>
@@ -4408,7 +4871,7 @@
       <w:tr>
         <w:tc>
           <w:tcPr/>
-          <w:bookmarkStart w:id="45" w:name="fig-joined"/>
+          <w:bookmarkStart w:id="35" w:name="fig-joined"/>
           <w:p>
             <w:pPr>
               <w:pStyle w:val="Compact"/>
@@ -4417,20 +4880,20 @@
             <w:r>
               <w:drawing>
                 <wp:inline>
-                  <wp:extent cx="4267200" cy="7221415"/>
+                  <wp:extent cx="3733800" cy="6318738"/>
                   <wp:effectExtent b="0" l="0" r="0" t="0"/>
-                  <wp:docPr descr="" title="" id="43" name="Picture"/>
+                  <wp:docPr descr="" title="" id="33" name="Picture"/>
                   <a:graphic>
                     <a:graphicData uri="http://schemas.openxmlformats.org/drawingml/2006/picture">
                       <pic:pic>
                         <pic:nvPicPr>
-                          <pic:cNvPr descr="figures/focal_joined.png" id="44" name="Picture"/>
+                          <pic:cNvPr descr="figures/focal_joined.png" id="34" name="Picture"/>
                           <pic:cNvPicPr>
                             <a:picLocks noChangeArrowheads="1" noChangeAspect="1"/>
                           </pic:cNvPicPr>
                         </pic:nvPicPr>
                         <pic:blipFill>
-                          <a:blip r:embed="rId42"/>
+                          <a:blip r:embed="rId32"/>
                           <a:stretch>
                             <a:fillRect/>
                           </a:stretch>
@@ -4438,7 +4901,7 @@
                         <pic:spPr bwMode="auto">
                           <a:xfrm>
                             <a:off x="0" y="0"/>
-                            <a:ext cx="4267200" cy="7221415"/>
+                            <a:ext cx="3733800" cy="6318738"/>
                           </a:xfrm>
                           <a:prstGeom prst="rect">
                             <a:avLst/>
@@ -4479,57 +4942,63 @@
               <w:t xml:space="preserve"> </w:t>
             </w:r>
             <w:r>
-              <w:t xml:space="preserve">Networks (BONs). Panel A compares three samplers used with the species range as</w:t>
+              <w:t xml:space="preserve">Networks (BONs). Panel A compares three samplers with a fixed optimization layer</w:t>
             </w:r>
             <w:r>
               <w:t xml:space="preserve"> </w:t>
             </w:r>
             <w:r>
-              <w:t xml:space="preserve">the optimization layer while Panel B compares four optimization layers with</w:t>
+              <w:t xml:space="preserve">(the species range), while Panel B compares four optimization layers with a</w:t>
             </w:r>
             <w:r>
               <w:t xml:space="preserve"> </w:t>
             </w:r>
             <w:r>
-              <w:t xml:space="preserve">Uncertainty sampling as the sampler. The central line indicates indicates the</w:t>
+              <w:t xml:space="preserve">fixed sampler (Uncertainty Sampling).</w:t>
             </w:r>
             <w:r>
               <w:t xml:space="preserve"> </w:t>
             </w:r>
             <w:r>
-              <w:t xml:space="preserve">median proportion for a given number of sites while the shaded bands delimit the</w:t>
-            </w:r>
-            <w:r>
               <w:t xml:space="preserve"> </w:t>
             </w:r>
             <w:r>
-              <w:t xml:space="preserve">5th and 95th percentile across replicates. The right panels illustrate examples</w:t>
+              <w:t xml:space="preserve">Lines indicate the median proportion for a given number of sites, while the</w:t>
             </w:r>
             <w:r>
               <w:t xml:space="preserve"> </w:t>
             </w:r>
             <w:r>
-              <w:t xml:space="preserve">of BONs of 50 sites (coloured points) generated by each sampler over the</w:t>
+              <w:t xml:space="preserve">shaded bands delimit the 5th and 95th percentile across replicates. The panels</w:t>
             </w:r>
             <w:r>
               <w:t xml:space="preserve"> </w:t>
             </w:r>
             <w:r>
-              <w:t xml:space="preserve">landscape (species present at pixels in</w:t>
+              <w:t xml:space="preserve">on the right illustrate examples of BONs with 50 sites (coloured points)</w:t>
             </w:r>
             <w:r>
               <w:t xml:space="preserve"> </w:t>
             </w:r>
             <w:r>
-              <w:t xml:space="preserve">yellow).</w:t>
+              <w:t xml:space="preserve">generated by each sampler over the same landscape (species presences are shown</w:t>
+            </w:r>
+            <w:r>
+              <w:t xml:space="preserve"> </w:t>
+            </w:r>
+            <w:r>
+              <w:t xml:space="preserve">as pixels in yellow).</w:t>
+            </w:r>
+            <w:r>
+              <w:t xml:space="preserve"> </w:t>
             </w:r>
           </w:p>
-          <w:bookmarkEnd w:id="45"/>
+          <w:bookmarkEnd w:id="35"/>
         </w:tc>
       </w:tr>
     </w:tbl>
-    <w:bookmarkEnd w:id="46"/>
-    <w:bookmarkStart w:id="59" w:name="X31a4cd0b411f6de848ad802cbdb3ec6ef2982c9"/>
+    <w:bookmarkEnd w:id="36"/>
+    <w:bookmarkStart w:id="49" w:name="X31a4cd0b411f6de848ad802cbdb3ec6ef2982c9"/>
     <w:p>
       <w:pPr>
         <w:pStyle w:val="Heading3"/>
@@ -4569,25 +5038,34 @@
         <w:t xml:space="preserve"> </w:t>
       </w:r>
       <w:r>
-        <w:t xml:space="preserve">wide range of outcomes in efficiency between simulations. Among samplers, the</w:t>
-      </w:r>
-      <w:r>
-        <w:t xml:space="preserve"> </w:t>
-      </w:r>
-      <w:r>
-        <w:t xml:space="preserve">median efficiency parameter indicated a better performance (lower parameter</w:t>
-      </w:r>
-      <w:r>
-        <w:t xml:space="preserve"> </w:t>
-      </w:r>
-      <w:r>
-        <w:t xml:space="preserve">value) for Uncertainty Sampling, followed by Weighted Balanced Acceptance and</w:t>
-      </w:r>
-      <w:r>
-        <w:t xml:space="preserve"> </w:t>
-      </w:r>
-      <w:r>
-        <w:t xml:space="preserve">Simple Random (</w:t>
+        <w:t xml:space="preserve">wide range of outcomes in efficiency between</w:t>
+      </w:r>
+      <w:r>
+        <w:t xml:space="preserve"> </w:t>
+      </w:r>
+      <w:r>
+        <w:t xml:space="preserve">simulations</w:t>
+      </w:r>
+      <w:r>
+        <w:t xml:space="preserve">.</w:t>
+      </w:r>
+      <w:r>
+        <w:t xml:space="preserve"> </w:t>
+      </w:r>
+      <w:r>
+        <w:t xml:space="preserve">Among samplers, the median efficiency parameter indicated a better performance</w:t>
+      </w:r>
+      <w:r>
+        <w:t xml:space="preserve"> </w:t>
+      </w:r>
+      <w:r>
+        <w:t xml:space="preserve">(lower parameter value) for Uncertainty Sampling, followed by Weighted Balanced</w:t>
+      </w:r>
+      <w:r>
+        <w:t xml:space="preserve"> </w:t>
+      </w:r>
+      <w:r>
+        <w:t xml:space="preserve">Acceptance and Simple Random (</w:t>
       </w:r>
       <w:hyperlink w:anchor="fig-eff-distrib">
         <w:r>
@@ -4598,37 +5076,37 @@
         </w:r>
       </w:hyperlink>
       <w:r>
-        <w:t xml:space="preserve">A). The actual efficiency values spanned a</w:t>
-      </w:r>
-      <w:r>
-        <w:t xml:space="preserve"> </w:t>
-      </w:r>
-      <w:r>
-        <w:t xml:space="preserve">similar range across the possible sampler options with all simulations combined.</w:t>
-      </w:r>
-      <w:r>
-        <w:t xml:space="preserve"> </w:t>
-      </w:r>
-      <w:r>
-        <w:t xml:space="preserve">Among optimization layers, optimizing on the focal species range performed</w:t>
-      </w:r>
-      <w:r>
-        <w:t xml:space="preserve"> </w:t>
-      </w:r>
-      <w:r>
-        <w:t xml:space="preserve">better than on the probabilistic range, followed by species richness, although</w:t>
-      </w:r>
-      <w:r>
-        <w:t xml:space="preserve"> </w:t>
-      </w:r>
-      <w:r>
-        <w:t xml:space="preserve">all three options spanned similar ranges with all simulations combined</w:t>
-      </w:r>
-      <w:r>
-        <w:t xml:space="preserve"> </w:t>
-      </w:r>
-      <w:r>
-        <w:t xml:space="preserve">(</w:t>
+        <w:t xml:space="preserve">A). The actual efficiency values</w:t>
+      </w:r>
+      <w:r>
+        <w:t xml:space="preserve"> </w:t>
+      </w:r>
+      <w:r>
+        <w:t xml:space="preserve">spanned a similar range across the possible sampler options with all simulations</w:t>
+      </w:r>
+      <w:r>
+        <w:t xml:space="preserve"> </w:t>
+      </w:r>
+      <w:r>
+        <w:t xml:space="preserve">combined. Among optimization layers used with Uncertainty Sampling, optimizing</w:t>
+      </w:r>
+      <w:r>
+        <w:t xml:space="preserve"> </w:t>
+      </w:r>
+      <w:r>
+        <w:t xml:space="preserve">on the focal species presence/absence range performed better than on the</w:t>
+      </w:r>
+      <w:r>
+        <w:t xml:space="preserve"> </w:t>
+      </w:r>
+      <w:r>
+        <w:t xml:space="preserve">probabilistic range, followed by species richness, although all three options</w:t>
+      </w:r>
+      <w:r>
+        <w:t xml:space="preserve"> </w:t>
+      </w:r>
+      <w:r>
+        <w:t xml:space="preserve">spanned similar ranges with all simulations combined (</w:t>
       </w:r>
       <w:hyperlink w:anchor="fig-eff-distrib">
         <w:r>
@@ -4639,19 +5117,19 @@
         </w:r>
       </w:hyperlink>
       <w:r>
-        <w:t xml:space="preserve">B). In contrast, optimizing based on the realized</w:t>
-      </w:r>
-      <w:r>
-        <w:t xml:space="preserve"> </w:t>
-      </w:r>
-      <w:r>
-        <w:t xml:space="preserve">interactions distinctly and consistently performed better across all</w:t>
-      </w:r>
-      <w:r>
-        <w:t xml:space="preserve"> </w:t>
-      </w:r>
-      <w:r>
-        <w:t xml:space="preserve">simulations.</w:t>
+        <w:t xml:space="preserve">B). In</w:t>
+      </w:r>
+      <w:r>
+        <w:t xml:space="preserve"> </w:t>
+      </w:r>
+      <w:r>
+        <w:t xml:space="preserve">contrast, optimizing based on the realized interactions distinctly and</w:t>
+      </w:r>
+      <w:r>
+        <w:t xml:space="preserve"> </w:t>
+      </w:r>
+      <w:r>
+        <w:t xml:space="preserve">consistently performed better across all simulations.</w:t>
       </w:r>
     </w:p>
     <w:tbl>
@@ -4667,7 +5145,7 @@
       <w:tr>
         <w:tc>
           <w:tcPr/>
-          <w:bookmarkStart w:id="50" w:name="fig-eff-distrib"/>
+          <w:bookmarkStart w:id="40" w:name="fig-eff-distrib"/>
           <w:p>
             <w:pPr>
               <w:pStyle w:val="Compact"/>
@@ -4678,18 +5156,18 @@
                 <wp:inline>
                   <wp:extent cx="5334000" cy="5334000"/>
                   <wp:effectExtent b="0" l="0" r="0" t="0"/>
-                  <wp:docPr descr="" title="" id="48" name="Picture"/>
+                  <wp:docPr descr="" title="" id="38" name="Picture"/>
                   <a:graphic>
                     <a:graphicData uri="http://schemas.openxmlformats.org/drawingml/2006/picture">
                       <pic:pic>
                         <pic:nvPicPr>
-                          <pic:cNvPr descr="figures/efficiency_distribution.png" id="49" name="Picture"/>
+                          <pic:cNvPr descr="figures/efficiency_distribution.png" id="39" name="Picture"/>
                           <pic:cNvPicPr>
                             <a:picLocks noChangeArrowheads="1" noChangeAspect="1"/>
                           </pic:cNvPicPr>
                         </pic:nvPicPr>
                         <pic:blipFill>
-                          <a:blip r:embed="rId47"/>
+                          <a:blip r:embed="rId37"/>
                           <a:stretch>
                             <a:fillRect/>
                           </a:stretch>
@@ -4744,19 +5222,43 @@
               <w:t xml:space="preserve"> </w:t>
             </w:r>
             <w:r>
-              <w:t xml:space="preserve">sampler (B). Uncertainty Sampling on panel A and Focal species range on panel B</w:t>
+              <w:t xml:space="preserve">sampler (B).</w:t>
             </w:r>
             <w:r>
               <w:t xml:space="preserve"> </w:t>
             </w:r>
             <w:r>
-              <w:t xml:space="preserve">therefore represent the same data. The efficiency parameter is the natural log</w:t>
+              <w:t xml:space="preserve">‘Uncertainty Sampling’</w:t>
             </w:r>
             <w:r>
               <w:t xml:space="preserve"> </w:t>
             </w:r>
             <w:r>
-              <w:t xml:space="preserve">of parameter</w:t>
+              <w:t xml:space="preserve">on panel A used the focal species range</w:t>
+            </w:r>
+            <w:r>
+              <w:t xml:space="preserve"> </w:t>
+            </w:r>
+            <w:r>
+              <w:t xml:space="preserve">layer, hence it shows the same data as</w:t>
+            </w:r>
+            <w:r>
+              <w:t xml:space="preserve"> </w:t>
+            </w:r>
+            <w:r>
+              <w:t xml:space="preserve">‘Focal species range’</w:t>
+            </w:r>
+            <w:r>
+              <w:t xml:space="preserve"> </w:t>
+            </w:r>
+            <w:r>
+              <w:t xml:space="preserve">on panel B. The</w:t>
+            </w:r>
+            <w:r>
+              <w:t xml:space="preserve"> </w:t>
+            </w:r>
+            <w:r>
+              <w:t xml:space="preserve">efficiency parameter is the natural log of parameter</w:t>
             </w:r>
             <w:r>
               <w:t xml:space="preserve"> </w:t>
@@ -4784,16 +5286,22 @@
               </w:r>
             </w:hyperlink>
             <w:r>
-              <w:t xml:space="preserve">, describing the best-fit sampling efficiency curve</w:t>
+              <w:t xml:space="preserve">, describing</w:t>
             </w:r>
             <w:r>
               <w:t xml:space="preserve"> </w:t>
             </w:r>
             <w:r>
-              <w:t xml:space="preserve">for a given simulation.</w:t>
+              <w:t xml:space="preserve">the best-fit sampling efficiency curve for a given</w:t>
+            </w:r>
+            <w:r>
+              <w:t xml:space="preserve"> </w:t>
+            </w:r>
+            <w:r>
+              <w:t xml:space="preserve">simulation.</w:t>
             </w:r>
           </w:p>
-          <w:bookmarkEnd w:id="50"/>
+          <w:bookmarkEnd w:id="40"/>
         </w:tc>
       </w:tr>
     </w:tbl>
@@ -4814,13 +5322,19 @@
         <w:t xml:space="preserve"> </w:t>
       </w:r>
       <w:r>
-        <w:t xml:space="preserve">given simulation. Comparing options one-by-one clearly highlighted a most</w:t>
-      </w:r>
-      <w:r>
-        <w:t xml:space="preserve"> </w:t>
-      </w:r>
-      <w:r>
-        <w:t xml:space="preserve">efficient one in all case (</w:t>
+        <w:t xml:space="preserve">given simulation. Comparing optimization options by simulation clearly</w:t>
+      </w:r>
+      <w:r>
+        <w:t xml:space="preserve"> </w:t>
+      </w:r>
+      <w:r>
+        <w:t xml:space="preserve">highlighted a consistently more efficient approach across landscape and metaweb</w:t>
+      </w:r>
+      <w:r>
+        <w:t xml:space="preserve"> </w:t>
+      </w:r>
+      <w:r>
+        <w:t xml:space="preserve">contexts (</w:t>
       </w:r>
       <w:hyperlink w:anchor="fig-eff-comp">
         <w:r>
@@ -4831,13 +5345,13 @@
         </w:r>
       </w:hyperlink>
       <w:r>
-        <w:t xml:space="preserve">, Supp. Mat.), consistent with the</w:t>
-      </w:r>
-      <w:r>
-        <w:t xml:space="preserve"> </w:t>
-      </w:r>
-      <w:r>
-        <w:t xml:space="preserve">showcased single-simulation example (</w:t>
+        <w:t xml:space="preserve">; see also Supp. Mat.), consistent with the showcased</w:t>
+      </w:r>
+      <w:r>
+        <w:t xml:space="preserve"> </w:t>
+      </w:r>
+      <w:r>
+        <w:t xml:space="preserve">single-simulation example (</w:t>
       </w:r>
       <w:hyperlink w:anchor="fig-joined">
         <w:r>
@@ -4848,25 +5362,19 @@
         </w:r>
       </w:hyperlink>
       <w:r>
-        <w:t xml:space="preserve">). Uncertainty Sampling was</w:t>
-      </w:r>
-      <w:r>
-        <w:t xml:space="preserve"> </w:t>
-      </w:r>
-      <w:r>
-        <w:t xml:space="preserve">more efficient than Weighted Balanced Acceptance in 98 of 100 simulations, and</w:t>
-      </w:r>
-      <w:r>
-        <w:t xml:space="preserve"> </w:t>
-      </w:r>
-      <w:r>
-        <w:t xml:space="preserve">both were more efficient than Simple Random in all simulations</w:t>
-      </w:r>
-      <w:r>
-        <w:t xml:space="preserve"> </w:t>
-      </w:r>
-      <w:r>
-        <w:t xml:space="preserve">(</w:t>
+        <w:t xml:space="preserve">). Uncertainty Sampling was more</w:t>
+      </w:r>
+      <w:r>
+        <w:t xml:space="preserve"> </w:t>
+      </w:r>
+      <w:r>
+        <w:t xml:space="preserve">efficient than Weighted Balanced Acceptance in 98 of 100 simulations, and both</w:t>
+      </w:r>
+      <w:r>
+        <w:t xml:space="preserve"> </w:t>
+      </w:r>
+      <w:r>
+        <w:t xml:space="preserve">were more efficient than Simple Random in all simulations (</w:t>
       </w:r>
       <w:hyperlink w:anchor="fig-eff-comp">
         <w:r>
@@ -4877,25 +5385,31 @@
         </w:r>
       </w:hyperlink>
       <w:r>
-        <w:t xml:space="preserve">). Optimizing on the focal species range was always more</w:t>
-      </w:r>
-      <w:r>
-        <w:t xml:space="preserve"> </w:t>
-      </w:r>
-      <w:r>
-        <w:t xml:space="preserve">efficient than on the probabilistic range or species richness (with</w:t>
-      </w:r>
-      <w:r>
-        <w:t xml:space="preserve"> </w:t>
-      </w:r>
-      <w:r>
-        <w:t xml:space="preserve">probabilistic range more efficient than species richness in all but one</w:t>
-      </w:r>
-      <w:r>
-        <w:t xml:space="preserve"> </w:t>
-      </w:r>
-      <w:r>
-        <w:t xml:space="preserve">simulation), but always less efficient optimizing on realized interactions.</w:t>
+        <w:t xml:space="preserve">).</w:t>
+      </w:r>
+      <w:r>
+        <w:t xml:space="preserve"> </w:t>
+      </w:r>
+      <w:r>
+        <w:t xml:space="preserve">Optimizing on the focal species range was always more efficient than on the</w:t>
+      </w:r>
+      <w:r>
+        <w:t xml:space="preserve"> </w:t>
+      </w:r>
+      <w:r>
+        <w:t xml:space="preserve">probabilistic range or on species richness (with probabilistic range more</w:t>
+      </w:r>
+      <w:r>
+        <w:t xml:space="preserve"> </w:t>
+      </w:r>
+      <w:r>
+        <w:t xml:space="preserve">efficient than species richness in all but one simulation), but always less</w:t>
+      </w:r>
+      <w:r>
+        <w:t xml:space="preserve"> </w:t>
+      </w:r>
+      <w:r>
+        <w:t xml:space="preserve">efficient than optimizing on realized interactions.</w:t>
       </w:r>
     </w:p>
     <w:tbl>
@@ -4911,7 +5425,7 @@
       <w:tr>
         <w:tc>
           <w:tcPr/>
-          <w:bookmarkStart w:id="54" w:name="fig-eff-comp"/>
+          <w:bookmarkStart w:id="44" w:name="fig-eff-comp"/>
           <w:p>
             <w:pPr>
               <w:pStyle w:val="Compact"/>
@@ -4922,18 +5436,18 @@
                 <wp:inline>
                   <wp:extent cx="5334000" cy="4000500"/>
                   <wp:effectExtent b="0" l="0" r="0" t="0"/>
-                  <wp:docPr descr="" title="" id="52" name="Picture"/>
+                  <wp:docPr descr="" title="" id="42" name="Picture"/>
                   <a:graphic>
                     <a:graphicData uri="http://schemas.openxmlformats.org/drawingml/2006/picture">
                       <pic:pic>
                         <pic:nvPicPr>
-                          <pic:cNvPr descr="figures/efficiency_comparison_reduced.png" id="53" name="Picture"/>
+                          <pic:cNvPr descr="figures/efficiency_comparison_reduced.png" id="43" name="Picture"/>
                           <pic:cNvPicPr>
                             <a:picLocks noChangeArrowheads="1" noChangeAspect="1"/>
                           </pic:cNvPicPr>
                         </pic:nvPicPr>
                         <pic:blipFill>
-                          <a:blip r:embed="rId51"/>
+                          <a:blip r:embed="rId41"/>
                           <a:stretch>
                             <a:fillRect/>
                           </a:stretch>
@@ -4976,7 +5490,7 @@
               <w:t xml:space="preserve"> </w:t>
             </w:r>
             <w:r>
-              <w:t xml:space="preserve">layers. The comparison values is based on the difference of the definite</w:t>
+              <w:t xml:space="preserve">layers. The comparison value is based on the difference of the definite</w:t>
             </w:r>
             <w:r>
               <w:t xml:space="preserve"> </w:t>
@@ -5002,7 +5516,7 @@
               <w:t xml:space="preserve"> </w:t>
             </w:r>
             <w:r>
-              <w:t xml:space="preserve">values (in blue) indicate that the compared option lead to a less efficient</w:t>
+              <w:t xml:space="preserve">values (in blue) indicate that the compared option led to a less efficient</w:t>
             </w:r>
             <w:r>
               <w:t xml:space="preserve"> </w:t>
@@ -5029,7 +5543,7 @@
               <w:t xml:space="preserve">Supp. Mat.</w:t>
             </w:r>
           </w:p>
-          <w:bookmarkEnd w:id="54"/>
+          <w:bookmarkEnd w:id="44"/>
         </w:tc>
       </w:tr>
     </w:tbl>
@@ -5062,127 +5576,136 @@
         <w:t xml:space="preserve"> </w:t>
       </w:r>
       <w:r>
-        <w:t xml:space="preserve">cells where the species is present. We examined the relationship between</w:t>
-      </w:r>
-      <w:r>
-        <w:t xml:space="preserve"> </w:t>
-      </w:r>
-      <w:r>
-        <w:t xml:space="preserve">occupancy and efficiency. Optimizing using Uncertainty Sampling on the focal</w:t>
-      </w:r>
-      <w:r>
-        <w:t xml:space="preserve"> </w:t>
-      </w:r>
-      <w:r>
-        <w:t xml:space="preserve">species range and on realized interactions is especially efficient at low</w:t>
-      </w:r>
-      <w:r>
-        <w:t xml:space="preserve"> </w:t>
-      </w:r>
-      <w:r>
-        <w:t xml:space="preserve">occupancy, as it targets the fewer cells where the focal species is present. As</w:t>
-      </w:r>
-      <w:r>
-        <w:t xml:space="preserve"> </w:t>
-      </w:r>
-      <w:r>
-        <w:t xml:space="preserve">species occupancy increases, the difference between options decreases. When the</w:t>
-      </w:r>
-      <w:r>
-        <w:t xml:space="preserve"> </w:t>
-      </w:r>
-      <w:r>
-        <w:t xml:space="preserve">focal species has high occupancy and is present almost everywhere across the</w:t>
-      </w:r>
-      <w:r>
-        <w:t xml:space="preserve"> </w:t>
-      </w:r>
-      <w:r>
-        <w:t xml:space="preserve">landscape, Weighted Balanced Acceptance and Simple Random perform similarly to</w:t>
-      </w:r>
-      <w:r>
-        <w:t xml:space="preserve"> </w:t>
-      </w:r>
-      <w:r>
-        <w:t xml:space="preserve">Uncertainty Sampling, as balancing sites across space or choosing at random</w:t>
-      </w:r>
-      <w:r>
-        <w:t xml:space="preserve"> </w:t>
-      </w:r>
-      <w:r>
-        <w:t xml:space="preserve">becomes equivalent to targeting the species range. Optimizing based on species</w:t>
-      </w:r>
-      <w:r>
-        <w:t xml:space="preserve"> </w:t>
-      </w:r>
-      <w:r>
-        <w:t xml:space="preserve">richness became more efficient as occupancy increased. A possible explanation is</w:t>
-      </w:r>
-      <w:r>
-        <w:t xml:space="preserve"> </w:t>
-      </w:r>
-      <w:r>
-        <w:t xml:space="preserve">that at high occupancy, species range is not a restricting element and thus</w:t>
-      </w:r>
-      <w:r>
-        <w:t xml:space="preserve"> </w:t>
-      </w:r>
-      <w:r>
-        <w:t xml:space="preserve">targeting sites with high richness directly leads to targeting sites with more</w:t>
-      </w:r>
-      <w:r>
-        <w:t xml:space="preserve"> </w:t>
-      </w:r>
-      <w:r>
-        <w:t xml:space="preserve">interaction partners. On the contrary, at low occupancy, species range is an</w:t>
-      </w:r>
-      <w:r>
-        <w:t xml:space="preserve"> </w:t>
-      </w:r>
-      <w:r>
-        <w:t xml:space="preserve">important restriction, and optimizing on richness of all species might target</w:t>
-      </w:r>
-      <w:r>
-        <w:t xml:space="preserve"> </w:t>
-      </w:r>
-      <w:r>
-        <w:t xml:space="preserve">sites where the focal species is absent. Optimizing on the probabilistic species</w:t>
-      </w:r>
-      <w:r>
-        <w:t xml:space="preserve"> </w:t>
-      </w:r>
-      <w:r>
-        <w:t xml:space="preserve">range behave similarly to species richness; at high occupancy, it is very likely</w:t>
-      </w:r>
-      <w:r>
-        <w:t xml:space="preserve"> </w:t>
-      </w:r>
-      <w:r>
-        <w:t xml:space="preserve">the species will be present at the sites with high probabilities and therefore</w:t>
-      </w:r>
-      <w:r>
-        <w:t xml:space="preserve"> </w:t>
-      </w:r>
-      <w:r>
-        <w:t xml:space="preserve">the sampler can more effectively filter out sites where the species is absent.</w:t>
-      </w:r>
-      <w:r>
-        <w:t xml:space="preserve"> </w:t>
-      </w:r>
-      <w:r>
-        <w:t xml:space="preserve">At low occupancy, the focal species will be present in fewer locations with high</w:t>
-      </w:r>
-      <w:r>
-        <w:t xml:space="preserve"> </w:t>
-      </w:r>
-      <w:r>
-        <w:t xml:space="preserve">probabilities, but might be absent from locations with intermediate</w:t>
-      </w:r>
-      <w:r>
-        <w:t xml:space="preserve"> </w:t>
-      </w:r>
-      <w:r>
-        <w:t xml:space="preserve">probabilities, making it more challenging for the sampler to pick apart.</w:t>
+        <w:t xml:space="preserve">cells where the species is present. Optimizing using Uncertainty Sampling on the</w:t>
+      </w:r>
+      <w:r>
+        <w:t xml:space="preserve"> </w:t>
+      </w:r>
+      <w:r>
+        <w:t xml:space="preserve">focal species range and on realized interactions is especially efficient at low</w:t>
+      </w:r>
+      <w:r>
+        <w:t xml:space="preserve"> </w:t>
+      </w:r>
+      <w:r>
+        <w:t xml:space="preserve">occupancy, as it adequately targets the fewer cells where the focal species is</w:t>
+      </w:r>
+      <w:r>
+        <w:t xml:space="preserve"> </w:t>
+      </w:r>
+      <w:r>
+        <w:t xml:space="preserve">present. As species occupancy increases, the difference between optimizing</w:t>
+      </w:r>
+      <w:r>
+        <w:t xml:space="preserve"> </w:t>
+      </w:r>
+      <w:r>
+        <w:t xml:space="preserve">approaches decreases. When the focal species has high occupancy across the</w:t>
+      </w:r>
+      <w:r>
+        <w:t xml:space="preserve"> </w:t>
+      </w:r>
+      <w:r>
+        <w:t xml:space="preserve">landscape, Weighted Balanced Acceptance and Simple Random algorithms perform</w:t>
+      </w:r>
+      <w:r>
+        <w:t xml:space="preserve"> </w:t>
+      </w:r>
+      <w:r>
+        <w:t xml:space="preserve">similarly to Uncertainty Sampling, as balancing sites across space or choosing</w:t>
+      </w:r>
+      <w:r>
+        <w:t xml:space="preserve"> </w:t>
+      </w:r>
+      <w:r>
+        <w:t xml:space="preserve">at random becomes equivalent to targeting the species range. Optimizing based on</w:t>
+      </w:r>
+      <w:r>
+        <w:t xml:space="preserve"> </w:t>
+      </w:r>
+      <w:r>
+        <w:t xml:space="preserve">species richness also became more efficient as occupancy increased. A possible</w:t>
+      </w:r>
+      <w:r>
+        <w:t xml:space="preserve"> </w:t>
+      </w:r>
+      <w:r>
+        <w:t xml:space="preserve">explanation is that at high occupancy, species range is not a restricting</w:t>
+      </w:r>
+      <w:r>
+        <w:t xml:space="preserve"> </w:t>
+      </w:r>
+      <w:r>
+        <w:t xml:space="preserve">element and thus targeting sites with high richness directly leads to targeting</w:t>
+      </w:r>
+      <w:r>
+        <w:t xml:space="preserve"> </w:t>
+      </w:r>
+      <w:r>
+        <w:t xml:space="preserve">sites with potentially more interaction partners. On the contrary, at low</w:t>
+      </w:r>
+      <w:r>
+        <w:t xml:space="preserve"> </w:t>
+      </w:r>
+      <w:r>
+        <w:t xml:space="preserve">occupancy, the species range is an important restriction, and optimizing on</w:t>
+      </w:r>
+      <w:r>
+        <w:t xml:space="preserve"> </w:t>
+      </w:r>
+      <w:r>
+        <w:t xml:space="preserve">species richness might target sites where the focal species is absent.</w:t>
+      </w:r>
+      <w:r>
+        <w:t xml:space="preserve"> </w:t>
+      </w:r>
+      <w:r>
+        <w:t xml:space="preserve">Optimizing on the probabilistic species range resulted in similar outcomes; at</w:t>
+      </w:r>
+      <w:r>
+        <w:t xml:space="preserve"> </w:t>
+      </w:r>
+      <w:r>
+        <w:t xml:space="preserve">high occupancy (not to be confused with probability of occurrence) the sampler</w:t>
+      </w:r>
+      <w:r>
+        <w:t xml:space="preserve"> </w:t>
+      </w:r>
+      <w:r>
+        <w:t xml:space="preserve">can more effectively filter out sites where the species is absent, since it is</w:t>
+      </w:r>
+      <w:r>
+        <w:t xml:space="preserve"> </w:t>
+      </w:r>
+      <w:r>
+        <w:t xml:space="preserve">very likely the species will be present at the sites that have high occurrence</w:t>
+      </w:r>
+      <w:r>
+        <w:t xml:space="preserve"> </w:t>
+      </w:r>
+      <w:r>
+        <w:t xml:space="preserve">probability</w:t>
+      </w:r>
+      <w:r>
+        <w:t xml:space="preserve">. At low occupancy, the focal</w:t>
+      </w:r>
+      <w:r>
+        <w:t xml:space="preserve"> </w:t>
+      </w:r>
+      <w:r>
+        <w:t xml:space="preserve">species will be present in fewer locations with high probabilities and might be</w:t>
+      </w:r>
+      <w:r>
+        <w:t xml:space="preserve"> </w:t>
+      </w:r>
+      <w:r>
+        <w:t xml:space="preserve">absent from locations with intermediate probabilities, making it harder for the</w:t>
+      </w:r>
+      <w:r>
+        <w:t xml:space="preserve"> </w:t>
+      </w:r>
+      <w:r>
+        <w:t xml:space="preserve">sampler to target sites where the species is present.</w:t>
       </w:r>
     </w:p>
     <w:tbl>
@@ -5198,7 +5721,7 @@
       <w:tr>
         <w:tc>
           <w:tcPr/>
-          <w:bookmarkStart w:id="58" w:name="fig-eff-occup"/>
+          <w:bookmarkStart w:id="48" w:name="fig-eff-occup"/>
           <w:p>
             <w:pPr>
               <w:pStyle w:val="Compact"/>
@@ -5209,18 +5732,18 @@
                 <wp:inline>
                   <wp:extent cx="5334000" cy="3333750"/>
                   <wp:effectExtent b="0" l="0" r="0" t="0"/>
-                  <wp:docPr descr="" title="" id="56" name="Picture"/>
+                  <wp:docPr descr="" title="" id="46" name="Picture"/>
                   <a:graphic>
                     <a:graphicData uri="http://schemas.openxmlformats.org/drawingml/2006/picture">
                       <pic:pic>
                         <pic:nvPicPr>
-                          <pic:cNvPr descr="figures/efficiency_occupancy.png" id="57" name="Picture"/>
+                          <pic:cNvPr descr="figures/efficiency_occupancy.png" id="47" name="Picture"/>
                           <pic:cNvPicPr>
                             <a:picLocks noChangeArrowheads="1" noChangeAspect="1"/>
                           </pic:cNvPicPr>
                         </pic:nvPicPr>
                         <pic:blipFill>
-                          <a:blip r:embed="rId55"/>
+                          <a:blip r:embed="rId45"/>
                           <a:stretch>
                             <a:fillRect/>
                           </a:stretch>
@@ -5318,13 +5841,13 @@
               <w:t xml:space="preserve">a given simulation.</w:t>
             </w:r>
           </w:p>
-          <w:bookmarkEnd w:id="58"/>
+          <w:bookmarkEnd w:id="48"/>
         </w:tc>
       </w:tr>
     </w:tbl>
-    <w:bookmarkEnd w:id="59"/>
-    <w:bookmarkEnd w:id="60"/>
-    <w:bookmarkStart w:id="61" w:name="discussion"/>
+    <w:bookmarkEnd w:id="49"/>
+    <w:bookmarkEnd w:id="50"/>
+    <w:bookmarkStart w:id="51" w:name="discussion"/>
     <w:p>
       <w:pPr>
         <w:pStyle w:val="Heading1"/>
@@ -5338,12 +5861,24 @@
         <w:pStyle w:val="FirstParagraph"/>
       </w:pPr>
       <w:r>
+        <w:rPr>
+          <w:i/>
+          <w:iCs/>
+        </w:rPr>
         <w:t xml:space="preserve">What should be realistic expectations for sampling and monitoring of species</w:t>
       </w:r>
       <w:r>
-        <w:t xml:space="preserve"> </w:t>
-      </w:r>
-      <w:r>
+        <w:rPr>
+          <w:i/>
+          <w:iCs/>
+        </w:rPr>
+        <w:t xml:space="preserve"> </w:t>
+      </w:r>
+      <w:r>
+        <w:rPr>
+          <w:i/>
+          <w:iCs/>
+        </w:rPr>
         <w:t xml:space="preserve">interactions?</w:t>
       </w:r>
     </w:p>
@@ -5352,43 +5887,43 @@
         <w:pStyle w:val="BodyText"/>
       </w:pPr>
       <w:r>
-        <w:t xml:space="preserve">Our simulations highlight they should be much lower than for species richness</w:t>
-      </w:r>
-      <w:r>
-        <w:t xml:space="preserve"> </w:t>
-      </w:r>
-      <w:r>
-        <w:t xml:space="preserve">once considering that interaction realization and detection depend on species</w:t>
-      </w:r>
-      <w:r>
-        <w:t xml:space="preserve"> </w:t>
-      </w:r>
-      <w:r>
-        <w:t xml:space="preserve">abundance. In other words, we can expect the monitoring of species interaction</w:t>
-      </w:r>
-      <w:r>
-        <w:t xml:space="preserve"> </w:t>
-      </w:r>
-      <w:r>
-        <w:t xml:space="preserve">within a BON to require a (much) higher monitoring effort across space than the</w:t>
-      </w:r>
-      <w:r>
-        <w:t xml:space="preserve"> </w:t>
-      </w:r>
-      <w:r>
-        <w:t xml:space="preserve">one required for monitoring species and community composition. This is similar</w:t>
-      </w:r>
-      <w:r>
-        <w:t xml:space="preserve"> </w:t>
-      </w:r>
-      <w:r>
-        <w:t xml:space="preserve">to observations regarding sampling effort required to document pollinator</w:t>
-      </w:r>
-      <w:r>
-        <w:t xml:space="preserve"> </w:t>
-      </w:r>
-      <w:r>
-        <w:t xml:space="preserve">networks</w:t>
+        <w:t xml:space="preserve">Our simulations highlight that expectations should be much lower than for</w:t>
+      </w:r>
+      <w:r>
+        <w:t xml:space="preserve"> </w:t>
+      </w:r>
+      <w:r>
+        <w:t xml:space="preserve">species richness, especially when considering that interaction realization and</w:t>
+      </w:r>
+      <w:r>
+        <w:t xml:space="preserve"> </w:t>
+      </w:r>
+      <w:r>
+        <w:t xml:space="preserve">detection both depend on species abundance. In other words, we can expect the</w:t>
+      </w:r>
+      <w:r>
+        <w:t xml:space="preserve"> </w:t>
+      </w:r>
+      <w:r>
+        <w:t xml:space="preserve">monitoring of species interactions within a BON to require a (much) higher</w:t>
+      </w:r>
+      <w:r>
+        <w:t xml:space="preserve"> </w:t>
+      </w:r>
+      <w:r>
+        <w:t xml:space="preserve">monitoring effort across space than the one required for monitoring species and</w:t>
+      </w:r>
+      <w:r>
+        <w:t xml:space="preserve"> </w:t>
+      </w:r>
+      <w:r>
+        <w:t xml:space="preserve">community composition. This is similar to observations regarding sampling effort</w:t>
+      </w:r>
+      <w:r>
+        <w:t xml:space="preserve"> </w:t>
+      </w:r>
+      <w:r>
+        <w:t xml:space="preserve">required to document pollinator networks</w:t>
       </w:r>
       <w:r>
         <w:t xml:space="preserve"> </w:t>
@@ -5397,13 +5932,13 @@
         <w:t xml:space="preserve">(Chacoff et al. 2012)</w:t>
       </w:r>
       <w:r>
-        <w:t xml:space="preserve">, yet here framed in the context of BON design and</w:t>
-      </w:r>
-      <w:r>
-        <w:t xml:space="preserve"> </w:t>
-      </w:r>
-      <w:r>
-        <w:t xml:space="preserve">monitoring across space .</w:t>
+        <w:t xml:space="preserve">, yet here framed</w:t>
+      </w:r>
+      <w:r>
+        <w:t xml:space="preserve"> </w:t>
+      </w:r>
+      <w:r>
+        <w:t xml:space="preserve">in the context of BON design and monitoring across space.</w:t>
       </w:r>
     </w:p>
     <w:p>
@@ -5478,82 +6013,133 @@
         <w:t xml:space="preserve"> </w:t>
       </w:r>
       <w:r>
-        <w:t xml:space="preserve">interactions, better than optimization based on more holistic, community-level</w:t>
-      </w:r>
-      <w:r>
-        <w:t xml:space="preserve"> </w:t>
-      </w:r>
-      <w:r>
-        <w:t xml:space="preserve">information such as species or interaction richness</w:t>
-      </w:r>
-      <w:r>
-        <w:t xml:space="preserve"> </w:t>
-      </w:r>
-      <w:r>
-        <w:t xml:space="preserve">(identified in contrast by Willig et al. 2023 as an efficient target to maximize to conserve multiple</w:t>
-      </w:r>
-      <w:r>
-        <w:t xml:space="preserve"> </w:t>
-      </w:r>
-      <w:r>
-        <w:t xml:space="preserve">biodiversity facets)</w:t>
-      </w:r>
-      <w:r>
-        <w:t xml:space="preserve">. Optimizing based on the location of the realized</w:t>
-      </w:r>
-      <w:r>
-        <w:t xml:space="preserve"> </w:t>
-      </w:r>
-      <w:r>
-        <w:t xml:space="preserve">interactions was even more efficient. Yet, these simulations represent a best</w:t>
-      </w:r>
-      <w:r>
-        <w:t xml:space="preserve"> </w:t>
-      </w:r>
-      <w:r>
-        <w:t xml:space="preserve">case scenario beyond reach in an applied context: it assumes that there is</w:t>
-      </w:r>
-      <w:r>
-        <w:t xml:space="preserve"> </w:t>
-      </w:r>
-      <w:r>
-        <w:t xml:space="preserve">already pre-existing knowledge on where interactions have been observed, which</w:t>
-      </w:r>
-      <w:r>
-        <w:t xml:space="preserve"> </w:t>
-      </w:r>
-      <w:r>
-        <w:t xml:space="preserve">is unlikely to exist for most interactions, regardless of their relevance for</w:t>
-      </w:r>
-      <w:r>
-        <w:t xml:space="preserve"> </w:t>
-      </w:r>
-      <w:r>
-        <w:t xml:space="preserve">monitoring. Nonetheless, it highlights that the most important efficiency gains</w:t>
-      </w:r>
-      <w:r>
-        <w:t xml:space="preserve"> </w:t>
-      </w:r>
-      <w:r>
-        <w:t xml:space="preserve">will come from better knowledge of where interactions are likely to take place,</w:t>
-      </w:r>
-      <w:r>
-        <w:t xml:space="preserve"> </w:t>
-      </w:r>
-      <w:r>
-        <w:t xml:space="preserve">which suggests that monitoring of interactions will become more efficient over</w:t>
-      </w:r>
-      <w:r>
-        <w:t xml:space="preserve"> </w:t>
-      </w:r>
-      <w:r>
-        <w:t xml:space="preserve">time. Better incorporating considerations for species abundance, the factor</w:t>
-      </w:r>
-      <w:r>
-        <w:t xml:space="preserve"> </w:t>
-      </w:r>
-      <w:r>
-        <w:t xml:space="preserve">influencing interaction realization in our simulations, will be crucial and</w:t>
+        <w:t xml:space="preserve">interactions that was better than optimizing based on more holistic,</w:t>
+      </w:r>
+      <w:r>
+        <w:t xml:space="preserve"> </w:t>
+      </w:r>
+      <w:r>
+        <w:t xml:space="preserve">community-level information such as species richness</w:t>
+      </w:r>
+      <w:r>
+        <w:t xml:space="preserve"> </w:t>
+      </w:r>
+      <w:r>
+        <w:t xml:space="preserve"> </w:t>
+      </w:r>
+      <w:r>
+        <w:t xml:space="preserve">(identified in</w:t>
+      </w:r>
+      <w:r>
+        <w:t xml:space="preserve"> </w:t>
+      </w:r>
+      <w:r>
+        <w:t xml:space="preserve">contrast by Willig et al. 2023 as an efficient target to maximize to conserve</w:t>
+      </w:r>
+      <w:r>
+        <w:t xml:space="preserve"> </w:t>
+      </w:r>
+      <w:r>
+        <w:t xml:space="preserve">multiple biodiversity</w:t>
+      </w:r>
+      <w:r>
+        <w:t xml:space="preserve"> </w:t>
+      </w:r>
+      <w:r>
+        <w:t xml:space="preserve">facets)</w:t>
+      </w:r>
+      <w:r>
+        <w:t xml:space="preserve">.</w:t>
+      </w:r>
+      <w:r>
+        <w:t xml:space="preserve"> </w:t>
+      </w:r>
+      <w:r>
+        <w:t xml:space="preserve">Optimizing based on the location of the realized interactions was, as expected,</w:t>
+      </w:r>
+      <w:r>
+        <w:t xml:space="preserve"> </w:t>
+      </w:r>
+      <w:r>
+        <w:t xml:space="preserve">even more efficient. Yet, this represents a best case scenario that is likely</w:t>
+      </w:r>
+      <w:r>
+        <w:t xml:space="preserve"> </w:t>
+      </w:r>
+      <w:r>
+        <w:t xml:space="preserve">beyond reach in an applied context: it assumes that there is already</w:t>
+      </w:r>
+      <w:r>
+        <w:t xml:space="preserve"> </w:t>
+      </w:r>
+      <w:r>
+        <w:t xml:space="preserve">pre-existing knowledge on where species interactions can be observed, which is</w:t>
+      </w:r>
+      <w:r>
+        <w:t xml:space="preserve"> </w:t>
+      </w:r>
+      <w:r>
+        <w:t xml:space="preserve">unlikely to exist for most interactions, many species and in many locations</w:t>
+      </w:r>
+      <w:r>
+        <w:t xml:space="preserve"> </w:t>
+      </w:r>
+      <w:r>
+        <w:t xml:space="preserve">across the globe, regardless of their relevance for monitoring. Nonetheless, it</w:t>
+      </w:r>
+      <w:r>
+        <w:t xml:space="preserve"> </w:t>
+      </w:r>
+      <w:r>
+        <w:t xml:space="preserve">highlights that the most important efficiency gains will come from better</w:t>
+      </w:r>
+      <w:r>
+        <w:t xml:space="preserve"> </w:t>
+      </w:r>
+      <w:r>
+        <w:t xml:space="preserve">knowledge of where interactions are likely to take place, which suggests that</w:t>
+      </w:r>
+      <w:r>
+        <w:t xml:space="preserve"> </w:t>
+      </w:r>
+      <w:r>
+        <w:t xml:space="preserve">monitoring of interactions will become more efficient over time, especially if</w:t>
+      </w:r>
+      <w:r>
+        <w:t xml:space="preserve"> </w:t>
+      </w:r>
+      <w:r>
+        <w:t xml:space="preserve">local knowledge of the system and species under focus is</w:t>
+      </w:r>
+      <w:r>
+        <w:t xml:space="preserve"> </w:t>
+      </w:r>
+      <w:r>
+        <w:t xml:space="preserve">incorporated</w:t>
+      </w:r>
+      <w:r>
+        <w:t xml:space="preserve">.</w:t>
+      </w:r>
+      <w:r>
+        <w:t xml:space="preserve"> </w:t>
+      </w:r>
+      <w:r>
+        <w:t xml:space="preserve">Additionally, better incorporating considerations for species</w:t>
+      </w:r>
+      <w:r>
+        <w:t xml:space="preserve"> </w:t>
+      </w:r>
+      <w:r>
+        <w:t xml:space="preserve">abundance</w:t>
+      </w:r>
+      <w:r>
+        <w:t xml:space="preserve">, the factor influencing</w:t>
+      </w:r>
+      <w:r>
+        <w:t xml:space="preserve"> </w:t>
+      </w:r>
+      <w:r>
+        <w:t xml:space="preserve">interaction realization and detection in our simulations, will be crucial and</w:t>
       </w:r>
       <w:r>
         <w:t xml:space="preserve"> </w:t>
@@ -5567,19 +6153,28 @@
       <w:r>
         <w:t xml:space="preserve">species ranges.</w:t>
       </w:r>
+      <w:r>
+        <w:t xml:space="preserve"> </w:t>
+      </w:r>
     </w:p>
     <w:p>
       <w:pPr>
         <w:pStyle w:val="BodyText"/>
       </w:pPr>
       <w:r>
-        <w:t xml:space="preserve">When does the choice of sampler or optimization layer matter the most? Here we</w:t>
-      </w:r>
-      <w:r>
-        <w:t xml:space="preserve"> </w:t>
-      </w:r>
-      <w:r>
-        <w:t xml:space="preserve">concur with</w:t>
+        <w:rPr>
+          <w:i/>
+          <w:iCs/>
+        </w:rPr>
+        <w:t xml:space="preserve">When does the choice of sampler or optimization layer matter the most?</w:t>
+      </w:r>
+    </w:p>
+    <w:p>
+      <w:pPr>
+        <w:pStyle w:val="BodyText"/>
+      </w:pPr>
+      <w:r>
+        <w:t xml:space="preserve">Here we concur with</w:t>
       </w:r>
       <w:r>
         <w:t xml:space="preserve"> </w:t>
@@ -5591,31 +6186,31 @@
         <w:t xml:space="preserve"> </w:t>
       </w:r>
       <w:r>
-        <w:t xml:space="preserve">that ecologically-relevant metrics are required to</w:t>
-      </w:r>
-      <w:r>
-        <w:t xml:space="preserve"> </w:t>
-      </w:r>
-      <w:r>
-        <w:t xml:space="preserve">evaluate the performance of monitoring designs, beyond spatial balance. However,</w:t>
-      </w:r>
-      <w:r>
-        <w:t xml:space="preserve"> </w:t>
-      </w:r>
-      <w:r>
-        <w:t xml:space="preserve">while they found that many sampling algorithms performed similarly for</w:t>
-      </w:r>
-      <w:r>
-        <w:t xml:space="preserve"> </w:t>
-      </w:r>
-      <w:r>
-        <w:t xml:space="preserve">biodiversity monitoring, our results highlighted better options when the</w:t>
-      </w:r>
-      <w:r>
-        <w:t xml:space="preserve"> </w:t>
-      </w:r>
-      <w:r>
-        <w:t xml:space="preserve">monitoring target is highly localized. We observed the most important</w:t>
+        <w:t xml:space="preserve">that ecologically-relevant metrics are</w:t>
+      </w:r>
+      <w:r>
+        <w:t xml:space="preserve"> </w:t>
+      </w:r>
+      <w:r>
+        <w:t xml:space="preserve">required to evaluate the performance of monitoring designs, beyond spatial</w:t>
+      </w:r>
+      <w:r>
+        <w:t xml:space="preserve"> </w:t>
+      </w:r>
+      <w:r>
+        <w:t xml:space="preserve">balance. However, while they found that many sampling algorithms performed</w:t>
+      </w:r>
+      <w:r>
+        <w:t xml:space="preserve"> </w:t>
+      </w:r>
+      <w:r>
+        <w:t xml:space="preserve">similarly for biodiversity monitoring, our results highlighted better options</w:t>
+      </w:r>
+      <w:r>
+        <w:t xml:space="preserve"> </w:t>
+      </w:r>
+      <w:r>
+        <w:t xml:space="preserve">when the monitoring target is highly localized. We observed the most important</w:t>
       </w:r>
       <w:r>
         <w:t xml:space="preserve"> </w:t>
@@ -5627,87 +6222,261 @@
         <w:t xml:space="preserve"> </w:t>
       </w:r>
       <w:r>
-        <w:t xml:space="preserve">relevant to target only the focal species range. Differences were less important</w:t>
-      </w:r>
-      <w:r>
-        <w:t xml:space="preserve"> </w:t>
-      </w:r>
-      <w:r>
-        <w:t xml:space="preserve">at higher occupancy and for species present across the whole landscape, although</w:t>
-      </w:r>
-      <w:r>
-        <w:t xml:space="preserve"> </w:t>
-      </w:r>
-      <w:r>
-        <w:t xml:space="preserve">Uncertainty Sampling still performed better. This result should be expected, as</w:t>
-      </w:r>
-      <w:r>
-        <w:t xml:space="preserve"> </w:t>
-      </w:r>
-      <w:r>
-        <w:t xml:space="preserve">a specialized sampler should be more efficient when a species range is highly</w:t>
-      </w:r>
-      <w:r>
-        <w:t xml:space="preserve"> </w:t>
-      </w:r>
-      <w:r>
-        <w:t xml:space="preserve">localized compared to one balancing sites across the the whole landscape.</w:t>
-      </w:r>
-      <w:r>
-        <w:t xml:space="preserve"> </w:t>
-      </w:r>
-      <w:r>
-        <w:t xml:space="preserve">However, it also applies in broader context, highlighting how some monitoring</w:t>
-      </w:r>
-      <w:r>
-        <w:t xml:space="preserve"> </w:t>
-      </w:r>
-      <w:r>
-        <w:t xml:space="preserve">targets (e.g., species interaction) expected to be highly localized or more</w:t>
-      </w:r>
-      <w:r>
-        <w:t xml:space="preserve"> </w:t>
-      </w:r>
-      <w:r>
-        <w:t xml:space="preserve">likely in specific locations might benefit from targeted monitoring designs. In</w:t>
-      </w:r>
-      <w:r>
-        <w:t xml:space="preserve"> </w:t>
-      </w:r>
-      <w:r>
-        <w:t xml:space="preserve">such case, efficiency gains will depend on improvements in our capacity to</w:t>
-      </w:r>
-      <w:r>
-        <w:t xml:space="preserve"> </w:t>
-      </w:r>
-      <w:r>
-        <w:t xml:space="preserve">predict the location of those phenomena and on our ability to continuously</w:t>
-      </w:r>
-      <w:r>
-        <w:t xml:space="preserve"> </w:t>
-      </w:r>
-      <w:r>
-        <w:t xml:space="preserve">evaluate and update predictions based on the information acquired.</w:t>
-      </w:r>
+        <w:t xml:space="preserve">relevant to target only the focal species</w:t>
+      </w:r>
+      <w:r>
+        <w:t xml:space="preserve"> </w:t>
+      </w:r>
+      <w:r>
+        <w:t xml:space="preserve">range</w:t>
+      </w:r>
+      <w:r>
+        <w:t xml:space="preserve">. Differences were less</w:t>
+      </w:r>
+      <w:r>
+        <w:t xml:space="preserve"> </w:t>
+      </w:r>
+      <w:r>
+        <w:t xml:space="preserve">important at higher occupancy and for species present across the whole</w:t>
+      </w:r>
+      <w:r>
+        <w:t xml:space="preserve"> </w:t>
+      </w:r>
+      <w:r>
+        <w:t xml:space="preserve">landscape, although Uncertainty Sampling still performed better. This result</w:t>
+      </w:r>
+      <w:r>
+        <w:t xml:space="preserve"> </w:t>
+      </w:r>
+      <w:r>
+        <w:t xml:space="preserve">should be expected, as a targeted sampler should be relatively more efficient</w:t>
+      </w:r>
+      <w:r>
+        <w:t xml:space="preserve"> </w:t>
+      </w:r>
+      <w:r>
+        <w:t xml:space="preserve">when a species range is highly localized compared to one balancing sites across</w:t>
+      </w:r>
+      <w:r>
+        <w:t xml:space="preserve"> </w:t>
+      </w:r>
+      <w:r>
+        <w:t xml:space="preserve">the the whole</w:t>
+      </w:r>
+      <w:r>
+        <w:t xml:space="preserve"> </w:t>
+      </w:r>
+      <w:r>
+        <w:t xml:space="preserve">landscape</w:t>
+      </w:r>
+      <w:r>
+        <w:t xml:space="preserve">.</w:t>
+      </w:r>
+      <w:r>
+        <w:t xml:space="preserve"> </w:t>
+      </w:r>
+      <w:r>
+        <w:t xml:space="preserve">Nonetheless, it highlights how some highly-localized monitoring targets (e.g.,</w:t>
+      </w:r>
+      <w:r>
+        <w:t xml:space="preserve"> </w:t>
+      </w:r>
+      <w:r>
+        <w:t xml:space="preserve">species interactions) might benefit from targeted monitoring designs. In such</w:t>
+      </w:r>
+      <w:r>
+        <w:t xml:space="preserve"> </w:t>
+      </w:r>
+      <w:r>
+        <w:t xml:space="preserve">cases, efficiency gains will depend on improvements in our capacity to predict</w:t>
+      </w:r>
+      <w:r>
+        <w:t xml:space="preserve"> </w:t>
+      </w:r>
+      <w:r>
+        <w:t xml:space="preserve">the location of those phenomena and on our ability to continuously evaluate and</w:t>
+      </w:r>
+      <w:r>
+        <w:t xml:space="preserve"> </w:t>
+      </w:r>
+      <w:r>
+        <w:t xml:space="preserve">update predictions based on the information acquired.</w:t>
+      </w:r>
+    </w:p>
+    <w:bookmarkEnd w:id="51"/>
+    <w:bookmarkStart w:id="199" w:name="references"/>
+    <w:p>
+      <w:pPr>
+        <w:pStyle w:val="Heading1"/>
+      </w:pPr>
+      <w:r>
+        <w:t xml:space="preserve">References</w:t>
+      </w:r>
+    </w:p>
+    <w:bookmarkStart w:id="198" w:name="refs"/>
+    <w:bookmarkStart w:id="53" w:name="ref-Abrego2021AccSpe"/>
+    <w:p>
+      <w:pPr>
+        <w:pStyle w:val="Bibliography"/>
+      </w:pPr>
+      <w:r>
+        <w:t xml:space="preserve">Abrego N, Roslin T, Huotari T, et al (2021) Accounting for species interactions is necessary for predicting how arctic arthropod communities respond to climate change. Ecography 44:885–896.</w:t>
+      </w:r>
+      <w:r>
+        <w:t xml:space="preserve"> </w:t>
+      </w:r>
+      <w:hyperlink r:id="rId52">
+        <w:r>
+          <w:rPr>
+            <w:rStyle w:val="Hyperlink"/>
+          </w:rPr>
+          <w:t xml:space="preserve">https://doi.org/10.1111/ecog.05547</w:t>
+        </w:r>
+      </w:hyperlink>
+    </w:p>
+    <w:bookmarkEnd w:id="53"/>
+    <w:bookmarkStart w:id="55" w:name="ref-Aguiar2024UntBio"/>
+    <w:p>
+      <w:pPr>
+        <w:pStyle w:val="Bibliography"/>
+      </w:pPr>
+      <w:r>
+        <w:t xml:space="preserve">Aguiar LMS, Diniz UM, Bueno-Rocha ID, et al (2024) Untangling biodiversity interactions:</w:t>
+      </w:r>
+      <w:r>
+        <w:t xml:space="preserve"> </w:t>
+      </w:r>
+      <w:r>
+        <w:t xml:space="preserve">A</w:t>
+      </w:r>
+      <w:r>
+        <w:t xml:space="preserve"> </w:t>
+      </w:r>
+      <w:r>
+        <w:t xml:space="preserve">meta network on pollination in</w:t>
+      </w:r>
+      <w:r>
+        <w:t xml:space="preserve"> </w:t>
+      </w:r>
+      <w:r>
+        <w:t xml:space="preserve">Earth</w:t>
+      </w:r>
+      <w:r>
+        <w:t xml:space="preserve">’s most diverse tropical savanna. Ecology and Evolution 14:e11094.</w:t>
+      </w:r>
+      <w:r>
+        <w:t xml:space="preserve"> </w:t>
+      </w:r>
+      <w:hyperlink r:id="rId54">
+        <w:r>
+          <w:rPr>
+            <w:rStyle w:val="Hyperlink"/>
+          </w:rPr>
+          <w:t xml:space="preserve">https://doi.org/10.1002/ece3.11094</w:t>
+        </w:r>
+      </w:hyperlink>
+    </w:p>
+    <w:bookmarkEnd w:id="55"/>
+    <w:bookmarkStart w:id="57" w:name="ref-Baiser2019EcoRul"/>
+    <w:p>
+      <w:pPr>
+        <w:pStyle w:val="Bibliography"/>
+      </w:pPr>
+      <w:r>
+        <w:t xml:space="preserve">Baiser B, Gravel D, Cirtwill AR, et al (2019) Ecogeographical rules and the macroecology of food webs. Global Ecol Biogeogr geb.12925.</w:t>
+      </w:r>
+      <w:r>
+        <w:t xml:space="preserve"> </w:t>
+      </w:r>
+      <w:hyperlink r:id="rId56">
+        <w:r>
+          <w:rPr>
+            <w:rStyle w:val="Hyperlink"/>
+          </w:rPr>
+          <w:t xml:space="preserve">https://doi.org/10.1111/geb.12925</w:t>
+        </w:r>
+      </w:hyperlink>
+    </w:p>
+    <w:bookmarkEnd w:id="57"/>
+    <w:bookmarkStart w:id="59" w:name="ref-Baiser2010ConDet"/>
+    <w:p>
+      <w:pPr>
+        <w:pStyle w:val="Bibliography"/>
+      </w:pPr>
+      <w:r>
+        <w:t xml:space="preserve">Baiser B, Russell GJ, Lockwood JL (2010) Connectance determines invasion success via trophic interactions in model food webs. Oikos 119:1970–1976.</w:t>
+      </w:r>
+      <w:r>
+        <w:t xml:space="preserve"> </w:t>
+      </w:r>
+      <w:hyperlink r:id="rId58">
+        <w:r>
+          <w:rPr>
+            <w:rStyle w:val="Hyperlink"/>
+          </w:rPr>
+          <w:t xml:space="preserve">https://doi.org/10.1111/j.1600-0706.2010.18557.x</w:t>
+        </w:r>
+      </w:hyperlink>
+    </w:p>
+    <w:bookmarkEnd w:id="59"/>
+    <w:bookmarkStart w:id="61" w:name="ref-Baranowska2025LowCon"/>
+    <w:p>
+      <w:pPr>
+        <w:pStyle w:val="Bibliography"/>
+      </w:pPr>
+      <w:r>
+        <w:t xml:space="preserve">Baranowska W, Bartoszewicz M, Nowak S, et al (2025) Low contribution of livestock in the grey wolf diet in the area with high availability of free-ranging cattle and horses. Eur J Wildl Res 71:48.</w:t>
+      </w:r>
+      <w:r>
+        <w:t xml:space="preserve"> </w:t>
+      </w:r>
+      <w:hyperlink r:id="rId60">
+        <w:r>
+          <w:rPr>
+            <w:rStyle w:val="Hyperlink"/>
+          </w:rPr>
+          <w:t xml:space="preserve">https://doi.org/10.1007/s10344-025-01926-3</w:t>
+        </w:r>
+      </w:hyperlink>
     </w:p>
     <w:bookmarkEnd w:id="61"/>
-    <w:bookmarkStart w:id="203" w:name="references"/>
-    <w:p>
-      <w:pPr>
-        <w:pStyle w:val="Heading1"/>
-      </w:pPr>
-      <w:r>
-        <w:t xml:space="preserve">References</w:t>
-      </w:r>
-    </w:p>
-    <w:bookmarkStart w:id="202" w:name="refs"/>
-    <w:bookmarkStart w:id="63" w:name="ref-Abrego2021AccSpe"/>
+    <w:bookmarkStart w:id="63" w:name="ref-Benedetti2017SpaBal"/>
     <w:p>
       <w:pPr>
         <w:pStyle w:val="Bibliography"/>
       </w:pPr>
       <w:r>
-        <w:t xml:space="preserve">Abrego N, Roslin T, Huotari T, et al (2021) Accounting for species interactions is necessary for predicting how arctic arthropod communities respond to climate change. Ecography 44:885–896.</w:t>
+        <w:t xml:space="preserve">Benedetti R, Piersimoni F, Postiglione P (2017) Spatially</w:t>
+      </w:r>
+      <w:r>
+        <w:t xml:space="preserve"> </w:t>
+      </w:r>
+      <w:r>
+        <w:t xml:space="preserve">Balanced Sampling</w:t>
+      </w:r>
+      <w:r>
+        <w:t xml:space="preserve">:</w:t>
+      </w:r>
+      <w:r>
+        <w:t xml:space="preserve"> </w:t>
+      </w:r>
+      <w:r>
+        <w:t xml:space="preserve">A Review</w:t>
+      </w:r>
+      <w:r>
+        <w:t xml:space="preserve"> </w:t>
+      </w:r>
+      <w:r>
+        <w:t xml:space="preserve">and</w:t>
+      </w:r>
+      <w:r>
+        <w:t xml:space="preserve"> </w:t>
+      </w:r>
+      <w:r>
+        <w:t xml:space="preserve">A Reappraisal</w:t>
+      </w:r>
+      <w:r>
+        <w:t xml:space="preserve">. International Statistical Review 85:439–454.</w:t>
       </w:r>
       <w:r>
         <w:t xml:space="preserve"> </w:t>
@@ -5717,18 +6486,1144 @@
           <w:rPr>
             <w:rStyle w:val="Hyperlink"/>
           </w:rPr>
-          <w:t xml:space="preserve">https://doi.org/10.1111/ecog.05547</w:t>
+          <w:t xml:space="preserve">https://doi.org/10.1111/insr.12216</w:t>
         </w:r>
       </w:hyperlink>
     </w:p>
     <w:bookmarkEnd w:id="63"/>
-    <w:bookmarkStart w:id="65" w:name="ref-Aguiar2024UntBio"/>
+    <w:bookmarkStart w:id="65" w:name="ref-Canard2012EmeStr"/>
     <w:p>
       <w:pPr>
         <w:pStyle w:val="Bibliography"/>
       </w:pPr>
       <w:r>
-        <w:t xml:space="preserve">Aguiar LMS, Diniz UM, Bueno-Rocha ID, et al (2024) Untangling biodiversity interactions:</w:t>
+        <w:t xml:space="preserve">Canard E, Mouquet N, Marescot L, et al (2012) Emergence of</w:t>
+      </w:r>
+      <w:r>
+        <w:t xml:space="preserve"> </w:t>
+      </w:r>
+      <w:r>
+        <w:t xml:space="preserve">Structural Patterns</w:t>
+      </w:r>
+      <w:r>
+        <w:t xml:space="preserve"> </w:t>
+      </w:r>
+      <w:r>
+        <w:t xml:space="preserve">in</w:t>
+      </w:r>
+      <w:r>
+        <w:t xml:space="preserve"> </w:t>
+      </w:r>
+      <w:r>
+        <w:t xml:space="preserve">Neutral Trophic Networks</w:t>
+      </w:r>
+      <w:r>
+        <w:t xml:space="preserve">. PLOS ONE 7:e38295.</w:t>
+      </w:r>
+      <w:r>
+        <w:t xml:space="preserve"> </w:t>
+      </w:r>
+      <w:hyperlink r:id="rId64">
+        <w:r>
+          <w:rPr>
+            <w:rStyle w:val="Hyperlink"/>
+          </w:rPr>
+          <w:t xml:space="preserve">https://doi.org/10.1371/journal.pone.0038295</w:t>
+        </w:r>
+      </w:hyperlink>
+    </w:p>
+    <w:bookmarkEnd w:id="65"/>
+    <w:bookmarkStart w:id="67" w:name="ref-Caron2024TraMod"/>
+    <w:p>
+      <w:pPr>
+        <w:pStyle w:val="Bibliography"/>
+      </w:pPr>
+      <w:r>
+        <w:t xml:space="preserve">Caron D, Brose U, Lurgi M, et al (2024) Trait-matching models predict pairwise interactions across regions, not food web properties. Global Ecology and Biogeography 33:e13807.</w:t>
+      </w:r>
+      <w:r>
+        <w:t xml:space="preserve"> </w:t>
+      </w:r>
+      <w:hyperlink r:id="rId66">
+        <w:r>
+          <w:rPr>
+            <w:rStyle w:val="Hyperlink"/>
+          </w:rPr>
+          <w:t xml:space="preserve">https://doi.org/10.1111/geb.13807</w:t>
+        </w:r>
+      </w:hyperlink>
+    </w:p>
+    <w:bookmarkEnd w:id="67"/>
+    <w:bookmarkStart w:id="69" w:name="ref-Catchen2023MisLin"/>
+    <w:p>
+      <w:pPr>
+        <w:pStyle w:val="Bibliography"/>
+      </w:pPr>
+      <w:r>
+        <w:t xml:space="preserve">Catchen MD, Poisot T, Pollock LJ, Gonzalez A (2023) The missing link: Discerning true from false negatives when sampling species interaction networks.</w:t>
+      </w:r>
+      <w:r>
+        <w:t xml:space="preserve"> </w:t>
+      </w:r>
+      <w:hyperlink r:id="rId68">
+        <w:r>
+          <w:rPr>
+            <w:rStyle w:val="Hyperlink"/>
+          </w:rPr>
+          <w:t xml:space="preserve">https://ecoevorxiv.org/repository/view/4929/</w:t>
+        </w:r>
+      </w:hyperlink>
+      <w:r>
+        <w:t xml:space="preserve">. Accessed 19 Jan 2023</w:t>
+      </w:r>
+    </w:p>
+    <w:bookmarkEnd w:id="69"/>
+    <w:bookmarkStart w:id="71" w:name="ref-CBD2022DecAdoa"/>
+    <w:p>
+      <w:pPr>
+        <w:pStyle w:val="Bibliography"/>
+      </w:pPr>
+      <w:r>
+        <w:t xml:space="preserve">CBD (2022)</w:t>
+      </w:r>
+      <w:r>
+        <w:t xml:space="preserve"> </w:t>
+      </w:r>
+      <w:hyperlink r:id="rId70">
+        <w:r>
+          <w:rPr>
+            <w:rStyle w:val="Hyperlink"/>
+          </w:rPr>
+          <w:t xml:space="preserve">Decision adopted by the conference of the parties to the convention on biological diversity 15/5.</w:t>
+        </w:r>
+        <w:r>
+          <w:rPr>
+            <w:rStyle w:val="Hyperlink"/>
+          </w:rPr>
+          <w:t xml:space="preserve"> </w:t>
+        </w:r>
+        <w:r>
+          <w:rPr>
+            <w:rStyle w:val="Hyperlink"/>
+          </w:rPr>
+          <w:t xml:space="preserve">Monitoring</w:t>
+        </w:r>
+        <w:r>
+          <w:rPr>
+            <w:rStyle w:val="Hyperlink"/>
+          </w:rPr>
+          <w:t xml:space="preserve"> </w:t>
+        </w:r>
+        <w:r>
+          <w:rPr>
+            <w:rStyle w:val="Hyperlink"/>
+          </w:rPr>
+          <w:t xml:space="preserve">framework for the</w:t>
+        </w:r>
+        <w:r>
+          <w:rPr>
+            <w:rStyle w:val="Hyperlink"/>
+          </w:rPr>
+          <w:t xml:space="preserve"> </w:t>
+        </w:r>
+        <w:r>
+          <w:rPr>
+            <w:rStyle w:val="Hyperlink"/>
+          </w:rPr>
+          <w:t xml:space="preserve">Kunming-Montreal Global Biodiversity Framework</w:t>
+        </w:r>
+      </w:hyperlink>
+    </w:p>
+    <w:bookmarkEnd w:id="71"/>
+    <w:bookmarkStart w:id="73" w:name="ref-Chacoff2012EvaSam"/>
+    <w:p>
+      <w:pPr>
+        <w:pStyle w:val="Bibliography"/>
+      </w:pPr>
+      <w:r>
+        <w:t xml:space="preserve">Chacoff NP, Vázquez DP, Lomáscolo SB, et al (2012) Evaluating sampling completeness in a desert plant–pollinator network. Journal of Animal Ecology 81:190–200.</w:t>
+      </w:r>
+      <w:r>
+        <w:t xml:space="preserve"> </w:t>
+      </w:r>
+      <w:hyperlink r:id="rId72">
+        <w:r>
+          <w:rPr>
+            <w:rStyle w:val="Hyperlink"/>
+          </w:rPr>
+          <w:t xml:space="preserve">https://doi.org/10.1111/j.1365-2656.2011.01883.x</w:t>
+        </w:r>
+      </w:hyperlink>
+    </w:p>
+    <w:bookmarkEnd w:id="73"/>
+    <w:bookmarkStart w:id="75" w:name="ref-Chiu2023QuaEst"/>
+    <w:p>
+      <w:pPr>
+        <w:pStyle w:val="Bibliography"/>
+      </w:pPr>
+      <w:r>
+        <w:t xml:space="preserve">Chiu C-H, Chao A, Vogel S, et al (2023) Quantifying and estimating ecological network diversity based on incomplete sampling data. Philosophical Transactions of the Royal Society B: Biological Sciences 378:20220183.</w:t>
+      </w:r>
+      <w:r>
+        <w:t xml:space="preserve"> </w:t>
+      </w:r>
+      <w:hyperlink r:id="rId74">
+        <w:r>
+          <w:rPr>
+            <w:rStyle w:val="Hyperlink"/>
+          </w:rPr>
+          <w:t xml:space="preserve">https://doi.org/10.1098/rstb.2022.0183</w:t>
+        </w:r>
+      </w:hyperlink>
+    </w:p>
+    <w:bookmarkEnd w:id="75"/>
+    <w:bookmarkStart w:id="77" w:name="ref-Cirtwill2019QuaFra"/>
+    <w:p>
+      <w:pPr>
+        <w:pStyle w:val="Bibliography"/>
+      </w:pPr>
+      <w:r>
+        <w:t xml:space="preserve">Cirtwill AR, Eklöf A, Roslin T, et al (2019) A quantitative framework for investigating the reliability of empirical network construction. Methods in Ecology and Evolution 10:902–911.</w:t>
+      </w:r>
+      <w:r>
+        <w:t xml:space="preserve"> </w:t>
+      </w:r>
+      <w:hyperlink r:id="rId76">
+        <w:r>
+          <w:rPr>
+            <w:rStyle w:val="Hyperlink"/>
+          </w:rPr>
+          <w:t xml:space="preserve">https://doi.org/10.1111/2041-210X.13180</w:t>
+        </w:r>
+      </w:hyperlink>
+    </w:p>
+    <w:bookmarkEnd w:id="77"/>
+    <w:bookmarkStart w:id="79" w:name="ref-Dansereau2024SpaExp"/>
+    <w:p>
+      <w:pPr>
+        <w:pStyle w:val="Bibliography"/>
+      </w:pPr>
+      <w:r>
+        <w:t xml:space="preserve">Dansereau G, Barros C, Poisot T (2024) Spatially explicit predictions of food web structure from regional-level data. Philosophical Transactions of the Royal Society B: Biological Sciences 379:20230166.</w:t>
+      </w:r>
+      <w:r>
+        <w:t xml:space="preserve"> </w:t>
+      </w:r>
+      <w:hyperlink r:id="rId78">
+        <w:r>
+          <w:rPr>
+            <w:rStyle w:val="Hyperlink"/>
+          </w:rPr>
+          <w:t xml:space="preserve">https://doi.org/10.1098/rstb.2023.0166</w:t>
+        </w:r>
+      </w:hyperlink>
+    </w:p>
+    <w:bookmarkEnd w:id="79"/>
+    <w:bookmarkStart w:id="81" w:name="ref-Dansereau2025OveDis"/>
+    <w:p>
+      <w:pPr>
+        <w:pStyle w:val="Bibliography"/>
+      </w:pPr>
+      <w:r>
+        <w:t xml:space="preserve">Dansereau G, Braga J, Ficetola GF, et al (2025) Overcoming the disconnect between species interaction networks and biodiversity conservation. Trends in Ecology &amp; Evolution 40:840–851.</w:t>
+      </w:r>
+      <w:r>
+        <w:t xml:space="preserve"> </w:t>
+      </w:r>
+      <w:hyperlink r:id="rId80">
+        <w:r>
+          <w:rPr>
+            <w:rStyle w:val="Hyperlink"/>
+          </w:rPr>
+          <w:t xml:space="preserve">https://doi.org/10.1016/j.tree.2025.05.010</w:t>
+        </w:r>
+      </w:hyperlink>
+    </w:p>
+    <w:bookmarkEnd w:id="81"/>
+    <w:bookmarkStart w:id="83" w:name="ref-Daugaard2024DepFor"/>
+    <w:p>
+      <w:pPr>
+        <w:pStyle w:val="Bibliography"/>
+      </w:pPr>
+      <w:r>
+        <w:t xml:space="preserve">Daugaard U, Merkli S, Merz E, et al (2024) The dependence of forecasts on sampling frequency as a guide to optimizing monitoring in community ecology. Ecosphere 15:e4786.</w:t>
+      </w:r>
+      <w:r>
+        <w:t xml:space="preserve"> </w:t>
+      </w:r>
+      <w:hyperlink r:id="rId82">
+        <w:r>
+          <w:rPr>
+            <w:rStyle w:val="Hyperlink"/>
+          </w:rPr>
+          <w:t xml:space="preserve">https://doi.org/10.1002/ecs2.4786</w:t>
+        </w:r>
+      </w:hyperlink>
+    </w:p>
+    <w:bookmarkEnd w:id="83"/>
+    <w:bookmarkStart w:id="85" w:name="ref-deAguiar2019RevBia"/>
+    <w:p>
+      <w:pPr>
+        <w:pStyle w:val="Bibliography"/>
+      </w:pPr>
+      <w:r>
+        <w:t xml:space="preserve">de Aguiar MAM, Newman EA, Pires MM, et al (2019) Revealing biases in the sampling of ecological interaction networks. PeerJ 7:e7566.</w:t>
+      </w:r>
+      <w:r>
+        <w:t xml:space="preserve"> </w:t>
+      </w:r>
+      <w:hyperlink r:id="rId84">
+        <w:r>
+          <w:rPr>
+            <w:rStyle w:val="Hyperlink"/>
+          </w:rPr>
+          <w:t xml:space="preserve">https://doi.org/10.7717/peerj.7566</w:t>
+        </w:r>
+      </w:hyperlink>
+    </w:p>
+    <w:bookmarkEnd w:id="85"/>
+    <w:bookmarkStart w:id="87" w:name="ref-Delmas2019AnaEco"/>
+    <w:p>
+      <w:pPr>
+        <w:pStyle w:val="Bibliography"/>
+      </w:pPr>
+      <w:r>
+        <w:t xml:space="preserve">Delmas E, Besson M, Brice M-H, et al (2019) Analysing ecological networks of species interactions. Biological Reviews 94:16–36.</w:t>
+      </w:r>
+      <w:r>
+        <w:t xml:space="preserve"> </w:t>
+      </w:r>
+      <w:hyperlink r:id="rId86">
+        <w:r>
+          <w:rPr>
+            <w:rStyle w:val="Hyperlink"/>
+          </w:rPr>
+          <w:t xml:space="preserve">https://doi.org/10.1111/brv.12433</w:t>
+        </w:r>
+      </w:hyperlink>
+    </w:p>
+    <w:bookmarkEnd w:id="87"/>
+    <w:bookmarkStart w:id="89" w:name="ref-Dore2021RelEff"/>
+    <w:p>
+      <w:pPr>
+        <w:pStyle w:val="Bibliography"/>
+      </w:pPr>
+      <w:r>
+        <w:t xml:space="preserve">Doré M, Fontaine C, Thébault E (2021) Relative effects of anthropogenic pressures, climate, and sampling design on the structure of pollination networks at the global scale. Global Change Biology 27:1266–1280.</w:t>
+      </w:r>
+      <w:r>
+        <w:t xml:space="preserve"> </w:t>
+      </w:r>
+      <w:hyperlink r:id="rId88">
+        <w:r>
+          <w:rPr>
+            <w:rStyle w:val="Hyperlink"/>
+          </w:rPr>
+          <w:t xml:space="preserve">https://doi.org/10.1111/gcb.15474</w:t>
+        </w:r>
+      </w:hyperlink>
+    </w:p>
+    <w:bookmarkEnd w:id="89"/>
+    <w:bookmarkStart w:id="91" w:name="ref-Duchardt2023UsiNeu"/>
+    <w:p>
+      <w:pPr>
+        <w:pStyle w:val="Bibliography"/>
+      </w:pPr>
+      <w:r>
+        <w:t xml:space="preserve">Duchardt CJ, Monroe AP, Edmunds DR, et al (2023) Using neutral landscape models to evaluate the umbrella species concept in an ecotone. Landsc Ecol 38:1447–1462.</w:t>
+      </w:r>
+      <w:r>
+        <w:t xml:space="preserve"> </w:t>
+      </w:r>
+      <w:hyperlink r:id="rId90">
+        <w:r>
+          <w:rPr>
+            <w:rStyle w:val="Hyperlink"/>
+          </w:rPr>
+          <w:t xml:space="preserve">https://doi.org/10.1007/s10980-022-01586-7</w:t>
+        </w:r>
+      </w:hyperlink>
+    </w:p>
+    <w:bookmarkEnd w:id="91"/>
+    <w:bookmarkStart w:id="93" w:name="ref-Dunne2002NetStr"/>
+    <w:p>
+      <w:pPr>
+        <w:pStyle w:val="Bibliography"/>
+      </w:pPr>
+      <w:r>
+        <w:t xml:space="preserve">Dunne JA, Williams RJ, Martinez ND (2002) Network structure and biodiversity loss in food webs: Robustness increases with connectance. Ecology Letters 5:558–567.</w:t>
+      </w:r>
+      <w:r>
+        <w:t xml:space="preserve"> </w:t>
+      </w:r>
+      <w:hyperlink r:id="rId92">
+        <w:r>
+          <w:rPr>
+            <w:rStyle w:val="Hyperlink"/>
+          </w:rPr>
+          <w:t xml:space="preserve">https://doi.org/10.1046/j.1461-0248.2002.00354.x</w:t>
+        </w:r>
+      </w:hyperlink>
+    </w:p>
+    <w:bookmarkEnd w:id="93"/>
+    <w:bookmarkStart w:id="95" w:name="ref-Dunne2004NetStr"/>
+    <w:p>
+      <w:pPr>
+        <w:pStyle w:val="Bibliography"/>
+      </w:pPr>
+      <w:r>
+        <w:t xml:space="preserve">Dunne JA, Williams RJ, Martinez, Neo D. (2004) Network structure and robustness of marine food webs. Mar Ecol Prog Ser 273:291–302.</w:t>
+      </w:r>
+      <w:r>
+        <w:t xml:space="preserve"> </w:t>
+      </w:r>
+      <w:hyperlink r:id="rId94">
+        <w:r>
+          <w:rPr>
+            <w:rStyle w:val="Hyperlink"/>
+          </w:rPr>
+          <w:t xml:space="preserve">https://doi.org/10.3354/meps273291</w:t>
+        </w:r>
+      </w:hyperlink>
+    </w:p>
+    <w:bookmarkEnd w:id="95"/>
+    <w:bookmarkStart w:id="97" w:name="ref-Etherington2015NlmPyt"/>
+    <w:p>
+      <w:pPr>
+        <w:pStyle w:val="Bibliography"/>
+      </w:pPr>
+      <w:r>
+        <w:t xml:space="preserve">Etherington TR, Holland EP, O’Sullivan D (2015)</w:t>
+      </w:r>
+      <w:r>
+        <w:t xml:space="preserve"> </w:t>
+      </w:r>
+      <w:r>
+        <w:t xml:space="preserve">NLMpy</w:t>
+      </w:r>
+      <w:r>
+        <w:t xml:space="preserve">: A python software package for the creation of neutral landscape models within a general numerical framework. Methods in Ecology and Evolution 6:164–168.</w:t>
+      </w:r>
+      <w:r>
+        <w:t xml:space="preserve"> </w:t>
+      </w:r>
+      <w:hyperlink r:id="rId96">
+        <w:r>
+          <w:rPr>
+            <w:rStyle w:val="Hyperlink"/>
+          </w:rPr>
+          <w:t xml:space="preserve">https://doi.org/10.1111/2041-210X.12308</w:t>
+        </w:r>
+      </w:hyperlink>
+    </w:p>
+    <w:bookmarkEnd w:id="97"/>
+    <w:bookmarkStart w:id="99" w:name="ref-Ficetola2018OptMon"/>
+    <w:p>
+      <w:pPr>
+        <w:pStyle w:val="Bibliography"/>
+      </w:pPr>
+      <w:r>
+        <w:t xml:space="preserve">Ficetola GF, Romano A, Salvidio S, Sindaco R (2018) Optimizing monitoring schemes to detect trends in abundance over broad scales. Animal Conservation 21:221–231.</w:t>
+      </w:r>
+      <w:r>
+        <w:t xml:space="preserve"> </w:t>
+      </w:r>
+      <w:hyperlink r:id="rId98">
+        <w:r>
+          <w:rPr>
+            <w:rStyle w:val="Hyperlink"/>
+          </w:rPr>
+          <w:t xml:space="preserve">https://doi.org/10.1111/acv.12356</w:t>
+        </w:r>
+      </w:hyperlink>
+    </w:p>
+    <w:bookmarkEnd w:id="99"/>
+    <w:bookmarkStart w:id="101" w:name="ref-FletcherJr.2025SpeRic"/>
+    <w:p>
+      <w:pPr>
+        <w:pStyle w:val="Bibliography"/>
+      </w:pPr>
+      <w:r>
+        <w:t xml:space="preserve">Fletcher Jr. RJ, Green RE, Bladon EK, et al (2025) Beyond</w:t>
+      </w:r>
+      <w:r>
+        <w:t xml:space="preserve"> </w:t>
+      </w:r>
+      <w:r>
+        <w:t xml:space="preserve">Species Richness</w:t>
+      </w:r>
+      <w:r>
+        <w:t xml:space="preserve"> </w:t>
+      </w:r>
+      <w:r>
+        <w:t xml:space="preserve">for</w:t>
+      </w:r>
+      <w:r>
+        <w:t xml:space="preserve"> </w:t>
+      </w:r>
+      <w:r>
+        <w:t xml:space="preserve">Biological Conservation</w:t>
+      </w:r>
+      <w:r>
+        <w:t xml:space="preserve">. Conservation Letters 18:e13124.</w:t>
+      </w:r>
+      <w:r>
+        <w:t xml:space="preserve"> </w:t>
+      </w:r>
+      <w:hyperlink r:id="rId100">
+        <w:r>
+          <w:rPr>
+            <w:rStyle w:val="Hyperlink"/>
+          </w:rPr>
+          <w:t xml:space="preserve">https://doi.org/10.1111/conl.13124</w:t>
+        </w:r>
+      </w:hyperlink>
+    </w:p>
+    <w:bookmarkEnd w:id="101"/>
+    <w:bookmarkStart w:id="103" w:name="ref-Forero-Munoz2025SpaLan"/>
+    <w:p>
+      <w:pPr>
+        <w:pStyle w:val="Bibliography"/>
+      </w:pPr>
+      <w:r>
+        <w:t xml:space="preserve">Forero-Muñoz NR, Dansereau G, Viard F, et al (2025) Spatial landscape structure influences cross-species transmission in a rabies-like virus model. Microorganisms 13:416.</w:t>
+      </w:r>
+      <w:r>
+        <w:t xml:space="preserve"> </w:t>
+      </w:r>
+      <w:hyperlink r:id="rId102">
+        <w:r>
+          <w:rPr>
+            <w:rStyle w:val="Hyperlink"/>
+          </w:rPr>
+          <w:t xml:space="preserve">https://doi.org/10.3390/microorganisms13020416</w:t>
+        </w:r>
+      </w:hyperlink>
+    </w:p>
+    <w:bookmarkEnd w:id="103"/>
+    <w:bookmarkStart w:id="105" w:name="ref-Gardner1987NeuMod"/>
+    <w:p>
+      <w:pPr>
+        <w:pStyle w:val="Bibliography"/>
+      </w:pPr>
+      <w:r>
+        <w:t xml:space="preserve">Gardner RH, Milne BT, Turnei MG, O’Neill RV (1987) Neutral models for the analysis of broad-scale landscape pattern. Landscape Ecol 1:19–28.</w:t>
+      </w:r>
+      <w:r>
+        <w:t xml:space="preserve"> </w:t>
+      </w:r>
+      <w:hyperlink r:id="rId104">
+        <w:r>
+          <w:rPr>
+            <w:rStyle w:val="Hyperlink"/>
+          </w:rPr>
+          <w:t xml:space="preserve">https://doi.org/10.1007/BF02275262</w:t>
+        </w:r>
+      </w:hyperlink>
+    </w:p>
+    <w:bookmarkEnd w:id="105"/>
+    <w:bookmarkStart w:id="107" w:name="ref-Garzke2019TroInt"/>
+    <w:p>
+      <w:pPr>
+        <w:pStyle w:val="Bibliography"/>
+      </w:pPr>
+      <w:r>
+        <w:t xml:space="preserve">Garzke J, Connor SJ, Sommer U, O’Connor MI (2019) Trophic interactions modify the temperature dependence of community biomass and ecosystem function. PLOS Biology 17:e2006806.</w:t>
+      </w:r>
+      <w:r>
+        <w:t xml:space="preserve"> </w:t>
+      </w:r>
+      <w:hyperlink r:id="rId106">
+        <w:r>
+          <w:rPr>
+            <w:rStyle w:val="Hyperlink"/>
+          </w:rPr>
+          <w:t xml:space="preserve">https://doi.org/10.1371/journal.pbio.2006806</w:t>
+        </w:r>
+      </w:hyperlink>
+    </w:p>
+    <w:bookmarkEnd w:id="107"/>
+    <w:bookmarkStart w:id="109" w:name="ref-Gonzalez2025BioObs"/>
+    <w:p>
+      <w:pPr>
+        <w:pStyle w:val="Bibliography"/>
+      </w:pPr>
+      <w:r>
+        <w:t xml:space="preserve">Gonzalez A, O’Connor MI, Bates AE, et al (2025) A</w:t>
+      </w:r>
+      <w:r>
+        <w:t xml:space="preserve"> </w:t>
+      </w:r>
+      <w:r>
+        <w:t xml:space="preserve">Biodiversity Observation Network</w:t>
+      </w:r>
+      <w:r>
+        <w:t xml:space="preserve"> </w:t>
+      </w:r>
+      <w:r>
+        <w:t xml:space="preserve">to support conservation action and mainstream knowledge in</w:t>
+      </w:r>
+      <w:r>
+        <w:t xml:space="preserve"> </w:t>
+      </w:r>
+      <w:r>
+        <w:t xml:space="preserve">Canada</w:t>
+      </w:r>
+      <w:r>
+        <w:t xml:space="preserve">. FACETS 10:1–19.</w:t>
+      </w:r>
+      <w:r>
+        <w:t xml:space="preserve"> </w:t>
+      </w:r>
+      <w:hyperlink r:id="rId108">
+        <w:r>
+          <w:rPr>
+            <w:rStyle w:val="Hyperlink"/>
+          </w:rPr>
+          <w:t xml:space="preserve">https://doi.org/10.1139/facets-2024-0206</w:t>
+        </w:r>
+      </w:hyperlink>
+    </w:p>
+    <w:bookmarkEnd w:id="109"/>
+    <w:bookmarkStart w:id="111" w:name="ref-Gonzalez2023GloBio"/>
+    <w:p>
+      <w:pPr>
+        <w:pStyle w:val="Bibliography"/>
+      </w:pPr>
+      <w:r>
+        <w:t xml:space="preserve">Gonzalez A, Vihervaara P, Balvanera P, et al (2023) A global biodiversity observing system to unite monitoring and guide action. Nat Ecol Evol 1–5.</w:t>
+      </w:r>
+      <w:r>
+        <w:t xml:space="preserve"> </w:t>
+      </w:r>
+      <w:hyperlink r:id="rId110">
+        <w:r>
+          <w:rPr>
+            <w:rStyle w:val="Hyperlink"/>
+          </w:rPr>
+          <w:t xml:space="preserve">https://doi.org/10.1038/s41559-023-02171-0</w:t>
+        </w:r>
+      </w:hyperlink>
+    </w:p>
+    <w:bookmarkEnd w:id="111"/>
+    <w:bookmarkStart w:id="113" w:name="ref-Gravel2013InfFoo"/>
+    <w:p>
+      <w:pPr>
+        <w:pStyle w:val="Bibliography"/>
+      </w:pPr>
+      <w:r>
+        <w:t xml:space="preserve">Gravel D, Poisot T, Albouy C, et al (2013) Inferring food web structure from predator–prey body size relationships. Methods in Ecology and Evolution 4:1083–1090.</w:t>
+      </w:r>
+      <w:r>
+        <w:t xml:space="preserve"> </w:t>
+      </w:r>
+      <w:hyperlink r:id="rId112">
+        <w:r>
+          <w:rPr>
+            <w:rStyle w:val="Hyperlink"/>
+          </w:rPr>
+          <w:t xml:space="preserve">https://doi.org/10.1111/2041-210X.12103</w:t>
+        </w:r>
+      </w:hyperlink>
+    </w:p>
+    <w:bookmarkEnd w:id="113"/>
+    <w:bookmarkStart w:id="115" w:name="ref-Harvey2017BriEco"/>
+    <w:p>
+      <w:pPr>
+        <w:pStyle w:val="Bibliography"/>
+      </w:pPr>
+      <w:r>
+        <w:t xml:space="preserve">Harvey E, Gounand I, Ward CL, Altermatt F (2017) Bridging ecology and conservation: From ecological networks to ecosystem function. Journal of Applied Ecology 54:371–379.</w:t>
+      </w:r>
+      <w:r>
+        <w:t xml:space="preserve"> </w:t>
+      </w:r>
+      <w:hyperlink r:id="rId114">
+        <w:r>
+          <w:rPr>
+            <w:rStyle w:val="Hyperlink"/>
+          </w:rPr>
+          <w:t xml:space="preserve">https://doi.org/10.1111/1365-2664.12769</w:t>
+        </w:r>
+      </w:hyperlink>
+    </w:p>
+    <w:bookmarkEnd w:id="115"/>
+    <w:bookmarkStart w:id="117" w:name="ref-Henriksen2019EffNet"/>
+    <w:p>
+      <w:pPr>
+        <w:pStyle w:val="Bibliography"/>
+      </w:pPr>
+      <w:r>
+        <w:t xml:space="preserve">Henriksen MV, Chapple DG, Chown SL, McGeoch MA (2019) The effect of network size and sampling completeness in depauperate networks. Journal of Animal Ecology 88:211–222.</w:t>
+      </w:r>
+      <w:r>
+        <w:t xml:space="preserve"> </w:t>
+      </w:r>
+      <w:hyperlink r:id="rId116">
+        <w:r>
+          <w:rPr>
+            <w:rStyle w:val="Hyperlink"/>
+          </w:rPr>
+          <w:t xml:space="preserve">https://doi.org/10.1111/1365-2656.12912</w:t>
+        </w:r>
+      </w:hyperlink>
+    </w:p>
+    <w:bookmarkEnd w:id="117"/>
+    <w:bookmarkStart w:id="119" w:name="ref-Hesselbarth2024ComMet"/>
+    <w:p>
+      <w:pPr>
+        <w:pStyle w:val="Bibliography"/>
+      </w:pPr>
+      <w:r>
+        <w:t xml:space="preserve">Hesselbarth MHK, Nowosad J, de Flamingh A, et al (2024) Computational</w:t>
+      </w:r>
+      <w:r>
+        <w:t xml:space="preserve"> </w:t>
+      </w:r>
+      <w:r>
+        <w:t xml:space="preserve">Methods</w:t>
+      </w:r>
+      <w:r>
+        <w:t xml:space="preserve"> </w:t>
+      </w:r>
+      <w:r>
+        <w:t xml:space="preserve">in</w:t>
+      </w:r>
+      <w:r>
+        <w:t xml:space="preserve"> </w:t>
+      </w:r>
+      <w:r>
+        <w:t xml:space="preserve">Landscape Ecology</w:t>
+      </w:r>
+      <w:r>
+        <w:t xml:space="preserve">. Curr Landscape Ecol Rep 10:2.</w:t>
+      </w:r>
+      <w:r>
+        <w:t xml:space="preserve"> </w:t>
+      </w:r>
+      <w:hyperlink r:id="rId118">
+        <w:r>
+          <w:rPr>
+            <w:rStyle w:val="Hyperlink"/>
+          </w:rPr>
+          <w:t xml:space="preserve">https://doi.org/10.1007/s40823-024-00104-6</w:t>
+        </w:r>
+      </w:hyperlink>
+    </w:p>
+    <w:bookmarkEnd w:id="119"/>
+    <w:bookmarkStart w:id="121" w:name="ref-Hillebrand2018BioCha"/>
+    <w:p>
+      <w:pPr>
+        <w:pStyle w:val="Bibliography"/>
+      </w:pPr>
+      <w:r>
+        <w:t xml:space="preserve">Hillebrand H, Blasius B, Borer ET, et al (2018) Biodiversity change is uncoupled from species richness trends:</w:t>
+      </w:r>
+      <w:r>
+        <w:t xml:space="preserve"> </w:t>
+      </w:r>
+      <w:r>
+        <w:t xml:space="preserve">Consequences</w:t>
+      </w:r>
+      <w:r>
+        <w:t xml:space="preserve"> </w:t>
+      </w:r>
+      <w:r>
+        <w:t xml:space="preserve">for conservation and monitoring. Journal of Applied Ecology 55:169–184.</w:t>
+      </w:r>
+      <w:r>
+        <w:t xml:space="preserve"> </w:t>
+      </w:r>
+      <w:hyperlink r:id="rId120">
+        <w:r>
+          <w:rPr>
+            <w:rStyle w:val="Hyperlink"/>
+          </w:rPr>
+          <w:t xml:space="preserve">https://doi.org/10.1111/1365-2664.12959</w:t>
+        </w:r>
+      </w:hyperlink>
+    </w:p>
+    <w:bookmarkEnd w:id="121"/>
+    <w:bookmarkStart w:id="123" w:name="ref-Hillebrand2025OpePer"/>
+    <w:p>
+      <w:pPr>
+        <w:pStyle w:val="Bibliography"/>
+      </w:pPr>
+      <w:r>
+        <w:t xml:space="preserve">Hillebrand H, Dajka J-C, Halbach M, et al (2025) Operational perspectives for biodiversity indicators. Ecological Solutions and Evidence 6:e70134.</w:t>
+      </w:r>
+      <w:r>
+        <w:t xml:space="preserve"> </w:t>
+      </w:r>
+      <w:hyperlink r:id="rId122">
+        <w:r>
+          <w:rPr>
+            <w:rStyle w:val="Hyperlink"/>
+          </w:rPr>
+          <w:t xml:space="preserve">https://doi.org/10.1002/2688-8319.70134</w:t>
+        </w:r>
+      </w:hyperlink>
+    </w:p>
+    <w:bookmarkEnd w:id="123"/>
+    <w:bookmarkStart w:id="125" w:name="ref-Hortal2015SevSho"/>
+    <w:p>
+      <w:pPr>
+        <w:pStyle w:val="Bibliography"/>
+      </w:pPr>
+      <w:r>
+        <w:t xml:space="preserve">Hortal J, de Bello F, Diniz-Filho JAF, et al (2015) Seven</w:t>
+      </w:r>
+      <w:r>
+        <w:t xml:space="preserve"> </w:t>
+      </w:r>
+      <w:r>
+        <w:t xml:space="preserve">Shortfalls</w:t>
+      </w:r>
+      <w:r>
+        <w:t xml:space="preserve"> </w:t>
+      </w:r>
+      <w:r>
+        <w:t xml:space="preserve">that</w:t>
+      </w:r>
+      <w:r>
+        <w:t xml:space="preserve"> </w:t>
+      </w:r>
+      <w:r>
+        <w:t xml:space="preserve">Beset Large-Scale Knowledge</w:t>
+      </w:r>
+      <w:r>
+        <w:t xml:space="preserve"> </w:t>
+      </w:r>
+      <w:r>
+        <w:t xml:space="preserve">of</w:t>
+      </w:r>
+      <w:r>
+        <w:t xml:space="preserve"> </w:t>
+      </w:r>
+      <w:r>
+        <w:t xml:space="preserve">Biodiversity</w:t>
+      </w:r>
+      <w:r>
+        <w:t xml:space="preserve">. Annu Rev Ecol Evol Syst 46:523–549.</w:t>
+      </w:r>
+      <w:r>
+        <w:t xml:space="preserve"> </w:t>
+      </w:r>
+      <w:hyperlink r:id="rId124">
+        <w:r>
+          <w:rPr>
+            <w:rStyle w:val="Hyperlink"/>
+          </w:rPr>
+          <w:t xml:space="preserve">https://doi.org/10.1146/annurev-ecolsys-112414-054400</w:t>
+        </w:r>
+      </w:hyperlink>
+    </w:p>
+    <w:bookmarkEnd w:id="125"/>
+    <w:bookmarkStart w:id="127" w:name="ref-Jordano2016SamNet"/>
+    <w:p>
+      <w:pPr>
+        <w:pStyle w:val="Bibliography"/>
+      </w:pPr>
+      <w:r>
+        <w:t xml:space="preserve">Jordano P (2016) Sampling networks of ecological interactions. Functional Ecology 30:1883–1893.</w:t>
+      </w:r>
+      <w:r>
+        <w:t xml:space="preserve"> </w:t>
+      </w:r>
+      <w:hyperlink r:id="rId126">
+        <w:r>
+          <w:rPr>
+            <w:rStyle w:val="Hyperlink"/>
+          </w:rPr>
+          <w:t xml:space="preserve">https://doi.org/10.1111/1365-2435.12763</w:t>
+        </w:r>
+      </w:hyperlink>
+    </w:p>
+    <w:bookmarkEnd w:id="127"/>
+    <w:bookmarkStart w:id="129" w:name="ref-Kermorvant2019SpaBal"/>
+    <w:p>
+      <w:pPr>
+        <w:pStyle w:val="Bibliography"/>
+      </w:pPr>
+      <w:r>
+        <w:t xml:space="preserve">Kermorvant C, D’Amico F, Bru N, et al (2019) Spatially balanced sampling designs for environmental surveys. Environ Monit Assess 191:524.</w:t>
+      </w:r>
+      <w:r>
+        <w:t xml:space="preserve"> </w:t>
+      </w:r>
+      <w:hyperlink r:id="rId128">
+        <w:r>
+          <w:rPr>
+            <w:rStyle w:val="Hyperlink"/>
+          </w:rPr>
+          <w:t xml:space="preserve">https://doi.org/10.1007/s10661-019-7666-y</w:t>
+        </w:r>
+      </w:hyperlink>
+    </w:p>
+    <w:bookmarkEnd w:id="129"/>
+    <w:bookmarkStart w:id="131" w:name="ref-Kissling2024ModEff"/>
+    <w:p>
+      <w:pPr>
+        <w:pStyle w:val="Bibliography"/>
+      </w:pPr>
+      <w:r>
+        <w:t xml:space="preserve">Kissling WD, Breeze TD, Liquete C, et al (2024)</w:t>
+      </w:r>
+      <w:r>
+        <w:t xml:space="preserve"> </w:t>
+      </w:r>
+      <w:hyperlink r:id="rId130">
+        <w:r>
+          <w:rPr>
+            <w:rStyle w:val="Hyperlink"/>
+          </w:rPr>
+          <w:t xml:space="preserve">Towards a modern and efficient</w:t>
+        </w:r>
+        <w:r>
+          <w:rPr>
+            <w:rStyle w:val="Hyperlink"/>
+          </w:rPr>
+          <w:t xml:space="preserve"> </w:t>
+        </w:r>
+        <w:r>
+          <w:rPr>
+            <w:rStyle w:val="Hyperlink"/>
+          </w:rPr>
+          <w:t xml:space="preserve">European</w:t>
+        </w:r>
+        <w:r>
+          <w:rPr>
+            <w:rStyle w:val="Hyperlink"/>
+          </w:rPr>
+          <w:t xml:space="preserve"> </w:t>
+        </w:r>
+        <w:r>
+          <w:rPr>
+            <w:rStyle w:val="Hyperlink"/>
+          </w:rPr>
+          <w:t xml:space="preserve">biodiversity observation network fit for multiple policies</w:t>
+        </w:r>
+      </w:hyperlink>
+    </w:p>
+    <w:bookmarkEnd w:id="131"/>
+    <w:bookmarkStart w:id="133" w:name="ref-Lange2023ActLea"/>
+    <w:p>
+      <w:pPr>
+        <w:pStyle w:val="Bibliography"/>
+      </w:pPr>
+      <w:r>
+        <w:t xml:space="preserve">Lange C, Cole E, Van Horn G, Mac Aodha O (2023)</w:t>
+      </w:r>
+      <w:r>
+        <w:t xml:space="preserve"> </w:t>
+      </w:r>
+      <w:hyperlink r:id="rId132">
+        <w:r>
+          <w:rPr>
+            <w:rStyle w:val="Hyperlink"/>
+          </w:rPr>
+          <w:t xml:space="preserve">Active</w:t>
+        </w:r>
+        <w:r>
+          <w:rPr>
+            <w:rStyle w:val="Hyperlink"/>
+          </w:rPr>
+          <w:t xml:space="preserve"> </w:t>
+        </w:r>
+        <w:r>
+          <w:rPr>
+            <w:rStyle w:val="Hyperlink"/>
+          </w:rPr>
+          <w:t xml:space="preserve">Learning-Based Species Range Estimation</w:t>
+        </w:r>
+      </w:hyperlink>
+      <w:r>
+        <w:t xml:space="preserve">. Advances in Neural Information Processing Systems 36:41892–41913</w:t>
+      </w:r>
+    </w:p>
+    <w:bookmarkEnd w:id="133"/>
+    <w:bookmarkStart w:id="134" w:name="ref-Lewis1994SeqAlg"/>
+    <w:p>
+      <w:pPr>
+        <w:pStyle w:val="Bibliography"/>
+      </w:pPr>
+      <w:r>
+        <w:t xml:space="preserve">Lewis DD, Gale WA (1994) A sequential algorithm for training text classifiers. In: Proceedings of the 17th annual international</w:t>
+      </w:r>
+      <w:r>
+        <w:t xml:space="preserve"> </w:t>
+      </w:r>
+      <w:r>
+        <w:t xml:space="preserve">ACM SIGIR</w:t>
+      </w:r>
+      <w:r>
+        <w:t xml:space="preserve"> </w:t>
+      </w:r>
+      <w:r>
+        <w:t xml:space="preserve">conference on</w:t>
+      </w:r>
+      <w:r>
+        <w:t xml:space="preserve"> </w:t>
+      </w:r>
+      <w:r>
+        <w:t xml:space="preserve">Research</w:t>
+      </w:r>
+      <w:r>
+        <w:t xml:space="preserve"> </w:t>
+      </w:r>
+      <w:r>
+        <w:t xml:space="preserve">and development in information retrieval. Springer-Verlag, Berlin, Heidelberg, pp 3–12</w:t>
+      </w:r>
+    </w:p>
+    <w:bookmarkEnd w:id="134"/>
+    <w:bookmarkStart w:id="136" w:name="ref-Malek2019OptFie"/>
+    <w:p>
+      <w:pPr>
+        <w:pStyle w:val="Bibliography"/>
+      </w:pPr>
+      <w:r>
+        <w:t xml:space="preserve">Malek S, Miglietta F, Gobakken T, et al (2019) Optimizing</w:t>
+      </w:r>
+      <w:r>
+        <w:t xml:space="preserve"> </w:t>
+      </w:r>
+      <w:r>
+        <w:t xml:space="preserve">Field Data Collection</w:t>
+      </w:r>
+      <w:r>
+        <w:t xml:space="preserve"> </w:t>
+      </w:r>
+      <w:r>
+        <w:t xml:space="preserve">for</w:t>
+      </w:r>
+      <w:r>
+        <w:t xml:space="preserve"> </w:t>
+      </w:r>
+      <w:r>
+        <w:t xml:space="preserve">Individual Tree Attribute Predictions Using Active Learning Methods</w:t>
+      </w:r>
+      <w:r>
+        <w:t xml:space="preserve">. Remote Sensing 11:949.</w:t>
+      </w:r>
+      <w:r>
+        <w:t xml:space="preserve"> </w:t>
+      </w:r>
+      <w:hyperlink r:id="rId135">
+        <w:r>
+          <w:rPr>
+            <w:rStyle w:val="Hyperlink"/>
+          </w:rPr>
+          <w:t xml:space="preserve">https://doi.org/10.3390/rs11080949</w:t>
+        </w:r>
+      </w:hyperlink>
+    </w:p>
+    <w:bookmarkEnd w:id="136"/>
+    <w:bookmarkStart w:id="138" w:name="ref-McCann2007ProBio"/>
+    <w:p>
+      <w:pPr>
+        <w:pStyle w:val="Bibliography"/>
+      </w:pPr>
+      <w:r>
+        <w:t xml:space="preserve">McCann K (2007) Protecting biostructure. Nature 446:29–29.</w:t>
+      </w:r>
+      <w:r>
+        <w:t xml:space="preserve"> </w:t>
+      </w:r>
+      <w:hyperlink r:id="rId137">
+        <w:r>
+          <w:rPr>
+            <w:rStyle w:val="Hyperlink"/>
+          </w:rPr>
+          <w:t xml:space="preserve">https://doi.org/10.1038/446029a</w:t>
+        </w:r>
+      </w:hyperlink>
+    </w:p>
+    <w:bookmarkEnd w:id="138"/>
+    <w:bookmarkStart w:id="140" w:name="ref-McEwen2025StrAct"/>
+    <w:p>
+      <w:pPr>
+        <w:pStyle w:val="Bibliography"/>
+      </w:pPr>
+      <w:r>
+        <w:t xml:space="preserve">McEwen B, Bernard C, Stowell D (2025) Stratified</w:t>
+      </w:r>
+      <w:r>
+        <w:t xml:space="preserve"> </w:t>
+      </w:r>
+      <w:r>
+        <w:t xml:space="preserve">Active Learning</w:t>
+      </w:r>
+      <w:r>
+        <w:t xml:space="preserve"> </w:t>
+      </w:r>
+      <w:r>
+        <w:t xml:space="preserve">for</w:t>
+      </w:r>
+      <w:r>
+        <w:t xml:space="preserve"> </w:t>
+      </w:r>
+      <w:r>
+        <w:t xml:space="preserve">Spatiotemporal Generalisation</w:t>
+      </w:r>
+      <w:r>
+        <w:t xml:space="preserve"> </w:t>
+      </w:r>
+      <w:r>
+        <w:t xml:space="preserve">in</w:t>
+      </w:r>
+      <w:r>
+        <w:t xml:space="preserve"> </w:t>
+      </w:r>
+      <w:r>
+        <w:t xml:space="preserve">Large-Scale Bioacoustic Monitoring</w:t>
+      </w:r>
+      <w:r>
+        <w:t xml:space="preserve">.</w:t>
+      </w:r>
+      <w:r>
+        <w:t xml:space="preserve"> </w:t>
+      </w:r>
+      <w:hyperlink r:id="rId139">
+        <w:r>
+          <w:rPr>
+            <w:rStyle w:val="Hyperlink"/>
+          </w:rPr>
+          <w:t xml:space="preserve">https://www.biorxiv.org/content/10.1101/2025.09.01.673472v1</w:t>
+        </w:r>
+      </w:hyperlink>
+      <w:r>
+        <w:t xml:space="preserve">. Accessed 2 Oct 2025</w:t>
+      </w:r>
+    </w:p>
+    <w:bookmarkEnd w:id="140"/>
+    <w:bookmarkStart w:id="142" w:name="ref-McLeod2021SamAsy"/>
+    <w:p>
+      <w:pPr>
+        <w:pStyle w:val="Bibliography"/>
+      </w:pPr>
+      <w:r>
+        <w:t xml:space="preserve">McLeod A, Leroux SJ, Gravel D, et al (2021) Sampling and asymptotic network properties of spatial multi-trophic networks. Oikos 130:2250–2259.</w:t>
+      </w:r>
+      <w:r>
+        <w:t xml:space="preserve"> </w:t>
+      </w:r>
+      <w:hyperlink r:id="rId141">
+        <w:r>
+          <w:rPr>
+            <w:rStyle w:val="Hyperlink"/>
+          </w:rPr>
+          <w:t xml:space="preserve">https://doi.org/10.1111/oik.08650</w:t>
+        </w:r>
+      </w:hyperlink>
+    </w:p>
+    <w:bookmarkEnd w:id="142"/>
+    <w:bookmarkStart w:id="144" w:name="ref-Mestre2022DisFoo"/>
+    <w:p>
+      <w:pPr>
+        <w:pStyle w:val="Bibliography"/>
+      </w:pPr>
+      <w:r>
+        <w:t xml:space="preserve">Mestre F, Gravel D, García-Callejas D, et al (2022) Disentangling food-web environment relationships:</w:t>
       </w:r>
       <w:r>
         <w:t xml:space="preserve"> </w:t>
@@ -5740,85 +7635,268 @@
         <w:t xml:space="preserve"> </w:t>
       </w:r>
       <w:r>
-        <w:t xml:space="preserve">meta network on pollination in</w:t>
-      </w:r>
-      <w:r>
-        <w:t xml:space="preserve"> </w:t>
-      </w:r>
-      <w:r>
-        <w:t xml:space="preserve">Earth</w:t>
-      </w:r>
-      <w:r>
-        <w:t xml:space="preserve">’s most diverse tropical savanna. Ecology and Evolution 14:e11094.</w:t>
-      </w:r>
-      <w:r>
-        <w:t xml:space="preserve"> </w:t>
-      </w:r>
-      <w:hyperlink r:id="rId64">
-        <w:r>
-          <w:rPr>
-            <w:rStyle w:val="Hyperlink"/>
-          </w:rPr>
-          <w:t xml:space="preserve">https://doi.org/10.1002/ece3.11094</w:t>
+        <w:t xml:space="preserve">review with guidelines. Basic and Applied Ecology 61:102–115.</w:t>
+      </w:r>
+      <w:r>
+        <w:t xml:space="preserve"> </w:t>
+      </w:r>
+      <w:hyperlink r:id="rId143">
+        <w:r>
+          <w:rPr>
+            <w:rStyle w:val="Hyperlink"/>
+          </w:rPr>
+          <w:t xml:space="preserve">https://doi.org/10.1016/j.baae.2022.03.011</w:t>
         </w:r>
       </w:hyperlink>
     </w:p>
-    <w:bookmarkEnd w:id="65"/>
-    <w:bookmarkStart w:id="67" w:name="ref-Baiser2019EcoRul"/>
+    <w:bookmarkEnd w:id="144"/>
+    <w:bookmarkStart w:id="146" w:name="ref-Moracho2025RebEco"/>
     <w:p>
       <w:pPr>
         <w:pStyle w:val="Bibliography"/>
       </w:pPr>
       <w:r>
-        <w:t xml:space="preserve">Baiser B, Gravel D, Cirtwill AR, et al (2019) Ecogeographical rules and the macroecology of food webs. Global Ecol Biogeogr geb.12925.</w:t>
-      </w:r>
-      <w:r>
-        <w:t xml:space="preserve"> </w:t>
-      </w:r>
-      <w:hyperlink r:id="rId66">
-        <w:r>
-          <w:rPr>
-            <w:rStyle w:val="Hyperlink"/>
-          </w:rPr>
-          <w:t xml:space="preserve">https://doi.org/10.1111/geb.12925</w:t>
+        <w:t xml:space="preserve">Moracho E, Normand S, Ordonez A (2025) Rebuilding ecological networks:</w:t>
+      </w:r>
+      <w:r>
+        <w:t xml:space="preserve"> </w:t>
+      </w:r>
+      <w:r>
+        <w:t xml:space="preserve">A</w:t>
+      </w:r>
+      <w:r>
+        <w:t xml:space="preserve"> </w:t>
+      </w:r>
+      <w:r>
+        <w:t xml:space="preserve">multi-scale approach to global restoration. Biological Conservation 312:111477.</w:t>
+      </w:r>
+      <w:r>
+        <w:t xml:space="preserve"> </w:t>
+      </w:r>
+      <w:hyperlink r:id="rId145">
+        <w:r>
+          <w:rPr>
+            <w:rStyle w:val="Hyperlink"/>
+          </w:rPr>
+          <w:t xml:space="preserve">https://doi.org/10.1016/j.biocon.2025.111477</w:t>
         </w:r>
       </w:hyperlink>
     </w:p>
-    <w:bookmarkEnd w:id="67"/>
-    <w:bookmarkStart w:id="69" w:name="ref-Baiser2010ConDet"/>
+    <w:bookmarkEnd w:id="146"/>
+    <w:bookmarkStart w:id="148" w:name="ref-Morales-Castilla2015InfBio"/>
     <w:p>
       <w:pPr>
         <w:pStyle w:val="Bibliography"/>
       </w:pPr>
       <w:r>
-        <w:t xml:space="preserve">Baiser B, Russell GJ, Lockwood JL (2010) Connectance determines invasion success via trophic interactions in model food webs. Oikos 119:1970–1976.</w:t>
-      </w:r>
-      <w:r>
-        <w:t xml:space="preserve"> </w:t>
-      </w:r>
-      <w:hyperlink r:id="rId68">
-        <w:r>
-          <w:rPr>
-            <w:rStyle w:val="Hyperlink"/>
-          </w:rPr>
-          <w:t xml:space="preserve">https://doi.org/10.1111/j.1600-0706.2010.18557.x</w:t>
+        <w:t xml:space="preserve">Morales-Castilla I, Matias MG, Gravel D, Araújo MB (2015) Inferring biotic interactions from proxies. Trends in Ecology &amp; Evolution 30:347–356.</w:t>
+      </w:r>
+      <w:r>
+        <w:t xml:space="preserve"> </w:t>
+      </w:r>
+      <w:hyperlink r:id="rId147">
+        <w:r>
+          <w:rPr>
+            <w:rStyle w:val="Hyperlink"/>
+          </w:rPr>
+          <w:t xml:space="preserve">https://doi.org/10.1016/j.tree.2015.03.014</w:t>
         </w:r>
       </w:hyperlink>
     </w:p>
-    <w:bookmarkEnd w:id="69"/>
-    <w:bookmarkStart w:id="71" w:name="ref-Benedetti2017SpaBal"/>
+    <w:bookmarkEnd w:id="148"/>
+    <w:bookmarkStart w:id="150" w:name="ref-Navarro2017MonBio"/>
     <w:p>
       <w:pPr>
         <w:pStyle w:val="Bibliography"/>
       </w:pPr>
       <w:r>
-        <w:t xml:space="preserve">Benedetti R, Piersimoni F, Postiglione P (2017) Spatially</w:t>
-      </w:r>
-      <w:r>
-        <w:t xml:space="preserve"> </w:t>
-      </w:r>
-      <w:r>
-        <w:t xml:space="preserve">Balanced Sampling</w:t>
+        <w:t xml:space="preserve">Navarro LM, Fernández N, Guerra C, et al (2017) Monitoring biodiversity change through effective global coordination. Current Opinion in Environmental Sustainability 29:158–169.</w:t>
+      </w:r>
+      <w:r>
+        <w:t xml:space="preserve"> </w:t>
+      </w:r>
+      <w:hyperlink r:id="rId149">
+        <w:r>
+          <w:rPr>
+            <w:rStyle w:val="Hyperlink"/>
+          </w:rPr>
+          <w:t xml:space="preserve">https://doi.org/10.1016/j.cosust.2018.02.005</w:t>
+        </w:r>
+      </w:hyperlink>
+    </w:p>
+    <w:bookmarkEnd w:id="150"/>
+    <w:bookmarkStart w:id="152" w:name="ref-Norman2025SitSel"/>
+    <w:p>
+      <w:pPr>
+        <w:pStyle w:val="Bibliography"/>
+      </w:pPr>
+      <w:r>
+        <w:t xml:space="preserve">Norman KE, Poisot T (2025) Site selection algorithms for optimal ecological monitoring design. Ecological Indicators 178:114104.</w:t>
+      </w:r>
+      <w:r>
+        <w:t xml:space="preserve"> </w:t>
+      </w:r>
+      <w:hyperlink r:id="rId151">
+        <w:r>
+          <w:rPr>
+            <w:rStyle w:val="Hyperlink"/>
+          </w:rPr>
+          <w:t xml:space="preserve">https://doi.org/10.1016/j.ecolind.2025.114104</w:t>
+        </w:r>
+      </w:hyperlink>
+    </w:p>
+    <w:bookmarkEnd w:id="152"/>
+    <w:bookmarkStart w:id="154" w:name="ref-Pires2017FriPar"/>
+    <w:p>
+      <w:pPr>
+        <w:pStyle w:val="Bibliography"/>
+      </w:pPr>
+      <w:r>
+        <w:t xml:space="preserve">Pires MM, Marquitti FMD, Guimarães PR (2017) The friendship paradox in species-rich ecological networks:</w:t>
+      </w:r>
+      <w:r>
+        <w:t xml:space="preserve"> </w:t>
+      </w:r>
+      <w:r>
+        <w:t xml:space="preserve">Implications</w:t>
+      </w:r>
+      <w:r>
+        <w:t xml:space="preserve"> </w:t>
+      </w:r>
+      <w:r>
+        <w:t xml:space="preserve">for conservation and monitoring. Biological Conservation 209:245–252.</w:t>
+      </w:r>
+      <w:r>
+        <w:t xml:space="preserve"> </w:t>
+      </w:r>
+      <w:hyperlink r:id="rId153">
+        <w:r>
+          <w:rPr>
+            <w:rStyle w:val="Hyperlink"/>
+          </w:rPr>
+          <w:t xml:space="preserve">https://doi.org/10.1016/j.biocon.2017.02.026</w:t>
+        </w:r>
+      </w:hyperlink>
+    </w:p>
+    <w:bookmarkEnd w:id="154"/>
+    <w:bookmarkStart w:id="156" w:name="ref-Poisot2023GuiPre"/>
+    <w:p>
+      <w:pPr>
+        <w:pStyle w:val="Bibliography"/>
+      </w:pPr>
+      <w:r>
+        <w:t xml:space="preserve">Poisot T (2023) Guidelines for the prediction of species interactions through binary classification. Methods in Ecology and Evolution 14:1333–1345.</w:t>
+      </w:r>
+      <w:r>
+        <w:t xml:space="preserve"> </w:t>
+      </w:r>
+      <w:hyperlink r:id="rId155">
+        <w:r>
+          <w:rPr>
+            <w:rStyle w:val="Hyperlink"/>
+          </w:rPr>
+          <w:t xml:space="preserve">https://doi.org/10.1111/2041-210X.14071</w:t>
+        </w:r>
+      </w:hyperlink>
+    </w:p>
+    <w:bookmarkEnd w:id="156"/>
+    <w:bookmarkStart w:id="158" w:name="ref-Poisot2021GloKno"/>
+    <w:p>
+      <w:pPr>
+        <w:pStyle w:val="Bibliography"/>
+      </w:pPr>
+      <w:r>
+        <w:t xml:space="preserve">Poisot T, Bergeron G, Cazelles K, et al (2021) Global knowledge gaps in species interaction networks data. Journal of Biogeography 48:1552–1563.</w:t>
+      </w:r>
+      <w:r>
+        <w:t xml:space="preserve"> </w:t>
+      </w:r>
+      <w:hyperlink r:id="rId157">
+        <w:r>
+          <w:rPr>
+            <w:rStyle w:val="Hyperlink"/>
+          </w:rPr>
+          <w:t xml:space="preserve">https://doi.org/10.1111/jbi.14127</w:t>
+        </w:r>
+      </w:hyperlink>
+    </w:p>
+    <w:bookmarkEnd w:id="158"/>
+    <w:bookmarkStart w:id="160" w:name="ref-Poisot2012DisSpe"/>
+    <w:p>
+      <w:pPr>
+        <w:pStyle w:val="Bibliography"/>
+      </w:pPr>
+      <w:r>
+        <w:t xml:space="preserve">Poisot T, Canard E, Mouillot D, et al (2012) The dissimilarity of species interaction networks. Ecology Letters 15:1353–1361.</w:t>
+      </w:r>
+      <w:r>
+        <w:t xml:space="preserve"> </w:t>
+      </w:r>
+      <w:hyperlink r:id="rId159">
+        <w:r>
+          <w:rPr>
+            <w:rStyle w:val="Hyperlink"/>
+          </w:rPr>
+          <w:t xml:space="preserve">https://doi.org/10.1111/ele.12002</w:t>
+        </w:r>
+      </w:hyperlink>
+    </w:p>
+    <w:bookmarkEnd w:id="160"/>
+    <w:bookmarkStart w:id="162" w:name="ref-Poisot2015SpeWhy"/>
+    <w:p>
+      <w:pPr>
+        <w:pStyle w:val="Bibliography"/>
+      </w:pPr>
+      <w:r>
+        <w:t xml:space="preserve">Poisot T, Stouffer DB, Gravel D (2015) Beyond species: Why ecological interaction networks vary through space and time. Oikos 124:243–251.</w:t>
+      </w:r>
+      <w:r>
+        <w:t xml:space="preserve"> </w:t>
+      </w:r>
+      <w:hyperlink r:id="rId161">
+        <w:r>
+          <w:rPr>
+            <w:rStyle w:val="Hyperlink"/>
+          </w:rPr>
+          <w:t xml:space="preserve">https://doi.org/10.1111/oik.01719</w:t>
+        </w:r>
+      </w:hyperlink>
+    </w:p>
+    <w:bookmarkEnd w:id="162"/>
+    <w:bookmarkStart w:id="164" w:name="ref-Rioux2022TroNic"/>
+    <w:p>
+      <w:pPr>
+        <w:pStyle w:val="Bibliography"/>
+      </w:pPr>
+      <w:r>
+        <w:t xml:space="preserve">Rioux È, Pelletier F, St-Laurent M-H (2022) Trophic niche partitioning between two prey and their incidental predators revealed various threats for an endangered species. Ecology and Evolution 12:e8742.</w:t>
+      </w:r>
+      <w:r>
+        <w:t xml:space="preserve"> </w:t>
+      </w:r>
+      <w:hyperlink r:id="rId163">
+        <w:r>
+          <w:rPr>
+            <w:rStyle w:val="Hyperlink"/>
+          </w:rPr>
+          <w:t xml:space="preserve">https://doi.org/10.1002/ece3.8742</w:t>
+        </w:r>
+      </w:hyperlink>
+    </w:p>
+    <w:bookmarkEnd w:id="164"/>
+    <w:bookmarkStart w:id="165" w:name="ref-Robertson2013BasBal"/>
+    <w:p>
+      <w:pPr>
+        <w:pStyle w:val="Bibliography"/>
+      </w:pPr>
+      <w:r>
+        <w:t xml:space="preserve">Robertson BL, Brown JA, McDonald T, Jaksons P (2013)</w:t>
+      </w:r>
+      <w:r>
+        <w:t xml:space="preserve"> </w:t>
+      </w:r>
+      <w:r>
+        <w:t xml:space="preserve">BAS</w:t>
       </w:r>
       <w:r>
         <w:t xml:space="preserve">:</w:t>
@@ -5827,140 +7905,183 @@
         <w:t xml:space="preserve"> </w:t>
       </w:r>
       <w:r>
-        <w:t xml:space="preserve">A Review</w:t>
-      </w:r>
-      <w:r>
-        <w:t xml:space="preserve"> </w:t>
-      </w:r>
-      <w:r>
-        <w:t xml:space="preserve">and</w:t>
-      </w:r>
-      <w:r>
-        <w:t xml:space="preserve"> </w:t>
-      </w:r>
-      <w:r>
-        <w:t xml:space="preserve">A Reappraisal</w:t>
-      </w:r>
-      <w:r>
-        <w:t xml:space="preserve">. International Statistical Review 85:439–454.</w:t>
-      </w:r>
-      <w:r>
-        <w:t xml:space="preserve"> </w:t>
-      </w:r>
-      <w:hyperlink r:id="rId70">
-        <w:r>
-          <w:rPr>
-            <w:rStyle w:val="Hyperlink"/>
-          </w:rPr>
-          <w:t xml:space="preserve">https://doi.org/10.1111/insr.12216</w:t>
+        <w:t xml:space="preserve">Balanced</w:t>
+      </w:r>
+      <w:r>
+        <w:t xml:space="preserve"> </w:t>
+      </w:r>
+      <w:r>
+        <w:t xml:space="preserve">acceptance sampling of natural resources. Biometrics 69:776–784</w:t>
+      </w:r>
+    </w:p>
+    <w:bookmarkEnd w:id="165"/>
+    <w:bookmarkStart w:id="167" w:name="ref-Robertson2024WelSam"/>
+    <w:p>
+      <w:pPr>
+        <w:pStyle w:val="Bibliography"/>
+      </w:pPr>
+      <w:r>
+        <w:t xml:space="preserve">Robertson B, Price C, Reale M (2024) Well-spread samples with dynamic sample sizes. Biometrics 80:ujae026.</w:t>
+      </w:r>
+      <w:r>
+        <w:t xml:space="preserve"> </w:t>
+      </w:r>
+      <w:hyperlink r:id="rId166">
+        <w:r>
+          <w:rPr>
+            <w:rStyle w:val="Hyperlink"/>
+          </w:rPr>
+          <w:t xml:space="preserve">https://doi.org/10.1093/biomtc/ujae026</w:t>
         </w:r>
       </w:hyperlink>
     </w:p>
-    <w:bookmarkEnd w:id="71"/>
-    <w:bookmarkStart w:id="73" w:name="ref-Canard2012EmeStr"/>
+    <w:bookmarkEnd w:id="167"/>
+    <w:bookmarkStart w:id="169" w:name="ref-Santana2025LarBio"/>
     <w:p>
       <w:pPr>
         <w:pStyle w:val="Bibliography"/>
       </w:pPr>
       <w:r>
-        <w:t xml:space="preserve">Canard E, Mouquet N, Marescot L, et al (2012) Emergence of</w:t>
-      </w:r>
-      <w:r>
-        <w:t xml:space="preserve"> </w:t>
-      </w:r>
-      <w:r>
-        <w:t xml:space="preserve">Structural Patterns</w:t>
-      </w:r>
-      <w:r>
-        <w:t xml:space="preserve"> </w:t>
-      </w:r>
-      <w:r>
-        <w:t xml:space="preserve">in</w:t>
-      </w:r>
-      <w:r>
-        <w:t xml:space="preserve"> </w:t>
-      </w:r>
-      <w:r>
-        <w:t xml:space="preserve">Neutral Trophic Networks</w:t>
-      </w:r>
-      <w:r>
-        <w:t xml:space="preserve">. PLOS ONE 7:e38295.</w:t>
-      </w:r>
-      <w:r>
-        <w:t xml:space="preserve"> </w:t>
-      </w:r>
-      <w:hyperlink r:id="rId72">
-        <w:r>
-          <w:rPr>
-            <w:rStyle w:val="Hyperlink"/>
-          </w:rPr>
-          <w:t xml:space="preserve">https://doi.org/10.1371/journal.pone.0038295</w:t>
+        <w:t xml:space="preserve">Santana J, Porto M, Morán-Ordóñez A, et al (2025) Large</w:t>
+      </w:r>
+      <w:r>
+        <w:t xml:space="preserve"> </w:t>
+      </w:r>
+      <w:r>
+        <w:t xml:space="preserve">Biodiversity Monitoring Gaps Remain Across Europe</w:t>
+      </w:r>
+      <w:r>
+        <w:t xml:space="preserve">. Conservation Letters 18:e13134.</w:t>
+      </w:r>
+      <w:r>
+        <w:t xml:space="preserve"> </w:t>
+      </w:r>
+      <w:hyperlink r:id="rId168">
+        <w:r>
+          <w:rPr>
+            <w:rStyle w:val="Hyperlink"/>
+          </w:rPr>
+          <w:t xml:space="preserve">https://doi.org/10.1111/conl.13134</w:t>
         </w:r>
       </w:hyperlink>
     </w:p>
-    <w:bookmarkEnd w:id="73"/>
-    <w:bookmarkStart w:id="75" w:name="ref-Caron2024TraMod"/>
+    <w:bookmarkEnd w:id="169"/>
+    <w:bookmarkStart w:id="171" w:name="ref-Santini2017AssSui"/>
     <w:p>
       <w:pPr>
         <w:pStyle w:val="Bibliography"/>
       </w:pPr>
       <w:r>
-        <w:t xml:space="preserve">Caron D, Brose U, Lurgi M, et al (2024) Trait-matching models predict pairwise interactions across regions, not food web properties. Global Ecology and Biogeography 33:e13807.</w:t>
-      </w:r>
-      <w:r>
-        <w:t xml:space="preserve"> </w:t>
-      </w:r>
-      <w:hyperlink r:id="rId74">
-        <w:r>
-          <w:rPr>
-            <w:rStyle w:val="Hyperlink"/>
-          </w:rPr>
-          <w:t xml:space="preserve">https://doi.org/10.1111/geb.13807</w:t>
+        <w:t xml:space="preserve">Santini L, Belmaker J, Costello MJ, et al (2017) Assessing the suitability of diversity metrics to detect biodiversity change. Biological Conservation 213:341–350.</w:t>
+      </w:r>
+      <w:r>
+        <w:t xml:space="preserve"> </w:t>
+      </w:r>
+      <w:hyperlink r:id="rId170">
+        <w:r>
+          <w:rPr>
+            <w:rStyle w:val="Hyperlink"/>
+          </w:rPr>
+          <w:t xml:space="preserve">https://doi.org/10.1016/j.biocon.2016.08.024</w:t>
         </w:r>
       </w:hyperlink>
     </w:p>
-    <w:bookmarkEnd w:id="75"/>
-    <w:bookmarkStart w:id="77" w:name="ref-Catchen2023MisLin"/>
+    <w:bookmarkEnd w:id="171"/>
+    <w:bookmarkStart w:id="173" w:name="ref-Settles2009ActLea"/>
     <w:p>
       <w:pPr>
         <w:pStyle w:val="Bibliography"/>
       </w:pPr>
       <w:r>
-        <w:t xml:space="preserve">Catchen MD, Poisot T, Pollock LJ, Gonzalez A (2023) The missing link: Discerning true from false negatives when sampling species interaction networks.</w:t>
-      </w:r>
-      <w:r>
-        <w:t xml:space="preserve"> </w:t>
-      </w:r>
-      <w:hyperlink r:id="rId76">
-        <w:r>
-          <w:rPr>
-            <w:rStyle w:val="Hyperlink"/>
-          </w:rPr>
-          <w:t xml:space="preserve">https://ecoevorxiv.org/repository/view/4929/</w:t>
+        <w:t xml:space="preserve">Settles B (2009)</w:t>
+      </w:r>
+      <w:r>
+        <w:t xml:space="preserve"> </w:t>
+      </w:r>
+      <w:hyperlink r:id="rId172">
+        <w:r>
+          <w:rPr>
+            <w:rStyle w:val="Hyperlink"/>
+          </w:rPr>
+          <w:t xml:space="preserve">Active</w:t>
+        </w:r>
+        <w:r>
+          <w:rPr>
+            <w:rStyle w:val="Hyperlink"/>
+          </w:rPr>
+          <w:t xml:space="preserve"> </w:t>
+        </w:r>
+        <w:r>
+          <w:rPr>
+            <w:rStyle w:val="Hyperlink"/>
+          </w:rPr>
+          <w:t xml:space="preserve">Learning Literature Survey</w:t>
         </w:r>
       </w:hyperlink>
       <w:r>
-        <w:t xml:space="preserve">. Accessed 19 Jan 2023</w:t>
-      </w:r>
-    </w:p>
-    <w:bookmarkEnd w:id="77"/>
-    <w:bookmarkStart w:id="79" w:name="ref-CBD2022DecAdoa"/>
+        <w:t xml:space="preserve">. University of Wisconsin-Madison Department of Computer Sciences</w:t>
+      </w:r>
+    </w:p>
+    <w:bookmarkEnd w:id="173"/>
+    <w:bookmarkStart w:id="175" w:name="ref-Smith-Ramesh2017GloSyn"/>
     <w:p>
       <w:pPr>
         <w:pStyle w:val="Bibliography"/>
       </w:pPr>
       <w:r>
-        <w:t xml:space="preserve">CBD (2022)</w:t>
-      </w:r>
-      <w:r>
-        <w:t xml:space="preserve"> </w:t>
-      </w:r>
-      <w:hyperlink r:id="rId78">
-        <w:r>
-          <w:rPr>
-            <w:rStyle w:val="Hyperlink"/>
-          </w:rPr>
-          <w:t xml:space="preserve">Decision adopted by the conference of the parties to the convention on biological diversity 15/5.</w:t>
+        <w:t xml:space="preserve">Smith-Ramesh LM, Moore AC, Schmitz OJ (2017) Global synthesis suggests that food web connectance correlates to invasion resistance. Global Change Biology 23:465–473.</w:t>
+      </w:r>
+      <w:r>
+        <w:t xml:space="preserve"> </w:t>
+      </w:r>
+      <w:hyperlink r:id="rId174">
+        <w:r>
+          <w:rPr>
+            <w:rStyle w:val="Hyperlink"/>
+          </w:rPr>
+          <w:t xml:space="preserve">https://doi.org/10.1111/gcb.13460</w:t>
+        </w:r>
+      </w:hyperlink>
+    </w:p>
+    <w:bookmarkEnd w:id="175"/>
+    <w:bookmarkStart w:id="177" w:name="ref-Thompson2017DisGov"/>
+    <w:p>
+      <w:pPr>
+        <w:pStyle w:val="Bibliography"/>
+      </w:pPr>
+      <w:r>
+        <w:t xml:space="preserve">Thompson PL, Gonzalez A (2017) Dispersal governs the reorganization of ecological networks under environmental change. Nat Ecol Evol 1:1–8.</w:t>
+      </w:r>
+      <w:r>
+        <w:t xml:space="preserve"> </w:t>
+      </w:r>
+      <w:hyperlink r:id="rId176">
+        <w:r>
+          <w:rPr>
+            <w:rStyle w:val="Hyperlink"/>
+          </w:rPr>
+          <w:t xml:space="preserve">https://doi.org/10.1038/s41559-017-0162</w:t>
+        </w:r>
+      </w:hyperlink>
+    </w:p>
+    <w:bookmarkEnd w:id="177"/>
+    <w:bookmarkStart w:id="179" w:name="ref-UnitedNations1992ConBio"/>
+    <w:p>
+      <w:pPr>
+        <w:pStyle w:val="Bibliography"/>
+      </w:pPr>
+      <w:r>
+        <w:t xml:space="preserve">United Nations (1992)</w:t>
+      </w:r>
+      <w:r>
+        <w:t xml:space="preserve"> </w:t>
+      </w:r>
+      <w:hyperlink r:id="rId178">
+        <w:r>
+          <w:rPr>
+            <w:rStyle w:val="Hyperlink"/>
+          </w:rPr>
+          <w:t xml:space="preserve">Convention on</w:t>
         </w:r>
         <w:r>
           <w:rPr>
@@ -5972,7 +8093,7 @@
           <w:rPr>
             <w:rStyle w:val="Hyperlink"/>
           </w:rPr>
-          <w:t xml:space="preserve">Monitoring</w:t>
+          <w:t xml:space="preserve">Biological Diversity</w:t>
         </w:r>
         <w:r>
           <w:rPr>
@@ -5984,1671 +8105,226 @@
           <w:rPr>
             <w:rStyle w:val="Hyperlink"/>
           </w:rPr>
-          <w:t xml:space="preserve">framework for the</w:t>
-        </w:r>
-        <w:r>
-          <w:rPr>
-            <w:rStyle w:val="Hyperlink"/>
-          </w:rPr>
-          <w:t xml:space="preserve"> </w:t>
-        </w:r>
-        <w:r>
-          <w:rPr>
-            <w:rStyle w:val="Hyperlink"/>
-          </w:rPr>
-          <w:t xml:space="preserve">Kunming-Montreal Global Biodiversity Framework</w:t>
+          <w:t xml:space="preserve">(text with annexes)</w:t>
         </w:r>
       </w:hyperlink>
-    </w:p>
-    <w:bookmarkEnd w:id="79"/>
-    <w:bookmarkStart w:id="81" w:name="ref-Chacoff2012EvaSam"/>
+      <w:r>
+        <w:t xml:space="preserve">. United Nations, New Yoek</w:t>
+      </w:r>
+    </w:p>
+    <w:bookmarkEnd w:id="179"/>
+    <w:bookmarkStart w:id="181" w:name="ref-Valente2022LanLan"/>
     <w:p>
       <w:pPr>
         <w:pStyle w:val="Bibliography"/>
       </w:pPr>
       <w:r>
-        <w:t xml:space="preserve">Chacoff NP, Vázquez DP, Lomáscolo SB, et al (2012) Evaluating sampling completeness in a desert plant–pollinator network. Journal of Animal Ecology 81:190–200.</w:t>
-      </w:r>
-      <w:r>
-        <w:t xml:space="preserve"> </w:t>
-      </w:r>
-      <w:hyperlink r:id="rId80">
-        <w:r>
-          <w:rPr>
-            <w:rStyle w:val="Hyperlink"/>
-          </w:rPr>
-          <w:t xml:space="preserve">https://doi.org/10.1111/j.1365-2656.2011.01883.x</w:t>
+        <w:t xml:space="preserve">Valente JJ, Bennett RE, Gómez C, et al (2022) Land-sparing and land-sharing provide complementary benefits for conserving avian biodiversity in coffee-growing landscapes. Biological Conservation 270:109568.</w:t>
+      </w:r>
+      <w:r>
+        <w:t xml:space="preserve"> </w:t>
+      </w:r>
+      <w:hyperlink r:id="rId180">
+        <w:r>
+          <w:rPr>
+            <w:rStyle w:val="Hyperlink"/>
+          </w:rPr>
+          <w:t xml:space="preserve">https://doi.org/10.1016/j.biocon.2022.109568</w:t>
         </w:r>
       </w:hyperlink>
     </w:p>
-    <w:bookmarkEnd w:id="81"/>
-    <w:bookmarkStart w:id="83" w:name="ref-Chiu2023QuaEst"/>
+    <w:bookmarkEnd w:id="181"/>
+    <w:bookmarkStart w:id="183" w:name="ref-Valiente-Banuet2015SpeLos"/>
     <w:p>
       <w:pPr>
         <w:pStyle w:val="Bibliography"/>
       </w:pPr>
       <w:r>
-        <w:t xml:space="preserve">Chiu C-H, Chao A, Vogel S, et al (2023) Quantifying and estimating ecological network diversity based on incomplete sampling data. Philosophical Transactions of the Royal Society B: Biological Sciences 378:20220183.</w:t>
-      </w:r>
-      <w:r>
-        <w:t xml:space="preserve"> </w:t>
-      </w:r>
-      <w:hyperlink r:id="rId82">
-        <w:r>
-          <w:rPr>
-            <w:rStyle w:val="Hyperlink"/>
-          </w:rPr>
-          <w:t xml:space="preserve">https://doi.org/10.1098/rstb.2022.0183</w:t>
+        <w:t xml:space="preserve">Valiente-Banuet A, Aizen MA, Alcántara JM, et al (2015) Beyond species loss: The extinction of ecological interactions in a changing world. Functional Ecology 29:299–307.</w:t>
+      </w:r>
+      <w:r>
+        <w:t xml:space="preserve"> </w:t>
+      </w:r>
+      <w:hyperlink r:id="rId182">
+        <w:r>
+          <w:rPr>
+            <w:rStyle w:val="Hyperlink"/>
+          </w:rPr>
+          <w:t xml:space="preserve">https://doi.org/10.1111/1365-2435.12356</w:t>
         </w:r>
       </w:hyperlink>
     </w:p>
-    <w:bookmarkEnd w:id="83"/>
-    <w:bookmarkStart w:id="85" w:name="ref-Cirtwill2019QuaFra"/>
+    <w:bookmarkEnd w:id="183"/>
+    <w:bookmarkStart w:id="185" w:name="ref-vanDam-Bates2018UsiBal"/>
     <w:p>
       <w:pPr>
         <w:pStyle w:val="Bibliography"/>
       </w:pPr>
       <w:r>
-        <w:t xml:space="preserve">Cirtwill AR, Eklöf A, Roslin T, et al (2019) A quantitative framework for investigating the reliability of empirical network construction. Methods in Ecology and Evolution 10:902–911.</w:t>
-      </w:r>
-      <w:r>
-        <w:t xml:space="preserve"> </w:t>
-      </w:r>
-      <w:hyperlink r:id="rId84">
-        <w:r>
-          <w:rPr>
-            <w:rStyle w:val="Hyperlink"/>
-          </w:rPr>
-          <w:t xml:space="preserve">https://doi.org/10.1111/2041-210X.13180</w:t>
+        <w:t xml:space="preserve">van Dam-Bates P, Gansell O, Robertson B (2018) Using balanced acceptance sampling as a master sample for environmental surveys. Methods in Ecology and Evolution 9:1718–1726.</w:t>
+      </w:r>
+      <w:r>
+        <w:t xml:space="preserve"> </w:t>
+      </w:r>
+      <w:hyperlink r:id="rId184">
+        <w:r>
+          <w:rPr>
+            <w:rStyle w:val="Hyperlink"/>
+          </w:rPr>
+          <w:t xml:space="preserve">https://doi.org/10.1111/2041-210X.13003</w:t>
         </w:r>
       </w:hyperlink>
     </w:p>
-    <w:bookmarkEnd w:id="85"/>
-    <w:bookmarkStart w:id="87" w:name="ref-Dansereau2024SpaExp"/>
+    <w:bookmarkEnd w:id="185"/>
+    <w:bookmarkStart w:id="187" w:name="ref-Vizentin-Bugoni2016InfSam"/>
     <w:p>
       <w:pPr>
         <w:pStyle w:val="Bibliography"/>
       </w:pPr>
       <w:r>
-        <w:t xml:space="preserve">Dansereau G, Barros C, Poisot T (2024) Spatially explicit predictions of food web structure from regional-level data. Philosophical Transactions of the Royal Society B: Biological Sciences 379:20230166.</w:t>
-      </w:r>
-      <w:r>
-        <w:t xml:space="preserve"> </w:t>
-      </w:r>
-      <w:hyperlink r:id="rId86">
-        <w:r>
-          <w:rPr>
-            <w:rStyle w:val="Hyperlink"/>
-          </w:rPr>
-          <w:t xml:space="preserve">https://doi.org/10.1098/rstb.2023.0166</w:t>
+        <w:t xml:space="preserve">Vizentin-Bugoni J, Maruyama PK, Debastiani VJ, et al (2016) Influences of sampling effort on detected patterns and structuring processes of a</w:t>
+      </w:r>
+      <w:r>
+        <w:t xml:space="preserve"> </w:t>
+      </w:r>
+      <w:r>
+        <w:t xml:space="preserve">Neotropical</w:t>
+      </w:r>
+      <w:r>
+        <w:t xml:space="preserve"> </w:t>
+      </w:r>
+      <w:r>
+        <w:t xml:space="preserve">plant–hummingbird network. Journal of Animal Ecology 85:262–272.</w:t>
+      </w:r>
+      <w:r>
+        <w:t xml:space="preserve"> </w:t>
+      </w:r>
+      <w:hyperlink r:id="rId186">
+        <w:r>
+          <w:rPr>
+            <w:rStyle w:val="Hyperlink"/>
+          </w:rPr>
+          <w:t xml:space="preserve">https://doi.org/10.1111/1365-2656.12459</w:t>
         </w:r>
       </w:hyperlink>
     </w:p>
-    <w:bookmarkEnd w:id="87"/>
-    <w:bookmarkStart w:id="89" w:name="ref-Dansereau2025OveDis"/>
+    <w:bookmarkEnd w:id="187"/>
+    <w:bookmarkStart w:id="189" w:name="ref-Williams2000SimRul"/>
     <w:p>
       <w:pPr>
         <w:pStyle w:val="Bibliography"/>
       </w:pPr>
       <w:r>
-        <w:t xml:space="preserve">Dansereau G, Braga J, Ficetola GF, et al (2025) Overcoming the disconnect between species interaction networks and biodiversity conservation. Trends in Ecology &amp; Evolution 40:840–851.</w:t>
-      </w:r>
-      <w:r>
-        <w:t xml:space="preserve"> </w:t>
-      </w:r>
-      <w:hyperlink r:id="rId88">
-        <w:r>
-          <w:rPr>
-            <w:rStyle w:val="Hyperlink"/>
-          </w:rPr>
-          <w:t xml:space="preserve">https://doi.org/10.1016/j.tree.2025.05.010</w:t>
+        <w:t xml:space="preserve">Williams RJ, Martinez ND (2000) Simple rules yield complex food webs. Nature 404:180–183.</w:t>
+      </w:r>
+      <w:r>
+        <w:t xml:space="preserve"> </w:t>
+      </w:r>
+      <w:hyperlink r:id="rId188">
+        <w:r>
+          <w:rPr>
+            <w:rStyle w:val="Hyperlink"/>
+          </w:rPr>
+          <w:t xml:space="preserve">https://doi.org/10.1038/35004572</w:t>
         </w:r>
       </w:hyperlink>
     </w:p>
-    <w:bookmarkEnd w:id="89"/>
-    <w:bookmarkStart w:id="91" w:name="ref-Daugaard2024DepFor"/>
+    <w:bookmarkEnd w:id="189"/>
+    <w:bookmarkStart w:id="191" w:name="ref-Williams2008SucIts"/>
     <w:p>
       <w:pPr>
         <w:pStyle w:val="Bibliography"/>
       </w:pPr>
       <w:r>
-        <w:t xml:space="preserve">Daugaard U, Merkli S, Merz E, et al (2024) The dependence of forecasts on sampling frequency as a guide to optimizing monitoring in community ecology. Ecosphere 15:e4786.</w:t>
-      </w:r>
-      <w:r>
-        <w:t xml:space="preserve"> </w:t>
-      </w:r>
-      <w:hyperlink r:id="rId90">
-        <w:r>
-          <w:rPr>
-            <w:rStyle w:val="Hyperlink"/>
-          </w:rPr>
-          <w:t xml:space="preserve">https://doi.org/10.1002/ecs2.4786</w:t>
+        <w:t xml:space="preserve">Williams RJ, Martinez ND (2008) Success and its limits among structural models of complex food webs. Journal of Animal Ecology 77:512–519.</w:t>
+      </w:r>
+      <w:r>
+        <w:t xml:space="preserve"> </w:t>
+      </w:r>
+      <w:hyperlink r:id="rId190">
+        <w:r>
+          <w:rPr>
+            <w:rStyle w:val="Hyperlink"/>
+          </w:rPr>
+          <w:t xml:space="preserve">https://doi.org/10.1111/j.1365-2656.2008.01362.x</w:t>
         </w:r>
       </w:hyperlink>
     </w:p>
-    <w:bookmarkEnd w:id="91"/>
-    <w:bookmarkStart w:id="93" w:name="ref-deAguiar2019RevBia"/>
+    <w:bookmarkEnd w:id="191"/>
+    <w:bookmarkStart w:id="193" w:name="ref-Willig2023ProBio"/>
     <w:p>
       <w:pPr>
         <w:pStyle w:val="Bibliography"/>
       </w:pPr>
       <w:r>
-        <w:t xml:space="preserve">de Aguiar MAM, Newman EA, Pires MM, et al (2019) Revealing biases in the sampling of ecological interaction networks. PeerJ 7:e7566.</w:t>
-      </w:r>
-      <w:r>
-        <w:t xml:space="preserve"> </w:t>
-      </w:r>
-      <w:hyperlink r:id="rId92">
-        <w:r>
-          <w:rPr>
-            <w:rStyle w:val="Hyperlink"/>
-          </w:rPr>
-          <w:t xml:space="preserve">https://doi.org/10.7717/peerj.7566</w:t>
+        <w:t xml:space="preserve">Willig MR, Presley SJ, Klingbeil BT, et al (2023) Protecting biodiversity via conservation networks:</w:t>
+      </w:r>
+      <w:r>
+        <w:t xml:space="preserve"> </w:t>
+      </w:r>
+      <w:r>
+        <w:t xml:space="preserve">Taxonomic</w:t>
+      </w:r>
+      <w:r>
+        <w:t xml:space="preserve">, functional, and phylogenetic considerations. Biological Conservation 278:109876.</w:t>
+      </w:r>
+      <w:r>
+        <w:t xml:space="preserve"> </w:t>
+      </w:r>
+      <w:hyperlink r:id="rId192">
+        <w:r>
+          <w:rPr>
+            <w:rStyle w:val="Hyperlink"/>
+          </w:rPr>
+          <w:t xml:space="preserve">https://doi.org/10.1016/j.biocon.2022.109876</w:t>
         </w:r>
       </w:hyperlink>
     </w:p>
-    <w:bookmarkEnd w:id="93"/>
-    <w:bookmarkStart w:id="95" w:name="ref-Delmas2019AnaEco"/>
+    <w:bookmarkEnd w:id="193"/>
+    <w:bookmarkStart w:id="195" w:name="ref-Windsor2023UsiEco"/>
     <w:p>
       <w:pPr>
         <w:pStyle w:val="Bibliography"/>
       </w:pPr>
       <w:r>
-        <w:t xml:space="preserve">Delmas E, Besson M, Brice M-H, et al (2019) Analysing ecological networks of species interactions. Biological Reviews 94:16–36.</w:t>
-      </w:r>
-      <w:r>
-        <w:t xml:space="preserve"> </w:t>
-      </w:r>
-      <w:hyperlink r:id="rId94">
-        <w:r>
-          <w:rPr>
-            <w:rStyle w:val="Hyperlink"/>
-          </w:rPr>
-          <w:t xml:space="preserve">https://doi.org/10.1111/brv.12433</w:t>
+        <w:t xml:space="preserve">Windsor FM, van den Hoogen J, Crowther TW, Evans DM (2023) Using ecological networks to answer questions in global biogeography and ecology. Journal of Biogeography 50:57–69.</w:t>
+      </w:r>
+      <w:r>
+        <w:t xml:space="preserve"> </w:t>
+      </w:r>
+      <w:hyperlink r:id="rId194">
+        <w:r>
+          <w:rPr>
+            <w:rStyle w:val="Hyperlink"/>
+          </w:rPr>
+          <w:t xml:space="preserve">https://doi.org/10.1111/jbi.14447</w:t>
         </w:r>
       </w:hyperlink>
     </w:p>
-    <w:bookmarkEnd w:id="95"/>
-    <w:bookmarkStart w:id="97" w:name="ref-Dore2021RelEff"/>
+    <w:bookmarkEnd w:id="195"/>
+    <w:bookmarkStart w:id="197" w:name="ref-Wood2015EffSpa"/>
     <w:p>
       <w:pPr>
         <w:pStyle w:val="Bibliography"/>
       </w:pPr>
       <w:r>
-        <w:t xml:space="preserve">Doré M, Fontaine C, Thébault E (2021) Relative effects of anthropogenic pressures, climate, and sampling design on the structure of pollination networks at the global scale. Global Change Biology 27:1266–1280.</w:t>
-      </w:r>
-      <w:r>
-        <w:t xml:space="preserve"> </w:t>
-      </w:r>
-      <w:hyperlink r:id="rId96">
-        <w:r>
-          <w:rPr>
-            <w:rStyle w:val="Hyperlink"/>
-          </w:rPr>
-          <w:t xml:space="preserve">https://doi.org/10.1111/gcb.15474</w:t>
+        <w:t xml:space="preserve">Wood SA, Russell R, Hanson D, et al (2015) Effects of spatial scale of sampling on food web structure. Ecology and Evolution 5:3769–3782.</w:t>
+      </w:r>
+      <w:r>
+        <w:t xml:space="preserve"> </w:t>
+      </w:r>
+      <w:hyperlink r:id="rId196">
+        <w:r>
+          <w:rPr>
+            <w:rStyle w:val="Hyperlink"/>
+          </w:rPr>
+          <w:t xml:space="preserve">https://doi.org/10.1002/ece3.1640</w:t>
         </w:r>
       </w:hyperlink>
     </w:p>
-    <w:bookmarkEnd w:id="97"/>
-    <w:bookmarkStart w:id="99" w:name="ref-Duchardt2023UsiNeu"/>
-    <w:p>
-      <w:pPr>
-        <w:pStyle w:val="Bibliography"/>
-      </w:pPr>
-      <w:r>
-        <w:t xml:space="preserve">Duchardt CJ, Monroe AP, Edmunds DR, et al (2023) Using neutral landscape models to evaluate the umbrella species concept in an ecotone. Landsc Ecol 38:1447–1462.</w:t>
-      </w:r>
-      <w:r>
-        <w:t xml:space="preserve"> </w:t>
-      </w:r>
-      <w:hyperlink r:id="rId98">
-        <w:r>
-          <w:rPr>
-            <w:rStyle w:val="Hyperlink"/>
-          </w:rPr>
-          <w:t xml:space="preserve">https://doi.org/10.1007/s10980-022-01586-7</w:t>
-        </w:r>
-      </w:hyperlink>
-    </w:p>
-    <w:bookmarkEnd w:id="99"/>
-    <w:bookmarkStart w:id="101" w:name="ref-Dunne2002NetStr"/>
-    <w:p>
-      <w:pPr>
-        <w:pStyle w:val="Bibliography"/>
-      </w:pPr>
-      <w:r>
-        <w:t xml:space="preserve">Dunne JA, Williams RJ, Martinez ND (2002) Network structure and biodiversity loss in food webs: Robustness increases with connectance. Ecology Letters 5:558–567.</w:t>
-      </w:r>
-      <w:r>
-        <w:t xml:space="preserve"> </w:t>
-      </w:r>
-      <w:hyperlink r:id="rId100">
-        <w:r>
-          <w:rPr>
-            <w:rStyle w:val="Hyperlink"/>
-          </w:rPr>
-          <w:t xml:space="preserve">https://doi.org/10.1046/j.1461-0248.2002.00354.x</w:t>
-        </w:r>
-      </w:hyperlink>
-    </w:p>
-    <w:bookmarkEnd w:id="101"/>
-    <w:bookmarkStart w:id="103" w:name="ref-Dunne2004NetStr"/>
-    <w:p>
-      <w:pPr>
-        <w:pStyle w:val="Bibliography"/>
-      </w:pPr>
-      <w:r>
-        <w:t xml:space="preserve">Dunne JA, Williams RJ, Martinez, Neo D. (2004) Network structure and robustness of marine food webs. Mar Ecol Prog Ser 273:291–302.</w:t>
-      </w:r>
-      <w:r>
-        <w:t xml:space="preserve"> </w:t>
-      </w:r>
-      <w:hyperlink r:id="rId102">
-        <w:r>
-          <w:rPr>
-            <w:rStyle w:val="Hyperlink"/>
-          </w:rPr>
-          <w:t xml:space="preserve">https://doi.org/10.3354/meps273291</w:t>
-        </w:r>
-      </w:hyperlink>
-    </w:p>
-    <w:bookmarkEnd w:id="103"/>
-    <w:bookmarkStart w:id="105" w:name="ref-Etherington2015NlmPyt"/>
-    <w:p>
-      <w:pPr>
-        <w:pStyle w:val="Bibliography"/>
-      </w:pPr>
-      <w:r>
-        <w:t xml:space="preserve">Etherington TR, Holland EP, O’Sullivan D (2015)</w:t>
-      </w:r>
-      <w:r>
-        <w:t xml:space="preserve"> </w:t>
-      </w:r>
-      <w:r>
-        <w:t xml:space="preserve">NLMpy</w:t>
-      </w:r>
-      <w:r>
-        <w:t xml:space="preserve">: A python software package for the creation of neutral landscape models within a general numerical framework. Methods in Ecology and Evolution 6:164–168.</w:t>
-      </w:r>
-      <w:r>
-        <w:t xml:space="preserve"> </w:t>
-      </w:r>
-      <w:hyperlink r:id="rId104">
-        <w:r>
-          <w:rPr>
-            <w:rStyle w:val="Hyperlink"/>
-          </w:rPr>
-          <w:t xml:space="preserve">https://doi.org/10.1111/2041-210X.12308</w:t>
-        </w:r>
-      </w:hyperlink>
-    </w:p>
-    <w:bookmarkEnd w:id="105"/>
-    <w:bookmarkStart w:id="107" w:name="ref-Ficetola2018OptMon"/>
-    <w:p>
-      <w:pPr>
-        <w:pStyle w:val="Bibliography"/>
-      </w:pPr>
-      <w:r>
-        <w:t xml:space="preserve">Ficetola GF, Romano A, Salvidio S, Sindaco R (2018) Optimizing monitoring schemes to detect trends in abundance over broad scales. Animal Conservation 21:221–231.</w:t>
-      </w:r>
-      <w:r>
-        <w:t xml:space="preserve"> </w:t>
-      </w:r>
-      <w:hyperlink r:id="rId106">
-        <w:r>
-          <w:rPr>
-            <w:rStyle w:val="Hyperlink"/>
-          </w:rPr>
-          <w:t xml:space="preserve">https://doi.org/10.1111/acv.12356</w:t>
-        </w:r>
-      </w:hyperlink>
-    </w:p>
-    <w:bookmarkEnd w:id="107"/>
-    <w:bookmarkStart w:id="109" w:name="ref-FletcherJr.2025SpeRic"/>
-    <w:p>
-      <w:pPr>
-        <w:pStyle w:val="Bibliography"/>
-      </w:pPr>
-      <w:r>
-        <w:t xml:space="preserve">Fletcher Jr. RJ, Green RE, Bladon EK, et al (2025) Beyond</w:t>
-      </w:r>
-      <w:r>
-        <w:t xml:space="preserve"> </w:t>
-      </w:r>
-      <w:r>
-        <w:t xml:space="preserve">Species Richness</w:t>
-      </w:r>
-      <w:r>
-        <w:t xml:space="preserve"> </w:t>
-      </w:r>
-      <w:r>
-        <w:t xml:space="preserve">for</w:t>
-      </w:r>
-      <w:r>
-        <w:t xml:space="preserve"> </w:t>
-      </w:r>
-      <w:r>
-        <w:t xml:space="preserve">Biological Conservation</w:t>
-      </w:r>
-      <w:r>
-        <w:t xml:space="preserve">. Conservation Letters 18:e13124.</w:t>
-      </w:r>
-      <w:r>
-        <w:t xml:space="preserve"> </w:t>
-      </w:r>
-      <w:hyperlink r:id="rId108">
-        <w:r>
-          <w:rPr>
-            <w:rStyle w:val="Hyperlink"/>
-          </w:rPr>
-          <w:t xml:space="preserve">https://doi.org/10.1111/conl.13124</w:t>
-        </w:r>
-      </w:hyperlink>
-    </w:p>
-    <w:bookmarkEnd w:id="109"/>
-    <w:bookmarkStart w:id="111" w:name="ref-Forero-Munoz2025SpaLan"/>
-    <w:p>
-      <w:pPr>
-        <w:pStyle w:val="Bibliography"/>
-      </w:pPr>
-      <w:r>
-        <w:t xml:space="preserve">Forero-Muñoz NR, Dansereau G, Viard F, et al (2025) Spatial landscape structure influences cross-species transmission in a rabies-like virus model. Microorganisms 13:416.</w:t>
-      </w:r>
-      <w:r>
-        <w:t xml:space="preserve"> </w:t>
-      </w:r>
-      <w:hyperlink r:id="rId110">
-        <w:r>
-          <w:rPr>
-            <w:rStyle w:val="Hyperlink"/>
-          </w:rPr>
-          <w:t xml:space="preserve">https://doi.org/10.3390/microorganisms13020416</w:t>
-        </w:r>
-      </w:hyperlink>
-    </w:p>
-    <w:bookmarkEnd w:id="111"/>
-    <w:bookmarkStart w:id="113" w:name="ref-Gardner1987NeuMod"/>
-    <w:p>
-      <w:pPr>
-        <w:pStyle w:val="Bibliography"/>
-      </w:pPr>
-      <w:r>
-        <w:t xml:space="preserve">Gardner RH, Milne BT, Turnei MG, O’Neill RV (1987) Neutral models for the analysis of broad-scale landscape pattern. Landscape Ecol 1:19–28.</w:t>
-      </w:r>
-      <w:r>
-        <w:t xml:space="preserve"> </w:t>
-      </w:r>
-      <w:hyperlink r:id="rId112">
-        <w:r>
-          <w:rPr>
-            <w:rStyle w:val="Hyperlink"/>
-          </w:rPr>
-          <w:t xml:space="preserve">https://doi.org/10.1007/BF02275262</w:t>
-        </w:r>
-      </w:hyperlink>
-    </w:p>
-    <w:bookmarkEnd w:id="113"/>
-    <w:bookmarkStart w:id="115" w:name="ref-Gonzalez2025BioObs"/>
-    <w:p>
-      <w:pPr>
-        <w:pStyle w:val="Bibliography"/>
-      </w:pPr>
-      <w:r>
-        <w:t xml:space="preserve">Gonzalez A, O’Connor MI, Bates AE, et al (2025) A</w:t>
-      </w:r>
-      <w:r>
-        <w:t xml:space="preserve"> </w:t>
-      </w:r>
-      <w:r>
-        <w:t xml:space="preserve">Biodiversity Observation Network</w:t>
-      </w:r>
-      <w:r>
-        <w:t xml:space="preserve"> </w:t>
-      </w:r>
-      <w:r>
-        <w:t xml:space="preserve">to support conservation action and mainstream knowledge in</w:t>
-      </w:r>
-      <w:r>
-        <w:t xml:space="preserve"> </w:t>
-      </w:r>
-      <w:r>
-        <w:t xml:space="preserve">Canada</w:t>
-      </w:r>
-      <w:r>
-        <w:t xml:space="preserve">. FACETS 10:1–19.</w:t>
-      </w:r>
-      <w:r>
-        <w:t xml:space="preserve"> </w:t>
-      </w:r>
-      <w:hyperlink r:id="rId114">
-        <w:r>
-          <w:rPr>
-            <w:rStyle w:val="Hyperlink"/>
-          </w:rPr>
-          <w:t xml:space="preserve">https://doi.org/10.1139/facets-2024-0206</w:t>
-        </w:r>
-      </w:hyperlink>
-    </w:p>
-    <w:bookmarkEnd w:id="115"/>
-    <w:bookmarkStart w:id="117" w:name="ref-Gonzalez2023GloBio"/>
-    <w:p>
-      <w:pPr>
-        <w:pStyle w:val="Bibliography"/>
-      </w:pPr>
-      <w:r>
-        <w:t xml:space="preserve">Gonzalez A, Vihervaara P, Balvanera P, et al (2023) A global biodiversity observing system to unite monitoring and guide action. Nat Ecol Evol 1–5.</w:t>
-      </w:r>
-      <w:r>
-        <w:t xml:space="preserve"> </w:t>
-      </w:r>
-      <w:hyperlink r:id="rId116">
-        <w:r>
-          <w:rPr>
-            <w:rStyle w:val="Hyperlink"/>
-          </w:rPr>
-          <w:t xml:space="preserve">https://doi.org/10.1038/s41559-023-02171-0</w:t>
-        </w:r>
-      </w:hyperlink>
-    </w:p>
-    <w:bookmarkEnd w:id="117"/>
-    <w:bookmarkStart w:id="119" w:name="ref-Gravel2013InfFoo"/>
-    <w:p>
-      <w:pPr>
-        <w:pStyle w:val="Bibliography"/>
-      </w:pPr>
-      <w:r>
-        <w:t xml:space="preserve">Gravel D, Poisot T, Albouy C, et al (2013) Inferring food web structure from predator–prey body size relationships. Methods in Ecology and Evolution 4:1083–1090.</w:t>
-      </w:r>
-      <w:r>
-        <w:t xml:space="preserve"> </w:t>
-      </w:r>
-      <w:hyperlink r:id="rId118">
-        <w:r>
-          <w:rPr>
-            <w:rStyle w:val="Hyperlink"/>
-          </w:rPr>
-          <w:t xml:space="preserve">https://doi.org/10.1111/2041-210X.12103</w:t>
-        </w:r>
-      </w:hyperlink>
-    </w:p>
-    <w:bookmarkEnd w:id="119"/>
-    <w:bookmarkStart w:id="121" w:name="ref-Harvey2017BriEco"/>
-    <w:p>
-      <w:pPr>
-        <w:pStyle w:val="Bibliography"/>
-      </w:pPr>
-      <w:r>
-        <w:t xml:space="preserve">Harvey E, Gounand I, Ward CL, Altermatt F (2017) Bridging ecology and conservation: From ecological networks to ecosystem function. Journal of Applied Ecology 54:371–379.</w:t>
-      </w:r>
-      <w:r>
-        <w:t xml:space="preserve"> </w:t>
-      </w:r>
-      <w:hyperlink r:id="rId120">
-        <w:r>
-          <w:rPr>
-            <w:rStyle w:val="Hyperlink"/>
-          </w:rPr>
-          <w:t xml:space="preserve">https://doi.org/10.1111/1365-2664.12769</w:t>
-        </w:r>
-      </w:hyperlink>
-    </w:p>
-    <w:bookmarkEnd w:id="121"/>
-    <w:bookmarkStart w:id="123" w:name="ref-Henriksen2019EffNet"/>
-    <w:p>
-      <w:pPr>
-        <w:pStyle w:val="Bibliography"/>
-      </w:pPr>
-      <w:r>
-        <w:t xml:space="preserve">Henriksen MV, Chapple DG, Chown SL, McGeoch MA (2019) The effect of network size and sampling completeness in depauperate networks. Journal of Animal Ecology 88:211–222.</w:t>
-      </w:r>
-      <w:r>
-        <w:t xml:space="preserve"> </w:t>
-      </w:r>
-      <w:hyperlink r:id="rId122">
-        <w:r>
-          <w:rPr>
-            <w:rStyle w:val="Hyperlink"/>
-          </w:rPr>
-          <w:t xml:space="preserve">https://doi.org/10.1111/1365-2656.12912</w:t>
-        </w:r>
-      </w:hyperlink>
-    </w:p>
-    <w:bookmarkEnd w:id="123"/>
-    <w:bookmarkStart w:id="125" w:name="ref-Hesselbarth2024ComMet"/>
-    <w:p>
-      <w:pPr>
-        <w:pStyle w:val="Bibliography"/>
-      </w:pPr>
-      <w:r>
-        <w:t xml:space="preserve">Hesselbarth MHK, Nowosad J, de Flamingh A, et al (2024) Computational</w:t>
-      </w:r>
-      <w:r>
-        <w:t xml:space="preserve"> </w:t>
-      </w:r>
-      <w:r>
-        <w:t xml:space="preserve">Methods</w:t>
-      </w:r>
-      <w:r>
-        <w:t xml:space="preserve"> </w:t>
-      </w:r>
-      <w:r>
-        <w:t xml:space="preserve">in</w:t>
-      </w:r>
-      <w:r>
-        <w:t xml:space="preserve"> </w:t>
-      </w:r>
-      <w:r>
-        <w:t xml:space="preserve">Landscape Ecology</w:t>
-      </w:r>
-      <w:r>
-        <w:t xml:space="preserve">. Curr Landscape Ecol Rep 10:2.</w:t>
-      </w:r>
-      <w:r>
-        <w:t xml:space="preserve"> </w:t>
-      </w:r>
-      <w:hyperlink r:id="rId124">
-        <w:r>
-          <w:rPr>
-            <w:rStyle w:val="Hyperlink"/>
-          </w:rPr>
-          <w:t xml:space="preserve">https://doi.org/10.1007/s40823-024-00104-6</w:t>
-        </w:r>
-      </w:hyperlink>
-    </w:p>
-    <w:bookmarkEnd w:id="125"/>
-    <w:bookmarkStart w:id="127" w:name="ref-Hillebrand2018BioCha"/>
-    <w:p>
-      <w:pPr>
-        <w:pStyle w:val="Bibliography"/>
-      </w:pPr>
-      <w:r>
-        <w:t xml:space="preserve">Hillebrand H, Blasius B, Borer ET, et al (2018) Biodiversity change is uncoupled from species richness trends:</w:t>
-      </w:r>
-      <w:r>
-        <w:t xml:space="preserve"> </w:t>
-      </w:r>
-      <w:r>
-        <w:t xml:space="preserve">Consequences</w:t>
-      </w:r>
-      <w:r>
-        <w:t xml:space="preserve"> </w:t>
-      </w:r>
-      <w:r>
-        <w:t xml:space="preserve">for conservation and monitoring. Journal of Applied Ecology 55:169–184.</w:t>
-      </w:r>
-      <w:r>
-        <w:t xml:space="preserve"> </w:t>
-      </w:r>
-      <w:hyperlink r:id="rId126">
-        <w:r>
-          <w:rPr>
-            <w:rStyle w:val="Hyperlink"/>
-          </w:rPr>
-          <w:t xml:space="preserve">https://doi.org/10.1111/1365-2664.12959</w:t>
-        </w:r>
-      </w:hyperlink>
-    </w:p>
-    <w:bookmarkEnd w:id="127"/>
-    <w:bookmarkStart w:id="129" w:name="ref-Hillebrand2025OpePer"/>
-    <w:p>
-      <w:pPr>
-        <w:pStyle w:val="Bibliography"/>
-      </w:pPr>
-      <w:r>
-        <w:t xml:space="preserve">Hillebrand H, Dajka J-C, Halbach M, et al (2025) Operational perspectives for biodiversity indicators. Ecological Solutions and Evidence 6:e70134.</w:t>
-      </w:r>
-      <w:r>
-        <w:t xml:space="preserve"> </w:t>
-      </w:r>
-      <w:hyperlink r:id="rId128">
-        <w:r>
-          <w:rPr>
-            <w:rStyle w:val="Hyperlink"/>
-          </w:rPr>
-          <w:t xml:space="preserve">https://doi.org/10.1002/2688-8319.70134</w:t>
-        </w:r>
-      </w:hyperlink>
-    </w:p>
-    <w:bookmarkEnd w:id="129"/>
-    <w:bookmarkStart w:id="131" w:name="ref-Hortal2015SevSho"/>
-    <w:p>
-      <w:pPr>
-        <w:pStyle w:val="Bibliography"/>
-      </w:pPr>
-      <w:r>
-        <w:t xml:space="preserve">Hortal J, de Bello F, Diniz-Filho JAF, et al (2015) Seven</w:t>
-      </w:r>
-      <w:r>
-        <w:t xml:space="preserve"> </w:t>
-      </w:r>
-      <w:r>
-        <w:t xml:space="preserve">Shortfalls</w:t>
-      </w:r>
-      <w:r>
-        <w:t xml:space="preserve"> </w:t>
-      </w:r>
-      <w:r>
-        <w:t xml:space="preserve">that</w:t>
-      </w:r>
-      <w:r>
-        <w:t xml:space="preserve"> </w:t>
-      </w:r>
-      <w:r>
-        <w:t xml:space="preserve">Beset Large-Scale Knowledge</w:t>
-      </w:r>
-      <w:r>
-        <w:t xml:space="preserve"> </w:t>
-      </w:r>
-      <w:r>
-        <w:t xml:space="preserve">of</w:t>
-      </w:r>
-      <w:r>
-        <w:t xml:space="preserve"> </w:t>
-      </w:r>
-      <w:r>
-        <w:t xml:space="preserve">Biodiversity</w:t>
-      </w:r>
-      <w:r>
-        <w:t xml:space="preserve">. Annu Rev Ecol Evol Syst 46:523–549.</w:t>
-      </w:r>
-      <w:r>
-        <w:t xml:space="preserve"> </w:t>
-      </w:r>
-      <w:hyperlink r:id="rId130">
-        <w:r>
-          <w:rPr>
-            <w:rStyle w:val="Hyperlink"/>
-          </w:rPr>
-          <w:t xml:space="preserve">https://doi.org/10.1146/annurev-ecolsys-112414-054400</w:t>
-        </w:r>
-      </w:hyperlink>
-    </w:p>
-    <w:bookmarkEnd w:id="131"/>
-    <w:bookmarkStart w:id="133" w:name="ref-Jordano2016SamNet"/>
-    <w:p>
-      <w:pPr>
-        <w:pStyle w:val="Bibliography"/>
-      </w:pPr>
-      <w:r>
-        <w:t xml:space="preserve">Jordano P (2016) Sampling networks of ecological interactions. Functional Ecology 30:1883–1893.</w:t>
-      </w:r>
-      <w:r>
-        <w:t xml:space="preserve"> </w:t>
-      </w:r>
-      <w:hyperlink r:id="rId132">
-        <w:r>
-          <w:rPr>
-            <w:rStyle w:val="Hyperlink"/>
-          </w:rPr>
-          <w:t xml:space="preserve">https://doi.org/10.1111/1365-2435.12763</w:t>
-        </w:r>
-      </w:hyperlink>
-    </w:p>
-    <w:bookmarkEnd w:id="133"/>
-    <w:bookmarkStart w:id="135" w:name="ref-Kermorvant2019SpaBal"/>
-    <w:p>
-      <w:pPr>
-        <w:pStyle w:val="Bibliography"/>
-      </w:pPr>
-      <w:r>
-        <w:t xml:space="preserve">Kermorvant C, D’Amico F, Bru N, et al (2019) Spatially balanced sampling designs for environmental surveys. Environ Monit Assess 191:524.</w:t>
-      </w:r>
-      <w:r>
-        <w:t xml:space="preserve"> </w:t>
-      </w:r>
-      <w:hyperlink r:id="rId134">
-        <w:r>
-          <w:rPr>
-            <w:rStyle w:val="Hyperlink"/>
-          </w:rPr>
-          <w:t xml:space="preserve">https://doi.org/10.1007/s10661-019-7666-y</w:t>
-        </w:r>
-      </w:hyperlink>
-    </w:p>
-    <w:bookmarkEnd w:id="135"/>
-    <w:bookmarkStart w:id="137" w:name="ref-Kissling2024ModEff"/>
-    <w:p>
-      <w:pPr>
-        <w:pStyle w:val="Bibliography"/>
-      </w:pPr>
-      <w:r>
-        <w:t xml:space="preserve">Kissling WD, Breeze TD, Liquete C, et al (2024)</w:t>
-      </w:r>
-      <w:r>
-        <w:t xml:space="preserve"> </w:t>
-      </w:r>
-      <w:hyperlink r:id="rId136">
-        <w:r>
-          <w:rPr>
-            <w:rStyle w:val="Hyperlink"/>
-          </w:rPr>
-          <w:t xml:space="preserve">Towards a modern and efficient</w:t>
-        </w:r>
-        <w:r>
-          <w:rPr>
-            <w:rStyle w:val="Hyperlink"/>
-          </w:rPr>
-          <w:t xml:space="preserve"> </w:t>
-        </w:r>
-        <w:r>
-          <w:rPr>
-            <w:rStyle w:val="Hyperlink"/>
-          </w:rPr>
-          <w:t xml:space="preserve">European</w:t>
-        </w:r>
-        <w:r>
-          <w:rPr>
-            <w:rStyle w:val="Hyperlink"/>
-          </w:rPr>
-          <w:t xml:space="preserve"> </w:t>
-        </w:r>
-        <w:r>
-          <w:rPr>
-            <w:rStyle w:val="Hyperlink"/>
-          </w:rPr>
-          <w:t xml:space="preserve">biodiversity observation network fit for multiple policies</w:t>
-        </w:r>
-      </w:hyperlink>
-    </w:p>
-    <w:bookmarkEnd w:id="137"/>
-    <w:bookmarkStart w:id="139" w:name="ref-Lange2023ActLea"/>
-    <w:p>
-      <w:pPr>
-        <w:pStyle w:val="Bibliography"/>
-      </w:pPr>
-      <w:r>
-        <w:t xml:space="preserve">Lange C, Cole E, Van Horn G, Mac Aodha O (2023)</w:t>
-      </w:r>
-      <w:r>
-        <w:t xml:space="preserve"> </w:t>
-      </w:r>
-      <w:hyperlink r:id="rId138">
-        <w:r>
-          <w:rPr>
-            <w:rStyle w:val="Hyperlink"/>
-          </w:rPr>
-          <w:t xml:space="preserve">Active</w:t>
-        </w:r>
-        <w:r>
-          <w:rPr>
-            <w:rStyle w:val="Hyperlink"/>
-          </w:rPr>
-          <w:t xml:space="preserve"> </w:t>
-        </w:r>
-        <w:r>
-          <w:rPr>
-            <w:rStyle w:val="Hyperlink"/>
-          </w:rPr>
-          <w:t xml:space="preserve">Learning-Based Species Range Estimation</w:t>
-        </w:r>
-      </w:hyperlink>
-      <w:r>
-        <w:t xml:space="preserve">. Advances in Neural Information Processing Systems 36:41892–41913</w:t>
-      </w:r>
-    </w:p>
-    <w:bookmarkEnd w:id="139"/>
-    <w:bookmarkStart w:id="140" w:name="ref-Lewis1994SeqAlg"/>
-    <w:p>
-      <w:pPr>
-        <w:pStyle w:val="Bibliography"/>
-      </w:pPr>
-      <w:r>
-        <w:t xml:space="preserve">Lewis DD, Gale WA (1994) A sequential algorithm for training text classifiers. In: Proceedings of the 17th annual international</w:t>
-      </w:r>
-      <w:r>
-        <w:t xml:space="preserve"> </w:t>
-      </w:r>
-      <w:r>
-        <w:t xml:space="preserve">ACM SIGIR</w:t>
-      </w:r>
-      <w:r>
-        <w:t xml:space="preserve"> </w:t>
-      </w:r>
-      <w:r>
-        <w:t xml:space="preserve">conference on</w:t>
-      </w:r>
-      <w:r>
-        <w:t xml:space="preserve"> </w:t>
-      </w:r>
-      <w:r>
-        <w:t xml:space="preserve">Research</w:t>
-      </w:r>
-      <w:r>
-        <w:t xml:space="preserve"> </w:t>
-      </w:r>
-      <w:r>
-        <w:t xml:space="preserve">and development in information retrieval. Springer-Verlag, Berlin, Heidelberg, pp 3–12</w:t>
-      </w:r>
-    </w:p>
-    <w:bookmarkEnd w:id="140"/>
-    <w:bookmarkStart w:id="142" w:name="ref-Malek2019OptFie"/>
-    <w:p>
-      <w:pPr>
-        <w:pStyle w:val="Bibliography"/>
-      </w:pPr>
-      <w:r>
-        <w:t xml:space="preserve">Malek S, Miglietta F, Gobakken T, et al (2019) Optimizing</w:t>
-      </w:r>
-      <w:r>
-        <w:t xml:space="preserve"> </w:t>
-      </w:r>
-      <w:r>
-        <w:t xml:space="preserve">Field Data Collection</w:t>
-      </w:r>
-      <w:r>
-        <w:t xml:space="preserve"> </w:t>
-      </w:r>
-      <w:r>
-        <w:t xml:space="preserve">for</w:t>
-      </w:r>
-      <w:r>
-        <w:t xml:space="preserve"> </w:t>
-      </w:r>
-      <w:r>
-        <w:t xml:space="preserve">Individual Tree Attribute Predictions Using Active Learning Methods</w:t>
-      </w:r>
-      <w:r>
-        <w:t xml:space="preserve">. Remote Sensing 11:949.</w:t>
-      </w:r>
-      <w:r>
-        <w:t xml:space="preserve"> </w:t>
-      </w:r>
-      <w:hyperlink r:id="rId141">
-        <w:r>
-          <w:rPr>
-            <w:rStyle w:val="Hyperlink"/>
-          </w:rPr>
-          <w:t xml:space="preserve">https://doi.org/10.3390/rs11080949</w:t>
-        </w:r>
-      </w:hyperlink>
-    </w:p>
-    <w:bookmarkEnd w:id="142"/>
-    <w:bookmarkStart w:id="144" w:name="ref-McCann2007ProBio"/>
-    <w:p>
-      <w:pPr>
-        <w:pStyle w:val="Bibliography"/>
-      </w:pPr>
-      <w:r>
-        <w:t xml:space="preserve">McCann K (2007) Protecting biostructure. Nature 446:29–29.</w:t>
-      </w:r>
-      <w:r>
-        <w:t xml:space="preserve"> </w:t>
-      </w:r>
-      <w:hyperlink r:id="rId143">
-        <w:r>
-          <w:rPr>
-            <w:rStyle w:val="Hyperlink"/>
-          </w:rPr>
-          <w:t xml:space="preserve">https://doi.org/10.1038/446029a</w:t>
-        </w:r>
-      </w:hyperlink>
-    </w:p>
-    <w:bookmarkEnd w:id="144"/>
-    <w:bookmarkStart w:id="146" w:name="ref-McEwen2025StrAct"/>
-    <w:p>
-      <w:pPr>
-        <w:pStyle w:val="Bibliography"/>
-      </w:pPr>
-      <w:r>
-        <w:t xml:space="preserve">McEwen B, Bernard C, Stowell D (2025) Stratified</w:t>
-      </w:r>
-      <w:r>
-        <w:t xml:space="preserve"> </w:t>
-      </w:r>
-      <w:r>
-        <w:t xml:space="preserve">Active Learning</w:t>
-      </w:r>
-      <w:r>
-        <w:t xml:space="preserve"> </w:t>
-      </w:r>
-      <w:r>
-        <w:t xml:space="preserve">for</w:t>
-      </w:r>
-      <w:r>
-        <w:t xml:space="preserve"> </w:t>
-      </w:r>
-      <w:r>
-        <w:t xml:space="preserve">Spatiotemporal Generalisation</w:t>
-      </w:r>
-      <w:r>
-        <w:t xml:space="preserve"> </w:t>
-      </w:r>
-      <w:r>
-        <w:t xml:space="preserve">in</w:t>
-      </w:r>
-      <w:r>
-        <w:t xml:space="preserve"> </w:t>
-      </w:r>
-      <w:r>
-        <w:t xml:space="preserve">Large-Scale Bioacoustic Monitoring</w:t>
-      </w:r>
-      <w:r>
-        <w:t xml:space="preserve">.</w:t>
-      </w:r>
-      <w:r>
-        <w:t xml:space="preserve"> </w:t>
-      </w:r>
-      <w:hyperlink r:id="rId145">
-        <w:r>
-          <w:rPr>
-            <w:rStyle w:val="Hyperlink"/>
-          </w:rPr>
-          <w:t xml:space="preserve">https://www.biorxiv.org/content/10.1101/2025.09.01.673472v1</w:t>
-        </w:r>
-      </w:hyperlink>
-      <w:r>
-        <w:t xml:space="preserve">. Accessed 2 Oct 2025</w:t>
-      </w:r>
-    </w:p>
-    <w:bookmarkEnd w:id="146"/>
-    <w:bookmarkStart w:id="148" w:name="ref-McLeod2021SamAsy"/>
-    <w:p>
-      <w:pPr>
-        <w:pStyle w:val="Bibliography"/>
-      </w:pPr>
-      <w:r>
-        <w:t xml:space="preserve">McLeod A, Leroux SJ, Gravel D, et al (2021) Sampling and asymptotic network properties of spatial multi-trophic networks. Oikos 130:2250–2259.</w:t>
-      </w:r>
-      <w:r>
-        <w:t xml:space="preserve"> </w:t>
-      </w:r>
-      <w:hyperlink r:id="rId147">
-        <w:r>
-          <w:rPr>
-            <w:rStyle w:val="Hyperlink"/>
-          </w:rPr>
-          <w:t xml:space="preserve">https://doi.org/10.1111/oik.08650</w:t>
-        </w:r>
-      </w:hyperlink>
-    </w:p>
-    <w:bookmarkEnd w:id="148"/>
-    <w:bookmarkStart w:id="150" w:name="ref-Mestre2022DisFoo"/>
-    <w:p>
-      <w:pPr>
-        <w:pStyle w:val="Bibliography"/>
-      </w:pPr>
-      <w:r>
-        <w:t xml:space="preserve">Mestre F, Gravel D, García-Callejas D, et al (2022) Disentangling food-web environment relationships:</w:t>
-      </w:r>
-      <w:r>
-        <w:t xml:space="preserve"> </w:t>
-      </w:r>
-      <w:r>
-        <w:t xml:space="preserve">A</w:t>
-      </w:r>
-      <w:r>
-        <w:t xml:space="preserve"> </w:t>
-      </w:r>
-      <w:r>
-        <w:t xml:space="preserve">review with guidelines. Basic and Applied Ecology 61:102–115.</w:t>
-      </w:r>
-      <w:r>
-        <w:t xml:space="preserve"> </w:t>
-      </w:r>
-      <w:hyperlink r:id="rId149">
-        <w:r>
-          <w:rPr>
-            <w:rStyle w:val="Hyperlink"/>
-          </w:rPr>
-          <w:t xml:space="preserve">https://doi.org/10.1016/j.baae.2022.03.011</w:t>
-        </w:r>
-      </w:hyperlink>
-    </w:p>
-    <w:bookmarkEnd w:id="150"/>
-    <w:bookmarkStart w:id="152" w:name="ref-Moracho2025RebEco"/>
-    <w:p>
-      <w:pPr>
-        <w:pStyle w:val="Bibliography"/>
-      </w:pPr>
-      <w:r>
-        <w:t xml:space="preserve">Moracho E, Normand S, Ordonez A (2025) Rebuilding ecological networks:</w:t>
-      </w:r>
-      <w:r>
-        <w:t xml:space="preserve"> </w:t>
-      </w:r>
-      <w:r>
-        <w:t xml:space="preserve">A</w:t>
-      </w:r>
-      <w:r>
-        <w:t xml:space="preserve"> </w:t>
-      </w:r>
-      <w:r>
-        <w:t xml:space="preserve">multi-scale approach to global restoration. Biological Conservation 312:111477.</w:t>
-      </w:r>
-      <w:r>
-        <w:t xml:space="preserve"> </w:t>
-      </w:r>
-      <w:hyperlink r:id="rId151">
-        <w:r>
-          <w:rPr>
-            <w:rStyle w:val="Hyperlink"/>
-          </w:rPr>
-          <w:t xml:space="preserve">https://doi.org/10.1016/j.biocon.2025.111477</w:t>
-        </w:r>
-      </w:hyperlink>
-    </w:p>
-    <w:bookmarkEnd w:id="152"/>
-    <w:bookmarkStart w:id="154" w:name="ref-Morales-Castilla2015InfBio"/>
-    <w:p>
-      <w:pPr>
-        <w:pStyle w:val="Bibliography"/>
-      </w:pPr>
-      <w:r>
-        <w:t xml:space="preserve">Morales-Castilla I, Matias MG, Gravel D, Araújo MB (2015) Inferring biotic interactions from proxies. Trends in Ecology &amp; Evolution 30:347–356.</w:t>
-      </w:r>
-      <w:r>
-        <w:t xml:space="preserve"> </w:t>
-      </w:r>
-      <w:hyperlink r:id="rId153">
-        <w:r>
-          <w:rPr>
-            <w:rStyle w:val="Hyperlink"/>
-          </w:rPr>
-          <w:t xml:space="preserve">https://doi.org/10.1016/j.tree.2015.03.014</w:t>
-        </w:r>
-      </w:hyperlink>
-    </w:p>
-    <w:bookmarkEnd w:id="154"/>
-    <w:bookmarkStart w:id="156" w:name="ref-Navarro2017MonBio"/>
-    <w:p>
-      <w:pPr>
-        <w:pStyle w:val="Bibliography"/>
-      </w:pPr>
-      <w:r>
-        <w:t xml:space="preserve">Navarro LM, Fernández N, Guerra C, et al (2017) Monitoring biodiversity change through effective global coordination. Current Opinion in Environmental Sustainability 29:158–169.</w:t>
-      </w:r>
-      <w:r>
-        <w:t xml:space="preserve"> </w:t>
-      </w:r>
-      <w:hyperlink r:id="rId155">
-        <w:r>
-          <w:rPr>
-            <w:rStyle w:val="Hyperlink"/>
-          </w:rPr>
-          <w:t xml:space="preserve">https://doi.org/10.1016/j.cosust.2018.02.005</w:t>
-        </w:r>
-      </w:hyperlink>
-    </w:p>
-    <w:bookmarkEnd w:id="156"/>
-    <w:bookmarkStart w:id="158" w:name="ref-Norman2025SitSel"/>
-    <w:p>
-      <w:pPr>
-        <w:pStyle w:val="Bibliography"/>
-      </w:pPr>
-      <w:r>
-        <w:t xml:space="preserve">Norman KE, Poisot T (2025) Site selection algorithms for optimal ecological monitoring design. Ecological Indicators 178:114104.</w:t>
-      </w:r>
-      <w:r>
-        <w:t xml:space="preserve"> </w:t>
-      </w:r>
-      <w:hyperlink r:id="rId157">
-        <w:r>
-          <w:rPr>
-            <w:rStyle w:val="Hyperlink"/>
-          </w:rPr>
-          <w:t xml:space="preserve">https://doi.org/10.1016/j.ecolind.2025.114104</w:t>
-        </w:r>
-      </w:hyperlink>
-    </w:p>
-    <w:bookmarkEnd w:id="158"/>
-    <w:bookmarkStart w:id="160" w:name="ref-Pires2017FriPar"/>
-    <w:p>
-      <w:pPr>
-        <w:pStyle w:val="Bibliography"/>
-      </w:pPr>
-      <w:r>
-        <w:t xml:space="preserve">Pires MM, Marquitti FMD, Guimarães PR (2017) The friendship paradox in species-rich ecological networks:</w:t>
-      </w:r>
-      <w:r>
-        <w:t xml:space="preserve"> </w:t>
-      </w:r>
-      <w:r>
-        <w:t xml:space="preserve">Implications</w:t>
-      </w:r>
-      <w:r>
-        <w:t xml:space="preserve"> </w:t>
-      </w:r>
-      <w:r>
-        <w:t xml:space="preserve">for conservation and monitoring. Biological Conservation 209:245–252.</w:t>
-      </w:r>
-      <w:r>
-        <w:t xml:space="preserve"> </w:t>
-      </w:r>
-      <w:hyperlink r:id="rId159">
-        <w:r>
-          <w:rPr>
-            <w:rStyle w:val="Hyperlink"/>
-          </w:rPr>
-          <w:t xml:space="preserve">https://doi.org/10.1016/j.biocon.2017.02.026</w:t>
-        </w:r>
-      </w:hyperlink>
-    </w:p>
-    <w:bookmarkEnd w:id="160"/>
-    <w:bookmarkStart w:id="162" w:name="ref-Poisot2023GuiPre"/>
-    <w:p>
-      <w:pPr>
-        <w:pStyle w:val="Bibliography"/>
-      </w:pPr>
-      <w:r>
-        <w:t xml:space="preserve">Poisot T (2023) Guidelines for the prediction of species interactions through binary classification. Methods in Ecology and Evolution 14:1333–1345.</w:t>
-      </w:r>
-      <w:r>
-        <w:t xml:space="preserve"> </w:t>
-      </w:r>
-      <w:hyperlink r:id="rId161">
-        <w:r>
-          <w:rPr>
-            <w:rStyle w:val="Hyperlink"/>
-          </w:rPr>
-          <w:t xml:space="preserve">https://doi.org/10.1111/2041-210X.14071</w:t>
-        </w:r>
-      </w:hyperlink>
-    </w:p>
-    <w:bookmarkEnd w:id="162"/>
-    <w:bookmarkStart w:id="164" w:name="ref-Poisot2021GloKno"/>
-    <w:p>
-      <w:pPr>
-        <w:pStyle w:val="Bibliography"/>
-      </w:pPr>
-      <w:r>
-        <w:t xml:space="preserve">Poisot T, Bergeron G, Cazelles K, et al (2021) Global knowledge gaps in species interaction networks data. Journal of Biogeography 48:1552–1563.</w:t>
-      </w:r>
-      <w:r>
-        <w:t xml:space="preserve"> </w:t>
-      </w:r>
-      <w:hyperlink r:id="rId163">
-        <w:r>
-          <w:rPr>
-            <w:rStyle w:val="Hyperlink"/>
-          </w:rPr>
-          <w:t xml:space="preserve">https://doi.org/10.1111/jbi.14127</w:t>
-        </w:r>
-      </w:hyperlink>
-    </w:p>
-    <w:bookmarkEnd w:id="164"/>
-    <w:bookmarkStart w:id="166" w:name="ref-Poisot2012DisSpe"/>
-    <w:p>
-      <w:pPr>
-        <w:pStyle w:val="Bibliography"/>
-      </w:pPr>
-      <w:r>
-        <w:t xml:space="preserve">Poisot T, Canard E, Mouillot D, et al (2012) The dissimilarity of species interaction networks. Ecology Letters 15:1353–1361.</w:t>
-      </w:r>
-      <w:r>
-        <w:t xml:space="preserve"> </w:t>
-      </w:r>
-      <w:hyperlink r:id="rId165">
-        <w:r>
-          <w:rPr>
-            <w:rStyle w:val="Hyperlink"/>
-          </w:rPr>
-          <w:t xml:space="preserve">https://doi.org/10.1111/ele.12002</w:t>
-        </w:r>
-      </w:hyperlink>
-    </w:p>
-    <w:bookmarkEnd w:id="166"/>
-    <w:bookmarkStart w:id="168" w:name="ref-Poisot2015SpeWhy"/>
-    <w:p>
-      <w:pPr>
-        <w:pStyle w:val="Bibliography"/>
-      </w:pPr>
-      <w:r>
-        <w:t xml:space="preserve">Poisot T, Stouffer DB, Gravel D (2015) Beyond species: Why ecological interaction networks vary through space and time. Oikos 124:243–251.</w:t>
-      </w:r>
-      <w:r>
-        <w:t xml:space="preserve"> </w:t>
-      </w:r>
-      <w:hyperlink r:id="rId167">
-        <w:r>
-          <w:rPr>
-            <w:rStyle w:val="Hyperlink"/>
-          </w:rPr>
-          <w:t xml:space="preserve">https://doi.org/10.1111/oik.01719</w:t>
-        </w:r>
-      </w:hyperlink>
-    </w:p>
-    <w:bookmarkEnd w:id="168"/>
-    <w:bookmarkStart w:id="169" w:name="ref-Robertson2013BasBal"/>
-    <w:p>
-      <w:pPr>
-        <w:pStyle w:val="Bibliography"/>
-      </w:pPr>
-      <w:r>
-        <w:t xml:space="preserve">Robertson BL, Brown JA, McDonald T, Jaksons P (2013)</w:t>
-      </w:r>
-      <w:r>
-        <w:t xml:space="preserve"> </w:t>
-      </w:r>
-      <w:r>
-        <w:t xml:space="preserve">BAS</w:t>
-      </w:r>
-      <w:r>
-        <w:t xml:space="preserve">:</w:t>
-      </w:r>
-      <w:r>
-        <w:t xml:space="preserve"> </w:t>
-      </w:r>
-      <w:r>
-        <w:t xml:space="preserve">Balanced</w:t>
-      </w:r>
-      <w:r>
-        <w:t xml:space="preserve"> </w:t>
-      </w:r>
-      <w:r>
-        <w:t xml:space="preserve">acceptance sampling of natural resources. Biometrics 69:776–784</w:t>
-      </w:r>
-    </w:p>
-    <w:bookmarkEnd w:id="169"/>
-    <w:bookmarkStart w:id="171" w:name="ref-Robertson2024WelSam"/>
-    <w:p>
-      <w:pPr>
-        <w:pStyle w:val="Bibliography"/>
-      </w:pPr>
-      <w:r>
-        <w:t xml:space="preserve">Robertson B, Price C, Reale M (2024) Well-spread samples with dynamic sample sizes. Biometrics 80:ujae026.</w:t>
-      </w:r>
-      <w:r>
-        <w:t xml:space="preserve"> </w:t>
-      </w:r>
-      <w:hyperlink r:id="rId170">
-        <w:r>
-          <w:rPr>
-            <w:rStyle w:val="Hyperlink"/>
-          </w:rPr>
-          <w:t xml:space="preserve">https://doi.org/10.1093/biomtc/ujae026</w:t>
-        </w:r>
-      </w:hyperlink>
-    </w:p>
-    <w:bookmarkEnd w:id="171"/>
-    <w:bookmarkStart w:id="173" w:name="ref-Santana2025LarBio"/>
-    <w:p>
-      <w:pPr>
-        <w:pStyle w:val="Bibliography"/>
-      </w:pPr>
-      <w:r>
-        <w:t xml:space="preserve">Santana J, Porto M, Morán-Ordóñez A, et al (2025) Large</w:t>
-      </w:r>
-      <w:r>
-        <w:t xml:space="preserve"> </w:t>
-      </w:r>
-      <w:r>
-        <w:t xml:space="preserve">Biodiversity Monitoring Gaps Remain Across Europe</w:t>
-      </w:r>
-      <w:r>
-        <w:t xml:space="preserve">. Conservation Letters 18:e13134.</w:t>
-      </w:r>
-      <w:r>
-        <w:t xml:space="preserve"> </w:t>
-      </w:r>
-      <w:hyperlink r:id="rId172">
-        <w:r>
-          <w:rPr>
-            <w:rStyle w:val="Hyperlink"/>
-          </w:rPr>
-          <w:t xml:space="preserve">https://doi.org/10.1111/conl.13134</w:t>
-        </w:r>
-      </w:hyperlink>
-    </w:p>
-    <w:bookmarkEnd w:id="173"/>
-    <w:bookmarkStart w:id="175" w:name="ref-Santini2017AssSui"/>
-    <w:p>
-      <w:pPr>
-        <w:pStyle w:val="Bibliography"/>
-      </w:pPr>
-      <w:r>
-        <w:t xml:space="preserve">Santini L, Belmaker J, Costello MJ, et al (2017) Assessing the suitability of diversity metrics to detect biodiversity change. Biological Conservation 213:341–350.</w:t>
-      </w:r>
-      <w:r>
-        <w:t xml:space="preserve"> </w:t>
-      </w:r>
-      <w:hyperlink r:id="rId174">
-        <w:r>
-          <w:rPr>
-            <w:rStyle w:val="Hyperlink"/>
-          </w:rPr>
-          <w:t xml:space="preserve">https://doi.org/10.1016/j.biocon.2016.08.024</w:t>
-        </w:r>
-      </w:hyperlink>
-    </w:p>
-    <w:bookmarkEnd w:id="175"/>
-    <w:bookmarkStart w:id="177" w:name="ref-Settles2009ActLea"/>
-    <w:p>
-      <w:pPr>
-        <w:pStyle w:val="Bibliography"/>
-      </w:pPr>
-      <w:r>
-        <w:t xml:space="preserve">Settles B (2009)</w:t>
-      </w:r>
-      <w:r>
-        <w:t xml:space="preserve"> </w:t>
-      </w:r>
-      <w:hyperlink r:id="rId176">
-        <w:r>
-          <w:rPr>
-            <w:rStyle w:val="Hyperlink"/>
-          </w:rPr>
-          <w:t xml:space="preserve">Active</w:t>
-        </w:r>
-        <w:r>
-          <w:rPr>
-            <w:rStyle w:val="Hyperlink"/>
-          </w:rPr>
-          <w:t xml:space="preserve"> </w:t>
-        </w:r>
-        <w:r>
-          <w:rPr>
-            <w:rStyle w:val="Hyperlink"/>
-          </w:rPr>
-          <w:t xml:space="preserve">Learning Literature Survey</w:t>
-        </w:r>
-      </w:hyperlink>
-      <w:r>
-        <w:t xml:space="preserve">. University of Wisconsin-Madison Department of Computer Sciences</w:t>
-      </w:r>
-    </w:p>
-    <w:bookmarkEnd w:id="177"/>
-    <w:bookmarkStart w:id="179" w:name="ref-Smith-Ramesh2017GloSyn"/>
-    <w:p>
-      <w:pPr>
-        <w:pStyle w:val="Bibliography"/>
-      </w:pPr>
-      <w:r>
-        <w:t xml:space="preserve">Smith-Ramesh LM, Moore AC, Schmitz OJ (2017) Global synthesis suggests that food web connectance correlates to invasion resistance. Global Change Biology 23:465–473.</w:t>
-      </w:r>
-      <w:r>
-        <w:t xml:space="preserve"> </w:t>
-      </w:r>
-      <w:hyperlink r:id="rId178">
-        <w:r>
-          <w:rPr>
-            <w:rStyle w:val="Hyperlink"/>
-          </w:rPr>
-          <w:t xml:space="preserve">https://doi.org/10.1111/gcb.13460</w:t>
-        </w:r>
-      </w:hyperlink>
-    </w:p>
-    <w:bookmarkEnd w:id="179"/>
-    <w:bookmarkStart w:id="181" w:name="ref-Thompson2017DisGov"/>
-    <w:p>
-      <w:pPr>
-        <w:pStyle w:val="Bibliography"/>
-      </w:pPr>
-      <w:r>
-        <w:t xml:space="preserve">Thompson PL, Gonzalez A (2017) Dispersal governs the reorganization of ecological networks under environmental change. Nat Ecol Evol 1:1–8.</w:t>
-      </w:r>
-      <w:r>
-        <w:t xml:space="preserve"> </w:t>
-      </w:r>
-      <w:hyperlink r:id="rId180">
-        <w:r>
-          <w:rPr>
-            <w:rStyle w:val="Hyperlink"/>
-          </w:rPr>
-          <w:t xml:space="preserve">https://doi.org/10.1038/s41559-017-0162</w:t>
-        </w:r>
-      </w:hyperlink>
-    </w:p>
-    <w:bookmarkEnd w:id="181"/>
-    <w:bookmarkStart w:id="183" w:name="ref-UnitedNations1992ConBio"/>
-    <w:p>
-      <w:pPr>
-        <w:pStyle w:val="Bibliography"/>
-      </w:pPr>
-      <w:r>
-        <w:t xml:space="preserve">United Nations (1992)</w:t>
-      </w:r>
-      <w:r>
-        <w:t xml:space="preserve"> </w:t>
-      </w:r>
-      <w:hyperlink r:id="rId182">
-        <w:r>
-          <w:rPr>
-            <w:rStyle w:val="Hyperlink"/>
-          </w:rPr>
-          <w:t xml:space="preserve">Convention on</w:t>
-        </w:r>
-        <w:r>
-          <w:rPr>
-            <w:rStyle w:val="Hyperlink"/>
-          </w:rPr>
-          <w:t xml:space="preserve"> </w:t>
-        </w:r>
-        <w:r>
-          <w:rPr>
-            <w:rStyle w:val="Hyperlink"/>
-          </w:rPr>
-          <w:t xml:space="preserve">Biological Diversity</w:t>
-        </w:r>
-        <w:r>
-          <w:rPr>
-            <w:rStyle w:val="Hyperlink"/>
-          </w:rPr>
-          <w:t xml:space="preserve"> </w:t>
-        </w:r>
-        <w:r>
-          <w:rPr>
-            <w:rStyle w:val="Hyperlink"/>
-          </w:rPr>
-          <w:t xml:space="preserve">(text with annexes)</w:t>
-        </w:r>
-      </w:hyperlink>
-      <w:r>
-        <w:t xml:space="preserve">. United Nations, New Yoek</w:t>
-      </w:r>
-    </w:p>
-    <w:bookmarkEnd w:id="183"/>
-    <w:bookmarkStart w:id="185" w:name="ref-Valente2022LanLan"/>
-    <w:p>
-      <w:pPr>
-        <w:pStyle w:val="Bibliography"/>
-      </w:pPr>
-      <w:r>
-        <w:t xml:space="preserve">Valente JJ, Bennett RE, Gómez C, et al (2022) Land-sparing and land-sharing provide complementary benefits for conserving avian biodiversity in coffee-growing landscapes. Biological Conservation 270:109568.</w:t>
-      </w:r>
-      <w:r>
-        <w:t xml:space="preserve"> </w:t>
-      </w:r>
-      <w:hyperlink r:id="rId184">
-        <w:r>
-          <w:rPr>
-            <w:rStyle w:val="Hyperlink"/>
-          </w:rPr>
-          <w:t xml:space="preserve">https://doi.org/10.1016/j.biocon.2022.109568</w:t>
-        </w:r>
-      </w:hyperlink>
-    </w:p>
-    <w:bookmarkEnd w:id="185"/>
-    <w:bookmarkStart w:id="187" w:name="ref-Valiente-Banuet2015SpeLos"/>
-    <w:p>
-      <w:pPr>
-        <w:pStyle w:val="Bibliography"/>
-      </w:pPr>
-      <w:r>
-        <w:t xml:space="preserve">Valiente-Banuet A, Aizen MA, Alcántara JM, et al (2015) Beyond species loss: The extinction of ecological interactions in a changing world. Functional Ecology 29:299–307.</w:t>
-      </w:r>
-      <w:r>
-        <w:t xml:space="preserve"> </w:t>
-      </w:r>
-      <w:hyperlink r:id="rId186">
-        <w:r>
-          <w:rPr>
-            <w:rStyle w:val="Hyperlink"/>
-          </w:rPr>
-          <w:t xml:space="preserve">https://doi.org/10.1111/1365-2435.12356</w:t>
-        </w:r>
-      </w:hyperlink>
-    </w:p>
-    <w:bookmarkEnd w:id="187"/>
-    <w:bookmarkStart w:id="189" w:name="ref-vanDam-Bates2018UsiBal"/>
-    <w:p>
-      <w:pPr>
-        <w:pStyle w:val="Bibliography"/>
-      </w:pPr>
-      <w:r>
-        <w:t xml:space="preserve">van Dam-Bates P, Gansell O, Robertson B (2018) Using balanced acceptance sampling as a master sample for environmental surveys. Methods in Ecology and Evolution 9:1718–1726.</w:t>
-      </w:r>
-      <w:r>
-        <w:t xml:space="preserve"> </w:t>
-      </w:r>
-      <w:hyperlink r:id="rId188">
-        <w:r>
-          <w:rPr>
-            <w:rStyle w:val="Hyperlink"/>
-          </w:rPr>
-          <w:t xml:space="preserve">https://doi.org/10.1111/2041-210X.13003</w:t>
-        </w:r>
-      </w:hyperlink>
-    </w:p>
-    <w:bookmarkEnd w:id="189"/>
-    <w:bookmarkStart w:id="191" w:name="ref-Vizentin-Bugoni2016InfSam"/>
-    <w:p>
-      <w:pPr>
-        <w:pStyle w:val="Bibliography"/>
-      </w:pPr>
-      <w:r>
-        <w:t xml:space="preserve">Vizentin-Bugoni J, Maruyama PK, Debastiani VJ, et al (2016) Influences of sampling effort on detected patterns and structuring processes of a</w:t>
-      </w:r>
-      <w:r>
-        <w:t xml:space="preserve"> </w:t>
-      </w:r>
-      <w:r>
-        <w:t xml:space="preserve">Neotropical</w:t>
-      </w:r>
-      <w:r>
-        <w:t xml:space="preserve"> </w:t>
-      </w:r>
-      <w:r>
-        <w:t xml:space="preserve">plant–hummingbird network. Journal of Animal Ecology 85:262–272.</w:t>
-      </w:r>
-      <w:r>
-        <w:t xml:space="preserve"> </w:t>
-      </w:r>
-      <w:hyperlink r:id="rId190">
-        <w:r>
-          <w:rPr>
-            <w:rStyle w:val="Hyperlink"/>
-          </w:rPr>
-          <w:t xml:space="preserve">https://doi.org/10.1111/1365-2656.12459</w:t>
-        </w:r>
-      </w:hyperlink>
-    </w:p>
-    <w:bookmarkEnd w:id="191"/>
-    <w:bookmarkStart w:id="193" w:name="ref-Williams2000SimRul"/>
-    <w:p>
-      <w:pPr>
-        <w:pStyle w:val="Bibliography"/>
-      </w:pPr>
-      <w:r>
-        <w:t xml:space="preserve">Williams RJ, Martinez ND (2000) Simple rules yield complex food webs. Nature 404:180–183.</w:t>
-      </w:r>
-      <w:r>
-        <w:t xml:space="preserve"> </w:t>
-      </w:r>
-      <w:hyperlink r:id="rId192">
-        <w:r>
-          <w:rPr>
-            <w:rStyle w:val="Hyperlink"/>
-          </w:rPr>
-          <w:t xml:space="preserve">https://doi.org/10.1038/35004572</w:t>
-        </w:r>
-      </w:hyperlink>
-    </w:p>
-    <w:bookmarkEnd w:id="193"/>
-    <w:bookmarkStart w:id="195" w:name="ref-Williams2008SucIts"/>
-    <w:p>
-      <w:pPr>
-        <w:pStyle w:val="Bibliography"/>
-      </w:pPr>
-      <w:r>
-        <w:t xml:space="preserve">Williams RJ, Martinez ND (2008) Success and its limits among structural models of complex food webs. Journal of Animal Ecology 77:512–519.</w:t>
-      </w:r>
-      <w:r>
-        <w:t xml:space="preserve"> </w:t>
-      </w:r>
-      <w:hyperlink r:id="rId194">
-        <w:r>
-          <w:rPr>
-            <w:rStyle w:val="Hyperlink"/>
-          </w:rPr>
-          <w:t xml:space="preserve">https://doi.org/10.1111/j.1365-2656.2008.01362.x</w:t>
-        </w:r>
-      </w:hyperlink>
-    </w:p>
-    <w:bookmarkEnd w:id="195"/>
-    <w:bookmarkStart w:id="197" w:name="ref-Willig2023ProBio"/>
-    <w:p>
-      <w:pPr>
-        <w:pStyle w:val="Bibliography"/>
-      </w:pPr>
-      <w:r>
-        <w:t xml:space="preserve">Willig MR, Presley SJ, Klingbeil BT, et al (2023) Protecting biodiversity via conservation networks:</w:t>
-      </w:r>
-      <w:r>
-        <w:t xml:space="preserve"> </w:t>
-      </w:r>
-      <w:r>
-        <w:t xml:space="preserve">Taxonomic</w:t>
-      </w:r>
-      <w:r>
-        <w:t xml:space="preserve">, functional, and phylogenetic considerations. Biological Conservation 278:109876.</w:t>
-      </w:r>
-      <w:r>
-        <w:t xml:space="preserve"> </w:t>
-      </w:r>
-      <w:hyperlink r:id="rId196">
-        <w:r>
-          <w:rPr>
-            <w:rStyle w:val="Hyperlink"/>
-          </w:rPr>
-          <w:t xml:space="preserve">https://doi.org/10.1016/j.biocon.2022.109876</w:t>
-        </w:r>
-      </w:hyperlink>
-    </w:p>
     <w:bookmarkEnd w:id="197"/>
-    <w:bookmarkStart w:id="199" w:name="ref-Windsor2023UsiEco"/>
-    <w:p>
-      <w:pPr>
-        <w:pStyle w:val="Bibliography"/>
-      </w:pPr>
-      <w:r>
-        <w:t xml:space="preserve">Windsor FM, van den Hoogen J, Crowther TW, Evans DM (2023) Using ecological networks to answer questions in global biogeography and ecology. Journal of Biogeography 50:57–69.</w:t>
-      </w:r>
-      <w:r>
-        <w:t xml:space="preserve"> </w:t>
-      </w:r>
-      <w:hyperlink r:id="rId198">
-        <w:r>
-          <w:rPr>
-            <w:rStyle w:val="Hyperlink"/>
-          </w:rPr>
-          <w:t xml:space="preserve">https://doi.org/10.1111/jbi.14447</w:t>
-        </w:r>
-      </w:hyperlink>
-    </w:p>
+    <w:bookmarkEnd w:id="198"/>
     <w:bookmarkEnd w:id="199"/>
-    <w:bookmarkStart w:id="201" w:name="ref-Wood2015EffSpa"/>
-    <w:p>
-      <w:pPr>
-        <w:pStyle w:val="Bibliography"/>
-      </w:pPr>
-      <w:r>
-        <w:t xml:space="preserve">Wood SA, Russell R, Hanson D, et al (2015) Effects of spatial scale of sampling on food web structure. Ecology and Evolution 5:3769–3782.</w:t>
-      </w:r>
-      <w:r>
-        <w:t xml:space="preserve"> </w:t>
-      </w:r>
-      <w:hyperlink r:id="rId200">
-        <w:r>
-          <w:rPr>
-            <w:rStyle w:val="Hyperlink"/>
-          </w:rPr>
-          <w:t xml:space="preserve">https://doi.org/10.1002/ece3.1640</w:t>
-        </w:r>
-      </w:hyperlink>
-    </w:p>
-    <w:bookmarkEnd w:id="201"/>
-    <w:bookmarkEnd w:id="202"/>
-    <w:bookmarkEnd w:id="203"/>
     <w:sectPr>
       <w:footnotePr>
         <w:numRestart w:val="eachSect"/>
@@ -7770,10 +8446,10 @@
   <w:docDefaults>
     <w:rPrDefault>
       <w:rPr>
-        <w:rFonts w:asciiTheme="minorHAnsi" w:cstheme="minorBidi" w:eastAsiaTheme="minorHAnsi" w:hAnsiTheme="minorHAnsi"/>
+        <w:rFonts w:asciiTheme="minorHAnsi" w:cstheme="minorBidi" w:eastAsiaTheme="minorEastAsia" w:hAnsiTheme="minorHAnsi"/>
         <w:sz w:val="24"/>
         <w:szCs w:val="24"/>
-        <w:lang w:bidi="ar-SA" w:eastAsia="en-US" w:val="en-CA"/>
+        <w:lang w:bidi="ar-SA" w:eastAsia="zh-CN" w:val="en-CA"/>
       </w:rPr>
     </w:rPrDefault>
     <w:pPrDefault>
@@ -8314,13 +8990,6 @@
       </w:tblCellMar>
     </w:tblPr>
     <w:tblStylePr w:type="firstRow">
-      <w:tblPr>
-        <w:jc w:val="left"/>
-        <w:tblInd w:type="dxa" w:w="0"/>
-      </w:tblPr>
-      <w:trPr>
-        <w:jc w:val="left"/>
-      </w:trPr>
       <w:tcPr>
         <w:tcBorders>
           <w:bottom w:val="single"/>

--- a/index.docx
+++ b/index.docx
@@ -4490,6 +4490,66 @@
         <w:t xml:space="preserve">comparable way between possible comparison pairs.</w:t>
       </w:r>
     </w:p>
+    <w:p>
+      <w:pPr>
+        <w:pStyle w:val="BodyText"/>
+      </w:pPr>
+      <w:r>
+        <w:t xml:space="preserve">We implemented our simulations in</w:t>
+      </w:r>
+      <w:r>
+        <w:t xml:space="preserve"> </w:t>
+      </w:r>
+      <w:r>
+        <w:rPr>
+          <w:i/>
+          <w:iCs/>
+        </w:rPr>
+        <w:t xml:space="preserve">Julia</w:t>
+      </w:r>
+      <w:r>
+        <w:t xml:space="preserve"> </w:t>
+      </w:r>
+      <w:r>
+        <w:t xml:space="preserve">v1.11.5</w:t>
+      </w:r>
+      <w:r>
+        <w:t xml:space="preserve"> </w:t>
+      </w:r>
+      <w:r>
+        <w:t xml:space="preserve">(Bezanson et al. 2017)</w:t>
+      </w:r>
+      <w:r>
+        <w:t xml:space="preserve">. All the</w:t>
+      </w:r>
+      <w:r>
+        <w:t xml:space="preserve"> </w:t>
+      </w:r>
+      <w:r>
+        <w:t xml:space="preserve">code used to implement the simulations and perform the analyses is archived on</w:t>
+      </w:r>
+      <w:r>
+        <w:t xml:space="preserve"> </w:t>
+      </w:r>
+      <w:r>
+        <w:t xml:space="preserve">Zenodo</w:t>
+      </w:r>
+      <w:r>
+        <w:t xml:space="preserve"> </w:t>
+      </w:r>
+      <w:r>
+        <w:t xml:space="preserve">(Dansereau 2026)</w:t>
+      </w:r>
+      <w:r>
+        <w:t xml:space="preserve">. Full computations were run on compute clusters</w:t>
+      </w:r>
+      <w:r>
+        <w:t xml:space="preserve"> </w:t>
+      </w:r>
+      <w:r>
+        <w:t xml:space="preserve">provided by Calcul Québec and the Digital Research Alliance of Canada.</w:t>
+      </w:r>
+    </w:p>
     <w:bookmarkEnd w:id="24"/>
     <w:bookmarkEnd w:id="25"/>
     <w:bookmarkEnd w:id="26"/>
@@ -6304,7 +6364,7 @@
       </w:r>
     </w:p>
     <w:bookmarkEnd w:id="51"/>
-    <w:bookmarkStart w:id="199" w:name="references"/>
+    <w:bookmarkStart w:id="203" w:name="references"/>
     <w:p>
       <w:pPr>
         <w:pStyle w:val="Heading1"/>
@@ -6313,7 +6373,7 @@
         <w:t xml:space="preserve">References</w:t>
       </w:r>
     </w:p>
-    <w:bookmarkStart w:id="198" w:name="refs"/>
+    <w:bookmarkStart w:id="202" w:name="refs"/>
     <w:bookmarkStart w:id="53" w:name="ref-Abrego2021AccSpe"/>
     <w:p>
       <w:pPr>
@@ -6491,12 +6551,33 @@
       </w:hyperlink>
     </w:p>
     <w:bookmarkEnd w:id="63"/>
-    <w:bookmarkStart w:id="65" w:name="ref-Canard2012EmeStr"/>
+    <w:bookmarkStart w:id="65" w:name="ref-Bezanson2017JulFre"/>
     <w:p>
       <w:pPr>
         <w:pStyle w:val="Bibliography"/>
       </w:pPr>
       <w:r>
+        <w:t xml:space="preserve">Bezanson J, Edelman A, Karpinski S, Shah VB (2017) Julia: A fresh approach to numerical computing. SIAM Rev 59:65–98.</w:t>
+      </w:r>
+      <w:r>
+        <w:t xml:space="preserve"> </w:t>
+      </w:r>
+      <w:hyperlink r:id="rId64">
+        <w:r>
+          <w:rPr>
+            <w:rStyle w:val="Hyperlink"/>
+          </w:rPr>
+          <w:t xml:space="preserve">https://doi.org/10.1137/141000671</w:t>
+        </w:r>
+      </w:hyperlink>
+    </w:p>
+    <w:bookmarkEnd w:id="65"/>
+    <w:bookmarkStart w:id="67" w:name="ref-Canard2012EmeStr"/>
+    <w:p>
+      <w:pPr>
+        <w:pStyle w:val="Bibliography"/>
+      </w:pPr>
+      <w:r>
         <w:t xml:space="preserve">Canard E, Mouquet N, Marescot L, et al (2012) Emergence of</w:t>
       </w:r>
       <w:r>
@@ -6523,7 +6604,7 @@
       <w:r>
         <w:t xml:space="preserve"> </w:t>
       </w:r>
-      <w:hyperlink r:id="rId64">
+      <w:hyperlink r:id="rId66">
         <w:r>
           <w:rPr>
             <w:rStyle w:val="Hyperlink"/>
@@ -6532,8 +6613,8 @@
         </w:r>
       </w:hyperlink>
     </w:p>
-    <w:bookmarkEnd w:id="65"/>
-    <w:bookmarkStart w:id="67" w:name="ref-Caron2024TraMod"/>
+    <w:bookmarkEnd w:id="67"/>
+    <w:bookmarkStart w:id="69" w:name="ref-Caron2024TraMod"/>
     <w:p>
       <w:pPr>
         <w:pStyle w:val="Bibliography"/>
@@ -6544,7 +6625,7 @@
       <w:r>
         <w:t xml:space="preserve"> </w:t>
       </w:r>
-      <w:hyperlink r:id="rId66">
+      <w:hyperlink r:id="rId68">
         <w:r>
           <w:rPr>
             <w:rStyle w:val="Hyperlink"/>
@@ -6553,8 +6634,8 @@
         </w:r>
       </w:hyperlink>
     </w:p>
-    <w:bookmarkEnd w:id="67"/>
-    <w:bookmarkStart w:id="69" w:name="ref-Catchen2023MisLin"/>
+    <w:bookmarkEnd w:id="69"/>
+    <w:bookmarkStart w:id="71" w:name="ref-Catchen2023MisLin"/>
     <w:p>
       <w:pPr>
         <w:pStyle w:val="Bibliography"/>
@@ -6565,7 +6646,7 @@
       <w:r>
         <w:t xml:space="preserve"> </w:t>
       </w:r>
-      <w:hyperlink r:id="rId68">
+      <w:hyperlink r:id="rId70">
         <w:r>
           <w:rPr>
             <w:rStyle w:val="Hyperlink"/>
@@ -6577,8 +6658,8 @@
         <w:t xml:space="preserve">. Accessed 19 Jan 2023</w:t>
       </w:r>
     </w:p>
-    <w:bookmarkEnd w:id="69"/>
-    <w:bookmarkStart w:id="71" w:name="ref-CBD2022DecAdoa"/>
+    <w:bookmarkEnd w:id="71"/>
+    <w:bookmarkStart w:id="73" w:name="ref-CBD2022DecAdoa"/>
     <w:p>
       <w:pPr>
         <w:pStyle w:val="Bibliography"/>
@@ -6589,7 +6670,7 @@
       <w:r>
         <w:t xml:space="preserve"> </w:t>
       </w:r>
-      <w:hyperlink r:id="rId70">
+      <w:hyperlink r:id="rId72">
         <w:r>
           <w:rPr>
             <w:rStyle w:val="Hyperlink"/>
@@ -6634,8 +6715,8 @@
         </w:r>
       </w:hyperlink>
     </w:p>
-    <w:bookmarkEnd w:id="71"/>
-    <w:bookmarkStart w:id="73" w:name="ref-Chacoff2012EvaSam"/>
+    <w:bookmarkEnd w:id="73"/>
+    <w:bookmarkStart w:id="75" w:name="ref-Chacoff2012EvaSam"/>
     <w:p>
       <w:pPr>
         <w:pStyle w:val="Bibliography"/>
@@ -6646,7 +6727,7 @@
       <w:r>
         <w:t xml:space="preserve"> </w:t>
       </w:r>
-      <w:hyperlink r:id="rId72">
+      <w:hyperlink r:id="rId74">
         <w:r>
           <w:rPr>
             <w:rStyle w:val="Hyperlink"/>
@@ -6655,8 +6736,8 @@
         </w:r>
       </w:hyperlink>
     </w:p>
-    <w:bookmarkEnd w:id="73"/>
-    <w:bookmarkStart w:id="75" w:name="ref-Chiu2023QuaEst"/>
+    <w:bookmarkEnd w:id="75"/>
+    <w:bookmarkStart w:id="77" w:name="ref-Chiu2023QuaEst"/>
     <w:p>
       <w:pPr>
         <w:pStyle w:val="Bibliography"/>
@@ -6667,7 +6748,7 @@
       <w:r>
         <w:t xml:space="preserve"> </w:t>
       </w:r>
-      <w:hyperlink r:id="rId74">
+      <w:hyperlink r:id="rId76">
         <w:r>
           <w:rPr>
             <w:rStyle w:val="Hyperlink"/>
@@ -6676,8 +6757,8 @@
         </w:r>
       </w:hyperlink>
     </w:p>
-    <w:bookmarkEnd w:id="75"/>
-    <w:bookmarkStart w:id="77" w:name="ref-Cirtwill2019QuaFra"/>
+    <w:bookmarkEnd w:id="77"/>
+    <w:bookmarkStart w:id="79" w:name="ref-Cirtwill2019QuaFra"/>
     <w:p>
       <w:pPr>
         <w:pStyle w:val="Bibliography"/>
@@ -6688,7 +6769,7 @@
       <w:r>
         <w:t xml:space="preserve"> </w:t>
       </w:r>
-      <w:hyperlink r:id="rId76">
+      <w:hyperlink r:id="rId78">
         <w:r>
           <w:rPr>
             <w:rStyle w:val="Hyperlink"/>
@@ -6697,19 +6778,52 @@
         </w:r>
       </w:hyperlink>
     </w:p>
-    <w:bookmarkEnd w:id="77"/>
-    <w:bookmarkStart w:id="79" w:name="ref-Dansereau2024SpaExp"/>
+    <w:bookmarkEnd w:id="79"/>
+    <w:bookmarkStart w:id="81" w:name="ref-Dansereau2026GabNet"/>
     <w:p>
       <w:pPr>
         <w:pStyle w:val="Bibliography"/>
       </w:pPr>
       <w:r>
+        <w:t xml:space="preserve">Dansereau G (2026)</w:t>
+      </w:r>
+      <w:r>
+        <w:t xml:space="preserve"> </w:t>
+      </w:r>
+      <w:hyperlink r:id="rId80">
+        <w:r>
+          <w:rPr>
+            <w:rStyle w:val="Hyperlink"/>
+          </w:rPr>
+          <w:t xml:space="preserve">Gabrieldansereau/</w:t>
+        </w:r>
+        <w:r>
+          <w:rPr>
+            <w:rStyle w:val="Hyperlink"/>
+          </w:rPr>
+          <w:t xml:space="preserve">NetworkMonitoring</w:t>
+        </w:r>
+        <w:r>
+          <w:rPr>
+            <w:rStyle w:val="Hyperlink"/>
+          </w:rPr>
+          <w:t xml:space="preserve">: V0.1.0</w:t>
+        </w:r>
+      </w:hyperlink>
+    </w:p>
+    <w:bookmarkEnd w:id="81"/>
+    <w:bookmarkStart w:id="83" w:name="ref-Dansereau2024SpaExp"/>
+    <w:p>
+      <w:pPr>
+        <w:pStyle w:val="Bibliography"/>
+      </w:pPr>
+      <w:r>
         <w:t xml:space="preserve">Dansereau G, Barros C, Poisot T (2024) Spatially explicit predictions of food web structure from regional-level data. Philosophical Transactions of the Royal Society B: Biological Sciences 379:20230166.</w:t>
       </w:r>
       <w:r>
         <w:t xml:space="preserve"> </w:t>
       </w:r>
-      <w:hyperlink r:id="rId78">
+      <w:hyperlink r:id="rId82">
         <w:r>
           <w:rPr>
             <w:rStyle w:val="Hyperlink"/>
@@ -6718,8 +6832,8 @@
         </w:r>
       </w:hyperlink>
     </w:p>
-    <w:bookmarkEnd w:id="79"/>
-    <w:bookmarkStart w:id="81" w:name="ref-Dansereau2025OveDis"/>
+    <w:bookmarkEnd w:id="83"/>
+    <w:bookmarkStart w:id="85" w:name="ref-Dansereau2025OveDis"/>
     <w:p>
       <w:pPr>
         <w:pStyle w:val="Bibliography"/>
@@ -6730,7 +6844,7 @@
       <w:r>
         <w:t xml:space="preserve"> </w:t>
       </w:r>
-      <w:hyperlink r:id="rId80">
+      <w:hyperlink r:id="rId84">
         <w:r>
           <w:rPr>
             <w:rStyle w:val="Hyperlink"/>
@@ -6739,8 +6853,8 @@
         </w:r>
       </w:hyperlink>
     </w:p>
-    <w:bookmarkEnd w:id="81"/>
-    <w:bookmarkStart w:id="83" w:name="ref-Daugaard2024DepFor"/>
+    <w:bookmarkEnd w:id="85"/>
+    <w:bookmarkStart w:id="87" w:name="ref-Daugaard2024DepFor"/>
     <w:p>
       <w:pPr>
         <w:pStyle w:val="Bibliography"/>
@@ -6751,7 +6865,7 @@
       <w:r>
         <w:t xml:space="preserve"> </w:t>
       </w:r>
-      <w:hyperlink r:id="rId82">
+      <w:hyperlink r:id="rId86">
         <w:r>
           <w:rPr>
             <w:rStyle w:val="Hyperlink"/>
@@ -6760,8 +6874,8 @@
         </w:r>
       </w:hyperlink>
     </w:p>
-    <w:bookmarkEnd w:id="83"/>
-    <w:bookmarkStart w:id="85" w:name="ref-deAguiar2019RevBia"/>
+    <w:bookmarkEnd w:id="87"/>
+    <w:bookmarkStart w:id="89" w:name="ref-deAguiar2019RevBia"/>
     <w:p>
       <w:pPr>
         <w:pStyle w:val="Bibliography"/>
@@ -6772,7 +6886,7 @@
       <w:r>
         <w:t xml:space="preserve"> </w:t>
       </w:r>
-      <w:hyperlink r:id="rId84">
+      <w:hyperlink r:id="rId88">
         <w:r>
           <w:rPr>
             <w:rStyle w:val="Hyperlink"/>
@@ -6781,8 +6895,8 @@
         </w:r>
       </w:hyperlink>
     </w:p>
-    <w:bookmarkEnd w:id="85"/>
-    <w:bookmarkStart w:id="87" w:name="ref-Delmas2019AnaEco"/>
+    <w:bookmarkEnd w:id="89"/>
+    <w:bookmarkStart w:id="91" w:name="ref-Delmas2019AnaEco"/>
     <w:p>
       <w:pPr>
         <w:pStyle w:val="Bibliography"/>
@@ -6793,7 +6907,7 @@
       <w:r>
         <w:t xml:space="preserve"> </w:t>
       </w:r>
-      <w:hyperlink r:id="rId86">
+      <w:hyperlink r:id="rId90">
         <w:r>
           <w:rPr>
             <w:rStyle w:val="Hyperlink"/>
@@ -6802,8 +6916,8 @@
         </w:r>
       </w:hyperlink>
     </w:p>
-    <w:bookmarkEnd w:id="87"/>
-    <w:bookmarkStart w:id="89" w:name="ref-Dore2021RelEff"/>
+    <w:bookmarkEnd w:id="91"/>
+    <w:bookmarkStart w:id="93" w:name="ref-Dore2021RelEff"/>
     <w:p>
       <w:pPr>
         <w:pStyle w:val="Bibliography"/>
@@ -6814,7 +6928,7 @@
       <w:r>
         <w:t xml:space="preserve"> </w:t>
       </w:r>
-      <w:hyperlink r:id="rId88">
+      <w:hyperlink r:id="rId92">
         <w:r>
           <w:rPr>
             <w:rStyle w:val="Hyperlink"/>
@@ -6823,8 +6937,8 @@
         </w:r>
       </w:hyperlink>
     </w:p>
-    <w:bookmarkEnd w:id="89"/>
-    <w:bookmarkStart w:id="91" w:name="ref-Duchardt2023UsiNeu"/>
+    <w:bookmarkEnd w:id="93"/>
+    <w:bookmarkStart w:id="95" w:name="ref-Duchardt2023UsiNeu"/>
     <w:p>
       <w:pPr>
         <w:pStyle w:val="Bibliography"/>
@@ -6835,7 +6949,7 @@
       <w:r>
         <w:t xml:space="preserve"> </w:t>
       </w:r>
-      <w:hyperlink r:id="rId90">
+      <w:hyperlink r:id="rId94">
         <w:r>
           <w:rPr>
             <w:rStyle w:val="Hyperlink"/>
@@ -6844,8 +6958,8 @@
         </w:r>
       </w:hyperlink>
     </w:p>
-    <w:bookmarkEnd w:id="91"/>
-    <w:bookmarkStart w:id="93" w:name="ref-Dunne2002NetStr"/>
+    <w:bookmarkEnd w:id="95"/>
+    <w:bookmarkStart w:id="97" w:name="ref-Dunne2002NetStr"/>
     <w:p>
       <w:pPr>
         <w:pStyle w:val="Bibliography"/>
@@ -6856,7 +6970,7 @@
       <w:r>
         <w:t xml:space="preserve"> </w:t>
       </w:r>
-      <w:hyperlink r:id="rId92">
+      <w:hyperlink r:id="rId96">
         <w:r>
           <w:rPr>
             <w:rStyle w:val="Hyperlink"/>
@@ -6865,8 +6979,8 @@
         </w:r>
       </w:hyperlink>
     </w:p>
-    <w:bookmarkEnd w:id="93"/>
-    <w:bookmarkStart w:id="95" w:name="ref-Dunne2004NetStr"/>
+    <w:bookmarkEnd w:id="97"/>
+    <w:bookmarkStart w:id="99" w:name="ref-Dunne2004NetStr"/>
     <w:p>
       <w:pPr>
         <w:pStyle w:val="Bibliography"/>
@@ -6877,7 +6991,7 @@
       <w:r>
         <w:t xml:space="preserve"> </w:t>
       </w:r>
-      <w:hyperlink r:id="rId94">
+      <w:hyperlink r:id="rId98">
         <w:r>
           <w:rPr>
             <w:rStyle w:val="Hyperlink"/>
@@ -6886,8 +7000,8 @@
         </w:r>
       </w:hyperlink>
     </w:p>
-    <w:bookmarkEnd w:id="95"/>
-    <w:bookmarkStart w:id="97" w:name="ref-Etherington2015NlmPyt"/>
+    <w:bookmarkEnd w:id="99"/>
+    <w:bookmarkStart w:id="101" w:name="ref-Etherington2015NlmPyt"/>
     <w:p>
       <w:pPr>
         <w:pStyle w:val="Bibliography"/>
@@ -6907,7 +7021,7 @@
       <w:r>
         <w:t xml:space="preserve"> </w:t>
       </w:r>
-      <w:hyperlink r:id="rId96">
+      <w:hyperlink r:id="rId100">
         <w:r>
           <w:rPr>
             <w:rStyle w:val="Hyperlink"/>
@@ -6916,8 +7030,8 @@
         </w:r>
       </w:hyperlink>
     </w:p>
-    <w:bookmarkEnd w:id="97"/>
-    <w:bookmarkStart w:id="99" w:name="ref-Ficetola2018OptMon"/>
+    <w:bookmarkEnd w:id="101"/>
+    <w:bookmarkStart w:id="103" w:name="ref-Ficetola2018OptMon"/>
     <w:p>
       <w:pPr>
         <w:pStyle w:val="Bibliography"/>
@@ -6928,7 +7042,7 @@
       <w:r>
         <w:t xml:space="preserve"> </w:t>
       </w:r>
-      <w:hyperlink r:id="rId98">
+      <w:hyperlink r:id="rId102">
         <w:r>
           <w:rPr>
             <w:rStyle w:val="Hyperlink"/>
@@ -6937,8 +7051,8 @@
         </w:r>
       </w:hyperlink>
     </w:p>
-    <w:bookmarkEnd w:id="99"/>
-    <w:bookmarkStart w:id="101" w:name="ref-FletcherJr.2025SpeRic"/>
+    <w:bookmarkEnd w:id="103"/>
+    <w:bookmarkStart w:id="105" w:name="ref-FletcherJr.2025SpeRic"/>
     <w:p>
       <w:pPr>
         <w:pStyle w:val="Bibliography"/>
@@ -6970,7 +7084,7 @@
       <w:r>
         <w:t xml:space="preserve"> </w:t>
       </w:r>
-      <w:hyperlink r:id="rId100">
+      <w:hyperlink r:id="rId104">
         <w:r>
           <w:rPr>
             <w:rStyle w:val="Hyperlink"/>
@@ -6979,8 +7093,8 @@
         </w:r>
       </w:hyperlink>
     </w:p>
-    <w:bookmarkEnd w:id="101"/>
-    <w:bookmarkStart w:id="103" w:name="ref-Forero-Munoz2025SpaLan"/>
+    <w:bookmarkEnd w:id="105"/>
+    <w:bookmarkStart w:id="107" w:name="ref-Forero-Munoz2025SpaLan"/>
     <w:p>
       <w:pPr>
         <w:pStyle w:val="Bibliography"/>
@@ -6991,7 +7105,7 @@
       <w:r>
         <w:t xml:space="preserve"> </w:t>
       </w:r>
-      <w:hyperlink r:id="rId102">
+      <w:hyperlink r:id="rId106">
         <w:r>
           <w:rPr>
             <w:rStyle w:val="Hyperlink"/>
@@ -7000,8 +7114,8 @@
         </w:r>
       </w:hyperlink>
     </w:p>
-    <w:bookmarkEnd w:id="103"/>
-    <w:bookmarkStart w:id="105" w:name="ref-Gardner1987NeuMod"/>
+    <w:bookmarkEnd w:id="107"/>
+    <w:bookmarkStart w:id="109" w:name="ref-Gardner1987NeuMod"/>
     <w:p>
       <w:pPr>
         <w:pStyle w:val="Bibliography"/>
@@ -7012,7 +7126,7 @@
       <w:r>
         <w:t xml:space="preserve"> </w:t>
       </w:r>
-      <w:hyperlink r:id="rId104">
+      <w:hyperlink r:id="rId108">
         <w:r>
           <w:rPr>
             <w:rStyle w:val="Hyperlink"/>
@@ -7021,8 +7135,8 @@
         </w:r>
       </w:hyperlink>
     </w:p>
-    <w:bookmarkEnd w:id="105"/>
-    <w:bookmarkStart w:id="107" w:name="ref-Garzke2019TroInt"/>
+    <w:bookmarkEnd w:id="109"/>
+    <w:bookmarkStart w:id="111" w:name="ref-Garzke2019TroInt"/>
     <w:p>
       <w:pPr>
         <w:pStyle w:val="Bibliography"/>
@@ -7033,7 +7147,7 @@
       <w:r>
         <w:t xml:space="preserve"> </w:t>
       </w:r>
-      <w:hyperlink r:id="rId106">
+      <w:hyperlink r:id="rId110">
         <w:r>
           <w:rPr>
             <w:rStyle w:val="Hyperlink"/>
@@ -7042,8 +7156,8 @@
         </w:r>
       </w:hyperlink>
     </w:p>
-    <w:bookmarkEnd w:id="107"/>
-    <w:bookmarkStart w:id="109" w:name="ref-Gonzalez2025BioObs"/>
+    <w:bookmarkEnd w:id="111"/>
+    <w:bookmarkStart w:id="113" w:name="ref-Gonzalez2025BioObs"/>
     <w:p>
       <w:pPr>
         <w:pStyle w:val="Bibliography"/>
@@ -7075,7 +7189,7 @@
       <w:r>
         <w:t xml:space="preserve"> </w:t>
       </w:r>
-      <w:hyperlink r:id="rId108">
+      <w:hyperlink r:id="rId112">
         <w:r>
           <w:rPr>
             <w:rStyle w:val="Hyperlink"/>
@@ -7084,8 +7198,8 @@
         </w:r>
       </w:hyperlink>
     </w:p>
-    <w:bookmarkEnd w:id="109"/>
-    <w:bookmarkStart w:id="111" w:name="ref-Gonzalez2023GloBio"/>
+    <w:bookmarkEnd w:id="113"/>
+    <w:bookmarkStart w:id="115" w:name="ref-Gonzalez2023GloBio"/>
     <w:p>
       <w:pPr>
         <w:pStyle w:val="Bibliography"/>
@@ -7096,7 +7210,7 @@
       <w:r>
         <w:t xml:space="preserve"> </w:t>
       </w:r>
-      <w:hyperlink r:id="rId110">
+      <w:hyperlink r:id="rId114">
         <w:r>
           <w:rPr>
             <w:rStyle w:val="Hyperlink"/>
@@ -7105,8 +7219,8 @@
         </w:r>
       </w:hyperlink>
     </w:p>
-    <w:bookmarkEnd w:id="111"/>
-    <w:bookmarkStart w:id="113" w:name="ref-Gravel2013InfFoo"/>
+    <w:bookmarkEnd w:id="115"/>
+    <w:bookmarkStart w:id="117" w:name="ref-Gravel2013InfFoo"/>
     <w:p>
       <w:pPr>
         <w:pStyle w:val="Bibliography"/>
@@ -7117,7 +7231,7 @@
       <w:r>
         <w:t xml:space="preserve"> </w:t>
       </w:r>
-      <w:hyperlink r:id="rId112">
+      <w:hyperlink r:id="rId116">
         <w:r>
           <w:rPr>
             <w:rStyle w:val="Hyperlink"/>
@@ -7126,8 +7240,8 @@
         </w:r>
       </w:hyperlink>
     </w:p>
-    <w:bookmarkEnd w:id="113"/>
-    <w:bookmarkStart w:id="115" w:name="ref-Harvey2017BriEco"/>
+    <w:bookmarkEnd w:id="117"/>
+    <w:bookmarkStart w:id="119" w:name="ref-Harvey2017BriEco"/>
     <w:p>
       <w:pPr>
         <w:pStyle w:val="Bibliography"/>
@@ -7138,7 +7252,7 @@
       <w:r>
         <w:t xml:space="preserve"> </w:t>
       </w:r>
-      <w:hyperlink r:id="rId114">
+      <w:hyperlink r:id="rId118">
         <w:r>
           <w:rPr>
             <w:rStyle w:val="Hyperlink"/>
@@ -7147,8 +7261,8 @@
         </w:r>
       </w:hyperlink>
     </w:p>
-    <w:bookmarkEnd w:id="115"/>
-    <w:bookmarkStart w:id="117" w:name="ref-Henriksen2019EffNet"/>
+    <w:bookmarkEnd w:id="119"/>
+    <w:bookmarkStart w:id="121" w:name="ref-Henriksen2019EffNet"/>
     <w:p>
       <w:pPr>
         <w:pStyle w:val="Bibliography"/>
@@ -7159,7 +7273,7 @@
       <w:r>
         <w:t xml:space="preserve"> </w:t>
       </w:r>
-      <w:hyperlink r:id="rId116">
+      <w:hyperlink r:id="rId120">
         <w:r>
           <w:rPr>
             <w:rStyle w:val="Hyperlink"/>
@@ -7168,8 +7282,8 @@
         </w:r>
       </w:hyperlink>
     </w:p>
-    <w:bookmarkEnd w:id="117"/>
-    <w:bookmarkStart w:id="119" w:name="ref-Hesselbarth2024ComMet"/>
+    <w:bookmarkEnd w:id="121"/>
+    <w:bookmarkStart w:id="123" w:name="ref-Hesselbarth2024ComMet"/>
     <w:p>
       <w:pPr>
         <w:pStyle w:val="Bibliography"/>
@@ -7201,7 +7315,7 @@
       <w:r>
         <w:t xml:space="preserve"> </w:t>
       </w:r>
-      <w:hyperlink r:id="rId118">
+      <w:hyperlink r:id="rId122">
         <w:r>
           <w:rPr>
             <w:rStyle w:val="Hyperlink"/>
@@ -7210,8 +7324,8 @@
         </w:r>
       </w:hyperlink>
     </w:p>
-    <w:bookmarkEnd w:id="119"/>
-    <w:bookmarkStart w:id="121" w:name="ref-Hillebrand2018BioCha"/>
+    <w:bookmarkEnd w:id="123"/>
+    <w:bookmarkStart w:id="125" w:name="ref-Hillebrand2018BioCha"/>
     <w:p>
       <w:pPr>
         <w:pStyle w:val="Bibliography"/>
@@ -7234,7 +7348,7 @@
       <w:r>
         <w:t xml:space="preserve"> </w:t>
       </w:r>
-      <w:hyperlink r:id="rId120">
+      <w:hyperlink r:id="rId124">
         <w:r>
           <w:rPr>
             <w:rStyle w:val="Hyperlink"/>
@@ -7243,8 +7357,8 @@
         </w:r>
       </w:hyperlink>
     </w:p>
-    <w:bookmarkEnd w:id="121"/>
-    <w:bookmarkStart w:id="123" w:name="ref-Hillebrand2025OpePer"/>
+    <w:bookmarkEnd w:id="125"/>
+    <w:bookmarkStart w:id="127" w:name="ref-Hillebrand2025OpePer"/>
     <w:p>
       <w:pPr>
         <w:pStyle w:val="Bibliography"/>
@@ -7255,7 +7369,7 @@
       <w:r>
         <w:t xml:space="preserve"> </w:t>
       </w:r>
-      <w:hyperlink r:id="rId122">
+      <w:hyperlink r:id="rId126">
         <w:r>
           <w:rPr>
             <w:rStyle w:val="Hyperlink"/>
@@ -7264,8 +7378,8 @@
         </w:r>
       </w:hyperlink>
     </w:p>
-    <w:bookmarkEnd w:id="123"/>
-    <w:bookmarkStart w:id="125" w:name="ref-Hortal2015SevSho"/>
+    <w:bookmarkEnd w:id="127"/>
+    <w:bookmarkStart w:id="129" w:name="ref-Hortal2015SevSho"/>
     <w:p>
       <w:pPr>
         <w:pStyle w:val="Bibliography"/>
@@ -7309,7 +7423,7 @@
       <w:r>
         <w:t xml:space="preserve"> </w:t>
       </w:r>
-      <w:hyperlink r:id="rId124">
+      <w:hyperlink r:id="rId128">
         <w:r>
           <w:rPr>
             <w:rStyle w:val="Hyperlink"/>
@@ -7318,8 +7432,8 @@
         </w:r>
       </w:hyperlink>
     </w:p>
-    <w:bookmarkEnd w:id="125"/>
-    <w:bookmarkStart w:id="127" w:name="ref-Jordano2016SamNet"/>
+    <w:bookmarkEnd w:id="129"/>
+    <w:bookmarkStart w:id="131" w:name="ref-Jordano2016SamNet"/>
     <w:p>
       <w:pPr>
         <w:pStyle w:val="Bibliography"/>
@@ -7330,7 +7444,7 @@
       <w:r>
         <w:t xml:space="preserve"> </w:t>
       </w:r>
-      <w:hyperlink r:id="rId126">
+      <w:hyperlink r:id="rId130">
         <w:r>
           <w:rPr>
             <w:rStyle w:val="Hyperlink"/>
@@ -7339,8 +7453,8 @@
         </w:r>
       </w:hyperlink>
     </w:p>
-    <w:bookmarkEnd w:id="127"/>
-    <w:bookmarkStart w:id="129" w:name="ref-Kermorvant2019SpaBal"/>
+    <w:bookmarkEnd w:id="131"/>
+    <w:bookmarkStart w:id="133" w:name="ref-Kermorvant2019SpaBal"/>
     <w:p>
       <w:pPr>
         <w:pStyle w:val="Bibliography"/>
@@ -7351,7 +7465,7 @@
       <w:r>
         <w:t xml:space="preserve"> </w:t>
       </w:r>
-      <w:hyperlink r:id="rId128">
+      <w:hyperlink r:id="rId132">
         <w:r>
           <w:rPr>
             <w:rStyle w:val="Hyperlink"/>
@@ -7360,8 +7474,8 @@
         </w:r>
       </w:hyperlink>
     </w:p>
-    <w:bookmarkEnd w:id="129"/>
-    <w:bookmarkStart w:id="131" w:name="ref-Kissling2024ModEff"/>
+    <w:bookmarkEnd w:id="133"/>
+    <w:bookmarkStart w:id="135" w:name="ref-Kissling2024ModEff"/>
     <w:p>
       <w:pPr>
         <w:pStyle w:val="Bibliography"/>
@@ -7372,7 +7486,7 @@
       <w:r>
         <w:t xml:space="preserve"> </w:t>
       </w:r>
-      <w:hyperlink r:id="rId130">
+      <w:hyperlink r:id="rId134">
         <w:r>
           <w:rPr>
             <w:rStyle w:val="Hyperlink"/>
@@ -7405,8 +7519,8 @@
         </w:r>
       </w:hyperlink>
     </w:p>
-    <w:bookmarkEnd w:id="131"/>
-    <w:bookmarkStart w:id="133" w:name="ref-Lange2023ActLea"/>
+    <w:bookmarkEnd w:id="135"/>
+    <w:bookmarkStart w:id="137" w:name="ref-Lange2023ActLea"/>
     <w:p>
       <w:pPr>
         <w:pStyle w:val="Bibliography"/>
@@ -7417,7 +7531,7 @@
       <w:r>
         <w:t xml:space="preserve"> </w:t>
       </w:r>
-      <w:hyperlink r:id="rId132">
+      <w:hyperlink r:id="rId136">
         <w:r>
           <w:rPr>
             <w:rStyle w:val="Hyperlink"/>
@@ -7441,8 +7555,8 @@
         <w:t xml:space="preserve">. Advances in Neural Information Processing Systems 36:41892–41913</w:t>
       </w:r>
     </w:p>
-    <w:bookmarkEnd w:id="133"/>
-    <w:bookmarkStart w:id="134" w:name="ref-Lewis1994SeqAlg"/>
+    <w:bookmarkEnd w:id="137"/>
+    <w:bookmarkStart w:id="138" w:name="ref-Lewis1994SeqAlg"/>
     <w:p>
       <w:pPr>
         <w:pStyle w:val="Bibliography"/>
@@ -7475,8 +7589,8 @@
         <w:t xml:space="preserve">and development in information retrieval. Springer-Verlag, Berlin, Heidelberg, pp 3–12</w:t>
       </w:r>
     </w:p>
-    <w:bookmarkEnd w:id="134"/>
-    <w:bookmarkStart w:id="136" w:name="ref-Malek2019OptFie"/>
+    <w:bookmarkEnd w:id="138"/>
+    <w:bookmarkStart w:id="140" w:name="ref-Malek2019OptFie"/>
     <w:p>
       <w:pPr>
         <w:pStyle w:val="Bibliography"/>
@@ -7508,7 +7622,7 @@
       <w:r>
         <w:t xml:space="preserve"> </w:t>
       </w:r>
-      <w:hyperlink r:id="rId135">
+      <w:hyperlink r:id="rId139">
         <w:r>
           <w:rPr>
             <w:rStyle w:val="Hyperlink"/>
@@ -7517,8 +7631,8 @@
         </w:r>
       </w:hyperlink>
     </w:p>
-    <w:bookmarkEnd w:id="136"/>
-    <w:bookmarkStart w:id="138" w:name="ref-McCann2007ProBio"/>
+    <w:bookmarkEnd w:id="140"/>
+    <w:bookmarkStart w:id="142" w:name="ref-McCann2007ProBio"/>
     <w:p>
       <w:pPr>
         <w:pStyle w:val="Bibliography"/>
@@ -7529,7 +7643,7 @@
       <w:r>
         <w:t xml:space="preserve"> </w:t>
       </w:r>
-      <w:hyperlink r:id="rId137">
+      <w:hyperlink r:id="rId141">
         <w:r>
           <w:rPr>
             <w:rStyle w:val="Hyperlink"/>
@@ -7538,8 +7652,8 @@
         </w:r>
       </w:hyperlink>
     </w:p>
-    <w:bookmarkEnd w:id="138"/>
-    <w:bookmarkStart w:id="140" w:name="ref-McEwen2025StrAct"/>
+    <w:bookmarkEnd w:id="142"/>
+    <w:bookmarkStart w:id="144" w:name="ref-McEwen2025StrAct"/>
     <w:p>
       <w:pPr>
         <w:pStyle w:val="Bibliography"/>
@@ -7583,7 +7697,7 @@
       <w:r>
         <w:t xml:space="preserve"> </w:t>
       </w:r>
-      <w:hyperlink r:id="rId139">
+      <w:hyperlink r:id="rId143">
         <w:r>
           <w:rPr>
             <w:rStyle w:val="Hyperlink"/>
@@ -7595,8 +7709,8 @@
         <w:t xml:space="preserve">. Accessed 2 Oct 2025</w:t>
       </w:r>
     </w:p>
-    <w:bookmarkEnd w:id="140"/>
-    <w:bookmarkStart w:id="142" w:name="ref-McLeod2021SamAsy"/>
+    <w:bookmarkEnd w:id="144"/>
+    <w:bookmarkStart w:id="146" w:name="ref-McLeod2021SamAsy"/>
     <w:p>
       <w:pPr>
         <w:pStyle w:val="Bibliography"/>
@@ -7607,7 +7721,7 @@
       <w:r>
         <w:t xml:space="preserve"> </w:t>
       </w:r>
-      <w:hyperlink r:id="rId141">
+      <w:hyperlink r:id="rId145">
         <w:r>
           <w:rPr>
             <w:rStyle w:val="Hyperlink"/>
@@ -7616,8 +7730,8 @@
         </w:r>
       </w:hyperlink>
     </w:p>
-    <w:bookmarkEnd w:id="142"/>
-    <w:bookmarkStart w:id="144" w:name="ref-Mestre2022DisFoo"/>
+    <w:bookmarkEnd w:id="146"/>
+    <w:bookmarkStart w:id="148" w:name="ref-Mestre2022DisFoo"/>
     <w:p>
       <w:pPr>
         <w:pStyle w:val="Bibliography"/>
@@ -7640,7 +7754,7 @@
       <w:r>
         <w:t xml:space="preserve"> </w:t>
       </w:r>
-      <w:hyperlink r:id="rId143">
+      <w:hyperlink r:id="rId147">
         <w:r>
           <w:rPr>
             <w:rStyle w:val="Hyperlink"/>
@@ -7649,8 +7763,8 @@
         </w:r>
       </w:hyperlink>
     </w:p>
-    <w:bookmarkEnd w:id="144"/>
-    <w:bookmarkStart w:id="146" w:name="ref-Moracho2025RebEco"/>
+    <w:bookmarkEnd w:id="148"/>
+    <w:bookmarkStart w:id="150" w:name="ref-Moracho2025RebEco"/>
     <w:p>
       <w:pPr>
         <w:pStyle w:val="Bibliography"/>
@@ -7673,7 +7787,7 @@
       <w:r>
         <w:t xml:space="preserve"> </w:t>
       </w:r>
-      <w:hyperlink r:id="rId145">
+      <w:hyperlink r:id="rId149">
         <w:r>
           <w:rPr>
             <w:rStyle w:val="Hyperlink"/>
@@ -7682,8 +7796,8 @@
         </w:r>
       </w:hyperlink>
     </w:p>
-    <w:bookmarkEnd w:id="146"/>
-    <w:bookmarkStart w:id="148" w:name="ref-Morales-Castilla2015InfBio"/>
+    <w:bookmarkEnd w:id="150"/>
+    <w:bookmarkStart w:id="152" w:name="ref-Morales-Castilla2015InfBio"/>
     <w:p>
       <w:pPr>
         <w:pStyle w:val="Bibliography"/>
@@ -7694,7 +7808,7 @@
       <w:r>
         <w:t xml:space="preserve"> </w:t>
       </w:r>
-      <w:hyperlink r:id="rId147">
+      <w:hyperlink r:id="rId151">
         <w:r>
           <w:rPr>
             <w:rStyle w:val="Hyperlink"/>
@@ -7703,8 +7817,8 @@
         </w:r>
       </w:hyperlink>
     </w:p>
-    <w:bookmarkEnd w:id="148"/>
-    <w:bookmarkStart w:id="150" w:name="ref-Navarro2017MonBio"/>
+    <w:bookmarkEnd w:id="152"/>
+    <w:bookmarkStart w:id="154" w:name="ref-Navarro2017MonBio"/>
     <w:p>
       <w:pPr>
         <w:pStyle w:val="Bibliography"/>
@@ -7715,7 +7829,7 @@
       <w:r>
         <w:t xml:space="preserve"> </w:t>
       </w:r>
-      <w:hyperlink r:id="rId149">
+      <w:hyperlink r:id="rId153">
         <w:r>
           <w:rPr>
             <w:rStyle w:val="Hyperlink"/>
@@ -7724,8 +7838,8 @@
         </w:r>
       </w:hyperlink>
     </w:p>
-    <w:bookmarkEnd w:id="150"/>
-    <w:bookmarkStart w:id="152" w:name="ref-Norman2025SitSel"/>
+    <w:bookmarkEnd w:id="154"/>
+    <w:bookmarkStart w:id="156" w:name="ref-Norman2025SitSel"/>
     <w:p>
       <w:pPr>
         <w:pStyle w:val="Bibliography"/>
@@ -7736,7 +7850,7 @@
       <w:r>
         <w:t xml:space="preserve"> </w:t>
       </w:r>
-      <w:hyperlink r:id="rId151">
+      <w:hyperlink r:id="rId155">
         <w:r>
           <w:rPr>
             <w:rStyle w:val="Hyperlink"/>
@@ -7745,8 +7859,8 @@
         </w:r>
       </w:hyperlink>
     </w:p>
-    <w:bookmarkEnd w:id="152"/>
-    <w:bookmarkStart w:id="154" w:name="ref-Pires2017FriPar"/>
+    <w:bookmarkEnd w:id="156"/>
+    <w:bookmarkStart w:id="158" w:name="ref-Pires2017FriPar"/>
     <w:p>
       <w:pPr>
         <w:pStyle w:val="Bibliography"/>
@@ -7769,7 +7883,7 @@
       <w:r>
         <w:t xml:space="preserve"> </w:t>
       </w:r>
-      <w:hyperlink r:id="rId153">
+      <w:hyperlink r:id="rId157">
         <w:r>
           <w:rPr>
             <w:rStyle w:val="Hyperlink"/>
@@ -7778,8 +7892,8 @@
         </w:r>
       </w:hyperlink>
     </w:p>
-    <w:bookmarkEnd w:id="154"/>
-    <w:bookmarkStart w:id="156" w:name="ref-Poisot2023GuiPre"/>
+    <w:bookmarkEnd w:id="158"/>
+    <w:bookmarkStart w:id="160" w:name="ref-Poisot2023GuiPre"/>
     <w:p>
       <w:pPr>
         <w:pStyle w:val="Bibliography"/>
@@ -7790,7 +7904,7 @@
       <w:r>
         <w:t xml:space="preserve"> </w:t>
       </w:r>
-      <w:hyperlink r:id="rId155">
+      <w:hyperlink r:id="rId159">
         <w:r>
           <w:rPr>
             <w:rStyle w:val="Hyperlink"/>
@@ -7799,8 +7913,8 @@
         </w:r>
       </w:hyperlink>
     </w:p>
-    <w:bookmarkEnd w:id="156"/>
-    <w:bookmarkStart w:id="158" w:name="ref-Poisot2021GloKno"/>
+    <w:bookmarkEnd w:id="160"/>
+    <w:bookmarkStart w:id="162" w:name="ref-Poisot2021GloKno"/>
     <w:p>
       <w:pPr>
         <w:pStyle w:val="Bibliography"/>
@@ -7811,7 +7925,7 @@
       <w:r>
         <w:t xml:space="preserve"> </w:t>
       </w:r>
-      <w:hyperlink r:id="rId157">
+      <w:hyperlink r:id="rId161">
         <w:r>
           <w:rPr>
             <w:rStyle w:val="Hyperlink"/>
@@ -7820,8 +7934,8 @@
         </w:r>
       </w:hyperlink>
     </w:p>
-    <w:bookmarkEnd w:id="158"/>
-    <w:bookmarkStart w:id="160" w:name="ref-Poisot2012DisSpe"/>
+    <w:bookmarkEnd w:id="162"/>
+    <w:bookmarkStart w:id="164" w:name="ref-Poisot2012DisSpe"/>
     <w:p>
       <w:pPr>
         <w:pStyle w:val="Bibliography"/>
@@ -7832,7 +7946,7 @@
       <w:r>
         <w:t xml:space="preserve"> </w:t>
       </w:r>
-      <w:hyperlink r:id="rId159">
+      <w:hyperlink r:id="rId163">
         <w:r>
           <w:rPr>
             <w:rStyle w:val="Hyperlink"/>
@@ -7841,8 +7955,8 @@
         </w:r>
       </w:hyperlink>
     </w:p>
-    <w:bookmarkEnd w:id="160"/>
-    <w:bookmarkStart w:id="162" w:name="ref-Poisot2015SpeWhy"/>
+    <w:bookmarkEnd w:id="164"/>
+    <w:bookmarkStart w:id="166" w:name="ref-Poisot2015SpeWhy"/>
     <w:p>
       <w:pPr>
         <w:pStyle w:val="Bibliography"/>
@@ -7853,7 +7967,7 @@
       <w:r>
         <w:t xml:space="preserve"> </w:t>
       </w:r>
-      <w:hyperlink r:id="rId161">
+      <w:hyperlink r:id="rId165">
         <w:r>
           <w:rPr>
             <w:rStyle w:val="Hyperlink"/>
@@ -7862,8 +7976,8 @@
         </w:r>
       </w:hyperlink>
     </w:p>
-    <w:bookmarkEnd w:id="162"/>
-    <w:bookmarkStart w:id="164" w:name="ref-Rioux2022TroNic"/>
+    <w:bookmarkEnd w:id="166"/>
+    <w:bookmarkStart w:id="168" w:name="ref-Rioux2022TroNic"/>
     <w:p>
       <w:pPr>
         <w:pStyle w:val="Bibliography"/>
@@ -7874,7 +7988,7 @@
       <w:r>
         <w:t xml:space="preserve"> </w:t>
       </w:r>
-      <w:hyperlink r:id="rId163">
+      <w:hyperlink r:id="rId167">
         <w:r>
           <w:rPr>
             <w:rStyle w:val="Hyperlink"/>
@@ -7883,8 +7997,8 @@
         </w:r>
       </w:hyperlink>
     </w:p>
-    <w:bookmarkEnd w:id="164"/>
-    <w:bookmarkStart w:id="165" w:name="ref-Robertson2013BasBal"/>
+    <w:bookmarkEnd w:id="168"/>
+    <w:bookmarkStart w:id="169" w:name="ref-Robertson2013BasBal"/>
     <w:p>
       <w:pPr>
         <w:pStyle w:val="Bibliography"/>
@@ -7914,8 +8028,8 @@
         <w:t xml:space="preserve">acceptance sampling of natural resources. Biometrics 69:776–784</w:t>
       </w:r>
     </w:p>
-    <w:bookmarkEnd w:id="165"/>
-    <w:bookmarkStart w:id="167" w:name="ref-Robertson2024WelSam"/>
+    <w:bookmarkEnd w:id="169"/>
+    <w:bookmarkStart w:id="171" w:name="ref-Robertson2024WelSam"/>
     <w:p>
       <w:pPr>
         <w:pStyle w:val="Bibliography"/>
@@ -7926,7 +8040,7 @@
       <w:r>
         <w:t xml:space="preserve"> </w:t>
       </w:r>
-      <w:hyperlink r:id="rId166">
+      <w:hyperlink r:id="rId170">
         <w:r>
           <w:rPr>
             <w:rStyle w:val="Hyperlink"/>
@@ -7935,8 +8049,8 @@
         </w:r>
       </w:hyperlink>
     </w:p>
-    <w:bookmarkEnd w:id="167"/>
-    <w:bookmarkStart w:id="169" w:name="ref-Santana2025LarBio"/>
+    <w:bookmarkEnd w:id="171"/>
+    <w:bookmarkStart w:id="173" w:name="ref-Santana2025LarBio"/>
     <w:p>
       <w:pPr>
         <w:pStyle w:val="Bibliography"/>
@@ -7956,7 +8070,7 @@
       <w:r>
         <w:t xml:space="preserve"> </w:t>
       </w:r>
-      <w:hyperlink r:id="rId168">
+      <w:hyperlink r:id="rId172">
         <w:r>
           <w:rPr>
             <w:rStyle w:val="Hyperlink"/>
@@ -7965,8 +8079,8 @@
         </w:r>
       </w:hyperlink>
     </w:p>
-    <w:bookmarkEnd w:id="169"/>
-    <w:bookmarkStart w:id="171" w:name="ref-Santini2017AssSui"/>
+    <w:bookmarkEnd w:id="173"/>
+    <w:bookmarkStart w:id="175" w:name="ref-Santini2017AssSui"/>
     <w:p>
       <w:pPr>
         <w:pStyle w:val="Bibliography"/>
@@ -7977,7 +8091,7 @@
       <w:r>
         <w:t xml:space="preserve"> </w:t>
       </w:r>
-      <w:hyperlink r:id="rId170">
+      <w:hyperlink r:id="rId174">
         <w:r>
           <w:rPr>
             <w:rStyle w:val="Hyperlink"/>
@@ -7986,8 +8100,8 @@
         </w:r>
       </w:hyperlink>
     </w:p>
-    <w:bookmarkEnd w:id="171"/>
-    <w:bookmarkStart w:id="173" w:name="ref-Settles2009ActLea"/>
+    <w:bookmarkEnd w:id="175"/>
+    <w:bookmarkStart w:id="177" w:name="ref-Settles2009ActLea"/>
     <w:p>
       <w:pPr>
         <w:pStyle w:val="Bibliography"/>
@@ -7998,7 +8112,7 @@
       <w:r>
         <w:t xml:space="preserve"> </w:t>
       </w:r>
-      <w:hyperlink r:id="rId172">
+      <w:hyperlink r:id="rId176">
         <w:r>
           <w:rPr>
             <w:rStyle w:val="Hyperlink"/>
@@ -8022,8 +8136,8 @@
         <w:t xml:space="preserve">. University of Wisconsin-Madison Department of Computer Sciences</w:t>
       </w:r>
     </w:p>
-    <w:bookmarkEnd w:id="173"/>
-    <w:bookmarkStart w:id="175" w:name="ref-Smith-Ramesh2017GloSyn"/>
+    <w:bookmarkEnd w:id="177"/>
+    <w:bookmarkStart w:id="179" w:name="ref-Smith-Ramesh2017GloSyn"/>
     <w:p>
       <w:pPr>
         <w:pStyle w:val="Bibliography"/>
@@ -8034,7 +8148,7 @@
       <w:r>
         <w:t xml:space="preserve"> </w:t>
       </w:r>
-      <w:hyperlink r:id="rId174">
+      <w:hyperlink r:id="rId178">
         <w:r>
           <w:rPr>
             <w:rStyle w:val="Hyperlink"/>
@@ -8043,8 +8157,8 @@
         </w:r>
       </w:hyperlink>
     </w:p>
-    <w:bookmarkEnd w:id="175"/>
-    <w:bookmarkStart w:id="177" w:name="ref-Thompson2017DisGov"/>
+    <w:bookmarkEnd w:id="179"/>
+    <w:bookmarkStart w:id="181" w:name="ref-Thompson2017DisGov"/>
     <w:p>
       <w:pPr>
         <w:pStyle w:val="Bibliography"/>
@@ -8055,7 +8169,7 @@
       <w:r>
         <w:t xml:space="preserve"> </w:t>
       </w:r>
-      <w:hyperlink r:id="rId176">
+      <w:hyperlink r:id="rId180">
         <w:r>
           <w:rPr>
             <w:rStyle w:val="Hyperlink"/>
@@ -8064,8 +8178,8 @@
         </w:r>
       </w:hyperlink>
     </w:p>
-    <w:bookmarkEnd w:id="177"/>
-    <w:bookmarkStart w:id="179" w:name="ref-UnitedNations1992ConBio"/>
+    <w:bookmarkEnd w:id="181"/>
+    <w:bookmarkStart w:id="183" w:name="ref-UnitedNations1992ConBio"/>
     <w:p>
       <w:pPr>
         <w:pStyle w:val="Bibliography"/>
@@ -8076,7 +8190,7 @@
       <w:r>
         <w:t xml:space="preserve"> </w:t>
       </w:r>
-      <w:hyperlink r:id="rId178">
+      <w:hyperlink r:id="rId182">
         <w:r>
           <w:rPr>
             <w:rStyle w:val="Hyperlink"/>
@@ -8112,8 +8226,8 @@
         <w:t xml:space="preserve">. United Nations, New Yoek</w:t>
       </w:r>
     </w:p>
-    <w:bookmarkEnd w:id="179"/>
-    <w:bookmarkStart w:id="181" w:name="ref-Valente2022LanLan"/>
+    <w:bookmarkEnd w:id="183"/>
+    <w:bookmarkStart w:id="185" w:name="ref-Valente2022LanLan"/>
     <w:p>
       <w:pPr>
         <w:pStyle w:val="Bibliography"/>
@@ -8124,7 +8238,7 @@
       <w:r>
         <w:t xml:space="preserve"> </w:t>
       </w:r>
-      <w:hyperlink r:id="rId180">
+      <w:hyperlink r:id="rId184">
         <w:r>
           <w:rPr>
             <w:rStyle w:val="Hyperlink"/>
@@ -8133,8 +8247,8 @@
         </w:r>
       </w:hyperlink>
     </w:p>
-    <w:bookmarkEnd w:id="181"/>
-    <w:bookmarkStart w:id="183" w:name="ref-Valiente-Banuet2015SpeLos"/>
+    <w:bookmarkEnd w:id="185"/>
+    <w:bookmarkStart w:id="187" w:name="ref-Valiente-Banuet2015SpeLos"/>
     <w:p>
       <w:pPr>
         <w:pStyle w:val="Bibliography"/>
@@ -8145,7 +8259,7 @@
       <w:r>
         <w:t xml:space="preserve"> </w:t>
       </w:r>
-      <w:hyperlink r:id="rId182">
+      <w:hyperlink r:id="rId186">
         <w:r>
           <w:rPr>
             <w:rStyle w:val="Hyperlink"/>
@@ -8154,8 +8268,8 @@
         </w:r>
       </w:hyperlink>
     </w:p>
-    <w:bookmarkEnd w:id="183"/>
-    <w:bookmarkStart w:id="185" w:name="ref-vanDam-Bates2018UsiBal"/>
+    <w:bookmarkEnd w:id="187"/>
+    <w:bookmarkStart w:id="189" w:name="ref-vanDam-Bates2018UsiBal"/>
     <w:p>
       <w:pPr>
         <w:pStyle w:val="Bibliography"/>
@@ -8166,7 +8280,7 @@
       <w:r>
         <w:t xml:space="preserve"> </w:t>
       </w:r>
-      <w:hyperlink r:id="rId184">
+      <w:hyperlink r:id="rId188">
         <w:r>
           <w:rPr>
             <w:rStyle w:val="Hyperlink"/>
@@ -8175,8 +8289,8 @@
         </w:r>
       </w:hyperlink>
     </w:p>
-    <w:bookmarkEnd w:id="185"/>
-    <w:bookmarkStart w:id="187" w:name="ref-Vizentin-Bugoni2016InfSam"/>
+    <w:bookmarkEnd w:id="189"/>
+    <w:bookmarkStart w:id="191" w:name="ref-Vizentin-Bugoni2016InfSam"/>
     <w:p>
       <w:pPr>
         <w:pStyle w:val="Bibliography"/>
@@ -8199,7 +8313,7 @@
       <w:r>
         <w:t xml:space="preserve"> </w:t>
       </w:r>
-      <w:hyperlink r:id="rId186">
+      <w:hyperlink r:id="rId190">
         <w:r>
           <w:rPr>
             <w:rStyle w:val="Hyperlink"/>
@@ -8208,8 +8322,8 @@
         </w:r>
       </w:hyperlink>
     </w:p>
-    <w:bookmarkEnd w:id="187"/>
-    <w:bookmarkStart w:id="189" w:name="ref-Williams2000SimRul"/>
+    <w:bookmarkEnd w:id="191"/>
+    <w:bookmarkStart w:id="193" w:name="ref-Williams2000SimRul"/>
     <w:p>
       <w:pPr>
         <w:pStyle w:val="Bibliography"/>
@@ -8220,7 +8334,7 @@
       <w:r>
         <w:t xml:space="preserve"> </w:t>
       </w:r>
-      <w:hyperlink r:id="rId188">
+      <w:hyperlink r:id="rId192">
         <w:r>
           <w:rPr>
             <w:rStyle w:val="Hyperlink"/>
@@ -8229,8 +8343,8 @@
         </w:r>
       </w:hyperlink>
     </w:p>
-    <w:bookmarkEnd w:id="189"/>
-    <w:bookmarkStart w:id="191" w:name="ref-Williams2008SucIts"/>
+    <w:bookmarkEnd w:id="193"/>
+    <w:bookmarkStart w:id="195" w:name="ref-Williams2008SucIts"/>
     <w:p>
       <w:pPr>
         <w:pStyle w:val="Bibliography"/>
@@ -8241,7 +8355,7 @@
       <w:r>
         <w:t xml:space="preserve"> </w:t>
       </w:r>
-      <w:hyperlink r:id="rId190">
+      <w:hyperlink r:id="rId194">
         <w:r>
           <w:rPr>
             <w:rStyle w:val="Hyperlink"/>
@@ -8250,8 +8364,8 @@
         </w:r>
       </w:hyperlink>
     </w:p>
-    <w:bookmarkEnd w:id="191"/>
-    <w:bookmarkStart w:id="193" w:name="ref-Willig2023ProBio"/>
+    <w:bookmarkEnd w:id="195"/>
+    <w:bookmarkStart w:id="197" w:name="ref-Willig2023ProBio"/>
     <w:p>
       <w:pPr>
         <w:pStyle w:val="Bibliography"/>
@@ -8271,7 +8385,7 @@
       <w:r>
         <w:t xml:space="preserve"> </w:t>
       </w:r>
-      <w:hyperlink r:id="rId192">
+      <w:hyperlink r:id="rId196">
         <w:r>
           <w:rPr>
             <w:rStyle w:val="Hyperlink"/>
@@ -8280,8 +8394,8 @@
         </w:r>
       </w:hyperlink>
     </w:p>
-    <w:bookmarkEnd w:id="193"/>
-    <w:bookmarkStart w:id="195" w:name="ref-Windsor2023UsiEco"/>
+    <w:bookmarkEnd w:id="197"/>
+    <w:bookmarkStart w:id="199" w:name="ref-Windsor2023UsiEco"/>
     <w:p>
       <w:pPr>
         <w:pStyle w:val="Bibliography"/>
@@ -8292,7 +8406,7 @@
       <w:r>
         <w:t xml:space="preserve"> </w:t>
       </w:r>
-      <w:hyperlink r:id="rId194">
+      <w:hyperlink r:id="rId198">
         <w:r>
           <w:rPr>
             <w:rStyle w:val="Hyperlink"/>
@@ -8301,8 +8415,8 @@
         </w:r>
       </w:hyperlink>
     </w:p>
-    <w:bookmarkEnd w:id="195"/>
-    <w:bookmarkStart w:id="197" w:name="ref-Wood2015EffSpa"/>
+    <w:bookmarkEnd w:id="199"/>
+    <w:bookmarkStart w:id="201" w:name="ref-Wood2015EffSpa"/>
     <w:p>
       <w:pPr>
         <w:pStyle w:val="Bibliography"/>
@@ -8313,7 +8427,7 @@
       <w:r>
         <w:t xml:space="preserve"> </w:t>
       </w:r>
-      <w:hyperlink r:id="rId196">
+      <w:hyperlink r:id="rId200">
         <w:r>
           <w:rPr>
             <w:rStyle w:val="Hyperlink"/>
@@ -8322,9 +8436,9 @@
         </w:r>
       </w:hyperlink>
     </w:p>
-    <w:bookmarkEnd w:id="197"/>
-    <w:bookmarkEnd w:id="198"/>
-    <w:bookmarkEnd w:id="199"/>
+    <w:bookmarkEnd w:id="201"/>
+    <w:bookmarkEnd w:id="202"/>
+    <w:bookmarkEnd w:id="203"/>
     <w:sectPr>
       <w:footnotePr>
         <w:numRestart w:val="eachSect"/>

--- a/index.docx
+++ b/index.docx
@@ -23,7 +23,7 @@
         <w:pStyle w:val="Abstract"/>
       </w:pPr>
       <w:r>
-        <w:t xml:space="preserve">Optimal monitoring strategies should be designed to efficiently monitor all essential facets of biodiversity. Yet, species interactions are often overlooked in monitoring designs compared to spatial coverage and species richness, partly due to the inherent difficulty of sampling and monitoring interactions compared to species distributions. Here, we used simulations to test the efficiency of monitoring species interactions and species richness within Biodiversity Observations Networks (BONs). We tested several methods for designing and optimizing BONs to monitor species interactions and examined efficiency when increasing the number of monitored sites. We showed that the required sampling effort is considerably higher for interactions, especially when considering that interaction realization and detection realistically depend on species abundance. Thus, expectations to monitor a relevant proportion of interactions within a BON should be lower than expectations to monitor its species. However, from a single-species perspective, optimizing monitoring designs based on a known species range proved an efficient strategy to retrieve its interactions, outperforming designs based on total species or interaction richness. Only optimizations based on detailed knowledge of where realized interactions occurred allowed better performance, highlighting the need for better knowledge of where interactions are likely to take place and integration of factors influencing interaction realization, such as species abundances, for further efficiency gains. Therefore, our results offer insights into defining realistic expectations for interaction monitoring. With the right target and optimization strategy, available information, such as species ranges, can guide observation network designs to monitor species interactions as central biodiversity components.</w:t>
+        <w:t xml:space="preserve">Optimal monitoring strategies should be designed to efficiently monitor all essential facets of biodiversity. Yet, species interactions are often overlooked in monitoring designs compared to spatial coverage and species richness, partly due to the inherent difficulty of sampling and monitoring interactions compared to species distributions. Here, we used simulations to test the efficiency of monitoring species interactions within Biodiversity Observations Networks (BONs). We tested several methods for designing and optimizing BONs to monitor species interactions and examined efficiency when increasing the number of monitored sites. We showed that the required sampling effort is considerably higher for interactions, especially when considering that interaction realization and detection realistically depend on species abundance. Thus, expectations to monitor a relevant proportion of interactions within a BON should be lower than expectations to monitor its species. However, from a single-species perspective, optimizing monitoring designs based on a known species range proved an efficient strategy to retrieve its interactions, outperforming designs based on total species or interaction richness. Only optimizations based on detailed knowledge of where realized interactions occurred allowed better performance, highlighting the need for better knowledge of where interactions are likely to take place and integration of factors influencing interaction realization, such as species abundances, for further efficiency gains. Our results were consistent even when the total species range was over- or underestimated by 10%, highlighting a tolerance in the precision of the information required for optimization. Therefore, our results highlight how attainable levels of information can lead to efficiency improvements when designing BONs. With the right target and optimization strategy, available information, such as species ranges, can guide observation network designs to monitor species interactions as central biodiversity components.</w:t>
       </w:r>
     </w:p>
     <w:bookmarkStart w:id="9" w:name="introduction"/>
@@ -154,40 +154,52 @@
         <w:t xml:space="preserve">(Xu et al. 2017; Navarro et al. 2017)</w:t>
       </w:r>
       <w:r>
-        <w:t xml:space="preserve">. BONs aim to monitor biodiversity change,</w:t>
-      </w:r>
-      <w:r>
-        <w:t xml:space="preserve"> </w:t>
-      </w:r>
-      <w:r>
-        <w:t xml:space="preserve">informing on both current status and trends</w:t>
-      </w:r>
-      <w:r>
-        <w:t xml:space="preserve"> </w:t>
-      </w:r>
-      <w:r>
-        <w:t xml:space="preserve">(Gonzalez et al. 2025)</w:t>
-      </w:r>
-      <w:r>
-        <w:t xml:space="preserve">. It has been</w:t>
-      </w:r>
-      <w:r>
-        <w:t xml:space="preserve"> </w:t>
-      </w:r>
-      <w:r>
-        <w:t xml:space="preserve">suggested that BONs should eventually be interlinked into the Global</w:t>
-      </w:r>
-      <w:r>
-        <w:t xml:space="preserve"> </w:t>
-      </w:r>
-      <w:r>
-        <w:t xml:space="preserve">Biodiversity Observation System (GBiOS), a globally connected network providing</w:t>
-      </w:r>
-      <w:r>
-        <w:t xml:space="preserve"> </w:t>
-      </w:r>
-      <w:r>
-        <w:t xml:space="preserve">capacity to monitor biodiversity change</w:t>
+        <w:t xml:space="preserve">. Additional BONs are currently in the</w:t>
+      </w:r>
+      <w:r>
+        <w:t xml:space="preserve"> </w:t>
+      </w:r>
+      <w:r>
+        <w:t xml:space="preserve">development or planification stages, notably in Europe</w:t>
+      </w:r>
+      <w:r>
+        <w:t xml:space="preserve"> </w:t>
+      </w:r>
+      <w:r>
+        <w:t xml:space="preserve">(Kissling et al. 2024)</w:t>
+      </w:r>
+      <w:r>
+        <w:t xml:space="preserve"> </w:t>
+      </w:r>
+      <w:r>
+        <w:t xml:space="preserve">and</w:t>
+      </w:r>
+      <w:r>
+        <w:t xml:space="preserve"> </w:t>
+      </w:r>
+      <w:r>
+        <w:t xml:space="preserve">in Canada</w:t>
+      </w:r>
+      <w:r>
+        <w:t xml:space="preserve"> </w:t>
+      </w:r>
+      <w:r>
+        <w:t xml:space="preserve">(Simard 2024; Gonzalez et al. 2025)</w:t>
+      </w:r>
+      <w:r>
+        <w:t xml:space="preserve">, and could eventually be</w:t>
+      </w:r>
+      <w:r>
+        <w:t xml:space="preserve"> </w:t>
+      </w:r>
+      <w:r>
+        <w:t xml:space="preserve">interlinked into the Global Biodiversity Observation System (GBiOS), a globally</w:t>
+      </w:r>
+      <w:r>
+        <w:t xml:space="preserve"> </w:t>
+      </w:r>
+      <w:r>
+        <w:t xml:space="preserve">connected network providing capacity to monitor biodiversity change</w:t>
       </w:r>
       <w:r>
         <w:t xml:space="preserve"> </w:t>
@@ -196,19 +208,16 @@
         <w:t xml:space="preserve">(Gonzalez et al. 2023)</w:t>
       </w:r>
       <w:r>
-        <w:t xml:space="preserve">, and guide actions</w:t>
-      </w:r>
-      <w:r>
-        <w:t xml:space="preserve"> </w:t>
-      </w:r>
-      <w:r>
-        <w:t xml:space="preserve">needed for targets and goals of the Kunming-Montreal Global Biodiversity</w:t>
-      </w:r>
-      <w:r>
-        <w:t xml:space="preserve"> </w:t>
-      </w:r>
-      <w:r>
-        <w:t xml:space="preserve">framework</w:t>
+        <w:t xml:space="preserve"> </w:t>
+      </w:r>
+      <w:r>
+        <w:t xml:space="preserve">and guiding actions needed for targets and goals of the</w:t>
+      </w:r>
+      <w:r>
+        <w:t xml:space="preserve"> </w:t>
+      </w:r>
+      <w:r>
+        <w:t xml:space="preserve">Kunming-Montreal Global Biodiversity framework</w:t>
       </w:r>
       <w:r>
         <w:t xml:space="preserve"> </w:t>
@@ -217,13 +226,66 @@
         <w:t xml:space="preserve">(CBD 2022)</w:t>
       </w:r>
       <w:r>
-        <w:t xml:space="preserve">. Additional BONs are currently in the development or</w:t>
-      </w:r>
-      <w:r>
-        <w:t xml:space="preserve"> </w:t>
-      </w:r>
-      <w:r>
-        <w:t xml:space="preserve">planification stages, notably in Europe</w:t>
+        <w:t xml:space="preserve">.</w:t>
+      </w:r>
+    </w:p>
+    <w:p>
+      <w:pPr>
+        <w:pStyle w:val="BodyText"/>
+      </w:pPr>
+      <w:r>
+        <w:t xml:space="preserve">Recent work highlighted the need for improved sampling designs in BONs and</w:t>
+      </w:r>
+      <w:r>
+        <w:t xml:space="preserve"> </w:t>
+      </w:r>
+      <w:r>
+        <w:t xml:space="preserve">proper adjustment to monitoring goals. First, current sampling designs over</w:t>
+      </w:r>
+      <w:r>
+        <w:t xml:space="preserve"> </w:t>
+      </w:r>
+      <w:r>
+        <w:t xml:space="preserve">large scales are often too sparse, at too coarse a scale, too infrequent, and</w:t>
+      </w:r>
+      <w:r>
+        <w:t xml:space="preserve"> </w:t>
+      </w:r>
+      <w:r>
+        <w:t xml:space="preserve">without temporal replication</w:t>
+      </w:r>
+      <w:r>
+        <w:t xml:space="preserve"> </w:t>
+      </w:r>
+      <w:r>
+        <w:t xml:space="preserve">(Santana et al. 2025)</w:t>
+      </w:r>
+      <w:r>
+        <w:t xml:space="preserve">. For example, recommendations</w:t>
+      </w:r>
+      <w:r>
+        <w:t xml:space="preserve"> </w:t>
+      </w:r>
+      <w:r>
+        <w:t xml:space="preserve">for more effective spatial sampling designs in Europe included i) stratified</w:t>
+      </w:r>
+      <w:r>
+        <w:t xml:space="preserve"> </w:t>
+      </w:r>
+      <w:r>
+        <w:t xml:space="preserve">random sampling (with stratification across environmental, anthropogenic and</w:t>
+      </w:r>
+      <w:r>
+        <w:t xml:space="preserve"> </w:t>
+      </w:r>
+      <w:r>
+        <w:t xml:space="preserve">political gradients or classes, ii) incorporation of existing monitoring sites,</w:t>
+      </w:r>
+      <w:r>
+        <w:t xml:space="preserve"> </w:t>
+      </w:r>
+      <w:r>
+        <w:t xml:space="preserve">iii) filling of spatial gaps</w:t>
       </w:r>
       <w:r>
         <w:t xml:space="preserve"> </w:t>
@@ -232,45 +294,311 @@
         <w:t xml:space="preserve">(Kissling et al. 2024)</w:t>
       </w:r>
       <w:r>
-        <w:t xml:space="preserve"> </w:t>
-      </w:r>
-      <w:r>
-        <w:t xml:space="preserve">and in Canada</w:t>
-      </w:r>
-      <w:r>
-        <w:t xml:space="preserve"> </w:t>
-      </w:r>
-      <w:r>
-        <w:t xml:space="preserve">(Simard 2024; Gonzalez et al. 2025)</w:t>
+        <w:t xml:space="preserve">. Second, ecological</w:t>
+      </w:r>
+      <w:r>
+        <w:t xml:space="preserve"> </w:t>
+      </w:r>
+      <w:r>
+        <w:t xml:space="preserve">monitoring design relies on site selection algorithms more often discussed</w:t>
+      </w:r>
+      <w:r>
+        <w:t xml:space="preserve"> </w:t>
+      </w:r>
+      <w:r>
+        <w:t xml:space="preserve">regarding their capacity to achieve spatial balance and representative samples,</w:t>
+      </w:r>
+      <w:r>
+        <w:t xml:space="preserve"> </w:t>
+      </w:r>
+      <w:r>
+        <w:t xml:space="preserve">and less frequently for achieving an ecological monitoring goal</w:t>
+      </w:r>
+      <w:r>
+        <w:t xml:space="preserve"> </w:t>
+      </w:r>
+      <w:r>
+        <w:t xml:space="preserve">(Norman and Poisot 2025)</w:t>
+      </w:r>
+      <w:r>
+        <w:t xml:space="preserve">. Species richness is the most commonly used biodiversity</w:t>
+      </w:r>
+      <w:r>
+        <w:t xml:space="preserve"> </w:t>
+      </w:r>
+      <w:r>
+        <w:t xml:space="preserve">measure in monitoring contexts</w:t>
+      </w:r>
+      <w:r>
+        <w:t xml:space="preserve"> </w:t>
+      </w:r>
+      <w:r>
+        <w:t xml:space="preserve">(Hillebrand et al. 2018)</w:t>
+      </w:r>
+      <w:r>
+        <w:t xml:space="preserve">, including in discussions</w:t>
+      </w:r>
+      <w:r>
+        <w:t xml:space="preserve"> </w:t>
+      </w:r>
+      <w:r>
+        <w:t xml:space="preserve">over sampling designs. On one hand, maximizing richness can efficiently capture</w:t>
+      </w:r>
+      <w:r>
+        <w:t xml:space="preserve"> </w:t>
+      </w:r>
+      <w:r>
+        <w:t xml:space="preserve">functional and phylogenetic diversity in conservation networks</w:t>
+      </w:r>
+      <w:r>
+        <w:t xml:space="preserve"> </w:t>
+      </w:r>
+      <w:r>
+        <w:t xml:space="preserve">(Willig et al. 2023)</w:t>
+      </w:r>
+      <w:r>
+        <w:t xml:space="preserve">. On the other hand, the use of species richness to measure</w:t>
+      </w:r>
+      <w:r>
+        <w:t xml:space="preserve"> </w:t>
+      </w:r>
+      <w:r>
+        <w:t xml:space="preserve">biodiversity change and guide biological conservation has also been criticized,</w:t>
+      </w:r>
+      <w:r>
+        <w:t xml:space="preserve"> </w:t>
+      </w:r>
+      <w:r>
+        <w:t xml:space="preserve">mainly since trends in species richness do not properly capture local changes,</w:t>
+      </w:r>
+      <w:r>
+        <w:t xml:space="preserve"> </w:t>
+      </w:r>
+      <w:r>
+        <w:t xml:space="preserve">neglecting species identities and functional roles, and do not providing</w:t>
+      </w:r>
+      <w:r>
+        <w:t xml:space="preserve"> </w:t>
+      </w:r>
+      <w:r>
+        <w:t xml:space="preserve">information on persistence of biodiversity and ecosystem services</w:t>
+      </w:r>
+      <w:r>
+        <w:t xml:space="preserve"> </w:t>
+      </w:r>
+      <w:r>
+        <w:t xml:space="preserve">(Hillebrand et al. 2018; Aguiar et al. 2024; Fletcher Jr. et al. 2025)</w:t>
+      </w:r>
+      <w:r>
+        <w:t xml:space="preserve">. Thus, there</w:t>
+      </w:r>
+      <w:r>
+        <w:t xml:space="preserve"> </w:t>
+      </w:r>
+      <w:r>
+        <w:t xml:space="preserve">is a need to better adjust BON sampling designs to biodiversity facets beyond</w:t>
+      </w:r>
+      <w:r>
+        <w:t xml:space="preserve"> </w:t>
+      </w:r>
+      <w:r>
+        <w:t xml:space="preserve">species richness.</w:t>
+      </w:r>
+    </w:p>
+    <w:p>
+      <w:pPr>
+        <w:pStyle w:val="BodyText"/>
+      </w:pPr>
+      <w:r>
+        <w:t xml:space="preserve">Species interactions are a central component of biodiversity</w:t>
+      </w:r>
+      <w:r>
+        <w:t xml:space="preserve"> </w:t>
+      </w:r>
+      <w:r>
+        <w:t xml:space="preserve">(McCann 2007; Valiente-Banuet et al. 2015; Harvey et al. 2017)</w:t>
+      </w:r>
+      <w:r>
+        <w:t xml:space="preserve">, critical for</w:t>
+      </w:r>
+      <w:r>
+        <w:t xml:space="preserve"> </w:t>
+      </w:r>
+      <w:r>
+        <w:t xml:space="preserve">ecosystem functioning and health, yet are undervalued in biodiversity monitoring</w:t>
+      </w:r>
+      <w:r>
+        <w:t xml:space="preserve"> </w:t>
+      </w:r>
+      <w:r>
+        <w:t xml:space="preserve">and conservation</w:t>
+      </w:r>
+      <w:r>
+        <w:t xml:space="preserve"> </w:t>
+      </w:r>
+      <w:r>
+        <w:t xml:space="preserve">(Jordano 2016a; Dansereau et al. 2025)</w:t>
+      </w:r>
+      <w:r>
+        <w:t xml:space="preserve">. Interactions</w:t>
+      </w:r>
+      <w:r>
+        <w:t xml:space="preserve"> </w:t>
+      </w:r>
+      <w:r>
+        <w:t xml:space="preserve">mediate community and ecosystem responses to change</w:t>
+      </w:r>
+      <w:r>
+        <w:t xml:space="preserve"> </w:t>
+      </w:r>
+      <w:r>
+        <w:t xml:space="preserve">(Garzke et al. 2019)</w:t>
+      </w:r>
+      <w:r>
+        <w:t xml:space="preserve"> </w:t>
+      </w:r>
+      <w:r>
+        <w:t xml:space="preserve">and can</w:t>
+      </w:r>
+      <w:r>
+        <w:t xml:space="preserve"> </w:t>
+      </w:r>
+      <w:r>
+        <w:t xml:space="preserve">improve our ability to predict responses to climate change</w:t>
+      </w:r>
+      <w:r>
+        <w:t xml:space="preserve"> </w:t>
+      </w:r>
+      <w:r>
+        <w:t xml:space="preserve">(Abrego et al. 2021)</w:t>
       </w:r>
       <w:r>
         <w:t xml:space="preserve">.</w:t>
       </w:r>
+      <w:r>
+        <w:t xml:space="preserve"> </w:t>
+      </w:r>
+      <w:r>
+        <w:t xml:space="preserve">They have their own spatial and macro-ecological dynamics</w:t>
+      </w:r>
+      <w:r>
+        <w:t xml:space="preserve"> </w:t>
+      </w:r>
+      <w:r>
+        <w:t xml:space="preserve">(Baiser et al. 2019; Mestre et al. 2022; Windsor et al. 2023; Dansereau et al. 2024)</w:t>
+      </w:r>
+      <w:r>
+        <w:t xml:space="preserve">, and may be lost (or</w:t>
+      </w:r>
+      <w:r>
+        <w:t xml:space="preserve"> </w:t>
+      </w:r>
+      <w:r>
+        <w:t xml:space="preserve">change) faster than species</w:t>
+      </w:r>
+      <w:r>
+        <w:t xml:space="preserve"> </w:t>
+      </w:r>
+      <w:r>
+        <w:t xml:space="preserve">(Valiente-Banuet et al. 2015; Doré et al. 2021)</w:t>
+      </w:r>
+      <w:r>
+        <w:t xml:space="preserve">.</w:t>
+      </w:r>
+      <w:r>
+        <w:t xml:space="preserve"> </w:t>
+      </w:r>
+      <w:r>
+        <w:t xml:space="preserve">Despite a lack of data at global scales and uneven data availability across</w:t>
+      </w:r>
+      <w:r>
+        <w:t xml:space="preserve"> </w:t>
+      </w:r>
+      <w:r>
+        <w:t xml:space="preserve">different interaction types and environments</w:t>
+      </w:r>
+      <w:r>
+        <w:t xml:space="preserve">(Hortal et al. 2015; Poisot et al. 2021)</w:t>
+      </w:r>
+      <w:r>
+        <w:t xml:space="preserve">, we now have sufficient conceptual tools to support the added</w:t>
+      </w:r>
+      <w:r>
+        <w:t xml:space="preserve"> </w:t>
+      </w:r>
+      <w:r>
+        <w:t xml:space="preserve">value of species interactions in designing efficient management actions</w:t>
+      </w:r>
+      <w:r>
+        <w:t xml:space="preserve"> </w:t>
+      </w:r>
+      <w:r>
+        <w:t xml:space="preserve">(Dansereau et al. 2025; Moracho et al. 2025)</w:t>
+      </w:r>
+      <w:r>
+        <w:t xml:space="preserve">. Therefore, integrating species</w:t>
+      </w:r>
+      <w:r>
+        <w:t xml:space="preserve"> </w:t>
+      </w:r>
+      <w:r>
+        <w:t xml:space="preserve">interactions into existing monitoring programs, such as BONs, is something we</w:t>
+      </w:r>
+      <w:r>
+        <w:t xml:space="preserve"> </w:t>
+      </w:r>
+      <w:r>
+        <w:t xml:space="preserve">need to undertake in the near future.</w:t>
+      </w:r>
     </w:p>
     <w:p>
       <w:pPr>
         <w:pStyle w:val="BodyText"/>
       </w:pPr>
       <w:r>
-        <w:t xml:space="preserve">Recent work highlighted the need for improved sampling designs in BONs. Current</w:t>
-      </w:r>
-      <w:r>
-        <w:t xml:space="preserve"> </w:t>
-      </w:r>
-      <w:r>
-        <w:t xml:space="preserve">sampling designs over large scales are often too sparse, at too coarse a scale,</w:t>
-      </w:r>
-      <w:r>
-        <w:t xml:space="preserve"> </w:t>
-      </w:r>
-      <w:r>
-        <w:t xml:space="preserve">too infrequent, and without temporal replication</w:t>
-      </w:r>
-      <w:r>
-        <w:t xml:space="preserve"> </w:t>
-      </w:r>
-      <w:r>
-        <w:t xml:space="preserve">(Santana et al. 2025)</w:t>
+        <w:t xml:space="preserve">Prior investigations of interaction sampling did not address how efficiently we</w:t>
+      </w:r>
+      <w:r>
+        <w:t xml:space="preserve"> </w:t>
+      </w:r>
+      <w:r>
+        <w:t xml:space="preserve">should expect to monitor interactions within the BON framework, nor did studies</w:t>
+      </w:r>
+      <w:r>
+        <w:t xml:space="preserve"> </w:t>
+      </w:r>
+      <w:r>
+        <w:t xml:space="preserve">on the effectiveness of BONs pay particular attention to the sampling of species</w:t>
+      </w:r>
+      <w:r>
+        <w:t xml:space="preserve"> </w:t>
+      </w:r>
+      <w:r>
+        <w:t xml:space="preserve">interactions. Instead, much focus has been given on how to assess sampling</w:t>
+      </w:r>
+      <w:r>
+        <w:t xml:space="preserve"> </w:t>
+      </w:r>
+      <w:r>
+        <w:t xml:space="preserve">completeness and diversity metrics</w:t>
+      </w:r>
+      <w:r>
+        <w:t xml:space="preserve"> </w:t>
+      </w:r>
+      <w:r>
+        <w:t xml:space="preserve">(e.g. Chacoff et al. 2012; Chiu et al. 2023)</w:t>
+      </w:r>
+      <w:r>
+        <w:t xml:space="preserve"> </w:t>
+      </w:r>
+      <w:r>
+        <w:t xml:space="preserve">and how sampling effort affects network properties</w:t>
+      </w:r>
+      <w:r>
+        <w:t xml:space="preserve"> </w:t>
+      </w:r>
+      <w:r>
+        <w:t xml:space="preserve">(e.g., McLeod et al. 2021)</w:t>
       </w:r>
       <w:r>
         <w:t xml:space="preserve">.</w:t>
@@ -279,243 +607,186 @@
         <w:t xml:space="preserve"> </w:t>
       </w:r>
       <w:r>
-        <w:t xml:space="preserve">Recommendations for more effective spatial sampling designs in Europe included</w:t>
-      </w:r>
-      <w:r>
-        <w:t xml:space="preserve"> </w:t>
-      </w:r>
-      <w:r>
-        <w:t xml:space="preserve">i) stratified random sampling (with stratification across environmental,</w:t>
-      </w:r>
-      <w:r>
-        <w:t xml:space="preserve"> </w:t>
-      </w:r>
-      <w:r>
-        <w:t xml:space="preserve">anthropogenic and political gradients or classes, ii) incorporation of existing</w:t>
-      </w:r>
-      <w:r>
-        <w:t xml:space="preserve"> </w:t>
-      </w:r>
-      <w:r>
-        <w:t xml:space="preserve">monitoring sites, iii) filling of spatial gaps, iv) and co-location of</w:t>
-      </w:r>
-      <w:r>
-        <w:t xml:space="preserve"> </w:t>
-      </w:r>
-      <w:r>
-        <w:t xml:space="preserve">monitoring activities</w:t>
-      </w:r>
-      <w:r>
-        <w:t xml:space="preserve"> </w:t>
-      </w:r>
-      <w:r>
-        <w:t xml:space="preserve">(Kissling et al. 2024)</w:t>
-      </w:r>
-      <w:r>
-        <w:t xml:space="preserve">. Ecological</w:t>
-      </w:r>
-      <w:r>
-        <w:t xml:space="preserve"> </w:t>
-      </w:r>
-      <w:r>
-        <w:t xml:space="preserve">monitoring design relies on site selection algorithms more often discussed</w:t>
-      </w:r>
-      <w:r>
-        <w:t xml:space="preserve"> </w:t>
-      </w:r>
-      <w:r>
-        <w:t xml:space="preserve">regarding their capacity to achieve spatial balance and representative samples,</w:t>
-      </w:r>
-      <w:r>
-        <w:t xml:space="preserve"> </w:t>
-      </w:r>
-      <w:r>
-        <w:t xml:space="preserve">and less frequently with an evaluation to performance to achieve an ecological</w:t>
-      </w:r>
-      <w:r>
-        <w:t xml:space="preserve"> </w:t>
-      </w:r>
-      <w:r>
-        <w:t xml:space="preserve">monitoring goal</w:t>
-      </w:r>
-      <w:r>
-        <w:t xml:space="preserve"> </w:t>
-      </w:r>
-      <w:r>
-        <w:t xml:space="preserve">(Norman and Poisot 2025)</w:t>
+        <w:t xml:space="preserve">Recent empirical</w:t>
+      </w:r>
+      <w:r>
+        <w:t xml:space="preserve"> </w:t>
+      </w:r>
+      <w:r>
+        <w:t xml:space="preserve">(Caron et al. 2024)</w:t>
+      </w:r>
+      <w:r>
+        <w:t xml:space="preserve"> </w:t>
+      </w:r>
+      <w:r>
+        <w:t xml:space="preserve">and theoretical</w:t>
+      </w:r>
+      <w:r>
+        <w:t xml:space="preserve"> </w:t>
+      </w:r>
+      <w:r>
+        <w:t xml:space="preserve">(Poisot 2023)</w:t>
+      </w:r>
+      <w:r>
+        <w:t xml:space="preserve"> </w:t>
+      </w:r>
+      <w:r>
+        <w:t xml:space="preserve">results</w:t>
+      </w:r>
+      <w:r>
+        <w:t xml:space="preserve"> </w:t>
+      </w:r>
+      <w:r>
+        <w:t xml:space="preserve">have established that knowing the network structure (i.e. network properties)</w:t>
+      </w:r>
+      <w:r>
+        <w:t xml:space="preserve"> </w:t>
+      </w:r>
+      <w:r>
+        <w:t xml:space="preserve">does not always allow to know the list of interactions (and vice versa),</w:t>
+      </w:r>
+      <w:r>
+        <w:t xml:space="preserve"> </w:t>
+      </w:r>
+      <w:r>
+        <w:t xml:space="preserve">therefore justifying the need to sample interactions as their own biological</w:t>
+      </w:r>
+      <w:r>
+        <w:t xml:space="preserve"> </w:t>
+      </w:r>
+      <w:r>
+        <w:t xml:space="preserve">entities. A central challenge to do so is that the sampling effort required to</w:t>
+      </w:r>
+      <w:r>
+        <w:t xml:space="preserve"> </w:t>
+      </w:r>
+      <w:r>
+        <w:t xml:space="preserve">document interactions is much higher than for species</w:t>
+      </w:r>
+      <w:r>
+        <w:t xml:space="preserve"> </w:t>
+      </w:r>
+      <w:r>
+        <w:t xml:space="preserve">(e.g. 500% vs 64% in Chacoff et al. 2012)</w:t>
+      </w:r>
+      <w:r>
+        <w:t xml:space="preserve">. Moreover, evaluating sampling completeness for interactions</w:t>
+      </w:r>
+      <w:r>
+        <w:t xml:space="preserve"> </w:t>
+      </w:r>
+      <w:r>
+        <w:t xml:space="preserve">is more complex than for species, as it requires assessing the proportion of</w:t>
+      </w:r>
+      <w:r>
+        <w:t xml:space="preserve"> </w:t>
+      </w:r>
+      <w:r>
+        <w:t xml:space="preserve">forbidden links (i.e. links that cannot occur) due to life history or</w:t>
+      </w:r>
+      <w:r>
+        <w:t xml:space="preserve"> </w:t>
+      </w:r>
+      <w:r>
+        <w:t xml:space="preserve">morphological restrictions, which in turn requires knowledge of species natural</w:t>
+      </w:r>
+      <w:r>
+        <w:t xml:space="preserve"> </w:t>
+      </w:r>
+      <w:r>
+        <w:t xml:space="preserve">history and traits</w:t>
+      </w:r>
+      <w:r>
+        <w:t xml:space="preserve"> </w:t>
+      </w:r>
+      <w:r>
+        <w:t xml:space="preserve">(Jordano 2016b)</w:t>
+      </w:r>
+      <w:r>
+        <w:t xml:space="preserve">. While some quantitative network</w:t>
+      </w:r>
+      <w:r>
+        <w:t xml:space="preserve"> </w:t>
+      </w:r>
+      <w:r>
+        <w:t xml:space="preserve">properties such as connectance are less affected by sampling completeness,</w:t>
+      </w:r>
+      <w:r>
+        <w:t xml:space="preserve"> </w:t>
+      </w:r>
+      <w:r>
+        <w:t xml:space="preserve">network composition and binary measurements derived from it will vary widely if</w:t>
+      </w:r>
+      <w:r>
+        <w:t xml:space="preserve"> </w:t>
+      </w:r>
+      <w:r>
+        <w:t xml:space="preserve">interactions are missed</w:t>
+      </w:r>
+      <w:r>
+        <w:t xml:space="preserve"> </w:t>
+      </w:r>
+      <w:r>
+        <w:t xml:space="preserve">(e.g. number of links, Vizentin-Bugoni et al. 2016; Poisot et al. 2012)</w:t>
       </w:r>
       <w:r>
         <w:t xml:space="preserve">.</w:t>
       </w:r>
-      <w:r>
-        <w:t xml:space="preserve"> </w:t>
-      </w:r>
-      <w:r>
-        <w:t xml:space="preserve">For instance, species richness is the most commonly used biodiversity measure in</w:t>
-      </w:r>
-      <w:r>
-        <w:t xml:space="preserve"> </w:t>
-      </w:r>
-      <w:r>
-        <w:t xml:space="preserve">monitoring contexts</w:t>
-      </w:r>
-      <w:r>
-        <w:t xml:space="preserve"> </w:t>
-      </w:r>
-      <w:r>
-        <w:t xml:space="preserve">(Hillebrand et al. 2018)</w:t>
-      </w:r>
-      <w:r>
-        <w:t xml:space="preserve">, including in discussions over</w:t>
-      </w:r>
-      <w:r>
-        <w:t xml:space="preserve"> </w:t>
-      </w:r>
-      <w:r>
-        <w:t xml:space="preserve">sampling designs, because maximising species richness can be an efficient</w:t>
-      </w:r>
-      <w:r>
-        <w:t xml:space="preserve"> </w:t>
-      </w:r>
-      <w:r>
-        <w:t xml:space="preserve">strategy to design conservation networks while also capturing functional and</w:t>
-      </w:r>
-      <w:r>
-        <w:t xml:space="preserve"> </w:t>
-      </w:r>
-      <w:r>
-        <w:t xml:space="preserve">phylogenetic diversity</w:t>
-      </w:r>
-      <w:r>
-        <w:t xml:space="preserve"> </w:t>
-      </w:r>
-      <w:r>
-        <w:t xml:space="preserve">(Willig et al. 2023)</w:t>
-      </w:r>
-      <w:r>
-        <w:t xml:space="preserve">. However, the use of species richness</w:t>
-      </w:r>
-      <w:r>
-        <w:t xml:space="preserve"> </w:t>
-      </w:r>
-      <w:r>
-        <w:t xml:space="preserve">to measure biodiversity change and guide biological conservation has been</w:t>
-      </w:r>
-      <w:r>
-        <w:t xml:space="preserve"> </w:t>
-      </w:r>
-      <w:r>
-        <w:t xml:space="preserve">criticized, mainly since trends in species richness do not properly capture</w:t>
-      </w:r>
-      <w:r>
-        <w:t xml:space="preserve"> </w:t>
-      </w:r>
-      <w:r>
-        <w:t xml:space="preserve">local changes through time as diagnostic indicators</w:t>
-      </w:r>
-      <w:r>
-        <w:t xml:space="preserve"> </w:t>
-      </w:r>
-      <w:r>
-        <w:t xml:space="preserve"> </w:t>
-      </w:r>
-      <w:r>
-        <w:t xml:space="preserve">should</w:t>
-      </w:r>
-      <w:r>
-        <w:t xml:space="preserve"> </w:t>
-      </w:r>
-      <w:r>
-        <w:t xml:space="preserve">(Hillebrand et al. 2018, 2025)</w:t>
-      </w:r>
-      <w:r>
-        <w:t xml:space="preserve">, while also neglecting species identities and functional</w:t>
-      </w:r>
-      <w:r>
-        <w:t xml:space="preserve"> </w:t>
-      </w:r>
-      <w:r>
-        <w:t xml:space="preserve">roles and not providing information on persistence of biodiversity and ecosystem</w:t>
-      </w:r>
-      <w:r>
-        <w:t xml:space="preserve"> </w:t>
-      </w:r>
-      <w:r>
-        <w:t xml:space="preserve">services</w:t>
-      </w:r>
-      <w:r>
-        <w:t xml:space="preserve"> </w:t>
-      </w:r>
-      <w:r>
-        <w:t xml:space="preserve">(Aguiar et al. 2024; Fletcher Jr. et al. 2025)</w:t>
-      </w:r>
-      <w:r>
-        <w:t xml:space="preserve">.</w:t>
-      </w:r>
     </w:p>
     <w:p>
       <w:pPr>
         <w:pStyle w:val="BodyText"/>
       </w:pPr>
       <w:r>
-        <w:t xml:space="preserve">Species interactions are a central component of biodiversity</w:t>
-      </w:r>
-      <w:r>
-        <w:t xml:space="preserve"> </w:t>
-      </w:r>
-      <w:r>
-        <w:t xml:space="preserve">(McCann 2007; Valiente-Banuet et al. 2015; Harvey et al. 2017)</w:t>
-      </w:r>
-      <w:r>
-        <w:t xml:space="preserve">, can mediate</w:t>
-      </w:r>
-      <w:r>
-        <w:t xml:space="preserve"> </w:t>
-      </w:r>
-      <w:r>
-        <w:t xml:space="preserve">community and ecosystem responses to change</w:t>
-      </w:r>
-      <w:r>
-        <w:t xml:space="preserve"> </w:t>
-      </w:r>
-      <w:r>
-        <w:t xml:space="preserve"> </w:t>
-      </w:r>
-      <w:r>
-        <w:t xml:space="preserve">(Garzke et al. 2019)</w:t>
-      </w:r>
-      <w:r>
-        <w:t xml:space="preserve">, and have their own spatial and macro-ecological dynamics</w:t>
-      </w:r>
-      <w:r>
-        <w:t xml:space="preserve"> </w:t>
-      </w:r>
-      <w:r>
-        <w:t xml:space="preserve">(Baiser et al. 2019; Mestre et al. 2022; Windsor et al. 2023; Dansereau et al. 2024)</w:t>
-      </w:r>
-      <w:r>
-        <w:t xml:space="preserve">. We now have sufficient conceptual tools to support the</w:t>
-      </w:r>
-      <w:r>
-        <w:t xml:space="preserve"> </w:t>
-      </w:r>
-      <w:r>
-        <w:t xml:space="preserve">added value of species interactions in designing efficient management actions</w:t>
-      </w:r>
-      <w:r>
-        <w:t xml:space="preserve"> </w:t>
-      </w:r>
-      <w:r>
-        <w:t xml:space="preserve">(Dansereau et al. 2025; Moracho et al. 2025)</w:t>
-      </w:r>
-      <w:r>
-        <w:t xml:space="preserve">. However, species interactions are</w:t>
-      </w:r>
-      <w:r>
-        <w:t xml:space="preserve"> </w:t>
-      </w:r>
-      <w:r>
-        <w:t xml:space="preserve">still considered to undergo a biodiversity shortfall</w:t>
+        <w:t xml:space="preserve">One way to define expectations for interaction monitoring within BONs is to</w:t>
+      </w:r>
+      <w:r>
+        <w:t xml:space="preserve"> </w:t>
+      </w:r>
+      <w:r>
+        <w:t xml:space="preserve">consider variation in local sampling from an explicitly spatial perspective—that</w:t>
+      </w:r>
+      <w:r>
+        <w:t xml:space="preserve"> </w:t>
+      </w:r>
+      <w:r>
+        <w:t xml:space="preserve">is, quantifying sampling effort from specific sites where interactions are</w:t>
+      </w:r>
+      <w:r>
+        <w:t xml:space="preserve"> </w:t>
+      </w:r>
+      <w:r>
+        <w:t xml:space="preserve">sampled—and use such expectations to improve monitoring efficiency. Previous</w:t>
+      </w:r>
+      <w:r>
+        <w:t xml:space="preserve"> </w:t>
+      </w:r>
+      <w:r>
+        <w:t xml:space="preserve">evaluation of sampling effort relating to interactions were not explicitly</w:t>
+      </w:r>
+      <w:r>
+        <w:t xml:space="preserve"> </w:t>
+      </w:r>
+      <w:r>
+        <w:t xml:space="preserve">spatial in a way that directly ties to biodiversity monitoring: they</w:t>
+      </w:r>
+      <w:r>
+        <w:t xml:space="preserve"> </w:t>
+      </w:r>
+      <w:r>
+        <w:t xml:space="preserve">investigated expected variations using dataset resampling</w:t>
+      </w:r>
+      <w:r>
+        <w:t xml:space="preserve"> </w:t>
+      </w:r>
+      <w:r>
+        <w:t xml:space="preserve">(to measure the effect</w:t>
+      </w:r>
+      <w:r>
+        <w:t xml:space="preserve"> </w:t>
+      </w:r>
+      <w:r>
+        <w:t xml:space="preserve">on network composition and properties, Poisot et al. 2012; Henriksen et al. 2019)</w:t>
       </w:r>
       <w:r>
         <w:t xml:space="preserve">,</w:t>
@@ -524,524 +795,55 @@
         <w:t xml:space="preserve"> </w:t>
       </w:r>
       <w:r>
-        <w:t xml:space="preserve">due to a lack of data at global scales</w:t>
-      </w:r>
-      <w:r>
-        <w:t xml:space="preserve"> </w:t>
-      </w:r>
-      <w:r>
-        <w:t xml:space="preserve">(Hortal et al. 2015)</w:t>
-      </w:r>
-      <w:r>
-        <w:t xml:space="preserve">, as well as the</w:t>
-      </w:r>
-      <w:r>
-        <w:t xml:space="preserve"> </w:t>
-      </w:r>
-      <w:r>
-        <w:t xml:space="preserve">uneven data availability across different interaction types, geographical</w:t>
-      </w:r>
-      <w:r>
-        <w:t xml:space="preserve"> </w:t>
-      </w:r>
-      <w:r>
-        <w:t xml:space="preserve">locations and environments</w:t>
-      </w:r>
-      <w:r>
-        <w:t xml:space="preserve"> </w:t>
-      </w:r>
-      <w:r>
-        <w:t xml:space="preserve">(Poisot et al. 2021)</w:t>
-      </w:r>
-      <w:r>
-        <w:t xml:space="preserve">.</w:t>
-      </w:r>
-      <w:r>
-        <w:t xml:space="preserve"> </w:t>
-      </w:r>
-      <w:r>
-        <w:t xml:space="preserve"> </w:t>
-      </w:r>
-      <w:r>
-        <w:t xml:space="preserve">Species interactions represent a critical component of ecosystem functioning and</w:t>
-      </w:r>
-      <w:r>
-        <w:t xml:space="preserve"> </w:t>
-      </w:r>
-      <w:r>
-        <w:t xml:space="preserve">health, yet may be lost (or change) faster than species</w:t>
-      </w:r>
-      <w:r>
-        <w:t xml:space="preserve"> </w:t>
-      </w:r>
-      <w:r>
-        <w:t xml:space="preserve">(Valiente-Banuet et al. 2015)</w:t>
-      </w:r>
-      <w:r>
-        <w:t xml:space="preserve">. Monitoring interactions is more informative</w:t>
-      </w:r>
-      <w:r>
-        <w:t xml:space="preserve"> </w:t>
-      </w:r>
-      <w:r>
-        <w:t xml:space="preserve">regarding ecosystem functions than monitoring species richness</w:t>
-      </w:r>
-      <w:r>
-        <w:t xml:space="preserve"> </w:t>
-      </w:r>
-      <w:r>
-        <w:t xml:space="preserve">(Jordano 2016)</w:t>
-      </w:r>
-      <w:r>
-        <w:t xml:space="preserve">. Network responses may be different from species richness</w:t>
-      </w:r>
-      <w:r>
-        <w:t xml:space="preserve"> </w:t>
-      </w:r>
-      <w:r>
-        <w:t xml:space="preserve">(e.g. Doré et al. 2021)</w:t>
-      </w:r>
-      <w:r>
-        <w:t xml:space="preserve">, emphasizing the need for ecological monitoring to</w:t>
-      </w:r>
-      <w:r>
-        <w:t xml:space="preserve"> </w:t>
-      </w:r>
-      <w:r>
-        <w:t xml:space="preserve">consider interactions, not just species richness. Species interactions can also</w:t>
-      </w:r>
-      <w:r>
-        <w:t xml:space="preserve"> </w:t>
-      </w:r>
-      <w:r>
-        <w:t xml:space="preserve">improve our ability to predict responses to climate change</w:t>
-      </w:r>
-      <w:r>
-        <w:t xml:space="preserve"> </w:t>
-      </w:r>
-      <w:r>
-        <w:t xml:space="preserve">(Abrego et al. 2021)</w:t>
-      </w:r>
-      <w:r>
-        <w:t xml:space="preserve">.</w:t>
-      </w:r>
-      <w:r>
-        <w:t xml:space="preserve"> </w:t>
-      </w:r>
-      <w:r>
-        <w:t xml:space="preserve">For both these reasons, sampling designs should incorporate considerations for</w:t>
-      </w:r>
-      <w:r>
-        <w:t xml:space="preserve"> </w:t>
-      </w:r>
-      <w:r>
-        <w:t xml:space="preserve">species interactions.</w:t>
-      </w:r>
-    </w:p>
-    <w:p>
-      <w:pPr>
-        <w:pStyle w:val="BodyText"/>
-      </w:pPr>
-      <w:r>
-        <w:t xml:space="preserve">Prior investigations of interaction sampling did not address how efficiently we</w:t>
-      </w:r>
-      <w:r>
-        <w:t xml:space="preserve"> </w:t>
-      </w:r>
-      <w:r>
-        <w:t xml:space="preserve">should expect to monitor interactions within the BON framework, nor did studies</w:t>
-      </w:r>
-      <w:r>
-        <w:t xml:space="preserve"> </w:t>
-      </w:r>
-      <w:r>
-        <w:t xml:space="preserve">on the effectiveness of BONs pay particular attention to the sampling of species</w:t>
-      </w:r>
-      <w:r>
-        <w:t xml:space="preserve"> </w:t>
-      </w:r>
-      <w:r>
-        <w:t xml:space="preserve">interactions. Instead, much focus has been given on how to assess sampling</w:t>
-      </w:r>
-      <w:r>
-        <w:t xml:space="preserve"> </w:t>
-      </w:r>
-      <w:r>
-        <w:t xml:space="preserve">completeness</w:t>
-      </w:r>
-      <w:r>
-        <w:t xml:space="preserve"> </w:t>
-      </w:r>
-      <w:r>
-        <w:t xml:space="preserve">(e.g. Chacoff et al. 2012)</w:t>
-      </w:r>
-      <w:r>
-        <w:t xml:space="preserve"> </w:t>
-      </w:r>
-      <w:r>
-        <w:t xml:space="preserve">and how sampling effort affects network</w:t>
-      </w:r>
-      <w:r>
-        <w:t xml:space="preserve"> </w:t>
-      </w:r>
-      <w:r>
-        <w:t xml:space="preserve">properties</w:t>
-      </w:r>
-      <w:r>
-        <w:t xml:space="preserve"> </w:t>
-      </w:r>
-      <w:r>
-        <w:t xml:space="preserve">(e.g., McLeod et al. 2021)</w:t>
-      </w:r>
-      <w:r>
-        <w:t xml:space="preserve">. Recent empirical</w:t>
-      </w:r>
-      <w:r>
-        <w:t xml:space="preserve"> </w:t>
-      </w:r>
-      <w:r>
-        <w:t xml:space="preserve">(Caron et al. 2024)</w:t>
-      </w:r>
-      <w:r>
-        <w:t xml:space="preserve"> </w:t>
-      </w:r>
-      <w:r>
-        <w:t xml:space="preserve">and</w:t>
-      </w:r>
-      <w:r>
-        <w:t xml:space="preserve"> </w:t>
-      </w:r>
-      <w:r>
-        <w:t xml:space="preserve">theoretical</w:t>
-      </w:r>
-      <w:r>
-        <w:t xml:space="preserve"> </w:t>
-      </w:r>
-      <w:r>
-        <w:t xml:space="preserve">(Poisot 2023)</w:t>
-      </w:r>
-      <w:r>
-        <w:t xml:space="preserve"> </w:t>
-      </w:r>
-      <w:r>
-        <w:t xml:space="preserve">results have established that knowing the</w:t>
-      </w:r>
-      <w:r>
-        <w:t xml:space="preserve"> </w:t>
-      </w:r>
-      <w:r>
-        <w:t xml:space="preserve">network structure does not always allow to know the list of interactions (and</w:t>
-      </w:r>
-      <w:r>
-        <w:t xml:space="preserve"> </w:t>
-      </w:r>
-      <w:r>
-        <w:t xml:space="preserve">vice versa), therefore justifying the need to sample interactions as their own</w:t>
-      </w:r>
-      <w:r>
-        <w:t xml:space="preserve"> </w:t>
-      </w:r>
-      <w:r>
-        <w:t xml:space="preserve">biological</w:t>
-      </w:r>
-      <w:r>
-        <w:t xml:space="preserve"> </w:t>
-      </w:r>
-      <w:r>
-        <w:t xml:space="preserve">entities</w:t>
-      </w:r>
-      <w:r>
-        <w:t xml:space="preserve">.</w:t>
-      </w:r>
-      <w:r>
-        <w:t xml:space="preserve"> </w:t>
-      </w:r>
-      <w:r>
-        <w:t xml:space="preserve">A central challenge with the sampling of interactions is that the sampling</w:t>
-      </w:r>
-      <w:r>
-        <w:t xml:space="preserve"> </w:t>
-      </w:r>
-      <w:r>
-        <w:t xml:space="preserve">effort required to document interactions is much higher than for species</w:t>
-      </w:r>
-      <w:r>
-        <w:t xml:space="preserve"> </w:t>
-      </w:r>
-      <w:r>
-        <w:t xml:space="preserve">(e.g.</w:t>
-      </w:r>
-      <w:r>
-        <w:t xml:space="preserve"> </w:t>
-      </w:r>
-      <w:r>
-        <w:t xml:space="preserve">500% vs 64% in Chacoff et al. 2012)</w:t>
-      </w:r>
-      <w:r>
-        <w:t xml:space="preserve">. Also, evaluating sampling completeness for</w:t>
-      </w:r>
-      <w:r>
-        <w:t xml:space="preserve"> </w:t>
-      </w:r>
-      <w:r>
-        <w:t xml:space="preserve">interactions is more complex than for species. In addition to the analysis of</w:t>
-      </w:r>
-      <w:r>
-        <w:t xml:space="preserve"> </w:t>
-      </w:r>
-      <w:r>
-        <w:t xml:space="preserve">sampling robustness, it requires assessing the proportion of forbidden links</w:t>
-      </w:r>
-      <w:r>
-        <w:t xml:space="preserve"> </w:t>
-      </w:r>
-      <w:r>
-        <w:t xml:space="preserve">(i.e. links that cannot occur) due to life history or morphological</w:t>
-      </w:r>
-      <w:r>
-        <w:t xml:space="preserve"> </w:t>
-      </w:r>
-      <w:r>
-        <w:t xml:space="preserve">restrictions, which in turn requires knowledge of species natural history and</w:t>
-      </w:r>
-      <w:r>
-        <w:t xml:space="preserve"> </w:t>
-      </w:r>
-      <w:r>
-        <w:t xml:space="preserve">traits</w:t>
-      </w:r>
-      <w:r>
-        <w:t xml:space="preserve"> </w:t>
-      </w:r>
-      <w:r>
-        <w:t xml:space="preserve">(Jordano 2016)</w:t>
-      </w:r>
-      <w:r>
-        <w:t xml:space="preserve">. While some quantitative network properties such as</w:t>
-      </w:r>
-      <w:r>
-        <w:t xml:space="preserve"> </w:t>
-      </w:r>
-      <w:r>
-        <w:t xml:space="preserve">connectance are less affected by sampling completeness, network composition and</w:t>
-      </w:r>
-      <w:r>
-        <w:t xml:space="preserve"> </w:t>
-      </w:r>
-      <w:r>
-        <w:t xml:space="preserve">binary measurements derived from it</w:t>
-      </w:r>
-      <w:r>
-        <w:t xml:space="preserve"> </w:t>
-      </w:r>
-      <w:r>
-        <w:t xml:space="preserve"> </w:t>
-      </w:r>
-      <w:r>
-        <w:t xml:space="preserve">(e.g. number of</w:t>
-      </w:r>
-      <w:r>
-        <w:t xml:space="preserve"> </w:t>
-      </w:r>
-      <w:r>
-        <w:t xml:space="preserve">links, Vizentin-Bugoni et al. 2016; Poisot et al. 2012)</w:t>
-      </w:r>
-      <w:r>
-        <w:t xml:space="preserve"> </w:t>
-      </w:r>
-      <w:r>
-        <w:t xml:space="preserve">will vary widely if</w:t>
-      </w:r>
-      <w:r>
-        <w:t xml:space="preserve"> </w:t>
-      </w:r>
-      <w:r>
-        <w:t xml:space="preserve">interactions are missed. Small networks are also more sensitive to undersampling</w:t>
-      </w:r>
-      <w:r>
-        <w:t xml:space="preserve"> </w:t>
-      </w:r>
-      <w:r>
-        <w:t xml:space="preserve">than larger ones</w:t>
-      </w:r>
-      <w:r>
-        <w:t xml:space="preserve"> </w:t>
-      </w:r>
-      <w:r>
-        <w:t xml:space="preserve">(Henriksen et al. 2019)</w:t>
-      </w:r>
-      <w:r>
-        <w:t xml:space="preserve">. Quantitative frameworks exist to</w:t>
-      </w:r>
-      <w:r>
-        <w:t xml:space="preserve"> </w:t>
-      </w:r>
-      <w:r>
-        <w:t xml:space="preserve">evaluate network taxonomic, functional and phylogenetic diversity from</w:t>
-      </w:r>
-      <w:r>
-        <w:t xml:space="preserve"> </w:t>
-      </w:r>
-      <w:r>
-        <w:t xml:space="preserve">incomplete samples</w:t>
-      </w:r>
-      <w:r>
-        <w:t xml:space="preserve"> </w:t>
-      </w:r>
-      <w:r>
-        <w:t xml:space="preserve">(Chiu et al. 2023)</w:t>
-      </w:r>
-      <w:r>
-        <w:t xml:space="preserve">.</w:t>
-      </w:r>
-    </w:p>
-    <w:p>
-      <w:pPr>
-        <w:pStyle w:val="BodyText"/>
-      </w:pPr>
-      <w:r>
-        <w:t xml:space="preserve">A much needed element is to consider sampling network and interactions</w:t>
-      </w:r>
-      <w:r>
-        <w:t xml:space="preserve"> </w:t>
-      </w:r>
-      <w:r>
-        <w:t xml:space="preserve"> </w:t>
-      </w:r>
-      <w:r>
-        <w:t xml:space="preserve">from an explicitly spatial perspective with variation in local sampling</w:t>
-      </w:r>
-      <w:r>
-        <w:t xml:space="preserve"> </w:t>
-      </w:r>
-      <w:r>
-        <w:t xml:space="preserve">structure —that is, quantifying sampling effort from specific sites where</w:t>
-      </w:r>
-      <w:r>
-        <w:t xml:space="preserve"> </w:t>
-      </w:r>
-      <w:r>
-        <w:t xml:space="preserve">interactions are sampled.</w:t>
-      </w:r>
-      <w:r>
-        <w:t xml:space="preserve"> </w:t>
-      </w:r>
-      <w:r>
-        <w:t xml:space="preserve"> </w:t>
-      </w:r>
-      <w:r>
-        <w:t xml:space="preserve">For instance,</w:t>
-      </w:r>
-      <w:r>
-        <w:t xml:space="preserve"> </w:t>
-      </w:r>
-      <w:r>
-        <w:t xml:space="preserve">Poisot et al. (2012)</w:t>
-      </w:r>
-      <w:r>
-        <w:t xml:space="preserve"> </w:t>
-      </w:r>
-      <w:r>
-        <w:t xml:space="preserve">measured sampling effort based on resampling a</w:t>
-      </w:r>
-      <w:r>
-        <w:t xml:space="preserve"> </w:t>
-      </w:r>
-      <w:r>
-        <w:t xml:space="preserve">dataset to document its effect on network composition and properties. Other</w:t>
-      </w:r>
-      <w:r>
-        <w:t xml:space="preserve"> </w:t>
-      </w:r>
-      <w:r>
-        <w:t xml:space="preserve">examples focus on scale, notably showing that many network structure metrics are</w:t>
-      </w:r>
-      <w:r>
-        <w:t xml:space="preserve"> </w:t>
-      </w:r>
-      <w:r>
-        <w:t xml:space="preserve">robust across spatial scales when accounting for expected increases of richness</w:t>
-      </w:r>
-      <w:r>
-        <w:t xml:space="preserve"> </w:t>
-      </w:r>
-      <w:r>
-        <w:t xml:space="preserve">and decreases in connectance</w:t>
-      </w:r>
-      <w:r>
-        <w:t xml:space="preserve"> </w:t>
-      </w:r>
-      <w:r>
-        <w:t xml:space="preserve">(Wood et al. 2015)</w:t>
-      </w:r>
-      <w:r>
-        <w:t xml:space="preserve">.</w:t>
-      </w:r>
-      <w:r>
-        <w:t xml:space="preserve"> </w:t>
-      </w:r>
-      <w:r>
-        <w:t xml:space="preserve">In contrast,</w:t>
-      </w:r>
-      <w:r>
-        <w:t xml:space="preserve"> </w:t>
-      </w:r>
-      <w:r>
-        <w:t xml:space="preserve">McLeod et al. (2021)</w:t>
-      </w:r>
-      <w:r>
-        <w:t xml:space="preserve"> </w:t>
-      </w:r>
-      <w:r>
-        <w:t xml:space="preserve">used data from specific lakes compare sampling</w:t>
-      </w:r>
-      <w:r>
-        <w:t xml:space="preserve"> </w:t>
-      </w:r>
-      <w:r>
-        <w:t xml:space="preserve">strategies, showing that sampling larger to smaller lakes better captures</w:t>
-      </w:r>
-      <w:r>
-        <w:t xml:space="preserve"> </w:t>
-      </w:r>
-      <w:r>
-        <w:t xml:space="preserve">regional metaweb</w:t>
-      </w:r>
-      <w:r>
-        <w:t xml:space="preserve"> </w:t>
-      </w:r>
-      <w:r>
-        <w:t xml:space="preserve">properties</w:t>
-      </w:r>
-      <w:r>
-        <w:t xml:space="preserve">.</w:t>
-      </w:r>
-      <w:r>
-        <w:t xml:space="preserve"> </w:t>
-      </w:r>
-      <w:r>
-        <w:t xml:space="preserve">We now have frameworks and models to describe and investigate the variation and</w:t>
-      </w:r>
-      <w:r>
-        <w:t xml:space="preserve"> </w:t>
-      </w:r>
-      <w:r>
-        <w:t xml:space="preserve">detection of interaction networks</w:t>
-      </w:r>
-      <w:r>
-        <w:t xml:space="preserve"> </w:t>
-      </w:r>
-      <w:r>
-        <w:t xml:space="preserve"> </w:t>
-      </w:r>
-      <w:r>
-        <w:t xml:space="preserve">in space</w:t>
-      </w:r>
-      <w:r>
-        <w:t xml:space="preserve"> </w:t>
-      </w:r>
-      <w:r>
-        <w:t xml:space="preserve">and time</w:t>
+        <w:t xml:space="preserve">focused on the effect of scale</w:t>
+      </w:r>
+      <w:r>
+        <w:t xml:space="preserve"> </w:t>
+      </w:r>
+      <w:r>
+        <w:t xml:space="preserve">(showing that many network structure metrics are</w:t>
+      </w:r>
+      <w:r>
+        <w:t xml:space="preserve"> </w:t>
+      </w:r>
+      <w:r>
+        <w:t xml:space="preserve">robust across spatial scales, Wood et al. 2015)</w:t>
+      </w:r>
+      <w:r>
+        <w:t xml:space="preserve">, or assessed the ability to</w:t>
+      </w:r>
+      <w:r>
+        <w:t xml:space="preserve"> </w:t>
+      </w:r>
+      <w:r>
+        <w:t xml:space="preserve">capture regional properties</w:t>
+      </w:r>
+      <w:r>
+        <w:t xml:space="preserve"> </w:t>
+      </w:r>
+      <w:r>
+        <w:t xml:space="preserve">(showing that sampling larger to smaller lakes</w:t>
+      </w:r>
+      <w:r>
+        <w:t xml:space="preserve"> </w:t>
+      </w:r>
+      <w:r>
+        <w:t xml:space="preserve">better captures regional metaweb properties, McLeod et al. 2021)</w:t>
+      </w:r>
+      <w:r>
+        <w:t xml:space="preserve">. We now have</w:t>
+      </w:r>
+      <w:r>
+        <w:t xml:space="preserve"> </w:t>
+      </w:r>
+      <w:r>
+        <w:t xml:space="preserve">frameworks and models to describe and investigate the variation and detection of</w:t>
+      </w:r>
+      <w:r>
+        <w:t xml:space="preserve"> </w:t>
+      </w:r>
+      <w:r>
+        <w:t xml:space="preserve">interaction networks in space and time</w:t>
       </w:r>
       <w:r>
         <w:t xml:space="preserve"> </w:t>
@@ -1050,82 +852,61 @@
         <w:t xml:space="preserve">(Poisot et al. 2015; Cirtwill et al. 2019; Catchen et al. 2023)</w:t>
       </w:r>
       <w:r>
+        <w:t xml:space="preserve">, and therefore the next step is to consider how to optimize</w:t>
+      </w:r>
+      <w:r>
+        <w:t xml:space="preserve"> </w:t>
+      </w:r>
+      <w:r>
+        <w:t xml:space="preserve">monitoring for species interactions. Simulations offer opportunities to explore</w:t>
+      </w:r>
+      <w:r>
+        <w:t xml:space="preserve"> </w:t>
+      </w:r>
+      <w:r>
+        <w:t xml:space="preserve">such optimizations: for example, to anticipate sampling effects on estimated</w:t>
+      </w:r>
+      <w:r>
+        <w:t xml:space="preserve"> </w:t>
+      </w:r>
+      <w:r>
+        <w:t xml:space="preserve">network properties compared to a known reference</w:t>
+      </w:r>
+      <w:r>
+        <w:t xml:space="preserve"> </w:t>
+      </w:r>
+      <w:r>
+        <w:t xml:space="preserve">(de Aguiar et al. 2019)</w:t>
+      </w:r>
+      <w:r>
+        <w:t xml:space="preserve">,</w:t>
+      </w:r>
+      <w:r>
+        <w:t xml:space="preserve"> </w:t>
+      </w:r>
+      <w:r>
+        <w:t xml:space="preserve">determine optimal sampling frequency for monitoring</w:t>
+      </w:r>
+      <w:r>
+        <w:t xml:space="preserve"> </w:t>
+      </w:r>
+      <w:r>
+        <w:t xml:space="preserve">(Daugaard et al. 2024)</w:t>
+      </w:r>
+      <w:r>
         <w:t xml:space="preserve">, and</w:t>
       </w:r>
       <w:r>
         <w:t xml:space="preserve"> </w:t>
       </w:r>
       <w:r>
-        <w:t xml:space="preserve">therefore the next step is to consider how to optimize monitoring for species</w:t>
-      </w:r>
-      <w:r>
-        <w:t xml:space="preserve"> </w:t>
-      </w:r>
-      <w:r>
-        <w:t xml:space="preserve">interactions. Simulations have already been used in this context to: generate</w:t>
-      </w:r>
-      <w:r>
-        <w:t xml:space="preserve"> </w:t>
-      </w:r>
-      <w:r>
-        <w:t xml:space="preserve">communities and evaluate the potential of metrics to track biodiversity change</w:t>
-      </w:r>
-      <w:r>
-        <w:t xml:space="preserve"> </w:t>
-      </w:r>
-      <w:r>
-        <w:t xml:space="preserve">(Santini et al. 2017)</w:t>
-      </w:r>
-      <w:r>
-        <w:t xml:space="preserve">; simulate networks and sampling to evaluate sampling</w:t>
-      </w:r>
-      <w:r>
-        <w:t xml:space="preserve"> </w:t>
-      </w:r>
-      <w:r>
-        <w:t xml:space="preserve">effects on estimated network properties compared to a known reference</w:t>
-      </w:r>
-      <w:r>
-        <w:t xml:space="preserve"> </w:t>
-      </w:r>
-      <w:r>
-        <w:t xml:space="preserve">(de Aguiar et al. 2019, although not in a spatial context)</w:t>
-      </w:r>
-      <w:r>
-        <w:t xml:space="preserve">; determine optimal</w:t>
-      </w:r>
-      <w:r>
-        <w:t xml:space="preserve"> </w:t>
-      </w:r>
-      <w:r>
-        <w:t xml:space="preserve">sampling frequency for monitoring</w:t>
-      </w:r>
-      <w:r>
-        <w:t xml:space="preserve"> </w:t>
-      </w:r>
-      <w:r>
-        <w:t xml:space="preserve">(Daugaard et al. 2024)</w:t>
-      </w:r>
-      <w:r>
-        <w:t xml:space="preserve">; examine the dependence</w:t>
-      </w:r>
-      <w:r>
-        <w:t xml:space="preserve"> </w:t>
-      </w:r>
-      <w:r>
-        <w:t xml:space="preserve">of monitoring efficiency and trends detection on the number of monitoring sites,</w:t>
-      </w:r>
-      <w:r>
-        <w:t xml:space="preserve"> </w:t>
-      </w:r>
-      <w:r>
-        <w:t xml:space="preserve">species abundance, detection probability and strength of decline, under a range</w:t>
-      </w:r>
-      <w:r>
-        <w:t xml:space="preserve"> </w:t>
-      </w:r>
-      <w:r>
-        <w:t xml:space="preserve">of scenarios and monitoring schemes</w:t>
+        <w:t xml:space="preserve">examine how monitoring efficiency and trends detection is influenced by the</w:t>
+      </w:r>
+      <w:r>
+        <w:t xml:space="preserve"> </w:t>
+      </w:r>
+      <w:r>
+        <w:t xml:space="preserve">number of monitoring sites under a range of scenarios and monitoring schemes</w:t>
       </w:r>
       <w:r>
         <w:t xml:space="preserve"> </w:t>
@@ -1688,25 +1469,25 @@
         <w:t xml:space="preserve">(Hesselbarth et al. 2024)</w:t>
       </w:r>
       <w:r>
-        <w:t xml:space="preserve">.</w:t>
-      </w:r>
-      <w:r>
-        <w:t xml:space="preserve"> </w:t>
-      </w:r>
-      <w:r>
-        <w:t xml:space="preserve">NLMs have been used to generate realistic landscapes in contexts relating to</w:t>
-      </w:r>
-      <w:r>
-        <w:t xml:space="preserve"> </w:t>
-      </w:r>
-      <w:r>
-        <w:t xml:space="preserve">biodiversity distribution and preservation, for instance to compare avian</w:t>
-      </w:r>
-      <w:r>
-        <w:t xml:space="preserve"> </w:t>
-      </w:r>
-      <w:r>
-        <w:t xml:space="preserve">diversity between conservation approaches in coffee-growing landscapes</w:t>
+        <w:t xml:space="preserve">. NLMs have been used to generate realistic</w:t>
+      </w:r>
+      <w:r>
+        <w:t xml:space="preserve"> </w:t>
+      </w:r>
+      <w:r>
+        <w:t xml:space="preserve">landscapes in contexts relating to biodiversity distribution and preservation,</w:t>
+      </w:r>
+      <w:r>
+        <w:t xml:space="preserve"> </w:t>
+      </w:r>
+      <w:r>
+        <w:t xml:space="preserve">for instance to compare avian diversity between conservation approaches in</w:t>
+      </w:r>
+      <w:r>
+        <w:t xml:space="preserve"> </w:t>
+      </w:r>
+      <w:r>
+        <w:t xml:space="preserve">coffee-growing landscapes</w:t>
       </w:r>
       <w:r>
         <w:t xml:space="preserve"> </w:t>
@@ -1718,13 +1499,13 @@
         <w:t xml:space="preserve"> </w:t>
       </w:r>
       <w:r>
-        <w:t xml:space="preserve">or to assess the potential of a suggested umbrella species</w:t>
-      </w:r>
-      <w:r>
-        <w:t xml:space="preserve"> </w:t>
-      </w:r>
-      <w:r>
-        <w:t xml:space="preserve">in an ecotone</w:t>
+        <w:t xml:space="preserve">or to assess the potential of a</w:t>
+      </w:r>
+      <w:r>
+        <w:t xml:space="preserve"> </w:t>
+      </w:r>
+      <w:r>
+        <w:t xml:space="preserve">suggested umbrella species in an ecotone</w:t>
       </w:r>
       <w:r>
         <w:t xml:space="preserve"> </w:t>
@@ -1733,19 +1514,25 @@
         <w:t xml:space="preserve">(Duchardt et al. 2023)</w:t>
       </w:r>
       <w:r>
-        <w:t xml:space="preserve">. NLMs have also been used with species</w:t>
-      </w:r>
-      <w:r>
-        <w:t xml:space="preserve"> </w:t>
-      </w:r>
-      <w:r>
-        <w:t xml:space="preserve">interactions, for example to evaluate the effect of landscape structure in</w:t>
-      </w:r>
-      <w:r>
-        <w:t xml:space="preserve"> </w:t>
-      </w:r>
-      <w:r>
-        <w:t xml:space="preserve">cross-species disease transmission between interacting species</w:t>
+        <w:t xml:space="preserve">. NLMs have also</w:t>
+      </w:r>
+      <w:r>
+        <w:t xml:space="preserve"> </w:t>
+      </w:r>
+      <w:r>
+        <w:t xml:space="preserve">been used with species interactions, for example to evaluate the effect of</w:t>
+      </w:r>
+      <w:r>
+        <w:t xml:space="preserve"> </w:t>
+      </w:r>
+      <w:r>
+        <w:t xml:space="preserve">landscape structure in cross-species disease transmission between interacting</w:t>
+      </w:r>
+      <w:r>
+        <w:t xml:space="preserve"> </w:t>
+      </w:r>
+      <w:r>
+        <w:t xml:space="preserve">species</w:t>
       </w:r>
       <w:r>
         <w:t xml:space="preserve"> </w:t>
@@ -1754,13 +1541,13 @@
         <w:t xml:space="preserve">(Forero-Muñoz et al. 2025)</w:t>
       </w:r>
       <w:r>
-        <w:t xml:space="preserve">. Here, we generated species ranges following the</w:t>
-      </w:r>
-      <w:r>
-        <w:t xml:space="preserve"> </w:t>
-      </w:r>
-      <w:r>
-        <w:t xml:space="preserve">implementation in SpeciesInteractionSamplers.jl</w:t>
+        <w:t xml:space="preserve">. Here, we generated species ranges following</w:t>
+      </w:r>
+      <w:r>
+        <w:t xml:space="preserve"> </w:t>
+      </w:r>
+      <w:r>
+        <w:t xml:space="preserve">the implementation in SpeciesInteractionSamplers.jl</w:t>
       </w:r>
       <w:r>
         <w:t xml:space="preserve"> </w:t>
@@ -1769,25 +1556,25 @@
         <w:t xml:space="preserve">(Catchen et al. 2023)</w:t>
       </w:r>
       <w:r>
-        <w:t xml:space="preserve">, which 1)</w:t>
-      </w:r>
-      <w:r>
-        <w:t xml:space="preserve"> </w:t>
-      </w:r>
-      <w:r>
-        <w:t xml:space="preserve">uses the Diamond-Square algorithm</w:t>
-      </w:r>
-      <w:r>
-        <w:t xml:space="preserve"> </w:t>
-      </w:r>
-      <w:r>
-        <w:t xml:space="preserve">(Fournier et al. 1982; also used similarly and</w:t>
-      </w:r>
-      <w:r>
-        <w:t xml:space="preserve"> </w:t>
-      </w:r>
-      <w:r>
-        <w:t xml:space="preserve">described by Forero-Muñoz et al. 2025)</w:t>
+        <w:t xml:space="preserve">,</w:t>
+      </w:r>
+      <w:r>
+        <w:t xml:space="preserve"> </w:t>
+      </w:r>
+      <w:r>
+        <w:t xml:space="preserve">which 1) uses the Diamond-Square algorithm</w:t>
+      </w:r>
+      <w:r>
+        <w:t xml:space="preserve"> </w:t>
+      </w:r>
+      <w:r>
+        <w:t xml:space="preserve">(Fournier et al. 1982; also used</w:t>
+      </w:r>
+      <w:r>
+        <w:t xml:space="preserve"> </w:t>
+      </w:r>
+      <w:r>
+        <w:t xml:space="preserve">similarly and described by Forero-Muñoz et al. 2025)</w:t>
       </w:r>
       <w:r>
         <w:t xml:space="preserve"> </w:t>
@@ -1799,13 +1586,13 @@
         <w:t xml:space="preserve"> </w:t>
       </w:r>
       <w:r>
-        <w:t xml:space="preserve">spatially-autocorrelated range (default autocorrelation parameter h=0.85); 2)</w:t>
-      </w:r>
-      <w:r>
-        <w:t xml:space="preserve"> </w:t>
-      </w:r>
-      <w:r>
-        <w:t xml:space="preserve">draws a threshold based on a Beta distribution (default</w:t>
+        <w:t xml:space="preserve">spatially-autocorrelated range for a species (default autocorrelation parameter</w:t>
+      </w:r>
+      <w:r>
+        <w:t xml:space="preserve"> </w:t>
+      </w:r>
+      <w:r>
+        <w:t xml:space="preserve">h=0.85); 2) draws a threshold based on a Beta distribution (default</w:t>
       </w:r>
       <w:r>
         <w:t xml:space="preserve"> </w:t>
@@ -1819,7 +1606,13 @@
         <w:t xml:space="preserve"> </w:t>
       </w:r>
       <w:r>
-        <w:t xml:space="preserve">= 10,</w:t>
+        <w:t xml:space="preserve">=</w:t>
+      </w:r>
+      <w:r>
+        <w:t xml:space="preserve"> </w:t>
+      </w:r>
+      <w:r>
+        <w:t xml:space="preserve">10,</w:t>
       </w:r>
       <w:r>
         <w:t xml:space="preserve"> </w:t>
@@ -1833,37 +1626,37 @@
         <w:t xml:space="preserve"> </w:t>
       </w:r>
       <w:r>
-        <w:t xml:space="preserve">=</w:t>
-      </w:r>
-      <w:r>
-        <w:t xml:space="preserve"> </w:t>
-      </w:r>
-      <w:r>
-        <w:t xml:space="preserve">10); 3) converts the probabilistic range into a binary one, considering all</w:t>
-      </w:r>
-      <w:r>
-        <w:t xml:space="preserve"> </w:t>
-      </w:r>
-      <w:r>
-        <w:t xml:space="preserve">sites with values higher than the threshold as presence and those with lower</w:t>
-      </w:r>
-      <w:r>
-        <w:t xml:space="preserve"> </w:t>
-      </w:r>
-      <w:r>
-        <w:t xml:space="preserve">values as absence, and 4) repeating the process independently for all species</w:t>
-      </w:r>
-      <w:r>
-        <w:t xml:space="preserve"> </w:t>
-      </w:r>
-      <w:r>
-        <w:t xml:space="preserve">(here 75 species). In the end, this process generates communities of known</w:t>
-      </w:r>
-      <w:r>
-        <w:t xml:space="preserve"> </w:t>
-      </w:r>
-      <w:r>
-        <w:t xml:space="preserve">composition and species richness at every site in the simulated landscape.</w:t>
+        <w:t xml:space="preserve">= 10); 3) converts the probabilistic range into a binary one,</w:t>
+      </w:r>
+      <w:r>
+        <w:t xml:space="preserve"> </w:t>
+      </w:r>
+      <w:r>
+        <w:t xml:space="preserve">considering all sites with values higher than the threshold as presence and</w:t>
+      </w:r>
+      <w:r>
+        <w:t xml:space="preserve"> </w:t>
+      </w:r>
+      <w:r>
+        <w:t xml:space="preserve">those with lower values as absence, and 4) repeating the process independently</w:t>
+      </w:r>
+      <w:r>
+        <w:t xml:space="preserve"> </w:t>
+      </w:r>
+      <w:r>
+        <w:t xml:space="preserve">for all species (here 75 species). In the end, this process generates</w:t>
+      </w:r>
+      <w:r>
+        <w:t xml:space="preserve"> </w:t>
+      </w:r>
+      <w:r>
+        <w:t xml:space="preserve">communities of known composition and species richness at every site in the</w:t>
+      </w:r>
+      <w:r>
+        <w:t xml:space="preserve"> </w:t>
+      </w:r>
+      <w:r>
+        <w:t xml:space="preserve">simulated landscape.</w:t>
       </w:r>
     </w:p>
     <w:p>
@@ -2062,19 +1855,45 @@
         <w:t xml:space="preserve"> </w:t>
       </w:r>
       <w:r>
-        <w:t xml:space="preserve">distribution. It then defines an interaction rate between species pairs based on</w:t>
-      </w:r>
-      <w:r>
-        <w:t xml:space="preserve"> </w:t>
-      </w:r>
-      <w:r>
-        <w:t xml:space="preserve">the product of their relative abundances, scaled by a fixed realization energy</w:t>
-      </w:r>
-      <w:r>
-        <w:t xml:space="preserve"> </w:t>
-      </w:r>
-      <w:r>
-        <w:t xml:space="preserve">parameter (</w:t>
+        <w:t xml:space="preserve">distribution [followed by many empirical communities,</w:t>
+      </w:r>
+      <w:r>
+        <w:t xml:space="preserve"> </w:t>
+      </w:r>
+      <w:r>
+        <w:t xml:space="preserve">Preston (1948)</w:t>
+      </w:r>
+      <w:r>
+        <w:t xml:space="preserve">; the</w:t>
+      </w:r>
+      <w:r>
+        <w:t xml:space="preserve"> </w:t>
+      </w:r>
+      <w:r>
+        <w:t xml:space="preserve">variance is controlled by a parameter</w:t>
+      </w:r>
+      <w:r>
+        <w:t xml:space="preserve"> </w:t>
+      </w:r>
+      <m:oMath>
+        <m:r>
+          <m:t>σ</m:t>
+        </m:r>
+      </m:oMath>
+      <w:r>
+        <w:t xml:space="preserve">]. It then defines an interaction</w:t>
+      </w:r>
+      <w:r>
+        <w:t xml:space="preserve"> </w:t>
+      </w:r>
+      <w:r>
+        <w:t xml:space="preserve">rate between species pairs based on the product of their relative abundances,</w:t>
+      </w:r>
+      <w:r>
+        <w:t xml:space="preserve"> </w:t>
+      </w:r>
+      <w:r>
+        <w:t xml:space="preserve">scaled by a fixed realization energy parameter (</w:t>
       </w:r>
       <m:oMath>
         <m:r>
@@ -2082,19 +1901,19 @@
         </m:r>
       </m:oMath>
       <w:r>
-        <w:t xml:space="preserve">) determining the total expected number of interactions.</w:t>
-      </w:r>
-      <w:r>
-        <w:t xml:space="preserve"> </w:t>
-      </w:r>
-      <w:r>
-        <w:t xml:space="preserve">Finally, they draw realized interactions from a Poisson distribution</w:t>
-      </w:r>
-      <w:r>
-        <w:t xml:space="preserve"> </w:t>
-      </w:r>
-      <w:r>
-        <w:t xml:space="preserve">parametrized on the interaction rate</w:t>
+        <w:t xml:space="preserve">) determining the</w:t>
+      </w:r>
+      <w:r>
+        <w:t xml:space="preserve"> </w:t>
+      </w:r>
+      <w:r>
+        <w:t xml:space="preserve">total expected number of interactions. Finally, they draw realized interactions</w:t>
+      </w:r>
+      <w:r>
+        <w:t xml:space="preserve"> </w:t>
+      </w:r>
+      <w:r>
+        <w:t xml:space="preserve">from a Poisson distribution parametrized on the interaction rate</w:t>
       </w:r>
       <w:r>
         <w:t xml:space="preserve"> </w:t>
@@ -2632,9 +2451,6 @@
       </w:r>
       <w:r>
         <w:t xml:space="preserve">.</w:t>
-      </w:r>
-      <w:r>
-        <w:t xml:space="preserve"> </w:t>
       </w:r>
     </w:p>
     <w:bookmarkEnd w:id="15"/>
@@ -2971,7 +2787,33 @@
         <w:t xml:space="preserve"> </w:t>
       </w:r>
       <w:r>
-        <w:t xml:space="preserve">fit with a simulation’s results, as described in the next section (Step 4).</w:t>
+        <w:t xml:space="preserve">fit with a simulation’s results, as described in</w:t>
+      </w:r>
+      <w:r>
+        <w:t xml:space="preserve"> </w:t>
+      </w:r>
+      <w:hyperlink w:anchor="sec-simulation-study-II">
+        <w:r>
+          <w:rPr>
+            <w:rStyle w:val="Hyperlink"/>
+          </w:rPr>
+          <w:t xml:space="preserve">Simulation Study</w:t>
+        </w:r>
+        <w:r>
+          <w:rPr>
+            <w:rStyle w:val="Hyperlink"/>
+          </w:rPr>
+          <w:t xml:space="preserve"> </w:t>
+        </w:r>
+        <w:r>
+          <w:rPr>
+            <w:rStyle w:val="Hyperlink"/>
+          </w:rPr>
+          <w:t xml:space="preserve">II</w:t>
+        </w:r>
+      </w:hyperlink>
+      <w:r>
+        <w:t xml:space="preserve">.</w:t>
       </w:r>
     </w:p>
     <w:p>
@@ -3582,7 +3424,13 @@
         <w:t xml:space="preserve"> </w:t>
       </w:r>
       <w:r>
-        <w:t xml:space="preserve">= 10, relative abundance</w:t>
+        <w:t xml:space="preserve">= 10 to threshold landscapes, variance of log-normal distribution</w:t>
+      </w:r>
+      <w:r>
+        <w:t xml:space="preserve"> </w:t>
+      </w:r>
+      <w:r>
+        <w:t xml:space="preserve">for relative abundances</w:t>
       </w:r>
       <w:r>
         <w:t xml:space="preserve"> </w:t>
@@ -3610,7 +3458,13 @@
         <w:t xml:space="preserve"> </w:t>
       </w:r>
       <w:r>
-        <w:t xml:space="preserve">= 50,000, and detection scaling</w:t>
+        <w:t xml:space="preserve">= 50,000,</w:t>
+      </w:r>
+      <w:r>
+        <w:t xml:space="preserve"> </w:t>
+      </w:r>
+      <w:r>
+        <w:t xml:space="preserve">and detection scaling</w:t>
       </w:r>
       <w:r>
         <w:t xml:space="preserve"> </w:t>
@@ -3624,31 +3478,31 @@
         <w:t xml:space="preserve"> </w:t>
       </w:r>
       <w:r>
-        <w:t xml:space="preserve">= 50. Exploratory</w:t>
-      </w:r>
-      <w:r>
-        <w:t xml:space="preserve"> </w:t>
-      </w:r>
-      <w:r>
-        <w:t xml:space="preserve">simulations showed that model parameters such as metaweb connectance and</w:t>
-      </w:r>
-      <w:r>
-        <w:t xml:space="preserve"> </w:t>
-      </w:r>
-      <w:r>
-        <w:t xml:space="preserve">landscape autocorrelation did not have an important effect on the proportion of</w:t>
-      </w:r>
-      <w:r>
-        <w:t xml:space="preserve"> </w:t>
-      </w:r>
-      <w:r>
-        <w:t xml:space="preserve">sampled interactions and the accumulation observed when increasing the number of</w:t>
-      </w:r>
-      <w:r>
-        <w:t xml:space="preserve"> </w:t>
-      </w:r>
-      <w:r>
-        <w:t xml:space="preserve">sites in the BON. The activation energy</w:t>
+        <w:t xml:space="preserve">= 50. Exploratory simulations showed that model</w:t>
+      </w:r>
+      <w:r>
+        <w:t xml:space="preserve"> </w:t>
+      </w:r>
+      <w:r>
+        <w:t xml:space="preserve">parameters such as metaweb connectance and landscape autocorrelation did not</w:t>
+      </w:r>
+      <w:r>
+        <w:t xml:space="preserve"> </w:t>
+      </w:r>
+      <w:r>
+        <w:t xml:space="preserve">have an important effect on the proportion of sampled interactions and the</w:t>
+      </w:r>
+      <w:r>
+        <w:t xml:space="preserve"> </w:t>
+      </w:r>
+      <w:r>
+        <w:t xml:space="preserve">accumulation observed when increasing the number of sites in the BON. The</w:t>
+      </w:r>
+      <w:r>
+        <w:t xml:space="preserve"> </w:t>
+      </w:r>
+      <w:r>
+        <w:t xml:space="preserve">activation energy</w:t>
       </w:r>
       <w:r>
         <w:t xml:space="preserve"> </w:t>
@@ -3676,13 +3530,13 @@
         <w:t xml:space="preserve"> </w:t>
       </w:r>
       <w:r>
-        <w:t xml:space="preserve">parameters determine the total number of expected and detected</w:t>
-      </w:r>
-      <w:r>
-        <w:t xml:space="preserve"> </w:t>
-      </w:r>
-      <w:r>
-        <w:t xml:space="preserve">interactions</w:t>
+        <w:t xml:space="preserve">parameters determine</w:t>
+      </w:r>
+      <w:r>
+        <w:t xml:space="preserve"> </w:t>
+      </w:r>
+      <w:r>
+        <w:t xml:space="preserve">the total number of expected and detected interactions</w:t>
       </w:r>
       <w:r>
         <w:t xml:space="preserve"> </w:t>
@@ -3691,25 +3545,31 @@
         <w:t xml:space="preserve">(Catchen et al. 2023)</w:t>
       </w:r>
       <w:r>
-        <w:t xml:space="preserve">, and therefore influenced the absolute numbers</w:t>
-      </w:r>
-      <w:r>
-        <w:t xml:space="preserve"> </w:t>
-      </w:r>
-      <w:r>
-        <w:t xml:space="preserve">observed. Here, we chose to use a single fixed value to focus on differences</w:t>
-      </w:r>
-      <w:r>
-        <w:t xml:space="preserve"> </w:t>
-      </w:r>
-      <w:r>
-        <w:t xml:space="preserve">between sampling strategies—influenced in the same way by the parameter</w:t>
-      </w:r>
-      <w:r>
-        <w:t xml:space="preserve"> </w:t>
-      </w:r>
-      <w:r>
-        <w:t xml:space="preserve">values—and refer readers to</w:t>
+        <w:t xml:space="preserve">, and</w:t>
+      </w:r>
+      <w:r>
+        <w:t xml:space="preserve"> </w:t>
+      </w:r>
+      <w:r>
+        <w:t xml:space="preserve">therefore influenced the absolute numbers observed. Here, we chose to use a</w:t>
+      </w:r>
+      <w:r>
+        <w:t xml:space="preserve"> </w:t>
+      </w:r>
+      <w:r>
+        <w:t xml:space="preserve">single fixed value to focus on differences between sampling</w:t>
+      </w:r>
+      <w:r>
+        <w:t xml:space="preserve"> </w:t>
+      </w:r>
+      <w:r>
+        <w:t xml:space="preserve">strategies—influenced in the same way by the parameter values—and refer readers</w:t>
+      </w:r>
+      <w:r>
+        <w:t xml:space="preserve"> </w:t>
+      </w:r>
+      <w:r>
+        <w:t xml:space="preserve">to</w:t>
       </w:r>
       <w:r>
         <w:t xml:space="preserve"> </w:t>
@@ -3721,13 +3581,13 @@
         <w:t xml:space="preserve"> </w:t>
       </w:r>
       <w:r>
-        <w:t xml:space="preserve">for the detailed discussion over</w:t>
-      </w:r>
-      <w:r>
-        <w:t xml:space="preserve"> </w:t>
-      </w:r>
-      <w:r>
-        <w:t xml:space="preserve">the parameters’ effect. We implemented our simulations in</w:t>
+        <w:t xml:space="preserve">for the detailed discussion over the parameters’ effect.</w:t>
+      </w:r>
+      <w:r>
+        <w:t xml:space="preserve"> </w:t>
+      </w:r>
+      <w:r>
+        <w:t xml:space="preserve">We implemented our simulations in</w:t>
       </w:r>
       <w:r>
         <w:t xml:space="preserve"> </w:t>
@@ -3752,13 +3612,19 @@
         <w:t xml:space="preserve">(Bezanson et al. 2017)</w:t>
       </w:r>
       <w:r>
-        <w:t xml:space="preserve">. All the code used to implement the simulations and</w:t>
-      </w:r>
-      <w:r>
-        <w:t xml:space="preserve"> </w:t>
-      </w:r>
-      <w:r>
-        <w:t xml:space="preserve">perform the analyses is archived on Zenodo</w:t>
+        <w:t xml:space="preserve">. All the</w:t>
+      </w:r>
+      <w:r>
+        <w:t xml:space="preserve"> </w:t>
+      </w:r>
+      <w:r>
+        <w:t xml:space="preserve">code used to implement the simulations and perform the analyses is archived on</w:t>
+      </w:r>
+      <w:r>
+        <w:t xml:space="preserve"> </w:t>
+      </w:r>
+      <w:r>
+        <w:t xml:space="preserve">Zenodo</w:t>
       </w:r>
       <w:r>
         <w:t xml:space="preserve"> </w:t>
@@ -3767,19 +3633,13 @@
         <w:t xml:space="preserve">(Dansereau 2026)</w:t>
       </w:r>
       <w:r>
-        <w:t xml:space="preserve">. Full</w:t>
-      </w:r>
-      <w:r>
-        <w:t xml:space="preserve"> </w:t>
-      </w:r>
-      <w:r>
-        <w:t xml:space="preserve">computations were run on compute clusters provided by Calcul Québec and the</w:t>
-      </w:r>
-      <w:r>
-        <w:t xml:space="preserve"> </w:t>
-      </w:r>
-      <w:r>
-        <w:t xml:space="preserve">Digital Research Alliance of Canada.</w:t>
+        <w:t xml:space="preserve">. Full computations were run on compute clusters</w:t>
+      </w:r>
+      <w:r>
+        <w:t xml:space="preserve"> </w:t>
+      </w:r>
+      <w:r>
+        <w:t xml:space="preserve">provided by Calcul Québec and the Digital Research Alliance of Canada.</w:t>
       </w:r>
     </w:p>
     <w:bookmarkStart w:id="20" w:name="X159e42ef236fbc2af1a5451b8b46ce8c3e5f26b"/>
@@ -3971,7 +3831,7 @@
       </w:r>
     </w:p>
     <w:bookmarkEnd w:id="20"/>
-    <w:bookmarkStart w:id="22" w:name="X2effedc1d424a8ddfbf35c7baf529b10dc4abec"/>
+    <w:bookmarkStart w:id="22" w:name="sec-simulation-study-II"/>
     <w:p>
       <w:pPr>
         <w:pStyle w:val="Heading3"/>
@@ -4390,31 +4250,22 @@
         <w:t xml:space="preserve"> </w:t>
       </w:r>
       <w:r>
-        <w:t xml:space="preserve">metaweb as the focal species for the simulation [as it was previously shown as</w:t>
-      </w:r>
-      <w:r>
-        <w:t xml:space="preserve"> </w:t>
-      </w:r>
-      <w:r>
-        <w:t xml:space="preserve">an efficient strategy for sampling and conservation;</w:t>
-      </w:r>
-      <w:r>
-        <w:t xml:space="preserve"> </w:t>
-      </w:r>
-      <w:r>
-        <w:t xml:space="preserve">Pires et al. (2017)</w:t>
-      </w:r>
-      <w:r>
-        <w:t xml:space="preserve">;</w:t>
-      </w:r>
-      <w:r>
-        <w:t xml:space="preserve"> </w:t>
-      </w:r>
-      <w:r>
-        <w:t xml:space="preserve">de Aguiar et al. (2019)</w:t>
-      </w:r>
-      <w:r>
-        <w:t xml:space="preserve">]. We then generated BONs of 1 to 500 sites (at interval</w:t>
+        <w:t xml:space="preserve">metaweb as the focal species for the simulation</w:t>
+      </w:r>
+      <w:r>
+        <w:t xml:space="preserve"> </w:t>
+      </w:r>
+      <w:r>
+        <w:t xml:space="preserve">(as it was previously shown as</w:t>
+      </w:r>
+      <w:r>
+        <w:t xml:space="preserve"> </w:t>
+      </w:r>
+      <w:r>
+        <w:t xml:space="preserve">an efficient strategy for sampling and conservation, Pires et al. 2017; de Aguiar et al. 2019)</w:t>
+      </w:r>
+      <w:r>
+        <w:t xml:space="preserve">. We then generated BONs of 1 to 500 sites (at interval</w:t>
       </w:r>
       <w:r>
         <w:t xml:space="preserve"> </w:t>
@@ -4747,13 +4598,16 @@
         <w:t xml:space="preserve">(Gibbons and Chakraborti 2010)</w:t>
       </w:r>
       <w:r>
-        <w:t xml:space="preserve">—e.g., at n=50, the 90% confidence interval for</w:t>
-      </w:r>
-      <w:r>
-        <w:t xml:space="preserve"> </w:t>
-      </w:r>
-      <w:r>
-        <w:t xml:space="preserve">the median goes from the 19th and to the 31st value—and extracted the</w:t>
+        <w:t xml:space="preserve"> </w:t>
+      </w:r>
+      <w:r>
+        <w:t xml:space="preserve">—e.g., at n=50, the 90% confidence interval</w:t>
+      </w:r>
+      <w:r>
+        <w:t xml:space="preserve"> </w:t>
+      </w:r>
+      <w:r>
+        <w:t xml:space="preserve">for the median goes from the 19th and to the 31st value—and extracted the</w:t>
       </w:r>
       <w:r>
         <w:t xml:space="preserve"> </w:t>
@@ -5085,13 +4939,19 @@
         <w:pStyle w:val="FirstParagraph"/>
       </w:pPr>
       <w:r>
-        <w:t xml:space="preserve">Our results for metaweb sampling highlight a marked difference between the</w:t>
-      </w:r>
-      <w:r>
-        <w:t xml:space="preserve"> </w:t>
-      </w:r>
-      <w:r>
-        <w:t xml:space="preserve">proportions of sampled species and interactions (</w:t>
+        <w:t xml:space="preserve">Our results for the baseline spatially-balanced sampling designs highlight a</w:t>
+      </w:r>
+      <w:r>
+        <w:t xml:space="preserve"> </w:t>
+      </w:r>
+      <w:r>
+        <w:t xml:space="preserve">marked difference between the proportions of sampled species and interactions</w:t>
+      </w:r>
+      <w:r>
+        <w:t xml:space="preserve"> </w:t>
+      </w:r>
+      <w:r>
+        <w:t xml:space="preserve">(</w:t>
       </w:r>
       <w:hyperlink w:anchor="fig-nbons">
         <w:r>
@@ -5102,67 +4962,61 @@
         </w:r>
       </w:hyperlink>
       <w:r>
-        <w:t xml:space="preserve">). Sampled species</w:t>
-      </w:r>
-      <w:r>
-        <w:t xml:space="preserve"> </w:t>
-      </w:r>
-      <w:r>
-        <w:t xml:space="preserve">saturated very quickly, with all species sampled with less than 25 sites in a</w:t>
-      </w:r>
-      <w:r>
-        <w:t xml:space="preserve"> </w:t>
-      </w:r>
-      <w:r>
-        <w:t xml:space="preserve">BON across the landscape. Possible interactions, which only depend on</w:t>
-      </w:r>
-      <w:r>
-        <w:t xml:space="preserve"> </w:t>
-      </w:r>
-      <w:r>
-        <w:t xml:space="preserve">co-occurrence of species with a feasible interaction in the metaweb, also</w:t>
-      </w:r>
-      <w:r>
-        <w:t xml:space="preserve"> </w:t>
-      </w:r>
-      <w:r>
-        <w:t xml:space="preserve">saturated quickly reaching over 90% of interactions in the metaweb with 25 sites</w:t>
-      </w:r>
-      <w:r>
-        <w:t xml:space="preserve"> </w:t>
-      </w:r>
-      <w:r>
-        <w:t xml:space="preserve">and increased asymptotically afterwards. In contrast, realized and detected</w:t>
-      </w:r>
-      <w:r>
-        <w:t xml:space="preserve"> </w:t>
-      </w:r>
-      <w:r>
-        <w:t xml:space="preserve">interactions, which account for the impact of species abundances on interaction</w:t>
-      </w:r>
-      <w:r>
-        <w:t xml:space="preserve"> </w:t>
-      </w:r>
-      <w:r>
-        <w:t xml:space="preserve">detectability, reached much lower proportions, both remaining under 25% of the</w:t>
-      </w:r>
-      <w:r>
-        <w:t xml:space="preserve"> </w:t>
-      </w:r>
-      <w:r>
-        <w:t xml:space="preserve">all metaweb interactions at 100 sampling sites and under 50% at 500 sites. While</w:t>
-      </w:r>
-      <w:r>
-        <w:t xml:space="preserve"> </w:t>
-      </w:r>
-      <w:r>
-        <w:t xml:space="preserve">the proportion of sampled realized and detected interactions would keep</w:t>
-      </w:r>
-      <w:r>
-        <w:t xml:space="preserve"> </w:t>
-      </w:r>
-      <w:r>
-        <w:t xml:space="preserve">increasing with a higher number of sites (</w:t>
+        <w:t xml:space="preserve">). Sampled species saturated very quickly, with all species sampled</w:t>
+      </w:r>
+      <w:r>
+        <w:t xml:space="preserve"> </w:t>
+      </w:r>
+      <w:r>
+        <w:t xml:space="preserve">with less than 25 sites in a BON across the landscape. Possible interactions,</w:t>
+      </w:r>
+      <w:r>
+        <w:t xml:space="preserve"> </w:t>
+      </w:r>
+      <w:r>
+        <w:t xml:space="preserve">which only depend on co-occurrence of species with a feasible interaction in the</w:t>
+      </w:r>
+      <w:r>
+        <w:t xml:space="preserve"> </w:t>
+      </w:r>
+      <w:r>
+        <w:t xml:space="preserve">metaweb, also saturated quickly reaching over 90% of interactions in the metaweb</w:t>
+      </w:r>
+      <w:r>
+        <w:t xml:space="preserve"> </w:t>
+      </w:r>
+      <w:r>
+        <w:t xml:space="preserve">with 25 sites and increased asymptotically afterwards. In contrast, realized and</w:t>
+      </w:r>
+      <w:r>
+        <w:t xml:space="preserve"> </w:t>
+      </w:r>
+      <w:r>
+        <w:t xml:space="preserve">detected interactions, which account for the impact of species abundances on</w:t>
+      </w:r>
+      <w:r>
+        <w:t xml:space="preserve"> </w:t>
+      </w:r>
+      <w:r>
+        <w:t xml:space="preserve">interaction realization and detectability, reached much lower proportions, both</w:t>
+      </w:r>
+      <w:r>
+        <w:t xml:space="preserve"> </w:t>
+      </w:r>
+      <w:r>
+        <w:t xml:space="preserve">remaining under 25% of the all metaweb interactions at 100 sampling sites and</w:t>
+      </w:r>
+      <w:r>
+        <w:t xml:space="preserve"> </w:t>
+      </w:r>
+      <w:r>
+        <w:t xml:space="preserve">under 50% at 500 sites. While the proportion of sampled realized and detected</w:t>
+      </w:r>
+      <w:r>
+        <w:t xml:space="preserve"> </w:t>
+      </w:r>
+      <w:r>
+        <w:t xml:space="preserve">interactions would keep increasing with a higher number of sites (</w:t>
       </w:r>
       <m:oMath>
         <m:sSub>
@@ -5182,25 +5036,25 @@
         <w:t xml:space="preserve"> </w:t>
       </w:r>
       <w:r>
-        <w:t xml:space="preserve">around 2100 and 7300,</w:t>
-      </w:r>
-      <w:r>
-        <w:t xml:space="preserve"> </w:t>
-      </w:r>
-      <w:r>
-        <w:t xml:space="preserve">respectively), the speed at which they accumulate is notably lower than for</w:t>
-      </w:r>
-      <w:r>
-        <w:t xml:space="preserve"> </w:t>
-      </w:r>
-      <w:r>
-        <w:t xml:space="preserve">species richness or possible interactions, highlighting the need for a much</w:t>
-      </w:r>
-      <w:r>
-        <w:t xml:space="preserve"> </w:t>
-      </w:r>
-      <w:r>
-        <w:t xml:space="preserve">higher sampling effort.</w:t>
+        <w:t xml:space="preserve">around 2100 and 7300, respectively), the speed at which they accumulate is</w:t>
+      </w:r>
+      <w:r>
+        <w:t xml:space="preserve"> </w:t>
+      </w:r>
+      <w:r>
+        <w:t xml:space="preserve">notably lower than for species richness or possible interactions, highlighting</w:t>
+      </w:r>
+      <w:r>
+        <w:t xml:space="preserve"> </w:t>
+      </w:r>
+      <w:r>
+        <w:t xml:space="preserve">the need for a much higher sampling effort for interactions within</w:t>
+      </w:r>
+      <w:r>
+        <w:t xml:space="preserve"> </w:t>
+      </w:r>
+      <w:r>
+        <w:t xml:space="preserve">spatially-balanced BONs.</w:t>
       </w:r>
     </w:p>
     <w:tbl>
@@ -5412,31 +5266,37 @@
         <w:t xml:space="preserve"> </w:t>
       </w:r>
       <w:r>
-        <w:t xml:space="preserve">spatially balanced design across space unrelated to focal species, performed the</w:t>
-      </w:r>
-      <w:r>
-        <w:t xml:space="preserve"> </w:t>
-      </w:r>
-      <w:r>
-        <w:t xml:space="preserve">worst among the algorithms tested. Weighted Sampling, although maintaining a</w:t>
-      </w:r>
-      <w:r>
-        <w:t xml:space="preserve"> </w:t>
-      </w:r>
-      <w:r>
-        <w:t xml:space="preserve">better spatial balance across the landscape, performed notably worse than</w:t>
-      </w:r>
-      <w:r>
-        <w:t xml:space="preserve"> </w:t>
-      </w:r>
-      <w:r>
-        <w:t xml:space="preserve">Targeted Sampling and Balanced Within Range at maximizing the efficiency for the</w:t>
-      </w:r>
-      <w:r>
-        <w:t xml:space="preserve"> </w:t>
-      </w:r>
-      <w:r>
-        <w:t xml:space="preserve">focal species. Targeted Sampling and Balanced Within Range performed similarly.</w:t>
+        <w:t xml:space="preserve">spatially balanced design across space unrelated to the focal species (similar</w:t>
+      </w:r>
+      <w:r>
+        <w:t xml:space="preserve"> </w:t>
+      </w:r>
+      <w:r>
+        <w:t xml:space="preserve">to the baseline in Simulation Study I), performed the worst among the algorithms</w:t>
+      </w:r>
+      <w:r>
+        <w:t xml:space="preserve"> </w:t>
+      </w:r>
+      <w:r>
+        <w:t xml:space="preserve">tested. Weighted Sampling maintained a better spatial balance across the</w:t>
+      </w:r>
+      <w:r>
+        <w:t xml:space="preserve"> </w:t>
+      </w:r>
+      <w:r>
+        <w:t xml:space="preserve">landscape but performed notably worse than Targeted Sampling and Balanced Within</w:t>
+      </w:r>
+      <w:r>
+        <w:t xml:space="preserve"> </w:t>
+      </w:r>
+      <w:r>
+        <w:t xml:space="preserve">Range at maximizing the efficiency for the focal species. Targeted Sampling and</w:t>
+      </w:r>
+      <w:r>
+        <w:t xml:space="preserve"> </w:t>
+      </w:r>
+      <w:r>
+        <w:t xml:space="preserve">Balanced Within Range performed similarly.</w:t>
       </w:r>
     </w:p>
     <w:p>
@@ -5820,7 +5680,7 @@
         <w:t xml:space="preserve"> </w:t>
       </w:r>
       <w:r>
-        <w:t xml:space="preserve">see also Supp. Mat. for all pair=by-pair comparisons), consistent with the</w:t>
+        <w:t xml:space="preserve">see also Supp. Mat. for all pair-by-pair comparisons), consistent with the</w:t>
       </w:r>
       <w:r>
         <w:t xml:space="preserve"> </w:t>
@@ -6680,7 +6540,13 @@
         <w:pStyle w:val="BodyText"/>
       </w:pPr>
       <w:r>
-        <w:t xml:space="preserve">Our simulations highlight that expectations should be much lower than for</w:t>
+        <w:t xml:space="preserve">Our simulations highlight that expectations for monitoring species interactions</w:t>
+      </w:r>
+      <w:r>
+        <w:t xml:space="preserve"> </w:t>
+      </w:r>
+      <w:r>
+        <w:t xml:space="preserve">within spatially-balanced, general-purpose BONs should be much lower than for</w:t>
       </w:r>
       <w:r>
         <w:t xml:space="preserve"> </w:t>
@@ -6692,31 +6558,42 @@
         <w:t xml:space="preserve"> </w:t>
       </w:r>
       <w:r>
-        <w:t xml:space="preserve">detection both depend on species abundance. In other words, we can expect the</w:t>
-      </w:r>
-      <w:r>
-        <w:t xml:space="preserve"> </w:t>
-      </w:r>
-      <w:r>
-        <w:t xml:space="preserve">monitoring of species interactions within a BON to require a (much) higher</w:t>
-      </w:r>
-      <w:r>
-        <w:t xml:space="preserve"> </w:t>
-      </w:r>
-      <w:r>
-        <w:t xml:space="preserve">monitoring effort across space than the one required for monitoring species and</w:t>
-      </w:r>
-      <w:r>
-        <w:t xml:space="preserve"> </w:t>
-      </w:r>
-      <w:r>
-        <w:t xml:space="preserve">community composition. This is similar to observations regarding sampling effort</w:t>
-      </w:r>
-      <w:r>
-        <w:t xml:space="preserve"> </w:t>
-      </w:r>
-      <w:r>
-        <w:t xml:space="preserve">required to document pollinator networks</w:t>
+        <w:t xml:space="preserve">detection both depend on species abundance (</w:t>
+      </w:r>
+      <w:hyperlink w:anchor="fig-nbons">
+        <w:r>
+          <w:rPr>
+            <w:rStyle w:val="Hyperlink"/>
+          </w:rPr>
+          <w:t xml:space="preserve">Figure 2</w:t>
+        </w:r>
+      </w:hyperlink>
+      <w:r>
+        <w:t xml:space="preserve">). In other words, we can</w:t>
+      </w:r>
+      <w:r>
+        <w:t xml:space="preserve"> </w:t>
+      </w:r>
+      <w:r>
+        <w:t xml:space="preserve">expect the monitoring of species interactions within a BON to require a (much)</w:t>
+      </w:r>
+      <w:r>
+        <w:t xml:space="preserve"> </w:t>
+      </w:r>
+      <w:r>
+        <w:t xml:space="preserve">higher monitoring effort across space than the one required for monitoring</w:t>
+      </w:r>
+      <w:r>
+        <w:t xml:space="preserve"> </w:t>
+      </w:r>
+      <w:r>
+        <w:t xml:space="preserve">species and community composition. Our observations are consistent with previous</w:t>
+      </w:r>
+      <w:r>
+        <w:t xml:space="preserve"> </w:t>
+      </w:r>
+      <w:r>
+        <w:t xml:space="preserve">ones regarding higher sampling effort required to document pollinator networks</w:t>
       </w:r>
       <w:r>
         <w:t xml:space="preserve"> </w:t>
@@ -6725,13 +6602,25 @@
         <w:t xml:space="preserve">(Chacoff et al. 2012)</w:t>
       </w:r>
       <w:r>
-        <w:t xml:space="preserve">, yet here framed</w:t>
-      </w:r>
-      <w:r>
-        <w:t xml:space="preserve"> </w:t>
-      </w:r>
-      <w:r>
-        <w:t xml:space="preserve">in the context of BON design and monitoring across space.</w:t>
+        <w:t xml:space="preserve">, yet here framed in the context of BON design and</w:t>
+      </w:r>
+      <w:r>
+        <w:t xml:space="preserve"> </w:t>
+      </w:r>
+      <w:r>
+        <w:t xml:space="preserve">monitoring across space. Overall, these results reinforce the need for</w:t>
+      </w:r>
+      <w:r>
+        <w:t xml:space="preserve"> </w:t>
+      </w:r>
+      <w:r>
+        <w:t xml:space="preserve">optimizing sampling designs for species interactions beyond and in complement to</w:t>
+      </w:r>
+      <w:r>
+        <w:t xml:space="preserve"> </w:t>
+      </w:r>
+      <w:r>
+        <w:t xml:space="preserve">existing monitoring networks.</w:t>
       </w:r>
     </w:p>
     <w:p>
@@ -6739,19 +6628,25 @@
         <w:pStyle w:val="BodyText"/>
       </w:pPr>
       <w:r>
-        <w:t xml:space="preserve">We can improve coverage with the right optimization method, but efficiently</w:t>
-      </w:r>
-      <w:r>
-        <w:t xml:space="preserve"> </w:t>
-      </w:r>
-      <w:r>
-        <w:t xml:space="preserve">doing so requires a clear and attainable sampling or monitoring objective. For</w:t>
-      </w:r>
-      <w:r>
-        <w:t xml:space="preserve"> </w:t>
-      </w:r>
-      <w:r>
-        <w:t xml:space="preserve">instance, adopting a single-species perspective [</w:t>
+        <w:t xml:space="preserve">We can improve interaction coverage with the right optimization method, but</w:t>
+      </w:r>
+      <w:r>
+        <w:t xml:space="preserve"> </w:t>
+      </w:r>
+      <w:r>
+        <w:t xml:space="preserve">efficiently doing so requires a clear and attainable monitoring objective.</w:t>
+      </w:r>
+      <w:r>
+        <w:t xml:space="preserve"> </w:t>
+      </w:r>
+      <w:r>
+        <w:t xml:space="preserve">Adopting a single-species perspective</w:t>
+      </w:r>
+      <w:r>
+        <w:t xml:space="preserve"> </w:t>
+      </w:r>
+      <w:r>
+        <w:t xml:space="preserve">(</w:t>
       </w:r>
       <w:r>
         <w:rPr>
@@ -6764,181 +6659,129 @@
         <w:t xml:space="preserve"> </w:t>
       </w:r>
       <w:r>
-        <w:t xml:space="preserve">focusing on interactions</w:t>
-      </w:r>
-      <w:r>
-        <w:t xml:space="preserve"> </w:t>
-      </w:r>
-      <w:r>
-        <w:t xml:space="preserve">for a keystone or high degree species;</w:t>
-      </w:r>
-      <w:r>
-        <w:t xml:space="preserve"> </w:t>
-      </w:r>
-      <w:r>
-        <w:t xml:space="preserve">Pires et al. (2017)</w:t>
-      </w:r>
-      <w:r>
-        <w:t xml:space="preserve">;</w:t>
-      </w:r>
-      <w:r>
-        <w:t xml:space="preserve"> </w:t>
-      </w:r>
-      <w:r>
-        <w:t xml:space="preserve">de Aguiar et al. (2019)</w:t>
-      </w:r>
-      <w:r>
-        <w:t xml:space="preserve">]</w:t>
-      </w:r>
-      <w:r>
-        <w:t xml:space="preserve"> </w:t>
-      </w:r>
-      <w:r>
-        <w:t xml:space="preserve">can yield relevant results while relying on attainable levels of information.</w:t>
-      </w:r>
-      <w:r>
-        <w:t xml:space="preserve"> </w:t>
-      </w:r>
-      <w:r>
-        <w:t xml:space="preserve">Optimizing on a known species range proved an efficient strategy to retrieve its</w:t>
-      </w:r>
-      <w:r>
-        <w:t xml:space="preserve"> </w:t>
-      </w:r>
-      <w:r>
-        <w:t xml:space="preserve">interactions that was better than optimizing based on more holistic,</w:t>
-      </w:r>
-      <w:r>
-        <w:t xml:space="preserve"> </w:t>
-      </w:r>
-      <w:r>
-        <w:t xml:space="preserve">community-level information such as species richness</w:t>
-      </w:r>
-      <w:r>
-        <w:t xml:space="preserve"> </w:t>
-      </w:r>
-      <w:r>
-        <w:t xml:space="preserve">(identified in contrast by Willig et al. 2023 as an efficient target to maximize to conserve multiple</w:t>
-      </w:r>
-      <w:r>
-        <w:t xml:space="preserve"> </w:t>
-      </w:r>
-      <w:r>
-        <w:t xml:space="preserve">biodiversity</w:t>
-      </w:r>
-      <w:r>
-        <w:t xml:space="preserve"> </w:t>
-      </w:r>
-      <w:r>
-        <w:t xml:space="preserve">facets)</w:t>
-      </w:r>
-      <w:r>
-        <w:t xml:space="preserve">.</w:t>
-      </w:r>
-      <w:r>
-        <w:t xml:space="preserve"> </w:t>
-      </w:r>
-      <w:r>
-        <w:t xml:space="preserve">Optimizing based on the location of the realized interactions was, as expected,</w:t>
-      </w:r>
-      <w:r>
-        <w:t xml:space="preserve"> </w:t>
-      </w:r>
-      <w:r>
-        <w:t xml:space="preserve">even more efficient. Yet, this represents a best case scenario that is likely</w:t>
-      </w:r>
-      <w:r>
-        <w:t xml:space="preserve"> </w:t>
-      </w:r>
-      <w:r>
-        <w:t xml:space="preserve">beyond reach in an applied context: it assumes that there is already</w:t>
-      </w:r>
-      <w:r>
-        <w:t xml:space="preserve"> </w:t>
-      </w:r>
-      <w:r>
-        <w:t xml:space="preserve">pre-existing knowledge on where species interactions can be observed, which is</w:t>
-      </w:r>
-      <w:r>
-        <w:t xml:space="preserve"> </w:t>
-      </w:r>
-      <w:r>
-        <w:t xml:space="preserve">unlikely to exist for most interactions, many species and in many locations</w:t>
-      </w:r>
-      <w:r>
-        <w:t xml:space="preserve"> </w:t>
-      </w:r>
-      <w:r>
-        <w:t xml:space="preserve">across the globe, regardless of their relevance for monitoring. Nonetheless, it</w:t>
-      </w:r>
-      <w:r>
-        <w:t xml:space="preserve"> </w:t>
-      </w:r>
-      <w:r>
-        <w:t xml:space="preserve">highlights that the most important efficiency gains will come from better</w:t>
-      </w:r>
-      <w:r>
-        <w:t xml:space="preserve"> </w:t>
-      </w:r>
-      <w:r>
-        <w:t xml:space="preserve">knowledge of where interactions are likely to take place, which suggests that</w:t>
-      </w:r>
-      <w:r>
-        <w:t xml:space="preserve"> </w:t>
-      </w:r>
-      <w:r>
-        <w:t xml:space="preserve">monitoring of interactions will become more efficient over time, especially if</w:t>
-      </w:r>
-      <w:r>
-        <w:t xml:space="preserve"> </w:t>
-      </w:r>
-      <w:r>
-        <w:t xml:space="preserve">local knowledge of the system and species under focus is</w:t>
-      </w:r>
-      <w:r>
-        <w:t xml:space="preserve"> </w:t>
-      </w:r>
-      <w:r>
-        <w:t xml:space="preserve">incorporated</w:t>
-      </w:r>
-      <w:r>
-        <w:t xml:space="preserve">.</w:t>
-      </w:r>
-      <w:r>
-        <w:t xml:space="preserve"> </w:t>
-      </w:r>
-      <w:r>
-        <w:t xml:space="preserve">Additionally, better incorporating considerations for species</w:t>
-      </w:r>
-      <w:r>
-        <w:t xml:space="preserve"> </w:t>
-      </w:r>
-      <w:r>
-        <w:t xml:space="preserve">abundance</w:t>
-      </w:r>
-      <w:r>
-        <w:t xml:space="preserve">, the factor influencing</w:t>
-      </w:r>
-      <w:r>
-        <w:t xml:space="preserve"> </w:t>
-      </w:r>
-      <w:r>
-        <w:t xml:space="preserve">interaction realization and detection in our simulations, will be crucial and</w:t>
-      </w:r>
-      <w:r>
-        <w:t xml:space="preserve"> </w:t>
-      </w:r>
-      <w:r>
-        <w:t xml:space="preserve">potentially more impactful than improving knowledge or reducing uncertainty over</w:t>
-      </w:r>
-      <w:r>
-        <w:t xml:space="preserve"> </w:t>
-      </w:r>
-      <w:r>
-        <w:t xml:space="preserve">species ranges.</w:t>
-      </w:r>
-      <w:r>
-        <w:t xml:space="preserve"> </w:t>
+        <w:t xml:space="preserve">focusing on interactions for a</w:t>
+      </w:r>
+      <w:r>
+        <w:t xml:space="preserve"> </w:t>
+      </w:r>
+      <w:r>
+        <w:t xml:space="preserve">keystone or high degree species, Pires et al. 2017; de Aguiar et al. 2019)</w:t>
+      </w:r>
+      <w:r>
+        <w:t xml:space="preserve"> </w:t>
+      </w:r>
+      <w:r>
+        <w:t xml:space="preserve">can</w:t>
+      </w:r>
+      <w:r>
+        <w:t xml:space="preserve"> </w:t>
+      </w:r>
+      <w:r>
+        <w:t xml:space="preserve">yield relevant results while relying on attainable levels of information</w:t>
+      </w:r>
+      <w:r>
+        <w:t xml:space="preserve"> </w:t>
+      </w:r>
+      <w:r>
+        <w:t xml:space="preserve">(Figures</w:t>
+      </w:r>
+      <w:r>
+        <w:t xml:space="preserve"> </w:t>
+      </w:r>
+      <w:hyperlink w:anchor="fig-samplers">
+        <w:r>
+          <w:rPr>
+            <w:rStyle w:val="Hyperlink"/>
+          </w:rPr>
+          <w:t xml:space="preserve">3</w:t>
+        </w:r>
+      </w:hyperlink>
+      <w:r>
+        <w:t xml:space="preserve">, </w:t>
+      </w:r>
+      <w:hyperlink w:anchor="fig-layers">
+        <w:r>
+          <w:rPr>
+            <w:rStyle w:val="Hyperlink"/>
+          </w:rPr>
+          <w:t xml:space="preserve">4</w:t>
+        </w:r>
+      </w:hyperlink>
+      <w:r>
+        <w:t xml:space="preserve">, </w:t>
+      </w:r>
+      <w:hyperlink w:anchor="fig-eff-comp">
+        <w:r>
+          <w:rPr>
+            <w:rStyle w:val="Hyperlink"/>
+          </w:rPr>
+          <w:t xml:space="preserve">5</w:t>
+        </w:r>
+      </w:hyperlink>
+      <w:r>
+        <w:t xml:space="preserve">). Through our</w:t>
+      </w:r>
+      <w:r>
+        <w:t xml:space="preserve"> </w:t>
+      </w:r>
+      <w:r>
+        <w:t xml:space="preserve">representative example in</w:t>
+      </w:r>
+      <w:r>
+        <w:t xml:space="preserve"> </w:t>
+      </w:r>
+      <w:hyperlink w:anchor="fig-samplers">
+        <w:r>
+          <w:rPr>
+            <w:rStyle w:val="Hyperlink"/>
+          </w:rPr>
+          <w:t xml:space="preserve">Figure 3</w:t>
+        </w:r>
+      </w:hyperlink>
+      <w:r>
+        <w:t xml:space="preserve">, we showed how Targeted Sampling and</w:t>
+      </w:r>
+      <w:r>
+        <w:t xml:space="preserve"> </w:t>
+      </w:r>
+      <w:r>
+        <w:t xml:space="preserve">Balanced Within Range outperform spatially-balanced designs to monitor</w:t>
+      </w:r>
+      <w:r>
+        <w:t xml:space="preserve"> </w:t>
+      </w:r>
+      <w:r>
+        <w:t xml:space="preserve">interactions for a focal species, while only relying on an attainable level of</w:t>
+      </w:r>
+      <w:r>
+        <w:t xml:space="preserve"> </w:t>
+      </w:r>
+      <w:r>
+        <w:t xml:space="preserve">information (the species range). Two emerging questions that follow up on this</w:t>
+      </w:r>
+      <w:r>
+        <w:t xml:space="preserve"> </w:t>
+      </w:r>
+      <w:r>
+        <w:t xml:space="preserve">result are: 1) what information is most efficient to target sites in sampling</w:t>
+      </w:r>
+      <w:r>
+        <w:t xml:space="preserve"> </w:t>
+      </w:r>
+      <w:r>
+        <w:t xml:space="preserve">designs; and 2) how precisely do we need to estimate such information to expect</w:t>
+      </w:r>
+      <w:r>
+        <w:t xml:space="preserve"> </w:t>
+      </w:r>
+      <w:r>
+        <w:t xml:space="preserve">efficiency improvements? Our simulation studies offer insights into both, as we</w:t>
+      </w:r>
+      <w:r>
+        <w:t xml:space="preserve"> </w:t>
+      </w:r>
+      <w:r>
+        <w:t xml:space="preserve">detail next before concluding with recommendations for monitoring.</w:t>
       </w:r>
     </w:p>
     <w:p>
@@ -6950,7 +6793,21 @@
           <w:i/>
           <w:iCs/>
         </w:rPr>
-        <w:t xml:space="preserve">When does the choice of sampler or optimization target matter the most?</w:t>
+        <w:t xml:space="preserve">What strategies and available information are most efficient to optimize</w:t>
+      </w:r>
+      <w:r>
+        <w:rPr>
+          <w:i/>
+          <w:iCs/>
+        </w:rPr>
+        <w:t xml:space="preserve"> </w:t>
+      </w:r>
+      <w:r>
+        <w:rPr>
+          <w:i/>
+          <w:iCs/>
+        </w:rPr>
+        <w:t xml:space="preserve">monitoring for species interactions?</w:t>
       </w:r>
     </w:p>
     <w:p>
@@ -7000,43 +6857,365 @@
         <w:t xml:space="preserve"> </w:t>
       </w:r>
       <w:r>
-        <w:t xml:space="preserve">define a specific target for monitoring. In such cases, we can use a Targeted</w:t>
-      </w:r>
-      <w:r>
-        <w:t xml:space="preserve"> </w:t>
-      </w:r>
-      <w:r>
-        <w:t xml:space="preserve">Sampling strategy relying on attainable information, as discussed above, but we</w:t>
-      </w:r>
-      <w:r>
-        <w:t xml:space="preserve"> </w:t>
-      </w:r>
-      <w:r>
-        <w:t xml:space="preserve">can also use a strategy similar to Balanced Within Range, where we instead</w:t>
-      </w:r>
-      <w:r>
-        <w:t xml:space="preserve"> </w:t>
-      </w:r>
-      <w:r>
-        <w:t xml:space="preserve">generate a spatially balanced design across the area believed to be more</w:t>
-      </w:r>
-      <w:r>
-        <w:t xml:space="preserve"> </w:t>
-      </w:r>
-      <w:r>
-        <w:t xml:space="preserve">informative. Our results from Simulation Study III are encouraging in this</w:t>
-      </w:r>
-      <w:r>
-        <w:t xml:space="preserve"> </w:t>
-      </w:r>
-      <w:r>
-        <w:t xml:space="preserve">sense, as they show we do not need perfect knowledge when using this strategy.</w:t>
-      </w:r>
-      <w:r>
-        <w:t xml:space="preserve"> </w:t>
-      </w:r>
-      <w:r>
-        <w:t xml:space="preserve">The tolerance we observed to 10% over- and underestimation of the focal species</w:t>
+        <w:t xml:space="preserve">define a specific target for monitoring (</w:t>
+      </w:r>
+      <w:hyperlink w:anchor="fig-eff-comp">
+        <w:r>
+          <w:rPr>
+            <w:rStyle w:val="Hyperlink"/>
+          </w:rPr>
+          <w:t xml:space="preserve">Figure 5</w:t>
+        </w:r>
+      </w:hyperlink>
+      <w:r>
+        <w:t xml:space="preserve">). Optimizing on a known</w:t>
+      </w:r>
+      <w:r>
+        <w:t xml:space="preserve"> </w:t>
+      </w:r>
+      <w:r>
+        <w:t xml:space="preserve">species range proved an efficient strategy to retrieve its interactions that was</w:t>
+      </w:r>
+      <w:r>
+        <w:t xml:space="preserve"> </w:t>
+      </w:r>
+      <w:r>
+        <w:t xml:space="preserve">better than optimizing based on more holistic, community-level information such</w:t>
+      </w:r>
+      <w:r>
+        <w:t xml:space="preserve"> </w:t>
+      </w:r>
+      <w:r>
+        <w:t xml:space="preserve">as species richness (Figures</w:t>
+      </w:r>
+      <w:r>
+        <w:t xml:space="preserve"> </w:t>
+      </w:r>
+      <w:hyperlink w:anchor="fig-layers">
+        <w:r>
+          <w:rPr>
+            <w:rStyle w:val="Hyperlink"/>
+          </w:rPr>
+          <w:t xml:space="preserve">4</w:t>
+        </w:r>
+      </w:hyperlink>
+      <w:r>
+        <w:t xml:space="preserve">, </w:t>
+      </w:r>
+      <w:hyperlink w:anchor="fig-eff-comp">
+        <w:r>
+          <w:rPr>
+            <w:rStyle w:val="Hyperlink"/>
+          </w:rPr>
+          <w:t xml:space="preserve">5</w:t>
+        </w:r>
+      </w:hyperlink>
+      <w:r>
+        <w:t xml:space="preserve">) . This contrasts</w:t>
+      </w:r>
+      <w:r>
+        <w:t xml:space="preserve"> </w:t>
+      </w:r>
+      <w:r>
+        <w:t xml:space="preserve">with earlier accounts where designs based on maximising species richness also</w:t>
+      </w:r>
+      <w:r>
+        <w:t xml:space="preserve"> </w:t>
+      </w:r>
+      <w:r>
+        <w:t xml:space="preserve">proved efficient to conserve multiple biodiversity facets</w:t>
+      </w:r>
+      <w:r>
+        <w:t xml:space="preserve"> </w:t>
+      </w:r>
+      <w:r>
+        <w:t xml:space="preserve">(Willig et al. 2023)</w:t>
+      </w:r>
+      <w:r>
+        <w:t xml:space="preserve">.</w:t>
+      </w:r>
+      <w:r>
+        <w:t xml:space="preserve"> </w:t>
+      </w:r>
+      <w:r>
+        <w:t xml:space="preserve">Instead, our results highlight that more information about an entire system does</w:t>
+      </w:r>
+      <w:r>
+        <w:t xml:space="preserve"> </w:t>
+      </w:r>
+      <w:r>
+        <w:t xml:space="preserve">not always lead to more efficient monitoring, and that efforts could instead be</w:t>
+      </w:r>
+      <w:r>
+        <w:t xml:space="preserve"> </w:t>
+      </w:r>
+      <w:r>
+        <w:t xml:space="preserve">put towards identifying relevant targets with available information to guide</w:t>
+      </w:r>
+      <w:r>
+        <w:t xml:space="preserve"> </w:t>
+      </w:r>
+      <w:r>
+        <w:t xml:space="preserve">monitoring design.</w:t>
+      </w:r>
+    </w:p>
+    <w:p>
+      <w:pPr>
+        <w:pStyle w:val="BodyText"/>
+      </w:pPr>
+      <w:r>
+        <w:t xml:space="preserve">Optimizing based on the location of the realized interactions was, as expected,</w:t>
+      </w:r>
+      <w:r>
+        <w:t xml:space="preserve"> </w:t>
+      </w:r>
+      <w:r>
+        <w:t xml:space="preserve">even more efficient than targeting the species range (Figures</w:t>
+      </w:r>
+      <w:r>
+        <w:t xml:space="preserve"> </w:t>
+      </w:r>
+      <w:hyperlink w:anchor="fig-layers">
+        <w:r>
+          <w:rPr>
+            <w:rStyle w:val="Hyperlink"/>
+          </w:rPr>
+          <w:t xml:space="preserve">4</w:t>
+        </w:r>
+      </w:hyperlink>
+      <w:r>
+        <w:t xml:space="preserve">, </w:t>
+      </w:r>
+      <w:hyperlink w:anchor="fig-eff-comp">
+        <w:r>
+          <w:rPr>
+            <w:rStyle w:val="Hyperlink"/>
+          </w:rPr>
+          <w:t xml:space="preserve">5</w:t>
+        </w:r>
+      </w:hyperlink>
+      <w:r>
+        <w:t xml:space="preserve">). Yet, this represents a best case scenario that is likely</w:t>
+      </w:r>
+      <w:r>
+        <w:t xml:space="preserve"> </w:t>
+      </w:r>
+      <w:r>
+        <w:t xml:space="preserve">beyond reach in an applied context: it assumes that there is already</w:t>
+      </w:r>
+      <w:r>
+        <w:t xml:space="preserve"> </w:t>
+      </w:r>
+      <w:r>
+        <w:t xml:space="preserve">pre-existing knowledge on where species interactions can be observed, which is</w:t>
+      </w:r>
+      <w:r>
+        <w:t xml:space="preserve"> </w:t>
+      </w:r>
+      <w:r>
+        <w:t xml:space="preserve">unlikely to exist for most interactions, species and locations across the globe,</w:t>
+      </w:r>
+      <w:r>
+        <w:t xml:space="preserve"> </w:t>
+      </w:r>
+      <w:r>
+        <w:t xml:space="preserve">regardless of their relevance for monitoring. Nonetheless, it highlights that</w:t>
+      </w:r>
+      <w:r>
+        <w:t xml:space="preserve"> </w:t>
+      </w:r>
+      <w:r>
+        <w:t xml:space="preserve">the most important efficiency gains will come from better knowledge of where</w:t>
+      </w:r>
+      <w:r>
+        <w:t xml:space="preserve"> </w:t>
+      </w:r>
+      <w:r>
+        <w:t xml:space="preserve">interactions are likely to take place. On one hand, better incorporating factors</w:t>
+      </w:r>
+      <w:r>
+        <w:t xml:space="preserve"> </w:t>
+      </w:r>
+      <w:r>
+        <w:t xml:space="preserve">influencing interaction realization and detection, such as species abundance in</w:t>
+      </w:r>
+      <w:r>
+        <w:t xml:space="preserve"> </w:t>
+      </w:r>
+      <w:r>
+        <w:t xml:space="preserve">our simulations, will be crucial and potentially more impactful than improving</w:t>
+      </w:r>
+      <w:r>
+        <w:t xml:space="preserve"> </w:t>
+      </w:r>
+      <w:r>
+        <w:t xml:space="preserve">knowledge or reducing uncertainty over species ranges (Figures</w:t>
+      </w:r>
+      <w:r>
+        <w:t xml:space="preserve"> </w:t>
+      </w:r>
+      <w:hyperlink w:anchor="fig-layers">
+        <w:r>
+          <w:rPr>
+            <w:rStyle w:val="Hyperlink"/>
+          </w:rPr>
+          <w:t xml:space="preserve">4</w:t>
+        </w:r>
+      </w:hyperlink>
+      <w:r>
+        <w:t xml:space="preserve">, </w:t>
+      </w:r>
+      <w:hyperlink w:anchor="fig-eff-comp">
+        <w:r>
+          <w:rPr>
+            <w:rStyle w:val="Hyperlink"/>
+          </w:rPr>
+          <w:t xml:space="preserve">5</w:t>
+        </w:r>
+      </w:hyperlink>
+      <w:r>
+        <w:t xml:space="preserve">). On the other hand, our result also suggest that monitoring</w:t>
+      </w:r>
+      <w:r>
+        <w:t xml:space="preserve"> </w:t>
+      </w:r>
+      <w:r>
+        <w:t xml:space="preserve">will become more efficient over time as we keep gathering knowledge on</w:t>
+      </w:r>
+      <w:r>
+        <w:t xml:space="preserve"> </w:t>
+      </w:r>
+      <w:r>
+        <w:t xml:space="preserve">interactions, especially if local knowledge of the system and species under</w:t>
+      </w:r>
+      <w:r>
+        <w:t xml:space="preserve"> </w:t>
+      </w:r>
+      <w:r>
+        <w:t xml:space="preserve">focus is incorporated. Such opportunities should emerge in recent BON</w:t>
+      </w:r>
+      <w:r>
+        <w:t xml:space="preserve"> </w:t>
+      </w:r>
+      <w:r>
+        <w:t xml:space="preserve">initiatives intending to integrate Indigenous and local community knowledge for</w:t>
+      </w:r>
+      <w:r>
+        <w:t xml:space="preserve"> </w:t>
+      </w:r>
+      <w:r>
+        <w:t xml:space="preserve">an inclusive view of biodiversity change recognizing multiple ways of knowing</w:t>
+      </w:r>
+      <w:r>
+        <w:t xml:space="preserve"> </w:t>
+      </w:r>
+      <w:r>
+        <w:t xml:space="preserve">(e.g. CAN BON, Gonzalez et al. 2025)</w:t>
+      </w:r>
+      <w:r>
+        <w:t xml:space="preserve">. Overall, we should not wait for perfect</w:t>
+      </w:r>
+      <w:r>
+        <w:t xml:space="preserve"> </w:t>
+      </w:r>
+      <w:r>
+        <w:t xml:space="preserve">knowledge: establishing operational monitoring frameworks to inform biodiversity</w:t>
+      </w:r>
+      <w:r>
+        <w:t xml:space="preserve"> </w:t>
+      </w:r>
+      <w:r>
+        <w:t xml:space="preserve">conservation and management is possible as we keep gathering new information,</w:t>
+      </w:r>
+      <w:r>
+        <w:t xml:space="preserve"> </w:t>
+      </w:r>
+      <w:r>
+        <w:t xml:space="preserve">and better ensures we translate knowledge into action</w:t>
+      </w:r>
+      <w:r>
+        <w:t xml:space="preserve"> </w:t>
+      </w:r>
+      <w:r>
+        <w:t xml:space="preserve">(Buxton et al. 2021; Dansereau et al. 2025)</w:t>
+      </w:r>
+      <w:r>
+        <w:t xml:space="preserve">.</w:t>
+      </w:r>
+    </w:p>
+    <w:p>
+      <w:pPr>
+        <w:pStyle w:val="BodyText"/>
+      </w:pPr>
+      <w:r>
+        <w:rPr>
+          <w:i/>
+          <w:iCs/>
+        </w:rPr>
+        <w:t xml:space="preserve">How precise should estimations be to expect improvements in monitoring</w:t>
+      </w:r>
+      <w:r>
+        <w:rPr>
+          <w:i/>
+          <w:iCs/>
+        </w:rPr>
+        <w:t xml:space="preserve"> </w:t>
+      </w:r>
+      <w:r>
+        <w:rPr>
+          <w:i/>
+          <w:iCs/>
+        </w:rPr>
+        <w:t xml:space="preserve">efficiency?</w:t>
+      </w:r>
+    </w:p>
+    <w:p>
+      <w:pPr>
+        <w:pStyle w:val="BodyText"/>
+      </w:pPr>
+      <w:r>
+        <w:t xml:space="preserve">A similarly-efficient alternative to targeted sampling is to follow an approach</w:t>
+      </w:r>
+      <w:r>
+        <w:t xml:space="preserve"> </w:t>
+      </w:r>
+      <w:r>
+        <w:t xml:space="preserve">such as our Balanced Within Range strategy, where we generate a spatially</w:t>
+      </w:r>
+      <w:r>
+        <w:t xml:space="preserve"> </w:t>
+      </w:r>
+      <w:r>
+        <w:t xml:space="preserve">balanced design across the area believed to be more informative. Our results</w:t>
+      </w:r>
+      <w:r>
+        <w:t xml:space="preserve"> </w:t>
+      </w:r>
+      <w:r>
+        <w:t xml:space="preserve">from Simulation Study III are encouraging in this sense, as they show we do not</w:t>
+      </w:r>
+      <w:r>
+        <w:t xml:space="preserve"> </w:t>
+      </w:r>
+      <w:r>
+        <w:t xml:space="preserve">need perfect knowledge when using this strategy (</w:t>
+      </w:r>
+      <w:hyperlink w:anchor="fig-estimations">
+        <w:r>
+          <w:rPr>
+            <w:rStyle w:val="Hyperlink"/>
+          </w:rPr>
+          <w:t xml:space="preserve">Figure 6</w:t>
+        </w:r>
+      </w:hyperlink>
+      <w:r>
+        <w:t xml:space="preserve">). The</w:t>
+      </w:r>
+      <w:r>
+        <w:t xml:space="preserve"> </w:t>
+      </w:r>
+      <w:r>
+        <w:t xml:space="preserve">tolerance we observed to 10% over- and underestimation of the focal species</w:t>
       </w:r>
       <w:r>
         <w:t xml:space="preserve"> </w:t>
@@ -7097,110 +7276,6 @@
       </w:r>
       <w:r>
         <w:t xml:space="preserve">rather than the realized distribution.</w:t>
-      </w:r>
-    </w:p>
-    <w:p>
-      <w:pPr>
-        <w:pStyle w:val="BodyText"/>
-      </w:pPr>
-      <w:r>
-        <w:t xml:space="preserve">We observed the most important differences between strategies for species with</w:t>
-      </w:r>
-      <w:r>
-        <w:t xml:space="preserve"> </w:t>
-      </w:r>
-      <w:r>
-        <w:t xml:space="preserve">low occupancy, where Targeted Sampling very effectively targets the focal</w:t>
-      </w:r>
-      <w:r>
-        <w:t xml:space="preserve"> </w:t>
-      </w:r>
-      <w:r>
-        <w:t xml:space="preserve">species range within the entire study area (Supp. Mat.). Differences were less</w:t>
-      </w:r>
-      <w:r>
-        <w:t xml:space="preserve"> </w:t>
-      </w:r>
-      <w:r>
-        <w:t xml:space="preserve">important at higher occupancy, as balancing sites across space or targeting the</w:t>
-      </w:r>
-      <w:r>
-        <w:t xml:space="preserve"> </w:t>
-      </w:r>
-      <w:r>
-        <w:t xml:space="preserve">species range tends to become equivalent, although Targeted Sampling still</w:t>
-      </w:r>
-      <w:r>
-        <w:t xml:space="preserve"> </w:t>
-      </w:r>
-      <w:r>
-        <w:t xml:space="preserve">performed better than Balanced Sampling. Optimizing based on species richness</w:t>
-      </w:r>
-      <w:r>
-        <w:t xml:space="preserve"> </w:t>
-      </w:r>
-      <w:r>
-        <w:t xml:space="preserve">also became more efficient as occupancy increased. A possible explanation is</w:t>
-      </w:r>
-      <w:r>
-        <w:t xml:space="preserve"> </w:t>
-      </w:r>
-      <w:r>
-        <w:t xml:space="preserve">that at high occupancy, species range is not a restricting element and thus</w:t>
-      </w:r>
-      <w:r>
-        <w:t xml:space="preserve"> </w:t>
-      </w:r>
-      <w:r>
-        <w:t xml:space="preserve">targeting sites with high richness directly leads to targeting sites with</w:t>
-      </w:r>
-      <w:r>
-        <w:t xml:space="preserve"> </w:t>
-      </w:r>
-      <w:r>
-        <w:t xml:space="preserve">potentially more interaction partners. On the contrary, at low occupancy, the</w:t>
-      </w:r>
-      <w:r>
-        <w:t xml:space="preserve"> </w:t>
-      </w:r>
-      <w:r>
-        <w:t xml:space="preserve">species range is an important restriction, and optimizing on species richness</w:t>
-      </w:r>
-      <w:r>
-        <w:t xml:space="preserve"> </w:t>
-      </w:r>
-      <w:r>
-        <w:t xml:space="preserve">might target sites where the focal species is absent. Nonetheless, these results</w:t>
-      </w:r>
-      <w:r>
-        <w:t xml:space="preserve"> </w:t>
-      </w:r>
-      <w:r>
-        <w:t xml:space="preserve">highlight how some highly-localized monitoring targets (e.g., species</w:t>
-      </w:r>
-      <w:r>
-        <w:t xml:space="preserve"> </w:t>
-      </w:r>
-      <w:r>
-        <w:t xml:space="preserve">interactions) might benefit from targeted monitoring designs. In such cases,</w:t>
-      </w:r>
-      <w:r>
-        <w:t xml:space="preserve"> </w:t>
-      </w:r>
-      <w:r>
-        <w:t xml:space="preserve">efficiency gains will depend on improvements in our capacity to predict the</w:t>
-      </w:r>
-      <w:r>
-        <w:t xml:space="preserve"> </w:t>
-      </w:r>
-      <w:r>
-        <w:t xml:space="preserve">location of those phenomena and on our ability to continuously evaluate and</w:t>
-      </w:r>
-      <w:r>
-        <w:t xml:space="preserve"> </w:t>
-      </w:r>
-      <w:r>
-        <w:t xml:space="preserve">update predictions based on the information acquired.</w:t>
       </w:r>
     </w:p>
     <w:p>
@@ -7268,7 +7343,7 @@
         <w:t xml:space="preserve"> </w:t>
       </w:r>
       <w:r>
-        <w:t xml:space="preserve">and underestimate), therefore available information should be used as soon as</w:t>
+        <w:t xml:space="preserve">and underestimation), therefore available information should be used as soon as</w:t>
       </w:r>
       <w:r>
         <w:t xml:space="preserve"> </w:t>
@@ -7354,7 +7429,7 @@
       </w:r>
     </w:p>
     <w:bookmarkEnd w:id="51"/>
-    <w:bookmarkStart w:id="219" w:name="references"/>
+    <w:bookmarkStart w:id="221" w:name="references"/>
     <w:p>
       <w:pPr>
         <w:pStyle w:val="Heading1"/>
@@ -7363,7 +7438,7 @@
         <w:t xml:space="preserve">References</w:t>
       </w:r>
     </w:p>
-    <w:bookmarkStart w:id="218" w:name="refs"/>
+    <w:bookmarkStart w:id="220" w:name="refs"/>
     <w:bookmarkStart w:id="53" w:name="ref-Abrego2021AccSpe"/>
     <w:p>
       <w:pPr>
@@ -7625,12 +7700,42 @@
       </w:hyperlink>
     </w:p>
     <w:bookmarkEnd w:id="69"/>
-    <w:bookmarkStart w:id="71" w:name="ref-Canard2012EmeStr"/>
+    <w:bookmarkStart w:id="71" w:name="ref-Buxton2021KeyInf"/>
     <w:p>
       <w:pPr>
         <w:pStyle w:val="Bibliography"/>
       </w:pPr>
       <w:r>
+        <w:t xml:space="preserve">Buxton RT, Bennett JR, Reid AJ, et al (2021) Key information needs to move from knowledge to action for biodiversity conservation in</w:t>
+      </w:r>
+      <w:r>
+        <w:t xml:space="preserve"> </w:t>
+      </w:r>
+      <w:r>
+        <w:t xml:space="preserve">Canada</w:t>
+      </w:r>
+      <w:r>
+        <w:t xml:space="preserve">. Biological Conservation 256:108983.</w:t>
+      </w:r>
+      <w:r>
+        <w:t xml:space="preserve"> </w:t>
+      </w:r>
+      <w:hyperlink r:id="rId70">
+        <w:r>
+          <w:rPr>
+            <w:rStyle w:val="Hyperlink"/>
+          </w:rPr>
+          <w:t xml:space="preserve">https://doi.org/10.1016/j.biocon.2021.108983</w:t>
+        </w:r>
+      </w:hyperlink>
+    </w:p>
+    <w:bookmarkEnd w:id="71"/>
+    <w:bookmarkStart w:id="73" w:name="ref-Canard2012EmeStr"/>
+    <w:p>
+      <w:pPr>
+        <w:pStyle w:val="Bibliography"/>
+      </w:pPr>
+      <w:r>
         <w:t xml:space="preserve">Canard E, Mouquet N, Marescot L, et al (2012) Emergence of</w:t>
       </w:r>
       <w:r>
@@ -7657,7 +7762,7 @@
       <w:r>
         <w:t xml:space="preserve"> </w:t>
       </w:r>
-      <w:hyperlink r:id="rId70">
+      <w:hyperlink r:id="rId72">
         <w:r>
           <w:rPr>
             <w:rStyle w:val="Hyperlink"/>
@@ -7666,8 +7771,8 @@
         </w:r>
       </w:hyperlink>
     </w:p>
-    <w:bookmarkEnd w:id="71"/>
-    <w:bookmarkStart w:id="73" w:name="ref-Caron2024TraMod"/>
+    <w:bookmarkEnd w:id="73"/>
+    <w:bookmarkStart w:id="75" w:name="ref-Caron2024TraMod"/>
     <w:p>
       <w:pPr>
         <w:pStyle w:val="Bibliography"/>
@@ -7678,7 +7783,7 @@
       <w:r>
         <w:t xml:space="preserve"> </w:t>
       </w:r>
-      <w:hyperlink r:id="rId72">
+      <w:hyperlink r:id="rId74">
         <w:r>
           <w:rPr>
             <w:rStyle w:val="Hyperlink"/>
@@ -7687,8 +7792,8 @@
         </w:r>
       </w:hyperlink>
     </w:p>
-    <w:bookmarkEnd w:id="73"/>
-    <w:bookmarkStart w:id="75" w:name="ref-Catchen2023MisLin"/>
+    <w:bookmarkEnd w:id="75"/>
+    <w:bookmarkStart w:id="77" w:name="ref-Catchen2023MisLin"/>
     <w:p>
       <w:pPr>
         <w:pStyle w:val="Bibliography"/>
@@ -7699,7 +7804,7 @@
       <w:r>
         <w:t xml:space="preserve"> </w:t>
       </w:r>
-      <w:hyperlink r:id="rId74">
+      <w:hyperlink r:id="rId76">
         <w:r>
           <w:rPr>
             <w:rStyle w:val="Hyperlink"/>
@@ -7711,8 +7816,8 @@
         <w:t xml:space="preserve">. Accessed 19 Jan 2023</w:t>
       </w:r>
     </w:p>
-    <w:bookmarkEnd w:id="75"/>
-    <w:bookmarkStart w:id="77" w:name="ref-CBD2022DecAdoa"/>
+    <w:bookmarkEnd w:id="77"/>
+    <w:bookmarkStart w:id="79" w:name="ref-CBD2022DecAdoa"/>
     <w:p>
       <w:pPr>
         <w:pStyle w:val="Bibliography"/>
@@ -7723,7 +7828,7 @@
       <w:r>
         <w:t xml:space="preserve"> </w:t>
       </w:r>
-      <w:hyperlink r:id="rId76">
+      <w:hyperlink r:id="rId78">
         <w:r>
           <w:rPr>
             <w:rStyle w:val="Hyperlink"/>
@@ -7756,8 +7861,8 @@
         </w:r>
       </w:hyperlink>
     </w:p>
-    <w:bookmarkEnd w:id="77"/>
-    <w:bookmarkStart w:id="79" w:name="ref-Chacoff2012EvaSam"/>
+    <w:bookmarkEnd w:id="79"/>
+    <w:bookmarkStart w:id="81" w:name="ref-Chacoff2012EvaSam"/>
     <w:p>
       <w:pPr>
         <w:pStyle w:val="Bibliography"/>
@@ -7768,7 +7873,7 @@
       <w:r>
         <w:t xml:space="preserve"> </w:t>
       </w:r>
-      <w:hyperlink r:id="rId78">
+      <w:hyperlink r:id="rId80">
         <w:r>
           <w:rPr>
             <w:rStyle w:val="Hyperlink"/>
@@ -7777,8 +7882,8 @@
         </w:r>
       </w:hyperlink>
     </w:p>
-    <w:bookmarkEnd w:id="79"/>
-    <w:bookmarkStart w:id="81" w:name="ref-Chiu2023QuaEst"/>
+    <w:bookmarkEnd w:id="81"/>
+    <w:bookmarkStart w:id="83" w:name="ref-Chiu2023QuaEst"/>
     <w:p>
       <w:pPr>
         <w:pStyle w:val="Bibliography"/>
@@ -7789,7 +7894,7 @@
       <w:r>
         <w:t xml:space="preserve"> </w:t>
       </w:r>
-      <w:hyperlink r:id="rId80">
+      <w:hyperlink r:id="rId82">
         <w:r>
           <w:rPr>
             <w:rStyle w:val="Hyperlink"/>
@@ -7798,8 +7903,8 @@
         </w:r>
       </w:hyperlink>
     </w:p>
-    <w:bookmarkEnd w:id="81"/>
-    <w:bookmarkStart w:id="83" w:name="ref-Cirtwill2019QuaFra"/>
+    <w:bookmarkEnd w:id="83"/>
+    <w:bookmarkStart w:id="85" w:name="ref-Cirtwill2019QuaFra"/>
     <w:p>
       <w:pPr>
         <w:pStyle w:val="Bibliography"/>
@@ -7810,7 +7915,7 @@
       <w:r>
         <w:t xml:space="preserve"> </w:t>
       </w:r>
-      <w:hyperlink r:id="rId82">
+      <w:hyperlink r:id="rId84">
         <w:r>
           <w:rPr>
             <w:rStyle w:val="Hyperlink"/>
@@ -7819,8 +7924,8 @@
         </w:r>
       </w:hyperlink>
     </w:p>
-    <w:bookmarkEnd w:id="83"/>
-    <w:bookmarkStart w:id="85" w:name="ref-Dansereau2026GabNet"/>
+    <w:bookmarkEnd w:id="85"/>
+    <w:bookmarkStart w:id="87" w:name="ref-Dansereau2026GabNet"/>
     <w:p>
       <w:pPr>
         <w:pStyle w:val="Bibliography"/>
@@ -7831,7 +7936,7 @@
       <w:r>
         <w:t xml:space="preserve"> </w:t>
       </w:r>
-      <w:hyperlink r:id="rId84">
+      <w:hyperlink r:id="rId86">
         <w:r>
           <w:rPr>
             <w:rStyle w:val="Hyperlink"/>
@@ -7852,8 +7957,8 @@
         </w:r>
       </w:hyperlink>
     </w:p>
-    <w:bookmarkEnd w:id="85"/>
-    <w:bookmarkStart w:id="87" w:name="ref-Dansereau2024SpaExp"/>
+    <w:bookmarkEnd w:id="87"/>
+    <w:bookmarkStart w:id="89" w:name="ref-Dansereau2024SpaExp"/>
     <w:p>
       <w:pPr>
         <w:pStyle w:val="Bibliography"/>
@@ -7864,7 +7969,7 @@
       <w:r>
         <w:t xml:space="preserve"> </w:t>
       </w:r>
-      <w:hyperlink r:id="rId86">
+      <w:hyperlink r:id="rId88">
         <w:r>
           <w:rPr>
             <w:rStyle w:val="Hyperlink"/>
@@ -7873,8 +7978,8 @@
         </w:r>
       </w:hyperlink>
     </w:p>
-    <w:bookmarkEnd w:id="87"/>
-    <w:bookmarkStart w:id="89" w:name="ref-Dansereau2025OveDis"/>
+    <w:bookmarkEnd w:id="89"/>
+    <w:bookmarkStart w:id="91" w:name="ref-Dansereau2025OveDis"/>
     <w:p>
       <w:pPr>
         <w:pStyle w:val="Bibliography"/>
@@ -7885,7 +7990,7 @@
       <w:r>
         <w:t xml:space="preserve"> </w:t>
       </w:r>
-      <w:hyperlink r:id="rId88">
+      <w:hyperlink r:id="rId90">
         <w:r>
           <w:rPr>
             <w:rStyle w:val="Hyperlink"/>
@@ -7894,8 +7999,8 @@
         </w:r>
       </w:hyperlink>
     </w:p>
-    <w:bookmarkEnd w:id="89"/>
-    <w:bookmarkStart w:id="91" w:name="ref-Daugaard2024DepFor"/>
+    <w:bookmarkEnd w:id="91"/>
+    <w:bookmarkStart w:id="93" w:name="ref-Daugaard2024DepFor"/>
     <w:p>
       <w:pPr>
         <w:pStyle w:val="Bibliography"/>
@@ -7906,7 +8011,7 @@
       <w:r>
         <w:t xml:space="preserve"> </w:t>
       </w:r>
-      <w:hyperlink r:id="rId90">
+      <w:hyperlink r:id="rId92">
         <w:r>
           <w:rPr>
             <w:rStyle w:val="Hyperlink"/>
@@ -7915,8 +8020,8 @@
         </w:r>
       </w:hyperlink>
     </w:p>
-    <w:bookmarkEnd w:id="91"/>
-    <w:bookmarkStart w:id="93" w:name="ref-deAguiar2019RevBia"/>
+    <w:bookmarkEnd w:id="93"/>
+    <w:bookmarkStart w:id="95" w:name="ref-deAguiar2019RevBia"/>
     <w:p>
       <w:pPr>
         <w:pStyle w:val="Bibliography"/>
@@ -7927,7 +8032,7 @@
       <w:r>
         <w:t xml:space="preserve"> </w:t>
       </w:r>
-      <w:hyperlink r:id="rId92">
+      <w:hyperlink r:id="rId94">
         <w:r>
           <w:rPr>
             <w:rStyle w:val="Hyperlink"/>
@@ -7936,8 +8041,8 @@
         </w:r>
       </w:hyperlink>
     </w:p>
-    <w:bookmarkEnd w:id="93"/>
-    <w:bookmarkStart w:id="95" w:name="ref-Delmas2019AnaEco"/>
+    <w:bookmarkEnd w:id="95"/>
+    <w:bookmarkStart w:id="97" w:name="ref-Delmas2019AnaEco"/>
     <w:p>
       <w:pPr>
         <w:pStyle w:val="Bibliography"/>
@@ -7948,7 +8053,7 @@
       <w:r>
         <w:t xml:space="preserve"> </w:t>
       </w:r>
-      <w:hyperlink r:id="rId94">
+      <w:hyperlink r:id="rId96">
         <w:r>
           <w:rPr>
             <w:rStyle w:val="Hyperlink"/>
@@ -7957,8 +8062,8 @@
         </w:r>
       </w:hyperlink>
     </w:p>
-    <w:bookmarkEnd w:id="95"/>
-    <w:bookmarkStart w:id="97" w:name="ref-Dore2021RelEff"/>
+    <w:bookmarkEnd w:id="97"/>
+    <w:bookmarkStart w:id="99" w:name="ref-Dore2021RelEff"/>
     <w:p>
       <w:pPr>
         <w:pStyle w:val="Bibliography"/>
@@ -7969,7 +8074,7 @@
       <w:r>
         <w:t xml:space="preserve"> </w:t>
       </w:r>
-      <w:hyperlink r:id="rId96">
+      <w:hyperlink r:id="rId98">
         <w:r>
           <w:rPr>
             <w:rStyle w:val="Hyperlink"/>
@@ -7978,8 +8083,8 @@
         </w:r>
       </w:hyperlink>
     </w:p>
-    <w:bookmarkEnd w:id="97"/>
-    <w:bookmarkStart w:id="99" w:name="ref-Duchardt2023UsiNeu"/>
+    <w:bookmarkEnd w:id="99"/>
+    <w:bookmarkStart w:id="101" w:name="ref-Duchardt2023UsiNeu"/>
     <w:p>
       <w:pPr>
         <w:pStyle w:val="Bibliography"/>
@@ -7990,7 +8095,7 @@
       <w:r>
         <w:t xml:space="preserve"> </w:t>
       </w:r>
-      <w:hyperlink r:id="rId98">
+      <w:hyperlink r:id="rId100">
         <w:r>
           <w:rPr>
             <w:rStyle w:val="Hyperlink"/>
@@ -7999,8 +8104,8 @@
         </w:r>
       </w:hyperlink>
     </w:p>
-    <w:bookmarkEnd w:id="99"/>
-    <w:bookmarkStart w:id="101" w:name="ref-Dunne2002NetStr"/>
+    <w:bookmarkEnd w:id="101"/>
+    <w:bookmarkStart w:id="103" w:name="ref-Dunne2002NetStr"/>
     <w:p>
       <w:pPr>
         <w:pStyle w:val="Bibliography"/>
@@ -8011,7 +8116,7 @@
       <w:r>
         <w:t xml:space="preserve"> </w:t>
       </w:r>
-      <w:hyperlink r:id="rId100">
+      <w:hyperlink r:id="rId102">
         <w:r>
           <w:rPr>
             <w:rStyle w:val="Hyperlink"/>
@@ -8020,8 +8125,8 @@
         </w:r>
       </w:hyperlink>
     </w:p>
-    <w:bookmarkEnd w:id="101"/>
-    <w:bookmarkStart w:id="103" w:name="ref-Dunne2004NetStr"/>
+    <w:bookmarkEnd w:id="103"/>
+    <w:bookmarkStart w:id="105" w:name="ref-Dunne2004NetStr"/>
     <w:p>
       <w:pPr>
         <w:pStyle w:val="Bibliography"/>
@@ -8032,7 +8137,7 @@
       <w:r>
         <w:t xml:space="preserve"> </w:t>
       </w:r>
-      <w:hyperlink r:id="rId102">
+      <w:hyperlink r:id="rId104">
         <w:r>
           <w:rPr>
             <w:rStyle w:val="Hyperlink"/>
@@ -8041,8 +8146,8 @@
         </w:r>
       </w:hyperlink>
     </w:p>
-    <w:bookmarkEnd w:id="103"/>
-    <w:bookmarkStart w:id="105" w:name="ref-Etherington2015NlmPyt"/>
+    <w:bookmarkEnd w:id="105"/>
+    <w:bookmarkStart w:id="107" w:name="ref-Etherington2015NlmPyt"/>
     <w:p>
       <w:pPr>
         <w:pStyle w:val="Bibliography"/>
@@ -8062,7 +8167,7 @@
       <w:r>
         <w:t xml:space="preserve"> </w:t>
       </w:r>
-      <w:hyperlink r:id="rId104">
+      <w:hyperlink r:id="rId106">
         <w:r>
           <w:rPr>
             <w:rStyle w:val="Hyperlink"/>
@@ -8071,8 +8176,8 @@
         </w:r>
       </w:hyperlink>
     </w:p>
-    <w:bookmarkEnd w:id="105"/>
-    <w:bookmarkStart w:id="107" w:name="ref-Ficetola2018OptMon"/>
+    <w:bookmarkEnd w:id="107"/>
+    <w:bookmarkStart w:id="109" w:name="ref-Ficetola2018OptMon"/>
     <w:p>
       <w:pPr>
         <w:pStyle w:val="Bibliography"/>
@@ -8083,7 +8188,7 @@
       <w:r>
         <w:t xml:space="preserve"> </w:t>
       </w:r>
-      <w:hyperlink r:id="rId106">
+      <w:hyperlink r:id="rId108">
         <w:r>
           <w:rPr>
             <w:rStyle w:val="Hyperlink"/>
@@ -8092,8 +8197,8 @@
         </w:r>
       </w:hyperlink>
     </w:p>
-    <w:bookmarkEnd w:id="107"/>
-    <w:bookmarkStart w:id="109" w:name="ref-FletcherJr.2025SpeRic"/>
+    <w:bookmarkEnd w:id="109"/>
+    <w:bookmarkStart w:id="111" w:name="ref-FletcherJr.2025SpeRic"/>
     <w:p>
       <w:pPr>
         <w:pStyle w:val="Bibliography"/>
@@ -8125,7 +8230,7 @@
       <w:r>
         <w:t xml:space="preserve"> </w:t>
       </w:r>
-      <w:hyperlink r:id="rId108">
+      <w:hyperlink r:id="rId110">
         <w:r>
           <w:rPr>
             <w:rStyle w:val="Hyperlink"/>
@@ -8134,8 +8239,8 @@
         </w:r>
       </w:hyperlink>
     </w:p>
-    <w:bookmarkEnd w:id="109"/>
-    <w:bookmarkStart w:id="111" w:name="ref-Forero-Munoz2025SpaLan"/>
+    <w:bookmarkEnd w:id="111"/>
+    <w:bookmarkStart w:id="113" w:name="ref-Forero-Munoz2025SpaLan"/>
     <w:p>
       <w:pPr>
         <w:pStyle w:val="Bibliography"/>
@@ -8146,7 +8251,7 @@
       <w:r>
         <w:t xml:space="preserve"> </w:t>
       </w:r>
-      <w:hyperlink r:id="rId110">
+      <w:hyperlink r:id="rId112">
         <w:r>
           <w:rPr>
             <w:rStyle w:val="Hyperlink"/>
@@ -8155,8 +8260,8 @@
         </w:r>
       </w:hyperlink>
     </w:p>
-    <w:bookmarkEnd w:id="111"/>
-    <w:bookmarkStart w:id="113" w:name="ref-Fournier1982ComRen"/>
+    <w:bookmarkEnd w:id="113"/>
+    <w:bookmarkStart w:id="115" w:name="ref-Fournier1982ComRen"/>
     <w:p>
       <w:pPr>
         <w:pStyle w:val="Bibliography"/>
@@ -8167,7 +8272,7 @@
       <w:r>
         <w:t xml:space="preserve"> </w:t>
       </w:r>
-      <w:hyperlink r:id="rId112">
+      <w:hyperlink r:id="rId114">
         <w:r>
           <w:rPr>
             <w:rStyle w:val="Hyperlink"/>
@@ -8176,8 +8281,8 @@
         </w:r>
       </w:hyperlink>
     </w:p>
-    <w:bookmarkEnd w:id="113"/>
-    <w:bookmarkStart w:id="115" w:name="ref-Gardner1987NeuMod"/>
+    <w:bookmarkEnd w:id="115"/>
+    <w:bookmarkStart w:id="117" w:name="ref-Gardner1987NeuMod"/>
     <w:p>
       <w:pPr>
         <w:pStyle w:val="Bibliography"/>
@@ -8188,7 +8293,7 @@
       <w:r>
         <w:t xml:space="preserve"> </w:t>
       </w:r>
-      <w:hyperlink r:id="rId114">
+      <w:hyperlink r:id="rId116">
         <w:r>
           <w:rPr>
             <w:rStyle w:val="Hyperlink"/>
@@ -8197,8 +8302,8 @@
         </w:r>
       </w:hyperlink>
     </w:p>
-    <w:bookmarkEnd w:id="115"/>
-    <w:bookmarkStart w:id="117" w:name="ref-Garzke2019TroInt"/>
+    <w:bookmarkEnd w:id="117"/>
+    <w:bookmarkStart w:id="119" w:name="ref-Garzke2019TroInt"/>
     <w:p>
       <w:pPr>
         <w:pStyle w:val="Bibliography"/>
@@ -8209,7 +8314,7 @@
       <w:r>
         <w:t xml:space="preserve"> </w:t>
       </w:r>
-      <w:hyperlink r:id="rId116">
+      <w:hyperlink r:id="rId118">
         <w:r>
           <w:rPr>
             <w:rStyle w:val="Hyperlink"/>
@@ -8218,8 +8323,8 @@
         </w:r>
       </w:hyperlink>
     </w:p>
-    <w:bookmarkEnd w:id="117"/>
-    <w:bookmarkStart w:id="119" w:name="ref-Gibbons2010NonSta"/>
+    <w:bookmarkEnd w:id="119"/>
+    <w:bookmarkStart w:id="121" w:name="ref-Gibbons2010NonSta"/>
     <w:p>
       <w:pPr>
         <w:pStyle w:val="Bibliography"/>
@@ -8230,7 +8335,7 @@
       <w:r>
         <w:t xml:space="preserve"> </w:t>
       </w:r>
-      <w:hyperlink r:id="rId118">
+      <w:hyperlink r:id="rId120">
         <w:r>
           <w:rPr>
             <w:rStyle w:val="Hyperlink"/>
@@ -8254,8 +8359,8 @@
         <w:t xml:space="preserve">. CRC Press</w:t>
       </w:r>
     </w:p>
-    <w:bookmarkEnd w:id="119"/>
-    <w:bookmarkStart w:id="121" w:name="ref-Gonzalez2025BioObs"/>
+    <w:bookmarkEnd w:id="121"/>
+    <w:bookmarkStart w:id="123" w:name="ref-Gonzalez2025BioObs"/>
     <w:p>
       <w:pPr>
         <w:pStyle w:val="Bibliography"/>
@@ -8287,7 +8392,7 @@
       <w:r>
         <w:t xml:space="preserve"> </w:t>
       </w:r>
-      <w:hyperlink r:id="rId120">
+      <w:hyperlink r:id="rId122">
         <w:r>
           <w:rPr>
             <w:rStyle w:val="Hyperlink"/>
@@ -8296,8 +8401,8 @@
         </w:r>
       </w:hyperlink>
     </w:p>
-    <w:bookmarkEnd w:id="121"/>
-    <w:bookmarkStart w:id="123" w:name="ref-Gonzalez2023GloBio"/>
+    <w:bookmarkEnd w:id="123"/>
+    <w:bookmarkStart w:id="125" w:name="ref-Gonzalez2023GloBio"/>
     <w:p>
       <w:pPr>
         <w:pStyle w:val="Bibliography"/>
@@ -8308,7 +8413,7 @@
       <w:r>
         <w:t xml:space="preserve"> </w:t>
       </w:r>
-      <w:hyperlink r:id="rId122">
+      <w:hyperlink r:id="rId124">
         <w:r>
           <w:rPr>
             <w:rStyle w:val="Hyperlink"/>
@@ -8317,8 +8422,8 @@
         </w:r>
       </w:hyperlink>
     </w:p>
-    <w:bookmarkEnd w:id="123"/>
-    <w:bookmarkStart w:id="125" w:name="ref-Gravel2013InfFoo"/>
+    <w:bookmarkEnd w:id="125"/>
+    <w:bookmarkStart w:id="127" w:name="ref-Gravel2013InfFoo"/>
     <w:p>
       <w:pPr>
         <w:pStyle w:val="Bibliography"/>
@@ -8329,7 +8434,7 @@
       <w:r>
         <w:t xml:space="preserve"> </w:t>
       </w:r>
-      <w:hyperlink r:id="rId124">
+      <w:hyperlink r:id="rId126">
         <w:r>
           <w:rPr>
             <w:rStyle w:val="Hyperlink"/>
@@ -8338,8 +8443,8 @@
         </w:r>
       </w:hyperlink>
     </w:p>
-    <w:bookmarkEnd w:id="125"/>
-    <w:bookmarkStart w:id="127" w:name="ref-Harvey2017BriEco"/>
+    <w:bookmarkEnd w:id="127"/>
+    <w:bookmarkStart w:id="129" w:name="ref-Harvey2017BriEco"/>
     <w:p>
       <w:pPr>
         <w:pStyle w:val="Bibliography"/>
@@ -8350,7 +8455,7 @@
       <w:r>
         <w:t xml:space="preserve"> </w:t>
       </w:r>
-      <w:hyperlink r:id="rId126">
+      <w:hyperlink r:id="rId128">
         <w:r>
           <w:rPr>
             <w:rStyle w:val="Hyperlink"/>
@@ -8359,8 +8464,8 @@
         </w:r>
       </w:hyperlink>
     </w:p>
-    <w:bookmarkEnd w:id="127"/>
-    <w:bookmarkStart w:id="129" w:name="ref-Henriksen2019EffNet"/>
+    <w:bookmarkEnd w:id="129"/>
+    <w:bookmarkStart w:id="131" w:name="ref-Henriksen2019EffNet"/>
     <w:p>
       <w:pPr>
         <w:pStyle w:val="Bibliography"/>
@@ -8371,7 +8476,7 @@
       <w:r>
         <w:t xml:space="preserve"> </w:t>
       </w:r>
-      <w:hyperlink r:id="rId128">
+      <w:hyperlink r:id="rId130">
         <w:r>
           <w:rPr>
             <w:rStyle w:val="Hyperlink"/>
@@ -8380,8 +8485,8 @@
         </w:r>
       </w:hyperlink>
     </w:p>
-    <w:bookmarkEnd w:id="129"/>
-    <w:bookmarkStart w:id="131" w:name="ref-Hesselbarth2024ComMet"/>
+    <w:bookmarkEnd w:id="131"/>
+    <w:bookmarkStart w:id="133" w:name="ref-Hesselbarth2024ComMet"/>
     <w:p>
       <w:pPr>
         <w:pStyle w:val="Bibliography"/>
@@ -8413,7 +8518,7 @@
       <w:r>
         <w:t xml:space="preserve"> </w:t>
       </w:r>
-      <w:hyperlink r:id="rId130">
+      <w:hyperlink r:id="rId132">
         <w:r>
           <w:rPr>
             <w:rStyle w:val="Hyperlink"/>
@@ -8422,8 +8527,8 @@
         </w:r>
       </w:hyperlink>
     </w:p>
-    <w:bookmarkEnd w:id="131"/>
-    <w:bookmarkStart w:id="133" w:name="ref-Hillebrand2018BioCha"/>
+    <w:bookmarkEnd w:id="133"/>
+    <w:bookmarkStart w:id="135" w:name="ref-Hillebrand2018BioCha"/>
     <w:p>
       <w:pPr>
         <w:pStyle w:val="Bibliography"/>
@@ -8446,33 +8551,12 @@
       <w:r>
         <w:t xml:space="preserve"> </w:t>
       </w:r>
-      <w:hyperlink r:id="rId132">
+      <w:hyperlink r:id="rId134">
         <w:r>
           <w:rPr>
             <w:rStyle w:val="Hyperlink"/>
           </w:rPr>
           <w:t xml:space="preserve">https://doi.org/10.1111/1365-2664.12959</w:t>
-        </w:r>
-      </w:hyperlink>
-    </w:p>
-    <w:bookmarkEnd w:id="133"/>
-    <w:bookmarkStart w:id="135" w:name="ref-Hillebrand2025OpePer"/>
-    <w:p>
-      <w:pPr>
-        <w:pStyle w:val="Bibliography"/>
-      </w:pPr>
-      <w:r>
-        <w:t xml:space="preserve">Hillebrand H, Dajka J-C, Halbach M, et al (2025) Operational perspectives for biodiversity indicators. Ecological Solutions and Evidence 6:e70134.</w:t>
-      </w:r>
-      <w:r>
-        <w:t xml:space="preserve"> </w:t>
-      </w:r>
-      <w:hyperlink r:id="rId134">
-        <w:r>
-          <w:rPr>
-            <w:rStyle w:val="Hyperlink"/>
-          </w:rPr>
-          <w:t xml:space="preserve">https://doi.org/10.1002/2688-8319.70134</w:t>
         </w:r>
       </w:hyperlink>
     </w:p>
@@ -8531,13 +8615,22 @@
       </w:hyperlink>
     </w:p>
     <w:bookmarkEnd w:id="137"/>
-    <w:bookmarkStart w:id="139" w:name="ref-Jordano2016SamNet"/>
+    <w:bookmarkStart w:id="139" w:name="ref-Jordano2016ChaEco"/>
     <w:p>
       <w:pPr>
         <w:pStyle w:val="Bibliography"/>
       </w:pPr>
       <w:r>
-        <w:t xml:space="preserve">Jordano P (2016) Sampling networks of ecological interactions. Functional Ecology 30:1883–1893.</w:t>
+        <w:t xml:space="preserve">Jordano P (2016a) Chasing</w:t>
+      </w:r>
+      <w:r>
+        <w:t xml:space="preserve"> </w:t>
+      </w:r>
+      <w:r>
+        <w:t xml:space="preserve">Ecological Interactions</w:t>
+      </w:r>
+      <w:r>
+        <w:t xml:space="preserve">. PLOS Biology 14:e1002559.</w:t>
       </w:r>
       <w:r>
         <w:t xml:space="preserve"> </w:t>
@@ -8547,12 +8640,33 @@
           <w:rPr>
             <w:rStyle w:val="Hyperlink"/>
           </w:rPr>
+          <w:t xml:space="preserve">https://doi.org/10.1371/journal.pbio.1002559</w:t>
+        </w:r>
+      </w:hyperlink>
+    </w:p>
+    <w:bookmarkEnd w:id="139"/>
+    <w:bookmarkStart w:id="141" w:name="ref-Jordano2016SamNet"/>
+    <w:p>
+      <w:pPr>
+        <w:pStyle w:val="Bibliography"/>
+      </w:pPr>
+      <w:r>
+        <w:t xml:space="preserve">Jordano P (2016b) Sampling networks of ecological interactions. Functional Ecology 30:1883–1893.</w:t>
+      </w:r>
+      <w:r>
+        <w:t xml:space="preserve"> </w:t>
+      </w:r>
+      <w:hyperlink r:id="rId140">
+        <w:r>
+          <w:rPr>
+            <w:rStyle w:val="Hyperlink"/>
+          </w:rPr>
           <w:t xml:space="preserve">https://doi.org/10.1111/1365-2435.12763</w:t>
         </w:r>
       </w:hyperlink>
     </w:p>
-    <w:bookmarkEnd w:id="139"/>
-    <w:bookmarkStart w:id="141" w:name="ref-Kermorvant2019SpaBal"/>
+    <w:bookmarkEnd w:id="141"/>
+    <w:bookmarkStart w:id="143" w:name="ref-Kermorvant2019SpaBal"/>
     <w:p>
       <w:pPr>
         <w:pStyle w:val="Bibliography"/>
@@ -8563,7 +8677,7 @@
       <w:r>
         <w:t xml:space="preserve"> </w:t>
       </w:r>
-      <w:hyperlink r:id="rId140">
+      <w:hyperlink r:id="rId142">
         <w:r>
           <w:rPr>
             <w:rStyle w:val="Hyperlink"/>
@@ -8572,8 +8686,8 @@
         </w:r>
       </w:hyperlink>
     </w:p>
-    <w:bookmarkEnd w:id="141"/>
-    <w:bookmarkStart w:id="143" w:name="ref-Kissling2024ModEff"/>
+    <w:bookmarkEnd w:id="143"/>
+    <w:bookmarkStart w:id="145" w:name="ref-Kissling2024ModEff"/>
     <w:p>
       <w:pPr>
         <w:pStyle w:val="Bibliography"/>
@@ -8584,7 +8698,7 @@
       <w:r>
         <w:t xml:space="preserve"> </w:t>
       </w:r>
-      <w:hyperlink r:id="rId142">
+      <w:hyperlink r:id="rId144">
         <w:r>
           <w:rPr>
             <w:rStyle w:val="Hyperlink"/>
@@ -8617,8 +8731,8 @@
         </w:r>
       </w:hyperlink>
     </w:p>
-    <w:bookmarkEnd w:id="143"/>
-    <w:bookmarkStart w:id="145" w:name="ref-Lange2023ActLea"/>
+    <w:bookmarkEnd w:id="145"/>
+    <w:bookmarkStart w:id="147" w:name="ref-Lange2023ActLea"/>
     <w:p>
       <w:pPr>
         <w:pStyle w:val="Bibliography"/>
@@ -8629,7 +8743,7 @@
       <w:r>
         <w:t xml:space="preserve"> </w:t>
       </w:r>
-      <w:hyperlink r:id="rId144">
+      <w:hyperlink r:id="rId146">
         <w:r>
           <w:rPr>
             <w:rStyle w:val="Hyperlink"/>
@@ -8653,8 +8767,8 @@
         <w:t xml:space="preserve">. Advances in Neural Information Processing Systems 36:41892–41913</w:t>
       </w:r>
     </w:p>
-    <w:bookmarkEnd w:id="145"/>
-    <w:bookmarkStart w:id="146" w:name="ref-Lewis1994SeqAlg"/>
+    <w:bookmarkEnd w:id="147"/>
+    <w:bookmarkStart w:id="148" w:name="ref-Lewis1994SeqAlg"/>
     <w:p>
       <w:pPr>
         <w:pStyle w:val="Bibliography"/>
@@ -8687,8 +8801,8 @@
         <w:t xml:space="preserve">and development in information retrieval. Springer-Verlag, Berlin, Heidelberg, pp 3–12</w:t>
       </w:r>
     </w:p>
-    <w:bookmarkEnd w:id="146"/>
-    <w:bookmarkStart w:id="148" w:name="ref-Malek2019OptFie"/>
+    <w:bookmarkEnd w:id="148"/>
+    <w:bookmarkStart w:id="150" w:name="ref-Malek2019OptFie"/>
     <w:p>
       <w:pPr>
         <w:pStyle w:val="Bibliography"/>
@@ -8720,7 +8834,7 @@
       <w:r>
         <w:t xml:space="preserve"> </w:t>
       </w:r>
-      <w:hyperlink r:id="rId147">
+      <w:hyperlink r:id="rId149">
         <w:r>
           <w:rPr>
             <w:rStyle w:val="Hyperlink"/>
@@ -8729,8 +8843,8 @@
         </w:r>
       </w:hyperlink>
     </w:p>
-    <w:bookmarkEnd w:id="148"/>
-    <w:bookmarkStart w:id="150" w:name="ref-McCann2007ProBio"/>
+    <w:bookmarkEnd w:id="150"/>
+    <w:bookmarkStart w:id="152" w:name="ref-McCann2007ProBio"/>
     <w:p>
       <w:pPr>
         <w:pStyle w:val="Bibliography"/>
@@ -8741,7 +8855,7 @@
       <w:r>
         <w:t xml:space="preserve"> </w:t>
       </w:r>
-      <w:hyperlink r:id="rId149">
+      <w:hyperlink r:id="rId151">
         <w:r>
           <w:rPr>
             <w:rStyle w:val="Hyperlink"/>
@@ -8750,8 +8864,8 @@
         </w:r>
       </w:hyperlink>
     </w:p>
-    <w:bookmarkEnd w:id="150"/>
-    <w:bookmarkStart w:id="152" w:name="ref-McLeod2021SamAsy"/>
+    <w:bookmarkEnd w:id="152"/>
+    <w:bookmarkStart w:id="154" w:name="ref-McLeod2021SamAsy"/>
     <w:p>
       <w:pPr>
         <w:pStyle w:val="Bibliography"/>
@@ -8762,7 +8876,7 @@
       <w:r>
         <w:t xml:space="preserve"> </w:t>
       </w:r>
-      <w:hyperlink r:id="rId151">
+      <w:hyperlink r:id="rId153">
         <w:r>
           <w:rPr>
             <w:rStyle w:val="Hyperlink"/>
@@ -8771,8 +8885,8 @@
         </w:r>
       </w:hyperlink>
     </w:p>
-    <w:bookmarkEnd w:id="152"/>
-    <w:bookmarkStart w:id="154" w:name="ref-Mestre2022DisFoo"/>
+    <w:bookmarkEnd w:id="154"/>
+    <w:bookmarkStart w:id="156" w:name="ref-Mestre2022DisFoo"/>
     <w:p>
       <w:pPr>
         <w:pStyle w:val="Bibliography"/>
@@ -8795,7 +8909,7 @@
       <w:r>
         <w:t xml:space="preserve"> </w:t>
       </w:r>
-      <w:hyperlink r:id="rId153">
+      <w:hyperlink r:id="rId155">
         <w:r>
           <w:rPr>
             <w:rStyle w:val="Hyperlink"/>
@@ -8804,8 +8918,8 @@
         </w:r>
       </w:hyperlink>
     </w:p>
-    <w:bookmarkEnd w:id="154"/>
-    <w:bookmarkStart w:id="156" w:name="ref-Moracho2025RebEco"/>
+    <w:bookmarkEnd w:id="156"/>
+    <w:bookmarkStart w:id="158" w:name="ref-Moracho2025RebEco"/>
     <w:p>
       <w:pPr>
         <w:pStyle w:val="Bibliography"/>
@@ -8828,7 +8942,7 @@
       <w:r>
         <w:t xml:space="preserve"> </w:t>
       </w:r>
-      <w:hyperlink r:id="rId155">
+      <w:hyperlink r:id="rId157">
         <w:r>
           <w:rPr>
             <w:rStyle w:val="Hyperlink"/>
@@ -8837,8 +8951,8 @@
         </w:r>
       </w:hyperlink>
     </w:p>
-    <w:bookmarkEnd w:id="156"/>
-    <w:bookmarkStart w:id="158" w:name="ref-Morales-Castilla2015InfBio"/>
+    <w:bookmarkEnd w:id="158"/>
+    <w:bookmarkStart w:id="160" w:name="ref-Morales-Castilla2015InfBio"/>
     <w:p>
       <w:pPr>
         <w:pStyle w:val="Bibliography"/>
@@ -8849,7 +8963,7 @@
       <w:r>
         <w:t xml:space="preserve"> </w:t>
       </w:r>
-      <w:hyperlink r:id="rId157">
+      <w:hyperlink r:id="rId159">
         <w:r>
           <w:rPr>
             <w:rStyle w:val="Hyperlink"/>
@@ -8858,8 +8972,8 @@
         </w:r>
       </w:hyperlink>
     </w:p>
-    <w:bookmarkEnd w:id="158"/>
-    <w:bookmarkStart w:id="160" w:name="ref-Navarro2017MonBio"/>
+    <w:bookmarkEnd w:id="160"/>
+    <w:bookmarkStart w:id="162" w:name="ref-Navarro2017MonBio"/>
     <w:p>
       <w:pPr>
         <w:pStyle w:val="Bibliography"/>
@@ -8870,7 +8984,7 @@
       <w:r>
         <w:t xml:space="preserve"> </w:t>
       </w:r>
-      <w:hyperlink r:id="rId159">
+      <w:hyperlink r:id="rId161">
         <w:r>
           <w:rPr>
             <w:rStyle w:val="Hyperlink"/>
@@ -8879,8 +8993,8 @@
         </w:r>
       </w:hyperlink>
     </w:p>
-    <w:bookmarkEnd w:id="160"/>
-    <w:bookmarkStart w:id="162" w:name="ref-Norman2025SitSel"/>
+    <w:bookmarkEnd w:id="162"/>
+    <w:bookmarkStart w:id="164" w:name="ref-Norman2025SitSel"/>
     <w:p>
       <w:pPr>
         <w:pStyle w:val="Bibliography"/>
@@ -8891,7 +9005,7 @@
       <w:r>
         <w:t xml:space="preserve"> </w:t>
       </w:r>
-      <w:hyperlink r:id="rId161">
+      <w:hyperlink r:id="rId163">
         <w:r>
           <w:rPr>
             <w:rStyle w:val="Hyperlink"/>
@@ -8900,8 +9014,8 @@
         </w:r>
       </w:hyperlink>
     </w:p>
-    <w:bookmarkEnd w:id="162"/>
-    <w:bookmarkStart w:id="164" w:name="ref-Pires2017FriPar"/>
+    <w:bookmarkEnd w:id="164"/>
+    <w:bookmarkStart w:id="166" w:name="ref-Pires2017FriPar"/>
     <w:p>
       <w:pPr>
         <w:pStyle w:val="Bibliography"/>
@@ -8924,7 +9038,7 @@
       <w:r>
         <w:t xml:space="preserve"> </w:t>
       </w:r>
-      <w:hyperlink r:id="rId163">
+      <w:hyperlink r:id="rId165">
         <w:r>
           <w:rPr>
             <w:rStyle w:val="Hyperlink"/>
@@ -8933,8 +9047,8 @@
         </w:r>
       </w:hyperlink>
     </w:p>
-    <w:bookmarkEnd w:id="164"/>
-    <w:bookmarkStart w:id="166" w:name="ref-Poisot2023GuiPre"/>
+    <w:bookmarkEnd w:id="166"/>
+    <w:bookmarkStart w:id="168" w:name="ref-Poisot2023GuiPre"/>
     <w:p>
       <w:pPr>
         <w:pStyle w:val="Bibliography"/>
@@ -8945,7 +9059,7 @@
       <w:r>
         <w:t xml:space="preserve"> </w:t>
       </w:r>
-      <w:hyperlink r:id="rId165">
+      <w:hyperlink r:id="rId167">
         <w:r>
           <w:rPr>
             <w:rStyle w:val="Hyperlink"/>
@@ -8954,8 +9068,8 @@
         </w:r>
       </w:hyperlink>
     </w:p>
-    <w:bookmarkEnd w:id="166"/>
-    <w:bookmarkStart w:id="168" w:name="ref-Poisot2024ConPre"/>
+    <w:bookmarkEnd w:id="168"/>
+    <w:bookmarkStart w:id="170" w:name="ref-Poisot2024ConPre"/>
     <w:p>
       <w:pPr>
         <w:pStyle w:val="Bibliography"/>
@@ -8966,7 +9080,7 @@
       <w:r>
         <w:t xml:space="preserve"> </w:t>
       </w:r>
-      <w:hyperlink r:id="rId167">
+      <w:hyperlink r:id="rId169">
         <w:r>
           <w:rPr>
             <w:rStyle w:val="Hyperlink"/>
@@ -9011,8 +9125,8 @@
         </w:r>
       </w:hyperlink>
     </w:p>
-    <w:bookmarkEnd w:id="168"/>
-    <w:bookmarkStart w:id="170" w:name="ref-Poisot2021GloKno"/>
+    <w:bookmarkEnd w:id="170"/>
+    <w:bookmarkStart w:id="172" w:name="ref-Poisot2021GloKno"/>
     <w:p>
       <w:pPr>
         <w:pStyle w:val="Bibliography"/>
@@ -9023,7 +9137,7 @@
       <w:r>
         <w:t xml:space="preserve"> </w:t>
       </w:r>
-      <w:hyperlink r:id="rId169">
+      <w:hyperlink r:id="rId171">
         <w:r>
           <w:rPr>
             <w:rStyle w:val="Hyperlink"/>
@@ -9032,8 +9146,8 @@
         </w:r>
       </w:hyperlink>
     </w:p>
-    <w:bookmarkEnd w:id="170"/>
-    <w:bookmarkStart w:id="172" w:name="ref-Poisot2012DisSpe"/>
+    <w:bookmarkEnd w:id="172"/>
+    <w:bookmarkStart w:id="174" w:name="ref-Poisot2012DisSpe"/>
     <w:p>
       <w:pPr>
         <w:pStyle w:val="Bibliography"/>
@@ -9044,7 +9158,7 @@
       <w:r>
         <w:t xml:space="preserve"> </w:t>
       </w:r>
-      <w:hyperlink r:id="rId171">
+      <w:hyperlink r:id="rId173">
         <w:r>
           <w:rPr>
             <w:rStyle w:val="Hyperlink"/>
@@ -9053,8 +9167,8 @@
         </w:r>
       </w:hyperlink>
     </w:p>
-    <w:bookmarkEnd w:id="172"/>
-    <w:bookmarkStart w:id="174" w:name="ref-Poisot2015SpeWhy"/>
+    <w:bookmarkEnd w:id="174"/>
+    <w:bookmarkStart w:id="176" w:name="ref-Poisot2015SpeWhy"/>
     <w:p>
       <w:pPr>
         <w:pStyle w:val="Bibliography"/>
@@ -9065,7 +9179,7 @@
       <w:r>
         <w:t xml:space="preserve"> </w:t>
       </w:r>
-      <w:hyperlink r:id="rId173">
+      <w:hyperlink r:id="rId175">
         <w:r>
           <w:rPr>
             <w:rStyle w:val="Hyperlink"/>
@@ -9074,19 +9188,67 @@
         </w:r>
       </w:hyperlink>
     </w:p>
-    <w:bookmarkEnd w:id="174"/>
-    <w:bookmarkStart w:id="176" w:name="ref-Rioux2022TroNic"/>
+    <w:bookmarkEnd w:id="176"/>
+    <w:bookmarkStart w:id="178" w:name="ref-Preston1948ComRar"/>
     <w:p>
       <w:pPr>
         <w:pStyle w:val="Bibliography"/>
       </w:pPr>
       <w:r>
+        <w:t xml:space="preserve">Preston FW (1948) The</w:t>
+      </w:r>
+      <w:r>
+        <w:t xml:space="preserve"> </w:t>
+      </w:r>
+      <w:r>
+        <w:t xml:space="preserve">Commonness</w:t>
+      </w:r>
+      <w:r>
+        <w:t xml:space="preserve">,</w:t>
+      </w:r>
+      <w:r>
+        <w:t xml:space="preserve"> </w:t>
+      </w:r>
+      <w:r>
+        <w:t xml:space="preserve">And Rarity</w:t>
+      </w:r>
+      <w:r>
+        <w:t xml:space="preserve">, of</w:t>
+      </w:r>
+      <w:r>
+        <w:t xml:space="preserve"> </w:t>
+      </w:r>
+      <w:r>
+        <w:t xml:space="preserve">Species</w:t>
+      </w:r>
+      <w:r>
+        <w:t xml:space="preserve">. Ecology 29:254–283.</w:t>
+      </w:r>
+      <w:r>
+        <w:t xml:space="preserve"> </w:t>
+      </w:r>
+      <w:hyperlink r:id="rId177">
+        <w:r>
+          <w:rPr>
+            <w:rStyle w:val="Hyperlink"/>
+          </w:rPr>
+          <w:t xml:space="preserve">https://doi.org/10.2307/1930989</w:t>
+        </w:r>
+      </w:hyperlink>
+    </w:p>
+    <w:bookmarkEnd w:id="178"/>
+    <w:bookmarkStart w:id="180" w:name="ref-Rioux2022TroNic"/>
+    <w:p>
+      <w:pPr>
+        <w:pStyle w:val="Bibliography"/>
+      </w:pPr>
+      <w:r>
         <w:t xml:space="preserve">Rioux È, Pelletier F, St-Laurent M-H (2022) Trophic niche partitioning between two prey and their incidental predators revealed various threats for an endangered species. Ecology and Evolution 12:e8742.</w:t>
       </w:r>
       <w:r>
         <w:t xml:space="preserve"> </w:t>
       </w:r>
-      <w:hyperlink r:id="rId175">
+      <w:hyperlink r:id="rId179">
         <w:r>
           <w:rPr>
             <w:rStyle w:val="Hyperlink"/>
@@ -9095,8 +9257,8 @@
         </w:r>
       </w:hyperlink>
     </w:p>
-    <w:bookmarkEnd w:id="176"/>
-    <w:bookmarkStart w:id="177" w:name="ref-Robertson2013BasBal"/>
+    <w:bookmarkEnd w:id="180"/>
+    <w:bookmarkStart w:id="181" w:name="ref-Robertson2013BasBal"/>
     <w:p>
       <w:pPr>
         <w:pStyle w:val="Bibliography"/>
@@ -9126,8 +9288,8 @@
         <w:t xml:space="preserve">acceptance sampling of natural resources. Biometrics 69:776–784</w:t>
       </w:r>
     </w:p>
-    <w:bookmarkEnd w:id="177"/>
-    <w:bookmarkStart w:id="179" w:name="ref-Robertson2017ModBal"/>
+    <w:bookmarkEnd w:id="181"/>
+    <w:bookmarkStart w:id="183" w:name="ref-Robertson2017ModBal"/>
     <w:p>
       <w:pPr>
         <w:pStyle w:val="Bibliography"/>
@@ -9138,7 +9300,7 @@
       <w:r>
         <w:t xml:space="preserve"> </w:t>
       </w:r>
-      <w:hyperlink r:id="rId178">
+      <w:hyperlink r:id="rId182">
         <w:r>
           <w:rPr>
             <w:rStyle w:val="Hyperlink"/>
@@ -9147,8 +9309,8 @@
         </w:r>
       </w:hyperlink>
     </w:p>
-    <w:bookmarkEnd w:id="179"/>
-    <w:bookmarkStart w:id="181" w:name="ref-Robertson2024WelSam"/>
+    <w:bookmarkEnd w:id="183"/>
+    <w:bookmarkStart w:id="185" w:name="ref-Robertson2024WelSam"/>
     <w:p>
       <w:pPr>
         <w:pStyle w:val="Bibliography"/>
@@ -9159,7 +9321,7 @@
       <w:r>
         <w:t xml:space="preserve"> </w:t>
       </w:r>
-      <w:hyperlink r:id="rId180">
+      <w:hyperlink r:id="rId184">
         <w:r>
           <w:rPr>
             <w:rStyle w:val="Hyperlink"/>
@@ -9168,8 +9330,8 @@
         </w:r>
       </w:hyperlink>
     </w:p>
-    <w:bookmarkEnd w:id="181"/>
-    <w:bookmarkStart w:id="183" w:name="ref-Santana2025LarBio"/>
+    <w:bookmarkEnd w:id="185"/>
+    <w:bookmarkStart w:id="187" w:name="ref-Santana2025LarBio"/>
     <w:p>
       <w:pPr>
         <w:pStyle w:val="Bibliography"/>
@@ -9189,7 +9351,7 @@
       <w:r>
         <w:t xml:space="preserve"> </w:t>
       </w:r>
-      <w:hyperlink r:id="rId182">
+      <w:hyperlink r:id="rId186">
         <w:r>
           <w:rPr>
             <w:rStyle w:val="Hyperlink"/>
@@ -9198,45 +9360,60 @@
         </w:r>
       </w:hyperlink>
     </w:p>
-    <w:bookmarkEnd w:id="183"/>
-    <w:bookmarkStart w:id="185" w:name="ref-Santini2017AssSui"/>
+    <w:bookmarkEnd w:id="187"/>
+    <w:bookmarkStart w:id="189" w:name="ref-Settles2009ActLea"/>
     <w:p>
       <w:pPr>
         <w:pStyle w:val="Bibliography"/>
       </w:pPr>
       <w:r>
-        <w:t xml:space="preserve">Santini L, Belmaker J, Costello MJ, et al (2017) Assessing the suitability of diversity metrics to detect biodiversity change. Biological Conservation 213:341–350.</w:t>
-      </w:r>
-      <w:r>
-        <w:t xml:space="preserve"> </w:t>
-      </w:r>
-      <w:hyperlink r:id="rId184">
-        <w:r>
-          <w:rPr>
-            <w:rStyle w:val="Hyperlink"/>
-          </w:rPr>
-          <w:t xml:space="preserve">https://doi.org/10.1016/j.biocon.2016.08.024</w:t>
-        </w:r>
-      </w:hyperlink>
-    </w:p>
-    <w:bookmarkEnd w:id="185"/>
-    <w:bookmarkStart w:id="187" w:name="ref-Settles2009ActLea"/>
+        <w:t xml:space="preserve">Settles B (2009)</w:t>
+      </w:r>
+      <w:r>
+        <w:t xml:space="preserve"> </w:t>
+      </w:r>
+      <w:hyperlink r:id="rId188">
+        <w:r>
+          <w:rPr>
+            <w:rStyle w:val="Hyperlink"/>
+          </w:rPr>
+          <w:t xml:space="preserve">Active</w:t>
+        </w:r>
+        <w:r>
+          <w:rPr>
+            <w:rStyle w:val="Hyperlink"/>
+          </w:rPr>
+          <w:t xml:space="preserve"> </w:t>
+        </w:r>
+        <w:r>
+          <w:rPr>
+            <w:rStyle w:val="Hyperlink"/>
+          </w:rPr>
+          <w:t xml:space="preserve">Learning Literature Survey</w:t>
+        </w:r>
+      </w:hyperlink>
+      <w:r>
+        <w:t xml:space="preserve">. University of Wisconsin-Madison Department of Computer Sciences</w:t>
+      </w:r>
+    </w:p>
+    <w:bookmarkEnd w:id="189"/>
+    <w:bookmarkStart w:id="191" w:name="ref-Simard2024ResSui"/>
     <w:p>
       <w:pPr>
         <w:pStyle w:val="Bibliography"/>
       </w:pPr>
       <w:r>
-        <w:t xml:space="preserve">Settles B (2009)</w:t>
-      </w:r>
-      <w:r>
-        <w:t xml:space="preserve"> </w:t>
-      </w:r>
-      <w:hyperlink r:id="rId186">
-        <w:r>
-          <w:rPr>
-            <w:rStyle w:val="Hyperlink"/>
-          </w:rPr>
-          <w:t xml:space="preserve">Active</w:t>
+        <w:t xml:space="preserve">Simard A (2024)</w:t>
+      </w:r>
+      <w:r>
+        <w:t xml:space="preserve"> </w:t>
+      </w:r>
+      <w:hyperlink r:id="rId190">
+        <w:r>
+          <w:rPr>
+            <w:rStyle w:val="Hyperlink"/>
+          </w:rPr>
+          <w:t xml:space="preserve">Le</w:t>
         </w:r>
         <w:r>
           <w:rPr>
@@ -9248,31 +9425,85 @@
           <w:rPr>
             <w:rStyle w:val="Hyperlink"/>
           </w:rPr>
-          <w:t xml:space="preserve">Learning Literature Survey</w:t>
-        </w:r>
-      </w:hyperlink>
-      <w:r>
-        <w:t xml:space="preserve">. University of Wisconsin-Madison Department of Computer Sciences</w:t>
-      </w:r>
-    </w:p>
-    <w:bookmarkEnd w:id="187"/>
-    <w:bookmarkStart w:id="189" w:name="ref-Simard2024ResSui"/>
+          <w:t xml:space="preserve">Réseau</w:t>
+        </w:r>
+        <w:r>
+          <w:rPr>
+            <w:rStyle w:val="Hyperlink"/>
+          </w:rPr>
+          <w:t xml:space="preserve"> </w:t>
+        </w:r>
+        <w:r>
+          <w:rPr>
+            <w:rStyle w:val="Hyperlink"/>
+          </w:rPr>
+          <w:t xml:space="preserve">de suivi de la biodiversité: Un outil pour mesurer l’effet des changements climatiques sur notre patrimoine naturel</w:t>
+        </w:r>
+      </w:hyperlink>
+      <w:r>
+        <w:t xml:space="preserve">. Natura 4:13–22</w:t>
+      </w:r>
+    </w:p>
+    <w:bookmarkEnd w:id="191"/>
+    <w:bookmarkStart w:id="193" w:name="ref-Smith-Ramesh2017GloSyn"/>
     <w:p>
       <w:pPr>
         <w:pStyle w:val="Bibliography"/>
       </w:pPr>
       <w:r>
-        <w:t xml:space="preserve">Simard A (2024)</w:t>
-      </w:r>
-      <w:r>
-        <w:t xml:space="preserve"> </w:t>
-      </w:r>
-      <w:hyperlink r:id="rId188">
-        <w:r>
-          <w:rPr>
-            <w:rStyle w:val="Hyperlink"/>
-          </w:rPr>
-          <w:t xml:space="preserve">Le</w:t>
+        <w:t xml:space="preserve">Smith-Ramesh LM, Moore AC, Schmitz OJ (2017) Global synthesis suggests that food web connectance correlates to invasion resistance. Global Change Biology 23:465–473.</w:t>
+      </w:r>
+      <w:r>
+        <w:t xml:space="preserve"> </w:t>
+      </w:r>
+      <w:hyperlink r:id="rId192">
+        <w:r>
+          <w:rPr>
+            <w:rStyle w:val="Hyperlink"/>
+          </w:rPr>
+          <w:t xml:space="preserve">https://doi.org/10.1111/gcb.13460</w:t>
+        </w:r>
+      </w:hyperlink>
+    </w:p>
+    <w:bookmarkEnd w:id="193"/>
+    <w:bookmarkStart w:id="195" w:name="ref-Thompson2017DisGov"/>
+    <w:p>
+      <w:pPr>
+        <w:pStyle w:val="Bibliography"/>
+      </w:pPr>
+      <w:r>
+        <w:t xml:space="preserve">Thompson PL, Gonzalez A (2017) Dispersal governs the reorganization of ecological networks under environmental change. Nat Ecol Evol 1:1–8.</w:t>
+      </w:r>
+      <w:r>
+        <w:t xml:space="preserve"> </w:t>
+      </w:r>
+      <w:hyperlink r:id="rId194">
+        <w:r>
+          <w:rPr>
+            <w:rStyle w:val="Hyperlink"/>
+          </w:rPr>
+          <w:t xml:space="preserve">https://doi.org/10.1038/s41559-017-0162</w:t>
+        </w:r>
+      </w:hyperlink>
+    </w:p>
+    <w:bookmarkEnd w:id="195"/>
+    <w:bookmarkStart w:id="197" w:name="ref-UnitedNations1992ConBio"/>
+    <w:p>
+      <w:pPr>
+        <w:pStyle w:val="Bibliography"/>
+      </w:pPr>
+      <w:r>
+        <w:t xml:space="preserve">United Nations (1992)</w:t>
+      </w:r>
+      <w:r>
+        <w:t xml:space="preserve"> </w:t>
+      </w:r>
+      <w:hyperlink r:id="rId196">
+        <w:r>
+          <w:rPr>
+            <w:rStyle w:val="Hyperlink"/>
+          </w:rPr>
+          <w:t xml:space="preserve">Convention on</w:t>
         </w:r>
         <w:r>
           <w:rPr>
@@ -9284,7 +9515,7 @@
           <w:rPr>
             <w:rStyle w:val="Hyperlink"/>
           </w:rPr>
-          <w:t xml:space="preserve">Réseau</w:t>
+          <w:t xml:space="preserve">Biological Diversity</w:t>
         </w:r>
         <w:r>
           <w:rPr>
@@ -9296,350 +9527,260 @@
           <w:rPr>
             <w:rStyle w:val="Hyperlink"/>
           </w:rPr>
-          <w:t xml:space="preserve">de suivi de la biodiversité: Un outil pour mesurer l’effet des changements climatiques sur notre patrimoine naturel</w:t>
-        </w:r>
-      </w:hyperlink>
-      <w:r>
-        <w:t xml:space="preserve">. Natura 4:13–22</w:t>
-      </w:r>
-    </w:p>
-    <w:bookmarkEnd w:id="189"/>
-    <w:bookmarkStart w:id="191" w:name="ref-Smith-Ramesh2017GloSyn"/>
+          <w:t xml:space="preserve">(text with annexes)</w:t>
+        </w:r>
+      </w:hyperlink>
+      <w:r>
+        <w:t xml:space="preserve">. United Nations, New Yoek</w:t>
+      </w:r>
+    </w:p>
+    <w:bookmarkEnd w:id="197"/>
+    <w:bookmarkStart w:id="199" w:name="ref-Valente2022LanLan"/>
     <w:p>
       <w:pPr>
         <w:pStyle w:val="Bibliography"/>
       </w:pPr>
       <w:r>
-        <w:t xml:space="preserve">Smith-Ramesh LM, Moore AC, Schmitz OJ (2017) Global synthesis suggests that food web connectance correlates to invasion resistance. Global Change Biology 23:465–473.</w:t>
-      </w:r>
-      <w:r>
-        <w:t xml:space="preserve"> </w:t>
-      </w:r>
-      <w:hyperlink r:id="rId190">
-        <w:r>
-          <w:rPr>
-            <w:rStyle w:val="Hyperlink"/>
-          </w:rPr>
-          <w:t xml:space="preserve">https://doi.org/10.1111/gcb.13460</w:t>
-        </w:r>
-      </w:hyperlink>
-    </w:p>
-    <w:bookmarkEnd w:id="191"/>
-    <w:bookmarkStart w:id="193" w:name="ref-Thompson2017DisGov"/>
+        <w:t xml:space="preserve">Valente JJ, Bennett RE, Gómez C, et al (2022) Land-sparing and land-sharing provide complementary benefits for conserving avian biodiversity in coffee-growing landscapes. Biological Conservation 270:109568.</w:t>
+      </w:r>
+      <w:r>
+        <w:t xml:space="preserve"> </w:t>
+      </w:r>
+      <w:hyperlink r:id="rId198">
+        <w:r>
+          <w:rPr>
+            <w:rStyle w:val="Hyperlink"/>
+          </w:rPr>
+          <w:t xml:space="preserve">https://doi.org/10.1016/j.biocon.2022.109568</w:t>
+        </w:r>
+      </w:hyperlink>
+    </w:p>
+    <w:bookmarkEnd w:id="199"/>
+    <w:bookmarkStart w:id="201" w:name="ref-Valiente-Banuet2015SpeLos"/>
     <w:p>
       <w:pPr>
         <w:pStyle w:val="Bibliography"/>
       </w:pPr>
       <w:r>
-        <w:t xml:space="preserve">Thompson PL, Gonzalez A (2017) Dispersal governs the reorganization of ecological networks under environmental change. Nat Ecol Evol 1:1–8.</w:t>
-      </w:r>
-      <w:r>
-        <w:t xml:space="preserve"> </w:t>
-      </w:r>
-      <w:hyperlink r:id="rId192">
-        <w:r>
-          <w:rPr>
-            <w:rStyle w:val="Hyperlink"/>
-          </w:rPr>
-          <w:t xml:space="preserve">https://doi.org/10.1038/s41559-017-0162</w:t>
-        </w:r>
-      </w:hyperlink>
-    </w:p>
-    <w:bookmarkEnd w:id="193"/>
-    <w:bookmarkStart w:id="195" w:name="ref-UnitedNations1992ConBio"/>
+        <w:t xml:space="preserve">Valiente-Banuet A, Aizen MA, Alcántara JM, et al (2015) Beyond species loss: The extinction of ecological interactions in a changing world. Functional Ecology 29:299–307.</w:t>
+      </w:r>
+      <w:r>
+        <w:t xml:space="preserve"> </w:t>
+      </w:r>
+      <w:hyperlink r:id="rId200">
+        <w:r>
+          <w:rPr>
+            <w:rStyle w:val="Hyperlink"/>
+          </w:rPr>
+          <w:t xml:space="preserve">https://doi.org/10.1111/1365-2435.12356</w:t>
+        </w:r>
+      </w:hyperlink>
+    </w:p>
+    <w:bookmarkEnd w:id="201"/>
+    <w:bookmarkStart w:id="203" w:name="ref-vanDam-Bates2018UsiBal"/>
     <w:p>
       <w:pPr>
         <w:pStyle w:val="Bibliography"/>
       </w:pPr>
       <w:r>
-        <w:t xml:space="preserve">United Nations (1992)</w:t>
-      </w:r>
-      <w:r>
-        <w:t xml:space="preserve"> </w:t>
-      </w:r>
-      <w:hyperlink r:id="rId194">
-        <w:r>
-          <w:rPr>
-            <w:rStyle w:val="Hyperlink"/>
-          </w:rPr>
-          <w:t xml:space="preserve">Convention on</w:t>
-        </w:r>
-        <w:r>
-          <w:rPr>
-            <w:rStyle w:val="Hyperlink"/>
-          </w:rPr>
-          <w:t xml:space="preserve"> </w:t>
-        </w:r>
-        <w:r>
-          <w:rPr>
-            <w:rStyle w:val="Hyperlink"/>
-          </w:rPr>
-          <w:t xml:space="preserve">Biological Diversity</w:t>
-        </w:r>
-        <w:r>
-          <w:rPr>
-            <w:rStyle w:val="Hyperlink"/>
-          </w:rPr>
-          <w:t xml:space="preserve"> </w:t>
-        </w:r>
-        <w:r>
-          <w:rPr>
-            <w:rStyle w:val="Hyperlink"/>
-          </w:rPr>
-          <w:t xml:space="preserve">(text with annexes)</w:t>
-        </w:r>
-      </w:hyperlink>
-      <w:r>
-        <w:t xml:space="preserve">. United Nations, New Yoek</w:t>
-      </w:r>
-    </w:p>
-    <w:bookmarkEnd w:id="195"/>
-    <w:bookmarkStart w:id="197" w:name="ref-Valente2022LanLan"/>
+        <w:t xml:space="preserve">van Dam-Bates P, Gansell O, Robertson B (2018) Using balanced acceptance sampling as a master sample for environmental surveys. Methods in Ecology and Evolution 9:1718–1726.</w:t>
+      </w:r>
+      <w:r>
+        <w:t xml:space="preserve"> </w:t>
+      </w:r>
+      <w:hyperlink r:id="rId202">
+        <w:r>
+          <w:rPr>
+            <w:rStyle w:val="Hyperlink"/>
+          </w:rPr>
+          <w:t xml:space="preserve">https://doi.org/10.1111/2041-210X.13003</w:t>
+        </w:r>
+      </w:hyperlink>
+    </w:p>
+    <w:bookmarkEnd w:id="203"/>
+    <w:bookmarkStart w:id="205" w:name="ref-Vizentin-Bugoni2016InfSam"/>
     <w:p>
       <w:pPr>
         <w:pStyle w:val="Bibliography"/>
       </w:pPr>
       <w:r>
-        <w:t xml:space="preserve">Valente JJ, Bennett RE, Gómez C, et al (2022) Land-sparing and land-sharing provide complementary benefits for conserving avian biodiversity in coffee-growing landscapes. Biological Conservation 270:109568.</w:t>
-      </w:r>
-      <w:r>
-        <w:t xml:space="preserve"> </w:t>
-      </w:r>
-      <w:hyperlink r:id="rId196">
-        <w:r>
-          <w:rPr>
-            <w:rStyle w:val="Hyperlink"/>
-          </w:rPr>
-          <w:t xml:space="preserve">https://doi.org/10.1016/j.biocon.2022.109568</w:t>
-        </w:r>
-      </w:hyperlink>
-    </w:p>
-    <w:bookmarkEnd w:id="197"/>
-    <w:bookmarkStart w:id="199" w:name="ref-Valiente-Banuet2015SpeLos"/>
+        <w:t xml:space="preserve">Vizentin-Bugoni J, Maruyama PK, Debastiani VJ, et al (2016) Influences of sampling effort on detected patterns and structuring processes of a</w:t>
+      </w:r>
+      <w:r>
+        <w:t xml:space="preserve"> </w:t>
+      </w:r>
+      <w:r>
+        <w:t xml:space="preserve">Neotropical</w:t>
+      </w:r>
+      <w:r>
+        <w:t xml:space="preserve"> </w:t>
+      </w:r>
+      <w:r>
+        <w:t xml:space="preserve">plant–hummingbird network. Journal of Animal Ecology 85:262–272.</w:t>
+      </w:r>
+      <w:r>
+        <w:t xml:space="preserve"> </w:t>
+      </w:r>
+      <w:hyperlink r:id="rId204">
+        <w:r>
+          <w:rPr>
+            <w:rStyle w:val="Hyperlink"/>
+          </w:rPr>
+          <w:t xml:space="preserve">https://doi.org/10.1111/1365-2656.12459</w:t>
+        </w:r>
+      </w:hyperlink>
+    </w:p>
+    <w:bookmarkEnd w:id="205"/>
+    <w:bookmarkStart w:id="207" w:name="ref-Williams2000SimRul"/>
     <w:p>
       <w:pPr>
         <w:pStyle w:val="Bibliography"/>
       </w:pPr>
       <w:r>
-        <w:t xml:space="preserve">Valiente-Banuet A, Aizen MA, Alcántara JM, et al (2015) Beyond species loss: The extinction of ecological interactions in a changing world. Functional Ecology 29:299–307.</w:t>
-      </w:r>
-      <w:r>
-        <w:t xml:space="preserve"> </w:t>
-      </w:r>
-      <w:hyperlink r:id="rId198">
-        <w:r>
-          <w:rPr>
-            <w:rStyle w:val="Hyperlink"/>
-          </w:rPr>
-          <w:t xml:space="preserve">https://doi.org/10.1111/1365-2435.12356</w:t>
-        </w:r>
-      </w:hyperlink>
-    </w:p>
-    <w:bookmarkEnd w:id="199"/>
-    <w:bookmarkStart w:id="201" w:name="ref-vanDam-Bates2018UsiBal"/>
+        <w:t xml:space="preserve">Williams RJ, Martinez ND (2000) Simple rules yield complex food webs. Nature 404:180–183.</w:t>
+      </w:r>
+      <w:r>
+        <w:t xml:space="preserve"> </w:t>
+      </w:r>
+      <w:hyperlink r:id="rId206">
+        <w:r>
+          <w:rPr>
+            <w:rStyle w:val="Hyperlink"/>
+          </w:rPr>
+          <w:t xml:space="preserve">https://doi.org/10.1038/35004572</w:t>
+        </w:r>
+      </w:hyperlink>
+    </w:p>
+    <w:bookmarkEnd w:id="207"/>
+    <w:bookmarkStart w:id="209" w:name="ref-Williams2008SucIts"/>
     <w:p>
       <w:pPr>
         <w:pStyle w:val="Bibliography"/>
       </w:pPr>
       <w:r>
-        <w:t xml:space="preserve">van Dam-Bates P, Gansell O, Robertson B (2018) Using balanced acceptance sampling as a master sample for environmental surveys. Methods in Ecology and Evolution 9:1718–1726.</w:t>
-      </w:r>
-      <w:r>
-        <w:t xml:space="preserve"> </w:t>
-      </w:r>
-      <w:hyperlink r:id="rId200">
-        <w:r>
-          <w:rPr>
-            <w:rStyle w:val="Hyperlink"/>
-          </w:rPr>
-          <w:t xml:space="preserve">https://doi.org/10.1111/2041-210X.13003</w:t>
-        </w:r>
-      </w:hyperlink>
-    </w:p>
-    <w:bookmarkEnd w:id="201"/>
-    <w:bookmarkStart w:id="203" w:name="ref-Vizentin-Bugoni2016InfSam"/>
+        <w:t xml:space="preserve">Williams RJ, Martinez ND (2008) Success and its limits among structural models of complex food webs. Journal of Animal Ecology 77:512–519.</w:t>
+      </w:r>
+      <w:r>
+        <w:t xml:space="preserve"> </w:t>
+      </w:r>
+      <w:hyperlink r:id="rId208">
+        <w:r>
+          <w:rPr>
+            <w:rStyle w:val="Hyperlink"/>
+          </w:rPr>
+          <w:t xml:space="preserve">https://doi.org/10.1111/j.1365-2656.2008.01362.x</w:t>
+        </w:r>
+      </w:hyperlink>
+    </w:p>
+    <w:bookmarkEnd w:id="209"/>
+    <w:bookmarkStart w:id="211" w:name="ref-Willig2023ProBio"/>
     <w:p>
       <w:pPr>
         <w:pStyle w:val="Bibliography"/>
       </w:pPr>
       <w:r>
-        <w:t xml:space="preserve">Vizentin-Bugoni J, Maruyama PK, Debastiani VJ, et al (2016) Influences of sampling effort on detected patterns and structuring processes of a</w:t>
-      </w:r>
-      <w:r>
-        <w:t xml:space="preserve"> </w:t>
-      </w:r>
-      <w:r>
-        <w:t xml:space="preserve">Neotropical</w:t>
-      </w:r>
-      <w:r>
-        <w:t xml:space="preserve"> </w:t>
-      </w:r>
-      <w:r>
-        <w:t xml:space="preserve">plant–hummingbird network. Journal of Animal Ecology 85:262–272.</w:t>
-      </w:r>
-      <w:r>
-        <w:t xml:space="preserve"> </w:t>
-      </w:r>
-      <w:hyperlink r:id="rId202">
-        <w:r>
-          <w:rPr>
-            <w:rStyle w:val="Hyperlink"/>
-          </w:rPr>
-          <w:t xml:space="preserve">https://doi.org/10.1111/1365-2656.12459</w:t>
-        </w:r>
-      </w:hyperlink>
-    </w:p>
-    <w:bookmarkEnd w:id="203"/>
-    <w:bookmarkStart w:id="205" w:name="ref-Williams2000SimRul"/>
+        <w:t xml:space="preserve">Willig MR, Presley SJ, Klingbeil BT, et al (2023) Protecting biodiversity via conservation networks:</w:t>
+      </w:r>
+      <w:r>
+        <w:t xml:space="preserve"> </w:t>
+      </w:r>
+      <w:r>
+        <w:t xml:space="preserve">Taxonomic</w:t>
+      </w:r>
+      <w:r>
+        <w:t xml:space="preserve">, functional, and phylogenetic considerations. Biological Conservation 278:109876.</w:t>
+      </w:r>
+      <w:r>
+        <w:t xml:space="preserve"> </w:t>
+      </w:r>
+      <w:hyperlink r:id="rId210">
+        <w:r>
+          <w:rPr>
+            <w:rStyle w:val="Hyperlink"/>
+          </w:rPr>
+          <w:t xml:space="preserve">https://doi.org/10.1016/j.biocon.2022.109876</w:t>
+        </w:r>
+      </w:hyperlink>
+    </w:p>
+    <w:bookmarkEnd w:id="211"/>
+    <w:bookmarkStart w:id="213" w:name="ref-Windsor2023UsiEco"/>
     <w:p>
       <w:pPr>
         <w:pStyle w:val="Bibliography"/>
       </w:pPr>
       <w:r>
-        <w:t xml:space="preserve">Williams RJ, Martinez ND (2000) Simple rules yield complex food webs. Nature 404:180–183.</w:t>
-      </w:r>
-      <w:r>
-        <w:t xml:space="preserve"> </w:t>
-      </w:r>
-      <w:hyperlink r:id="rId204">
-        <w:r>
-          <w:rPr>
-            <w:rStyle w:val="Hyperlink"/>
-          </w:rPr>
-          <w:t xml:space="preserve">https://doi.org/10.1038/35004572</w:t>
-        </w:r>
-      </w:hyperlink>
-    </w:p>
-    <w:bookmarkEnd w:id="205"/>
-    <w:bookmarkStart w:id="207" w:name="ref-Williams2008SucIts"/>
+        <w:t xml:space="preserve">Windsor FM, van den Hoogen J, Crowther TW, Evans DM (2023) Using ecological networks to answer questions in global biogeography and ecology. Journal of Biogeography 50:57–69.</w:t>
+      </w:r>
+      <w:r>
+        <w:t xml:space="preserve"> </w:t>
+      </w:r>
+      <w:hyperlink r:id="rId212">
+        <w:r>
+          <w:rPr>
+            <w:rStyle w:val="Hyperlink"/>
+          </w:rPr>
+          <w:t xml:space="preserve">https://doi.org/10.1111/jbi.14447</w:t>
+        </w:r>
+      </w:hyperlink>
+    </w:p>
+    <w:bookmarkEnd w:id="213"/>
+    <w:bookmarkStart w:id="215" w:name="ref-Wood2015EffSpa"/>
     <w:p>
       <w:pPr>
         <w:pStyle w:val="Bibliography"/>
       </w:pPr>
       <w:r>
-        <w:t xml:space="preserve">Williams RJ, Martinez ND (2008) Success and its limits among structural models of complex food webs. Journal of Animal Ecology 77:512–519.</w:t>
-      </w:r>
-      <w:r>
-        <w:t xml:space="preserve"> </w:t>
-      </w:r>
-      <w:hyperlink r:id="rId206">
-        <w:r>
-          <w:rPr>
-            <w:rStyle w:val="Hyperlink"/>
-          </w:rPr>
-          <w:t xml:space="preserve">https://doi.org/10.1111/j.1365-2656.2008.01362.x</w:t>
-        </w:r>
-      </w:hyperlink>
-    </w:p>
-    <w:bookmarkEnd w:id="207"/>
-    <w:bookmarkStart w:id="209" w:name="ref-Willig2023ProBio"/>
+        <w:t xml:space="preserve">Wood SA, Russell R, Hanson D, et al (2015) Effects of spatial scale of sampling on food web structure. Ecology and Evolution 5:3769–3782.</w:t>
+      </w:r>
+      <w:r>
+        <w:t xml:space="preserve"> </w:t>
+      </w:r>
+      <w:hyperlink r:id="rId214">
+        <w:r>
+          <w:rPr>
+            <w:rStyle w:val="Hyperlink"/>
+          </w:rPr>
+          <w:t xml:space="preserve">https://doi.org/10.1002/ece3.1640</w:t>
+        </w:r>
+      </w:hyperlink>
+    </w:p>
+    <w:bookmarkEnd w:id="215"/>
+    <w:bookmarkStart w:id="217" w:name="ref-Xu2017OptMon"/>
     <w:p>
       <w:pPr>
         <w:pStyle w:val="Bibliography"/>
       </w:pPr>
       <w:r>
-        <w:t xml:space="preserve">Willig MR, Presley SJ, Klingbeil BT, et al (2023) Protecting biodiversity via conservation networks:</w:t>
-      </w:r>
-      <w:r>
-        <w:t xml:space="preserve"> </w:t>
-      </w:r>
-      <w:r>
-        <w:t xml:space="preserve">Taxonomic</w:t>
-      </w:r>
-      <w:r>
-        <w:t xml:space="preserve">, functional, and phylogenetic considerations. Biological Conservation 278:109876.</w:t>
-      </w:r>
-      <w:r>
-        <w:t xml:space="preserve"> </w:t>
-      </w:r>
-      <w:hyperlink r:id="rId208">
-        <w:r>
-          <w:rPr>
-            <w:rStyle w:val="Hyperlink"/>
-          </w:rPr>
-          <w:t xml:space="preserve">https://doi.org/10.1016/j.biocon.2022.109876</w:t>
-        </w:r>
-      </w:hyperlink>
-    </w:p>
-    <w:bookmarkEnd w:id="209"/>
-    <w:bookmarkStart w:id="211" w:name="ref-Windsor2023UsiEco"/>
+        <w:t xml:space="preserve">Xu H, Cao M, Wu Y, et al (2017) Optimized monitoring sites for detection of biodiversity trends in</w:t>
+      </w:r>
+      <w:r>
+        <w:t xml:space="preserve"> </w:t>
+      </w:r>
+      <w:r>
+        <w:t xml:space="preserve">China</w:t>
+      </w:r>
+      <w:r>
+        <w:t xml:space="preserve">. Biodivers Conserv 26:1959–1971.</w:t>
+      </w:r>
+      <w:r>
+        <w:t xml:space="preserve"> </w:t>
+      </w:r>
+      <w:hyperlink r:id="rId216">
+        <w:r>
+          <w:rPr>
+            <w:rStyle w:val="Hyperlink"/>
+          </w:rPr>
+          <w:t xml:space="preserve">https://doi.org/10.1007/s10531-017-1339-3</w:t>
+        </w:r>
+      </w:hyperlink>
+    </w:p>
+    <w:bookmarkEnd w:id="217"/>
+    <w:bookmarkStart w:id="219" w:name="ref-Yi2022ChiBio"/>
     <w:p>
       <w:pPr>
         <w:pStyle w:val="Bibliography"/>
       </w:pPr>
       <w:r>
-        <w:t xml:space="preserve">Windsor FM, van den Hoogen J, Crowther TW, Evans DM (2023) Using ecological networks to answer questions in global biogeography and ecology. Journal of Biogeography 50:57–69.</w:t>
-      </w:r>
-      <w:r>
-        <w:t xml:space="preserve"> </w:t>
-      </w:r>
-      <w:hyperlink r:id="rId210">
-        <w:r>
-          <w:rPr>
-            <w:rStyle w:val="Hyperlink"/>
-          </w:rPr>
-          <w:t xml:space="preserve">https://doi.org/10.1111/jbi.14447</w:t>
-        </w:r>
-      </w:hyperlink>
-    </w:p>
-    <w:bookmarkEnd w:id="211"/>
-    <w:bookmarkStart w:id="213" w:name="ref-Wood2015EffSpa"/>
-    <w:p>
-      <w:pPr>
-        <w:pStyle w:val="Bibliography"/>
-      </w:pPr>
-      <w:r>
-        <w:t xml:space="preserve">Wood SA, Russell R, Hanson D, et al (2015) Effects of spatial scale of sampling on food web structure. Ecology and Evolution 5:3769–3782.</w:t>
-      </w:r>
-      <w:r>
-        <w:t xml:space="preserve"> </w:t>
-      </w:r>
-      <w:hyperlink r:id="rId212">
-        <w:r>
-          <w:rPr>
-            <w:rStyle w:val="Hyperlink"/>
-          </w:rPr>
-          <w:t xml:space="preserve">https://doi.org/10.1002/ece3.1640</w:t>
-        </w:r>
-      </w:hyperlink>
-    </w:p>
-    <w:bookmarkEnd w:id="213"/>
-    <w:bookmarkStart w:id="215" w:name="ref-Xu2017OptMon"/>
-    <w:p>
-      <w:pPr>
-        <w:pStyle w:val="Bibliography"/>
-      </w:pPr>
-      <w:r>
-        <w:t xml:space="preserve">Xu H, Cao M, Wu Y, et al (2017) Optimized monitoring sites for detection of biodiversity trends in</w:t>
-      </w:r>
-      <w:r>
-        <w:t xml:space="preserve"> </w:t>
-      </w:r>
-      <w:r>
-        <w:t xml:space="preserve">China</w:t>
-      </w:r>
-      <w:r>
-        <w:t xml:space="preserve">. Biodivers Conserv 26:1959–1971.</w:t>
-      </w:r>
-      <w:r>
-        <w:t xml:space="preserve"> </w:t>
-      </w:r>
-      <w:hyperlink r:id="rId214">
-        <w:r>
-          <w:rPr>
-            <w:rStyle w:val="Hyperlink"/>
-          </w:rPr>
-          <w:t xml:space="preserve">https://doi.org/10.1007/s10531-017-1339-3</w:t>
-        </w:r>
-      </w:hyperlink>
-    </w:p>
-    <w:bookmarkEnd w:id="215"/>
-    <w:bookmarkStart w:id="217" w:name="ref-Yi2022ChiBio"/>
-    <w:p>
-      <w:pPr>
-        <w:pStyle w:val="Bibliography"/>
-      </w:pPr>
-      <w:r>
         <w:t xml:space="preserve">Yi J, Ma F, Li J, et al (2022) China</w:t>
       </w:r>
       <w:r>
@@ -9657,7 +9798,7 @@
       <w:r>
         <w:t xml:space="preserve"> </w:t>
       </w:r>
-      <w:hyperlink r:id="rId216">
+      <w:hyperlink r:id="rId218">
         <w:r>
           <w:rPr>
             <w:rStyle w:val="Hyperlink"/>
@@ -9666,9 +9807,9 @@
         </w:r>
       </w:hyperlink>
     </w:p>
-    <w:bookmarkEnd w:id="217"/>
-    <w:bookmarkEnd w:id="218"/>
     <w:bookmarkEnd w:id="219"/>
+    <w:bookmarkEnd w:id="220"/>
+    <w:bookmarkEnd w:id="221"/>
     <w:sectPr>
       <w:footnotePr>
         <w:numRestart w:val="eachSect"/>

--- a/index.docx
+++ b/index.docx
@@ -7367,7 +7367,31 @@
         <w:pStyle w:val="FirstParagraph"/>
       </w:pPr>
       <w:r>
-        <w:t xml:space="preserve">We thank the members of the</w:t>
+        <w:t xml:space="preserve">GD was funded by the NSERC Postgraduate Scholarship – Doctoral (grant ES D –</w:t>
+      </w:r>
+      <w:r>
+        <w:t xml:space="preserve"> </w:t>
+      </w:r>
+      <w:r>
+        <w:t xml:space="preserve">558643) and the FRQNT doctoral scholarship (grant no. 301750). TP was funded</w:t>
+      </w:r>
+      <w:r>
+        <w:t xml:space="preserve"> </w:t>
+      </w:r>
+      <w:r>
+        <w:t xml:space="preserve">through award no. 223764/Z/21/Z from the Wellcome Trust, by the Discovery Grant</w:t>
+      </w:r>
+      <w:r>
+        <w:t xml:space="preserve"> </w:t>
+      </w:r>
+      <w:r>
+        <w:t xml:space="preserve">program of NSERC, through a donation from the Courtois Foundation. MDC is funded</w:t>
+      </w:r>
+      <w:r>
+        <w:t xml:space="preserve"> </w:t>
+      </w:r>
+      <w:r>
+        <w:t xml:space="preserve">by an IVADO Postdoctoral Fellowship. We thank the members of the</w:t>
       </w:r>
       <w:r>
         <w:t xml:space="preserve"> </w:t>
@@ -7377,7 +7401,7 @@
           <w:i/>
           <w:iCs/>
         </w:rPr>
-        <w:t xml:space="preserve">Laboratoire d’Écologie Prédictive et Interprétable</w:t>
+        <w:t xml:space="preserve">Laboratoire</w:t>
       </w:r>
       <w:r>
         <w:rPr>
@@ -7391,19 +7415,19 @@
           <w:i/>
           <w:iCs/>
         </w:rPr>
-        <w:t xml:space="preserve">pour la Crise de la Biodiversité</w:t>
-      </w:r>
-      <w:r>
-        <w:t xml:space="preserve"> </w:t>
-      </w:r>
-      <w:r>
-        <w:t xml:space="preserve">in Montréal, QC, and of the Predictive Ecology</w:t>
-      </w:r>
-      <w:r>
-        <w:t xml:space="preserve"> </w:t>
-      </w:r>
-      <w:r>
-        <w:t xml:space="preserve">team at the</w:t>
+        <w:t xml:space="preserve">d’Écologie Prédictive et Interprétable pour la Crise de la Biodiversité</w:t>
+      </w:r>
+      <w:r>
+        <w:t xml:space="preserve"> </w:t>
+      </w:r>
+      <w:r>
+        <w:t xml:space="preserve">in</w:t>
+      </w:r>
+      <w:r>
+        <w:t xml:space="preserve"> </w:t>
+      </w:r>
+      <w:r>
+        <w:t xml:space="preserve">Montréal, QC, and of the Predictive Ecology team at the</w:t>
       </w:r>
       <w:r>
         <w:t xml:space="preserve"> </w:t>
@@ -7413,19 +7437,33 @@
           <w:i/>
           <w:iCs/>
         </w:rPr>
-        <w:t xml:space="preserve">Pacific Forestry Centre</w:t>
-      </w:r>
-      <w:r>
-        <w:t xml:space="preserve"> </w:t>
-      </w:r>
-      <w:r>
-        <w:t xml:space="preserve">in Victoria, BC, for their constructive</w:t>
-      </w:r>
-      <w:r>
-        <w:t xml:space="preserve"> </w:t>
-      </w:r>
-      <w:r>
-        <w:t xml:space="preserve">comments during discussions of this manuscript.</w:t>
+        <w:t xml:space="preserve">Pacific Forestry</w:t>
+      </w:r>
+      <w:r>
+        <w:rPr>
+          <w:i/>
+          <w:iCs/>
+        </w:rPr>
+        <w:t xml:space="preserve"> </w:t>
+      </w:r>
+      <w:r>
+        <w:rPr>
+          <w:i/>
+          <w:iCs/>
+        </w:rPr>
+        <w:t xml:space="preserve">Centre</w:t>
+      </w:r>
+      <w:r>
+        <w:t xml:space="preserve"> </w:t>
+      </w:r>
+      <w:r>
+        <w:t xml:space="preserve">in Victoria, BC, for their constructive comments during discussions of</w:t>
+      </w:r>
+      <w:r>
+        <w:t xml:space="preserve"> </w:t>
+      </w:r>
+      <w:r>
+        <w:t xml:space="preserve">this manuscript.</w:t>
       </w:r>
     </w:p>
     <w:bookmarkEnd w:id="51"/>

--- a/index.docx
+++ b/index.docx
@@ -7074,37 +7074,76 @@
         </w:r>
       </w:hyperlink>
       <w:r>
-        <w:t xml:space="preserve">). On the other hand, our result also suggest that monitoring</w:t>
-      </w:r>
-      <w:r>
-        <w:t xml:space="preserve"> </w:t>
-      </w:r>
-      <w:r>
-        <w:t xml:space="preserve">will become more efficient over time as we keep gathering knowledge on</w:t>
-      </w:r>
-      <w:r>
-        <w:t xml:space="preserve"> </w:t>
-      </w:r>
-      <w:r>
-        <w:t xml:space="preserve">interactions, especially if local knowledge of the system and species under</w:t>
-      </w:r>
-      <w:r>
-        <w:t xml:space="preserve"> </w:t>
-      </w:r>
-      <w:r>
-        <w:t xml:space="preserve">focus is incorporated. Such opportunities should emerge in recent BON</w:t>
-      </w:r>
-      <w:r>
-        <w:t xml:space="preserve"> </w:t>
-      </w:r>
-      <w:r>
-        <w:t xml:space="preserve">initiatives intending to integrate Indigenous and local community knowledge for</w:t>
-      </w:r>
-      <w:r>
-        <w:t xml:space="preserve"> </w:t>
-      </w:r>
-      <w:r>
-        <w:t xml:space="preserve">an inclusive view of biodiversity change recognizing multiple ways of knowing</w:t>
+        <w:t xml:space="preserve">). Integrating abundances into network evaluations could be based</w:t>
+      </w:r>
+      <w:r>
+        <w:t xml:space="preserve"> </w:t>
+      </w:r>
+      <w:r>
+        <w:t xml:space="preserve">on species regional abundances</w:t>
+      </w:r>
+      <w:r>
+        <w:t xml:space="preserve"> </w:t>
+      </w:r>
+      <w:r>
+        <w:t xml:space="preserve">(Reji Chacko et al. 2025)</w:t>
+      </w:r>
+      <w:r>
+        <w:t xml:space="preserve"> </w:t>
+      </w:r>
+      <w:r>
+        <w:t xml:space="preserve">and would echo similar</w:t>
+      </w:r>
+      <w:r>
+        <w:t xml:space="preserve"> </w:t>
+      </w:r>
+      <w:r>
+        <w:t xml:space="preserve">calls for integration of abundances and processes into conservation</w:t>
+      </w:r>
+      <w:r>
+        <w:t xml:space="preserve"> </w:t>
+      </w:r>
+      <w:r>
+        <w:t xml:space="preserve">(Dornelas et al. 2023; Fletcher Jr. et al. 2025; Tobias et al. 2025)</w:t>
+      </w:r>
+      <w:r>
+        <w:t xml:space="preserve">. On the other</w:t>
+      </w:r>
+      <w:r>
+        <w:t xml:space="preserve"> </w:t>
+      </w:r>
+      <w:r>
+        <w:t xml:space="preserve">hand, our result also suggest that monitoring will become more efficient over</w:t>
+      </w:r>
+      <w:r>
+        <w:t xml:space="preserve"> </w:t>
+      </w:r>
+      <w:r>
+        <w:t xml:space="preserve">time as we keep gathering knowledge on interactions, especially if local</w:t>
+      </w:r>
+      <w:r>
+        <w:t xml:space="preserve"> </w:t>
+      </w:r>
+      <w:r>
+        <w:t xml:space="preserve">knowledge of the system and species under focus is incorporated. Such</w:t>
+      </w:r>
+      <w:r>
+        <w:t xml:space="preserve"> </w:t>
+      </w:r>
+      <w:r>
+        <w:t xml:space="preserve">opportunities should emerge in recent BON initiatives integrating Indigenous and</w:t>
+      </w:r>
+      <w:r>
+        <w:t xml:space="preserve"> </w:t>
+      </w:r>
+      <w:r>
+        <w:t xml:space="preserve">local community knowledge for an inclusive view of biodiversity change and</w:t>
+      </w:r>
+      <w:r>
+        <w:t xml:space="preserve"> </w:t>
+      </w:r>
+      <w:r>
+        <w:t xml:space="preserve">recognizing multiple ways of knowing</w:t>
       </w:r>
       <w:r>
         <w:t xml:space="preserve"> </w:t>
@@ -7113,25 +7152,31 @@
         <w:t xml:space="preserve">(e.g. CAN BON, Gonzalez et al. 2025)</w:t>
       </w:r>
       <w:r>
-        <w:t xml:space="preserve">. Overall, we should not wait for perfect</w:t>
-      </w:r>
-      <w:r>
-        <w:t xml:space="preserve"> </w:t>
-      </w:r>
-      <w:r>
-        <w:t xml:space="preserve">knowledge: establishing operational monitoring frameworks to inform biodiversity</w:t>
-      </w:r>
-      <w:r>
-        <w:t xml:space="preserve"> </w:t>
-      </w:r>
-      <w:r>
-        <w:t xml:space="preserve">conservation and management is possible as we keep gathering new information,</w:t>
-      </w:r>
-      <w:r>
-        <w:t xml:space="preserve"> </w:t>
-      </w:r>
-      <w:r>
-        <w:t xml:space="preserve">and better ensures we translate knowledge into action</w:t>
+        <w:t xml:space="preserve">.</w:t>
+      </w:r>
+      <w:r>
+        <w:t xml:space="preserve"> </w:t>
+      </w:r>
+      <w:r>
+        <w:t xml:space="preserve">Overall, we should not wait for perfect knowledge: establishing operational</w:t>
+      </w:r>
+      <w:r>
+        <w:t xml:space="preserve"> </w:t>
+      </w:r>
+      <w:r>
+        <w:t xml:space="preserve">monitoring frameworks to inform biodiversity conservation and management is</w:t>
+      </w:r>
+      <w:r>
+        <w:t xml:space="preserve"> </w:t>
+      </w:r>
+      <w:r>
+        <w:t xml:space="preserve">possible as we keep gathering new information, and better ensures we translate</w:t>
+      </w:r>
+      <w:r>
+        <w:t xml:space="preserve"> </w:t>
+      </w:r>
+      <w:r>
+        <w:t xml:space="preserve">knowledge into action</w:t>
       </w:r>
       <w:r>
         <w:t xml:space="preserve"> </w:t>
@@ -7467,7 +7512,7 @@
       </w:r>
     </w:p>
     <w:bookmarkEnd w:id="51"/>
-    <w:bookmarkStart w:id="221" w:name="references"/>
+    <w:bookmarkStart w:id="227" w:name="references"/>
     <w:p>
       <w:pPr>
         <w:pStyle w:val="Heading1"/>
@@ -7476,7 +7521,7 @@
         <w:t xml:space="preserve">References</w:t>
       </w:r>
     </w:p>
-    <w:bookmarkStart w:id="220" w:name="refs"/>
+    <w:bookmarkStart w:id="226" w:name="refs"/>
     <w:bookmarkStart w:id="53" w:name="ref-Abrego2021AccSpe"/>
     <w:p>
       <w:pPr>
@@ -8122,18 +8167,39 @@
       </w:hyperlink>
     </w:p>
     <w:bookmarkEnd w:id="99"/>
-    <w:bookmarkStart w:id="101" w:name="ref-Duchardt2023UsiNeu"/>
+    <w:bookmarkStart w:id="101" w:name="ref-Dornelas2023LooBac"/>
     <w:p>
       <w:pPr>
         <w:pStyle w:val="Bibliography"/>
       </w:pPr>
       <w:r>
+        <w:t xml:space="preserve">Dornelas M, Chase JM, Gotelli NJ, et al (2023) Looking back on biodiversity change: Lessons for the road ahead. Phil Trans R Soc B 378:20220199.</w:t>
+      </w:r>
+      <w:r>
+        <w:t xml:space="preserve"> </w:t>
+      </w:r>
+      <w:hyperlink r:id="rId100">
+        <w:r>
+          <w:rPr>
+            <w:rStyle w:val="Hyperlink"/>
+          </w:rPr>
+          <w:t xml:space="preserve">https://doi.org/10.1098/rstb.2022.0199</w:t>
+        </w:r>
+      </w:hyperlink>
+    </w:p>
+    <w:bookmarkEnd w:id="101"/>
+    <w:bookmarkStart w:id="103" w:name="ref-Duchardt2023UsiNeu"/>
+    <w:p>
+      <w:pPr>
+        <w:pStyle w:val="Bibliography"/>
+      </w:pPr>
+      <w:r>
         <w:t xml:space="preserve">Duchardt CJ, Monroe AP, Edmunds DR, et al (2023) Using neutral landscape models to evaluate the umbrella species concept in an ecotone. Landsc Ecol 38:1447–1462.</w:t>
       </w:r>
       <w:r>
         <w:t xml:space="preserve"> </w:t>
       </w:r>
-      <w:hyperlink r:id="rId100">
+      <w:hyperlink r:id="rId102">
         <w:r>
           <w:rPr>
             <w:rStyle w:val="Hyperlink"/>
@@ -8142,8 +8208,8 @@
         </w:r>
       </w:hyperlink>
     </w:p>
-    <w:bookmarkEnd w:id="101"/>
-    <w:bookmarkStart w:id="103" w:name="ref-Dunne2002NetStr"/>
+    <w:bookmarkEnd w:id="103"/>
+    <w:bookmarkStart w:id="105" w:name="ref-Dunne2002NetStr"/>
     <w:p>
       <w:pPr>
         <w:pStyle w:val="Bibliography"/>
@@ -8154,7 +8220,7 @@
       <w:r>
         <w:t xml:space="preserve"> </w:t>
       </w:r>
-      <w:hyperlink r:id="rId102">
+      <w:hyperlink r:id="rId104">
         <w:r>
           <w:rPr>
             <w:rStyle w:val="Hyperlink"/>
@@ -8163,8 +8229,8 @@
         </w:r>
       </w:hyperlink>
     </w:p>
-    <w:bookmarkEnd w:id="103"/>
-    <w:bookmarkStart w:id="105" w:name="ref-Dunne2004NetStr"/>
+    <w:bookmarkEnd w:id="105"/>
+    <w:bookmarkStart w:id="107" w:name="ref-Dunne2004NetStr"/>
     <w:p>
       <w:pPr>
         <w:pStyle w:val="Bibliography"/>
@@ -8175,7 +8241,7 @@
       <w:r>
         <w:t xml:space="preserve"> </w:t>
       </w:r>
-      <w:hyperlink r:id="rId104">
+      <w:hyperlink r:id="rId106">
         <w:r>
           <w:rPr>
             <w:rStyle w:val="Hyperlink"/>
@@ -8184,8 +8250,8 @@
         </w:r>
       </w:hyperlink>
     </w:p>
-    <w:bookmarkEnd w:id="105"/>
-    <w:bookmarkStart w:id="107" w:name="ref-Etherington2015NlmPyt"/>
+    <w:bookmarkEnd w:id="107"/>
+    <w:bookmarkStart w:id="109" w:name="ref-Etherington2015NlmPyt"/>
     <w:p>
       <w:pPr>
         <w:pStyle w:val="Bibliography"/>
@@ -8205,7 +8271,7 @@
       <w:r>
         <w:t xml:space="preserve"> </w:t>
       </w:r>
-      <w:hyperlink r:id="rId106">
+      <w:hyperlink r:id="rId108">
         <w:r>
           <w:rPr>
             <w:rStyle w:val="Hyperlink"/>
@@ -8214,8 +8280,8 @@
         </w:r>
       </w:hyperlink>
     </w:p>
-    <w:bookmarkEnd w:id="107"/>
-    <w:bookmarkStart w:id="109" w:name="ref-Ficetola2018OptMon"/>
+    <w:bookmarkEnd w:id="109"/>
+    <w:bookmarkStart w:id="111" w:name="ref-Ficetola2018OptMon"/>
     <w:p>
       <w:pPr>
         <w:pStyle w:val="Bibliography"/>
@@ -8226,7 +8292,7 @@
       <w:r>
         <w:t xml:space="preserve"> </w:t>
       </w:r>
-      <w:hyperlink r:id="rId108">
+      <w:hyperlink r:id="rId110">
         <w:r>
           <w:rPr>
             <w:rStyle w:val="Hyperlink"/>
@@ -8235,8 +8301,8 @@
         </w:r>
       </w:hyperlink>
     </w:p>
-    <w:bookmarkEnd w:id="109"/>
-    <w:bookmarkStart w:id="111" w:name="ref-FletcherJr.2025SpeRic"/>
+    <w:bookmarkEnd w:id="111"/>
+    <w:bookmarkStart w:id="113" w:name="ref-FletcherJr.2025SpeRic"/>
     <w:p>
       <w:pPr>
         <w:pStyle w:val="Bibliography"/>
@@ -8268,7 +8334,7 @@
       <w:r>
         <w:t xml:space="preserve"> </w:t>
       </w:r>
-      <w:hyperlink r:id="rId110">
+      <w:hyperlink r:id="rId112">
         <w:r>
           <w:rPr>
             <w:rStyle w:val="Hyperlink"/>
@@ -8277,8 +8343,8 @@
         </w:r>
       </w:hyperlink>
     </w:p>
-    <w:bookmarkEnd w:id="111"/>
-    <w:bookmarkStart w:id="113" w:name="ref-Forero-Munoz2025SpaLan"/>
+    <w:bookmarkEnd w:id="113"/>
+    <w:bookmarkStart w:id="115" w:name="ref-Forero-Munoz2025SpaLan"/>
     <w:p>
       <w:pPr>
         <w:pStyle w:val="Bibliography"/>
@@ -8289,7 +8355,7 @@
       <w:r>
         <w:t xml:space="preserve"> </w:t>
       </w:r>
-      <w:hyperlink r:id="rId112">
+      <w:hyperlink r:id="rId114">
         <w:r>
           <w:rPr>
             <w:rStyle w:val="Hyperlink"/>
@@ -8298,8 +8364,8 @@
         </w:r>
       </w:hyperlink>
     </w:p>
-    <w:bookmarkEnd w:id="113"/>
-    <w:bookmarkStart w:id="115" w:name="ref-Fournier1982ComRen"/>
+    <w:bookmarkEnd w:id="115"/>
+    <w:bookmarkStart w:id="117" w:name="ref-Fournier1982ComRen"/>
     <w:p>
       <w:pPr>
         <w:pStyle w:val="Bibliography"/>
@@ -8310,7 +8376,7 @@
       <w:r>
         <w:t xml:space="preserve"> </w:t>
       </w:r>
-      <w:hyperlink r:id="rId114">
+      <w:hyperlink r:id="rId116">
         <w:r>
           <w:rPr>
             <w:rStyle w:val="Hyperlink"/>
@@ -8319,8 +8385,8 @@
         </w:r>
       </w:hyperlink>
     </w:p>
-    <w:bookmarkEnd w:id="115"/>
-    <w:bookmarkStart w:id="117" w:name="ref-Gardner1987NeuMod"/>
+    <w:bookmarkEnd w:id="117"/>
+    <w:bookmarkStart w:id="119" w:name="ref-Gardner1987NeuMod"/>
     <w:p>
       <w:pPr>
         <w:pStyle w:val="Bibliography"/>
@@ -8331,7 +8397,7 @@
       <w:r>
         <w:t xml:space="preserve"> </w:t>
       </w:r>
-      <w:hyperlink r:id="rId116">
+      <w:hyperlink r:id="rId118">
         <w:r>
           <w:rPr>
             <w:rStyle w:val="Hyperlink"/>
@@ -8340,8 +8406,8 @@
         </w:r>
       </w:hyperlink>
     </w:p>
-    <w:bookmarkEnd w:id="117"/>
-    <w:bookmarkStart w:id="119" w:name="ref-Garzke2019TroInt"/>
+    <w:bookmarkEnd w:id="119"/>
+    <w:bookmarkStart w:id="121" w:name="ref-Garzke2019TroInt"/>
     <w:p>
       <w:pPr>
         <w:pStyle w:val="Bibliography"/>
@@ -8352,7 +8418,7 @@
       <w:r>
         <w:t xml:space="preserve"> </w:t>
       </w:r>
-      <w:hyperlink r:id="rId118">
+      <w:hyperlink r:id="rId120">
         <w:r>
           <w:rPr>
             <w:rStyle w:val="Hyperlink"/>
@@ -8361,8 +8427,8 @@
         </w:r>
       </w:hyperlink>
     </w:p>
-    <w:bookmarkEnd w:id="119"/>
-    <w:bookmarkStart w:id="121" w:name="ref-Gibbons2010NonSta"/>
+    <w:bookmarkEnd w:id="121"/>
+    <w:bookmarkStart w:id="123" w:name="ref-Gibbons2010NonSta"/>
     <w:p>
       <w:pPr>
         <w:pStyle w:val="Bibliography"/>
@@ -8373,7 +8439,7 @@
       <w:r>
         <w:t xml:space="preserve"> </w:t>
       </w:r>
-      <w:hyperlink r:id="rId120">
+      <w:hyperlink r:id="rId122">
         <w:r>
           <w:rPr>
             <w:rStyle w:val="Hyperlink"/>
@@ -8397,8 +8463,8 @@
         <w:t xml:space="preserve">. CRC Press</w:t>
       </w:r>
     </w:p>
-    <w:bookmarkEnd w:id="121"/>
-    <w:bookmarkStart w:id="123" w:name="ref-Gonzalez2025BioObs"/>
+    <w:bookmarkEnd w:id="123"/>
+    <w:bookmarkStart w:id="125" w:name="ref-Gonzalez2025BioObs"/>
     <w:p>
       <w:pPr>
         <w:pStyle w:val="Bibliography"/>
@@ -8430,7 +8496,7 @@
       <w:r>
         <w:t xml:space="preserve"> </w:t>
       </w:r>
-      <w:hyperlink r:id="rId122">
+      <w:hyperlink r:id="rId124">
         <w:r>
           <w:rPr>
             <w:rStyle w:val="Hyperlink"/>
@@ -8439,8 +8505,8 @@
         </w:r>
       </w:hyperlink>
     </w:p>
-    <w:bookmarkEnd w:id="123"/>
-    <w:bookmarkStart w:id="125" w:name="ref-Gonzalez2023GloBio"/>
+    <w:bookmarkEnd w:id="125"/>
+    <w:bookmarkStart w:id="127" w:name="ref-Gonzalez2023GloBio"/>
     <w:p>
       <w:pPr>
         <w:pStyle w:val="Bibliography"/>
@@ -8451,7 +8517,7 @@
       <w:r>
         <w:t xml:space="preserve"> </w:t>
       </w:r>
-      <w:hyperlink r:id="rId124">
+      <w:hyperlink r:id="rId126">
         <w:r>
           <w:rPr>
             <w:rStyle w:val="Hyperlink"/>
@@ -8460,8 +8526,8 @@
         </w:r>
       </w:hyperlink>
     </w:p>
-    <w:bookmarkEnd w:id="125"/>
-    <w:bookmarkStart w:id="127" w:name="ref-Gravel2013InfFoo"/>
+    <w:bookmarkEnd w:id="127"/>
+    <w:bookmarkStart w:id="129" w:name="ref-Gravel2013InfFoo"/>
     <w:p>
       <w:pPr>
         <w:pStyle w:val="Bibliography"/>
@@ -8472,7 +8538,7 @@
       <w:r>
         <w:t xml:space="preserve"> </w:t>
       </w:r>
-      <w:hyperlink r:id="rId126">
+      <w:hyperlink r:id="rId128">
         <w:r>
           <w:rPr>
             <w:rStyle w:val="Hyperlink"/>
@@ -8481,8 +8547,8 @@
         </w:r>
       </w:hyperlink>
     </w:p>
-    <w:bookmarkEnd w:id="127"/>
-    <w:bookmarkStart w:id="129" w:name="ref-Harvey2017BriEco"/>
+    <w:bookmarkEnd w:id="129"/>
+    <w:bookmarkStart w:id="131" w:name="ref-Harvey2017BriEco"/>
     <w:p>
       <w:pPr>
         <w:pStyle w:val="Bibliography"/>
@@ -8493,7 +8559,7 @@
       <w:r>
         <w:t xml:space="preserve"> </w:t>
       </w:r>
-      <w:hyperlink r:id="rId128">
+      <w:hyperlink r:id="rId130">
         <w:r>
           <w:rPr>
             <w:rStyle w:val="Hyperlink"/>
@@ -8502,8 +8568,8 @@
         </w:r>
       </w:hyperlink>
     </w:p>
-    <w:bookmarkEnd w:id="129"/>
-    <w:bookmarkStart w:id="131" w:name="ref-Henriksen2019EffNet"/>
+    <w:bookmarkEnd w:id="131"/>
+    <w:bookmarkStart w:id="133" w:name="ref-Henriksen2019EffNet"/>
     <w:p>
       <w:pPr>
         <w:pStyle w:val="Bibliography"/>
@@ -8514,7 +8580,7 @@
       <w:r>
         <w:t xml:space="preserve"> </w:t>
       </w:r>
-      <w:hyperlink r:id="rId130">
+      <w:hyperlink r:id="rId132">
         <w:r>
           <w:rPr>
             <w:rStyle w:val="Hyperlink"/>
@@ -8523,8 +8589,8 @@
         </w:r>
       </w:hyperlink>
     </w:p>
-    <w:bookmarkEnd w:id="131"/>
-    <w:bookmarkStart w:id="133" w:name="ref-Hesselbarth2024ComMet"/>
+    <w:bookmarkEnd w:id="133"/>
+    <w:bookmarkStart w:id="135" w:name="ref-Hesselbarth2024ComMet"/>
     <w:p>
       <w:pPr>
         <w:pStyle w:val="Bibliography"/>
@@ -8556,7 +8622,7 @@
       <w:r>
         <w:t xml:space="preserve"> </w:t>
       </w:r>
-      <w:hyperlink r:id="rId132">
+      <w:hyperlink r:id="rId134">
         <w:r>
           <w:rPr>
             <w:rStyle w:val="Hyperlink"/>
@@ -8565,8 +8631,8 @@
         </w:r>
       </w:hyperlink>
     </w:p>
-    <w:bookmarkEnd w:id="133"/>
-    <w:bookmarkStart w:id="135" w:name="ref-Hillebrand2018BioCha"/>
+    <w:bookmarkEnd w:id="135"/>
+    <w:bookmarkStart w:id="137" w:name="ref-Hillebrand2018BioCha"/>
     <w:p>
       <w:pPr>
         <w:pStyle w:val="Bibliography"/>
@@ -8589,7 +8655,7 @@
       <w:r>
         <w:t xml:space="preserve"> </w:t>
       </w:r>
-      <w:hyperlink r:id="rId134">
+      <w:hyperlink r:id="rId136">
         <w:r>
           <w:rPr>
             <w:rStyle w:val="Hyperlink"/>
@@ -8598,8 +8664,8 @@
         </w:r>
       </w:hyperlink>
     </w:p>
-    <w:bookmarkEnd w:id="135"/>
-    <w:bookmarkStart w:id="137" w:name="ref-Hortal2015SevSho"/>
+    <w:bookmarkEnd w:id="137"/>
+    <w:bookmarkStart w:id="139" w:name="ref-Hortal2015SevSho"/>
     <w:p>
       <w:pPr>
         <w:pStyle w:val="Bibliography"/>
@@ -8643,7 +8709,7 @@
       <w:r>
         <w:t xml:space="preserve"> </w:t>
       </w:r>
-      <w:hyperlink r:id="rId136">
+      <w:hyperlink r:id="rId138">
         <w:r>
           <w:rPr>
             <w:rStyle w:val="Hyperlink"/>
@@ -8652,8 +8718,8 @@
         </w:r>
       </w:hyperlink>
     </w:p>
-    <w:bookmarkEnd w:id="137"/>
-    <w:bookmarkStart w:id="139" w:name="ref-Jordano2016ChaEco"/>
+    <w:bookmarkEnd w:id="139"/>
+    <w:bookmarkStart w:id="141" w:name="ref-Jordano2016ChaEco"/>
     <w:p>
       <w:pPr>
         <w:pStyle w:val="Bibliography"/>
@@ -8673,7 +8739,7 @@
       <w:r>
         <w:t xml:space="preserve"> </w:t>
       </w:r>
-      <w:hyperlink r:id="rId138">
+      <w:hyperlink r:id="rId140">
         <w:r>
           <w:rPr>
             <w:rStyle w:val="Hyperlink"/>
@@ -8682,8 +8748,8 @@
         </w:r>
       </w:hyperlink>
     </w:p>
-    <w:bookmarkEnd w:id="139"/>
-    <w:bookmarkStart w:id="141" w:name="ref-Jordano2016SamNet"/>
+    <w:bookmarkEnd w:id="141"/>
+    <w:bookmarkStart w:id="143" w:name="ref-Jordano2016SamNet"/>
     <w:p>
       <w:pPr>
         <w:pStyle w:val="Bibliography"/>
@@ -8694,7 +8760,7 @@
       <w:r>
         <w:t xml:space="preserve"> </w:t>
       </w:r>
-      <w:hyperlink r:id="rId140">
+      <w:hyperlink r:id="rId142">
         <w:r>
           <w:rPr>
             <w:rStyle w:val="Hyperlink"/>
@@ -8703,8 +8769,8 @@
         </w:r>
       </w:hyperlink>
     </w:p>
-    <w:bookmarkEnd w:id="141"/>
-    <w:bookmarkStart w:id="143" w:name="ref-Kermorvant2019SpaBal"/>
+    <w:bookmarkEnd w:id="143"/>
+    <w:bookmarkStart w:id="145" w:name="ref-Kermorvant2019SpaBal"/>
     <w:p>
       <w:pPr>
         <w:pStyle w:val="Bibliography"/>
@@ -8715,7 +8781,7 @@
       <w:r>
         <w:t xml:space="preserve"> </w:t>
       </w:r>
-      <w:hyperlink r:id="rId142">
+      <w:hyperlink r:id="rId144">
         <w:r>
           <w:rPr>
             <w:rStyle w:val="Hyperlink"/>
@@ -8724,8 +8790,8 @@
         </w:r>
       </w:hyperlink>
     </w:p>
-    <w:bookmarkEnd w:id="143"/>
-    <w:bookmarkStart w:id="145" w:name="ref-Kissling2024ModEff"/>
+    <w:bookmarkEnd w:id="145"/>
+    <w:bookmarkStart w:id="147" w:name="ref-Kissling2024ModEff"/>
     <w:p>
       <w:pPr>
         <w:pStyle w:val="Bibliography"/>
@@ -8736,7 +8802,7 @@
       <w:r>
         <w:t xml:space="preserve"> </w:t>
       </w:r>
-      <w:hyperlink r:id="rId144">
+      <w:hyperlink r:id="rId146">
         <w:r>
           <w:rPr>
             <w:rStyle w:val="Hyperlink"/>
@@ -8769,8 +8835,8 @@
         </w:r>
       </w:hyperlink>
     </w:p>
-    <w:bookmarkEnd w:id="145"/>
-    <w:bookmarkStart w:id="147" w:name="ref-Lange2023ActLea"/>
+    <w:bookmarkEnd w:id="147"/>
+    <w:bookmarkStart w:id="149" w:name="ref-Lange2023ActLea"/>
     <w:p>
       <w:pPr>
         <w:pStyle w:val="Bibliography"/>
@@ -8781,7 +8847,7 @@
       <w:r>
         <w:t xml:space="preserve"> </w:t>
       </w:r>
-      <w:hyperlink r:id="rId146">
+      <w:hyperlink r:id="rId148">
         <w:r>
           <w:rPr>
             <w:rStyle w:val="Hyperlink"/>
@@ -8805,8 +8871,8 @@
         <w:t xml:space="preserve">. Advances in Neural Information Processing Systems 36:41892–41913</w:t>
       </w:r>
     </w:p>
-    <w:bookmarkEnd w:id="147"/>
-    <w:bookmarkStart w:id="148" w:name="ref-Lewis1994SeqAlg"/>
+    <w:bookmarkEnd w:id="149"/>
+    <w:bookmarkStart w:id="150" w:name="ref-Lewis1994SeqAlg"/>
     <w:p>
       <w:pPr>
         <w:pStyle w:val="Bibliography"/>
@@ -8839,8 +8905,8 @@
         <w:t xml:space="preserve">and development in information retrieval. Springer-Verlag, Berlin, Heidelberg, pp 3–12</w:t>
       </w:r>
     </w:p>
-    <w:bookmarkEnd w:id="148"/>
-    <w:bookmarkStart w:id="150" w:name="ref-Malek2019OptFie"/>
+    <w:bookmarkEnd w:id="150"/>
+    <w:bookmarkStart w:id="152" w:name="ref-Malek2019OptFie"/>
     <w:p>
       <w:pPr>
         <w:pStyle w:val="Bibliography"/>
@@ -8872,7 +8938,7 @@
       <w:r>
         <w:t xml:space="preserve"> </w:t>
       </w:r>
-      <w:hyperlink r:id="rId149">
+      <w:hyperlink r:id="rId151">
         <w:r>
           <w:rPr>
             <w:rStyle w:val="Hyperlink"/>
@@ -8881,8 +8947,8 @@
         </w:r>
       </w:hyperlink>
     </w:p>
-    <w:bookmarkEnd w:id="150"/>
-    <w:bookmarkStart w:id="152" w:name="ref-McCann2007ProBio"/>
+    <w:bookmarkEnd w:id="152"/>
+    <w:bookmarkStart w:id="154" w:name="ref-McCann2007ProBio"/>
     <w:p>
       <w:pPr>
         <w:pStyle w:val="Bibliography"/>
@@ -8893,7 +8959,7 @@
       <w:r>
         <w:t xml:space="preserve"> </w:t>
       </w:r>
-      <w:hyperlink r:id="rId151">
+      <w:hyperlink r:id="rId153">
         <w:r>
           <w:rPr>
             <w:rStyle w:val="Hyperlink"/>
@@ -8902,8 +8968,8 @@
         </w:r>
       </w:hyperlink>
     </w:p>
-    <w:bookmarkEnd w:id="152"/>
-    <w:bookmarkStart w:id="154" w:name="ref-McLeod2021SamAsy"/>
+    <w:bookmarkEnd w:id="154"/>
+    <w:bookmarkStart w:id="156" w:name="ref-McLeod2021SamAsy"/>
     <w:p>
       <w:pPr>
         <w:pStyle w:val="Bibliography"/>
@@ -8914,7 +8980,7 @@
       <w:r>
         <w:t xml:space="preserve"> </w:t>
       </w:r>
-      <w:hyperlink r:id="rId153">
+      <w:hyperlink r:id="rId155">
         <w:r>
           <w:rPr>
             <w:rStyle w:val="Hyperlink"/>
@@ -8923,8 +8989,8 @@
         </w:r>
       </w:hyperlink>
     </w:p>
-    <w:bookmarkEnd w:id="154"/>
-    <w:bookmarkStart w:id="156" w:name="ref-Mestre2022DisFoo"/>
+    <w:bookmarkEnd w:id="156"/>
+    <w:bookmarkStart w:id="158" w:name="ref-Mestre2022DisFoo"/>
     <w:p>
       <w:pPr>
         <w:pStyle w:val="Bibliography"/>
@@ -8947,7 +9013,7 @@
       <w:r>
         <w:t xml:space="preserve"> </w:t>
       </w:r>
-      <w:hyperlink r:id="rId155">
+      <w:hyperlink r:id="rId157">
         <w:r>
           <w:rPr>
             <w:rStyle w:val="Hyperlink"/>
@@ -8956,8 +9022,8 @@
         </w:r>
       </w:hyperlink>
     </w:p>
-    <w:bookmarkEnd w:id="156"/>
-    <w:bookmarkStart w:id="158" w:name="ref-Moracho2025RebEco"/>
+    <w:bookmarkEnd w:id="158"/>
+    <w:bookmarkStart w:id="160" w:name="ref-Moracho2025RebEco"/>
     <w:p>
       <w:pPr>
         <w:pStyle w:val="Bibliography"/>
@@ -8980,7 +9046,7 @@
       <w:r>
         <w:t xml:space="preserve"> </w:t>
       </w:r>
-      <w:hyperlink r:id="rId157">
+      <w:hyperlink r:id="rId159">
         <w:r>
           <w:rPr>
             <w:rStyle w:val="Hyperlink"/>
@@ -8989,8 +9055,8 @@
         </w:r>
       </w:hyperlink>
     </w:p>
-    <w:bookmarkEnd w:id="158"/>
-    <w:bookmarkStart w:id="160" w:name="ref-Morales-Castilla2015InfBio"/>
+    <w:bookmarkEnd w:id="160"/>
+    <w:bookmarkStart w:id="162" w:name="ref-Morales-Castilla2015InfBio"/>
     <w:p>
       <w:pPr>
         <w:pStyle w:val="Bibliography"/>
@@ -9001,7 +9067,7 @@
       <w:r>
         <w:t xml:space="preserve"> </w:t>
       </w:r>
-      <w:hyperlink r:id="rId159">
+      <w:hyperlink r:id="rId161">
         <w:r>
           <w:rPr>
             <w:rStyle w:val="Hyperlink"/>
@@ -9010,8 +9076,8 @@
         </w:r>
       </w:hyperlink>
     </w:p>
-    <w:bookmarkEnd w:id="160"/>
-    <w:bookmarkStart w:id="162" w:name="ref-Navarro2017MonBio"/>
+    <w:bookmarkEnd w:id="162"/>
+    <w:bookmarkStart w:id="164" w:name="ref-Navarro2017MonBio"/>
     <w:p>
       <w:pPr>
         <w:pStyle w:val="Bibliography"/>
@@ -9022,7 +9088,7 @@
       <w:r>
         <w:t xml:space="preserve"> </w:t>
       </w:r>
-      <w:hyperlink r:id="rId161">
+      <w:hyperlink r:id="rId163">
         <w:r>
           <w:rPr>
             <w:rStyle w:val="Hyperlink"/>
@@ -9031,8 +9097,8 @@
         </w:r>
       </w:hyperlink>
     </w:p>
-    <w:bookmarkEnd w:id="162"/>
-    <w:bookmarkStart w:id="164" w:name="ref-Norman2025SitSel"/>
+    <w:bookmarkEnd w:id="164"/>
+    <w:bookmarkStart w:id="166" w:name="ref-Norman2025SitSel"/>
     <w:p>
       <w:pPr>
         <w:pStyle w:val="Bibliography"/>
@@ -9043,7 +9109,7 @@
       <w:r>
         <w:t xml:space="preserve"> </w:t>
       </w:r>
-      <w:hyperlink r:id="rId163">
+      <w:hyperlink r:id="rId165">
         <w:r>
           <w:rPr>
             <w:rStyle w:val="Hyperlink"/>
@@ -9052,8 +9118,8 @@
         </w:r>
       </w:hyperlink>
     </w:p>
-    <w:bookmarkEnd w:id="164"/>
-    <w:bookmarkStart w:id="166" w:name="ref-Pires2017FriPar"/>
+    <w:bookmarkEnd w:id="166"/>
+    <w:bookmarkStart w:id="168" w:name="ref-Pires2017FriPar"/>
     <w:p>
       <w:pPr>
         <w:pStyle w:val="Bibliography"/>
@@ -9076,7 +9142,7 @@
       <w:r>
         <w:t xml:space="preserve"> </w:t>
       </w:r>
-      <w:hyperlink r:id="rId165">
+      <w:hyperlink r:id="rId167">
         <w:r>
           <w:rPr>
             <w:rStyle w:val="Hyperlink"/>
@@ -9085,8 +9151,8 @@
         </w:r>
       </w:hyperlink>
     </w:p>
-    <w:bookmarkEnd w:id="166"/>
-    <w:bookmarkStart w:id="168" w:name="ref-Poisot2023GuiPre"/>
+    <w:bookmarkEnd w:id="168"/>
+    <w:bookmarkStart w:id="170" w:name="ref-Poisot2023GuiPre"/>
     <w:p>
       <w:pPr>
         <w:pStyle w:val="Bibliography"/>
@@ -9097,7 +9163,7 @@
       <w:r>
         <w:t xml:space="preserve"> </w:t>
       </w:r>
-      <w:hyperlink r:id="rId167">
+      <w:hyperlink r:id="rId169">
         <w:r>
           <w:rPr>
             <w:rStyle w:val="Hyperlink"/>
@@ -9106,8 +9172,8 @@
         </w:r>
       </w:hyperlink>
     </w:p>
-    <w:bookmarkEnd w:id="168"/>
-    <w:bookmarkStart w:id="170" w:name="ref-Poisot2024ConPre"/>
+    <w:bookmarkEnd w:id="170"/>
+    <w:bookmarkStart w:id="172" w:name="ref-Poisot2024ConPre"/>
     <w:p>
       <w:pPr>
         <w:pStyle w:val="Bibliography"/>
@@ -9118,7 +9184,7 @@
       <w:r>
         <w:t xml:space="preserve"> </w:t>
       </w:r>
-      <w:hyperlink r:id="rId169">
+      <w:hyperlink r:id="rId171">
         <w:r>
           <w:rPr>
             <w:rStyle w:val="Hyperlink"/>
@@ -9163,8 +9229,8 @@
         </w:r>
       </w:hyperlink>
     </w:p>
-    <w:bookmarkEnd w:id="170"/>
-    <w:bookmarkStart w:id="172" w:name="ref-Poisot2021GloKno"/>
+    <w:bookmarkEnd w:id="172"/>
+    <w:bookmarkStart w:id="174" w:name="ref-Poisot2021GloKno"/>
     <w:p>
       <w:pPr>
         <w:pStyle w:val="Bibliography"/>
@@ -9175,7 +9241,7 @@
       <w:r>
         <w:t xml:space="preserve"> </w:t>
       </w:r>
-      <w:hyperlink r:id="rId171">
+      <w:hyperlink r:id="rId173">
         <w:r>
           <w:rPr>
             <w:rStyle w:val="Hyperlink"/>
@@ -9184,8 +9250,8 @@
         </w:r>
       </w:hyperlink>
     </w:p>
-    <w:bookmarkEnd w:id="172"/>
-    <w:bookmarkStart w:id="174" w:name="ref-Poisot2012DisSpe"/>
+    <w:bookmarkEnd w:id="174"/>
+    <w:bookmarkStart w:id="176" w:name="ref-Poisot2012DisSpe"/>
     <w:p>
       <w:pPr>
         <w:pStyle w:val="Bibliography"/>
@@ -9196,7 +9262,7 @@
       <w:r>
         <w:t xml:space="preserve"> </w:t>
       </w:r>
-      <w:hyperlink r:id="rId173">
+      <w:hyperlink r:id="rId175">
         <w:r>
           <w:rPr>
             <w:rStyle w:val="Hyperlink"/>
@@ -9205,8 +9271,8 @@
         </w:r>
       </w:hyperlink>
     </w:p>
-    <w:bookmarkEnd w:id="174"/>
-    <w:bookmarkStart w:id="176" w:name="ref-Poisot2015SpeWhy"/>
+    <w:bookmarkEnd w:id="176"/>
+    <w:bookmarkStart w:id="178" w:name="ref-Poisot2015SpeWhy"/>
     <w:p>
       <w:pPr>
         <w:pStyle w:val="Bibliography"/>
@@ -9217,7 +9283,7 @@
       <w:r>
         <w:t xml:space="preserve"> </w:t>
       </w:r>
-      <w:hyperlink r:id="rId175">
+      <w:hyperlink r:id="rId177">
         <w:r>
           <w:rPr>
             <w:rStyle w:val="Hyperlink"/>
@@ -9226,8 +9292,8 @@
         </w:r>
       </w:hyperlink>
     </w:p>
-    <w:bookmarkEnd w:id="176"/>
-    <w:bookmarkStart w:id="178" w:name="ref-Preston1948ComRar"/>
+    <w:bookmarkEnd w:id="178"/>
+    <w:bookmarkStart w:id="180" w:name="ref-Preston1948ComRar"/>
     <w:p>
       <w:pPr>
         <w:pStyle w:val="Bibliography"/>
@@ -9265,7 +9331,7 @@
       <w:r>
         <w:t xml:space="preserve"> </w:t>
       </w:r>
-      <w:hyperlink r:id="rId177">
+      <w:hyperlink r:id="rId179">
         <w:r>
           <w:rPr>
             <w:rStyle w:val="Hyperlink"/>
@@ -9274,19 +9340,40 @@
         </w:r>
       </w:hyperlink>
     </w:p>
-    <w:bookmarkEnd w:id="178"/>
-    <w:bookmarkStart w:id="180" w:name="ref-Rioux2022TroNic"/>
+    <w:bookmarkEnd w:id="180"/>
+    <w:bookmarkStart w:id="182" w:name="ref-RejiChacko2025SpeLos"/>
     <w:p>
       <w:pPr>
         <w:pStyle w:val="Bibliography"/>
       </w:pPr>
       <w:r>
+        <w:t xml:space="preserve">Reji Chacko M, Albouy C, Altermatt F, et al (2025) Species loss in key habitats accelerates regional food web disruption. Commun Biol 8:988.</w:t>
+      </w:r>
+      <w:r>
+        <w:t xml:space="preserve"> </w:t>
+      </w:r>
+      <w:hyperlink r:id="rId181">
+        <w:r>
+          <w:rPr>
+            <w:rStyle w:val="Hyperlink"/>
+          </w:rPr>
+          <w:t xml:space="preserve">https://doi.org/10.1038/s42003-025-08396-y</w:t>
+        </w:r>
+      </w:hyperlink>
+    </w:p>
+    <w:bookmarkEnd w:id="182"/>
+    <w:bookmarkStart w:id="184" w:name="ref-Rioux2022TroNic"/>
+    <w:p>
+      <w:pPr>
+        <w:pStyle w:val="Bibliography"/>
+      </w:pPr>
+      <w:r>
         <w:t xml:space="preserve">Rioux È, Pelletier F, St-Laurent M-H (2022) Trophic niche partitioning between two prey and their incidental predators revealed various threats for an endangered species. Ecology and Evolution 12:e8742.</w:t>
       </w:r>
       <w:r>
         <w:t xml:space="preserve"> </w:t>
       </w:r>
-      <w:hyperlink r:id="rId179">
+      <w:hyperlink r:id="rId183">
         <w:r>
           <w:rPr>
             <w:rStyle w:val="Hyperlink"/>
@@ -9295,8 +9382,8 @@
         </w:r>
       </w:hyperlink>
     </w:p>
-    <w:bookmarkEnd w:id="180"/>
-    <w:bookmarkStart w:id="181" w:name="ref-Robertson2013BasBal"/>
+    <w:bookmarkEnd w:id="184"/>
+    <w:bookmarkStart w:id="185" w:name="ref-Robertson2013BasBal"/>
     <w:p>
       <w:pPr>
         <w:pStyle w:val="Bibliography"/>
@@ -9326,8 +9413,8 @@
         <w:t xml:space="preserve">acceptance sampling of natural resources. Biometrics 69:776–784</w:t>
       </w:r>
     </w:p>
-    <w:bookmarkEnd w:id="181"/>
-    <w:bookmarkStart w:id="183" w:name="ref-Robertson2017ModBal"/>
+    <w:bookmarkEnd w:id="185"/>
+    <w:bookmarkStart w:id="187" w:name="ref-Robertson2017ModBal"/>
     <w:p>
       <w:pPr>
         <w:pStyle w:val="Bibliography"/>
@@ -9338,7 +9425,7 @@
       <w:r>
         <w:t xml:space="preserve"> </w:t>
       </w:r>
-      <w:hyperlink r:id="rId182">
+      <w:hyperlink r:id="rId186">
         <w:r>
           <w:rPr>
             <w:rStyle w:val="Hyperlink"/>
@@ -9347,8 +9434,8 @@
         </w:r>
       </w:hyperlink>
     </w:p>
-    <w:bookmarkEnd w:id="183"/>
-    <w:bookmarkStart w:id="185" w:name="ref-Robertson2024WelSam"/>
+    <w:bookmarkEnd w:id="187"/>
+    <w:bookmarkStart w:id="189" w:name="ref-Robertson2024WelSam"/>
     <w:p>
       <w:pPr>
         <w:pStyle w:val="Bibliography"/>
@@ -9359,7 +9446,7 @@
       <w:r>
         <w:t xml:space="preserve"> </w:t>
       </w:r>
-      <w:hyperlink r:id="rId184">
+      <w:hyperlink r:id="rId188">
         <w:r>
           <w:rPr>
             <w:rStyle w:val="Hyperlink"/>
@@ -9368,8 +9455,8 @@
         </w:r>
       </w:hyperlink>
     </w:p>
-    <w:bookmarkEnd w:id="185"/>
-    <w:bookmarkStart w:id="187" w:name="ref-Santana2025LarBio"/>
+    <w:bookmarkEnd w:id="189"/>
+    <w:bookmarkStart w:id="191" w:name="ref-Santana2025LarBio"/>
     <w:p>
       <w:pPr>
         <w:pStyle w:val="Bibliography"/>
@@ -9389,7 +9476,7 @@
       <w:r>
         <w:t xml:space="preserve"> </w:t>
       </w:r>
-      <w:hyperlink r:id="rId186">
+      <w:hyperlink r:id="rId190">
         <w:r>
           <w:rPr>
             <w:rStyle w:val="Hyperlink"/>
@@ -9398,8 +9485,8 @@
         </w:r>
       </w:hyperlink>
     </w:p>
-    <w:bookmarkEnd w:id="187"/>
-    <w:bookmarkStart w:id="189" w:name="ref-Settles2009ActLea"/>
+    <w:bookmarkEnd w:id="191"/>
+    <w:bookmarkStart w:id="193" w:name="ref-Settles2009ActLea"/>
     <w:p>
       <w:pPr>
         <w:pStyle w:val="Bibliography"/>
@@ -9410,7 +9497,7 @@
       <w:r>
         <w:t xml:space="preserve"> </w:t>
       </w:r>
-      <w:hyperlink r:id="rId188">
+      <w:hyperlink r:id="rId192">
         <w:r>
           <w:rPr>
             <w:rStyle w:val="Hyperlink"/>
@@ -9434,8 +9521,8 @@
         <w:t xml:space="preserve">. University of Wisconsin-Madison Department of Computer Sciences</w:t>
       </w:r>
     </w:p>
-    <w:bookmarkEnd w:id="189"/>
-    <w:bookmarkStart w:id="191" w:name="ref-Simard2024ResSui"/>
+    <w:bookmarkEnd w:id="193"/>
+    <w:bookmarkStart w:id="195" w:name="ref-Simard2024ResSui"/>
     <w:p>
       <w:pPr>
         <w:pStyle w:val="Bibliography"/>
@@ -9446,7 +9533,7 @@
       <w:r>
         <w:t xml:space="preserve"> </w:t>
       </w:r>
-      <w:hyperlink r:id="rId190">
+      <w:hyperlink r:id="rId194">
         <w:r>
           <w:rPr>
             <w:rStyle w:val="Hyperlink"/>
@@ -9482,8 +9569,8 @@
         <w:t xml:space="preserve">. Natura 4:13–22</w:t>
       </w:r>
     </w:p>
-    <w:bookmarkEnd w:id="191"/>
-    <w:bookmarkStart w:id="193" w:name="ref-Smith-Ramesh2017GloSyn"/>
+    <w:bookmarkEnd w:id="195"/>
+    <w:bookmarkStart w:id="197" w:name="ref-Smith-Ramesh2017GloSyn"/>
     <w:p>
       <w:pPr>
         <w:pStyle w:val="Bibliography"/>
@@ -9494,7 +9581,7 @@
       <w:r>
         <w:t xml:space="preserve"> </w:t>
       </w:r>
-      <w:hyperlink r:id="rId192">
+      <w:hyperlink r:id="rId196">
         <w:r>
           <w:rPr>
             <w:rStyle w:val="Hyperlink"/>
@@ -9503,8 +9590,8 @@
         </w:r>
       </w:hyperlink>
     </w:p>
-    <w:bookmarkEnd w:id="193"/>
-    <w:bookmarkStart w:id="195" w:name="ref-Thompson2017DisGov"/>
+    <w:bookmarkEnd w:id="197"/>
+    <w:bookmarkStart w:id="199" w:name="ref-Thompson2017DisGov"/>
     <w:p>
       <w:pPr>
         <w:pStyle w:val="Bibliography"/>
@@ -9515,7 +9602,7 @@
       <w:r>
         <w:t xml:space="preserve"> </w:t>
       </w:r>
-      <w:hyperlink r:id="rId194">
+      <w:hyperlink r:id="rId198">
         <w:r>
           <w:rPr>
             <w:rStyle w:val="Hyperlink"/>
@@ -9524,19 +9611,40 @@
         </w:r>
       </w:hyperlink>
     </w:p>
-    <w:bookmarkEnd w:id="195"/>
-    <w:bookmarkStart w:id="197" w:name="ref-UnitedNations1992ConBio"/>
+    <w:bookmarkEnd w:id="199"/>
+    <w:bookmarkStart w:id="201" w:name="ref-Tobias2025BioCon"/>
     <w:p>
       <w:pPr>
         <w:pStyle w:val="Bibliography"/>
       </w:pPr>
       <w:r>
+        <w:t xml:space="preserve">Tobias JA, Bullock JM, Dicks LV, et al (2025) Biodiversity conservation requires integration of species-centric and process-based strategies. Proceedings of the National Academy of Sciences 122:e2410936122.</w:t>
+      </w:r>
+      <w:r>
+        <w:t xml:space="preserve"> </w:t>
+      </w:r>
+      <w:hyperlink r:id="rId200">
+        <w:r>
+          <w:rPr>
+            <w:rStyle w:val="Hyperlink"/>
+          </w:rPr>
+          <w:t xml:space="preserve">https://doi.org/10.1073/pnas.2410936122</w:t>
+        </w:r>
+      </w:hyperlink>
+    </w:p>
+    <w:bookmarkEnd w:id="201"/>
+    <w:bookmarkStart w:id="203" w:name="ref-UnitedNations1992ConBio"/>
+    <w:p>
+      <w:pPr>
+        <w:pStyle w:val="Bibliography"/>
+      </w:pPr>
+      <w:r>
         <w:t xml:space="preserve">United Nations (1992)</w:t>
       </w:r>
       <w:r>
         <w:t xml:space="preserve"> </w:t>
       </w:r>
-      <w:hyperlink r:id="rId196">
+      <w:hyperlink r:id="rId202">
         <w:r>
           <w:rPr>
             <w:rStyle w:val="Hyperlink"/>
@@ -9572,8 +9680,8 @@
         <w:t xml:space="preserve">. United Nations, New Yoek</w:t>
       </w:r>
     </w:p>
-    <w:bookmarkEnd w:id="197"/>
-    <w:bookmarkStart w:id="199" w:name="ref-Valente2022LanLan"/>
+    <w:bookmarkEnd w:id="203"/>
+    <w:bookmarkStart w:id="205" w:name="ref-Valente2022LanLan"/>
     <w:p>
       <w:pPr>
         <w:pStyle w:val="Bibliography"/>
@@ -9584,7 +9692,7 @@
       <w:r>
         <w:t xml:space="preserve"> </w:t>
       </w:r>
-      <w:hyperlink r:id="rId198">
+      <w:hyperlink r:id="rId204">
         <w:r>
           <w:rPr>
             <w:rStyle w:val="Hyperlink"/>
@@ -9593,8 +9701,8 @@
         </w:r>
       </w:hyperlink>
     </w:p>
-    <w:bookmarkEnd w:id="199"/>
-    <w:bookmarkStart w:id="201" w:name="ref-Valiente-Banuet2015SpeLos"/>
+    <w:bookmarkEnd w:id="205"/>
+    <w:bookmarkStart w:id="207" w:name="ref-Valiente-Banuet2015SpeLos"/>
     <w:p>
       <w:pPr>
         <w:pStyle w:val="Bibliography"/>
@@ -9605,7 +9713,7 @@
       <w:r>
         <w:t xml:space="preserve"> </w:t>
       </w:r>
-      <w:hyperlink r:id="rId200">
+      <w:hyperlink r:id="rId206">
         <w:r>
           <w:rPr>
             <w:rStyle w:val="Hyperlink"/>
@@ -9614,8 +9722,8 @@
         </w:r>
       </w:hyperlink>
     </w:p>
-    <w:bookmarkEnd w:id="201"/>
-    <w:bookmarkStart w:id="203" w:name="ref-vanDam-Bates2018UsiBal"/>
+    <w:bookmarkEnd w:id="207"/>
+    <w:bookmarkStart w:id="209" w:name="ref-vanDam-Bates2018UsiBal"/>
     <w:p>
       <w:pPr>
         <w:pStyle w:val="Bibliography"/>
@@ -9626,7 +9734,7 @@
       <w:r>
         <w:t xml:space="preserve"> </w:t>
       </w:r>
-      <w:hyperlink r:id="rId202">
+      <w:hyperlink r:id="rId208">
         <w:r>
           <w:rPr>
             <w:rStyle w:val="Hyperlink"/>
@@ -9635,8 +9743,8 @@
         </w:r>
       </w:hyperlink>
     </w:p>
-    <w:bookmarkEnd w:id="203"/>
-    <w:bookmarkStart w:id="205" w:name="ref-Vizentin-Bugoni2016InfSam"/>
+    <w:bookmarkEnd w:id="209"/>
+    <w:bookmarkStart w:id="211" w:name="ref-Vizentin-Bugoni2016InfSam"/>
     <w:p>
       <w:pPr>
         <w:pStyle w:val="Bibliography"/>
@@ -9659,7 +9767,7 @@
       <w:r>
         <w:t xml:space="preserve"> </w:t>
       </w:r>
-      <w:hyperlink r:id="rId204">
+      <w:hyperlink r:id="rId210">
         <w:r>
           <w:rPr>
             <w:rStyle w:val="Hyperlink"/>
@@ -9668,8 +9776,8 @@
         </w:r>
       </w:hyperlink>
     </w:p>
-    <w:bookmarkEnd w:id="205"/>
-    <w:bookmarkStart w:id="207" w:name="ref-Williams2000SimRul"/>
+    <w:bookmarkEnd w:id="211"/>
+    <w:bookmarkStart w:id="213" w:name="ref-Williams2000SimRul"/>
     <w:p>
       <w:pPr>
         <w:pStyle w:val="Bibliography"/>
@@ -9680,7 +9788,7 @@
       <w:r>
         <w:t xml:space="preserve"> </w:t>
       </w:r>
-      <w:hyperlink r:id="rId206">
+      <w:hyperlink r:id="rId212">
         <w:r>
           <w:rPr>
             <w:rStyle w:val="Hyperlink"/>
@@ -9689,8 +9797,8 @@
         </w:r>
       </w:hyperlink>
     </w:p>
-    <w:bookmarkEnd w:id="207"/>
-    <w:bookmarkStart w:id="209" w:name="ref-Williams2008SucIts"/>
+    <w:bookmarkEnd w:id="213"/>
+    <w:bookmarkStart w:id="215" w:name="ref-Williams2008SucIts"/>
     <w:p>
       <w:pPr>
         <w:pStyle w:val="Bibliography"/>
@@ -9701,7 +9809,7 @@
       <w:r>
         <w:t xml:space="preserve"> </w:t>
       </w:r>
-      <w:hyperlink r:id="rId208">
+      <w:hyperlink r:id="rId214">
         <w:r>
           <w:rPr>
             <w:rStyle w:val="Hyperlink"/>
@@ -9710,8 +9818,8 @@
         </w:r>
       </w:hyperlink>
     </w:p>
-    <w:bookmarkEnd w:id="209"/>
-    <w:bookmarkStart w:id="211" w:name="ref-Willig2023ProBio"/>
+    <w:bookmarkEnd w:id="215"/>
+    <w:bookmarkStart w:id="217" w:name="ref-Willig2023ProBio"/>
     <w:p>
       <w:pPr>
         <w:pStyle w:val="Bibliography"/>
@@ -9731,7 +9839,7 @@
       <w:r>
         <w:t xml:space="preserve"> </w:t>
       </w:r>
-      <w:hyperlink r:id="rId210">
+      <w:hyperlink r:id="rId216">
         <w:r>
           <w:rPr>
             <w:rStyle w:val="Hyperlink"/>
@@ -9740,8 +9848,8 @@
         </w:r>
       </w:hyperlink>
     </w:p>
-    <w:bookmarkEnd w:id="211"/>
-    <w:bookmarkStart w:id="213" w:name="ref-Windsor2023UsiEco"/>
+    <w:bookmarkEnd w:id="217"/>
+    <w:bookmarkStart w:id="219" w:name="ref-Windsor2023UsiEco"/>
     <w:p>
       <w:pPr>
         <w:pStyle w:val="Bibliography"/>
@@ -9752,7 +9860,7 @@
       <w:r>
         <w:t xml:space="preserve"> </w:t>
       </w:r>
-      <w:hyperlink r:id="rId212">
+      <w:hyperlink r:id="rId218">
         <w:r>
           <w:rPr>
             <w:rStyle w:val="Hyperlink"/>
@@ -9761,8 +9869,8 @@
         </w:r>
       </w:hyperlink>
     </w:p>
-    <w:bookmarkEnd w:id="213"/>
-    <w:bookmarkStart w:id="215" w:name="ref-Wood2015EffSpa"/>
+    <w:bookmarkEnd w:id="219"/>
+    <w:bookmarkStart w:id="221" w:name="ref-Wood2015EffSpa"/>
     <w:p>
       <w:pPr>
         <w:pStyle w:val="Bibliography"/>
@@ -9773,7 +9881,7 @@
       <w:r>
         <w:t xml:space="preserve"> </w:t>
       </w:r>
-      <w:hyperlink r:id="rId214">
+      <w:hyperlink r:id="rId220">
         <w:r>
           <w:rPr>
             <w:rStyle w:val="Hyperlink"/>
@@ -9782,8 +9890,8 @@
         </w:r>
       </w:hyperlink>
     </w:p>
-    <w:bookmarkEnd w:id="215"/>
-    <w:bookmarkStart w:id="217" w:name="ref-Xu2017OptMon"/>
+    <w:bookmarkEnd w:id="221"/>
+    <w:bookmarkStart w:id="223" w:name="ref-Xu2017OptMon"/>
     <w:p>
       <w:pPr>
         <w:pStyle w:val="Bibliography"/>
@@ -9803,7 +9911,7 @@
       <w:r>
         <w:t xml:space="preserve"> </w:t>
       </w:r>
-      <w:hyperlink r:id="rId216">
+      <w:hyperlink r:id="rId222">
         <w:r>
           <w:rPr>
             <w:rStyle w:val="Hyperlink"/>
@@ -9812,8 +9920,8 @@
         </w:r>
       </w:hyperlink>
     </w:p>
-    <w:bookmarkEnd w:id="217"/>
-    <w:bookmarkStart w:id="219" w:name="ref-Yi2022ChiBio"/>
+    <w:bookmarkEnd w:id="223"/>
+    <w:bookmarkStart w:id="225" w:name="ref-Yi2022ChiBio"/>
     <w:p>
       <w:pPr>
         <w:pStyle w:val="Bibliography"/>
@@ -9836,7 +9944,7 @@
       <w:r>
         <w:t xml:space="preserve"> </w:t>
       </w:r>
-      <w:hyperlink r:id="rId218">
+      <w:hyperlink r:id="rId224">
         <w:r>
           <w:rPr>
             <w:rStyle w:val="Hyperlink"/>
@@ -9845,9 +9953,9 @@
         </w:r>
       </w:hyperlink>
     </w:p>
-    <w:bookmarkEnd w:id="219"/>
-    <w:bookmarkEnd w:id="220"/>
-    <w:bookmarkEnd w:id="221"/>
+    <w:bookmarkEnd w:id="225"/>
+    <w:bookmarkEnd w:id="226"/>
+    <w:bookmarkEnd w:id="227"/>
     <w:sectPr>
       <w:footnotePr>
         <w:numRestart w:val="eachSect"/>

--- a/index.docx
+++ b/index.docx
@@ -23,7 +23,7 @@
         <w:pStyle w:val="Abstract"/>
       </w:pPr>
       <w:r>
-        <w:t xml:space="preserve">Optimal monitoring strategies should be designed to efficiently monitor all essential facets of biodiversity. Yet, species interactions are often overlooked in monitoring designs compared to spatial coverage and species richness, partly due to the inherent difficulty of sampling and monitoring interactions compared to species distributions. Here, we used simulations to test the efficiency of monitoring species interactions within Biodiversity Observations Networks (BONs). We tested several methods for designing and optimizing BONs to monitor species interactions and examined efficiency when increasing the number of monitored sites. We showed that the required sampling effort is considerably higher for interactions, especially when considering that interaction realization and detection realistically depend on species abundance. Thus, expectations to monitor a relevant proportion of interactions within a BON should be lower than expectations to monitor its species. However, from a single-species perspective, optimizing monitoring designs based on a known species range proved an efficient strategy to retrieve its interactions, outperforming designs based on total species or interaction richness. Only optimizations based on detailed knowledge of where realized interactions occurred allowed better performance, highlighting the need for better knowledge of where interactions are likely to take place and integration of factors influencing interaction realization, such as species abundances, for further efficiency gains. Our results were consistent even when the total species range was over- or underestimated by 10%, highlighting a tolerance in the precision of the information required for optimization. Therefore, our results highlight how attainable levels of information can lead to efficiency improvements when designing BONs. With the right target and optimization strategy, available information, such as species ranges, can guide observation network designs to monitor species interactions as central biodiversity components.</w:t>
+        <w:t xml:space="preserve">Optimal monitoring strategies should be designed to efficiently monitor all essential facets of biodiversity. Yet, species interactions are often overlooked in monitoring designs compared to spatial coverage and species richness, partly due to the inherent difficulty of sampling and monitoring interactions compared to species distributions. Here, we used simulations to test the efficiency of monitoring species interactions within Biodiversity Observations Networks (BONs). We tested several methods for designing and optimizing BONs to monitor species interactions and examined efficiency when increasing the number of monitored sites. We showed that the required sampling effort is considerably higher for interactions, especially when considering that interaction realization and detection realistically depend on species abundance. Thus, expectations to monitor a relevant proportion of interactions within a BON should be lower than expectations to monitor its species. However, from a single-species perspective, optimizing monitoring designs based on a known species range proved an efficient strategy to retrieve its interactions, outperforming designs based on total species or interaction richness. Further efficiency gains required detailed knowledge of where realized interactions occurred, highlighting the need for better knowledge of where interactions are likely to take place and integration of factors influencing interaction realization, such as species abundances. Our results were consistent even when the total species range was over- or underestimated by 10%, which shows a tolerance in the precision of the information required for optimization. Therefore, our results highlight how attainable levels of information can lead to efficiency improvements when designing BONs. With the right target and optimization strategy, available information, such as species ranges, can guide observation network designs to monitor species interactions as central biodiversity components.</w:t>
       </w:r>
     </w:p>
     <w:bookmarkStart w:id="9" w:name="introduction"/>

--- a/index.docx
+++ b/index.docx
@@ -52,7 +52,7 @@
         <w:t xml:space="preserve"> </w:t>
       </w:r>
       <w:r>
-        <w:t xml:space="preserve">(United Nations 1992)</w:t>
+        <w:t xml:space="preserve">[@UnitedNations1992ConBio]</w:t>
       </w:r>
       <w:r>
         <w:t xml:space="preserve"> </w:t>
@@ -124,7 +124,13 @@
         <w:t xml:space="preserve"> </w:t>
       </w:r>
       <w:r>
-        <w:t xml:space="preserve">(Navarro et al. 2017; Gonzalez et al. 2023)</w:t>
+        <w:t xml:space="preserve">[@Navarro2017MonBio;</w:t>
+      </w:r>
+      <w:r>
+        <w:t xml:space="preserve"> </w:t>
+      </w:r>
+      <w:r>
+        <w:t xml:space="preserve">@Gonzalez2023GloBio]</w:t>
       </w:r>
       <w:r>
         <w:t xml:space="preserve">. BONs can be thematic (Marine BON, Freshwater BON),</w:t>
@@ -151,7 +157,7 @@
         <w:t xml:space="preserve"> </w:t>
       </w:r>
       <w:r>
-        <w:t xml:space="preserve">(Xu et al. 2017; Navarro et al. 2017)</w:t>
+        <w:t xml:space="preserve">[@Xu2017OptMon; @Navarro2017MonBio]</w:t>
       </w:r>
       <w:r>
         <w:t xml:space="preserve">. Additional BONs are currently in the</w:t>
@@ -166,7 +172,7 @@
         <w:t xml:space="preserve"> </w:t>
       </w:r>
       <w:r>
-        <w:t xml:space="preserve">(Kissling et al. 2024)</w:t>
+        <w:t xml:space="preserve">[@Kissling2024ModEff]</w:t>
       </w:r>
       <w:r>
         <w:t xml:space="preserve"> </w:t>
@@ -184,7 +190,7 @@
         <w:t xml:space="preserve"> </w:t>
       </w:r>
       <w:r>
-        <w:t xml:space="preserve">(Simard 2024; Gonzalez et al. 2025)</w:t>
+        <w:t xml:space="preserve">[@Gonzalez2025BioObs; @Simard2024ResSui]</w:t>
       </w:r>
       <w:r>
         <w:t xml:space="preserve">, and could eventually be</w:t>
@@ -205,7 +211,7 @@
         <w:t xml:space="preserve"> </w:t>
       </w:r>
       <w:r>
-        <w:t xml:space="preserve">(Gonzalez et al. 2023)</w:t>
+        <w:t xml:space="preserve">[@Gonzalez2023GloBio]</w:t>
       </w:r>
       <w:r>
         <w:t xml:space="preserve"> </w:t>
@@ -223,7 +229,7 @@
         <w:t xml:space="preserve"> </w:t>
       </w:r>
       <w:r>
-        <w:t xml:space="preserve">(CBD 2022)</w:t>
+        <w:t xml:space="preserve">[@CBD2022DecAdoa]</w:t>
       </w:r>
       <w:r>
         <w:t xml:space="preserve">.</w:t>
@@ -258,7 +264,7 @@
         <w:t xml:space="preserve"> </w:t>
       </w:r>
       <w:r>
-        <w:t xml:space="preserve">(Santana et al. 2025)</w:t>
+        <w:t xml:space="preserve">[@Santana2025LarBio]</w:t>
       </w:r>
       <w:r>
         <w:t xml:space="preserve">. For example, recommendations</w:t>
@@ -291,7 +297,7 @@
         <w:t xml:space="preserve"> </w:t>
       </w:r>
       <w:r>
-        <w:t xml:space="preserve">(Kissling et al. 2024)</w:t>
+        <w:t xml:space="preserve">[@Kissling2024ModEff]</w:t>
       </w:r>
       <w:r>
         <w:t xml:space="preserve">. Second, ecological</w:t>
@@ -318,7 +324,7 @@
         <w:t xml:space="preserve"> </w:t>
       </w:r>
       <w:r>
-        <w:t xml:space="preserve">(Norman and Poisot 2025)</w:t>
+        <w:t xml:space="preserve">[@Norman2025SitSel]</w:t>
       </w:r>
       <w:r>
         <w:t xml:space="preserve">. Species richness is the most commonly used biodiversity</w:t>
@@ -333,7 +339,7 @@
         <w:t xml:space="preserve"> </w:t>
       </w:r>
       <w:r>
-        <w:t xml:space="preserve">(Hillebrand et al. 2018)</w:t>
+        <w:t xml:space="preserve">[@Hillebrand2018BioCha]</w:t>
       </w:r>
       <w:r>
         <w:t xml:space="preserve">, including in discussions</w:t>
@@ -354,7 +360,7 @@
         <w:t xml:space="preserve"> </w:t>
       </w:r>
       <w:r>
-        <w:t xml:space="preserve">(Willig et al. 2023)</w:t>
+        <w:t xml:space="preserve">[@Willig2023ProBio]</w:t>
       </w:r>
       <w:r>
         <w:t xml:space="preserve">. On the other hand, the use of species richness to measure</w:t>
@@ -387,7 +393,7 @@
         <w:t xml:space="preserve"> </w:t>
       </w:r>
       <w:r>
-        <w:t xml:space="preserve">(Hillebrand et al. 2018; Aguiar et al. 2024; Fletcher Jr. et al. 2025)</w:t>
+        <w:t xml:space="preserve">[@Hillebrand2018BioCha; @FletcherJr.2025SpeRic; @Aguiar2024UntBio]</w:t>
       </w:r>
       <w:r>
         <w:t xml:space="preserve">. Thus, there</w:t>
@@ -416,7 +422,7 @@
         <w:t xml:space="preserve"> </w:t>
       </w:r>
       <w:r>
-        <w:t xml:space="preserve">(McCann 2007; Valiente-Banuet et al. 2015; Harvey et al. 2017)</w:t>
+        <w:t xml:space="preserve">[@Valiente-Banuet2015SpeLos; @Harvey2017BriEco; @McCann2007ProBio]</w:t>
       </w:r>
       <w:r>
         <w:t xml:space="preserve">, critical for</w:t>
@@ -437,7 +443,7 @@
         <w:t xml:space="preserve"> </w:t>
       </w:r>
       <w:r>
-        <w:t xml:space="preserve">(Jordano 2016a; Dansereau et al. 2025)</w:t>
+        <w:t xml:space="preserve">[@Jordano2016ChaEco; @Dansereau2025OveDis]</w:t>
       </w:r>
       <w:r>
         <w:t xml:space="preserve">. Interactions</w:t>
@@ -452,7 +458,7 @@
         <w:t xml:space="preserve"> </w:t>
       </w:r>
       <w:r>
-        <w:t xml:space="preserve">(Garzke et al. 2019)</w:t>
+        <w:t xml:space="preserve">[@Garzke2019TroInt]</w:t>
       </w:r>
       <w:r>
         <w:t xml:space="preserve"> </w:t>
@@ -470,7 +476,7 @@
         <w:t xml:space="preserve"> </w:t>
       </w:r>
       <w:r>
-        <w:t xml:space="preserve">(Abrego et al. 2021)</w:t>
+        <w:t xml:space="preserve">[@Abrego2021AccSpe]</w:t>
       </w:r>
       <w:r>
         <w:t xml:space="preserve">.</w:t>
@@ -485,7 +491,13 @@
         <w:t xml:space="preserve"> </w:t>
       </w:r>
       <w:r>
-        <w:t xml:space="preserve">(Baiser et al. 2019; Mestre et al. 2022; Windsor et al. 2023; Dansereau et al. 2024)</w:t>
+        <w:t xml:space="preserve">[@Windsor2023UsiEco;</w:t>
+      </w:r>
+      <w:r>
+        <w:t xml:space="preserve"> </w:t>
+      </w:r>
+      <w:r>
+        <w:t xml:space="preserve">@Mestre2022DisFoo; @Baiser2019EcoRul; @Dansereau2024SpaExp]</w:t>
       </w:r>
       <w:r>
         <w:t xml:space="preserve">, and may be lost (or</w:t>
@@ -500,7 +512,7 @@
         <w:t xml:space="preserve"> </w:t>
       </w:r>
       <w:r>
-        <w:t xml:space="preserve">(Valiente-Banuet et al. 2015; Doré et al. 2021)</w:t>
+        <w:t xml:space="preserve">[@Valiente-Banuet2015SpeLos; @Dore2021RelEff]</w:t>
       </w:r>
       <w:r>
         <w:t xml:space="preserve">.</w:t>
@@ -518,7 +530,16 @@
         <w:t xml:space="preserve">different interaction types and environments</w:t>
       </w:r>
       <w:r>
-        <w:t xml:space="preserve">(Hortal et al. 2015; Poisot et al. 2021)</w:t>
+        <w:t xml:space="preserve"> </w:t>
+      </w:r>
+      <w:r>
+        <w:t xml:space="preserve">[@Hortal2015SevSho;</w:t>
+      </w:r>
+      <w:r>
+        <w:t xml:space="preserve"> </w:t>
+      </w:r>
+      <w:r>
+        <w:t xml:space="preserve">@Poisot2021GloKno]</w:t>
       </w:r>
       <w:r>
         <w:t xml:space="preserve">, we now have sufficient conceptual tools to support the added</w:t>
@@ -533,7 +554,7 @@
         <w:t xml:space="preserve"> </w:t>
       </w:r>
       <w:r>
-        <w:t xml:space="preserve">(Dansereau et al. 2025; Moracho et al. 2025)</w:t>
+        <w:t xml:space="preserve">[@Dansereau2025OveDis; @Moracho2025RebEco]</w:t>
       </w:r>
       <w:r>
         <w:t xml:space="preserve">. Therefore, integrating species</w:t>
@@ -580,40 +601,28 @@
         <w:t xml:space="preserve"> </w:t>
       </w:r>
       <w:r>
-        <w:t xml:space="preserve">completeness and diversity metrics</w:t>
-      </w:r>
-      <w:r>
-        <w:t xml:space="preserve"> </w:t>
-      </w:r>
-      <w:r>
-        <w:t xml:space="preserve">(e.g. Chacoff et al. 2012; Chiu et al. 2023)</w:t>
-      </w:r>
-      <w:r>
-        <w:t xml:space="preserve"> </w:t>
-      </w:r>
-      <w:r>
-        <w:t xml:space="preserve">and how sampling effort affects network properties</w:t>
-      </w:r>
-      <w:r>
-        <w:t xml:space="preserve"> </w:t>
-      </w:r>
-      <w:r>
-        <w:t xml:space="preserve">(e.g., McLeod et al. 2021)</w:t>
-      </w:r>
-      <w:r>
-        <w:t xml:space="preserve">.</w:t>
-      </w:r>
-      <w:r>
-        <w:t xml:space="preserve"> </w:t>
-      </w:r>
-      <w:r>
-        <w:t xml:space="preserve">Recent empirical</w:t>
-      </w:r>
-      <w:r>
-        <w:t xml:space="preserve"> </w:t>
-      </w:r>
-      <w:r>
-        <w:t xml:space="preserve">(Caron et al. 2024)</w:t>
+        <w:t xml:space="preserve">completeness and diversity metrics (e.g. </w:t>
+      </w:r>
+      <w:r>
+        <w:t xml:space="preserve"> </w:t>
+      </w:r>
+      <w:r>
+        <w:t xml:space="preserve">) and how sampling effort affects network</w:t>
+      </w:r>
+      <w:r>
+        <w:t xml:space="preserve"> </w:t>
+      </w:r>
+      <w:r>
+        <w:t xml:space="preserve">properties (e.g. </w:t>
+      </w:r>
+      <w:r>
+        <w:t xml:space="preserve">). Recent empirical</w:t>
+      </w:r>
+      <w:r>
+        <w:t xml:space="preserve"> </w:t>
+      </w:r>
+      <w:r>
+        <w:t xml:space="preserve">[@Caron2024TraMod]</w:t>
       </w:r>
       <w:r>
         <w:t xml:space="preserve"> </w:t>
@@ -625,112 +634,109 @@
         <w:t xml:space="preserve"> </w:t>
       </w:r>
       <w:r>
-        <w:t xml:space="preserve">(Poisot 2023)</w:t>
-      </w:r>
-      <w:r>
-        <w:t xml:space="preserve"> </w:t>
-      </w:r>
-      <w:r>
-        <w:t xml:space="preserve">results</w:t>
-      </w:r>
-      <w:r>
-        <w:t xml:space="preserve"> </w:t>
-      </w:r>
-      <w:r>
-        <w:t xml:space="preserve">have established that knowing the network structure (i.e. network properties)</w:t>
-      </w:r>
-      <w:r>
-        <w:t xml:space="preserve"> </w:t>
-      </w:r>
-      <w:r>
-        <w:t xml:space="preserve">does not always allow to know the list of interactions (and vice versa),</w:t>
-      </w:r>
-      <w:r>
-        <w:t xml:space="preserve"> </w:t>
-      </w:r>
-      <w:r>
-        <w:t xml:space="preserve">therefore justifying the need to sample interactions as their own biological</w:t>
-      </w:r>
-      <w:r>
-        <w:t xml:space="preserve"> </w:t>
-      </w:r>
-      <w:r>
-        <w:t xml:space="preserve">entities. A central challenge to do so is that the sampling effort required to</w:t>
-      </w:r>
-      <w:r>
-        <w:t xml:space="preserve"> </w:t>
-      </w:r>
-      <w:r>
-        <w:t xml:space="preserve">document interactions is much higher than for species</w:t>
-      </w:r>
-      <w:r>
-        <w:t xml:space="preserve"> </w:t>
-      </w:r>
-      <w:r>
-        <w:t xml:space="preserve">(e.g. 500% vs 64% in Chacoff et al. 2012)</w:t>
-      </w:r>
-      <w:r>
-        <w:t xml:space="preserve">. Moreover, evaluating sampling completeness for interactions</w:t>
-      </w:r>
-      <w:r>
-        <w:t xml:space="preserve"> </w:t>
-      </w:r>
-      <w:r>
-        <w:t xml:space="preserve">is more complex than for species, as it requires assessing the proportion of</w:t>
-      </w:r>
-      <w:r>
-        <w:t xml:space="preserve"> </w:t>
-      </w:r>
-      <w:r>
-        <w:t xml:space="preserve">forbidden links (i.e. links that cannot occur) due to life history or</w:t>
-      </w:r>
-      <w:r>
-        <w:t xml:space="preserve"> </w:t>
-      </w:r>
-      <w:r>
-        <w:t xml:space="preserve">morphological restrictions, which in turn requires knowledge of species natural</w:t>
-      </w:r>
-      <w:r>
-        <w:t xml:space="preserve"> </w:t>
-      </w:r>
-      <w:r>
-        <w:t xml:space="preserve">history and traits</w:t>
-      </w:r>
-      <w:r>
-        <w:t xml:space="preserve"> </w:t>
-      </w:r>
-      <w:r>
-        <w:t xml:space="preserve">(Jordano 2016b)</w:t>
-      </w:r>
-      <w:r>
-        <w:t xml:space="preserve">. While some quantitative network</w:t>
-      </w:r>
-      <w:r>
-        <w:t xml:space="preserve"> </w:t>
-      </w:r>
-      <w:r>
-        <w:t xml:space="preserve">properties such as connectance are less affected by sampling completeness,</w:t>
-      </w:r>
-      <w:r>
-        <w:t xml:space="preserve"> </w:t>
-      </w:r>
-      <w:r>
-        <w:t xml:space="preserve">network composition and binary measurements derived from it will vary widely if</w:t>
-      </w:r>
-      <w:r>
-        <w:t xml:space="preserve"> </w:t>
-      </w:r>
-      <w:r>
-        <w:t xml:space="preserve">interactions are missed</w:t>
-      </w:r>
-      <w:r>
-        <w:t xml:space="preserve"> </w:t>
-      </w:r>
-      <w:r>
-        <w:t xml:space="preserve">(e.g. number of links, Vizentin-Bugoni et al. 2016; Poisot et al. 2012)</w:t>
-      </w:r>
-      <w:r>
-        <w:t xml:space="preserve">.</w:t>
+        <w:t xml:space="preserve">[@Poisot2023GuiPre]</w:t>
+      </w:r>
+      <w:r>
+        <w:t xml:space="preserve"> </w:t>
+      </w:r>
+      <w:r>
+        <w:t xml:space="preserve">results have established</w:t>
+      </w:r>
+      <w:r>
+        <w:t xml:space="preserve"> </w:t>
+      </w:r>
+      <w:r>
+        <w:t xml:space="preserve">that knowing the network structure (i.e. network properties) does not always</w:t>
+      </w:r>
+      <w:r>
+        <w:t xml:space="preserve"> </w:t>
+      </w:r>
+      <w:r>
+        <w:t xml:space="preserve">allow to know the list of interactions (and vice versa), therefore justifying</w:t>
+      </w:r>
+      <w:r>
+        <w:t xml:space="preserve"> </w:t>
+      </w:r>
+      <w:r>
+        <w:t xml:space="preserve">the need to sample interactions as their own biological entities. A central</w:t>
+      </w:r>
+      <w:r>
+        <w:t xml:space="preserve"> </w:t>
+      </w:r>
+      <w:r>
+        <w:t xml:space="preserve">challenge to do so is that the sampling effort required to document interactions</w:t>
+      </w:r>
+      <w:r>
+        <w:t xml:space="preserve"> </w:t>
+      </w:r>
+      <w:r>
+        <w:t xml:space="preserve">is much higher than for species (e.g. 500% vs 64% in</w:t>
+      </w:r>
+      <w:r>
+        <w:t xml:space="preserve"> </w:t>
+      </w:r>
+      <w:r>
+        <w:t xml:space="preserve">). Moreover, evaluating sampling</w:t>
+      </w:r>
+      <w:r>
+        <w:t xml:space="preserve"> </w:t>
+      </w:r>
+      <w:r>
+        <w:t xml:space="preserve">completeness for interactions is more complex than for species, as it requires</w:t>
+      </w:r>
+      <w:r>
+        <w:t xml:space="preserve"> </w:t>
+      </w:r>
+      <w:r>
+        <w:t xml:space="preserve">assessing the proportion of forbidden links (i.e. links that cannot occur) due</w:t>
+      </w:r>
+      <w:r>
+        <w:t xml:space="preserve"> </w:t>
+      </w:r>
+      <w:r>
+        <w:t xml:space="preserve">to life history or morphological restrictions, which in turn requires knowledge</w:t>
+      </w:r>
+      <w:r>
+        <w:t xml:space="preserve"> </w:t>
+      </w:r>
+      <w:r>
+        <w:t xml:space="preserve">of species natural history and traits</w:t>
+      </w:r>
+      <w:r>
+        <w:t xml:space="preserve"> </w:t>
+      </w:r>
+      <w:r>
+        <w:t xml:space="preserve">[@Jordano2016SamNet]</w:t>
+      </w:r>
+      <w:r>
+        <w:t xml:space="preserve">. While some</w:t>
+      </w:r>
+      <w:r>
+        <w:t xml:space="preserve"> </w:t>
+      </w:r>
+      <w:r>
+        <w:t xml:space="preserve">quantitative network properties such as connectance are less affected by</w:t>
+      </w:r>
+      <w:r>
+        <w:t xml:space="preserve"> </w:t>
+      </w:r>
+      <w:r>
+        <w:t xml:space="preserve">sampling completeness, network composition and binary measurements derived from</w:t>
+      </w:r>
+      <w:r>
+        <w:t xml:space="preserve"> </w:t>
+      </w:r>
+      <w:r>
+        <w:t xml:space="preserve">it will vary widely if interactions are missed (e.g. number of links,</w:t>
+      </w:r>
+      <w:r>
+        <w:t xml:space="preserve"> </w:t>
+      </w:r>
+      <w:r>
+        <w:t xml:space="preserve"> </w:t>
+      </w:r>
+      <w:r>
+        <w:t xml:space="preserve">).</w:t>
       </w:r>
     </w:p>
     <w:p>
@@ -774,19 +780,103 @@
         <w:t xml:space="preserve"> </w:t>
       </w:r>
       <w:r>
-        <w:t xml:space="preserve">investigated expected variations using dataset resampling</w:t>
-      </w:r>
-      <w:r>
-        <w:t xml:space="preserve"> </w:t>
-      </w:r>
-      <w:r>
-        <w:t xml:space="preserve">(to measure the effect</w:t>
-      </w:r>
-      <w:r>
-        <w:t xml:space="preserve"> </w:t>
-      </w:r>
-      <w:r>
-        <w:t xml:space="preserve">on network composition and properties, Poisot et al. 2012; Henriksen et al. 2019)</w:t>
+        <w:t xml:space="preserve">investigated expected variations using dataset resampling (to measure the effect</w:t>
+      </w:r>
+      <w:r>
+        <w:t xml:space="preserve"> </w:t>
+      </w:r>
+      <w:r>
+        <w:t xml:space="preserve">on network composition and properties,</w:t>
+      </w:r>
+      <w:r>
+        <w:t xml:space="preserve"> </w:t>
+      </w:r>
+      <w:r>
+        <w:t xml:space="preserve"> </w:t>
+      </w:r>
+      <w:r>
+        <w:t xml:space="preserve">), focused on the effect of scale</w:t>
+      </w:r>
+      <w:r>
+        <w:t xml:space="preserve"> </w:t>
+      </w:r>
+      <w:r>
+        <w:t xml:space="preserve">(showing that many network structure metrics are robust across spatial scales,</w:t>
+      </w:r>
+      <w:r>
+        <w:t xml:space="preserve"> </w:t>
+      </w:r>
+      <w:r>
+        <w:t xml:space="preserve">), or assessed the ability to capture regional</w:t>
+      </w:r>
+      <w:r>
+        <w:t xml:space="preserve"> </w:t>
+      </w:r>
+      <w:r>
+        <w:t xml:space="preserve">properties (showing that sampling larger to smaller lakes better captures</w:t>
+      </w:r>
+      <w:r>
+        <w:t xml:space="preserve"> </w:t>
+      </w:r>
+      <w:r>
+        <w:t xml:space="preserve">regional metaweb properties,</w:t>
+      </w:r>
+      <w:r>
+        <w:t xml:space="preserve"> </w:t>
+      </w:r>
+      <w:r>
+        <w:t xml:space="preserve">). We now have</w:t>
+      </w:r>
+      <w:r>
+        <w:t xml:space="preserve"> </w:t>
+      </w:r>
+      <w:r>
+        <w:t xml:space="preserve">frameworks and models to describe and investigate the variation and detection of</w:t>
+      </w:r>
+      <w:r>
+        <w:t xml:space="preserve"> </w:t>
+      </w:r>
+      <w:r>
+        <w:t xml:space="preserve">interaction networks in space and time</w:t>
+      </w:r>
+      <w:r>
+        <w:t xml:space="preserve"> </w:t>
+      </w:r>
+      <w:r>
+        <w:t xml:space="preserve">[@Poisot2015SpeWhy; @Cirtwill2019QuaFra;</w:t>
+      </w:r>
+      <w:r>
+        <w:t xml:space="preserve"> </w:t>
+      </w:r>
+      <w:r>
+        <w:t xml:space="preserve">@Catchen2023MisLin]</w:t>
+      </w:r>
+      <w:r>
+        <w:t xml:space="preserve">, and therefore the next step is to consider how to optimize</w:t>
+      </w:r>
+      <w:r>
+        <w:t xml:space="preserve"> </w:t>
+      </w:r>
+      <w:r>
+        <w:t xml:space="preserve">monitoring for species interactions. Simulations offer opportunities to explore</w:t>
+      </w:r>
+      <w:r>
+        <w:t xml:space="preserve"> </w:t>
+      </w:r>
+      <w:r>
+        <w:t xml:space="preserve">such optimizations: for example, to anticipate sampling effects on estimated</w:t>
+      </w:r>
+      <w:r>
+        <w:t xml:space="preserve"> </w:t>
+      </w:r>
+      <w:r>
+        <w:t xml:space="preserve">network properties compared to a known reference</w:t>
+      </w:r>
+      <w:r>
+        <w:t xml:space="preserve"> </w:t>
+      </w:r>
+      <w:r>
+        <w:t xml:space="preserve">[@deAguiar2019RevBia]</w:t>
       </w:r>
       <w:r>
         <w:t xml:space="preserve">,</w:t>
@@ -795,103 +885,13 @@
         <w:t xml:space="preserve"> </w:t>
       </w:r>
       <w:r>
-        <w:t xml:space="preserve">focused on the effect of scale</w:t>
-      </w:r>
-      <w:r>
-        <w:t xml:space="preserve"> </w:t>
-      </w:r>
-      <w:r>
-        <w:t xml:space="preserve">(showing that many network structure metrics are</w:t>
-      </w:r>
-      <w:r>
-        <w:t xml:space="preserve"> </w:t>
-      </w:r>
-      <w:r>
-        <w:t xml:space="preserve">robust across spatial scales, Wood et al. 2015)</w:t>
-      </w:r>
-      <w:r>
-        <w:t xml:space="preserve">, or assessed the ability to</w:t>
-      </w:r>
-      <w:r>
-        <w:t xml:space="preserve"> </w:t>
-      </w:r>
-      <w:r>
-        <w:t xml:space="preserve">capture regional properties</w:t>
-      </w:r>
-      <w:r>
-        <w:t xml:space="preserve"> </w:t>
-      </w:r>
-      <w:r>
-        <w:t xml:space="preserve">(showing that sampling larger to smaller lakes</w:t>
-      </w:r>
-      <w:r>
-        <w:t xml:space="preserve"> </w:t>
-      </w:r>
-      <w:r>
-        <w:t xml:space="preserve">better captures regional metaweb properties, McLeod et al. 2021)</w:t>
-      </w:r>
-      <w:r>
-        <w:t xml:space="preserve">. We now have</w:t>
-      </w:r>
-      <w:r>
-        <w:t xml:space="preserve"> </w:t>
-      </w:r>
-      <w:r>
-        <w:t xml:space="preserve">frameworks and models to describe and investigate the variation and detection of</w:t>
-      </w:r>
-      <w:r>
-        <w:t xml:space="preserve"> </w:t>
-      </w:r>
-      <w:r>
-        <w:t xml:space="preserve">interaction networks in space and time</w:t>
-      </w:r>
-      <w:r>
-        <w:t xml:space="preserve"> </w:t>
-      </w:r>
-      <w:r>
-        <w:t xml:space="preserve">(Poisot et al. 2015; Cirtwill et al. 2019; Catchen et al. 2023)</w:t>
-      </w:r>
-      <w:r>
-        <w:t xml:space="preserve">, and therefore the next step is to consider how to optimize</w:t>
-      </w:r>
-      <w:r>
-        <w:t xml:space="preserve"> </w:t>
-      </w:r>
-      <w:r>
-        <w:t xml:space="preserve">monitoring for species interactions. Simulations offer opportunities to explore</w:t>
-      </w:r>
-      <w:r>
-        <w:t xml:space="preserve"> </w:t>
-      </w:r>
-      <w:r>
-        <w:t xml:space="preserve">such optimizations: for example, to anticipate sampling effects on estimated</w:t>
-      </w:r>
-      <w:r>
-        <w:t xml:space="preserve"> </w:t>
-      </w:r>
-      <w:r>
-        <w:t xml:space="preserve">network properties compared to a known reference</w:t>
-      </w:r>
-      <w:r>
-        <w:t xml:space="preserve"> </w:t>
-      </w:r>
-      <w:r>
-        <w:t xml:space="preserve">(de Aguiar et al. 2019)</w:t>
-      </w:r>
-      <w:r>
-        <w:t xml:space="preserve">,</w:t>
-      </w:r>
-      <w:r>
-        <w:t xml:space="preserve"> </w:t>
-      </w:r>
-      <w:r>
         <w:t xml:space="preserve">determine optimal sampling frequency for monitoring</w:t>
       </w:r>
       <w:r>
         <w:t xml:space="preserve"> </w:t>
       </w:r>
       <w:r>
-        <w:t xml:space="preserve">(Daugaard et al. 2024)</w:t>
+        <w:t xml:space="preserve">[@Daugaard2024DepFor]</w:t>
       </w:r>
       <w:r>
         <w:t xml:space="preserve">, and</w:t>
@@ -912,7 +912,7 @@
         <w:t xml:space="preserve"> </w:t>
       </w:r>
       <w:r>
-        <w:t xml:space="preserve">(Ficetola et al. 2018)</w:t>
+        <w:t xml:space="preserve">[@Ficetola2018OptMon]</w:t>
       </w:r>
       <w:r>
         <w:t xml:space="preserve">.</w:t>
@@ -1179,7 +1179,7 @@
               <w:t xml:space="preserve"> </w:t>
             </w:r>
             <w:r>
-              <w:t xml:space="preserve">Catchen et al. (2023)</w:t>
+              <w:t xml:space="preserve">@Catchen2023MisLin</w:t>
             </w:r>
             <w:r>
               <w:t xml:space="preserve"> </w:t>
@@ -1254,25 +1254,31 @@
         <w:t xml:space="preserve"> </w:t>
       </w:r>
       <w:r>
-        <w:t xml:space="preserve">(Catchen et al. 2023; building on Cirtwill et al. 2019)</w:t>
-      </w:r>
-      <w:r>
-        <w:t xml:space="preserve"> </w:t>
-      </w:r>
-      <w:r>
-        <w:t xml:space="preserve">to simulate interaction</w:t>
-      </w:r>
-      <w:r>
-        <w:t xml:space="preserve"> </w:t>
-      </w:r>
-      <w:r>
-        <w:t xml:space="preserve">realization and detection while accounting for spatial variation in species</w:t>
-      </w:r>
-      <w:r>
-        <w:t xml:space="preserve"> </w:t>
-      </w:r>
-      <w:r>
-        <w:t xml:space="preserve">occurrences, implemented in</w:t>
+        <w:t xml:space="preserve">@Catchen2023MisLin</w:t>
+      </w:r>
+      <w:r>
+        <w:t xml:space="preserve"> </w:t>
+      </w:r>
+      <w:r>
+        <w:t xml:space="preserve">(building on</w:t>
+      </w:r>
+      <w:r>
+        <w:t xml:space="preserve"> </w:t>
+      </w:r>
+      <w:r>
+        <w:t xml:space="preserve">) to</w:t>
+      </w:r>
+      <w:r>
+        <w:t xml:space="preserve"> </w:t>
+      </w:r>
+      <w:r>
+        <w:t xml:space="preserve">simulate interaction realization and detection while accounting for spatial</w:t>
+      </w:r>
+      <w:r>
+        <w:t xml:space="preserve"> </w:t>
+      </w:r>
+      <w:r>
+        <w:t xml:space="preserve">variation in species occurrences, implemented in</w:t>
       </w:r>
       <w:r>
         <w:t xml:space="preserve"> </w:t>
@@ -1284,13 +1290,13 @@
         <w:t xml:space="preserve">SpeciesInteractionSamplers.jl</w:t>
       </w:r>
       <w:r>
-        <w:t xml:space="preserve">. This model broadly</w:t>
-      </w:r>
-      <w:r>
-        <w:t xml:space="preserve"> </w:t>
-      </w:r>
-      <w:r>
-        <w:t xml:space="preserve">captures the different processes involved into turning a</w:t>
+        <w:t xml:space="preserve">. This model broadly captures the different</w:t>
+      </w:r>
+      <w:r>
+        <w:t xml:space="preserve"> </w:t>
+      </w:r>
+      <w:r>
+        <w:t xml:space="preserve">processes involved into turning a</w:t>
       </w:r>
       <w:r>
         <w:t xml:space="preserve"> </w:t>
@@ -1306,13 +1312,13 @@
         <w:t xml:space="preserve"> </w:t>
       </w:r>
       <w:r>
-        <w:t xml:space="preserve">interaction</w:t>
-      </w:r>
-      <w:r>
-        <w:t xml:space="preserve"> </w:t>
-      </w:r>
-      <w:r>
-        <w:t xml:space="preserve">(i.e. a biologically feasible interaction) into a</w:t>
+        <w:t xml:space="preserve">interaction (i.e. a biologically</w:t>
+      </w:r>
+      <w:r>
+        <w:t xml:space="preserve"> </w:t>
+      </w:r>
+      <w:r>
+        <w:t xml:space="preserve">feasible interaction) into a</w:t>
       </w:r>
       <w:r>
         <w:t xml:space="preserve"> </w:t>
@@ -1328,34 +1334,40 @@
         <w:t xml:space="preserve"> </w:t>
       </w:r>
       <w:r>
-        <w:t xml:space="preserve">one (i.e. an</w:t>
-      </w:r>
-      <w:r>
-        <w:t xml:space="preserve"> </w:t>
-      </w:r>
-      <w:r>
-        <w:t xml:space="preserve">interaction that took place at a specified location), as outlined in</w:t>
-      </w:r>
-      <w:r>
-        <w:t xml:space="preserve"> </w:t>
-      </w:r>
-      <w:r>
-        <w:t xml:space="preserve">Morales-Castilla et al. (2015)</w:t>
-      </w:r>
-      <w:r>
-        <w:t xml:space="preserve">. To this generative model, we added the design of</w:t>
-      </w:r>
-      <w:r>
-        <w:t xml:space="preserve"> </w:t>
-      </w:r>
-      <w:r>
-        <w:t xml:space="preserve">Biodiversity Observation Networks and the evaluation of sampling efficiency</w:t>
-      </w:r>
-      <w:r>
-        <w:t xml:space="preserve"> </w:t>
-      </w:r>
-      <w:r>
-        <w:t xml:space="preserve">between and across simulations for species interactions (</w:t>
+        <w:t xml:space="preserve">one (i.e. an interaction that took place</w:t>
+      </w:r>
+      <w:r>
+        <w:t xml:space="preserve"> </w:t>
+      </w:r>
+      <w:r>
+        <w:t xml:space="preserve">at a specified location), as outlined in</w:t>
+      </w:r>
+      <w:r>
+        <w:t xml:space="preserve"> </w:t>
+      </w:r>
+      <w:r>
+        <w:t xml:space="preserve">@Morales-Castilla2015InfBio</w:t>
+      </w:r>
+      <w:r>
+        <w:t xml:space="preserve">. To this</w:t>
+      </w:r>
+      <w:r>
+        <w:t xml:space="preserve"> </w:t>
+      </w:r>
+      <w:r>
+        <w:t xml:space="preserve">generative model, we added the design of Biodiversity Observation Networks and</w:t>
+      </w:r>
+      <w:r>
+        <w:t xml:space="preserve"> </w:t>
+      </w:r>
+      <w:r>
+        <w:t xml:space="preserve">the evaluation of sampling efficiency between and across simulations for species</w:t>
+      </w:r>
+      <w:r>
+        <w:t xml:space="preserve"> </w:t>
+      </w:r>
+      <w:r>
+        <w:t xml:space="preserve">interactions (</w:t>
       </w:r>
       <w:hyperlink w:anchor="fig-concept">
         <w:r>
@@ -1424,175 +1436,157 @@
         <w:t xml:space="preserve"> </w:t>
       </w:r>
       <w:r>
-        <w:t xml:space="preserve">[NLMs;</w:t>
-      </w:r>
-      <w:r>
-        <w:t xml:space="preserve"> </w:t>
-      </w:r>
-      <w:r>
-        <w:t xml:space="preserve">Gardner et al. (1987)</w:t>
-      </w:r>
-      <w:r>
-        <w:t xml:space="preserve">;</w:t>
-      </w:r>
-      <w:r>
-        <w:t xml:space="preserve"> </w:t>
-      </w:r>
-      <w:r>
-        <w:t xml:space="preserve">Etherington et al. (2015)</w:t>
-      </w:r>
-      <w:r>
-        <w:t xml:space="preserve">]. NLMs are used to generate</w:t>
-      </w:r>
-      <w:r>
-        <w:t xml:space="preserve"> </w:t>
-      </w:r>
-      <w:r>
-        <w:t xml:space="preserve">landscapes replicating realistic spatially-autocorrelated distributions and</w:t>
-      </w:r>
-      <w:r>
-        <w:t xml:space="preserve"> </w:t>
-      </w:r>
-      <w:r>
-        <w:t xml:space="preserve">representing useful baselines to explore ecological processes in a spatial</w:t>
-      </w:r>
-      <w:r>
-        <w:t xml:space="preserve"> </w:t>
-      </w:r>
-      <w:r>
-        <w:t xml:space="preserve">context</w:t>
-      </w:r>
-      <w:r>
-        <w:t xml:space="preserve"> </w:t>
-      </w:r>
-      <w:r>
-        <w:t xml:space="preserve">(Hesselbarth et al. 2024)</w:t>
-      </w:r>
-      <w:r>
-        <w:t xml:space="preserve">. NLMs have been used to generate realistic</w:t>
-      </w:r>
-      <w:r>
-        <w:t xml:space="preserve"> </w:t>
-      </w:r>
-      <w:r>
-        <w:t xml:space="preserve">landscapes in contexts relating to biodiversity distribution and preservation,</w:t>
-      </w:r>
-      <w:r>
-        <w:t xml:space="preserve"> </w:t>
-      </w:r>
-      <w:r>
-        <w:t xml:space="preserve">for instance to compare avian diversity between conservation approaches in</w:t>
-      </w:r>
-      <w:r>
-        <w:t xml:space="preserve"> </w:t>
-      </w:r>
-      <w:r>
-        <w:t xml:space="preserve">coffee-growing landscapes</w:t>
-      </w:r>
-      <w:r>
-        <w:t xml:space="preserve"> </w:t>
-      </w:r>
-      <w:r>
-        <w:t xml:space="preserve">(Valente et al. 2022)</w:t>
-      </w:r>
-      <w:r>
-        <w:t xml:space="preserve"> </w:t>
-      </w:r>
-      <w:r>
-        <w:t xml:space="preserve">or to assess the potential of a</w:t>
-      </w:r>
-      <w:r>
-        <w:t xml:space="preserve"> </w:t>
-      </w:r>
-      <w:r>
-        <w:t xml:space="preserve">suggested umbrella species in an ecotone</w:t>
-      </w:r>
-      <w:r>
-        <w:t xml:space="preserve"> </w:t>
-      </w:r>
-      <w:r>
-        <w:t xml:space="preserve">(Duchardt et al. 2023)</w:t>
-      </w:r>
-      <w:r>
-        <w:t xml:space="preserve">. NLMs have also</w:t>
-      </w:r>
-      <w:r>
-        <w:t xml:space="preserve"> </w:t>
-      </w:r>
-      <w:r>
-        <w:t xml:space="preserve">been used with species interactions, for example to evaluate the effect of</w:t>
-      </w:r>
-      <w:r>
-        <w:t xml:space="preserve"> </w:t>
-      </w:r>
-      <w:r>
-        <w:t xml:space="preserve">landscape structure in cross-species disease transmission between interacting</w:t>
-      </w:r>
-      <w:r>
-        <w:t xml:space="preserve"> </w:t>
-      </w:r>
-      <w:r>
-        <w:t xml:space="preserve">species</w:t>
-      </w:r>
-      <w:r>
-        <w:t xml:space="preserve"> </w:t>
-      </w:r>
-      <w:r>
-        <w:t xml:space="preserve">(Forero-Muñoz et al. 2025)</w:t>
-      </w:r>
-      <w:r>
-        <w:t xml:space="preserve">. Here, we generated species ranges following</w:t>
-      </w:r>
-      <w:r>
-        <w:t xml:space="preserve"> </w:t>
-      </w:r>
-      <w:r>
-        <w:t xml:space="preserve">the implementation in SpeciesInteractionSamplers.jl</w:t>
-      </w:r>
-      <w:r>
-        <w:t xml:space="preserve"> </w:t>
-      </w:r>
-      <w:r>
-        <w:t xml:space="preserve">(Catchen et al. 2023)</w:t>
-      </w:r>
-      <w:r>
-        <w:t xml:space="preserve">,</w:t>
-      </w:r>
-      <w:r>
-        <w:t xml:space="preserve"> </w:t>
-      </w:r>
-      <w:r>
-        <w:t xml:space="preserve">which 1) uses the Diamond-Square algorithm</w:t>
-      </w:r>
-      <w:r>
-        <w:t xml:space="preserve"> </w:t>
-      </w:r>
-      <w:r>
-        <w:t xml:space="preserve">(Fournier et al. 1982; also used</w:t>
-      </w:r>
-      <w:r>
-        <w:t xml:space="preserve"> </w:t>
-      </w:r>
-      <w:r>
-        <w:t xml:space="preserve">similarly and described by Forero-Muñoz et al. 2025)</w:t>
-      </w:r>
-      <w:r>
-        <w:t xml:space="preserve"> </w:t>
-      </w:r>
-      <w:r>
-        <w:t xml:space="preserve">to generate a probabilistic</w:t>
-      </w:r>
-      <w:r>
-        <w:t xml:space="preserve"> </w:t>
-      </w:r>
-      <w:r>
-        <w:t xml:space="preserve">spatially-autocorrelated range for a species (default autocorrelation parameter</w:t>
-      </w:r>
-      <w:r>
-        <w:t xml:space="preserve"> </w:t>
-      </w:r>
-      <w:r>
-        <w:t xml:space="preserve">h=0.85); 2) draws a threshold based on a Beta distribution (default</w:t>
+        <w:t xml:space="preserve">(NLMs,</w:t>
+      </w:r>
+      <w:r>
+        <w:t xml:space="preserve"> </w:t>
+      </w:r>
+      <w:r>
+        <w:t xml:space="preserve"> </w:t>
+      </w:r>
+      <w:r>
+        <w:t xml:space="preserve">). NLMs are used to generate landscapes</w:t>
+      </w:r>
+      <w:r>
+        <w:t xml:space="preserve"> </w:t>
+      </w:r>
+      <w:r>
+        <w:t xml:space="preserve">replicating realistic spatially-autocorrelated distributions and representing</w:t>
+      </w:r>
+      <w:r>
+        <w:t xml:space="preserve"> </w:t>
+      </w:r>
+      <w:r>
+        <w:t xml:space="preserve">useful baselines to explore ecological processes in a spatial context</w:t>
+      </w:r>
+      <w:r>
+        <w:t xml:space="preserve"> </w:t>
+      </w:r>
+      <w:r>
+        <w:t xml:space="preserve">[@Hesselbarth2024ComMet]</w:t>
+      </w:r>
+      <w:r>
+        <w:t xml:space="preserve">. NLMs have been used to generate realistic landscapes</w:t>
+      </w:r>
+      <w:r>
+        <w:t xml:space="preserve"> </w:t>
+      </w:r>
+      <w:r>
+        <w:t xml:space="preserve">in contexts relating to biodiversity distribution and preservation, for instance</w:t>
+      </w:r>
+      <w:r>
+        <w:t xml:space="preserve"> </w:t>
+      </w:r>
+      <w:r>
+        <w:t xml:space="preserve">to compare avian diversity between conservation approaches in coffee-growing</w:t>
+      </w:r>
+      <w:r>
+        <w:t xml:space="preserve"> </w:t>
+      </w:r>
+      <w:r>
+        <w:t xml:space="preserve">landscapes</w:t>
+      </w:r>
+      <w:r>
+        <w:t xml:space="preserve"> </w:t>
+      </w:r>
+      <w:r>
+        <w:t xml:space="preserve">[@Valente2022LanLan]</w:t>
+      </w:r>
+      <w:r>
+        <w:t xml:space="preserve"> </w:t>
+      </w:r>
+      <w:r>
+        <w:t xml:space="preserve">or to assess the potential of a suggested</w:t>
+      </w:r>
+      <w:r>
+        <w:t xml:space="preserve"> </w:t>
+      </w:r>
+      <w:r>
+        <w:t xml:space="preserve">umbrella species in an ecotone</w:t>
+      </w:r>
+      <w:r>
+        <w:t xml:space="preserve"> </w:t>
+      </w:r>
+      <w:r>
+        <w:t xml:space="preserve">[@Duchardt2023UsiNeu]</w:t>
+      </w:r>
+      <w:r>
+        <w:t xml:space="preserve">. NLMs have also been used</w:t>
+      </w:r>
+      <w:r>
+        <w:t xml:space="preserve"> </w:t>
+      </w:r>
+      <w:r>
+        <w:t xml:space="preserve">with species interactions, for example to evaluate the effect of landscape</w:t>
+      </w:r>
+      <w:r>
+        <w:t xml:space="preserve"> </w:t>
+      </w:r>
+      <w:r>
+        <w:t xml:space="preserve">structure in cross-species disease transmission between interacting species</w:t>
+      </w:r>
+      <w:r>
+        <w:t xml:space="preserve"> </w:t>
+      </w:r>
+      <w:r>
+        <w:t xml:space="preserve">[@Forero-Munoz2025SpaLan]</w:t>
+      </w:r>
+      <w:r>
+        <w:t xml:space="preserve">. Here, we generated species ranges following the</w:t>
+      </w:r>
+      <w:r>
+        <w:t xml:space="preserve"> </w:t>
+      </w:r>
+      <w:r>
+        <w:t xml:space="preserve">implementation in SpeciesInteractionSamplers.jl</w:t>
+      </w:r>
+      <w:r>
+        <w:t xml:space="preserve"> </w:t>
+      </w:r>
+      <w:r>
+        <w:t xml:space="preserve">[@Catchen2023MisLin]</w:t>
+      </w:r>
+      <w:r>
+        <w:t xml:space="preserve">, which 1)</w:t>
+      </w:r>
+      <w:r>
+        <w:t xml:space="preserve"> </w:t>
+      </w:r>
+      <w:r>
+        <w:t xml:space="preserve">uses the Diamond-Square algorithm (</w:t>
+      </w:r>
+      <w:r>
+        <w:t xml:space="preserve">; also</w:t>
+      </w:r>
+      <w:r>
+        <w:t xml:space="preserve"> </w:t>
+      </w:r>
+      <w:r>
+        <w:t xml:space="preserve">used similarly and described by</w:t>
+      </w:r>
+      <w:r>
+        <w:t xml:space="preserve"> </w:t>
+      </w:r>
+      <w:r>
+        <w:t xml:space="preserve">) to</w:t>
+      </w:r>
+      <w:r>
+        <w:t xml:space="preserve"> </w:t>
+      </w:r>
+      <w:r>
+        <w:t xml:space="preserve">generate a probabilistic spatially-autocorrelated range for a species (default</w:t>
+      </w:r>
+      <w:r>
+        <w:t xml:space="preserve"> </w:t>
+      </w:r>
+      <w:r>
+        <w:t xml:space="preserve">autocorrelation parameter h=0.85); 2) draws a threshold based on a Beta</w:t>
+      </w:r>
+      <w:r>
+        <w:t xml:space="preserve"> </w:t>
+      </w:r>
+      <w:r>
+        <w:t xml:space="preserve">distribution (default</w:t>
       </w:r>
       <w:r>
         <w:t xml:space="preserve"> </w:t>
@@ -1606,13 +1600,7 @@
         <w:t xml:space="preserve"> </w:t>
       </w:r>
       <w:r>
-        <w:t xml:space="preserve">=</w:t>
-      </w:r>
-      <w:r>
-        <w:t xml:space="preserve"> </w:t>
-      </w:r>
-      <w:r>
-        <w:t xml:space="preserve">10,</w:t>
+        <w:t xml:space="preserve">= 10,</w:t>
       </w:r>
       <w:r>
         <w:t xml:space="preserve"> </w:t>
@@ -1626,37 +1614,37 @@
         <w:t xml:space="preserve"> </w:t>
       </w:r>
       <w:r>
-        <w:t xml:space="preserve">= 10); 3) converts the probabilistic range into a binary one,</w:t>
-      </w:r>
-      <w:r>
-        <w:t xml:space="preserve"> </w:t>
-      </w:r>
-      <w:r>
-        <w:t xml:space="preserve">considering all sites with values higher than the threshold as presence and</w:t>
-      </w:r>
-      <w:r>
-        <w:t xml:space="preserve"> </w:t>
-      </w:r>
-      <w:r>
-        <w:t xml:space="preserve">those with lower values as absence, and 4) repeating the process independently</w:t>
-      </w:r>
-      <w:r>
-        <w:t xml:space="preserve"> </w:t>
-      </w:r>
-      <w:r>
-        <w:t xml:space="preserve">for all species (here 75 species). In the end, this process generates</w:t>
-      </w:r>
-      <w:r>
-        <w:t xml:space="preserve"> </w:t>
-      </w:r>
-      <w:r>
-        <w:t xml:space="preserve">communities of known composition and species richness at every site in the</w:t>
-      </w:r>
-      <w:r>
-        <w:t xml:space="preserve"> </w:t>
-      </w:r>
-      <w:r>
-        <w:t xml:space="preserve">simulated landscape.</w:t>
+        <w:t xml:space="preserve">= 10); 3) converts the</w:t>
+      </w:r>
+      <w:r>
+        <w:t xml:space="preserve"> </w:t>
+      </w:r>
+      <w:r>
+        <w:t xml:space="preserve">probabilistic range into a binary one, considering all sites with values higher</w:t>
+      </w:r>
+      <w:r>
+        <w:t xml:space="preserve"> </w:t>
+      </w:r>
+      <w:r>
+        <w:t xml:space="preserve">than the threshold as presence and those with lower values as absence, and 4)</w:t>
+      </w:r>
+      <w:r>
+        <w:t xml:space="preserve"> </w:t>
+      </w:r>
+      <w:r>
+        <w:t xml:space="preserve">repeating the process independently for all species (here 75 species). In the</w:t>
+      </w:r>
+      <w:r>
+        <w:t xml:space="preserve"> </w:t>
+      </w:r>
+      <w:r>
+        <w:t xml:space="preserve">end, this process generates communities of known composition and species</w:t>
+      </w:r>
+      <w:r>
+        <w:t xml:space="preserve"> </w:t>
+      </w:r>
+      <w:r>
+        <w:t xml:space="preserve">richness at every site in the simulated landscape.</w:t>
       </w:r>
     </w:p>
     <w:p>
@@ -1670,7 +1658,7 @@
         <w:t xml:space="preserve"> </w:t>
       </w:r>
       <w:r>
-        <w:t xml:space="preserve">Catchen et al. (2023)</w:t>
+        <w:t xml:space="preserve">@Catchen2023MisLin</w:t>
       </w:r>
       <w:r>
         <w:t xml:space="preserve">, we</w:t>
@@ -1707,7 +1695,7 @@
         <w:t xml:space="preserve"> </w:t>
       </w:r>
       <w:r>
-        <w:t xml:space="preserve">(Williams and Martinez 2000)</w:t>
+        <w:t xml:space="preserve">[@Williams2000SimRul]</w:t>
       </w:r>
       <w:r>
         <w:t xml:space="preserve">. The niche model defines</w:t>
@@ -1734,7 +1722,13 @@
         <w:t xml:space="preserve"> </w:t>
       </w:r>
       <w:r>
-        <w:t xml:space="preserve">(Williams and Martinez 2000; Gravel et al. 2013; Delmas et al. 2019)</w:t>
+        <w:t xml:space="preserve">[@Williams2000SimRul;</w:t>
+      </w:r>
+      <w:r>
+        <w:t xml:space="preserve"> </w:t>
+      </w:r>
+      <w:r>
+        <w:t xml:space="preserve">@Gravel2013InfFoo; @Delmas2019AnaEco]</w:t>
       </w:r>
       <w:r>
         <w:t xml:space="preserve">. It is widely used as a generative model,</w:t>
@@ -1749,7 +1743,7 @@
         <w:t xml:space="preserve"> </w:t>
       </w:r>
       <w:r>
-        <w:t xml:space="preserve">(Poisot et al. 2012; Wood et al. 2015)</w:t>
+        <w:t xml:space="preserve">[@Poisot2012DisSpe; @Wood2015EffSpa]</w:t>
       </w:r>
       <w:r>
         <w:t xml:space="preserve">.</w:t>
@@ -1782,7 +1776,7 @@
         <w:t xml:space="preserve"> </w:t>
       </w:r>
       <w:r>
-        <w:t xml:space="preserve">(Catchen et al. 2023)</w:t>
+        <w:t xml:space="preserve">[@Catchen2023MisLin]</w:t>
       </w:r>
       <w:r>
         <w:t xml:space="preserve"> </w:t>
@@ -1828,7 +1822,13 @@
         <w:t xml:space="preserve"> </w:t>
       </w:r>
       <w:r>
-        <w:t xml:space="preserve">(Canard et al. 2012; Catchen et al. 2023)</w:t>
+        <w:t xml:space="preserve">[@Catchen2023MisLin;</w:t>
+      </w:r>
+      <w:r>
+        <w:t xml:space="preserve"> </w:t>
+      </w:r>
+      <w:r>
+        <w:t xml:space="preserve">@Canard2012EmeStr]</w:t>
       </w:r>
       <w:r>
         <w:t xml:space="preserve">. The neutral model introduced by</w:t>
@@ -1837,7 +1837,7 @@
         <w:t xml:space="preserve"> </w:t>
       </w:r>
       <w:r>
-        <w:t xml:space="preserve">Catchen et al. (2023)</w:t>
+        <w:t xml:space="preserve">@Catchen2023MisLin</w:t>
       </w:r>
       <w:r>
         <w:t xml:space="preserve"> </w:t>
@@ -1855,22 +1855,13 @@
         <w:t xml:space="preserve"> </w:t>
       </w:r>
       <w:r>
-        <w:t xml:space="preserve">distribution [followed by many empirical communities,</w:t>
-      </w:r>
-      <w:r>
-        <w:t xml:space="preserve"> </w:t>
-      </w:r>
-      <w:r>
-        <w:t xml:space="preserve">Preston (1948)</w:t>
-      </w:r>
-      <w:r>
-        <w:t xml:space="preserve">; the</w:t>
-      </w:r>
-      <w:r>
-        <w:t xml:space="preserve"> </w:t>
-      </w:r>
-      <w:r>
-        <w:t xml:space="preserve">variance is controlled by a parameter</w:t>
+        <w:t xml:space="preserve">distribution (followed by many empirical communities,</w:t>
+      </w:r>
+      <w:r>
+        <w:t xml:space="preserve"> </w:t>
+      </w:r>
+      <w:r>
+        <w:t xml:space="preserve">; the variance is controlled by a parameter</w:t>
       </w:r>
       <w:r>
         <w:t xml:space="preserve"> </w:t>
@@ -1881,19 +1872,19 @@
         </m:r>
       </m:oMath>
       <w:r>
-        <w:t xml:space="preserve">]. It then defines an interaction</w:t>
-      </w:r>
-      <w:r>
-        <w:t xml:space="preserve"> </w:t>
-      </w:r>
-      <w:r>
-        <w:t xml:space="preserve">rate between species pairs based on the product of their relative abundances,</w:t>
-      </w:r>
-      <w:r>
-        <w:t xml:space="preserve"> </w:t>
-      </w:r>
-      <w:r>
-        <w:t xml:space="preserve">scaled by a fixed realization energy parameter (</w:t>
+        <w:t xml:space="preserve">). It then defines an interaction rate between species pairs based on</w:t>
+      </w:r>
+      <w:r>
+        <w:t xml:space="preserve"> </w:t>
+      </w:r>
+      <w:r>
+        <w:t xml:space="preserve">the product of their relative abundances, scaled by a fixed realization energy</w:t>
+      </w:r>
+      <w:r>
+        <w:t xml:space="preserve"> </w:t>
+      </w:r>
+      <w:r>
+        <w:t xml:space="preserve">parameter (</w:t>
       </w:r>
       <m:oMath>
         <m:r>
@@ -1901,28 +1892,28 @@
         </m:r>
       </m:oMath>
       <w:r>
-        <w:t xml:space="preserve">) determining the</w:t>
-      </w:r>
-      <w:r>
-        <w:t xml:space="preserve"> </w:t>
-      </w:r>
-      <w:r>
-        <w:t xml:space="preserve">total expected number of interactions. Finally, they draw realized interactions</w:t>
-      </w:r>
-      <w:r>
-        <w:t xml:space="preserve"> </w:t>
-      </w:r>
-      <w:r>
-        <w:t xml:space="preserve">from a Poisson distribution parametrized on the interaction rate</w:t>
-      </w:r>
-      <w:r>
-        <w:t xml:space="preserve"> </w:t>
-      </w:r>
-      <w:r>
-        <w:t xml:space="preserve">(see Catchen et al. 2023 for full details)</w:t>
-      </w:r>
-      <w:r>
-        <w:t xml:space="preserve">.</w:t>
+        <w:t xml:space="preserve">) determining the total expected number of interactions.</w:t>
+      </w:r>
+      <w:r>
+        <w:t xml:space="preserve"> </w:t>
+      </w:r>
+      <w:r>
+        <w:t xml:space="preserve">Finally, they draw realized interactions from a Poisson distribution</w:t>
+      </w:r>
+      <w:r>
+        <w:t xml:space="preserve"> </w:t>
+      </w:r>
+      <w:r>
+        <w:t xml:space="preserve">parametrized on the interaction rate (see</w:t>
+      </w:r>
+      <w:r>
+        <w:t xml:space="preserve"> </w:t>
+      </w:r>
+      <w:r>
+        <w:t xml:space="preserve"> </w:t>
+      </w:r>
+      <w:r>
+        <w:t xml:space="preserve">for full details).</w:t>
       </w:r>
     </w:p>
     <w:p>
@@ -1976,7 +1967,7 @@
         <w:t xml:space="preserve"> </w:t>
       </w:r>
       <w:r>
-        <w:t xml:space="preserve">Catchen et al. (2023)</w:t>
+        <w:t xml:space="preserve">@Catchen2023MisLin</w:t>
       </w:r>
       <w:r>
         <w:t xml:space="preserve"> </w:t>
@@ -2138,103 +2129,103 @@
         <w:t xml:space="preserve"> </w:t>
       </w:r>
       <w:r>
-        <w:t xml:space="preserve">scales</w:t>
-      </w:r>
-      <w:r>
-        <w:t xml:space="preserve"> </w:t>
-      </w:r>
-      <w:r>
-        <w:t xml:space="preserve">(e.g. China BON, Xu et al. 2017; Yi et al. 2022)</w:t>
-      </w:r>
-      <w:r>
-        <w:t xml:space="preserve"> </w:t>
-      </w:r>
-      <w:r>
-        <w:t xml:space="preserve">and subnational ones</w:t>
-      </w:r>
-      <w:r>
-        <w:t xml:space="preserve"> </w:t>
-      </w:r>
-      <w:r>
-        <w:t xml:space="preserve">(Québec and Alberta in Canada, Simard 2024; Burton et al. 2014)</w:t>
-      </w:r>
-      <w:r>
-        <w:t xml:space="preserve">.</w:t>
-      </w:r>
-      <w:r>
-        <w:t xml:space="preserve"> </w:t>
-      </w:r>
-      <w:r>
-        <w:t xml:space="preserve">Norman and Poisot (2025)</w:t>
-      </w:r>
-      <w:r>
-        <w:t xml:space="preserve"> </w:t>
-      </w:r>
-      <w:r>
-        <w:t xml:space="preserve">presented an overview of the design and site selection process</w:t>
-      </w:r>
-      <w:r>
-        <w:t xml:space="preserve"> </w:t>
-      </w:r>
-      <w:r>
-        <w:t xml:space="preserve">accounting for ecological monitoring goals. The design process uses a site</w:t>
-      </w:r>
-      <w:r>
-        <w:t xml:space="preserve"> </w:t>
-      </w:r>
-      <w:r>
-        <w:t xml:space="preserve">selection algorithm to designate candidate sites for the monitoring network. Key</w:t>
-      </w:r>
-      <w:r>
-        <w:t xml:space="preserve"> </w:t>
-      </w:r>
-      <w:r>
-        <w:t xml:space="preserve">features of the site selection algorithms include the ability to balance sites</w:t>
-      </w:r>
-      <w:r>
-        <w:t xml:space="preserve"> </w:t>
-      </w:r>
-      <w:r>
-        <w:t xml:space="preserve">across space for equal representation</w:t>
-      </w:r>
-      <w:r>
-        <w:t xml:space="preserve"> </w:t>
-      </w:r>
-      <w:r>
-        <w:t xml:space="preserve">(see Benedetti et al. 2017; Kermorvant et al. 2019 for reviews)</w:t>
-      </w:r>
-      <w:r>
-        <w:t xml:space="preserve">, to stratify across regions or populations,</w:t>
-      </w:r>
-      <w:r>
-        <w:t xml:space="preserve"> </w:t>
-      </w:r>
-      <w:r>
-        <w:t xml:space="preserve">to include auxiliary site information (environmental or biological) to weight</w:t>
-      </w:r>
-      <w:r>
-        <w:t xml:space="preserve"> </w:t>
-      </w:r>
-      <w:r>
-        <w:t xml:space="preserve">inclusion probability, and to produce master samples including current</w:t>
-      </w:r>
-      <w:r>
-        <w:t xml:space="preserve"> </w:t>
-      </w:r>
-      <w:r>
-        <w:t xml:space="preserve">monitoring site or from which to select a subset of sites for a specific</w:t>
-      </w:r>
-      <w:r>
-        <w:t xml:space="preserve"> </w:t>
-      </w:r>
-      <w:r>
-        <w:t xml:space="preserve">monitoring project</w:t>
-      </w:r>
-      <w:r>
-        <w:t xml:space="preserve"> </w:t>
-      </w:r>
-      <w:r>
-        <w:t xml:space="preserve">(van Dam-Bates et al. 2018; Robertson et al. 2024)</w:t>
+        <w:t xml:space="preserve">scales (e.g. China BON,</w:t>
+      </w:r>
+      <w:r>
+        <w:t xml:space="preserve"> </w:t>
+      </w:r>
+      <w:r>
+        <w:t xml:space="preserve"> </w:t>
+      </w:r>
+      <w:r>
+        <w:t xml:space="preserve">) and subnational ones (Québec and Alberta in</w:t>
+      </w:r>
+      <w:r>
+        <w:t xml:space="preserve"> </w:t>
+      </w:r>
+      <w:r>
+        <w:t xml:space="preserve">Canada,</w:t>
+      </w:r>
+      <w:r>
+        <w:t xml:space="preserve"> </w:t>
+      </w:r>
+      <w:r>
+        <w:t xml:space="preserve"> </w:t>
+      </w:r>
+      <w:r>
+        <w:t xml:space="preserve">).</w:t>
+      </w:r>
+      <w:r>
+        <w:t xml:space="preserve"> </w:t>
+      </w:r>
+      <w:r>
+        <w:t xml:space="preserve">@Norman2025SitSel</w:t>
+      </w:r>
+      <w:r>
+        <w:t xml:space="preserve"> </w:t>
+      </w:r>
+      <w:r>
+        <w:t xml:space="preserve">presented an overview</w:t>
+      </w:r>
+      <w:r>
+        <w:t xml:space="preserve"> </w:t>
+      </w:r>
+      <w:r>
+        <w:t xml:space="preserve">of the design and site selection process accounting for ecological monitoring</w:t>
+      </w:r>
+      <w:r>
+        <w:t xml:space="preserve"> </w:t>
+      </w:r>
+      <w:r>
+        <w:t xml:space="preserve">goals. The design process uses a site selection algorithm to designate candidate</w:t>
+      </w:r>
+      <w:r>
+        <w:t xml:space="preserve"> </w:t>
+      </w:r>
+      <w:r>
+        <w:t xml:space="preserve">sites for the monitoring network. Key features of the site selection algorithms</w:t>
+      </w:r>
+      <w:r>
+        <w:t xml:space="preserve"> </w:t>
+      </w:r>
+      <w:r>
+        <w:t xml:space="preserve">include the ability to balance sites across space for equal representation (see</w:t>
+      </w:r>
+      <w:r>
+        <w:t xml:space="preserve"> </w:t>
+      </w:r>
+      <w:r>
+        <w:t xml:space="preserve"> </w:t>
+      </w:r>
+      <w:r>
+        <w:t xml:space="preserve"> </w:t>
+      </w:r>
+      <w:r>
+        <w:t xml:space="preserve">for reviews), to stratify across regions or populations, to include auxiliary</w:t>
+      </w:r>
+      <w:r>
+        <w:t xml:space="preserve"> </w:t>
+      </w:r>
+      <w:r>
+        <w:t xml:space="preserve">site information (environmental or biological) to weight inclusion probability,</w:t>
+      </w:r>
+      <w:r>
+        <w:t xml:space="preserve"> </w:t>
+      </w:r>
+      <w:r>
+        <w:t xml:space="preserve">and to produce master samples including current monitoring site or from which to</w:t>
+      </w:r>
+      <w:r>
+        <w:t xml:space="preserve"> </w:t>
+      </w:r>
+      <w:r>
+        <w:t xml:space="preserve">select a subset of sites for a specific monitoring project</w:t>
+      </w:r>
+      <w:r>
+        <w:t xml:space="preserve"> </w:t>
+      </w:r>
+      <w:r>
+        <w:t xml:space="preserve">[@vanDam-Bates2018UsiBal; @Robertson2024WelSam]</w:t>
       </w:r>
       <w:r>
         <w:t xml:space="preserve">.</w:t>
@@ -2324,7 +2315,7 @@
         <w:t xml:space="preserve"> </w:t>
       </w:r>
       <w:r>
-        <w:t xml:space="preserve">(Robertson et al. 2013)</w:t>
+        <w:t xml:space="preserve">[@Robertson2013BasBal]</w:t>
       </w:r>
       <w:r>
         <w:t xml:space="preserve"> </w:t>
@@ -2360,7 +2351,7 @@
         <w:t xml:space="preserve"> </w:t>
       </w:r>
       <w:r>
-        <w:t xml:space="preserve">(Lewis and Gale 1994)</w:t>
+        <w:t xml:space="preserve">[@Lewis1994SeqAlg]</w:t>
       </w:r>
       <w:r>
         <w:t xml:space="preserve"> </w:t>
@@ -2378,7 +2369,7 @@
         <w:t xml:space="preserve"> </w:t>
       </w:r>
       <w:r>
-        <w:t xml:space="preserve">(Settles 2009)</w:t>
+        <w:t xml:space="preserve">[@Settles2009ActLea]</w:t>
       </w:r>
       <w:r>
         <w:t xml:space="preserve">. Instead of focusing on</w:t>
@@ -2429,7 +2420,7 @@
         <w:t xml:space="preserve"> </w:t>
       </w:r>
       <w:r>
-        <w:t xml:space="preserve">(Lange et al. 2023)</w:t>
+        <w:t xml:space="preserve">[@Lange2023ActLea]</w:t>
       </w:r>
       <w:r>
         <w:t xml:space="preserve"> </w:t>
@@ -2447,7 +2438,7 @@
         <w:t xml:space="preserve"> </w:t>
       </w:r>
       <w:r>
-        <w:t xml:space="preserve">(Malek et al. 2019)</w:t>
+        <w:t xml:space="preserve">[@Malek2019OptFie]</w:t>
       </w:r>
       <w:r>
         <w:t xml:space="preserve">.</w:t>
@@ -3315,7 +3306,13 @@
         <w:t xml:space="preserve"> </w:t>
       </w:r>
       <w:r>
-        <w:t xml:space="preserve">(Williams and Martinez 2000; Dunne et al. 2002, 2004; Smith-Ramesh et al. 2017)</w:t>
+        <w:t xml:space="preserve">[@Williams2000SimRul; @Dunne2002NetStr; @Dunne2004NetStr;</w:t>
+      </w:r>
+      <w:r>
+        <w:t xml:space="preserve"> </w:t>
+      </w:r>
+      <w:r>
+        <w:t xml:space="preserve">@Smith-Ramesh2017GloSyn]</w:t>
       </w:r>
       <w:r>
         <w:t xml:space="preserve"> </w:t>
@@ -3327,7 +3324,13 @@
         <w:t xml:space="preserve"> </w:t>
       </w:r>
       <w:r>
-        <w:t xml:space="preserve">(Williams and Martinez 2008; Baiser et al. 2010; Wood et al. 2015)</w:t>
+        <w:t xml:space="preserve">[@Williams2008SucIts;</w:t>
+      </w:r>
+      <w:r>
+        <w:t xml:space="preserve"> </w:t>
+      </w:r>
+      <w:r>
+        <w:t xml:space="preserve">@Baiser2010ConDet; @Wood2015EffSpa]</w:t>
       </w:r>
       <w:r>
         <w:t xml:space="preserve">. These parameters are also within the range</w:t>
@@ -3352,7 +3355,7 @@
         <w:t xml:space="preserve"> </w:t>
       </w:r>
       <w:r>
-        <w:t xml:space="preserve">Thompson and Gonzalez (2017)</w:t>
+        <w:t xml:space="preserve">@Thompson2017DisGov</w:t>
       </w:r>
       <w:r>
         <w:t xml:space="preserve">. We used the following parameters for the spatio-temporal</w:t>
@@ -3367,7 +3370,7 @@
         <w:t xml:space="preserve"> </w:t>
       </w:r>
       <w:r>
-        <w:t xml:space="preserve">(Catchen et al. 2023)</w:t>
+        <w:t xml:space="preserve">[@Catchen2023MisLin]</w:t>
       </w:r>
       <w:r>
         <w:t xml:space="preserve">:</w:t>
@@ -3542,7 +3545,7 @@
         <w:t xml:space="preserve"> </w:t>
       </w:r>
       <w:r>
-        <w:t xml:space="preserve">(Catchen et al. 2023)</w:t>
+        <w:t xml:space="preserve">[@Catchen2023MisLin]</w:t>
       </w:r>
       <w:r>
         <w:t xml:space="preserve">, and</w:t>
@@ -3575,7 +3578,7 @@
         <w:t xml:space="preserve"> </w:t>
       </w:r>
       <w:r>
-        <w:t xml:space="preserve">Catchen et al. (2023)</w:t>
+        <w:t xml:space="preserve">@Catchen2023MisLin</w:t>
       </w:r>
       <w:r>
         <w:t xml:space="preserve"> </w:t>
@@ -3609,7 +3612,7 @@
         <w:t xml:space="preserve"> </w:t>
       </w:r>
       <w:r>
-        <w:t xml:space="preserve">(Bezanson et al. 2017)</w:t>
+        <w:t xml:space="preserve">[@Bezanson2017JulFre]</w:t>
       </w:r>
       <w:r>
         <w:t xml:space="preserve">. All the</w:t>
@@ -3630,7 +3633,7 @@
         <w:t xml:space="preserve"> </w:t>
       </w:r>
       <w:r>
-        <w:t xml:space="preserve">(Dansereau 2026)</w:t>
+        <w:t xml:space="preserve">[@Dansereau2026GabNet]</w:t>
       </w:r>
       <w:r>
         <w:t xml:space="preserve">. Full computations were run on compute clusters</w:t>
@@ -3704,7 +3707,7 @@
         <w:t xml:space="preserve"> </w:t>
       </w:r>
       <w:r>
-        <w:t xml:space="preserve">(Kermorvant et al. 2019)</w:t>
+        <w:t xml:space="preserve">[@Kermorvant2019SpaBal]</w:t>
       </w:r>
       <w:r>
         <w:t xml:space="preserve">. We used the</w:t>
@@ -3719,7 +3722,13 @@
         <w:t xml:space="preserve"> </w:t>
       </w:r>
       <w:r>
-        <w:t xml:space="preserve">(Robertson et al. 2013, 2017)</w:t>
+        <w:t xml:space="preserve">[@Robertson2013BasBal;</w:t>
+      </w:r>
+      <w:r>
+        <w:t xml:space="preserve"> </w:t>
+      </w:r>
+      <w:r>
+        <w:t xml:space="preserve">@Robertson2017ModBal]</w:t>
       </w:r>
       <w:r>
         <w:t xml:space="preserve"> </w:t>
@@ -3851,22 +3860,16 @@
         <w:t xml:space="preserve"> </w:t>
       </w:r>
       <w:r>
-        <w:t xml:space="preserve">because of its endangered status</w:t>
-      </w:r>
-      <w:r>
-        <w:t xml:space="preserve"> </w:t>
-      </w:r>
-      <w:r>
-        <w:t xml:space="preserve">(e.g. Rioux et al. 2022)</w:t>
-      </w:r>
-      <w:r>
-        <w:t xml:space="preserve">, because it is at the</w:t>
-      </w:r>
-      <w:r>
-        <w:t xml:space="preserve"> </w:t>
-      </w:r>
-      <w:r>
-        <w:t xml:space="preserve">centre of conservation or restoration programmes (e.g.</w:t>
+        <w:t xml:space="preserve">because of its endangered status (e.g. </w:t>
+      </w:r>
+      <w:r>
+        <w:t xml:space="preserve">,</w:t>
+      </w:r>
+      <w:r>
+        <w:t xml:space="preserve"> </w:t>
+      </w:r>
+      <w:r>
+        <w:t xml:space="preserve">because it is at the centre of conservation or restoration programmes (e.g.</w:t>
       </w:r>
       <w:r>
         <w:t xml:space="preserve"> </w:t>
@@ -3886,52 +3889,58 @@
         <w:t xml:space="preserve"> </w:t>
       </w:r>
       <w:r>
-        <w:t xml:space="preserve">(e.g. Baranowska et al. 2025)</w:t>
-      </w:r>
-      <w:r>
-        <w:t xml:space="preserve">. Hence, we also investigated sampling efficiency</w:t>
-      </w:r>
-      <w:r>
-        <w:t xml:space="preserve"> </w:t>
-      </w:r>
-      <w:r>
-        <w:t xml:space="preserve">from a focal species perspective, by simulating a virtual observer that would</w:t>
-      </w:r>
-      <w:r>
-        <w:t xml:space="preserve"> </w:t>
-      </w:r>
-      <w:r>
-        <w:t xml:space="preserve">aim to sample all the interactions of a focal species (here known from the</w:t>
-      </w:r>
-      <w:r>
-        <w:t xml:space="preserve"> </w:t>
-      </w:r>
-      <w:r>
-        <w:t xml:space="preserve">metaweb), but might have different information on how to optimize the sampling</w:t>
-      </w:r>
-      <w:r>
-        <w:t xml:space="preserve"> </w:t>
-      </w:r>
-      <w:r>
-        <w:t xml:space="preserve">design. Thus, the idea of our focal sampling exploration is to represent a</w:t>
-      </w:r>
-      <w:r>
-        <w:t xml:space="preserve"> </w:t>
-      </w:r>
-      <w:r>
-        <w:t xml:space="preserve">simplified case with a clear objective (retrieving a species’ interactions) and</w:t>
-      </w:r>
-      <w:r>
-        <w:t xml:space="preserve"> </w:t>
-      </w:r>
-      <w:r>
-        <w:t xml:space="preserve">where we do have prior knowledge about the system, either through empirical data</w:t>
-      </w:r>
-      <w:r>
-        <w:t xml:space="preserve"> </w:t>
-      </w:r>
-      <w:r>
-        <w:t xml:space="preserve">or model predictions, which can be used to optimize sampling.</w:t>
+        <w:t xml:space="preserve">(e.g. </w:t>
+      </w:r>
+      <w:r>
+        <w:t xml:space="preserve">). Hence, we also investigated</w:t>
+      </w:r>
+      <w:r>
+        <w:t xml:space="preserve"> </w:t>
+      </w:r>
+      <w:r>
+        <w:t xml:space="preserve">sampling efficiency from a focal species perspective, by simulating a virtual</w:t>
+      </w:r>
+      <w:r>
+        <w:t xml:space="preserve"> </w:t>
+      </w:r>
+      <w:r>
+        <w:t xml:space="preserve">observer that would aim to sample all the interactions of a focal species (here</w:t>
+      </w:r>
+      <w:r>
+        <w:t xml:space="preserve"> </w:t>
+      </w:r>
+      <w:r>
+        <w:t xml:space="preserve">known from the metaweb), but might have different information on how to optimize</w:t>
+      </w:r>
+      <w:r>
+        <w:t xml:space="preserve"> </w:t>
+      </w:r>
+      <w:r>
+        <w:t xml:space="preserve">the sampling design. Thus, the idea of our focal sampling exploration is to</w:t>
+      </w:r>
+      <w:r>
+        <w:t xml:space="preserve"> </w:t>
+      </w:r>
+      <w:r>
+        <w:t xml:space="preserve">represent a simplified case with a clear objective (retrieving a species’</w:t>
+      </w:r>
+      <w:r>
+        <w:t xml:space="preserve"> </w:t>
+      </w:r>
+      <w:r>
+        <w:t xml:space="preserve">interactions) and where we do have prior knowledge about the system, either</w:t>
+      </w:r>
+      <w:r>
+        <w:t xml:space="preserve"> </w:t>
+      </w:r>
+      <w:r>
+        <w:t xml:space="preserve">through empirical data or model predictions, which can be used to optimize</w:t>
+      </w:r>
+      <w:r>
+        <w:t xml:space="preserve"> </w:t>
+      </w:r>
+      <w:r>
+        <w:t xml:space="preserve">sampling.</w:t>
       </w:r>
     </w:p>
     <w:p>
@@ -4250,64 +4259,70 @@
         <w:t xml:space="preserve"> </w:t>
       </w:r>
       <w:r>
-        <w:t xml:space="preserve">metaweb as the focal species for the simulation</w:t>
-      </w:r>
-      <w:r>
-        <w:t xml:space="preserve"> </w:t>
-      </w:r>
-      <w:r>
-        <w:t xml:space="preserve">(as it was previously shown as</w:t>
-      </w:r>
-      <w:r>
-        <w:t xml:space="preserve"> </w:t>
-      </w:r>
-      <w:r>
-        <w:t xml:space="preserve">an efficient strategy for sampling and conservation, Pires et al. 2017; de Aguiar et al. 2019)</w:t>
-      </w:r>
-      <w:r>
-        <w:t xml:space="preserve">. We then generated BONs of 1 to 500 sites (at interval</w:t>
-      </w:r>
-      <w:r>
-        <w:t xml:space="preserve"> </w:t>
-      </w:r>
-      <w:r>
-        <w:t xml:space="preserve">increments of 10 sites) using the three balanced strategies (Balanced Sampling,</w:t>
-      </w:r>
-      <w:r>
-        <w:t xml:space="preserve"> </w:t>
-      </w:r>
-      <w:r>
-        <w:t xml:space="preserve">Balanced Within Range, Weighted Sampling) and four optimization targets for the</w:t>
-      </w:r>
-      <w:r>
-        <w:t xml:space="preserve"> </w:t>
-      </w:r>
-      <w:r>
-        <w:t xml:space="preserve">Targeted Sampling strategy (focal species range, probabilistic range, species</w:t>
-      </w:r>
-      <w:r>
-        <w:t xml:space="preserve"> </w:t>
-      </w:r>
-      <w:r>
-        <w:t xml:space="preserve">richness, realized interactions), with 50 replicates for every number of sites.</w:t>
-      </w:r>
-      <w:r>
-        <w:t xml:space="preserve"> </w:t>
-      </w:r>
-      <w:r>
-        <w:t xml:space="preserve">For each BON generated, we extracted the number of unique realized interactions</w:t>
-      </w:r>
-      <w:r>
-        <w:t xml:space="preserve"> </w:t>
-      </w:r>
-      <w:r>
-        <w:t xml:space="preserve">sampled across all sites for the focal species. We then performed a grid search</w:t>
-      </w:r>
-      <w:r>
-        <w:t xml:space="preserve"> </w:t>
-      </w:r>
-      <w:r>
-        <w:t xml:space="preserve">across possible values of</w:t>
+        <w:t xml:space="preserve">metaweb as the focal species for the simulation (as it was previously shown as</w:t>
+      </w:r>
+      <w:r>
+        <w:t xml:space="preserve"> </w:t>
+      </w:r>
+      <w:r>
+        <w:t xml:space="preserve">an efficient strategy for sampling and conservation,</w:t>
+      </w:r>
+      <w:r>
+        <w:t xml:space="preserve"> </w:t>
+      </w:r>
+      <w:r>
+        <w:t xml:space="preserve"> </w:t>
+      </w:r>
+      <w:r>
+        <w:t xml:space="preserve">). We</w:t>
+      </w:r>
+      <w:r>
+        <w:t xml:space="preserve"> </w:t>
+      </w:r>
+      <w:r>
+        <w:t xml:space="preserve">then generated BONs of 1 to 500 sites (at interval increments of 10 sites) using</w:t>
+      </w:r>
+      <w:r>
+        <w:t xml:space="preserve"> </w:t>
+      </w:r>
+      <w:r>
+        <w:t xml:space="preserve">the three balanced strategies (Balanced Sampling, Balanced Within Range,</w:t>
+      </w:r>
+      <w:r>
+        <w:t xml:space="preserve"> </w:t>
+      </w:r>
+      <w:r>
+        <w:t xml:space="preserve">Weighted Sampling) and four optimization targets for the Targeted Sampling</w:t>
+      </w:r>
+      <w:r>
+        <w:t xml:space="preserve"> </w:t>
+      </w:r>
+      <w:r>
+        <w:t xml:space="preserve">strategy (focal species range, probabilistic range, species richness, realized</w:t>
+      </w:r>
+      <w:r>
+        <w:t xml:space="preserve"> </w:t>
+      </w:r>
+      <w:r>
+        <w:t xml:space="preserve">interactions), with 50 replicates for every number of sites. For each BON</w:t>
+      </w:r>
+      <w:r>
+        <w:t xml:space="preserve"> </w:t>
+      </w:r>
+      <w:r>
+        <w:t xml:space="preserve">generated, we extracted the number of unique realized interactions sampled</w:t>
+      </w:r>
+      <w:r>
+        <w:t xml:space="preserve"> </w:t>
+      </w:r>
+      <w:r>
+        <w:t xml:space="preserve">across all sites for the focal species. We then performed a grid search across</w:t>
+      </w:r>
+      <w:r>
+        <w:t xml:space="preserve"> </w:t>
+      </w:r>
+      <w:r>
+        <w:t xml:space="preserve">possible values of</w:t>
       </w:r>
       <w:r>
         <w:t xml:space="preserve"> </w:t>
@@ -4335,25 +4350,25 @@
         </w:r>
       </w:hyperlink>
       <w:r>
-        <w:t xml:space="preserve">) to identify the value yielding the</w:t>
-      </w:r>
-      <w:r>
-        <w:t xml:space="preserve"> </w:t>
-      </w:r>
-      <w:r>
-        <w:t xml:space="preserve">curve with the best fit to the simulation’s results. To do so, we extracted the</w:t>
-      </w:r>
-      <w:r>
-        <w:t xml:space="preserve"> </w:t>
-      </w:r>
-      <w:r>
-        <w:t xml:space="preserve">median result (proportion of sampled interactions) across replicates for every</w:t>
-      </w:r>
-      <w:r>
-        <w:t xml:space="preserve"> </w:t>
-      </w:r>
-      <w:r>
-        <w:t xml:space="preserve">number of sites in the BONs. We then evaluated 10,000 evenly spaced values for</w:t>
+        <w:t xml:space="preserve">) to identify the value yielding the curve</w:t>
+      </w:r>
+      <w:r>
+        <w:t xml:space="preserve"> </w:t>
+      </w:r>
+      <w:r>
+        <w:t xml:space="preserve">with the best fit to the simulation’s results. To do so, we extracted the median</w:t>
+      </w:r>
+      <w:r>
+        <w:t xml:space="preserve"> </w:t>
+      </w:r>
+      <w:r>
+        <w:t xml:space="preserve">result (proportion of sampled interactions) across replicates for every number</w:t>
+      </w:r>
+      <w:r>
+        <w:t xml:space="preserve"> </w:t>
+      </w:r>
+      <w:r>
+        <w:t xml:space="preserve">of sites in the BONs. We then evaluated 10,000 evenly spaced values for</w:t>
       </w:r>
       <w:r>
         <w:t xml:space="preserve"> </w:t>
@@ -4595,7 +4610,7 @@
         <w:t xml:space="preserve"> </w:t>
       </w:r>
       <w:r>
-        <w:t xml:space="preserve">(Gibbons and Chakraborti 2010)</w:t>
+        <w:t xml:space="preserve">[@Gibbons2010NonSta]</w:t>
       </w:r>
       <w:r>
         <w:t xml:space="preserve"> </w:t>
@@ -6476,7 +6491,7 @@
               <w:t xml:space="preserve"> </w:t>
             </w:r>
             <w:r>
-              <w:t xml:space="preserve">(Brown et al. 2001,</w:t>
+              <w:t xml:space="preserve">[@Brown2001IntEst</w:t>
             </w:r>
             <w:r>
               <w:t xml:space="preserve"> </w:t>
@@ -6488,7 +6503,7 @@
               <w:t xml:space="preserve"> </w:t>
             </w:r>
             <w:r>
-              <w:t xml:space="preserve">HypothesisTests.jl)</w:t>
+              <w:t xml:space="preserve">HypothesisTests.jl]</w:t>
             </w:r>
             <w:r>
               <w:t xml:space="preserve">.</w:t>
@@ -6599,7 +6614,7 @@
         <w:t xml:space="preserve"> </w:t>
       </w:r>
       <w:r>
-        <w:t xml:space="preserve">(Chacoff et al. 2012)</w:t>
+        <w:t xml:space="preserve">[@Chacoff2012EvaSam]</w:t>
       </w:r>
       <w:r>
         <w:t xml:space="preserve">, yet here framed in the context of BON design and</w:t>
@@ -6640,50 +6655,25 @@
         <w:t xml:space="preserve"> </w:t>
       </w:r>
       <w:r>
-        <w:t xml:space="preserve">Adopting a single-species perspective</w:t>
-      </w:r>
-      <w:r>
-        <w:t xml:space="preserve"> </w:t>
-      </w:r>
-      <w:r>
-        <w:t xml:space="preserve">(</w:t>
-      </w:r>
-      <w:r>
-        <w:rPr>
-          <w:i/>
-          <w:iCs/>
-        </w:rPr>
-        <w:t xml:space="preserve">e.g.</w:t>
-      </w:r>
-      <w:r>
-        <w:t xml:space="preserve"> </w:t>
-      </w:r>
-      <w:r>
-        <w:t xml:space="preserve">focusing on interactions for a</w:t>
-      </w:r>
-      <w:r>
-        <w:t xml:space="preserve"> </w:t>
-      </w:r>
-      <w:r>
-        <w:t xml:space="preserve">keystone or high degree species, Pires et al. 2017; de Aguiar et al. 2019)</w:t>
-      </w:r>
-      <w:r>
-        <w:t xml:space="preserve"> </w:t>
-      </w:r>
-      <w:r>
-        <w:t xml:space="preserve">can</w:t>
-      </w:r>
-      <w:r>
-        <w:t xml:space="preserve"> </w:t>
-      </w:r>
-      <w:r>
-        <w:t xml:space="preserve">yield relevant results while relying on attainable levels of information</w:t>
-      </w:r>
-      <w:r>
-        <w:t xml:space="preserve"> </w:t>
-      </w:r>
-      <w:r>
-        <w:t xml:space="preserve">(Figures</w:t>
+        <w:t xml:space="preserve">Adopting a single-species perspective (e.g. focusing on interactions for a</w:t>
+      </w:r>
+      <w:r>
+        <w:t xml:space="preserve"> </w:t>
+      </w:r>
+      <w:r>
+        <w:t xml:space="preserve">keystone or high degree species,</w:t>
+      </w:r>
+      <w:r>
+        <w:t xml:space="preserve"> </w:t>
+      </w:r>
+      <w:r>
+        <w:t xml:space="preserve">) can yield</w:t>
+      </w:r>
+      <w:r>
+        <w:t xml:space="preserve"> </w:t>
+      </w:r>
+      <w:r>
+        <w:t xml:space="preserve">relevant results while relying on attainable levels of information (Figures</w:t>
       </w:r>
       <w:r>
         <w:t xml:space="preserve"> </w:t>
@@ -6719,13 +6709,13 @@
         </w:r>
       </w:hyperlink>
       <w:r>
-        <w:t xml:space="preserve">). Through our</w:t>
-      </w:r>
-      <w:r>
-        <w:t xml:space="preserve"> </w:t>
-      </w:r>
-      <w:r>
-        <w:t xml:space="preserve">representative example in</w:t>
+        <w:t xml:space="preserve">). Through our representative</w:t>
+      </w:r>
+      <w:r>
+        <w:t xml:space="preserve"> </w:t>
+      </w:r>
+      <w:r>
+        <w:t xml:space="preserve">example in</w:t>
       </w:r>
       <w:r>
         <w:t xml:space="preserve"> </w:t>
@@ -6739,49 +6729,49 @@
         </w:r>
       </w:hyperlink>
       <w:r>
-        <w:t xml:space="preserve">, we showed how Targeted Sampling and</w:t>
-      </w:r>
-      <w:r>
-        <w:t xml:space="preserve"> </w:t>
-      </w:r>
-      <w:r>
-        <w:t xml:space="preserve">Balanced Within Range outperform spatially-balanced designs to monitor</w:t>
-      </w:r>
-      <w:r>
-        <w:t xml:space="preserve"> </w:t>
-      </w:r>
-      <w:r>
-        <w:t xml:space="preserve">interactions for a focal species, while only relying on an attainable level of</w:t>
-      </w:r>
-      <w:r>
-        <w:t xml:space="preserve"> </w:t>
-      </w:r>
-      <w:r>
-        <w:t xml:space="preserve">information (the species range). Two emerging questions that follow up on this</w:t>
-      </w:r>
-      <w:r>
-        <w:t xml:space="preserve"> </w:t>
-      </w:r>
-      <w:r>
-        <w:t xml:space="preserve">result are: 1) what information is most efficient to target sites in sampling</w:t>
-      </w:r>
-      <w:r>
-        <w:t xml:space="preserve"> </w:t>
-      </w:r>
-      <w:r>
-        <w:t xml:space="preserve">designs; and 2) how precisely do we need to estimate such information to expect</w:t>
-      </w:r>
-      <w:r>
-        <w:t xml:space="preserve"> </w:t>
-      </w:r>
-      <w:r>
-        <w:t xml:space="preserve">efficiency improvements? Our simulation studies offer insights into both, as we</w:t>
-      </w:r>
-      <w:r>
-        <w:t xml:space="preserve"> </w:t>
-      </w:r>
-      <w:r>
-        <w:t xml:space="preserve">detail next before concluding with recommendations for monitoring.</w:t>
+        <w:t xml:space="preserve">, we showed how Targeted Sampling and Balanced Within</w:t>
+      </w:r>
+      <w:r>
+        <w:t xml:space="preserve"> </w:t>
+      </w:r>
+      <w:r>
+        <w:t xml:space="preserve">Range outperform spatially-balanced designs to monitor interactions for a focal</w:t>
+      </w:r>
+      <w:r>
+        <w:t xml:space="preserve"> </w:t>
+      </w:r>
+      <w:r>
+        <w:t xml:space="preserve">species, while only relying on an attainable level of information (the species</w:t>
+      </w:r>
+      <w:r>
+        <w:t xml:space="preserve"> </w:t>
+      </w:r>
+      <w:r>
+        <w:t xml:space="preserve">range). Two emerging questions that follow up on this result are: 1) what</w:t>
+      </w:r>
+      <w:r>
+        <w:t xml:space="preserve"> </w:t>
+      </w:r>
+      <w:r>
+        <w:t xml:space="preserve">information is most efficient to target sites in sampling designs; and 2) how</w:t>
+      </w:r>
+      <w:r>
+        <w:t xml:space="preserve"> </w:t>
+      </w:r>
+      <w:r>
+        <w:t xml:space="preserve">precisely do we need to estimate such information to expect efficiency</w:t>
+      </w:r>
+      <w:r>
+        <w:t xml:space="preserve"> </w:t>
+      </w:r>
+      <w:r>
+        <w:t xml:space="preserve">improvements? Our simulation studies offer insights into both, as we detail next</w:t>
+      </w:r>
+      <w:r>
+        <w:t xml:space="preserve"> </w:t>
+      </w:r>
+      <w:r>
+        <w:t xml:space="preserve">before concluding with recommendations for monitoring.</w:t>
       </w:r>
     </w:p>
     <w:p>
@@ -6827,7 +6817,7 @@
         <w:t xml:space="preserve"> </w:t>
       </w:r>
       <w:r>
-        <w:t xml:space="preserve">(Norman and Poisot 2025)</w:t>
+        <w:t xml:space="preserve">[@Norman2025SitSel]</w:t>
       </w:r>
       <w:r>
         <w:t xml:space="preserve">. While many</w:t>
@@ -6848,7 +6838,7 @@
         <w:t xml:space="preserve"> </w:t>
       </w:r>
       <w:r>
-        <w:t xml:space="preserve">(Norman and Poisot 2025)</w:t>
+        <w:t xml:space="preserve">[@Norman2025SitSel]</w:t>
       </w:r>
       <w:r>
         <w:t xml:space="preserve">, our results highlighted better options when we can</w:t>
@@ -6929,7 +6919,7 @@
         <w:t xml:space="preserve"> </w:t>
       </w:r>
       <w:r>
-        <w:t xml:space="preserve">(Willig et al. 2023)</w:t>
+        <w:t xml:space="preserve">[@Willig2023ProBio]</w:t>
       </w:r>
       <w:r>
         <w:t xml:space="preserve">.</w:t>
@@ -7086,7 +7076,7 @@
         <w:t xml:space="preserve"> </w:t>
       </w:r>
       <w:r>
-        <w:t xml:space="preserve">(Reji Chacko et al. 2025)</w:t>
+        <w:t xml:space="preserve">[@RejiChacko2025SpeLos]</w:t>
       </w:r>
       <w:r>
         <w:t xml:space="preserve"> </w:t>
@@ -7104,7 +7094,7 @@
         <w:t xml:space="preserve"> </w:t>
       </w:r>
       <w:r>
-        <w:t xml:space="preserve">(Dornelas et al. 2023; Fletcher Jr. et al. 2025; Tobias et al. 2025)</w:t>
+        <w:t xml:space="preserve">[@FletcherJr.2025SpeRic; @Dornelas2023LooBac; @Tobias2025BioCon]</w:t>
       </w:r>
       <w:r>
         <w:t xml:space="preserve">. On the other</w:t>
@@ -7149,7 +7139,7 @@
         <w:t xml:space="preserve"> </w:t>
       </w:r>
       <w:r>
-        <w:t xml:space="preserve">(e.g. CAN BON, Gonzalez et al. 2025)</w:t>
+        <w:t xml:space="preserve">[e.g. CAN BON, @Gonzalez2025BioObs]</w:t>
       </w:r>
       <w:r>
         <w:t xml:space="preserve">.</w:t>
@@ -7182,7 +7172,7 @@
         <w:t xml:space="preserve"> </w:t>
       </w:r>
       <w:r>
-        <w:t xml:space="preserve">(Buxton et al. 2021; Dansereau et al. 2025)</w:t>
+        <w:t xml:space="preserve">[@Dansereau2025OveDis; @Buxton2021KeyInf]</w:t>
       </w:r>
       <w:r>
         <w:t xml:space="preserve">.</w:t>
@@ -7284,43 +7274,37 @@
         <w:t xml:space="preserve"> </w:t>
       </w:r>
       <w:r>
-        <w:t xml:space="preserve">range prediction</w:t>
-      </w:r>
-      <w:r>
-        <w:t xml:space="preserve"> </w:t>
-      </w:r>
-      <w:r>
-        <w:t xml:space="preserve">(e.g., using conformal predictions along with species</w:t>
-      </w:r>
-      <w:r>
-        <w:t xml:space="preserve"> </w:t>
-      </w:r>
-      <w:r>
-        <w:t xml:space="preserve">distribution models, Poisot 2024)</w:t>
-      </w:r>
-      <w:r>
-        <w:t xml:space="preserve"> </w:t>
-      </w:r>
-      <w:r>
-        <w:t xml:space="preserve">and expect similar monitoring</w:t>
-      </w:r>
-      <w:r>
-        <w:t xml:space="preserve"> </w:t>
-      </w:r>
-      <w:r>
-        <w:t xml:space="preserve">efficiency. On the opposite side, in terms of range size, our overestimation</w:t>
-      </w:r>
-      <w:r>
-        <w:t xml:space="preserve"> </w:t>
-      </w:r>
-      <w:r>
-        <w:t xml:space="preserve">test case is more analogous to a model focusing on the potential distribution</w:t>
-      </w:r>
-      <w:r>
-        <w:t xml:space="preserve"> </w:t>
-      </w:r>
-      <w:r>
-        <w:t xml:space="preserve">rather than the realized distribution.</w:t>
+        <w:t xml:space="preserve">range prediction (e.g. using conformal predictions along with species</w:t>
+      </w:r>
+      <w:r>
+        <w:t xml:space="preserve"> </w:t>
+      </w:r>
+      <w:r>
+        <w:t xml:space="preserve">distribution models,</w:t>
+      </w:r>
+      <w:r>
+        <w:t xml:space="preserve"> </w:t>
+      </w:r>
+      <w:r>
+        <w:t xml:space="preserve">) and expect similar</w:t>
+      </w:r>
+      <w:r>
+        <w:t xml:space="preserve"> </w:t>
+      </w:r>
+      <w:r>
+        <w:t xml:space="preserve">monitoring efficiency. On the opposite side, in terms of range size, our</w:t>
+      </w:r>
+      <w:r>
+        <w:t xml:space="preserve"> </w:t>
+      </w:r>
+      <w:r>
+        <w:t xml:space="preserve">overestimation test case is more analogous to a model focusing on the potential</w:t>
+      </w:r>
+      <w:r>
+        <w:t xml:space="preserve"> </w:t>
+      </w:r>
+      <w:r>
+        <w:t xml:space="preserve">distribution rather than the realized distribution.</w:t>
       </w:r>
     </w:p>
     <w:p>
@@ -7512,2450 +7496,6 @@
       </w:r>
     </w:p>
     <w:bookmarkEnd w:id="51"/>
-    <w:bookmarkStart w:id="227" w:name="references"/>
-    <w:p>
-      <w:pPr>
-        <w:pStyle w:val="Heading1"/>
-      </w:pPr>
-      <w:r>
-        <w:t xml:space="preserve">References</w:t>
-      </w:r>
-    </w:p>
-    <w:bookmarkStart w:id="226" w:name="refs"/>
-    <w:bookmarkStart w:id="53" w:name="ref-Abrego2021AccSpe"/>
-    <w:p>
-      <w:pPr>
-        <w:pStyle w:val="Bibliography"/>
-      </w:pPr>
-      <w:r>
-        <w:t xml:space="preserve">Abrego N, Roslin T, Huotari T, et al (2021) Accounting for species interactions is necessary for predicting how arctic arthropod communities respond to climate change. Ecography 44:885–896.</w:t>
-      </w:r>
-      <w:r>
-        <w:t xml:space="preserve"> </w:t>
-      </w:r>
-      <w:hyperlink r:id="rId52">
-        <w:r>
-          <w:rPr>
-            <w:rStyle w:val="Hyperlink"/>
-          </w:rPr>
-          <w:t xml:space="preserve">https://doi.org/10.1111/ecog.05547</w:t>
-        </w:r>
-      </w:hyperlink>
-    </w:p>
-    <w:bookmarkEnd w:id="53"/>
-    <w:bookmarkStart w:id="55" w:name="ref-Aguiar2024UntBio"/>
-    <w:p>
-      <w:pPr>
-        <w:pStyle w:val="Bibliography"/>
-      </w:pPr>
-      <w:r>
-        <w:t xml:space="preserve">Aguiar LMS, Diniz UM, Bueno-Rocha ID, et al (2024) Untangling biodiversity interactions:</w:t>
-      </w:r>
-      <w:r>
-        <w:t xml:space="preserve"> </w:t>
-      </w:r>
-      <w:r>
-        <w:t xml:space="preserve">A</w:t>
-      </w:r>
-      <w:r>
-        <w:t xml:space="preserve"> </w:t>
-      </w:r>
-      <w:r>
-        <w:t xml:space="preserve">meta network on pollination in</w:t>
-      </w:r>
-      <w:r>
-        <w:t xml:space="preserve"> </w:t>
-      </w:r>
-      <w:r>
-        <w:t xml:space="preserve">Earth</w:t>
-      </w:r>
-      <w:r>
-        <w:t xml:space="preserve">’s most diverse tropical savanna. Ecology and Evolution 14:e11094.</w:t>
-      </w:r>
-      <w:r>
-        <w:t xml:space="preserve"> </w:t>
-      </w:r>
-      <w:hyperlink r:id="rId54">
-        <w:r>
-          <w:rPr>
-            <w:rStyle w:val="Hyperlink"/>
-          </w:rPr>
-          <w:t xml:space="preserve">https://doi.org/10.1002/ece3.11094</w:t>
-        </w:r>
-      </w:hyperlink>
-    </w:p>
-    <w:bookmarkEnd w:id="55"/>
-    <w:bookmarkStart w:id="57" w:name="ref-Baiser2019EcoRul"/>
-    <w:p>
-      <w:pPr>
-        <w:pStyle w:val="Bibliography"/>
-      </w:pPr>
-      <w:r>
-        <w:t xml:space="preserve">Baiser B, Gravel D, Cirtwill AR, et al (2019) Ecogeographical rules and the macroecology of food webs. Global Ecol Biogeogr geb.12925.</w:t>
-      </w:r>
-      <w:r>
-        <w:t xml:space="preserve"> </w:t>
-      </w:r>
-      <w:hyperlink r:id="rId56">
-        <w:r>
-          <w:rPr>
-            <w:rStyle w:val="Hyperlink"/>
-          </w:rPr>
-          <w:t xml:space="preserve">https://doi.org/10.1111/geb.12925</w:t>
-        </w:r>
-      </w:hyperlink>
-    </w:p>
-    <w:bookmarkEnd w:id="57"/>
-    <w:bookmarkStart w:id="59" w:name="ref-Baiser2010ConDet"/>
-    <w:p>
-      <w:pPr>
-        <w:pStyle w:val="Bibliography"/>
-      </w:pPr>
-      <w:r>
-        <w:t xml:space="preserve">Baiser B, Russell GJ, Lockwood JL (2010) Connectance determines invasion success via trophic interactions in model food webs. Oikos 119:1970–1976.</w:t>
-      </w:r>
-      <w:r>
-        <w:t xml:space="preserve"> </w:t>
-      </w:r>
-      <w:hyperlink r:id="rId58">
-        <w:r>
-          <w:rPr>
-            <w:rStyle w:val="Hyperlink"/>
-          </w:rPr>
-          <w:t xml:space="preserve">https://doi.org/10.1111/j.1600-0706.2010.18557.x</w:t>
-        </w:r>
-      </w:hyperlink>
-    </w:p>
-    <w:bookmarkEnd w:id="59"/>
-    <w:bookmarkStart w:id="61" w:name="ref-Baranowska2025LowCon"/>
-    <w:p>
-      <w:pPr>
-        <w:pStyle w:val="Bibliography"/>
-      </w:pPr>
-      <w:r>
-        <w:t xml:space="preserve">Baranowska W, Bartoszewicz M, Nowak S, et al (2025) Low contribution of livestock in the grey wolf diet in the area with high availability of free-ranging cattle and horses. Eur J Wildl Res 71:48.</w:t>
-      </w:r>
-      <w:r>
-        <w:t xml:space="preserve"> </w:t>
-      </w:r>
-      <w:hyperlink r:id="rId60">
-        <w:r>
-          <w:rPr>
-            <w:rStyle w:val="Hyperlink"/>
-          </w:rPr>
-          <w:t xml:space="preserve">https://doi.org/10.1007/s10344-025-01926-3</w:t>
-        </w:r>
-      </w:hyperlink>
-    </w:p>
-    <w:bookmarkEnd w:id="61"/>
-    <w:bookmarkStart w:id="63" w:name="ref-Benedetti2017SpaBal"/>
-    <w:p>
-      <w:pPr>
-        <w:pStyle w:val="Bibliography"/>
-      </w:pPr>
-      <w:r>
-        <w:t xml:space="preserve">Benedetti R, Piersimoni F, Postiglione P (2017) Spatially</w:t>
-      </w:r>
-      <w:r>
-        <w:t xml:space="preserve"> </w:t>
-      </w:r>
-      <w:r>
-        <w:t xml:space="preserve">Balanced Sampling</w:t>
-      </w:r>
-      <w:r>
-        <w:t xml:space="preserve">:</w:t>
-      </w:r>
-      <w:r>
-        <w:t xml:space="preserve"> </w:t>
-      </w:r>
-      <w:r>
-        <w:t xml:space="preserve">A Review</w:t>
-      </w:r>
-      <w:r>
-        <w:t xml:space="preserve"> </w:t>
-      </w:r>
-      <w:r>
-        <w:t xml:space="preserve">and</w:t>
-      </w:r>
-      <w:r>
-        <w:t xml:space="preserve"> </w:t>
-      </w:r>
-      <w:r>
-        <w:t xml:space="preserve">A Reappraisal</w:t>
-      </w:r>
-      <w:r>
-        <w:t xml:space="preserve">. International Statistical Review 85:439–454.</w:t>
-      </w:r>
-      <w:r>
-        <w:t xml:space="preserve"> </w:t>
-      </w:r>
-      <w:hyperlink r:id="rId62">
-        <w:r>
-          <w:rPr>
-            <w:rStyle w:val="Hyperlink"/>
-          </w:rPr>
-          <w:t xml:space="preserve">https://doi.org/10.1111/insr.12216</w:t>
-        </w:r>
-      </w:hyperlink>
-    </w:p>
-    <w:bookmarkEnd w:id="63"/>
-    <w:bookmarkStart w:id="65" w:name="ref-Bezanson2017JulFre"/>
-    <w:p>
-      <w:pPr>
-        <w:pStyle w:val="Bibliography"/>
-      </w:pPr>
-      <w:r>
-        <w:t xml:space="preserve">Bezanson J, Edelman A, Karpinski S, Shah VB (2017) Julia: A fresh approach to numerical computing. SIAM Rev 59:65–98.</w:t>
-      </w:r>
-      <w:r>
-        <w:t xml:space="preserve"> </w:t>
-      </w:r>
-      <w:hyperlink r:id="rId64">
-        <w:r>
-          <w:rPr>
-            <w:rStyle w:val="Hyperlink"/>
-          </w:rPr>
-          <w:t xml:space="preserve">https://doi.org/10.1137/141000671</w:t>
-        </w:r>
-      </w:hyperlink>
-    </w:p>
-    <w:bookmarkEnd w:id="65"/>
-    <w:bookmarkStart w:id="67" w:name="ref-Brown2001IntEst"/>
-    <w:p>
-      <w:pPr>
-        <w:pStyle w:val="Bibliography"/>
-      </w:pPr>
-      <w:r>
-        <w:t xml:space="preserve">Brown LD, Cai TT, DasGupta A (2001) Interval</w:t>
-      </w:r>
-      <w:r>
-        <w:t xml:space="preserve"> </w:t>
-      </w:r>
-      <w:r>
-        <w:t xml:space="preserve">Estimation</w:t>
-      </w:r>
-      <w:r>
-        <w:t xml:space="preserve"> </w:t>
-      </w:r>
-      <w:r>
-        <w:t xml:space="preserve">for a</w:t>
-      </w:r>
-      <w:r>
-        <w:t xml:space="preserve"> </w:t>
-      </w:r>
-      <w:r>
-        <w:t xml:space="preserve">Binomial Proportion</w:t>
-      </w:r>
-      <w:r>
-        <w:t xml:space="preserve">. Statistical Science 16:101–133.</w:t>
-      </w:r>
-      <w:r>
-        <w:t xml:space="preserve"> </w:t>
-      </w:r>
-      <w:hyperlink r:id="rId66">
-        <w:r>
-          <w:rPr>
-            <w:rStyle w:val="Hyperlink"/>
-          </w:rPr>
-          <w:t xml:space="preserve">https://doi.org/10.1214/ss/1009213286</w:t>
-        </w:r>
-      </w:hyperlink>
-    </w:p>
-    <w:bookmarkEnd w:id="67"/>
-    <w:bookmarkStart w:id="69" w:name="ref-Burton2014FraAda"/>
-    <w:p>
-      <w:pPr>
-        <w:pStyle w:val="Bibliography"/>
-      </w:pPr>
-      <w:r>
-        <w:t xml:space="preserve">Burton AC, Huggard D, Bayne E, et al (2014) A framework for adaptive monitoring of the cumulative effects of human footprint on biodiversity. Environ Monit Assess 186:3605–3617.</w:t>
-      </w:r>
-      <w:r>
-        <w:t xml:space="preserve"> </w:t>
-      </w:r>
-      <w:hyperlink r:id="rId68">
-        <w:r>
-          <w:rPr>
-            <w:rStyle w:val="Hyperlink"/>
-          </w:rPr>
-          <w:t xml:space="preserve">https://doi.org/10.1007/s10661-014-3643-7</w:t>
-        </w:r>
-      </w:hyperlink>
-    </w:p>
-    <w:bookmarkEnd w:id="69"/>
-    <w:bookmarkStart w:id="71" w:name="ref-Buxton2021KeyInf"/>
-    <w:p>
-      <w:pPr>
-        <w:pStyle w:val="Bibliography"/>
-      </w:pPr>
-      <w:r>
-        <w:t xml:space="preserve">Buxton RT, Bennett JR, Reid AJ, et al (2021) Key information needs to move from knowledge to action for biodiversity conservation in</w:t>
-      </w:r>
-      <w:r>
-        <w:t xml:space="preserve"> </w:t>
-      </w:r>
-      <w:r>
-        <w:t xml:space="preserve">Canada</w:t>
-      </w:r>
-      <w:r>
-        <w:t xml:space="preserve">. Biological Conservation 256:108983.</w:t>
-      </w:r>
-      <w:r>
-        <w:t xml:space="preserve"> </w:t>
-      </w:r>
-      <w:hyperlink r:id="rId70">
-        <w:r>
-          <w:rPr>
-            <w:rStyle w:val="Hyperlink"/>
-          </w:rPr>
-          <w:t xml:space="preserve">https://doi.org/10.1016/j.biocon.2021.108983</w:t>
-        </w:r>
-      </w:hyperlink>
-    </w:p>
-    <w:bookmarkEnd w:id="71"/>
-    <w:bookmarkStart w:id="73" w:name="ref-Canard2012EmeStr"/>
-    <w:p>
-      <w:pPr>
-        <w:pStyle w:val="Bibliography"/>
-      </w:pPr>
-      <w:r>
-        <w:t xml:space="preserve">Canard E, Mouquet N, Marescot L, et al (2012) Emergence of</w:t>
-      </w:r>
-      <w:r>
-        <w:t xml:space="preserve"> </w:t>
-      </w:r>
-      <w:r>
-        <w:t xml:space="preserve">Structural Patterns</w:t>
-      </w:r>
-      <w:r>
-        <w:t xml:space="preserve"> </w:t>
-      </w:r>
-      <w:r>
-        <w:t xml:space="preserve">in</w:t>
-      </w:r>
-      <w:r>
-        <w:t xml:space="preserve"> </w:t>
-      </w:r>
-      <w:r>
-        <w:t xml:space="preserve">Neutral Trophic Networks</w:t>
-      </w:r>
-      <w:r>
-        <w:t xml:space="preserve">. PLOS ONE 7:e38295.</w:t>
-      </w:r>
-      <w:r>
-        <w:t xml:space="preserve"> </w:t>
-      </w:r>
-      <w:hyperlink r:id="rId72">
-        <w:r>
-          <w:rPr>
-            <w:rStyle w:val="Hyperlink"/>
-          </w:rPr>
-          <w:t xml:space="preserve">https://doi.org/10.1371/journal.pone.0038295</w:t>
-        </w:r>
-      </w:hyperlink>
-    </w:p>
-    <w:bookmarkEnd w:id="73"/>
-    <w:bookmarkStart w:id="75" w:name="ref-Caron2024TraMod"/>
-    <w:p>
-      <w:pPr>
-        <w:pStyle w:val="Bibliography"/>
-      </w:pPr>
-      <w:r>
-        <w:t xml:space="preserve">Caron D, Brose U, Lurgi M, et al (2024) Trait-matching models predict pairwise interactions across regions, not food web properties. Global Ecology and Biogeography 33:e13807.</w:t>
-      </w:r>
-      <w:r>
-        <w:t xml:space="preserve"> </w:t>
-      </w:r>
-      <w:hyperlink r:id="rId74">
-        <w:r>
-          <w:rPr>
-            <w:rStyle w:val="Hyperlink"/>
-          </w:rPr>
-          <w:t xml:space="preserve">https://doi.org/10.1111/geb.13807</w:t>
-        </w:r>
-      </w:hyperlink>
-    </w:p>
-    <w:bookmarkEnd w:id="75"/>
-    <w:bookmarkStart w:id="77" w:name="ref-Catchen2023MisLin"/>
-    <w:p>
-      <w:pPr>
-        <w:pStyle w:val="Bibliography"/>
-      </w:pPr>
-      <w:r>
-        <w:t xml:space="preserve">Catchen MD, Poisot T, Pollock LJ, Gonzalez A (2023) The missing link: Discerning true from false negatives when sampling species interaction networks.</w:t>
-      </w:r>
-      <w:r>
-        <w:t xml:space="preserve"> </w:t>
-      </w:r>
-      <w:hyperlink r:id="rId76">
-        <w:r>
-          <w:rPr>
-            <w:rStyle w:val="Hyperlink"/>
-          </w:rPr>
-          <w:t xml:space="preserve">https://ecoevorxiv.org/repository/view/4929/</w:t>
-        </w:r>
-      </w:hyperlink>
-      <w:r>
-        <w:t xml:space="preserve">. Accessed 19 Jan 2023</w:t>
-      </w:r>
-    </w:p>
-    <w:bookmarkEnd w:id="77"/>
-    <w:bookmarkStart w:id="79" w:name="ref-CBD2022DecAdoa"/>
-    <w:p>
-      <w:pPr>
-        <w:pStyle w:val="Bibliography"/>
-      </w:pPr>
-      <w:r>
-        <w:t xml:space="preserve">CBD (2022)</w:t>
-      </w:r>
-      <w:r>
-        <w:t xml:space="preserve"> </w:t>
-      </w:r>
-      <w:hyperlink r:id="rId78">
-        <w:r>
-          <w:rPr>
-            <w:rStyle w:val="Hyperlink"/>
-          </w:rPr>
-          <w:t xml:space="preserve">Decision adopted by the conference of the parties to the convention on biological diversity 15/4.</w:t>
-        </w:r>
-        <w:r>
-          <w:rPr>
-            <w:rStyle w:val="Hyperlink"/>
-          </w:rPr>
-          <w:t xml:space="preserve"> </w:t>
-        </w:r>
-        <w:r>
-          <w:rPr>
-            <w:rStyle w:val="Hyperlink"/>
-          </w:rPr>
-          <w:t xml:space="preserve">Kunming-montreal</w:t>
-        </w:r>
-        <w:r>
-          <w:rPr>
-            <w:rStyle w:val="Hyperlink"/>
-          </w:rPr>
-          <w:t xml:space="preserve"> </w:t>
-        </w:r>
-        <w:r>
-          <w:rPr>
-            <w:rStyle w:val="Hyperlink"/>
-          </w:rPr>
-          <w:t xml:space="preserve">global biodiversity framework</w:t>
-        </w:r>
-      </w:hyperlink>
-    </w:p>
-    <w:bookmarkEnd w:id="79"/>
-    <w:bookmarkStart w:id="81" w:name="ref-Chacoff2012EvaSam"/>
-    <w:p>
-      <w:pPr>
-        <w:pStyle w:val="Bibliography"/>
-      </w:pPr>
-      <w:r>
-        <w:t xml:space="preserve">Chacoff NP, Vázquez DP, Lomáscolo SB, et al (2012) Evaluating sampling completeness in a desert plant–pollinator network. Journal of Animal Ecology 81:190–200.</w:t>
-      </w:r>
-      <w:r>
-        <w:t xml:space="preserve"> </w:t>
-      </w:r>
-      <w:hyperlink r:id="rId80">
-        <w:r>
-          <w:rPr>
-            <w:rStyle w:val="Hyperlink"/>
-          </w:rPr>
-          <w:t xml:space="preserve">https://doi.org/10.1111/j.1365-2656.2011.01883.x</w:t>
-        </w:r>
-      </w:hyperlink>
-    </w:p>
-    <w:bookmarkEnd w:id="81"/>
-    <w:bookmarkStart w:id="83" w:name="ref-Chiu2023QuaEst"/>
-    <w:p>
-      <w:pPr>
-        <w:pStyle w:val="Bibliography"/>
-      </w:pPr>
-      <w:r>
-        <w:t xml:space="preserve">Chiu C-H, Chao A, Vogel S, et al (2023) Quantifying and estimating ecological network diversity based on incomplete sampling data. Philosophical Transactions of the Royal Society B: Biological Sciences 378:20220183.</w:t>
-      </w:r>
-      <w:r>
-        <w:t xml:space="preserve"> </w:t>
-      </w:r>
-      <w:hyperlink r:id="rId82">
-        <w:r>
-          <w:rPr>
-            <w:rStyle w:val="Hyperlink"/>
-          </w:rPr>
-          <w:t xml:space="preserve">https://doi.org/10.1098/rstb.2022.0183</w:t>
-        </w:r>
-      </w:hyperlink>
-    </w:p>
-    <w:bookmarkEnd w:id="83"/>
-    <w:bookmarkStart w:id="85" w:name="ref-Cirtwill2019QuaFra"/>
-    <w:p>
-      <w:pPr>
-        <w:pStyle w:val="Bibliography"/>
-      </w:pPr>
-      <w:r>
-        <w:t xml:space="preserve">Cirtwill AR, Eklöf A, Roslin T, et al (2019) A quantitative framework for investigating the reliability of empirical network construction. Methods in Ecology and Evolution 10:902–911.</w:t>
-      </w:r>
-      <w:r>
-        <w:t xml:space="preserve"> </w:t>
-      </w:r>
-      <w:hyperlink r:id="rId84">
-        <w:r>
-          <w:rPr>
-            <w:rStyle w:val="Hyperlink"/>
-          </w:rPr>
-          <w:t xml:space="preserve">https://doi.org/10.1111/2041-210X.13180</w:t>
-        </w:r>
-      </w:hyperlink>
-    </w:p>
-    <w:bookmarkEnd w:id="85"/>
-    <w:bookmarkStart w:id="87" w:name="ref-Dansereau2026GabNet"/>
-    <w:p>
-      <w:pPr>
-        <w:pStyle w:val="Bibliography"/>
-      </w:pPr>
-      <w:r>
-        <w:t xml:space="preserve">Dansereau G (2026)</w:t>
-      </w:r>
-      <w:r>
-        <w:t xml:space="preserve"> </w:t>
-      </w:r>
-      <w:hyperlink r:id="rId86">
-        <w:r>
-          <w:rPr>
-            <w:rStyle w:val="Hyperlink"/>
-          </w:rPr>
-          <w:t xml:space="preserve">Gabrieldansereau/</w:t>
-        </w:r>
-        <w:r>
-          <w:rPr>
-            <w:rStyle w:val="Hyperlink"/>
-          </w:rPr>
-          <w:t xml:space="preserve">NetworkMonitoring</w:t>
-        </w:r>
-        <w:r>
-          <w:rPr>
-            <w:rStyle w:val="Hyperlink"/>
-          </w:rPr>
-          <w:t xml:space="preserve">: V0.1.0</w:t>
-        </w:r>
-      </w:hyperlink>
-    </w:p>
-    <w:bookmarkEnd w:id="87"/>
-    <w:bookmarkStart w:id="89" w:name="ref-Dansereau2024SpaExp"/>
-    <w:p>
-      <w:pPr>
-        <w:pStyle w:val="Bibliography"/>
-      </w:pPr>
-      <w:r>
-        <w:t xml:space="preserve">Dansereau G, Barros C, Poisot T (2024) Spatially explicit predictions of food web structure from regional-level data. Philosophical Transactions of the Royal Society B: Biological Sciences 379:20230166.</w:t>
-      </w:r>
-      <w:r>
-        <w:t xml:space="preserve"> </w:t>
-      </w:r>
-      <w:hyperlink r:id="rId88">
-        <w:r>
-          <w:rPr>
-            <w:rStyle w:val="Hyperlink"/>
-          </w:rPr>
-          <w:t xml:space="preserve">https://doi.org/10.1098/rstb.2023.0166</w:t>
-        </w:r>
-      </w:hyperlink>
-    </w:p>
-    <w:bookmarkEnd w:id="89"/>
-    <w:bookmarkStart w:id="91" w:name="ref-Dansereau2025OveDis"/>
-    <w:p>
-      <w:pPr>
-        <w:pStyle w:val="Bibliography"/>
-      </w:pPr>
-      <w:r>
-        <w:t xml:space="preserve">Dansereau G, Braga J, Ficetola GF, et al (2025) Overcoming the disconnect between species interaction networks and biodiversity conservation. Trends in Ecology &amp; Evolution 40:840–851.</w:t>
-      </w:r>
-      <w:r>
-        <w:t xml:space="preserve"> </w:t>
-      </w:r>
-      <w:hyperlink r:id="rId90">
-        <w:r>
-          <w:rPr>
-            <w:rStyle w:val="Hyperlink"/>
-          </w:rPr>
-          <w:t xml:space="preserve">https://doi.org/10.1016/j.tree.2025.05.010</w:t>
-        </w:r>
-      </w:hyperlink>
-    </w:p>
-    <w:bookmarkEnd w:id="91"/>
-    <w:bookmarkStart w:id="93" w:name="ref-Daugaard2024DepFor"/>
-    <w:p>
-      <w:pPr>
-        <w:pStyle w:val="Bibliography"/>
-      </w:pPr>
-      <w:r>
-        <w:t xml:space="preserve">Daugaard U, Merkli S, Merz E, et al (2024) The dependence of forecasts on sampling frequency as a guide to optimizing monitoring in community ecology. Ecosphere 15:e4786.</w:t>
-      </w:r>
-      <w:r>
-        <w:t xml:space="preserve"> </w:t>
-      </w:r>
-      <w:hyperlink r:id="rId92">
-        <w:r>
-          <w:rPr>
-            <w:rStyle w:val="Hyperlink"/>
-          </w:rPr>
-          <w:t xml:space="preserve">https://doi.org/10.1002/ecs2.4786</w:t>
-        </w:r>
-      </w:hyperlink>
-    </w:p>
-    <w:bookmarkEnd w:id="93"/>
-    <w:bookmarkStart w:id="95" w:name="ref-deAguiar2019RevBia"/>
-    <w:p>
-      <w:pPr>
-        <w:pStyle w:val="Bibliography"/>
-      </w:pPr>
-      <w:r>
-        <w:t xml:space="preserve">de Aguiar MAM, Newman EA, Pires MM, et al (2019) Revealing biases in the sampling of ecological interaction networks. PeerJ 7:e7566.</w:t>
-      </w:r>
-      <w:r>
-        <w:t xml:space="preserve"> </w:t>
-      </w:r>
-      <w:hyperlink r:id="rId94">
-        <w:r>
-          <w:rPr>
-            <w:rStyle w:val="Hyperlink"/>
-          </w:rPr>
-          <w:t xml:space="preserve">https://doi.org/10.7717/peerj.7566</w:t>
-        </w:r>
-      </w:hyperlink>
-    </w:p>
-    <w:bookmarkEnd w:id="95"/>
-    <w:bookmarkStart w:id="97" w:name="ref-Delmas2019AnaEco"/>
-    <w:p>
-      <w:pPr>
-        <w:pStyle w:val="Bibliography"/>
-      </w:pPr>
-      <w:r>
-        <w:t xml:space="preserve">Delmas E, Besson M, Brice M-H, et al (2019) Analysing ecological networks of species interactions. Biological Reviews 94:16–36.</w:t>
-      </w:r>
-      <w:r>
-        <w:t xml:space="preserve"> </w:t>
-      </w:r>
-      <w:hyperlink r:id="rId96">
-        <w:r>
-          <w:rPr>
-            <w:rStyle w:val="Hyperlink"/>
-          </w:rPr>
-          <w:t xml:space="preserve">https://doi.org/10.1111/brv.12433</w:t>
-        </w:r>
-      </w:hyperlink>
-    </w:p>
-    <w:bookmarkEnd w:id="97"/>
-    <w:bookmarkStart w:id="99" w:name="ref-Dore2021RelEff"/>
-    <w:p>
-      <w:pPr>
-        <w:pStyle w:val="Bibliography"/>
-      </w:pPr>
-      <w:r>
-        <w:t xml:space="preserve">Doré M, Fontaine C, Thébault E (2021) Relative effects of anthropogenic pressures, climate, and sampling design on the structure of pollination networks at the global scale. Global Change Biology 27:1266–1280.</w:t>
-      </w:r>
-      <w:r>
-        <w:t xml:space="preserve"> </w:t>
-      </w:r>
-      <w:hyperlink r:id="rId98">
-        <w:r>
-          <w:rPr>
-            <w:rStyle w:val="Hyperlink"/>
-          </w:rPr>
-          <w:t xml:space="preserve">https://doi.org/10.1111/gcb.15474</w:t>
-        </w:r>
-      </w:hyperlink>
-    </w:p>
-    <w:bookmarkEnd w:id="99"/>
-    <w:bookmarkStart w:id="101" w:name="ref-Dornelas2023LooBac"/>
-    <w:p>
-      <w:pPr>
-        <w:pStyle w:val="Bibliography"/>
-      </w:pPr>
-      <w:r>
-        <w:t xml:space="preserve">Dornelas M, Chase JM, Gotelli NJ, et al (2023) Looking back on biodiversity change: Lessons for the road ahead. Phil Trans R Soc B 378:20220199.</w:t>
-      </w:r>
-      <w:r>
-        <w:t xml:space="preserve"> </w:t>
-      </w:r>
-      <w:hyperlink r:id="rId100">
-        <w:r>
-          <w:rPr>
-            <w:rStyle w:val="Hyperlink"/>
-          </w:rPr>
-          <w:t xml:space="preserve">https://doi.org/10.1098/rstb.2022.0199</w:t>
-        </w:r>
-      </w:hyperlink>
-    </w:p>
-    <w:bookmarkEnd w:id="101"/>
-    <w:bookmarkStart w:id="103" w:name="ref-Duchardt2023UsiNeu"/>
-    <w:p>
-      <w:pPr>
-        <w:pStyle w:val="Bibliography"/>
-      </w:pPr>
-      <w:r>
-        <w:t xml:space="preserve">Duchardt CJ, Monroe AP, Edmunds DR, et al (2023) Using neutral landscape models to evaluate the umbrella species concept in an ecotone. Landsc Ecol 38:1447–1462.</w:t>
-      </w:r>
-      <w:r>
-        <w:t xml:space="preserve"> </w:t>
-      </w:r>
-      <w:hyperlink r:id="rId102">
-        <w:r>
-          <w:rPr>
-            <w:rStyle w:val="Hyperlink"/>
-          </w:rPr>
-          <w:t xml:space="preserve">https://doi.org/10.1007/s10980-022-01586-7</w:t>
-        </w:r>
-      </w:hyperlink>
-    </w:p>
-    <w:bookmarkEnd w:id="103"/>
-    <w:bookmarkStart w:id="105" w:name="ref-Dunne2002NetStr"/>
-    <w:p>
-      <w:pPr>
-        <w:pStyle w:val="Bibliography"/>
-      </w:pPr>
-      <w:r>
-        <w:t xml:space="preserve">Dunne JA, Williams RJ, Martinez ND (2002) Network structure and biodiversity loss in food webs: Robustness increases with connectance. Ecology Letters 5:558–567.</w:t>
-      </w:r>
-      <w:r>
-        <w:t xml:space="preserve"> </w:t>
-      </w:r>
-      <w:hyperlink r:id="rId104">
-        <w:r>
-          <w:rPr>
-            <w:rStyle w:val="Hyperlink"/>
-          </w:rPr>
-          <w:t xml:space="preserve">https://doi.org/10.1046/j.1461-0248.2002.00354.x</w:t>
-        </w:r>
-      </w:hyperlink>
-    </w:p>
-    <w:bookmarkEnd w:id="105"/>
-    <w:bookmarkStart w:id="107" w:name="ref-Dunne2004NetStr"/>
-    <w:p>
-      <w:pPr>
-        <w:pStyle w:val="Bibliography"/>
-      </w:pPr>
-      <w:r>
-        <w:t xml:space="preserve">Dunne JA, Williams RJ, Martinez, Neo D. (2004) Network structure and robustness of marine food webs. Mar Ecol Prog Ser 273:291–302.</w:t>
-      </w:r>
-      <w:r>
-        <w:t xml:space="preserve"> </w:t>
-      </w:r>
-      <w:hyperlink r:id="rId106">
-        <w:r>
-          <w:rPr>
-            <w:rStyle w:val="Hyperlink"/>
-          </w:rPr>
-          <w:t xml:space="preserve">https://doi.org/10.3354/meps273291</w:t>
-        </w:r>
-      </w:hyperlink>
-    </w:p>
-    <w:bookmarkEnd w:id="107"/>
-    <w:bookmarkStart w:id="109" w:name="ref-Etherington2015NlmPyt"/>
-    <w:p>
-      <w:pPr>
-        <w:pStyle w:val="Bibliography"/>
-      </w:pPr>
-      <w:r>
-        <w:t xml:space="preserve">Etherington TR, Holland EP, O’Sullivan D (2015)</w:t>
-      </w:r>
-      <w:r>
-        <w:t xml:space="preserve"> </w:t>
-      </w:r>
-      <w:r>
-        <w:t xml:space="preserve">NLMpy</w:t>
-      </w:r>
-      <w:r>
-        <w:t xml:space="preserve">: A python software package for the creation of neutral landscape models within a general numerical framework. Methods in Ecology and Evolution 6:164–168.</w:t>
-      </w:r>
-      <w:r>
-        <w:t xml:space="preserve"> </w:t>
-      </w:r>
-      <w:hyperlink r:id="rId108">
-        <w:r>
-          <w:rPr>
-            <w:rStyle w:val="Hyperlink"/>
-          </w:rPr>
-          <w:t xml:space="preserve">https://doi.org/10.1111/2041-210X.12308</w:t>
-        </w:r>
-      </w:hyperlink>
-    </w:p>
-    <w:bookmarkEnd w:id="109"/>
-    <w:bookmarkStart w:id="111" w:name="ref-Ficetola2018OptMon"/>
-    <w:p>
-      <w:pPr>
-        <w:pStyle w:val="Bibliography"/>
-      </w:pPr>
-      <w:r>
-        <w:t xml:space="preserve">Ficetola GF, Romano A, Salvidio S, Sindaco R (2018) Optimizing monitoring schemes to detect trends in abundance over broad scales. Animal Conservation 21:221–231.</w:t>
-      </w:r>
-      <w:r>
-        <w:t xml:space="preserve"> </w:t>
-      </w:r>
-      <w:hyperlink r:id="rId110">
-        <w:r>
-          <w:rPr>
-            <w:rStyle w:val="Hyperlink"/>
-          </w:rPr>
-          <w:t xml:space="preserve">https://doi.org/10.1111/acv.12356</w:t>
-        </w:r>
-      </w:hyperlink>
-    </w:p>
-    <w:bookmarkEnd w:id="111"/>
-    <w:bookmarkStart w:id="113" w:name="ref-FletcherJr.2025SpeRic"/>
-    <w:p>
-      <w:pPr>
-        <w:pStyle w:val="Bibliography"/>
-      </w:pPr>
-      <w:r>
-        <w:t xml:space="preserve">Fletcher Jr. RJ, Green RE, Bladon EK, et al (2025) Beyond</w:t>
-      </w:r>
-      <w:r>
-        <w:t xml:space="preserve"> </w:t>
-      </w:r>
-      <w:r>
-        <w:t xml:space="preserve">Species Richness</w:t>
-      </w:r>
-      <w:r>
-        <w:t xml:space="preserve"> </w:t>
-      </w:r>
-      <w:r>
-        <w:t xml:space="preserve">for</w:t>
-      </w:r>
-      <w:r>
-        <w:t xml:space="preserve"> </w:t>
-      </w:r>
-      <w:r>
-        <w:t xml:space="preserve">Biological Conservation</w:t>
-      </w:r>
-      <w:r>
-        <w:t xml:space="preserve">. Conservation Letters 18:e13124.</w:t>
-      </w:r>
-      <w:r>
-        <w:t xml:space="preserve"> </w:t>
-      </w:r>
-      <w:hyperlink r:id="rId112">
-        <w:r>
-          <w:rPr>
-            <w:rStyle w:val="Hyperlink"/>
-          </w:rPr>
-          <w:t xml:space="preserve">https://doi.org/10.1111/conl.13124</w:t>
-        </w:r>
-      </w:hyperlink>
-    </w:p>
-    <w:bookmarkEnd w:id="113"/>
-    <w:bookmarkStart w:id="115" w:name="ref-Forero-Munoz2025SpaLan"/>
-    <w:p>
-      <w:pPr>
-        <w:pStyle w:val="Bibliography"/>
-      </w:pPr>
-      <w:r>
-        <w:t xml:space="preserve">Forero-Muñoz NR, Dansereau G, Viard F, et al (2025) Spatial landscape structure influences cross-species transmission in a rabies-like virus model. Microorganisms 13:416.</w:t>
-      </w:r>
-      <w:r>
-        <w:t xml:space="preserve"> </w:t>
-      </w:r>
-      <w:hyperlink r:id="rId114">
-        <w:r>
-          <w:rPr>
-            <w:rStyle w:val="Hyperlink"/>
-          </w:rPr>
-          <w:t xml:space="preserve">https://doi.org/10.3390/microorganisms13020416</w:t>
-        </w:r>
-      </w:hyperlink>
-    </w:p>
-    <w:bookmarkEnd w:id="115"/>
-    <w:bookmarkStart w:id="117" w:name="ref-Fournier1982ComRen"/>
-    <w:p>
-      <w:pPr>
-        <w:pStyle w:val="Bibliography"/>
-      </w:pPr>
-      <w:r>
-        <w:t xml:space="preserve">Fournier A, Fussell D, Carpenter L (1982) Computer rendering of stochastic models. Commun ACM 25:371–384.</w:t>
-      </w:r>
-      <w:r>
-        <w:t xml:space="preserve"> </w:t>
-      </w:r>
-      <w:hyperlink r:id="rId116">
-        <w:r>
-          <w:rPr>
-            <w:rStyle w:val="Hyperlink"/>
-          </w:rPr>
-          <w:t xml:space="preserve">https://doi.org/10.1145/358523.358553</w:t>
-        </w:r>
-      </w:hyperlink>
-    </w:p>
-    <w:bookmarkEnd w:id="117"/>
-    <w:bookmarkStart w:id="119" w:name="ref-Gardner1987NeuMod"/>
-    <w:p>
-      <w:pPr>
-        <w:pStyle w:val="Bibliography"/>
-      </w:pPr>
-      <w:r>
-        <w:t xml:space="preserve">Gardner RH, Milne BT, Turnei MG, O’Neill RV (1987) Neutral models for the analysis of broad-scale landscape pattern. Landscape Ecol 1:19–28.</w:t>
-      </w:r>
-      <w:r>
-        <w:t xml:space="preserve"> </w:t>
-      </w:r>
-      <w:hyperlink r:id="rId118">
-        <w:r>
-          <w:rPr>
-            <w:rStyle w:val="Hyperlink"/>
-          </w:rPr>
-          <w:t xml:space="preserve">https://doi.org/10.1007/BF02275262</w:t>
-        </w:r>
-      </w:hyperlink>
-    </w:p>
-    <w:bookmarkEnd w:id="119"/>
-    <w:bookmarkStart w:id="121" w:name="ref-Garzke2019TroInt"/>
-    <w:p>
-      <w:pPr>
-        <w:pStyle w:val="Bibliography"/>
-      </w:pPr>
-      <w:r>
-        <w:t xml:space="preserve">Garzke J, Connor SJ, Sommer U, O’Connor MI (2019) Trophic interactions modify the temperature dependence of community biomass and ecosystem function. PLOS Biology 17:e2006806.</w:t>
-      </w:r>
-      <w:r>
-        <w:t xml:space="preserve"> </w:t>
-      </w:r>
-      <w:hyperlink r:id="rId120">
-        <w:r>
-          <w:rPr>
-            <w:rStyle w:val="Hyperlink"/>
-          </w:rPr>
-          <w:t xml:space="preserve">https://doi.org/10.1371/journal.pbio.2006806</w:t>
-        </w:r>
-      </w:hyperlink>
-    </w:p>
-    <w:bookmarkEnd w:id="121"/>
-    <w:bookmarkStart w:id="123" w:name="ref-Gibbons2010NonSta"/>
-    <w:p>
-      <w:pPr>
-        <w:pStyle w:val="Bibliography"/>
-      </w:pPr>
-      <w:r>
-        <w:t xml:space="preserve">Gibbons JD, Chakraborti S (2010)</w:t>
-      </w:r>
-      <w:r>
-        <w:t xml:space="preserve"> </w:t>
-      </w:r>
-      <w:hyperlink r:id="rId122">
-        <w:r>
-          <w:rPr>
-            <w:rStyle w:val="Hyperlink"/>
-          </w:rPr>
-          <w:t xml:space="preserve">Nonparametric</w:t>
-        </w:r>
-        <w:r>
-          <w:rPr>
-            <w:rStyle w:val="Hyperlink"/>
-          </w:rPr>
-          <w:t xml:space="preserve"> </w:t>
-        </w:r>
-        <w:r>
-          <w:rPr>
-            <w:rStyle w:val="Hyperlink"/>
-          </w:rPr>
-          <w:t xml:space="preserve">Statistical Inference</w:t>
-        </w:r>
-      </w:hyperlink>
-      <w:r>
-        <w:t xml:space="preserve">. CRC Press</w:t>
-      </w:r>
-    </w:p>
-    <w:bookmarkEnd w:id="123"/>
-    <w:bookmarkStart w:id="125" w:name="ref-Gonzalez2025BioObs"/>
-    <w:p>
-      <w:pPr>
-        <w:pStyle w:val="Bibliography"/>
-      </w:pPr>
-      <w:r>
-        <w:t xml:space="preserve">Gonzalez A, O’Connor MI, Bates AE, et al (2025) A</w:t>
-      </w:r>
-      <w:r>
-        <w:t xml:space="preserve"> </w:t>
-      </w:r>
-      <w:r>
-        <w:t xml:space="preserve">Biodiversity Observation Network</w:t>
-      </w:r>
-      <w:r>
-        <w:t xml:space="preserve"> </w:t>
-      </w:r>
-      <w:r>
-        <w:t xml:space="preserve">to support conservation action and mainstream knowledge in</w:t>
-      </w:r>
-      <w:r>
-        <w:t xml:space="preserve"> </w:t>
-      </w:r>
-      <w:r>
-        <w:t xml:space="preserve">Canada</w:t>
-      </w:r>
-      <w:r>
-        <w:t xml:space="preserve">. FACETS 10:1–19.</w:t>
-      </w:r>
-      <w:r>
-        <w:t xml:space="preserve"> </w:t>
-      </w:r>
-      <w:hyperlink r:id="rId124">
-        <w:r>
-          <w:rPr>
-            <w:rStyle w:val="Hyperlink"/>
-          </w:rPr>
-          <w:t xml:space="preserve">https://doi.org/10.1139/facets-2024-0206</w:t>
-        </w:r>
-      </w:hyperlink>
-    </w:p>
-    <w:bookmarkEnd w:id="125"/>
-    <w:bookmarkStart w:id="127" w:name="ref-Gonzalez2023GloBio"/>
-    <w:p>
-      <w:pPr>
-        <w:pStyle w:val="Bibliography"/>
-      </w:pPr>
-      <w:r>
-        <w:t xml:space="preserve">Gonzalez A, Vihervaara P, Balvanera P, et al (2023) A global biodiversity observing system to unite monitoring and guide action. Nat Ecol Evol 1–5.</w:t>
-      </w:r>
-      <w:r>
-        <w:t xml:space="preserve"> </w:t>
-      </w:r>
-      <w:hyperlink r:id="rId126">
-        <w:r>
-          <w:rPr>
-            <w:rStyle w:val="Hyperlink"/>
-          </w:rPr>
-          <w:t xml:space="preserve">https://doi.org/10.1038/s41559-023-02171-0</w:t>
-        </w:r>
-      </w:hyperlink>
-    </w:p>
-    <w:bookmarkEnd w:id="127"/>
-    <w:bookmarkStart w:id="129" w:name="ref-Gravel2013InfFoo"/>
-    <w:p>
-      <w:pPr>
-        <w:pStyle w:val="Bibliography"/>
-      </w:pPr>
-      <w:r>
-        <w:t xml:space="preserve">Gravel D, Poisot T, Albouy C, et al (2013) Inferring food web structure from predator–prey body size relationships. Methods in Ecology and Evolution 4:1083–1090.</w:t>
-      </w:r>
-      <w:r>
-        <w:t xml:space="preserve"> </w:t>
-      </w:r>
-      <w:hyperlink r:id="rId128">
-        <w:r>
-          <w:rPr>
-            <w:rStyle w:val="Hyperlink"/>
-          </w:rPr>
-          <w:t xml:space="preserve">https://doi.org/10.1111/2041-210X.12103</w:t>
-        </w:r>
-      </w:hyperlink>
-    </w:p>
-    <w:bookmarkEnd w:id="129"/>
-    <w:bookmarkStart w:id="131" w:name="ref-Harvey2017BriEco"/>
-    <w:p>
-      <w:pPr>
-        <w:pStyle w:val="Bibliography"/>
-      </w:pPr>
-      <w:r>
-        <w:t xml:space="preserve">Harvey E, Gounand I, Ward CL, Altermatt F (2017) Bridging ecology and conservation: From ecological networks to ecosystem function. Journal of Applied Ecology 54:371–379.</w:t>
-      </w:r>
-      <w:r>
-        <w:t xml:space="preserve"> </w:t>
-      </w:r>
-      <w:hyperlink r:id="rId130">
-        <w:r>
-          <w:rPr>
-            <w:rStyle w:val="Hyperlink"/>
-          </w:rPr>
-          <w:t xml:space="preserve">https://doi.org/10.1111/1365-2664.12769</w:t>
-        </w:r>
-      </w:hyperlink>
-    </w:p>
-    <w:bookmarkEnd w:id="131"/>
-    <w:bookmarkStart w:id="133" w:name="ref-Henriksen2019EffNet"/>
-    <w:p>
-      <w:pPr>
-        <w:pStyle w:val="Bibliography"/>
-      </w:pPr>
-      <w:r>
-        <w:t xml:space="preserve">Henriksen MV, Chapple DG, Chown SL, McGeoch MA (2019) The effect of network size and sampling completeness in depauperate networks. Journal of Animal Ecology 88:211–222.</w:t>
-      </w:r>
-      <w:r>
-        <w:t xml:space="preserve"> </w:t>
-      </w:r>
-      <w:hyperlink r:id="rId132">
-        <w:r>
-          <w:rPr>
-            <w:rStyle w:val="Hyperlink"/>
-          </w:rPr>
-          <w:t xml:space="preserve">https://doi.org/10.1111/1365-2656.12912</w:t>
-        </w:r>
-      </w:hyperlink>
-    </w:p>
-    <w:bookmarkEnd w:id="133"/>
-    <w:bookmarkStart w:id="135" w:name="ref-Hesselbarth2024ComMet"/>
-    <w:p>
-      <w:pPr>
-        <w:pStyle w:val="Bibliography"/>
-      </w:pPr>
-      <w:r>
-        <w:t xml:space="preserve">Hesselbarth MHK, Nowosad J, de Flamingh A, et al (2024) Computational</w:t>
-      </w:r>
-      <w:r>
-        <w:t xml:space="preserve"> </w:t>
-      </w:r>
-      <w:r>
-        <w:t xml:space="preserve">Methods</w:t>
-      </w:r>
-      <w:r>
-        <w:t xml:space="preserve"> </w:t>
-      </w:r>
-      <w:r>
-        <w:t xml:space="preserve">in</w:t>
-      </w:r>
-      <w:r>
-        <w:t xml:space="preserve"> </w:t>
-      </w:r>
-      <w:r>
-        <w:t xml:space="preserve">Landscape Ecology</w:t>
-      </w:r>
-      <w:r>
-        <w:t xml:space="preserve">. Curr Landscape Ecol Rep 10:2.</w:t>
-      </w:r>
-      <w:r>
-        <w:t xml:space="preserve"> </w:t>
-      </w:r>
-      <w:hyperlink r:id="rId134">
-        <w:r>
-          <w:rPr>
-            <w:rStyle w:val="Hyperlink"/>
-          </w:rPr>
-          <w:t xml:space="preserve">https://doi.org/10.1007/s40823-024-00104-6</w:t>
-        </w:r>
-      </w:hyperlink>
-    </w:p>
-    <w:bookmarkEnd w:id="135"/>
-    <w:bookmarkStart w:id="137" w:name="ref-Hillebrand2018BioCha"/>
-    <w:p>
-      <w:pPr>
-        <w:pStyle w:val="Bibliography"/>
-      </w:pPr>
-      <w:r>
-        <w:t xml:space="preserve">Hillebrand H, Blasius B, Borer ET, et al (2018) Biodiversity change is uncoupled from species richness trends:</w:t>
-      </w:r>
-      <w:r>
-        <w:t xml:space="preserve"> </w:t>
-      </w:r>
-      <w:r>
-        <w:t xml:space="preserve">Consequences</w:t>
-      </w:r>
-      <w:r>
-        <w:t xml:space="preserve"> </w:t>
-      </w:r>
-      <w:r>
-        <w:t xml:space="preserve">for conservation and monitoring. Journal of Applied Ecology 55:169–184.</w:t>
-      </w:r>
-      <w:r>
-        <w:t xml:space="preserve"> </w:t>
-      </w:r>
-      <w:hyperlink r:id="rId136">
-        <w:r>
-          <w:rPr>
-            <w:rStyle w:val="Hyperlink"/>
-          </w:rPr>
-          <w:t xml:space="preserve">https://doi.org/10.1111/1365-2664.12959</w:t>
-        </w:r>
-      </w:hyperlink>
-    </w:p>
-    <w:bookmarkEnd w:id="137"/>
-    <w:bookmarkStart w:id="139" w:name="ref-Hortal2015SevSho"/>
-    <w:p>
-      <w:pPr>
-        <w:pStyle w:val="Bibliography"/>
-      </w:pPr>
-      <w:r>
-        <w:t xml:space="preserve">Hortal J, de Bello F, Diniz-Filho JAF, et al (2015) Seven</w:t>
-      </w:r>
-      <w:r>
-        <w:t xml:space="preserve"> </w:t>
-      </w:r>
-      <w:r>
-        <w:t xml:space="preserve">Shortfalls</w:t>
-      </w:r>
-      <w:r>
-        <w:t xml:space="preserve"> </w:t>
-      </w:r>
-      <w:r>
-        <w:t xml:space="preserve">that</w:t>
-      </w:r>
-      <w:r>
-        <w:t xml:space="preserve"> </w:t>
-      </w:r>
-      <w:r>
-        <w:t xml:space="preserve">Beset Large-Scale Knowledge</w:t>
-      </w:r>
-      <w:r>
-        <w:t xml:space="preserve"> </w:t>
-      </w:r>
-      <w:r>
-        <w:t xml:space="preserve">of</w:t>
-      </w:r>
-      <w:r>
-        <w:t xml:space="preserve"> </w:t>
-      </w:r>
-      <w:r>
-        <w:t xml:space="preserve">Biodiversity</w:t>
-      </w:r>
-      <w:r>
-        <w:t xml:space="preserve">. Annu Rev Ecol Evol Syst 46:523–549.</w:t>
-      </w:r>
-      <w:r>
-        <w:t xml:space="preserve"> </w:t>
-      </w:r>
-      <w:hyperlink r:id="rId138">
-        <w:r>
-          <w:rPr>
-            <w:rStyle w:val="Hyperlink"/>
-          </w:rPr>
-          <w:t xml:space="preserve">https://doi.org/10.1146/annurev-ecolsys-112414-054400</w:t>
-        </w:r>
-      </w:hyperlink>
-    </w:p>
-    <w:bookmarkEnd w:id="139"/>
-    <w:bookmarkStart w:id="141" w:name="ref-Jordano2016ChaEco"/>
-    <w:p>
-      <w:pPr>
-        <w:pStyle w:val="Bibliography"/>
-      </w:pPr>
-      <w:r>
-        <w:t xml:space="preserve">Jordano P (2016a) Chasing</w:t>
-      </w:r>
-      <w:r>
-        <w:t xml:space="preserve"> </w:t>
-      </w:r>
-      <w:r>
-        <w:t xml:space="preserve">Ecological Interactions</w:t>
-      </w:r>
-      <w:r>
-        <w:t xml:space="preserve">. PLOS Biology 14:e1002559.</w:t>
-      </w:r>
-      <w:r>
-        <w:t xml:space="preserve"> </w:t>
-      </w:r>
-      <w:hyperlink r:id="rId140">
-        <w:r>
-          <w:rPr>
-            <w:rStyle w:val="Hyperlink"/>
-          </w:rPr>
-          <w:t xml:space="preserve">https://doi.org/10.1371/journal.pbio.1002559</w:t>
-        </w:r>
-      </w:hyperlink>
-    </w:p>
-    <w:bookmarkEnd w:id="141"/>
-    <w:bookmarkStart w:id="143" w:name="ref-Jordano2016SamNet"/>
-    <w:p>
-      <w:pPr>
-        <w:pStyle w:val="Bibliography"/>
-      </w:pPr>
-      <w:r>
-        <w:t xml:space="preserve">Jordano P (2016b) Sampling networks of ecological interactions. Functional Ecology 30:1883–1893.</w:t>
-      </w:r>
-      <w:r>
-        <w:t xml:space="preserve"> </w:t>
-      </w:r>
-      <w:hyperlink r:id="rId142">
-        <w:r>
-          <w:rPr>
-            <w:rStyle w:val="Hyperlink"/>
-          </w:rPr>
-          <w:t xml:space="preserve">https://doi.org/10.1111/1365-2435.12763</w:t>
-        </w:r>
-      </w:hyperlink>
-    </w:p>
-    <w:bookmarkEnd w:id="143"/>
-    <w:bookmarkStart w:id="145" w:name="ref-Kermorvant2019SpaBal"/>
-    <w:p>
-      <w:pPr>
-        <w:pStyle w:val="Bibliography"/>
-      </w:pPr>
-      <w:r>
-        <w:t xml:space="preserve">Kermorvant C, D’Amico F, Bru N, et al (2019) Spatially balanced sampling designs for environmental surveys. Environ Monit Assess 191:524.</w:t>
-      </w:r>
-      <w:r>
-        <w:t xml:space="preserve"> </w:t>
-      </w:r>
-      <w:hyperlink r:id="rId144">
-        <w:r>
-          <w:rPr>
-            <w:rStyle w:val="Hyperlink"/>
-          </w:rPr>
-          <w:t xml:space="preserve">https://doi.org/10.1007/s10661-019-7666-y</w:t>
-        </w:r>
-      </w:hyperlink>
-    </w:p>
-    <w:bookmarkEnd w:id="145"/>
-    <w:bookmarkStart w:id="147" w:name="ref-Kissling2024ModEff"/>
-    <w:p>
-      <w:pPr>
-        <w:pStyle w:val="Bibliography"/>
-      </w:pPr>
-      <w:r>
-        <w:t xml:space="preserve">Kissling WD, Breeze TD, Liquete C, et al (2024)</w:t>
-      </w:r>
-      <w:r>
-        <w:t xml:space="preserve"> </w:t>
-      </w:r>
-      <w:hyperlink r:id="rId146">
-        <w:r>
-          <w:rPr>
-            <w:rStyle w:val="Hyperlink"/>
-          </w:rPr>
-          <w:t xml:space="preserve">Towards a modern and efficient</w:t>
-        </w:r>
-        <w:r>
-          <w:rPr>
-            <w:rStyle w:val="Hyperlink"/>
-          </w:rPr>
-          <w:t xml:space="preserve"> </w:t>
-        </w:r>
-        <w:r>
-          <w:rPr>
-            <w:rStyle w:val="Hyperlink"/>
-          </w:rPr>
-          <w:t xml:space="preserve">European</w:t>
-        </w:r>
-        <w:r>
-          <w:rPr>
-            <w:rStyle w:val="Hyperlink"/>
-          </w:rPr>
-          <w:t xml:space="preserve"> </w:t>
-        </w:r>
-        <w:r>
-          <w:rPr>
-            <w:rStyle w:val="Hyperlink"/>
-          </w:rPr>
-          <w:t xml:space="preserve">biodiversity observation network fit for multiple policies</w:t>
-        </w:r>
-      </w:hyperlink>
-    </w:p>
-    <w:bookmarkEnd w:id="147"/>
-    <w:bookmarkStart w:id="149" w:name="ref-Lange2023ActLea"/>
-    <w:p>
-      <w:pPr>
-        <w:pStyle w:val="Bibliography"/>
-      </w:pPr>
-      <w:r>
-        <w:t xml:space="preserve">Lange C, Cole E, Van Horn G, Mac Aodha O (2023)</w:t>
-      </w:r>
-      <w:r>
-        <w:t xml:space="preserve"> </w:t>
-      </w:r>
-      <w:hyperlink r:id="rId148">
-        <w:r>
-          <w:rPr>
-            <w:rStyle w:val="Hyperlink"/>
-          </w:rPr>
-          <w:t xml:space="preserve">Active</w:t>
-        </w:r>
-        <w:r>
-          <w:rPr>
-            <w:rStyle w:val="Hyperlink"/>
-          </w:rPr>
-          <w:t xml:space="preserve"> </w:t>
-        </w:r>
-        <w:r>
-          <w:rPr>
-            <w:rStyle w:val="Hyperlink"/>
-          </w:rPr>
-          <w:t xml:space="preserve">Learning-Based Species Range Estimation</w:t>
-        </w:r>
-      </w:hyperlink>
-      <w:r>
-        <w:t xml:space="preserve">. Advances in Neural Information Processing Systems 36:41892–41913</w:t>
-      </w:r>
-    </w:p>
-    <w:bookmarkEnd w:id="149"/>
-    <w:bookmarkStart w:id="150" w:name="ref-Lewis1994SeqAlg"/>
-    <w:p>
-      <w:pPr>
-        <w:pStyle w:val="Bibliography"/>
-      </w:pPr>
-      <w:r>
-        <w:t xml:space="preserve">Lewis DD, Gale WA (1994) A sequential algorithm for training text classifiers. In: Proceedings of the 17th annual international</w:t>
-      </w:r>
-      <w:r>
-        <w:t xml:space="preserve"> </w:t>
-      </w:r>
-      <w:r>
-        <w:t xml:space="preserve">ACM SIGIR</w:t>
-      </w:r>
-      <w:r>
-        <w:t xml:space="preserve"> </w:t>
-      </w:r>
-      <w:r>
-        <w:t xml:space="preserve">conference on</w:t>
-      </w:r>
-      <w:r>
-        <w:t xml:space="preserve"> </w:t>
-      </w:r>
-      <w:r>
-        <w:t xml:space="preserve">Research</w:t>
-      </w:r>
-      <w:r>
-        <w:t xml:space="preserve"> </w:t>
-      </w:r>
-      <w:r>
-        <w:t xml:space="preserve">and development in information retrieval. Springer-Verlag, Berlin, Heidelberg, pp 3–12</w:t>
-      </w:r>
-    </w:p>
-    <w:bookmarkEnd w:id="150"/>
-    <w:bookmarkStart w:id="152" w:name="ref-Malek2019OptFie"/>
-    <w:p>
-      <w:pPr>
-        <w:pStyle w:val="Bibliography"/>
-      </w:pPr>
-      <w:r>
-        <w:t xml:space="preserve">Malek S, Miglietta F, Gobakken T, et al (2019) Optimizing</w:t>
-      </w:r>
-      <w:r>
-        <w:t xml:space="preserve"> </w:t>
-      </w:r>
-      <w:r>
-        <w:t xml:space="preserve">Field Data Collection</w:t>
-      </w:r>
-      <w:r>
-        <w:t xml:space="preserve"> </w:t>
-      </w:r>
-      <w:r>
-        <w:t xml:space="preserve">for</w:t>
-      </w:r>
-      <w:r>
-        <w:t xml:space="preserve"> </w:t>
-      </w:r>
-      <w:r>
-        <w:t xml:space="preserve">Individual Tree Attribute Predictions Using Active Learning Methods</w:t>
-      </w:r>
-      <w:r>
-        <w:t xml:space="preserve">. Remote Sensing 11:949.</w:t>
-      </w:r>
-      <w:r>
-        <w:t xml:space="preserve"> </w:t>
-      </w:r>
-      <w:hyperlink r:id="rId151">
-        <w:r>
-          <w:rPr>
-            <w:rStyle w:val="Hyperlink"/>
-          </w:rPr>
-          <w:t xml:space="preserve">https://doi.org/10.3390/rs11080949</w:t>
-        </w:r>
-      </w:hyperlink>
-    </w:p>
-    <w:bookmarkEnd w:id="152"/>
-    <w:bookmarkStart w:id="154" w:name="ref-McCann2007ProBio"/>
-    <w:p>
-      <w:pPr>
-        <w:pStyle w:val="Bibliography"/>
-      </w:pPr>
-      <w:r>
-        <w:t xml:space="preserve">McCann K (2007) Protecting biostructure. Nature 446:29–29.</w:t>
-      </w:r>
-      <w:r>
-        <w:t xml:space="preserve"> </w:t>
-      </w:r>
-      <w:hyperlink r:id="rId153">
-        <w:r>
-          <w:rPr>
-            <w:rStyle w:val="Hyperlink"/>
-          </w:rPr>
-          <w:t xml:space="preserve">https://doi.org/10.1038/446029a</w:t>
-        </w:r>
-      </w:hyperlink>
-    </w:p>
-    <w:bookmarkEnd w:id="154"/>
-    <w:bookmarkStart w:id="156" w:name="ref-McLeod2021SamAsy"/>
-    <w:p>
-      <w:pPr>
-        <w:pStyle w:val="Bibliography"/>
-      </w:pPr>
-      <w:r>
-        <w:t xml:space="preserve">McLeod A, Leroux SJ, Gravel D, et al (2021) Sampling and asymptotic network properties of spatial multi-trophic networks. Oikos 130:2250–2259.</w:t>
-      </w:r>
-      <w:r>
-        <w:t xml:space="preserve"> </w:t>
-      </w:r>
-      <w:hyperlink r:id="rId155">
-        <w:r>
-          <w:rPr>
-            <w:rStyle w:val="Hyperlink"/>
-          </w:rPr>
-          <w:t xml:space="preserve">https://doi.org/10.1111/oik.08650</w:t>
-        </w:r>
-      </w:hyperlink>
-    </w:p>
-    <w:bookmarkEnd w:id="156"/>
-    <w:bookmarkStart w:id="158" w:name="ref-Mestre2022DisFoo"/>
-    <w:p>
-      <w:pPr>
-        <w:pStyle w:val="Bibliography"/>
-      </w:pPr>
-      <w:r>
-        <w:t xml:space="preserve">Mestre F, Gravel D, García-Callejas D, et al (2022) Disentangling food-web environment relationships:</w:t>
-      </w:r>
-      <w:r>
-        <w:t xml:space="preserve"> </w:t>
-      </w:r>
-      <w:r>
-        <w:t xml:space="preserve">A</w:t>
-      </w:r>
-      <w:r>
-        <w:t xml:space="preserve"> </w:t>
-      </w:r>
-      <w:r>
-        <w:t xml:space="preserve">review with guidelines. Basic and Applied Ecology 61:102–115.</w:t>
-      </w:r>
-      <w:r>
-        <w:t xml:space="preserve"> </w:t>
-      </w:r>
-      <w:hyperlink r:id="rId157">
-        <w:r>
-          <w:rPr>
-            <w:rStyle w:val="Hyperlink"/>
-          </w:rPr>
-          <w:t xml:space="preserve">https://doi.org/10.1016/j.baae.2022.03.011</w:t>
-        </w:r>
-      </w:hyperlink>
-    </w:p>
-    <w:bookmarkEnd w:id="158"/>
-    <w:bookmarkStart w:id="160" w:name="ref-Moracho2025RebEco"/>
-    <w:p>
-      <w:pPr>
-        <w:pStyle w:val="Bibliography"/>
-      </w:pPr>
-      <w:r>
-        <w:t xml:space="preserve">Moracho E, Normand S, Ordonez A (2025) Rebuilding ecological networks:</w:t>
-      </w:r>
-      <w:r>
-        <w:t xml:space="preserve"> </w:t>
-      </w:r>
-      <w:r>
-        <w:t xml:space="preserve">A</w:t>
-      </w:r>
-      <w:r>
-        <w:t xml:space="preserve"> </w:t>
-      </w:r>
-      <w:r>
-        <w:t xml:space="preserve">multi-scale approach to global restoration. Biological Conservation 312:111477.</w:t>
-      </w:r>
-      <w:r>
-        <w:t xml:space="preserve"> </w:t>
-      </w:r>
-      <w:hyperlink r:id="rId159">
-        <w:r>
-          <w:rPr>
-            <w:rStyle w:val="Hyperlink"/>
-          </w:rPr>
-          <w:t xml:space="preserve">https://doi.org/10.1016/j.biocon.2025.111477</w:t>
-        </w:r>
-      </w:hyperlink>
-    </w:p>
-    <w:bookmarkEnd w:id="160"/>
-    <w:bookmarkStart w:id="162" w:name="ref-Morales-Castilla2015InfBio"/>
-    <w:p>
-      <w:pPr>
-        <w:pStyle w:val="Bibliography"/>
-      </w:pPr>
-      <w:r>
-        <w:t xml:space="preserve">Morales-Castilla I, Matias MG, Gravel D, Araújo MB (2015) Inferring biotic interactions from proxies. Trends in Ecology &amp; Evolution 30:347–356.</w:t>
-      </w:r>
-      <w:r>
-        <w:t xml:space="preserve"> </w:t>
-      </w:r>
-      <w:hyperlink r:id="rId161">
-        <w:r>
-          <w:rPr>
-            <w:rStyle w:val="Hyperlink"/>
-          </w:rPr>
-          <w:t xml:space="preserve">https://doi.org/10.1016/j.tree.2015.03.014</w:t>
-        </w:r>
-      </w:hyperlink>
-    </w:p>
-    <w:bookmarkEnd w:id="162"/>
-    <w:bookmarkStart w:id="164" w:name="ref-Navarro2017MonBio"/>
-    <w:p>
-      <w:pPr>
-        <w:pStyle w:val="Bibliography"/>
-      </w:pPr>
-      <w:r>
-        <w:t xml:space="preserve">Navarro LM, Fernández N, Guerra C, et al (2017) Monitoring biodiversity change through effective global coordination. Current Opinion in Environmental Sustainability 29:158–169.</w:t>
-      </w:r>
-      <w:r>
-        <w:t xml:space="preserve"> </w:t>
-      </w:r>
-      <w:hyperlink r:id="rId163">
-        <w:r>
-          <w:rPr>
-            <w:rStyle w:val="Hyperlink"/>
-          </w:rPr>
-          <w:t xml:space="preserve">https://doi.org/10.1016/j.cosust.2018.02.005</w:t>
-        </w:r>
-      </w:hyperlink>
-    </w:p>
-    <w:bookmarkEnd w:id="164"/>
-    <w:bookmarkStart w:id="166" w:name="ref-Norman2025SitSel"/>
-    <w:p>
-      <w:pPr>
-        <w:pStyle w:val="Bibliography"/>
-      </w:pPr>
-      <w:r>
-        <w:t xml:space="preserve">Norman KE, Poisot T (2025) Site selection algorithms for optimal ecological monitoring design. Ecological Indicators 178:114104.</w:t>
-      </w:r>
-      <w:r>
-        <w:t xml:space="preserve"> </w:t>
-      </w:r>
-      <w:hyperlink r:id="rId165">
-        <w:r>
-          <w:rPr>
-            <w:rStyle w:val="Hyperlink"/>
-          </w:rPr>
-          <w:t xml:space="preserve">https://doi.org/10.1016/j.ecolind.2025.114104</w:t>
-        </w:r>
-      </w:hyperlink>
-    </w:p>
-    <w:bookmarkEnd w:id="166"/>
-    <w:bookmarkStart w:id="168" w:name="ref-Pires2017FriPar"/>
-    <w:p>
-      <w:pPr>
-        <w:pStyle w:val="Bibliography"/>
-      </w:pPr>
-      <w:r>
-        <w:t xml:space="preserve">Pires MM, Marquitti FMD, Guimarães PR (2017) The friendship paradox in species-rich ecological networks:</w:t>
-      </w:r>
-      <w:r>
-        <w:t xml:space="preserve"> </w:t>
-      </w:r>
-      <w:r>
-        <w:t xml:space="preserve">Implications</w:t>
-      </w:r>
-      <w:r>
-        <w:t xml:space="preserve"> </w:t>
-      </w:r>
-      <w:r>
-        <w:t xml:space="preserve">for conservation and monitoring. Biological Conservation 209:245–252.</w:t>
-      </w:r>
-      <w:r>
-        <w:t xml:space="preserve"> </w:t>
-      </w:r>
-      <w:hyperlink r:id="rId167">
-        <w:r>
-          <w:rPr>
-            <w:rStyle w:val="Hyperlink"/>
-          </w:rPr>
-          <w:t xml:space="preserve">https://doi.org/10.1016/j.biocon.2017.02.026</w:t>
-        </w:r>
-      </w:hyperlink>
-    </w:p>
-    <w:bookmarkEnd w:id="168"/>
-    <w:bookmarkStart w:id="170" w:name="ref-Poisot2023GuiPre"/>
-    <w:p>
-      <w:pPr>
-        <w:pStyle w:val="Bibliography"/>
-      </w:pPr>
-      <w:r>
-        <w:t xml:space="preserve">Poisot T (2023) Guidelines for the prediction of species interactions through binary classification. Methods in Ecology and Evolution 14:1333–1345.</w:t>
-      </w:r>
-      <w:r>
-        <w:t xml:space="preserve"> </w:t>
-      </w:r>
-      <w:hyperlink r:id="rId169">
-        <w:r>
-          <w:rPr>
-            <w:rStyle w:val="Hyperlink"/>
-          </w:rPr>
-          <w:t xml:space="preserve">https://doi.org/10.1111/2041-210X.14071</w:t>
-        </w:r>
-      </w:hyperlink>
-    </w:p>
-    <w:bookmarkEnd w:id="170"/>
-    <w:bookmarkStart w:id="172" w:name="ref-Poisot2024ConPre"/>
-    <w:p>
-      <w:pPr>
-        <w:pStyle w:val="Bibliography"/>
-      </w:pPr>
-      <w:r>
-        <w:t xml:space="preserve">Poisot T (2024)</w:t>
-      </w:r>
-      <w:r>
-        <w:t xml:space="preserve"> </w:t>
-      </w:r>
-      <w:hyperlink r:id="rId171">
-        <w:r>
-          <w:rPr>
-            <w:rStyle w:val="Hyperlink"/>
-          </w:rPr>
-          <w:t xml:space="preserve">Conformal</w:t>
-        </w:r>
-        <w:r>
-          <w:rPr>
-            <w:rStyle w:val="Hyperlink"/>
-          </w:rPr>
-          <w:t xml:space="preserve"> </w:t>
-        </w:r>
-        <w:r>
-          <w:rPr>
-            <w:rStyle w:val="Hyperlink"/>
-          </w:rPr>
-          <w:t xml:space="preserve">Prediction</w:t>
-        </w:r>
-        <w:r>
-          <w:rPr>
-            <w:rStyle w:val="Hyperlink"/>
-          </w:rPr>
-          <w:t xml:space="preserve"> </w:t>
-        </w:r>
-        <w:r>
-          <w:rPr>
-            <w:rStyle w:val="Hyperlink"/>
-          </w:rPr>
-          <w:t xml:space="preserve">quantifies the uncertainty of</w:t>
-        </w:r>
-        <w:r>
-          <w:rPr>
-            <w:rStyle w:val="Hyperlink"/>
-          </w:rPr>
-          <w:t xml:space="preserve"> </w:t>
-        </w:r>
-        <w:r>
-          <w:rPr>
-            <w:rStyle w:val="Hyperlink"/>
-          </w:rPr>
-          <w:t xml:space="preserve">Species Distribution Models</w:t>
-        </w:r>
-      </w:hyperlink>
-    </w:p>
-    <w:bookmarkEnd w:id="172"/>
-    <w:bookmarkStart w:id="174" w:name="ref-Poisot2021GloKno"/>
-    <w:p>
-      <w:pPr>
-        <w:pStyle w:val="Bibliography"/>
-      </w:pPr>
-      <w:r>
-        <w:t xml:space="preserve">Poisot T, Bergeron G, Cazelles K, et al (2021) Global knowledge gaps in species interaction networks data. Journal of Biogeography 48:1552–1563.</w:t>
-      </w:r>
-      <w:r>
-        <w:t xml:space="preserve"> </w:t>
-      </w:r>
-      <w:hyperlink r:id="rId173">
-        <w:r>
-          <w:rPr>
-            <w:rStyle w:val="Hyperlink"/>
-          </w:rPr>
-          <w:t xml:space="preserve">https://doi.org/10.1111/jbi.14127</w:t>
-        </w:r>
-      </w:hyperlink>
-    </w:p>
-    <w:bookmarkEnd w:id="174"/>
-    <w:bookmarkStart w:id="176" w:name="ref-Poisot2012DisSpe"/>
-    <w:p>
-      <w:pPr>
-        <w:pStyle w:val="Bibliography"/>
-      </w:pPr>
-      <w:r>
-        <w:t xml:space="preserve">Poisot T, Canard E, Mouillot D, et al (2012) The dissimilarity of species interaction networks. Ecology Letters 15:1353–1361.</w:t>
-      </w:r>
-      <w:r>
-        <w:t xml:space="preserve"> </w:t>
-      </w:r>
-      <w:hyperlink r:id="rId175">
-        <w:r>
-          <w:rPr>
-            <w:rStyle w:val="Hyperlink"/>
-          </w:rPr>
-          <w:t xml:space="preserve">https://doi.org/10.1111/ele.12002</w:t>
-        </w:r>
-      </w:hyperlink>
-    </w:p>
-    <w:bookmarkEnd w:id="176"/>
-    <w:bookmarkStart w:id="178" w:name="ref-Poisot2015SpeWhy"/>
-    <w:p>
-      <w:pPr>
-        <w:pStyle w:val="Bibliography"/>
-      </w:pPr>
-      <w:r>
-        <w:t xml:space="preserve">Poisot T, Stouffer DB, Gravel D (2015) Beyond species: Why ecological interaction networks vary through space and time. Oikos 124:243–251.</w:t>
-      </w:r>
-      <w:r>
-        <w:t xml:space="preserve"> </w:t>
-      </w:r>
-      <w:hyperlink r:id="rId177">
-        <w:r>
-          <w:rPr>
-            <w:rStyle w:val="Hyperlink"/>
-          </w:rPr>
-          <w:t xml:space="preserve">https://doi.org/10.1111/oik.01719</w:t>
-        </w:r>
-      </w:hyperlink>
-    </w:p>
-    <w:bookmarkEnd w:id="178"/>
-    <w:bookmarkStart w:id="180" w:name="ref-Preston1948ComRar"/>
-    <w:p>
-      <w:pPr>
-        <w:pStyle w:val="Bibliography"/>
-      </w:pPr>
-      <w:r>
-        <w:t xml:space="preserve">Preston FW (1948) The</w:t>
-      </w:r>
-      <w:r>
-        <w:t xml:space="preserve"> </w:t>
-      </w:r>
-      <w:r>
-        <w:t xml:space="preserve">Commonness</w:t>
-      </w:r>
-      <w:r>
-        <w:t xml:space="preserve">,</w:t>
-      </w:r>
-      <w:r>
-        <w:t xml:space="preserve"> </w:t>
-      </w:r>
-      <w:r>
-        <w:t xml:space="preserve">And Rarity</w:t>
-      </w:r>
-      <w:r>
-        <w:t xml:space="preserve">, of</w:t>
-      </w:r>
-      <w:r>
-        <w:t xml:space="preserve"> </w:t>
-      </w:r>
-      <w:r>
-        <w:t xml:space="preserve">Species</w:t>
-      </w:r>
-      <w:r>
-        <w:t xml:space="preserve">. Ecology 29:254–283.</w:t>
-      </w:r>
-      <w:r>
-        <w:t xml:space="preserve"> </w:t>
-      </w:r>
-      <w:hyperlink r:id="rId179">
-        <w:r>
-          <w:rPr>
-            <w:rStyle w:val="Hyperlink"/>
-          </w:rPr>
-          <w:t xml:space="preserve">https://doi.org/10.2307/1930989</w:t>
-        </w:r>
-      </w:hyperlink>
-    </w:p>
-    <w:bookmarkEnd w:id="180"/>
-    <w:bookmarkStart w:id="182" w:name="ref-RejiChacko2025SpeLos"/>
-    <w:p>
-      <w:pPr>
-        <w:pStyle w:val="Bibliography"/>
-      </w:pPr>
-      <w:r>
-        <w:t xml:space="preserve">Reji Chacko M, Albouy C, Altermatt F, et al (2025) Species loss in key habitats accelerates regional food web disruption. Commun Biol 8:988.</w:t>
-      </w:r>
-      <w:r>
-        <w:t xml:space="preserve"> </w:t>
-      </w:r>
-      <w:hyperlink r:id="rId181">
-        <w:r>
-          <w:rPr>
-            <w:rStyle w:val="Hyperlink"/>
-          </w:rPr>
-          <w:t xml:space="preserve">https://doi.org/10.1038/s42003-025-08396-y</w:t>
-        </w:r>
-      </w:hyperlink>
-    </w:p>
-    <w:bookmarkEnd w:id="182"/>
-    <w:bookmarkStart w:id="184" w:name="ref-Rioux2022TroNic"/>
-    <w:p>
-      <w:pPr>
-        <w:pStyle w:val="Bibliography"/>
-      </w:pPr>
-      <w:r>
-        <w:t xml:space="preserve">Rioux È, Pelletier F, St-Laurent M-H (2022) Trophic niche partitioning between two prey and their incidental predators revealed various threats for an endangered species. Ecology and Evolution 12:e8742.</w:t>
-      </w:r>
-      <w:r>
-        <w:t xml:space="preserve"> </w:t>
-      </w:r>
-      <w:hyperlink r:id="rId183">
-        <w:r>
-          <w:rPr>
-            <w:rStyle w:val="Hyperlink"/>
-          </w:rPr>
-          <w:t xml:space="preserve">https://doi.org/10.1002/ece3.8742</w:t>
-        </w:r>
-      </w:hyperlink>
-    </w:p>
-    <w:bookmarkEnd w:id="184"/>
-    <w:bookmarkStart w:id="185" w:name="ref-Robertson2013BasBal"/>
-    <w:p>
-      <w:pPr>
-        <w:pStyle w:val="Bibliography"/>
-      </w:pPr>
-      <w:r>
-        <w:t xml:space="preserve">Robertson BL, Brown JA, McDonald T, Jaksons P (2013)</w:t>
-      </w:r>
-      <w:r>
-        <w:t xml:space="preserve"> </w:t>
-      </w:r>
-      <w:r>
-        <w:t xml:space="preserve">BAS</w:t>
-      </w:r>
-      <w:r>
-        <w:t xml:space="preserve">:</w:t>
-      </w:r>
-      <w:r>
-        <w:t xml:space="preserve"> </w:t>
-      </w:r>
-      <w:r>
-        <w:t xml:space="preserve">Balanced</w:t>
-      </w:r>
-      <w:r>
-        <w:t xml:space="preserve"> </w:t>
-      </w:r>
-      <w:r>
-        <w:t xml:space="preserve">acceptance sampling of natural resources. Biometrics 69:776–784</w:t>
-      </w:r>
-    </w:p>
-    <w:bookmarkEnd w:id="185"/>
-    <w:bookmarkStart w:id="187" w:name="ref-Robertson2017ModBal"/>
-    <w:p>
-      <w:pPr>
-        <w:pStyle w:val="Bibliography"/>
-      </w:pPr>
-      <w:r>
-        <w:t xml:space="preserve">Robertson BL, McDonald T, Price CJ, Brown JA (2017) A modification of balanced acceptance sampling. Statistics &amp; Probability Letters 129:107–112.</w:t>
-      </w:r>
-      <w:r>
-        <w:t xml:space="preserve"> </w:t>
-      </w:r>
-      <w:hyperlink r:id="rId186">
-        <w:r>
-          <w:rPr>
-            <w:rStyle w:val="Hyperlink"/>
-          </w:rPr>
-          <w:t xml:space="preserve">https://doi.org/10.1016/j.spl.2017.05.004</w:t>
-        </w:r>
-      </w:hyperlink>
-    </w:p>
-    <w:bookmarkEnd w:id="187"/>
-    <w:bookmarkStart w:id="189" w:name="ref-Robertson2024WelSam"/>
-    <w:p>
-      <w:pPr>
-        <w:pStyle w:val="Bibliography"/>
-      </w:pPr>
-      <w:r>
-        <w:t xml:space="preserve">Robertson B, Price C, Reale M (2024) Well-spread samples with dynamic sample sizes. Biometrics 80:ujae026.</w:t>
-      </w:r>
-      <w:r>
-        <w:t xml:space="preserve"> </w:t>
-      </w:r>
-      <w:hyperlink r:id="rId188">
-        <w:r>
-          <w:rPr>
-            <w:rStyle w:val="Hyperlink"/>
-          </w:rPr>
-          <w:t xml:space="preserve">https://doi.org/10.1093/biomtc/ujae026</w:t>
-        </w:r>
-      </w:hyperlink>
-    </w:p>
-    <w:bookmarkEnd w:id="189"/>
-    <w:bookmarkStart w:id="191" w:name="ref-Santana2025LarBio"/>
-    <w:p>
-      <w:pPr>
-        <w:pStyle w:val="Bibliography"/>
-      </w:pPr>
-      <w:r>
-        <w:t xml:space="preserve">Santana J, Porto M, Morán-Ordóñez A, et al (2025) Large</w:t>
-      </w:r>
-      <w:r>
-        <w:t xml:space="preserve"> </w:t>
-      </w:r>
-      <w:r>
-        <w:t xml:space="preserve">Biodiversity Monitoring Gaps Remain Across Europe</w:t>
-      </w:r>
-      <w:r>
-        <w:t xml:space="preserve">. Conservation Letters 18:e13134.</w:t>
-      </w:r>
-      <w:r>
-        <w:t xml:space="preserve"> </w:t>
-      </w:r>
-      <w:hyperlink r:id="rId190">
-        <w:r>
-          <w:rPr>
-            <w:rStyle w:val="Hyperlink"/>
-          </w:rPr>
-          <w:t xml:space="preserve">https://doi.org/10.1111/conl.13134</w:t>
-        </w:r>
-      </w:hyperlink>
-    </w:p>
-    <w:bookmarkEnd w:id="191"/>
-    <w:bookmarkStart w:id="193" w:name="ref-Settles2009ActLea"/>
-    <w:p>
-      <w:pPr>
-        <w:pStyle w:val="Bibliography"/>
-      </w:pPr>
-      <w:r>
-        <w:t xml:space="preserve">Settles B (2009)</w:t>
-      </w:r>
-      <w:r>
-        <w:t xml:space="preserve"> </w:t>
-      </w:r>
-      <w:hyperlink r:id="rId192">
-        <w:r>
-          <w:rPr>
-            <w:rStyle w:val="Hyperlink"/>
-          </w:rPr>
-          <w:t xml:space="preserve">Active</w:t>
-        </w:r>
-        <w:r>
-          <w:rPr>
-            <w:rStyle w:val="Hyperlink"/>
-          </w:rPr>
-          <w:t xml:space="preserve"> </w:t>
-        </w:r>
-        <w:r>
-          <w:rPr>
-            <w:rStyle w:val="Hyperlink"/>
-          </w:rPr>
-          <w:t xml:space="preserve">Learning Literature Survey</w:t>
-        </w:r>
-      </w:hyperlink>
-      <w:r>
-        <w:t xml:space="preserve">. University of Wisconsin-Madison Department of Computer Sciences</w:t>
-      </w:r>
-    </w:p>
-    <w:bookmarkEnd w:id="193"/>
-    <w:bookmarkStart w:id="195" w:name="ref-Simard2024ResSui"/>
-    <w:p>
-      <w:pPr>
-        <w:pStyle w:val="Bibliography"/>
-      </w:pPr>
-      <w:r>
-        <w:t xml:space="preserve">Simard A (2024)</w:t>
-      </w:r>
-      <w:r>
-        <w:t xml:space="preserve"> </w:t>
-      </w:r>
-      <w:hyperlink r:id="rId194">
-        <w:r>
-          <w:rPr>
-            <w:rStyle w:val="Hyperlink"/>
-          </w:rPr>
-          <w:t xml:space="preserve">Le</w:t>
-        </w:r>
-        <w:r>
-          <w:rPr>
-            <w:rStyle w:val="Hyperlink"/>
-          </w:rPr>
-          <w:t xml:space="preserve"> </w:t>
-        </w:r>
-        <w:r>
-          <w:rPr>
-            <w:rStyle w:val="Hyperlink"/>
-          </w:rPr>
-          <w:t xml:space="preserve">Réseau</w:t>
-        </w:r>
-        <w:r>
-          <w:rPr>
-            <w:rStyle w:val="Hyperlink"/>
-          </w:rPr>
-          <w:t xml:space="preserve"> </w:t>
-        </w:r>
-        <w:r>
-          <w:rPr>
-            <w:rStyle w:val="Hyperlink"/>
-          </w:rPr>
-          <w:t xml:space="preserve">de suivi de la biodiversité: Un outil pour mesurer l’effet des changements climatiques sur notre patrimoine naturel</w:t>
-        </w:r>
-      </w:hyperlink>
-      <w:r>
-        <w:t xml:space="preserve">. Natura 4:13–22</w:t>
-      </w:r>
-    </w:p>
-    <w:bookmarkEnd w:id="195"/>
-    <w:bookmarkStart w:id="197" w:name="ref-Smith-Ramesh2017GloSyn"/>
-    <w:p>
-      <w:pPr>
-        <w:pStyle w:val="Bibliography"/>
-      </w:pPr>
-      <w:r>
-        <w:t xml:space="preserve">Smith-Ramesh LM, Moore AC, Schmitz OJ (2017) Global synthesis suggests that food web connectance correlates to invasion resistance. Global Change Biology 23:465–473.</w:t>
-      </w:r>
-      <w:r>
-        <w:t xml:space="preserve"> </w:t>
-      </w:r>
-      <w:hyperlink r:id="rId196">
-        <w:r>
-          <w:rPr>
-            <w:rStyle w:val="Hyperlink"/>
-          </w:rPr>
-          <w:t xml:space="preserve">https://doi.org/10.1111/gcb.13460</w:t>
-        </w:r>
-      </w:hyperlink>
-    </w:p>
-    <w:bookmarkEnd w:id="197"/>
-    <w:bookmarkStart w:id="199" w:name="ref-Thompson2017DisGov"/>
-    <w:p>
-      <w:pPr>
-        <w:pStyle w:val="Bibliography"/>
-      </w:pPr>
-      <w:r>
-        <w:t xml:space="preserve">Thompson PL, Gonzalez A (2017) Dispersal governs the reorganization of ecological networks under environmental change. Nat Ecol Evol 1:1–8.</w:t>
-      </w:r>
-      <w:r>
-        <w:t xml:space="preserve"> </w:t>
-      </w:r>
-      <w:hyperlink r:id="rId198">
-        <w:r>
-          <w:rPr>
-            <w:rStyle w:val="Hyperlink"/>
-          </w:rPr>
-          <w:t xml:space="preserve">https://doi.org/10.1038/s41559-017-0162</w:t>
-        </w:r>
-      </w:hyperlink>
-    </w:p>
-    <w:bookmarkEnd w:id="199"/>
-    <w:bookmarkStart w:id="201" w:name="ref-Tobias2025BioCon"/>
-    <w:p>
-      <w:pPr>
-        <w:pStyle w:val="Bibliography"/>
-      </w:pPr>
-      <w:r>
-        <w:t xml:space="preserve">Tobias JA, Bullock JM, Dicks LV, et al (2025) Biodiversity conservation requires integration of species-centric and process-based strategies. Proceedings of the National Academy of Sciences 122:e2410936122.</w:t>
-      </w:r>
-      <w:r>
-        <w:t xml:space="preserve"> </w:t>
-      </w:r>
-      <w:hyperlink r:id="rId200">
-        <w:r>
-          <w:rPr>
-            <w:rStyle w:val="Hyperlink"/>
-          </w:rPr>
-          <w:t xml:space="preserve">https://doi.org/10.1073/pnas.2410936122</w:t>
-        </w:r>
-      </w:hyperlink>
-    </w:p>
-    <w:bookmarkEnd w:id="201"/>
-    <w:bookmarkStart w:id="203" w:name="ref-UnitedNations1992ConBio"/>
-    <w:p>
-      <w:pPr>
-        <w:pStyle w:val="Bibliography"/>
-      </w:pPr>
-      <w:r>
-        <w:t xml:space="preserve">United Nations (1992)</w:t>
-      </w:r>
-      <w:r>
-        <w:t xml:space="preserve"> </w:t>
-      </w:r>
-      <w:hyperlink r:id="rId202">
-        <w:r>
-          <w:rPr>
-            <w:rStyle w:val="Hyperlink"/>
-          </w:rPr>
-          <w:t xml:space="preserve">Convention on</w:t>
-        </w:r>
-        <w:r>
-          <w:rPr>
-            <w:rStyle w:val="Hyperlink"/>
-          </w:rPr>
-          <w:t xml:space="preserve"> </w:t>
-        </w:r>
-        <w:r>
-          <w:rPr>
-            <w:rStyle w:val="Hyperlink"/>
-          </w:rPr>
-          <w:t xml:space="preserve">Biological Diversity</w:t>
-        </w:r>
-        <w:r>
-          <w:rPr>
-            <w:rStyle w:val="Hyperlink"/>
-          </w:rPr>
-          <w:t xml:space="preserve"> </w:t>
-        </w:r>
-        <w:r>
-          <w:rPr>
-            <w:rStyle w:val="Hyperlink"/>
-          </w:rPr>
-          <w:t xml:space="preserve">(text with annexes)</w:t>
-        </w:r>
-      </w:hyperlink>
-      <w:r>
-        <w:t xml:space="preserve">. United Nations, New Yoek</w:t>
-      </w:r>
-    </w:p>
-    <w:bookmarkEnd w:id="203"/>
-    <w:bookmarkStart w:id="205" w:name="ref-Valente2022LanLan"/>
-    <w:p>
-      <w:pPr>
-        <w:pStyle w:val="Bibliography"/>
-      </w:pPr>
-      <w:r>
-        <w:t xml:space="preserve">Valente JJ, Bennett RE, Gómez C, et al (2022) Land-sparing and land-sharing provide complementary benefits for conserving avian biodiversity in coffee-growing landscapes. Biological Conservation 270:109568.</w:t>
-      </w:r>
-      <w:r>
-        <w:t xml:space="preserve"> </w:t>
-      </w:r>
-      <w:hyperlink r:id="rId204">
-        <w:r>
-          <w:rPr>
-            <w:rStyle w:val="Hyperlink"/>
-          </w:rPr>
-          <w:t xml:space="preserve">https://doi.org/10.1016/j.biocon.2022.109568</w:t>
-        </w:r>
-      </w:hyperlink>
-    </w:p>
-    <w:bookmarkEnd w:id="205"/>
-    <w:bookmarkStart w:id="207" w:name="ref-Valiente-Banuet2015SpeLos"/>
-    <w:p>
-      <w:pPr>
-        <w:pStyle w:val="Bibliography"/>
-      </w:pPr>
-      <w:r>
-        <w:t xml:space="preserve">Valiente-Banuet A, Aizen MA, Alcántara JM, et al (2015) Beyond species loss: The extinction of ecological interactions in a changing world. Functional Ecology 29:299–307.</w:t>
-      </w:r>
-      <w:r>
-        <w:t xml:space="preserve"> </w:t>
-      </w:r>
-      <w:hyperlink r:id="rId206">
-        <w:r>
-          <w:rPr>
-            <w:rStyle w:val="Hyperlink"/>
-          </w:rPr>
-          <w:t xml:space="preserve">https://doi.org/10.1111/1365-2435.12356</w:t>
-        </w:r>
-      </w:hyperlink>
-    </w:p>
-    <w:bookmarkEnd w:id="207"/>
-    <w:bookmarkStart w:id="209" w:name="ref-vanDam-Bates2018UsiBal"/>
-    <w:p>
-      <w:pPr>
-        <w:pStyle w:val="Bibliography"/>
-      </w:pPr>
-      <w:r>
-        <w:t xml:space="preserve">van Dam-Bates P, Gansell O, Robertson B (2018) Using balanced acceptance sampling as a master sample for environmental surveys. Methods in Ecology and Evolution 9:1718–1726.</w:t>
-      </w:r>
-      <w:r>
-        <w:t xml:space="preserve"> </w:t>
-      </w:r>
-      <w:hyperlink r:id="rId208">
-        <w:r>
-          <w:rPr>
-            <w:rStyle w:val="Hyperlink"/>
-          </w:rPr>
-          <w:t xml:space="preserve">https://doi.org/10.1111/2041-210X.13003</w:t>
-        </w:r>
-      </w:hyperlink>
-    </w:p>
-    <w:bookmarkEnd w:id="209"/>
-    <w:bookmarkStart w:id="211" w:name="ref-Vizentin-Bugoni2016InfSam"/>
-    <w:p>
-      <w:pPr>
-        <w:pStyle w:val="Bibliography"/>
-      </w:pPr>
-      <w:r>
-        <w:t xml:space="preserve">Vizentin-Bugoni J, Maruyama PK, Debastiani VJ, et al (2016) Influences of sampling effort on detected patterns and structuring processes of a</w:t>
-      </w:r>
-      <w:r>
-        <w:t xml:space="preserve"> </w:t>
-      </w:r>
-      <w:r>
-        <w:t xml:space="preserve">Neotropical</w:t>
-      </w:r>
-      <w:r>
-        <w:t xml:space="preserve"> </w:t>
-      </w:r>
-      <w:r>
-        <w:t xml:space="preserve">plant–hummingbird network. Journal of Animal Ecology 85:262–272.</w:t>
-      </w:r>
-      <w:r>
-        <w:t xml:space="preserve"> </w:t>
-      </w:r>
-      <w:hyperlink r:id="rId210">
-        <w:r>
-          <w:rPr>
-            <w:rStyle w:val="Hyperlink"/>
-          </w:rPr>
-          <w:t xml:space="preserve">https://doi.org/10.1111/1365-2656.12459</w:t>
-        </w:r>
-      </w:hyperlink>
-    </w:p>
-    <w:bookmarkEnd w:id="211"/>
-    <w:bookmarkStart w:id="213" w:name="ref-Williams2000SimRul"/>
-    <w:p>
-      <w:pPr>
-        <w:pStyle w:val="Bibliography"/>
-      </w:pPr>
-      <w:r>
-        <w:t xml:space="preserve">Williams RJ, Martinez ND (2000) Simple rules yield complex food webs. Nature 404:180–183.</w:t>
-      </w:r>
-      <w:r>
-        <w:t xml:space="preserve"> </w:t>
-      </w:r>
-      <w:hyperlink r:id="rId212">
-        <w:r>
-          <w:rPr>
-            <w:rStyle w:val="Hyperlink"/>
-          </w:rPr>
-          <w:t xml:space="preserve">https://doi.org/10.1038/35004572</w:t>
-        </w:r>
-      </w:hyperlink>
-    </w:p>
-    <w:bookmarkEnd w:id="213"/>
-    <w:bookmarkStart w:id="215" w:name="ref-Williams2008SucIts"/>
-    <w:p>
-      <w:pPr>
-        <w:pStyle w:val="Bibliography"/>
-      </w:pPr>
-      <w:r>
-        <w:t xml:space="preserve">Williams RJ, Martinez ND (2008) Success and its limits among structural models of complex food webs. Journal of Animal Ecology 77:512–519.</w:t>
-      </w:r>
-      <w:r>
-        <w:t xml:space="preserve"> </w:t>
-      </w:r>
-      <w:hyperlink r:id="rId214">
-        <w:r>
-          <w:rPr>
-            <w:rStyle w:val="Hyperlink"/>
-          </w:rPr>
-          <w:t xml:space="preserve">https://doi.org/10.1111/j.1365-2656.2008.01362.x</w:t>
-        </w:r>
-      </w:hyperlink>
-    </w:p>
-    <w:bookmarkEnd w:id="215"/>
-    <w:bookmarkStart w:id="217" w:name="ref-Willig2023ProBio"/>
-    <w:p>
-      <w:pPr>
-        <w:pStyle w:val="Bibliography"/>
-      </w:pPr>
-      <w:r>
-        <w:t xml:space="preserve">Willig MR, Presley SJ, Klingbeil BT, et al (2023) Protecting biodiversity via conservation networks:</w:t>
-      </w:r>
-      <w:r>
-        <w:t xml:space="preserve"> </w:t>
-      </w:r>
-      <w:r>
-        <w:t xml:space="preserve">Taxonomic</w:t>
-      </w:r>
-      <w:r>
-        <w:t xml:space="preserve">, functional, and phylogenetic considerations. Biological Conservation 278:109876.</w:t>
-      </w:r>
-      <w:r>
-        <w:t xml:space="preserve"> </w:t>
-      </w:r>
-      <w:hyperlink r:id="rId216">
-        <w:r>
-          <w:rPr>
-            <w:rStyle w:val="Hyperlink"/>
-          </w:rPr>
-          <w:t xml:space="preserve">https://doi.org/10.1016/j.biocon.2022.109876</w:t>
-        </w:r>
-      </w:hyperlink>
-    </w:p>
-    <w:bookmarkEnd w:id="217"/>
-    <w:bookmarkStart w:id="219" w:name="ref-Windsor2023UsiEco"/>
-    <w:p>
-      <w:pPr>
-        <w:pStyle w:val="Bibliography"/>
-      </w:pPr>
-      <w:r>
-        <w:t xml:space="preserve">Windsor FM, van den Hoogen J, Crowther TW, Evans DM (2023) Using ecological networks to answer questions in global biogeography and ecology. Journal of Biogeography 50:57–69.</w:t>
-      </w:r>
-      <w:r>
-        <w:t xml:space="preserve"> </w:t>
-      </w:r>
-      <w:hyperlink r:id="rId218">
-        <w:r>
-          <w:rPr>
-            <w:rStyle w:val="Hyperlink"/>
-          </w:rPr>
-          <w:t xml:space="preserve">https://doi.org/10.1111/jbi.14447</w:t>
-        </w:r>
-      </w:hyperlink>
-    </w:p>
-    <w:bookmarkEnd w:id="219"/>
-    <w:bookmarkStart w:id="221" w:name="ref-Wood2015EffSpa"/>
-    <w:p>
-      <w:pPr>
-        <w:pStyle w:val="Bibliography"/>
-      </w:pPr>
-      <w:r>
-        <w:t xml:space="preserve">Wood SA, Russell R, Hanson D, et al (2015) Effects of spatial scale of sampling on food web structure. Ecology and Evolution 5:3769–3782.</w:t>
-      </w:r>
-      <w:r>
-        <w:t xml:space="preserve"> </w:t>
-      </w:r>
-      <w:hyperlink r:id="rId220">
-        <w:r>
-          <w:rPr>
-            <w:rStyle w:val="Hyperlink"/>
-          </w:rPr>
-          <w:t xml:space="preserve">https://doi.org/10.1002/ece3.1640</w:t>
-        </w:r>
-      </w:hyperlink>
-    </w:p>
-    <w:bookmarkEnd w:id="221"/>
-    <w:bookmarkStart w:id="223" w:name="ref-Xu2017OptMon"/>
-    <w:p>
-      <w:pPr>
-        <w:pStyle w:val="Bibliography"/>
-      </w:pPr>
-      <w:r>
-        <w:t xml:space="preserve">Xu H, Cao M, Wu Y, et al (2017) Optimized monitoring sites for detection of biodiversity trends in</w:t>
-      </w:r>
-      <w:r>
-        <w:t xml:space="preserve"> </w:t>
-      </w:r>
-      <w:r>
-        <w:t xml:space="preserve">China</w:t>
-      </w:r>
-      <w:r>
-        <w:t xml:space="preserve">. Biodivers Conserv 26:1959–1971.</w:t>
-      </w:r>
-      <w:r>
-        <w:t xml:space="preserve"> </w:t>
-      </w:r>
-      <w:hyperlink r:id="rId222">
-        <w:r>
-          <w:rPr>
-            <w:rStyle w:val="Hyperlink"/>
-          </w:rPr>
-          <w:t xml:space="preserve">https://doi.org/10.1007/s10531-017-1339-3</w:t>
-        </w:r>
-      </w:hyperlink>
-    </w:p>
-    <w:bookmarkEnd w:id="223"/>
-    <w:bookmarkStart w:id="225" w:name="ref-Yi2022ChiBio"/>
-    <w:p>
-      <w:pPr>
-        <w:pStyle w:val="Bibliography"/>
-      </w:pPr>
-      <w:r>
-        <w:t xml:space="preserve">Yi J, Ma F, Li J, et al (2022) China</w:t>
-      </w:r>
-      <w:r>
-        <w:t xml:space="preserve"> </w:t>
-      </w:r>
-      <w:r>
-        <w:t xml:space="preserve">Biodiversity Observation Network</w:t>
-      </w:r>
-      <w:r>
-        <w:t xml:space="preserve"> </w:t>
-      </w:r>
-      <w:r>
-        <w:t xml:space="preserve">for better global sustainability developments. Eco-Environment &amp; Health 1:201–203.</w:t>
-      </w:r>
-      <w:r>
-        <w:t xml:space="preserve"> </w:t>
-      </w:r>
-      <w:hyperlink r:id="rId224">
-        <w:r>
-          <w:rPr>
-            <w:rStyle w:val="Hyperlink"/>
-          </w:rPr>
-          <w:t xml:space="preserve">https://doi.org/10.1016/j.eehl.2022.11.001</w:t>
-        </w:r>
-      </w:hyperlink>
-    </w:p>
-    <w:bookmarkEnd w:id="225"/>
-    <w:bookmarkEnd w:id="226"/>
-    <w:bookmarkEnd w:id="227"/>
     <w:sectPr>
       <w:footnotePr>
         <w:numRestart w:val="eachSect"/>

--- a/index.docx
+++ b/index.docx
@@ -5314,67 +5314,6 @@
         <w:t xml:space="preserve">Balanced Within Range performed similarly.</w:t>
       </w:r>
     </w:p>
-    <w:p>
-      <w:pPr>
-        <w:pStyle w:val="BodyText"/>
-      </w:pPr>
-      <w:r>
-        <w:t xml:space="preserve">Optimizing on the known species range, our proxy for an attainable level of</w:t>
-      </w:r>
-      <w:r>
-        <w:t xml:space="preserve"> </w:t>
-      </w:r>
-      <w:r>
-        <w:t xml:space="preserve">information an interested user might have, was more efficient at sampling the</w:t>
-      </w:r>
-      <w:r>
-        <w:t xml:space="preserve"> </w:t>
-      </w:r>
-      <w:r>
-        <w:t xml:space="preserve">focal species’ interactions than optimizing based on the probabilistic species</w:t>
-      </w:r>
-      <w:r>
-        <w:t xml:space="preserve"> </w:t>
-      </w:r>
-      <w:r>
-        <w:t xml:space="preserve">range or on species richness, effectively sampling more than half of the</w:t>
-      </w:r>
-      <w:r>
-        <w:t xml:space="preserve"> </w:t>
-      </w:r>
-      <w:r>
-        <w:t xml:space="preserve">species’ interactions (</w:t>
-      </w:r>
-      <w:hyperlink w:anchor="fig-layers">
-        <w:r>
-          <w:rPr>
-            <w:rStyle w:val="Hyperlink"/>
-          </w:rPr>
-          <w:t xml:space="preserve">Figure 4</w:t>
-        </w:r>
-      </w:hyperlink>
-      <w:r>
-        <w:t xml:space="preserve">). In contrast, optimization based on the</w:t>
-      </w:r>
-      <w:r>
-        <w:t xml:space="preserve"> </w:t>
-      </w:r>
-      <w:r>
-        <w:t xml:space="preserve">location of realized interactions (our best-case scenario requiring a higher</w:t>
-      </w:r>
-      <w:r>
-        <w:t xml:space="preserve"> </w:t>
-      </w:r>
-      <w:r>
-        <w:t xml:space="preserve">level information) expectedly performed better, retrieving most of the species’</w:t>
-      </w:r>
-      <w:r>
-        <w:t xml:space="preserve"> </w:t>
-      </w:r>
-      <w:r>
-        <w:t xml:space="preserve">interactions.</w:t>
-      </w:r>
-    </w:p>
     <w:tbl>
       <w:tblPr>
         <w:tblStyle w:val="Table"/>
@@ -5531,7 +5470,60 @@
         <w:pStyle w:val="BodyText"/>
       </w:pPr>
       <w:r>
-        <w:t xml:space="preserve"> </w:t>
+        <w:t xml:space="preserve">Optimizing on the known species range, our proxy for an attainable level of</w:t>
+      </w:r>
+      <w:r>
+        <w:t xml:space="preserve"> </w:t>
+      </w:r>
+      <w:r>
+        <w:t xml:space="preserve">information an interested user might have, was more efficient at sampling the</w:t>
+      </w:r>
+      <w:r>
+        <w:t xml:space="preserve"> </w:t>
+      </w:r>
+      <w:r>
+        <w:t xml:space="preserve">focal species’ interactions than optimizing based on the probabilistic species</w:t>
+      </w:r>
+      <w:r>
+        <w:t xml:space="preserve"> </w:t>
+      </w:r>
+      <w:r>
+        <w:t xml:space="preserve">range or on species richness, effectively sampling more than half of the</w:t>
+      </w:r>
+      <w:r>
+        <w:t xml:space="preserve"> </w:t>
+      </w:r>
+      <w:r>
+        <w:t xml:space="preserve">species’ interactions (</w:t>
+      </w:r>
+      <w:hyperlink w:anchor="fig-layers">
+        <w:r>
+          <w:rPr>
+            <w:rStyle w:val="Hyperlink"/>
+          </w:rPr>
+          <w:t xml:space="preserve">Figure 4</w:t>
+        </w:r>
+      </w:hyperlink>
+      <w:r>
+        <w:t xml:space="preserve">). In contrast, optimization based on the</w:t>
+      </w:r>
+      <w:r>
+        <w:t xml:space="preserve"> </w:t>
+      </w:r>
+      <w:r>
+        <w:t xml:space="preserve">location of realized interactions (our best-case scenario requiring a higher</w:t>
+      </w:r>
+      <w:r>
+        <w:t xml:space="preserve"> </w:t>
+      </w:r>
+      <w:r>
+        <w:t xml:space="preserve">level information) expectedly performed better, retrieving most of the species’</w:t>
+      </w:r>
+      <w:r>
+        <w:t xml:space="preserve"> </w:t>
+      </w:r>
+      <w:r>
+        <w:t xml:space="preserve">interactions.</w:t>
       </w:r>
     </w:p>
     <w:tbl>

--- a/index.docx
+++ b/index.docx
@@ -5886,25 +5886,25 @@
               <w:pStyle w:val="ImageCaption"/>
             </w:pPr>
             <w:r>
-              <w:t xml:space="preserve">Figure 5: Within-simulation comparison of efficiency between samplers and optimization</w:t>
+              <w:t xml:space="preserve">Figure 5: Within-simulation comparison of efficiency between site selection strategies</w:t>
             </w:r>
             <w:r>
               <w:t xml:space="preserve"> </w:t>
             </w:r>
             <w:r>
-              <w:t xml:space="preserve">targets for 200 independent simulations. The comparison value is based on the</w:t>
+              <w:t xml:space="preserve">and optimization targets for 200 independent simulations. The comparison value</w:t>
             </w:r>
             <w:r>
               <w:t xml:space="preserve"> </w:t>
             </w:r>
             <w:r>
-              <w:t xml:space="preserve">number of sites required to document 80% of the focal species’ interactions</w:t>
+              <w:t xml:space="preserve">is based on the number of sites required to document 80% of the focal species’</w:t>
             </w:r>
             <w:r>
               <w:t xml:space="preserve"> </w:t>
             </w:r>
             <w:r>
-              <w:t xml:space="preserve">(</w:t>
+              <w:t xml:space="preserve">interactions (</w:t>
             </w:r>
             <m:oMath>
               <m:sSub>
@@ -5935,49 +5935,49 @@
               </w:r>
             </w:hyperlink>
             <w:r>
-              <w:t xml:space="preserve">. Negative values (in orange) indicate that</w:t>
+              <w:t xml:space="preserve">. Negative values (in orange)</w:t>
             </w:r>
             <w:r>
               <w:t xml:space="preserve"> </w:t>
             </w:r>
             <w:r>
-              <w:t xml:space="preserve">the compared option led to a more efficient sampling than its reference (faster</w:t>
+              <w:t xml:space="preserve">indicate that the compared option led to a more efficient sampling than its</w:t>
             </w:r>
             <w:r>
               <w:t xml:space="preserve"> </w:t>
             </w:r>
             <w:r>
-              <w:t xml:space="preserve">documentation of interactions), while positive values (in green) indicate it</w:t>
+              <w:t xml:space="preserve">reference (faster documentation of interactions), while positive values (in</w:t>
             </w:r>
             <w:r>
               <w:t xml:space="preserve"> </w:t>
             </w:r>
             <w:r>
-              <w:t xml:space="preserve">required a higher sampling effort. Equal values (in pink) have overlapping</w:t>
+              <w:t xml:space="preserve">green) indicate it required a higher sampling effort. Equal values (in pink)</w:t>
             </w:r>
             <w:r>
               <w:t xml:space="preserve"> </w:t>
             </w:r>
             <w:r>
-              <w:t xml:space="preserve">confidence intervals. The reference is the same on the two subpanels (Targeted</w:t>
+              <w:t xml:space="preserve">have overlapping confidence intervals. The reference is the same on the two</w:t>
             </w:r>
             <w:r>
               <w:t xml:space="preserve"> </w:t>
             </w:r>
             <w:r>
-              <w:t xml:space="preserve">Sampling using the focal species range) and was chosen to simplify the number of</w:t>
+              <w:t xml:space="preserve">subpanels (Targeted Sampling using the focal species range) and was chosen to</w:t>
             </w:r>
             <w:r>
               <w:t xml:space="preserve"> </w:t>
             </w:r>
             <w:r>
-              <w:t xml:space="preserve">comparisons displayed. All one-by-one comparisons are available in Supp.</w:t>
+              <w:t xml:space="preserve">simplify the number of comparisons displayed. All one-by-one comparisons are</w:t>
             </w:r>
             <w:r>
               <w:t xml:space="preserve"> </w:t>
             </w:r>
             <w:r>
-              <w:t xml:space="preserve">Mat.</w:t>
+              <w:t xml:space="preserve">available in Supp. Mat.</w:t>
             </w:r>
           </w:p>
           <w:bookmarkEnd w:id="42"/>
